--- a/docs/Solucion_OE3_Prototipo_funcional.docx
+++ b/docs/Solucion_OE3_Prototipo_funcional.docx
@@ -24,7 +24,7 @@
       <w:r>
         <w:fldChar w:fldCharType="separate"/>
       </w:r>
-      <w:hyperlink w:anchor="_Toc242194817" w:history="1">
+      <w:hyperlink w:anchor="_Toc242198204" w:history="1">
         <w:r>
           <w:rPr>
             <w:rStyle w:val="Hipervnculo"/>
@@ -51,7 +51,7 @@
             <w:noProof/>
             <w:webHidden/>
           </w:rPr>
-          <w:instrText xml:space="preserve"> PAGEREF _Toc242194817 \h </w:instrText>
+          <w:instrText xml:space="preserve"> PAGEREF _Toc242198204 \h </w:instrText>
         </w:r>
         <w:r>
           <w:rPr>
@@ -95,7 +95,7 @@
           <w14:ligatures w14:val="standardContextual"/>
         </w:rPr>
       </w:pPr>
-      <w:hyperlink w:anchor="_Toc242194818" w:history="1">
+      <w:hyperlink w:anchor="_Toc242198205" w:history="1">
         <w:r>
           <w:rPr>
             <w:rStyle w:val="Hipervnculo"/>
@@ -122,7 +122,7 @@
             <w:noProof/>
             <w:webHidden/>
           </w:rPr>
-          <w:instrText xml:space="preserve"> PAGEREF _Toc242194818 \h </w:instrText>
+          <w:instrText xml:space="preserve"> PAGEREF _Toc242198205 \h </w:instrText>
         </w:r>
         <w:r>
           <w:rPr>
@@ -166,7 +166,7 @@
           <w14:ligatures w14:val="standardContextual"/>
         </w:rPr>
       </w:pPr>
-      <w:hyperlink w:anchor="_Toc242194819" w:history="1">
+      <w:hyperlink w:anchor="_Toc242198206" w:history="1">
         <w:r>
           <w:rPr>
             <w:rStyle w:val="Hipervnculo"/>
@@ -193,7 +193,7 @@
             <w:noProof/>
             <w:webHidden/>
           </w:rPr>
-          <w:instrText xml:space="preserve"> PAGEREF _Toc242194819 \h </w:instrText>
+          <w:instrText xml:space="preserve"> PAGEREF _Toc242198206 \h </w:instrText>
         </w:r>
         <w:r>
           <w:rPr>
@@ -237,7 +237,7 @@
           <w14:ligatures w14:val="standardContextual"/>
         </w:rPr>
       </w:pPr>
-      <w:hyperlink w:anchor="_Toc242194820" w:history="1">
+      <w:hyperlink w:anchor="_Toc242198207" w:history="1">
         <w:r>
           <w:rPr>
             <w:rStyle w:val="Hipervnculo"/>
@@ -264,7 +264,7 @@
             <w:noProof/>
             <w:webHidden/>
           </w:rPr>
-          <w:instrText xml:space="preserve"> PAGEREF _Toc242194820 \h </w:instrText>
+          <w:instrText xml:space="preserve"> PAGEREF _Toc242198207 \h </w:instrText>
         </w:r>
         <w:r>
           <w:rPr>
@@ -308,7 +308,7 @@
           <w14:ligatures w14:val="standardContextual"/>
         </w:rPr>
       </w:pPr>
-      <w:hyperlink w:anchor="_Toc242194821" w:history="1">
+      <w:hyperlink w:anchor="_Toc242198208" w:history="1">
         <w:r>
           <w:rPr>
             <w:rStyle w:val="Hipervnculo"/>
@@ -335,7 +335,7 @@
             <w:noProof/>
             <w:webHidden/>
           </w:rPr>
-          <w:instrText xml:space="preserve"> PAGEREF _Toc242194821 \h </w:instrText>
+          <w:instrText xml:space="preserve"> PAGEREF _Toc242198208 \h </w:instrText>
         </w:r>
         <w:r>
           <w:rPr>
@@ -379,7 +379,7 @@
           <w14:ligatures w14:val="standardContextual"/>
         </w:rPr>
       </w:pPr>
-      <w:hyperlink w:anchor="_Toc242194822" w:history="1">
+      <w:hyperlink w:anchor="_Toc242198209" w:history="1">
         <w:r>
           <w:rPr>
             <w:rStyle w:val="Hipervnculo"/>
@@ -406,7 +406,7 @@
             <w:noProof/>
             <w:webHidden/>
           </w:rPr>
-          <w:instrText xml:space="preserve"> PAGEREF _Toc242194822 \h </w:instrText>
+          <w:instrText xml:space="preserve"> PAGEREF _Toc242198209 \h </w:instrText>
         </w:r>
         <w:r>
           <w:rPr>
@@ -450,7 +450,7 @@
           <w14:ligatures w14:val="standardContextual"/>
         </w:rPr>
       </w:pPr>
-      <w:hyperlink w:anchor="_Toc242194823" w:history="1">
+      <w:hyperlink w:anchor="_Toc242198210" w:history="1">
         <w:r>
           <w:rPr>
             <w:rStyle w:val="Hipervnculo"/>
@@ -477,7 +477,7 @@
             <w:noProof/>
             <w:webHidden/>
           </w:rPr>
-          <w:instrText xml:space="preserve"> PAGEREF _Toc242194823 \h </w:instrText>
+          <w:instrText xml:space="preserve"> PAGEREF _Toc242198210 \h </w:instrText>
         </w:r>
         <w:r>
           <w:rPr>
@@ -521,7 +521,7 @@
           <w14:ligatures w14:val="standardContextual"/>
         </w:rPr>
       </w:pPr>
-      <w:hyperlink w:anchor="_Toc242194824" w:history="1">
+      <w:hyperlink w:anchor="_Toc242198211" w:history="1">
         <w:r>
           <w:rPr>
             <w:rStyle w:val="Hipervnculo"/>
@@ -548,7 +548,7 @@
             <w:noProof/>
             <w:webHidden/>
           </w:rPr>
-          <w:instrText xml:space="preserve"> PAGEREF _Toc242194824 \h </w:instrText>
+          <w:instrText xml:space="preserve"> PAGEREF _Toc242198211 \h </w:instrText>
         </w:r>
         <w:r>
           <w:rPr>
@@ -592,7 +592,7 @@
           <w14:ligatures w14:val="standardContextual"/>
         </w:rPr>
       </w:pPr>
-      <w:hyperlink w:anchor="_Toc242194825" w:history="1">
+      <w:hyperlink w:anchor="_Toc242198212" w:history="1">
         <w:r>
           <w:rPr>
             <w:rStyle w:val="Hipervnculo"/>
@@ -619,7 +619,7 @@
             <w:noProof/>
             <w:webHidden/>
           </w:rPr>
-          <w:instrText xml:space="preserve"> PAGEREF _Toc242194825 \h </w:instrText>
+          <w:instrText xml:space="preserve"> PAGEREF _Toc242198212 \h </w:instrText>
         </w:r>
         <w:r>
           <w:rPr>
@@ -663,7 +663,7 @@
           <w14:ligatures w14:val="standardContextual"/>
         </w:rPr>
       </w:pPr>
-      <w:hyperlink w:anchor="_Toc242194826" w:history="1">
+      <w:hyperlink w:anchor="_Toc242198213" w:history="1">
         <w:r>
           <w:rPr>
             <w:rStyle w:val="Hipervnculo"/>
@@ -690,7 +690,7 @@
             <w:noProof/>
             <w:webHidden/>
           </w:rPr>
-          <w:instrText xml:space="preserve"> PAGEREF _Toc242194826 \h </w:instrText>
+          <w:instrText xml:space="preserve"> PAGEREF _Toc242198213 \h </w:instrText>
         </w:r>
         <w:r>
           <w:rPr>
@@ -734,7 +734,7 @@
           <w14:ligatures w14:val="standardContextual"/>
         </w:rPr>
       </w:pPr>
-      <w:hyperlink w:anchor="_Toc242194827" w:history="1">
+      <w:hyperlink w:anchor="_Toc242198214" w:history="1">
         <w:r>
           <w:rPr>
             <w:rStyle w:val="Hipervnculo"/>
@@ -761,7 +761,7 @@
             <w:noProof/>
             <w:webHidden/>
           </w:rPr>
-          <w:instrText xml:space="preserve"> PAGEREF _Toc242194827 \h </w:instrText>
+          <w:instrText xml:space="preserve"> PAGEREF _Toc242198214 \h </w:instrText>
         </w:r>
         <w:r>
           <w:rPr>
@@ -805,7 +805,7 @@
           <w14:ligatures w14:val="standardContextual"/>
         </w:rPr>
       </w:pPr>
-      <w:hyperlink w:anchor="_Toc242194828" w:history="1">
+      <w:hyperlink w:anchor="_Toc242198215" w:history="1">
         <w:r>
           <w:rPr>
             <w:rStyle w:val="Hipervnculo"/>
@@ -832,7 +832,7 @@
             <w:noProof/>
             <w:webHidden/>
           </w:rPr>
-          <w:instrText xml:space="preserve"> PAGEREF _Toc242194828 \h </w:instrText>
+          <w:instrText xml:space="preserve"> PAGEREF _Toc242198215 \h </w:instrText>
         </w:r>
         <w:r>
           <w:rPr>
@@ -852,7 +852,7 @@
             <w:noProof/>
             <w:webHidden/>
           </w:rPr>
-          <w:t>17</w:t>
+          <w:t>16</w:t>
         </w:r>
         <w:r>
           <w:rPr>
@@ -876,7 +876,7 @@
           <w14:ligatures w14:val="standardContextual"/>
         </w:rPr>
       </w:pPr>
-      <w:hyperlink w:anchor="_Toc242194829" w:history="1">
+      <w:hyperlink w:anchor="_Toc242198216" w:history="1">
         <w:r>
           <w:rPr>
             <w:rStyle w:val="Hipervnculo"/>
@@ -903,7 +903,7 @@
             <w:noProof/>
             <w:webHidden/>
           </w:rPr>
-          <w:instrText xml:space="preserve"> PAGEREF _Toc242194829 \h </w:instrText>
+          <w:instrText xml:space="preserve"> PAGEREF _Toc242198216 \h </w:instrText>
         </w:r>
         <w:r>
           <w:rPr>
@@ -947,7 +947,7 @@
           <w14:ligatures w14:val="standardContextual"/>
         </w:rPr>
       </w:pPr>
-      <w:hyperlink w:anchor="_Toc242194830" w:history="1">
+      <w:hyperlink w:anchor="_Toc242198217" w:history="1">
         <w:r>
           <w:rPr>
             <w:rStyle w:val="Hipervnculo"/>
@@ -974,7 +974,7 @@
             <w:noProof/>
             <w:webHidden/>
           </w:rPr>
-          <w:instrText xml:space="preserve"> PAGEREF _Toc242194830 \h </w:instrText>
+          <w:instrText xml:space="preserve"> PAGEREF _Toc242198217 \h </w:instrText>
         </w:r>
         <w:r>
           <w:rPr>
@@ -1018,7 +1018,7 @@
           <w14:ligatures w14:val="standardContextual"/>
         </w:rPr>
       </w:pPr>
-      <w:hyperlink w:anchor="_Toc242194831" w:history="1">
+      <w:hyperlink w:anchor="_Toc242198218" w:history="1">
         <w:r>
           <w:rPr>
             <w:rStyle w:val="Hipervnculo"/>
@@ -1045,7 +1045,7 @@
             <w:noProof/>
             <w:webHidden/>
           </w:rPr>
-          <w:instrText xml:space="preserve"> PAGEREF _Toc242194831 \h </w:instrText>
+          <w:instrText xml:space="preserve"> PAGEREF _Toc242198218 \h </w:instrText>
         </w:r>
         <w:r>
           <w:rPr>
@@ -1089,7 +1089,7 @@
           <w14:ligatures w14:val="standardContextual"/>
         </w:rPr>
       </w:pPr>
-      <w:hyperlink w:anchor="_Toc242194832" w:history="1">
+      <w:hyperlink w:anchor="_Toc242198219" w:history="1">
         <w:r>
           <w:rPr>
             <w:rStyle w:val="Hipervnculo"/>
@@ -1116,7 +1116,7 @@
             <w:noProof/>
             <w:webHidden/>
           </w:rPr>
-          <w:instrText xml:space="preserve"> PAGEREF _Toc242194832 \h </w:instrText>
+          <w:instrText xml:space="preserve"> PAGEREF _Toc242198219 \h </w:instrText>
         </w:r>
         <w:r>
           <w:rPr>
@@ -1160,7 +1160,7 @@
           <w14:ligatures w14:val="standardContextual"/>
         </w:rPr>
       </w:pPr>
-      <w:hyperlink w:anchor="_Toc242194833" w:history="1">
+      <w:hyperlink w:anchor="_Toc242198220" w:history="1">
         <w:r>
           <w:rPr>
             <w:rStyle w:val="Hipervnculo"/>
@@ -1187,7 +1187,7 @@
             <w:noProof/>
             <w:webHidden/>
           </w:rPr>
-          <w:instrText xml:space="preserve"> PAGEREF _Toc242194833 \h </w:instrText>
+          <w:instrText xml:space="preserve"> PAGEREF _Toc242198220 \h </w:instrText>
         </w:r>
         <w:r>
           <w:rPr>
@@ -1231,7 +1231,7 @@
           <w14:ligatures w14:val="standardContextual"/>
         </w:rPr>
       </w:pPr>
-      <w:hyperlink w:anchor="_Toc242194834" w:history="1">
+      <w:hyperlink w:anchor="_Toc242198221" w:history="1">
         <w:r>
           <w:rPr>
             <w:rStyle w:val="Hipervnculo"/>
@@ -1258,7 +1258,7 @@
             <w:noProof/>
             <w:webHidden/>
           </w:rPr>
-          <w:instrText xml:space="preserve"> PAGEREF _Toc242194834 \h </w:instrText>
+          <w:instrText xml:space="preserve"> PAGEREF _Toc242198221 \h </w:instrText>
         </w:r>
         <w:r>
           <w:rPr>
@@ -1302,7 +1302,7 @@
           <w14:ligatures w14:val="standardContextual"/>
         </w:rPr>
       </w:pPr>
-      <w:hyperlink w:anchor="_Toc242194835" w:history="1">
+      <w:hyperlink w:anchor="_Toc242198222" w:history="1">
         <w:r>
           <w:rPr>
             <w:rStyle w:val="Hipervnculo"/>
@@ -1329,7 +1329,7 @@
             <w:noProof/>
             <w:webHidden/>
           </w:rPr>
-          <w:instrText xml:space="preserve"> PAGEREF _Toc242194835 \h </w:instrText>
+          <w:instrText xml:space="preserve"> PAGEREF _Toc242198222 \h </w:instrText>
         </w:r>
         <w:r>
           <w:rPr>
@@ -1373,7 +1373,7 @@
           <w14:ligatures w14:val="standardContextual"/>
         </w:rPr>
       </w:pPr>
-      <w:hyperlink w:anchor="_Toc242194836" w:history="1">
+      <w:hyperlink w:anchor="_Toc242198223" w:history="1">
         <w:r>
           <w:rPr>
             <w:rStyle w:val="Hipervnculo"/>
@@ -1400,7 +1400,7 @@
             <w:noProof/>
             <w:webHidden/>
           </w:rPr>
-          <w:instrText xml:space="preserve"> PAGEREF _Toc242194836 \h </w:instrText>
+          <w:instrText xml:space="preserve"> PAGEREF _Toc242198223 \h </w:instrText>
         </w:r>
         <w:r>
           <w:rPr>
@@ -1444,7 +1444,7 @@
           <w14:ligatures w14:val="standardContextual"/>
         </w:rPr>
       </w:pPr>
-      <w:hyperlink w:anchor="_Toc242194837" w:history="1">
+      <w:hyperlink w:anchor="_Toc242198224" w:history="1">
         <w:r>
           <w:rPr>
             <w:rStyle w:val="Hipervnculo"/>
@@ -1471,7 +1471,7 @@
             <w:noProof/>
             <w:webHidden/>
           </w:rPr>
-          <w:instrText xml:space="preserve"> PAGEREF _Toc242194837 \h </w:instrText>
+          <w:instrText xml:space="preserve"> PAGEREF _Toc242198224 \h </w:instrText>
         </w:r>
         <w:r>
           <w:rPr>
@@ -1515,7 +1515,7 @@
           <w14:ligatures w14:val="standardContextual"/>
         </w:rPr>
       </w:pPr>
-      <w:hyperlink w:anchor="_Toc242194838" w:history="1">
+      <w:hyperlink w:anchor="_Toc242198225" w:history="1">
         <w:r>
           <w:rPr>
             <w:rStyle w:val="Hipervnculo"/>
@@ -1542,7 +1542,7 @@
             <w:noProof/>
             <w:webHidden/>
           </w:rPr>
-          <w:instrText xml:space="preserve"> PAGEREF _Toc242194838 \h </w:instrText>
+          <w:instrText xml:space="preserve"> PAGEREF _Toc242198225 \h </w:instrText>
         </w:r>
         <w:r>
           <w:rPr>
@@ -1586,7 +1586,7 @@
           <w14:ligatures w14:val="standardContextual"/>
         </w:rPr>
       </w:pPr>
-      <w:hyperlink w:anchor="_Toc242194839" w:history="1">
+      <w:hyperlink w:anchor="_Toc242198226" w:history="1">
         <w:r>
           <w:rPr>
             <w:rStyle w:val="Hipervnculo"/>
@@ -1613,7 +1613,7 @@
             <w:noProof/>
             <w:webHidden/>
           </w:rPr>
-          <w:instrText xml:space="preserve"> PAGEREF _Toc242194839 \h </w:instrText>
+          <w:instrText xml:space="preserve"> PAGEREF _Toc242198226 \h </w:instrText>
         </w:r>
         <w:r>
           <w:rPr>
@@ -1657,7 +1657,7 @@
           <w14:ligatures w14:val="standardContextual"/>
         </w:rPr>
       </w:pPr>
-      <w:hyperlink w:anchor="_Toc242194840" w:history="1">
+      <w:hyperlink w:anchor="_Toc242198227" w:history="1">
         <w:r>
           <w:rPr>
             <w:rStyle w:val="Hipervnculo"/>
@@ -1684,7 +1684,7 @@
             <w:noProof/>
             <w:webHidden/>
           </w:rPr>
-          <w:instrText xml:space="preserve"> PAGEREF _Toc242194840 \h </w:instrText>
+          <w:instrText xml:space="preserve"> PAGEREF _Toc242198227 \h </w:instrText>
         </w:r>
         <w:r>
           <w:rPr>
@@ -1728,7 +1728,7 @@
           <w14:ligatures w14:val="standardContextual"/>
         </w:rPr>
       </w:pPr>
-      <w:hyperlink w:anchor="_Toc242194841" w:history="1">
+      <w:hyperlink w:anchor="_Toc242198228" w:history="1">
         <w:r>
           <w:rPr>
             <w:rStyle w:val="Hipervnculo"/>
@@ -1755,7 +1755,7 @@
             <w:noProof/>
             <w:webHidden/>
           </w:rPr>
-          <w:instrText xml:space="preserve"> PAGEREF _Toc242194841 \h </w:instrText>
+          <w:instrText xml:space="preserve"> PAGEREF _Toc242198228 \h </w:instrText>
         </w:r>
         <w:r>
           <w:rPr>
@@ -1799,7 +1799,7 @@
           <w14:ligatures w14:val="standardContextual"/>
         </w:rPr>
       </w:pPr>
-      <w:hyperlink w:anchor="_Toc242194842" w:history="1">
+      <w:hyperlink w:anchor="_Toc242198229" w:history="1">
         <w:r>
           <w:rPr>
             <w:rStyle w:val="Hipervnculo"/>
@@ -1826,7 +1826,7 @@
             <w:noProof/>
             <w:webHidden/>
           </w:rPr>
-          <w:instrText xml:space="preserve"> PAGEREF _Toc242194842 \h </w:instrText>
+          <w:instrText xml:space="preserve"> PAGEREF _Toc242198229 \h </w:instrText>
         </w:r>
         <w:r>
           <w:rPr>
@@ -1870,7 +1870,7 @@
           <w14:ligatures w14:val="standardContextual"/>
         </w:rPr>
       </w:pPr>
-      <w:hyperlink w:anchor="_Toc242194843" w:history="1">
+      <w:hyperlink w:anchor="_Toc242198230" w:history="1">
         <w:r>
           <w:rPr>
             <w:rStyle w:val="Hipervnculo"/>
@@ -1897,7 +1897,7 @@
             <w:noProof/>
             <w:webHidden/>
           </w:rPr>
-          <w:instrText xml:space="preserve"> PAGEREF _Toc242194843 \h </w:instrText>
+          <w:instrText xml:space="preserve"> PAGEREF _Toc242198230 \h </w:instrText>
         </w:r>
         <w:r>
           <w:rPr>
@@ -1941,7 +1941,7 @@
           <w14:ligatures w14:val="standardContextual"/>
         </w:rPr>
       </w:pPr>
-      <w:hyperlink w:anchor="_Toc242194844" w:history="1">
+      <w:hyperlink w:anchor="_Toc242198231" w:history="1">
         <w:r>
           <w:rPr>
             <w:rStyle w:val="Hipervnculo"/>
@@ -1968,7 +1968,7 @@
             <w:noProof/>
             <w:webHidden/>
           </w:rPr>
-          <w:instrText xml:space="preserve"> PAGEREF _Toc242194844 \h </w:instrText>
+          <w:instrText xml:space="preserve"> PAGEREF _Toc242198231 \h </w:instrText>
         </w:r>
         <w:r>
           <w:rPr>
@@ -2012,7 +2012,7 @@
           <w14:ligatures w14:val="standardContextual"/>
         </w:rPr>
       </w:pPr>
-      <w:hyperlink w:anchor="_Toc242194845" w:history="1">
+      <w:hyperlink w:anchor="_Toc242198232" w:history="1">
         <w:r>
           <w:rPr>
             <w:rStyle w:val="Hipervnculo"/>
@@ -2039,7 +2039,7 @@
             <w:noProof/>
             <w:webHidden/>
           </w:rPr>
-          <w:instrText xml:space="preserve"> PAGEREF _Toc242194845 \h </w:instrText>
+          <w:instrText xml:space="preserve"> PAGEREF _Toc242198232 \h </w:instrText>
         </w:r>
         <w:r>
           <w:rPr>
@@ -2083,7 +2083,7 @@
           <w14:ligatures w14:val="standardContextual"/>
         </w:rPr>
       </w:pPr>
-      <w:hyperlink w:anchor="_Toc242194846" w:history="1">
+      <w:hyperlink w:anchor="_Toc242198233" w:history="1">
         <w:r>
           <w:rPr>
             <w:rStyle w:val="Hipervnculo"/>
@@ -2110,7 +2110,7 @@
             <w:noProof/>
             <w:webHidden/>
           </w:rPr>
-          <w:instrText xml:space="preserve"> PAGEREF _Toc242194846 \h </w:instrText>
+          <w:instrText xml:space="preserve"> PAGEREF _Toc242198233 \h </w:instrText>
         </w:r>
         <w:r>
           <w:rPr>
@@ -2154,7 +2154,7 @@
           <w14:ligatures w14:val="standardContextual"/>
         </w:rPr>
       </w:pPr>
-      <w:hyperlink w:anchor="_Toc242194847" w:history="1">
+      <w:hyperlink w:anchor="_Toc242198234" w:history="1">
         <w:r>
           <w:rPr>
             <w:rStyle w:val="Hipervnculo"/>
@@ -2181,7 +2181,7 @@
             <w:noProof/>
             <w:webHidden/>
           </w:rPr>
-          <w:instrText xml:space="preserve"> PAGEREF _Toc242194847 \h </w:instrText>
+          <w:instrText xml:space="preserve"> PAGEREF _Toc242198234 \h </w:instrText>
         </w:r>
         <w:r>
           <w:rPr>
@@ -2225,7 +2225,7 @@
           <w14:ligatures w14:val="standardContextual"/>
         </w:rPr>
       </w:pPr>
-      <w:hyperlink w:anchor="_Toc242194848" w:history="1">
+      <w:hyperlink w:anchor="_Toc242198235" w:history="1">
         <w:r>
           <w:rPr>
             <w:rStyle w:val="Hipervnculo"/>
@@ -2252,7 +2252,7 @@
             <w:noProof/>
             <w:webHidden/>
           </w:rPr>
-          <w:instrText xml:space="preserve"> PAGEREF _Toc242194848 \h </w:instrText>
+          <w:instrText xml:space="preserve"> PAGEREF _Toc242198235 \h </w:instrText>
         </w:r>
         <w:r>
           <w:rPr>
@@ -2296,7 +2296,7 @@
           <w14:ligatures w14:val="standardContextual"/>
         </w:rPr>
       </w:pPr>
-      <w:hyperlink w:anchor="_Toc242194849" w:history="1">
+      <w:hyperlink w:anchor="_Toc242198236" w:history="1">
         <w:r>
           <w:rPr>
             <w:rStyle w:val="Hipervnculo"/>
@@ -2323,7 +2323,7 @@
             <w:noProof/>
             <w:webHidden/>
           </w:rPr>
-          <w:instrText xml:space="preserve"> PAGEREF _Toc242194849 \h </w:instrText>
+          <w:instrText xml:space="preserve"> PAGEREF _Toc242198236 \h </w:instrText>
         </w:r>
         <w:r>
           <w:rPr>
@@ -2367,7 +2367,7 @@
           <w14:ligatures w14:val="standardContextual"/>
         </w:rPr>
       </w:pPr>
-      <w:hyperlink w:anchor="_Toc242194850" w:history="1">
+      <w:hyperlink w:anchor="_Toc242198237" w:history="1">
         <w:r>
           <w:rPr>
             <w:rStyle w:val="Hipervnculo"/>
@@ -2394,7 +2394,7 @@
             <w:noProof/>
             <w:webHidden/>
           </w:rPr>
-          <w:instrText xml:space="preserve"> PAGEREF _Toc242194850 \h </w:instrText>
+          <w:instrText xml:space="preserve"> PAGEREF _Toc242198237 \h </w:instrText>
         </w:r>
         <w:r>
           <w:rPr>
@@ -2438,7 +2438,7 @@
           <w14:ligatures w14:val="standardContextual"/>
         </w:rPr>
       </w:pPr>
-      <w:hyperlink w:anchor="_Toc242194851" w:history="1">
+      <w:hyperlink w:anchor="_Toc242198238" w:history="1">
         <w:r>
           <w:rPr>
             <w:rStyle w:val="Hipervnculo"/>
@@ -2465,7 +2465,7 @@
             <w:noProof/>
             <w:webHidden/>
           </w:rPr>
-          <w:instrText xml:space="preserve"> PAGEREF _Toc242194851 \h </w:instrText>
+          <w:instrText xml:space="preserve"> PAGEREF _Toc242198238 \h </w:instrText>
         </w:r>
         <w:r>
           <w:rPr>
@@ -2509,7 +2509,7 @@
           <w14:ligatures w14:val="standardContextual"/>
         </w:rPr>
       </w:pPr>
-      <w:hyperlink w:anchor="_Toc242194852" w:history="1">
+      <w:hyperlink w:anchor="_Toc242198239" w:history="1">
         <w:r>
           <w:rPr>
             <w:rStyle w:val="Hipervnculo"/>
@@ -2536,7 +2536,7 @@
             <w:noProof/>
             <w:webHidden/>
           </w:rPr>
-          <w:instrText xml:space="preserve"> PAGEREF _Toc242194852 \h </w:instrText>
+          <w:instrText xml:space="preserve"> PAGEREF _Toc242198239 \h </w:instrText>
         </w:r>
         <w:r>
           <w:rPr>
@@ -2580,7 +2580,7 @@
           <w14:ligatures w14:val="standardContextual"/>
         </w:rPr>
       </w:pPr>
-      <w:hyperlink w:anchor="_Toc242194853" w:history="1">
+      <w:hyperlink w:anchor="_Toc242198240" w:history="1">
         <w:r>
           <w:rPr>
             <w:rStyle w:val="Hipervnculo"/>
@@ -2607,7 +2607,7 @@
             <w:noProof/>
             <w:webHidden/>
           </w:rPr>
-          <w:instrText xml:space="preserve"> PAGEREF _Toc242194853 \h </w:instrText>
+          <w:instrText xml:space="preserve"> PAGEREF _Toc242198240 \h </w:instrText>
         </w:r>
         <w:r>
           <w:rPr>
@@ -2651,7 +2651,7 @@
           <w14:ligatures w14:val="standardContextual"/>
         </w:rPr>
       </w:pPr>
-      <w:hyperlink w:anchor="_Toc242194854" w:history="1">
+      <w:hyperlink w:anchor="_Toc242198241" w:history="1">
         <w:r>
           <w:rPr>
             <w:rStyle w:val="Hipervnculo"/>
@@ -2678,7 +2678,7 @@
             <w:noProof/>
             <w:webHidden/>
           </w:rPr>
-          <w:instrText xml:space="preserve"> PAGEREF _Toc242194854 \h </w:instrText>
+          <w:instrText xml:space="preserve"> PAGEREF _Toc242198241 \h </w:instrText>
         </w:r>
         <w:r>
           <w:rPr>
@@ -2722,7 +2722,7 @@
           <w14:ligatures w14:val="standardContextual"/>
         </w:rPr>
       </w:pPr>
-      <w:hyperlink w:anchor="_Toc242194855" w:history="1">
+      <w:hyperlink w:anchor="_Toc242198242" w:history="1">
         <w:r>
           <w:rPr>
             <w:rStyle w:val="Hipervnculo"/>
@@ -2749,7 +2749,7 @@
             <w:noProof/>
             <w:webHidden/>
           </w:rPr>
-          <w:instrText xml:space="preserve"> PAGEREF _Toc242194855 \h </w:instrText>
+          <w:instrText xml:space="preserve"> PAGEREF _Toc242198242 \h </w:instrText>
         </w:r>
         <w:r>
           <w:rPr>
@@ -2793,7 +2793,7 @@
           <w14:ligatures w14:val="standardContextual"/>
         </w:rPr>
       </w:pPr>
-      <w:hyperlink w:anchor="_Toc242194856" w:history="1">
+      <w:hyperlink w:anchor="_Toc242198243" w:history="1">
         <w:r>
           <w:rPr>
             <w:rStyle w:val="Hipervnculo"/>
@@ -2820,7 +2820,7 @@
             <w:noProof/>
             <w:webHidden/>
           </w:rPr>
-          <w:instrText xml:space="preserve"> PAGEREF _Toc242194856 \h </w:instrText>
+          <w:instrText xml:space="preserve"> PAGEREF _Toc242198243 \h </w:instrText>
         </w:r>
         <w:r>
           <w:rPr>
@@ -2864,7 +2864,7 @@
           <w14:ligatures w14:val="standardContextual"/>
         </w:rPr>
       </w:pPr>
-      <w:hyperlink w:anchor="_Toc242194857" w:history="1">
+      <w:hyperlink w:anchor="_Toc242198244" w:history="1">
         <w:r>
           <w:rPr>
             <w:rStyle w:val="Hipervnculo"/>
@@ -2891,7 +2891,7 @@
             <w:noProof/>
             <w:webHidden/>
           </w:rPr>
-          <w:instrText xml:space="preserve"> PAGEREF _Toc242194857 \h </w:instrText>
+          <w:instrText xml:space="preserve"> PAGEREF _Toc242198244 \h </w:instrText>
         </w:r>
         <w:r>
           <w:rPr>
@@ -2935,7 +2935,7 @@
           <w14:ligatures w14:val="standardContextual"/>
         </w:rPr>
       </w:pPr>
-      <w:hyperlink w:anchor="_Toc242194858" w:history="1">
+      <w:hyperlink w:anchor="_Toc242198245" w:history="1">
         <w:r>
           <w:rPr>
             <w:rStyle w:val="Hipervnculo"/>
@@ -2962,7 +2962,7 @@
             <w:noProof/>
             <w:webHidden/>
           </w:rPr>
-          <w:instrText xml:space="preserve"> PAGEREF _Toc242194858 \h </w:instrText>
+          <w:instrText xml:space="preserve"> PAGEREF _Toc242198245 \h </w:instrText>
         </w:r>
         <w:r>
           <w:rPr>
@@ -3006,7 +3006,7 @@
           <w14:ligatures w14:val="standardContextual"/>
         </w:rPr>
       </w:pPr>
-      <w:hyperlink w:anchor="_Toc242194859" w:history="1">
+      <w:hyperlink w:anchor="_Toc242198246" w:history="1">
         <w:r>
           <w:rPr>
             <w:rStyle w:val="Hipervnculo"/>
@@ -3033,7 +3033,7 @@
             <w:noProof/>
             <w:webHidden/>
           </w:rPr>
-          <w:instrText xml:space="preserve"> PAGEREF _Toc242194859 \h </w:instrText>
+          <w:instrText xml:space="preserve"> PAGEREF _Toc242198246 \h </w:instrText>
         </w:r>
         <w:r>
           <w:rPr>
@@ -3077,7 +3077,7 @@
           <w14:ligatures w14:val="standardContextual"/>
         </w:rPr>
       </w:pPr>
-      <w:hyperlink w:anchor="_Toc242194860" w:history="1">
+      <w:hyperlink w:anchor="_Toc242198247" w:history="1">
         <w:r>
           <w:rPr>
             <w:rStyle w:val="Hipervnculo"/>
@@ -3104,7 +3104,7 @@
             <w:noProof/>
             <w:webHidden/>
           </w:rPr>
-          <w:instrText xml:space="preserve"> PAGEREF _Toc242194860 \h </w:instrText>
+          <w:instrText xml:space="preserve"> PAGEREF _Toc242198247 \h </w:instrText>
         </w:r>
         <w:r>
           <w:rPr>
@@ -3148,7 +3148,7 @@
           <w14:ligatures w14:val="standardContextual"/>
         </w:rPr>
       </w:pPr>
-      <w:hyperlink w:anchor="_Toc242194861" w:history="1">
+      <w:hyperlink w:anchor="_Toc242198248" w:history="1">
         <w:r>
           <w:rPr>
             <w:rStyle w:val="Hipervnculo"/>
@@ -3175,7 +3175,7 @@
             <w:noProof/>
             <w:webHidden/>
           </w:rPr>
-          <w:instrText xml:space="preserve"> PAGEREF _Toc242194861 \h </w:instrText>
+          <w:instrText xml:space="preserve"> PAGEREF _Toc242198248 \h </w:instrText>
         </w:r>
         <w:r>
           <w:rPr>
@@ -3219,7 +3219,7 @@
           <w14:ligatures w14:val="standardContextual"/>
         </w:rPr>
       </w:pPr>
-      <w:hyperlink w:anchor="_Toc242194862" w:history="1">
+      <w:hyperlink w:anchor="_Toc242198249" w:history="1">
         <w:r>
           <w:rPr>
             <w:rStyle w:val="Hipervnculo"/>
@@ -3246,7 +3246,7 @@
             <w:noProof/>
             <w:webHidden/>
           </w:rPr>
-          <w:instrText xml:space="preserve"> PAGEREF _Toc242194862 \h </w:instrText>
+          <w:instrText xml:space="preserve"> PAGEREF _Toc242198249 \h </w:instrText>
         </w:r>
         <w:r>
           <w:rPr>
@@ -3290,7 +3290,7 @@
           <w14:ligatures w14:val="standardContextual"/>
         </w:rPr>
       </w:pPr>
-      <w:hyperlink w:anchor="_Toc242194863" w:history="1">
+      <w:hyperlink w:anchor="_Toc242198250" w:history="1">
         <w:r>
           <w:rPr>
             <w:rStyle w:val="Hipervnculo"/>
@@ -3317,7 +3317,7 @@
             <w:noProof/>
             <w:webHidden/>
           </w:rPr>
-          <w:instrText xml:space="preserve"> PAGEREF _Toc242194863 \h </w:instrText>
+          <w:instrText xml:space="preserve"> PAGEREF _Toc242198250 \h </w:instrText>
         </w:r>
         <w:r>
           <w:rPr>
@@ -3361,7 +3361,7 @@
           <w14:ligatures w14:val="standardContextual"/>
         </w:rPr>
       </w:pPr>
-      <w:hyperlink w:anchor="_Toc242194864" w:history="1">
+      <w:hyperlink w:anchor="_Toc242198251" w:history="1">
         <w:r>
           <w:rPr>
             <w:rStyle w:val="Hipervnculo"/>
@@ -3388,7 +3388,7 @@
             <w:noProof/>
             <w:webHidden/>
           </w:rPr>
-          <w:instrText xml:space="preserve"> PAGEREF _Toc242194864 \h </w:instrText>
+          <w:instrText xml:space="preserve"> PAGEREF _Toc242198251 \h </w:instrText>
         </w:r>
         <w:r>
           <w:rPr>
@@ -3432,7 +3432,7 @@
           <w14:ligatures w14:val="standardContextual"/>
         </w:rPr>
       </w:pPr>
-      <w:hyperlink w:anchor="_Toc242194865" w:history="1">
+      <w:hyperlink w:anchor="_Toc242198252" w:history="1">
         <w:r>
           <w:rPr>
             <w:rStyle w:val="Hipervnculo"/>
@@ -3459,7 +3459,7 @@
             <w:noProof/>
             <w:webHidden/>
           </w:rPr>
-          <w:instrText xml:space="preserve"> PAGEREF _Toc242194865 \h </w:instrText>
+          <w:instrText xml:space="preserve"> PAGEREF _Toc242198252 \h </w:instrText>
         </w:r>
         <w:r>
           <w:rPr>
@@ -3503,7 +3503,7 @@
           <w14:ligatures w14:val="standardContextual"/>
         </w:rPr>
       </w:pPr>
-      <w:hyperlink w:anchor="_Toc242194866" w:history="1">
+      <w:hyperlink w:anchor="_Toc242198253" w:history="1">
         <w:r>
           <w:rPr>
             <w:rStyle w:val="Hipervnculo"/>
@@ -3530,7 +3530,7 @@
             <w:noProof/>
             <w:webHidden/>
           </w:rPr>
-          <w:instrText xml:space="preserve"> PAGEREF _Toc242194866 \h </w:instrText>
+          <w:instrText xml:space="preserve"> PAGEREF _Toc242198253 \h </w:instrText>
         </w:r>
         <w:r>
           <w:rPr>
@@ -3574,7 +3574,7 @@
           <w14:ligatures w14:val="standardContextual"/>
         </w:rPr>
       </w:pPr>
-      <w:hyperlink w:anchor="_Toc242194867" w:history="1">
+      <w:hyperlink w:anchor="_Toc242198254" w:history="1">
         <w:r>
           <w:rPr>
             <w:rStyle w:val="Hipervnculo"/>
@@ -3601,7 +3601,7 @@
             <w:noProof/>
             <w:webHidden/>
           </w:rPr>
-          <w:instrText xml:space="preserve"> PAGEREF _Toc242194867 \h </w:instrText>
+          <w:instrText xml:space="preserve"> PAGEREF _Toc242198254 \h </w:instrText>
         </w:r>
         <w:r>
           <w:rPr>
@@ -3645,7 +3645,7 @@
           <w14:ligatures w14:val="standardContextual"/>
         </w:rPr>
       </w:pPr>
-      <w:hyperlink w:anchor="_Toc242194868" w:history="1">
+      <w:hyperlink w:anchor="_Toc242198255" w:history="1">
         <w:r>
           <w:rPr>
             <w:rStyle w:val="Hipervnculo"/>
@@ -3672,7 +3672,7 @@
             <w:noProof/>
             <w:webHidden/>
           </w:rPr>
-          <w:instrText xml:space="preserve"> PAGEREF _Toc242194868 \h </w:instrText>
+          <w:instrText xml:space="preserve"> PAGEREF _Toc242198255 \h </w:instrText>
         </w:r>
         <w:r>
           <w:rPr>
@@ -3716,7 +3716,7 @@
           <w14:ligatures w14:val="standardContextual"/>
         </w:rPr>
       </w:pPr>
-      <w:hyperlink w:anchor="_Toc242194869" w:history="1">
+      <w:hyperlink w:anchor="_Toc242198256" w:history="1">
         <w:r>
           <w:rPr>
             <w:rStyle w:val="Hipervnculo"/>
@@ -3743,7 +3743,7 @@
             <w:noProof/>
             <w:webHidden/>
           </w:rPr>
-          <w:instrText xml:space="preserve"> PAGEREF _Toc242194869 \h </w:instrText>
+          <w:instrText xml:space="preserve"> PAGEREF _Toc242198256 \h </w:instrText>
         </w:r>
         <w:r>
           <w:rPr>
@@ -3787,7 +3787,7 @@
           <w14:ligatures w14:val="standardContextual"/>
         </w:rPr>
       </w:pPr>
-      <w:hyperlink w:anchor="_Toc242194870" w:history="1">
+      <w:hyperlink w:anchor="_Toc242198257" w:history="1">
         <w:r>
           <w:rPr>
             <w:rStyle w:val="Hipervnculo"/>
@@ -3814,7 +3814,7 @@
             <w:noProof/>
             <w:webHidden/>
           </w:rPr>
-          <w:instrText xml:space="preserve"> PAGEREF _Toc242194870 \h </w:instrText>
+          <w:instrText xml:space="preserve"> PAGEREF _Toc242198257 \h </w:instrText>
         </w:r>
         <w:r>
           <w:rPr>
@@ -3858,7 +3858,7 @@
           <w14:ligatures w14:val="standardContextual"/>
         </w:rPr>
       </w:pPr>
-      <w:hyperlink w:anchor="_Toc242194871" w:history="1">
+      <w:hyperlink w:anchor="_Toc242198258" w:history="1">
         <w:r>
           <w:rPr>
             <w:rStyle w:val="Hipervnculo"/>
@@ -3885,7 +3885,7 @@
             <w:noProof/>
             <w:webHidden/>
           </w:rPr>
-          <w:instrText xml:space="preserve"> PAGEREF _Toc242194871 \h </w:instrText>
+          <w:instrText xml:space="preserve"> PAGEREF _Toc242198258 \h </w:instrText>
         </w:r>
         <w:r>
           <w:rPr>
@@ -3929,7 +3929,7 @@
           <w14:ligatures w14:val="standardContextual"/>
         </w:rPr>
       </w:pPr>
-      <w:hyperlink w:anchor="_Toc242194872" w:history="1">
+      <w:hyperlink w:anchor="_Toc242198259" w:history="1">
         <w:r>
           <w:rPr>
             <w:rStyle w:val="Hipervnculo"/>
@@ -3956,7 +3956,7 @@
             <w:noProof/>
             <w:webHidden/>
           </w:rPr>
-          <w:instrText xml:space="preserve"> PAGEREF _Toc242194872 \h </w:instrText>
+          <w:instrText xml:space="preserve"> PAGEREF _Toc242198259 \h </w:instrText>
         </w:r>
         <w:r>
           <w:rPr>
@@ -4000,7 +4000,7 @@
           <w14:ligatures w14:val="standardContextual"/>
         </w:rPr>
       </w:pPr>
-      <w:hyperlink w:anchor="_Toc242194873" w:history="1">
+      <w:hyperlink w:anchor="_Toc242198260" w:history="1">
         <w:r>
           <w:rPr>
             <w:rStyle w:val="Hipervnculo"/>
@@ -4027,7 +4027,7 @@
             <w:noProof/>
             <w:webHidden/>
           </w:rPr>
-          <w:instrText xml:space="preserve"> PAGEREF _Toc242194873 \h </w:instrText>
+          <w:instrText xml:space="preserve"> PAGEREF _Toc242198260 \h </w:instrText>
         </w:r>
         <w:r>
           <w:rPr>
@@ -4071,7 +4071,7 @@
           <w14:ligatures w14:val="standardContextual"/>
         </w:rPr>
       </w:pPr>
-      <w:hyperlink w:anchor="_Toc242194874" w:history="1">
+      <w:hyperlink w:anchor="_Toc242198261" w:history="1">
         <w:r>
           <w:rPr>
             <w:rStyle w:val="Hipervnculo"/>
@@ -4098,7 +4098,7 @@
             <w:noProof/>
             <w:webHidden/>
           </w:rPr>
-          <w:instrText xml:space="preserve"> PAGEREF _Toc242194874 \h </w:instrText>
+          <w:instrText xml:space="preserve"> PAGEREF _Toc242198261 \h </w:instrText>
         </w:r>
         <w:r>
           <w:rPr>
@@ -4143,7 +4143,7 @@
       <w:pPr>
         <w:pStyle w:val="Ttulo1"/>
       </w:pPr>
-      <w:bookmarkStart w:id="0" w:name="_Toc242194817"/>
+      <w:bookmarkStart w:id="0" w:name="_Toc242198204"/>
       <w:r>
         <w:lastRenderedPageBreak/>
         <w:t>1. OBJETIVO, ALCANCE Y CRITERIOS DE CUMPLIMIENTO</w:t>
@@ -4204,7 +4204,7 @@
       <w:pPr>
         <w:pStyle w:val="Ttulo2"/>
       </w:pPr>
-      <w:bookmarkStart w:id="1" w:name="_Toc242194818"/>
+      <w:bookmarkStart w:id="1" w:name="_Toc242198205"/>
       <w:r>
         <w:t>1.1 El objetivo específico 3</w:t>
       </w:r>
@@ -4257,7 +4257,7 @@
       <w:pPr>
         <w:pStyle w:val="Ttulo2"/>
       </w:pPr>
-      <w:bookmarkStart w:id="2" w:name="_Toc242194819"/>
+      <w:bookmarkStart w:id="2" w:name="_Toc242198206"/>
       <w:r>
         <w:lastRenderedPageBreak/>
         <w:t>1.2 Alcance del prototipo entregado</w:t>
@@ -4966,7 +4966,7 @@
       <w:pPr>
         <w:pStyle w:val="Ttulo2"/>
       </w:pPr>
-      <w:bookmarkStart w:id="3" w:name="_Toc242194820"/>
+      <w:bookmarkStart w:id="3" w:name="_Toc242198207"/>
       <w:r>
         <w:t>1.3 Indicadores del objetivo y su cumplimiento</w:t>
       </w:r>
@@ -5403,7 +5403,7 @@
       <w:pPr>
         <w:pStyle w:val="Ttulo2"/>
       </w:pPr>
-      <w:bookmarkStart w:id="4" w:name="_Toc242194821"/>
+      <w:bookmarkStart w:id="4" w:name="_Toc242198208"/>
       <w:r>
         <w:t>1.4 Entregables del cronograma</w:t>
       </w:r>
@@ -5921,7 +5921,7 @@
       <w:pPr>
         <w:pStyle w:val="Ttulo2"/>
       </w:pPr>
-      <w:bookmarkStart w:id="5" w:name="_Toc242194822"/>
+      <w:bookmarkStart w:id="5" w:name="_Toc242198209"/>
       <w:r>
         <w:t>1.5 Organización del documento y anexos</w:t>
       </w:r>
@@ -6850,7 +6850,7 @@
       <w:pPr>
         <w:pStyle w:val="Ttulo1"/>
       </w:pPr>
-      <w:bookmarkStart w:id="6" w:name="_Toc242194823"/>
+      <w:bookmarkStart w:id="6" w:name="_Toc242198210"/>
       <w:r>
         <w:lastRenderedPageBreak/>
         <w:t>2. METODOLOGÍA DEL DESARROLLO</w:t>
@@ -6869,7 +6869,7 @@
       <w:pPr>
         <w:pStyle w:val="Ttulo2"/>
       </w:pPr>
-      <w:bookmarkStart w:id="7" w:name="_Toc242194824"/>
+      <w:bookmarkStart w:id="7" w:name="_Toc242198211"/>
       <w:r>
         <w:t>2.1 Árcade y Kanban en la fase de desarrollo</w:t>
       </w:r>
@@ -7491,7 +7491,7 @@
       <w:pPr>
         <w:pStyle w:val="Ttulo2"/>
       </w:pPr>
-      <w:bookmarkStart w:id="8" w:name="_Toc242194825"/>
+      <w:bookmarkStart w:id="8" w:name="_Toc242198212"/>
       <w:r>
         <w:t>2.2 Planificación por slices y carriles</w:t>
       </w:r>
@@ -8731,7 +8731,7 @@
         <w:pStyle w:val="PrimerprrafoOE3"/>
       </w:pPr>
       <w:r>
-        <w:t>Las personas se asignaron en las actas. Las dos primeras tareas de navegación quedaron a cargo de ambos estudiantes (D02). Santiago Valdiri García tomó las dos siguientes en la D03 (tarjeta D03-1) y la continuación del primer incremento en la D04 (tarjeta D04-2); las tareas T12 a T19 del Nivel 1 están en su cuenta del repositorio. Santiago Benavides Rey, entre tanto, abrió el segundo incremento desde el 10 de septiembre, compromiso que el tablero de la D05 registra como tarjeta D04-4. En la D05, Santiago Be</w:t>
+        <w:t>Las personas se asignaron en las actas. Las dos primeras tareas de navegación quedaron a cargo de ambos estudiantes (D02). Santiago Valdiri García tomó las dos siguientes en la D03 (tarjeta D03-1) y la continuación del primer incremento en la D04 (tarjeta D04-2); las tareas T12 a T19 del Nivel 1 están en su cuenta del repositorio. Santiago Benavides Rey, entre tanto, abrió el segundo incremento desde el 10 de septiembre, compromiso que el tablero de la D05 registra como tarjeta D05-1. En la D05, Santiago Be</w:t>
       </w:r>
       <w:r>
         <w:t>navides Rey asumió el cierre del Slice 2 y Santiago Valdiri García el sonido del juego; en la D07 el cierre del Slice 3 quedó en manos del primero; en la D08 el Slice 4 pasó al segundo, y la implementación de los sprites y sonidos restantes, al primero. Las ocho tarjetas de la D10 (correcciones de los tres niveles, arte, registro de cargas, arnés del ejecutable, este entregable y el capítulo 8 del trabajo de grado) son de Santiago Benavides Rey.</w:t>
@@ -8821,7 +8821,7 @@
       <w:pPr>
         <w:pStyle w:val="Ttulo2"/>
       </w:pPr>
-      <w:bookmarkStart w:id="9" w:name="_Toc242194826"/>
+      <w:bookmarkStart w:id="9" w:name="_Toc242198213"/>
       <w:r>
         <w:t>2.3 Seguimiento con actas (D01–D10)</w:t>
       </w:r>
@@ -8857,10 +8857,7 @@
         <w:t>una estructura: una cabecera que ubica la sesión en su fase de la metodología Árcade; asistentes, objetivo y desarrollo del trabajo; resultados de la sesión (calendario de entregas de assets en la D01 y plan de trabajo en la D02); decisiones adoptadas, compromisos con el tablero Kanban, puntos pendientes y próxima sesión. Los dos estudiantes asistieron de la D01 a la D09; a la D10 asistió Santiago Benavides Rey. La colaboradora de assets estuvo en las sesiones del</w:t>
       </w:r>
       <w:r>
-        <w:t xml:space="preserve"> 2, el 9, el 15 y el 24 de septiembre (D01, D04, D06 y D09). La D01 se registró en su momento como la tercera sesión de la serie del segundo objetivo y conserva ese número en la cabecera (acta «O03 de 05»); sus tarjetas reaparecen renumeradas en la serie D desde la D02. Los totales de las cabeceras tampoco coinciden con el número real en las dos actas siguientes: la D02 y la D03 se encabezan «de 03», y desde la D04 el total es el número del acta. La Tabla 2.4 recoge las decisiones principales de cada sesión</w:t>
-      </w:r>
-      <w:r>
-        <w:t xml:space="preserve"> y, en la última columna, cómo usó cada una el tablero y el ciclo; el código y la fecha son los de la cabecera de cada acta.</w:t>
+        <w:t xml:space="preserve"> 2, el 9, el 15 y el 24 de septiembre (D01, D04, D06 y D09). Las cabeceras llevan el código de la serie D y el total «de 10», de «D01 de 10» a «D10 de 10». La Tabla 2.4 recoge las decisiones principales de cada sesión y, en la última columna, cómo usó cada una el tablero y el ciclo; el código y la fecha son los de la cabecera de cada acta.</w:t>
       </w:r>
     </w:p>
     <w:p>
@@ -8895,8 +8892,8 @@
       <w:tblGrid>
         <w:gridCol w:w="696"/>
         <w:gridCol w:w="1418"/>
-        <w:gridCol w:w="3849"/>
-        <w:gridCol w:w="3999"/>
+        <w:gridCol w:w="3756"/>
+        <w:gridCol w:w="4092"/>
       </w:tblGrid>
       <w:tr>
         <w:trPr>
@@ -8950,7 +8947,7 @@
         </w:tc>
         <w:tc>
           <w:tcPr>
-            <w:tcW w:w="1932" w:type="pct"/>
+            <w:tcW w:w="1885" w:type="pct"/>
             <w:shd w:val="clear" w:color="auto" w:fill="D9D9D9"/>
           </w:tcPr>
           <w:p>
@@ -8973,7 +8970,7 @@
         </w:tc>
         <w:tc>
           <w:tcPr>
-            <w:tcW w:w="2007" w:type="pct"/>
+            <w:tcW w:w="2054" w:type="pct"/>
             <w:shd w:val="clear" w:color="auto" w:fill="D9D9D9"/>
           </w:tcPr>
           <w:p>
@@ -9040,7 +9037,7 @@
         </w:tc>
         <w:tc>
           <w:tcPr>
-            <w:tcW w:w="1932" w:type="pct"/>
+            <w:tcW w:w="1885" w:type="pct"/>
             <w:shd w:val="clear" w:color="auto" w:fill="auto"/>
           </w:tcPr>
           <w:p>
@@ -9061,22 +9058,22 @@
         </w:tc>
         <w:tc>
           <w:tcPr>
-            <w:tcW w:w="2007" w:type="pct"/>
-            <w:shd w:val="clear" w:color="auto" w:fill="auto"/>
-          </w:tcPr>
-          <w:p>
-            <w:pPr>
-              <w:pStyle w:val="CompactoOE3"/>
-              <w:spacing w:after="0"/>
-              <w:rPr>
-                <w:sz w:val="18"/>
-              </w:rPr>
-            </w:pPr>
-            <w:r>
-              <w:rPr>
-                <w:sz w:val="18"/>
-              </w:rPr>
-              <w:t>Fase de Diseño, momento 4 (assets). Pasa O02-1 a O02-3 de «en proceso» a «finalizado» y abre O03-1 a O03-3, con fecha límite 09/09</w:t>
+            <w:tcW w:w="2054" w:type="pct"/>
+            <w:shd w:val="clear" w:color="auto" w:fill="auto"/>
+          </w:tcPr>
+          <w:p>
+            <w:pPr>
+              <w:pStyle w:val="CompactoOE3"/>
+              <w:spacing w:after="0"/>
+              <w:rPr>
+                <w:sz w:val="18"/>
+              </w:rPr>
+            </w:pPr>
+            <w:r>
+              <w:rPr>
+                <w:sz w:val="18"/>
+              </w:rPr>
+              <w:t>Fase de Diseño, momento 4 (assets). Pasa O02-1 a O02-3 de «en proceso» a «finalizado» y abre D01-1 a D01-3, con fecha límite 09/09</w:t>
             </w:r>
           </w:p>
         </w:tc>
@@ -9126,7 +9123,7 @@
         </w:tc>
         <w:tc>
           <w:tcPr>
-            <w:tcW w:w="1932" w:type="pct"/>
+            <w:tcW w:w="1885" w:type="pct"/>
             <w:shd w:val="clear" w:color="auto" w:fill="auto"/>
           </w:tcPr>
           <w:p>
@@ -9147,7 +9144,7 @@
         </w:tc>
         <w:tc>
           <w:tcPr>
-            <w:tcW w:w="2007" w:type="pct"/>
+            <w:tcW w:w="2054" w:type="pct"/>
             <w:shd w:val="clear" w:color="auto" w:fill="auto"/>
           </w:tcPr>
           <w:p>
@@ -9212,7 +9209,7 @@
         </w:tc>
         <w:tc>
           <w:tcPr>
-            <w:tcW w:w="1932" w:type="pct"/>
+            <w:tcW w:w="1885" w:type="pct"/>
             <w:shd w:val="clear" w:color="auto" w:fill="auto"/>
           </w:tcPr>
           <w:p>
@@ -9233,7 +9230,7 @@
         </w:tc>
         <w:tc>
           <w:tcPr>
-            <w:tcW w:w="2007" w:type="pct"/>
+            <w:tcW w:w="2054" w:type="pct"/>
             <w:shd w:val="clear" w:color="auto" w:fill="auto"/>
           </w:tcPr>
           <w:p>
@@ -9298,7 +9295,7 @@
         </w:tc>
         <w:tc>
           <w:tcPr>
-            <w:tcW w:w="1932" w:type="pct"/>
+            <w:tcW w:w="1885" w:type="pct"/>
             <w:shd w:val="clear" w:color="auto" w:fill="auto"/>
           </w:tcPr>
           <w:p>
@@ -9319,7 +9316,7 @@
         </w:tc>
         <w:tc>
           <w:tcPr>
-            <w:tcW w:w="2007" w:type="pct"/>
+            <w:tcW w:w="2054" w:type="pct"/>
             <w:shd w:val="clear" w:color="auto" w:fill="auto"/>
           </w:tcPr>
           <w:p>
@@ -9391,58 +9388,43 @@
         </w:tc>
         <w:tc>
           <w:tcPr>
-            <w:tcW w:w="1932" w:type="pct"/>
-            <w:shd w:val="clear" w:color="auto" w:fill="auto"/>
-          </w:tcPr>
-          <w:p>
-            <w:pPr>
-              <w:pStyle w:val="CompactoOE3"/>
-              <w:spacing w:after="0"/>
-              <w:rPr>
-                <w:sz w:val="18"/>
-              </w:rPr>
-            </w:pPr>
-            <w:r>
-              <w:rPr>
-                <w:sz w:val="18"/>
-              </w:rPr>
-              <w:t xml:space="preserve">Lo que el texto nombra se ve sobre el cuadro de diálogo; fundidos en los cortes de cámara; </w:t>
-            </w:r>
-            <w:r>
-              <w:rPr>
-                <w:sz w:val="18"/>
-              </w:rPr>
-              <w:lastRenderedPageBreak/>
-              <w:t>cierre del Slice 2 y sonido repartidos</w:t>
-            </w:r>
-          </w:p>
-        </w:tc>
-        <w:tc>
-          <w:tcPr>
-            <w:tcW w:w="2007" w:type="pct"/>
-            <w:shd w:val="clear" w:color="auto" w:fill="auto"/>
-          </w:tcPr>
-          <w:p>
-            <w:pPr>
-              <w:pStyle w:val="CompactoOE3"/>
-              <w:spacing w:after="0"/>
-              <w:rPr>
-                <w:sz w:val="18"/>
-              </w:rPr>
-            </w:pPr>
-            <w:r>
-              <w:rPr>
-                <w:sz w:val="18"/>
-              </w:rPr>
-              <w:lastRenderedPageBreak/>
-              <w:t xml:space="preserve">Dos carriles en paralelo: D04-4 (Slice 2 mientras se cierra el Slice 1) y D05-2 (sonido), ambas con fecha límite 20/09. Un hallazgo del </w:t>
-            </w:r>
-            <w:r>
-              <w:rPr>
-                <w:sz w:val="18"/>
-              </w:rPr>
-              <w:lastRenderedPageBreak/>
-              <w:t>código, dos escenas del guion que nadie reproducía, vuelve al diseño de cámara y a una prueba que recorre las paradas</w:t>
+            <w:tcW w:w="1885" w:type="pct"/>
+            <w:shd w:val="clear" w:color="auto" w:fill="auto"/>
+          </w:tcPr>
+          <w:p>
+            <w:pPr>
+              <w:pStyle w:val="CompactoOE3"/>
+              <w:spacing w:after="0"/>
+              <w:rPr>
+                <w:sz w:val="18"/>
+              </w:rPr>
+            </w:pPr>
+            <w:r>
+              <w:rPr>
+                <w:sz w:val="18"/>
+              </w:rPr>
+              <w:t>Lo que el texto nombra se ve sobre el cuadro de diálogo; fundidos en los cortes de cámara; cierre del Slice 2 y sonido repartidos</w:t>
+            </w:r>
+          </w:p>
+        </w:tc>
+        <w:tc>
+          <w:tcPr>
+            <w:tcW w:w="2054" w:type="pct"/>
+            <w:shd w:val="clear" w:color="auto" w:fill="auto"/>
+          </w:tcPr>
+          <w:p>
+            <w:pPr>
+              <w:pStyle w:val="CompactoOE3"/>
+              <w:spacing w:after="0"/>
+              <w:rPr>
+                <w:sz w:val="18"/>
+              </w:rPr>
+            </w:pPr>
+            <w:r>
+              <w:rPr>
+                <w:sz w:val="18"/>
+              </w:rPr>
+              <w:t>Dos carriles en paralelo: D05-1 (Slice 2 mientras se cierra el Slice 1) y D05-2 (sonido), ambas con fecha límite 20/09. Un hallazgo del código, dos escenas del guion que nadie reproducía, vuelve al diseño de cámara y a una prueba que recorre las paradas</w:t>
             </w:r>
           </w:p>
         </w:tc>
@@ -9493,7 +9475,7 @@
         </w:tc>
         <w:tc>
           <w:tcPr>
-            <w:tcW w:w="1932" w:type="pct"/>
+            <w:tcW w:w="1885" w:type="pct"/>
             <w:shd w:val="clear" w:color="auto" w:fill="auto"/>
           </w:tcPr>
           <w:p>
@@ -9514,7 +9496,7 @@
         </w:tc>
         <w:tc>
           <w:tcPr>
-            <w:tcW w:w="2007" w:type="pct"/>
+            <w:tcW w:w="2054" w:type="pct"/>
             <w:shd w:val="clear" w:color="auto" w:fill="auto"/>
           </w:tcPr>
           <w:p>
@@ -9579,7 +9561,7 @@
         </w:tc>
         <w:tc>
           <w:tcPr>
-            <w:tcW w:w="1932" w:type="pct"/>
+            <w:tcW w:w="1885" w:type="pct"/>
             <w:shd w:val="clear" w:color="auto" w:fill="auto"/>
           </w:tcPr>
           <w:p>
@@ -9600,22 +9582,22 @@
         </w:tc>
         <w:tc>
           <w:tcPr>
-            <w:tcW w:w="2007" w:type="pct"/>
-            <w:shd w:val="clear" w:color="auto" w:fill="auto"/>
-          </w:tcPr>
-          <w:p>
-            <w:pPr>
-              <w:pStyle w:val="CompactoOE3"/>
-              <w:spacing w:after="0"/>
-              <w:rPr>
-                <w:sz w:val="18"/>
-              </w:rPr>
-            </w:pPr>
-            <w:r>
-              <w:rPr>
-                <w:sz w:val="18"/>
-              </w:rPr>
-              <w:t>D06-3 pasa a «finalizado»; abre D07-1 (Slice 3) y D07-2 (sonidos), 27/09. Lo construido en la recolección cambia el plan (se descarta la ventana superpuesta) y el encargo de arte (ocho piezas en lugar de treinta y cuatro láminas)</w:t>
+            <w:tcW w:w="2054" w:type="pct"/>
+            <w:shd w:val="clear" w:color="auto" w:fill="auto"/>
+          </w:tcPr>
+          <w:p>
+            <w:pPr>
+              <w:pStyle w:val="CompactoOE3"/>
+              <w:spacing w:after="0"/>
+              <w:rPr>
+                <w:sz w:val="18"/>
+              </w:rPr>
+            </w:pPr>
+            <w:r>
+              <w:rPr>
+                <w:sz w:val="18"/>
+              </w:rPr>
+              <w:t>D06-3 pasa a «finalizado»; abre D07-1 (Slice 3), D07-2 (sonidos) y D07-3 (sprites con la colaboradora), 27/09. Lo construido en la recolección cambia el plan (se descarta la ventana superpuesta) y el encargo de arte (ocho piezas en lugar de treinta y cuatro láminas)</w:t>
             </w:r>
           </w:p>
         </w:tc>
@@ -9665,7 +9647,7 @@
         </w:tc>
         <w:tc>
           <w:tcPr>
-            <w:tcW w:w="1932" w:type="pct"/>
+            <w:tcW w:w="1885" w:type="pct"/>
             <w:shd w:val="clear" w:color="auto" w:fill="auto"/>
           </w:tcPr>
           <w:p>
@@ -9686,7 +9668,7 @@
         </w:tc>
         <w:tc>
           <w:tcPr>
-            <w:tcW w:w="2007" w:type="pct"/>
+            <w:tcW w:w="2054" w:type="pct"/>
             <w:shd w:val="clear" w:color="auto" w:fill="auto"/>
           </w:tcPr>
           <w:p>
@@ -9751,7 +9733,7 @@
         </w:tc>
         <w:tc>
           <w:tcPr>
-            <w:tcW w:w="1932" w:type="pct"/>
+            <w:tcW w:w="1885" w:type="pct"/>
             <w:shd w:val="clear" w:color="auto" w:fill="auto"/>
           </w:tcPr>
           <w:p>
@@ -9772,7 +9754,7 @@
         </w:tc>
         <w:tc>
           <w:tcPr>
-            <w:tcW w:w="2007" w:type="pct"/>
+            <w:tcW w:w="2054" w:type="pct"/>
             <w:shd w:val="clear" w:color="auto" w:fill="auto"/>
           </w:tcPr>
           <w:p>
@@ -9837,7 +9819,7 @@
         </w:tc>
         <w:tc>
           <w:tcPr>
-            <w:tcW w:w="1932" w:type="pct"/>
+            <w:tcW w:w="1885" w:type="pct"/>
             <w:shd w:val="clear" w:color="auto" w:fill="auto"/>
           </w:tcPr>
           <w:p>
@@ -9858,22 +9840,22 @@
         </w:tc>
         <w:tc>
           <w:tcPr>
-            <w:tcW w:w="2007" w:type="pct"/>
-            <w:shd w:val="clear" w:color="auto" w:fill="auto"/>
-          </w:tcPr>
-          <w:p>
-            <w:pPr>
-              <w:pStyle w:val="CompactoOE3"/>
-              <w:spacing w:after="0"/>
-              <w:rPr>
-                <w:sz w:val="18"/>
-              </w:rPr>
-            </w:pPr>
-            <w:r>
-              <w:rPr>
-                <w:sz w:val="18"/>
-              </w:rPr>
-              <w:t>D09-1 pasa a «finalizado». Revisa las 119 casillas sin cerrar de los cuatro tableros (103 sin marcar y 16 parciales) y deja ocho abiertas; abre D10-1 a D10-7, con la D10-8 citada en el plan y en la adenda del 01/10</w:t>
+            <w:tcW w:w="2054" w:type="pct"/>
+            <w:shd w:val="clear" w:color="auto" w:fill="auto"/>
+          </w:tcPr>
+          <w:p>
+            <w:pPr>
+              <w:pStyle w:val="CompactoOE3"/>
+              <w:spacing w:after="0"/>
+              <w:rPr>
+                <w:sz w:val="18"/>
+              </w:rPr>
+            </w:pPr>
+            <w:r>
+              <w:rPr>
+                <w:sz w:val="18"/>
+              </w:rPr>
+              <w:t>D09-1 pasa a «finalizado». Revisa las 119 casillas sin cerrar de los cuatro tableros (103 sin marcar y 16 parciales) y deja ocho abiertas; abre D10-1 a D10-8, la D10-7 para este entregable y la D10-8 para el capítulo 8</w:t>
             </w:r>
           </w:p>
         </w:tc>
@@ -9895,11 +9877,11 @@
         <w:pStyle w:val="TextoOE3"/>
       </w:pPr>
       <w:r>
+        <w:t xml:space="preserve">Las actas y los documentos de resultados se remiten unos a otros, y el apartado 1 de cada anexo enumera las actas y tarjetas que gobernaron su incremento. La D07-1 se cumplió en su parte de código el 21 de septiembre, seis días antes de su fecha límite, y la D08 la declaró finalizada. La D08-1, que abrió el Slice 4, se declaró finalizada en la D09, con el incremento </w:t>
+      </w:r>
+      <w:r>
         <w:lastRenderedPageBreak/>
-        <w:t>Las actas y los documentos de resultados se remiten unos a otros, y el apartado 1 de cada anexo enumera las actas y tarjetas que gobernaron su incremento. La D07-1 se cumplió en su parte de código el 21 de septiembre, seis días antes de su fecha límite, y la D08 la declaró finalizada. La D08-1, que abrió el Slice 4, se declaró finalizada en la D09, con el incremento cerrado y fusionado en la rama principal (Anexo G, apartado 1). La D10 dio por cumplida la D09-1, porque los troncos del Nivel 2 ruedan en el m</w:t>
-      </w:r>
-      <w:r>
-        <w:t>otor desde el 24 de septiembre, dibujados a partir de una sola textura. Esa sesión no revisó las tarjetas D06-1, D07-3, D09-2, D09-3 y D09-4, que dependen de Sofía Valentina Giraldo Segovia o de Santiago Valdiri García, ausentes ese día.</w:t>
+        <w:t>cerrado y fusionado en la rama principal (Anexo G, apartado 1). La D10 dio por cumplida la D09-1, porque los troncos del Nivel 2 ruedan en el motor desde el 24 de septiembre, dibujados a partir de una sola textura. Esa sesión no revisó las tarjetas D06-1, D07-3, D09-2, D09-3 y D09-4, que dependen de Sofía Valentina Giraldo Segovia o de Santiago Valdiri García, ausentes ese día.</w:t>
       </w:r>
     </w:p>
     <w:p>
@@ -9917,7 +9899,7 @@
       <w:pPr>
         <w:pStyle w:val="Ttulo2"/>
       </w:pPr>
-      <w:bookmarkStart w:id="10" w:name="_Toc242194827"/>
+      <w:bookmarkStart w:id="10" w:name="_Toc242198214"/>
       <w:r>
         <w:t>2.4 Entorno y herramientas de desarrollo</w:t>
       </w:r>
@@ -10584,7 +10566,6 @@
               <w:rPr>
                 <w:sz w:val="18"/>
               </w:rPr>
-              <w:lastRenderedPageBreak/>
               <w:t>Control de versiones</w:t>
             </w:r>
           </w:p>
@@ -10715,6 +10696,7 @@
               <w:rPr>
                 <w:sz w:val="18"/>
               </w:rPr>
+              <w:lastRenderedPageBreak/>
               <w:t>Corredor de pruebas con el Editor abierto</w:t>
             </w:r>
           </w:p>
@@ -10743,13 +10725,7 @@
               <w:rPr>
                 <w:sz w:val="18"/>
               </w:rPr>
-              <w:t xml:space="preserve"> </w:t>
-            </w:r>
-            <w:r>
-              <w:rPr>
-                <w:sz w:val="18"/>
-              </w:rPr>
-              <w:t xml:space="preserve">(PowerShell 7) sobre el servidor HTTP local del paquete </w:t>
+              <w:t xml:space="preserve"> (PowerShell 7) sobre el servidor HTTP local del paquete </w:t>
             </w:r>
             <w:r>
               <w:rPr>
@@ -11226,23 +11202,133 @@
         <w:t xml:space="preserve">orredor del entorno de desarrollo desconectado o intermitente. Los puntos de control E y F del Slice 1, que verificaron la mecánica rehecha del Nivel 1, se corrieron por línea de comandos con el editor cerrado. La corrida del punto de control F, el 15 de septiembre, dio 221 de 221 casos en EditMode y 144 de 153 en PlayMode, y es la que declara la D06. Cuando el puente no respondía con el editor abierto se usó un tercer camino, un script temporal dentro del editor que invoca la interfaz de pruebas de Unity. </w:t>
       </w:r>
       <w:r>
-        <w:t xml:space="preserve">Con él se corrieron, entre otras, la suite del punto de control W-F del Slice 2, ese mismo 15 de septiembre (212 de 212 casos en EditMode y 146 de 148 en PlayMode, con los dos restantes en verde tras actualizar su expectativa; Anexo C, apartado </w:t>
-      </w:r>
+        <w:t xml:space="preserve">Con él se corrieron, entre otras, la suite del punto de control W-F del Slice 2, ese mismo 15 de septiembre (212 de 212 casos en EditMode y 146 de 148 en PlayMode, con los dos restantes en verde tras actualizar su expectativa; Anexo C, apartado 4), y la corrida completa del 25 de septiembre (Anexo G, apartado 4.2). Desde el 30 de septiembre las corridas con el editor abierto pasan por </w:t>
+      </w:r>
+      <w:r>
+        <w:rPr>
+          <w:rStyle w:val="CdigoenlneaOE3"/>
+        </w:rPr>
+        <w:t>editor.ps1</w:t>
+      </w:r>
+      <w:r>
+        <w:t xml:space="preserve"> (Tabla 2.5), que fija la vista de juego a 1920 × 1080 antes de cada corrida PlayMode; así se hicieron la línea ba</w:t>
+      </w:r>
+      <w:r>
+        <w:t>se del cierre y las corridas completas del 1 de octubre (Anexo G, apartado 4.2).</w:t>
+      </w:r>
+    </w:p>
+    <w:p>
+      <w:pPr>
+        <w:pStyle w:val="TextoOE3"/>
+      </w:pPr>
       <w:r>
         <w:lastRenderedPageBreak/>
-        <w:t xml:space="preserve">4), y la corrida completa del 25 de septiembre (Anexo G, apartado 4.2). Desde el 30 de septiembre las corridas con el editor abierto pasan por </w:t>
+        <w:t xml:space="preserve">El repositorio registra 104 commits entre el 29 de agosto y el 30 de septiembre de 2026, hasta </w:t>
       </w:r>
       <w:r>
         <w:rPr>
           <w:rStyle w:val="CdigoenlneaOE3"/>
         </w:rPr>
-        <w:t>editor.ps1</w:t>
-      </w:r>
-      <w:r>
-        <w:t xml:space="preserve"> (Tabla 2.5), que fija la vista de juego a 1920 × 1080 antes de cada corrida PlayMode; así se hicieron la línea ba</w:t>
-      </w:r>
-      <w:r>
-        <w:t>se del cierre y las corridas completas del 1 de octubre (Anexo G, apartado 4.2).</w:t>
+        <w:t>359365e</w:t>
+      </w:r>
+      <w:r>
+        <w:t xml:space="preserve">, hechos desde las cuentas de los dos estudiantes. El trabajo avanzó en ramas por fase, incremento o carril, que se integraron en la rama principal mediante solicitudes de integración (pull requests). El Slice 1 entró en cuatro ramas de fase, y sus fases 5 y 6 llegaron con la rama del Slice 2. Se fusionaron catorce solicitudes, de la n.º 49 (6 de septiembre, cimientos del Slice 1) a la n.º 88 (30 de septiembre); las dos últimas llevaron a la rama principal </w:t>
+      </w:r>
+      <w:r>
+        <w:rPr>
+          <w:rStyle w:val="CdigoenlneaOE3"/>
+        </w:rPr>
+        <w:t>44fd479</w:t>
+      </w:r>
+      <w:r>
+        <w:t>, el plan de pruebas del OE4 (</w:t>
+      </w:r>
+      <w:r>
+        <w:rPr>
+          <w:rStyle w:val="CdigoenlneaOE3"/>
+        </w:rPr>
+        <w:t>d105838</w:t>
+      </w:r>
+      <w:r>
+        <w:t>) y el cierre de inconsistencias (</w:t>
+      </w:r>
+      <w:r>
+        <w:rPr>
+          <w:rStyle w:val="CdigoenlneaOE3"/>
+        </w:rPr>
+        <w:t>37b3cb7</w:t>
+      </w:r>
+      <w:r>
+        <w:t xml:space="preserve"> y </w:t>
+      </w:r>
+      <w:r>
+        <w:rPr>
+          <w:rStyle w:val="CdigoenlneaOE3"/>
+        </w:rPr>
+        <w:t>5a22df1</w:t>
+      </w:r>
+      <w:r>
+        <w:t xml:space="preserve">). El cierre del 30 de septiembre y el 1 de octubre se trabajó en la rama </w:t>
+      </w:r>
+      <w:r>
+        <w:rPr>
+          <w:rStyle w:val="CdigoenlneaOE3"/>
+        </w:rPr>
+        <w:t>feat/cierre-de-slices-y-oe3</w:t>
+      </w:r>
+      <w:r>
+        <w:t xml:space="preserve">, abierta desde </w:t>
+      </w:r>
+      <w:r>
+        <w:rPr>
+          <w:rStyle w:val="CdigoenlneaOE3"/>
+        </w:rPr>
+        <w:t>359365e</w:t>
+      </w:r>
+      <w:r>
+        <w:t xml:space="preserve">, y de ella sale el corte del 1 de octubre de 2026 que describe este documento (capítulo 1). El trabajo posterior al corte, del 02 al 06/10/2026, está en la rama </w:t>
+      </w:r>
+      <w:r>
+        <w:rPr>
+          <w:rStyle w:val="CdigoenlneaOE3"/>
+        </w:rPr>
+        <w:t>feat/personajes-animados</w:t>
+      </w:r>
+      <w:r>
+        <w:t xml:space="preserve">, que no se ha fusionado a </w:t>
+      </w:r>
+      <w:r>
+        <w:rPr>
+          <w:rStyle w:val="CdigoenlneaOE3"/>
+        </w:rPr>
+        <w:t>main</w:t>
+      </w:r>
+      <w:r>
+        <w:t>. El desarrollo se apoyó además en un agente de programación asistida por inteligencia artificial (Claude Code, de Anthr</w:t>
+      </w:r>
+      <w:r>
+        <w:t>opic), que operó sobre el repositorio, el editor y las pruebas bajo la dirección y la revisión de los autores, como consta en el archivo de instrucciones del agente versionado en el repositorio y en los documentos de resultados.</w:t>
+      </w:r>
+    </w:p>
+    <w:p>
+      <w:pPr>
+        <w:pStyle w:val="Ttulo2"/>
+      </w:pPr>
+      <w:bookmarkStart w:id="11" w:name="_Toc242198215"/>
+      <w:r>
+        <w:t>2.5 Prácticas de ingeniería</w:t>
+      </w:r>
+      <w:bookmarkEnd w:id="11"/>
+    </w:p>
+    <w:p>
+      <w:pPr>
+        <w:pStyle w:val="PrimerprrafoOE3"/>
+      </w:pPr>
+      <w:r>
+        <w:t xml:space="preserve">El contrato de desarrollo obliga a escribir la prueba antes que la implementación y a verla fallar. Cada tarea sigue la secuencia de planeación, diseño de casos, prueba en rojo, implementación y refactorización; los defectos se reproducen, se diagnostican y luego se corrigen. En el cierre, cuando una prueba salía en verde desde el principio, una mutación temporal del código de producción, revertida después, demostraba que la prueba detectaba el defecto. La práctica descansa en la arquitectura: la lógica de </w:t>
+      </w:r>
+      <w:r>
+        <w:t>cada nivel está escrita en C# plano y se prueba en EditMode, sin escena ni fotogramas, y el componente del motor, un adaptador fino, se prueba en PlayMode con el cableado de la escena (apartado 3.1). La suite se organiza en diecisiete módulos de prueba, once de EditMode y seis de PlayMode, y su resultado en el corte está en el apartado 9.3.</w:t>
       </w:r>
     </w:p>
     <w:p>
@@ -11250,25 +11336,147 @@
         <w:pStyle w:val="TextoOE3"/>
       </w:pPr>
       <w:r>
-        <w:t xml:space="preserve">El repositorio registra 104 commits entre el 29 de agosto y el 30 de septiembre de 2026, hasta </w:t>
+        <w:t>Desde la D02 rige el acuerdo de que toda verificación declara cómo se ejecutó y qué dio, y de que ninguna casilla de prueba se marca dando por hecho que la suite pasó. Los documentos de resultados reportan las corridas tal como salieron, con los casos que fallan y su causa: en la D06 se declararon nueve casos no verdes, tres de ellos preexistentes, antes de fusionar el Slice 2. En el cierre, cada corrección se comparó con la línea base del 30 de septiembre y pasó por una revisión independiente antes de acep</w:t>
+      </w:r>
+      <w:r>
+        <w:t>tarse.</w:t>
+      </w:r>
+    </w:p>
+    <w:p>
+      <w:pPr>
+        <w:pStyle w:val="TextoOE3"/>
+      </w:pPr>
+      <w:r>
+        <w:t xml:space="preserve">Para la trazabilidad (CT-10), el nombre de cada prueba cita el requerimiento que verifica, con el patrón </w:t>
       </w:r>
       <w:r>
         <w:rPr>
           <w:rStyle w:val="CdigoenlneaOE3"/>
         </w:rPr>
-        <w:t>359365e</w:t>
-      </w:r>
-      <w:r>
-        <w:t xml:space="preserve">, hechos desde las cuentas de los dos estudiantes. El trabajo avanzó en ramas por fase, incremento o carril, que se integraron en la rama principal mediante solicitudes de integración (pull requests). El Slice 1 entró en cuatro ramas de fase, y sus fases 5 y 6 llegaron con la rama del Slice 2. Se fusionaron catorce solicitudes, de la n.º 49 (6 de septiembre, cimientos del Slice 1) a la n.º 88 (30 de septiembre); las dos últimas llevaron a la rama principal </w:t>
+        <w:t>&lt;Sujeto&gt;_&lt;Requisito&gt;_&lt;QuéHace&gt;</w:t>
+      </w:r>
+      <w:r>
+        <w:t>, y una prueba de trazabilidad falla si alguno de los cuarenta y siete RF carece de una que lo nombre. El mecanismo se detalla en los apartados 9.1 y 9.4, y la matriz del Anexo A se deriva de esos nombres.</w:t>
+      </w:r>
+    </w:p>
+    <w:p>
+      <w:pPr>
+        <w:pStyle w:val="TextoOE3"/>
+      </w:pPr>
+      <w:r>
+        <w:t>Los criterios pedagógicos y de arquitectura también son pruebas. Los invariantes pedagógicos, que el estudiante nunca pierde (CP-02) y nunca ve una cifra de desempeño (CP-03), y la regla de que ningún nivel referencia a otro (RNF-16) están fijados con pruebas automáticas (apartados 3.2 y 9.1).</w:t>
+      </w:r>
+    </w:p>
+    <w:p>
+      <w:pPr>
+        <w:pStyle w:val="TextoOE3"/>
+      </w:pPr>
+      <w:r>
+        <w:lastRenderedPageBreak/>
+        <w:t>Los conflictos entre los documentos radicados, y entre ellos y el juego, se registran en un documento propio con la corrección de cada uno y un orden de precedencia fijo. El 29/09/2026 se adoptó una regla única para cerrarlos: ante un conflicto gana el juego y se corrige el documento, lo que solo pide el documento se implementa y lo que solo tiene el juego se escribe en el documento. Con ella la revisión 14 (29/09) cerró los nueve hallazgos que seguían abiertos (INC-46 a INC-54) y registró y cerró sesenta n</w:t>
+      </w:r>
+      <w:r>
+        <w:t>uevos (INC-55 a INC-114); la revisión 15 (30/09) hizo lo mismo con INC-115 a INC-117, y la revisión 16 (01/10), con INC-118 a INC-130, que recogen las correcciones del acta D10 y la del peso del paquete de entrega. Al corte están cerrados INC-01 a INC-130. Después del corte, las revisiones 17 y 18 (05/10) y 19 (06/10) cerraron INC-131, INC-132 e INC-133, decisiones de Santiago Benavides Rey sobre el arte final de los personajes y el orden de dibujo de sus brazos y antebrazos, y con ellas el registro llega a</w:t>
+      </w:r>
+      <w:r>
+        <w:t xml:space="preserve"> INC-133. Los radicados se corrigieron por automatización de Word, con autorización expresa y con una fila fechada en el control de cambios de cada documento. Modificar un RF, un RNF o un criterio de aceptación sigue exigiendo consulta previa.</w:t>
+      </w:r>
+    </w:p>
+    <w:p>
+      <w:pPr>
+        <w:pStyle w:val="TextoOE3"/>
+      </w:pPr>
+      <w:r>
+        <w:t>Los textos visibles y los parámetros que se ajustan jugando residen en recursos de datos del motor y no en las clases (CT-05, RNF-18). Encadenar escenas narrativas, cambiar un mensaje del guía o ajustar un parámetro de nivel consiste en editar un recurso, sin tocar el programa; desde el 30/09/2026 la regla no tiene excepciones (apartado 3.4).</w:t>
+      </w:r>
+    </w:p>
+    <w:p>
+      <w:pPr>
+        <w:pStyle w:val="TextoOE3"/>
+      </w:pPr>
+      <w:r>
+        <w:t>CT-11 y RNF-17 piden que cada cambio quede en el repositorio asociado a su tarea del tablero. Entre el 1 y el 30 de septiembre hay 75 commits sin fusión, y 44 citan la tarea del incremento (T05, W01, R09–R12) o la tarjeta del acta (D05-2, D07-2, D08-2): 42 en el asunto y dos solo en el cuerpo del mensaje (</w:t>
       </w:r>
       <w:r>
         <w:rPr>
           <w:rStyle w:val="CdigoenlneaOE3"/>
         </w:rPr>
+        <w:t>9c34924</w:t>
+      </w:r>
+      <w:r>
+        <w:t xml:space="preserve"> y </w:t>
+      </w:r>
+      <w:r>
+        <w:rPr>
+          <w:rStyle w:val="CdigoenlneaOE3"/>
+        </w:rPr>
+        <w:t>1009c5a</w:t>
+      </w:r>
+      <w:r>
+        <w:t>). Muchos citan también los requerimientos que atienden. El cumplimiento es parcial. De los 31 restantes, cinco incorporan sonidos, uno ajusta la configuración del editor, trece son la estructura inicial, cierres de fase, documentación o la decisión de planeación del 10 de septiembre, tres son correcciones y nueve son funcionalidad sin tarjeta (</w:t>
+      </w:r>
+      <w:r>
+        <w:rPr>
+          <w:rStyle w:val="CdigoenlneaOE3"/>
+        </w:rPr>
+        <w:t>88fe0ee</w:t>
+      </w:r>
+      <w:r>
+        <w:t xml:space="preserve">, </w:t>
+      </w:r>
+      <w:r>
+        <w:rPr>
+          <w:rStyle w:val="CdigoenlneaOE3"/>
+        </w:rPr>
+        <w:t>d81cfc7</w:t>
+      </w:r>
+      <w:r>
+        <w:t xml:space="preserve">, </w:t>
+      </w:r>
+      <w:r>
+        <w:rPr>
+          <w:rStyle w:val="CdigoenlneaOE3"/>
+        </w:rPr>
+        <w:t>dc51804</w:t>
+      </w:r>
+      <w:r>
+        <w:t xml:space="preserve">, </w:t>
+      </w:r>
+      <w:r>
+        <w:rPr>
+          <w:rStyle w:val="CdigoenlneaOE3"/>
+        </w:rPr>
+        <w:t>b38c00b</w:t>
+      </w:r>
+      <w:r>
+        <w:t xml:space="preserve">, </w:t>
+      </w:r>
+      <w:r>
+        <w:rPr>
+          <w:rStyle w:val="CdigoenlneaOE3"/>
+        </w:rPr>
+        <w:t>1d5ce58</w:t>
+      </w:r>
+      <w:r>
+        <w:t xml:space="preserve">, </w:t>
+      </w:r>
+      <w:r>
+        <w:rPr>
+          <w:rStyle w:val="CdigoenlneaOE3"/>
+        </w:rPr>
+        <w:t>d3a6cc9</w:t>
+      </w:r>
+      <w:r>
+        <w:t xml:space="preserve">, </w:t>
+      </w:r>
+      <w:r>
+        <w:rPr>
+          <w:rStyle w:val="CdigoenlneaOE3"/>
+        </w:rPr>
         <w:t>44fd479</w:t>
       </w:r>
       <w:r>
-        <w:t>, el plan de pruebas del OE4 (</w:t>
+        <w:t xml:space="preserve">, </w:t>
       </w:r>
       <w:r>
         <w:rPr>
@@ -11277,7 +11485,7 @@
         <w:t>d105838</w:t>
       </w:r>
       <w:r>
-        <w:t>) y el cierre de inconsistencias (</w:t>
+        <w:t xml:space="preserve"> y </w:t>
       </w:r>
       <w:r>
         <w:rPr>
@@ -11286,76 +11494,10 @@
         <w:t>37b3cb7</w:t>
       </w:r>
       <w:r>
-        <w:t xml:space="preserve"> y </w:t>
-      </w:r>
-      <w:r>
-        <w:rPr>
-          <w:rStyle w:val="CdigoenlneaOE3"/>
-        </w:rPr>
-        <w:t>5a22df1</w:t>
-      </w:r>
-      <w:r>
-        <w:t xml:space="preserve">). El cierre del 30 de septiembre y el 1 de octubre se trabajó en la rama </w:t>
-      </w:r>
-      <w:r>
-        <w:rPr>
-          <w:rStyle w:val="CdigoenlneaOE3"/>
-        </w:rPr>
-        <w:t>feat/cierre-de-slices-y-oe3</w:t>
-      </w:r>
-      <w:r>
-        <w:t xml:space="preserve">, abierta desde </w:t>
-      </w:r>
-      <w:r>
-        <w:rPr>
-          <w:rStyle w:val="CdigoenlneaOE3"/>
-        </w:rPr>
-        <w:t>359365e</w:t>
-      </w:r>
-      <w:r>
-        <w:t xml:space="preserve">, y de ella sale el corte del 1 de octubre de 2026 que describe este documento (capítulo 1). El trabajo posterior al corte, del 02 al 06/10/2026, está en la rama </w:t>
-      </w:r>
-      <w:r>
-        <w:rPr>
-          <w:rStyle w:val="CdigoenlneaOE3"/>
-        </w:rPr>
-        <w:t>feat/personajes-animados</w:t>
-      </w:r>
-      <w:r>
-        <w:t xml:space="preserve">, que no se ha fusionado a </w:t>
-      </w:r>
-      <w:r>
-        <w:rPr>
-          <w:rStyle w:val="CdigoenlneaOE3"/>
-        </w:rPr>
-        <w:t>main</w:t>
-      </w:r>
-      <w:r>
-        <w:t>. El desarrollo se apoyó además en un agente de programación asistida por inteligencia artificial (Claude Code, de Anthr</w:t>
-      </w:r>
-      <w:r>
-        <w:t>opic), que operó sobre el repositorio, el editor y las pruebas bajo la dirección y la revisión de los autores, como consta en el archivo de instrucciones del agente versionado en el repositorio y en los documentos de resultados.</w:t>
-      </w:r>
-    </w:p>
-    <w:p>
-      <w:pPr>
-        <w:pStyle w:val="Ttulo2"/>
-      </w:pPr>
-      <w:bookmarkStart w:id="11" w:name="_Toc242194828"/>
-      <w:r>
-        <w:t>2.5 Prácticas de ingeniería</w:t>
-      </w:r>
-      <w:bookmarkEnd w:id="11"/>
-    </w:p>
-    <w:p>
-      <w:pPr>
-        <w:pStyle w:val="PrimerprrafoOE3"/>
-      </w:pPr>
-      <w:r>
-        <w:t xml:space="preserve">El contrato de desarrollo obliga a escribir la prueba antes que la implementación y a verla fallar. Cada tarea sigue la secuencia de planeación, diseño de casos, prueba en rojo, implementación y refactorización; los defectos se reproducen, se diagnostican y luego se corrigen. En el cierre, cuando una prueba salía en verde desde el principio, una mutación temporal del código de producción, revertida después, demostraba que la prueba detectaba el defecto. La práctica descansa en la arquitectura: la lógica de </w:t>
-      </w:r>
-      <w:r>
-        <w:t>cada nivel está escrita en C# plano y se prueba en EditMode, sin escena ni fotogramas, y el componente del motor, un adaptador fino, se prueba en PlayMode con el cableado de la escena (apartado 3.1). La suite se organiza en diecisiete módulos de prueba, once de EditMode y seis de PlayMode, y su resultado en el corte está en el apartado 9.3.</w:t>
+        <w:t xml:space="preserve">); cuatro de ellos llevan en el asunto el espacio de la tarjeta sin </w:t>
+      </w:r>
+      <w:r>
+        <w:t>completar. Los cambios del cierre se asocian a las tarjetas D10-1 a D10-8, que cita el mensaje de su commit.</w:t>
       </w:r>
     </w:p>
     <w:p>
@@ -11363,183 +11505,10 @@
         <w:pStyle w:val="TextoOE3"/>
       </w:pPr>
       <w:r>
-        <w:t>Desde la D02 rige el acuerdo de que toda verificación declara cómo se ejecutó y qué dio, y de que ninguna casilla de prueba se marca dando por hecho que la suite pasó. Los documentos de resultados reportan las corridas tal como salieron, con los casos que fallan y su causa: en la D06 se declararon nueve casos no verdes, tres de ellos preexistentes, antes de fusionar el Slice 2. En el cierre, cada corrección se comparó con la línea base del 30 de septiembre y pasó por una revisión independiente antes de acep</w:t>
-      </w:r>
-      <w:r>
-        <w:t>tarse.</w:t>
-      </w:r>
-    </w:p>
-    <w:p>
-      <w:pPr>
-        <w:pStyle w:val="TextoOE3"/>
-      </w:pPr>
-      <w:r>
-        <w:t xml:space="preserve">Para la trazabilidad (CT-10), el nombre de cada prueba cita el requerimiento que verifica, con el patrón </w:t>
-      </w:r>
-      <w:r>
-        <w:rPr>
-          <w:rStyle w:val="CdigoenlneaOE3"/>
-        </w:rPr>
-        <w:t>&lt;Sujeto&gt;_&lt;Requisito&gt;_&lt;QuéHace&gt;</w:t>
-      </w:r>
-      <w:r>
-        <w:t>, y una prueba de trazabilidad falla si alguno de los cuarenta y siete RF carece de una que lo nombre. El mecanismo se detalla en los apartados 9.1 y 9.4, y la matriz del Anexo A se deriva de esos nombres.</w:t>
-      </w:r>
-    </w:p>
-    <w:p>
-      <w:pPr>
-        <w:pStyle w:val="TextoOE3"/>
-      </w:pPr>
-      <w:r>
-        <w:lastRenderedPageBreak/>
-        <w:t>Los criterios pedagógicos y de arquitectura también son pruebas. Los invariantes pedagógicos, que el estudiante nunca pierde (CP-02) y nunca ve una cifra de desempeño (CP-03), y la regla de que ningún nivel referencia a otro (RNF-16) están fijados con pruebas automáticas (apartados 3.2 y 9.1).</w:t>
-      </w:r>
-    </w:p>
-    <w:p>
-      <w:pPr>
-        <w:pStyle w:val="TextoOE3"/>
-      </w:pPr>
-      <w:r>
-        <w:t>Los conflictos entre los documentos radicados, y entre ellos y el juego, se registran en un documento propio con la corrección de cada uno y un orden de precedencia fijo. El 29/09/2026 se adoptó una regla única para cerrarlos: ante un conflicto gana el juego y se corrige el documento, lo que solo pide el documento se implementa y lo que solo tiene el juego se escribe en el documento. Con ella la revisión 14 (29/09) cerró los nueve hallazgos que seguían abiertos (INC-46 a INC-54) y registró y cerró sesenta n</w:t>
-      </w:r>
-      <w:r>
-        <w:t>uevos (INC-55 a INC-114); la revisión 15 (30/09) hizo lo mismo con INC-115 a INC-117, y la revisión 16 (01/10), con INC-118 a INC-130, que recogen las correcciones del acta D10 y la del peso del paquete de entrega. Al corte están cerrados INC-01 a INC-130. Después del corte, las revisiones 17 y 18 (05/10) y 19 (06/10) cerraron INC-131, INC-132 e INC-133, decisiones de Santiago Benavides Rey sobre el arte final de los personajes y el orden de dibujo de sus brazos y antebrazos, y con ellas el registro llega a</w:t>
-      </w:r>
-      <w:r>
-        <w:t xml:space="preserve"> INC-133. Los radicados se corrigieron por automatización de Word, con autorización expresa y con una fila fechada en el control de cambios de cada documento. Modificar un RF, un RNF o un criterio de aceptación sigue exigiendo consulta previa.</w:t>
-      </w:r>
-    </w:p>
-    <w:p>
-      <w:pPr>
-        <w:pStyle w:val="TextoOE3"/>
-      </w:pPr>
-      <w:r>
-        <w:t>Los textos visibles y los parámetros que se ajustan jugando residen en recursos de datos del motor y no en las clases (CT-05, RNF-18). Encadenar escenas narrativas, cambiar un mensaje del guía o ajustar un parámetro de nivel consiste en editar un recurso, sin tocar el programa; desde el 30/09/2026 la regla no tiene excepciones (apartado 3.4).</w:t>
-      </w:r>
-    </w:p>
-    <w:p>
-      <w:pPr>
-        <w:pStyle w:val="TextoOE3"/>
-      </w:pPr>
-      <w:r>
-        <w:t>CT-11 y RNF-17 piden que cada cambio quede en el repositorio asociado a su tarea del tablero. Entre el 1 y el 30 de septiembre hay 75 commits sin fusión, y 44 citan la tarea del incremento (T05, W01, R09–R12) o la tarjeta del acta (D05-2, D07-2, D08-2): 42 en el asunto y dos solo en el cuerpo del mensaje (</w:t>
-      </w:r>
-      <w:r>
-        <w:rPr>
-          <w:rStyle w:val="CdigoenlneaOE3"/>
-        </w:rPr>
-        <w:t>9c34924</w:t>
-      </w:r>
-      <w:r>
-        <w:t xml:space="preserve"> y </w:t>
-      </w:r>
-      <w:r>
-        <w:rPr>
-          <w:rStyle w:val="CdigoenlneaOE3"/>
-        </w:rPr>
-        <w:t>1009c5a</w:t>
-      </w:r>
-      <w:r>
-        <w:t>). Muchos citan también los requerimientos que atienden. El cumplimiento es parcial. De los 31 restantes, cinco incorporan sonidos, uno ajusta la configuración del editor, trece son la estructura inicial, cierres de fase, documentación o la decisión de planeación del 10 de septiembre, tres son correcciones y nueve son funcionalidad sin tarjeta (</w:t>
-      </w:r>
-      <w:r>
-        <w:rPr>
-          <w:rStyle w:val="CdigoenlneaOE3"/>
-        </w:rPr>
-        <w:t>88fe0ee</w:t>
-      </w:r>
-      <w:r>
-        <w:t xml:space="preserve">, </w:t>
-      </w:r>
-      <w:r>
-        <w:rPr>
-          <w:rStyle w:val="CdigoenlneaOE3"/>
-        </w:rPr>
-        <w:t>d81cfc7</w:t>
-      </w:r>
-      <w:r>
-        <w:t xml:space="preserve">, </w:t>
-      </w:r>
-      <w:r>
-        <w:rPr>
-          <w:rStyle w:val="CdigoenlneaOE3"/>
-        </w:rPr>
-        <w:t>dc51804</w:t>
-      </w:r>
-      <w:r>
-        <w:t xml:space="preserve">, </w:t>
-      </w:r>
-      <w:r>
-        <w:rPr>
-          <w:rStyle w:val="CdigoenlneaOE3"/>
-        </w:rPr>
-        <w:t>b38c00b</w:t>
-      </w:r>
-      <w:r>
-        <w:t xml:space="preserve">, </w:t>
-      </w:r>
-      <w:r>
-        <w:rPr>
-          <w:rStyle w:val="CdigoenlneaOE3"/>
-        </w:rPr>
-        <w:t>1d5ce58</w:t>
-      </w:r>
-      <w:r>
-        <w:t xml:space="preserve">, </w:t>
-      </w:r>
-      <w:r>
-        <w:rPr>
-          <w:rStyle w:val="CdigoenlneaOE3"/>
-        </w:rPr>
-        <w:t>d3a6cc9</w:t>
-      </w:r>
-      <w:r>
-        <w:t xml:space="preserve">, </w:t>
-      </w:r>
-      <w:r>
-        <w:rPr>
-          <w:rStyle w:val="CdigoenlneaOE3"/>
-        </w:rPr>
-        <w:t>44fd479</w:t>
-      </w:r>
-      <w:r>
-        <w:t xml:space="preserve">, </w:t>
-      </w:r>
-      <w:r>
-        <w:rPr>
-          <w:rStyle w:val="CdigoenlneaOE3"/>
-        </w:rPr>
-        <w:t>d105838</w:t>
-      </w:r>
-      <w:r>
-        <w:t xml:space="preserve"> y </w:t>
-      </w:r>
-      <w:r>
-        <w:rPr>
-          <w:rStyle w:val="CdigoenlneaOE3"/>
-        </w:rPr>
-        <w:t>37b3cb7</w:t>
-      </w:r>
-      <w:r>
-        <w:t xml:space="preserve">); cuatro de ellos llevan en el asunto el espacio de la tarjeta sin </w:t>
-      </w:r>
-      <w:r>
-        <w:t>completar. Los cambios del cierre se asocian a las tarjetas D10-1 a D10-8, que cita el mensaje de su commit.</w:t>
-      </w:r>
-    </w:p>
-    <w:p>
-      <w:pPr>
-        <w:pStyle w:val="TextoOE3"/>
-      </w:pPr>
-      <w:r>
         <w:t>Cada fase o incremento tiene un documento de resultados que registra qué se construyó, con qué se verificó y qué quedó abierto en su momento; el de las fases 5 y 6 del Slice 1 se escribió a posteriori, el 25 de septiembre. Esos documentos no se reescriben. Cuando una afirmación deja de ser cierta se le añade una nota fechada, y los afectados por cambios posteriores llevan un anexo con lo que cambió después de su cierre, verificado contra el código; el último, del 01/10/2026, recoge las correcciones del acta</w:t>
       </w:r>
       <w:r>
-        <w:t xml:space="preserve"> D10. Los anexos B a G de </w:t>
-      </w:r>
-      <w:r>
-        <w:lastRenderedPageBreak/>
-        <w:t>este entregable parten de ellos, pero se redactaron aparte y describen el prototipo en su estado final (acta D10).</w:t>
+        <w:t xml:space="preserve"> D10. Los anexos B a G de este entregable parten de ellos, pero se redactaron aparte y describen el prototipo en su estado final (acta D10).</w:t>
       </w:r>
     </w:p>
     <w:p>
@@ -11551,7 +11520,7 @@
       <w:pPr>
         <w:pStyle w:val="Ttulo1"/>
       </w:pPr>
-      <w:bookmarkStart w:id="12" w:name="_Toc242194829"/>
+      <w:bookmarkStart w:id="12" w:name="_Toc242198216"/>
       <w:r>
         <w:lastRenderedPageBreak/>
         <w:t>3. ARQUITECTURA E IMPLEMENTACIÓN BASE</w:t>
@@ -11580,7 +11549,7 @@
       <w:pPr>
         <w:pStyle w:val="Ttulo2"/>
       </w:pPr>
-      <w:bookmarkStart w:id="13" w:name="_Toc242194830"/>
+      <w:bookmarkStart w:id="13" w:name="_Toc242198217"/>
       <w:r>
         <w:t>3.1 Arquitectura implementada frente a la diseñada</w:t>
       </w:r>
@@ -12698,7 +12667,7 @@
       <w:pPr>
         <w:pStyle w:val="Ttulo2"/>
       </w:pPr>
-      <w:bookmarkStart w:id="14" w:name="_Toc242194831"/>
+      <w:bookmarkStart w:id="14" w:name="_Toc242198218"/>
       <w:r>
         <w:t>3.2 Módulos y dependencias</w:t>
       </w:r>
@@ -13701,7 +13670,7 @@
       <w:pPr>
         <w:pStyle w:val="Ttulo2"/>
       </w:pPr>
-      <w:bookmarkStart w:id="15" w:name="_Toc242194832"/>
+      <w:bookmarkStart w:id="15" w:name="_Toc242198219"/>
       <w:r>
         <w:t>3.3 Flujo de estados y escenas</w:t>
       </w:r>
@@ -16038,7 +16007,7 @@
       <w:pPr>
         <w:pStyle w:val="Ttulo2"/>
       </w:pPr>
-      <w:bookmarkStart w:id="16" w:name="_Toc242194833"/>
+      <w:bookmarkStart w:id="16" w:name="_Toc242198220"/>
       <w:r>
         <w:t>3.4 Contenido parametrizable</w:t>
       </w:r>
@@ -16969,7 +16938,7 @@
           <w:noProof/>
         </w:rPr>
         <w:drawing>
-          <wp:inline distT="0" distB="0" distL="0" distR="0" wp14:anchorId="091F21BE" wp14:editId="0A5E22E9">
+          <wp:inline distT="0" distB="0" distL="0" distR="0" wp14:anchorId="31160158" wp14:editId="343E4F22">
             <wp:extent cx="5759999" cy="3239999"/>
             <wp:effectExtent l="0" t="0" r="0" b="0"/>
             <wp:docPr id="10" name="Picture" descr="Figura 3.1. La escena Narrative reproduciendo la secuencia N1_AparicionGuia (escena 1.1 del guion): Algoritm, en su forma de fuego, se presenta a la familia en la cueva a oscuras, con la luz concentrada a su alrededor. La ilustración, la capa de oscuridad del Nivel 1, la posición y la animación de los personajes y la línea de diálogo («¡Hola, familia! No tengan miedo. Me llamo Algoritm, y vine a acompañarlos.») se leen del asset; el cuadro de diálogo muestra el retrato y el nombre de quien habla junto al botón «Continuar». La misma escena de Unity reproduce las dieciocho secuencias del juego."/>
@@ -17056,7 +17025,7 @@
       <w:pPr>
         <w:pStyle w:val="Ttulo2"/>
       </w:pPr>
-      <w:bookmarkStart w:id="17" w:name="_Toc242194834"/>
+      <w:bookmarkStart w:id="17" w:name="_Toc242198221"/>
       <w:r>
         <w:t>3.5 Persistencia de perfiles y privacidad</w:t>
       </w:r>
@@ -17748,7 +17717,7 @@
       <w:pPr>
         <w:pStyle w:val="Ttulo2"/>
       </w:pPr>
-      <w:bookmarkStart w:id="18" w:name="_Toc242194835"/>
+      <w:bookmarkStart w:id="18" w:name="_Toc242198222"/>
       <w:r>
         <w:t>3.6 Distribución portable</w:t>
       </w:r>
@@ -18144,7 +18113,7 @@
       <w:pPr>
         <w:pStyle w:val="Ttulo1"/>
       </w:pPr>
-      <w:bookmarkStart w:id="19" w:name="_Toc242194836"/>
+      <w:bookmarkStart w:id="19" w:name="_Toc242198223"/>
       <w:r>
         <w:lastRenderedPageBreak/>
         <w:t>4. NIVELES Y DESAFÍOS PROGRESIVOS</w:t>
@@ -18234,7 +18203,7 @@
       <w:pPr>
         <w:pStyle w:val="Ttulo2"/>
       </w:pPr>
-      <w:bookmarkStart w:id="20" w:name="_Toc242194837"/>
+      <w:bookmarkStart w:id="20" w:name="_Toc242198224"/>
       <w:r>
         <w:t>4.1 Progresión del pensamiento computacional entre niveles</w:t>
       </w:r>
@@ -18579,7 +18548,7 @@
       <w:pPr>
         <w:pStyle w:val="Ttulo2"/>
       </w:pPr>
-      <w:bookmarkStart w:id="21" w:name="_Toc242194838"/>
+      <w:bookmarkStart w:id="21" w:name="_Toc242198225"/>
       <w:r>
         <w:t>4.2 Nivel 1 — La Oscuridad</w:t>
       </w:r>
@@ -19805,7 +19774,7 @@
           <w:noProof/>
         </w:rPr>
         <w:drawing>
-          <wp:inline distT="0" distB="0" distL="0" distR="0" wp14:anchorId="586DF08D" wp14:editId="0CB23C00">
+          <wp:inline distT="0" distB="0" distL="0" distR="0" wp14:anchorId="556E8DBD" wp14:editId="0D4062F4">
             <wp:extent cx="5759999" cy="3239999"/>
             <wp:effectExtent l="0" t="0" r="0" b="0"/>
             <wp:docPr id="13" name="Picture" descr="Figura 4.1. Inicio de la fase jugable del Nivel 1: las hojas, el sílex y el pedernal están regados por la cueva vista desde arriba, con Papá a un lado del círculo de luz central y el resto de la familia al otro; la tablilla superior pide «Reúne todas las hojas y las dos piedras en el centro de la pantalla.» y el botón de ayuda, arriba a la izquierda, lleva la figura de fuego de Algoritm."/>
@@ -19902,7 +19871,7 @@
           <w:noProof/>
         </w:rPr>
         <w:drawing>
-          <wp:inline distT="0" distB="0" distL="0" distR="0" wp14:anchorId="2CB47942" wp14:editId="229CA7BA">
+          <wp:inline distT="0" distB="0" distL="0" distR="0" wp14:anchorId="7A20F591" wp14:editId="5D79AE17">
             <wp:extent cx="5759999" cy="3239999"/>
             <wp:effectExtent l="0" t="0" r="0" b="0"/>
             <wp:docPr id="16" name="Picture" descr="Figura 4.2. Interfaz de encendido del Nivel 1 tras el primer golpe efectivo, antes de la convergencia: los deslizantes de fuerza (vertical, de «Suave» a «Fuerte») y de cercanía (horizontal, de «Lejos» a «Cerca») representan la hipótesis, las piedras se ven sobre el montón de hojas y la tablilla describe lo ocurrido («Una chispa cae dentro de las hojas. Brilla un instante y se apaga.»). «Golpear» pone a prueba la hipótesis y «Soplar» sigue atenuado y con candado, un doble indicador que no depende solo del color."/>
@@ -20083,7 +20052,7 @@
         </w:rPr>
         <w:lastRenderedPageBreak/>
         <w:drawing>
-          <wp:inline distT="0" distB="0" distL="0" distR="0" wp14:anchorId="6EDB60BC" wp14:editId="711B0827">
+          <wp:inline distT="0" distB="0" distL="0" distR="0" wp14:anchorId="20189049" wp14:editId="6963F185">
             <wp:extent cx="5759999" cy="3239999"/>
             <wp:effectExtent l="0" t="0" r="0" b="0"/>
             <wp:docPr id="19" name="Picture" descr="Figura 4.3. Cierre reflexivo del Nivel 1 (N1_NacimientoDelFuego): Algoritm, en su forma de fuego, sobre las brasas de la hoguera recién encendida, de la que sube humo, nombra la iteración ante la familia reunida («Eso tiene nombre: se llama iterar. Probar, mirar el resultado y ajustar.»)."/>
@@ -21128,7 +21097,7 @@
       <w:pPr>
         <w:pStyle w:val="Ttulo2"/>
       </w:pPr>
-      <w:bookmarkStart w:id="22" w:name="_Toc242194839"/>
+      <w:bookmarkStart w:id="22" w:name="_Toc242198226"/>
       <w:r>
         <w:t>4.3 Nivel 2 — La Rueda</w:t>
       </w:r>
@@ -23310,7 +23279,7 @@
         </w:rPr>
         <w:lastRenderedPageBreak/>
         <w:drawing>
-          <wp:inline distT="0" distB="0" distL="0" distR="0" wp14:anchorId="3514A3C0" wp14:editId="73DABFA8">
+          <wp:inline distT="0" distB="0" distL="0" distR="0" wp14:anchorId="3A357394" wp14:editId="2F9FBCB3">
             <wp:extent cx="5759999" cy="3239999"/>
             <wp:effectExtent l="0" t="0" r="0" b="0"/>
             <wp:docPr id="22" name="Picture" descr="Figura 4.4. Fase 1 del Nivel 2 tras seleccionar una piedra: el mensaje describe por qué no sirve («Esta piedra tiene esquinas. Cuando la empujas, se traba.»), con icono de alerta además de color; la piedra sigue en su sitio, el acopio conserva el tronco ya reunido («Troncos redondos: 1 de 5») y la Niña, junto a la caja, anima. Abajo a la derecha, el botón de ayuda con Algoritm en su forma de rueda."/>
@@ -23404,7 +23373,7 @@
         </w:rPr>
         <w:lastRenderedPageBreak/>
         <w:drawing>
-          <wp:inline distT="0" distB="0" distL="0" distR="0" wp14:anchorId="29F7981A" wp14:editId="1A92F1E4">
+          <wp:inline distT="0" distB="0" distL="0" distR="0" wp14:anchorId="1E16E0E4" wp14:editId="6EBE57B4">
             <wp:extent cx="5759999" cy="3239999"/>
             <wp:effectExtent l="0" t="0" r="0" b="0"/>
             <wp:docPr id="25" name="Picture" descr="Figura 4.5. Escena narrativa 2.2 («El patrón»): la caja llena que dejó la fase del bosque, con el mismo tamaño que tenía allí, junto a los troncos alineados, y Algoritm, en su forma de rueda, nombrando el patrón que el estudiante acaba de usar en la fase 1 («Acabas de encontrar un patrón.»)."/>
@@ -24195,7 +24164,7 @@
           <w:noProof/>
         </w:rPr>
         <w:drawing>
-          <wp:inline distT="0" distB="0" distL="0" distR="0" wp14:anchorId="12568682" wp14:editId="1C72D211">
+          <wp:inline distT="0" distB="0" distL="0" distR="0" wp14:anchorId="17377C2B" wp14:editId="46A34720">
             <wp:extent cx="5759999" cy="3239999"/>
             <wp:effectExtent l="0" t="0" r="0" b="0"/>
             <wp:docPr id="28" name="Picture" descr="Figura 4.6. Fase 2 del Nivel 2 tras intentar colocar la tabla antes del eje: la tabla vuelve a su sitio en la fila de piezas, el mensaje indica qué falta («La tabla no tiene sobre qué apoyarse todavía.») y la rueda ya perforada se conserva; «Mecanizar» aparece atenuado, con el candado y el rótulo «Aún no», porque no hay tronco resaltado."/>
@@ -24682,7 +24651,7 @@
           <w:noProof/>
         </w:rPr>
         <w:drawing>
-          <wp:inline distT="0" distB="0" distL="0" distR="0" wp14:anchorId="7BF1896C" wp14:editId="7C31FDB9">
+          <wp:inline distT="0" distB="0" distL="0" distR="0" wp14:anchorId="00EC77BC" wp14:editId="0ABA2A5C">
             <wp:extent cx="5759999" cy="3239999"/>
             <wp:effectExtent l="0" t="0" r="0" b="0"/>
             <wp:docPr id="31" name="Picture" descr="Figura 4.7. Fase 3 del Nivel 2 al atardecer: el laberinto en vista superior con su cuadrícula, la carretilla en la salida, con la Niña a su lado, y el resto de la familia en el refugio del extremo opuesto; a la derecha, la secuencia con un bloque «Girar» cuyo lado elegido, la izquierda, va en color de atención y con contorno, y el cajón «Bloques» abierto con «Avanzar», «Girar» y «Retroceder», cada uno con su silueta. Arriba, la tablilla mantiene el aviso que pide añadir al menos un bloque antes de ejecutar."/>
@@ -24785,7 +24754,7 @@
       <w:pPr>
         <w:pStyle w:val="Ttulo2"/>
       </w:pPr>
-      <w:bookmarkStart w:id="23" w:name="_Toc242194840"/>
+      <w:bookmarkStart w:id="23" w:name="_Toc242198227"/>
       <w:r>
         <w:t>4.4 Nivel 3 — El Río</w:t>
       </w:r>
@@ -25259,7 +25228,7 @@
         </w:rPr>
         <w:lastRenderedPageBreak/>
         <w:drawing>
-          <wp:inline distT="0" distB="0" distL="0" distR="0" wp14:anchorId="24DFAE66" wp14:editId="34325333">
+          <wp:inline distT="0" distB="0" distL="0" distR="0" wp14:anchorId="22F7D4B4" wp14:editId="18A7D519">
             <wp:extent cx="5759999" cy="3239999"/>
             <wp:effectExtent l="0" t="0" r="0" b="0"/>
             <wp:docPr id="34" name="Picture" descr="Figura 4.8. Recolección en el Nivel 3: la orilla encuadrada a ×1,4, con la familia y los materiales (cinco troncos, las sogas, la tela y el mástil) a la escala de las narrativas. Arriba, la lista de cuatro tareas, todas pendientes, y la tablilla con la consigna («Recorre la orilla y recoge lo que la balsa necesita. La lista te dice qué falta.»); abajo, el inventario de cuatro casillas y la cruceta de dirección; en el centro, el anillo de la zona de construcción, y a la derecha, el río al pie de la cascada."/>
@@ -25426,7 +25395,7 @@
         </w:rPr>
         <w:lastRenderedPageBreak/>
         <w:drawing>
-          <wp:inline distT="0" distB="0" distL="0" distR="0" wp14:anchorId="09AEA4B2" wp14:editId="0BF0F9FD">
+          <wp:inline distT="0" distB="0" distL="0" distR="0" wp14:anchorId="79A6D7CA" wp14:editId="10B14F51">
             <wp:extent cx="5759999" cy="3239999"/>
             <wp:effectExtent l="0" t="0" r="0" b="0"/>
             <wp:docPr id="37" name="Picture" descr="Figura 4.9. Fase de base rechazada: el mástil se había colocado en uno de los espacios de los troncos. Al pulsar «Listo», ese espacio queda señalado con color e icono de alerta, el mástil vuelve a su casilla del inventario, los cuatro troncos bien puestos permanecen y el mensaje dice «Algo de esta parte no encaja. Mira lo marcado: ¿esa pieza va ahí?»; debajo de la balsa, «Listo» y «Probar balsa» aparecen uno junto al otro, y la lista tiene marcadas las dos tareas de recolección."/>
@@ -25555,7 +25524,7 @@
           <w:noProof/>
         </w:rPr>
         <w:drawing>
-          <wp:inline distT="0" distB="0" distL="0" distR="0" wp14:anchorId="36B310AA" wp14:editId="0E93149D">
+          <wp:inline distT="0" distB="0" distL="0" distR="0" wp14:anchorId="7D3C9A15" wp14:editId="18F018A8">
             <wp:extent cx="5759999" cy="3239999"/>
             <wp:effectExtent l="0" t="0" r="0" b="0"/>
             <wp:docPr id="40" name="Picture" descr="Figura 4.10. Prueba de la balsa fallida con el mástil y la vela intercambiados: la base y el amarre, ya aprobados, siguen en su sitio; los dos espacios aparecen señalados con color e icono de alerta, las dos piezas volvieron al inventario y el mensaje indica qué revisar («La balsa se volteó. Mira el espacio marcado: ¿qué debería ir ahí?»). Debajo queda solo «Probar balsa», y la lista conserva marcadas las tres primeras tareas."/>
@@ -25641,7 +25610,7 @@
           <w:noProof/>
         </w:rPr>
         <w:drawing>
-          <wp:inline distT="0" distB="0" distL="0" distR="0" wp14:anchorId="3B8A901F" wp14:editId="4DC7BADF">
+          <wp:inline distT="0" distB="0" distL="0" distR="0" wp14:anchorId="4DEEB6C7" wp14:editId="59E6D0A6">
             <wp:extent cx="5759999" cy="3239999"/>
             <wp:effectExtent l="0" t="0" r="0" b="0"/>
             <wp:docPr id="43" name="Picture" descr="Figura 4.11. Escena 3.2, que solo aparece tras el primer fallo de la balsa terminada: la balsa hundida por un costado junto a la orilla, la familia en el agua y Algoritm, en su forma de gota, nombrando la depuración con una pregunta en lugar de dar la respuesta («No pasa nada. Esto se llama depurar. No hay que hacer todo otra vez: hay que encontrar la parte que falló. ¿Qué salió mal?»)."/>
@@ -25712,7 +25681,7 @@
       <w:pPr>
         <w:pStyle w:val="Ttulo2"/>
       </w:pPr>
-      <w:bookmarkStart w:id="24" w:name="_Toc242194841"/>
+      <w:bookmarkStart w:id="24" w:name="_Toc242198228"/>
       <w:r>
         <w:t>4.5 Escenas narrativas y puentes</w:t>
       </w:r>
@@ -28006,7 +27975,7 @@
       <w:pPr>
         <w:pStyle w:val="Ttulo2"/>
       </w:pPr>
-      <w:bookmarkStart w:id="25" w:name="_Toc242194842"/>
+      <w:bookmarkStart w:id="25" w:name="_Toc242198229"/>
       <w:r>
         <w:lastRenderedPageBreak/>
         <w:t>4.6 Síntesis de la progresión de dificultad</w:t>
@@ -28788,7 +28757,7 @@
       <w:pPr>
         <w:pStyle w:val="Ttulo1"/>
       </w:pPr>
-      <w:bookmarkStart w:id="26" w:name="_Toc242194843"/>
+      <w:bookmarkStart w:id="26" w:name="_Toc242198230"/>
       <w:r>
         <w:lastRenderedPageBreak/>
         <w:t>5. MECÁNICAS IMPLEMENTADAS</w:t>
@@ -28810,7 +28779,7 @@
       <w:pPr>
         <w:pStyle w:val="Ttulo2"/>
       </w:pPr>
-      <w:bookmarkStart w:id="27" w:name="_Toc242194844"/>
+      <w:bookmarkStart w:id="27" w:name="_Toc242198231"/>
       <w:r>
         <w:t>5.1 Mecánicas planeadas y mecánicas implementadas</w:t>
       </w:r>
@@ -30548,7 +30517,7 @@
       <w:pPr>
         <w:pStyle w:val="Ttulo2"/>
       </w:pPr>
-      <w:bookmarkStart w:id="28" w:name="_Toc242194845"/>
+      <w:bookmarkStart w:id="28" w:name="_Toc242198232"/>
       <w:r>
         <w:t>5.2 Formas de interacción y control</w:t>
       </w:r>
@@ -31169,7 +31138,7 @@
       <w:pPr>
         <w:pStyle w:val="Ttulo2"/>
       </w:pPr>
-      <w:bookmarkStart w:id="29" w:name="_Toc242194846"/>
+      <w:bookmarkStart w:id="29" w:name="_Toc242198233"/>
       <w:r>
         <w:t>5.3 Ajustes al diseño durante el desarrollo</w:t>
       </w:r>
@@ -33367,7 +33336,7 @@
       <w:pPr>
         <w:pStyle w:val="Ttulo1"/>
       </w:pPr>
-      <w:bookmarkStart w:id="30" w:name="_Toc242194847"/>
+      <w:bookmarkStart w:id="30" w:name="_Toc242198234"/>
       <w:r>
         <w:lastRenderedPageBreak/>
         <w:t>6. ANDAMIAJE PEDAGÓGICO, RETROALIMENTACIÓN Y REGISTRO</w:t>
@@ -33398,7 +33367,7 @@
       <w:pPr>
         <w:pStyle w:val="Ttulo2"/>
       </w:pPr>
-      <w:bookmarkStart w:id="31" w:name="_Toc242194848"/>
+      <w:bookmarkStart w:id="31" w:name="_Toc242198235"/>
       <w:r>
         <w:t>6.1 El guía Algoritm y las pistas</w:t>
       </w:r>
@@ -33816,7 +33785,7 @@
       <w:pPr>
         <w:pStyle w:val="Ttulo2"/>
       </w:pPr>
-      <w:bookmarkStart w:id="32" w:name="_Toc242194849"/>
+      <w:bookmarkStart w:id="32" w:name="_Toc242198236"/>
       <w:r>
         <w:t>6.2 Retroalimentación sin derrota ni puntajes</w:t>
       </w:r>
@@ -34419,7 +34388,7 @@
       <w:pPr>
         <w:pStyle w:val="Ttulo2"/>
       </w:pPr>
-      <w:bookmarkStart w:id="33" w:name="_Toc242194850"/>
+      <w:bookmarkStart w:id="33" w:name="_Toc242198237"/>
       <w:r>
         <w:t>6.3 Cierre reflexivo de cada nivel</w:t>
       </w:r>
@@ -34881,7 +34850,7 @@
       <w:pPr>
         <w:pStyle w:val="Ttulo2"/>
       </w:pPr>
-      <w:bookmarkStart w:id="34" w:name="_Toc242194851"/>
+      <w:bookmarkStart w:id="34" w:name="_Toc242198238"/>
       <w:r>
         <w:t>6.4 Progreso, indicadores de desempeño e informe docente</w:t>
       </w:r>
@@ -35461,7 +35430,7 @@
       <w:pPr>
         <w:pStyle w:val="Ttulo1"/>
       </w:pPr>
-      <w:bookmarkStart w:id="35" w:name="_Toc242194852"/>
+      <w:bookmarkStart w:id="35" w:name="_Toc242198239"/>
       <w:r>
         <w:lastRenderedPageBreak/>
         <w:t>7. INTERFAZ, ESCENARIOS Y ELEMENTOS AUDIOVISUALES</w:t>
@@ -35483,7 +35452,7 @@
       <w:pPr>
         <w:pStyle w:val="Ttulo2"/>
       </w:pPr>
-      <w:bookmarkStart w:id="36" w:name="_Toc242194853"/>
+      <w:bookmarkStart w:id="36" w:name="_Toc242198240"/>
       <w:r>
         <w:t>7.1 Pantallas del flujo</w:t>
       </w:r>
@@ -36520,7 +36489,7 @@
         </w:rPr>
         <w:lastRenderedPageBreak/>
         <w:drawing>
-          <wp:inline distT="0" distB="0" distL="0" distR="0" wp14:anchorId="0258CD0A" wp14:editId="23BEABD0">
+          <wp:inline distT="0" distB="0" distL="0" distR="0" wp14:anchorId="06DF60C7" wp14:editId="4290580F">
             <wp:extent cx="5759999" cy="3239999"/>
             <wp:effectExtent l="0" t="0" r="0" b="0"/>
             <wp:docPr id="46" name="Picture" descr="Figura 7.1. Pantalla de inicio: el título «Algoritmia» y el lema «Piensa el orden, enciende el fuego» sobre la tablilla marfil; debajo, el botón primario «Jugar», «Créditos» y «Salir» en una fila y «Progreso del equipo» en la siguiente, y a la derecha Algoritm en su forma de fuego. Los textos usan Baloo 2 y Nunito."/>
@@ -36615,7 +36584,7 @@
         </w:rPr>
         <w:lastRenderedPageBreak/>
         <w:drawing>
-          <wp:inline distT="0" distB="0" distL="0" distR="0" wp14:anchorId="64D2005D" wp14:editId="6764CA4C">
+          <wp:inline distT="0" distB="0" distL="0" distR="0" wp14:anchorId="368EFFE8" wp14:editId="26FC338F">
             <wp:extent cx="5759999" cy="3239999"/>
             <wp:effectExtent l="0" t="0" r="0" b="0"/>
             <wp:docPr id="49" name="Picture" descr="Figura 7.2. Menú de niveles con sus tres estados: el Nivel 1 completado, con el visto y el rótulo «Completado»; el Nivel 2 disponible, y el Nivel 3 bloqueado, con el botón oscurecido, el candado y el rótulo «Bloqueado» (RF-03, RNF-19). Cada tarjeta muestra la ilustración de su nivel: la cueva, el laberinto y el río."/>
@@ -36736,7 +36705,7 @@
       <w:pPr>
         <w:pStyle w:val="Ttulo2"/>
       </w:pPr>
-      <w:bookmarkStart w:id="37" w:name="_Toc242194854"/>
+      <w:bookmarkStart w:id="37" w:name="_Toc242198241"/>
       <w:r>
         <w:t>7.2 Escenarios, personajes y animación</w:t>
       </w:r>
@@ -37258,7 +37227,7 @@
         </w:rPr>
         <w:lastRenderedPageBreak/>
         <w:drawing>
-          <wp:inline distT="0" distB="0" distL="0" distR="0" wp14:anchorId="20B1AFA3" wp14:editId="5BABB483">
+          <wp:inline distT="0" distB="0" distL="0" distR="0" wp14:anchorId="3452CB58" wp14:editId="674FB300">
             <wp:extent cx="5759999" cy="3239999"/>
             <wp:effectExtent l="0" t="0" r="0" b="0"/>
             <wp:docPr id="52" name="Picture" descr="Figura 7.3. Escena final del juego: la familia, ya en el poblado al atardecer, entre las chozas, con Algoritm en su forma de gota en el aire, sobre Papá y Mamá; a la derecha del Niño arden las fogatas, de las que sube humo. El cuadro de diálogo muestra el retrato y el nombre de Algoritm, que dice «En el bosque miraste muchas cosas y encontraste lo que tenían en común.» (recorte de la captura a pantalla completa)."/>
@@ -37358,7 +37327,7 @@
       <w:pPr>
         <w:pStyle w:val="Ttulo2"/>
       </w:pPr>
-      <w:bookmarkStart w:id="38" w:name="_Toc242194855"/>
+      <w:bookmarkStart w:id="38" w:name="_Toc242198242"/>
       <w:r>
         <w:t>7.3 Sonido</w:t>
       </w:r>
@@ -37953,7 +37922,7 @@
       <w:pPr>
         <w:pStyle w:val="Ttulo2"/>
       </w:pPr>
-      <w:bookmarkStart w:id="39" w:name="_Toc242194856"/>
+      <w:bookmarkStart w:id="39" w:name="_Toc242198243"/>
       <w:r>
         <w:t>7.4 Accesibilidad</w:t>
       </w:r>
@@ -38590,7 +38559,7 @@
         </w:rPr>
         <w:lastRenderedPageBreak/>
         <w:drawing>
-          <wp:inline distT="0" distB="0" distL="0" distR="0" wp14:anchorId="6538FD8C" wp14:editId="5663DCA5">
+          <wp:inline distT="0" distB="0" distL="0" distR="0" wp14:anchorId="77930480" wp14:editId="5E20AC37">
             <wp:extent cx="5759999" cy="3239999"/>
             <wp:effectExtent l="0" t="0" r="0" b="0"/>
             <wp:docPr id="55" name="Picture" descr="Figura 7.4. Orilla del Nivel 3 en escala de grises, con los materiales ya reunidos: sin color, las dos tareas hechas se distinguen de las pendientes por el visto dentro del círculo, y el mensaje («Ya tienes todos los materiales. Ve a la zona marcada junto al agua.») lleva su propio icono. Abajo a la derecha, la cruceta de botones de dirección en pantalla que sustituye al teclado (RNF-02, INC-01)."/>
@@ -38763,7 +38732,7 @@
       <w:pPr>
         <w:pStyle w:val="Ttulo1"/>
       </w:pPr>
-      <w:bookmarkStart w:id="40" w:name="_Toc242194857"/>
+      <w:bookmarkStart w:id="40" w:name="_Toc242198244"/>
       <w:r>
         <w:lastRenderedPageBreak/>
         <w:t>8. RENDIMIENTO Y OPTIMIZACIÓN</w:t>
@@ -38795,7 +38764,7 @@
       <w:pPr>
         <w:pStyle w:val="Ttulo2"/>
       </w:pPr>
-      <w:bookmarkStart w:id="41" w:name="_Toc242194858"/>
+      <w:bookmarkStart w:id="41" w:name="_Toc242198245"/>
       <w:r>
         <w:t>8.1 Presupuestos de rendimiento y mediciones</w:t>
       </w:r>
@@ -41094,7 +41063,7 @@
       <w:pPr>
         <w:pStyle w:val="Ttulo2"/>
       </w:pPr>
-      <w:bookmarkStart w:id="42" w:name="_Toc242194859"/>
+      <w:bookmarkStart w:id="42" w:name="_Toc242198246"/>
       <w:r>
         <w:t>8.2 Optimizaciones aplicadas</w:t>
       </w:r>
@@ -41317,7 +41286,7 @@
       <w:pPr>
         <w:pStyle w:val="Ttulo2"/>
       </w:pPr>
-      <w:bookmarkStart w:id="43" w:name="_Toc242194860"/>
+      <w:bookmarkStart w:id="43" w:name="_Toc242198247"/>
       <w:r>
         <w:t>8.3 Mediciones sobre el ejecutable</w:t>
       </w:r>
@@ -43112,7 +43081,7 @@
       <w:pPr>
         <w:pStyle w:val="Ttulo1"/>
       </w:pPr>
-      <w:bookmarkStart w:id="44" w:name="_Toc242194861"/>
+      <w:bookmarkStart w:id="44" w:name="_Toc242198248"/>
       <w:r>
         <w:lastRenderedPageBreak/>
         <w:t>9. VERIFICACIÓN DEL PROTOTIPO</w:t>
@@ -43134,7 +43103,7 @@
       <w:pPr>
         <w:pStyle w:val="Ttulo2"/>
       </w:pPr>
-      <w:bookmarkStart w:id="45" w:name="_Toc242194862"/>
+      <w:bookmarkStart w:id="45" w:name="_Toc242198249"/>
       <w:r>
         <w:t>9.1 Estrategia de pruebas</w:t>
       </w:r>
@@ -46797,7 +46766,7 @@
       <w:pPr>
         <w:pStyle w:val="Ttulo2"/>
       </w:pPr>
-      <w:bookmarkStart w:id="46" w:name="_Toc242194863"/>
+      <w:bookmarkStart w:id="46" w:name="_Toc242198250"/>
       <w:r>
         <w:t>9.2 Golden Path</w:t>
       </w:r>
@@ -47133,7 +47102,7 @@
       <w:pPr>
         <w:pStyle w:val="Ttulo2"/>
       </w:pPr>
-      <w:bookmarkStart w:id="47" w:name="_Toc242194864"/>
+      <w:bookmarkStart w:id="47" w:name="_Toc242198251"/>
       <w:r>
         <w:t>9.3 Resultado de la suite completa (01/10/2026)</w:t>
       </w:r>
@@ -47808,7 +47777,7 @@
       <w:pPr>
         <w:pStyle w:val="Ttulo2"/>
       </w:pPr>
-      <w:bookmarkStart w:id="48" w:name="_Toc242194865"/>
+      <w:bookmarkStart w:id="48" w:name="_Toc242198252"/>
       <w:r>
         <w:t>9.4 Trazabilidad de requerimientos a pruebas</w:t>
       </w:r>
@@ -48771,7 +48740,7 @@
       <w:pPr>
         <w:pStyle w:val="Ttulo2"/>
       </w:pPr>
-      <w:bookmarkStart w:id="49" w:name="_Toc242194866"/>
+      <w:bookmarkStart w:id="49" w:name="_Toc242198253"/>
       <w:r>
         <w:t>9.5 Verificación sobre el ejecutable</w:t>
       </w:r>
@@ -51268,7 +51237,7 @@
       <w:pPr>
         <w:pStyle w:val="Ttulo1"/>
       </w:pPr>
-      <w:bookmarkStart w:id="50" w:name="_Toc242194867"/>
+      <w:bookmarkStart w:id="50" w:name="_Toc242198254"/>
       <w:r>
         <w:lastRenderedPageBreak/>
         <w:t>10. LIMITACIONES Y TRABAJO PENDIENTE</w:t>
@@ -51290,7 +51259,7 @@
       <w:pPr>
         <w:pStyle w:val="Ttulo2"/>
       </w:pPr>
-      <w:bookmarkStart w:id="51" w:name="_Toc242194868"/>
+      <w:bookmarkStart w:id="51" w:name="_Toc242198255"/>
       <w:r>
         <w:t>10.1 Consistencia documental y puntos abiertos</w:t>
       </w:r>
@@ -52115,7 +52084,7 @@
       <w:pPr>
         <w:pStyle w:val="Ttulo2"/>
       </w:pPr>
-      <w:bookmarkStart w:id="52" w:name="_Toc242194869"/>
+      <w:bookmarkStart w:id="52" w:name="_Toc242198256"/>
       <w:r>
         <w:t>10.2 Verificaciones que dependen de otro equipo</w:t>
       </w:r>
@@ -52241,7 +52210,7 @@
       <w:pPr>
         <w:pStyle w:val="Ttulo2"/>
       </w:pPr>
-      <w:bookmarkStart w:id="53" w:name="_Toc242194870"/>
+      <w:bookmarkStart w:id="53" w:name="_Toc242198257"/>
       <w:r>
         <w:t>10.3 Sonido y arte por incorporar</w:t>
       </w:r>
@@ -52546,7 +52515,7 @@
       <w:pPr>
         <w:pStyle w:val="Ttulo2"/>
       </w:pPr>
-      <w:bookmarkStart w:id="54" w:name="_Toc242194871"/>
+      <w:bookmarkStart w:id="54" w:name="_Toc242198258"/>
       <w:r>
         <w:t>10.4 Deuda técnica menor conocida</w:t>
       </w:r>
@@ -53089,7 +53058,7 @@
       <w:pPr>
         <w:pStyle w:val="Ttulo2"/>
       </w:pPr>
-      <w:bookmarkStart w:id="55" w:name="_Toc242194872"/>
+      <w:bookmarkStart w:id="55" w:name="_Toc242198259"/>
       <w:r>
         <w:lastRenderedPageBreak/>
         <w:t>10.5 Lo que pasa al objetivo específico 4</w:t>
@@ -53217,7 +53186,7 @@
       <w:pPr>
         <w:pStyle w:val="Ttulo1"/>
       </w:pPr>
-      <w:bookmarkStart w:id="56" w:name="_Toc242194873"/>
+      <w:bookmarkStart w:id="56" w:name="_Toc242198260"/>
       <w:r>
         <w:lastRenderedPageBreak/>
         <w:t>11. CONCLUSIONES</w:t>
@@ -53354,7 +53323,7 @@
       <w:pPr>
         <w:pStyle w:val="Ttulo1"/>
       </w:pPr>
-      <w:bookmarkStart w:id="57" w:name="_Toc242194874"/>
+      <w:bookmarkStart w:id="57" w:name="_Toc242198261"/>
       <w:r>
         <w:lastRenderedPageBreak/>
         <w:t>12. CONTROL DE CAMBIOS</w:t>
@@ -54282,7 +54251,7 @@
   <w:abstractNum w:abstractNumId="0" w15:restartNumberingAfterBreak="0">
     <w:nsid w:val="0000A990"/>
     <w:multiLevelType w:val="multilevel"/>
-    <w:tmpl w:val="0D8E7434"/>
+    <w:tmpl w:val="C7A8F40C"/>
     <w:lvl w:ilvl="0">
       <w:numFmt w:val="bullet"/>
       <w:lvlText w:val=" "/>
@@ -54359,7 +54328,7 @@
   <w:abstractNum w:abstractNumId="1" w15:restartNumberingAfterBreak="0">
     <w:nsid w:val="0000A991"/>
     <w:multiLevelType w:val="multilevel"/>
-    <w:tmpl w:val="FFFADA6E"/>
+    <w:tmpl w:val="471EAD00"/>
     <w:lvl w:ilvl="0">
       <w:numFmt w:val="bullet"/>
       <w:lvlText w:val=""/>
@@ -54659,64 +54628,64 @@
       </w:pPr>
     </w:lvl>
   </w:abstractNum>
-  <w:num w:numId="1" w16cid:durableId="490681555">
+  <w:num w:numId="1" w16cid:durableId="86080455">
     <w:abstractNumId w:val="2"/>
   </w:num>
-  <w:num w:numId="2" w16cid:durableId="126313770">
+  <w:num w:numId="2" w16cid:durableId="897085922">
     <w:abstractNumId w:val="3"/>
     <w:lvlOverride w:ilvl="0">
       <w:startOverride w:val="1"/>
     </w:lvlOverride>
   </w:num>
-  <w:num w:numId="3" w16cid:durableId="1199588368">
+  <w:num w:numId="3" w16cid:durableId="516122578">
     <w:abstractNumId w:val="0"/>
   </w:num>
-  <w:num w:numId="4" w16cid:durableId="812794545">
+  <w:num w:numId="4" w16cid:durableId="1552616775">
     <w:abstractNumId w:val="1"/>
   </w:num>
-  <w:num w:numId="5" w16cid:durableId="1326543829">
+  <w:num w:numId="5" w16cid:durableId="1211334367">
     <w:abstractNumId w:val="1"/>
   </w:num>
-  <w:num w:numId="6" w16cid:durableId="1236207243">
+  <w:num w:numId="6" w16cid:durableId="1412849560">
     <w:abstractNumId w:val="1"/>
   </w:num>
-  <w:num w:numId="7" w16cid:durableId="1601529899">
+  <w:num w:numId="7" w16cid:durableId="311057107">
     <w:abstractNumId w:val="1"/>
   </w:num>
-  <w:num w:numId="8" w16cid:durableId="1430858386">
+  <w:num w:numId="8" w16cid:durableId="159394183">
     <w:abstractNumId w:val="1"/>
   </w:num>
-  <w:num w:numId="9" w16cid:durableId="816149114">
+  <w:num w:numId="9" w16cid:durableId="622998481">
     <w:abstractNumId w:val="1"/>
   </w:num>
-  <w:num w:numId="10" w16cid:durableId="1682047779">
+  <w:num w:numId="10" w16cid:durableId="483861159">
     <w:abstractNumId w:val="1"/>
   </w:num>
-  <w:num w:numId="11" w16cid:durableId="839346655">
+  <w:num w:numId="11" w16cid:durableId="1228148761">
     <w:abstractNumId w:val="1"/>
   </w:num>
-  <w:num w:numId="12" w16cid:durableId="338119845">
+  <w:num w:numId="12" w16cid:durableId="1319458829">
     <w:abstractNumId w:val="1"/>
   </w:num>
-  <w:num w:numId="13" w16cid:durableId="875504367">
+  <w:num w:numId="13" w16cid:durableId="726952240">
     <w:abstractNumId w:val="1"/>
   </w:num>
-  <w:num w:numId="14" w16cid:durableId="1352026654">
+  <w:num w:numId="14" w16cid:durableId="1462767626">
     <w:abstractNumId w:val="1"/>
   </w:num>
-  <w:num w:numId="15" w16cid:durableId="629212610">
+  <w:num w:numId="15" w16cid:durableId="666397257">
     <w:abstractNumId w:val="1"/>
   </w:num>
-  <w:num w:numId="16" w16cid:durableId="1033269739">
+  <w:num w:numId="16" w16cid:durableId="876963519">
     <w:abstractNumId w:val="1"/>
   </w:num>
-  <w:num w:numId="17" w16cid:durableId="877549189">
+  <w:num w:numId="17" w16cid:durableId="84108850">
     <w:abstractNumId w:val="1"/>
   </w:num>
-  <w:num w:numId="18" w16cid:durableId="130052580">
+  <w:num w:numId="18" w16cid:durableId="111411836">
     <w:abstractNumId w:val="1"/>
   </w:num>
-  <w:num w:numId="19" w16cid:durableId="859046467">
+  <w:num w:numId="19" w16cid:durableId="297608754">
     <w:abstractNumId w:val="1"/>
   </w:num>
 </w:numbering>
@@ -55522,7 +55491,7 @@
     <w:link w:val="EncabezadoCar"/>
     <w:uiPriority w:val="99"/>
     <w:unhideWhenUsed/>
-    <w:rsid w:val="009C546C"/>
+    <w:rsid w:val="00455F36"/>
     <w:pPr>
       <w:tabs>
         <w:tab w:val="center" w:pos="4419"/>
@@ -55536,7 +55505,7 @@
     <w:basedOn w:val="Fuentedeprrafopredeter"/>
     <w:link w:val="Encabezado"/>
     <w:uiPriority w:val="99"/>
-    <w:rsid w:val="009C546C"/>
+    <w:rsid w:val="00455F36"/>
   </w:style>
   <w:style w:type="paragraph" w:styleId="Piedepgina">
     <w:name w:val="footer"/>
@@ -55544,7 +55513,7 @@
     <w:link w:val="PiedepginaCar"/>
     <w:uiPriority w:val="99"/>
     <w:unhideWhenUsed/>
-    <w:rsid w:val="009C546C"/>
+    <w:rsid w:val="00455F36"/>
     <w:pPr>
       <w:tabs>
         <w:tab w:val="center" w:pos="4419"/>
@@ -55558,7 +55527,7 @@
     <w:basedOn w:val="Fuentedeprrafopredeter"/>
     <w:link w:val="Piedepgina"/>
     <w:uiPriority w:val="99"/>
-    <w:rsid w:val="009C546C"/>
+    <w:rsid w:val="00455F36"/>
   </w:style>
   <w:style w:type="character" w:styleId="Nmerodepgina">
     <w:name w:val="page number"/>
@@ -55566,7 +55535,7 @@
     <w:uiPriority w:val="99"/>
     <w:semiHidden/>
     <w:unhideWhenUsed/>
-    <w:rsid w:val="009C546C"/>
+    <w:rsid w:val="00455F36"/>
   </w:style>
 </w:styles>
 </file>

--- a/docs/Solucion_OE3_Prototipo_funcional.docx
+++ b/docs/Solucion_OE3_Prototipo_funcional.docx
@@ -24,7 +24,7 @@
       <w:r>
         <w:fldChar w:fldCharType="separate"/>
       </w:r>
-      <w:hyperlink w:anchor="_Toc242198204" w:history="1">
+      <w:hyperlink w:anchor="_Toc242202591" w:history="1">
         <w:r>
           <w:rPr>
             <w:rStyle w:val="Hipervnculo"/>
@@ -51,7 +51,7 @@
             <w:noProof/>
             <w:webHidden/>
           </w:rPr>
-          <w:instrText xml:space="preserve"> PAGEREF _Toc242198204 \h </w:instrText>
+          <w:instrText xml:space="preserve"> PAGEREF _Toc242202591 \h </w:instrText>
         </w:r>
         <w:r>
           <w:rPr>
@@ -95,7 +95,7 @@
           <w14:ligatures w14:val="standardContextual"/>
         </w:rPr>
       </w:pPr>
-      <w:hyperlink w:anchor="_Toc242198205" w:history="1">
+      <w:hyperlink w:anchor="_Toc242202592" w:history="1">
         <w:r>
           <w:rPr>
             <w:rStyle w:val="Hipervnculo"/>
@@ -122,7 +122,7 @@
             <w:noProof/>
             <w:webHidden/>
           </w:rPr>
-          <w:instrText xml:space="preserve"> PAGEREF _Toc242198205 \h </w:instrText>
+          <w:instrText xml:space="preserve"> PAGEREF _Toc242202592 \h </w:instrText>
         </w:r>
         <w:r>
           <w:rPr>
@@ -166,7 +166,7 @@
           <w14:ligatures w14:val="standardContextual"/>
         </w:rPr>
       </w:pPr>
-      <w:hyperlink w:anchor="_Toc242198206" w:history="1">
+      <w:hyperlink w:anchor="_Toc242202593" w:history="1">
         <w:r>
           <w:rPr>
             <w:rStyle w:val="Hipervnculo"/>
@@ -193,7 +193,7 @@
             <w:noProof/>
             <w:webHidden/>
           </w:rPr>
-          <w:instrText xml:space="preserve"> PAGEREF _Toc242198206 \h </w:instrText>
+          <w:instrText xml:space="preserve"> PAGEREF _Toc242202593 \h </w:instrText>
         </w:r>
         <w:r>
           <w:rPr>
@@ -237,7 +237,7 @@
           <w14:ligatures w14:val="standardContextual"/>
         </w:rPr>
       </w:pPr>
-      <w:hyperlink w:anchor="_Toc242198207" w:history="1">
+      <w:hyperlink w:anchor="_Toc242202594" w:history="1">
         <w:r>
           <w:rPr>
             <w:rStyle w:val="Hipervnculo"/>
@@ -264,7 +264,7 @@
             <w:noProof/>
             <w:webHidden/>
           </w:rPr>
-          <w:instrText xml:space="preserve"> PAGEREF _Toc242198207 \h </w:instrText>
+          <w:instrText xml:space="preserve"> PAGEREF _Toc242202594 \h </w:instrText>
         </w:r>
         <w:r>
           <w:rPr>
@@ -308,7 +308,7 @@
           <w14:ligatures w14:val="standardContextual"/>
         </w:rPr>
       </w:pPr>
-      <w:hyperlink w:anchor="_Toc242198208" w:history="1">
+      <w:hyperlink w:anchor="_Toc242202595" w:history="1">
         <w:r>
           <w:rPr>
             <w:rStyle w:val="Hipervnculo"/>
@@ -335,7 +335,7 @@
             <w:noProof/>
             <w:webHidden/>
           </w:rPr>
-          <w:instrText xml:space="preserve"> PAGEREF _Toc242198208 \h </w:instrText>
+          <w:instrText xml:space="preserve"> PAGEREF _Toc242202595 \h </w:instrText>
         </w:r>
         <w:r>
           <w:rPr>
@@ -379,7 +379,7 @@
           <w14:ligatures w14:val="standardContextual"/>
         </w:rPr>
       </w:pPr>
-      <w:hyperlink w:anchor="_Toc242198209" w:history="1">
+      <w:hyperlink w:anchor="_Toc242202596" w:history="1">
         <w:r>
           <w:rPr>
             <w:rStyle w:val="Hipervnculo"/>
@@ -406,7 +406,7 @@
             <w:noProof/>
             <w:webHidden/>
           </w:rPr>
-          <w:instrText xml:space="preserve"> PAGEREF _Toc242198209 \h </w:instrText>
+          <w:instrText xml:space="preserve"> PAGEREF _Toc242202596 \h </w:instrText>
         </w:r>
         <w:r>
           <w:rPr>
@@ -450,7 +450,7 @@
           <w14:ligatures w14:val="standardContextual"/>
         </w:rPr>
       </w:pPr>
-      <w:hyperlink w:anchor="_Toc242198210" w:history="1">
+      <w:hyperlink w:anchor="_Toc242202597" w:history="1">
         <w:r>
           <w:rPr>
             <w:rStyle w:val="Hipervnculo"/>
@@ -477,7 +477,7 @@
             <w:noProof/>
             <w:webHidden/>
           </w:rPr>
-          <w:instrText xml:space="preserve"> PAGEREF _Toc242198210 \h </w:instrText>
+          <w:instrText xml:space="preserve"> PAGEREF _Toc242202597 \h </w:instrText>
         </w:r>
         <w:r>
           <w:rPr>
@@ -521,7 +521,7 @@
           <w14:ligatures w14:val="standardContextual"/>
         </w:rPr>
       </w:pPr>
-      <w:hyperlink w:anchor="_Toc242198211" w:history="1">
+      <w:hyperlink w:anchor="_Toc242202598" w:history="1">
         <w:r>
           <w:rPr>
             <w:rStyle w:val="Hipervnculo"/>
@@ -548,7 +548,7 @@
             <w:noProof/>
             <w:webHidden/>
           </w:rPr>
-          <w:instrText xml:space="preserve"> PAGEREF _Toc242198211 \h </w:instrText>
+          <w:instrText xml:space="preserve"> PAGEREF _Toc242202598 \h </w:instrText>
         </w:r>
         <w:r>
           <w:rPr>
@@ -592,7 +592,7 @@
           <w14:ligatures w14:val="standardContextual"/>
         </w:rPr>
       </w:pPr>
-      <w:hyperlink w:anchor="_Toc242198212" w:history="1">
+      <w:hyperlink w:anchor="_Toc242202599" w:history="1">
         <w:r>
           <w:rPr>
             <w:rStyle w:val="Hipervnculo"/>
@@ -619,7 +619,7 @@
             <w:noProof/>
             <w:webHidden/>
           </w:rPr>
-          <w:instrText xml:space="preserve"> PAGEREF _Toc242198212 \h </w:instrText>
+          <w:instrText xml:space="preserve"> PAGEREF _Toc242202599 \h </w:instrText>
         </w:r>
         <w:r>
           <w:rPr>
@@ -663,7 +663,7 @@
           <w14:ligatures w14:val="standardContextual"/>
         </w:rPr>
       </w:pPr>
-      <w:hyperlink w:anchor="_Toc242198213" w:history="1">
+      <w:hyperlink w:anchor="_Toc242202600" w:history="1">
         <w:r>
           <w:rPr>
             <w:rStyle w:val="Hipervnculo"/>
@@ -690,7 +690,7 @@
             <w:noProof/>
             <w:webHidden/>
           </w:rPr>
-          <w:instrText xml:space="preserve"> PAGEREF _Toc242198213 \h </w:instrText>
+          <w:instrText xml:space="preserve"> PAGEREF _Toc242202600 \h </w:instrText>
         </w:r>
         <w:r>
           <w:rPr>
@@ -734,7 +734,7 @@
           <w14:ligatures w14:val="standardContextual"/>
         </w:rPr>
       </w:pPr>
-      <w:hyperlink w:anchor="_Toc242198214" w:history="1">
+      <w:hyperlink w:anchor="_Toc242202601" w:history="1">
         <w:r>
           <w:rPr>
             <w:rStyle w:val="Hipervnculo"/>
@@ -761,7 +761,7 @@
             <w:noProof/>
             <w:webHidden/>
           </w:rPr>
-          <w:instrText xml:space="preserve"> PAGEREF _Toc242198214 \h </w:instrText>
+          <w:instrText xml:space="preserve"> PAGEREF _Toc242202601 \h </w:instrText>
         </w:r>
         <w:r>
           <w:rPr>
@@ -805,7 +805,7 @@
           <w14:ligatures w14:val="standardContextual"/>
         </w:rPr>
       </w:pPr>
-      <w:hyperlink w:anchor="_Toc242198215" w:history="1">
+      <w:hyperlink w:anchor="_Toc242202602" w:history="1">
         <w:r>
           <w:rPr>
             <w:rStyle w:val="Hipervnculo"/>
@@ -832,7 +832,7 @@
             <w:noProof/>
             <w:webHidden/>
           </w:rPr>
-          <w:instrText xml:space="preserve"> PAGEREF _Toc242198215 \h </w:instrText>
+          <w:instrText xml:space="preserve"> PAGEREF _Toc242202602 \h </w:instrText>
         </w:r>
         <w:r>
           <w:rPr>
@@ -876,7 +876,7 @@
           <w14:ligatures w14:val="standardContextual"/>
         </w:rPr>
       </w:pPr>
-      <w:hyperlink w:anchor="_Toc242198216" w:history="1">
+      <w:hyperlink w:anchor="_Toc242202603" w:history="1">
         <w:r>
           <w:rPr>
             <w:rStyle w:val="Hipervnculo"/>
@@ -903,7 +903,7 @@
             <w:noProof/>
             <w:webHidden/>
           </w:rPr>
-          <w:instrText xml:space="preserve"> PAGEREF _Toc242198216 \h </w:instrText>
+          <w:instrText xml:space="preserve"> PAGEREF _Toc242202603 \h </w:instrText>
         </w:r>
         <w:r>
           <w:rPr>
@@ -947,7 +947,7 @@
           <w14:ligatures w14:val="standardContextual"/>
         </w:rPr>
       </w:pPr>
-      <w:hyperlink w:anchor="_Toc242198217" w:history="1">
+      <w:hyperlink w:anchor="_Toc242202604" w:history="1">
         <w:r>
           <w:rPr>
             <w:rStyle w:val="Hipervnculo"/>
@@ -974,7 +974,7 @@
             <w:noProof/>
             <w:webHidden/>
           </w:rPr>
-          <w:instrText xml:space="preserve"> PAGEREF _Toc242198217 \h </w:instrText>
+          <w:instrText xml:space="preserve"> PAGEREF _Toc242202604 \h </w:instrText>
         </w:r>
         <w:r>
           <w:rPr>
@@ -1018,7 +1018,7 @@
           <w14:ligatures w14:val="standardContextual"/>
         </w:rPr>
       </w:pPr>
-      <w:hyperlink w:anchor="_Toc242198218" w:history="1">
+      <w:hyperlink w:anchor="_Toc242202605" w:history="1">
         <w:r>
           <w:rPr>
             <w:rStyle w:val="Hipervnculo"/>
@@ -1045,7 +1045,7 @@
             <w:noProof/>
             <w:webHidden/>
           </w:rPr>
-          <w:instrText xml:space="preserve"> PAGEREF _Toc242198218 \h </w:instrText>
+          <w:instrText xml:space="preserve"> PAGEREF _Toc242202605 \h </w:instrText>
         </w:r>
         <w:r>
           <w:rPr>
@@ -1089,7 +1089,7 @@
           <w14:ligatures w14:val="standardContextual"/>
         </w:rPr>
       </w:pPr>
-      <w:hyperlink w:anchor="_Toc242198219" w:history="1">
+      <w:hyperlink w:anchor="_Toc242202606" w:history="1">
         <w:r>
           <w:rPr>
             <w:rStyle w:val="Hipervnculo"/>
@@ -1116,7 +1116,7 @@
             <w:noProof/>
             <w:webHidden/>
           </w:rPr>
-          <w:instrText xml:space="preserve"> PAGEREF _Toc242198219 \h </w:instrText>
+          <w:instrText xml:space="preserve"> PAGEREF _Toc242202606 \h </w:instrText>
         </w:r>
         <w:r>
           <w:rPr>
@@ -1160,7 +1160,7 @@
           <w14:ligatures w14:val="standardContextual"/>
         </w:rPr>
       </w:pPr>
-      <w:hyperlink w:anchor="_Toc242198220" w:history="1">
+      <w:hyperlink w:anchor="_Toc242202607" w:history="1">
         <w:r>
           <w:rPr>
             <w:rStyle w:val="Hipervnculo"/>
@@ -1187,7 +1187,7 @@
             <w:noProof/>
             <w:webHidden/>
           </w:rPr>
-          <w:instrText xml:space="preserve"> PAGEREF _Toc242198220 \h </w:instrText>
+          <w:instrText xml:space="preserve"> PAGEREF _Toc242202607 \h </w:instrText>
         </w:r>
         <w:r>
           <w:rPr>
@@ -1231,7 +1231,7 @@
           <w14:ligatures w14:val="standardContextual"/>
         </w:rPr>
       </w:pPr>
-      <w:hyperlink w:anchor="_Toc242198221" w:history="1">
+      <w:hyperlink w:anchor="_Toc242202608" w:history="1">
         <w:r>
           <w:rPr>
             <w:rStyle w:val="Hipervnculo"/>
@@ -1258,7 +1258,7 @@
             <w:noProof/>
             <w:webHidden/>
           </w:rPr>
-          <w:instrText xml:space="preserve"> PAGEREF _Toc242198221 \h </w:instrText>
+          <w:instrText xml:space="preserve"> PAGEREF _Toc242202608 \h </w:instrText>
         </w:r>
         <w:r>
           <w:rPr>
@@ -1302,7 +1302,7 @@
           <w14:ligatures w14:val="standardContextual"/>
         </w:rPr>
       </w:pPr>
-      <w:hyperlink w:anchor="_Toc242198222" w:history="1">
+      <w:hyperlink w:anchor="_Toc242202609" w:history="1">
         <w:r>
           <w:rPr>
             <w:rStyle w:val="Hipervnculo"/>
@@ -1329,7 +1329,7 @@
             <w:noProof/>
             <w:webHidden/>
           </w:rPr>
-          <w:instrText xml:space="preserve"> PAGEREF _Toc242198222 \h </w:instrText>
+          <w:instrText xml:space="preserve"> PAGEREF _Toc242202609 \h </w:instrText>
         </w:r>
         <w:r>
           <w:rPr>
@@ -1373,7 +1373,7 @@
           <w14:ligatures w14:val="standardContextual"/>
         </w:rPr>
       </w:pPr>
-      <w:hyperlink w:anchor="_Toc242198223" w:history="1">
+      <w:hyperlink w:anchor="_Toc242202610" w:history="1">
         <w:r>
           <w:rPr>
             <w:rStyle w:val="Hipervnculo"/>
@@ -1400,7 +1400,7 @@
             <w:noProof/>
             <w:webHidden/>
           </w:rPr>
-          <w:instrText xml:space="preserve"> PAGEREF _Toc242198223 \h </w:instrText>
+          <w:instrText xml:space="preserve"> PAGEREF _Toc242202610 \h </w:instrText>
         </w:r>
         <w:r>
           <w:rPr>
@@ -1444,7 +1444,7 @@
           <w14:ligatures w14:val="standardContextual"/>
         </w:rPr>
       </w:pPr>
-      <w:hyperlink w:anchor="_Toc242198224" w:history="1">
+      <w:hyperlink w:anchor="_Toc242202611" w:history="1">
         <w:r>
           <w:rPr>
             <w:rStyle w:val="Hipervnculo"/>
@@ -1471,7 +1471,7 @@
             <w:noProof/>
             <w:webHidden/>
           </w:rPr>
-          <w:instrText xml:space="preserve"> PAGEREF _Toc242198224 \h </w:instrText>
+          <w:instrText xml:space="preserve"> PAGEREF _Toc242202611 \h </w:instrText>
         </w:r>
         <w:r>
           <w:rPr>
@@ -1515,7 +1515,7 @@
           <w14:ligatures w14:val="standardContextual"/>
         </w:rPr>
       </w:pPr>
-      <w:hyperlink w:anchor="_Toc242198225" w:history="1">
+      <w:hyperlink w:anchor="_Toc242202612" w:history="1">
         <w:r>
           <w:rPr>
             <w:rStyle w:val="Hipervnculo"/>
@@ -1542,7 +1542,7 @@
             <w:noProof/>
             <w:webHidden/>
           </w:rPr>
-          <w:instrText xml:space="preserve"> PAGEREF _Toc242198225 \h </w:instrText>
+          <w:instrText xml:space="preserve"> PAGEREF _Toc242202612 \h </w:instrText>
         </w:r>
         <w:r>
           <w:rPr>
@@ -1586,7 +1586,7 @@
           <w14:ligatures w14:val="standardContextual"/>
         </w:rPr>
       </w:pPr>
-      <w:hyperlink w:anchor="_Toc242198226" w:history="1">
+      <w:hyperlink w:anchor="_Toc242202613" w:history="1">
         <w:r>
           <w:rPr>
             <w:rStyle w:val="Hipervnculo"/>
@@ -1613,7 +1613,7 @@
             <w:noProof/>
             <w:webHidden/>
           </w:rPr>
-          <w:instrText xml:space="preserve"> PAGEREF _Toc242198226 \h </w:instrText>
+          <w:instrText xml:space="preserve"> PAGEREF _Toc242202613 \h </w:instrText>
         </w:r>
         <w:r>
           <w:rPr>
@@ -1657,7 +1657,7 @@
           <w14:ligatures w14:val="standardContextual"/>
         </w:rPr>
       </w:pPr>
-      <w:hyperlink w:anchor="_Toc242198227" w:history="1">
+      <w:hyperlink w:anchor="_Toc242202614" w:history="1">
         <w:r>
           <w:rPr>
             <w:rStyle w:val="Hipervnculo"/>
@@ -1684,7 +1684,7 @@
             <w:noProof/>
             <w:webHidden/>
           </w:rPr>
-          <w:instrText xml:space="preserve"> PAGEREF _Toc242198227 \h </w:instrText>
+          <w:instrText xml:space="preserve"> PAGEREF _Toc242202614 \h </w:instrText>
         </w:r>
         <w:r>
           <w:rPr>
@@ -1728,7 +1728,7 @@
           <w14:ligatures w14:val="standardContextual"/>
         </w:rPr>
       </w:pPr>
-      <w:hyperlink w:anchor="_Toc242198228" w:history="1">
+      <w:hyperlink w:anchor="_Toc242202615" w:history="1">
         <w:r>
           <w:rPr>
             <w:rStyle w:val="Hipervnculo"/>
@@ -1755,7 +1755,7 @@
             <w:noProof/>
             <w:webHidden/>
           </w:rPr>
-          <w:instrText xml:space="preserve"> PAGEREF _Toc242198228 \h </w:instrText>
+          <w:instrText xml:space="preserve"> PAGEREF _Toc242202615 \h </w:instrText>
         </w:r>
         <w:r>
           <w:rPr>
@@ -1799,7 +1799,7 @@
           <w14:ligatures w14:val="standardContextual"/>
         </w:rPr>
       </w:pPr>
-      <w:hyperlink w:anchor="_Toc242198229" w:history="1">
+      <w:hyperlink w:anchor="_Toc242202616" w:history="1">
         <w:r>
           <w:rPr>
             <w:rStyle w:val="Hipervnculo"/>
@@ -1826,7 +1826,7 @@
             <w:noProof/>
             <w:webHidden/>
           </w:rPr>
-          <w:instrText xml:space="preserve"> PAGEREF _Toc242198229 \h </w:instrText>
+          <w:instrText xml:space="preserve"> PAGEREF _Toc242202616 \h </w:instrText>
         </w:r>
         <w:r>
           <w:rPr>
@@ -1870,7 +1870,7 @@
           <w14:ligatures w14:val="standardContextual"/>
         </w:rPr>
       </w:pPr>
-      <w:hyperlink w:anchor="_Toc242198230" w:history="1">
+      <w:hyperlink w:anchor="_Toc242202617" w:history="1">
         <w:r>
           <w:rPr>
             <w:rStyle w:val="Hipervnculo"/>
@@ -1897,7 +1897,7 @@
             <w:noProof/>
             <w:webHidden/>
           </w:rPr>
-          <w:instrText xml:space="preserve"> PAGEREF _Toc242198230 \h </w:instrText>
+          <w:instrText xml:space="preserve"> PAGEREF _Toc242202617 \h </w:instrText>
         </w:r>
         <w:r>
           <w:rPr>
@@ -1941,7 +1941,7 @@
           <w14:ligatures w14:val="standardContextual"/>
         </w:rPr>
       </w:pPr>
-      <w:hyperlink w:anchor="_Toc242198231" w:history="1">
+      <w:hyperlink w:anchor="_Toc242202618" w:history="1">
         <w:r>
           <w:rPr>
             <w:rStyle w:val="Hipervnculo"/>
@@ -1968,7 +1968,7 @@
             <w:noProof/>
             <w:webHidden/>
           </w:rPr>
-          <w:instrText xml:space="preserve"> PAGEREF _Toc242198231 \h </w:instrText>
+          <w:instrText xml:space="preserve"> PAGEREF _Toc242202618 \h </w:instrText>
         </w:r>
         <w:r>
           <w:rPr>
@@ -2012,7 +2012,7 @@
           <w14:ligatures w14:val="standardContextual"/>
         </w:rPr>
       </w:pPr>
-      <w:hyperlink w:anchor="_Toc242198232" w:history="1">
+      <w:hyperlink w:anchor="_Toc242202619" w:history="1">
         <w:r>
           <w:rPr>
             <w:rStyle w:val="Hipervnculo"/>
@@ -2039,7 +2039,7 @@
             <w:noProof/>
             <w:webHidden/>
           </w:rPr>
-          <w:instrText xml:space="preserve"> PAGEREF _Toc242198232 \h </w:instrText>
+          <w:instrText xml:space="preserve"> PAGEREF _Toc242202619 \h </w:instrText>
         </w:r>
         <w:r>
           <w:rPr>
@@ -2083,7 +2083,7 @@
           <w14:ligatures w14:val="standardContextual"/>
         </w:rPr>
       </w:pPr>
-      <w:hyperlink w:anchor="_Toc242198233" w:history="1">
+      <w:hyperlink w:anchor="_Toc242202620" w:history="1">
         <w:r>
           <w:rPr>
             <w:rStyle w:val="Hipervnculo"/>
@@ -2110,7 +2110,7 @@
             <w:noProof/>
             <w:webHidden/>
           </w:rPr>
-          <w:instrText xml:space="preserve"> PAGEREF _Toc242198233 \h </w:instrText>
+          <w:instrText xml:space="preserve"> PAGEREF _Toc242202620 \h </w:instrText>
         </w:r>
         <w:r>
           <w:rPr>
@@ -2154,7 +2154,7 @@
           <w14:ligatures w14:val="standardContextual"/>
         </w:rPr>
       </w:pPr>
-      <w:hyperlink w:anchor="_Toc242198234" w:history="1">
+      <w:hyperlink w:anchor="_Toc242202621" w:history="1">
         <w:r>
           <w:rPr>
             <w:rStyle w:val="Hipervnculo"/>
@@ -2181,7 +2181,7 @@
             <w:noProof/>
             <w:webHidden/>
           </w:rPr>
-          <w:instrText xml:space="preserve"> PAGEREF _Toc242198234 \h </w:instrText>
+          <w:instrText xml:space="preserve"> PAGEREF _Toc242202621 \h </w:instrText>
         </w:r>
         <w:r>
           <w:rPr>
@@ -2225,7 +2225,7 @@
           <w14:ligatures w14:val="standardContextual"/>
         </w:rPr>
       </w:pPr>
-      <w:hyperlink w:anchor="_Toc242198235" w:history="1">
+      <w:hyperlink w:anchor="_Toc242202622" w:history="1">
         <w:r>
           <w:rPr>
             <w:rStyle w:val="Hipervnculo"/>
@@ -2252,7 +2252,7 @@
             <w:noProof/>
             <w:webHidden/>
           </w:rPr>
-          <w:instrText xml:space="preserve"> PAGEREF _Toc242198235 \h </w:instrText>
+          <w:instrText xml:space="preserve"> PAGEREF _Toc242202622 \h </w:instrText>
         </w:r>
         <w:r>
           <w:rPr>
@@ -2296,7 +2296,7 @@
           <w14:ligatures w14:val="standardContextual"/>
         </w:rPr>
       </w:pPr>
-      <w:hyperlink w:anchor="_Toc242198236" w:history="1">
+      <w:hyperlink w:anchor="_Toc242202623" w:history="1">
         <w:r>
           <w:rPr>
             <w:rStyle w:val="Hipervnculo"/>
@@ -2323,7 +2323,7 @@
             <w:noProof/>
             <w:webHidden/>
           </w:rPr>
-          <w:instrText xml:space="preserve"> PAGEREF _Toc242198236 \h </w:instrText>
+          <w:instrText xml:space="preserve"> PAGEREF _Toc242202623 \h </w:instrText>
         </w:r>
         <w:r>
           <w:rPr>
@@ -2367,7 +2367,7 @@
           <w14:ligatures w14:val="standardContextual"/>
         </w:rPr>
       </w:pPr>
-      <w:hyperlink w:anchor="_Toc242198237" w:history="1">
+      <w:hyperlink w:anchor="_Toc242202624" w:history="1">
         <w:r>
           <w:rPr>
             <w:rStyle w:val="Hipervnculo"/>
@@ -2394,7 +2394,7 @@
             <w:noProof/>
             <w:webHidden/>
           </w:rPr>
-          <w:instrText xml:space="preserve"> PAGEREF _Toc242198237 \h </w:instrText>
+          <w:instrText xml:space="preserve"> PAGEREF _Toc242202624 \h </w:instrText>
         </w:r>
         <w:r>
           <w:rPr>
@@ -2438,7 +2438,7 @@
           <w14:ligatures w14:val="standardContextual"/>
         </w:rPr>
       </w:pPr>
-      <w:hyperlink w:anchor="_Toc242198238" w:history="1">
+      <w:hyperlink w:anchor="_Toc242202625" w:history="1">
         <w:r>
           <w:rPr>
             <w:rStyle w:val="Hipervnculo"/>
@@ -2465,7 +2465,7 @@
             <w:noProof/>
             <w:webHidden/>
           </w:rPr>
-          <w:instrText xml:space="preserve"> PAGEREF _Toc242198238 \h </w:instrText>
+          <w:instrText xml:space="preserve"> PAGEREF _Toc242202625 \h </w:instrText>
         </w:r>
         <w:r>
           <w:rPr>
@@ -2509,7 +2509,7 @@
           <w14:ligatures w14:val="standardContextual"/>
         </w:rPr>
       </w:pPr>
-      <w:hyperlink w:anchor="_Toc242198239" w:history="1">
+      <w:hyperlink w:anchor="_Toc242202626" w:history="1">
         <w:r>
           <w:rPr>
             <w:rStyle w:val="Hipervnculo"/>
@@ -2536,7 +2536,7 @@
             <w:noProof/>
             <w:webHidden/>
           </w:rPr>
-          <w:instrText xml:space="preserve"> PAGEREF _Toc242198239 \h </w:instrText>
+          <w:instrText xml:space="preserve"> PAGEREF _Toc242202626 \h </w:instrText>
         </w:r>
         <w:r>
           <w:rPr>
@@ -2580,7 +2580,7 @@
           <w14:ligatures w14:val="standardContextual"/>
         </w:rPr>
       </w:pPr>
-      <w:hyperlink w:anchor="_Toc242198240" w:history="1">
+      <w:hyperlink w:anchor="_Toc242202627" w:history="1">
         <w:r>
           <w:rPr>
             <w:rStyle w:val="Hipervnculo"/>
@@ -2607,7 +2607,7 @@
             <w:noProof/>
             <w:webHidden/>
           </w:rPr>
-          <w:instrText xml:space="preserve"> PAGEREF _Toc242198240 \h </w:instrText>
+          <w:instrText xml:space="preserve"> PAGEREF _Toc242202627 \h </w:instrText>
         </w:r>
         <w:r>
           <w:rPr>
@@ -2651,7 +2651,7 @@
           <w14:ligatures w14:val="standardContextual"/>
         </w:rPr>
       </w:pPr>
-      <w:hyperlink w:anchor="_Toc242198241" w:history="1">
+      <w:hyperlink w:anchor="_Toc242202628" w:history="1">
         <w:r>
           <w:rPr>
             <w:rStyle w:val="Hipervnculo"/>
@@ -2678,7 +2678,7 @@
             <w:noProof/>
             <w:webHidden/>
           </w:rPr>
-          <w:instrText xml:space="preserve"> PAGEREF _Toc242198241 \h </w:instrText>
+          <w:instrText xml:space="preserve"> PAGEREF _Toc242202628 \h </w:instrText>
         </w:r>
         <w:r>
           <w:rPr>
@@ -2722,7 +2722,7 @@
           <w14:ligatures w14:val="standardContextual"/>
         </w:rPr>
       </w:pPr>
-      <w:hyperlink w:anchor="_Toc242198242" w:history="1">
+      <w:hyperlink w:anchor="_Toc242202629" w:history="1">
         <w:r>
           <w:rPr>
             <w:rStyle w:val="Hipervnculo"/>
@@ -2749,7 +2749,7 @@
             <w:noProof/>
             <w:webHidden/>
           </w:rPr>
-          <w:instrText xml:space="preserve"> PAGEREF _Toc242198242 \h </w:instrText>
+          <w:instrText xml:space="preserve"> PAGEREF _Toc242202629 \h </w:instrText>
         </w:r>
         <w:r>
           <w:rPr>
@@ -2793,7 +2793,7 @@
           <w14:ligatures w14:val="standardContextual"/>
         </w:rPr>
       </w:pPr>
-      <w:hyperlink w:anchor="_Toc242198243" w:history="1">
+      <w:hyperlink w:anchor="_Toc242202630" w:history="1">
         <w:r>
           <w:rPr>
             <w:rStyle w:val="Hipervnculo"/>
@@ -2820,7 +2820,7 @@
             <w:noProof/>
             <w:webHidden/>
           </w:rPr>
-          <w:instrText xml:space="preserve"> PAGEREF _Toc242198243 \h </w:instrText>
+          <w:instrText xml:space="preserve"> PAGEREF _Toc242202630 \h </w:instrText>
         </w:r>
         <w:r>
           <w:rPr>
@@ -2864,7 +2864,7 @@
           <w14:ligatures w14:val="standardContextual"/>
         </w:rPr>
       </w:pPr>
-      <w:hyperlink w:anchor="_Toc242198244" w:history="1">
+      <w:hyperlink w:anchor="_Toc242202631" w:history="1">
         <w:r>
           <w:rPr>
             <w:rStyle w:val="Hipervnculo"/>
@@ -2891,7 +2891,7 @@
             <w:noProof/>
             <w:webHidden/>
           </w:rPr>
-          <w:instrText xml:space="preserve"> PAGEREF _Toc242198244 \h </w:instrText>
+          <w:instrText xml:space="preserve"> PAGEREF _Toc242202631 \h </w:instrText>
         </w:r>
         <w:r>
           <w:rPr>
@@ -2935,7 +2935,7 @@
           <w14:ligatures w14:val="standardContextual"/>
         </w:rPr>
       </w:pPr>
-      <w:hyperlink w:anchor="_Toc242198245" w:history="1">
+      <w:hyperlink w:anchor="_Toc242202632" w:history="1">
         <w:r>
           <w:rPr>
             <w:rStyle w:val="Hipervnculo"/>
@@ -2962,7 +2962,7 @@
             <w:noProof/>
             <w:webHidden/>
           </w:rPr>
-          <w:instrText xml:space="preserve"> PAGEREF _Toc242198245 \h </w:instrText>
+          <w:instrText xml:space="preserve"> PAGEREF _Toc242202632 \h </w:instrText>
         </w:r>
         <w:r>
           <w:rPr>
@@ -3006,7 +3006,7 @@
           <w14:ligatures w14:val="standardContextual"/>
         </w:rPr>
       </w:pPr>
-      <w:hyperlink w:anchor="_Toc242198246" w:history="1">
+      <w:hyperlink w:anchor="_Toc242202633" w:history="1">
         <w:r>
           <w:rPr>
             <w:rStyle w:val="Hipervnculo"/>
@@ -3033,7 +3033,7 @@
             <w:noProof/>
             <w:webHidden/>
           </w:rPr>
-          <w:instrText xml:space="preserve"> PAGEREF _Toc242198246 \h </w:instrText>
+          <w:instrText xml:space="preserve"> PAGEREF _Toc242202633 \h </w:instrText>
         </w:r>
         <w:r>
           <w:rPr>
@@ -3077,7 +3077,7 @@
           <w14:ligatures w14:val="standardContextual"/>
         </w:rPr>
       </w:pPr>
-      <w:hyperlink w:anchor="_Toc242198247" w:history="1">
+      <w:hyperlink w:anchor="_Toc242202634" w:history="1">
         <w:r>
           <w:rPr>
             <w:rStyle w:val="Hipervnculo"/>
@@ -3104,7 +3104,7 @@
             <w:noProof/>
             <w:webHidden/>
           </w:rPr>
-          <w:instrText xml:space="preserve"> PAGEREF _Toc242198247 \h </w:instrText>
+          <w:instrText xml:space="preserve"> PAGEREF _Toc242202634 \h </w:instrText>
         </w:r>
         <w:r>
           <w:rPr>
@@ -3148,7 +3148,7 @@
           <w14:ligatures w14:val="standardContextual"/>
         </w:rPr>
       </w:pPr>
-      <w:hyperlink w:anchor="_Toc242198248" w:history="1">
+      <w:hyperlink w:anchor="_Toc242202635" w:history="1">
         <w:r>
           <w:rPr>
             <w:rStyle w:val="Hipervnculo"/>
@@ -3175,7 +3175,7 @@
             <w:noProof/>
             <w:webHidden/>
           </w:rPr>
-          <w:instrText xml:space="preserve"> PAGEREF _Toc242198248 \h </w:instrText>
+          <w:instrText xml:space="preserve"> PAGEREF _Toc242202635 \h </w:instrText>
         </w:r>
         <w:r>
           <w:rPr>
@@ -3219,7 +3219,7 @@
           <w14:ligatures w14:val="standardContextual"/>
         </w:rPr>
       </w:pPr>
-      <w:hyperlink w:anchor="_Toc242198249" w:history="1">
+      <w:hyperlink w:anchor="_Toc242202636" w:history="1">
         <w:r>
           <w:rPr>
             <w:rStyle w:val="Hipervnculo"/>
@@ -3246,7 +3246,7 @@
             <w:noProof/>
             <w:webHidden/>
           </w:rPr>
-          <w:instrText xml:space="preserve"> PAGEREF _Toc242198249 \h </w:instrText>
+          <w:instrText xml:space="preserve"> PAGEREF _Toc242202636 \h </w:instrText>
         </w:r>
         <w:r>
           <w:rPr>
@@ -3290,7 +3290,7 @@
           <w14:ligatures w14:val="standardContextual"/>
         </w:rPr>
       </w:pPr>
-      <w:hyperlink w:anchor="_Toc242198250" w:history="1">
+      <w:hyperlink w:anchor="_Toc242202637" w:history="1">
         <w:r>
           <w:rPr>
             <w:rStyle w:val="Hipervnculo"/>
@@ -3317,7 +3317,7 @@
             <w:noProof/>
             <w:webHidden/>
           </w:rPr>
-          <w:instrText xml:space="preserve"> PAGEREF _Toc242198250 \h </w:instrText>
+          <w:instrText xml:space="preserve"> PAGEREF _Toc242202637 \h </w:instrText>
         </w:r>
         <w:r>
           <w:rPr>
@@ -3361,7 +3361,7 @@
           <w14:ligatures w14:val="standardContextual"/>
         </w:rPr>
       </w:pPr>
-      <w:hyperlink w:anchor="_Toc242198251" w:history="1">
+      <w:hyperlink w:anchor="_Toc242202638" w:history="1">
         <w:r>
           <w:rPr>
             <w:rStyle w:val="Hipervnculo"/>
@@ -3388,7 +3388,7 @@
             <w:noProof/>
             <w:webHidden/>
           </w:rPr>
-          <w:instrText xml:space="preserve"> PAGEREF _Toc242198251 \h </w:instrText>
+          <w:instrText xml:space="preserve"> PAGEREF _Toc242202638 \h </w:instrText>
         </w:r>
         <w:r>
           <w:rPr>
@@ -3432,7 +3432,7 @@
           <w14:ligatures w14:val="standardContextual"/>
         </w:rPr>
       </w:pPr>
-      <w:hyperlink w:anchor="_Toc242198252" w:history="1">
+      <w:hyperlink w:anchor="_Toc242202639" w:history="1">
         <w:r>
           <w:rPr>
             <w:rStyle w:val="Hipervnculo"/>
@@ -3459,7 +3459,7 @@
             <w:noProof/>
             <w:webHidden/>
           </w:rPr>
-          <w:instrText xml:space="preserve"> PAGEREF _Toc242198252 \h </w:instrText>
+          <w:instrText xml:space="preserve"> PAGEREF _Toc242202639 \h </w:instrText>
         </w:r>
         <w:r>
           <w:rPr>
@@ -3503,7 +3503,7 @@
           <w14:ligatures w14:val="standardContextual"/>
         </w:rPr>
       </w:pPr>
-      <w:hyperlink w:anchor="_Toc242198253" w:history="1">
+      <w:hyperlink w:anchor="_Toc242202640" w:history="1">
         <w:r>
           <w:rPr>
             <w:rStyle w:val="Hipervnculo"/>
@@ -3530,7 +3530,7 @@
             <w:noProof/>
             <w:webHidden/>
           </w:rPr>
-          <w:instrText xml:space="preserve"> PAGEREF _Toc242198253 \h </w:instrText>
+          <w:instrText xml:space="preserve"> PAGEREF _Toc242202640 \h </w:instrText>
         </w:r>
         <w:r>
           <w:rPr>
@@ -3574,7 +3574,7 @@
           <w14:ligatures w14:val="standardContextual"/>
         </w:rPr>
       </w:pPr>
-      <w:hyperlink w:anchor="_Toc242198254" w:history="1">
+      <w:hyperlink w:anchor="_Toc242202641" w:history="1">
         <w:r>
           <w:rPr>
             <w:rStyle w:val="Hipervnculo"/>
@@ -3601,7 +3601,7 @@
             <w:noProof/>
             <w:webHidden/>
           </w:rPr>
-          <w:instrText xml:space="preserve"> PAGEREF _Toc242198254 \h </w:instrText>
+          <w:instrText xml:space="preserve"> PAGEREF _Toc242202641 \h </w:instrText>
         </w:r>
         <w:r>
           <w:rPr>
@@ -3645,7 +3645,7 @@
           <w14:ligatures w14:val="standardContextual"/>
         </w:rPr>
       </w:pPr>
-      <w:hyperlink w:anchor="_Toc242198255" w:history="1">
+      <w:hyperlink w:anchor="_Toc242202642" w:history="1">
         <w:r>
           <w:rPr>
             <w:rStyle w:val="Hipervnculo"/>
@@ -3672,7 +3672,7 @@
             <w:noProof/>
             <w:webHidden/>
           </w:rPr>
-          <w:instrText xml:space="preserve"> PAGEREF _Toc242198255 \h </w:instrText>
+          <w:instrText xml:space="preserve"> PAGEREF _Toc242202642 \h </w:instrText>
         </w:r>
         <w:r>
           <w:rPr>
@@ -3716,7 +3716,7 @@
           <w14:ligatures w14:val="standardContextual"/>
         </w:rPr>
       </w:pPr>
-      <w:hyperlink w:anchor="_Toc242198256" w:history="1">
+      <w:hyperlink w:anchor="_Toc242202643" w:history="1">
         <w:r>
           <w:rPr>
             <w:rStyle w:val="Hipervnculo"/>
@@ -3743,7 +3743,78 @@
             <w:noProof/>
             <w:webHidden/>
           </w:rPr>
-          <w:instrText xml:space="preserve"> PAGEREF _Toc242198256 \h </w:instrText>
+          <w:instrText xml:space="preserve"> PAGEREF _Toc242202643 \h </w:instrText>
+        </w:r>
+        <w:r>
+          <w:rPr>
+            <w:noProof/>
+            <w:webHidden/>
+          </w:rPr>
+        </w:r>
+        <w:r>
+          <w:rPr>
+            <w:noProof/>
+            <w:webHidden/>
+          </w:rPr>
+          <w:fldChar w:fldCharType="separate"/>
+        </w:r>
+        <w:r>
+          <w:rPr>
+            <w:noProof/>
+            <w:webHidden/>
+          </w:rPr>
+          <w:t>99</w:t>
+        </w:r>
+        <w:r>
+          <w:rPr>
+            <w:noProof/>
+            <w:webHidden/>
+          </w:rPr>
+          <w:fldChar w:fldCharType="end"/>
+        </w:r>
+      </w:hyperlink>
+    </w:p>
+    <w:p>
+      <w:pPr>
+        <w:pStyle w:val="TDC2"/>
+        <w:tabs>
+          <w:tab w:val="right" w:leader="dot" w:pos="9962"/>
+        </w:tabs>
+        <w:rPr>
+          <w:rFonts w:asciiTheme="minorHAnsi" w:eastAsiaTheme="minorEastAsia" w:hAnsiTheme="minorHAnsi" w:cstheme="minorBidi"/>
+          <w:noProof/>
+          <w:kern w:val="2"/>
+          <w14:ligatures w14:val="standardContextual"/>
+        </w:rPr>
+      </w:pPr>
+      <w:hyperlink w:anchor="_Toc242202644" w:history="1">
+        <w:r>
+          <w:rPr>
+            <w:rStyle w:val="Hipervnculo"/>
+            <w:noProof/>
+          </w:rPr>
+          <w:t>10.3 Sonido y arte por incorporar</w:t>
+        </w:r>
+        <w:r>
+          <w:rPr>
+            <w:noProof/>
+            <w:webHidden/>
+          </w:rPr>
+          <w:tab/>
+        </w:r>
+        <w:r>
+          <w:rPr>
+            <w:noProof/>
+            <w:webHidden/>
+          </w:rPr>
+          <w:fldChar w:fldCharType="begin"/>
+        </w:r>
+        <w:r>
+          <w:rPr>
+            <w:noProof/>
+            <w:webHidden/>
+          </w:rPr>
+          <w:instrText xml:space="preserve"> PAGEREF _Toc242202644 \h </w:instrText>
         </w:r>
         <w:r>
           <w:rPr>
@@ -3787,78 +3858,7 @@
           <w14:ligatures w14:val="standardContextual"/>
         </w:rPr>
       </w:pPr>
-      <w:hyperlink w:anchor="_Toc242198257" w:history="1">
-        <w:r>
-          <w:rPr>
-            <w:rStyle w:val="Hipervnculo"/>
-            <w:noProof/>
-          </w:rPr>
-          <w:t>10.3 Sonido y arte por incorporar</w:t>
-        </w:r>
-        <w:r>
-          <w:rPr>
-            <w:noProof/>
-            <w:webHidden/>
-          </w:rPr>
-          <w:tab/>
-        </w:r>
-        <w:r>
-          <w:rPr>
-            <w:noProof/>
-            <w:webHidden/>
-          </w:rPr>
-          <w:fldChar w:fldCharType="begin"/>
-        </w:r>
-        <w:r>
-          <w:rPr>
-            <w:noProof/>
-            <w:webHidden/>
-          </w:rPr>
-          <w:instrText xml:space="preserve"> PAGEREF _Toc242198257 \h </w:instrText>
-        </w:r>
-        <w:r>
-          <w:rPr>
-            <w:noProof/>
-            <w:webHidden/>
-          </w:rPr>
-        </w:r>
-        <w:r>
-          <w:rPr>
-            <w:noProof/>
-            <w:webHidden/>
-          </w:rPr>
-          <w:fldChar w:fldCharType="separate"/>
-        </w:r>
-        <w:r>
-          <w:rPr>
-            <w:noProof/>
-            <w:webHidden/>
-          </w:rPr>
-          <w:t>100</w:t>
-        </w:r>
-        <w:r>
-          <w:rPr>
-            <w:noProof/>
-            <w:webHidden/>
-          </w:rPr>
-          <w:fldChar w:fldCharType="end"/>
-        </w:r>
-      </w:hyperlink>
-    </w:p>
-    <w:p>
-      <w:pPr>
-        <w:pStyle w:val="TDC2"/>
-        <w:tabs>
-          <w:tab w:val="right" w:leader="dot" w:pos="9962"/>
-        </w:tabs>
-        <w:rPr>
-          <w:rFonts w:asciiTheme="minorHAnsi" w:eastAsiaTheme="minorEastAsia" w:hAnsiTheme="minorHAnsi" w:cstheme="minorBidi"/>
-          <w:noProof/>
-          <w:kern w:val="2"/>
-          <w14:ligatures w14:val="standardContextual"/>
-        </w:rPr>
-      </w:pPr>
-      <w:hyperlink w:anchor="_Toc242198258" w:history="1">
+      <w:hyperlink w:anchor="_Toc242202645" w:history="1">
         <w:r>
           <w:rPr>
             <w:rStyle w:val="Hipervnculo"/>
@@ -3885,7 +3885,7 @@
             <w:noProof/>
             <w:webHidden/>
           </w:rPr>
-          <w:instrText xml:space="preserve"> PAGEREF _Toc242198258 \h </w:instrText>
+          <w:instrText xml:space="preserve"> PAGEREF _Toc242202645 \h </w:instrText>
         </w:r>
         <w:r>
           <w:rPr>
@@ -3929,7 +3929,7 @@
           <w14:ligatures w14:val="standardContextual"/>
         </w:rPr>
       </w:pPr>
-      <w:hyperlink w:anchor="_Toc242198259" w:history="1">
+      <w:hyperlink w:anchor="_Toc242202646" w:history="1">
         <w:r>
           <w:rPr>
             <w:rStyle w:val="Hipervnculo"/>
@@ -3956,7 +3956,7 @@
             <w:noProof/>
             <w:webHidden/>
           </w:rPr>
-          <w:instrText xml:space="preserve"> PAGEREF _Toc242198259 \h </w:instrText>
+          <w:instrText xml:space="preserve"> PAGEREF _Toc242202646 \h </w:instrText>
         </w:r>
         <w:r>
           <w:rPr>
@@ -4000,7 +4000,7 @@
           <w14:ligatures w14:val="standardContextual"/>
         </w:rPr>
       </w:pPr>
-      <w:hyperlink w:anchor="_Toc242198260" w:history="1">
+      <w:hyperlink w:anchor="_Toc242202647" w:history="1">
         <w:r>
           <w:rPr>
             <w:rStyle w:val="Hipervnculo"/>
@@ -4027,7 +4027,7 @@
             <w:noProof/>
             <w:webHidden/>
           </w:rPr>
-          <w:instrText xml:space="preserve"> PAGEREF _Toc242198260 \h </w:instrText>
+          <w:instrText xml:space="preserve"> PAGEREF _Toc242202647 \h </w:instrText>
         </w:r>
         <w:r>
           <w:rPr>
@@ -4071,7 +4071,7 @@
           <w14:ligatures w14:val="standardContextual"/>
         </w:rPr>
       </w:pPr>
-      <w:hyperlink w:anchor="_Toc242198261" w:history="1">
+      <w:hyperlink w:anchor="_Toc242202648" w:history="1">
         <w:r>
           <w:rPr>
             <w:rStyle w:val="Hipervnculo"/>
@@ -4098,7 +4098,7 @@
             <w:noProof/>
             <w:webHidden/>
           </w:rPr>
-          <w:instrText xml:space="preserve"> PAGEREF _Toc242198261 \h </w:instrText>
+          <w:instrText xml:space="preserve"> PAGEREF _Toc242202648 \h </w:instrText>
         </w:r>
         <w:r>
           <w:rPr>
@@ -4143,7 +4143,7 @@
       <w:pPr>
         <w:pStyle w:val="Ttulo1"/>
       </w:pPr>
-      <w:bookmarkStart w:id="0" w:name="_Toc242198204"/>
+      <w:bookmarkStart w:id="0" w:name="_Toc242202591"/>
       <w:r>
         <w:lastRenderedPageBreak/>
         <w:t>1. OBJETIVO, ALCANCE Y CRITERIOS DE CUMPLIMIENTO</w:t>
@@ -4204,7 +4204,7 @@
       <w:pPr>
         <w:pStyle w:val="Ttulo2"/>
       </w:pPr>
-      <w:bookmarkStart w:id="1" w:name="_Toc242198205"/>
+      <w:bookmarkStart w:id="1" w:name="_Toc242202592"/>
       <w:r>
         <w:t>1.1 El objetivo específico 3</w:t>
       </w:r>
@@ -4257,7 +4257,7 @@
       <w:pPr>
         <w:pStyle w:val="Ttulo2"/>
       </w:pPr>
-      <w:bookmarkStart w:id="2" w:name="_Toc242198206"/>
+      <w:bookmarkStart w:id="2" w:name="_Toc242202593"/>
       <w:r>
         <w:lastRenderedPageBreak/>
         <w:t>1.2 Alcance del prototipo entregado</w:t>
@@ -4966,7 +4966,7 @@
       <w:pPr>
         <w:pStyle w:val="Ttulo2"/>
       </w:pPr>
-      <w:bookmarkStart w:id="3" w:name="_Toc242198207"/>
+      <w:bookmarkStart w:id="3" w:name="_Toc242202594"/>
       <w:r>
         <w:t>1.3 Indicadores del objetivo y su cumplimiento</w:t>
       </w:r>
@@ -5403,7 +5403,7 @@
       <w:pPr>
         <w:pStyle w:val="Ttulo2"/>
       </w:pPr>
-      <w:bookmarkStart w:id="4" w:name="_Toc242198208"/>
+      <w:bookmarkStart w:id="4" w:name="_Toc242202595"/>
       <w:r>
         <w:t>1.4 Entregables del cronograma</w:t>
       </w:r>
@@ -5921,7 +5921,7 @@
       <w:pPr>
         <w:pStyle w:val="Ttulo2"/>
       </w:pPr>
-      <w:bookmarkStart w:id="5" w:name="_Toc242198209"/>
+      <w:bookmarkStart w:id="5" w:name="_Toc242202596"/>
       <w:r>
         <w:t>1.5 Organización del documento y anexos</w:t>
       </w:r>
@@ -6850,7 +6850,7 @@
       <w:pPr>
         <w:pStyle w:val="Ttulo1"/>
       </w:pPr>
-      <w:bookmarkStart w:id="6" w:name="_Toc242198210"/>
+      <w:bookmarkStart w:id="6" w:name="_Toc242202597"/>
       <w:r>
         <w:lastRenderedPageBreak/>
         <w:t>2. METODOLOGÍA DEL DESARROLLO</w:t>
@@ -6869,7 +6869,7 @@
       <w:pPr>
         <w:pStyle w:val="Ttulo2"/>
       </w:pPr>
-      <w:bookmarkStart w:id="7" w:name="_Toc242198211"/>
+      <w:bookmarkStart w:id="7" w:name="_Toc242202598"/>
       <w:r>
         <w:t>2.1 Árcade y Kanban en la fase de desarrollo</w:t>
       </w:r>
@@ -7491,7 +7491,7 @@
       <w:pPr>
         <w:pStyle w:val="Ttulo2"/>
       </w:pPr>
-      <w:bookmarkStart w:id="8" w:name="_Toc242198212"/>
+      <w:bookmarkStart w:id="8" w:name="_Toc242202599"/>
       <w:r>
         <w:t>2.2 Planificación por slices y carriles</w:t>
       </w:r>
@@ -8821,7 +8821,7 @@
       <w:pPr>
         <w:pStyle w:val="Ttulo2"/>
       </w:pPr>
-      <w:bookmarkStart w:id="9" w:name="_Toc242198213"/>
+      <w:bookmarkStart w:id="9" w:name="_Toc242202600"/>
       <w:r>
         <w:t>2.3 Seguimiento con actas (D01–D10)</w:t>
       </w:r>
@@ -9899,7 +9899,7 @@
       <w:pPr>
         <w:pStyle w:val="Ttulo2"/>
       </w:pPr>
-      <w:bookmarkStart w:id="10" w:name="_Toc242198214"/>
+      <w:bookmarkStart w:id="10" w:name="_Toc242202601"/>
       <w:r>
         <w:t>2.4 Entorno y herramientas de desarrollo</w:t>
       </w:r>
@@ -11314,7 +11314,7 @@
       <w:pPr>
         <w:pStyle w:val="Ttulo2"/>
       </w:pPr>
-      <w:bookmarkStart w:id="11" w:name="_Toc242198215"/>
+      <w:bookmarkStart w:id="11" w:name="_Toc242202602"/>
       <w:r>
         <w:t>2.5 Prácticas de ingeniería</w:t>
       </w:r>
@@ -11520,7 +11520,7 @@
       <w:pPr>
         <w:pStyle w:val="Ttulo1"/>
       </w:pPr>
-      <w:bookmarkStart w:id="12" w:name="_Toc242198216"/>
+      <w:bookmarkStart w:id="12" w:name="_Toc242202603"/>
       <w:r>
         <w:lastRenderedPageBreak/>
         <w:t>3. ARQUITECTURA E IMPLEMENTACIÓN BASE</w:t>
@@ -11549,7 +11549,7 @@
       <w:pPr>
         <w:pStyle w:val="Ttulo2"/>
       </w:pPr>
-      <w:bookmarkStart w:id="13" w:name="_Toc242198217"/>
+      <w:bookmarkStart w:id="13" w:name="_Toc242202604"/>
       <w:r>
         <w:t>3.1 Arquitectura implementada frente a la diseñada</w:t>
       </w:r>
@@ -12667,7 +12667,7 @@
       <w:pPr>
         <w:pStyle w:val="Ttulo2"/>
       </w:pPr>
-      <w:bookmarkStart w:id="14" w:name="_Toc242198218"/>
+      <w:bookmarkStart w:id="14" w:name="_Toc242202605"/>
       <w:r>
         <w:t>3.2 Módulos y dependencias</w:t>
       </w:r>
@@ -13670,7 +13670,7 @@
       <w:pPr>
         <w:pStyle w:val="Ttulo2"/>
       </w:pPr>
-      <w:bookmarkStart w:id="15" w:name="_Toc242198219"/>
+      <w:bookmarkStart w:id="15" w:name="_Toc242202606"/>
       <w:r>
         <w:t>3.3 Flujo de estados y escenas</w:t>
       </w:r>
@@ -16007,7 +16007,7 @@
       <w:pPr>
         <w:pStyle w:val="Ttulo2"/>
       </w:pPr>
-      <w:bookmarkStart w:id="16" w:name="_Toc242198220"/>
+      <w:bookmarkStart w:id="16" w:name="_Toc242202607"/>
       <w:r>
         <w:t>3.4 Contenido parametrizable</w:t>
       </w:r>
@@ -16938,7 +16938,7 @@
           <w:noProof/>
         </w:rPr>
         <w:drawing>
-          <wp:inline distT="0" distB="0" distL="0" distR="0" wp14:anchorId="31160158" wp14:editId="343E4F22">
+          <wp:inline distT="0" distB="0" distL="0" distR="0" wp14:anchorId="31FE020D" wp14:editId="78A16C2F">
             <wp:extent cx="5759999" cy="3239999"/>
             <wp:effectExtent l="0" t="0" r="0" b="0"/>
             <wp:docPr id="10" name="Picture" descr="Figura 3.1. La escena Narrative reproduciendo la secuencia N1_AparicionGuia (escena 1.1 del guion): Algoritm, en su forma de fuego, se presenta a la familia en la cueva a oscuras, con la luz concentrada a su alrededor. La ilustración, la capa de oscuridad del Nivel 1, la posición y la animación de los personajes y la línea de diálogo («¡Hola, familia! No tengan miedo. Me llamo Algoritm, y vine a acompañarlos.») se leen del asset; el cuadro de diálogo muestra el retrato y el nombre de quien habla junto al botón «Continuar». La misma escena de Unity reproduce las dieciocho secuencias del juego."/>
@@ -17025,7 +17025,7 @@
       <w:pPr>
         <w:pStyle w:val="Ttulo2"/>
       </w:pPr>
-      <w:bookmarkStart w:id="17" w:name="_Toc242198221"/>
+      <w:bookmarkStart w:id="17" w:name="_Toc242202608"/>
       <w:r>
         <w:t>3.5 Persistencia de perfiles y privacidad</w:t>
       </w:r>
@@ -17717,7 +17717,7 @@
       <w:pPr>
         <w:pStyle w:val="Ttulo2"/>
       </w:pPr>
-      <w:bookmarkStart w:id="18" w:name="_Toc242198222"/>
+      <w:bookmarkStart w:id="18" w:name="_Toc242202609"/>
       <w:r>
         <w:t>3.6 Distribución portable</w:t>
       </w:r>
@@ -18113,7 +18113,7 @@
       <w:pPr>
         <w:pStyle w:val="Ttulo1"/>
       </w:pPr>
-      <w:bookmarkStart w:id="19" w:name="_Toc242198223"/>
+      <w:bookmarkStart w:id="19" w:name="_Toc242202610"/>
       <w:r>
         <w:lastRenderedPageBreak/>
         <w:t>4. NIVELES Y DESAFÍOS PROGRESIVOS</w:t>
@@ -18203,7 +18203,7 @@
       <w:pPr>
         <w:pStyle w:val="Ttulo2"/>
       </w:pPr>
-      <w:bookmarkStart w:id="20" w:name="_Toc242198224"/>
+      <w:bookmarkStart w:id="20" w:name="_Toc242202611"/>
       <w:r>
         <w:t>4.1 Progresión del pensamiento computacional entre niveles</w:t>
       </w:r>
@@ -18548,7 +18548,7 @@
       <w:pPr>
         <w:pStyle w:val="Ttulo2"/>
       </w:pPr>
-      <w:bookmarkStart w:id="21" w:name="_Toc242198225"/>
+      <w:bookmarkStart w:id="21" w:name="_Toc242202612"/>
       <w:r>
         <w:t>4.2 Nivel 1 — La Oscuridad</w:t>
       </w:r>
@@ -19774,7 +19774,7 @@
           <w:noProof/>
         </w:rPr>
         <w:drawing>
-          <wp:inline distT="0" distB="0" distL="0" distR="0" wp14:anchorId="556E8DBD" wp14:editId="0D4062F4">
+          <wp:inline distT="0" distB="0" distL="0" distR="0" wp14:anchorId="63C04181" wp14:editId="619DEA92">
             <wp:extent cx="5759999" cy="3239999"/>
             <wp:effectExtent l="0" t="0" r="0" b="0"/>
             <wp:docPr id="13" name="Picture" descr="Figura 4.1. Inicio de la fase jugable del Nivel 1: las hojas, el sílex y el pedernal están regados por la cueva vista desde arriba, con Papá a un lado del círculo de luz central y el resto de la familia al otro; la tablilla superior pide «Reúne todas las hojas y las dos piedras en el centro de la pantalla.» y el botón de ayuda, arriba a la izquierda, lleva la figura de fuego de Algoritm."/>
@@ -19871,7 +19871,7 @@
           <w:noProof/>
         </w:rPr>
         <w:drawing>
-          <wp:inline distT="0" distB="0" distL="0" distR="0" wp14:anchorId="7A20F591" wp14:editId="5D79AE17">
+          <wp:inline distT="0" distB="0" distL="0" distR="0" wp14:anchorId="023CD4C9" wp14:editId="72BBCC27">
             <wp:extent cx="5759999" cy="3239999"/>
             <wp:effectExtent l="0" t="0" r="0" b="0"/>
             <wp:docPr id="16" name="Picture" descr="Figura 4.2. Interfaz de encendido del Nivel 1 tras el primer golpe efectivo, antes de la convergencia: los deslizantes de fuerza (vertical, de «Suave» a «Fuerte») y de cercanía (horizontal, de «Lejos» a «Cerca») representan la hipótesis, las piedras se ven sobre el montón de hojas y la tablilla describe lo ocurrido («Una chispa cae dentro de las hojas. Brilla un instante y se apaga.»). «Golpear» pone a prueba la hipótesis y «Soplar» sigue atenuado y con candado, un doble indicador que no depende solo del color."/>
@@ -20052,7 +20052,7 @@
         </w:rPr>
         <w:lastRenderedPageBreak/>
         <w:drawing>
-          <wp:inline distT="0" distB="0" distL="0" distR="0" wp14:anchorId="20189049" wp14:editId="6963F185">
+          <wp:inline distT="0" distB="0" distL="0" distR="0" wp14:anchorId="2993E9A9" wp14:editId="2A77BBC2">
             <wp:extent cx="5759999" cy="3239999"/>
             <wp:effectExtent l="0" t="0" r="0" b="0"/>
             <wp:docPr id="19" name="Picture" descr="Figura 4.3. Cierre reflexivo del Nivel 1 (N1_NacimientoDelFuego): Algoritm, en su forma de fuego, sobre las brasas de la hoguera recién encendida, de la que sube humo, nombra la iteración ante la familia reunida («Eso tiene nombre: se llama iterar. Probar, mirar el resultado y ajustar.»)."/>
@@ -21097,7 +21097,7 @@
       <w:pPr>
         <w:pStyle w:val="Ttulo2"/>
       </w:pPr>
-      <w:bookmarkStart w:id="22" w:name="_Toc242198226"/>
+      <w:bookmarkStart w:id="22" w:name="_Toc242202613"/>
       <w:r>
         <w:t>4.3 Nivel 2 — La Rueda</w:t>
       </w:r>
@@ -23279,7 +23279,7 @@
         </w:rPr>
         <w:lastRenderedPageBreak/>
         <w:drawing>
-          <wp:inline distT="0" distB="0" distL="0" distR="0" wp14:anchorId="3A357394" wp14:editId="2F9FBCB3">
+          <wp:inline distT="0" distB="0" distL="0" distR="0" wp14:anchorId="4E6AC044" wp14:editId="705ED2C8">
             <wp:extent cx="5759999" cy="3239999"/>
             <wp:effectExtent l="0" t="0" r="0" b="0"/>
             <wp:docPr id="22" name="Picture" descr="Figura 4.4. Fase 1 del Nivel 2 tras seleccionar una piedra: el mensaje describe por qué no sirve («Esta piedra tiene esquinas. Cuando la empujas, se traba.»), con icono de alerta además de color; la piedra sigue en su sitio, el acopio conserva el tronco ya reunido («Troncos redondos: 1 de 5») y la Niña, junto a la caja, anima. Abajo a la derecha, el botón de ayuda con Algoritm en su forma de rueda."/>
@@ -23373,7 +23373,7 @@
         </w:rPr>
         <w:lastRenderedPageBreak/>
         <w:drawing>
-          <wp:inline distT="0" distB="0" distL="0" distR="0" wp14:anchorId="1E16E0E4" wp14:editId="6EBE57B4">
+          <wp:inline distT="0" distB="0" distL="0" distR="0" wp14:anchorId="00C939F2" wp14:editId="42C0B2FC">
             <wp:extent cx="5759999" cy="3239999"/>
             <wp:effectExtent l="0" t="0" r="0" b="0"/>
             <wp:docPr id="25" name="Picture" descr="Figura 4.5. Escena narrativa 2.2 («El patrón»): la caja llena que dejó la fase del bosque, con el mismo tamaño que tenía allí, junto a los troncos alineados, y Algoritm, en su forma de rueda, nombrando el patrón que el estudiante acaba de usar en la fase 1 («Acabas de encontrar un patrón.»)."/>
@@ -24164,7 +24164,7 @@
           <w:noProof/>
         </w:rPr>
         <w:drawing>
-          <wp:inline distT="0" distB="0" distL="0" distR="0" wp14:anchorId="17377C2B" wp14:editId="46A34720">
+          <wp:inline distT="0" distB="0" distL="0" distR="0" wp14:anchorId="759F3E9E" wp14:editId="79322D3B">
             <wp:extent cx="5759999" cy="3239999"/>
             <wp:effectExtent l="0" t="0" r="0" b="0"/>
             <wp:docPr id="28" name="Picture" descr="Figura 4.6. Fase 2 del Nivel 2 tras intentar colocar la tabla antes del eje: la tabla vuelve a su sitio en la fila de piezas, el mensaje indica qué falta («La tabla no tiene sobre qué apoyarse todavía.») y la rueda ya perforada se conserva; «Mecanizar» aparece atenuado, con el candado y el rótulo «Aún no», porque no hay tronco resaltado."/>
@@ -24651,7 +24651,7 @@
           <w:noProof/>
         </w:rPr>
         <w:drawing>
-          <wp:inline distT="0" distB="0" distL="0" distR="0" wp14:anchorId="00EC77BC" wp14:editId="0ABA2A5C">
+          <wp:inline distT="0" distB="0" distL="0" distR="0" wp14:anchorId="14FE17C3" wp14:editId="72E259E5">
             <wp:extent cx="5759999" cy="3239999"/>
             <wp:effectExtent l="0" t="0" r="0" b="0"/>
             <wp:docPr id="31" name="Picture" descr="Figura 4.7. Fase 3 del Nivel 2 al atardecer: el laberinto en vista superior con su cuadrícula, la carretilla en la salida, con la Niña a su lado, y el resto de la familia en el refugio del extremo opuesto; a la derecha, la secuencia con un bloque «Girar» cuyo lado elegido, la izquierda, va en color de atención y con contorno, y el cajón «Bloques» abierto con «Avanzar», «Girar» y «Retroceder», cada uno con su silueta. Arriba, la tablilla mantiene el aviso que pide añadir al menos un bloque antes de ejecutar."/>
@@ -24754,7 +24754,7 @@
       <w:pPr>
         <w:pStyle w:val="Ttulo2"/>
       </w:pPr>
-      <w:bookmarkStart w:id="23" w:name="_Toc242198227"/>
+      <w:bookmarkStart w:id="23" w:name="_Toc242202614"/>
       <w:r>
         <w:t>4.4 Nivel 3 — El Río</w:t>
       </w:r>
@@ -25228,7 +25228,7 @@
         </w:rPr>
         <w:lastRenderedPageBreak/>
         <w:drawing>
-          <wp:inline distT="0" distB="0" distL="0" distR="0" wp14:anchorId="22F7D4B4" wp14:editId="18A7D519">
+          <wp:inline distT="0" distB="0" distL="0" distR="0" wp14:anchorId="709FA006" wp14:editId="36CAED82">
             <wp:extent cx="5759999" cy="3239999"/>
             <wp:effectExtent l="0" t="0" r="0" b="0"/>
             <wp:docPr id="34" name="Picture" descr="Figura 4.8. Recolección en el Nivel 3: la orilla encuadrada a ×1,4, con la familia y los materiales (cinco troncos, las sogas, la tela y el mástil) a la escala de las narrativas. Arriba, la lista de cuatro tareas, todas pendientes, y la tablilla con la consigna («Recorre la orilla y recoge lo que la balsa necesita. La lista te dice qué falta.»); abajo, el inventario de cuatro casillas y la cruceta de dirección; en el centro, el anillo de la zona de construcción, y a la derecha, el río al pie de la cascada."/>
@@ -25395,7 +25395,7 @@
         </w:rPr>
         <w:lastRenderedPageBreak/>
         <w:drawing>
-          <wp:inline distT="0" distB="0" distL="0" distR="0" wp14:anchorId="79A6D7CA" wp14:editId="10B14F51">
+          <wp:inline distT="0" distB="0" distL="0" distR="0" wp14:anchorId="22065A49" wp14:editId="68C275FD">
             <wp:extent cx="5759999" cy="3239999"/>
             <wp:effectExtent l="0" t="0" r="0" b="0"/>
             <wp:docPr id="37" name="Picture" descr="Figura 4.9. Fase de base rechazada: el mástil se había colocado en uno de los espacios de los troncos. Al pulsar «Listo», ese espacio queda señalado con color e icono de alerta, el mástil vuelve a su casilla del inventario, los cuatro troncos bien puestos permanecen y el mensaje dice «Algo de esta parte no encaja. Mira lo marcado: ¿esa pieza va ahí?»; debajo de la balsa, «Listo» y «Probar balsa» aparecen uno junto al otro, y la lista tiene marcadas las dos tareas de recolección."/>
@@ -25524,7 +25524,7 @@
           <w:noProof/>
         </w:rPr>
         <w:drawing>
-          <wp:inline distT="0" distB="0" distL="0" distR="0" wp14:anchorId="7D3C9A15" wp14:editId="18F018A8">
+          <wp:inline distT="0" distB="0" distL="0" distR="0" wp14:anchorId="07355217" wp14:editId="239AF467">
             <wp:extent cx="5759999" cy="3239999"/>
             <wp:effectExtent l="0" t="0" r="0" b="0"/>
             <wp:docPr id="40" name="Picture" descr="Figura 4.10. Prueba de la balsa fallida con el mástil y la vela intercambiados: la base y el amarre, ya aprobados, siguen en su sitio; los dos espacios aparecen señalados con color e icono de alerta, las dos piezas volvieron al inventario y el mensaje indica qué revisar («La balsa se volteó. Mira el espacio marcado: ¿qué debería ir ahí?»). Debajo queda solo «Probar balsa», y la lista conserva marcadas las tres primeras tareas."/>
@@ -25610,7 +25610,7 @@
           <w:noProof/>
         </w:rPr>
         <w:drawing>
-          <wp:inline distT="0" distB="0" distL="0" distR="0" wp14:anchorId="4DEEB6C7" wp14:editId="59E6D0A6">
+          <wp:inline distT="0" distB="0" distL="0" distR="0" wp14:anchorId="0A9EE82A" wp14:editId="0D3D5772">
             <wp:extent cx="5759999" cy="3239999"/>
             <wp:effectExtent l="0" t="0" r="0" b="0"/>
             <wp:docPr id="43" name="Picture" descr="Figura 4.11. Escena 3.2, que solo aparece tras el primer fallo de la balsa terminada: la balsa hundida por un costado junto a la orilla, la familia en el agua y Algoritm, en su forma de gota, nombrando la depuración con una pregunta en lugar de dar la respuesta («No pasa nada. Esto se llama depurar. No hay que hacer todo otra vez: hay que encontrar la parte que falló. ¿Qué salió mal?»)."/>
@@ -25681,7 +25681,7 @@
       <w:pPr>
         <w:pStyle w:val="Ttulo2"/>
       </w:pPr>
-      <w:bookmarkStart w:id="24" w:name="_Toc242198228"/>
+      <w:bookmarkStart w:id="24" w:name="_Toc242202615"/>
       <w:r>
         <w:t>4.5 Escenas narrativas y puentes</w:t>
       </w:r>
@@ -27975,7 +27975,7 @@
       <w:pPr>
         <w:pStyle w:val="Ttulo2"/>
       </w:pPr>
-      <w:bookmarkStart w:id="25" w:name="_Toc242198229"/>
+      <w:bookmarkStart w:id="25" w:name="_Toc242202616"/>
       <w:r>
         <w:lastRenderedPageBreak/>
         <w:t>4.6 Síntesis de la progresión de dificultad</w:t>
@@ -28757,7 +28757,7 @@
       <w:pPr>
         <w:pStyle w:val="Ttulo1"/>
       </w:pPr>
-      <w:bookmarkStart w:id="26" w:name="_Toc242198230"/>
+      <w:bookmarkStart w:id="26" w:name="_Toc242202617"/>
       <w:r>
         <w:lastRenderedPageBreak/>
         <w:t>5. MECÁNICAS IMPLEMENTADAS</w:t>
@@ -28779,7 +28779,7 @@
       <w:pPr>
         <w:pStyle w:val="Ttulo2"/>
       </w:pPr>
-      <w:bookmarkStart w:id="27" w:name="_Toc242198231"/>
+      <w:bookmarkStart w:id="27" w:name="_Toc242202618"/>
       <w:r>
         <w:t>5.1 Mecánicas planeadas y mecánicas implementadas</w:t>
       </w:r>
@@ -30517,7 +30517,7 @@
       <w:pPr>
         <w:pStyle w:val="Ttulo2"/>
       </w:pPr>
-      <w:bookmarkStart w:id="28" w:name="_Toc242198232"/>
+      <w:bookmarkStart w:id="28" w:name="_Toc242202619"/>
       <w:r>
         <w:t>5.2 Formas de interacción y control</w:t>
       </w:r>
@@ -31138,7 +31138,7 @@
       <w:pPr>
         <w:pStyle w:val="Ttulo2"/>
       </w:pPr>
-      <w:bookmarkStart w:id="29" w:name="_Toc242198233"/>
+      <w:bookmarkStart w:id="29" w:name="_Toc242202620"/>
       <w:r>
         <w:t>5.3 Ajustes al diseño durante el desarrollo</w:t>
       </w:r>
@@ -33336,7 +33336,7 @@
       <w:pPr>
         <w:pStyle w:val="Ttulo1"/>
       </w:pPr>
-      <w:bookmarkStart w:id="30" w:name="_Toc242198234"/>
+      <w:bookmarkStart w:id="30" w:name="_Toc242202621"/>
       <w:r>
         <w:lastRenderedPageBreak/>
         <w:t>6. ANDAMIAJE PEDAGÓGICO, RETROALIMENTACIÓN Y REGISTRO</w:t>
@@ -33367,7 +33367,7 @@
       <w:pPr>
         <w:pStyle w:val="Ttulo2"/>
       </w:pPr>
-      <w:bookmarkStart w:id="31" w:name="_Toc242198235"/>
+      <w:bookmarkStart w:id="31" w:name="_Toc242202622"/>
       <w:r>
         <w:t>6.1 El guía Algoritm y las pistas</w:t>
       </w:r>
@@ -33785,7 +33785,7 @@
       <w:pPr>
         <w:pStyle w:val="Ttulo2"/>
       </w:pPr>
-      <w:bookmarkStart w:id="32" w:name="_Toc242198236"/>
+      <w:bookmarkStart w:id="32" w:name="_Toc242202623"/>
       <w:r>
         <w:t>6.2 Retroalimentación sin derrota ni puntajes</w:t>
       </w:r>
@@ -34388,7 +34388,7 @@
       <w:pPr>
         <w:pStyle w:val="Ttulo2"/>
       </w:pPr>
-      <w:bookmarkStart w:id="33" w:name="_Toc242198237"/>
+      <w:bookmarkStart w:id="33" w:name="_Toc242202624"/>
       <w:r>
         <w:t>6.3 Cierre reflexivo de cada nivel</w:t>
       </w:r>
@@ -34850,7 +34850,7 @@
       <w:pPr>
         <w:pStyle w:val="Ttulo2"/>
       </w:pPr>
-      <w:bookmarkStart w:id="34" w:name="_Toc242198238"/>
+      <w:bookmarkStart w:id="34" w:name="_Toc242202625"/>
       <w:r>
         <w:t>6.4 Progreso, indicadores de desempeño e informe docente</w:t>
       </w:r>
@@ -35430,7 +35430,7 @@
       <w:pPr>
         <w:pStyle w:val="Ttulo1"/>
       </w:pPr>
-      <w:bookmarkStart w:id="35" w:name="_Toc242198239"/>
+      <w:bookmarkStart w:id="35" w:name="_Toc242202626"/>
       <w:r>
         <w:lastRenderedPageBreak/>
         <w:t>7. INTERFAZ, ESCENARIOS Y ELEMENTOS AUDIOVISUALES</w:t>
@@ -35452,7 +35452,7 @@
       <w:pPr>
         <w:pStyle w:val="Ttulo2"/>
       </w:pPr>
-      <w:bookmarkStart w:id="36" w:name="_Toc242198240"/>
+      <w:bookmarkStart w:id="36" w:name="_Toc242202627"/>
       <w:r>
         <w:t>7.1 Pantallas del flujo</w:t>
       </w:r>
@@ -36489,7 +36489,7 @@
         </w:rPr>
         <w:lastRenderedPageBreak/>
         <w:drawing>
-          <wp:inline distT="0" distB="0" distL="0" distR="0" wp14:anchorId="06DF60C7" wp14:editId="4290580F">
+          <wp:inline distT="0" distB="0" distL="0" distR="0" wp14:anchorId="05506F22" wp14:editId="79C42019">
             <wp:extent cx="5759999" cy="3239999"/>
             <wp:effectExtent l="0" t="0" r="0" b="0"/>
             <wp:docPr id="46" name="Picture" descr="Figura 7.1. Pantalla de inicio: el título «Algoritmia» y el lema «Piensa el orden, enciende el fuego» sobre la tablilla marfil; debajo, el botón primario «Jugar», «Créditos» y «Salir» en una fila y «Progreso del equipo» en la siguiente, y a la derecha Algoritm en su forma de fuego. Los textos usan Baloo 2 y Nunito."/>
@@ -36584,7 +36584,7 @@
         </w:rPr>
         <w:lastRenderedPageBreak/>
         <w:drawing>
-          <wp:inline distT="0" distB="0" distL="0" distR="0" wp14:anchorId="368EFFE8" wp14:editId="26FC338F">
+          <wp:inline distT="0" distB="0" distL="0" distR="0" wp14:anchorId="74105A7C" wp14:editId="326C4D8B">
             <wp:extent cx="5759999" cy="3239999"/>
             <wp:effectExtent l="0" t="0" r="0" b="0"/>
             <wp:docPr id="49" name="Picture" descr="Figura 7.2. Menú de niveles con sus tres estados: el Nivel 1 completado, con el visto y el rótulo «Completado»; el Nivel 2 disponible, y el Nivel 3 bloqueado, con el botón oscurecido, el candado y el rótulo «Bloqueado» (RF-03, RNF-19). Cada tarjeta muestra la ilustración de su nivel: la cueva, el laberinto y el río."/>
@@ -36705,7 +36705,7 @@
       <w:pPr>
         <w:pStyle w:val="Ttulo2"/>
       </w:pPr>
-      <w:bookmarkStart w:id="37" w:name="_Toc242198241"/>
+      <w:bookmarkStart w:id="37" w:name="_Toc242202628"/>
       <w:r>
         <w:t>7.2 Escenarios, personajes y animación</w:t>
       </w:r>
@@ -37203,7 +37203,10 @@
         <w:t>feat/personajes-animados</w:t>
       </w:r>
       <w:r>
-        <w:t>, sin fusionar a la rama principal, añadió a los siete prefabs codos, rodillas, ojos y boca (cuello y cabeza, solo la familia), seis expresiones con parpadeo y habla (INC-131), el arte final frontal de la familia con la expresión neutra de los cuatro, un orden de dibujo de los brazos (INC-132) y el antebrazo delante del torso (INC-133); esa tanda levanta INC-108 solo para el arte final, y las capturas de este capítulo son del corte (Anexo F, apartados 2.6 a 2.10).</w:t>
+        <w:t>, sin fusionar a la rama principal, añadió a los siete prefabs codos, rodillas, ojos y boca (cuello y cabeza, solo la familia), seis expresiones con parpadeo y habla (INC-131), el arte final frontal de la familia con la expresión neutra de los cuatro, un orden de dibujo de los brazos (INC-132) y el antebrazo delante del torso (INC-133) y el pivote del hombro en el borde del torso, con los gestos junto a la cabeza que pueden cubrir la cara; esa tanda levanta INC-108 solo para</w:t>
+      </w:r>
+      <w:r>
+        <w:t xml:space="preserve"> el arte final, y las capturas de este capítulo son del corte (Anexo F, apartados 2.6 a 2.11).</w:t>
       </w:r>
     </w:p>
     <w:p>
@@ -37227,7 +37230,7 @@
         </w:rPr>
         <w:lastRenderedPageBreak/>
         <w:drawing>
-          <wp:inline distT="0" distB="0" distL="0" distR="0" wp14:anchorId="3452CB58" wp14:editId="674FB300">
+          <wp:inline distT="0" distB="0" distL="0" distR="0" wp14:anchorId="7FE7A921" wp14:editId="75505CCF">
             <wp:extent cx="5759999" cy="3239999"/>
             <wp:effectExtent l="0" t="0" r="0" b="0"/>
             <wp:docPr id="52" name="Picture" descr="Figura 7.3. Escena final del juego: la familia, ya en el poblado al atardecer, entre las chozas, con Algoritm en su forma de gota en el aire, sobre Papá y Mamá; a la derecha del Niño arden las fogatas, de las que sube humo. El cuadro de diálogo muestra el retrato y el nombre de Algoritm, que dice «En el bosque miraste muchas cosas y encontraste lo que tenían en común.» (recorte de la captura a pantalla completa)."/>
@@ -37327,7 +37330,7 @@
       <w:pPr>
         <w:pStyle w:val="Ttulo2"/>
       </w:pPr>
-      <w:bookmarkStart w:id="38" w:name="_Toc242198242"/>
+      <w:bookmarkStart w:id="38" w:name="_Toc242202629"/>
       <w:r>
         <w:t>7.3 Sonido</w:t>
       </w:r>
@@ -37922,7 +37925,7 @@
       <w:pPr>
         <w:pStyle w:val="Ttulo2"/>
       </w:pPr>
-      <w:bookmarkStart w:id="39" w:name="_Toc242198243"/>
+      <w:bookmarkStart w:id="39" w:name="_Toc242202630"/>
       <w:r>
         <w:t>7.4 Accesibilidad</w:t>
       </w:r>
@@ -38559,7 +38562,7 @@
         </w:rPr>
         <w:lastRenderedPageBreak/>
         <w:drawing>
-          <wp:inline distT="0" distB="0" distL="0" distR="0" wp14:anchorId="77930480" wp14:editId="5E20AC37">
+          <wp:inline distT="0" distB="0" distL="0" distR="0" wp14:anchorId="27055AED" wp14:editId="137DF4F7">
             <wp:extent cx="5759999" cy="3239999"/>
             <wp:effectExtent l="0" t="0" r="0" b="0"/>
             <wp:docPr id="55" name="Picture" descr="Figura 7.4. Orilla del Nivel 3 en escala de grises, con los materiales ya reunidos: sin color, las dos tareas hechas se distinguen de las pendientes por el visto dentro del círculo, y el mensaje («Ya tienes todos los materiales. Ve a la zona marcada junto al agua.») lleva su propio icono. Abajo a la derecha, la cruceta de botones de dirección en pantalla que sustituye al teclado (RNF-02, INC-01)."/>
@@ -38732,7 +38735,7 @@
       <w:pPr>
         <w:pStyle w:val="Ttulo1"/>
       </w:pPr>
-      <w:bookmarkStart w:id="40" w:name="_Toc242198244"/>
+      <w:bookmarkStart w:id="40" w:name="_Toc242202631"/>
       <w:r>
         <w:lastRenderedPageBreak/>
         <w:t>8. RENDIMIENTO Y OPTIMIZACIÓN</w:t>
@@ -38764,7 +38767,7 @@
       <w:pPr>
         <w:pStyle w:val="Ttulo2"/>
       </w:pPr>
-      <w:bookmarkStart w:id="41" w:name="_Toc242198245"/>
+      <w:bookmarkStart w:id="41" w:name="_Toc242202632"/>
       <w:r>
         <w:t>8.1 Presupuestos de rendimiento y mediciones</w:t>
       </w:r>
@@ -40799,7 +40802,7 @@
         <w:t>8cdd4c5</w:t>
       </w:r>
       <w:r>
-        <w:t xml:space="preserve">, 06/10/2026) la misma prueba pasó, y en la de </w:t>
+        <w:t xml:space="preserve">, 06/10/2026) la misma prueba pasó, y en las de </w:t>
       </w:r>
       <w:r>
         <w:rPr>
@@ -40808,10 +40811,19 @@
         <w:t>433603f</w:t>
       </w:r>
       <w:r>
-        <w:t xml:space="preserve"> (06/10/2026) falló con 2 161 MB en un Editor de larga duración. Son lecturas de la sesión del Editor, que depende de cuánto lleve abierto, y no del ejecutable: la memoria que verifica RNF-05 sigue s</w:t>
-      </w:r>
-      <w:r>
-        <w:t>iendo la de las mediciones del apartado 8.3.</w:t>
+        <w:t xml:space="preserve"> y </w:t>
+      </w:r>
+      <w:r>
+        <w:rPr>
+          <w:rStyle w:val="CdigoenlneaOE3"/>
+        </w:rPr>
+        <w:t>28337c0</w:t>
+      </w:r>
+      <w:r>
+        <w:t xml:space="preserve"> (06/10/2026) falló con 2 161 MB y 2 353 MB en un Editor de larga duración. Son lecturas de la sesión del Editor, que depende de cuánto lleve abierto, y no del ejecutable: la memoria que v</w:t>
+      </w:r>
+      <w:r>
+        <w:t>erifica RNF-05 sigue siendo la de las mediciones del apartado 8.3.</w:t>
       </w:r>
     </w:p>
     <w:p>
@@ -41063,7 +41075,7 @@
       <w:pPr>
         <w:pStyle w:val="Ttulo2"/>
       </w:pPr>
-      <w:bookmarkStart w:id="42" w:name="_Toc242198246"/>
+      <w:bookmarkStart w:id="42" w:name="_Toc242202633"/>
       <w:r>
         <w:t>8.2 Optimizaciones aplicadas</w:t>
       </w:r>
@@ -41286,7 +41298,7 @@
       <w:pPr>
         <w:pStyle w:val="Ttulo2"/>
       </w:pPr>
-      <w:bookmarkStart w:id="43" w:name="_Toc242198247"/>
+      <w:bookmarkStart w:id="43" w:name="_Toc242202634"/>
       <w:r>
         <w:t>8.3 Mediciones sobre el ejecutable</w:t>
       </w:r>
@@ -43081,7 +43093,7 @@
       <w:pPr>
         <w:pStyle w:val="Ttulo1"/>
       </w:pPr>
-      <w:bookmarkStart w:id="44" w:name="_Toc242198248"/>
+      <w:bookmarkStart w:id="44" w:name="_Toc242202635"/>
       <w:r>
         <w:lastRenderedPageBreak/>
         <w:t>9. VERIFICACIÓN DEL PROTOTIPO</w:t>
@@ -43103,7 +43115,7 @@
       <w:pPr>
         <w:pStyle w:val="Ttulo2"/>
       </w:pPr>
-      <w:bookmarkStart w:id="45" w:name="_Toc242198249"/>
+      <w:bookmarkStart w:id="45" w:name="_Toc242202636"/>
       <w:r>
         <w:t>9.1 Estrategia de pruebas</w:t>
       </w:r>
@@ -46766,7 +46778,7 @@
       <w:pPr>
         <w:pStyle w:val="Ttulo2"/>
       </w:pPr>
-      <w:bookmarkStart w:id="46" w:name="_Toc242198250"/>
+      <w:bookmarkStart w:id="46" w:name="_Toc242202637"/>
       <w:r>
         <w:t>9.2 Golden Path</w:t>
       </w:r>
@@ -46787,10 +46799,10 @@
         <w:t>Golden Path</w:t>
       </w:r>
       <w:r>
-        <w:t>) esté libre de obstáculos que impidan terminar la experiencia educativa. OE1 lo concreta en RNF-13, que pide completar la ruta principal de cada nivel sin bloqueos, cierres inesperados ni estados irrecuperables, y lo comprueba con «dos recorridos completos por nivel sin incidencias bloqueantes»; la especificación del proyecto adopta ese criterio de éxito. La verificación tiene dos partes: pruebas automatizadas en el Editor que recorren la ruta por tramos, y tres recorridos completos del juego so</w:t>
-      </w:r>
-      <w:r>
-        <w:t>bre el ejecutable.</w:t>
+        <w:t>) esté libre de obstáculos que impidan terminar la experiencia educativa. OE1 lo concreta en RNF-13, que pide completar la ruta principal de cada nivel sin bloqueos, cierres inesperados ni estados irrecuperables, y lo comprueba con «dos recorridos completos por nivel sin incidencias bloqueantes»; la especificación del proyecto adopta ese criterio de éxito. La verificación tiene dos partes: pruebas automatizadas en el Editor que recorren la ruta por tramos, y tres recorridos completos del juego sobre el ejec</w:t>
+      </w:r>
+      <w:r>
+        <w:t>utable.</w:t>
       </w:r>
     </w:p>
     <w:p>
@@ -47102,7 +47114,7 @@
       <w:pPr>
         <w:pStyle w:val="Ttulo2"/>
       </w:pPr>
-      <w:bookmarkStart w:id="47" w:name="_Toc242198251"/>
+      <w:bookmarkStart w:id="47" w:name="_Toc242202638"/>
       <w:r>
         <w:t>9.3 Resultado de la suite completa (01/10/2026)</w:t>
       </w:r>
@@ -47777,7 +47789,7 @@
       <w:pPr>
         <w:pStyle w:val="Ttulo2"/>
       </w:pPr>
-      <w:bookmarkStart w:id="48" w:name="_Toc242198252"/>
+      <w:bookmarkStart w:id="48" w:name="_Toc242202639"/>
       <w:r>
         <w:t>9.4 Trazabilidad de requerimientos a pruebas</w:t>
       </w:r>
@@ -48740,7 +48752,7 @@
       <w:pPr>
         <w:pStyle w:val="Ttulo2"/>
       </w:pPr>
-      <w:bookmarkStart w:id="49" w:name="_Toc242198253"/>
+      <w:bookmarkStart w:id="49" w:name="_Toc242202640"/>
       <w:r>
         <w:t>9.5 Verificación sobre el ejecutable</w:t>
       </w:r>
@@ -50288,7 +50300,7 @@
         <w:t>feat/personajes-animados</w:t>
       </w:r>
       <w:r>
-        <w:t xml:space="preserve"> registró cinco rondas de pruebas en los mensajes de sus commits. Ninguna toca las Tablas 9.1 a 9.5, que siguen siendo las del 01/10/2026: son corridas en el Editor sobre prefabs, clips y código de </w:t>
+        <w:t xml:space="preserve"> registró seis rondas de pruebas en los mensajes de sus commits. Ninguna toca las Tablas 9.1 a 9.5, que siguen siendo las del 01/10/2026: son corridas en el Editor sobre prefabs, clips y código de </w:t>
       </w:r>
       <w:r>
         <w:rPr>
@@ -51132,6 +51144,153 @@
           </w:p>
         </w:tc>
       </w:tr>
+      <w:tr>
+        <w:tc>
+          <w:tcPr>
+            <w:tcW w:w="504" w:type="pct"/>
+            <w:shd w:val="clear" w:color="auto" w:fill="auto"/>
+          </w:tcPr>
+          <w:p>
+            <w:pPr>
+              <w:pStyle w:val="CompactoOE3"/>
+              <w:spacing w:after="0"/>
+              <w:rPr>
+                <w:sz w:val="18"/>
+              </w:rPr>
+            </w:pPr>
+            <w:r>
+              <w:rPr>
+                <w:rStyle w:val="CdigoenlneaOE3"/>
+                <w:sz w:val="18"/>
+              </w:rPr>
+              <w:t>28337c0</w:t>
+            </w:r>
+          </w:p>
+        </w:tc>
+        <w:tc>
+          <w:tcPr>
+            <w:tcW w:w="809" w:type="pct"/>
+            <w:shd w:val="clear" w:color="auto" w:fill="auto"/>
+          </w:tcPr>
+          <w:p>
+            <w:pPr>
+              <w:pStyle w:val="CompactoOE3"/>
+              <w:spacing w:after="0"/>
+              <w:rPr>
+                <w:sz w:val="18"/>
+              </w:rPr>
+            </w:pPr>
+            <w:r>
+              <w:rPr>
+                <w:sz w:val="18"/>
+              </w:rPr>
+              <w:t>Pivote del hombro y gestos sobre la cara (decisiones del 06/10/2026); 11 sprites por prefab de la familia, 93 clips reescritos</w:t>
+            </w:r>
+          </w:p>
+        </w:tc>
+        <w:tc>
+          <w:tcPr>
+            <w:tcW w:w="1209" w:type="pct"/>
+            <w:shd w:val="clear" w:color="auto" w:fill="auto"/>
+          </w:tcPr>
+          <w:p>
+            <w:pPr>
+              <w:pStyle w:val="CompactoOE3"/>
+              <w:spacing w:after="0"/>
+              <w:rPr>
+                <w:sz w:val="18"/>
+              </w:rPr>
+            </w:pPr>
+            <w:r>
+              <w:rPr>
+                <w:sz w:val="18"/>
+              </w:rPr>
+              <w:t>278 de 278</w:t>
+            </w:r>
+          </w:p>
+        </w:tc>
+        <w:tc>
+          <w:tcPr>
+            <w:tcW w:w="767" w:type="pct"/>
+            <w:shd w:val="clear" w:color="auto" w:fill="auto"/>
+          </w:tcPr>
+          <w:p>
+            <w:pPr>
+              <w:pStyle w:val="CompactoOE3"/>
+              <w:spacing w:after="0"/>
+              <w:rPr>
+                <w:sz w:val="18"/>
+              </w:rPr>
+            </w:pPr>
+            <w:r>
+              <w:rPr>
+                <w:sz w:val="18"/>
+              </w:rPr>
+              <w:t>EditMode: 627 pasan, 1 omitida, 0 fallos; PlayMode: 376 de 377</w:t>
+            </w:r>
+          </w:p>
+        </w:tc>
+        <w:tc>
+          <w:tcPr>
+            <w:tcW w:w="1710" w:type="pct"/>
+            <w:shd w:val="clear" w:color="auto" w:fill="auto"/>
+          </w:tcPr>
+          <w:p>
+            <w:pPr>
+              <w:pStyle w:val="CompactoOE3"/>
+              <w:spacing w:after="0"/>
+              <w:rPr>
+                <w:sz w:val="18"/>
+              </w:rPr>
+            </w:pPr>
+            <w:r>
+              <w:rPr>
+                <w:sz w:val="18"/>
+              </w:rPr>
+              <w:t xml:space="preserve">Falla </w:t>
+            </w:r>
+            <w:r>
+              <w:rPr>
+                <w:rStyle w:val="CdigoenlneaOE3"/>
+                <w:sz w:val="18"/>
+              </w:rPr>
+              <w:t>RiverLevel_RNF05</w:t>
+            </w:r>
+            <w:r>
+              <w:rPr>
+                <w:sz w:val="18"/>
+              </w:rPr>
+              <w:t xml:space="preserve"> con 2 353 MB en un Editor de larga duración; </w:t>
+            </w:r>
+            <w:r>
+              <w:rPr>
+                <w:rStyle w:val="CdigoenlneaOE3"/>
+                <w:sz w:val="18"/>
+              </w:rPr>
+              <w:t>CharacterRigLimb</w:t>
+            </w:r>
+            <w:r>
+              <w:rPr>
+                <w:sz w:val="18"/>
+              </w:rPr>
+              <w:t xml:space="preserve"> 14 de 14 y </w:t>
+            </w:r>
+            <w:r>
+              <w:rPr>
+                <w:rStyle w:val="CdigoenlneaOE3"/>
+                <w:sz w:val="18"/>
+              </w:rPr>
+              <w:t>CharacterCapture</w:t>
+            </w:r>
+            <w:r>
+              <w:rPr>
+                <w:sz w:val="18"/>
+              </w:rPr>
+              <w:t xml:space="preserve"> 5 de 5</w:t>
+            </w:r>
+          </w:p>
+        </w:tc>
+      </w:tr>
     </w:tbl>
     <w:p>
       <w:pPr>
@@ -51147,7 +51306,7 @@
         <w:t>Personajes-Resultados.md</w:t>
       </w:r>
       <w:r>
-        <w:t xml:space="preserve"> (anexo C, apartados C.9 y C.10), y quien quiera reproducirlas debe volver a correr la suite. En las rondas de </w:t>
+        <w:t xml:space="preserve"> (anexo C, apartados C.9 a C.11), y quien quiera reproducirlas debe volver a correr la suite. En las rondas de </w:t>
       </w:r>
       <w:r>
         <w:rPr>
@@ -51174,10 +51333,7 @@
         <w:t>suite2.ps1</w:t>
       </w:r>
       <w:r>
-        <w:t xml:space="preserve"> </w:t>
-      </w:r>
-      <w:r>
-        <w:t xml:space="preserve">murió dos veces por memoria al abrir el segundo Editor, de modo que la suite completa se corrió en un solo Editor con </w:t>
+        <w:t xml:space="preserve"> murió dos veces por memoria al abrir el segundo Editor, de modo que la suite completa se corrió en un solo Editor con </w:t>
       </w:r>
       <w:r>
         <w:rPr>
@@ -51210,7 +51366,13 @@
         <w:rPr>
           <w:rStyle w:val="CdigoenlneaOE3"/>
         </w:rPr>
-        <w:t>ForestScene_RF22</w:t>
+        <w:t>ForestScene_RF2</w:t>
+      </w:r>
+      <w:r>
+        <w:rPr>
+          <w:rStyle w:val="CdigoenlneaOE3"/>
+        </w:rPr>
+        <w:t>2</w:t>
       </w:r>
       <w:r>
         <w:t xml:space="preserve"> falla cuando el ratón real del Editor cae sobre el tronco que rueda, y queda como tarea aparte del carril del Nivel 2; </w:t>
@@ -51222,10 +51384,7 @@
         <w:t>RiverLevel_RNF05</w:t>
       </w:r>
       <w:r>
-        <w:t xml:space="preserve"> falla por la memoria que ac</w:t>
-      </w:r>
-      <w:r>
-        <w:t>umula un Editor abierto muchas horas (apartado 8.1), y pasa con el Editor recién abierto.</w:t>
+        <w:t xml:space="preserve"> falla por la memoria que acumula un Editor abierto muchas horas (apartado 8.1), y pasa con el Editor recién abierto.</w:t>
       </w:r>
     </w:p>
     <w:p>
@@ -51237,7 +51396,7 @@
       <w:pPr>
         <w:pStyle w:val="Ttulo1"/>
       </w:pPr>
-      <w:bookmarkStart w:id="50" w:name="_Toc242198254"/>
+      <w:bookmarkStart w:id="50" w:name="_Toc242202641"/>
       <w:r>
         <w:lastRenderedPageBreak/>
         <w:t>10. LIMITACIONES Y TRABAJO PENDIENTE</w:t>
@@ -51259,7 +51418,7 @@
       <w:pPr>
         <w:pStyle w:val="Ttulo2"/>
       </w:pPr>
-      <w:bookmarkStart w:id="51" w:name="_Toc242198255"/>
+      <w:bookmarkStart w:id="51" w:name="_Toc242202642"/>
       <w:r>
         <w:t>10.1 Consistencia documental y puntos abiertos</w:t>
       </w:r>
@@ -52031,14 +52190,14 @@
               <w:rPr>
                 <w:sz w:val="18"/>
               </w:rPr>
-              <w:t xml:space="preserve">Arte final de las tres formas de Algoritm; demás expresiones y bocas del habla; decisiones de coreografía (gestos junto a la </w:t>
+              <w:t xml:space="preserve">Arte final de las tres formas de Algoritm; demás expresiones y bocas del habla; </w:t>
             </w:r>
             <w:r>
               <w:rPr>
                 <w:sz w:val="18"/>
               </w:rPr>
               <w:lastRenderedPageBreak/>
-              <w:t>cabeza, reposo en A); perfiles, retrato animado y emociones de las narrativas</w:t>
+              <w:t>perfiles, retrato animado y emociones de las narrativas</w:t>
             </w:r>
           </w:p>
         </w:tc>
@@ -52084,7 +52243,7 @@
       <w:pPr>
         <w:pStyle w:val="Ttulo2"/>
       </w:pPr>
-      <w:bookmarkStart w:id="52" w:name="_Toc242198256"/>
+      <w:bookmarkStart w:id="52" w:name="_Toc242202643"/>
       <w:r>
         <w:t>10.2 Verificaciones que dependen de otro equipo</w:t>
       </w:r>
@@ -52210,7 +52369,7 @@
       <w:pPr>
         <w:pStyle w:val="Ttulo2"/>
       </w:pPr>
-      <w:bookmarkStart w:id="53" w:name="_Toc242198257"/>
+      <w:bookmarkStart w:id="53" w:name="_Toc242202644"/>
       <w:r>
         <w:t>10.3 Sonido y arte por incorporar</w:t>
       </w:r>
@@ -52448,16 +52607,34 @@
         </w:numPr>
       </w:pPr>
       <w:r>
-        <w:t xml:space="preserve">Dos puntos de coreografía esperan decisión de Santiago Benavides Rey: los gestos cerca de la cabeza, que se abren a los lados, y el reposo en A de los brazos (de 40 a 72°). El caso del brazo de una pieza en </w:t>
+        <w:t>En los gestos junto a la cabeza el brazo del Niño queda de 25 a 33 px corto de la sien. Esos gestos y el reposo de los brazos dejaron de estar pendientes el 06/10/2026: Santiago Benavides Rey aceptó que la mano cubra la cara y que el pivote del hombro suba al borde del torso, y el reposo pasó de una A de 40 a 72° a entre 13 y 20° (</w:t>
       </w:r>
       <w:r>
         <w:rPr>
           <w:rStyle w:val="CdigoenlneaOE3"/>
         </w:rPr>
+        <w:t>6ed4d23</w:t>
+      </w:r>
+      <w:r>
+        <w:t xml:space="preserve"> y </w:t>
+      </w:r>
+      <w:r>
+        <w:rPr>
+          <w:rStyle w:val="CdigoenlneaOE3"/>
+        </w:rPr>
+        <w:t>28337c0</w:t>
+      </w:r>
+      <w:r>
+        <w:t xml:space="preserve">, Anexo F, apartado 2.11). El caso del brazo de una pieza en </w:t>
+      </w:r>
+      <w:r>
+        <w:rPr>
+          <w:rStyle w:val="CdigoenlneaOE3"/>
+        </w:rPr>
         <w:t>Strike</w:t>
       </w:r>
       <w:r>
-        <w:t xml:space="preserve"> dejó de darse en la familia porque los cuatro tienen el brazo partido; el choque se comprobó fuera del motor y no hay captura suya en el Editor.</w:t>
+        <w:t xml:space="preserve"> dejó de darse en la familia porque los cuatro tienen el brazo partido; el choque se comprobó fuera del motor y no hay captura suya en el Editor, como tampoco de los gestos sobre la frente.</w:t>
       </w:r>
     </w:p>
     <w:p>
@@ -52487,7 +52664,10 @@
         <w:t>false</w:t>
       </w:r>
       <w:r>
-        <w:t xml:space="preserve"> y los 18 assets narrativos no declaran ninguna emoción (Anexo F).</w:t>
+        <w:t xml:space="preserve"> </w:t>
+      </w:r>
+      <w:r>
+        <w:t>y los 18 assets narrativos no declaran ninguna emoción (Anexo F).</w:t>
       </w:r>
     </w:p>
     <w:p>
@@ -52515,8 +52695,9 @@
       <w:pPr>
         <w:pStyle w:val="Ttulo2"/>
       </w:pPr>
-      <w:bookmarkStart w:id="54" w:name="_Toc242198258"/>
-      <w:r>
+      <w:bookmarkStart w:id="54" w:name="_Toc242202645"/>
+      <w:r>
+        <w:lastRenderedPageBreak/>
         <w:t>10.4 Deuda técnica menor conocida</w:t>
       </w:r>
       <w:bookmarkEnd w:id="54"/>
@@ -52526,7 +52707,6 @@
         <w:pStyle w:val="PrimerprrafoOE3"/>
       </w:pPr>
       <w:r>
-        <w:lastRenderedPageBreak/>
         <w:t>Los documentos de resultados de los incrementos, en sus notas del 01/10/2026, y los resultados de la evaluación del OE4 registran los puntos siguientes. Ninguno afecta la ruta principal del juego, y ninguno se corrige en este corte, porque el ejecutable del corte es el verificado; cada uno lleva su arreglo propuesto:</w:t>
       </w:r>
     </w:p>
@@ -52677,11 +52857,11 @@
         </w:numPr>
       </w:pPr>
       <w:r>
-        <w:t xml:space="preserve">En el panel de perfiles y el guardado, el aviso del perfil ilegible sale en la columna «Perfil nuevo» y sigue ahí después de borrar ese perfil; corresponde mostrarlo junto a los perfiles guardados y limpiarlo al borrarlo o al elegir otro. La flecha de página que no lleva a ninguna parte se oculta, mientras que las del laberinto se apagan; basta </w:t>
+        <w:t xml:space="preserve">En el panel de perfiles y el guardado, el aviso del perfil ilegible sale en la columna «Perfil nuevo» y sigue ahí después de borrar ese perfil; corresponde mostrarlo junto a los perfiles guardados y limpiarlo al borrarlo o al elegir otro. La flecha de página que </w:t>
       </w:r>
       <w:r>
         <w:lastRenderedPageBreak/>
-        <w:t>dejarla visible y sin respuesta. Un temporal huérfano que otro proceso tenga abierto puede hacer fallar un guardado o un borrado, un caso muy improbable que se resuelve reintentando unas pocas veces. Ningún llamador del guardado captura un fallo de disco, un riesgo anterior a las correcciones del corte; se resuelve capturándolo en un solo sitio y mostrando un aviso sin culpa, como el del perfil ilegible.</w:t>
+        <w:t>no lleva a ninguna parte se oculta, mientras que las del laberinto se apagan; basta dejarla visible y sin respuesta. Un temporal huérfano que otro proceso tenga abierto puede hacer fallar un guardado o un borrado, un caso muy improbable que se resuelve reintentando unas pocas veces. Ningún llamador del guardado captura un fallo de disco, un riesgo anterior a las correcciones del corte; se resuelve capturándolo en un solo sitio y mostrando un aviso sin culpa, como el del perfil ilegible.</w:t>
       </w:r>
     </w:p>
     <w:p>
@@ -52816,7 +52996,11 @@
         <w:t>N1_Apertura</w:t>
       </w:r>
       <w:r>
-        <w:t xml:space="preserve">, donde la familia camina 7 s y la línea 1 la interrumpe). Corregirlo es marcar a esos personajes con </w:t>
+        <w:t xml:space="preserve">, donde la familia camina 7 s y la línea 1 la interrumpe). Corregirlo es </w:t>
+      </w:r>
+      <w:r>
+        <w:lastRenderedPageBreak/>
+        <w:t xml:space="preserve">marcar a esos personajes con </w:t>
       </w:r>
       <w:r>
         <w:rPr>
@@ -52837,7 +53021,6 @@
         </w:numPr>
       </w:pPr>
       <w:r>
-        <w:lastRenderedPageBreak/>
         <w:t>La escena 3.3 en el camino sin fallos queda así: con la balsa bien armada a la primera el juego salta la escena 3.2, como manda el guion, pero la 3.3 abre con «La familia sube a la balsa corregida» y Algoritm la cierra hablando de algo que falló y se arregló. Es el texto radicado del guion. Se corrige con una variante de la 3.3 para ese camino, elegida por la misma regla que decide la 3.2 (</w:t>
       </w:r>
       <w:r>
@@ -52997,7 +53180,10 @@
         <w:t>Single</w:t>
       </w:r>
       <w:r>
-        <w:t xml:space="preserve"> desde el motor o se retiran. El reproductor lleva dos bibliotecas que añade un paquete del Editor (</w:t>
+        <w:t xml:space="preserve"> </w:t>
+      </w:r>
+      <w:r>
+        <w:t>desde el motor o se retiran. El reproductor lleva dos bibliotecas que añade un paquete del Editor (</w:t>
       </w:r>
       <w:r>
         <w:rPr>
@@ -53015,10 +53201,7 @@
         <w:t>Unity.AI.Tracing</w:t>
       </w:r>
       <w:r>
-        <w:t>); no se observó qu</w:t>
-      </w:r>
-      <w:r>
-        <w:t>e abran conexiones (apartado 8.3), y excluirlas exige tocar el manifiesto, así que queda para cuando se revise la decisión D3.</w:t>
+        <w:t>); no se observó que abran conexiones (apartado 8.3), y excluirlas exige tocar el manifiesto, así que queda para cuando se revise la decisión D3.</w:t>
       </w:r>
     </w:p>
     <w:p>
@@ -53051,6 +53234,7 @@
         </w:numPr>
       </w:pPr>
       <w:r>
+        <w:lastRenderedPageBreak/>
         <w:t>La asociación de commits a tarjetas (CT-11) se cumple en parte (apartado 2.5).</w:t>
       </w:r>
     </w:p>
@@ -53058,9 +53242,8 @@
       <w:pPr>
         <w:pStyle w:val="Ttulo2"/>
       </w:pPr>
-      <w:bookmarkStart w:id="55" w:name="_Toc242198259"/>
-      <w:r>
-        <w:lastRenderedPageBreak/>
+      <w:bookmarkStart w:id="55" w:name="_Toc242202646"/>
+      <w:r>
         <w:t>10.5 Lo que pasa al objetivo específico 4</w:t>
       </w:r>
       <w:bookmarkEnd w:id="55"/>
@@ -53170,11 +53353,11 @@
         <w:pStyle w:val="PrimerprrafoOE3"/>
       </w:pPr>
       <w:r>
-        <w:t xml:space="preserve">La consulta del docente no lleva protección de acceso, porque ningún requerimiento la pide (acta D10). Los indicadores del objetivo específico 4, el 90 % de eficacia en las pruebas funcionales y la implementación de todos los requerimientos de prioridad alta, se medirán sobre el ejecutable del corte, el segundo candidato, que es el que se entrega. Las ocho </w:t>
+        <w:t xml:space="preserve">La consulta del docente no lleva protección de acceso, porque ningún requerimiento la pide (acta D10). Los indicadores del objetivo específico 4, el 90 % de eficacia en las pruebas </w:t>
       </w:r>
       <w:r>
         <w:lastRenderedPageBreak/>
-        <w:t>casillas que siguen abiertas en los tableros se marcan cuando Santiago Benavides Rey entregue esos resultados y no pasan a trabajos futuros.</w:t>
+        <w:t>funcionales y la implementación de todos los requerimientos de prioridad alta, se medirán sobre el ejecutable del corte, el segundo candidato, que es el que se entrega. Las ocho casillas que siguen abiertas en los tableros se marcan cuando Santiago Benavides Rey entregue esos resultados y no pasan a trabajos futuros.</w:t>
       </w:r>
     </w:p>
     <w:p>
@@ -53186,7 +53369,7 @@
       <w:pPr>
         <w:pStyle w:val="Ttulo1"/>
       </w:pPr>
-      <w:bookmarkStart w:id="56" w:name="_Toc242198260"/>
+      <w:bookmarkStart w:id="56" w:name="_Toc242202647"/>
       <w:r>
         <w:lastRenderedPageBreak/>
         <w:t>11. CONCLUSIONES</w:t>
@@ -53323,7 +53506,7 @@
       <w:pPr>
         <w:pStyle w:val="Ttulo1"/>
       </w:pPr>
-      <w:bookmarkStart w:id="57" w:name="_Toc242198261"/>
+      <w:bookmarkStart w:id="57" w:name="_Toc242202648"/>
       <w:r>
         <w:lastRenderedPageBreak/>
         <w:t>12. CONTROL DE CAMBIOS</w:t>
@@ -54026,6 +54209,123 @@
                 <w:sz w:val="18"/>
               </w:rPr>
               <w:t xml:space="preserve"> (Tabla 9.6); apartado 2.10 y Tabla F.13 del Anexo F; pendientes de personajes del apartado 10.3 al día; sin modificar las Tablas 1.2, 2.2, 4.12, 8.1, 8.2, 8.3 ni 9.1 a 9.5 ni el Anexo A</w:t>
+            </w:r>
+          </w:p>
+        </w:tc>
+        <w:tc>
+          <w:tcPr>
+            <w:tcW w:w="995" w:type="pct"/>
+            <w:shd w:val="clear" w:color="auto" w:fill="auto"/>
+          </w:tcPr>
+          <w:p>
+            <w:pPr>
+              <w:pStyle w:val="CompactoOE3"/>
+              <w:spacing w:after="0"/>
+              <w:rPr>
+                <w:sz w:val="18"/>
+              </w:rPr>
+            </w:pPr>
+            <w:r>
+              <w:rPr>
+                <w:sz w:val="18"/>
+              </w:rPr>
+              <w:t>Santiago Benavides Rey</w:t>
+            </w:r>
+          </w:p>
+        </w:tc>
+      </w:tr>
+      <w:tr>
+        <w:tc>
+          <w:tcPr>
+            <w:tcW w:w="711" w:type="pct"/>
+            <w:shd w:val="clear" w:color="auto" w:fill="auto"/>
+          </w:tcPr>
+          <w:p>
+            <w:pPr>
+              <w:pStyle w:val="CompactoOE3"/>
+              <w:spacing w:after="0"/>
+              <w:rPr>
+                <w:sz w:val="18"/>
+              </w:rPr>
+            </w:pPr>
+            <w:r>
+              <w:rPr>
+                <w:sz w:val="18"/>
+              </w:rPr>
+              <w:t>06/10/2026</w:t>
+            </w:r>
+          </w:p>
+        </w:tc>
+        <w:tc>
+          <w:tcPr>
+            <w:tcW w:w="3294" w:type="pct"/>
+            <w:shd w:val="clear" w:color="auto" w:fill="auto"/>
+          </w:tcPr>
+          <w:p>
+            <w:pPr>
+              <w:pStyle w:val="CompactoOE3"/>
+              <w:spacing w:after="0"/>
+              <w:rPr>
+                <w:sz w:val="18"/>
+              </w:rPr>
+            </w:pPr>
+            <w:r>
+              <w:rPr>
+                <w:sz w:val="18"/>
+              </w:rPr>
+              <w:t>Pivote del hombro y gestos sobre la cara (</w:t>
+            </w:r>
+            <w:r>
+              <w:rPr>
+                <w:rStyle w:val="CdigoenlneaOE3"/>
+                <w:sz w:val="18"/>
+              </w:rPr>
+              <w:t>6ed4d23</w:t>
+            </w:r>
+            <w:r>
+              <w:rPr>
+                <w:sz w:val="18"/>
+              </w:rPr>
+              <w:t xml:space="preserve"> y </w:t>
+            </w:r>
+            <w:r>
+              <w:rPr>
+                <w:rStyle w:val="CdigoenlneaOE3"/>
+                <w:sz w:val="18"/>
+              </w:rPr>
+              <w:t>28337c0</w:t>
+            </w:r>
+            <w:r>
+              <w:rPr>
+                <w:sz w:val="18"/>
+              </w:rPr>
+              <w:t xml:space="preserve">), con la ronda del Editor de </w:t>
+            </w:r>
+            <w:r>
+              <w:rPr>
+                <w:rStyle w:val="CdigoenlneaOE3"/>
+                <w:sz w:val="18"/>
+              </w:rPr>
+              <w:t>28337c0</w:t>
+            </w:r>
+            <w:r>
+              <w:rPr>
+                <w:sz w:val="18"/>
+              </w:rPr>
+              <w:t xml:space="preserve"> (Tabla 9.6); apartado 2.11 y Tabla F.13 del Anexo F, Figuras F.1 a F.3 regeneradas sobre el árbol de </w:t>
+            </w:r>
+            <w:r>
+              <w:rPr>
+                <w:rStyle w:val="CdigoenlneaOE3"/>
+                <w:sz w:val="18"/>
+              </w:rPr>
+              <w:t>28337c0</w:t>
+            </w:r>
+            <w:r>
+              <w:rPr>
+                <w:sz w:val="18"/>
+              </w:rPr>
+              <w:t>; pendientes de personajes del apartado 10.3 al día; sin modificar las Tablas 1.2, 2.2, 4.12, 8.1, 8.2, 8.3 ni 9.1 a 9.5 ni el Anexo A</w:t>
             </w:r>
           </w:p>
         </w:tc>
@@ -54251,7 +54551,7 @@
   <w:abstractNum w:abstractNumId="0" w15:restartNumberingAfterBreak="0">
     <w:nsid w:val="0000A990"/>
     <w:multiLevelType w:val="multilevel"/>
-    <w:tmpl w:val="C7A8F40C"/>
+    <w:tmpl w:val="BED8F52A"/>
     <w:lvl w:ilvl="0">
       <w:numFmt w:val="bullet"/>
       <w:lvlText w:val=" "/>
@@ -54328,7 +54628,7 @@
   <w:abstractNum w:abstractNumId="1" w15:restartNumberingAfterBreak="0">
     <w:nsid w:val="0000A991"/>
     <w:multiLevelType w:val="multilevel"/>
-    <w:tmpl w:val="471EAD00"/>
+    <w:tmpl w:val="CB58809A"/>
     <w:lvl w:ilvl="0">
       <w:numFmt w:val="bullet"/>
       <w:lvlText w:val=""/>
@@ -54628,64 +54928,64 @@
       </w:pPr>
     </w:lvl>
   </w:abstractNum>
-  <w:num w:numId="1" w16cid:durableId="86080455">
+  <w:num w:numId="1" w16cid:durableId="1902014190">
     <w:abstractNumId w:val="2"/>
   </w:num>
-  <w:num w:numId="2" w16cid:durableId="897085922">
+  <w:num w:numId="2" w16cid:durableId="1495678106">
     <w:abstractNumId w:val="3"/>
     <w:lvlOverride w:ilvl="0">
       <w:startOverride w:val="1"/>
     </w:lvlOverride>
   </w:num>
-  <w:num w:numId="3" w16cid:durableId="516122578">
+  <w:num w:numId="3" w16cid:durableId="818307205">
     <w:abstractNumId w:val="0"/>
   </w:num>
-  <w:num w:numId="4" w16cid:durableId="1552616775">
+  <w:num w:numId="4" w16cid:durableId="659312792">
     <w:abstractNumId w:val="1"/>
   </w:num>
-  <w:num w:numId="5" w16cid:durableId="1211334367">
+  <w:num w:numId="5" w16cid:durableId="1533223544">
     <w:abstractNumId w:val="1"/>
   </w:num>
-  <w:num w:numId="6" w16cid:durableId="1412849560">
+  <w:num w:numId="6" w16cid:durableId="1233467980">
     <w:abstractNumId w:val="1"/>
   </w:num>
-  <w:num w:numId="7" w16cid:durableId="311057107">
+  <w:num w:numId="7" w16cid:durableId="43524027">
     <w:abstractNumId w:val="1"/>
   </w:num>
-  <w:num w:numId="8" w16cid:durableId="159394183">
+  <w:num w:numId="8" w16cid:durableId="1678575670">
     <w:abstractNumId w:val="1"/>
   </w:num>
-  <w:num w:numId="9" w16cid:durableId="622998481">
+  <w:num w:numId="9" w16cid:durableId="1574240269">
     <w:abstractNumId w:val="1"/>
   </w:num>
-  <w:num w:numId="10" w16cid:durableId="483861159">
+  <w:num w:numId="10" w16cid:durableId="957686451">
     <w:abstractNumId w:val="1"/>
   </w:num>
-  <w:num w:numId="11" w16cid:durableId="1228148761">
+  <w:num w:numId="11" w16cid:durableId="826557410">
     <w:abstractNumId w:val="1"/>
   </w:num>
-  <w:num w:numId="12" w16cid:durableId="1319458829">
+  <w:num w:numId="12" w16cid:durableId="1305741370">
     <w:abstractNumId w:val="1"/>
   </w:num>
-  <w:num w:numId="13" w16cid:durableId="726952240">
+  <w:num w:numId="13" w16cid:durableId="544025645">
     <w:abstractNumId w:val="1"/>
   </w:num>
-  <w:num w:numId="14" w16cid:durableId="1462767626">
+  <w:num w:numId="14" w16cid:durableId="3557831">
     <w:abstractNumId w:val="1"/>
   </w:num>
-  <w:num w:numId="15" w16cid:durableId="666397257">
+  <w:num w:numId="15" w16cid:durableId="1474370514">
     <w:abstractNumId w:val="1"/>
   </w:num>
-  <w:num w:numId="16" w16cid:durableId="876963519">
+  <w:num w:numId="16" w16cid:durableId="655260732">
     <w:abstractNumId w:val="1"/>
   </w:num>
-  <w:num w:numId="17" w16cid:durableId="84108850">
+  <w:num w:numId="17" w16cid:durableId="660474017">
     <w:abstractNumId w:val="1"/>
   </w:num>
-  <w:num w:numId="18" w16cid:durableId="111411836">
+  <w:num w:numId="18" w16cid:durableId="67240250">
     <w:abstractNumId w:val="1"/>
   </w:num>
-  <w:num w:numId="19" w16cid:durableId="297608754">
+  <w:num w:numId="19" w16cid:durableId="1176504512">
     <w:abstractNumId w:val="1"/>
   </w:num>
 </w:numbering>
@@ -55491,7 +55791,7 @@
     <w:link w:val="EncabezadoCar"/>
     <w:uiPriority w:val="99"/>
     <w:unhideWhenUsed/>
-    <w:rsid w:val="00455F36"/>
+    <w:rsid w:val="00702633"/>
     <w:pPr>
       <w:tabs>
         <w:tab w:val="center" w:pos="4419"/>
@@ -55505,7 +55805,7 @@
     <w:basedOn w:val="Fuentedeprrafopredeter"/>
     <w:link w:val="Encabezado"/>
     <w:uiPriority w:val="99"/>
-    <w:rsid w:val="00455F36"/>
+    <w:rsid w:val="00702633"/>
   </w:style>
   <w:style w:type="paragraph" w:styleId="Piedepgina">
     <w:name w:val="footer"/>
@@ -55513,7 +55813,7 @@
     <w:link w:val="PiedepginaCar"/>
     <w:uiPriority w:val="99"/>
     <w:unhideWhenUsed/>
-    <w:rsid w:val="00455F36"/>
+    <w:rsid w:val="00702633"/>
     <w:pPr>
       <w:tabs>
         <w:tab w:val="center" w:pos="4419"/>
@@ -55527,7 +55827,7 @@
     <w:basedOn w:val="Fuentedeprrafopredeter"/>
     <w:link w:val="Piedepgina"/>
     <w:uiPriority w:val="99"/>
-    <w:rsid w:val="00455F36"/>
+    <w:rsid w:val="00702633"/>
   </w:style>
   <w:style w:type="character" w:styleId="Nmerodepgina">
     <w:name w:val="page number"/>
@@ -55535,7 +55835,7 @@
     <w:uiPriority w:val="99"/>
     <w:semiHidden/>
     <w:unhideWhenUsed/>
-    <w:rsid w:val="00455F36"/>
+    <w:rsid w:val="00702633"/>
   </w:style>
 </w:styles>
 </file>

--- a/docs/Solucion_OE3_Prototipo_funcional.docx
+++ b/docs/Solucion_OE3_Prototipo_funcional.docx
@@ -24,7 +24,7 @@
       <w:r>
         <w:fldChar w:fldCharType="separate"/>
       </w:r>
-      <w:hyperlink w:anchor="_Toc242202591" w:history="1">
+      <w:hyperlink w:anchor="_Toc242400493" w:history="1">
         <w:r>
           <w:rPr>
             <w:rStyle w:val="Hipervnculo"/>
@@ -51,7 +51,7 @@
             <w:noProof/>
             <w:webHidden/>
           </w:rPr>
-          <w:instrText xml:space="preserve"> PAGEREF _Toc242202591 \h </w:instrText>
+          <w:instrText xml:space="preserve"> PAGEREF _Toc242400493 \h </w:instrText>
         </w:r>
         <w:r>
           <w:rPr>
@@ -95,7 +95,7 @@
           <w14:ligatures w14:val="standardContextual"/>
         </w:rPr>
       </w:pPr>
-      <w:hyperlink w:anchor="_Toc242202592" w:history="1">
+      <w:hyperlink w:anchor="_Toc242400494" w:history="1">
         <w:r>
           <w:rPr>
             <w:rStyle w:val="Hipervnculo"/>
@@ -122,7 +122,7 @@
             <w:noProof/>
             <w:webHidden/>
           </w:rPr>
-          <w:instrText xml:space="preserve"> PAGEREF _Toc242202592 \h </w:instrText>
+          <w:instrText xml:space="preserve"> PAGEREF _Toc242400494 \h </w:instrText>
         </w:r>
         <w:r>
           <w:rPr>
@@ -166,7 +166,7 @@
           <w14:ligatures w14:val="standardContextual"/>
         </w:rPr>
       </w:pPr>
-      <w:hyperlink w:anchor="_Toc242202593" w:history="1">
+      <w:hyperlink w:anchor="_Toc242400495" w:history="1">
         <w:r>
           <w:rPr>
             <w:rStyle w:val="Hipervnculo"/>
@@ -193,7 +193,7 @@
             <w:noProof/>
             <w:webHidden/>
           </w:rPr>
-          <w:instrText xml:space="preserve"> PAGEREF _Toc242202593 \h </w:instrText>
+          <w:instrText xml:space="preserve"> PAGEREF _Toc242400495 \h </w:instrText>
         </w:r>
         <w:r>
           <w:rPr>
@@ -237,7 +237,7 @@
           <w14:ligatures w14:val="standardContextual"/>
         </w:rPr>
       </w:pPr>
-      <w:hyperlink w:anchor="_Toc242202594" w:history="1">
+      <w:hyperlink w:anchor="_Toc242400496" w:history="1">
         <w:r>
           <w:rPr>
             <w:rStyle w:val="Hipervnculo"/>
@@ -264,7 +264,7 @@
             <w:noProof/>
             <w:webHidden/>
           </w:rPr>
-          <w:instrText xml:space="preserve"> PAGEREF _Toc242202594 \h </w:instrText>
+          <w:instrText xml:space="preserve"> PAGEREF _Toc242400496 \h </w:instrText>
         </w:r>
         <w:r>
           <w:rPr>
@@ -308,7 +308,7 @@
           <w14:ligatures w14:val="standardContextual"/>
         </w:rPr>
       </w:pPr>
-      <w:hyperlink w:anchor="_Toc242202595" w:history="1">
+      <w:hyperlink w:anchor="_Toc242400497" w:history="1">
         <w:r>
           <w:rPr>
             <w:rStyle w:val="Hipervnculo"/>
@@ -335,7 +335,7 @@
             <w:noProof/>
             <w:webHidden/>
           </w:rPr>
-          <w:instrText xml:space="preserve"> PAGEREF _Toc242202595 \h </w:instrText>
+          <w:instrText xml:space="preserve"> PAGEREF _Toc242400497 \h </w:instrText>
         </w:r>
         <w:r>
           <w:rPr>
@@ -379,7 +379,7 @@
           <w14:ligatures w14:val="standardContextual"/>
         </w:rPr>
       </w:pPr>
-      <w:hyperlink w:anchor="_Toc242202596" w:history="1">
+      <w:hyperlink w:anchor="_Toc242400498" w:history="1">
         <w:r>
           <w:rPr>
             <w:rStyle w:val="Hipervnculo"/>
@@ -406,7 +406,7 @@
             <w:noProof/>
             <w:webHidden/>
           </w:rPr>
-          <w:instrText xml:space="preserve"> PAGEREF _Toc242202596 \h </w:instrText>
+          <w:instrText xml:space="preserve"> PAGEREF _Toc242400498 \h </w:instrText>
         </w:r>
         <w:r>
           <w:rPr>
@@ -450,7 +450,7 @@
           <w14:ligatures w14:val="standardContextual"/>
         </w:rPr>
       </w:pPr>
-      <w:hyperlink w:anchor="_Toc242202597" w:history="1">
+      <w:hyperlink w:anchor="_Toc242400499" w:history="1">
         <w:r>
           <w:rPr>
             <w:rStyle w:val="Hipervnculo"/>
@@ -477,7 +477,7 @@
             <w:noProof/>
             <w:webHidden/>
           </w:rPr>
-          <w:instrText xml:space="preserve"> PAGEREF _Toc242202597 \h </w:instrText>
+          <w:instrText xml:space="preserve"> PAGEREF _Toc242400499 \h </w:instrText>
         </w:r>
         <w:r>
           <w:rPr>
@@ -521,7 +521,7 @@
           <w14:ligatures w14:val="standardContextual"/>
         </w:rPr>
       </w:pPr>
-      <w:hyperlink w:anchor="_Toc242202598" w:history="1">
+      <w:hyperlink w:anchor="_Toc242400500" w:history="1">
         <w:r>
           <w:rPr>
             <w:rStyle w:val="Hipervnculo"/>
@@ -548,7 +548,7 @@
             <w:noProof/>
             <w:webHidden/>
           </w:rPr>
-          <w:instrText xml:space="preserve"> PAGEREF _Toc242202598 \h </w:instrText>
+          <w:instrText xml:space="preserve"> PAGEREF _Toc242400500 \h </w:instrText>
         </w:r>
         <w:r>
           <w:rPr>
@@ -592,7 +592,7 @@
           <w14:ligatures w14:val="standardContextual"/>
         </w:rPr>
       </w:pPr>
-      <w:hyperlink w:anchor="_Toc242202599" w:history="1">
+      <w:hyperlink w:anchor="_Toc242400501" w:history="1">
         <w:r>
           <w:rPr>
             <w:rStyle w:val="Hipervnculo"/>
@@ -619,7 +619,7 @@
             <w:noProof/>
             <w:webHidden/>
           </w:rPr>
-          <w:instrText xml:space="preserve"> PAGEREF _Toc242202599 \h </w:instrText>
+          <w:instrText xml:space="preserve"> PAGEREF _Toc242400501 \h </w:instrText>
         </w:r>
         <w:r>
           <w:rPr>
@@ -663,7 +663,7 @@
           <w14:ligatures w14:val="standardContextual"/>
         </w:rPr>
       </w:pPr>
-      <w:hyperlink w:anchor="_Toc242202600" w:history="1">
+      <w:hyperlink w:anchor="_Toc242400502" w:history="1">
         <w:r>
           <w:rPr>
             <w:rStyle w:val="Hipervnculo"/>
@@ -690,7 +690,7 @@
             <w:noProof/>
             <w:webHidden/>
           </w:rPr>
-          <w:instrText xml:space="preserve"> PAGEREF _Toc242202600 \h </w:instrText>
+          <w:instrText xml:space="preserve"> PAGEREF _Toc242400502 \h </w:instrText>
         </w:r>
         <w:r>
           <w:rPr>
@@ -734,7 +734,7 @@
           <w14:ligatures w14:val="standardContextual"/>
         </w:rPr>
       </w:pPr>
-      <w:hyperlink w:anchor="_Toc242202601" w:history="1">
+      <w:hyperlink w:anchor="_Toc242400503" w:history="1">
         <w:r>
           <w:rPr>
             <w:rStyle w:val="Hipervnculo"/>
@@ -761,7 +761,7 @@
             <w:noProof/>
             <w:webHidden/>
           </w:rPr>
-          <w:instrText xml:space="preserve"> PAGEREF _Toc242202601 \h </w:instrText>
+          <w:instrText xml:space="preserve"> PAGEREF _Toc242400503 \h </w:instrText>
         </w:r>
         <w:r>
           <w:rPr>
@@ -805,7 +805,7 @@
           <w14:ligatures w14:val="standardContextual"/>
         </w:rPr>
       </w:pPr>
-      <w:hyperlink w:anchor="_Toc242202602" w:history="1">
+      <w:hyperlink w:anchor="_Toc242400504" w:history="1">
         <w:r>
           <w:rPr>
             <w:rStyle w:val="Hipervnculo"/>
@@ -832,7 +832,7 @@
             <w:noProof/>
             <w:webHidden/>
           </w:rPr>
-          <w:instrText xml:space="preserve"> PAGEREF _Toc242202602 \h </w:instrText>
+          <w:instrText xml:space="preserve"> PAGEREF _Toc242400504 \h </w:instrText>
         </w:r>
         <w:r>
           <w:rPr>
@@ -852,7 +852,7 @@
             <w:noProof/>
             <w:webHidden/>
           </w:rPr>
-          <w:t>16</w:t>
+          <w:t>17</w:t>
         </w:r>
         <w:r>
           <w:rPr>
@@ -876,7 +876,7 @@
           <w14:ligatures w14:val="standardContextual"/>
         </w:rPr>
       </w:pPr>
-      <w:hyperlink w:anchor="_Toc242202603" w:history="1">
+      <w:hyperlink w:anchor="_Toc242400505" w:history="1">
         <w:r>
           <w:rPr>
             <w:rStyle w:val="Hipervnculo"/>
@@ -903,7 +903,7 @@
             <w:noProof/>
             <w:webHidden/>
           </w:rPr>
-          <w:instrText xml:space="preserve"> PAGEREF _Toc242202603 \h </w:instrText>
+          <w:instrText xml:space="preserve"> PAGEREF _Toc242400505 \h </w:instrText>
         </w:r>
         <w:r>
           <w:rPr>
@@ -947,7 +947,7 @@
           <w14:ligatures w14:val="standardContextual"/>
         </w:rPr>
       </w:pPr>
-      <w:hyperlink w:anchor="_Toc242202604" w:history="1">
+      <w:hyperlink w:anchor="_Toc242400506" w:history="1">
         <w:r>
           <w:rPr>
             <w:rStyle w:val="Hipervnculo"/>
@@ -974,7 +974,7 @@
             <w:noProof/>
             <w:webHidden/>
           </w:rPr>
-          <w:instrText xml:space="preserve"> PAGEREF _Toc242202604 \h </w:instrText>
+          <w:instrText xml:space="preserve"> PAGEREF _Toc242400506 \h </w:instrText>
         </w:r>
         <w:r>
           <w:rPr>
@@ -1018,7 +1018,7 @@
           <w14:ligatures w14:val="standardContextual"/>
         </w:rPr>
       </w:pPr>
-      <w:hyperlink w:anchor="_Toc242202605" w:history="1">
+      <w:hyperlink w:anchor="_Toc242400507" w:history="1">
         <w:r>
           <w:rPr>
             <w:rStyle w:val="Hipervnculo"/>
@@ -1045,7 +1045,7 @@
             <w:noProof/>
             <w:webHidden/>
           </w:rPr>
-          <w:instrText xml:space="preserve"> PAGEREF _Toc242202605 \h </w:instrText>
+          <w:instrText xml:space="preserve"> PAGEREF _Toc242400507 \h </w:instrText>
         </w:r>
         <w:r>
           <w:rPr>
@@ -1089,7 +1089,7 @@
           <w14:ligatures w14:val="standardContextual"/>
         </w:rPr>
       </w:pPr>
-      <w:hyperlink w:anchor="_Toc242202606" w:history="1">
+      <w:hyperlink w:anchor="_Toc242400508" w:history="1">
         <w:r>
           <w:rPr>
             <w:rStyle w:val="Hipervnculo"/>
@@ -1116,7 +1116,7 @@
             <w:noProof/>
             <w:webHidden/>
           </w:rPr>
-          <w:instrText xml:space="preserve"> PAGEREF _Toc242202606 \h </w:instrText>
+          <w:instrText xml:space="preserve"> PAGEREF _Toc242400508 \h </w:instrText>
         </w:r>
         <w:r>
           <w:rPr>
@@ -1160,7 +1160,7 @@
           <w14:ligatures w14:val="standardContextual"/>
         </w:rPr>
       </w:pPr>
-      <w:hyperlink w:anchor="_Toc242202607" w:history="1">
+      <w:hyperlink w:anchor="_Toc242400509" w:history="1">
         <w:r>
           <w:rPr>
             <w:rStyle w:val="Hipervnculo"/>
@@ -1187,7 +1187,7 @@
             <w:noProof/>
             <w:webHidden/>
           </w:rPr>
-          <w:instrText xml:space="preserve"> PAGEREF _Toc242202607 \h </w:instrText>
+          <w:instrText xml:space="preserve"> PAGEREF _Toc242400509 \h </w:instrText>
         </w:r>
         <w:r>
           <w:rPr>
@@ -1231,7 +1231,7 @@
           <w14:ligatures w14:val="standardContextual"/>
         </w:rPr>
       </w:pPr>
-      <w:hyperlink w:anchor="_Toc242202608" w:history="1">
+      <w:hyperlink w:anchor="_Toc242400510" w:history="1">
         <w:r>
           <w:rPr>
             <w:rStyle w:val="Hipervnculo"/>
@@ -1258,7 +1258,7 @@
             <w:noProof/>
             <w:webHidden/>
           </w:rPr>
-          <w:instrText xml:space="preserve"> PAGEREF _Toc242202608 \h </w:instrText>
+          <w:instrText xml:space="preserve"> PAGEREF _Toc242400510 \h </w:instrText>
         </w:r>
         <w:r>
           <w:rPr>
@@ -1302,7 +1302,7 @@
           <w14:ligatures w14:val="standardContextual"/>
         </w:rPr>
       </w:pPr>
-      <w:hyperlink w:anchor="_Toc242202609" w:history="1">
+      <w:hyperlink w:anchor="_Toc242400511" w:history="1">
         <w:r>
           <w:rPr>
             <w:rStyle w:val="Hipervnculo"/>
@@ -1329,7 +1329,7 @@
             <w:noProof/>
             <w:webHidden/>
           </w:rPr>
-          <w:instrText xml:space="preserve"> PAGEREF _Toc242202609 \h </w:instrText>
+          <w:instrText xml:space="preserve"> PAGEREF _Toc242400511 \h </w:instrText>
         </w:r>
         <w:r>
           <w:rPr>
@@ -1373,7 +1373,7 @@
           <w14:ligatures w14:val="standardContextual"/>
         </w:rPr>
       </w:pPr>
-      <w:hyperlink w:anchor="_Toc242202610" w:history="1">
+      <w:hyperlink w:anchor="_Toc242400512" w:history="1">
         <w:r>
           <w:rPr>
             <w:rStyle w:val="Hipervnculo"/>
@@ -1400,7 +1400,7 @@
             <w:noProof/>
             <w:webHidden/>
           </w:rPr>
-          <w:instrText xml:space="preserve"> PAGEREF _Toc242202610 \h </w:instrText>
+          <w:instrText xml:space="preserve"> PAGEREF _Toc242400512 \h </w:instrText>
         </w:r>
         <w:r>
           <w:rPr>
@@ -1444,7 +1444,7 @@
           <w14:ligatures w14:val="standardContextual"/>
         </w:rPr>
       </w:pPr>
-      <w:hyperlink w:anchor="_Toc242202611" w:history="1">
+      <w:hyperlink w:anchor="_Toc242400513" w:history="1">
         <w:r>
           <w:rPr>
             <w:rStyle w:val="Hipervnculo"/>
@@ -1471,7 +1471,7 @@
             <w:noProof/>
             <w:webHidden/>
           </w:rPr>
-          <w:instrText xml:space="preserve"> PAGEREF _Toc242202611 \h </w:instrText>
+          <w:instrText xml:space="preserve"> PAGEREF _Toc242400513 \h </w:instrText>
         </w:r>
         <w:r>
           <w:rPr>
@@ -1515,7 +1515,7 @@
           <w14:ligatures w14:val="standardContextual"/>
         </w:rPr>
       </w:pPr>
-      <w:hyperlink w:anchor="_Toc242202612" w:history="1">
+      <w:hyperlink w:anchor="_Toc242400514" w:history="1">
         <w:r>
           <w:rPr>
             <w:rStyle w:val="Hipervnculo"/>
@@ -1542,7 +1542,7 @@
             <w:noProof/>
             <w:webHidden/>
           </w:rPr>
-          <w:instrText xml:space="preserve"> PAGEREF _Toc242202612 \h </w:instrText>
+          <w:instrText xml:space="preserve"> PAGEREF _Toc242400514 \h </w:instrText>
         </w:r>
         <w:r>
           <w:rPr>
@@ -1586,7 +1586,7 @@
           <w14:ligatures w14:val="standardContextual"/>
         </w:rPr>
       </w:pPr>
-      <w:hyperlink w:anchor="_Toc242202613" w:history="1">
+      <w:hyperlink w:anchor="_Toc242400515" w:history="1">
         <w:r>
           <w:rPr>
             <w:rStyle w:val="Hipervnculo"/>
@@ -1613,7 +1613,7 @@
             <w:noProof/>
             <w:webHidden/>
           </w:rPr>
-          <w:instrText xml:space="preserve"> PAGEREF _Toc242202613 \h </w:instrText>
+          <w:instrText xml:space="preserve"> PAGEREF _Toc242400515 \h </w:instrText>
         </w:r>
         <w:r>
           <w:rPr>
@@ -1657,7 +1657,7 @@
           <w14:ligatures w14:val="standardContextual"/>
         </w:rPr>
       </w:pPr>
-      <w:hyperlink w:anchor="_Toc242202614" w:history="1">
+      <w:hyperlink w:anchor="_Toc242400516" w:history="1">
         <w:r>
           <w:rPr>
             <w:rStyle w:val="Hipervnculo"/>
@@ -1684,7 +1684,7 @@
             <w:noProof/>
             <w:webHidden/>
           </w:rPr>
-          <w:instrText xml:space="preserve"> PAGEREF _Toc242202614 \h </w:instrText>
+          <w:instrText xml:space="preserve"> PAGEREF _Toc242400516 \h </w:instrText>
         </w:r>
         <w:r>
           <w:rPr>
@@ -1728,7 +1728,7 @@
           <w14:ligatures w14:val="standardContextual"/>
         </w:rPr>
       </w:pPr>
-      <w:hyperlink w:anchor="_Toc242202615" w:history="1">
+      <w:hyperlink w:anchor="_Toc242400517" w:history="1">
         <w:r>
           <w:rPr>
             <w:rStyle w:val="Hipervnculo"/>
@@ -1755,7 +1755,7 @@
             <w:noProof/>
             <w:webHidden/>
           </w:rPr>
-          <w:instrText xml:space="preserve"> PAGEREF _Toc242202615 \h </w:instrText>
+          <w:instrText xml:space="preserve"> PAGEREF _Toc242400517 \h </w:instrText>
         </w:r>
         <w:r>
           <w:rPr>
@@ -1799,7 +1799,7 @@
           <w14:ligatures w14:val="standardContextual"/>
         </w:rPr>
       </w:pPr>
-      <w:hyperlink w:anchor="_Toc242202616" w:history="1">
+      <w:hyperlink w:anchor="_Toc242400518" w:history="1">
         <w:r>
           <w:rPr>
             <w:rStyle w:val="Hipervnculo"/>
@@ -1826,7 +1826,7 @@
             <w:noProof/>
             <w:webHidden/>
           </w:rPr>
-          <w:instrText xml:space="preserve"> PAGEREF _Toc242202616 \h </w:instrText>
+          <w:instrText xml:space="preserve"> PAGEREF _Toc242400518 \h </w:instrText>
         </w:r>
         <w:r>
           <w:rPr>
@@ -1870,7 +1870,7 @@
           <w14:ligatures w14:val="standardContextual"/>
         </w:rPr>
       </w:pPr>
-      <w:hyperlink w:anchor="_Toc242202617" w:history="1">
+      <w:hyperlink w:anchor="_Toc242400519" w:history="1">
         <w:r>
           <w:rPr>
             <w:rStyle w:val="Hipervnculo"/>
@@ -1897,7 +1897,7 @@
             <w:noProof/>
             <w:webHidden/>
           </w:rPr>
-          <w:instrText xml:space="preserve"> PAGEREF _Toc242202617 \h </w:instrText>
+          <w:instrText xml:space="preserve"> PAGEREF _Toc242400519 \h </w:instrText>
         </w:r>
         <w:r>
           <w:rPr>
@@ -1941,7 +1941,7 @@
           <w14:ligatures w14:val="standardContextual"/>
         </w:rPr>
       </w:pPr>
-      <w:hyperlink w:anchor="_Toc242202618" w:history="1">
+      <w:hyperlink w:anchor="_Toc242400520" w:history="1">
         <w:r>
           <w:rPr>
             <w:rStyle w:val="Hipervnculo"/>
@@ -1968,7 +1968,7 @@
             <w:noProof/>
             <w:webHidden/>
           </w:rPr>
-          <w:instrText xml:space="preserve"> PAGEREF _Toc242202618 \h </w:instrText>
+          <w:instrText xml:space="preserve"> PAGEREF _Toc242400520 \h </w:instrText>
         </w:r>
         <w:r>
           <w:rPr>
@@ -2012,7 +2012,7 @@
           <w14:ligatures w14:val="standardContextual"/>
         </w:rPr>
       </w:pPr>
-      <w:hyperlink w:anchor="_Toc242202619" w:history="1">
+      <w:hyperlink w:anchor="_Toc242400521" w:history="1">
         <w:r>
           <w:rPr>
             <w:rStyle w:val="Hipervnculo"/>
@@ -2039,7 +2039,7 @@
             <w:noProof/>
             <w:webHidden/>
           </w:rPr>
-          <w:instrText xml:space="preserve"> PAGEREF _Toc242202619 \h </w:instrText>
+          <w:instrText xml:space="preserve"> PAGEREF _Toc242400521 \h </w:instrText>
         </w:r>
         <w:r>
           <w:rPr>
@@ -2083,7 +2083,7 @@
           <w14:ligatures w14:val="standardContextual"/>
         </w:rPr>
       </w:pPr>
-      <w:hyperlink w:anchor="_Toc242202620" w:history="1">
+      <w:hyperlink w:anchor="_Toc242400522" w:history="1">
         <w:r>
           <w:rPr>
             <w:rStyle w:val="Hipervnculo"/>
@@ -2110,7 +2110,7 @@
             <w:noProof/>
             <w:webHidden/>
           </w:rPr>
-          <w:instrText xml:space="preserve"> PAGEREF _Toc242202620 \h </w:instrText>
+          <w:instrText xml:space="preserve"> PAGEREF _Toc242400522 \h </w:instrText>
         </w:r>
         <w:r>
           <w:rPr>
@@ -2154,7 +2154,7 @@
           <w14:ligatures w14:val="standardContextual"/>
         </w:rPr>
       </w:pPr>
-      <w:hyperlink w:anchor="_Toc242202621" w:history="1">
+      <w:hyperlink w:anchor="_Toc242400523" w:history="1">
         <w:r>
           <w:rPr>
             <w:rStyle w:val="Hipervnculo"/>
@@ -2181,7 +2181,7 @@
             <w:noProof/>
             <w:webHidden/>
           </w:rPr>
-          <w:instrText xml:space="preserve"> PAGEREF _Toc242202621 \h </w:instrText>
+          <w:instrText xml:space="preserve"> PAGEREF _Toc242400523 \h </w:instrText>
         </w:r>
         <w:r>
           <w:rPr>
@@ -2225,7 +2225,7 @@
           <w14:ligatures w14:val="standardContextual"/>
         </w:rPr>
       </w:pPr>
-      <w:hyperlink w:anchor="_Toc242202622" w:history="1">
+      <w:hyperlink w:anchor="_Toc242400524" w:history="1">
         <w:r>
           <w:rPr>
             <w:rStyle w:val="Hipervnculo"/>
@@ -2252,7 +2252,7 @@
             <w:noProof/>
             <w:webHidden/>
           </w:rPr>
-          <w:instrText xml:space="preserve"> PAGEREF _Toc242202622 \h </w:instrText>
+          <w:instrText xml:space="preserve"> PAGEREF _Toc242400524 \h </w:instrText>
         </w:r>
         <w:r>
           <w:rPr>
@@ -2296,7 +2296,7 @@
           <w14:ligatures w14:val="standardContextual"/>
         </w:rPr>
       </w:pPr>
-      <w:hyperlink w:anchor="_Toc242202623" w:history="1">
+      <w:hyperlink w:anchor="_Toc242400525" w:history="1">
         <w:r>
           <w:rPr>
             <w:rStyle w:val="Hipervnculo"/>
@@ -2323,7 +2323,7 @@
             <w:noProof/>
             <w:webHidden/>
           </w:rPr>
-          <w:instrText xml:space="preserve"> PAGEREF _Toc242202623 \h </w:instrText>
+          <w:instrText xml:space="preserve"> PAGEREF _Toc242400525 \h </w:instrText>
         </w:r>
         <w:r>
           <w:rPr>
@@ -2367,7 +2367,7 @@
           <w14:ligatures w14:val="standardContextual"/>
         </w:rPr>
       </w:pPr>
-      <w:hyperlink w:anchor="_Toc242202624" w:history="1">
+      <w:hyperlink w:anchor="_Toc242400526" w:history="1">
         <w:r>
           <w:rPr>
             <w:rStyle w:val="Hipervnculo"/>
@@ -2394,7 +2394,7 @@
             <w:noProof/>
             <w:webHidden/>
           </w:rPr>
-          <w:instrText xml:space="preserve"> PAGEREF _Toc242202624 \h </w:instrText>
+          <w:instrText xml:space="preserve"> PAGEREF _Toc242400526 \h </w:instrText>
         </w:r>
         <w:r>
           <w:rPr>
@@ -2438,7 +2438,7 @@
           <w14:ligatures w14:val="standardContextual"/>
         </w:rPr>
       </w:pPr>
-      <w:hyperlink w:anchor="_Toc242202625" w:history="1">
+      <w:hyperlink w:anchor="_Toc242400527" w:history="1">
         <w:r>
           <w:rPr>
             <w:rStyle w:val="Hipervnculo"/>
@@ -2465,7 +2465,7 @@
             <w:noProof/>
             <w:webHidden/>
           </w:rPr>
-          <w:instrText xml:space="preserve"> PAGEREF _Toc242202625 \h </w:instrText>
+          <w:instrText xml:space="preserve"> PAGEREF _Toc242400527 \h </w:instrText>
         </w:r>
         <w:r>
           <w:rPr>
@@ -2509,7 +2509,7 @@
           <w14:ligatures w14:val="standardContextual"/>
         </w:rPr>
       </w:pPr>
-      <w:hyperlink w:anchor="_Toc242202626" w:history="1">
+      <w:hyperlink w:anchor="_Toc242400528" w:history="1">
         <w:r>
           <w:rPr>
             <w:rStyle w:val="Hipervnculo"/>
@@ -2536,7 +2536,7 @@
             <w:noProof/>
             <w:webHidden/>
           </w:rPr>
-          <w:instrText xml:space="preserve"> PAGEREF _Toc242202626 \h </w:instrText>
+          <w:instrText xml:space="preserve"> PAGEREF _Toc242400528 \h </w:instrText>
         </w:r>
         <w:r>
           <w:rPr>
@@ -2580,7 +2580,7 @@
           <w14:ligatures w14:val="standardContextual"/>
         </w:rPr>
       </w:pPr>
-      <w:hyperlink w:anchor="_Toc242202627" w:history="1">
+      <w:hyperlink w:anchor="_Toc242400529" w:history="1">
         <w:r>
           <w:rPr>
             <w:rStyle w:val="Hipervnculo"/>
@@ -2607,7 +2607,7 @@
             <w:noProof/>
             <w:webHidden/>
           </w:rPr>
-          <w:instrText xml:space="preserve"> PAGEREF _Toc242202627 \h </w:instrText>
+          <w:instrText xml:space="preserve"> PAGEREF _Toc242400529 \h </w:instrText>
         </w:r>
         <w:r>
           <w:rPr>
@@ -2651,7 +2651,7 @@
           <w14:ligatures w14:val="standardContextual"/>
         </w:rPr>
       </w:pPr>
-      <w:hyperlink w:anchor="_Toc242202628" w:history="1">
+      <w:hyperlink w:anchor="_Toc242400530" w:history="1">
         <w:r>
           <w:rPr>
             <w:rStyle w:val="Hipervnculo"/>
@@ -2678,7 +2678,7 @@
             <w:noProof/>
             <w:webHidden/>
           </w:rPr>
-          <w:instrText xml:space="preserve"> PAGEREF _Toc242202628 \h </w:instrText>
+          <w:instrText xml:space="preserve"> PAGEREF _Toc242400530 \h </w:instrText>
         </w:r>
         <w:r>
           <w:rPr>
@@ -2722,7 +2722,7 @@
           <w14:ligatures w14:val="standardContextual"/>
         </w:rPr>
       </w:pPr>
-      <w:hyperlink w:anchor="_Toc242202629" w:history="1">
+      <w:hyperlink w:anchor="_Toc242400531" w:history="1">
         <w:r>
           <w:rPr>
             <w:rStyle w:val="Hipervnculo"/>
@@ -2749,78 +2749,7 @@
             <w:noProof/>
             <w:webHidden/>
           </w:rPr>
-          <w:instrText xml:space="preserve"> PAGEREF _Toc242202629 \h </w:instrText>
-        </w:r>
-        <w:r>
-          <w:rPr>
-            <w:noProof/>
-            <w:webHidden/>
-          </w:rPr>
-        </w:r>
-        <w:r>
-          <w:rPr>
-            <w:noProof/>
-            <w:webHidden/>
-          </w:rPr>
-          <w:fldChar w:fldCharType="separate"/>
-        </w:r>
-        <w:r>
-          <w:rPr>
-            <w:noProof/>
-            <w:webHidden/>
-          </w:rPr>
-          <w:t>74</w:t>
-        </w:r>
-        <w:r>
-          <w:rPr>
-            <w:noProof/>
-            <w:webHidden/>
-          </w:rPr>
-          <w:fldChar w:fldCharType="end"/>
-        </w:r>
-      </w:hyperlink>
-    </w:p>
-    <w:p>
-      <w:pPr>
-        <w:pStyle w:val="TDC2"/>
-        <w:tabs>
-          <w:tab w:val="right" w:leader="dot" w:pos="9962"/>
-        </w:tabs>
-        <w:rPr>
-          <w:rFonts w:asciiTheme="minorHAnsi" w:eastAsiaTheme="minorEastAsia" w:hAnsiTheme="minorHAnsi" w:cstheme="minorBidi"/>
-          <w:noProof/>
-          <w:kern w:val="2"/>
-          <w14:ligatures w14:val="standardContextual"/>
-        </w:rPr>
-      </w:pPr>
-      <w:hyperlink w:anchor="_Toc242202630" w:history="1">
-        <w:r>
-          <w:rPr>
-            <w:rStyle w:val="Hipervnculo"/>
-            <w:noProof/>
-          </w:rPr>
-          <w:t>7.4 Accesibilidad</w:t>
-        </w:r>
-        <w:r>
-          <w:rPr>
-            <w:noProof/>
-            <w:webHidden/>
-          </w:rPr>
-          <w:tab/>
-        </w:r>
-        <w:r>
-          <w:rPr>
-            <w:noProof/>
-            <w:webHidden/>
-          </w:rPr>
-          <w:fldChar w:fldCharType="begin"/>
-        </w:r>
-        <w:r>
-          <w:rPr>
-            <w:noProof/>
-            <w:webHidden/>
-          </w:rPr>
-          <w:instrText xml:space="preserve"> PAGEREF _Toc242202630 \h </w:instrText>
+          <w:instrText xml:space="preserve"> PAGEREF _Toc242400531 \h </w:instrText>
         </w:r>
         <w:r>
           <w:rPr>
@@ -2853,6 +2782,77 @@
     </w:p>
     <w:p>
       <w:pPr>
+        <w:pStyle w:val="TDC2"/>
+        <w:tabs>
+          <w:tab w:val="right" w:leader="dot" w:pos="9962"/>
+        </w:tabs>
+        <w:rPr>
+          <w:rFonts w:asciiTheme="minorHAnsi" w:eastAsiaTheme="minorEastAsia" w:hAnsiTheme="minorHAnsi" w:cstheme="minorBidi"/>
+          <w:noProof/>
+          <w:kern w:val="2"/>
+          <w14:ligatures w14:val="standardContextual"/>
+        </w:rPr>
+      </w:pPr>
+      <w:hyperlink w:anchor="_Toc242400532" w:history="1">
+        <w:r>
+          <w:rPr>
+            <w:rStyle w:val="Hipervnculo"/>
+            <w:noProof/>
+          </w:rPr>
+          <w:t>7.4 Accesibilidad</w:t>
+        </w:r>
+        <w:r>
+          <w:rPr>
+            <w:noProof/>
+            <w:webHidden/>
+          </w:rPr>
+          <w:tab/>
+        </w:r>
+        <w:r>
+          <w:rPr>
+            <w:noProof/>
+            <w:webHidden/>
+          </w:rPr>
+          <w:fldChar w:fldCharType="begin"/>
+        </w:r>
+        <w:r>
+          <w:rPr>
+            <w:noProof/>
+            <w:webHidden/>
+          </w:rPr>
+          <w:instrText xml:space="preserve"> PAGEREF _Toc242400532 \h </w:instrText>
+        </w:r>
+        <w:r>
+          <w:rPr>
+            <w:noProof/>
+            <w:webHidden/>
+          </w:rPr>
+        </w:r>
+        <w:r>
+          <w:rPr>
+            <w:noProof/>
+            <w:webHidden/>
+          </w:rPr>
+          <w:fldChar w:fldCharType="separate"/>
+        </w:r>
+        <w:r>
+          <w:rPr>
+            <w:noProof/>
+            <w:webHidden/>
+          </w:rPr>
+          <w:t>76</w:t>
+        </w:r>
+        <w:r>
+          <w:rPr>
+            <w:noProof/>
+            <w:webHidden/>
+          </w:rPr>
+          <w:fldChar w:fldCharType="end"/>
+        </w:r>
+      </w:hyperlink>
+    </w:p>
+    <w:p>
+      <w:pPr>
         <w:pStyle w:val="TDC1"/>
         <w:tabs>
           <w:tab w:val="right" w:leader="dot" w:pos="9962"/>
@@ -2864,7 +2864,7 @@
           <w14:ligatures w14:val="standardContextual"/>
         </w:rPr>
       </w:pPr>
-      <w:hyperlink w:anchor="_Toc242202631" w:history="1">
+      <w:hyperlink w:anchor="_Toc242400533" w:history="1">
         <w:r>
           <w:rPr>
             <w:rStyle w:val="Hipervnculo"/>
@@ -2891,7 +2891,7 @@
             <w:noProof/>
             <w:webHidden/>
           </w:rPr>
-          <w:instrText xml:space="preserve"> PAGEREF _Toc242202631 \h </w:instrText>
+          <w:instrText xml:space="preserve"> PAGEREF _Toc242400533 \h </w:instrText>
         </w:r>
         <w:r>
           <w:rPr>
@@ -2935,7 +2935,7 @@
           <w14:ligatures w14:val="standardContextual"/>
         </w:rPr>
       </w:pPr>
-      <w:hyperlink w:anchor="_Toc242202632" w:history="1">
+      <w:hyperlink w:anchor="_Toc242400534" w:history="1">
         <w:r>
           <w:rPr>
             <w:rStyle w:val="Hipervnculo"/>
@@ -2962,7 +2962,7 @@
             <w:noProof/>
             <w:webHidden/>
           </w:rPr>
-          <w:instrText xml:space="preserve"> PAGEREF _Toc242202632 \h </w:instrText>
+          <w:instrText xml:space="preserve"> PAGEREF _Toc242400534 \h </w:instrText>
         </w:r>
         <w:r>
           <w:rPr>
@@ -3006,7 +3006,7 @@
           <w14:ligatures w14:val="standardContextual"/>
         </w:rPr>
       </w:pPr>
-      <w:hyperlink w:anchor="_Toc242202633" w:history="1">
+      <w:hyperlink w:anchor="_Toc242400535" w:history="1">
         <w:r>
           <w:rPr>
             <w:rStyle w:val="Hipervnculo"/>
@@ -3033,7 +3033,7 @@
             <w:noProof/>
             <w:webHidden/>
           </w:rPr>
-          <w:instrText xml:space="preserve"> PAGEREF _Toc242202633 \h </w:instrText>
+          <w:instrText xml:space="preserve"> PAGEREF _Toc242400535 \h </w:instrText>
         </w:r>
         <w:r>
           <w:rPr>
@@ -3077,7 +3077,7 @@
           <w14:ligatures w14:val="standardContextual"/>
         </w:rPr>
       </w:pPr>
-      <w:hyperlink w:anchor="_Toc242202634" w:history="1">
+      <w:hyperlink w:anchor="_Toc242400536" w:history="1">
         <w:r>
           <w:rPr>
             <w:rStyle w:val="Hipervnculo"/>
@@ -3104,7 +3104,7 @@
             <w:noProof/>
             <w:webHidden/>
           </w:rPr>
-          <w:instrText xml:space="preserve"> PAGEREF _Toc242202634 \h </w:instrText>
+          <w:instrText xml:space="preserve"> PAGEREF _Toc242400536 \h </w:instrText>
         </w:r>
         <w:r>
           <w:rPr>
@@ -3148,7 +3148,7 @@
           <w14:ligatures w14:val="standardContextual"/>
         </w:rPr>
       </w:pPr>
-      <w:hyperlink w:anchor="_Toc242202635" w:history="1">
+      <w:hyperlink w:anchor="_Toc242400537" w:history="1">
         <w:r>
           <w:rPr>
             <w:rStyle w:val="Hipervnculo"/>
@@ -3175,7 +3175,7 @@
             <w:noProof/>
             <w:webHidden/>
           </w:rPr>
-          <w:instrText xml:space="preserve"> PAGEREF _Toc242202635 \h </w:instrText>
+          <w:instrText xml:space="preserve"> PAGEREF _Toc242400537 \h </w:instrText>
         </w:r>
         <w:r>
           <w:rPr>
@@ -3219,7 +3219,7 @@
           <w14:ligatures w14:val="standardContextual"/>
         </w:rPr>
       </w:pPr>
-      <w:hyperlink w:anchor="_Toc242202636" w:history="1">
+      <w:hyperlink w:anchor="_Toc242400538" w:history="1">
         <w:r>
           <w:rPr>
             <w:rStyle w:val="Hipervnculo"/>
@@ -3246,7 +3246,7 @@
             <w:noProof/>
             <w:webHidden/>
           </w:rPr>
-          <w:instrText xml:space="preserve"> PAGEREF _Toc242202636 \h </w:instrText>
+          <w:instrText xml:space="preserve"> PAGEREF _Toc242400538 \h </w:instrText>
         </w:r>
         <w:r>
           <w:rPr>
@@ -3290,7 +3290,7 @@
           <w14:ligatures w14:val="standardContextual"/>
         </w:rPr>
       </w:pPr>
-      <w:hyperlink w:anchor="_Toc242202637" w:history="1">
+      <w:hyperlink w:anchor="_Toc242400539" w:history="1">
         <w:r>
           <w:rPr>
             <w:rStyle w:val="Hipervnculo"/>
@@ -3317,7 +3317,7 @@
             <w:noProof/>
             <w:webHidden/>
           </w:rPr>
-          <w:instrText xml:space="preserve"> PAGEREF _Toc242202637 \h </w:instrText>
+          <w:instrText xml:space="preserve"> PAGEREF _Toc242400539 \h </w:instrText>
         </w:r>
         <w:r>
           <w:rPr>
@@ -3361,7 +3361,7 @@
           <w14:ligatures w14:val="standardContextual"/>
         </w:rPr>
       </w:pPr>
-      <w:hyperlink w:anchor="_Toc242202638" w:history="1">
+      <w:hyperlink w:anchor="_Toc242400540" w:history="1">
         <w:r>
           <w:rPr>
             <w:rStyle w:val="Hipervnculo"/>
@@ -3388,7 +3388,7 @@
             <w:noProof/>
             <w:webHidden/>
           </w:rPr>
-          <w:instrText xml:space="preserve"> PAGEREF _Toc242202638 \h </w:instrText>
+          <w:instrText xml:space="preserve"> PAGEREF _Toc242400540 \h </w:instrText>
         </w:r>
         <w:r>
           <w:rPr>
@@ -3408,7 +3408,7 @@
             <w:noProof/>
             <w:webHidden/>
           </w:rPr>
-          <w:t>91</w:t>
+          <w:t>92</w:t>
         </w:r>
         <w:r>
           <w:rPr>
@@ -3432,7 +3432,7 @@
           <w14:ligatures w14:val="standardContextual"/>
         </w:rPr>
       </w:pPr>
-      <w:hyperlink w:anchor="_Toc242202639" w:history="1">
+      <w:hyperlink w:anchor="_Toc242400541" w:history="1">
         <w:r>
           <w:rPr>
             <w:rStyle w:val="Hipervnculo"/>
@@ -3459,7 +3459,7 @@
             <w:noProof/>
             <w:webHidden/>
           </w:rPr>
-          <w:instrText xml:space="preserve"> PAGEREF _Toc242202639 \h </w:instrText>
+          <w:instrText xml:space="preserve"> PAGEREF _Toc242400541 \h </w:instrText>
         </w:r>
         <w:r>
           <w:rPr>
@@ -3503,7 +3503,7 @@
           <w14:ligatures w14:val="standardContextual"/>
         </w:rPr>
       </w:pPr>
-      <w:hyperlink w:anchor="_Toc242202640" w:history="1">
+      <w:hyperlink w:anchor="_Toc242400542" w:history="1">
         <w:r>
           <w:rPr>
             <w:rStyle w:val="Hipervnculo"/>
@@ -3530,7 +3530,7 @@
             <w:noProof/>
             <w:webHidden/>
           </w:rPr>
-          <w:instrText xml:space="preserve"> PAGEREF _Toc242202640 \h </w:instrText>
+          <w:instrText xml:space="preserve"> PAGEREF _Toc242400542 \h </w:instrText>
         </w:r>
         <w:r>
           <w:rPr>
@@ -3550,7 +3550,7 @@
             <w:noProof/>
             <w:webHidden/>
           </w:rPr>
-          <w:t>93</w:t>
+          <w:t>94</w:t>
         </w:r>
         <w:r>
           <w:rPr>
@@ -3574,7 +3574,7 @@
           <w14:ligatures w14:val="standardContextual"/>
         </w:rPr>
       </w:pPr>
-      <w:hyperlink w:anchor="_Toc242202641" w:history="1">
+      <w:hyperlink w:anchor="_Toc242400543" w:history="1">
         <w:r>
           <w:rPr>
             <w:rStyle w:val="Hipervnculo"/>
@@ -3601,149 +3601,7 @@
             <w:noProof/>
             <w:webHidden/>
           </w:rPr>
-          <w:instrText xml:space="preserve"> PAGEREF _Toc242202641 \h </w:instrText>
-        </w:r>
-        <w:r>
-          <w:rPr>
-            <w:noProof/>
-            <w:webHidden/>
-          </w:rPr>
-        </w:r>
-        <w:r>
-          <w:rPr>
-            <w:noProof/>
-            <w:webHidden/>
-          </w:rPr>
-          <w:fldChar w:fldCharType="separate"/>
-        </w:r>
-        <w:r>
-          <w:rPr>
-            <w:noProof/>
-            <w:webHidden/>
-          </w:rPr>
-          <w:t>98</w:t>
-        </w:r>
-        <w:r>
-          <w:rPr>
-            <w:noProof/>
-            <w:webHidden/>
-          </w:rPr>
-          <w:fldChar w:fldCharType="end"/>
-        </w:r>
-      </w:hyperlink>
-    </w:p>
-    <w:p>
-      <w:pPr>
-        <w:pStyle w:val="TDC2"/>
-        <w:tabs>
-          <w:tab w:val="right" w:leader="dot" w:pos="9962"/>
-        </w:tabs>
-        <w:rPr>
-          <w:rFonts w:asciiTheme="minorHAnsi" w:eastAsiaTheme="minorEastAsia" w:hAnsiTheme="minorHAnsi" w:cstheme="minorBidi"/>
-          <w:noProof/>
-          <w:kern w:val="2"/>
-          <w14:ligatures w14:val="standardContextual"/>
-        </w:rPr>
-      </w:pPr>
-      <w:hyperlink w:anchor="_Toc242202642" w:history="1">
-        <w:r>
-          <w:rPr>
-            <w:rStyle w:val="Hipervnculo"/>
-            <w:noProof/>
-          </w:rPr>
-          <w:t>10.1 Consistencia documental y puntos abiertos</w:t>
-        </w:r>
-        <w:r>
-          <w:rPr>
-            <w:noProof/>
-            <w:webHidden/>
-          </w:rPr>
-          <w:tab/>
-        </w:r>
-        <w:r>
-          <w:rPr>
-            <w:noProof/>
-            <w:webHidden/>
-          </w:rPr>
-          <w:fldChar w:fldCharType="begin"/>
-        </w:r>
-        <w:r>
-          <w:rPr>
-            <w:noProof/>
-            <w:webHidden/>
-          </w:rPr>
-          <w:instrText xml:space="preserve"> PAGEREF _Toc242202642 \h </w:instrText>
-        </w:r>
-        <w:r>
-          <w:rPr>
-            <w:noProof/>
-            <w:webHidden/>
-          </w:rPr>
-        </w:r>
-        <w:r>
-          <w:rPr>
-            <w:noProof/>
-            <w:webHidden/>
-          </w:rPr>
-          <w:fldChar w:fldCharType="separate"/>
-        </w:r>
-        <w:r>
-          <w:rPr>
-            <w:noProof/>
-            <w:webHidden/>
-          </w:rPr>
-          <w:t>98</w:t>
-        </w:r>
-        <w:r>
-          <w:rPr>
-            <w:noProof/>
-            <w:webHidden/>
-          </w:rPr>
-          <w:fldChar w:fldCharType="end"/>
-        </w:r>
-      </w:hyperlink>
-    </w:p>
-    <w:p>
-      <w:pPr>
-        <w:pStyle w:val="TDC2"/>
-        <w:tabs>
-          <w:tab w:val="right" w:leader="dot" w:pos="9962"/>
-        </w:tabs>
-        <w:rPr>
-          <w:rFonts w:asciiTheme="minorHAnsi" w:eastAsiaTheme="minorEastAsia" w:hAnsiTheme="minorHAnsi" w:cstheme="minorBidi"/>
-          <w:noProof/>
-          <w:kern w:val="2"/>
-          <w14:ligatures w14:val="standardContextual"/>
-        </w:rPr>
-      </w:pPr>
-      <w:hyperlink w:anchor="_Toc242202643" w:history="1">
-        <w:r>
-          <w:rPr>
-            <w:rStyle w:val="Hipervnculo"/>
-            <w:noProof/>
-          </w:rPr>
-          <w:t>10.2 Verificaciones que dependen de otro equipo</w:t>
-        </w:r>
-        <w:r>
-          <w:rPr>
-            <w:noProof/>
-            <w:webHidden/>
-          </w:rPr>
-          <w:tab/>
-        </w:r>
-        <w:r>
-          <w:rPr>
-            <w:noProof/>
-            <w:webHidden/>
-          </w:rPr>
-          <w:fldChar w:fldCharType="begin"/>
-        </w:r>
-        <w:r>
-          <w:rPr>
-            <w:noProof/>
-            <w:webHidden/>
-          </w:rPr>
-          <w:instrText xml:space="preserve"> PAGEREF _Toc242202643 \h </w:instrText>
+          <w:instrText xml:space="preserve"> PAGEREF _Toc242400543 \h </w:instrText>
         </w:r>
         <w:r>
           <w:rPr>
@@ -3787,13 +3645,13 @@
           <w14:ligatures w14:val="standardContextual"/>
         </w:rPr>
       </w:pPr>
-      <w:hyperlink w:anchor="_Toc242202644" w:history="1">
+      <w:hyperlink w:anchor="_Toc242400544" w:history="1">
         <w:r>
           <w:rPr>
             <w:rStyle w:val="Hipervnculo"/>
             <w:noProof/>
           </w:rPr>
-          <w:t>10.3 Sonido y arte por incorporar</w:t>
+          <w:t>10.1 Consistencia documental y puntos abiertos</w:t>
         </w:r>
         <w:r>
           <w:rPr>
@@ -3814,7 +3672,78 @@
             <w:noProof/>
             <w:webHidden/>
           </w:rPr>
-          <w:instrText xml:space="preserve"> PAGEREF _Toc242202644 \h </w:instrText>
+          <w:instrText xml:space="preserve"> PAGEREF _Toc242400544 \h </w:instrText>
+        </w:r>
+        <w:r>
+          <w:rPr>
+            <w:noProof/>
+            <w:webHidden/>
+          </w:rPr>
+        </w:r>
+        <w:r>
+          <w:rPr>
+            <w:noProof/>
+            <w:webHidden/>
+          </w:rPr>
+          <w:fldChar w:fldCharType="separate"/>
+        </w:r>
+        <w:r>
+          <w:rPr>
+            <w:noProof/>
+            <w:webHidden/>
+          </w:rPr>
+          <w:t>99</w:t>
+        </w:r>
+        <w:r>
+          <w:rPr>
+            <w:noProof/>
+            <w:webHidden/>
+          </w:rPr>
+          <w:fldChar w:fldCharType="end"/>
+        </w:r>
+      </w:hyperlink>
+    </w:p>
+    <w:p>
+      <w:pPr>
+        <w:pStyle w:val="TDC2"/>
+        <w:tabs>
+          <w:tab w:val="right" w:leader="dot" w:pos="9962"/>
+        </w:tabs>
+        <w:rPr>
+          <w:rFonts w:asciiTheme="minorHAnsi" w:eastAsiaTheme="minorEastAsia" w:hAnsiTheme="minorHAnsi" w:cstheme="minorBidi"/>
+          <w:noProof/>
+          <w:kern w:val="2"/>
+          <w14:ligatures w14:val="standardContextual"/>
+        </w:rPr>
+      </w:pPr>
+      <w:hyperlink w:anchor="_Toc242400545" w:history="1">
+        <w:r>
+          <w:rPr>
+            <w:rStyle w:val="Hipervnculo"/>
+            <w:noProof/>
+          </w:rPr>
+          <w:t>10.2 Verificaciones que dependen de otro equipo</w:t>
+        </w:r>
+        <w:r>
+          <w:rPr>
+            <w:noProof/>
+            <w:webHidden/>
+          </w:rPr>
+          <w:tab/>
+        </w:r>
+        <w:r>
+          <w:rPr>
+            <w:noProof/>
+            <w:webHidden/>
+          </w:rPr>
+          <w:fldChar w:fldCharType="begin"/>
+        </w:r>
+        <w:r>
+          <w:rPr>
+            <w:noProof/>
+            <w:webHidden/>
+          </w:rPr>
+          <w:instrText xml:space="preserve"> PAGEREF _Toc242400545 \h </w:instrText>
         </w:r>
         <w:r>
           <w:rPr>
@@ -3858,7 +3787,78 @@
           <w14:ligatures w14:val="standardContextual"/>
         </w:rPr>
       </w:pPr>
-      <w:hyperlink w:anchor="_Toc242202645" w:history="1">
+      <w:hyperlink w:anchor="_Toc242400546" w:history="1">
+        <w:r>
+          <w:rPr>
+            <w:rStyle w:val="Hipervnculo"/>
+            <w:noProof/>
+          </w:rPr>
+          <w:t>10.3 Sonido y arte por incorporar</w:t>
+        </w:r>
+        <w:r>
+          <w:rPr>
+            <w:noProof/>
+            <w:webHidden/>
+          </w:rPr>
+          <w:tab/>
+        </w:r>
+        <w:r>
+          <w:rPr>
+            <w:noProof/>
+            <w:webHidden/>
+          </w:rPr>
+          <w:fldChar w:fldCharType="begin"/>
+        </w:r>
+        <w:r>
+          <w:rPr>
+            <w:noProof/>
+            <w:webHidden/>
+          </w:rPr>
+          <w:instrText xml:space="preserve"> PAGEREF _Toc242400546 \h </w:instrText>
+        </w:r>
+        <w:r>
+          <w:rPr>
+            <w:noProof/>
+            <w:webHidden/>
+          </w:rPr>
+        </w:r>
+        <w:r>
+          <w:rPr>
+            <w:noProof/>
+            <w:webHidden/>
+          </w:rPr>
+          <w:fldChar w:fldCharType="separate"/>
+        </w:r>
+        <w:r>
+          <w:rPr>
+            <w:noProof/>
+            <w:webHidden/>
+          </w:rPr>
+          <w:t>101</w:t>
+        </w:r>
+        <w:r>
+          <w:rPr>
+            <w:noProof/>
+            <w:webHidden/>
+          </w:rPr>
+          <w:fldChar w:fldCharType="end"/>
+        </w:r>
+      </w:hyperlink>
+    </w:p>
+    <w:p>
+      <w:pPr>
+        <w:pStyle w:val="TDC2"/>
+        <w:tabs>
+          <w:tab w:val="right" w:leader="dot" w:pos="9962"/>
+        </w:tabs>
+        <w:rPr>
+          <w:rFonts w:asciiTheme="minorHAnsi" w:eastAsiaTheme="minorEastAsia" w:hAnsiTheme="minorHAnsi" w:cstheme="minorBidi"/>
+          <w:noProof/>
+          <w:kern w:val="2"/>
+          <w14:ligatures w14:val="standardContextual"/>
+        </w:rPr>
+      </w:pPr>
+      <w:hyperlink w:anchor="_Toc242400547" w:history="1">
         <w:r>
           <w:rPr>
             <w:rStyle w:val="Hipervnculo"/>
@@ -3885,7 +3885,7 @@
             <w:noProof/>
             <w:webHidden/>
           </w:rPr>
-          <w:instrText xml:space="preserve"> PAGEREF _Toc242202645 \h </w:instrText>
+          <w:instrText xml:space="preserve"> PAGEREF _Toc242400547 \h </w:instrText>
         </w:r>
         <w:r>
           <w:rPr>
@@ -3905,7 +3905,7 @@
             <w:noProof/>
             <w:webHidden/>
           </w:rPr>
-          <w:t>102</w:t>
+          <w:t>103</w:t>
         </w:r>
         <w:r>
           <w:rPr>
@@ -3929,7 +3929,7 @@
           <w14:ligatures w14:val="standardContextual"/>
         </w:rPr>
       </w:pPr>
-      <w:hyperlink w:anchor="_Toc242202646" w:history="1">
+      <w:hyperlink w:anchor="_Toc242400548" w:history="1">
         <w:r>
           <w:rPr>
             <w:rStyle w:val="Hipervnculo"/>
@@ -3956,7 +3956,7 @@
             <w:noProof/>
             <w:webHidden/>
           </w:rPr>
-          <w:instrText xml:space="preserve"> PAGEREF _Toc242202646 \h </w:instrText>
+          <w:instrText xml:space="preserve"> PAGEREF _Toc242400548 \h </w:instrText>
         </w:r>
         <w:r>
           <w:rPr>
@@ -3976,7 +3976,7 @@
             <w:noProof/>
             <w:webHidden/>
           </w:rPr>
-          <w:t>105</w:t>
+          <w:t>106</w:t>
         </w:r>
         <w:r>
           <w:rPr>
@@ -4000,7 +4000,7 @@
           <w14:ligatures w14:val="standardContextual"/>
         </w:rPr>
       </w:pPr>
-      <w:hyperlink w:anchor="_Toc242202647" w:history="1">
+      <w:hyperlink w:anchor="_Toc242400549" w:history="1">
         <w:r>
           <w:rPr>
             <w:rStyle w:val="Hipervnculo"/>
@@ -4027,7 +4027,7 @@
             <w:noProof/>
             <w:webHidden/>
           </w:rPr>
-          <w:instrText xml:space="preserve"> PAGEREF _Toc242202647 \h </w:instrText>
+          <w:instrText xml:space="preserve"> PAGEREF _Toc242400549 \h </w:instrText>
         </w:r>
         <w:r>
           <w:rPr>
@@ -4047,7 +4047,7 @@
             <w:noProof/>
             <w:webHidden/>
           </w:rPr>
-          <w:t>107</w:t>
+          <w:t>108</w:t>
         </w:r>
         <w:r>
           <w:rPr>
@@ -4071,7 +4071,7 @@
           <w14:ligatures w14:val="standardContextual"/>
         </w:rPr>
       </w:pPr>
-      <w:hyperlink w:anchor="_Toc242202648" w:history="1">
+      <w:hyperlink w:anchor="_Toc242400550" w:history="1">
         <w:r>
           <w:rPr>
             <w:rStyle w:val="Hipervnculo"/>
@@ -4098,7 +4098,7 @@
             <w:noProof/>
             <w:webHidden/>
           </w:rPr>
-          <w:instrText xml:space="preserve"> PAGEREF _Toc242202648 \h </w:instrText>
+          <w:instrText xml:space="preserve"> PAGEREF _Toc242400550 \h </w:instrText>
         </w:r>
         <w:r>
           <w:rPr>
@@ -4118,7 +4118,7 @@
             <w:noProof/>
             <w:webHidden/>
           </w:rPr>
-          <w:t>110</w:t>
+          <w:t>111</w:t>
         </w:r>
         <w:r>
           <w:rPr>
@@ -4143,7 +4143,7 @@
       <w:pPr>
         <w:pStyle w:val="Ttulo1"/>
       </w:pPr>
-      <w:bookmarkStart w:id="0" w:name="_Toc242202591"/>
+      <w:bookmarkStart w:id="0" w:name="_Toc242400493"/>
       <w:r>
         <w:lastRenderedPageBreak/>
         <w:t>1. OBJETIVO, ALCANCE Y CRITERIOS DE CUMPLIMIENTO</w:t>
@@ -4204,7 +4204,7 @@
       <w:pPr>
         <w:pStyle w:val="Ttulo2"/>
       </w:pPr>
-      <w:bookmarkStart w:id="1" w:name="_Toc242202592"/>
+      <w:bookmarkStart w:id="1" w:name="_Toc242400494"/>
       <w:r>
         <w:t>1.1 El objetivo específico 3</w:t>
       </w:r>
@@ -4257,7 +4257,7 @@
       <w:pPr>
         <w:pStyle w:val="Ttulo2"/>
       </w:pPr>
-      <w:bookmarkStart w:id="2" w:name="_Toc242202593"/>
+      <w:bookmarkStart w:id="2" w:name="_Toc242400495"/>
       <w:r>
         <w:lastRenderedPageBreak/>
         <w:t>1.2 Alcance del prototipo entregado</w:t>
@@ -4966,7 +4966,7 @@
       <w:pPr>
         <w:pStyle w:val="Ttulo2"/>
       </w:pPr>
-      <w:bookmarkStart w:id="3" w:name="_Toc242202594"/>
+      <w:bookmarkStart w:id="3" w:name="_Toc242400496"/>
       <w:r>
         <w:t>1.3 Indicadores del objetivo y su cumplimiento</w:t>
       </w:r>
@@ -5403,7 +5403,7 @@
       <w:pPr>
         <w:pStyle w:val="Ttulo2"/>
       </w:pPr>
-      <w:bookmarkStart w:id="4" w:name="_Toc242202595"/>
+      <w:bookmarkStart w:id="4" w:name="_Toc242400497"/>
       <w:r>
         <w:t>1.4 Entregables del cronograma</w:t>
       </w:r>
@@ -5921,7 +5921,7 @@
       <w:pPr>
         <w:pStyle w:val="Ttulo2"/>
       </w:pPr>
-      <w:bookmarkStart w:id="5" w:name="_Toc242202596"/>
+      <w:bookmarkStart w:id="5" w:name="_Toc242400498"/>
       <w:r>
         <w:t>1.5 Organización del documento y anexos</w:t>
       </w:r>
@@ -6850,7 +6850,7 @@
       <w:pPr>
         <w:pStyle w:val="Ttulo1"/>
       </w:pPr>
-      <w:bookmarkStart w:id="6" w:name="_Toc242202597"/>
+      <w:bookmarkStart w:id="6" w:name="_Toc242400499"/>
       <w:r>
         <w:lastRenderedPageBreak/>
         <w:t>2. METODOLOGÍA DEL DESARROLLO</w:t>
@@ -6869,7 +6869,7 @@
       <w:pPr>
         <w:pStyle w:val="Ttulo2"/>
       </w:pPr>
-      <w:bookmarkStart w:id="7" w:name="_Toc242202598"/>
+      <w:bookmarkStart w:id="7" w:name="_Toc242400500"/>
       <w:r>
         <w:t>2.1 Árcade y Kanban en la fase de desarrollo</w:t>
       </w:r>
@@ -7491,7 +7491,7 @@
       <w:pPr>
         <w:pStyle w:val="Ttulo2"/>
       </w:pPr>
-      <w:bookmarkStart w:id="8" w:name="_Toc242202599"/>
+      <w:bookmarkStart w:id="8" w:name="_Toc242400501"/>
       <w:r>
         <w:t>2.2 Planificación por slices y carriles</w:t>
       </w:r>
@@ -8745,7 +8745,10 @@
         <w:t>Los planes del 30 de agosto no preveían tres líneas de trabajo. La primera son las fases 5 y 6 del Slice 1, ejecutadas entre el 12 y el 15 de septiembre para rehacer la mecánica del Nivel 1 (INC-47; Anexo B, apartados 2.5 y 3). La segunda es el carril de arte y sonido, que incorpora lo entregado (entornos, objetos, animaciones del fuego y del humo, personajes animados y sonido) sustituyendo archivos, sin rehacer escenas mientras la composición se mantenga (Anexos E y F). Se apoya en las revisiones de los mi</w:t>
       </w:r>
       <w:r>
-        <w:t xml:space="preserve">ércoles acordadas en la D01 con la colaboradora contratada, Sofía Valentina Giraldo Segovia, estudiante de animación y diseño, cuya participación se limitó a la producción y la asesoría gráfica; la autoría del trabajo de grado y las decisiones de diseño pedagógico y de mecánica son de los estudiantes. La tercera es la preparación de la evaluación del cuarto objetivo: el plan de pruebas y sus casos (29/09/2026, </w:t>
+        <w:t>ércoles acordadas en la D01 con la colaboradora contratada, Sofía Valentina Giraldo Segovia, estudiante de animación y diseño, vinculada el 02/09/2026 para el diseño y la asesoría de los sprites, que dibuja en CLIP Studio; su participación es de diseño y asesoría gráfica, y la autoría del trabajo y las decisiones de diseño pedagógico y de mecánica son de los estudiantes. Cada sprite pasa por cinco pasos: búsqueda de inspiración en equipo, mediante lluvia de ideas; boceto; limpieza de la línea; color y sombr</w:t>
+      </w:r>
+      <w:r>
+        <w:t xml:space="preserve">as; y entrega con sus correcciones (Anexo E, apartado 1). La tercera es la preparación de la evaluación del cuarto objetivo: el plan de pruebas y sus casos (29/09/2026, </w:t>
       </w:r>
       <w:r>
         <w:rPr>
@@ -8763,10 +8766,10 @@
         <w:t>Assets/</w:t>
       </w:r>
       <w:r>
-        <w:t xml:space="preserve">. El cierre del 30 de septiembre </w:t>
-      </w:r>
-      <w:r>
-        <w:t>y el 1 de octubre se hizo en una sola rama y en serie sobre el Editor, sin compilar, correr pruebas y editar escenas a la vez (acta D10, «Forma de trabajo»). Ya fuera del corte, el carril de personajes tuvo una segunda etapa: el 02/10/2026 se escribió su plan maestro (</w:t>
+        <w:t>. El cierre del 30 de septiembre y el 1 de octubre se hizo en una sola rama y en serie sobre el Editor, sin compilar, correr pruebas y editar escenas a la vez (acta D10, «Forma de trabajo»). Ya fuera del corte, el carril de personajes tuvo una segunda etapa: el 02/10/2026 se es</w:t>
+      </w:r>
+      <w:r>
+        <w:t>cribió su plan maestro (</w:t>
       </w:r>
       <w:r>
         <w:rPr>
@@ -8811,17 +8814,14 @@
         <w:t>d127ec9</w:t>
       </w:r>
       <w:r>
-        <w:t>); los perfi</w:t>
-      </w:r>
-      <w:r>
-        <w:t>les, el retrato animado y las emociones de las narrativas siguen sin ejecutar (Anexo F).</w:t>
+        <w:t>); los perfiles, el retrato animado y las emociones de las narrativas siguen sin ejecutar (Anexo F).</w:t>
       </w:r>
     </w:p>
     <w:p>
       <w:pPr>
         <w:pStyle w:val="Ttulo2"/>
       </w:pPr>
-      <w:bookmarkStart w:id="9" w:name="_Toc242202600"/>
+      <w:bookmarkStart w:id="9" w:name="_Toc242400502"/>
       <w:r>
         <w:t>2.3 Seguimiento con actas (D01–D10)</w:t>
       </w:r>
@@ -8832,6 +8832,7 @@
         <w:pStyle w:val="PrimerprrafoOE3"/>
       </w:pPr>
       <w:r>
+        <w:lastRenderedPageBreak/>
         <w:t xml:space="preserve">El seguimiento del objetivo quedó en diez actas de sesión, del 2 al 30 de septiembre de 2026, que se conservan en Word en el SharePoint de Santiago Benavides Rey y que desde el 06/10/2026 están también en Markdown en </w:t>
       </w:r>
       <w:r>
@@ -8850,11 +8851,7 @@
         <w:t>31483e6</w:t>
       </w:r>
       <w:r>
-        <w:t xml:space="preserve">). Comparten </w:t>
-      </w:r>
-      <w:r>
-        <w:lastRenderedPageBreak/>
-        <w:t>una estructura: una cabecera que ubica la sesión en su fase de la metodología Árcade; asistentes, objetivo y desarrollo del trabajo; resultados de la sesión (calendario de entregas de assets en la D01 y plan de trabajo en la D02); decisiones adoptadas, compromisos con el tablero Kanban, puntos pendientes y próxima sesión. Los dos estudiantes asistieron de la D01 a la D09; a la D10 asistió Santiago Benavides Rey. La colaboradora de assets estuvo en las sesiones del</w:t>
+        <w:t>). Comparten una estructura: una cabecera que ubica la sesión en su fase de la metodología Árcade; asistentes, objetivo y desarrollo del trabajo; resultados de la sesión (calendario de entregas de assets en la D01 y plan de trabajo en la D02); decisiones adoptadas, compromisos con el tablero Kanban, puntos pendientes y próxima sesión. Los dos estudiantes asistieron de la D01 a la D09; a la D10 asistió Santiago Benavides Rey. La colaboradora de assets estuvo en las sesiones del</w:t>
       </w:r>
       <w:r>
         <w:t xml:space="preserve"> 2, el 9, el 15 y el 24 de septiembre (D01, D04, D06 y D09). Las cabeceras llevan el código de la serie D y el total «de 10», de «D01 de 10» a «D10 de 10». La Tabla 2.4 recoge las decisiones principales de cada sesión y, en la última columna, cómo usó cada una el tablero y el ciclo; el código y la fecha son los de la cabecera de cada acta.</w:t>
@@ -9424,7 +9421,14 @@
               <w:rPr>
                 <w:sz w:val="18"/>
               </w:rPr>
-              <w:t>Dos carriles en paralelo: D05-1 (Slice 2 mientras se cierra el Slice 1) y D05-2 (sonido), ambas con fecha límite 20/09. Un hallazgo del código, dos escenas del guion que nadie reproducía, vuelve al diseño de cámara y a una prueba que recorre las paradas</w:t>
+              <w:t xml:space="preserve">Dos carriles en paralelo: D05-1 (Slice 2 mientras se cierra el Slice 1) y D05-2 (sonido), ambas con fecha límite 20/09. Un hallazgo del código, dos escenas del guion que </w:t>
+            </w:r>
+            <w:r>
+              <w:rPr>
+                <w:sz w:val="18"/>
+              </w:rPr>
+              <w:lastRenderedPageBreak/>
+              <w:t>nadie reproducía, vuelve al diseño de cámara y a una prueba que recorre las paradas</w:t>
             </w:r>
           </w:p>
         </w:tc>
@@ -9877,11 +9881,11 @@
         <w:pStyle w:val="TextoOE3"/>
       </w:pPr>
       <w:r>
-        <w:t xml:space="preserve">Las actas y los documentos de resultados se remiten unos a otros, y el apartado 1 de cada anexo enumera las actas y tarjetas que gobernaron su incremento. La D07-1 se cumplió en su parte de código el 21 de septiembre, seis días antes de su fecha límite, y la D08 la declaró finalizada. La D08-1, que abrió el Slice 4, se declaró finalizada en la D09, con el incremento </w:t>
-      </w:r>
-      <w:r>
         <w:lastRenderedPageBreak/>
-        <w:t>cerrado y fusionado en la rama principal (Anexo G, apartado 1). La D10 dio por cumplida la D09-1, porque los troncos del Nivel 2 ruedan en el motor desde el 24 de septiembre, dibujados a partir de una sola textura. Esa sesión no revisó las tarjetas D06-1, D07-3, D09-2, D09-3 y D09-4, que dependen de Sofía Valentina Giraldo Segovia o de Santiago Valdiri García, ausentes ese día.</w:t>
+        <w:t>Las actas y los documentos de resultados se remiten unos a otros, y el apartado 1 de cada anexo enumera las actas y tarjetas que gobernaron su incremento. La D07-1 se cumplió en su parte de código el 21 de septiembre, seis días antes de su fecha límite, y la D08 la declaró finalizada. La D08-1, que abrió el Slice 4, se declaró finalizada en la D09, con el incremento cerrado y fusionado en la rama principal (Anexo G, apartado 1). La D10 dio por cumplida la D09-1, porque los troncos del Nivel 2 ruedan en el m</w:t>
+      </w:r>
+      <w:r>
+        <w:t>otor desde el 24 de septiembre, dibujados a partir de una sola textura. Esa sesión no revisó las tarjetas D06-1, D07-3, D09-2, D09-3 y D09-4, que dependen de Sofía Valentina Giraldo Segovia o de Santiago Valdiri García, ausentes ese día.</w:t>
       </w:r>
     </w:p>
     <w:p>
@@ -9899,7 +9903,7 @@
       <w:pPr>
         <w:pStyle w:val="Ttulo2"/>
       </w:pPr>
-      <w:bookmarkStart w:id="10" w:name="_Toc242202601"/>
+      <w:bookmarkStart w:id="10" w:name="_Toc242400503"/>
       <w:r>
         <w:t>2.4 Entorno y herramientas de desarrollo</w:t>
       </w:r>
@@ -10566,6 +10570,7 @@
               <w:rPr>
                 <w:sz w:val="18"/>
               </w:rPr>
+              <w:lastRenderedPageBreak/>
               <w:t>Control de versiones</w:t>
             </w:r>
           </w:p>
@@ -10696,7 +10701,6 @@
               <w:rPr>
                 <w:sz w:val="18"/>
               </w:rPr>
-              <w:lastRenderedPageBreak/>
               <w:t>Corredor de pruebas con el Editor abierto</w:t>
             </w:r>
           </w:p>
@@ -11202,7 +11206,11 @@
         <w:t xml:space="preserve">orredor del entorno de desarrollo desconectado o intermitente. Los puntos de control E y F del Slice 1, que verificaron la mecánica rehecha del Nivel 1, se corrieron por línea de comandos con el editor cerrado. La corrida del punto de control F, el 15 de septiembre, dio 221 de 221 casos en EditMode y 144 de 153 en PlayMode, y es la que declara la D06. Cuando el puente no respondía con el editor abierto se usó un tercer camino, un script temporal dentro del editor que invoca la interfaz de pruebas de Unity. </w:t>
       </w:r>
       <w:r>
-        <w:t xml:space="preserve">Con él se corrieron, entre otras, la suite del punto de control W-F del Slice 2, ese mismo 15 de septiembre (212 de 212 casos en EditMode y 146 de 148 en PlayMode, con los dos restantes en verde tras actualizar su expectativa; Anexo C, apartado 4), y la corrida completa del 25 de septiembre (Anexo G, apartado 4.2). Desde el 30 de septiembre las corridas con el editor abierto pasan por </w:t>
+        <w:t xml:space="preserve">Con él se corrieron, entre otras, la suite del punto de control W-F del Slice 2, ese mismo 15 de septiembre (212 de 212 casos en EditMode y 146 de 148 en PlayMode, con los dos restantes en verde tras actualizar su expectativa; Anexo C, apartado </w:t>
+      </w:r>
+      <w:r>
+        <w:lastRenderedPageBreak/>
+        <w:t xml:space="preserve">4), y la corrida completa del 25 de septiembre (Anexo G, apartado 4.2). Desde el 30 de septiembre las corridas con el editor abierto pasan por </w:t>
       </w:r>
       <w:r>
         <w:rPr>
@@ -11222,26 +11230,260 @@
         <w:pStyle w:val="TextoOE3"/>
       </w:pPr>
       <w:r>
+        <w:t xml:space="preserve">El repositorio registra 104 commits entre el 29 de agosto y el 30 de septiembre de 2026, hasta </w:t>
+      </w:r>
+      <w:r>
+        <w:rPr>
+          <w:rStyle w:val="CdigoenlneaOE3"/>
+        </w:rPr>
+        <w:t>359365e</w:t>
+      </w:r>
+      <w:r>
+        <w:t xml:space="preserve">, hechos desde las cuentas de los dos estudiantes. El trabajo avanzó en ramas por fase, incremento o carril, que se integraron en la rama principal mediante solicitudes de integración (pull requests). El Slice 1 entró en cuatro ramas de fase, y sus fases 5 y 6 llegaron con la rama del Slice 2. Se fusionaron catorce solicitudes, de la n.º 49 (6 de septiembre, cimientos del Slice 1) a la n.º 88 (30 de septiembre); las dos últimas llevaron a la rama principal </w:t>
+      </w:r>
+      <w:r>
+        <w:rPr>
+          <w:rStyle w:val="CdigoenlneaOE3"/>
+        </w:rPr>
+        <w:t>44fd479</w:t>
+      </w:r>
+      <w:r>
+        <w:t>, el plan de pruebas del OE4 (</w:t>
+      </w:r>
+      <w:r>
+        <w:rPr>
+          <w:rStyle w:val="CdigoenlneaOE3"/>
+        </w:rPr>
+        <w:t>d105838</w:t>
+      </w:r>
+      <w:r>
+        <w:t>) y el cierre de inconsistencias (</w:t>
+      </w:r>
+      <w:r>
+        <w:rPr>
+          <w:rStyle w:val="CdigoenlneaOE3"/>
+        </w:rPr>
+        <w:t>37b3cb7</w:t>
+      </w:r>
+      <w:r>
+        <w:t xml:space="preserve"> y </w:t>
+      </w:r>
+      <w:r>
+        <w:rPr>
+          <w:rStyle w:val="CdigoenlneaOE3"/>
+        </w:rPr>
+        <w:t>5a22df1</w:t>
+      </w:r>
+      <w:r>
+        <w:t xml:space="preserve">). El cierre del 30 de septiembre y el 1 de octubre se trabajó en la rama </w:t>
+      </w:r>
+      <w:r>
+        <w:rPr>
+          <w:rStyle w:val="CdigoenlneaOE3"/>
+        </w:rPr>
+        <w:t>feat/cierre-de-slices-y-oe3</w:t>
+      </w:r>
+      <w:r>
+        <w:t xml:space="preserve">, abierta desde </w:t>
+      </w:r>
+      <w:r>
+        <w:rPr>
+          <w:rStyle w:val="CdigoenlneaOE3"/>
+        </w:rPr>
+        <w:t>359365e</w:t>
+      </w:r>
+      <w:r>
+        <w:t xml:space="preserve">, y de ella sale el corte del 1 de octubre de 2026 que describe este documento (capítulo 1). El trabajo posterior al corte, del 02 al 06/10/2026, está en la rama </w:t>
+      </w:r>
+      <w:r>
+        <w:rPr>
+          <w:rStyle w:val="CdigoenlneaOE3"/>
+        </w:rPr>
+        <w:t>feat/personajes-animados</w:t>
+      </w:r>
+      <w:r>
+        <w:t xml:space="preserve">, que no se ha fusionado a </w:t>
+      </w:r>
+      <w:r>
+        <w:rPr>
+          <w:rStyle w:val="CdigoenlneaOE3"/>
+        </w:rPr>
+        <w:t>main</w:t>
+      </w:r>
+      <w:r>
+        <w:t>. El desarrollo se apoyó además en un agente de programación asistida por inteligencia artificial (Claude Code, de Anthr</w:t>
+      </w:r>
+      <w:r>
+        <w:t>opic), que operó sobre el repositorio, el editor y las pruebas bajo la dirección y la revisión de los autores, como consta en el archivo de instrucciones del agente versionado en el repositorio y en los documentos de resultados.</w:t>
+      </w:r>
+    </w:p>
+    <w:p>
+      <w:pPr>
+        <w:pStyle w:val="Ttulo2"/>
+      </w:pPr>
+      <w:bookmarkStart w:id="11" w:name="_Toc242400504"/>
+      <w:r>
+        <w:t>2.5 Prácticas de ingeniería</w:t>
+      </w:r>
+      <w:bookmarkEnd w:id="11"/>
+    </w:p>
+    <w:p>
+      <w:pPr>
+        <w:pStyle w:val="PrimerprrafoOE3"/>
+      </w:pPr>
+      <w:r>
+        <w:t xml:space="preserve">El contrato de desarrollo obliga a escribir la prueba antes que la implementación y a verla fallar. Cada tarea sigue la secuencia de planeación, diseño de casos, prueba en rojo, implementación y refactorización; los defectos se reproducen, se diagnostican y luego se corrigen. En el cierre, cuando una prueba salía en verde desde el principio, una mutación temporal del código de producción, revertida después, demostraba que la prueba detectaba el defecto. La práctica descansa en la arquitectura: la lógica de </w:t>
+      </w:r>
+      <w:r>
+        <w:t>cada nivel está escrita en C# plano y se prueba en EditMode, sin escena ni fotogramas, y el componente del motor, un adaptador fino, se prueba en PlayMode con el cableado de la escena (apartado 3.1). La suite se organiza en diecisiete módulos de prueba, once de EditMode y seis de PlayMode, y su resultado en el corte está en el apartado 9.3.</w:t>
+      </w:r>
+    </w:p>
+    <w:p>
+      <w:pPr>
+        <w:pStyle w:val="TextoOE3"/>
+      </w:pPr>
+      <w:r>
+        <w:t>Desde la D02 rige el acuerdo de que toda verificación declara cómo se ejecutó y qué dio, y de que ninguna casilla de prueba se marca dando por hecho que la suite pasó. Los documentos de resultados reportan las corridas tal como salieron, con los casos que fallan y su causa: en la D06 se declararon nueve casos no verdes, tres de ellos preexistentes, antes de fusionar el Slice 2. En el cierre, cada corrección se comparó con la línea base del 30 de septiembre y pasó por una revisión independiente antes de acep</w:t>
+      </w:r>
+      <w:r>
+        <w:t>tarse.</w:t>
+      </w:r>
+    </w:p>
+    <w:p>
+      <w:pPr>
+        <w:pStyle w:val="TextoOE3"/>
+      </w:pPr>
+      <w:r>
+        <w:t xml:space="preserve">Para la trazabilidad (CT-10), el nombre de cada prueba cita el requerimiento que verifica, con el patrón </w:t>
+      </w:r>
+      <w:r>
+        <w:rPr>
+          <w:rStyle w:val="CdigoenlneaOE3"/>
+        </w:rPr>
+        <w:t>&lt;Sujeto&gt;_&lt;Requisito&gt;_&lt;QuéHace&gt;</w:t>
+      </w:r>
+      <w:r>
+        <w:t>, y una prueba de trazabilidad falla si alguno de los cuarenta y siete RF carece de una que lo nombre. El mecanismo se detalla en los apartados 9.1 y 9.4, y la matriz del Anexo A se deriva de esos nombres.</w:t>
+      </w:r>
+    </w:p>
+    <w:p>
+      <w:pPr>
+        <w:pStyle w:val="TextoOE3"/>
+      </w:pPr>
+      <w:r>
         <w:lastRenderedPageBreak/>
-        <w:t xml:space="preserve">El repositorio registra 104 commits entre el 29 de agosto y el 30 de septiembre de 2026, hasta </w:t>
+        <w:t>Los criterios pedagógicos y de arquitectura también son pruebas. Los invariantes pedagógicos, que el estudiante nunca pierde (CP-02) y nunca ve una cifra de desempeño (CP-03), y la regla de que ningún nivel referencia a otro (RNF-16) están fijados con pruebas automáticas (apartados 3.2 y 9.1).</w:t>
+      </w:r>
+    </w:p>
+    <w:p>
+      <w:pPr>
+        <w:pStyle w:val="TextoOE3"/>
+      </w:pPr>
+      <w:r>
+        <w:t>Los conflictos entre los documentos radicados, y entre ellos y el juego, se registran en un documento propio con la corrección de cada uno y un orden de precedencia fijo. El 29/09/2026 se adoptó una regla única para cerrarlos: ante un conflicto gana el juego y se corrige el documento, lo que solo pide el documento se implementa y lo que solo tiene el juego se escribe en el documento. Con ella la revisión 14 (29/09) cerró los nueve hallazgos que seguían abiertos (INC-46 a INC-54) y registró y cerró sesenta n</w:t>
+      </w:r>
+      <w:r>
+        <w:t>uevos (INC-55 a INC-114); la revisión 15 (30/09) hizo lo mismo con INC-115 a INC-117, y la revisión 16 (01/10), con INC-118 a INC-130, que recogen las correcciones del acta D10 y la del peso del paquete de entrega. Al corte están cerrados INC-01 a INC-130. Después del corte, las revisiones 17 y 18 (05/10) y 19 (06/10) cerraron INC-131, INC-132 e INC-133, decisiones de Santiago Benavides Rey sobre el arte final de los personajes y el orden de dibujo de sus brazos y antebrazos, y con ellas el registro llega a</w:t>
+      </w:r>
+      <w:r>
+        <w:t xml:space="preserve"> INC-133. Los radicados se corrigieron por automatización de Word, con autorización expresa y con una fila fechada en el control de cambios de cada documento. Modificar un RF, un RNF o un criterio de aceptación sigue exigiendo consulta previa.</w:t>
+      </w:r>
+    </w:p>
+    <w:p>
+      <w:pPr>
+        <w:pStyle w:val="TextoOE3"/>
+      </w:pPr>
+      <w:r>
+        <w:t>Los textos visibles y los parámetros que se ajustan jugando residen en recursos de datos del motor y no en las clases (CT-05, RNF-18). Encadenar escenas narrativas, cambiar un mensaje del guía o ajustar un parámetro de nivel consiste en editar un recurso, sin tocar el programa; desde el 30/09/2026 la regla no tiene excepciones (apartado 3.4).</w:t>
+      </w:r>
+    </w:p>
+    <w:p>
+      <w:pPr>
+        <w:pStyle w:val="TextoOE3"/>
+      </w:pPr>
+      <w:r>
+        <w:t>CT-11 y RNF-17 piden que cada cambio quede en el repositorio asociado a su tarea del tablero. Entre el 1 y el 30 de septiembre hay 75 commits sin fusión, y 44 citan la tarea del incremento (T05, W01, R09–R12) o la tarjeta del acta (D05-2, D07-2, D08-2): 42 en el asunto y dos solo en el cuerpo del mensaje (</w:t>
       </w:r>
       <w:r>
         <w:rPr>
           <w:rStyle w:val="CdigoenlneaOE3"/>
         </w:rPr>
-        <w:t>359365e</w:t>
-      </w:r>
-      <w:r>
-        <w:t xml:space="preserve">, hechos desde las cuentas de los dos estudiantes. El trabajo avanzó en ramas por fase, incremento o carril, que se integraron en la rama principal mediante solicitudes de integración (pull requests). El Slice 1 entró en cuatro ramas de fase, y sus fases 5 y 6 llegaron con la rama del Slice 2. Se fusionaron catorce solicitudes, de la n.º 49 (6 de septiembre, cimientos del Slice 1) a la n.º 88 (30 de septiembre); las dos últimas llevaron a la rama principal </w:t>
+        <w:t>9c34924</w:t>
+      </w:r>
+      <w:r>
+        <w:t xml:space="preserve"> y </w:t>
       </w:r>
       <w:r>
         <w:rPr>
           <w:rStyle w:val="CdigoenlneaOE3"/>
         </w:rPr>
+        <w:t>1009c5a</w:t>
+      </w:r>
+      <w:r>
+        <w:t>). Muchos citan también los requerimientos que atienden. El cumplimiento es parcial. De los 31 restantes, cinco incorporan sonidos, uno ajusta la configuración del editor, trece son la estructura inicial, cierres de fase, documentación o la decisión de planeación del 10 de septiembre, tres son correcciones y nueve son funcionalidad sin tarjeta (</w:t>
+      </w:r>
+      <w:r>
+        <w:rPr>
+          <w:rStyle w:val="CdigoenlneaOE3"/>
+        </w:rPr>
+        <w:t>88fe0ee</w:t>
+      </w:r>
+      <w:r>
+        <w:t xml:space="preserve">, </w:t>
+      </w:r>
+      <w:r>
+        <w:rPr>
+          <w:rStyle w:val="CdigoenlneaOE3"/>
+        </w:rPr>
+        <w:t>d81cfc7</w:t>
+      </w:r>
+      <w:r>
+        <w:t xml:space="preserve">, </w:t>
+      </w:r>
+      <w:r>
+        <w:rPr>
+          <w:rStyle w:val="CdigoenlneaOE3"/>
+        </w:rPr>
+        <w:t>dc51804</w:t>
+      </w:r>
+      <w:r>
+        <w:t xml:space="preserve">, </w:t>
+      </w:r>
+      <w:r>
+        <w:rPr>
+          <w:rStyle w:val="CdigoenlneaOE3"/>
+        </w:rPr>
+        <w:t>b38c00b</w:t>
+      </w:r>
+      <w:r>
+        <w:t xml:space="preserve">, </w:t>
+      </w:r>
+      <w:r>
+        <w:rPr>
+          <w:rStyle w:val="CdigoenlneaOE3"/>
+        </w:rPr>
+        <w:t>1d5ce58</w:t>
+      </w:r>
+      <w:r>
+        <w:t xml:space="preserve">, </w:t>
+      </w:r>
+      <w:r>
+        <w:rPr>
+          <w:rStyle w:val="CdigoenlneaOE3"/>
+        </w:rPr>
+        <w:t>d3a6cc9</w:t>
+      </w:r>
+      <w:r>
+        <w:t xml:space="preserve">, </w:t>
+      </w:r>
+      <w:r>
+        <w:rPr>
+          <w:rStyle w:val="CdigoenlneaOE3"/>
+        </w:rPr>
         <w:t>44fd479</w:t>
       </w:r>
       <w:r>
-        <w:t>, el plan de pruebas del OE4 (</w:t>
+        <w:t xml:space="preserve">, </w:t>
       </w:r>
       <w:r>
         <w:rPr>
@@ -11250,7 +11492,7 @@
         <w:t>d105838</w:t>
       </w:r>
       <w:r>
-        <w:t>) y el cierre de inconsistencias (</w:t>
+        <w:t xml:space="preserve"> y </w:t>
       </w:r>
       <w:r>
         <w:rPr>
@@ -11259,76 +11501,10 @@
         <w:t>37b3cb7</w:t>
       </w:r>
       <w:r>
-        <w:t xml:space="preserve"> y </w:t>
-      </w:r>
-      <w:r>
-        <w:rPr>
-          <w:rStyle w:val="CdigoenlneaOE3"/>
-        </w:rPr>
-        <w:t>5a22df1</w:t>
-      </w:r>
-      <w:r>
-        <w:t xml:space="preserve">). El cierre del 30 de septiembre y el 1 de octubre se trabajó en la rama </w:t>
-      </w:r>
-      <w:r>
-        <w:rPr>
-          <w:rStyle w:val="CdigoenlneaOE3"/>
-        </w:rPr>
-        <w:t>feat/cierre-de-slices-y-oe3</w:t>
-      </w:r>
-      <w:r>
-        <w:t xml:space="preserve">, abierta desde </w:t>
-      </w:r>
-      <w:r>
-        <w:rPr>
-          <w:rStyle w:val="CdigoenlneaOE3"/>
-        </w:rPr>
-        <w:t>359365e</w:t>
-      </w:r>
-      <w:r>
-        <w:t xml:space="preserve">, y de ella sale el corte del 1 de octubre de 2026 que describe este documento (capítulo 1). El trabajo posterior al corte, del 02 al 06/10/2026, está en la rama </w:t>
-      </w:r>
-      <w:r>
-        <w:rPr>
-          <w:rStyle w:val="CdigoenlneaOE3"/>
-        </w:rPr>
-        <w:t>feat/personajes-animados</w:t>
-      </w:r>
-      <w:r>
-        <w:t xml:space="preserve">, que no se ha fusionado a </w:t>
-      </w:r>
-      <w:r>
-        <w:rPr>
-          <w:rStyle w:val="CdigoenlneaOE3"/>
-        </w:rPr>
-        <w:t>main</w:t>
-      </w:r>
-      <w:r>
-        <w:t>. El desarrollo se apoyó además en un agente de programación asistida por inteligencia artificial (Claude Code, de Anthr</w:t>
-      </w:r>
-      <w:r>
-        <w:t>opic), que operó sobre el repositorio, el editor y las pruebas bajo la dirección y la revisión de los autores, como consta en el archivo de instrucciones del agente versionado en el repositorio y en los documentos de resultados.</w:t>
-      </w:r>
-    </w:p>
-    <w:p>
-      <w:pPr>
-        <w:pStyle w:val="Ttulo2"/>
-      </w:pPr>
-      <w:bookmarkStart w:id="11" w:name="_Toc242202602"/>
-      <w:r>
-        <w:t>2.5 Prácticas de ingeniería</w:t>
-      </w:r>
-      <w:bookmarkEnd w:id="11"/>
-    </w:p>
-    <w:p>
-      <w:pPr>
-        <w:pStyle w:val="PrimerprrafoOE3"/>
-      </w:pPr>
-      <w:r>
-        <w:t xml:space="preserve">El contrato de desarrollo obliga a escribir la prueba antes que la implementación y a verla fallar. Cada tarea sigue la secuencia de planeación, diseño de casos, prueba en rojo, implementación y refactorización; los defectos se reproducen, se diagnostican y luego se corrigen. En el cierre, cuando una prueba salía en verde desde el principio, una mutación temporal del código de producción, revertida después, demostraba que la prueba detectaba el defecto. La práctica descansa en la arquitectura: la lógica de </w:t>
-      </w:r>
-      <w:r>
-        <w:t>cada nivel está escrita en C# plano y se prueba en EditMode, sin escena ni fotogramas, y el componente del motor, un adaptador fino, se prueba en PlayMode con el cableado de la escena (apartado 3.1). La suite se organiza en diecisiete módulos de prueba, once de EditMode y seis de PlayMode, y su resultado en el corte está en el apartado 9.3.</w:t>
+        <w:t xml:space="preserve">); cuatro de ellos llevan en el asunto el espacio de la tarjeta sin </w:t>
+      </w:r>
+      <w:r>
+        <w:t>completar. Los cambios del cierre se asocian a las tarjetas D10-1 a D10-8, que cita el mensaje de su commit.</w:t>
       </w:r>
     </w:p>
     <w:p>
@@ -11336,179 +11512,14 @@
         <w:pStyle w:val="TextoOE3"/>
       </w:pPr>
       <w:r>
-        <w:t>Desde la D02 rige el acuerdo de que toda verificación declara cómo se ejecutó y qué dio, y de que ninguna casilla de prueba se marca dando por hecho que la suite pasó. Los documentos de resultados reportan las corridas tal como salieron, con los casos que fallan y su causa: en la D06 se declararon nueve casos no verdes, tres de ellos preexistentes, antes de fusionar el Slice 2. En el cierre, cada corrección se comparó con la línea base del 30 de septiembre y pasó por una revisión independiente antes de acep</w:t>
-      </w:r>
-      <w:r>
-        <w:t>tarse.</w:t>
-      </w:r>
-    </w:p>
-    <w:p>
-      <w:pPr>
-        <w:pStyle w:val="TextoOE3"/>
-      </w:pPr>
-      <w:r>
-        <w:t xml:space="preserve">Para la trazabilidad (CT-10), el nombre de cada prueba cita el requerimiento que verifica, con el patrón </w:t>
-      </w:r>
-      <w:r>
-        <w:rPr>
-          <w:rStyle w:val="CdigoenlneaOE3"/>
-        </w:rPr>
-        <w:t>&lt;Sujeto&gt;_&lt;Requisito&gt;_&lt;QuéHace&gt;</w:t>
-      </w:r>
-      <w:r>
-        <w:t>, y una prueba de trazabilidad falla si alguno de los cuarenta y siete RF carece de una que lo nombre. El mecanismo se detalla en los apartados 9.1 y 9.4, y la matriz del Anexo A se deriva de esos nombres.</w:t>
-      </w:r>
-    </w:p>
-    <w:p>
-      <w:pPr>
-        <w:pStyle w:val="TextoOE3"/>
-      </w:pPr>
-      <w:r>
-        <w:t>Los criterios pedagógicos y de arquitectura también son pruebas. Los invariantes pedagógicos, que el estudiante nunca pierde (CP-02) y nunca ve una cifra de desempeño (CP-03), y la regla de que ningún nivel referencia a otro (RNF-16) están fijados con pruebas automáticas (apartados 3.2 y 9.1).</w:t>
-      </w:r>
-    </w:p>
-    <w:p>
-      <w:pPr>
-        <w:pStyle w:val="TextoOE3"/>
-      </w:pPr>
+        <w:t>Cada fase o incremento tiene un documento de resultados que registra qué se construyó, con qué se verificó y qué quedó abierto en su momento; el de las fases 5 y 6 del Slice 1 se escribió a posteriori, el 25 de septiembre. Esos documentos no se reescriben. Cuando una afirmación deja de ser cierta se le añade una nota fechada, y los afectados por cambios posteriores llevan un anexo con lo que cambió después de su cierre, verificado contra el código; el último, del 01/10/2026, recoge las correcciones del acta</w:t>
+      </w:r>
+      <w:r>
+        <w:t xml:space="preserve"> D10. Los anexos B a G de </w:t>
+      </w:r>
       <w:r>
         <w:lastRenderedPageBreak/>
-        <w:t>Los conflictos entre los documentos radicados, y entre ellos y el juego, se registran en un documento propio con la corrección de cada uno y un orden de precedencia fijo. El 29/09/2026 se adoptó una regla única para cerrarlos: ante un conflicto gana el juego y se corrige el documento, lo que solo pide el documento se implementa y lo que solo tiene el juego se escribe en el documento. Con ella la revisión 14 (29/09) cerró los nueve hallazgos que seguían abiertos (INC-46 a INC-54) y registró y cerró sesenta n</w:t>
-      </w:r>
-      <w:r>
-        <w:t>uevos (INC-55 a INC-114); la revisión 15 (30/09) hizo lo mismo con INC-115 a INC-117, y la revisión 16 (01/10), con INC-118 a INC-130, que recogen las correcciones del acta D10 y la del peso del paquete de entrega. Al corte están cerrados INC-01 a INC-130. Después del corte, las revisiones 17 y 18 (05/10) y 19 (06/10) cerraron INC-131, INC-132 e INC-133, decisiones de Santiago Benavides Rey sobre el arte final de los personajes y el orden de dibujo de sus brazos y antebrazos, y con ellas el registro llega a</w:t>
-      </w:r>
-      <w:r>
-        <w:t xml:space="preserve"> INC-133. Los radicados se corrigieron por automatización de Word, con autorización expresa y con una fila fechada en el control de cambios de cada documento. Modificar un RF, un RNF o un criterio de aceptación sigue exigiendo consulta previa.</w:t>
-      </w:r>
-    </w:p>
-    <w:p>
-      <w:pPr>
-        <w:pStyle w:val="TextoOE3"/>
-      </w:pPr>
-      <w:r>
-        <w:t>Los textos visibles y los parámetros que se ajustan jugando residen en recursos de datos del motor y no en las clases (CT-05, RNF-18). Encadenar escenas narrativas, cambiar un mensaje del guía o ajustar un parámetro de nivel consiste en editar un recurso, sin tocar el programa; desde el 30/09/2026 la regla no tiene excepciones (apartado 3.4).</w:t>
-      </w:r>
-    </w:p>
-    <w:p>
-      <w:pPr>
-        <w:pStyle w:val="TextoOE3"/>
-      </w:pPr>
-      <w:r>
-        <w:t>CT-11 y RNF-17 piden que cada cambio quede en el repositorio asociado a su tarea del tablero. Entre el 1 y el 30 de septiembre hay 75 commits sin fusión, y 44 citan la tarea del incremento (T05, W01, R09–R12) o la tarjeta del acta (D05-2, D07-2, D08-2): 42 en el asunto y dos solo en el cuerpo del mensaje (</w:t>
-      </w:r>
-      <w:r>
-        <w:rPr>
-          <w:rStyle w:val="CdigoenlneaOE3"/>
-        </w:rPr>
-        <w:t>9c34924</w:t>
-      </w:r>
-      <w:r>
-        <w:t xml:space="preserve"> y </w:t>
-      </w:r>
-      <w:r>
-        <w:rPr>
-          <w:rStyle w:val="CdigoenlneaOE3"/>
-        </w:rPr>
-        <w:t>1009c5a</w:t>
-      </w:r>
-      <w:r>
-        <w:t>). Muchos citan también los requerimientos que atienden. El cumplimiento es parcial. De los 31 restantes, cinco incorporan sonidos, uno ajusta la configuración del editor, trece son la estructura inicial, cierres de fase, documentación o la decisión de planeación del 10 de septiembre, tres son correcciones y nueve son funcionalidad sin tarjeta (</w:t>
-      </w:r>
-      <w:r>
-        <w:rPr>
-          <w:rStyle w:val="CdigoenlneaOE3"/>
-        </w:rPr>
-        <w:t>88fe0ee</w:t>
-      </w:r>
-      <w:r>
-        <w:t xml:space="preserve">, </w:t>
-      </w:r>
-      <w:r>
-        <w:rPr>
-          <w:rStyle w:val="CdigoenlneaOE3"/>
-        </w:rPr>
-        <w:t>d81cfc7</w:t>
-      </w:r>
-      <w:r>
-        <w:t xml:space="preserve">, </w:t>
-      </w:r>
-      <w:r>
-        <w:rPr>
-          <w:rStyle w:val="CdigoenlneaOE3"/>
-        </w:rPr>
-        <w:t>dc51804</w:t>
-      </w:r>
-      <w:r>
-        <w:t xml:space="preserve">, </w:t>
-      </w:r>
-      <w:r>
-        <w:rPr>
-          <w:rStyle w:val="CdigoenlneaOE3"/>
-        </w:rPr>
-        <w:t>b38c00b</w:t>
-      </w:r>
-      <w:r>
-        <w:t xml:space="preserve">, </w:t>
-      </w:r>
-      <w:r>
-        <w:rPr>
-          <w:rStyle w:val="CdigoenlneaOE3"/>
-        </w:rPr>
-        <w:t>1d5ce58</w:t>
-      </w:r>
-      <w:r>
-        <w:t xml:space="preserve">, </w:t>
-      </w:r>
-      <w:r>
-        <w:rPr>
-          <w:rStyle w:val="CdigoenlneaOE3"/>
-        </w:rPr>
-        <w:t>d3a6cc9</w:t>
-      </w:r>
-      <w:r>
-        <w:t xml:space="preserve">, </w:t>
-      </w:r>
-      <w:r>
-        <w:rPr>
-          <w:rStyle w:val="CdigoenlneaOE3"/>
-        </w:rPr>
-        <w:t>44fd479</w:t>
-      </w:r>
-      <w:r>
-        <w:t xml:space="preserve">, </w:t>
-      </w:r>
-      <w:r>
-        <w:rPr>
-          <w:rStyle w:val="CdigoenlneaOE3"/>
-        </w:rPr>
-        <w:t>d105838</w:t>
-      </w:r>
-      <w:r>
-        <w:t xml:space="preserve"> y </w:t>
-      </w:r>
-      <w:r>
-        <w:rPr>
-          <w:rStyle w:val="CdigoenlneaOE3"/>
-        </w:rPr>
-        <w:t>37b3cb7</w:t>
-      </w:r>
-      <w:r>
-        <w:t xml:space="preserve">); cuatro de ellos llevan en el asunto el espacio de la tarjeta sin </w:t>
-      </w:r>
-      <w:r>
-        <w:t>completar. Los cambios del cierre se asocian a las tarjetas D10-1 a D10-8, que cita el mensaje de su commit.</w:t>
-      </w:r>
-    </w:p>
-    <w:p>
-      <w:pPr>
-        <w:pStyle w:val="TextoOE3"/>
-      </w:pPr>
-      <w:r>
-        <w:t>Cada fase o incremento tiene un documento de resultados que registra qué se construyó, con qué se verificó y qué quedó abierto en su momento; el de las fases 5 y 6 del Slice 1 se escribió a posteriori, el 25 de septiembre. Esos documentos no se reescriben. Cuando una afirmación deja de ser cierta se le añade una nota fechada, y los afectados por cambios posteriores llevan un anexo con lo que cambió después de su cierre, verificado contra el código; el último, del 01/10/2026, recoge las correcciones del acta</w:t>
-      </w:r>
-      <w:r>
-        <w:t xml:space="preserve"> D10. Los anexos B a G de este entregable parten de ellos, pero se redactaron aparte y describen el prototipo en su estado final (acta D10).</w:t>
+        <w:t>este entregable parten de ellos, pero se redactaron aparte y describen el prototipo en su estado final (acta D10).</w:t>
       </w:r>
     </w:p>
     <w:p>
@@ -11520,7 +11531,7 @@
       <w:pPr>
         <w:pStyle w:val="Ttulo1"/>
       </w:pPr>
-      <w:bookmarkStart w:id="12" w:name="_Toc242202603"/>
+      <w:bookmarkStart w:id="12" w:name="_Toc242400505"/>
       <w:r>
         <w:lastRenderedPageBreak/>
         <w:t>3. ARQUITECTURA E IMPLEMENTACIÓN BASE</w:t>
@@ -11549,7 +11560,7 @@
       <w:pPr>
         <w:pStyle w:val="Ttulo2"/>
       </w:pPr>
-      <w:bookmarkStart w:id="13" w:name="_Toc242202604"/>
+      <w:bookmarkStart w:id="13" w:name="_Toc242400506"/>
       <w:r>
         <w:t>3.1 Arquitectura implementada frente a la diseñada</w:t>
       </w:r>
@@ -12667,7 +12678,7 @@
       <w:pPr>
         <w:pStyle w:val="Ttulo2"/>
       </w:pPr>
-      <w:bookmarkStart w:id="14" w:name="_Toc242202605"/>
+      <w:bookmarkStart w:id="14" w:name="_Toc242400507"/>
       <w:r>
         <w:t>3.2 Módulos y dependencias</w:t>
       </w:r>
@@ -13670,7 +13681,7 @@
       <w:pPr>
         <w:pStyle w:val="Ttulo2"/>
       </w:pPr>
-      <w:bookmarkStart w:id="15" w:name="_Toc242202606"/>
+      <w:bookmarkStart w:id="15" w:name="_Toc242400508"/>
       <w:r>
         <w:t>3.3 Flujo de estados y escenas</w:t>
       </w:r>
@@ -16007,7 +16018,7 @@
       <w:pPr>
         <w:pStyle w:val="Ttulo2"/>
       </w:pPr>
-      <w:bookmarkStart w:id="16" w:name="_Toc242202607"/>
+      <w:bookmarkStart w:id="16" w:name="_Toc242400509"/>
       <w:r>
         <w:t>3.4 Contenido parametrizable</w:t>
       </w:r>
@@ -16938,7 +16949,7 @@
           <w:noProof/>
         </w:rPr>
         <w:drawing>
-          <wp:inline distT="0" distB="0" distL="0" distR="0" wp14:anchorId="31FE020D" wp14:editId="78A16C2F">
+          <wp:inline distT="0" distB="0" distL="0" distR="0" wp14:anchorId="68147C69" wp14:editId="74F5C160">
             <wp:extent cx="5759999" cy="3239999"/>
             <wp:effectExtent l="0" t="0" r="0" b="0"/>
             <wp:docPr id="10" name="Picture" descr="Figura 3.1. La escena Narrative reproduciendo la secuencia N1_AparicionGuia (escena 1.1 del guion): Algoritm, en su forma de fuego, se presenta a la familia en la cueva a oscuras, con la luz concentrada a su alrededor. La ilustración, la capa de oscuridad del Nivel 1, la posición y la animación de los personajes y la línea de diálogo («¡Hola, familia! No tengan miedo. Me llamo Algoritm, y vine a acompañarlos.») se leen del asset; el cuadro de diálogo muestra el retrato y el nombre de quien habla junto al botón «Continuar». La misma escena de Unity reproduce las dieciocho secuencias del juego."/>
@@ -17025,7 +17036,7 @@
       <w:pPr>
         <w:pStyle w:val="Ttulo2"/>
       </w:pPr>
-      <w:bookmarkStart w:id="17" w:name="_Toc242202608"/>
+      <w:bookmarkStart w:id="17" w:name="_Toc242400510"/>
       <w:r>
         <w:t>3.5 Persistencia de perfiles y privacidad</w:t>
       </w:r>
@@ -17717,7 +17728,7 @@
       <w:pPr>
         <w:pStyle w:val="Ttulo2"/>
       </w:pPr>
-      <w:bookmarkStart w:id="18" w:name="_Toc242202609"/>
+      <w:bookmarkStart w:id="18" w:name="_Toc242400511"/>
       <w:r>
         <w:t>3.6 Distribución portable</w:t>
       </w:r>
@@ -18113,7 +18124,7 @@
       <w:pPr>
         <w:pStyle w:val="Ttulo1"/>
       </w:pPr>
-      <w:bookmarkStart w:id="19" w:name="_Toc242202610"/>
+      <w:bookmarkStart w:id="19" w:name="_Toc242400512"/>
       <w:r>
         <w:lastRenderedPageBreak/>
         <w:t>4. NIVELES Y DESAFÍOS PROGRESIVOS</w:t>
@@ -18203,7 +18214,7 @@
       <w:pPr>
         <w:pStyle w:val="Ttulo2"/>
       </w:pPr>
-      <w:bookmarkStart w:id="20" w:name="_Toc242202611"/>
+      <w:bookmarkStart w:id="20" w:name="_Toc242400513"/>
       <w:r>
         <w:t>4.1 Progresión del pensamiento computacional entre niveles</w:t>
       </w:r>
@@ -18548,7 +18559,7 @@
       <w:pPr>
         <w:pStyle w:val="Ttulo2"/>
       </w:pPr>
-      <w:bookmarkStart w:id="21" w:name="_Toc242202612"/>
+      <w:bookmarkStart w:id="21" w:name="_Toc242400514"/>
       <w:r>
         <w:t>4.2 Nivel 1 — La Oscuridad</w:t>
       </w:r>
@@ -19774,7 +19785,7 @@
           <w:noProof/>
         </w:rPr>
         <w:drawing>
-          <wp:inline distT="0" distB="0" distL="0" distR="0" wp14:anchorId="63C04181" wp14:editId="619DEA92">
+          <wp:inline distT="0" distB="0" distL="0" distR="0" wp14:anchorId="13087C09" wp14:editId="478B17FF">
             <wp:extent cx="5759999" cy="3239999"/>
             <wp:effectExtent l="0" t="0" r="0" b="0"/>
             <wp:docPr id="13" name="Picture" descr="Figura 4.1. Inicio de la fase jugable del Nivel 1: las hojas, el sílex y el pedernal están regados por la cueva vista desde arriba, con Papá a un lado del círculo de luz central y el resto de la familia al otro; la tablilla superior pide «Reúne todas las hojas y las dos piedras en el centro de la pantalla.» y el botón de ayuda, arriba a la izquierda, lleva la figura de fuego de Algoritm."/>
@@ -19871,7 +19882,7 @@
           <w:noProof/>
         </w:rPr>
         <w:drawing>
-          <wp:inline distT="0" distB="0" distL="0" distR="0" wp14:anchorId="023CD4C9" wp14:editId="72BBCC27">
+          <wp:inline distT="0" distB="0" distL="0" distR="0" wp14:anchorId="3E246A5A" wp14:editId="1610DAEF">
             <wp:extent cx="5759999" cy="3239999"/>
             <wp:effectExtent l="0" t="0" r="0" b="0"/>
             <wp:docPr id="16" name="Picture" descr="Figura 4.2. Interfaz de encendido del Nivel 1 tras el primer golpe efectivo, antes de la convergencia: los deslizantes de fuerza (vertical, de «Suave» a «Fuerte») y de cercanía (horizontal, de «Lejos» a «Cerca») representan la hipótesis, las piedras se ven sobre el montón de hojas y la tablilla describe lo ocurrido («Una chispa cae dentro de las hojas. Brilla un instante y se apaga.»). «Golpear» pone a prueba la hipótesis y «Soplar» sigue atenuado y con candado, un doble indicador que no depende solo del color."/>
@@ -20052,7 +20063,7 @@
         </w:rPr>
         <w:lastRenderedPageBreak/>
         <w:drawing>
-          <wp:inline distT="0" distB="0" distL="0" distR="0" wp14:anchorId="2993E9A9" wp14:editId="2A77BBC2">
+          <wp:inline distT="0" distB="0" distL="0" distR="0" wp14:anchorId="1FABCD4E" wp14:editId="1CEFF1F2">
             <wp:extent cx="5759999" cy="3239999"/>
             <wp:effectExtent l="0" t="0" r="0" b="0"/>
             <wp:docPr id="19" name="Picture" descr="Figura 4.3. Cierre reflexivo del Nivel 1 (N1_NacimientoDelFuego): Algoritm, en su forma de fuego, sobre las brasas de la hoguera recién encendida, de la que sube humo, nombra la iteración ante la familia reunida («Eso tiene nombre: se llama iterar. Probar, mirar el resultado y ajustar.»)."/>
@@ -21097,7 +21108,7 @@
       <w:pPr>
         <w:pStyle w:val="Ttulo2"/>
       </w:pPr>
-      <w:bookmarkStart w:id="22" w:name="_Toc242202613"/>
+      <w:bookmarkStart w:id="22" w:name="_Toc242400515"/>
       <w:r>
         <w:t>4.3 Nivel 2 — La Rueda</w:t>
       </w:r>
@@ -22602,7 +22613,7 @@
               <w:rPr>
                 <w:sz w:val="18"/>
               </w:rPr>
-              <w:t>Atardecer</w:t>
+              <w:t>Sin tinte</w:t>
             </w:r>
           </w:p>
         </w:tc>
@@ -22720,10 +22731,25 @@
         <w:pStyle w:val="PrimerprrafoOE3"/>
       </w:pPr>
       <w:r>
-        <w:t>El nivel transcurre en un solo día y lo cuenta la luz, sin dibujos nuevos (acta D08; INC-71): amanecer azulado en el puente I, tarde sin tinte durante la recolección y el armado, atardecer en la escena 2.4 y en el laberinto, y noche junto al fuego en la escena 2.5. En las narrativas lo hace la capa de luz de cada secuencia; en el laberinto, un tinte del entorno del que se excluye a los personajes, para que su piel no cambie de tono. Lo vigilan dos pruebas, una que recorre el día en las narrativas y otra que</w:t>
-      </w:r>
-      <w:r>
-        <w:t xml:space="preserve"> exige el atardecer en el laberinto (Anexo C, apartado 2.5).</w:t>
+        <w:t xml:space="preserve">El nivel transcurre en un solo día y lo cuenta la luz, sin dibujos nuevos (acta D08; INC-71): amanecer azulado en el puente I, tarde sin tinte durante la recolección y el armado, atardecer en la escena 2.4 y noche junto al fuego en la escena 2.5. En las narrativas lo hace la capa de luz de cada secuencia. El laberinto queda fuera de ese reloj por decisión de Santiago Benavides Rey del 07/10/2026: su entorno se ve tal cual viene el arte, sin tinte, sobre un fondo ámbar </w:t>
+      </w:r>
+      <w:r>
+        <w:rPr>
+          <w:rStyle w:val="CdigoenlneaOE3"/>
+        </w:rPr>
+        <w:t>#E8A33D</w:t>
+      </w:r>
+      <w:r>
+        <w:t xml:space="preserve">. Lo vigilan dos pruebas, una que recorre el día en las narrativas y otra que exige el entorno del laberinto sin tinte, </w:t>
+      </w:r>
+      <w:r>
+        <w:rPr>
+          <w:rStyle w:val="CdigoenlneaOE3"/>
+        </w:rPr>
+        <w:t>MazeScene_RF30_ElEntornoQuedaSinTinte</w:t>
+      </w:r>
+      <w:r>
+        <w:t xml:space="preserve"> (Anexo C, apartado 2.5).</w:t>
       </w:r>
     </w:p>
     <w:p>
@@ -22742,11 +22768,11 @@
         <w:t>El problema lógico del bosque se plantea en la escena 2.1, que presenta un claro con objetos dispersos (troncos redondos, piedras irregulares, plantas y herramientas) y la caja de alimentos que la familia no logra mover. Algoritm no dice qué buscar: pide seleccionar «los objetos que se muevan con facilidad». El estudiante debe pasar de la meta, mover la caja, a la propiedad que la hace posible, rodar, y de ella a un criterio de selección, ser redondo, descartando lo que no importa, como el tamaño aparente o</w:t>
       </w:r>
       <w:r>
-        <w:t xml:space="preserve"> el lugar que ocupa el objeto en el suelo. Es un ejercicio de abstracción, porque exige quedarse con un solo atributo entre </w:t>
+        <w:t xml:space="preserve"> el lugar que ocupa el objeto en el </w:t>
       </w:r>
       <w:r>
         <w:lastRenderedPageBreak/>
-        <w:t>muchos, y de reconocimiento de patrones, porque ese atributo se descubre comparando lo que funciona con lo que no.</w:t>
+        <w:t>suelo. Es un ejercicio de abstracción, porque exige quedarse con un solo atributo entre muchos, y de reconocimiento de patrones, porque ese atributo se descubre comparando lo que funciona con lo que no.</w:t>
       </w:r>
     </w:p>
     <w:p>
@@ -23279,7 +23305,7 @@
         </w:rPr>
         <w:lastRenderedPageBreak/>
         <w:drawing>
-          <wp:inline distT="0" distB="0" distL="0" distR="0" wp14:anchorId="4E6AC044" wp14:editId="705ED2C8">
+          <wp:inline distT="0" distB="0" distL="0" distR="0" wp14:anchorId="3C2184C4" wp14:editId="6CEF215A">
             <wp:extent cx="5759999" cy="3239999"/>
             <wp:effectExtent l="0" t="0" r="0" b="0"/>
             <wp:docPr id="22" name="Picture" descr="Figura 4.4. Fase 1 del Nivel 2 tras seleccionar una piedra: el mensaje describe por qué no sirve («Esta piedra tiene esquinas. Cuando la empujas, se traba.»), con icono de alerta además de color; la piedra sigue en su sitio, el acopio conserva el tronco ya reunido («Troncos redondos: 1 de 5») y la Niña, junto a la caja, anima. Abajo a la derecha, el botón de ayuda con Algoritm en su forma de rueda."/>
@@ -23373,7 +23399,7 @@
         </w:rPr>
         <w:lastRenderedPageBreak/>
         <w:drawing>
-          <wp:inline distT="0" distB="0" distL="0" distR="0" wp14:anchorId="00C939F2" wp14:editId="42C0B2FC">
+          <wp:inline distT="0" distB="0" distL="0" distR="0" wp14:anchorId="2CDF64D8" wp14:editId="112C82B8">
             <wp:extent cx="5759999" cy="3239999"/>
             <wp:effectExtent l="0" t="0" r="0" b="0"/>
             <wp:docPr id="25" name="Picture" descr="Figura 4.5. Escena narrativa 2.2 («El patrón»): la caja llena que dejó la fase del bosque, con el mismo tamaño que tenía allí, junto a los troncos alineados, y Algoritm, en su forma de rueda, nombrando el patrón que el estudiante acaba de usar en la fase 1 («Acabas de encontrar un patrón.»)."/>
@@ -24164,7 +24190,7 @@
           <w:noProof/>
         </w:rPr>
         <w:drawing>
-          <wp:inline distT="0" distB="0" distL="0" distR="0" wp14:anchorId="759F3E9E" wp14:editId="79322D3B">
+          <wp:inline distT="0" distB="0" distL="0" distR="0" wp14:anchorId="739F94EC" wp14:editId="4C2117E5">
             <wp:extent cx="5759999" cy="3239999"/>
             <wp:effectExtent l="0" t="0" r="0" b="0"/>
             <wp:docPr id="28" name="Picture" descr="Figura 4.6. Fase 2 del Nivel 2 tras intentar colocar la tabla antes del eje: la tabla vuelve a su sitio en la fila de piezas, el mensaje indica qué falta («La tabla no tiene sobre qué apoyarse todavía.») y la rueda ya perforada se conserva; «Mecanizar» aparece atenuado, con el candado y el rótulo «Aún no», porque no hay tronco resaltado."/>
@@ -24651,10 +24677,10 @@
           <w:noProof/>
         </w:rPr>
         <w:drawing>
-          <wp:inline distT="0" distB="0" distL="0" distR="0" wp14:anchorId="14FE17C3" wp14:editId="72E259E5">
+          <wp:inline distT="0" distB="0" distL="0" distR="0" wp14:anchorId="2C9E9744" wp14:editId="5B1DD4D5">
             <wp:extent cx="5759999" cy="3239999"/>
             <wp:effectExtent l="0" t="0" r="0" b="0"/>
-            <wp:docPr id="31" name="Picture" descr="Figura 4.7. Fase 3 del Nivel 2 al atardecer: el laberinto en vista superior con su cuadrícula, la carretilla en la salida, con la Niña a su lado, y el resto de la familia en el refugio del extremo opuesto; a la derecha, la secuencia con un bloque «Girar» cuyo lado elegido, la izquierda, va en color de atención y con contorno, y el cajón «Bloques» abierto con «Avanzar», «Girar» y «Retroceder», cada uno con su silueta. Arriba, la tablilla mantiene el aviso que pide añadir al menos un bloque antes de ejecutar."/>
+            <wp:docPr id="31" name="Picture" descr="Figura 4.7. Fase 3 del Nivel 2: el laberinto en vista superior con su cuadrícula y sin tinte, dentro de un marco redondeado de 8 px sobre el fondo ámbar; la carretilla en la salida, con la Niña a su lado, y el resto de la familia en el refugio del extremo opuesto. A la derecha, la tarjeta «Tu secuencia», con la zona de soltar en marfil sombra, la lista desplazada con sus bloques comprimidos al rótulo y los botones de flecha, y el cajón «Bloques» abierto con «Avanzar», «Girar» y «Retroceder», cada uno con su silueta. Arriba, la tablilla con la instrucción de la fase. Captura del Editor del 08/10/2026."/>
             <wp:cNvGraphicFramePr/>
             <a:graphic xmlns:a="http://schemas.openxmlformats.org/drawingml/2006/main">
               <a:graphicData uri="http://schemas.openxmlformats.org/drawingml/2006/picture">
@@ -24698,7 +24724,10 @@
         <w:pStyle w:val="LeyendadefiguraOE3"/>
       </w:pPr>
       <w:r>
-        <w:t>Figura 4.7. Fase 3 del Nivel 2 al atardecer: el laberinto en vista superior con su cuadrícula, la carretilla en la salida, con la Niña a su lado, y el resto de la familia en el refugio del extremo opuesto; a la derecha, la secuencia con un bloque «Girar» cuyo lado elegido, la izquierda, va en color de atención y con contorno, y el cajón «Bloques» abierto con «Avanzar», «Girar» y «Retroceder», cada uno con su silueta. Arriba, la tablilla mantiene el aviso que pide añadir al menos un bloque antes de ejecutar.</w:t>
+        <w:t>Figura 4.7. Fase 3 del Nivel 2: el laberinto en vista superior con su cuadrícula y sin tinte, dentro de un marco redondeado de 8 px sobre el fondo ámbar; la carretilla en la salida, con la Niña a su lado, y el resto de la familia en el refugio del extremo opuesto. A la derecha, la tarjeta «Tu secuencia», con la zona de soltar en marfil sombra, la lista desplazada con sus bloques comprimidos al rótulo y los botones de flecha, y el cajón «Bloques» abierto con «Avanzar», «Girar» y «Retroceder», cada uno con su</w:t>
+      </w:r>
+      <w:r>
+        <w:t xml:space="preserve"> silueta. Arriba, la tablilla con la instrucción de la fase. Captura del Editor del 08/10/2026.</w:t>
       </w:r>
     </w:p>
     <w:p>
@@ -24715,14 +24744,14 @@
         <w:t>ScrollRect</w:t>
       </w:r>
       <w:r>
-        <w:t xml:space="preserve">, y hace lo mismo con el bloque donde se detuvo un intento fallido. Cuando una instrucción conduce a un arbusto o al seto, la carretilla avanza parte del camino hacia la casilla pedida, vuelve a la anterior y la ejecución continúa con el bloque siguiente (RF-33); dentro de un «Avanzar» de varias casillas tropieza una sola vez, para que el intento se lea con claridad, y la ejecución termina en cuanto la carretilla alcanza el refugio (INC-56). Si la carretilla no llega, queda resaltado por contorno </w:t>
-      </w:r>
-      <w:r>
-        <w:t xml:space="preserve">y tamaño el primer bloque que tropezó, o el último si ninguno tropezó; la carretilla </w:t>
+        <w:t xml:space="preserve">, y hace lo mismo con el bloque donde se detuvo un intento fallido. Cuando una instrucción conduce a un arbusto o al seto, la carretilla avanza parte del camino hacia la casilla pedida, vuelve a la anterior y la ejecución continúa con el bloque siguiente (RF-33); dentro de un «Avanzar» de varias casillas tropieza una sola vez, para que el intento se lea con claridad, y la ejecución termina en cuanto la carretilla alcanza el refugio (INC-56). Si la carretilla no llega, queda resaltado por </w:t>
       </w:r>
       <w:r>
         <w:lastRenderedPageBreak/>
-        <w:t xml:space="preserve">regresa a la salida, la secuencia permanece en pantalla para corregirla y el mensaje indica «La carretilla no llegó al refugio. Mira dónde se detuvo y corrige tu secuencia.». El juego muestra dónde se detuvo el avance, pero nunca qué bloque cambiar, y el resultado de la ejecución no expone ninguna propiedad que nombre el bloque a corregir, lo que una prueba comprueba por reflexión (CP-06; apartado 6.1). La carretilla suena </w:t>
+        <w:t xml:space="preserve">contorno </w:t>
+      </w:r>
+      <w:r>
+        <w:t xml:space="preserve">y tamaño el primer bloque que tropezó, o el último si ninguno tropezó; la carretilla regresa a la salida, la secuencia permanece en pantalla para corregirla y el mensaje indica «La carretilla no llegó al refugio. Mira dónde se detuvo y corrige tu secuencia.». El juego muestra dónde se detuvo el avance, pero nunca qué bloque cambiar, y el resultado de la ejecución no expone ninguna propiedad que nombre el bloque a corregir, lo que una prueba comprueba por reflexión (CP-06; apartado 6.1). La carretilla suena </w:t>
       </w:r>
       <w:r>
         <w:t>a rueda también en el intento que choca y vuelve, de modo que la depuración no se oye como un error (acta D08; apartado 7.3). El número de ejecuciones se registra para el informe docente, pero no limita nada ni se muestra al estudiante (CP-02, CP-03; apartado 6.4). Tras tres ejecuciones fallidas seguidas aparece la pista «Mira en qué paso se detuvo la carretilla. ¿Hacia dónde miraba justo antes?», que dirige la atención al estado de la carretilla antes del tropiezo sin señalar el bloque.</w:t>
@@ -24754,7 +24783,7 @@
       <w:pPr>
         <w:pStyle w:val="Ttulo2"/>
       </w:pPr>
-      <w:bookmarkStart w:id="23" w:name="_Toc242202614"/>
+      <w:bookmarkStart w:id="23" w:name="_Toc242400516"/>
       <w:r>
         <w:t>4.4 Nivel 3 — El Río</w:t>
       </w:r>
@@ -24776,10 +24805,11 @@
         <w:pStyle w:val="TextoOE3"/>
       </w:pPr>
       <w:r>
-        <w:t xml:space="preserve">El problema lógico tiene dos partes. La primera es de descomposición: el objetivo de cruzar el río se convierte en una lista de cuatro tareas, y la balsa, en tres subestructuras dependientes (la base sostiene, el amarre la mantiene unida y el mástil con la vela la impulsa), de modo que ninguna se resuelve sin haber resuelto la anterior. La segunda es de depuración: cuando la balsa no pasa la prueba, el sistema señala el espacio defectuoso y el estudiante corrige solo esa parte, conservando lo que ya estaba </w:t>
-      </w:r>
-      <w:r>
-        <w:t>bien.</w:t>
+        <w:t xml:space="preserve">El problema lógico tiene dos partes. La primera es de descomposición: el objetivo de cruzar el río se convierte en una lista de cuatro tareas, y la balsa, en tres subestructuras dependientes (la base sostiene, el amarre la mantiene unida y el mástil con la vela la impulsa), de modo que ninguna se resuelve sin haber resuelto la anterior. La segunda es de </w:t>
+      </w:r>
+      <w:r>
+        <w:lastRenderedPageBreak/>
+        <w:t>depuración: cuando la balsa no pasa la prueba, el sistema señala el espacio defectuoso y el estudiante corrige solo esa parte, conservando lo que ya estaba bien.</w:t>
       </w:r>
     </w:p>
     <w:p>
@@ -24787,7 +24817,6 @@
         <w:pStyle w:val="TextoOE3"/>
       </w:pPr>
       <w:r>
-        <w:lastRenderedPageBreak/>
         <w:t xml:space="preserve">El nivel se construyó en el Slice 3, del 16 al 21/09/2026, y recibió después los personajes animados, el sonido y las correcciones que decidió el acta D10 (30/09/2026), aplicadas el 01/10/2026 (Anexo D). Implementa RF-35 a RF-44, todos de prioridad alta: RF-35 a RF-43 en una sola escena jugable, </w:t>
       </w:r>
       <w:r>
@@ -25228,7 +25257,7 @@
         </w:rPr>
         <w:lastRenderedPageBreak/>
         <w:drawing>
-          <wp:inline distT="0" distB="0" distL="0" distR="0" wp14:anchorId="709FA006" wp14:editId="36CAED82">
+          <wp:inline distT="0" distB="0" distL="0" distR="0" wp14:anchorId="227AD402" wp14:editId="5D242864">
             <wp:extent cx="5759999" cy="3239999"/>
             <wp:effectExtent l="0" t="0" r="0" b="0"/>
             <wp:docPr id="34" name="Picture" descr="Figura 4.8. Recolección en el Nivel 3: la orilla encuadrada a ×1,4, con la familia y los materiales (cinco troncos, las sogas, la tela y el mástil) a la escala de las narrativas. Arriba, la lista de cuatro tareas, todas pendientes, y la tablilla con la consigna («Recorre la orilla y recoge lo que la balsa necesita. La lista te dice qué falta.»); abajo, el inventario de cuatro casillas y la cruceta de dirección; en el centro, el anillo de la zona de construcción, y a la derecha, el río al pie de la cascada."/>
@@ -25395,7 +25424,7 @@
         </w:rPr>
         <w:lastRenderedPageBreak/>
         <w:drawing>
-          <wp:inline distT="0" distB="0" distL="0" distR="0" wp14:anchorId="22065A49" wp14:editId="68C275FD">
+          <wp:inline distT="0" distB="0" distL="0" distR="0" wp14:anchorId="4F2E7219" wp14:editId="43DC06E4">
             <wp:extent cx="5759999" cy="3239999"/>
             <wp:effectExtent l="0" t="0" r="0" b="0"/>
             <wp:docPr id="37" name="Picture" descr="Figura 4.9. Fase de base rechazada: el mástil se había colocado en uno de los espacios de los troncos. Al pulsar «Listo», ese espacio queda señalado con color e icono de alerta, el mástil vuelve a su casilla del inventario, los cuatro troncos bien puestos permanecen y el mensaje dice «Algo de esta parte no encaja. Mira lo marcado: ¿esa pieza va ahí?»; debajo de la balsa, «Listo» y «Probar balsa» aparecen uno junto al otro, y la lista tiene marcadas las dos tareas de recolección."/>
@@ -25524,7 +25553,7 @@
           <w:noProof/>
         </w:rPr>
         <w:drawing>
-          <wp:inline distT="0" distB="0" distL="0" distR="0" wp14:anchorId="07355217" wp14:editId="239AF467">
+          <wp:inline distT="0" distB="0" distL="0" distR="0" wp14:anchorId="6B01428D" wp14:editId="2A630061">
             <wp:extent cx="5759999" cy="3239999"/>
             <wp:effectExtent l="0" t="0" r="0" b="0"/>
             <wp:docPr id="40" name="Picture" descr="Figura 4.10. Prueba de la balsa fallida con el mástil y la vela intercambiados: la base y el amarre, ya aprobados, siguen en su sitio; los dos espacios aparecen señalados con color e icono de alerta, las dos piezas volvieron al inventario y el mensaje indica qué revisar («La balsa se volteó. Mira el espacio marcado: ¿qué debería ir ahí?»). Debajo queda solo «Probar balsa», y la lista conserva marcadas las tres primeras tareas."/>
@@ -25610,7 +25639,7 @@
           <w:noProof/>
         </w:rPr>
         <w:drawing>
-          <wp:inline distT="0" distB="0" distL="0" distR="0" wp14:anchorId="0A9EE82A" wp14:editId="0D3D5772">
+          <wp:inline distT="0" distB="0" distL="0" distR="0" wp14:anchorId="3312451B" wp14:editId="5EF1FBAB">
             <wp:extent cx="5759999" cy="3239999"/>
             <wp:effectExtent l="0" t="0" r="0" b="0"/>
             <wp:docPr id="43" name="Picture" descr="Figura 4.11. Escena 3.2, que solo aparece tras el primer fallo de la balsa terminada: la balsa hundida por un costado junto a la orilla, la familia en el agua y Algoritm, en su forma de gota, nombrando la depuración con una pregunta en lugar de dar la respuesta («No pasa nada. Esto se llama depurar. No hay que hacer todo otra vez: hay que encontrar la parte que falló. ¿Qué salió mal?»)."/>
@@ -25681,7 +25710,7 @@
       <w:pPr>
         <w:pStyle w:val="Ttulo2"/>
       </w:pPr>
-      <w:bookmarkStart w:id="24" w:name="_Toc242202615"/>
+      <w:bookmarkStart w:id="24" w:name="_Toc242400517"/>
       <w:r>
         <w:t>4.5 Escenas narrativas y puentes</w:t>
       </w:r>
@@ -27904,6 +27933,24 @@
         <w:t>NarrativeScene_RNF21_AvanzarElTextoDuranteElCruceNoHaceSaltarALosViajeros</w:t>
       </w:r>
       <w:r>
+        <w:t>). Desde el 08/10/2026 la cámara acompaña además a la balsa (</w:t>
+      </w:r>
+      <w:r>
+        <w:rPr>
+          <w:rStyle w:val="CdigoenlneaOE3"/>
+        </w:rPr>
+        <w:t>NarrativeProp.CameraFollows</w:t>
+      </w:r>
+      <w:r>
+        <w:t>), de modo que no sale del cuadro aunque el texto tarde (</w:t>
+      </w:r>
+      <w:r>
+        <w:rPr>
+          <w:rStyle w:val="CdigoenlneaOE3"/>
+        </w:rPr>
+        <w:t>NarrativeSequence_RF44_LaCamaraDelCruceAcompanaALaBalsa</w:t>
+      </w:r>
+      <w:r>
         <w:t>). Cada secuencia declara su ambiente sonoro; desde el 01/10/2026 la escena final suena al bosque de día con el crepitar de las fogatas en una segunda capa (INC-125; apartado 7.3).</w:t>
       </w:r>
     </w:p>
@@ -27968,16 +28015,19 @@
         <w:t>, y en ellas el guía nombra la habilidad practicada y la relaciona con lo que el estudiante acaba de hacer (RF-12, CP-07). En el cruce: «Primero dividieron el problema en partes pequeñas. Y cuando algo falló no se rindieron: lo encontraron y lo arreglaron.». El resumen del nivel, sin cifras, la vuelve a nombrar como «descomponer y depurar» (apartado 6.3). La escena final generaliza sobre los tres niveles (Solución OE2, apartados 1.</w:t>
       </w:r>
       <w:r>
-        <w:t>9 y 1.11): «En la cueva probaste una y otra vez hasta que funcionó. En el bosque miraste muchas cosas y encontraste lo que tenían en común. En el río partiste un problema enorme en pedazos pequeños y, cuando algo se rompió, buscaste exactamente dónde.».</w:t>
+        <w:t xml:space="preserve">9 y 1.11): «En la cueva probaste una y otra vez hasta que funcionó. En el bosque miraste muchas cosas y encontraste lo que tenían en </w:t>
+      </w:r>
+      <w:r>
+        <w:lastRenderedPageBreak/>
+        <w:t>común. En el río partiste un problema enorme en pedazos pequeños y, cuando algo se rompió, buscaste exactamente dónde.».</w:t>
       </w:r>
     </w:p>
     <w:p>
       <w:pPr>
         <w:pStyle w:val="Ttulo2"/>
       </w:pPr>
-      <w:bookmarkStart w:id="25" w:name="_Toc242202616"/>
-      <w:r>
-        <w:lastRenderedPageBreak/>
+      <w:bookmarkStart w:id="25" w:name="_Toc242400518"/>
+      <w:r>
         <w:t>4.6 Síntesis de la progresión de dificultad</w:t>
       </w:r>
       <w:bookmarkEnd w:id="25"/>
@@ -28733,7 +28783,11 @@
         <w:t>De un nivel a otro aumenta la estructura que el estudiante maneja: una fase con siete piezas y dos variables en el Nivel 1; tres fases con lógicas distintas en el Nivel 2; desplazamiento libre, ocho materiales y diecisiete espacios en tres fases dependientes en el Nivel 3. Con ella sube el grado de abstracción, que va de ajustar valores a reconocer una propiedad común y representar un recorrido como programa, para terminar en modelar un artefacto como partes con funciones distintas. El horizonte de planific</w:t>
       </w:r>
       <w:r>
-        <w:t>ación se alarga en paralelo, desde el golpe siguiente hasta la secuencia completa del laberinto y, en el río, hasta la tarea entera organizada en subproblemas.</w:t>
+        <w:t xml:space="preserve">ación se alarga en paralelo, desde el golpe </w:t>
+      </w:r>
+      <w:r>
+        <w:lastRenderedPageBreak/>
+        <w:t>siguiente hasta la secuencia completa del laberinto y, en el río, hasta la tarea entera organizada en subproblemas.</w:t>
       </w:r>
     </w:p>
     <w:p>
@@ -28741,7 +28795,6 @@
         <w:pStyle w:val="TextoOE3"/>
       </w:pPr>
       <w:r>
-        <w:lastRenderedPageBreak/>
         <w:t>La señal del error gana precisión a lo largo del juego (el mensaje que describe el efecto en la cueva, el bloque resaltado en el laberinto, el espacio exacto en el río) sin que el sistema decida nunca qué corregir (CP-06). Lo que no cambia en los tres niveles: intentos ilimitados sin pantalla de derrota (CP-02), ninguna cifra a la vista del estudiante (CP-03), lo aprobado que nunca se pierde (RF-41, RF-43) y un mismo mecanismo de ayuda, con la instrucción a demanda y una pista en forma de pregunta tras tres</w:t>
       </w:r>
       <w:r>
@@ -28757,7 +28810,7 @@
       <w:pPr>
         <w:pStyle w:val="Ttulo1"/>
       </w:pPr>
-      <w:bookmarkStart w:id="26" w:name="_Toc242202617"/>
+      <w:bookmarkStart w:id="26" w:name="_Toc242400519"/>
       <w:r>
         <w:lastRenderedPageBreak/>
         <w:t>5. MECÁNICAS IMPLEMENTADAS</w:t>
@@ -28779,7 +28832,7 @@
       <w:pPr>
         <w:pStyle w:val="Ttulo2"/>
       </w:pPr>
-      <w:bookmarkStart w:id="27" w:name="_Toc242202618"/>
+      <w:bookmarkStart w:id="27" w:name="_Toc242400520"/>
       <w:r>
         <w:t>5.1 Mecánicas planeadas y mecánicas implementadas</w:t>
       </w:r>
@@ -30517,7 +30570,7 @@
       <w:pPr>
         <w:pStyle w:val="Ttulo2"/>
       </w:pPr>
-      <w:bookmarkStart w:id="28" w:name="_Toc242202619"/>
+      <w:bookmarkStart w:id="28" w:name="_Toc242400521"/>
       <w:r>
         <w:t>5.2 Formas de interacción y control</w:t>
       </w:r>
@@ -31138,7 +31191,7 @@
       <w:pPr>
         <w:pStyle w:val="Ttulo2"/>
       </w:pPr>
-      <w:bookmarkStart w:id="29" w:name="_Toc242202620"/>
+      <w:bookmarkStart w:id="29" w:name="_Toc242400522"/>
       <w:r>
         <w:t>5.3 Ajustes al diseño durante el desarrollo</w:t>
       </w:r>
@@ -31185,9 +31238,9 @@
         <w:tblLook w:val="0020" w:firstRow="1" w:lastRow="0" w:firstColumn="0" w:lastColumn="0" w:noHBand="0" w:noVBand="0"/>
       </w:tblPr>
       <w:tblGrid>
-        <w:gridCol w:w="2667"/>
-        <w:gridCol w:w="1258"/>
-        <w:gridCol w:w="3170"/>
+        <w:gridCol w:w="2475"/>
+        <w:gridCol w:w="1229"/>
+        <w:gridCol w:w="3391"/>
         <w:gridCol w:w="2867"/>
       </w:tblGrid>
       <w:tr>
@@ -31196,7 +31249,7 @@
         </w:trPr>
         <w:tc>
           <w:tcPr>
-            <w:tcW w:w="1338" w:type="pct"/>
+            <w:tcW w:w="1242" w:type="pct"/>
             <w:shd w:val="clear" w:color="auto" w:fill="D9D9D9"/>
           </w:tcPr>
           <w:p>
@@ -31219,7 +31272,7 @@
         </w:tc>
         <w:tc>
           <w:tcPr>
-            <w:tcW w:w="631" w:type="pct"/>
+            <w:tcW w:w="617" w:type="pct"/>
             <w:shd w:val="clear" w:color="auto" w:fill="D9D9D9"/>
           </w:tcPr>
           <w:p>
@@ -31242,7 +31295,7 @@
         </w:tc>
         <w:tc>
           <w:tcPr>
-            <w:tcW w:w="1591" w:type="pct"/>
+            <w:tcW w:w="1702" w:type="pct"/>
             <w:shd w:val="clear" w:color="auto" w:fill="D9D9D9"/>
           </w:tcPr>
           <w:p>
@@ -31290,49 +31343,57 @@
       <w:tr>
         <w:tc>
           <w:tcPr>
-            <w:tcW w:w="1338" w:type="pct"/>
-            <w:shd w:val="clear" w:color="auto" w:fill="auto"/>
-          </w:tcPr>
-          <w:p>
-            <w:pPr>
-              <w:pStyle w:val="CompactoOE3"/>
-              <w:spacing w:after="0"/>
-              <w:rPr>
-                <w:sz w:val="18"/>
-              </w:rPr>
-            </w:pPr>
-            <w:r>
-              <w:rPr>
-                <w:sz w:val="18"/>
-              </w:rPr>
-              <w:t>N1: el deslizante de posición pasa a reunir y encender con fuerza y cercanía</w:t>
-            </w:r>
-          </w:p>
-        </w:tc>
-        <w:tc>
-          <w:tcPr>
-            <w:tcW w:w="631" w:type="pct"/>
-            <w:shd w:val="clear" w:color="auto" w:fill="auto"/>
-          </w:tcPr>
-          <w:p>
-            <w:pPr>
-              <w:pStyle w:val="CompactoOE3"/>
-              <w:spacing w:after="0"/>
-              <w:rPr>
-                <w:sz w:val="18"/>
-              </w:rPr>
-            </w:pPr>
-            <w:r>
-              <w:rPr>
-                <w:sz w:val="18"/>
-              </w:rPr>
+            <w:tcW w:w="1242" w:type="pct"/>
+            <w:shd w:val="clear" w:color="auto" w:fill="auto"/>
+          </w:tcPr>
+          <w:p>
+            <w:pPr>
+              <w:pStyle w:val="CompactoOE3"/>
+              <w:spacing w:after="0"/>
+              <w:rPr>
+                <w:sz w:val="18"/>
+              </w:rPr>
+            </w:pPr>
+            <w:r>
+              <w:rPr>
+                <w:sz w:val="18"/>
+              </w:rPr>
+              <w:t xml:space="preserve">N1: el deslizante de posición pasa a reunir y encender </w:t>
+            </w:r>
+            <w:r>
+              <w:rPr>
+                <w:sz w:val="18"/>
+              </w:rPr>
+              <w:lastRenderedPageBreak/>
+              <w:t>con fuerza y cercanía</w:t>
+            </w:r>
+          </w:p>
+        </w:tc>
+        <w:tc>
+          <w:tcPr>
+            <w:tcW w:w="617" w:type="pct"/>
+            <w:shd w:val="clear" w:color="auto" w:fill="auto"/>
+          </w:tcPr>
+          <w:p>
+            <w:pPr>
+              <w:pStyle w:val="CompactoOE3"/>
+              <w:spacing w:after="0"/>
+              <w:rPr>
+                <w:sz w:val="18"/>
+              </w:rPr>
+            </w:pPr>
+            <w:r>
+              <w:rPr>
+                <w:sz w:val="18"/>
+              </w:rPr>
+              <w:lastRenderedPageBreak/>
               <w:t>INC-47 (12 y 15/09)</w:t>
             </w:r>
           </w:p>
         </w:tc>
         <w:tc>
           <w:tcPr>
-            <w:tcW w:w="1591" w:type="pct"/>
+            <w:tcW w:w="1702" w:type="pct"/>
             <w:shd w:val="clear" w:color="auto" w:fill="auto"/>
           </w:tcPr>
           <w:p>
@@ -31376,29 +31437,28 @@
       <w:tr>
         <w:tc>
           <w:tcPr>
-            <w:tcW w:w="1338" w:type="pct"/>
-            <w:shd w:val="clear" w:color="auto" w:fill="auto"/>
-          </w:tcPr>
-          <w:p>
-            <w:pPr>
-              <w:pStyle w:val="CompactoOE3"/>
-              <w:spacing w:after="0"/>
-              <w:rPr>
-                <w:sz w:val="18"/>
-              </w:rPr>
-            </w:pPr>
-            <w:r>
-              <w:rPr>
-                <w:sz w:val="18"/>
-              </w:rPr>
-              <w:lastRenderedPageBreak/>
+            <w:tcW w:w="1242" w:type="pct"/>
+            <w:shd w:val="clear" w:color="auto" w:fill="auto"/>
+          </w:tcPr>
+          <w:p>
+            <w:pPr>
+              <w:pStyle w:val="CompactoOE3"/>
+              <w:spacing w:after="0"/>
+              <w:rPr>
+                <w:sz w:val="18"/>
+              </w:rPr>
+            </w:pPr>
+            <w:r>
+              <w:rPr>
+                <w:sz w:val="18"/>
+              </w:rPr>
               <w:t>N2, fase 1: «Empujar» confirma y sale a la escena 2.2, que anima el rodado</w:t>
             </w:r>
           </w:p>
         </w:tc>
         <w:tc>
           <w:tcPr>
-            <w:tcW w:w="631" w:type="pct"/>
+            <w:tcW w:w="617" w:type="pct"/>
             <w:shd w:val="clear" w:color="auto" w:fill="auto"/>
           </w:tcPr>
           <w:p>
@@ -31419,7 +31479,7 @@
         </w:tc>
         <w:tc>
           <w:tcPr>
-            <w:tcW w:w="1591" w:type="pct"/>
+            <w:tcW w:w="1702" w:type="pct"/>
             <w:shd w:val="clear" w:color="auto" w:fill="auto"/>
           </w:tcPr>
           <w:p>
@@ -31463,7 +31523,7 @@
       <w:tr>
         <w:tc>
           <w:tcPr>
-            <w:tcW w:w="1338" w:type="pct"/>
+            <w:tcW w:w="1242" w:type="pct"/>
             <w:shd w:val="clear" w:color="auto" w:fill="auto"/>
           </w:tcPr>
           <w:p>
@@ -31484,7 +31544,7 @@
         </w:tc>
         <w:tc>
           <w:tcPr>
-            <w:tcW w:w="631" w:type="pct"/>
+            <w:tcW w:w="617" w:type="pct"/>
             <w:shd w:val="clear" w:color="auto" w:fill="auto"/>
           </w:tcPr>
           <w:p>
@@ -31505,7 +31565,7 @@
         </w:tc>
         <w:tc>
           <w:tcPr>
-            <w:tcW w:w="1591" w:type="pct"/>
+            <w:tcW w:w="1702" w:type="pct"/>
             <w:shd w:val="clear" w:color="auto" w:fill="auto"/>
           </w:tcPr>
           <w:p>
@@ -31549,7 +31609,7 @@
       <w:tr>
         <w:tc>
           <w:tcPr>
-            <w:tcW w:w="1338" w:type="pct"/>
+            <w:tcW w:w="1242" w:type="pct"/>
             <w:shd w:val="clear" w:color="auto" w:fill="auto"/>
           </w:tcPr>
           <w:p>
@@ -31570,7 +31630,7 @@
         </w:tc>
         <w:tc>
           <w:tcPr>
-            <w:tcW w:w="631" w:type="pct"/>
+            <w:tcW w:w="617" w:type="pct"/>
             <w:shd w:val="clear" w:color="auto" w:fill="auto"/>
           </w:tcPr>
           <w:p>
@@ -31591,7 +31651,7 @@
         </w:tc>
         <w:tc>
           <w:tcPr>
-            <w:tcW w:w="1591" w:type="pct"/>
+            <w:tcW w:w="1702" w:type="pct"/>
             <w:shd w:val="clear" w:color="auto" w:fill="auto"/>
           </w:tcPr>
           <w:p>
@@ -31635,7 +31695,7 @@
       <w:tr>
         <w:tc>
           <w:tcPr>
-            <w:tcW w:w="1338" w:type="pct"/>
+            <w:tcW w:w="1242" w:type="pct"/>
             <w:shd w:val="clear" w:color="auto" w:fill="auto"/>
           </w:tcPr>
           <w:p>
@@ -31656,7 +31716,7 @@
         </w:tc>
         <w:tc>
           <w:tcPr>
-            <w:tcW w:w="631" w:type="pct"/>
+            <w:tcW w:w="617" w:type="pct"/>
             <w:shd w:val="clear" w:color="auto" w:fill="auto"/>
           </w:tcPr>
           <w:p>
@@ -31677,7 +31737,7 @@
         </w:tc>
         <w:tc>
           <w:tcPr>
-            <w:tcW w:w="1591" w:type="pct"/>
+            <w:tcW w:w="1702" w:type="pct"/>
             <w:shd w:val="clear" w:color="auto" w:fill="auto"/>
           </w:tcPr>
           <w:p>
@@ -31721,7 +31781,7 @@
       <w:tr>
         <w:tc>
           <w:tcPr>
-            <w:tcW w:w="1338" w:type="pct"/>
+            <w:tcW w:w="1242" w:type="pct"/>
             <w:shd w:val="clear" w:color="auto" w:fill="auto"/>
           </w:tcPr>
           <w:p>
@@ -31742,7 +31802,7 @@
         </w:tc>
         <w:tc>
           <w:tcPr>
-            <w:tcW w:w="631" w:type="pct"/>
+            <w:tcW w:w="617" w:type="pct"/>
             <w:shd w:val="clear" w:color="auto" w:fill="auto"/>
           </w:tcPr>
           <w:p>
@@ -31763,7 +31823,7 @@
         </w:tc>
         <w:tc>
           <w:tcPr>
-            <w:tcW w:w="1591" w:type="pct"/>
+            <w:tcW w:w="1702" w:type="pct"/>
             <w:shd w:val="clear" w:color="auto" w:fill="auto"/>
           </w:tcPr>
           <w:p>
@@ -31807,7 +31867,7 @@
       <w:tr>
         <w:tc>
           <w:tcPr>
-            <w:tcW w:w="1338" w:type="pct"/>
+            <w:tcW w:w="1242" w:type="pct"/>
             <w:shd w:val="clear" w:color="auto" w:fill="auto"/>
           </w:tcPr>
           <w:p>
@@ -31828,7 +31888,7 @@
         </w:tc>
         <w:tc>
           <w:tcPr>
-            <w:tcW w:w="631" w:type="pct"/>
+            <w:tcW w:w="617" w:type="pct"/>
             <w:shd w:val="clear" w:color="auto" w:fill="auto"/>
           </w:tcPr>
           <w:p>
@@ -31849,7 +31909,7 @@
         </w:tc>
         <w:tc>
           <w:tcPr>
-            <w:tcW w:w="1591" w:type="pct"/>
+            <w:tcW w:w="1702" w:type="pct"/>
             <w:shd w:val="clear" w:color="auto" w:fill="auto"/>
           </w:tcPr>
           <w:p>
@@ -31893,7 +31953,7 @@
       <w:tr>
         <w:tc>
           <w:tcPr>
-            <w:tcW w:w="1338" w:type="pct"/>
+            <w:tcW w:w="1242" w:type="pct"/>
             <w:shd w:val="clear" w:color="auto" w:fill="auto"/>
           </w:tcPr>
           <w:p>
@@ -31914,7 +31974,7 @@
         </w:tc>
         <w:tc>
           <w:tcPr>
-            <w:tcW w:w="631" w:type="pct"/>
+            <w:tcW w:w="617" w:type="pct"/>
             <w:shd w:val="clear" w:color="auto" w:fill="auto"/>
           </w:tcPr>
           <w:p>
@@ -31935,7 +31995,7 @@
         </w:tc>
         <w:tc>
           <w:tcPr>
-            <w:tcW w:w="1591" w:type="pct"/>
+            <w:tcW w:w="1702" w:type="pct"/>
             <w:shd w:val="clear" w:color="auto" w:fill="auto"/>
           </w:tcPr>
           <w:p>
@@ -31979,7 +32039,7 @@
       <w:tr>
         <w:tc>
           <w:tcPr>
-            <w:tcW w:w="1338" w:type="pct"/>
+            <w:tcW w:w="1242" w:type="pct"/>
             <w:shd w:val="clear" w:color="auto" w:fill="auto"/>
           </w:tcPr>
           <w:p>
@@ -32000,7 +32060,7 @@
         </w:tc>
         <w:tc>
           <w:tcPr>
-            <w:tcW w:w="631" w:type="pct"/>
+            <w:tcW w:w="617" w:type="pct"/>
             <w:shd w:val="clear" w:color="auto" w:fill="auto"/>
           </w:tcPr>
           <w:p>
@@ -32021,7 +32081,7 @@
         </w:tc>
         <w:tc>
           <w:tcPr>
-            <w:tcW w:w="1591" w:type="pct"/>
+            <w:tcW w:w="1702" w:type="pct"/>
             <w:shd w:val="clear" w:color="auto" w:fill="auto"/>
           </w:tcPr>
           <w:p>
@@ -32065,7 +32125,7 @@
       <w:tr>
         <w:tc>
           <w:tcPr>
-            <w:tcW w:w="1338" w:type="pct"/>
+            <w:tcW w:w="1242" w:type="pct"/>
             <w:shd w:val="clear" w:color="auto" w:fill="auto"/>
           </w:tcPr>
           <w:p>
@@ -32086,7 +32146,7 @@
         </w:tc>
         <w:tc>
           <w:tcPr>
-            <w:tcW w:w="631" w:type="pct"/>
+            <w:tcW w:w="617" w:type="pct"/>
             <w:shd w:val="clear" w:color="auto" w:fill="auto"/>
           </w:tcPr>
           <w:p>
@@ -32107,7 +32167,7 @@
         </w:tc>
         <w:tc>
           <w:tcPr>
-            <w:tcW w:w="1591" w:type="pct"/>
+            <w:tcW w:w="1702" w:type="pct"/>
             <w:shd w:val="clear" w:color="auto" w:fill="auto"/>
           </w:tcPr>
           <w:p>
@@ -32151,7 +32211,7 @@
       <w:tr>
         <w:tc>
           <w:tcPr>
-            <w:tcW w:w="1338" w:type="pct"/>
+            <w:tcW w:w="1242" w:type="pct"/>
             <w:shd w:val="clear" w:color="auto" w:fill="auto"/>
           </w:tcPr>
           <w:p>
@@ -32172,7 +32232,7 @@
         </w:tc>
         <w:tc>
           <w:tcPr>
-            <w:tcW w:w="631" w:type="pct"/>
+            <w:tcW w:w="617" w:type="pct"/>
             <w:shd w:val="clear" w:color="auto" w:fill="auto"/>
           </w:tcPr>
           <w:p>
@@ -32193,7 +32253,7 @@
         </w:tc>
         <w:tc>
           <w:tcPr>
-            <w:tcW w:w="1591" w:type="pct"/>
+            <w:tcW w:w="1702" w:type="pct"/>
             <w:shd w:val="clear" w:color="auto" w:fill="auto"/>
           </w:tcPr>
           <w:p>
@@ -32237,49 +32297,57 @@
       <w:tr>
         <w:tc>
           <w:tcPr>
-            <w:tcW w:w="1338" w:type="pct"/>
-            <w:shd w:val="clear" w:color="auto" w:fill="auto"/>
-          </w:tcPr>
-          <w:p>
-            <w:pPr>
-              <w:pStyle w:val="CompactoOE3"/>
-              <w:spacing w:after="0"/>
-              <w:rPr>
-                <w:sz w:val="18"/>
-              </w:rPr>
-            </w:pPr>
-            <w:r>
-              <w:rPr>
-                <w:sz w:val="18"/>
-              </w:rPr>
-              <w:t>N3: «Reiniciar» vuelve a la fase activa también con el nivel completo</w:t>
-            </w:r>
-          </w:p>
-        </w:tc>
-        <w:tc>
-          <w:tcPr>
-            <w:tcW w:w="631" w:type="pct"/>
-            <w:shd w:val="clear" w:color="auto" w:fill="auto"/>
-          </w:tcPr>
-          <w:p>
-            <w:pPr>
-              <w:pStyle w:val="CompactoOE3"/>
-              <w:spacing w:after="0"/>
-              <w:rPr>
-                <w:sz w:val="18"/>
-              </w:rPr>
-            </w:pPr>
-            <w:r>
-              <w:rPr>
-                <w:sz w:val="18"/>
-              </w:rPr>
+            <w:tcW w:w="1242" w:type="pct"/>
+            <w:shd w:val="clear" w:color="auto" w:fill="auto"/>
+          </w:tcPr>
+          <w:p>
+            <w:pPr>
+              <w:pStyle w:val="CompactoOE3"/>
+              <w:spacing w:after="0"/>
+              <w:rPr>
+                <w:sz w:val="18"/>
+              </w:rPr>
+            </w:pPr>
+            <w:r>
+              <w:rPr>
+                <w:sz w:val="18"/>
+              </w:rPr>
+              <w:t xml:space="preserve">N3: «Reiniciar» vuelve a la fase </w:t>
+            </w:r>
+            <w:r>
+              <w:rPr>
+                <w:sz w:val="18"/>
+              </w:rPr>
+              <w:lastRenderedPageBreak/>
+              <w:t>activa también con el nivel completo</w:t>
+            </w:r>
+          </w:p>
+        </w:tc>
+        <w:tc>
+          <w:tcPr>
+            <w:tcW w:w="617" w:type="pct"/>
+            <w:shd w:val="clear" w:color="auto" w:fill="auto"/>
+          </w:tcPr>
+          <w:p>
+            <w:pPr>
+              <w:pStyle w:val="CompactoOE3"/>
+              <w:spacing w:after="0"/>
+              <w:rPr>
+                <w:sz w:val="18"/>
+              </w:rPr>
+            </w:pPr>
+            <w:r>
+              <w:rPr>
+                <w:sz w:val="18"/>
+              </w:rPr>
+              <w:lastRenderedPageBreak/>
               <w:t>INC-117 (30/09)</w:t>
             </w:r>
           </w:p>
         </w:tc>
         <w:tc>
           <w:tcPr>
-            <w:tcW w:w="1591" w:type="pct"/>
+            <w:tcW w:w="1702" w:type="pct"/>
             <w:shd w:val="clear" w:color="auto" w:fill="auto"/>
           </w:tcPr>
           <w:p>
@@ -32323,29 +32391,28 @@
       <w:tr>
         <w:tc>
           <w:tcPr>
-            <w:tcW w:w="1338" w:type="pct"/>
-            <w:shd w:val="clear" w:color="auto" w:fill="auto"/>
-          </w:tcPr>
-          <w:p>
-            <w:pPr>
-              <w:pStyle w:val="CompactoOE3"/>
-              <w:spacing w:after="0"/>
-              <w:rPr>
-                <w:sz w:val="18"/>
-              </w:rPr>
-            </w:pPr>
-            <w:r>
-              <w:rPr>
-                <w:sz w:val="18"/>
-              </w:rPr>
-              <w:lastRenderedPageBreak/>
+            <w:tcW w:w="1242" w:type="pct"/>
+            <w:shd w:val="clear" w:color="auto" w:fill="auto"/>
+          </w:tcPr>
+          <w:p>
+            <w:pPr>
+              <w:pStyle w:val="CompactoOE3"/>
+              <w:spacing w:after="0"/>
+              <w:rPr>
+                <w:sz w:val="18"/>
+              </w:rPr>
+            </w:pPr>
+            <w:r>
+              <w:rPr>
+                <w:sz w:val="18"/>
+              </w:rPr>
               <w:t>N3: plano de la mecánica más abierto, a la escala de las narrativas</w:t>
             </w:r>
           </w:p>
         </w:tc>
         <w:tc>
           <w:tcPr>
-            <w:tcW w:w="631" w:type="pct"/>
+            <w:tcW w:w="617" w:type="pct"/>
             <w:shd w:val="clear" w:color="auto" w:fill="auto"/>
           </w:tcPr>
           <w:p>
@@ -32366,7 +32433,7 @@
         </w:tc>
         <w:tc>
           <w:tcPr>
-            <w:tcW w:w="1591" w:type="pct"/>
+            <w:tcW w:w="1702" w:type="pct"/>
             <w:shd w:val="clear" w:color="auto" w:fill="auto"/>
           </w:tcPr>
           <w:p>
@@ -32410,7 +32477,7 @@
       <w:tr>
         <w:tc>
           <w:tcPr>
-            <w:tcW w:w="1338" w:type="pct"/>
+            <w:tcW w:w="1242" w:type="pct"/>
             <w:shd w:val="clear" w:color="auto" w:fill="auto"/>
           </w:tcPr>
           <w:p>
@@ -32431,7 +32498,7 @@
         </w:tc>
         <w:tc>
           <w:tcPr>
-            <w:tcW w:w="631" w:type="pct"/>
+            <w:tcW w:w="617" w:type="pct"/>
             <w:shd w:val="clear" w:color="auto" w:fill="auto"/>
           </w:tcPr>
           <w:p>
@@ -32452,7 +32519,7 @@
         </w:tc>
         <w:tc>
           <w:tcPr>
-            <w:tcW w:w="1591" w:type="pct"/>
+            <w:tcW w:w="1702" w:type="pct"/>
             <w:shd w:val="clear" w:color="auto" w:fill="auto"/>
           </w:tcPr>
           <w:p>
@@ -32496,7 +32563,7 @@
       <w:tr>
         <w:tc>
           <w:tcPr>
-            <w:tcW w:w="1338" w:type="pct"/>
+            <w:tcW w:w="1242" w:type="pct"/>
             <w:shd w:val="clear" w:color="auto" w:fill="auto"/>
           </w:tcPr>
           <w:p>
@@ -32517,7 +32584,7 @@
         </w:tc>
         <w:tc>
           <w:tcPr>
-            <w:tcW w:w="631" w:type="pct"/>
+            <w:tcW w:w="617" w:type="pct"/>
             <w:shd w:val="clear" w:color="auto" w:fill="auto"/>
           </w:tcPr>
           <w:p>
@@ -32538,7 +32605,7 @@
         </w:tc>
         <w:tc>
           <w:tcPr>
-            <w:tcW w:w="1591" w:type="pct"/>
+            <w:tcW w:w="1702" w:type="pct"/>
             <w:shd w:val="clear" w:color="auto" w:fill="auto"/>
           </w:tcPr>
           <w:p>
@@ -32582,7 +32649,7 @@
       <w:tr>
         <w:tc>
           <w:tcPr>
-            <w:tcW w:w="1338" w:type="pct"/>
+            <w:tcW w:w="1242" w:type="pct"/>
             <w:shd w:val="clear" w:color="auto" w:fill="auto"/>
           </w:tcPr>
           <w:p>
@@ -32603,7 +32670,7 @@
         </w:tc>
         <w:tc>
           <w:tcPr>
-            <w:tcW w:w="631" w:type="pct"/>
+            <w:tcW w:w="617" w:type="pct"/>
             <w:shd w:val="clear" w:color="auto" w:fill="auto"/>
           </w:tcPr>
           <w:p>
@@ -32624,7 +32691,7 @@
         </w:tc>
         <w:tc>
           <w:tcPr>
-            <w:tcW w:w="1591" w:type="pct"/>
+            <w:tcW w:w="1702" w:type="pct"/>
             <w:shd w:val="clear" w:color="auto" w:fill="auto"/>
           </w:tcPr>
           <w:p>
@@ -32668,7 +32735,7 @@
       <w:tr>
         <w:tc>
           <w:tcPr>
-            <w:tcW w:w="1338" w:type="pct"/>
+            <w:tcW w:w="1242" w:type="pct"/>
             <w:shd w:val="clear" w:color="auto" w:fill="auto"/>
           </w:tcPr>
           <w:p>
@@ -32689,7 +32756,7 @@
         </w:tc>
         <w:tc>
           <w:tcPr>
-            <w:tcW w:w="631" w:type="pct"/>
+            <w:tcW w:w="617" w:type="pct"/>
             <w:shd w:val="clear" w:color="auto" w:fill="auto"/>
           </w:tcPr>
           <w:p>
@@ -32710,7 +32777,7 @@
         </w:tc>
         <w:tc>
           <w:tcPr>
-            <w:tcW w:w="1591" w:type="pct"/>
+            <w:tcW w:w="1702" w:type="pct"/>
             <w:shd w:val="clear" w:color="auto" w:fill="auto"/>
           </w:tcPr>
           <w:p>
@@ -32754,7 +32821,7 @@
       <w:tr>
         <w:tc>
           <w:tcPr>
-            <w:tcW w:w="1338" w:type="pct"/>
+            <w:tcW w:w="1242" w:type="pct"/>
             <w:shd w:val="clear" w:color="auto" w:fill="auto"/>
           </w:tcPr>
           <w:p>
@@ -32775,7 +32842,7 @@
         </w:tc>
         <w:tc>
           <w:tcPr>
-            <w:tcW w:w="631" w:type="pct"/>
+            <w:tcW w:w="617" w:type="pct"/>
             <w:shd w:val="clear" w:color="auto" w:fill="auto"/>
           </w:tcPr>
           <w:p>
@@ -32796,7 +32863,7 @@
         </w:tc>
         <w:tc>
           <w:tcPr>
-            <w:tcW w:w="1591" w:type="pct"/>
+            <w:tcW w:w="1702" w:type="pct"/>
             <w:shd w:val="clear" w:color="auto" w:fill="auto"/>
           </w:tcPr>
           <w:p>
@@ -32840,7 +32907,7 @@
       <w:tr>
         <w:tc>
           <w:tcPr>
-            <w:tcW w:w="1338" w:type="pct"/>
+            <w:tcW w:w="1242" w:type="pct"/>
             <w:shd w:val="clear" w:color="auto" w:fill="auto"/>
           </w:tcPr>
           <w:p>
@@ -32861,7 +32928,7 @@
         </w:tc>
         <w:tc>
           <w:tcPr>
-            <w:tcW w:w="631" w:type="pct"/>
+            <w:tcW w:w="617" w:type="pct"/>
             <w:shd w:val="clear" w:color="auto" w:fill="auto"/>
           </w:tcPr>
           <w:p>
@@ -32882,7 +32949,7 @@
         </w:tc>
         <w:tc>
           <w:tcPr>
-            <w:tcW w:w="1591" w:type="pct"/>
+            <w:tcW w:w="1702" w:type="pct"/>
             <w:shd w:val="clear" w:color="auto" w:fill="auto"/>
           </w:tcPr>
           <w:p>
@@ -32926,7 +32993,7 @@
       <w:tr>
         <w:tc>
           <w:tcPr>
-            <w:tcW w:w="1338" w:type="pct"/>
+            <w:tcW w:w="1242" w:type="pct"/>
             <w:shd w:val="clear" w:color="auto" w:fill="auto"/>
           </w:tcPr>
           <w:p>
@@ -32947,7 +33014,7 @@
         </w:tc>
         <w:tc>
           <w:tcPr>
-            <w:tcW w:w="631" w:type="pct"/>
+            <w:tcW w:w="617" w:type="pct"/>
             <w:shd w:val="clear" w:color="auto" w:fill="auto"/>
           </w:tcPr>
           <w:p>
@@ -32968,7 +33035,7 @@
         </w:tc>
         <w:tc>
           <w:tcPr>
-            <w:tcW w:w="1591" w:type="pct"/>
+            <w:tcW w:w="1702" w:type="pct"/>
             <w:shd w:val="clear" w:color="auto" w:fill="auto"/>
           </w:tcPr>
           <w:p>
@@ -33012,7 +33079,7 @@
       <w:tr>
         <w:tc>
           <w:tcPr>
-            <w:tcW w:w="1338" w:type="pct"/>
+            <w:tcW w:w="1242" w:type="pct"/>
             <w:shd w:val="clear" w:color="auto" w:fill="auto"/>
           </w:tcPr>
           <w:p>
@@ -33033,7 +33100,7 @@
         </w:tc>
         <w:tc>
           <w:tcPr>
-            <w:tcW w:w="631" w:type="pct"/>
+            <w:tcW w:w="617" w:type="pct"/>
             <w:shd w:val="clear" w:color="auto" w:fill="auto"/>
           </w:tcPr>
           <w:p>
@@ -33054,22 +33121,29 @@
         </w:tc>
         <w:tc>
           <w:tcPr>
-            <w:tcW w:w="1591" w:type="pct"/>
-            <w:shd w:val="clear" w:color="auto" w:fill="auto"/>
-          </w:tcPr>
-          <w:p>
-            <w:pPr>
-              <w:pStyle w:val="CompactoOE3"/>
-              <w:spacing w:after="0"/>
-              <w:rPr>
-                <w:sz w:val="18"/>
-              </w:rPr>
-            </w:pPr>
-            <w:r>
-              <w:rPr>
-                <w:sz w:val="18"/>
-              </w:rPr>
-              <w:t>Decisión de Santiago Benavides Rey que levanta INC-108 (una sola cara) y la regla de una sola imagen por forma de Algoritm, solo para el arte final</w:t>
+            <w:tcW w:w="1702" w:type="pct"/>
+            <w:shd w:val="clear" w:color="auto" w:fill="auto"/>
+          </w:tcPr>
+          <w:p>
+            <w:pPr>
+              <w:pStyle w:val="CompactoOE3"/>
+              <w:spacing w:after="0"/>
+              <w:rPr>
+                <w:sz w:val="18"/>
+              </w:rPr>
+            </w:pPr>
+            <w:r>
+              <w:rPr>
+                <w:sz w:val="18"/>
+              </w:rPr>
+              <w:t xml:space="preserve">Decisión de Santiago Benavides Rey que levanta INC-108 (una sola cara) y la regla de una sola imagen por forma de Algoritm, para el arte final; el 08/10 la levantó </w:t>
+            </w:r>
+            <w:r>
+              <w:rPr>
+                <w:sz w:val="18"/>
+              </w:rPr>
+              <w:lastRenderedPageBreak/>
+              <w:t>también para el arte provisional de Algoritm</w:t>
             </w:r>
           </w:p>
         </w:tc>
@@ -33090,7 +33164,15 @@
               <w:rPr>
                 <w:sz w:val="18"/>
               </w:rPr>
-              <w:t>Recogido en dirección de arte, Interfaces e índice de sprites (05/10); la familia tiene arte final desde el 06/10 y Algoritm conserva la regla anterior</w:t>
+              <w:lastRenderedPageBreak/>
+              <w:t xml:space="preserve">Recogido en dirección de arte, Interfaces e índice de sprites (05/10); la familia tiene arte final desde el 06/10 y Algoritm se dibuja por partes, con arte </w:t>
+            </w:r>
+            <w:r>
+              <w:rPr>
+                <w:sz w:val="18"/>
+              </w:rPr>
+              <w:lastRenderedPageBreak/>
+              <w:t>provisional, desde el 08/10</w:t>
             </w:r>
           </w:p>
         </w:tc>
@@ -33098,7 +33180,7 @@
       <w:tr>
         <w:tc>
           <w:tcPr>
-            <w:tcW w:w="1338" w:type="pct"/>
+            <w:tcW w:w="1242" w:type="pct"/>
             <w:shd w:val="clear" w:color="auto" w:fill="auto"/>
           </w:tcPr>
           <w:p>
@@ -33120,7 +33202,7 @@
         </w:tc>
         <w:tc>
           <w:tcPr>
-            <w:tcW w:w="631" w:type="pct"/>
+            <w:tcW w:w="617" w:type="pct"/>
             <w:shd w:val="clear" w:color="auto" w:fill="auto"/>
           </w:tcPr>
           <w:p>
@@ -33141,7 +33223,7 @@
         </w:tc>
         <w:tc>
           <w:tcPr>
-            <w:tcW w:w="1591" w:type="pct"/>
+            <w:tcW w:w="1702" w:type="pct"/>
             <w:shd w:val="clear" w:color="auto" w:fill="auto"/>
           </w:tcPr>
           <w:p>
@@ -33198,7 +33280,7 @@
       <w:tr>
         <w:tc>
           <w:tcPr>
-            <w:tcW w:w="1338" w:type="pct"/>
+            <w:tcW w:w="1242" w:type="pct"/>
             <w:shd w:val="clear" w:color="auto" w:fill="auto"/>
           </w:tcPr>
           <w:p>
@@ -33219,7 +33301,7 @@
         </w:tc>
         <w:tc>
           <w:tcPr>
-            <w:tcW w:w="631" w:type="pct"/>
+            <w:tcW w:w="617" w:type="pct"/>
             <w:shd w:val="clear" w:color="auto" w:fill="auto"/>
           </w:tcPr>
           <w:p>
@@ -33240,7 +33322,7 @@
         </w:tc>
         <w:tc>
           <w:tcPr>
-            <w:tcW w:w="1591" w:type="pct"/>
+            <w:tcW w:w="1702" w:type="pct"/>
             <w:shd w:val="clear" w:color="auto" w:fill="auto"/>
           </w:tcPr>
           <w:p>
@@ -33336,7 +33418,7 @@
       <w:pPr>
         <w:pStyle w:val="Ttulo1"/>
       </w:pPr>
-      <w:bookmarkStart w:id="30" w:name="_Toc242202621"/>
+      <w:bookmarkStart w:id="30" w:name="_Toc242400523"/>
       <w:r>
         <w:lastRenderedPageBreak/>
         <w:t>6. ANDAMIAJE PEDAGÓGICO, RETROALIMENTACIÓN Y REGISTRO</w:t>
@@ -33367,7 +33449,7 @@
       <w:pPr>
         <w:pStyle w:val="Ttulo2"/>
       </w:pPr>
-      <w:bookmarkStart w:id="31" w:name="_Toc242202622"/>
+      <w:bookmarkStart w:id="31" w:name="_Toc242400524"/>
       <w:r>
         <w:t>6.1 El guía Algoritm y las pistas</w:t>
       </w:r>
@@ -33381,7 +33463,19 @@
         <w:t>El guía se llama Algoritm, decisión del 02/09/2026 que cerró el punto PG-02 (INC-44), y cambia de forma en cada nivel porque su cuerpo es el material del descubrimiento (INC-45): es una llama con extremidades en el Nivel 1, y la misma figura recoloreada en madera y en agua en los Niveles 2 y 3 (INC-52; véase el apartado 7.2). Aparece animado en las narrativas, deja al caminar una estela de puntos de luz y ocupa, con la forma de su nivel, el botón de ayuda de las cinco escenas jugables (Anexo F, apartados 2.</w:t>
       </w:r>
       <w:r>
-        <w:t>3 y 2.4). Después del corte, el 05 y el 06/10/2026, su rig pasó a tener brazos, piernas, codos y rodillas en dos tramos, y ojos y boca sobre el cuerpo, sin cuello (INC-131). Sus brazos van delante del cuerpo y sus manos sobre la cara (INC-132), y esas capas nuevas siguen apagadas hasta que llegue el arte final de sus tres formas (Anexo F).</w:t>
+        <w:t xml:space="preserve">3 y 2.4). Después del corte, el 05 y el 06/10/2026, su rig pasó a tener brazos, piernas, codos y rodillas en dos tramos, y ojos y boca sobre el cuerpo, sin cuello (INC-131). Sus brazos van delante del cuerpo y sus manos sobre la cara (INC-132). Desde el 08/10/2026 brazos y piernas se mueven por separado, porque su arte provisional se recortó en nueve piezas por forma, y saluda en los créditos con el gesto </w:t>
+      </w:r>
+      <w:r>
+        <w:rPr>
+          <w:rStyle w:val="CdigoenlneaOE3"/>
+        </w:rPr>
+        <w:t>Wave</w:t>
+      </w:r>
+      <w:r>
+        <w:t>; los ojos y la boca siguen apagados hasta que llegue el arte final de sus tres formas (Anexo F, ap</w:t>
+      </w:r>
+      <w:r>
+        <w:t>artado 2.12).</w:t>
       </w:r>
     </w:p>
     <w:p>
@@ -33438,11 +33532,11 @@
         <w:pStyle w:val="PrimerprrafoOE3"/>
       </w:pPr>
       <w:r>
-        <w:t xml:space="preserve">La política es por fase, porque el Nivel 2 tiene tres tareas distintas, y las pistas de ese nivel figuran en el guion desde el 29/09/2026 (INC-64). En el primer momento del Nivel 1, «Pista» dibuja además el círculo de reunión. En la recolección del Nivel 3 recoger no falla, así que solo opera la ayuda a demanda; en el ensamblaje cuentan para la pista la fase rechazada y </w:t>
+        <w:t xml:space="preserve">La política es por fase, porque el Nivel 2 tiene tres tareas distintas, y las pistas de ese nivel figuran en el guion desde el 29/09/2026 (INC-64). En el primer momento del Nivel 1, «Pista» </w:t>
       </w:r>
       <w:r>
         <w:lastRenderedPageBreak/>
-        <w:t>la prueba de la balsa fallida, también la anticipada (INC-122). El botón de ayuda del Nivel 1 pulsa de forma continua y los de los Niveles 2 y 3 no pulsan, como recoge la dirección de arte. La Tabla 6.1 reúne las tareas del guía con un ejemplo de pista.</w:t>
+        <w:t>dibuja además el círculo de reunión. En la recolección del Nivel 3 recoger no falla, así que solo opera la ayuda a demanda; en el ensamblaje cuentan para la pista la fase rechazada y la prueba de la balsa fallida, también la anticipada (INC-122). El botón de ayuda del Nivel 1 pulsa de forma continua y los de los Niveles 2 y 3 no pulsan, como recoge la dirección de arte. La Tabla 6.1 reúne las tareas del guía con un ejemplo de pista.</w:t>
       </w:r>
     </w:p>
     <w:p>
@@ -33785,7 +33879,7 @@
       <w:pPr>
         <w:pStyle w:val="Ttulo2"/>
       </w:pPr>
-      <w:bookmarkStart w:id="32" w:name="_Toc242202623"/>
+      <w:bookmarkStart w:id="32" w:name="_Toc242400525"/>
       <w:r>
         <w:t>6.2 Retroalimentación sin derrota ni puntajes</w:t>
       </w:r>
@@ -34185,6 +34279,7 @@
               <w:rPr>
                 <w:sz w:val="18"/>
               </w:rPr>
+              <w:lastRenderedPageBreak/>
               <w:t>Ni sonido ni gesto de fallo</w:t>
             </w:r>
           </w:p>
@@ -34250,7 +34345,6 @@
               <w:rPr>
                 <w:sz w:val="18"/>
               </w:rPr>
-              <w:lastRenderedPageBreak/>
               <w:t>Sin puntajes ni cifras</w:t>
             </w:r>
           </w:p>
@@ -34388,8 +34482,9 @@
       <w:pPr>
         <w:pStyle w:val="Ttulo2"/>
       </w:pPr>
-      <w:bookmarkStart w:id="33" w:name="_Toc242202624"/>
-      <w:r>
+      <w:bookmarkStart w:id="33" w:name="_Toc242400526"/>
+      <w:r>
+        <w:lastRenderedPageBreak/>
         <w:t>6.3 Cierre reflexivo de cada nivel</w:t>
       </w:r>
       <w:bookmarkEnd w:id="33"/>
@@ -34399,7 +34494,6 @@
         <w:pStyle w:val="PrimerprrafoOE3"/>
       </w:pPr>
       <w:r>
-        <w:lastRenderedPageBreak/>
         <w:t>CP-07 y RF-12 piden que, al cerrar cada nivel, el guía nombre la habilidad de pensamiento computacional ejercitada y la relacione con lo que el jugador hizo. El prototipo lo hace en dos momentos: la escena narrativa de cierre, en la que Algoritm la nombra en diálogo, y el resumen de fin de nivel (mockups 13 y 13b). El resumen es una tablilla con el título, el hallazgo del nivel, dos frases que relatan lo que hizo el estudiante y la habilidad nombrada en un recuadro verde. Las dos frases se eligen entre vari</w:t>
       </w:r>
       <w:r>
@@ -34850,7 +34944,7 @@
       <w:pPr>
         <w:pStyle w:val="Ttulo2"/>
       </w:pPr>
-      <w:bookmarkStart w:id="34" w:name="_Toc242202625"/>
+      <w:bookmarkStart w:id="34" w:name="_Toc242400527"/>
       <w:r>
         <w:t>6.4 Progreso, indicadores de desempeño e informe docente</w:t>
       </w:r>
@@ -35378,13 +35472,13 @@
         <w:t>9c34924</w:t>
       </w:r>
       <w:r>
-        <w:t>, fusionado con el PR #85). Se accede desde el botón «Progreso del equipo» del menú principal. Lista los perfiles de las dos rutas de almacenamiento, sin duplicados, y presenta los del perfil elegido, bajo un encabezado que lo nombra («Perfil de …») y que se actualiza al elegir otro y tras un borrado: una fila por fase con los cuatro indicadores, «Sin datos» en un nivel no jugado, el tiempo en minutos y segundos y ningún total ni promedio (INC-86). Sin perfiles, lo informa y ofrece volver al menú. Consultar</w:t>
-      </w:r>
-      <w:r>
-        <w:t>lo no altera ningún perfil, y ninguna ruta del estudiante llega a esa pantalla, la única con cifras. El módulo depende solo del núcleo, de modo que retirar un nivel no puede romperlo (RNF-16; véase el apartado 3.2). Desde el 30/09/2026 usa Baloo 2 y Nunito, con 26 px como mínimo (INC-79), responde al mapa de controles del juego (INC-80) y, si el guardado cayó a la ruta de respaldo, avisa al docente de dónde quedaron los perfiles (INC-34). El acta D10 (30/09/2026) aceptó como definitivos los iconos de los cu</w:t>
-      </w:r>
-      <w:r>
-        <w:t>atro indicadores y estableció que el informe no lleva protección de acceso, porque ningún requerimiento la pide (Anexo G, apartado 2.3).</w:t>
+        <w:t>, fusionado con el PR #85). Se accede desde el botón «Progreso del equipo» del menú principal. Lista los perfiles de las dos rutas de almacenamiento, sin duplicados, y presenta los del perfil elegido, bajo un encabezado que lo nombra («Perfil de …») y que se actualiza al elegir otro y tras un borrado: una fila por fase con los cuatro indicadores, «Sin datos» en un nivel no jugado, el tiempo en minutos y segundos y ningún total ni promedio (INC-86). Sin perfiles, lo informa y ofrece volver al menú. Co</w:t>
+      </w:r>
+      <w:r>
+        <w:t>nsultarlo no altera ningún perfil, y ninguna ruta del estudiante llega a esa pantalla, la única con cifras. El módulo depende solo del núcleo, de modo que retirar un nivel no puede romperlo (RNF-16; véase el apartado 3.2). Desde el 30/09/2026 usa Baloo 2 y Nunito, con 26 px como mínimo (INC-79), responde al mapa de controles del juego (INC-80) y, si el guardado cayó a la ruta de respaldo, avisa al docente de dónde quedaron los perfiles (INC-34). El acta D10 (30/09/2026) aceptó como definitivos los iconos de</w:t>
+      </w:r>
+      <w:r>
+        <w:t xml:space="preserve"> los cuatro indicadores y estableció que el informe no lleva protección de acceso, porque ningún requerimiento la pide (Anexo G, apartado 2.3).</w:t>
       </w:r>
     </w:p>
     <w:p>
@@ -35430,7 +35524,7 @@
       <w:pPr>
         <w:pStyle w:val="Ttulo1"/>
       </w:pPr>
-      <w:bookmarkStart w:id="35" w:name="_Toc242202626"/>
+      <w:bookmarkStart w:id="35" w:name="_Toc242400528"/>
       <w:r>
         <w:lastRenderedPageBreak/>
         <w:t>7. INTERFAZ, ESCENARIOS Y ELEMENTOS AUDIOVISUALES</w:t>
@@ -35452,7 +35546,7 @@
       <w:pPr>
         <w:pStyle w:val="Ttulo2"/>
       </w:pPr>
-      <w:bookmarkStart w:id="36" w:name="_Toc242202627"/>
+      <w:bookmarkStart w:id="36" w:name="_Toc242400529"/>
       <w:r>
         <w:t>7.1 Pantallas del flujo</w:t>
       </w:r>
@@ -35511,7 +35605,7 @@
         <w:t>. Todas las pantallas usan Baloo 2 en títulos y Nunito en el cue</w:t>
       </w:r>
       <w:r>
-        <w:t>rpo (licencia SIL OFL 1.1), el informe docente incluido desde el 30/09/2026, con el diálogo y el texto de lectura a 26 px como mínimo (INC-79).</w:t>
+        <w:t>rpo (licencia SIL OFL 1.1), el informe docente incluido desde el 30/09/2026, con el texto de lectura a 26 px como mínimo (INC-79) y el diálogo de las narrativas a 30 px desde el 08/10/2026.</w:t>
       </w:r>
     </w:p>
     <w:p>
@@ -36452,22 +36546,47 @@
         <w:pStyle w:val="PrimerprrafoOE3"/>
       </w:pPr>
       <w:r>
-        <w:t>La pantalla de inicio muestra el título «Algoritmia», el lema «Piensa el orden, enciende el fuego», a Algoritm en su forma de fuego y cuatro botones: «Jugar», «Créditos», «Progreso del equipo» y «Salir» (Figura 7.1; INC-81). Desde el 30/09/2026 el inicio, los créditos y el menú de niveles muestran arte real en lugar de los recuadros de trabajo (INC-82). «Salir» abre una confirmación breve, «Lo que has logrado ya está guardado. ¿Cerramos el juego?», con «Quedarme», que vuelve al menú sin tocar nada, y «Cerra</w:t>
-      </w:r>
-      <w:r>
-        <w:t xml:space="preserve">r el juego», que guarda el perfil activo y después cierra (RF-09). Si la carpeta </w:t>
+        <w:t>La pantalla de inicio muestra el título «Algoritmia», en blanco y con un reborde carbón de 4 px, encima de una tarjeta con el lema «Piensa el orden, enciende el fuego»; debajo, cuatro botones: «Jugar», «Créditos», «Progreso del equipo» y «Salir». A la derecha va la portada, la mitad izquierda del bosque del Nivel 2 con Papá, Mamá, la Niña, el Niño y Algoritm en su forma de fuego, los cinco en reposo y cada uno en un punto distinto de su ciclo para que no respiren al unísono; el bloque del título, la tarjeta</w:t>
+      </w:r>
+      <w:r>
+        <w:t xml:space="preserve"> y los botones queda centrado en vertical (Figura 7.1; INC-81; </w:t>
       </w:r>
       <w:r>
         <w:rPr>
           <w:rStyle w:val="CdigoenlneaOE3"/>
         </w:rPr>
+        <w:t>MainMenu_RF01_LosCincoPersonajesEsperanEnReposoSinRespirarAlUnisono</w:t>
+      </w:r>
+      <w:r>
+        <w:t xml:space="preserve">, </w:t>
+      </w:r>
+      <w:r>
+        <w:rPr>
+          <w:rStyle w:val="CdigoenlneaOE3"/>
+        </w:rPr>
+        <w:t>MainMenu_RF01_TituloTarjetaYBotonesQuedanCentradosEnVertical</w:t>
+      </w:r>
+      <w:r>
+        <w:t>). Desde el 30/09/2026 el inicio, los créditos y el menú de niveles muestran arte real en lugar de los recuadros de trabajo (INC-82). «Salir» abre una confirmación breve, «Lo que has logrado ya está guardado. ¿Cerramos el juego?», con «Quedarme», que vuelve al menú sin tocar nada, y «Cerrar el juego», que guarda el per</w:t>
+      </w:r>
+      <w:r>
+        <w:t xml:space="preserve">fil activo y después cierra (RF-09). Si la carpeta </w:t>
+      </w:r>
+      <w:r>
+        <w:rPr>
+          <w:rStyle w:val="CdigoenlneaOE3"/>
+        </w:rPr>
         <w:t>Datos/</w:t>
       </w:r>
       <w:r>
-        <w:t xml:space="preserve"> no admite escritura, la confirmación indica también la carpeta de respaldo donde quedó el progreso (INC-77). El panel de perfil pregunta «¿Quién juega?», lista los perfiles guardados de tres en tres, con dos flechas para pasar de página, de modo que todo un curso se alcanza con clics, y pide un solo dato, con el aviso «Solo el nombre: nada más se guarda» (RNF-09). Un nombre vacío, repetido o con caracteres que no admite </w:t>
-      </w:r>
-      <w:r>
-        <w:t xml:space="preserve">un nombre de archivo recibe un mensaje que orienta sin avanzar (INC-83), y cada perfil lleva una papelera que pide confirmación antes de borrarlo (INC-85). Si el archivo de un perfil no se puede leer, el panel avisa «No se pudo abrir ese perfil. Avisa a tu profe.» y el juego sigue disponible (apartado 3.5). Lo vigila </w:t>
+        <w:t xml:space="preserve"> no admite escritura, la confirmación indica también la carpeta de respaldo donde quedó el progreso (INC-77). El panel de perfil pregunta «¿Quién juega?», lista los perfiles guardados de tres en tres, con dos flechas para pasar de página, de modo que todo un curso se alcanza con clics, y pide un solo dato, con el aviso «Solo el nombre: nada más se guarda» (RNF-09). Un nombre vacío, repetido o con caracteres que no admite un nombre de archivo recibe un</w:t>
+      </w:r>
+      <w:r>
+        <w:t xml:space="preserve"> mensaje que orienta sin avanzar (INC-83), y cada perfil lleva una papelera que pide confirmación antes de borrarlo (INC-85). Si el archivo de un perfil no se puede leer, el panel avisa «No se pudo abrir ese perfil. Avisa a tu profe.» y el juego sigue disponible (apartado </w:t>
+      </w:r>
+      <w:r>
+        <w:lastRenderedPageBreak/>
+        <w:t xml:space="preserve">3.5). Lo vigila </w:t>
       </w:r>
       <w:r>
         <w:rPr>
@@ -36487,12 +36606,11 @@
         <w:rPr>
           <w:noProof/>
         </w:rPr>
-        <w:lastRenderedPageBreak/>
         <w:drawing>
-          <wp:inline distT="0" distB="0" distL="0" distR="0" wp14:anchorId="05506F22" wp14:editId="79C42019">
+          <wp:inline distT="0" distB="0" distL="0" distR="0" wp14:anchorId="0450A751" wp14:editId="252F79E3">
             <wp:extent cx="5759999" cy="3239999"/>
             <wp:effectExtent l="0" t="0" r="0" b="0"/>
-            <wp:docPr id="46" name="Picture" descr="Figura 7.1. Pantalla de inicio: el título «Algoritmia» y el lema «Piensa el orden, enciende el fuego» sobre la tablilla marfil; debajo, el botón primario «Jugar», «Créditos» y «Salir» en una fila y «Progreso del equipo» en la siguiente, y a la derecha Algoritm en su forma de fuego. Los textos usan Baloo 2 y Nunito."/>
+            <wp:docPr id="46" name="Picture" descr="Figura 7.1. Pantalla de inicio: el título «Algoritmia» en blanco con reborde carbón, encima de la tablilla marfil con el lema «Piensa el orden, enciende el fuego»; debajo, el botón primario «Jugar», «Créditos» y «Salir» en una fila y «Progreso del equipo» en la siguiente. A la derecha, la mitad izquierda del bosque del Nivel 2 con Papá, Mamá, la Niña, el Niño y Algoritm en su forma de fuego, en reposo. Los textos usan Baloo 2 y Nunito. Captura del Editor del 08/10/2026."/>
             <wp:cNvGraphicFramePr/>
             <a:graphic xmlns:a="http://schemas.openxmlformats.org/drawingml/2006/main">
               <a:graphicData uri="http://schemas.openxmlformats.org/drawingml/2006/picture">
@@ -36536,7 +36654,7 @@
         <w:pStyle w:val="LeyendadefiguraOE3"/>
       </w:pPr>
       <w:r>
-        <w:t>Figura 7.1. Pantalla de inicio: el título «Algoritmia» y el lema «Piensa el orden, enciende el fuego» sobre la tablilla marfil; debajo, el botón primario «Jugar», «Créditos» y «Salir» en una fila y «Progreso del equipo» en la siguiente, y a la derecha Algoritm en su forma de fuego. Los textos usan Baloo 2 y Nunito.</w:t>
+        <w:t>Figura 7.1. Pantalla de inicio: el título «Algoritmia» en blanco con reborde carbón, encima de la tablilla marfil con el lema «Piensa el orden, enciende el fuego»; debajo, el botón primario «Jugar», «Créditos» y «Salir» en una fila y «Progreso del equipo» en la siguiente. A la derecha, la mitad izquierda del bosque del Nivel 2 con Papá, Mamá, la Niña, el Niño y Algoritm en su forma de fuego, en reposo. Los textos usan Baloo 2 y Nunito. Captura del Editor del 08/10/2026.</w:t>
       </w:r>
     </w:p>
     <w:p>
@@ -36544,7 +36662,31 @@
         <w:pStyle w:val="PrimerprrafoOE3"/>
       </w:pPr>
       <w:r>
-        <w:t xml:space="preserve">Los tres niveles se muestran siempre, cada uno con la ilustración de su escenario. Los que el perfil activo no ha alcanzado aparecen con el botón oscurecido, el candado y la palabra «Bloqueado», no responden al clic y su estado no depende solo del color. Un nivel con todas sus fases confirmadas lleva un visto y la palabra «Completado» y se puede repetir (INC-76; Figura 7.2). El desbloqueo se deriva de las fases confirmadas (véase el apartado 6.4). Lo vigilan las pruebas </w:t>
+        <w:t>Los tres niveles se muestran siempre, cada uno con la ilustración de su escenario: la cueva, el bosque y el río. La del Nivel 2 enseña solo la mitad izquierda del bosque, para no cruzar la costura de la ilustración (</w:t>
+      </w:r>
+      <w:r>
+        <w:rPr>
+          <w:rStyle w:val="CdigoenlneaOE3"/>
+        </w:rPr>
+        <w:t>LevelSelect_RF03_CadaTarjetaMuestraUnaIlustracionSinCostura</w:t>
+      </w:r>
+      <w:r>
+        <w:t>). Los que el perfil activo no ha alcanzado aparecen con el botón oscurecido, el candado y la palabra «Bloqueado», no responden al clic y su estado no depende solo del color. Un nivel con todas sus fases confirmadas lleva un visto y la palabra «Completado» y se puede repetir (INC-76; Figura 7.2). El visto o el candado van abajo a la izquierda de la imagen, y la palabra, centrada entre la imagen y el botón (</w:t>
+      </w:r>
+      <w:r>
+        <w:rPr>
+          <w:rStyle w:val="CdigoenlneaOE3"/>
+        </w:rPr>
+        <w:t>LevelSelect_RNF19_ElIconoDeEstadoVaAbajoALa</w:t>
+      </w:r>
+      <w:r>
+        <w:rPr>
+          <w:rStyle w:val="CdigoenlneaOE3"/>
+        </w:rPr>
+        <w:t>IzquierdaDeLaImagenYSuTextoEntreImagenYBoton</w:t>
+      </w:r>
+      <w:r>
+        <w:t xml:space="preserve">). El desbloqueo se deriva de las fases confirmadas (véase el apartado 6.4). Lo vigilan las pruebas </w:t>
       </w:r>
       <w:r>
         <w:rPr>
@@ -36584,10 +36726,10 @@
         </w:rPr>
         <w:lastRenderedPageBreak/>
         <w:drawing>
-          <wp:inline distT="0" distB="0" distL="0" distR="0" wp14:anchorId="74105A7C" wp14:editId="326C4D8B">
+          <wp:inline distT="0" distB="0" distL="0" distR="0" wp14:anchorId="2963BA6E" wp14:editId="71F3D3F1">
             <wp:extent cx="5759999" cy="3239999"/>
             <wp:effectExtent l="0" t="0" r="0" b="0"/>
-            <wp:docPr id="49" name="Picture" descr="Figura 7.2. Menú de niveles con sus tres estados: el Nivel 1 completado, con el visto y el rótulo «Completado»; el Nivel 2 disponible, y el Nivel 3 bloqueado, con el botón oscurecido, el candado y el rótulo «Bloqueado» (RF-03, RNF-19). Cada tarjeta muestra la ilustración de su nivel: la cueva, el laberinto y el río."/>
+            <wp:docPr id="49" name="Picture" descr="Figura 7.2. Menú de niveles con sus tres estados: el Nivel 1 completado, con el visto abajo a la izquierda de la imagen y el rótulo «Completado» entre la imagen y el botón; el Nivel 2 disponible, sin insignia, y el Nivel 3 bloqueado, con el botón oscurecido, el candado y el rótulo «Bloqueado» (RF-03, RNF-19). Cada tarjeta muestra la ilustración de su nivel: la cueva, el bosque y el río. Captura del Editor del 08/10/2026."/>
             <wp:cNvGraphicFramePr/>
             <a:graphic xmlns:a="http://schemas.openxmlformats.org/drawingml/2006/main">
               <a:graphicData uri="http://schemas.openxmlformats.org/drawingml/2006/picture">
@@ -36631,7 +36773,7 @@
         <w:pStyle w:val="LeyendadefiguraOE3"/>
       </w:pPr>
       <w:r>
-        <w:t>Figura 7.2. Menú de niveles con sus tres estados: el Nivel 1 completado, con el visto y el rótulo «Completado»; el Nivel 2 disponible, y el Nivel 3 bloqueado, con el botón oscurecido, el candado y el rótulo «Bloqueado» (RF-03, RNF-19). Cada tarjeta muestra la ilustración de su nivel: la cueva, el laberinto y el río.</w:t>
+        <w:t>Figura 7.2. Menú de niveles con sus tres estados: el Nivel 1 completado, con el visto abajo a la izquierda de la imagen y el rótulo «Completado» entre la imagen y el botón; el Nivel 2 disponible, sin insignia, y el Nivel 3 bloqueado, con el botón oscurecido, el candado y el rótulo «Bloqueado» (RF-03, RNF-19). Cada tarjeta muestra la ilustración de su nivel: la cueva, el bosque y el río. Captura del Editor del 08/10/2026.</w:t>
       </w:r>
     </w:p>
     <w:p>
@@ -36639,22 +36781,46 @@
         <w:pStyle w:val="PrimerprrafoOE3"/>
       </w:pPr>
       <w:r>
-        <w:t>Una sola escena reproduce las dieciocho secuencias narrativas, cada una definida en un asset (véase el apartado 4.5). La cámara recorre la ilustración, y el cuadro de diálogo, fijo en el cuarto inferior y sin cola, muestra el retrato y el nombre de quien habla, el texto, «Continuar» y, cuando corresponde, «Omitir» (INC-129). Por decisión del acta D05 (13/09/2026), todo objeto que el texto nombra se ve entero y por encima del cuadro de diálogo en la parada de cámara en que se lo nombra, lo que comprueba para</w:t>
-      </w:r>
-      <w:r>
-        <w:t xml:space="preserve">da por parada </w:t>
+        <w:t xml:space="preserve">Una sola escena reproduce las dieciocho secuencias narrativas, cada una definida en un asset (véase el apartado 4.5). La cámara recorre la ilustración, y el cuadro de diálogo, de 1400 × 216 px, fijo en el cuarto inferior y sin cola, muestra el retrato y el nombre de quien habla, el texto, «Continuar» y, cuando corresponde, «Omitir» (INC-129). El texto va en Nunito SemiBold de 30 px con interlineado de 1,1 y el nombre en Baloo 2 Bold de 30 px, los dos en carbón oscuro </w:t>
       </w:r>
       <w:r>
         <w:rPr>
           <w:rStyle w:val="CdigoenlneaOE3"/>
         </w:rPr>
+        <w:t>#1F100C</w:t>
+      </w:r>
+      <w:r>
+        <w:t xml:space="preserve">; </w:t>
+      </w:r>
+      <w:r>
+        <w:rPr>
+          <w:rStyle w:val="CdigoenlneaOE3"/>
+        </w:rPr>
+        <w:t>NarrativeScene_RNF01_TodasLasLineasDeLasDieciochoNarrativasCabenEnSuCuadro</w:t>
+      </w:r>
+      <w:r>
+        <w:t xml:space="preserve"> recorre las 139 líneas, y la más alta mide 131 px en una caja de 137 px. Por decisión del acta D05 (13/09/2026), todo objeto que el texto nombra se ve entero y por encima del cuadro de diálogo en la parada de cámara en que se lo nombra, lo que comprueba parada por parada </w:t>
+      </w:r>
+      <w:r>
+        <w:rPr>
+          <w:rStyle w:val="CdigoenlneaOE3"/>
+        </w:rPr>
         <w:t>NarrativeSequence_RNF03_LosObjetosNoQuedanBajoElCuadroDeDialogo</w:t>
       </w:r>
       <w:r>
-        <w:t xml:space="preserve">; cuando objeto y encuadre no concuerdan se mueve el objeto. La única excepción es la parada L3 del cruce de la escena 3.3, que el acta D10 autorizó a retocar para que la balsa navegue bajo la espuma de la cascada (INC-124). «Omitir» solo aparece si el nivel ya se terminó antes y salta la escena en curso (INC-69); el cierre reflexivo nunca se omite la primera vez (RF-06, CP-07), y el del Nivel 3 tampoco al repetirlo (INC-51; Anexo </w:t>
-      </w:r>
-      <w:r>
-        <w:t>B, apartado 2.3).</w:t>
+        <w:t xml:space="preserve">; cuando objeto y encuadre no concuerdan se mueve el objeto. La única excepción es la parada </w:t>
+      </w:r>
+      <w:r>
+        <w:t>L3 del cruce de la escena 3.3, que el acta D10 autorizó a retocar para que la balsa navegue bajo la espuma de la cascada (INC-124). En ese cruce la cámara acompaña a la balsa (</w:t>
+      </w:r>
+      <w:r>
+        <w:rPr>
+          <w:rStyle w:val="CdigoenlneaOE3"/>
+        </w:rPr>
+        <w:t>NarrativeProp.CameraFollows</w:t>
+      </w:r>
+      <w:r>
+        <w:t>; Anexo F, apartado 2.2). «Omitir» solo aparece si el nivel ya se terminó antes y salta la escena en curso (INC-69); el cierre reflexivo nunca se omite la primera vez (RF-06, CP-07), y el del Nivel 3 tampoco al repetirlo (INC-51; Anexo B, apartado 2.3).</w:t>
       </w:r>
     </w:p>
     <w:p>
@@ -36662,10 +36828,11 @@
         <w:pStyle w:val="TextoOE3"/>
       </w:pPr>
       <w:r>
-        <w:t>La pausa sigue el mockup 6, cuyos rótulos recogen RF-07 y HU-17 desde el 29/09/2026 (INC-49): un velo carbón al 72 % y una tablilla con «Reanudar», «Reiniciar» y «Volver al menú de niveles». El botón de pausa, «Reanudar» y «Reiniciar» llevan glifos de la familia Phosphor Icons, con licencia MIT (INC-127). El tiempo en pausa no suma al tiempo de resolución (RF-07). «Reiniciar» pide confirmación y repite solo la fase activa, también en el Nivel 3 con el nivel ya completo (RF-41, INC-25, INC-117). Ninguna ruta</w:t>
-      </w:r>
-      <w:r>
-        <w:t xml:space="preserve"> de la pausa lleva a una pantalla de derrota (</w:t>
+        <w:t xml:space="preserve">La pausa sigue el mockup 6, cuyos rótulos recogen RF-07 y HU-17 desde el 29/09/2026 (INC-49): un velo carbón al 72 % y una tablilla con «Reanudar», «Reiniciar» y «Volver al menú de niveles». El botón de pausa, «Reanudar» y «Reiniciar» llevan glifos de la familia Phosphor Icons, con licencia MIT (INC-127). El tiempo en pausa no suma al tiempo de </w:t>
+      </w:r>
+      <w:r>
+        <w:lastRenderedPageBreak/>
+        <w:t>resolución (RF-07). «Reiniciar» pide confirmación y repite solo la fase activa, también en el Nivel 3 con el nivel ya completo (RF-41, INC-25, INC-117). Ninguna ruta de la pausa lleva a una pantalla de derrota (</w:t>
       </w:r>
       <w:r>
         <w:rPr>
@@ -36682,20 +36849,37 @@
         <w:pStyle w:val="TextoOE3"/>
       </w:pPr>
       <w:r>
-        <w:t xml:space="preserve">El resumen de fin de nivel (mockups 13 y 13b) se describe en el apartado 6.3; tras el Nivel 3 conduce a la escena final y esta a los créditos (INC-39). Los créditos presentan pares de papel y persona y nombran a los autores y la obra de origen de los personajes, la Familia </w:t>
-      </w:r>
-      <w:r>
-        <w:lastRenderedPageBreak/>
-        <w:t>Anonaky de Bibiana Patricia Rey Barrote y Luis Eduardo Benavides Porras, del libro «Tecnología para niños: libro de actividades» (2019), usada con autorización escrita (INC-78). Reconocen también las tipografías, con su licencia SIL OFL 1.1, y los iconos de pausa de Phosphor Icons (RF-08, RNF-23, INC-127), y se recorren con su barra, excepción que recoge HU-18 (INC-80). El informe docente (véase el apartado 6.4) nombra en su encabezado el perfil que se está mirando y es la única pantalla con cifras y solo s</w:t>
-      </w:r>
-      <w:r>
-        <w:t>e alcanza desde «Progreso del equipo» (</w:t>
+        <w:t xml:space="preserve">El resumen de fin de nivel (mockups 13 y 13b) se describe en el apartado 6.3; tras el Nivel 3 conduce a la escena final y esta a los créditos (INC-39). Los créditos presentan pares de papel y persona y nombran a los autores y la obra de origen de los personajes, la Familia Anonaky de Bibiana Patricia Rey Barrote y Luis Eduardo Benavides Porras, del libro «Tecnología para niños: libro de actividades» (2019), usada con autorización escrita (INC-78). Algoritm, en su forma de fuego, los saluda con el gesto </w:t>
       </w:r>
       <w:r>
         <w:rPr>
           <w:rStyle w:val="CdigoenlneaOE3"/>
         </w:rPr>
-        <w:t>TeacherReport_CP03_NingunaRutaDelEstudianteAlcanzaLaPantallaDeCifras</w:t>
+        <w:t>Wave</w:t>
+      </w:r>
+      <w:r>
+        <w:t>, sin la tarjeta que antes lo enmarcaba (</w:t>
+      </w:r>
+      <w:r>
+        <w:rPr>
+          <w:rStyle w:val="CdigoenlneaOE3"/>
+        </w:rPr>
+        <w:t>Credits_RF08_AlgoritmSaludaOcupandoElLugarDeLaTarjetaSinElla</w:t>
+      </w:r>
+      <w:r>
+        <w:t>). Reconocen también las tipografías, con su licencia SIL OFL 1.1, y los iconos de pausa de Phosphor Icons (RF-08, RNF-23, INC-127), y se recorren con su barra, excepción que recoge HU-18 (INC-80). El informe docente (véase el apartado 6.4) nombra en su encabezado el perfil que se está mirando y es la única pantalla con cifras y solo se alcanza desde «Progreso del equipo» (</w:t>
+      </w:r>
+      <w:r>
+        <w:rPr>
+          <w:rStyle w:val="CdigoenlneaOE3"/>
+        </w:rPr>
+        <w:t>TeacherReport_CP03_NingunaRutaD</w:t>
+      </w:r>
+      <w:r>
+        <w:rPr>
+          <w:rStyle w:val="CdigoenlneaOE3"/>
+        </w:rPr>
+        <w:t>elEstudianteAlcanzaLaPantallaDeCifras</w:t>
       </w:r>
       <w:r>
         <w:t>); desde él también se eliminan los datos de un perfil, con confirmación propia (Anexo G, apartados 2.3 y 2.4).</w:t>
@@ -36705,7 +36889,7 @@
       <w:pPr>
         <w:pStyle w:val="Ttulo2"/>
       </w:pPr>
-      <w:bookmarkStart w:id="37" w:name="_Toc242202628"/>
+      <w:bookmarkStart w:id="37" w:name="_Toc242400530"/>
       <w:r>
         <w:t>7.2 Escenarios, personajes y animación</w:t>
       </w:r>
@@ -36724,7 +36908,10 @@
         <w:pStyle w:val="TextoOE3"/>
       </w:pPr>
       <w:r>
-        <w:t xml:space="preserve">El prototipo usa nueve ilustraciones de entorno (Tabla 7.2). Los entornos definitivos los entregó la colaboradora del proyecto, Sofía Valentina Giraldo Segovia, en la sesión del acta D06 (15/09/2026); el anillo de la zona de construcción se dibuja por código, y el acta D10 lo aceptó como definitivo. Todas llevan el prefijo </w:t>
+        <w:t xml:space="preserve">El prototipo usa nueve ilustraciones de entorno (Tabla 7.2). Los entornos definitivos los entregó la colaboradora del proyecto, Sofía Valentina Giraldo Segovia, estudiante de animación y diseño, en la sesión del acta D06 (15/09/2026). Se vinculó el 02/09/2026 (acta D01), contratada para el diseño y la asesoría de los sprites, y dibuja en CLIP Studio; cada sprite sigue cinco pasos, que van de la lluvia de ideas del equipo a la entrega con sus correcciones, y las decisiones de diseño pedagógico y de mecánica </w:t>
+      </w:r>
+      <w:r>
+        <w:t xml:space="preserve">son de los estudiantes (Anexo E, apartado 1). El anillo de la zona de construcción se dibuja por código, y el acta D10 lo aceptó como definitivo. Todas llevan el prefijo </w:t>
       </w:r>
       <w:r>
         <w:rPr>
@@ -36742,10 +36929,10 @@
         <w:t>ArtImport_RNF23_LosNombresSiguenLaNomenclatura</w:t>
       </w:r>
       <w:r>
-        <w:t xml:space="preserve">). Los encuadres se expresan en fracciones del lienzo y no en píxeles, así que una entrega que conserve la composición entra sustituyendo el archivo, sin cambiar ningún valor de cámara. La mecánica del Nivel 1 se ve desde arriba, y la </w:t>
-      </w:r>
-      <w:r>
-        <w:t>orilla del Nivel 3 es un plano fijo a ras de suelo con perspectiva por profundidad (INC-66).</w:t>
+        <w:t>). Los encuadres se expresan en fracciones del lienzo y no en píx</w:t>
+      </w:r>
+      <w:r>
+        <w:t>eles, así que una entrega que conserve la composición entra sustituyendo el archivo, sin cambiar ningún valor de cámara. La mecánica del Nivel 1 se ve desde arriba, y la orilla del Nivel 3 es un plano fijo a ras de suelo con perspectiva por profundidad (INC-66).</w:t>
       </w:r>
     </w:p>
     <w:p>
@@ -36778,10 +36965,10 @@
         <w:tblLook w:val="0020" w:firstRow="1" w:lastRow="0" w:firstColumn="0" w:lastColumn="0" w:noHBand="0" w:noVBand="0"/>
       </w:tblPr>
       <w:tblGrid>
-        <w:gridCol w:w="1495"/>
-        <w:gridCol w:w="2572"/>
-        <w:gridCol w:w="3562"/>
-        <w:gridCol w:w="2333"/>
+        <w:gridCol w:w="1456"/>
+        <w:gridCol w:w="2381"/>
+        <w:gridCol w:w="3768"/>
+        <w:gridCol w:w="2357"/>
       </w:tblGrid>
       <w:tr>
         <w:trPr>
@@ -36789,7 +36976,7 @@
         </w:trPr>
         <w:tc>
           <w:tcPr>
-            <w:tcW w:w="750" w:type="pct"/>
+            <w:tcW w:w="731" w:type="pct"/>
             <w:shd w:val="clear" w:color="auto" w:fill="D9D9D9"/>
           </w:tcPr>
           <w:p>
@@ -36806,13 +36993,14 @@
                 <w:b/>
                 <w:sz w:val="18"/>
               </w:rPr>
+              <w:lastRenderedPageBreak/>
               <w:t>Nivel</w:t>
             </w:r>
           </w:p>
         </w:tc>
         <w:tc>
           <w:tcPr>
-            <w:tcW w:w="1291" w:type="pct"/>
+            <w:tcW w:w="1195" w:type="pct"/>
             <w:shd w:val="clear" w:color="auto" w:fill="D9D9D9"/>
           </w:tcPr>
           <w:p>
@@ -36835,7 +37023,7 @@
         </w:tc>
         <w:tc>
           <w:tcPr>
-            <w:tcW w:w="1788" w:type="pct"/>
+            <w:tcW w:w="1891" w:type="pct"/>
             <w:shd w:val="clear" w:color="auto" w:fill="D9D9D9"/>
           </w:tcPr>
           <w:p>
@@ -36858,7 +37046,7 @@
         </w:tc>
         <w:tc>
           <w:tcPr>
-            <w:tcW w:w="1172" w:type="pct"/>
+            <w:tcW w:w="1184" w:type="pct"/>
             <w:shd w:val="clear" w:color="auto" w:fill="D9D9D9"/>
           </w:tcPr>
           <w:p>
@@ -36883,7 +37071,7 @@
       <w:tr>
         <w:tc>
           <w:tcPr>
-            <w:tcW w:w="750" w:type="pct"/>
+            <w:tcW w:w="731" w:type="pct"/>
             <w:shd w:val="clear" w:color="auto" w:fill="auto"/>
           </w:tcPr>
           <w:p>
@@ -36904,7 +37092,7 @@
         </w:tc>
         <w:tc>
           <w:tcPr>
-            <w:tcW w:w="1291" w:type="pct"/>
+            <w:tcW w:w="1195" w:type="pct"/>
             <w:shd w:val="clear" w:color="auto" w:fill="auto"/>
           </w:tcPr>
           <w:p>
@@ -36925,7 +37113,7 @@
         </w:tc>
         <w:tc>
           <w:tcPr>
-            <w:tcW w:w="1788" w:type="pct"/>
+            <w:tcW w:w="1891" w:type="pct"/>
             <w:shd w:val="clear" w:color="auto" w:fill="auto"/>
           </w:tcPr>
           <w:p>
@@ -36946,7 +37134,7 @@
         </w:tc>
         <w:tc>
           <w:tcPr>
-            <w:tcW w:w="1172" w:type="pct"/>
+            <w:tcW w:w="1184" w:type="pct"/>
             <w:shd w:val="clear" w:color="auto" w:fill="auto"/>
           </w:tcPr>
           <w:p>
@@ -36969,7 +37157,7 @@
       <w:tr>
         <w:tc>
           <w:tcPr>
-            <w:tcW w:w="750" w:type="pct"/>
+            <w:tcW w:w="731" w:type="pct"/>
             <w:shd w:val="clear" w:color="auto" w:fill="auto"/>
           </w:tcPr>
           <w:p>
@@ -36990,7 +37178,7 @@
         </w:tc>
         <w:tc>
           <w:tcPr>
-            <w:tcW w:w="1291" w:type="pct"/>
+            <w:tcW w:w="1195" w:type="pct"/>
             <w:shd w:val="clear" w:color="auto" w:fill="auto"/>
           </w:tcPr>
           <w:p>
@@ -37011,43 +37199,43 @@
         </w:tc>
         <w:tc>
           <w:tcPr>
-            <w:tcW w:w="1788" w:type="pct"/>
-            <w:shd w:val="clear" w:color="auto" w:fill="auto"/>
-          </w:tcPr>
-          <w:p>
-            <w:pPr>
-              <w:pStyle w:val="CompactoOE3"/>
-              <w:spacing w:after="0"/>
-              <w:rPr>
-                <w:sz w:val="18"/>
-              </w:rPr>
-            </w:pPr>
-            <w:r>
-              <w:rPr>
-                <w:sz w:val="18"/>
-              </w:rPr>
-              <w:t>Puente I en el bosque, narrativas 2.1 a 2.4, bosque y taller; laberinto</w:t>
-            </w:r>
-          </w:p>
-        </w:tc>
-        <w:tc>
-          <w:tcPr>
-            <w:tcW w:w="1172" w:type="pct"/>
-            <w:shd w:val="clear" w:color="auto" w:fill="auto"/>
-          </w:tcPr>
-          <w:p>
-            <w:pPr>
-              <w:pStyle w:val="CompactoOE3"/>
-              <w:spacing w:after="0"/>
-              <w:rPr>
-                <w:sz w:val="18"/>
-              </w:rPr>
-            </w:pPr>
-            <w:r>
-              <w:rPr>
-                <w:sz w:val="18"/>
-              </w:rPr>
-              <w:t>Del amanecer a la noche, por tinte</w:t>
+            <w:tcW w:w="1891" w:type="pct"/>
+            <w:shd w:val="clear" w:color="auto" w:fill="auto"/>
+          </w:tcPr>
+          <w:p>
+            <w:pPr>
+              <w:pStyle w:val="CompactoOE3"/>
+              <w:spacing w:after="0"/>
+              <w:rPr>
+                <w:sz w:val="18"/>
+              </w:rPr>
+            </w:pPr>
+            <w:r>
+              <w:rPr>
+                <w:sz w:val="18"/>
+              </w:rPr>
+              <w:t>Puente I en el bosque, narrativas 2.1 a 2.4, bosque y taller, portada del inicio y tarjeta del Nivel 2 en el menú; laberinto</w:t>
+            </w:r>
+          </w:p>
+        </w:tc>
+        <w:tc>
+          <w:tcPr>
+            <w:tcW w:w="1184" w:type="pct"/>
+            <w:shd w:val="clear" w:color="auto" w:fill="auto"/>
+          </w:tcPr>
+          <w:p>
+            <w:pPr>
+              <w:pStyle w:val="CompactoOE3"/>
+              <w:spacing w:after="0"/>
+              <w:rPr>
+                <w:sz w:val="18"/>
+              </w:rPr>
+            </w:pPr>
+            <w:r>
+              <w:rPr>
+                <w:sz w:val="18"/>
+              </w:rPr>
+              <w:t>Del amanecer a la noche, por tinte; el laberinto, sin tinte</w:t>
             </w:r>
           </w:p>
         </w:tc>
@@ -37055,7 +37243,7 @@
       <w:tr>
         <w:tc>
           <w:tcPr>
-            <w:tcW w:w="750" w:type="pct"/>
+            <w:tcW w:w="731" w:type="pct"/>
             <w:shd w:val="clear" w:color="auto" w:fill="auto"/>
           </w:tcPr>
           <w:p>
@@ -37076,7 +37264,7 @@
         </w:tc>
         <w:tc>
           <w:tcPr>
-            <w:tcW w:w="1291" w:type="pct"/>
+            <w:tcW w:w="1195" w:type="pct"/>
             <w:shd w:val="clear" w:color="auto" w:fill="auto"/>
           </w:tcPr>
           <w:p>
@@ -37097,7 +37285,7 @@
         </w:tc>
         <w:tc>
           <w:tcPr>
-            <w:tcW w:w="1788" w:type="pct"/>
+            <w:tcW w:w="1891" w:type="pct"/>
             <w:shd w:val="clear" w:color="auto" w:fill="auto"/>
           </w:tcPr>
           <w:p>
@@ -37118,7 +37306,7 @@
         </w:tc>
         <w:tc>
           <w:tcPr>
-            <w:tcW w:w="1172" w:type="pct"/>
+            <w:tcW w:w="1184" w:type="pct"/>
             <w:shd w:val="clear" w:color="auto" w:fill="auto"/>
           </w:tcPr>
           <w:p>
@@ -37144,26 +37332,81 @@
         <w:pStyle w:val="PrimerprrafoOE3"/>
       </w:pPr>
       <w:r>
+        <w:t>En el Nivel 1 una capa de oscuridad multiplica la ilustración, y en la mecánica se aclara conforme se acumulan golpes efectivos, como refuerzo del avance y nunca como temporizador ni como único canal (RF-21, CP-02). El Nivel 2 dura un día y lo cuenta la luz: amanecer azulado en el puente I, tarde sin tinte en la recolección y el armado, atardecer en la escena 2.4 y noche junto al fuego en la 2.5, y el laberinto fuera de ese reloj, sin tinte sobre un fondo ámbar (</w:t>
+      </w:r>
+      <w:r>
+        <w:rPr>
+          <w:rStyle w:val="CdigoenlneaOE3"/>
+        </w:rPr>
+        <w:t>NarrativeSequence_RF05_ElNivel2TranscurreDelAmanecerALaNoche</w:t>
+      </w:r>
+      <w:r>
+        <w:t xml:space="preserve">, </w:t>
+      </w:r>
+      <w:r>
+        <w:rPr>
+          <w:rStyle w:val="CdigoenlneaOE3"/>
+        </w:rPr>
+        <w:t>MazeScene_RF30_ElEntornoQuedaSinTinte</w:t>
+      </w:r>
+      <w:r>
+        <w:t>).</w:t>
+      </w:r>
+    </w:p>
+    <w:p>
+      <w:pPr>
+        <w:pStyle w:val="TextoOE3"/>
+      </w:pPr>
+      <w:r>
+        <w:t>La familia (Papá, Mamá, la Niña y el Niño) y Algoritm aparecen en las cinco escenas jugables, y cada una de las dieciocho narrativas lleva al menos un personaje. El protagonista cambia por nivel: Papá en el fuego, la Niña en la rueda y Mamá en el río (CN-02). Se animan como marionetas por recorte: al corte, cada miembro de la familia está cortado en cinco partes con el pivote en la articulación, y un controlador de animación las gira y desplaza con un estado por acción. Hay siete prefabs, 21 clips por miemb</w:t>
+      </w:r>
+      <w:r>
+        <w:t xml:space="preserve">ro de la familia y 10 para Algoritm, 94 en total; el último es el saludo </w:t>
+      </w:r>
+      <w:r>
+        <w:rPr>
+          <w:rStyle w:val="CdigoenlneaOE3"/>
+        </w:rPr>
+        <w:t>Wave</w:t>
+      </w:r>
+      <w:r>
+        <w:t>, del 08/10/2026. El paquete de animación 2D del motor deforma sprites que quedarían debajo del lienzo de interfaz, tapados por la ilustración, y el recorte conserva la animación sobre el sprite base, como describe la dirección de arte desde el 29/09/2026 (INC-53).</w:t>
+      </w:r>
+    </w:p>
+    <w:p>
+      <w:pPr>
+        <w:pStyle w:val="TextoOE3"/>
+      </w:pPr>
+      <w:r>
+        <w:t>Al corte cada personaje tiene un solo retrato, de expresión neutra, y la emoción la lleva el cuerpo con acciones como celebrar, sorprenderse u observar (INC-108). Ningún personaje salta, cae ni hace un gesto de derrota: tras un intento sin avance, el personaje jugable hace un gesto de ánimo (</w:t>
+      </w:r>
+      <w:r>
+        <w:rPr>
+          <w:rStyle w:val="CdigoenlneaOE3"/>
+        </w:rPr>
+        <w:t>CharacterRig_CP02_NingunClipEsDeDerrotaCaidaNiSalto</w:t>
+      </w:r>
+      <w:r>
+        <w:t>). Desde el 30/09/2026 la familia lleva una sombra de contacto bajo los pies (INC-109) y Algoritm, una estela de puntos de luz que lo sigue al caminar y se borra al detenerse (INC-52), añadidas sin reconstruir los prefabs. Las partes de los personajes no reciben clics, de modo que nunca le quitan el clic a un objeto del reto. En la narrativa, el retrato del cuadro de diálogo es el de quien dice la línea (Figura 7.3). Después del corte, del 02 al 06/10/2026,</w:t>
+      </w:r>
+      <w:r>
+        <w:t xml:space="preserve"> la rama </w:t>
+      </w:r>
+      <w:r>
+        <w:rPr>
+          <w:rStyle w:val="CdigoenlneaOE3"/>
+        </w:rPr>
+        <w:t>feat/personajes-animados</w:t>
+      </w:r>
+      <w:r>
+        <w:t xml:space="preserve">, sin fusionar a la rama principal, añadió a los siete prefabs codos, rodillas, ojos y boca (cuello y cabeza, solo la familia), seis expresiones con parpadeo y habla (INC-131), el arte final frontal de la familia con la expresión neutra de los cuatro, un orden de dibujo de los brazos (INC-132) y el antebrazo delante del torso (INC-133) y el pivote del </w:t>
+      </w:r>
+      <w:r>
         <w:lastRenderedPageBreak/>
-        <w:t>En el Nivel 1 una capa de oscuridad multiplica la ilustración, y en la mecánica se aclara conforme se acumulan golpes efectivos, como refuerzo del avance y nunca como temporizador ni como único canal (RF-21, CP-02). El Nivel 2 dura un día y lo cuenta la luz: amanecer azulado en el puente I, tarde sin tinte en la recolección y el armado, atardecer en la escena 2.4 y noche junto al fuego en la 2.5, con el laberinto teñido de atardecer (</w:t>
-      </w:r>
-      <w:r>
-        <w:rPr>
-          <w:rStyle w:val="CdigoenlneaOE3"/>
-        </w:rPr>
-        <w:t>NarrativeSequence_RF05_ElNivel2TranscurreDelAmanecerALaNoche</w:t>
-      </w:r>
-      <w:r>
-        <w:t xml:space="preserve">, </w:t>
-      </w:r>
-      <w:r>
-        <w:rPr>
-          <w:rStyle w:val="CdigoenlneaOE3"/>
-        </w:rPr>
-        <w:t>MazeScene_RF30_ElLaberintoEsAlAtardecer</w:t>
-      </w:r>
-      <w:r>
-        <w:t>).</w:t>
+        <w:t>hombro en el borde del torso, con los gestos junto a la cabeza que pueden cubrir la cara; esa tanda levanta INC-108 solo para</w:t>
+      </w:r>
+      <w:r>
+        <w:t xml:space="preserve"> el arte final, y las capturas de este capítulo son del corte, salvo las Figuras 7.1 y 7.2, del Editor del 08/10/2026 (Anexo F, apartados 2.6 a 2.11). Ese día, por decisión de Santiago Benavides Rey, el húmero de Papá subió y su antebrazo bajó para que el primero no asome por el codo, y Algoritm pasó a dibujarse en nueve piezas recortadas de su arte provisional, de modo que mueve brazos y piernas en todas sus escenas (Anexo F, apartado 2.12).</w:t>
       </w:r>
     </w:p>
     <w:p>
@@ -37171,49 +37414,6 @@
         <w:pStyle w:val="TextoOE3"/>
       </w:pPr>
       <w:r>
-        <w:t>La familia (Papá, Mamá, la Niña y el Niño) y Algoritm aparecen en las cinco escenas jugables, y cada una de las dieciocho narrativas lleva al menos un personaje. El protagonista cambia por nivel: Papá en el fuego, la Niña en la rueda y Mamá en el río (CN-02). Se animan como marionetas por recorte: al corte, cada miembro de la familia está cortado en cinco partes con el pivote en la articulación, y un controlador de animación las gira y desplaza con un estado por acción. Hay siete prefabs, 21 clips por miemb</w:t>
-      </w:r>
-      <w:r>
-        <w:t>ro de la familia y 9 para Algoritm. El paquete de animación 2D del motor deforma sprites que quedarían debajo del lienzo de interfaz, tapados por la ilustración, y el recorte conserva la animación sobre el sprite base, como describe la dirección de arte desde el 29/09/2026 (INC-53).</w:t>
-      </w:r>
-    </w:p>
-    <w:p>
-      <w:pPr>
-        <w:pStyle w:val="TextoOE3"/>
-      </w:pPr>
-      <w:r>
-        <w:t>Al corte cada personaje tiene un solo retrato, de expresión neutra, y la emoción la lleva el cuerpo con acciones como celebrar, sorprenderse u observar (INC-108). Ningún personaje salta, cae ni hace un gesto de derrota: tras un intento sin avance, el personaje jugable hace un gesto de ánimo (</w:t>
-      </w:r>
-      <w:r>
-        <w:rPr>
-          <w:rStyle w:val="CdigoenlneaOE3"/>
-        </w:rPr>
-        <w:t>CharacterRig_CP02_NingunClipEsDeDerrotaCaidaNiSalto</w:t>
-      </w:r>
-      <w:r>
-        <w:t>). Desde el 30/09/2026 la familia lleva una sombra de contacto bajo los pies (INC-109) y Algoritm, una estela de puntos de luz que lo sigue al caminar y se borra al detenerse (INC-52), añadidas sin reconstruir los prefabs. Las partes de los personajes no reciben clics, de modo que nunca le quitan el clic a un objeto del reto. En la narrativa, el retrato del cuadro de diálogo es el de quien dice la línea (Figura 7.3). Después del corte, del 02 al 06/10/2026,</w:t>
-      </w:r>
-      <w:r>
-        <w:t xml:space="preserve"> la rama </w:t>
-      </w:r>
-      <w:r>
-        <w:rPr>
-          <w:rStyle w:val="CdigoenlneaOE3"/>
-        </w:rPr>
-        <w:t>feat/personajes-animados</w:t>
-      </w:r>
-      <w:r>
-        <w:t>, sin fusionar a la rama principal, añadió a los siete prefabs codos, rodillas, ojos y boca (cuello y cabeza, solo la familia), seis expresiones con parpadeo y habla (INC-131), el arte final frontal de la familia con la expresión neutra de los cuatro, un orden de dibujo de los brazos (INC-132) y el antebrazo delante del torso (INC-133) y el pivote del hombro en el borde del torso, con los gestos junto a la cabeza que pueden cubrir la cara; esa tanda levanta INC-108 solo para</w:t>
-      </w:r>
-      <w:r>
-        <w:t xml:space="preserve"> el arte final, y las capturas de este capítulo son del corte (Anexo F, apartados 2.6 a 2.11).</w:t>
-      </w:r>
-    </w:p>
-    <w:p>
-      <w:pPr>
-        <w:pStyle w:val="TextoOE3"/>
-      </w:pPr>
-      <w:r>
         <w:t>Algoritm es una llama con extremidades en el Nivel 1, y en los Niveles 2 y 3 la misma figura recoloreada en madera y en agua (INC-45, INC-52); el botón de pista de cada mecánica es un círculo con el Algoritm del nivel. En la orilla del Nivel 3, la familia y los materiales tienen desde el 01/10/2026 la escala con que los muestran las narrativas del mismo río, y lo que está más abajo se dibuja delante (INC-118; véase el apartado 4.4.1). En el cruce de la escena 3.3, los viajeros terminan sus pasos aunque el e</w:t>
       </w:r>
       <w:r>
@@ -37228,9 +37428,8 @@
         <w:rPr>
           <w:noProof/>
         </w:rPr>
-        <w:lastRenderedPageBreak/>
         <w:drawing>
-          <wp:inline distT="0" distB="0" distL="0" distR="0" wp14:anchorId="7FE7A921" wp14:editId="75505CCF">
+          <wp:inline distT="0" distB="0" distL="0" distR="0" wp14:anchorId="3216B76B" wp14:editId="2C8748E2">
             <wp:extent cx="5759999" cy="3239999"/>
             <wp:effectExtent l="0" t="0" r="0" b="0"/>
             <wp:docPr id="52" name="Picture" descr="Figura 7.3. Escena final del juego: la familia, ya en el poblado al atardecer, entre las chozas, con Algoritm en su forma de gota en el aire, sobre Papá y Mamá; a la derecha del Niño arden las fogatas, de las que sube humo. El cuadro de diálogo muestra el retrato y el nombre de Algoritm, que dice «En el bosque miraste muchas cosas y encontraste lo que tenían en común.» (recorte de la captura a pantalla completa)."/>
@@ -37302,7 +37501,11 @@
         <w:pStyle w:val="TextoOE3"/>
       </w:pPr>
       <w:r>
-        <w:t>El fuego se anima por cuadros, con una llama frontal en las narrativas y una cenital en la mecánica del Nivel 1, y la animación guarda un fotograma por dibujo distinto y no por archivo entregado: los 249 archivos del fuego del Nivel 1 se reducen a 34 dibujos (véase el apartado 8.2). El humo sale en bucle detrás de cada llama de las narrativas (</w:t>
+        <w:t xml:space="preserve">El fuego se anima por cuadros, con una llama frontal en las narrativas y una cenital en la mecánica del Nivel 1, y la animación guarda un fotograma por dibujo distinto y no por archivo entregado: los 249 archivos del fuego del Nivel 1 se reducen a 34 dibujos (véase el apartado </w:t>
+      </w:r>
+      <w:r>
+        <w:lastRenderedPageBreak/>
+        <w:t>8.2). El humo sale en bucle detrás de cada llama de las narrativas (</w:t>
       </w:r>
       <w:r>
         <w:rPr>
@@ -37320,17 +37523,38 @@
         <w:t>#FFE9A8</w:t>
       </w:r>
       <w:r>
-        <w:t xml:space="preserve"> que nace en el punto del golpe (INC-119). Los troncos del Nivel 2 ruedan en el motor, dibujados como cilindros en tres cuartos a partir de una sola textura, con lo que el acta D10 dio por cumplida la tarjeta D09-1 (Anexo E, apartado 2.1). Lo que el carril de arte inco</w:t>
-      </w:r>
-      <w:r>
-        <w:t>rpore después de este corte se trata en el apartado 10.3.</w:t>
+        <w:t xml:space="preserve"> que nace en el punto del golpe (INC-119). Desde el 08/10/2026 cada fogata encendida lleva un halo </w:t>
+      </w:r>
+      <w:r>
+        <w:rPr>
+          <w:rStyle w:val="CdigoenlneaOE3"/>
+        </w:rPr>
+        <w:t>#F0A84E</w:t>
+      </w:r>
+      <w:r>
+        <w:t xml:space="preserve"> al 20 % que respira entre 0,95 y 1,05 de su escala en ciclos de 2 s y no cambia de opacidad (</w:t>
+      </w:r>
+      <w:r>
+        <w:rPr>
+          <w:rStyle w:val="CdigoenlneaOE3"/>
+        </w:rPr>
+        <w:t>F</w:t>
+      </w:r>
+      <w:r>
+        <w:rPr>
+          <w:rStyle w:val="CdigoenlneaOE3"/>
+        </w:rPr>
+        <w:t>ireGlow</w:t>
+      </w:r>
+      <w:r>
+        <w:t>), en las nueve llamas de las narrativas y en la llama cenital de la cueva. Los troncos del Nivel 2 ruedan en el motor, dibujados como cilindros en tres cuartos a partir de una sola textura, con lo que el acta D10 dio por cumplida la tarjeta D09-1 (Anexo E, apartado 2.1). Lo que el carril de arte incorpore después de este corte se trata en el apartado 10.3.</w:t>
       </w:r>
     </w:p>
     <w:p>
       <w:pPr>
         <w:pStyle w:val="Ttulo2"/>
       </w:pPr>
-      <w:bookmarkStart w:id="38" w:name="_Toc242202629"/>
+      <w:bookmarkStart w:id="38" w:name="_Toc242400531"/>
       <w:r>
         <w:t>7.3 Sonido</w:t>
       </w:r>
@@ -37341,11 +37565,7 @@
         <w:pStyle w:val="PrimerprrafoOE3"/>
       </w:pPr>
       <w:r>
-        <w:t xml:space="preserve">La dirección de sonido define el juego como «materia golpeada por manos humanas»: piedra, madera y agua. Dos de sus pilares tienen consecuencia pedagógica directa. No existe sonido de fallo, porque un intento sin éxito suena descriptivo y nunca punitivo (CP-02). </w:t>
-      </w:r>
-      <w:r>
-        <w:lastRenderedPageBreak/>
-        <w:t>Y el audio nunca es el único canal, espejo de RNF-19: un aula con los parlantes apagados debe poder terminar el juego sin perder información.</w:t>
+        <w:t>La dirección de sonido define el juego como «materia golpeada por manos humanas»: piedra, madera y agua. Dos de sus pilares tienen consecuencia pedagógica directa. No existe sonido de fallo, porque un intento sin éxito suena descriptivo y nunca punitivo (CP-02). Y el audio nunca es el único canal, espejo de RNF-19: un aula con los parlantes apagados debe poder terminar el juego sin perder información.</w:t>
       </w:r>
     </w:p>
     <w:p>
@@ -37761,7 +37981,14 @@
               <w:rPr>
                 <w:sz w:val="18"/>
               </w:rPr>
-              <w:t>Material recogido, martillazo por pieza, tres martillazos al aprobar una fase; salpicadura al hundirse la balsa (01/10/2026)</w:t>
+              <w:t xml:space="preserve">Material recogido, martillazo por pieza, tres martillazos al aprobar una fase; </w:t>
+            </w:r>
+            <w:r>
+              <w:rPr>
+                <w:sz w:val="18"/>
+              </w:rPr>
+              <w:lastRenderedPageBreak/>
+              <w:t>salpicadura al hundirse la balsa (01/10/2026)</w:t>
             </w:r>
           </w:p>
         </w:tc>
@@ -37784,6 +38011,7 @@
               <w:rPr>
                 <w:sz w:val="18"/>
               </w:rPr>
+              <w:lastRenderedPageBreak/>
               <w:t>Escena final</w:t>
             </w:r>
           </w:p>
@@ -37902,11 +38130,7 @@
         <w:t>AssemblyPanel_RF42_LaBalsaQueSeHundeSuenaUnaSalpicaduraYNadaMas</w:t>
       </w:r>
       <w:r>
-        <w:t xml:space="preserve">). Es la pieza que estaba en disco sin referenciar, renombrada desde el motor con su identificador. La escena final suena al bosque de día con el crepitar de las fogatas en una </w:t>
-      </w:r>
-      <w:r>
-        <w:lastRenderedPageBreak/>
-        <w:t xml:space="preserve">segunda capa, el par con que abre el puente I (INC-125; </w:t>
+        <w:t xml:space="preserve">). Es la pieza que estaba en disco sin referenciar, renombrada desde el motor con su identificador. La escena final suena al bosque de día con el crepitar de las fogatas en una segunda capa, el par con que abre el puente I (INC-125; </w:t>
       </w:r>
       <w:r>
         <w:rPr>
@@ -37915,17 +38139,14 @@
         <w:t>RiverSounds_RF44_LaEscenaFinalSuenaAlBosqueConLasFogatas</w:t>
       </w:r>
       <w:r>
-        <w:t>). Lo que el carri</w:t>
-      </w:r>
-      <w:r>
-        <w:t>l de sonido incorpore después de este corte, el tercer silencio del guion incluido, se trata en el apartado 10.3.</w:t>
+        <w:t>). Lo que el carril de sonido incorpore después de este corte, el tercer silencio del guion incluido, se trata en el apartado 10.3.</w:t>
       </w:r>
     </w:p>
     <w:p>
       <w:pPr>
         <w:pStyle w:val="Ttulo2"/>
       </w:pPr>
-      <w:bookmarkStart w:id="39" w:name="_Toc242202630"/>
+      <w:bookmarkStart w:id="39" w:name="_Toc242400532"/>
       <w:r>
         <w:t>7.4 Accesibilidad</w:t>
       </w:r>
@@ -38442,6 +38663,7 @@
               <w:rPr>
                 <w:sz w:val="18"/>
               </w:rPr>
+              <w:lastRenderedPageBreak/>
               <w:t>Solo clic</w:t>
             </w:r>
           </w:p>
@@ -38560,9 +38782,8 @@
         <w:rPr>
           <w:noProof/>
         </w:rPr>
-        <w:lastRenderedPageBreak/>
         <w:drawing>
-          <wp:inline distT="0" distB="0" distL="0" distR="0" wp14:anchorId="27055AED" wp14:editId="137DF4F7">
+          <wp:inline distT="0" distB="0" distL="0" distR="0" wp14:anchorId="5D03C4BD" wp14:editId="749F812A">
             <wp:extent cx="5759999" cy="3239999"/>
             <wp:effectExtent l="0" t="0" r="0" b="0"/>
             <wp:docPr id="55" name="Picture" descr="Figura 7.4. Orilla del Nivel 3 en escala de grises, con los materiales ya reunidos: sin color, las dos tareas hechas se distinguen de las pendientes por el visto dentro del círculo, y el mensaje («Ya tienes todos los materiales. Ve a la zona marcada junto al agua.») lleva su propio icono. Abajo a la derecha, la cruceta de botones de dirección en pantalla que sustituye al teclado (RNF-02, INC-01)."/>
@@ -38632,6 +38853,7 @@
         <w:rPr>
           <w:rStyle w:val="CdigoenlneaOE3"/>
         </w:rPr>
+        <w:lastRenderedPageBreak/>
         <w:t>WheelLevel_RNF20_ContrasteSuficienteEnLasTresEscenas</w:t>
       </w:r>
       <w:r>
@@ -38644,10 +38866,10 @@
         <w:t>RiverLevel_RNF20_ContrasteSuficienteSobreElEscenarioClaro</w:t>
       </w:r>
       <w:r>
-        <w:t>, con «Probar balsa» incluido. La pantalla de inicio se revisa por captura (Figura 7.1), y la comprobación por programa midió 13,5:1 en el título y los botones secundarios, 7,1:1 en «</w:t>
-      </w:r>
-      <w:r>
-        <w:t>Jugar» y 6,2:1 en el lema. Todas las regiones de texto e iconos medidas en las capturas superan el mínimo; la más baja, 5,6:1, es el icono de alerta de la balsa.</w:t>
+        <w:t>, con «Probar balsa» incluido. La pantalla de inicio se revisa por captura (Figura 7.1), y la comprobación por programa midió, sobre el ejecutable del corte, 13,5:1 en el título y los</w:t>
+      </w:r>
+      <w:r>
+        <w:t xml:space="preserve"> botones secundarios, 7,1:1 en «Jugar» y 6,2:1 en el lema. Desde el 08/10/2026 el título es blanco con reborde carbón de 4 px, y blanco sobre el ocre del fondo da solo 1,69:1: lo que lo hace legible es el reborde, que contra el ocre da 9,03:1 y contra el blanco, 15,23:1 (cálculo del 08/10/2026, aún sin repetir con la herramienta del OE4). Todas las regiones de texto e iconos medidas en las capturas superan el mínimo; la más baja, 5,6:1, es el icono de alerta de la balsa.</w:t>
       </w:r>
     </w:p>
     <w:p>
@@ -38673,10 +38895,19 @@
         <w:t>NarrativeScene_RNF21_LaBalsaCruzaSinSaltosNiParpadeos</w:t>
       </w:r>
       <w:r>
-        <w:t xml:space="preserve"> </w:t>
-      </w:r>
-      <w:r>
-        <w:t>hace lo mismo con el cruce de la escena 3.3. La comprobación por programa midió en las tres animaciones por cuadros del Nivel 1 un máximo de un destello por segundo, lejos del límite de tres.</w:t>
+        <w:t xml:space="preserve"> hace lo mismo con el cruce de la escena 3.3, y </w:t>
+      </w:r>
+      <w:r>
+        <w:rPr>
+          <w:rStyle w:val="CdigoenlneaOE3"/>
+        </w:rPr>
+        <w:t>NarrativeScene_RNF21_ElHaloDeLaFogataPulsaLentoYSinDestellos</w:t>
+      </w:r>
+      <w:r>
+        <w:t xml:space="preserve"> exige que el halo de las fo</w:t>
+      </w:r>
+      <w:r>
+        <w:t>gatas solo cambie de escala. La comprobación por programa midió en las tres animaciones por cuadros del Nivel 1 un máximo de un destello por segundo, lejos del límite de tres.</w:t>
       </w:r>
     </w:p>
     <w:p>
@@ -38684,7 +38915,6 @@
         <w:pStyle w:val="TextoOE3"/>
       </w:pPr>
       <w:r>
-        <w:lastRenderedPageBreak/>
         <w:t>Sobre la carga cognitiva (CP-08), cada fase presenta una sola tarea activa (RNF-03) y el cuadro de diálogo no supera el cuarto inferior de la pantalla (</w:t>
       </w:r>
       <w:r>
@@ -38735,7 +38965,7 @@
       <w:pPr>
         <w:pStyle w:val="Ttulo1"/>
       </w:pPr>
-      <w:bookmarkStart w:id="40" w:name="_Toc242202631"/>
+      <w:bookmarkStart w:id="40" w:name="_Toc242400533"/>
       <w:r>
         <w:lastRenderedPageBreak/>
         <w:t>8. RENDIMIENTO Y OPTIMIZACIÓN</w:t>
@@ -38767,7 +38997,7 @@
       <w:pPr>
         <w:pStyle w:val="Ttulo2"/>
       </w:pPr>
-      <w:bookmarkStart w:id="41" w:name="_Toc242202632"/>
+      <w:bookmarkStart w:id="41" w:name="_Toc242400534"/>
       <w:r>
         <w:t>8.1 Presupuestos de rendimiento y mediciones</w:t>
       </w:r>
@@ -41045,10 +41275,7 @@
         <w:t>Datos/</w:t>
       </w:r>
       <w:r>
-        <w:t>, que el juego crea en la primera ejecución, y la de información de</w:t>
-      </w:r>
-      <w:r>
-        <w:t xml:space="preserve"> depuración </w:t>
+        <w:t xml:space="preserve">, que el juego crea en la primera ejecución, y la de información de depuración </w:t>
       </w:r>
       <w:r>
         <w:rPr>
@@ -41075,7 +41302,7 @@
       <w:pPr>
         <w:pStyle w:val="Ttulo2"/>
       </w:pPr>
-      <w:bookmarkStart w:id="42" w:name="_Toc242202633"/>
+      <w:bookmarkStart w:id="42" w:name="_Toc242400535"/>
       <w:r>
         <w:t>8.2 Optimizaciones aplicadas</w:t>
       </w:r>
@@ -41298,7 +41525,7 @@
       <w:pPr>
         <w:pStyle w:val="Ttulo2"/>
       </w:pPr>
-      <w:bookmarkStart w:id="43" w:name="_Toc242202634"/>
+      <w:bookmarkStart w:id="43" w:name="_Toc242400536"/>
       <w:r>
         <w:t>8.3 Mediciones sobre el ejecutable</w:t>
       </w:r>
@@ -41536,10 +41763,7 @@
         <w:t>MainMenu</w:t>
       </w:r>
       <w:r>
-        <w:t>: sobre el primer candidato fue de 2,62 s y 2,60 s en los dos primeros recorridos y de 3,23 s en la copia portable. Es una cota superior del arranque hasta la pantalla de inicio, porque incluye la espera de u</w:t>
-      </w:r>
-      <w:r>
-        <w:t>na ventana estable y el arranque del muestreador.</w:t>
+        <w:t>: sobre el primer candidato fue de 2,62 s y 2,60 s en los dos primeros recorridos y de 3,23 s en la copia portable. Es una cota superior del arranque hasta la pantalla de inicio, porque incluye la espera de una ventana estable y el arranque del muestreador.</w:t>
       </w:r>
     </w:p>
     <w:p>
@@ -43093,7 +43317,7 @@
       <w:pPr>
         <w:pStyle w:val="Ttulo1"/>
       </w:pPr>
-      <w:bookmarkStart w:id="44" w:name="_Toc242202635"/>
+      <w:bookmarkStart w:id="44" w:name="_Toc242400537"/>
       <w:r>
         <w:lastRenderedPageBreak/>
         <w:t>9. VERIFICACIÓN DEL PROTOTIPO</w:t>
@@ -43115,7 +43339,7 @@
       <w:pPr>
         <w:pStyle w:val="Ttulo2"/>
       </w:pPr>
-      <w:bookmarkStart w:id="45" w:name="_Toc242202636"/>
+      <w:bookmarkStart w:id="45" w:name="_Toc242400538"/>
       <w:r>
         <w:t>9.1 Estrategia de pruebas</w:t>
       </w:r>
@@ -45005,6 +45229,32 @@
         <w:pStyle w:val="PrimerprrafoOE3"/>
       </w:pPr>
       <w:r>
+        <w:t>Los métodos y los casos de la Tabla 9.1 son los del corte del 01/10/2026. El 09/10/2026, con la ronda de ajustes de diseño y el carril de perfil ya integrados (</w:t>
+      </w:r>
+      <w:r>
+        <w:rPr>
+          <w:rStyle w:val="CdigoenlneaOE3"/>
+        </w:rPr>
+        <w:t>eb9be13</w:t>
+      </w:r>
+      <w:r>
+        <w:t xml:space="preserve"> y </w:t>
+      </w:r>
+      <w:r>
+        <w:rPr>
+          <w:rStyle w:val="CdigoenlneaOE3"/>
+        </w:rPr>
+        <w:t>123785e</w:t>
+      </w:r>
+      <w:r>
+        <w:t>), el proyecto tenía 857 métodos de prueba (513 en EditMode y 344 en PlayMode) y la suite listaba 1 128 casos, 711 de EditMode y 417 de PlayMode (apartado 9.3).</w:t>
+      </w:r>
+    </w:p>
+    <w:p>
+      <w:pPr>
+        <w:pStyle w:val="TextoOE3"/>
+      </w:pPr>
+      <w:r>
         <w:t xml:space="preserve">El módulo </w:t>
       </w:r>
       <w:r>
@@ -45014,10 +45264,7 @@
         <w:t>Game.Audio.Tests</w:t>
       </w:r>
       <w:r>
-        <w:t xml:space="preserve"> </w:t>
-      </w:r>
-      <w:r>
-        <w:t>existe sin pruebas propias: el sonido se verifica en PlayMode, desde los niveles que lo usan, y en las reglas de importación del módulo de arquitectura.</w:t>
+        <w:t xml:space="preserve"> existe sin pruebas propias: el sonido se verifica en PlayMode, desde los niveles que lo usan, y en las reglas de importación del módulo de arquitectura.</w:t>
       </w:r>
     </w:p>
     <w:p>
@@ -45025,6 +45272,7 @@
         <w:pStyle w:val="TextoOE3"/>
       </w:pPr>
       <w:r>
+        <w:lastRenderedPageBreak/>
         <w:t xml:space="preserve">El nombre de cada método sigue el patrón </w:t>
       </w:r>
       <w:r>
@@ -45043,14 +45291,10 @@
         <w:t>GameFlow_CP02_NoExisteEstadoDeDerrota</w:t>
       </w:r>
       <w:r>
-        <w:t xml:space="preserve"> comprueba que la máquina de estados no tiene ningún estado de derrota. De los 721 métodos, 381 citan un requerimiento funcional; los demás citan requerimientos no funcionales (178), secciones de </w:t>
-      </w:r>
-      <w:r>
-        <w:lastRenderedPageBreak/>
-        <w:t>la dirección de arte (45), criterios pedagógicos (36), hallazgos de consistencia (29), historias de usuario (27)</w:t>
-      </w:r>
-      <w:r>
-        <w:t xml:space="preserve">, casos de uso (8), secciones del guion (7), restricciones técnicas (3), la definición operativa de los indicadores de OE1 (3), criterios narrativos y de diseño (1), observaciones de la evaluación funcional del OE4 (1) y puntos abiertos del guion (1), y uno no lleva identificador. El método sin identificador es </w:t>
+        <w:t xml:space="preserve"> comprueba que la máquina de estados no tiene ningún estado de derrota. De los 857 métodos del árbol de trabajo del 09/10/2026, 416 citan un requerimiento funcional; los demás citan requerimientos no funcionales (198), secciones de la dirección de arte (67), criterios pedagógicos (38), hallazgos de consiste</w:t>
+      </w:r>
+      <w:r>
+        <w:t xml:space="preserve">ncia (86), historias de usuario (27), casos de uso (8), secciones del guion (7), restricciones técnicas (3), la definición operativa de los indicadores de OE1 (3), criterios narrativos y de diseño (1), observaciones de la evaluación funcional del OE4 (1) y puntos abiertos del guion (1), y uno no lleva identificador. El método sin identificador es </w:t>
       </w:r>
       <w:r>
         <w:rPr>
@@ -45068,10 +45312,10 @@
         <w:t>SceneFadeTests</w:t>
       </w:r>
       <w:r>
-        <w:t>), un método parametrizado que lleva el identificador en el nombre de cada uno de sus siete casos (RF-05 y RF-07). Con esa convención los invariantes pedagógicos quedan cu</w:t>
-      </w:r>
-      <w:r>
-        <w:t>biertos por pruebas en los tres niveles: no hay pantalla de derrota ni límite de intentos (CP-02), ninguna cifra llega al estudiante (CP-03) y las pistas orientan sin nombrar la respuesta (CP-06). Que lo aprobado no se pierde se comprueba en el perfil del jugador, común a los tres niveles (RF-41), y en el Nivel 3, donde las fases aprobadas y las tareas cumplidas sobreviven a una prueba fallida de la balsa (RF-41, RF-43).</w:t>
+        <w:t>), un método parametrizado que lleva el identificador en el nombre de cada uno de sus siete casos (RF-05 y RF-07). Con esa convención l</w:t>
+      </w:r>
+      <w:r>
+        <w:t>os invariantes pedagógicos quedan cubiertos por pruebas en los tres niveles: no hay pantalla de derrota ni límite de intentos (CP-02), ninguna cifra llega al estudiante (CP-03) y las pistas orientan sin nombrar la respuesta (CP-06). Que lo aprobado no se pierde se comprueba en el perfil del jugador, común a los tres niveles (RF-41), y en el Nivel 3, donde las fases aprobadas y las tareas cumplidas sobreviven a una prueba fallida de la balsa (RF-41, RF-43).</w:t>
       </w:r>
     </w:p>
     <w:p>
@@ -45112,11 +45356,11 @@
         <w:tblLook w:val="0020" w:firstRow="1" w:lastRow="0" w:firstColumn="0" w:lastColumn="0" w:noHBand="0" w:noVBand="0"/>
       </w:tblPr>
       <w:tblGrid>
-        <w:gridCol w:w="1416"/>
-        <w:gridCol w:w="3258"/>
-        <w:gridCol w:w="1843"/>
-        <w:gridCol w:w="2550"/>
-        <w:gridCol w:w="895"/>
+        <w:gridCol w:w="1417"/>
+        <w:gridCol w:w="3371"/>
+        <w:gridCol w:w="2040"/>
+        <w:gridCol w:w="2237"/>
+        <w:gridCol w:w="897"/>
       </w:tblGrid>
       <w:tr>
         <w:trPr>
@@ -45147,7 +45391,7 @@
         </w:tc>
         <w:tc>
           <w:tcPr>
-            <w:tcW w:w="1635" w:type="pct"/>
+            <w:tcW w:w="1692" w:type="pct"/>
             <w:shd w:val="clear" w:color="auto" w:fill="D9D9D9"/>
           </w:tcPr>
           <w:p>
@@ -45170,7 +45414,7 @@
         </w:tc>
         <w:tc>
           <w:tcPr>
-            <w:tcW w:w="925" w:type="pct"/>
+            <w:tcW w:w="1024" w:type="pct"/>
             <w:shd w:val="clear" w:color="auto" w:fill="D9D9D9"/>
           </w:tcPr>
           <w:p>
@@ -45193,7 +45437,7 @@
         </w:tc>
         <w:tc>
           <w:tcPr>
-            <w:tcW w:w="1280" w:type="pct"/>
+            <w:tcW w:w="1123" w:type="pct"/>
             <w:shd w:val="clear" w:color="auto" w:fill="D9D9D9"/>
           </w:tcPr>
           <w:p>
@@ -45262,7 +45506,7 @@
         </w:tc>
         <w:tc>
           <w:tcPr>
-            <w:tcW w:w="1635" w:type="pct"/>
+            <w:tcW w:w="1692" w:type="pct"/>
             <w:shd w:val="clear" w:color="auto" w:fill="auto"/>
           </w:tcPr>
           <w:p>
@@ -45283,7 +45527,7 @@
         </w:tc>
         <w:tc>
           <w:tcPr>
-            <w:tcW w:w="925" w:type="pct"/>
+            <w:tcW w:w="1024" w:type="pct"/>
             <w:shd w:val="clear" w:color="auto" w:fill="auto"/>
           </w:tcPr>
           <w:p>
@@ -45304,7 +45548,7 @@
         </w:tc>
         <w:tc>
           <w:tcPr>
-            <w:tcW w:w="1280" w:type="pct"/>
+            <w:tcW w:w="1123" w:type="pct"/>
             <w:shd w:val="clear" w:color="auto" w:fill="auto"/>
           </w:tcPr>
           <w:p>
@@ -45369,7 +45613,7 @@
         </w:tc>
         <w:tc>
           <w:tcPr>
-            <w:tcW w:w="1635" w:type="pct"/>
+            <w:tcW w:w="1692" w:type="pct"/>
             <w:shd w:val="clear" w:color="auto" w:fill="auto"/>
           </w:tcPr>
           <w:p>
@@ -45390,7 +45634,7 @@
         </w:tc>
         <w:tc>
           <w:tcPr>
-            <w:tcW w:w="925" w:type="pct"/>
+            <w:tcW w:w="1024" w:type="pct"/>
             <w:shd w:val="clear" w:color="auto" w:fill="auto"/>
           </w:tcPr>
           <w:p>
@@ -45411,7 +45655,7 @@
         </w:tc>
         <w:tc>
           <w:tcPr>
-            <w:tcW w:w="1280" w:type="pct"/>
+            <w:tcW w:w="1123" w:type="pct"/>
             <w:shd w:val="clear" w:color="auto" w:fill="auto"/>
           </w:tcPr>
           <w:p>
@@ -45476,7 +45720,7 @@
         </w:tc>
         <w:tc>
           <w:tcPr>
-            <w:tcW w:w="1635" w:type="pct"/>
+            <w:tcW w:w="1692" w:type="pct"/>
             <w:shd w:val="clear" w:color="auto" w:fill="auto"/>
           </w:tcPr>
           <w:p>
@@ -45497,7 +45741,7 @@
         </w:tc>
         <w:tc>
           <w:tcPr>
-            <w:tcW w:w="925" w:type="pct"/>
+            <w:tcW w:w="1024" w:type="pct"/>
             <w:shd w:val="clear" w:color="auto" w:fill="auto"/>
           </w:tcPr>
           <w:p>
@@ -45518,7 +45762,7 @@
         </w:tc>
         <w:tc>
           <w:tcPr>
-            <w:tcW w:w="1280" w:type="pct"/>
+            <w:tcW w:w="1123" w:type="pct"/>
             <w:shd w:val="clear" w:color="auto" w:fill="auto"/>
           </w:tcPr>
           <w:p>
@@ -45583,7 +45827,7 @@
         </w:tc>
         <w:tc>
           <w:tcPr>
-            <w:tcW w:w="1635" w:type="pct"/>
+            <w:tcW w:w="1692" w:type="pct"/>
             <w:shd w:val="clear" w:color="auto" w:fill="auto"/>
           </w:tcPr>
           <w:p>
@@ -45604,7 +45848,7 @@
         </w:tc>
         <w:tc>
           <w:tcPr>
-            <w:tcW w:w="925" w:type="pct"/>
+            <w:tcW w:w="1024" w:type="pct"/>
             <w:shd w:val="clear" w:color="auto" w:fill="auto"/>
           </w:tcPr>
           <w:p>
@@ -45625,7 +45869,7 @@
         </w:tc>
         <w:tc>
           <w:tcPr>
-            <w:tcW w:w="1280" w:type="pct"/>
+            <w:tcW w:w="1123" w:type="pct"/>
             <w:shd w:val="clear" w:color="auto" w:fill="auto"/>
           </w:tcPr>
           <w:p>
@@ -45690,7 +45934,7 @@
         </w:tc>
         <w:tc>
           <w:tcPr>
-            <w:tcW w:w="1635" w:type="pct"/>
+            <w:tcW w:w="1692" w:type="pct"/>
             <w:shd w:val="clear" w:color="auto" w:fill="auto"/>
           </w:tcPr>
           <w:p>
@@ -45711,7 +45955,7 @@
         </w:tc>
         <w:tc>
           <w:tcPr>
-            <w:tcW w:w="925" w:type="pct"/>
+            <w:tcW w:w="1024" w:type="pct"/>
             <w:shd w:val="clear" w:color="auto" w:fill="auto"/>
           </w:tcPr>
           <w:p>
@@ -45732,7 +45976,7 @@
         </w:tc>
         <w:tc>
           <w:tcPr>
-            <w:tcW w:w="1280" w:type="pct"/>
+            <w:tcW w:w="1123" w:type="pct"/>
             <w:shd w:val="clear" w:color="auto" w:fill="auto"/>
           </w:tcPr>
           <w:p>
@@ -45797,7 +46041,7 @@
         </w:tc>
         <w:tc>
           <w:tcPr>
-            <w:tcW w:w="1635" w:type="pct"/>
+            <w:tcW w:w="1692" w:type="pct"/>
             <w:shd w:val="clear" w:color="auto" w:fill="auto"/>
           </w:tcPr>
           <w:p>
@@ -45818,7 +46062,7 @@
         </w:tc>
         <w:tc>
           <w:tcPr>
-            <w:tcW w:w="925" w:type="pct"/>
+            <w:tcW w:w="1024" w:type="pct"/>
             <w:shd w:val="clear" w:color="auto" w:fill="auto"/>
           </w:tcPr>
           <w:p>
@@ -45839,7 +46083,7 @@
         </w:tc>
         <w:tc>
           <w:tcPr>
-            <w:tcW w:w="1280" w:type="pct"/>
+            <w:tcW w:w="1123" w:type="pct"/>
             <w:shd w:val="clear" w:color="auto" w:fill="auto"/>
           </w:tcPr>
           <w:p>
@@ -45904,7 +46148,7 @@
         </w:tc>
         <w:tc>
           <w:tcPr>
-            <w:tcW w:w="1635" w:type="pct"/>
+            <w:tcW w:w="1692" w:type="pct"/>
             <w:shd w:val="clear" w:color="auto" w:fill="auto"/>
           </w:tcPr>
           <w:p>
@@ -45925,7 +46169,7 @@
         </w:tc>
         <w:tc>
           <w:tcPr>
-            <w:tcW w:w="925" w:type="pct"/>
+            <w:tcW w:w="1024" w:type="pct"/>
             <w:shd w:val="clear" w:color="auto" w:fill="auto"/>
           </w:tcPr>
           <w:p>
@@ -45946,7 +46190,7 @@
         </w:tc>
         <w:tc>
           <w:tcPr>
-            <w:tcW w:w="1280" w:type="pct"/>
+            <w:tcW w:w="1123" w:type="pct"/>
             <w:shd w:val="clear" w:color="auto" w:fill="auto"/>
           </w:tcPr>
           <w:p>
@@ -46005,13 +46249,14 @@
               <w:rPr>
                 <w:sz w:val="18"/>
               </w:rPr>
+              <w:lastRenderedPageBreak/>
               <w:t>24/09/2026</w:t>
             </w:r>
           </w:p>
         </w:tc>
         <w:tc>
           <w:tcPr>
-            <w:tcW w:w="1635" w:type="pct"/>
+            <w:tcW w:w="1692" w:type="pct"/>
             <w:shd w:val="clear" w:color="auto" w:fill="auto"/>
           </w:tcPr>
           <w:p>
@@ -46032,7 +46277,7 @@
         </w:tc>
         <w:tc>
           <w:tcPr>
-            <w:tcW w:w="925" w:type="pct"/>
+            <w:tcW w:w="1024" w:type="pct"/>
             <w:shd w:val="clear" w:color="auto" w:fill="auto"/>
           </w:tcPr>
           <w:p>
@@ -46053,7 +46298,7 @@
         </w:tc>
         <w:tc>
           <w:tcPr>
-            <w:tcW w:w="1280" w:type="pct"/>
+            <w:tcW w:w="1123" w:type="pct"/>
             <w:shd w:val="clear" w:color="auto" w:fill="auto"/>
           </w:tcPr>
           <w:p>
@@ -46118,7 +46363,7 @@
         </w:tc>
         <w:tc>
           <w:tcPr>
-            <w:tcW w:w="1635" w:type="pct"/>
+            <w:tcW w:w="1692" w:type="pct"/>
             <w:shd w:val="clear" w:color="auto" w:fill="auto"/>
           </w:tcPr>
           <w:p>
@@ -46139,7 +46384,7 @@
         </w:tc>
         <w:tc>
           <w:tcPr>
-            <w:tcW w:w="925" w:type="pct"/>
+            <w:tcW w:w="1024" w:type="pct"/>
             <w:shd w:val="clear" w:color="auto" w:fill="auto"/>
           </w:tcPr>
           <w:p>
@@ -46160,7 +46405,7 @@
         </w:tc>
         <w:tc>
           <w:tcPr>
-            <w:tcW w:w="1280" w:type="pct"/>
+            <w:tcW w:w="1123" w:type="pct"/>
             <w:shd w:val="clear" w:color="auto" w:fill="auto"/>
           </w:tcPr>
           <w:p>
@@ -46225,7 +46470,7 @@
         </w:tc>
         <w:tc>
           <w:tcPr>
-            <w:tcW w:w="1635" w:type="pct"/>
+            <w:tcW w:w="1692" w:type="pct"/>
             <w:shd w:val="clear" w:color="auto" w:fill="auto"/>
           </w:tcPr>
           <w:p>
@@ -46259,7 +46504,7 @@
         </w:tc>
         <w:tc>
           <w:tcPr>
-            <w:tcW w:w="925" w:type="pct"/>
+            <w:tcW w:w="1024" w:type="pct"/>
             <w:shd w:val="clear" w:color="auto" w:fill="auto"/>
           </w:tcPr>
           <w:p>
@@ -46280,7 +46525,7 @@
         </w:tc>
         <w:tc>
           <w:tcPr>
-            <w:tcW w:w="1280" w:type="pct"/>
+            <w:tcW w:w="1123" w:type="pct"/>
             <w:shd w:val="clear" w:color="auto" w:fill="auto"/>
           </w:tcPr>
           <w:p>
@@ -46339,14 +46584,13 @@
               <w:rPr>
                 <w:sz w:val="18"/>
               </w:rPr>
-              <w:lastRenderedPageBreak/>
               <w:t>01/10/2026</w:t>
             </w:r>
           </w:p>
         </w:tc>
         <w:tc>
           <w:tcPr>
-            <w:tcW w:w="1635" w:type="pct"/>
+            <w:tcW w:w="1692" w:type="pct"/>
             <w:shd w:val="clear" w:color="auto" w:fill="auto"/>
           </w:tcPr>
           <w:p>
@@ -46367,7 +46611,7 @@
         </w:tc>
         <w:tc>
           <w:tcPr>
-            <w:tcW w:w="925" w:type="pct"/>
+            <w:tcW w:w="1024" w:type="pct"/>
             <w:shd w:val="clear" w:color="auto" w:fill="auto"/>
           </w:tcPr>
           <w:p>
@@ -46388,7 +46632,7 @@
         </w:tc>
         <w:tc>
           <w:tcPr>
-            <w:tcW w:w="1280" w:type="pct"/>
+            <w:tcW w:w="1123" w:type="pct"/>
             <w:shd w:val="clear" w:color="auto" w:fill="auto"/>
           </w:tcPr>
           <w:p>
@@ -46453,7 +46697,7 @@
         </w:tc>
         <w:tc>
           <w:tcPr>
-            <w:tcW w:w="1635" w:type="pct"/>
+            <w:tcW w:w="1692" w:type="pct"/>
             <w:shd w:val="clear" w:color="auto" w:fill="auto"/>
           </w:tcPr>
           <w:p>
@@ -46474,7 +46718,7 @@
         </w:tc>
         <w:tc>
           <w:tcPr>
-            <w:tcW w:w="925" w:type="pct"/>
+            <w:tcW w:w="1024" w:type="pct"/>
             <w:shd w:val="clear" w:color="auto" w:fill="auto"/>
           </w:tcPr>
           <w:p>
@@ -46495,7 +46739,7 @@
         </w:tc>
         <w:tc>
           <w:tcPr>
-            <w:tcW w:w="1280" w:type="pct"/>
+            <w:tcW w:w="1123" w:type="pct"/>
             <w:shd w:val="clear" w:color="auto" w:fill="auto"/>
           </w:tcPr>
           <w:p>
@@ -46560,7 +46804,7 @@
         </w:tc>
         <w:tc>
           <w:tcPr>
-            <w:tcW w:w="1635" w:type="pct"/>
+            <w:tcW w:w="1692" w:type="pct"/>
             <w:shd w:val="clear" w:color="auto" w:fill="auto"/>
           </w:tcPr>
           <w:p>
@@ -46581,7 +46825,7 @@
         </w:tc>
         <w:tc>
           <w:tcPr>
-            <w:tcW w:w="925" w:type="pct"/>
+            <w:tcW w:w="1024" w:type="pct"/>
             <w:shd w:val="clear" w:color="auto" w:fill="auto"/>
           </w:tcPr>
           <w:p>
@@ -46602,7 +46846,7 @@
         </w:tc>
         <w:tc>
           <w:tcPr>
-            <w:tcW w:w="1280" w:type="pct"/>
+            <w:tcW w:w="1123" w:type="pct"/>
             <w:shd w:val="clear" w:color="auto" w:fill="auto"/>
           </w:tcPr>
           <w:p>
@@ -46667,7 +46911,7 @@
         </w:tc>
         <w:tc>
           <w:tcPr>
-            <w:tcW w:w="1635" w:type="pct"/>
+            <w:tcW w:w="1692" w:type="pct"/>
             <w:shd w:val="clear" w:color="auto" w:fill="auto"/>
           </w:tcPr>
           <w:p>
@@ -46688,7 +46932,7 @@
         </w:tc>
         <w:tc>
           <w:tcPr>
-            <w:tcW w:w="925" w:type="pct"/>
+            <w:tcW w:w="1024" w:type="pct"/>
             <w:shd w:val="clear" w:color="auto" w:fill="auto"/>
           </w:tcPr>
           <w:p>
@@ -46709,7 +46953,7 @@
         </w:tc>
         <w:tc>
           <w:tcPr>
-            <w:tcW w:w="1280" w:type="pct"/>
+            <w:tcW w:w="1123" w:type="pct"/>
             <w:shd w:val="clear" w:color="auto" w:fill="auto"/>
           </w:tcPr>
           <w:p>
@@ -46746,6 +46990,139 @@
                 <w:sz w:val="18"/>
               </w:rPr>
               <w:t>G</w:t>
+            </w:r>
+          </w:p>
+        </w:tc>
+      </w:tr>
+      <w:tr>
+        <w:tc>
+          <w:tcPr>
+            <w:tcW w:w="711" w:type="pct"/>
+            <w:shd w:val="clear" w:color="auto" w:fill="auto"/>
+          </w:tcPr>
+          <w:p>
+            <w:pPr>
+              <w:pStyle w:val="CompactoOE3"/>
+              <w:spacing w:after="0"/>
+              <w:rPr>
+                <w:sz w:val="18"/>
+              </w:rPr>
+            </w:pPr>
+            <w:r>
+              <w:rPr>
+                <w:sz w:val="18"/>
+              </w:rPr>
+              <w:t>09/10/2026</w:t>
+            </w:r>
+          </w:p>
+        </w:tc>
+        <w:tc>
+          <w:tcPr>
+            <w:tcW w:w="1692" w:type="pct"/>
+            <w:shd w:val="clear" w:color="auto" w:fill="auto"/>
+          </w:tcPr>
+          <w:p>
+            <w:pPr>
+              <w:pStyle w:val="CompactoOE3"/>
+              <w:spacing w:after="0"/>
+              <w:rPr>
+                <w:sz w:val="18"/>
+              </w:rPr>
+            </w:pPr>
+            <w:r>
+              <w:rPr>
+                <w:sz w:val="18"/>
+              </w:rPr>
+              <w:t xml:space="preserve">Ronda de ajustes de diseño sobre </w:t>
+            </w:r>
+            <w:r>
+              <w:rPr>
+                <w:rStyle w:val="CdigoenlneaOE3"/>
+                <w:sz w:val="18"/>
+              </w:rPr>
+              <w:t>eb9be13</w:t>
+            </w:r>
+            <w:r>
+              <w:rPr>
+                <w:sz w:val="18"/>
+              </w:rPr>
+              <w:t xml:space="preserve"> y </w:t>
+            </w:r>
+            <w:r>
+              <w:rPr>
+                <w:rStyle w:val="CdigoenlneaOE3"/>
+                <w:sz w:val="18"/>
+              </w:rPr>
+              <w:t>123785e</w:t>
+            </w:r>
+            <w:r>
+              <w:rPr>
+                <w:sz w:val="18"/>
+              </w:rPr>
+              <w:t>, ya con el carril de perfil (sin ejecutable nuevo)</w:t>
+            </w:r>
+          </w:p>
+        </w:tc>
+        <w:tc>
+          <w:tcPr>
+            <w:tcW w:w="1024" w:type="pct"/>
+            <w:shd w:val="clear" w:color="auto" w:fill="auto"/>
+          </w:tcPr>
+          <w:p>
+            <w:pPr>
+              <w:pStyle w:val="CompactoOE3"/>
+              <w:spacing w:after="0"/>
+              <w:rPr>
+                <w:sz w:val="18"/>
+              </w:rPr>
+            </w:pPr>
+            <w:r>
+              <w:rPr>
+                <w:sz w:val="18"/>
+              </w:rPr>
+              <w:t>706 de 711 (1 omitida, 4 rojas esperadas)</w:t>
+            </w:r>
+          </w:p>
+        </w:tc>
+        <w:tc>
+          <w:tcPr>
+            <w:tcW w:w="1123" w:type="pct"/>
+            <w:shd w:val="clear" w:color="auto" w:fill="auto"/>
+          </w:tcPr>
+          <w:p>
+            <w:pPr>
+              <w:pStyle w:val="CompactoOE3"/>
+              <w:spacing w:after="0"/>
+              <w:rPr>
+                <w:sz w:val="18"/>
+              </w:rPr>
+            </w:pPr>
+            <w:r>
+              <w:rPr>
+                <w:sz w:val="18"/>
+              </w:rPr>
+              <w:t>416 de 417 (1 inconclusiva)</w:t>
+            </w:r>
+          </w:p>
+        </w:tc>
+        <w:tc>
+          <w:tcPr>
+            <w:tcW w:w="450" w:type="pct"/>
+            <w:shd w:val="clear" w:color="auto" w:fill="auto"/>
+          </w:tcPr>
+          <w:p>
+            <w:pPr>
+              <w:pStyle w:val="CompactoOE3"/>
+              <w:spacing w:after="0"/>
+              <w:rPr>
+                <w:sz w:val="18"/>
+              </w:rPr>
+            </w:pPr>
+            <w:r>
+              <w:rPr>
+                <w:sz w:val="18"/>
+              </w:rPr>
+              <w:t>F</w:t>
             </w:r>
           </w:p>
         </w:tc>
@@ -46778,7 +47155,7 @@
       <w:pPr>
         <w:pStyle w:val="Ttulo2"/>
       </w:pPr>
-      <w:bookmarkStart w:id="46" w:name="_Toc242202637"/>
+      <w:bookmarkStart w:id="46" w:name="_Toc242400539"/>
       <w:r>
         <w:t>9.2 Golden Path</w:t>
       </w:r>
@@ -46789,6 +47166,7 @@
         <w:pStyle w:val="PrimerprrafoOE3"/>
       </w:pPr>
       <w:r>
+        <w:lastRenderedPageBreak/>
         <w:t>El indicador «Índice de Niveles Jugables» del trabajo de grado exige que la ruta principal del jugador (</w:t>
       </w:r>
       <w:r>
@@ -46799,10 +47177,10 @@
         <w:t>Golden Path</w:t>
       </w:r>
       <w:r>
-        <w:t>) esté libre de obstáculos que impidan terminar la experiencia educativa. OE1 lo concreta en RNF-13, que pide completar la ruta principal de cada nivel sin bloqueos, cierres inesperados ni estados irrecuperables, y lo comprueba con «dos recorridos completos por nivel sin incidencias bloqueantes»; la especificación del proyecto adopta ese criterio de éxito. La verificación tiene dos partes: pruebas automatizadas en el Editor que recorren la ruta por tramos, y tres recorridos completos del juego sobre el ejec</w:t>
-      </w:r>
-      <w:r>
-        <w:t>utable.</w:t>
+        <w:t>) esté libre de obstáculos que impidan terminar la experiencia educativa. OE1 lo concreta en RNF-13, que pide completar la ruta principal de cada nivel sin bloqueos, cierres inesperados ni estados irrecuperables, y lo comprueba con «dos recorridos completos por nivel sin incidencias bloqueantes»; la especificación del proyecto adopta ese criterio de éxito. La verificación tiene dos partes: pruebas automatizadas en el Editor que recorren la ruta por tramos, y tres recorridos completos del juego so</w:t>
+      </w:r>
+      <w:r>
+        <w:t>bre el ejecutable.</w:t>
       </w:r>
     </w:p>
     <w:p>
@@ -46810,11 +47188,10 @@
         <w:pStyle w:val="TextoOE3"/>
       </w:pPr>
       <w:r>
-        <w:t xml:space="preserve">Las pruebas del Editor comprueban el encadenamiento de las escenas, la lógica de cada mecánica y lo que queda registrado en el perfil, pero no reproducen toda la interacción del estudiante. Crean y seleccionan el perfil desde el código, sin usar la pantalla de perfiles, y piden la primera escena del nivel directamente a la máquina de estados. Recorren cada </w:t>
-      </w:r>
-      <w:r>
-        <w:lastRenderedPageBreak/>
-        <w:t>escena narrativa pulsando «Continuar» línea por línea con un clic simulado, sin saltarse ninguna (CP-07). Las mecánicas no se juegan con el puntero: la prueba invoca las operaciones de los controladores y de los botones de cada escena (tomar, arrastrar y soltar piezas, añadir bloques y ejecutar la secuencia, desplazar a Mamá hasta cada material) y, en el Nivel 1, fija el valor de los deslizantes antes de simular el clic en «Golpear» y «Soplar». Son estas, tramo por tramo:</w:t>
+        <w:t>Las pruebas del Editor comprueban el encadenamiento de las escenas, la lógica de cada mecánica y lo que queda registrado en el perfil, pero no reproducen toda la interacción del estudiante. Crean y seleccionan el perfil desde el código, sin usar la pantalla de perfiles, y piden la primera escena del nivel directamente a la máquina de estados. Recorren cada escena narrativa pulsando «Continuar» línea por línea con un clic simulado, sin saltarse ninguna (CP-07). Las mecánicas no se juegan con el puntero: la p</w:t>
+      </w:r>
+      <w:r>
+        <w:t>rueba invoca las operaciones de los controladores y de los botones de cada escena (tomar, arrastrar y soltar piezas, añadir bloques y ejecutar la secuencia, desplazar a Mamá hasta cada material) y, en el Nivel 1, fija el valor de los deslizantes antes de simular el clic en «Golpear» y «Soplar». Son estas, tramo por tramo:</w:t>
       </w:r>
     </w:p>
     <w:p>
@@ -46952,6 +47329,7 @@
         </w:numPr>
       </w:pPr>
       <w:r>
+        <w:lastRenderedPageBreak/>
         <w:t xml:space="preserve">Para el desbloqueo por fases, </w:t>
       </w:r>
       <w:r>
@@ -47003,7 +47381,6 @@
         </w:numPr>
       </w:pPr>
       <w:r>
-        <w:lastRenderedPageBreak/>
         <w:t xml:space="preserve">Para el final del juego, </w:t>
       </w:r>
       <w:r>
@@ -47043,7 +47420,10 @@
         <w:t>RiverLevel_RNF14_CierreForzadoTrasCadaFaseConfirmadaRetomaDondeIba</w:t>
       </w:r>
       <w:r>
-        <w:t xml:space="preserve"> confirma y guarda desde el código la base, o la base y el amarre, simula el cierre del juego, lo arranca de nuevo desde la escena de arranque y comprueba que el nivel retoma en la fase pendiente.</w:t>
+        <w:t xml:space="preserve"> </w:t>
+      </w:r>
+      <w:r>
+        <w:t>confirma y guarda desde el código la base, o la base y el amarre, simula el cierre del juego, lo arranca de nuevo desde la escena de arranque y comprueba que el nivel retoma en la fase pendiente.</w:t>
       </w:r>
     </w:p>
     <w:p>
@@ -47083,91 +47463,95 @@
         <w:t>La segunda parte sustituye la comprobación manual que la especificación preveía. Por decisión del acta D10 (30/09/2026), los recorridos completos que pide RNF-13 se hicieron sobre el ejecutable con el arnés del apartado 8.3, que juega como lo haría un estudiante: crea el perfil escribiendo su nombre, elige cada nivel en el menú y resuelve las mecánicas con clics, clics sostenidos y arrastres sobre la ventana, sin acceso al código. Los dos primeros se hicieron sobre el primer candidato del ejecutable. El pri</w:t>
       </w:r>
       <w:r>
-        <w:t>mero, con un perfil nuevo en una ventana sin marco de 1920 × 1080, duró 87 minutos; el segundo, a pantalla completa, 33 minutos. El tercero se hizo sobre el ejecutable del corte, con un perfil nuevo a pantalla completa, y duró 16 minutos. Esas duraciones incluyen la latencia del arnés y las capturas de control y, en el primero, las pruebas de error a propósito y las pausas entre los tres tramos en que se dividió (casi nueve minutos, con el juego esperando en el menú de niveles); el tercero dura la mitad que</w:t>
+        <w:t xml:space="preserve">mero, con un perfil nuevo en una ventana sin marco de 1920 × 1080, duró 87 minutos; el segundo, a pantalla completa, 33 minutos. El tercero se hizo sobre el ejecutable del corte, con un perfil nuevo a pantalla completa, y duró 16 minutos. Esas duraciones incluyen la latencia del arnés y las capturas de control y, en el primero, las pruebas de error a propósito y las pausas entre los tres tramos en </w:t>
+      </w:r>
+      <w:r>
+        <w:lastRenderedPageBreak/>
+        <w:t>que se dividió (casi nueve minutos, con el juego esperando en el menú de niveles); el tercero dura la mitad que</w:t>
       </w:r>
       <w:r>
         <w:t xml:space="preserve"> el segundo, por el mismo camino sin errores, porque el arnés avanzó las narrativas sin capturas y sacó menos fotos de control. Ninguno mide a un estudiante. Los tres terminaron sin bloqueos, cierres inesperados ni estados irrecuperables, sin excepciones ni errores en el registro del reproductor y con las siete fases en el perfil. Los dos primeros vieron dos defectos no bloqueantes del laberinto: un bloque arrastrado desde la secuencia se quedaba pegado al cursor y, con la lista desplazada, el bloque en cur</w:t>
       </w:r>
       <w:r>
-        <w:t xml:space="preserve">so se ejecutaba fuera de la vista. El ejecutable del corte los corrige (la fila arrastrada se aparta de la lista hasta soltarla y la lista se desplaza sola hasta el bloque en curso), y el tercer recorrido, con diez bloques en la secuencia del laberinto, no halló ningún defecto del juego. Con esos recorridos el criterio de RNF-13 queda verificado en los tres niveles, el Nivel 1 incluido, que en el Editor </w:t>
+        <w:t>so se ejecutaba fuera de la vista. El ejecutable del corte los corrige (la fila arrastrada se aparta de la lista hasta soltarla y la lista se desplaza sola hasta el bloque en curso), y el tercer recorrido, con diez bloques en la secuencia del laberinto, no halló ningún defecto del juego. Con esos recorridos el criterio de RNF-13 queda verificado en los tres niveles, el Nivel 1 incluido, que en el Editor solo tenía tramos. El cierre forzado se probó en el Editor sobre el Nivel 3 y, sobre el ejecutable, en nu</w:t>
+      </w:r>
+      <w:r>
+        <w:t>eve momentos. En el primer candidato fueron siete: los cinco casos de RNF-14 del plan de pruebas del OE4, uno a mitad de la mecánica del Nivel 1 y otro tras confirmar el taller. En los siete el perfil reabrió sin error y el juego retomó en la primera fase pendiente, con las fases confirmadas y sus indicadores intactos; lo no confirmado se rehízo desde el inicio de su fase, y un cierre durante la narrativa de cierre del Nivel 1 deja ese nivel por completar, porque su fase se guarda al mostrarse el resumen. S</w:t>
+      </w:r>
+      <w:r>
+        <w:t>obre el ejecutable del corte se forzaron dos cierres más en el instante mismo del guardado: entre la escritura del archivo temporal y el reemplazo, el perfil anterior quedó intacto y la fase sin confirmar se retomó; justo después del reemplazo, quedó el perfil nuevo completo. En ningún caso quedó un perfil truncado (apartado 9.5).</w:t>
+      </w:r>
+    </w:p>
+    <w:p>
+      <w:pPr>
+        <w:pStyle w:val="TextoOE3"/>
+      </w:pPr>
+      <w:r>
+        <w:t>Lo que el arnés no puede medir es cuánto tarda un estudiante. La duración de un recorrido completo, de 20 a 40 minutos según OE1, la cronometra Santiago Benavides Rey jugando a pantalla completa con un perfil nuevo, con el guion H8 de la hoja de verificaciones manuales del OE4 (apartado 10.5).</w:t>
+      </w:r>
+    </w:p>
+    <w:p>
+      <w:pPr>
+        <w:pStyle w:val="Ttulo2"/>
+      </w:pPr>
+      <w:bookmarkStart w:id="47" w:name="_Toc242400540"/>
+      <w:r>
+        <w:t>9.3 Resultado de la suite completa (01/10/2026)</w:t>
+      </w:r>
+      <w:bookmarkEnd w:id="47"/>
+    </w:p>
+    <w:p>
+      <w:pPr>
+        <w:pStyle w:val="PrimerprrafoOE3"/>
+      </w:pPr>
+      <w:r>
+        <w:t>La corrida completa que cierra este entregable se hizo sobre el corte del 1 de octubre de 2026, justo antes de compilar el ejecutable del corte, con el Editor abierto, la vista de juego fijada a 1920 × 1080 y las pruebas lanzadas por programa a través de la interfaz de automatización del Editor. La PlayMode corrió de 17:31 a 18:00 como primera corrida de una sesión del Editor recién abierta, y la EditMode, a continuación, a las 18:01; el ejecutable se compiló a las 18:03, sin que el código cambiara en medio</w:t>
+      </w:r>
+      <w:r>
+        <w:t xml:space="preserve">. Desde la corrida del 25/09/2026 sobre </w:t>
+      </w:r>
+      <w:r>
+        <w:rPr>
+          <w:rStyle w:val="CdigoenlneaOE3"/>
+        </w:rPr>
+        <w:t>ccf77e6</w:t>
+      </w:r>
+      <w:r>
+        <w:t xml:space="preserve">, con 361 casos EditMode y 306 PlayMode, la suite creció con las tres pruebas PlayMode de </w:t>
+      </w:r>
+      <w:r>
+        <w:rPr>
+          <w:rStyle w:val="CdigoenlneaOE3"/>
+        </w:rPr>
+        <w:t>44fd479</w:t>
+      </w:r>
+      <w:r>
+        <w:t xml:space="preserve"> y </w:t>
+      </w:r>
+      <w:r>
+        <w:rPr>
+          <w:rStyle w:val="CdigoenlneaOE3"/>
+        </w:rPr>
+        <w:t>d105838</w:t>
+      </w:r>
+      <w:r>
+        <w:t>, con las del cierre de inconsistencias del 30/09/2026 (</w:t>
+      </w:r>
+      <w:r>
+        <w:rPr>
+          <w:rStyle w:val="CdigoenlneaOE3"/>
+        </w:rPr>
+        <w:t>37b3cb7</w:t>
+      </w:r>
+      <w:r>
+        <w:t>), con las de las correcciones de los tres niveles, el registro de cargas y la verificación del arte del 01/10/2026 (tarjetas D10-1 a D10-5) y con las de la copia de las licencias junto al ejecutable y la excepción de importación de INC-130. Crecieron también con las que acompañan las correccio</w:t>
+      </w:r>
+      <w:r>
+        <w:t xml:space="preserve">nes del ejecutable del corte, cada una medida de rojo a verde: el apagado de los servicios de Unity, el guardado atómico y el aviso del perfil ilegible, la </w:t>
       </w:r>
       <w:r>
         <w:lastRenderedPageBreak/>
-        <w:t>solo tenía tramos. El cierre forzado se probó en el Editor sobre el Nivel 3 y, sobre el ejecutable, en nu</w:t>
-      </w:r>
-      <w:r>
-        <w:t>eve momentos. En el primer candidato fueron siete: los cinco casos de RNF-14 del plan de pruebas del OE4, uno a mitad de la mecánica del Nivel 1 y otro tras confirmar el taller. En los siete el perfil reabrió sin error y el juego retomó en la primera fase pendiente, con las fases confirmadas y sus indicadores intactos; lo no confirmado se rehízo desde el inicio de su fase, y un cierre durante la narrativa de cierre del Nivel 1 deja ese nivel por completar, porque su fase se guarda al mostrarse el resumen. S</w:t>
-      </w:r>
-      <w:r>
-        <w:t>obre el ejecutable del corte se forzaron dos cierres más en el instante mismo del guardado: entre la escritura del archivo temporal y el reemplazo, el perfil anterior quedó intacto y la fase sin confirmar se retomó; justo después del reemplazo, quedó el perfil nuevo completo. En ningún caso quedó un perfil truncado (apartado 9.5).</w:t>
-      </w:r>
-    </w:p>
-    <w:p>
-      <w:pPr>
-        <w:pStyle w:val="TextoOE3"/>
-      </w:pPr>
-      <w:r>
-        <w:t>Lo que el arnés no puede medir es cuánto tarda un estudiante. La duración de un recorrido completo, de 20 a 40 minutos según OE1, la cronometra Santiago Benavides Rey jugando a pantalla completa con un perfil nuevo, con el guion H8 de la hoja de verificaciones manuales del OE4 (apartado 10.5).</w:t>
-      </w:r>
-    </w:p>
-    <w:p>
-      <w:pPr>
-        <w:pStyle w:val="Ttulo2"/>
-      </w:pPr>
-      <w:bookmarkStart w:id="47" w:name="_Toc242202638"/>
-      <w:r>
-        <w:t>9.3 Resultado de la suite completa (01/10/2026)</w:t>
-      </w:r>
-      <w:bookmarkEnd w:id="47"/>
-    </w:p>
-    <w:p>
-      <w:pPr>
-        <w:pStyle w:val="PrimerprrafoOE3"/>
-      </w:pPr>
-      <w:r>
-        <w:t>La corrida completa que cierra este entregable se hizo sobre el corte del 1 de octubre de 2026, justo antes de compilar el ejecutable del corte, con el Editor abierto, la vista de juego fijada a 1920 × 1080 y las pruebas lanzadas por programa a través de la interfaz de automatización del Editor. La PlayMode corrió de 17:31 a 18:00 como primera corrida de una sesión del Editor recién abierta, y la EditMode, a continuación, a las 18:01; el ejecutable se compiló a las 18:03, sin que el código cambiara en medio</w:t>
-      </w:r>
-      <w:r>
-        <w:t xml:space="preserve">. Desde la corrida del 25/09/2026 sobre </w:t>
-      </w:r>
-      <w:r>
-        <w:rPr>
-          <w:rStyle w:val="CdigoenlneaOE3"/>
-        </w:rPr>
-        <w:t>ccf77e6</w:t>
-      </w:r>
-      <w:r>
-        <w:t xml:space="preserve">, con 361 casos EditMode y 306 PlayMode, la suite creció con las tres pruebas PlayMode de </w:t>
-      </w:r>
-      <w:r>
-        <w:rPr>
-          <w:rStyle w:val="CdigoenlneaOE3"/>
-        </w:rPr>
-        <w:t>44fd479</w:t>
-      </w:r>
-      <w:r>
-        <w:t xml:space="preserve"> y </w:t>
-      </w:r>
-      <w:r>
-        <w:rPr>
-          <w:rStyle w:val="CdigoenlneaOE3"/>
-        </w:rPr>
-        <w:t>d105838</w:t>
-      </w:r>
-      <w:r>
-        <w:t>, con las del cierre de inconsistencias del 30/09/2026 (</w:t>
-      </w:r>
-      <w:r>
-        <w:rPr>
-          <w:rStyle w:val="CdigoenlneaOE3"/>
-        </w:rPr>
-        <w:t>37b3cb7</w:t>
-      </w:r>
-      <w:r>
-        <w:t>), con las de las correcciones de los tres niveles, el registro de cargas y la verificación del arte del 01/10/2026 (tarjetas D10-1 a D10-5) y con las de la copia de las licencias junto al ejecutable y la excepción de importación de INC-130. Crecieron también con las que acompañan las correccio</w:t>
-      </w:r>
-      <w:r>
-        <w:t>nes del ejecutable del corte, cada una medida de rojo a verde: el apagado de los servicios de Unity, el guardado atómico y el aviso del perfil ilegible, la paginación del panel de perfiles, el arrastre y el seguimiento de la secuencia del laberinto, los deslizantes del Nivel 1, el encabezado del informe docente y la fogata de la escena final. La Tabla 9.3 resume el resultado.</w:t>
+        <w:t>paginación del panel de perfiles, el arrastre y el seguimiento de la secuencia del laberinto, los deslizantes del Nivel 1, el encabezado del informe docente y la fogata de la escena final. La Tabla 9.3 resume el resultado.</w:t>
       </w:r>
     </w:p>
     <w:p>
@@ -47663,7 +48047,6 @@
         <w:pStyle w:val="PrimerprrafoOE3"/>
       </w:pPr>
       <w:r>
-        <w:lastRenderedPageBreak/>
         <w:t>La corrida PlayMode duró 29 minutos (1 743,5 s, según el corredor) y la EditMode, 18 s desde que se lanzó hasta que devolvió su resultado. Ningún caso falló; el único que no se ejecutó es una omisión por entorno:</w:t>
       </w:r>
     </w:p>
@@ -47787,9 +48170,102 @@
     </w:p>
     <w:p>
       <w:pPr>
+        <w:pStyle w:val="TextoOE3"/>
+      </w:pPr>
+      <w:r>
+        <w:t xml:space="preserve">La corrida más reciente es del 09/10/2026 y no tiene ejecutable detrás: se hizo sobre </w:t>
+      </w:r>
+      <w:r>
+        <w:rPr>
+          <w:rStyle w:val="CdigoenlneaOE3"/>
+        </w:rPr>
+        <w:t>eb9be13</w:t>
+      </w:r>
+      <w:r>
+        <w:t xml:space="preserve">, el merge de la ronda de ajustes de diseño del 8 de octubre con el carril de perfil de los personajes, más el commit </w:t>
+      </w:r>
+      <w:r>
+        <w:rPr>
+          <w:rStyle w:val="CdigoenlneaOE3"/>
+        </w:rPr>
+        <w:t>123785e</w:t>
+      </w:r>
+      <w:r>
+        <w:t xml:space="preserve"> </w:t>
+      </w:r>
+      <w:r>
+        <w:t xml:space="preserve">que corrige un choque entre los dos. La lanzó </w:t>
+      </w:r>
+      <w:r>
+        <w:rPr>
+          <w:rStyle w:val="CdigoenlneaOE3"/>
+        </w:rPr>
+        <w:t>suite2.ps1</w:t>
+      </w:r>
+      <w:r>
+        <w:t xml:space="preserve"> en dos Editores a la vez, el del proyecto y el de una copia desechable, y tardó 24,4 minutos de pared. La suite listó 1 128 casos, 711 de EditMode y 417 de PlayMode, y corrió todos una vez, sin repetir ni dejar ninguno. De EditMode superó 706, omitió 1 (la misma </w:t>
+      </w:r>
+      <w:r>
+        <w:rPr>
+          <w:rStyle w:val="CdigoenlneaOE3"/>
+        </w:rPr>
+        <w:t>ProfileEraser_INC34_…</w:t>
+      </w:r>
+      <w:r>
+        <w:t xml:space="preserve"> de arriba) y dejó 4 rojas esperadas: </w:t>
+      </w:r>
+      <w:r>
+        <w:rPr>
+          <w:rStyle w:val="CdigoenlneaOE3"/>
+        </w:rPr>
+        <w:t>CharacterRig_INC134_LaFamiliaTieneCuerpoDePerfilConArte</w:t>
+      </w:r>
+      <w:r>
+        <w:t xml:space="preserve"> en los cuatro miembros de la familia, una prueba que el carril de perfil escr</w:t>
+      </w:r>
+      <w:r>
+        <w:t xml:space="preserve">ibió antes que su arte y que seguirá en rojo hasta que </w:t>
+      </w:r>
+      <w:r>
+        <w:lastRenderedPageBreak/>
+        <w:t xml:space="preserve">los prefabs reciban el cuerpo de perfil. De PlayMode superó 416, y 1 quedó inconclusiva por un </w:t>
+      </w:r>
+      <w:r>
+        <w:rPr>
+          <w:rStyle w:val="CdigoenlneaOE3"/>
+        </w:rPr>
+        <w:t>Assume</w:t>
+      </w:r>
+      <w:r>
+        <w:t xml:space="preserve"> del mismo carril (</w:t>
+      </w:r>
+      <w:r>
+        <w:rPr>
+          <w:rStyle w:val="CdigoenlneaOE3"/>
+        </w:rPr>
+        <w:t>RiverScene_INC134_MamaVaDePerfilAlCaminarYDeFrenteAlSoltarLaFlecha</w:t>
+      </w:r>
+      <w:r>
+        <w:t xml:space="preserve">, que necesita ese cuerpo de perfil de Mamá). El único choque entre los dos trabajos fue de significado: la acción de saludo </w:t>
+      </w:r>
+      <w:r>
+        <w:rPr>
+          <w:rStyle w:val="CdigoenlneaOE3"/>
+        </w:rPr>
+        <w:t>Wave</w:t>
+      </w:r>
+      <w:r>
+        <w:t xml:space="preserve"> hizo crecer a 23 la lista de acciones que una prueba del carril de perfil fijaba en 22, y se resolvió dejando el saludo de frente, como lo de</w:t>
+      </w:r>
+      <w:r>
+        <w:t>volvía el código por omisión. La prueba de memoria del Nivel 3 pasó con el Editor recién abierto. Las cifras de peso, de memoria y de carga del ejecutable que siguen en este capítulo y en los apartados 8.1 y 8.3 son las del ejecutable del corte, compilado el 01/10/2026: la ronda del 8 de octubre no compiló un candidato nuevo.</w:t>
+      </w:r>
+    </w:p>
+    <w:p>
+      <w:pPr>
         <w:pStyle w:val="Ttulo2"/>
       </w:pPr>
-      <w:bookmarkStart w:id="48" w:name="_Toc242202639"/>
+      <w:bookmarkStart w:id="48" w:name="_Toc242400541"/>
       <w:r>
         <w:t>9.4 Trazabilidad de requerimientos a pruebas</w:t>
       </w:r>
@@ -47800,12 +48276,21 @@
         <w:pStyle w:val="PrimerprrafoOE3"/>
       </w:pPr>
       <w:r>
-        <w:t xml:space="preserve">La regla CT-10 exige que todo requerimiento funcional tenga al menos una prueba que lo nombre. Como el identificador va en el nombre del método, la matriz de trazabilidad no se mantiene a mano: se deriva del código de pruebas. El Anexo A presenta esa matriz, generada de forma automática sobre el corte del 1 de octubre de 2026, con el número de pruebas de cada RF, los módulos donde viven y un ejemplo de prueba. La misma condición la verifica en cada corrida la prueba </w:t>
+        <w:t xml:space="preserve">La regla CT-10 exige que todo requerimiento funcional tenga al menos una prueba que lo nombre. Como el identificador va en el nombre del método, la matriz de trazabilidad no se mantiene a mano: se deriva del código de pruebas. El Anexo A presenta esa matriz, generada de forma automática sobre el árbol de trabajo del 9 de octubre de 2026 (commit </w:t>
       </w:r>
       <w:r>
         <w:rPr>
           <w:rStyle w:val="CdigoenlneaOE3"/>
         </w:rPr>
+        <w:t>123785e</w:t>
+      </w:r>
+      <w:r>
+        <w:t xml:space="preserve">), con el número de pruebas de cada RF, los módulos donde viven y un ejemplo de prueba. La misma condición la verifica en cada corrida la prueba </w:t>
+      </w:r>
+      <w:r>
+        <w:rPr>
+          <w:rStyle w:val="CdigoenlneaOE3"/>
+        </w:rPr>
         <w:t>Traceability_CT10_TodoRFTieneAlMenosUnaPruebaQueLoNombra</w:t>
       </w:r>
       <w:r>
@@ -47817,7 +48302,7 @@
         <w:pStyle w:val="TextoOE3"/>
       </w:pPr>
       <w:r>
-        <w:t>Los 47 requerimientos funcionales, RF-01 a RF-47, tienen al menos una prueba que los nombra. Los 381 métodos que citan un RF se reparten en 215 EditMode y 166 PlayMode. De los 47 RF, 36 se verifican en los dos modos, es decir, en su lógica y en la escena real; 7 solo en EditMode y 4 solo en PlayMode. La Tabla 9.4 agrupa la cobertura por módulo funcional de OE1.</w:t>
+        <w:t>Los 47 requerimientos funcionales, RF-01 a RF-47, tienen al menos una prueba que los nombra. Los 416 métodos que citan un RF, de los 857 que tiene el proyecto, se reparten en 237 EditMode y 179 PlayMode. De los 47 RF, 37 se verifican en los dos modos, es decir, en su lógica y en la escena real; 7 solo en EditMode y 3 solo en PlayMode. La Tabla 9.4 agrupa la cobertura por módulo funcional de OE1.</w:t>
       </w:r>
     </w:p>
     <w:p>
@@ -47833,7 +48318,7 @@
         <w:t>Tabla 9.4.</w:t>
       </w:r>
       <w:r>
-        <w:t xml:space="preserve"> Pruebas que nombran un RF, por módulo funcional de OE1 (Anexo A).</w:t>
+        <w:t xml:space="preserve"> Pruebas que nombran un RF, por módulo funcional de OE1 (Anexo A, 09/10/2026).</w:t>
       </w:r>
     </w:p>
     <w:tbl>
@@ -48036,7 +48521,7 @@
               <w:rPr>
                 <w:sz w:val="18"/>
               </w:rPr>
-              <w:t>120</w:t>
+              <w:t>147</w:t>
             </w:r>
           </w:p>
         </w:tc>
@@ -48057,7 +48542,7 @@
               <w:rPr>
                 <w:sz w:val="18"/>
               </w:rPr>
-              <w:t>77</w:t>
+              <w:t>96</w:t>
             </w:r>
           </w:p>
         </w:tc>
@@ -48078,7 +48563,7 @@
               <w:rPr>
                 <w:sz w:val="18"/>
               </w:rPr>
-              <w:t>43</w:t>
+              <w:t>51</w:t>
             </w:r>
           </w:p>
         </w:tc>
@@ -48208,7 +48693,6 @@
               <w:rPr>
                 <w:sz w:val="18"/>
               </w:rPr>
-              <w:lastRenderedPageBreak/>
               <w:t>C. Nivel 1 «La Oscuridad»</w:t>
             </w:r>
           </w:p>
@@ -48251,7 +48735,7 @@
               <w:rPr>
                 <w:sz w:val="18"/>
               </w:rPr>
-              <w:t>58</w:t>
+              <w:t>60</w:t>
             </w:r>
           </w:p>
         </w:tc>
@@ -48272,7 +48756,7 @@
               <w:rPr>
                 <w:sz w:val="18"/>
               </w:rPr>
-              <w:t>21</w:t>
+              <w:t>22</w:t>
             </w:r>
           </w:p>
         </w:tc>
@@ -48293,7 +48777,7 @@
               <w:rPr>
                 <w:sz w:val="18"/>
               </w:rPr>
-              <w:t>37</w:t>
+              <w:t>38</w:t>
             </w:r>
           </w:p>
         </w:tc>
@@ -48358,7 +48842,7 @@
               <w:rPr>
                 <w:sz w:val="18"/>
               </w:rPr>
-              <w:t>93</w:t>
+              <w:t>96</w:t>
             </w:r>
           </w:p>
         </w:tc>
@@ -48379,7 +48863,7 @@
               <w:rPr>
                 <w:sz w:val="18"/>
               </w:rPr>
-              <w:t>46</w:t>
+              <w:t>47</w:t>
             </w:r>
           </w:p>
         </w:tc>
@@ -48400,7 +48884,7 @@
               <w:rPr>
                 <w:sz w:val="18"/>
               </w:rPr>
-              <w:t>47</w:t>
+              <w:t>49</w:t>
             </w:r>
           </w:p>
         </w:tc>
@@ -48465,7 +48949,7 @@
               <w:rPr>
                 <w:sz w:val="18"/>
               </w:rPr>
-              <w:t>53</w:t>
+              <w:t>56</w:t>
             </w:r>
           </w:p>
         </w:tc>
@@ -48486,7 +48970,7 @@
               <w:rPr>
                 <w:sz w:val="18"/>
               </w:rPr>
-              <w:t>34</w:t>
+              <w:t>35</w:t>
             </w:r>
           </w:p>
         </w:tc>
@@ -48507,7 +48991,7 @@
               <w:rPr>
                 <w:sz w:val="18"/>
               </w:rPr>
-              <w:t>19</w:t>
+              <w:t>21</w:t>
             </w:r>
           </w:p>
         </w:tc>
@@ -48685,7 +49169,7 @@
                 <w:bCs/>
                 <w:sz w:val="18"/>
               </w:rPr>
-              <w:t>381</w:t>
+              <w:t>416</w:t>
             </w:r>
           </w:p>
         </w:tc>
@@ -48708,7 +49192,7 @@
                 <w:bCs/>
                 <w:sz w:val="18"/>
               </w:rPr>
-              <w:t>215</w:t>
+              <w:t>237</w:t>
             </w:r>
           </w:p>
         </w:tc>
@@ -48731,7 +49215,7 @@
                 <w:bCs/>
                 <w:sz w:val="18"/>
               </w:rPr>
-              <w:t>166</w:t>
+              <w:t>179</w:t>
             </w:r>
           </w:p>
         </w:tc>
@@ -48745,14 +49229,18 @@
         <w:t xml:space="preserve">La matriz cuenta solo las pruebas que citan el RF en su nombre, así que subestima la cobertura real. Con una sola prueba que lleva su identificador quedan RF-21 y RF-27. Los recorridos del apartado 9.2 ejercitan esos requerimientos sin nombrarlos, porque atraviesan el encendido del fuego, el taller y el ensamblaje de la balsa de principio a fin. En sentido inverso, varias pruebas nombran requerimientos cuya redacción cambió durante el desarrollo: las de la mecánica del Nivel 1 citan RF-15 y RF-16 (INC-47), </w:t>
       </w:r>
       <w:r>
-        <w:t>las del taller citan RF-27 y RF-29 (INC-54) y las del rodado citan RF-26 (INC-50). Desde el 29/09/2026 OE1 describe en esos cinco requerimientos lo implementado (RF-15 se llama hoy «Controles de fuerza y cercanía como hipótesis»), así que la matriz traza al requerimiento vigente. Esta matriz es el punto de partida de la matriz de trazabilidad que el cronograma asigna al objetivo específico 4.</w:t>
+        <w:t xml:space="preserve">las del taller citan RF-27 y RF-29 (INC-54) y las del rodado citan RF-26 (INC-50). Desde el 29/09/2026 OE1 </w:t>
+      </w:r>
+      <w:r>
+        <w:lastRenderedPageBreak/>
+        <w:t>describe en esos cinco requerimientos lo implementado (RF-15 se llama hoy «Controles de fuerza y cercanía como hipótesis»), así que la matriz traza al requerimiento vigente. Esta matriz es el punto de partida de la matriz de trazabilidad que el cronograma asigna al objetivo específico 4.</w:t>
       </w:r>
     </w:p>
     <w:p>
       <w:pPr>
         <w:pStyle w:val="Ttulo2"/>
       </w:pPr>
-      <w:bookmarkStart w:id="49" w:name="_Toc242202640"/>
+      <w:bookmarkStart w:id="49" w:name="_Toc242400542"/>
       <w:r>
         <w:t>9.5 Verificación sobre el ejecutable</w:t>
       </w:r>
@@ -49017,7 +49505,6 @@
               <w:rPr>
                 <w:sz w:val="18"/>
               </w:rPr>
-              <w:lastRenderedPageBreak/>
               <w:t>Recorrido completo 2 (pantalla completa; primer candidato)</w:t>
             </w:r>
           </w:p>
@@ -49213,7 +49700,14 @@
               <w:rPr>
                 <w:sz w:val="18"/>
               </w:rPr>
-              <w:t>Cierres forzados en el instante del guardado (ejecutable del corte)</w:t>
+              <w:t xml:space="preserve">Cierres forzados en el instante del </w:t>
+            </w:r>
+            <w:r>
+              <w:rPr>
+                <w:sz w:val="18"/>
+              </w:rPr>
+              <w:lastRenderedPageBreak/>
+              <w:t>guardado (ejecutable del corte)</w:t>
             </w:r>
           </w:p>
         </w:tc>
@@ -49234,6 +49728,7 @@
               <w:rPr>
                 <w:sz w:val="18"/>
               </w:rPr>
+              <w:lastRenderedPageBreak/>
               <w:t>RNF-14</w:t>
             </w:r>
           </w:p>
@@ -49255,7 +49750,14 @@
               <w:rPr>
                 <w:sz w:val="18"/>
               </w:rPr>
-              <w:t>Entre la escritura del temporal y el reemplazo, el perfil anterior quedó intacto y la fase se retomó; justo después del reemplazo, quedó el perfil nuevo completo; ningún perfil truncado</w:t>
+              <w:t xml:space="preserve">Entre la escritura del temporal y el reemplazo, el perfil anterior quedó intacto y la fase se retomó; justo </w:t>
+            </w:r>
+            <w:r>
+              <w:rPr>
+                <w:sz w:val="18"/>
+              </w:rPr>
+              <w:lastRenderedPageBreak/>
+              <w:t>después del reemplazo, quedó el perfil nuevo completo; ningún perfil truncado</w:t>
             </w:r>
           </w:p>
         </w:tc>
@@ -49278,6 +49780,7 @@
               <w:rPr>
                 <w:sz w:val="18"/>
               </w:rPr>
+              <w:lastRenderedPageBreak/>
               <w:t>Perfil con el archivo truncado (ejecutable del corte)</w:t>
             </w:r>
           </w:p>
@@ -49684,14 +50187,7 @@
               <w:rPr>
                 <w:sz w:val="18"/>
               </w:rPr>
-              <w:t xml:space="preserve"> y la clave del reproductor guarda los valores </w:t>
-            </w:r>
-            <w:r>
-              <w:rPr>
-                <w:sz w:val="18"/>
-              </w:rPr>
-              <w:lastRenderedPageBreak/>
-              <w:t xml:space="preserve">de pantalla, un contador y un identificador de sesión y tres identificadores </w:t>
+              <w:t xml:space="preserve"> y la clave del reproductor guarda los valores de pantalla, un contador y un identificador de sesión y tres identificadores </w:t>
             </w:r>
             <w:r>
               <w:rPr>
@@ -49727,7 +50223,6 @@
               <w:rPr>
                 <w:sz w:val="18"/>
               </w:rPr>
-              <w:lastRenderedPageBreak/>
               <w:t xml:space="preserve">Ruta de respaldo con </w:t>
             </w:r>
             <w:r>
@@ -49939,7 +50434,14 @@
               <w:rPr>
                 <w:sz w:val="18"/>
               </w:rPr>
-              <w:t>Se cumple con el ejecutable del corte: no se observó ninguna conexión en 1 312 muestras de 2 s, en siete lanzamientos, con el arranque de cada uno sin muestrear; el primer candidato abría en cada uno tres conexiones TCP con Google Cloud en el puerto 443</w:t>
+              <w:t xml:space="preserve">Se cumple con el ejecutable del corte: no se observó ninguna conexión en 1 312 muestras de 2 s, en siete lanzamientos, con el arranque de cada uno sin </w:t>
+            </w:r>
+            <w:r>
+              <w:rPr>
+                <w:sz w:val="18"/>
+              </w:rPr>
+              <w:lastRenderedPageBreak/>
+              <w:t>muestrear; el primer candidato abría en cada uno tres conexiones TCP con Google Cloud en el puerto 443</w:t>
             </w:r>
           </w:p>
         </w:tc>
@@ -49962,6 +50464,7 @@
               <w:rPr>
                 <w:sz w:val="18"/>
               </w:rPr>
+              <w:lastRenderedPageBreak/>
               <w:t>Exclusión sin el Nivel 2 (copia del árbol del primer candidato)</w:t>
             </w:r>
           </w:p>
@@ -50226,22 +50729,22 @@
         <w:t xml:space="preserve">Los defectos que la primera pasada halló en el primer candidato están corregidos en el ejecutable del corte, cada uno con una prueba nueva que nombra su requisito, y ninguno reapareció en la segunda: los servicios de Unity que abrían conexiones de red, la lista de perfiles que con ocho no dejaba alcanzar los últimos, los dos del laberinto, la papelera que no volvía con el cajón cerrado, el icono y el rótulo del botón «Cerrar el juego», el perfil ilegible que no avisaba y el guardado que escribía el archivo </w:t>
       </w:r>
       <w:r>
-        <w:t xml:space="preserve">directamente, y los deslizantes que no se veían atenuados al soplar. Se corrigieron también dos observaciones: el informe docente </w:t>
+        <w:t>directamente, y los deslizantes que no se veían atenuados al soplar. Se corrigieron también dos observaciones: el informe docente nombra el perfil mirado, y la fogata central de la escena final ya no sale detrás de la cabeza de la Niña (apartado 7.2). Lo que sigue abierto tras esa pasada se declara en el apartado 10.4.</w:t>
+      </w:r>
+    </w:p>
+    <w:p>
+      <w:pPr>
+        <w:pStyle w:val="TextoOE3"/>
+      </w:pPr>
+      <w:r>
+        <w:t>La prueba de exclusión de RNF-16 se hizo, además de en la suite, retirando físicamente un nivel en copias temporales del proyecto con el árbol del primer candidato, sin tocar el original: primero el Nivel 2 y después el Nivel 1. En cada copia se borraron el código del nivel, sus pruebas y el módulo de pruebas de contenido, el único que referencia los tres niveles, y sus escenas salieron de la configuración de compilación; el proyecto compiló sin errores y las suites corrieron por lotes, con la vista de jueg</w:t>
+      </w:r>
+      <w:r>
+        <w:t xml:space="preserve">o a 640 × 480. Los casos que fallaron son de tres clases, y ninguno señala una dependencia entre niveles. Cinco son estructurales y se repiten en los dos sentidos: las cuatro pruebas de arquitectura de RNF-15 y RNF-16 leen del disco las definiciones de los assemblies y esperan encontrar los tres niveles, y la de trazabilidad de CT-10 echa en falta las pruebas que nombraban los RF del nivel borrado; en </w:t>
       </w:r>
       <w:r>
         <w:lastRenderedPageBreak/>
-        <w:t>nombra el perfil mirado, y la fogata central de la escena final ya no sale detrás de la cabeza de la Niña (apartado 7.2). Lo que sigue abierto tras esa pasada se declara en el apartado 10.4.</w:t>
-      </w:r>
-    </w:p>
-    <w:p>
-      <w:pPr>
-        <w:pStyle w:val="TextoOE3"/>
-      </w:pPr>
-      <w:r>
-        <w:t>La prueba de exclusión de RNF-16 se hizo, además de en la suite, retirando físicamente un nivel en copias temporales del proyecto con el árbol del primer candidato, sin tocar el original: primero el Nivel 2 y después el Nivel 1. En cada copia se borraron el código del nivel, sus pruebas y el módulo de pruebas de contenido, el único que referencia los tres niveles, y sus escenas salieron de la configuración de compilación; el proyecto compiló sin errores y las suites corrieron por lotes, con la vista de jueg</w:t>
-      </w:r>
-      <w:r>
-        <w:t>o a 640 × 480. Los casos que fallaron son de tres clases, y ninguno señala una dependencia entre niveles. Cinco son estructurales y se repiten en los dos sentidos: las cuatro pruebas de arquitectura de RNF-15 y RNF-16 leen del disco las definiciones de los assemblies y esperan encontrar los tres niveles, y la de trazabilidad de CT-10 echa en falta las pruebas que nombraban los RF del nivel borrado; en un árbol al que le falta un nivel, su fallo es el resultado esperado. Otros son transversales y piden por s</w:t>
+        <w:t>un árbol al que le falta un nivel, su fallo es el resultado esperado. Otros son transversales y piden por s</w:t>
       </w:r>
       <w:r>
         <w:t xml:space="preserve">u nombre una escena retirada: seis sin el Nivel 2 y ocho sin el Nivel 1; entre estas últimas, cuatro del menú de pausa y dos del resumen de fin de nivel, que abren </w:t>
@@ -50283,7 +50786,10 @@
         <w:t>Player.log</w:t>
       </w:r>
       <w:r>
-        <w:t>, la carpeta de temporales y la clave de sus preferencias en el registro de Windows. Ni el registro del reproductor ni esa clave guardan datos del estudiante (apartado 3.6). La ejecución en un segundo equipo, con la red apagada y sin tarjeta gráfica dedicada no se hace en el equipo de desarrollo y queda en el apartado 10.2.</w:t>
+        <w:t>, la carpeta de temporales y la clave de sus preferencias en el registro de Windows. Ni el registro del reproductor ni esa clave guardan datos del estudiante (apartado 3.6). La ejecución en un segundo equipo, con la red</w:t>
+      </w:r>
+      <w:r>
+        <w:t xml:space="preserve"> apagada y sin tarjeta gráfica dedicada no se hace en el equipo de desarrollo y queda en el apartado 10.2.</w:t>
       </w:r>
     </w:p>
     <w:p>
@@ -50343,10 +50849,10 @@
       </w:tblPr>
       <w:tblGrid>
         <w:gridCol w:w="1005"/>
-        <w:gridCol w:w="1613"/>
-        <w:gridCol w:w="2409"/>
-        <w:gridCol w:w="1528"/>
-        <w:gridCol w:w="3407"/>
+        <w:gridCol w:w="1611"/>
+        <w:gridCol w:w="2407"/>
+        <w:gridCol w:w="1538"/>
+        <w:gridCol w:w="3401"/>
       </w:tblGrid>
       <w:tr>
         <w:trPr>
@@ -50377,7 +50883,7 @@
         </w:tc>
         <w:tc>
           <w:tcPr>
-            <w:tcW w:w="809" w:type="pct"/>
+            <w:tcW w:w="808" w:type="pct"/>
             <w:shd w:val="clear" w:color="auto" w:fill="D9D9D9"/>
           </w:tcPr>
           <w:p>
@@ -50400,7 +50906,7 @@
         </w:tc>
         <w:tc>
           <w:tcPr>
-            <w:tcW w:w="1209" w:type="pct"/>
+            <w:tcW w:w="1208" w:type="pct"/>
             <w:shd w:val="clear" w:color="auto" w:fill="D9D9D9"/>
           </w:tcPr>
           <w:p>
@@ -50424,7 +50930,7 @@
         </w:tc>
         <w:tc>
           <w:tcPr>
-            <w:tcW w:w="767" w:type="pct"/>
+            <w:tcW w:w="772" w:type="pct"/>
             <w:shd w:val="clear" w:color="auto" w:fill="D9D9D9"/>
           </w:tcPr>
           <w:p>
@@ -50447,7 +50953,7 @@
         </w:tc>
         <w:tc>
           <w:tcPr>
-            <w:tcW w:w="1710" w:type="pct"/>
+            <w:tcW w:w="1707" w:type="pct"/>
             <w:shd w:val="clear" w:color="auto" w:fill="D9D9D9"/>
           </w:tcPr>
           <w:p>
@@ -50494,35 +51000,284 @@
         </w:tc>
         <w:tc>
           <w:tcPr>
-            <w:tcW w:w="809" w:type="pct"/>
-            <w:shd w:val="clear" w:color="auto" w:fill="auto"/>
-          </w:tcPr>
-          <w:p>
-            <w:pPr>
-              <w:pStyle w:val="CompactoOE3"/>
-              <w:spacing w:after="0"/>
-              <w:rPr>
-                <w:sz w:val="18"/>
-              </w:rPr>
-            </w:pPr>
-            <w:r>
-              <w:rPr>
-                <w:sz w:val="18"/>
-              </w:rPr>
-              <w:t xml:space="preserve">Hombros, codos y rodillas del Niño recolocados; brazos de Algoritm </w:t>
+            <w:tcW w:w="808" w:type="pct"/>
+            <w:shd w:val="clear" w:color="auto" w:fill="auto"/>
+          </w:tcPr>
+          <w:p>
+            <w:pPr>
+              <w:pStyle w:val="CompactoOE3"/>
+              <w:spacing w:after="0"/>
+              <w:rPr>
+                <w:sz w:val="18"/>
+              </w:rPr>
+            </w:pPr>
+            <w:r>
+              <w:rPr>
+                <w:sz w:val="18"/>
+              </w:rPr>
+              <w:t>Hombros, codos y rodillas del Niño recolocados; brazos de Algoritm delante del cuerpo; 88 clips reescritos</w:t>
+            </w:r>
+          </w:p>
+        </w:tc>
+        <w:tc>
+          <w:tcPr>
+            <w:tcW w:w="1208" w:type="pct"/>
+            <w:shd w:val="clear" w:color="auto" w:fill="auto"/>
+          </w:tcPr>
+          <w:p>
+            <w:pPr>
+              <w:pStyle w:val="CompactoOE3"/>
+              <w:spacing w:after="0"/>
+              <w:rPr>
+                <w:sz w:val="18"/>
+              </w:rPr>
+            </w:pPr>
+            <w:r>
+              <w:rPr>
+                <w:sz w:val="18"/>
+              </w:rPr>
+              <w:t>215 de 215</w:t>
+            </w:r>
+          </w:p>
+        </w:tc>
+        <w:tc>
+          <w:tcPr>
+            <w:tcW w:w="772" w:type="pct"/>
+            <w:shd w:val="clear" w:color="auto" w:fill="auto"/>
+          </w:tcPr>
+          <w:p>
+            <w:pPr>
+              <w:pStyle w:val="CompactoOE3"/>
+              <w:spacing w:after="0"/>
+              <w:rPr>
+                <w:sz w:val="18"/>
+              </w:rPr>
+            </w:pPr>
+            <w:r>
+              <w:rPr>
+                <w:sz w:val="18"/>
+              </w:rPr>
+              <w:t>940 de 942: 1 omitida y 1 fallo</w:t>
+            </w:r>
+          </w:p>
+        </w:tc>
+        <w:tc>
+          <w:tcPr>
+            <w:tcW w:w="1707" w:type="pct"/>
+            <w:shd w:val="clear" w:color="auto" w:fill="auto"/>
+          </w:tcPr>
+          <w:p>
+            <w:pPr>
+              <w:pStyle w:val="CompactoOE3"/>
+              <w:spacing w:after="0"/>
+              <w:rPr>
+                <w:sz w:val="18"/>
+              </w:rPr>
+            </w:pPr>
+            <w:r>
+              <w:rPr>
+                <w:sz w:val="18"/>
+              </w:rPr>
+              <w:t xml:space="preserve">Falla </w:t>
+            </w:r>
+            <w:r>
+              <w:rPr>
+                <w:rStyle w:val="CdigoenlneaOE3"/>
+                <w:sz w:val="18"/>
+              </w:rPr>
+              <w:t>ForestScene_RF22</w:t>
+            </w:r>
+            <w:r>
+              <w:rPr>
+                <w:sz w:val="18"/>
+              </w:rPr>
+              <w:t xml:space="preserve"> porque el ratón real del Editor hace rodar un tronco del bosque; pasa 3 de 3 aislada y 38 de 38 en su grupo</w:t>
+            </w:r>
+          </w:p>
+        </w:tc>
+      </w:tr>
+      <w:tr>
+        <w:tc>
+          <w:tcPr>
+            <w:tcW w:w="504" w:type="pct"/>
+            <w:shd w:val="clear" w:color="auto" w:fill="auto"/>
+          </w:tcPr>
+          <w:p>
+            <w:pPr>
+              <w:pStyle w:val="CompactoOE3"/>
+              <w:spacing w:after="0"/>
+              <w:rPr>
+                <w:sz w:val="18"/>
+              </w:rPr>
+            </w:pPr>
+            <w:r>
+              <w:rPr>
+                <w:rStyle w:val="CdigoenlneaOE3"/>
+                <w:sz w:val="18"/>
+              </w:rPr>
+              <w:t>5ce0797</w:t>
+            </w:r>
+          </w:p>
+        </w:tc>
+        <w:tc>
+          <w:tcPr>
+            <w:tcW w:w="808" w:type="pct"/>
+            <w:shd w:val="clear" w:color="auto" w:fill="auto"/>
+          </w:tcPr>
+          <w:p>
+            <w:pPr>
+              <w:pStyle w:val="CompactoOE3"/>
+              <w:spacing w:after="0"/>
+              <w:rPr>
+                <w:sz w:val="18"/>
+              </w:rPr>
+            </w:pPr>
+            <w:r>
+              <w:rPr>
+                <w:sz w:val="18"/>
+              </w:rPr>
+              <w:t>Papá, Mamá y Niña con los brazos delante; 67 clips reescritos</w:t>
+            </w:r>
+          </w:p>
+        </w:tc>
+        <w:tc>
+          <w:tcPr>
+            <w:tcW w:w="1208" w:type="pct"/>
+            <w:shd w:val="clear" w:color="auto" w:fill="auto"/>
+          </w:tcPr>
+          <w:p>
+            <w:pPr>
+              <w:pStyle w:val="CompactoOE3"/>
+              <w:spacing w:after="0"/>
+              <w:rPr>
+                <w:sz w:val="18"/>
+              </w:rPr>
+            </w:pPr>
+            <w:r>
+              <w:rPr>
+                <w:sz w:val="18"/>
+              </w:rPr>
+              <w:t>215 de 215</w:t>
+            </w:r>
+          </w:p>
+        </w:tc>
+        <w:tc>
+          <w:tcPr>
+            <w:tcW w:w="772" w:type="pct"/>
+            <w:shd w:val="clear" w:color="auto" w:fill="auto"/>
+          </w:tcPr>
+          <w:p>
+            <w:pPr>
+              <w:pStyle w:val="CompactoOE3"/>
+              <w:spacing w:after="0"/>
+              <w:rPr>
+                <w:sz w:val="18"/>
+              </w:rPr>
+            </w:pPr>
+            <w:r>
+              <w:rPr>
+                <w:sz w:val="18"/>
+              </w:rPr>
+              <w:t>941 de 942: 1 omitida preexistente, 0 fallos</w:t>
+            </w:r>
+          </w:p>
+        </w:tc>
+        <w:tc>
+          <w:tcPr>
+            <w:tcW w:w="1707" w:type="pct"/>
+            <w:shd w:val="clear" w:color="auto" w:fill="auto"/>
+          </w:tcPr>
+          <w:p>
+            <w:pPr>
+              <w:pStyle w:val="CompactoOE3"/>
+              <w:spacing w:after="0"/>
+              <w:rPr>
+                <w:sz w:val="18"/>
+              </w:rPr>
+            </w:pPr>
+            <w:r>
+              <w:rPr>
+                <w:rStyle w:val="CdigoenlneaOE3"/>
+                <w:sz w:val="18"/>
+              </w:rPr>
+              <w:t>ForestScene_RF22</w:t>
+            </w:r>
+            <w:r>
+              <w:rPr>
+                <w:sz w:val="18"/>
+              </w:rPr>
+              <w:t xml:space="preserve"> </w:t>
+            </w:r>
+            <w:r>
+              <w:rPr>
+                <w:sz w:val="18"/>
+              </w:rPr>
+              <w:t xml:space="preserve">pasó; la regla de orden que esta ronda aplicó la sustituyó la de </w:t>
+            </w:r>
+            <w:r>
+              <w:rPr>
+                <w:rStyle w:val="CdigoenlneaOE3"/>
+                <w:sz w:val="18"/>
+              </w:rPr>
+              <w:t>117287c</w:t>
+            </w:r>
+          </w:p>
+        </w:tc>
+      </w:tr>
+      <w:tr>
+        <w:tc>
+          <w:tcPr>
+            <w:tcW w:w="504" w:type="pct"/>
+            <w:shd w:val="clear" w:color="auto" w:fill="auto"/>
+          </w:tcPr>
+          <w:p>
+            <w:pPr>
+              <w:pStyle w:val="CompactoOE3"/>
+              <w:spacing w:after="0"/>
+              <w:rPr>
+                <w:sz w:val="18"/>
+              </w:rPr>
+            </w:pPr>
+            <w:r>
+              <w:rPr>
+                <w:rStyle w:val="CdigoenlneaOE3"/>
+                <w:sz w:val="18"/>
+              </w:rPr>
+              <w:t>117287c</w:t>
+            </w:r>
+          </w:p>
+        </w:tc>
+        <w:tc>
+          <w:tcPr>
+            <w:tcW w:w="808" w:type="pct"/>
+            <w:shd w:val="clear" w:color="auto" w:fill="auto"/>
+          </w:tcPr>
+          <w:p>
+            <w:pPr>
+              <w:pStyle w:val="CompactoOE3"/>
+              <w:spacing w:after="0"/>
+              <w:rPr>
+                <w:sz w:val="18"/>
+              </w:rPr>
+            </w:pPr>
+            <w:r>
+              <w:rPr>
+                <w:sz w:val="18"/>
+              </w:rPr>
+              <w:t xml:space="preserve">Familia con los brazos detrás del </w:t>
             </w:r>
             <w:r>
               <w:rPr>
                 <w:sz w:val="18"/>
               </w:rPr>
               <w:lastRenderedPageBreak/>
-              <w:t>delante del cuerpo; 88 clips reescritos</w:t>
-            </w:r>
-          </w:p>
-        </w:tc>
-        <w:tc>
-          <w:tcPr>
-            <w:tcW w:w="1209" w:type="pct"/>
+              <w:t>torso y delante de la cabeza (INC-132); 4 prefabs y 77 clips</w:t>
+            </w:r>
+          </w:p>
+        </w:tc>
+        <w:tc>
+          <w:tcPr>
+            <w:tcW w:w="1208" w:type="pct"/>
             <w:shd w:val="clear" w:color="auto" w:fill="auto"/>
           </w:tcPr>
           <w:p>
@@ -50544,42 +51299,50 @@
         </w:tc>
         <w:tc>
           <w:tcPr>
-            <w:tcW w:w="767" w:type="pct"/>
-            <w:shd w:val="clear" w:color="auto" w:fill="auto"/>
-          </w:tcPr>
-          <w:p>
-            <w:pPr>
-              <w:pStyle w:val="CompactoOE3"/>
-              <w:spacing w:after="0"/>
-              <w:rPr>
-                <w:sz w:val="18"/>
-              </w:rPr>
-            </w:pPr>
-            <w:r>
-              <w:rPr>
-                <w:sz w:val="18"/>
-              </w:rPr>
-              <w:t>940 de 942: 1 omitida y 1 fallo</w:t>
-            </w:r>
-          </w:p>
-        </w:tc>
-        <w:tc>
-          <w:tcPr>
-            <w:tcW w:w="1710" w:type="pct"/>
-            <w:shd w:val="clear" w:color="auto" w:fill="auto"/>
-          </w:tcPr>
-          <w:p>
-            <w:pPr>
-              <w:pStyle w:val="CompactoOE3"/>
-              <w:spacing w:after="0"/>
-              <w:rPr>
-                <w:sz w:val="18"/>
-              </w:rPr>
-            </w:pPr>
-            <w:r>
-              <w:rPr>
-                <w:sz w:val="18"/>
-              </w:rPr>
+            <w:tcW w:w="772" w:type="pct"/>
+            <w:shd w:val="clear" w:color="auto" w:fill="auto"/>
+          </w:tcPr>
+          <w:p>
+            <w:pPr>
+              <w:pStyle w:val="CompactoOE3"/>
+              <w:spacing w:after="0"/>
+              <w:rPr>
+                <w:sz w:val="18"/>
+              </w:rPr>
+            </w:pPr>
+            <w:r>
+              <w:rPr>
+                <w:sz w:val="18"/>
+              </w:rPr>
+              <w:t xml:space="preserve">940 de 942, en un solo Editor: 1 </w:t>
+            </w:r>
+            <w:r>
+              <w:rPr>
+                <w:sz w:val="18"/>
+              </w:rPr>
+              <w:lastRenderedPageBreak/>
+              <w:t>omitida preexistente y 1 fallo</w:t>
+            </w:r>
+          </w:p>
+        </w:tc>
+        <w:tc>
+          <w:tcPr>
+            <w:tcW w:w="1707" w:type="pct"/>
+            <w:shd w:val="clear" w:color="auto" w:fill="auto"/>
+          </w:tcPr>
+          <w:p>
+            <w:pPr>
+              <w:pStyle w:val="CompactoOE3"/>
+              <w:spacing w:after="0"/>
+              <w:rPr>
+                <w:sz w:val="18"/>
+              </w:rPr>
+            </w:pPr>
+            <w:r>
+              <w:rPr>
+                <w:sz w:val="18"/>
+              </w:rPr>
+              <w:lastRenderedPageBreak/>
               <w:t xml:space="preserve">Falla </w:t>
             </w:r>
             <w:r>
@@ -50587,13 +51350,33 @@
                 <w:rStyle w:val="CdigoenlneaOE3"/>
                 <w:sz w:val="18"/>
               </w:rPr>
-              <w:t>ForestScene_RF22</w:t>
-            </w:r>
-            <w:r>
-              <w:rPr>
-                <w:sz w:val="18"/>
-              </w:rPr>
-              <w:t xml:space="preserve"> porque el ratón real del Editor hace rodar un tronco del bosque; pasa 3 de 3 aislada y 38 de 38 en su grupo</w:t>
+              <w:t>RiverLevel_RNF05</w:t>
+            </w:r>
+            <w:r>
+              <w:rPr>
+                <w:sz w:val="18"/>
+              </w:rPr>
+              <w:t xml:space="preserve">: 2 199 MB con el Editor abierto un día entero; 1 533 MB </w:t>
+            </w:r>
+            <w:r>
+              <w:rPr>
+                <w:sz w:val="18"/>
+              </w:rPr>
+              <w:lastRenderedPageBreak/>
+              <w:t xml:space="preserve">reservados y 1 072 asignados con el Editor recién abierto; </w:t>
+            </w:r>
+            <w:r>
+              <w:rPr>
+                <w:rStyle w:val="CdigoenlneaOE3"/>
+                <w:sz w:val="18"/>
+              </w:rPr>
+              <w:t>Game.Levels.River.PlayMode.Tests</w:t>
+            </w:r>
+            <w:r>
+              <w:rPr>
+                <w:sz w:val="18"/>
+              </w:rPr>
+              <w:t xml:space="preserve"> 57 de 57</w:t>
             </w:r>
           </w:p>
         </w:tc>
@@ -50617,105 +51400,132 @@
                 <w:rStyle w:val="CdigoenlneaOE3"/>
                 <w:sz w:val="18"/>
               </w:rPr>
-              <w:t>5ce0797</w:t>
-            </w:r>
-          </w:p>
-        </w:tc>
-        <w:tc>
-          <w:tcPr>
-            <w:tcW w:w="809" w:type="pct"/>
-            <w:shd w:val="clear" w:color="auto" w:fill="auto"/>
-          </w:tcPr>
-          <w:p>
-            <w:pPr>
-              <w:pStyle w:val="CompactoOE3"/>
-              <w:spacing w:after="0"/>
-              <w:rPr>
-                <w:sz w:val="18"/>
-              </w:rPr>
-            </w:pPr>
-            <w:r>
-              <w:rPr>
-                <w:sz w:val="18"/>
-              </w:rPr>
-              <w:t>Papá, Mamá y Niña con los brazos delante; 67 clips reescritos</w:t>
-            </w:r>
-          </w:p>
-        </w:tc>
-        <w:tc>
-          <w:tcPr>
-            <w:tcW w:w="1209" w:type="pct"/>
-            <w:shd w:val="clear" w:color="auto" w:fill="auto"/>
-          </w:tcPr>
-          <w:p>
-            <w:pPr>
-              <w:pStyle w:val="CompactoOE3"/>
-              <w:spacing w:after="0"/>
-              <w:rPr>
-                <w:sz w:val="18"/>
-              </w:rPr>
-            </w:pPr>
-            <w:r>
-              <w:rPr>
-                <w:sz w:val="18"/>
-              </w:rPr>
-              <w:t>215 de 215</w:t>
-            </w:r>
-          </w:p>
-        </w:tc>
-        <w:tc>
-          <w:tcPr>
-            <w:tcW w:w="767" w:type="pct"/>
-            <w:shd w:val="clear" w:color="auto" w:fill="auto"/>
-          </w:tcPr>
-          <w:p>
-            <w:pPr>
-              <w:pStyle w:val="CompactoOE3"/>
-              <w:spacing w:after="0"/>
-              <w:rPr>
-                <w:sz w:val="18"/>
-              </w:rPr>
-            </w:pPr>
-            <w:r>
-              <w:rPr>
-                <w:sz w:val="18"/>
-              </w:rPr>
-              <w:t>941 de 942: 1 omitida preexistente, 0 fallos</w:t>
-            </w:r>
-          </w:p>
-        </w:tc>
-        <w:tc>
-          <w:tcPr>
-            <w:tcW w:w="1710" w:type="pct"/>
-            <w:shd w:val="clear" w:color="auto" w:fill="auto"/>
-          </w:tcPr>
-          <w:p>
-            <w:pPr>
-              <w:pStyle w:val="CompactoOE3"/>
-              <w:spacing w:after="0"/>
-              <w:rPr>
-                <w:sz w:val="18"/>
-              </w:rPr>
-            </w:pPr>
+              <w:lastRenderedPageBreak/>
+              <w:t>8cdd4c5</w:t>
+            </w:r>
+          </w:p>
+        </w:tc>
+        <w:tc>
+          <w:tcPr>
+            <w:tcW w:w="808" w:type="pct"/>
+            <w:shd w:val="clear" w:color="auto" w:fill="auto"/>
+          </w:tcPr>
+          <w:p>
+            <w:pPr>
+              <w:pStyle w:val="CompactoOE3"/>
+              <w:spacing w:after="0"/>
+              <w:rPr>
+                <w:sz w:val="18"/>
+              </w:rPr>
+            </w:pPr>
+            <w:r>
+              <w:rPr>
+                <w:sz w:val="18"/>
+              </w:rPr>
+              <w:t xml:space="preserve">Brazos delante al golpear y manos de Algoritm sobre la cara; 3 prefabs de Algoritm, 4 clips y el </w:t>
+            </w:r>
             <w:r>
               <w:rPr>
                 <w:rStyle w:val="CdigoenlneaOE3"/>
                 <w:sz w:val="18"/>
               </w:rPr>
+              <w:t>.meta</w:t>
+            </w:r>
+            <w:r>
+              <w:rPr>
+                <w:sz w:val="18"/>
+              </w:rPr>
+              <w:t xml:space="preserve"> de </w:t>
+            </w:r>
+            <w:r>
+              <w:rPr>
+                <w:rStyle w:val="CdigoenlneaOE3"/>
+                <w:sz w:val="18"/>
+              </w:rPr>
+              <w:t>ArmLayering.cs</w:t>
+            </w:r>
+          </w:p>
+        </w:tc>
+        <w:tc>
+          <w:tcPr>
+            <w:tcW w:w="1208" w:type="pct"/>
+            <w:shd w:val="clear" w:color="auto" w:fill="auto"/>
+          </w:tcPr>
+          <w:p>
+            <w:pPr>
+              <w:pStyle w:val="CompactoOE3"/>
+              <w:spacing w:after="0"/>
+              <w:rPr>
+                <w:sz w:val="18"/>
+              </w:rPr>
+            </w:pPr>
+            <w:r>
+              <w:rPr>
+                <w:sz w:val="18"/>
+              </w:rPr>
+              <w:t>234 de 234</w:t>
+            </w:r>
+          </w:p>
+        </w:tc>
+        <w:tc>
+          <w:tcPr>
+            <w:tcW w:w="772" w:type="pct"/>
+            <w:shd w:val="clear" w:color="auto" w:fill="auto"/>
+          </w:tcPr>
+          <w:p>
+            <w:pPr>
+              <w:pStyle w:val="CompactoOE3"/>
+              <w:spacing w:after="0"/>
+              <w:rPr>
+                <w:sz w:val="18"/>
+              </w:rPr>
+            </w:pPr>
+            <w:r>
+              <w:rPr>
+                <w:sz w:val="18"/>
+              </w:rPr>
+              <w:t>960 de 961, en un solo Editor: 1 omitida y 0 fallos</w:t>
+            </w:r>
+          </w:p>
+        </w:tc>
+        <w:tc>
+          <w:tcPr>
+            <w:tcW w:w="1707" w:type="pct"/>
+            <w:shd w:val="clear" w:color="auto" w:fill="auto"/>
+          </w:tcPr>
+          <w:p>
+            <w:pPr>
+              <w:pStyle w:val="CompactoOE3"/>
+              <w:spacing w:after="0"/>
+              <w:rPr>
+                <w:sz w:val="18"/>
+              </w:rPr>
+            </w:pPr>
+            <w:r>
+              <w:rPr>
+                <w:rStyle w:val="CdigoenlneaOE3"/>
+                <w:sz w:val="18"/>
+              </w:rPr>
               <w:t>ForestScene_RF22</w:t>
             </w:r>
             <w:r>
               <w:rPr>
                 <w:sz w:val="18"/>
               </w:rPr>
-              <w:t xml:space="preserve"> pasó; la regla de orden que esta ronda aplicó la sustituyó la de </w:t>
+              <w:t xml:space="preserve"> y </w:t>
             </w:r>
             <w:r>
               <w:rPr>
                 <w:rStyle w:val="CdigoenlneaOE3"/>
                 <w:sz w:val="18"/>
               </w:rPr>
-              <w:t>117287c</w:t>
+              <w:t>RiverLevel_RNF05</w:t>
+            </w:r>
+            <w:r>
+              <w:rPr>
+                <w:sz w:val="18"/>
+              </w:rPr>
+              <w:t xml:space="preserve"> en verde</w:t>
             </w:r>
           </w:p>
         </w:tc>
@@ -50739,76 +51549,76 @@
                 <w:rStyle w:val="CdigoenlneaOE3"/>
                 <w:sz w:val="18"/>
               </w:rPr>
-              <w:t>117287c</w:t>
-            </w:r>
-          </w:p>
-        </w:tc>
-        <w:tc>
-          <w:tcPr>
-            <w:tcW w:w="809" w:type="pct"/>
-            <w:shd w:val="clear" w:color="auto" w:fill="auto"/>
-          </w:tcPr>
-          <w:p>
-            <w:pPr>
-              <w:pStyle w:val="CompactoOE3"/>
-              <w:spacing w:after="0"/>
-              <w:rPr>
-                <w:sz w:val="18"/>
-              </w:rPr>
-            </w:pPr>
-            <w:r>
-              <w:rPr>
-                <w:sz w:val="18"/>
-              </w:rPr>
-              <w:t>Familia con los brazos detrás del torso y delante de la cabeza (INC-132); 4 prefabs y 77 clips</w:t>
-            </w:r>
-          </w:p>
-        </w:tc>
-        <w:tc>
-          <w:tcPr>
-            <w:tcW w:w="1209" w:type="pct"/>
-            <w:shd w:val="clear" w:color="auto" w:fill="auto"/>
-          </w:tcPr>
-          <w:p>
-            <w:pPr>
-              <w:pStyle w:val="CompactoOE3"/>
-              <w:spacing w:after="0"/>
-              <w:rPr>
-                <w:sz w:val="18"/>
-              </w:rPr>
-            </w:pPr>
-            <w:r>
-              <w:rPr>
-                <w:sz w:val="18"/>
-              </w:rPr>
-              <w:t>215 de 215</w:t>
-            </w:r>
-          </w:p>
-        </w:tc>
-        <w:tc>
-          <w:tcPr>
-            <w:tcW w:w="767" w:type="pct"/>
-            <w:shd w:val="clear" w:color="auto" w:fill="auto"/>
-          </w:tcPr>
-          <w:p>
-            <w:pPr>
-              <w:pStyle w:val="CompactoOE3"/>
-              <w:spacing w:after="0"/>
-              <w:rPr>
-                <w:sz w:val="18"/>
-              </w:rPr>
-            </w:pPr>
-            <w:r>
-              <w:rPr>
-                <w:sz w:val="18"/>
-              </w:rPr>
-              <w:t>940 de 942, en un solo Editor: 1 omitida preexistente y 1 fallo</w:t>
-            </w:r>
-          </w:p>
-        </w:tc>
-        <w:tc>
-          <w:tcPr>
-            <w:tcW w:w="1710" w:type="pct"/>
+              <w:t>433603f</w:t>
+            </w:r>
+          </w:p>
+        </w:tc>
+        <w:tc>
+          <w:tcPr>
+            <w:tcW w:w="808" w:type="pct"/>
+            <w:shd w:val="clear" w:color="auto" w:fill="auto"/>
+          </w:tcPr>
+          <w:p>
+            <w:pPr>
+              <w:pStyle w:val="CompactoOE3"/>
+              <w:spacing w:after="0"/>
+              <w:rPr>
+                <w:sz w:val="18"/>
+              </w:rPr>
+            </w:pPr>
+            <w:r>
+              <w:rPr>
+                <w:sz w:val="18"/>
+              </w:rPr>
+              <w:t>Prefabs de la familia con arte final frontal, caras por registro y antebrazos delante del torso (INC-133); 14 sprites en Papá, Mamá y la Niña y 11 en el Niño, 93 clips reescritos</w:t>
+            </w:r>
+          </w:p>
+        </w:tc>
+        <w:tc>
+          <w:tcPr>
+            <w:tcW w:w="1208" w:type="pct"/>
+            <w:shd w:val="clear" w:color="auto" w:fill="auto"/>
+          </w:tcPr>
+          <w:p>
+            <w:pPr>
+              <w:pStyle w:val="CompactoOE3"/>
+              <w:spacing w:after="0"/>
+              <w:rPr>
+                <w:sz w:val="18"/>
+              </w:rPr>
+            </w:pPr>
+            <w:r>
+              <w:rPr>
+                <w:sz w:val="18"/>
+              </w:rPr>
+              <w:t>278 de 278</w:t>
+            </w:r>
+          </w:p>
+        </w:tc>
+        <w:tc>
+          <w:tcPr>
+            <w:tcW w:w="772" w:type="pct"/>
+            <w:shd w:val="clear" w:color="auto" w:fill="auto"/>
+          </w:tcPr>
+          <w:p>
+            <w:pPr>
+              <w:pStyle w:val="CompactoOE3"/>
+              <w:spacing w:after="0"/>
+              <w:rPr>
+                <w:sz w:val="18"/>
+              </w:rPr>
+            </w:pPr>
+            <w:r>
+              <w:rPr>
+                <w:sz w:val="18"/>
+              </w:rPr>
+              <w:t>EditMode: 627 pasan, 1 omitida, 0 fallos; PlayMode: 376 de 377</w:t>
+            </w:r>
+          </w:p>
+        </w:tc>
+        <w:tc>
+          <w:tcPr>
+            <w:tcW w:w="1707" w:type="pct"/>
             <w:shd w:val="clear" w:color="auto" w:fill="auto"/>
           </w:tcPr>
           <w:p>
@@ -50836,20 +51646,20 @@
               <w:rPr>
                 <w:sz w:val="18"/>
               </w:rPr>
-              <w:t xml:space="preserve">: 2 199 MB con el Editor abierto un día entero; 1 533 MB reservados y 1 072 asignados con el Editor recién abierto; </w:t>
+              <w:t xml:space="preserve"> con 2 161 MB en un Editor de larga duración; las pruebas del antebrazo y el ancla pasan 14 de 14 y </w:t>
             </w:r>
             <w:r>
               <w:rPr>
                 <w:rStyle w:val="CdigoenlneaOE3"/>
                 <w:sz w:val="18"/>
               </w:rPr>
-              <w:t>Game.Levels.River.PlayMode.Tests</w:t>
-            </w:r>
-            <w:r>
-              <w:rPr>
-                <w:sz w:val="18"/>
-              </w:rPr>
-              <w:t xml:space="preserve"> 57 de 57</w:t>
+              <w:t>CharacterCapture</w:t>
+            </w:r>
+            <w:r>
+              <w:rPr>
+                <w:sz w:val="18"/>
+              </w:rPr>
+              <w:t xml:space="preserve"> 5 de 5</w:t>
             </w:r>
           </w:p>
         </w:tc>
@@ -50873,131 +51683,146 @@
                 <w:rStyle w:val="CdigoenlneaOE3"/>
                 <w:sz w:val="18"/>
               </w:rPr>
-              <w:t>8cdd4c5</w:t>
-            </w:r>
-          </w:p>
-        </w:tc>
-        <w:tc>
-          <w:tcPr>
-            <w:tcW w:w="809" w:type="pct"/>
-            <w:shd w:val="clear" w:color="auto" w:fill="auto"/>
-          </w:tcPr>
-          <w:p>
-            <w:pPr>
-              <w:pStyle w:val="CompactoOE3"/>
-              <w:spacing w:after="0"/>
-              <w:rPr>
-                <w:sz w:val="18"/>
-              </w:rPr>
-            </w:pPr>
-            <w:r>
-              <w:rPr>
-                <w:sz w:val="18"/>
-              </w:rPr>
-              <w:t xml:space="preserve">Brazos delante al golpear y manos de Algoritm sobre la cara; 3 prefabs de Algoritm, 4 clips y el </w:t>
+              <w:t>28337c0</w:t>
+            </w:r>
+          </w:p>
+        </w:tc>
+        <w:tc>
+          <w:tcPr>
+            <w:tcW w:w="808" w:type="pct"/>
+            <w:shd w:val="clear" w:color="auto" w:fill="auto"/>
+          </w:tcPr>
+          <w:p>
+            <w:pPr>
+              <w:pStyle w:val="CompactoOE3"/>
+              <w:spacing w:after="0"/>
+              <w:rPr>
+                <w:sz w:val="18"/>
+              </w:rPr>
+            </w:pPr>
+            <w:r>
+              <w:rPr>
+                <w:sz w:val="18"/>
+              </w:rPr>
+              <w:t xml:space="preserve">Pivote del hombro y gestos sobre la cara (decisiones </w:t>
+            </w:r>
+            <w:r>
+              <w:rPr>
+                <w:sz w:val="18"/>
+              </w:rPr>
+              <w:lastRenderedPageBreak/>
+              <w:t>del 06/10/2026); 11 sprites por prefab de la familia, 93 clips reescritos</w:t>
+            </w:r>
+          </w:p>
+        </w:tc>
+        <w:tc>
+          <w:tcPr>
+            <w:tcW w:w="1208" w:type="pct"/>
+            <w:shd w:val="clear" w:color="auto" w:fill="auto"/>
+          </w:tcPr>
+          <w:p>
+            <w:pPr>
+              <w:pStyle w:val="CompactoOE3"/>
+              <w:spacing w:after="0"/>
+              <w:rPr>
+                <w:sz w:val="18"/>
+              </w:rPr>
+            </w:pPr>
+            <w:r>
+              <w:rPr>
+                <w:sz w:val="18"/>
+              </w:rPr>
+              <w:lastRenderedPageBreak/>
+              <w:t>278 de 278</w:t>
+            </w:r>
+          </w:p>
+        </w:tc>
+        <w:tc>
+          <w:tcPr>
+            <w:tcW w:w="772" w:type="pct"/>
+            <w:shd w:val="clear" w:color="auto" w:fill="auto"/>
+          </w:tcPr>
+          <w:p>
+            <w:pPr>
+              <w:pStyle w:val="CompactoOE3"/>
+              <w:spacing w:after="0"/>
+              <w:rPr>
+                <w:sz w:val="18"/>
+              </w:rPr>
+            </w:pPr>
+            <w:r>
+              <w:rPr>
+                <w:sz w:val="18"/>
+              </w:rPr>
+              <w:t xml:space="preserve">EditMode: 627 pasan, 1 omitida, 0 fallos; </w:t>
+            </w:r>
+            <w:r>
+              <w:rPr>
+                <w:sz w:val="18"/>
+              </w:rPr>
+              <w:lastRenderedPageBreak/>
+              <w:t>PlayMode: 376 de 377</w:t>
+            </w:r>
+          </w:p>
+        </w:tc>
+        <w:tc>
+          <w:tcPr>
+            <w:tcW w:w="1707" w:type="pct"/>
+            <w:shd w:val="clear" w:color="auto" w:fill="auto"/>
+          </w:tcPr>
+          <w:p>
+            <w:pPr>
+              <w:pStyle w:val="CompactoOE3"/>
+              <w:spacing w:after="0"/>
+              <w:rPr>
+                <w:sz w:val="18"/>
+              </w:rPr>
+            </w:pPr>
+            <w:r>
+              <w:rPr>
+                <w:sz w:val="18"/>
+              </w:rPr>
+              <w:lastRenderedPageBreak/>
+              <w:t xml:space="preserve">Falla </w:t>
             </w:r>
             <w:r>
               <w:rPr>
                 <w:rStyle w:val="CdigoenlneaOE3"/>
                 <w:sz w:val="18"/>
               </w:rPr>
-              <w:t>.meta</w:t>
-            </w:r>
-            <w:r>
-              <w:rPr>
-                <w:sz w:val="18"/>
-              </w:rPr>
-              <w:t xml:space="preserve"> de </w:t>
+              <w:t>RiverLevel_RNF05</w:t>
+            </w:r>
+            <w:r>
+              <w:rPr>
+                <w:sz w:val="18"/>
+              </w:rPr>
+              <w:t xml:space="preserve"> con 2 353 MB en un Editor de larga duración; </w:t>
             </w:r>
             <w:r>
               <w:rPr>
                 <w:rStyle w:val="CdigoenlneaOE3"/>
                 <w:sz w:val="18"/>
               </w:rPr>
-              <w:t>ArmLayering.cs</w:t>
-            </w:r>
-          </w:p>
-        </w:tc>
-        <w:tc>
-          <w:tcPr>
-            <w:tcW w:w="1209" w:type="pct"/>
-            <w:shd w:val="clear" w:color="auto" w:fill="auto"/>
-          </w:tcPr>
-          <w:p>
-            <w:pPr>
-              <w:pStyle w:val="CompactoOE3"/>
-              <w:spacing w:after="0"/>
-              <w:rPr>
-                <w:sz w:val="18"/>
-              </w:rPr>
-            </w:pPr>
-            <w:r>
-              <w:rPr>
-                <w:sz w:val="18"/>
-              </w:rPr>
-              <w:t>234 de 234</w:t>
-            </w:r>
-          </w:p>
-        </w:tc>
-        <w:tc>
-          <w:tcPr>
-            <w:tcW w:w="767" w:type="pct"/>
-            <w:shd w:val="clear" w:color="auto" w:fill="auto"/>
-          </w:tcPr>
-          <w:p>
-            <w:pPr>
-              <w:pStyle w:val="CompactoOE3"/>
-              <w:spacing w:after="0"/>
-              <w:rPr>
-                <w:sz w:val="18"/>
-              </w:rPr>
-            </w:pPr>
-            <w:r>
-              <w:rPr>
-                <w:sz w:val="18"/>
-              </w:rPr>
-              <w:t>960 de 961, en un solo Editor: 1 omitida y 0 fallos</w:t>
-            </w:r>
-          </w:p>
-        </w:tc>
-        <w:tc>
-          <w:tcPr>
-            <w:tcW w:w="1710" w:type="pct"/>
-            <w:shd w:val="clear" w:color="auto" w:fill="auto"/>
-          </w:tcPr>
-          <w:p>
-            <w:pPr>
-              <w:pStyle w:val="CompactoOE3"/>
-              <w:spacing w:after="0"/>
-              <w:rPr>
-                <w:sz w:val="18"/>
-              </w:rPr>
-            </w:pPr>
+              <w:t>CharacterRigLimb</w:t>
+            </w:r>
+            <w:r>
+              <w:rPr>
+                <w:sz w:val="18"/>
+              </w:rPr>
+              <w:t xml:space="preserve"> 14 de 14 y </w:t>
+            </w:r>
             <w:r>
               <w:rPr>
                 <w:rStyle w:val="CdigoenlneaOE3"/>
                 <w:sz w:val="18"/>
               </w:rPr>
-              <w:t>ForestScene_RF22</w:t>
-            </w:r>
-            <w:r>
-              <w:rPr>
-                <w:sz w:val="18"/>
-              </w:rPr>
-              <w:t xml:space="preserve"> y </w:t>
-            </w:r>
-            <w:r>
-              <w:rPr>
-                <w:rStyle w:val="CdigoenlneaOE3"/>
-                <w:sz w:val="18"/>
-              </w:rPr>
-              <w:t>RiverLevel_RNF05</w:t>
-            </w:r>
-            <w:r>
-              <w:rPr>
-                <w:sz w:val="18"/>
-              </w:rPr>
-              <w:t xml:space="preserve"> en verde</w:t>
+              <w:t>CharacterCapture</w:t>
+            </w:r>
+            <w:r>
+              <w:rPr>
+                <w:sz w:val="18"/>
+              </w:rPr>
+              <w:t xml:space="preserve"> 5 de 5</w:t>
             </w:r>
           </w:p>
         </w:tc>
@@ -51021,272 +51846,143 @@
                 <w:rStyle w:val="CdigoenlneaOE3"/>
                 <w:sz w:val="18"/>
               </w:rPr>
-              <w:t>433603f</w:t>
-            </w:r>
-          </w:p>
-        </w:tc>
-        <w:tc>
-          <w:tcPr>
-            <w:tcW w:w="809" w:type="pct"/>
-            <w:shd w:val="clear" w:color="auto" w:fill="auto"/>
-          </w:tcPr>
-          <w:p>
-            <w:pPr>
-              <w:pStyle w:val="CompactoOE3"/>
-              <w:spacing w:after="0"/>
-              <w:rPr>
-                <w:sz w:val="18"/>
-              </w:rPr>
-            </w:pPr>
-            <w:r>
-              <w:rPr>
-                <w:sz w:val="18"/>
-              </w:rPr>
-              <w:t>Prefabs de la familia con arte final frontal, caras por registro y antebrazos delante del torso (INC-</w:t>
-            </w:r>
-            <w:r>
-              <w:rPr>
-                <w:sz w:val="18"/>
-              </w:rPr>
-              <w:lastRenderedPageBreak/>
-              <w:t>133); 14 sprites en Papá, Mamá y la Niña y 11 en el Niño, 93 clips reescritos</w:t>
-            </w:r>
-          </w:p>
-        </w:tc>
-        <w:tc>
-          <w:tcPr>
-            <w:tcW w:w="1209" w:type="pct"/>
-            <w:shd w:val="clear" w:color="auto" w:fill="auto"/>
-          </w:tcPr>
-          <w:p>
-            <w:pPr>
-              <w:pStyle w:val="CompactoOE3"/>
-              <w:spacing w:after="0"/>
-              <w:rPr>
-                <w:sz w:val="18"/>
-              </w:rPr>
-            </w:pPr>
-            <w:r>
-              <w:rPr>
-                <w:sz w:val="18"/>
-              </w:rPr>
-              <w:lastRenderedPageBreak/>
-              <w:t>278 de 278</w:t>
-            </w:r>
-          </w:p>
-        </w:tc>
-        <w:tc>
-          <w:tcPr>
-            <w:tcW w:w="767" w:type="pct"/>
-            <w:shd w:val="clear" w:color="auto" w:fill="auto"/>
-          </w:tcPr>
-          <w:p>
-            <w:pPr>
-              <w:pStyle w:val="CompactoOE3"/>
-              <w:spacing w:after="0"/>
-              <w:rPr>
-                <w:sz w:val="18"/>
-              </w:rPr>
-            </w:pPr>
-            <w:r>
-              <w:rPr>
-                <w:sz w:val="18"/>
-              </w:rPr>
-              <w:t>EditMode: 627 pasan, 1 omitida, 0 fallos; PlayMode: 376 de 377</w:t>
-            </w:r>
-          </w:p>
-        </w:tc>
-        <w:tc>
-          <w:tcPr>
-            <w:tcW w:w="1710" w:type="pct"/>
-            <w:shd w:val="clear" w:color="auto" w:fill="auto"/>
-          </w:tcPr>
-          <w:p>
-            <w:pPr>
-              <w:pStyle w:val="CompactoOE3"/>
-              <w:spacing w:after="0"/>
-              <w:rPr>
-                <w:sz w:val="18"/>
-              </w:rPr>
-            </w:pPr>
-            <w:r>
-              <w:rPr>
-                <w:sz w:val="18"/>
-              </w:rPr>
-              <w:t xml:space="preserve">Falla </w:t>
+              <w:t>123785e</w:t>
+            </w:r>
+          </w:p>
+        </w:tc>
+        <w:tc>
+          <w:tcPr>
+            <w:tcW w:w="808" w:type="pct"/>
+            <w:shd w:val="clear" w:color="auto" w:fill="auto"/>
+          </w:tcPr>
+          <w:p>
+            <w:pPr>
+              <w:pStyle w:val="CompactoOE3"/>
+              <w:spacing w:after="0"/>
+              <w:rPr>
+                <w:sz w:val="18"/>
+              </w:rPr>
+            </w:pPr>
+            <w:r>
+              <w:rPr>
+                <w:sz w:val="18"/>
+              </w:rPr>
+              <w:t xml:space="preserve">Ronda de ajustes de diseño del 08/10/2026 sobre </w:t>
             </w:r>
             <w:r>
               <w:rPr>
                 <w:rStyle w:val="CdigoenlneaOE3"/>
                 <w:sz w:val="18"/>
               </w:rPr>
+              <w:t>eb9be13</w:t>
+            </w:r>
+            <w:r>
+              <w:rPr>
+                <w:sz w:val="18"/>
+              </w:rPr>
+              <w:t xml:space="preserve"> (merge con el carril de perfil); </w:t>
+            </w:r>
+            <w:r>
+              <w:rPr>
+                <w:rStyle w:val="CdigoenlneaOE3"/>
+                <w:sz w:val="18"/>
+              </w:rPr>
+              <w:t>Wave</w:t>
+            </w:r>
+            <w:r>
+              <w:rPr>
+                <w:sz w:val="18"/>
+              </w:rPr>
+              <w:t xml:space="preserve"> entra en la tabla de vistas de INC-134</w:t>
+            </w:r>
+          </w:p>
+        </w:tc>
+        <w:tc>
+          <w:tcPr>
+            <w:tcW w:w="1208" w:type="pct"/>
+            <w:shd w:val="clear" w:color="auto" w:fill="auto"/>
+          </w:tcPr>
+          <w:p>
+            <w:pPr>
+              <w:pStyle w:val="CompactoOE3"/>
+              <w:spacing w:after="0"/>
+              <w:rPr>
+                <w:sz w:val="18"/>
+              </w:rPr>
+            </w:pPr>
+            <w:r>
+              <w:rPr>
+                <w:sz w:val="18"/>
+              </w:rPr>
+              <w:t>Sin desglose por módulo</w:t>
+            </w:r>
+          </w:p>
+        </w:tc>
+        <w:tc>
+          <w:tcPr>
+            <w:tcW w:w="772" w:type="pct"/>
+            <w:shd w:val="clear" w:color="auto" w:fill="auto"/>
+          </w:tcPr>
+          <w:p>
+            <w:pPr>
+              <w:pStyle w:val="CompactoOE3"/>
+              <w:spacing w:after="0"/>
+              <w:rPr>
+                <w:sz w:val="18"/>
+              </w:rPr>
+            </w:pPr>
+            <w:r>
+              <w:rPr>
+                <w:sz w:val="18"/>
+              </w:rPr>
+              <w:t>EditMode: 706 de 711 (1 omitida y 4 rojas esperadas, 09/10/2026); PlayMode: 416 de 417 (1 inconclusiva)</w:t>
+            </w:r>
+          </w:p>
+        </w:tc>
+        <w:tc>
+          <w:tcPr>
+            <w:tcW w:w="1707" w:type="pct"/>
+            <w:shd w:val="clear" w:color="auto" w:fill="auto"/>
+          </w:tcPr>
+          <w:p>
+            <w:pPr>
+              <w:pStyle w:val="CompactoOE3"/>
+              <w:spacing w:after="0"/>
+              <w:rPr>
+                <w:sz w:val="18"/>
+              </w:rPr>
+            </w:pPr>
+            <w:r>
+              <w:rPr>
+                <w:sz w:val="18"/>
+              </w:rPr>
+              <w:t xml:space="preserve">Corrida completa en dos Editores, 24,4 min; las 4 rojas son </w:t>
+            </w:r>
+            <w:r>
+              <w:rPr>
+                <w:rStyle w:val="CdigoenlneaOE3"/>
+                <w:sz w:val="18"/>
+              </w:rPr>
+              <w:t>CharacterRig_INC134_*</w:t>
+            </w:r>
+            <w:r>
+              <w:rPr>
+                <w:sz w:val="18"/>
+              </w:rPr>
+              <w:t xml:space="preserve"> a la espera del arte de perfil; </w:t>
+            </w:r>
+            <w:r>
+              <w:rPr>
+                <w:rStyle w:val="CdigoenlneaOE3"/>
+                <w:sz w:val="18"/>
+              </w:rPr>
               <w:t>RiverLevel_RNF05</w:t>
             </w:r>
             <w:r>
               <w:rPr>
                 <w:sz w:val="18"/>
               </w:rPr>
-              <w:t xml:space="preserve"> con 2 161 MB en un Editor de larga duración; las pruebas del antebrazo y el ancla pasan 14 de 14 y </w:t>
-            </w:r>
-            <w:r>
-              <w:rPr>
-                <w:rStyle w:val="CdigoenlneaOE3"/>
-                <w:sz w:val="18"/>
-              </w:rPr>
-              <w:t>CharacterCapture</w:t>
-            </w:r>
-            <w:r>
-              <w:rPr>
-                <w:sz w:val="18"/>
-              </w:rPr>
-              <w:t xml:space="preserve"> 5 de 5</w:t>
-            </w:r>
-          </w:p>
-        </w:tc>
-      </w:tr>
-      <w:tr>
-        <w:tc>
-          <w:tcPr>
-            <w:tcW w:w="504" w:type="pct"/>
-            <w:shd w:val="clear" w:color="auto" w:fill="auto"/>
-          </w:tcPr>
-          <w:p>
-            <w:pPr>
-              <w:pStyle w:val="CompactoOE3"/>
-              <w:spacing w:after="0"/>
-              <w:rPr>
-                <w:sz w:val="18"/>
-              </w:rPr>
-            </w:pPr>
-            <w:r>
-              <w:rPr>
-                <w:rStyle w:val="CdigoenlneaOE3"/>
-                <w:sz w:val="18"/>
-              </w:rPr>
-              <w:t>28337c0</w:t>
-            </w:r>
-          </w:p>
-        </w:tc>
-        <w:tc>
-          <w:tcPr>
-            <w:tcW w:w="809" w:type="pct"/>
-            <w:shd w:val="clear" w:color="auto" w:fill="auto"/>
-          </w:tcPr>
-          <w:p>
-            <w:pPr>
-              <w:pStyle w:val="CompactoOE3"/>
-              <w:spacing w:after="0"/>
-              <w:rPr>
-                <w:sz w:val="18"/>
-              </w:rPr>
-            </w:pPr>
-            <w:r>
-              <w:rPr>
-                <w:sz w:val="18"/>
-              </w:rPr>
-              <w:t>Pivote del hombro y gestos sobre la cara (decisiones del 06/10/2026); 11 sprites por prefab de la familia, 93 clips reescritos</w:t>
-            </w:r>
-          </w:p>
-        </w:tc>
-        <w:tc>
-          <w:tcPr>
-            <w:tcW w:w="1209" w:type="pct"/>
-            <w:shd w:val="clear" w:color="auto" w:fill="auto"/>
-          </w:tcPr>
-          <w:p>
-            <w:pPr>
-              <w:pStyle w:val="CompactoOE3"/>
-              <w:spacing w:after="0"/>
-              <w:rPr>
-                <w:sz w:val="18"/>
-              </w:rPr>
-            </w:pPr>
-            <w:r>
-              <w:rPr>
-                <w:sz w:val="18"/>
-              </w:rPr>
-              <w:t>278 de 278</w:t>
-            </w:r>
-          </w:p>
-        </w:tc>
-        <w:tc>
-          <w:tcPr>
-            <w:tcW w:w="767" w:type="pct"/>
-            <w:shd w:val="clear" w:color="auto" w:fill="auto"/>
-          </w:tcPr>
-          <w:p>
-            <w:pPr>
-              <w:pStyle w:val="CompactoOE3"/>
-              <w:spacing w:after="0"/>
-              <w:rPr>
-                <w:sz w:val="18"/>
-              </w:rPr>
-            </w:pPr>
-            <w:r>
-              <w:rPr>
-                <w:sz w:val="18"/>
-              </w:rPr>
-              <w:t>EditMode: 627 pasan, 1 omitida, 0 fallos; PlayMode: 376 de 377</w:t>
-            </w:r>
-          </w:p>
-        </w:tc>
-        <w:tc>
-          <w:tcPr>
-            <w:tcW w:w="1710" w:type="pct"/>
-            <w:shd w:val="clear" w:color="auto" w:fill="auto"/>
-          </w:tcPr>
-          <w:p>
-            <w:pPr>
-              <w:pStyle w:val="CompactoOE3"/>
-              <w:spacing w:after="0"/>
-              <w:rPr>
-                <w:sz w:val="18"/>
-              </w:rPr>
-            </w:pPr>
-            <w:r>
-              <w:rPr>
-                <w:sz w:val="18"/>
-              </w:rPr>
-              <w:t xml:space="preserve">Falla </w:t>
-            </w:r>
-            <w:r>
-              <w:rPr>
-                <w:rStyle w:val="CdigoenlneaOE3"/>
-                <w:sz w:val="18"/>
-              </w:rPr>
-              <w:t>RiverLevel_RNF05</w:t>
-            </w:r>
-            <w:r>
-              <w:rPr>
-                <w:sz w:val="18"/>
-              </w:rPr>
-              <w:t xml:space="preserve"> con 2 353 MB en un Editor de larga duración; </w:t>
-            </w:r>
-            <w:r>
-              <w:rPr>
-                <w:rStyle w:val="CdigoenlneaOE3"/>
-                <w:sz w:val="18"/>
-              </w:rPr>
-              <w:t>CharacterRigLimb</w:t>
-            </w:r>
-            <w:r>
-              <w:rPr>
-                <w:sz w:val="18"/>
-              </w:rPr>
-              <w:t xml:space="preserve"> 14 de 14 y </w:t>
-            </w:r>
-            <w:r>
-              <w:rPr>
-                <w:rStyle w:val="CdigoenlneaOE3"/>
-                <w:sz w:val="18"/>
-              </w:rPr>
-              <w:t>CharacterCapture</w:t>
-            </w:r>
-            <w:r>
-              <w:rPr>
-                <w:sz w:val="18"/>
-              </w:rPr>
-              <w:t xml:space="preserve"> 5 de 5</w:t>
+              <w:t xml:space="preserve"> pasó</w:t>
             </w:r>
           </w:p>
         </w:tc>
@@ -51396,7 +52092,7 @@
       <w:pPr>
         <w:pStyle w:val="Ttulo1"/>
       </w:pPr>
-      <w:bookmarkStart w:id="50" w:name="_Toc242202641"/>
+      <w:bookmarkStart w:id="50" w:name="_Toc242400543"/>
       <w:r>
         <w:lastRenderedPageBreak/>
         <w:t>10. LIMITACIONES Y TRABAJO PENDIENTE</w:t>
@@ -51418,7 +52114,7 @@
       <w:pPr>
         <w:pStyle w:val="Ttulo2"/>
       </w:pPr>
-      <w:bookmarkStart w:id="51" w:name="_Toc242202642"/>
+      <w:bookmarkStart w:id="51" w:name="_Toc242400544"/>
       <w:r>
         <w:t>10.1 Consistencia documental y puntos abiertos</w:t>
       </w:r>
@@ -51488,9 +52184,9 @@
         <w:tblLook w:val="0020" w:firstRow="1" w:lastRow="0" w:firstColumn="0" w:lastColumn="0" w:noHBand="0" w:noVBand="0"/>
       </w:tblPr>
       <w:tblGrid>
-        <w:gridCol w:w="1928"/>
-        <w:gridCol w:w="5081"/>
-        <w:gridCol w:w="2953"/>
+        <w:gridCol w:w="1946"/>
+        <w:gridCol w:w="5021"/>
+        <w:gridCol w:w="2995"/>
       </w:tblGrid>
       <w:tr>
         <w:trPr>
@@ -51498,7 +52194,7 @@
         </w:trPr>
         <w:tc>
           <w:tcPr>
-            <w:tcW w:w="968" w:type="pct"/>
+            <w:tcW w:w="977" w:type="pct"/>
             <w:shd w:val="clear" w:color="auto" w:fill="D9D9D9"/>
           </w:tcPr>
           <w:p>
@@ -51521,7 +52217,7 @@
         </w:tc>
         <w:tc>
           <w:tcPr>
-            <w:tcW w:w="2550" w:type="pct"/>
+            <w:tcW w:w="2520" w:type="pct"/>
             <w:shd w:val="clear" w:color="auto" w:fill="D9D9D9"/>
           </w:tcPr>
           <w:p>
@@ -51544,7 +52240,7 @@
         </w:tc>
         <w:tc>
           <w:tcPr>
-            <w:tcW w:w="1482" w:type="pct"/>
+            <w:tcW w:w="1504" w:type="pct"/>
             <w:shd w:val="clear" w:color="auto" w:fill="D9D9D9"/>
           </w:tcPr>
           <w:p>
@@ -51569,7 +52265,7 @@
       <w:tr>
         <w:tc>
           <w:tcPr>
-            <w:tcW w:w="968" w:type="pct"/>
+            <w:tcW w:w="977" w:type="pct"/>
             <w:shd w:val="clear" w:color="auto" w:fill="auto"/>
           </w:tcPr>
           <w:p>
@@ -51590,7 +52286,7 @@
         </w:tc>
         <w:tc>
           <w:tcPr>
-            <w:tcW w:w="2550" w:type="pct"/>
+            <w:tcW w:w="2520" w:type="pct"/>
             <w:shd w:val="clear" w:color="auto" w:fill="auto"/>
           </w:tcPr>
           <w:p>
@@ -51611,7 +52307,7 @@
         </w:tc>
         <w:tc>
           <w:tcPr>
-            <w:tcW w:w="1482" w:type="pct"/>
+            <w:tcW w:w="1504" w:type="pct"/>
             <w:shd w:val="clear" w:color="auto" w:fill="auto"/>
           </w:tcPr>
           <w:p>
@@ -51634,7 +52330,7 @@
       <w:tr>
         <w:tc>
           <w:tcPr>
-            <w:tcW w:w="968" w:type="pct"/>
+            <w:tcW w:w="977" w:type="pct"/>
             <w:shd w:val="clear" w:color="auto" w:fill="auto"/>
           </w:tcPr>
           <w:p>
@@ -51655,7 +52351,7 @@
         </w:tc>
         <w:tc>
           <w:tcPr>
-            <w:tcW w:w="2550" w:type="pct"/>
+            <w:tcW w:w="2520" w:type="pct"/>
             <w:shd w:val="clear" w:color="auto" w:fill="auto"/>
           </w:tcPr>
           <w:p>
@@ -51676,7 +52372,7 @@
         </w:tc>
         <w:tc>
           <w:tcPr>
-            <w:tcW w:w="1482" w:type="pct"/>
+            <w:tcW w:w="1504" w:type="pct"/>
             <w:shd w:val="clear" w:color="auto" w:fill="auto"/>
           </w:tcPr>
           <w:p>
@@ -51699,7 +52395,7 @@
       <w:tr>
         <w:tc>
           <w:tcPr>
-            <w:tcW w:w="968" w:type="pct"/>
+            <w:tcW w:w="977" w:type="pct"/>
             <w:shd w:val="clear" w:color="auto" w:fill="auto"/>
           </w:tcPr>
           <w:p>
@@ -51720,7 +52416,7 @@
         </w:tc>
         <w:tc>
           <w:tcPr>
-            <w:tcW w:w="2550" w:type="pct"/>
+            <w:tcW w:w="2520" w:type="pct"/>
             <w:shd w:val="clear" w:color="auto" w:fill="auto"/>
           </w:tcPr>
           <w:p>
@@ -51741,7 +52437,7 @@
         </w:tc>
         <w:tc>
           <w:tcPr>
-            <w:tcW w:w="1482" w:type="pct"/>
+            <w:tcW w:w="1504" w:type="pct"/>
             <w:shd w:val="clear" w:color="auto" w:fill="auto"/>
           </w:tcPr>
           <w:p>
@@ -51764,7 +52460,7 @@
       <w:tr>
         <w:tc>
           <w:tcPr>
-            <w:tcW w:w="968" w:type="pct"/>
+            <w:tcW w:w="977" w:type="pct"/>
             <w:shd w:val="clear" w:color="auto" w:fill="auto"/>
           </w:tcPr>
           <w:p>
@@ -51785,7 +52481,7 @@
         </w:tc>
         <w:tc>
           <w:tcPr>
-            <w:tcW w:w="2550" w:type="pct"/>
+            <w:tcW w:w="2520" w:type="pct"/>
             <w:shd w:val="clear" w:color="auto" w:fill="auto"/>
           </w:tcPr>
           <w:p>
@@ -51806,7 +52502,7 @@
         </w:tc>
         <w:tc>
           <w:tcPr>
-            <w:tcW w:w="1482" w:type="pct"/>
+            <w:tcW w:w="1504" w:type="pct"/>
             <w:shd w:val="clear" w:color="auto" w:fill="auto"/>
           </w:tcPr>
           <w:p>
@@ -51829,7 +52525,7 @@
       <w:tr>
         <w:tc>
           <w:tcPr>
-            <w:tcW w:w="968" w:type="pct"/>
+            <w:tcW w:w="977" w:type="pct"/>
             <w:shd w:val="clear" w:color="auto" w:fill="auto"/>
           </w:tcPr>
           <w:p>
@@ -51850,7 +52546,7 @@
         </w:tc>
         <w:tc>
           <w:tcPr>
-            <w:tcW w:w="2550" w:type="pct"/>
+            <w:tcW w:w="2520" w:type="pct"/>
             <w:shd w:val="clear" w:color="auto" w:fill="auto"/>
           </w:tcPr>
           <w:p>
@@ -51871,7 +52567,7 @@
         </w:tc>
         <w:tc>
           <w:tcPr>
-            <w:tcW w:w="1482" w:type="pct"/>
+            <w:tcW w:w="1504" w:type="pct"/>
             <w:shd w:val="clear" w:color="auto" w:fill="auto"/>
           </w:tcPr>
           <w:p>
@@ -51894,7 +52590,7 @@
       <w:tr>
         <w:tc>
           <w:tcPr>
-            <w:tcW w:w="968" w:type="pct"/>
+            <w:tcW w:w="977" w:type="pct"/>
             <w:shd w:val="clear" w:color="auto" w:fill="auto"/>
           </w:tcPr>
           <w:p>
@@ -51915,7 +52611,7 @@
         </w:tc>
         <w:tc>
           <w:tcPr>
-            <w:tcW w:w="2550" w:type="pct"/>
+            <w:tcW w:w="2520" w:type="pct"/>
             <w:shd w:val="clear" w:color="auto" w:fill="auto"/>
           </w:tcPr>
           <w:p>
@@ -51936,7 +52632,7 @@
         </w:tc>
         <w:tc>
           <w:tcPr>
-            <w:tcW w:w="1482" w:type="pct"/>
+            <w:tcW w:w="1504" w:type="pct"/>
             <w:shd w:val="clear" w:color="auto" w:fill="auto"/>
           </w:tcPr>
           <w:p>
@@ -51959,7 +52655,7 @@
       <w:tr>
         <w:tc>
           <w:tcPr>
-            <w:tcW w:w="968" w:type="pct"/>
+            <w:tcW w:w="977" w:type="pct"/>
             <w:shd w:val="clear" w:color="auto" w:fill="auto"/>
           </w:tcPr>
           <w:p>
@@ -51980,28 +52676,28 @@
         </w:tc>
         <w:tc>
           <w:tcPr>
-            <w:tcW w:w="2550" w:type="pct"/>
-            <w:shd w:val="clear" w:color="auto" w:fill="auto"/>
-          </w:tcPr>
-          <w:p>
-            <w:pPr>
-              <w:pStyle w:val="CompactoOE3"/>
-              <w:spacing w:after="0"/>
-              <w:rPr>
-                <w:sz w:val="18"/>
-              </w:rPr>
-            </w:pPr>
-            <w:r>
-              <w:rPr>
-                <w:sz w:val="18"/>
-              </w:rPr>
-              <w:t>Anexar la autorización escrita de los autores de la Familia Anonaky, precisar las herramientas de ilustración usadas y decidir cómo se nombra la colaboración de Sofía Valentina Giraldo Segovia en la producción de arte</w:t>
-            </w:r>
-          </w:p>
-        </w:tc>
-        <w:tc>
-          <w:tcPr>
-            <w:tcW w:w="1482" w:type="pct"/>
+            <w:tcW w:w="2520" w:type="pct"/>
+            <w:shd w:val="clear" w:color="auto" w:fill="auto"/>
+          </w:tcPr>
+          <w:p>
+            <w:pPr>
+              <w:pStyle w:val="CompactoOE3"/>
+              <w:spacing w:after="0"/>
+              <w:rPr>
+                <w:sz w:val="18"/>
+              </w:rPr>
+            </w:pPr>
+            <w:r>
+              <w:rPr>
+                <w:sz w:val="18"/>
+              </w:rPr>
+              <w:t>Anexar la autorización escrita de los autores de la Familia Anonaky</w:t>
+            </w:r>
+          </w:p>
+        </w:tc>
+        <w:tc>
+          <w:tcPr>
+            <w:tcW w:w="1504" w:type="pct"/>
             <w:shd w:val="clear" w:color="auto" w:fill="auto"/>
           </w:tcPr>
           <w:p>
@@ -52024,7 +52720,7 @@
       <w:tr>
         <w:tc>
           <w:tcPr>
-            <w:tcW w:w="968" w:type="pct"/>
+            <w:tcW w:w="977" w:type="pct"/>
             <w:shd w:val="clear" w:color="auto" w:fill="auto"/>
           </w:tcPr>
           <w:p>
@@ -52045,7 +52741,7 @@
         </w:tc>
         <w:tc>
           <w:tcPr>
-            <w:tcW w:w="2550" w:type="pct"/>
+            <w:tcW w:w="2520" w:type="pct"/>
             <w:shd w:val="clear" w:color="auto" w:fill="auto"/>
           </w:tcPr>
           <w:p>
@@ -52066,7 +52762,7 @@
         </w:tc>
         <w:tc>
           <w:tcPr>
-            <w:tcW w:w="1482" w:type="pct"/>
+            <w:tcW w:w="1504" w:type="pct"/>
             <w:shd w:val="clear" w:color="auto" w:fill="auto"/>
           </w:tcPr>
           <w:p>
@@ -52089,7 +52785,7 @@
       <w:tr>
         <w:tc>
           <w:tcPr>
-            <w:tcW w:w="968" w:type="pct"/>
+            <w:tcW w:w="977" w:type="pct"/>
             <w:shd w:val="clear" w:color="auto" w:fill="auto"/>
           </w:tcPr>
           <w:p>
@@ -52110,7 +52806,7 @@
         </w:tc>
         <w:tc>
           <w:tcPr>
-            <w:tcW w:w="2550" w:type="pct"/>
+            <w:tcW w:w="2520" w:type="pct"/>
             <w:shd w:val="clear" w:color="auto" w:fill="auto"/>
           </w:tcPr>
           <w:p>
@@ -52131,7 +52827,7 @@
         </w:tc>
         <w:tc>
           <w:tcPr>
-            <w:tcW w:w="1482" w:type="pct"/>
+            <w:tcW w:w="1504" w:type="pct"/>
             <w:shd w:val="clear" w:color="auto" w:fill="auto"/>
           </w:tcPr>
           <w:p>
@@ -52154,7 +52850,7 @@
       <w:tr>
         <w:tc>
           <w:tcPr>
-            <w:tcW w:w="968" w:type="pct"/>
+            <w:tcW w:w="977" w:type="pct"/>
             <w:shd w:val="clear" w:color="auto" w:fill="auto"/>
           </w:tcPr>
           <w:p>
@@ -52175,50 +52871,42 @@
         </w:tc>
         <w:tc>
           <w:tcPr>
-            <w:tcW w:w="2550" w:type="pct"/>
-            <w:shd w:val="clear" w:color="auto" w:fill="auto"/>
-          </w:tcPr>
-          <w:p>
-            <w:pPr>
-              <w:pStyle w:val="CompactoOE3"/>
-              <w:spacing w:after="0"/>
-              <w:rPr>
-                <w:sz w:val="18"/>
-              </w:rPr>
-            </w:pPr>
-            <w:r>
-              <w:rPr>
-                <w:sz w:val="18"/>
-              </w:rPr>
-              <w:t xml:space="preserve">Arte final de las tres formas de Algoritm; demás expresiones y bocas del habla; </w:t>
-            </w:r>
-            <w:r>
-              <w:rPr>
-                <w:sz w:val="18"/>
-              </w:rPr>
-              <w:lastRenderedPageBreak/>
-              <w:t>perfiles, retrato animado y emociones de las narrativas</w:t>
-            </w:r>
-          </w:p>
-        </w:tc>
-        <w:tc>
-          <w:tcPr>
-            <w:tcW w:w="1482" w:type="pct"/>
-            <w:shd w:val="clear" w:color="auto" w:fill="auto"/>
-          </w:tcPr>
-          <w:p>
-            <w:pPr>
-              <w:pStyle w:val="CompactoOE3"/>
-              <w:spacing w:after="0"/>
-              <w:rPr>
-                <w:sz w:val="18"/>
-              </w:rPr>
-            </w:pPr>
-            <w:r>
-              <w:rPr>
-                <w:sz w:val="18"/>
-              </w:rPr>
-              <w:lastRenderedPageBreak/>
+            <w:tcW w:w="2520" w:type="pct"/>
+            <w:shd w:val="clear" w:color="auto" w:fill="auto"/>
+          </w:tcPr>
+          <w:p>
+            <w:pPr>
+              <w:pStyle w:val="CompactoOE3"/>
+              <w:spacing w:after="0"/>
+              <w:rPr>
+                <w:sz w:val="18"/>
+              </w:rPr>
+            </w:pPr>
+            <w:r>
+              <w:rPr>
+                <w:sz w:val="18"/>
+              </w:rPr>
+              <w:t>Arte final de las tres formas de Algoritm; demás expresiones y bocas del habla; perfiles, retrato animado y emociones de las narrativas</w:t>
+            </w:r>
+          </w:p>
+        </w:tc>
+        <w:tc>
+          <w:tcPr>
+            <w:tcW w:w="1504" w:type="pct"/>
+            <w:shd w:val="clear" w:color="auto" w:fill="auto"/>
+          </w:tcPr>
+          <w:p>
+            <w:pPr>
+              <w:pStyle w:val="CompactoOE3"/>
+              <w:spacing w:after="0"/>
+              <w:rPr>
+                <w:sz w:val="18"/>
+              </w:rPr>
+            </w:pPr>
+            <w:r>
+              <w:rPr>
+                <w:sz w:val="18"/>
+              </w:rPr>
               <w:t>Santiago Benavides Rey</w:t>
             </w:r>
           </w:p>
@@ -52230,20 +52918,21 @@
         <w:pStyle w:val="PrimerprrafoOE3"/>
       </w:pPr>
       <w:r>
-        <w:t>Los trece guiones de la hoja de verificaciones manuales del OE4, H1 a H13, traen cada uno precondición, pasos, qué observar y la plantilla de resultados que se devuelve. Los que cita la Tabla 10.1 cierran casillas de los tableros. Los otros siete son comprobaciones de vista, de oído y de mano sin casilla propia: la revisión independiente de las correcciones del Nivel 3 pidió escuchar la escena final y el hundimiento (H6 y H7, apartado 10.3), mirar el cruce 3.3 leído deprisa (H9), jugar la recolección con el</w:t>
-      </w:r>
-      <w:r>
-        <w:t xml:space="preserve"> plano abierto (H10) y probar la balsa con la base completa y bien puesta (H11); el H12 marca, pieza por pieza, lo que debe sonar en cada nivel (casos PF-SON-01 a PF-SON-03), y el H13 comprueba con la mano lo que el arnés no ve: si se pierde el primer clic tras cargar una escena sin mover el puntero, como pasó en una sesión del arnés, y las observaciones del laberinto y del informe docente del apartado 10.4. Las seis primeras filas de la tabla corresponden a las ocho casillas que siguen abiertas en los tabl</w:t>
-      </w:r>
-      <w:r>
-        <w:t>eros de los cuatro incrementos: PG-05 ocupa tres, dos en el del Nivel 2 y una en el del Nivel 3, y cada una de las otras cinco filas, una. Por decisión del acta D10 (30/09/2026) esas casillas se marcan cuando Santiago Benavides Rey entregue los resultados y no pasan a trabajos futuros.</w:t>
+        <w:t xml:space="preserve">Los trece guiones de la hoja de verificaciones manuales del OE4, H1 a H13, traen cada uno precondición, pasos, qué observar y la plantilla de resultados que se devuelve. Los que cita la Tabla 10.1 cierran casillas de los tableros. Los otros siete son comprobaciones de vista, de oído y de mano sin casilla propia: la revisión independiente de las correcciones del Nivel 3 </w:t>
+      </w:r>
+      <w:r>
+        <w:lastRenderedPageBreak/>
+        <w:t>pidió escuchar la escena final y el hundimiento (H6 y H7, apartado 10.3), mirar el cruce 3.3 leído deprisa (H9), jugar la recolección con el plano abierto (H10) y probar la balsa con la base completa y bien puesta (H11); el H12 marca, pieza por pieza, lo que debe sonar en cada nivel (casos PF-SON-01 a PF-SON-03), y el H13 comprueba con la mano lo que el arnés no ve: si se pierde el primer clic tras cargar una escena sin mover el puntero, como pasó en una sesión del arnés, y las observaciones del laberinto y</w:t>
+      </w:r>
+      <w:r>
+        <w:t xml:space="preserve"> del informe docente del apartado 10.4. Las seis primeras filas de la tabla corresponden a las ocho casillas que siguen abiertas en los tableros de los cuatro incrementos: PG-05 ocupa tres, dos en el del Nivel 2 y una en el del Nivel 3, y cada una de las otras cinco filas, una. Por decisión del acta D10 (30/09/2026) esas casillas se marcan cuando Santiago Benavides Rey entregue los resultados y no pasan a trabajos futuros.</w:t>
       </w:r>
     </w:p>
     <w:p>
       <w:pPr>
         <w:pStyle w:val="Ttulo2"/>
       </w:pPr>
-      <w:bookmarkStart w:id="52" w:name="_Toc242202643"/>
+      <w:bookmarkStart w:id="52" w:name="_Toc242400545"/>
       <w:r>
         <w:t>10.2 Verificaciones que dependen de otro equipo</w:t>
       </w:r>
@@ -52329,33 +53018,33 @@
         </w:numPr>
       </w:pPr>
       <w:r>
-        <w:t xml:space="preserve">El equipo sin tarjeta gráfica dedicada (CT-02) se comprueba con el guion H5 en un equipo cuya única gráfica sea integrada: un computador del colegio, o el segundo </w:t>
+        <w:t>El equipo sin tarjeta gráfica dedicada (CT-02) se comprueba con el guion H5 en un equipo cuya única gráfica sea integrada: un computador del colegio, o el segundo equipo si cumple esa condición. Si no la cumple, la prueba se repite en otro equipo con los pasos del guion H3.</w:t>
+      </w:r>
+    </w:p>
+    <w:p>
+      <w:pPr>
+        <w:pStyle w:val="PrimerprrafoOE3"/>
+      </w:pPr>
+      <w:r>
+        <w:t xml:space="preserve">La configuración del ejecutable responde a las decisiones D2 y D3 del 29/09/2026 (apartado 3.6). El producto se identifica con el nombre «Algoritmia» y la empresa «Universidad Catolica de Colombia»; la analítica y las estadísticas de hardware, la pantalla de presentación de Unity y el paso a pantalla completa con Alt+Intro están apagados en la configuración del proyecto, y lo vigila </w:t>
+      </w:r>
+      <w:r>
+        <w:rPr>
+          <w:rStyle w:val="CdigoenlneaOE3"/>
+        </w:rPr>
+        <w:t>PlayerSettingsTest</w:t>
+      </w:r>
+      <w:r>
+        <w:t xml:space="preserve">. Como la compilación toma los ajustes que el Editor </w:t>
       </w:r>
       <w:r>
         <w:lastRenderedPageBreak/>
-        <w:t>equipo si cumple esa condición. Si no la cumple, la prueba se repite en otro equipo con los pasos del guion H3.</w:t>
-      </w:r>
-    </w:p>
-    <w:p>
-      <w:pPr>
-        <w:pStyle w:val="PrimerprrafoOE3"/>
-      </w:pPr>
-      <w:r>
-        <w:t xml:space="preserve">La configuración del ejecutable responde a las decisiones D2 y D3 del 29/09/2026 (apartado 3.6). El producto se identifica con el nombre «Algoritmia» y la empresa «Universidad Catolica de Colombia»; la analítica y las estadísticas de hardware, la pantalla de presentación de Unity y el paso a pantalla completa con Alt+Intro están apagados en la configuración del proyecto, y lo vigila </w:t>
+        <w:t xml:space="preserve">tiene en memoria, desde el ejecutable del corte </w:t>
       </w:r>
       <w:r>
         <w:rPr>
           <w:rStyle w:val="CdigoenlneaOE3"/>
         </w:rPr>
-        <w:t>PlayerSettingsTest</w:t>
-      </w:r>
-      <w:r>
-        <w:t xml:space="preserve">. Como la compilación toma los ajustes que el Editor tiene en memoria, desde el ejecutable del corte </w:t>
-      </w:r>
-      <w:r>
-        <w:rPr>
-          <w:rStyle w:val="CdigoenlneaOE3"/>
-        </w:rPr>
         <w:t>UnityServicesOff</w:t>
       </w:r>
       <w:r>
@@ -52369,7 +53058,7 @@
       <w:pPr>
         <w:pStyle w:val="Ttulo2"/>
       </w:pPr>
-      <w:bookmarkStart w:id="53" w:name="_Toc242202644"/>
+      <w:bookmarkStart w:id="53" w:name="_Toc242400546"/>
       <w:r>
         <w:t>10.3 Sonido y arte por incorporar</w:t>
       </w:r>
@@ -52521,17 +53210,20 @@
         </w:numPr>
       </w:pPr>
       <w:r>
+        <w:t xml:space="preserve">Santiago Benavides Rey comprueba de oído si </w:t>
+      </w:r>
+      <w:r>
+        <w:rPr>
+          <w:rStyle w:val="CdigoenlneaOE3"/>
+        </w:rPr>
+        <w:t>amb_n1_cueva_fuego</w:t>
+      </w:r>
+      <w:r>
+        <w:t xml:space="preserve"> suena a fogata al aire libre en la escena final y no a cueva (guion H6), y si el hundimiento suena descriptivo y no punitivo, también cuando dos pruebas seguidas encadenan dos salpicaduras (guion H7). Durante el recorrido cronometrado marca además, pieza por pieza, si cada una de las 18 que se usan suena en su momento y si los fallos que la dirección de sonido quiere en silencio siguen mudos (guion H12). La segunda pasada </w:t>
+      </w:r>
+      <w:r>
         <w:lastRenderedPageBreak/>
-        <w:t xml:space="preserve">Santiago Benavides Rey comprueba de oído si </w:t>
-      </w:r>
-      <w:r>
-        <w:rPr>
-          <w:rStyle w:val="CdigoenlneaOE3"/>
-        </w:rPr>
-        <w:t>amb_n1_cueva_fuego</w:t>
-      </w:r>
-      <w:r>
-        <w:t xml:space="preserve"> suena a fogata al aire libre en la escena final y no a cueva (guion H6), y si el hundimiento suena descriptivo y no punitivo, también cuando dos pruebas seguidas encadenan dos salpicaduras (guion H7). Durante el recorrido cronometrado marca además, pieza por pieza, si cada una de las 18 que se usan suena en su momento y si los fallos que la dirección de sonido quiere en silencio siguen mudos (guion H12). La segunda pasada sobre el ejecutable del corte se hizo con el sonido silenciado, así</w:t>
+        <w:t>sobre el ejecutable del corte se hizo con el sonido silenciado, así</w:t>
       </w:r>
       <w:r>
         <w:t xml:space="preserve"> que esa escucha no está adelantada.</w:t>
@@ -52574,7 +53266,34 @@
         </w:numPr>
       </w:pPr>
       <w:r>
-        <w:t>Falta el arte final de las tres formas de Algoritm, que conservan el arte provisional y los codos, las rodillas, los ojos y las bocas apagados. Papá, Mamá, la Niña y el Niño tienen desde el 06/10/2026 sus piezas finales frontales y la expresión neutra colocada por registro (</w:t>
+        <w:t>Falta el arte final de las tres formas de Algoritm. Desde el 08/10/2026 su arte provisional se dibuja en nueve piezas por forma, con los ojos y la boca apagados porque la cara va pintada en el torso, y quedan dos defectos menores para el arte final: en los fundidos (</w:t>
+      </w:r>
+      <w:r>
+        <w:rPr>
+          <w:rStyle w:val="CdigoenlneaOE3"/>
+        </w:rPr>
+        <w:t>Appear</w:t>
+      </w:r>
+      <w:r>
+        <w:t xml:space="preserve">, </w:t>
+      </w:r>
+      <w:r>
+        <w:rPr>
+          <w:rStyle w:val="CdigoenlneaOE3"/>
+        </w:rPr>
+        <w:t>Vanish</w:t>
+      </w:r>
+      <w:r>
+        <w:t xml:space="preserve">, </w:t>
+      </w:r>
+      <w:r>
+        <w:rPr>
+          <w:rStyle w:val="CdigoenlneaOE3"/>
+        </w:rPr>
+        <w:t>Hidden</w:t>
+      </w:r>
+      <w:r>
+        <w:t>) las rótulas se ven más oscuras unos 0,3 s, porque el alfa multiplica cada pieza por separado, y el hombro girado deja un talón claro de unos 12 px. Papá, Mamá, la Niña y el Niño tienen desde el 06/10/2026 sus piezas finales frontales y la expresión neutra colocada por registro (</w:t>
       </w:r>
       <w:r>
         <w:rPr>
@@ -52695,18 +53414,18 @@
       <w:pPr>
         <w:pStyle w:val="Ttulo2"/>
       </w:pPr>
-      <w:bookmarkStart w:id="54" w:name="_Toc242202645"/>
+      <w:bookmarkStart w:id="54" w:name="_Toc242400547"/>
+      <w:r>
+        <w:t>10.4 Deuda técnica menor conocida</w:t>
+      </w:r>
+      <w:bookmarkEnd w:id="54"/>
+    </w:p>
+    <w:p>
+      <w:pPr>
+        <w:pStyle w:val="PrimerprrafoOE3"/>
+      </w:pPr>
       <w:r>
         <w:lastRenderedPageBreak/>
-        <w:t>10.4 Deuda técnica menor conocida</w:t>
-      </w:r>
-      <w:bookmarkEnd w:id="54"/>
-    </w:p>
-    <w:p>
-      <w:pPr>
-        <w:pStyle w:val="PrimerprrafoOE3"/>
-      </w:pPr>
-      <w:r>
         <w:t>Los documentos de resultados de los incrementos, en sus notas del 01/10/2026, y los resultados de la evaluación del OE4 registran los puntos siguientes. Ninguno afecta la ruta principal del juego, y ninguno se corrige en este corte, porque el ejecutable del corte es el verificado; cada uno lleva su arreglo propuesto:</w:t>
       </w:r>
     </w:p>
@@ -52857,11 +53576,11 @@
         </w:numPr>
       </w:pPr>
       <w:r>
-        <w:t xml:space="preserve">En el panel de perfiles y el guardado, el aviso del perfil ilegible sale en la columna «Perfil nuevo» y sigue ahí después de borrar ese perfil; corresponde mostrarlo junto a los perfiles guardados y limpiarlo al borrarlo o al elegir otro. La flecha de página que </w:t>
+        <w:t xml:space="preserve">En el panel de perfiles y el guardado, el aviso del perfil ilegible sale en la columna «Perfil nuevo» y sigue ahí después de borrar ese perfil; corresponde mostrarlo junto a los perfiles guardados y limpiarlo al borrarlo o al elegir otro. La flecha de página que no lleva a ninguna parte se oculta, mientras que las del laberinto se apagan; basta </w:t>
       </w:r>
       <w:r>
         <w:lastRenderedPageBreak/>
-        <w:t>no lleva a ninguna parte se oculta, mientras que las del laberinto se apagan; basta dejarla visible y sin respuesta. Un temporal huérfano que otro proceso tenga abierto puede hacer fallar un guardado o un borrado, un caso muy improbable que se resuelve reintentando unas pocas veces. Ningún llamador del guardado captura un fallo de disco, un riesgo anterior a las correcciones del corte; se resuelve capturándolo en un solo sitio y mostrando un aviso sin culpa, como el del perfil ilegible.</w:t>
+        <w:t>dejarla visible y sin respuesta. Un temporal huérfano que otro proceso tenga abierto puede hacer fallar un guardado o un borrado, un caso muy improbable que se resuelve reintentando unas pocas veces. Ningún llamador del guardado captura un fallo de disco, un riesgo anterior a las correcciones del corte; se resuelve capturándolo en un solo sitio y mostrando un aviso sin culpa, como el del perfil ilegible.</w:t>
       </w:r>
     </w:p>
     <w:p>
@@ -52996,11 +53715,7 @@
         <w:t>N1_Apertura</w:t>
       </w:r>
       <w:r>
-        <w:t xml:space="preserve">, donde la familia camina 7 s y la línea 1 la interrumpe). Corregirlo es </w:t>
-      </w:r>
-      <w:r>
-        <w:lastRenderedPageBreak/>
-        <w:t xml:space="preserve">marcar a esos personajes con </w:t>
+        <w:t xml:space="preserve">, donde la familia camina 7 s y la línea 1 la interrumpe). Corregirlo es marcar a esos personajes con </w:t>
       </w:r>
       <w:r>
         <w:rPr>
@@ -53021,6 +53736,7 @@
         </w:numPr>
       </w:pPr>
       <w:r>
+        <w:lastRenderedPageBreak/>
         <w:t>La escena 3.3 en el camino sin fallos queda así: con la balsa bien armada a la primera el juego salta la escena 3.2, como manda el guion, pero la 3.3 abre con «La familia sube a la balsa corregida» y Algoritm la cierra hablando de algo que falló y se arregló. Es el texto radicado del guion. Se corrige con una variante de la 3.3 para ese camino, elegida por la misma regla que decide la 3.2 (</w:t>
       </w:r>
       <w:r>
@@ -53042,7 +53758,25 @@
         </w:numPr>
       </w:pPr>
       <w:r>
-        <w:t>En el cruce de la escena 3.3, en la línea 0 la balsa sale por el borde derecho del encuadre de apertura. El margen frente al cuadro de diálogo en las paradas L3 y L4 es fino (0,0098 y 0,005 del alto de pantalla), así que cualquier cambio del arte o del tamaño de la balsa obliga a recalcularlo.</w:t>
+        <w:t>En el cruce de la escena 3.3 la balsa salía por el borde derecho del encuadre de apertura. Desde el 08/10/2026 la cámara la acompaña (</w:t>
+      </w:r>
+      <w:r>
+        <w:rPr>
+          <w:rStyle w:val="CdigoenlneaOE3"/>
+        </w:rPr>
+        <w:t>NarrativeProp.CameraFollows</w:t>
+      </w:r>
+      <w:r>
+        <w:t xml:space="preserve">) y </w:t>
+      </w:r>
+      <w:r>
+        <w:rPr>
+          <w:rStyle w:val="CdigoenlneaOE3"/>
+        </w:rPr>
+        <w:t>NarrativeSequence_RF44_LaCamaraDelCruceAcompanaALaBalsa</w:t>
+      </w:r>
+      <w:r>
+        <w:t xml:space="preserve"> exige verla entera en cada parada. El margen frente al cuadro de diálogo en las paradas L3 y L4 es fino (0,0098 y 0,005 del alto de pantalla), así que cualquier cambio del arte o del tamaño de la balsa obliga a recalcularlo.</w:t>
       </w:r>
     </w:p>
     <w:p>
@@ -53242,7 +53976,7 @@
       <w:pPr>
         <w:pStyle w:val="Ttulo2"/>
       </w:pPr>
-      <w:bookmarkStart w:id="55" w:name="_Toc242202646"/>
+      <w:bookmarkStart w:id="55" w:name="_Toc242400548"/>
       <w:r>
         <w:t>10.5 Lo que pasa al objetivo específico 4</w:t>
       </w:r>
@@ -53369,7 +54103,7 @@
       <w:pPr>
         <w:pStyle w:val="Ttulo1"/>
       </w:pPr>
-      <w:bookmarkStart w:id="56" w:name="_Toc242202647"/>
+      <w:bookmarkStart w:id="56" w:name="_Toc242400549"/>
       <w:r>
         <w:lastRenderedPageBreak/>
         <w:t>11. CONCLUSIONES</w:t>
@@ -53413,10 +54147,13 @@
         <w:t>Golden Path</w:t>
       </w:r>
       <w:r>
-        <w:t xml:space="preserve"> sin bloqueos en los tres niveles. En el Editor, las pruebas que recorren la ruta principal por tramos cubren los tres niveles y pasaron en las corridas completas del 01/10/2026; los Niveles 2 y 3 tienen cada uno dos recorridos desde la escena de arranque, y el del Nivel 3 incluye el camino con error: la balsa que se hunde, la escena 3.2 y la corrección (apartado 9.2). Sobre el ejecutable, el arnés recorrió el juego entero tres veces, como lo haría un estudiante: dos sobre el primer candidato, en</w:t>
-      </w:r>
-      <w:r>
-        <w:t xml:space="preserve"> 87 y 33 minutos, y una sobre el ejecutable del corte, en 16, todas sin incidencias bloqueantes (apartado 9.5). Esos recorridos alcanzan también al Nivel 1, que en el Editor solo tenía tramos, de modo que el criterio de RNF-13 se cumple en los tres niveles. La duración de un recorrido con cronómetro, entre 20 y 40 minutos según OE1, la mide Santiago Benavides Rey en la evaluación del objetivo específico 4.</w:t>
+        <w:t xml:space="preserve"> </w:t>
+      </w:r>
+      <w:r>
+        <w:t>sin bloqueos en los tres niveles. En el Editor, las pruebas que recorren la ruta principal por tramos cubren los tres niveles y pasaron en las corridas completas del 01/10/2026; los Niveles 2 y 3 tienen cada uno dos recorridos desde la escena de arranque, y el del Nivel 3 incluye el camino con error: la balsa que se hunde, la escena 3.2 y la corrección (apartado 9.2). Sobre el ejecutable, el arnés recorrió el juego entero tres veces, como lo haría un estudiante: dos sobre el primer candidato, en 87 y 33 min</w:t>
+      </w:r>
+      <w:r>
+        <w:t>utos, y una sobre el ejecutable del corte, en 16, todas sin incidencias bloqueantes (apartado 9.5). Esos recorridos alcanzan también al Nivel 1, que en el Editor solo tenía tramos, de modo que el criterio de RNF-13 se cumple en los tres niveles. La duración de un recorrido con cronómetro, entre 20 y 40 minutos según OE1, la mide Santiago Benavides Rey en la evaluación del objetivo específico 4.</w:t>
       </w:r>
     </w:p>
     <w:p>
@@ -53474,10 +54211,10 @@
       </w:r>
       <w:r>
         <w:lastRenderedPageBreak/>
-        <w:t>seis expresiones, extremidades en dos tramos y el orden de dibujo de brazos y antebrazos; el juego ya lo aplica en los siete prefabs, la familia tiene sus piezas finales y su cara neutra, y Algoritm conserva el arte provisional (apartado 10.3). La arquitectura conservó la combinación de máquina de estados, gestor de escenas y capas de OE2, con la lógica en C# plano que se</w:t>
-      </w:r>
-      <w:r>
-        <w:t xml:space="preserve"> prueba sin escenas, las narrativas leídas de un asset en lugar de cinemáticas y los perfiles guardados junto al ejecutable, para que portable signifique también sin residuos (apartado 3.1).</w:t>
+        <w:t>seis expresiones, extremidades en dos tramos y el orden de dibujo de brazos y antebrazos; el juego ya lo aplica en los siete prefabs, la familia tiene sus piezas finales y su cara neutra, y Algoritm conserva el arte provisional, recortado desde el 08/10/2026 en nueve piezas por forma (apartado 10.3). La arquitectura conservó la combinación de máquina de estados, gestor de</w:t>
+      </w:r>
+      <w:r>
+        <w:t xml:space="preserve"> escenas y capas de OE2, con la lógica en C# plano que se prueba sin escenas, las narrativas leídas de un asset en lugar de cinemáticas y los perfiles guardados junto al ejecutable, para que portable signifique también sin residuos (apartado 3.1).</w:t>
       </w:r>
     </w:p>
     <w:p>
@@ -53506,7 +54243,7 @@
       <w:pPr>
         <w:pStyle w:val="Ttulo1"/>
       </w:pPr>
-      <w:bookmarkStart w:id="57" w:name="_Toc242202648"/>
+      <w:bookmarkStart w:id="57" w:name="_Toc242400550"/>
       <w:r>
         <w:lastRenderedPageBreak/>
         <w:t>12. CONTROL DE CAMBIOS</w:t>
@@ -54326,6 +55063,149 @@
                 <w:sz w:val="18"/>
               </w:rPr>
               <w:t>; pendientes de personajes del apartado 10.3 al día; sin modificar las Tablas 1.2, 2.2, 4.12, 8.1, 8.2, 8.3 ni 9.1 a 9.5 ni el Anexo A</w:t>
+            </w:r>
+          </w:p>
+        </w:tc>
+        <w:tc>
+          <w:tcPr>
+            <w:tcW w:w="995" w:type="pct"/>
+            <w:shd w:val="clear" w:color="auto" w:fill="auto"/>
+          </w:tcPr>
+          <w:p>
+            <w:pPr>
+              <w:pStyle w:val="CompactoOE3"/>
+              <w:spacing w:after="0"/>
+              <w:rPr>
+                <w:sz w:val="18"/>
+              </w:rPr>
+            </w:pPr>
+            <w:r>
+              <w:rPr>
+                <w:sz w:val="18"/>
+              </w:rPr>
+              <w:t>Santiago Benavides Rey</w:t>
+            </w:r>
+          </w:p>
+        </w:tc>
+      </w:tr>
+      <w:tr>
+        <w:tc>
+          <w:tcPr>
+            <w:tcW w:w="711" w:type="pct"/>
+            <w:shd w:val="clear" w:color="auto" w:fill="auto"/>
+          </w:tcPr>
+          <w:p>
+            <w:pPr>
+              <w:pStyle w:val="CompactoOE3"/>
+              <w:spacing w:after="0"/>
+              <w:rPr>
+                <w:sz w:val="18"/>
+              </w:rPr>
+            </w:pPr>
+            <w:r>
+              <w:rPr>
+                <w:sz w:val="18"/>
+              </w:rPr>
+              <w:t>08/10/2026</w:t>
+            </w:r>
+          </w:p>
+        </w:tc>
+        <w:tc>
+          <w:tcPr>
+            <w:tcW w:w="3294" w:type="pct"/>
+            <w:shd w:val="clear" w:color="auto" w:fill="auto"/>
+          </w:tcPr>
+          <w:p>
+            <w:pPr>
+              <w:pStyle w:val="CompactoOE3"/>
+              <w:spacing w:after="0"/>
+              <w:rPr>
+                <w:sz w:val="18"/>
+              </w:rPr>
+            </w:pPr>
+            <w:r>
+              <w:rPr>
+                <w:sz w:val="18"/>
+              </w:rPr>
+              <w:t xml:space="preserve">Ronda de ajustes de diseño (decisiones de Santiago Benavides Rey; </w:t>
+            </w:r>
+            <w:r>
+              <w:rPr>
+                <w:rStyle w:val="CdigoenlneaOE3"/>
+                <w:sz w:val="18"/>
+              </w:rPr>
+              <w:t>a938f9a</w:t>
+            </w:r>
+            <w:r>
+              <w:rPr>
+                <w:sz w:val="18"/>
+              </w:rPr>
+              <w:t xml:space="preserve">, </w:t>
+            </w:r>
+            <w:r>
+              <w:rPr>
+                <w:rStyle w:val="CdigoenlneaOE3"/>
+                <w:sz w:val="18"/>
+              </w:rPr>
+              <w:t>108f95e</w:t>
+            </w:r>
+            <w:r>
+              <w:rPr>
+                <w:sz w:val="18"/>
+              </w:rPr>
+              <w:t xml:space="preserve">, </w:t>
+            </w:r>
+            <w:r>
+              <w:rPr>
+                <w:rStyle w:val="CdigoenlneaOE3"/>
+                <w:sz w:val="18"/>
+              </w:rPr>
+              <w:t>08b6c63</w:t>
+            </w:r>
+            <w:r>
+              <w:rPr>
+                <w:sz w:val="18"/>
+              </w:rPr>
+              <w:t xml:space="preserve">, </w:t>
+            </w:r>
+            <w:r>
+              <w:rPr>
+                <w:rStyle w:val="CdigoenlneaOE3"/>
+                <w:sz w:val="18"/>
+              </w:rPr>
+              <w:t>bd8b802</w:t>
+            </w:r>
+            <w:r>
+              <w:rPr>
+                <w:sz w:val="18"/>
+              </w:rPr>
+              <w:t xml:space="preserve"> y </w:t>
+            </w:r>
+            <w:r>
+              <w:rPr>
+                <w:rStyle w:val="CdigoenlneaOE3"/>
+                <w:sz w:val="18"/>
+              </w:rPr>
+              <w:t>c96846f</w:t>
+            </w:r>
+            <w:r>
+              <w:rPr>
+                <w:sz w:val="18"/>
+              </w:rPr>
+              <w:t xml:space="preserve">): laberinto con un fondo ámbar y marcos de 8 px, cuadro de diálogo a 30 px, cámara que sigue a la balsa, halo de las fogatas, codo de Papá, Algoritm por partes con el saludo </w:t>
+            </w:r>
+            <w:r>
+              <w:rPr>
+                <w:rStyle w:val="CdigoenlneaOE3"/>
+                <w:sz w:val="18"/>
+              </w:rPr>
+              <w:t>Wave</w:t>
+            </w:r>
+            <w:r>
+              <w:rPr>
+                <w:sz w:val="18"/>
+              </w:rPr>
+              <w:t>, portada del inicio y menú de niveles con el bosque; Figuras 4.7, 7.1 y 7.2 sustituidas por capturas del Editor del 08/10/2026; colaboración de Sofía Valentina Giraldo Segovia en los sprites (CLIP Studio, cinco pasos) en el Anexo E y los capítulos 2, 7 y 10; apartado 2.12 del Anexo F</w:t>
             </w:r>
           </w:p>
         </w:tc>
@@ -54551,7 +55431,7 @@
   <w:abstractNum w:abstractNumId="0" w15:restartNumberingAfterBreak="0">
     <w:nsid w:val="0000A990"/>
     <w:multiLevelType w:val="multilevel"/>
-    <w:tmpl w:val="BED8F52A"/>
+    <w:tmpl w:val="1822493E"/>
     <w:lvl w:ilvl="0">
       <w:numFmt w:val="bullet"/>
       <w:lvlText w:val=" "/>
@@ -54628,7 +55508,7 @@
   <w:abstractNum w:abstractNumId="1" w15:restartNumberingAfterBreak="0">
     <w:nsid w:val="0000A991"/>
     <w:multiLevelType w:val="multilevel"/>
-    <w:tmpl w:val="CB58809A"/>
+    <w:tmpl w:val="1D409C8C"/>
     <w:lvl w:ilvl="0">
       <w:numFmt w:val="bullet"/>
       <w:lvlText w:val=""/>
@@ -54928,64 +55808,64 @@
       </w:pPr>
     </w:lvl>
   </w:abstractNum>
-  <w:num w:numId="1" w16cid:durableId="1902014190">
+  <w:num w:numId="1" w16cid:durableId="965281046">
     <w:abstractNumId w:val="2"/>
   </w:num>
-  <w:num w:numId="2" w16cid:durableId="1495678106">
+  <w:num w:numId="2" w16cid:durableId="841506311">
     <w:abstractNumId w:val="3"/>
     <w:lvlOverride w:ilvl="0">
       <w:startOverride w:val="1"/>
     </w:lvlOverride>
   </w:num>
-  <w:num w:numId="3" w16cid:durableId="818307205">
+  <w:num w:numId="3" w16cid:durableId="1468008071">
     <w:abstractNumId w:val="0"/>
   </w:num>
-  <w:num w:numId="4" w16cid:durableId="659312792">
+  <w:num w:numId="4" w16cid:durableId="973170754">
     <w:abstractNumId w:val="1"/>
   </w:num>
-  <w:num w:numId="5" w16cid:durableId="1533223544">
+  <w:num w:numId="5" w16cid:durableId="1042824868">
     <w:abstractNumId w:val="1"/>
   </w:num>
-  <w:num w:numId="6" w16cid:durableId="1233467980">
+  <w:num w:numId="6" w16cid:durableId="428358050">
     <w:abstractNumId w:val="1"/>
   </w:num>
-  <w:num w:numId="7" w16cid:durableId="43524027">
+  <w:num w:numId="7" w16cid:durableId="1165248566">
     <w:abstractNumId w:val="1"/>
   </w:num>
-  <w:num w:numId="8" w16cid:durableId="1678575670">
+  <w:num w:numId="8" w16cid:durableId="1597905584">
     <w:abstractNumId w:val="1"/>
   </w:num>
-  <w:num w:numId="9" w16cid:durableId="1574240269">
+  <w:num w:numId="9" w16cid:durableId="432630582">
     <w:abstractNumId w:val="1"/>
   </w:num>
-  <w:num w:numId="10" w16cid:durableId="957686451">
+  <w:num w:numId="10" w16cid:durableId="726681244">
     <w:abstractNumId w:val="1"/>
   </w:num>
-  <w:num w:numId="11" w16cid:durableId="826557410">
+  <w:num w:numId="11" w16cid:durableId="1021787368">
     <w:abstractNumId w:val="1"/>
   </w:num>
-  <w:num w:numId="12" w16cid:durableId="1305741370">
+  <w:num w:numId="12" w16cid:durableId="1893543388">
     <w:abstractNumId w:val="1"/>
   </w:num>
-  <w:num w:numId="13" w16cid:durableId="544025645">
+  <w:num w:numId="13" w16cid:durableId="407307516">
     <w:abstractNumId w:val="1"/>
   </w:num>
-  <w:num w:numId="14" w16cid:durableId="3557831">
+  <w:num w:numId="14" w16cid:durableId="376585732">
     <w:abstractNumId w:val="1"/>
   </w:num>
-  <w:num w:numId="15" w16cid:durableId="1474370514">
+  <w:num w:numId="15" w16cid:durableId="1449929463">
     <w:abstractNumId w:val="1"/>
   </w:num>
-  <w:num w:numId="16" w16cid:durableId="655260732">
+  <w:num w:numId="16" w16cid:durableId="1890262388">
     <w:abstractNumId w:val="1"/>
   </w:num>
-  <w:num w:numId="17" w16cid:durableId="660474017">
+  <w:num w:numId="17" w16cid:durableId="1561214038">
     <w:abstractNumId w:val="1"/>
   </w:num>
-  <w:num w:numId="18" w16cid:durableId="67240250">
+  <w:num w:numId="18" w16cid:durableId="1685084927">
     <w:abstractNumId w:val="1"/>
   </w:num>
-  <w:num w:numId="19" w16cid:durableId="1176504512">
+  <w:num w:numId="19" w16cid:durableId="1848447070">
     <w:abstractNumId w:val="1"/>
   </w:num>
 </w:numbering>
@@ -55791,7 +56671,7 @@
     <w:link w:val="EncabezadoCar"/>
     <w:uiPriority w:val="99"/>
     <w:unhideWhenUsed/>
-    <w:rsid w:val="00702633"/>
+    <w:rsid w:val="00F26319"/>
     <w:pPr>
       <w:tabs>
         <w:tab w:val="center" w:pos="4419"/>
@@ -55805,7 +56685,7 @@
     <w:basedOn w:val="Fuentedeprrafopredeter"/>
     <w:link w:val="Encabezado"/>
     <w:uiPriority w:val="99"/>
-    <w:rsid w:val="00702633"/>
+    <w:rsid w:val="00F26319"/>
   </w:style>
   <w:style w:type="paragraph" w:styleId="Piedepgina">
     <w:name w:val="footer"/>
@@ -55813,7 +56693,7 @@
     <w:link w:val="PiedepginaCar"/>
     <w:uiPriority w:val="99"/>
     <w:unhideWhenUsed/>
-    <w:rsid w:val="00702633"/>
+    <w:rsid w:val="00F26319"/>
     <w:pPr>
       <w:tabs>
         <w:tab w:val="center" w:pos="4419"/>
@@ -55827,7 +56707,7 @@
     <w:basedOn w:val="Fuentedeprrafopredeter"/>
     <w:link w:val="Piedepgina"/>
     <w:uiPriority w:val="99"/>
-    <w:rsid w:val="00702633"/>
+    <w:rsid w:val="00F26319"/>
   </w:style>
   <w:style w:type="character" w:styleId="Nmerodepgina">
     <w:name w:val="page number"/>
@@ -55835,7 +56715,7 @@
     <w:uiPriority w:val="99"/>
     <w:semiHidden/>
     <w:unhideWhenUsed/>
-    <w:rsid w:val="00702633"/>
+    <w:rsid w:val="00F26319"/>
   </w:style>
 </w:styles>
 </file>

--- a/docs/Solucion_OE3_Prototipo_funcional.docx
+++ b/docs/Solucion_OE3_Prototipo_funcional.docx
@@ -24,7 +24,7 @@
       <w:r>
         <w:fldChar w:fldCharType="separate"/>
       </w:r>
-      <w:hyperlink w:anchor="_Toc242400493" w:history="1">
+      <w:hyperlink w:anchor="_Toc242441319" w:history="1">
         <w:r>
           <w:rPr>
             <w:rStyle w:val="Hipervnculo"/>
@@ -51,7 +51,7 @@
             <w:noProof/>
             <w:webHidden/>
           </w:rPr>
-          <w:instrText xml:space="preserve"> PAGEREF _Toc242400493 \h </w:instrText>
+          <w:instrText xml:space="preserve"> PAGEREF _Toc242441319 \h </w:instrText>
         </w:r>
         <w:r>
           <w:rPr>
@@ -95,7 +95,7 @@
           <w14:ligatures w14:val="standardContextual"/>
         </w:rPr>
       </w:pPr>
-      <w:hyperlink w:anchor="_Toc242400494" w:history="1">
+      <w:hyperlink w:anchor="_Toc242441320" w:history="1">
         <w:r>
           <w:rPr>
             <w:rStyle w:val="Hipervnculo"/>
@@ -122,7 +122,7 @@
             <w:noProof/>
             <w:webHidden/>
           </w:rPr>
-          <w:instrText xml:space="preserve"> PAGEREF _Toc242400494 \h </w:instrText>
+          <w:instrText xml:space="preserve"> PAGEREF _Toc242441320 \h </w:instrText>
         </w:r>
         <w:r>
           <w:rPr>
@@ -166,7 +166,7 @@
           <w14:ligatures w14:val="standardContextual"/>
         </w:rPr>
       </w:pPr>
-      <w:hyperlink w:anchor="_Toc242400495" w:history="1">
+      <w:hyperlink w:anchor="_Toc242441321" w:history="1">
         <w:r>
           <w:rPr>
             <w:rStyle w:val="Hipervnculo"/>
@@ -193,7 +193,7 @@
             <w:noProof/>
             <w:webHidden/>
           </w:rPr>
-          <w:instrText xml:space="preserve"> PAGEREF _Toc242400495 \h </w:instrText>
+          <w:instrText xml:space="preserve"> PAGEREF _Toc242441321 \h </w:instrText>
         </w:r>
         <w:r>
           <w:rPr>
@@ -237,7 +237,7 @@
           <w14:ligatures w14:val="standardContextual"/>
         </w:rPr>
       </w:pPr>
-      <w:hyperlink w:anchor="_Toc242400496" w:history="1">
+      <w:hyperlink w:anchor="_Toc242441322" w:history="1">
         <w:r>
           <w:rPr>
             <w:rStyle w:val="Hipervnculo"/>
@@ -264,7 +264,7 @@
             <w:noProof/>
             <w:webHidden/>
           </w:rPr>
-          <w:instrText xml:space="preserve"> PAGEREF _Toc242400496 \h </w:instrText>
+          <w:instrText xml:space="preserve"> PAGEREF _Toc242441322 \h </w:instrText>
         </w:r>
         <w:r>
           <w:rPr>
@@ -308,7 +308,7 @@
           <w14:ligatures w14:val="standardContextual"/>
         </w:rPr>
       </w:pPr>
-      <w:hyperlink w:anchor="_Toc242400497" w:history="1">
+      <w:hyperlink w:anchor="_Toc242441323" w:history="1">
         <w:r>
           <w:rPr>
             <w:rStyle w:val="Hipervnculo"/>
@@ -335,7 +335,7 @@
             <w:noProof/>
             <w:webHidden/>
           </w:rPr>
-          <w:instrText xml:space="preserve"> PAGEREF _Toc242400497 \h </w:instrText>
+          <w:instrText xml:space="preserve"> PAGEREF _Toc242441323 \h </w:instrText>
         </w:r>
         <w:r>
           <w:rPr>
@@ -379,7 +379,7 @@
           <w14:ligatures w14:val="standardContextual"/>
         </w:rPr>
       </w:pPr>
-      <w:hyperlink w:anchor="_Toc242400498" w:history="1">
+      <w:hyperlink w:anchor="_Toc242441324" w:history="1">
         <w:r>
           <w:rPr>
             <w:rStyle w:val="Hipervnculo"/>
@@ -406,7 +406,7 @@
             <w:noProof/>
             <w:webHidden/>
           </w:rPr>
-          <w:instrText xml:space="preserve"> PAGEREF _Toc242400498 \h </w:instrText>
+          <w:instrText xml:space="preserve"> PAGEREF _Toc242441324 \h </w:instrText>
         </w:r>
         <w:r>
           <w:rPr>
@@ -450,7 +450,7 @@
           <w14:ligatures w14:val="standardContextual"/>
         </w:rPr>
       </w:pPr>
-      <w:hyperlink w:anchor="_Toc242400499" w:history="1">
+      <w:hyperlink w:anchor="_Toc242441325" w:history="1">
         <w:r>
           <w:rPr>
             <w:rStyle w:val="Hipervnculo"/>
@@ -477,7 +477,7 @@
             <w:noProof/>
             <w:webHidden/>
           </w:rPr>
-          <w:instrText xml:space="preserve"> PAGEREF _Toc242400499 \h </w:instrText>
+          <w:instrText xml:space="preserve"> PAGEREF _Toc242441325 \h </w:instrText>
         </w:r>
         <w:r>
           <w:rPr>
@@ -521,7 +521,7 @@
           <w14:ligatures w14:val="standardContextual"/>
         </w:rPr>
       </w:pPr>
-      <w:hyperlink w:anchor="_Toc242400500" w:history="1">
+      <w:hyperlink w:anchor="_Toc242441326" w:history="1">
         <w:r>
           <w:rPr>
             <w:rStyle w:val="Hipervnculo"/>
@@ -548,7 +548,7 @@
             <w:noProof/>
             <w:webHidden/>
           </w:rPr>
-          <w:instrText xml:space="preserve"> PAGEREF _Toc242400500 \h </w:instrText>
+          <w:instrText xml:space="preserve"> PAGEREF _Toc242441326 \h </w:instrText>
         </w:r>
         <w:r>
           <w:rPr>
@@ -592,7 +592,7 @@
           <w14:ligatures w14:val="standardContextual"/>
         </w:rPr>
       </w:pPr>
-      <w:hyperlink w:anchor="_Toc242400501" w:history="1">
+      <w:hyperlink w:anchor="_Toc242441327" w:history="1">
         <w:r>
           <w:rPr>
             <w:rStyle w:val="Hipervnculo"/>
@@ -619,7 +619,7 @@
             <w:noProof/>
             <w:webHidden/>
           </w:rPr>
-          <w:instrText xml:space="preserve"> PAGEREF _Toc242400501 \h </w:instrText>
+          <w:instrText xml:space="preserve"> PAGEREF _Toc242441327 \h </w:instrText>
         </w:r>
         <w:r>
           <w:rPr>
@@ -663,7 +663,7 @@
           <w14:ligatures w14:val="standardContextual"/>
         </w:rPr>
       </w:pPr>
-      <w:hyperlink w:anchor="_Toc242400502" w:history="1">
+      <w:hyperlink w:anchor="_Toc242441328" w:history="1">
         <w:r>
           <w:rPr>
             <w:rStyle w:val="Hipervnculo"/>
@@ -690,7 +690,7 @@
             <w:noProof/>
             <w:webHidden/>
           </w:rPr>
-          <w:instrText xml:space="preserve"> PAGEREF _Toc242400502 \h </w:instrText>
+          <w:instrText xml:space="preserve"> PAGEREF _Toc242441328 \h </w:instrText>
         </w:r>
         <w:r>
           <w:rPr>
@@ -734,7 +734,7 @@
           <w14:ligatures w14:val="standardContextual"/>
         </w:rPr>
       </w:pPr>
-      <w:hyperlink w:anchor="_Toc242400503" w:history="1">
+      <w:hyperlink w:anchor="_Toc242441329" w:history="1">
         <w:r>
           <w:rPr>
             <w:rStyle w:val="Hipervnculo"/>
@@ -761,7 +761,7 @@
             <w:noProof/>
             <w:webHidden/>
           </w:rPr>
-          <w:instrText xml:space="preserve"> PAGEREF _Toc242400503 \h </w:instrText>
+          <w:instrText xml:space="preserve"> PAGEREF _Toc242441329 \h </w:instrText>
         </w:r>
         <w:r>
           <w:rPr>
@@ -805,7 +805,7 @@
           <w14:ligatures w14:val="standardContextual"/>
         </w:rPr>
       </w:pPr>
-      <w:hyperlink w:anchor="_Toc242400504" w:history="1">
+      <w:hyperlink w:anchor="_Toc242441330" w:history="1">
         <w:r>
           <w:rPr>
             <w:rStyle w:val="Hipervnculo"/>
@@ -832,7 +832,7 @@
             <w:noProof/>
             <w:webHidden/>
           </w:rPr>
-          <w:instrText xml:space="preserve"> PAGEREF _Toc242400504 \h </w:instrText>
+          <w:instrText xml:space="preserve"> PAGEREF _Toc242441330 \h </w:instrText>
         </w:r>
         <w:r>
           <w:rPr>
@@ -876,7 +876,7 @@
           <w14:ligatures w14:val="standardContextual"/>
         </w:rPr>
       </w:pPr>
-      <w:hyperlink w:anchor="_Toc242400505" w:history="1">
+      <w:hyperlink w:anchor="_Toc242441331" w:history="1">
         <w:r>
           <w:rPr>
             <w:rStyle w:val="Hipervnculo"/>
@@ -903,7 +903,7 @@
             <w:noProof/>
             <w:webHidden/>
           </w:rPr>
-          <w:instrText xml:space="preserve"> PAGEREF _Toc242400505 \h </w:instrText>
+          <w:instrText xml:space="preserve"> PAGEREF _Toc242441331 \h </w:instrText>
         </w:r>
         <w:r>
           <w:rPr>
@@ -947,7 +947,7 @@
           <w14:ligatures w14:val="standardContextual"/>
         </w:rPr>
       </w:pPr>
-      <w:hyperlink w:anchor="_Toc242400506" w:history="1">
+      <w:hyperlink w:anchor="_Toc242441332" w:history="1">
         <w:r>
           <w:rPr>
             <w:rStyle w:val="Hipervnculo"/>
@@ -974,7 +974,7 @@
             <w:noProof/>
             <w:webHidden/>
           </w:rPr>
-          <w:instrText xml:space="preserve"> PAGEREF _Toc242400506 \h </w:instrText>
+          <w:instrText xml:space="preserve"> PAGEREF _Toc242441332 \h </w:instrText>
         </w:r>
         <w:r>
           <w:rPr>
@@ -1018,7 +1018,7 @@
           <w14:ligatures w14:val="standardContextual"/>
         </w:rPr>
       </w:pPr>
-      <w:hyperlink w:anchor="_Toc242400507" w:history="1">
+      <w:hyperlink w:anchor="_Toc242441333" w:history="1">
         <w:r>
           <w:rPr>
             <w:rStyle w:val="Hipervnculo"/>
@@ -1045,7 +1045,7 @@
             <w:noProof/>
             <w:webHidden/>
           </w:rPr>
-          <w:instrText xml:space="preserve"> PAGEREF _Toc242400507 \h </w:instrText>
+          <w:instrText xml:space="preserve"> PAGEREF _Toc242441333 \h </w:instrText>
         </w:r>
         <w:r>
           <w:rPr>
@@ -1089,7 +1089,7 @@
           <w14:ligatures w14:val="standardContextual"/>
         </w:rPr>
       </w:pPr>
-      <w:hyperlink w:anchor="_Toc242400508" w:history="1">
+      <w:hyperlink w:anchor="_Toc242441334" w:history="1">
         <w:r>
           <w:rPr>
             <w:rStyle w:val="Hipervnculo"/>
@@ -1116,7 +1116,7 @@
             <w:noProof/>
             <w:webHidden/>
           </w:rPr>
-          <w:instrText xml:space="preserve"> PAGEREF _Toc242400508 \h </w:instrText>
+          <w:instrText xml:space="preserve"> PAGEREF _Toc242441334 \h </w:instrText>
         </w:r>
         <w:r>
           <w:rPr>
@@ -1160,7 +1160,7 @@
           <w14:ligatures w14:val="standardContextual"/>
         </w:rPr>
       </w:pPr>
-      <w:hyperlink w:anchor="_Toc242400509" w:history="1">
+      <w:hyperlink w:anchor="_Toc242441335" w:history="1">
         <w:r>
           <w:rPr>
             <w:rStyle w:val="Hipervnculo"/>
@@ -1187,7 +1187,7 @@
             <w:noProof/>
             <w:webHidden/>
           </w:rPr>
-          <w:instrText xml:space="preserve"> PAGEREF _Toc242400509 \h </w:instrText>
+          <w:instrText xml:space="preserve"> PAGEREF _Toc242441335 \h </w:instrText>
         </w:r>
         <w:r>
           <w:rPr>
@@ -1231,7 +1231,7 @@
           <w14:ligatures w14:val="standardContextual"/>
         </w:rPr>
       </w:pPr>
-      <w:hyperlink w:anchor="_Toc242400510" w:history="1">
+      <w:hyperlink w:anchor="_Toc242441336" w:history="1">
         <w:r>
           <w:rPr>
             <w:rStyle w:val="Hipervnculo"/>
@@ -1258,7 +1258,7 @@
             <w:noProof/>
             <w:webHidden/>
           </w:rPr>
-          <w:instrText xml:space="preserve"> PAGEREF _Toc242400510 \h </w:instrText>
+          <w:instrText xml:space="preserve"> PAGEREF _Toc242441336 \h </w:instrText>
         </w:r>
         <w:r>
           <w:rPr>
@@ -1302,7 +1302,7 @@
           <w14:ligatures w14:val="standardContextual"/>
         </w:rPr>
       </w:pPr>
-      <w:hyperlink w:anchor="_Toc242400511" w:history="1">
+      <w:hyperlink w:anchor="_Toc242441337" w:history="1">
         <w:r>
           <w:rPr>
             <w:rStyle w:val="Hipervnculo"/>
@@ -1329,7 +1329,7 @@
             <w:noProof/>
             <w:webHidden/>
           </w:rPr>
-          <w:instrText xml:space="preserve"> PAGEREF _Toc242400511 \h </w:instrText>
+          <w:instrText xml:space="preserve"> PAGEREF _Toc242441337 \h </w:instrText>
         </w:r>
         <w:r>
           <w:rPr>
@@ -1373,7 +1373,7 @@
           <w14:ligatures w14:val="standardContextual"/>
         </w:rPr>
       </w:pPr>
-      <w:hyperlink w:anchor="_Toc242400512" w:history="1">
+      <w:hyperlink w:anchor="_Toc242441338" w:history="1">
         <w:r>
           <w:rPr>
             <w:rStyle w:val="Hipervnculo"/>
@@ -1400,7 +1400,7 @@
             <w:noProof/>
             <w:webHidden/>
           </w:rPr>
-          <w:instrText xml:space="preserve"> PAGEREF _Toc242400512 \h </w:instrText>
+          <w:instrText xml:space="preserve"> PAGEREF _Toc242441338 \h </w:instrText>
         </w:r>
         <w:r>
           <w:rPr>
@@ -1444,7 +1444,7 @@
           <w14:ligatures w14:val="standardContextual"/>
         </w:rPr>
       </w:pPr>
-      <w:hyperlink w:anchor="_Toc242400513" w:history="1">
+      <w:hyperlink w:anchor="_Toc242441339" w:history="1">
         <w:r>
           <w:rPr>
             <w:rStyle w:val="Hipervnculo"/>
@@ -1471,7 +1471,7 @@
             <w:noProof/>
             <w:webHidden/>
           </w:rPr>
-          <w:instrText xml:space="preserve"> PAGEREF _Toc242400513 \h </w:instrText>
+          <w:instrText xml:space="preserve"> PAGEREF _Toc242441339 \h </w:instrText>
         </w:r>
         <w:r>
           <w:rPr>
@@ -1515,7 +1515,7 @@
           <w14:ligatures w14:val="standardContextual"/>
         </w:rPr>
       </w:pPr>
-      <w:hyperlink w:anchor="_Toc242400514" w:history="1">
+      <w:hyperlink w:anchor="_Toc242441340" w:history="1">
         <w:r>
           <w:rPr>
             <w:rStyle w:val="Hipervnculo"/>
@@ -1542,7 +1542,7 @@
             <w:noProof/>
             <w:webHidden/>
           </w:rPr>
-          <w:instrText xml:space="preserve"> PAGEREF _Toc242400514 \h </w:instrText>
+          <w:instrText xml:space="preserve"> PAGEREF _Toc242441340 \h </w:instrText>
         </w:r>
         <w:r>
           <w:rPr>
@@ -1586,7 +1586,7 @@
           <w14:ligatures w14:val="standardContextual"/>
         </w:rPr>
       </w:pPr>
-      <w:hyperlink w:anchor="_Toc242400515" w:history="1">
+      <w:hyperlink w:anchor="_Toc242441341" w:history="1">
         <w:r>
           <w:rPr>
             <w:rStyle w:val="Hipervnculo"/>
@@ -1613,7 +1613,7 @@
             <w:noProof/>
             <w:webHidden/>
           </w:rPr>
-          <w:instrText xml:space="preserve"> PAGEREF _Toc242400515 \h </w:instrText>
+          <w:instrText xml:space="preserve"> PAGEREF _Toc242441341 \h </w:instrText>
         </w:r>
         <w:r>
           <w:rPr>
@@ -1657,7 +1657,7 @@
           <w14:ligatures w14:val="standardContextual"/>
         </w:rPr>
       </w:pPr>
-      <w:hyperlink w:anchor="_Toc242400516" w:history="1">
+      <w:hyperlink w:anchor="_Toc242441342" w:history="1">
         <w:r>
           <w:rPr>
             <w:rStyle w:val="Hipervnculo"/>
@@ -1684,7 +1684,7 @@
             <w:noProof/>
             <w:webHidden/>
           </w:rPr>
-          <w:instrText xml:space="preserve"> PAGEREF _Toc242400516 \h </w:instrText>
+          <w:instrText xml:space="preserve"> PAGEREF _Toc242441342 \h </w:instrText>
         </w:r>
         <w:r>
           <w:rPr>
@@ -1728,7 +1728,7 @@
           <w14:ligatures w14:val="standardContextual"/>
         </w:rPr>
       </w:pPr>
-      <w:hyperlink w:anchor="_Toc242400517" w:history="1">
+      <w:hyperlink w:anchor="_Toc242441343" w:history="1">
         <w:r>
           <w:rPr>
             <w:rStyle w:val="Hipervnculo"/>
@@ -1755,7 +1755,7 @@
             <w:noProof/>
             <w:webHidden/>
           </w:rPr>
-          <w:instrText xml:space="preserve"> PAGEREF _Toc242400517 \h </w:instrText>
+          <w:instrText xml:space="preserve"> PAGEREF _Toc242441343 \h </w:instrText>
         </w:r>
         <w:r>
           <w:rPr>
@@ -1799,7 +1799,7 @@
           <w14:ligatures w14:val="standardContextual"/>
         </w:rPr>
       </w:pPr>
-      <w:hyperlink w:anchor="_Toc242400518" w:history="1">
+      <w:hyperlink w:anchor="_Toc242441344" w:history="1">
         <w:r>
           <w:rPr>
             <w:rStyle w:val="Hipervnculo"/>
@@ -1826,7 +1826,7 @@
             <w:noProof/>
             <w:webHidden/>
           </w:rPr>
-          <w:instrText xml:space="preserve"> PAGEREF _Toc242400518 \h </w:instrText>
+          <w:instrText xml:space="preserve"> PAGEREF _Toc242441344 \h </w:instrText>
         </w:r>
         <w:r>
           <w:rPr>
@@ -1870,7 +1870,7 @@
           <w14:ligatures w14:val="standardContextual"/>
         </w:rPr>
       </w:pPr>
-      <w:hyperlink w:anchor="_Toc242400519" w:history="1">
+      <w:hyperlink w:anchor="_Toc242441345" w:history="1">
         <w:r>
           <w:rPr>
             <w:rStyle w:val="Hipervnculo"/>
@@ -1897,7 +1897,7 @@
             <w:noProof/>
             <w:webHidden/>
           </w:rPr>
-          <w:instrText xml:space="preserve"> PAGEREF _Toc242400519 \h </w:instrText>
+          <w:instrText xml:space="preserve"> PAGEREF _Toc242441345 \h </w:instrText>
         </w:r>
         <w:r>
           <w:rPr>
@@ -1941,7 +1941,7 @@
           <w14:ligatures w14:val="standardContextual"/>
         </w:rPr>
       </w:pPr>
-      <w:hyperlink w:anchor="_Toc242400520" w:history="1">
+      <w:hyperlink w:anchor="_Toc242441346" w:history="1">
         <w:r>
           <w:rPr>
             <w:rStyle w:val="Hipervnculo"/>
@@ -1968,7 +1968,7 @@
             <w:noProof/>
             <w:webHidden/>
           </w:rPr>
-          <w:instrText xml:space="preserve"> PAGEREF _Toc242400520 \h </w:instrText>
+          <w:instrText xml:space="preserve"> PAGEREF _Toc242441346 \h </w:instrText>
         </w:r>
         <w:r>
           <w:rPr>
@@ -2012,7 +2012,7 @@
           <w14:ligatures w14:val="standardContextual"/>
         </w:rPr>
       </w:pPr>
-      <w:hyperlink w:anchor="_Toc242400521" w:history="1">
+      <w:hyperlink w:anchor="_Toc242441347" w:history="1">
         <w:r>
           <w:rPr>
             <w:rStyle w:val="Hipervnculo"/>
@@ -2039,7 +2039,7 @@
             <w:noProof/>
             <w:webHidden/>
           </w:rPr>
-          <w:instrText xml:space="preserve"> PAGEREF _Toc242400521 \h </w:instrText>
+          <w:instrText xml:space="preserve"> PAGEREF _Toc242441347 \h </w:instrText>
         </w:r>
         <w:r>
           <w:rPr>
@@ -2083,7 +2083,7 @@
           <w14:ligatures w14:val="standardContextual"/>
         </w:rPr>
       </w:pPr>
-      <w:hyperlink w:anchor="_Toc242400522" w:history="1">
+      <w:hyperlink w:anchor="_Toc242441348" w:history="1">
         <w:r>
           <w:rPr>
             <w:rStyle w:val="Hipervnculo"/>
@@ -2110,7 +2110,7 @@
             <w:noProof/>
             <w:webHidden/>
           </w:rPr>
-          <w:instrText xml:space="preserve"> PAGEREF _Toc242400522 \h </w:instrText>
+          <w:instrText xml:space="preserve"> PAGEREF _Toc242441348 \h </w:instrText>
         </w:r>
         <w:r>
           <w:rPr>
@@ -2154,7 +2154,7 @@
           <w14:ligatures w14:val="standardContextual"/>
         </w:rPr>
       </w:pPr>
-      <w:hyperlink w:anchor="_Toc242400523" w:history="1">
+      <w:hyperlink w:anchor="_Toc242441349" w:history="1">
         <w:r>
           <w:rPr>
             <w:rStyle w:val="Hipervnculo"/>
@@ -2181,149 +2181,7 @@
             <w:noProof/>
             <w:webHidden/>
           </w:rPr>
-          <w:instrText xml:space="preserve"> PAGEREF _Toc242400523 \h </w:instrText>
-        </w:r>
-        <w:r>
-          <w:rPr>
-            <w:noProof/>
-            <w:webHidden/>
-          </w:rPr>
-        </w:r>
-        <w:r>
-          <w:rPr>
-            <w:noProof/>
-            <w:webHidden/>
-          </w:rPr>
-          <w:fldChar w:fldCharType="separate"/>
-        </w:r>
-        <w:r>
-          <w:rPr>
-            <w:noProof/>
-            <w:webHidden/>
-          </w:rPr>
-          <w:t>62</w:t>
-        </w:r>
-        <w:r>
-          <w:rPr>
-            <w:noProof/>
-            <w:webHidden/>
-          </w:rPr>
-          <w:fldChar w:fldCharType="end"/>
-        </w:r>
-      </w:hyperlink>
-    </w:p>
-    <w:p>
-      <w:pPr>
-        <w:pStyle w:val="TDC2"/>
-        <w:tabs>
-          <w:tab w:val="right" w:leader="dot" w:pos="9962"/>
-        </w:tabs>
-        <w:rPr>
-          <w:rFonts w:asciiTheme="minorHAnsi" w:eastAsiaTheme="minorEastAsia" w:hAnsiTheme="minorHAnsi" w:cstheme="minorBidi"/>
-          <w:noProof/>
-          <w:kern w:val="2"/>
-          <w14:ligatures w14:val="standardContextual"/>
-        </w:rPr>
-      </w:pPr>
-      <w:hyperlink w:anchor="_Toc242400524" w:history="1">
-        <w:r>
-          <w:rPr>
-            <w:rStyle w:val="Hipervnculo"/>
-            <w:noProof/>
-          </w:rPr>
-          <w:t>6.1 El guía Algoritm y las pistas</w:t>
-        </w:r>
-        <w:r>
-          <w:rPr>
-            <w:noProof/>
-            <w:webHidden/>
-          </w:rPr>
-          <w:tab/>
-        </w:r>
-        <w:r>
-          <w:rPr>
-            <w:noProof/>
-            <w:webHidden/>
-          </w:rPr>
-          <w:fldChar w:fldCharType="begin"/>
-        </w:r>
-        <w:r>
-          <w:rPr>
-            <w:noProof/>
-            <w:webHidden/>
-          </w:rPr>
-          <w:instrText xml:space="preserve"> PAGEREF _Toc242400524 \h </w:instrText>
-        </w:r>
-        <w:r>
-          <w:rPr>
-            <w:noProof/>
-            <w:webHidden/>
-          </w:rPr>
-        </w:r>
-        <w:r>
-          <w:rPr>
-            <w:noProof/>
-            <w:webHidden/>
-          </w:rPr>
-          <w:fldChar w:fldCharType="separate"/>
-        </w:r>
-        <w:r>
-          <w:rPr>
-            <w:noProof/>
-            <w:webHidden/>
-          </w:rPr>
-          <w:t>62</w:t>
-        </w:r>
-        <w:r>
-          <w:rPr>
-            <w:noProof/>
-            <w:webHidden/>
-          </w:rPr>
-          <w:fldChar w:fldCharType="end"/>
-        </w:r>
-      </w:hyperlink>
-    </w:p>
-    <w:p>
-      <w:pPr>
-        <w:pStyle w:val="TDC2"/>
-        <w:tabs>
-          <w:tab w:val="right" w:leader="dot" w:pos="9962"/>
-        </w:tabs>
-        <w:rPr>
-          <w:rFonts w:asciiTheme="minorHAnsi" w:eastAsiaTheme="minorEastAsia" w:hAnsiTheme="minorHAnsi" w:cstheme="minorBidi"/>
-          <w:noProof/>
-          <w:kern w:val="2"/>
-          <w14:ligatures w14:val="standardContextual"/>
-        </w:rPr>
-      </w:pPr>
-      <w:hyperlink w:anchor="_Toc242400525" w:history="1">
-        <w:r>
-          <w:rPr>
-            <w:rStyle w:val="Hipervnculo"/>
-            <w:noProof/>
-          </w:rPr>
-          <w:t>6.2 Retroalimentación sin derrota ni puntajes</w:t>
-        </w:r>
-        <w:r>
-          <w:rPr>
-            <w:noProof/>
-            <w:webHidden/>
-          </w:rPr>
-          <w:tab/>
-        </w:r>
-        <w:r>
-          <w:rPr>
-            <w:noProof/>
-            <w:webHidden/>
-          </w:rPr>
-          <w:fldChar w:fldCharType="begin"/>
-        </w:r>
-        <w:r>
-          <w:rPr>
-            <w:noProof/>
-            <w:webHidden/>
-          </w:rPr>
-          <w:instrText xml:space="preserve"> PAGEREF _Toc242400525 \h </w:instrText>
+          <w:instrText xml:space="preserve"> PAGEREF _Toc242441349 \h </w:instrText>
         </w:r>
         <w:r>
           <w:rPr>
@@ -2367,13 +2225,13 @@
           <w14:ligatures w14:val="standardContextual"/>
         </w:rPr>
       </w:pPr>
-      <w:hyperlink w:anchor="_Toc242400526" w:history="1">
+      <w:hyperlink w:anchor="_Toc242441350" w:history="1">
         <w:r>
           <w:rPr>
             <w:rStyle w:val="Hipervnculo"/>
             <w:noProof/>
           </w:rPr>
-          <w:t>6.3 Cierre reflexivo de cada nivel</w:t>
+          <w:t>6.1 El guía Algoritm y las pistas</w:t>
         </w:r>
         <w:r>
           <w:rPr>
@@ -2394,7 +2252,78 @@
             <w:noProof/>
             <w:webHidden/>
           </w:rPr>
-          <w:instrText xml:space="preserve"> PAGEREF _Toc242400526 \h </w:instrText>
+          <w:instrText xml:space="preserve"> PAGEREF _Toc242441350 \h </w:instrText>
+        </w:r>
+        <w:r>
+          <w:rPr>
+            <w:noProof/>
+            <w:webHidden/>
+          </w:rPr>
+        </w:r>
+        <w:r>
+          <w:rPr>
+            <w:noProof/>
+            <w:webHidden/>
+          </w:rPr>
+          <w:fldChar w:fldCharType="separate"/>
+        </w:r>
+        <w:r>
+          <w:rPr>
+            <w:noProof/>
+            <w:webHidden/>
+          </w:rPr>
+          <w:t>63</w:t>
+        </w:r>
+        <w:r>
+          <w:rPr>
+            <w:noProof/>
+            <w:webHidden/>
+          </w:rPr>
+          <w:fldChar w:fldCharType="end"/>
+        </w:r>
+      </w:hyperlink>
+    </w:p>
+    <w:p>
+      <w:pPr>
+        <w:pStyle w:val="TDC2"/>
+        <w:tabs>
+          <w:tab w:val="right" w:leader="dot" w:pos="9962"/>
+        </w:tabs>
+        <w:rPr>
+          <w:rFonts w:asciiTheme="minorHAnsi" w:eastAsiaTheme="minorEastAsia" w:hAnsiTheme="minorHAnsi" w:cstheme="minorBidi"/>
+          <w:noProof/>
+          <w:kern w:val="2"/>
+          <w14:ligatures w14:val="standardContextual"/>
+        </w:rPr>
+      </w:pPr>
+      <w:hyperlink w:anchor="_Toc242441351" w:history="1">
+        <w:r>
+          <w:rPr>
+            <w:rStyle w:val="Hipervnculo"/>
+            <w:noProof/>
+          </w:rPr>
+          <w:t>6.2 Retroalimentación sin derrota ni puntajes</w:t>
+        </w:r>
+        <w:r>
+          <w:rPr>
+            <w:noProof/>
+            <w:webHidden/>
+          </w:rPr>
+          <w:tab/>
+        </w:r>
+        <w:r>
+          <w:rPr>
+            <w:noProof/>
+            <w:webHidden/>
+          </w:rPr>
+          <w:fldChar w:fldCharType="begin"/>
+        </w:r>
+        <w:r>
+          <w:rPr>
+            <w:noProof/>
+            <w:webHidden/>
+          </w:rPr>
+          <w:instrText xml:space="preserve"> PAGEREF _Toc242441351 \h </w:instrText>
         </w:r>
         <w:r>
           <w:rPr>
@@ -2438,13 +2367,13 @@
           <w14:ligatures w14:val="standardContextual"/>
         </w:rPr>
       </w:pPr>
-      <w:hyperlink w:anchor="_Toc242400527" w:history="1">
+      <w:hyperlink w:anchor="_Toc242441352" w:history="1">
         <w:r>
           <w:rPr>
             <w:rStyle w:val="Hipervnculo"/>
             <w:noProof/>
           </w:rPr>
-          <w:t>6.4 Progreso, indicadores de desempeño e informe docente</w:t>
+          <w:t>6.3 Cierre reflexivo de cada nivel</w:t>
         </w:r>
         <w:r>
           <w:rPr>
@@ -2465,7 +2394,7 @@
             <w:noProof/>
             <w:webHidden/>
           </w:rPr>
-          <w:instrText xml:space="preserve"> PAGEREF _Toc242400527 \h </w:instrText>
+          <w:instrText xml:space="preserve"> PAGEREF _Toc242441352 \h </w:instrText>
         </w:r>
         <w:r>
           <w:rPr>
@@ -2498,6 +2427,77 @@
     </w:p>
     <w:p>
       <w:pPr>
+        <w:pStyle w:val="TDC2"/>
+        <w:tabs>
+          <w:tab w:val="right" w:leader="dot" w:pos="9962"/>
+        </w:tabs>
+        <w:rPr>
+          <w:rFonts w:asciiTheme="minorHAnsi" w:eastAsiaTheme="minorEastAsia" w:hAnsiTheme="minorHAnsi" w:cstheme="minorBidi"/>
+          <w:noProof/>
+          <w:kern w:val="2"/>
+          <w14:ligatures w14:val="standardContextual"/>
+        </w:rPr>
+      </w:pPr>
+      <w:hyperlink w:anchor="_Toc242441353" w:history="1">
+        <w:r>
+          <w:rPr>
+            <w:rStyle w:val="Hipervnculo"/>
+            <w:noProof/>
+          </w:rPr>
+          <w:t>6.4 Progreso, indicadores de desempeño e informe docente</w:t>
+        </w:r>
+        <w:r>
+          <w:rPr>
+            <w:noProof/>
+            <w:webHidden/>
+          </w:rPr>
+          <w:tab/>
+        </w:r>
+        <w:r>
+          <w:rPr>
+            <w:noProof/>
+            <w:webHidden/>
+          </w:rPr>
+          <w:fldChar w:fldCharType="begin"/>
+        </w:r>
+        <w:r>
+          <w:rPr>
+            <w:noProof/>
+            <w:webHidden/>
+          </w:rPr>
+          <w:instrText xml:space="preserve"> PAGEREF _Toc242441353 \h </w:instrText>
+        </w:r>
+        <w:r>
+          <w:rPr>
+            <w:noProof/>
+            <w:webHidden/>
+          </w:rPr>
+        </w:r>
+        <w:r>
+          <w:rPr>
+            <w:noProof/>
+            <w:webHidden/>
+          </w:rPr>
+          <w:fldChar w:fldCharType="separate"/>
+        </w:r>
+        <w:r>
+          <w:rPr>
+            <w:noProof/>
+            <w:webHidden/>
+          </w:rPr>
+          <w:t>66</w:t>
+        </w:r>
+        <w:r>
+          <w:rPr>
+            <w:noProof/>
+            <w:webHidden/>
+          </w:rPr>
+          <w:fldChar w:fldCharType="end"/>
+        </w:r>
+      </w:hyperlink>
+    </w:p>
+    <w:p>
+      <w:pPr>
         <w:pStyle w:val="TDC1"/>
         <w:tabs>
           <w:tab w:val="right" w:leader="dot" w:pos="9962"/>
@@ -2509,7 +2509,7 @@
           <w14:ligatures w14:val="standardContextual"/>
         </w:rPr>
       </w:pPr>
-      <w:hyperlink w:anchor="_Toc242400528" w:history="1">
+      <w:hyperlink w:anchor="_Toc242441354" w:history="1">
         <w:r>
           <w:rPr>
             <w:rStyle w:val="Hipervnculo"/>
@@ -2536,7 +2536,7 @@
             <w:noProof/>
             <w:webHidden/>
           </w:rPr>
-          <w:instrText xml:space="preserve"> PAGEREF _Toc242400528 \h </w:instrText>
+          <w:instrText xml:space="preserve"> PAGEREF _Toc242441354 \h </w:instrText>
         </w:r>
         <w:r>
           <w:rPr>
@@ -2556,7 +2556,7 @@
             <w:noProof/>
             <w:webHidden/>
           </w:rPr>
-          <w:t>68</w:t>
+          <w:t>69</w:t>
         </w:r>
         <w:r>
           <w:rPr>
@@ -2580,7 +2580,7 @@
           <w14:ligatures w14:val="standardContextual"/>
         </w:rPr>
       </w:pPr>
-      <w:hyperlink w:anchor="_Toc242400529" w:history="1">
+      <w:hyperlink w:anchor="_Toc242441355" w:history="1">
         <w:r>
           <w:rPr>
             <w:rStyle w:val="Hipervnculo"/>
@@ -2607,7 +2607,7 @@
             <w:noProof/>
             <w:webHidden/>
           </w:rPr>
-          <w:instrText xml:space="preserve"> PAGEREF _Toc242400529 \h </w:instrText>
+          <w:instrText xml:space="preserve"> PAGEREF _Toc242441355 \h </w:instrText>
         </w:r>
         <w:r>
           <w:rPr>
@@ -2627,7 +2627,7 @@
             <w:noProof/>
             <w:webHidden/>
           </w:rPr>
-          <w:t>68</w:t>
+          <w:t>69</w:t>
         </w:r>
         <w:r>
           <w:rPr>
@@ -2651,7 +2651,7 @@
           <w14:ligatures w14:val="standardContextual"/>
         </w:rPr>
       </w:pPr>
-      <w:hyperlink w:anchor="_Toc242400530" w:history="1">
+      <w:hyperlink w:anchor="_Toc242441356" w:history="1">
         <w:r>
           <w:rPr>
             <w:rStyle w:val="Hipervnculo"/>
@@ -2678,7 +2678,7 @@
             <w:noProof/>
             <w:webHidden/>
           </w:rPr>
-          <w:instrText xml:space="preserve"> PAGEREF _Toc242400530 \h </w:instrText>
+          <w:instrText xml:space="preserve"> PAGEREF _Toc242441356 \h </w:instrText>
         </w:r>
         <w:r>
           <w:rPr>
@@ -2698,7 +2698,7 @@
             <w:noProof/>
             <w:webHidden/>
           </w:rPr>
-          <w:t>72</w:t>
+          <w:t>73</w:t>
         </w:r>
         <w:r>
           <w:rPr>
@@ -2722,7 +2722,7 @@
           <w14:ligatures w14:val="standardContextual"/>
         </w:rPr>
       </w:pPr>
-      <w:hyperlink w:anchor="_Toc242400531" w:history="1">
+      <w:hyperlink w:anchor="_Toc242441357" w:history="1">
         <w:r>
           <w:rPr>
             <w:rStyle w:val="Hipervnculo"/>
@@ -2749,78 +2749,7 @@
             <w:noProof/>
             <w:webHidden/>
           </w:rPr>
-          <w:instrText xml:space="preserve"> PAGEREF _Toc242400531 \h </w:instrText>
-        </w:r>
-        <w:r>
-          <w:rPr>
-            <w:noProof/>
-            <w:webHidden/>
-          </w:rPr>
-        </w:r>
-        <w:r>
-          <w:rPr>
-            <w:noProof/>
-            <w:webHidden/>
-          </w:rPr>
-          <w:fldChar w:fldCharType="separate"/>
-        </w:r>
-        <w:r>
-          <w:rPr>
-            <w:noProof/>
-            <w:webHidden/>
-          </w:rPr>
-          <w:t>75</w:t>
-        </w:r>
-        <w:r>
-          <w:rPr>
-            <w:noProof/>
-            <w:webHidden/>
-          </w:rPr>
-          <w:fldChar w:fldCharType="end"/>
-        </w:r>
-      </w:hyperlink>
-    </w:p>
-    <w:p>
-      <w:pPr>
-        <w:pStyle w:val="TDC2"/>
-        <w:tabs>
-          <w:tab w:val="right" w:leader="dot" w:pos="9962"/>
-        </w:tabs>
-        <w:rPr>
-          <w:rFonts w:asciiTheme="minorHAnsi" w:eastAsiaTheme="minorEastAsia" w:hAnsiTheme="minorHAnsi" w:cstheme="minorBidi"/>
-          <w:noProof/>
-          <w:kern w:val="2"/>
-          <w14:ligatures w14:val="standardContextual"/>
-        </w:rPr>
-      </w:pPr>
-      <w:hyperlink w:anchor="_Toc242400532" w:history="1">
-        <w:r>
-          <w:rPr>
-            <w:rStyle w:val="Hipervnculo"/>
-            <w:noProof/>
-          </w:rPr>
-          <w:t>7.4 Accesibilidad</w:t>
-        </w:r>
-        <w:r>
-          <w:rPr>
-            <w:noProof/>
-            <w:webHidden/>
-          </w:rPr>
-          <w:tab/>
-        </w:r>
-        <w:r>
-          <w:rPr>
-            <w:noProof/>
-            <w:webHidden/>
-          </w:rPr>
-          <w:fldChar w:fldCharType="begin"/>
-        </w:r>
-        <w:r>
-          <w:rPr>
-            <w:noProof/>
-            <w:webHidden/>
-          </w:rPr>
-          <w:instrText xml:space="preserve"> PAGEREF _Toc242400532 \h </w:instrText>
+          <w:instrText xml:space="preserve"> PAGEREF _Toc242441357 \h </w:instrText>
         </w:r>
         <w:r>
           <w:rPr>
@@ -2853,6 +2782,77 @@
     </w:p>
     <w:p>
       <w:pPr>
+        <w:pStyle w:val="TDC2"/>
+        <w:tabs>
+          <w:tab w:val="right" w:leader="dot" w:pos="9962"/>
+        </w:tabs>
+        <w:rPr>
+          <w:rFonts w:asciiTheme="minorHAnsi" w:eastAsiaTheme="minorEastAsia" w:hAnsiTheme="minorHAnsi" w:cstheme="minorBidi"/>
+          <w:noProof/>
+          <w:kern w:val="2"/>
+          <w14:ligatures w14:val="standardContextual"/>
+        </w:rPr>
+      </w:pPr>
+      <w:hyperlink w:anchor="_Toc242441358" w:history="1">
+        <w:r>
+          <w:rPr>
+            <w:rStyle w:val="Hipervnculo"/>
+            <w:noProof/>
+          </w:rPr>
+          <w:t>7.4 Accesibilidad</w:t>
+        </w:r>
+        <w:r>
+          <w:rPr>
+            <w:noProof/>
+            <w:webHidden/>
+          </w:rPr>
+          <w:tab/>
+        </w:r>
+        <w:r>
+          <w:rPr>
+            <w:noProof/>
+            <w:webHidden/>
+          </w:rPr>
+          <w:fldChar w:fldCharType="begin"/>
+        </w:r>
+        <w:r>
+          <w:rPr>
+            <w:noProof/>
+            <w:webHidden/>
+          </w:rPr>
+          <w:instrText xml:space="preserve"> PAGEREF _Toc242441358 \h </w:instrText>
+        </w:r>
+        <w:r>
+          <w:rPr>
+            <w:noProof/>
+            <w:webHidden/>
+          </w:rPr>
+        </w:r>
+        <w:r>
+          <w:rPr>
+            <w:noProof/>
+            <w:webHidden/>
+          </w:rPr>
+          <w:fldChar w:fldCharType="separate"/>
+        </w:r>
+        <w:r>
+          <w:rPr>
+            <w:noProof/>
+            <w:webHidden/>
+          </w:rPr>
+          <w:t>77</w:t>
+        </w:r>
+        <w:r>
+          <w:rPr>
+            <w:noProof/>
+            <w:webHidden/>
+          </w:rPr>
+          <w:fldChar w:fldCharType="end"/>
+        </w:r>
+      </w:hyperlink>
+    </w:p>
+    <w:p>
+      <w:pPr>
         <w:pStyle w:val="TDC1"/>
         <w:tabs>
           <w:tab w:val="right" w:leader="dot" w:pos="9962"/>
@@ -2864,7 +2864,7 @@
           <w14:ligatures w14:val="standardContextual"/>
         </w:rPr>
       </w:pPr>
-      <w:hyperlink w:anchor="_Toc242400533" w:history="1">
+      <w:hyperlink w:anchor="_Toc242441359" w:history="1">
         <w:r>
           <w:rPr>
             <w:rStyle w:val="Hipervnculo"/>
@@ -2891,7 +2891,7 @@
             <w:noProof/>
             <w:webHidden/>
           </w:rPr>
-          <w:instrText xml:space="preserve"> PAGEREF _Toc242400533 \h </w:instrText>
+          <w:instrText xml:space="preserve"> PAGEREF _Toc242441359 \h </w:instrText>
         </w:r>
         <w:r>
           <w:rPr>
@@ -2911,7 +2911,7 @@
             <w:noProof/>
             <w:webHidden/>
           </w:rPr>
-          <w:t>79</w:t>
+          <w:t>80</w:t>
         </w:r>
         <w:r>
           <w:rPr>
@@ -2935,7 +2935,7 @@
           <w14:ligatures w14:val="standardContextual"/>
         </w:rPr>
       </w:pPr>
-      <w:hyperlink w:anchor="_Toc242400534" w:history="1">
+      <w:hyperlink w:anchor="_Toc242441360" w:history="1">
         <w:r>
           <w:rPr>
             <w:rStyle w:val="Hipervnculo"/>
@@ -2962,7 +2962,7 @@
             <w:noProof/>
             <w:webHidden/>
           </w:rPr>
-          <w:instrText xml:space="preserve"> PAGEREF _Toc242400534 \h </w:instrText>
+          <w:instrText xml:space="preserve"> PAGEREF _Toc242441360 \h </w:instrText>
         </w:r>
         <w:r>
           <w:rPr>
@@ -2982,7 +2982,7 @@
             <w:noProof/>
             <w:webHidden/>
           </w:rPr>
-          <w:t>79</w:t>
+          <w:t>80</w:t>
         </w:r>
         <w:r>
           <w:rPr>
@@ -3006,7 +3006,7 @@
           <w14:ligatures w14:val="standardContextual"/>
         </w:rPr>
       </w:pPr>
-      <w:hyperlink w:anchor="_Toc242400535" w:history="1">
+      <w:hyperlink w:anchor="_Toc242441361" w:history="1">
         <w:r>
           <w:rPr>
             <w:rStyle w:val="Hipervnculo"/>
@@ -3033,78 +3033,7 @@
             <w:noProof/>
             <w:webHidden/>
           </w:rPr>
-          <w:instrText xml:space="preserve"> PAGEREF _Toc242400535 \h </w:instrText>
-        </w:r>
-        <w:r>
-          <w:rPr>
-            <w:noProof/>
-            <w:webHidden/>
-          </w:rPr>
-        </w:r>
-        <w:r>
-          <w:rPr>
-            <w:noProof/>
-            <w:webHidden/>
-          </w:rPr>
-          <w:fldChar w:fldCharType="separate"/>
-        </w:r>
-        <w:r>
-          <w:rPr>
-            <w:noProof/>
-            <w:webHidden/>
-          </w:rPr>
-          <w:t>82</w:t>
-        </w:r>
-        <w:r>
-          <w:rPr>
-            <w:noProof/>
-            <w:webHidden/>
-          </w:rPr>
-          <w:fldChar w:fldCharType="end"/>
-        </w:r>
-      </w:hyperlink>
-    </w:p>
-    <w:p>
-      <w:pPr>
-        <w:pStyle w:val="TDC2"/>
-        <w:tabs>
-          <w:tab w:val="right" w:leader="dot" w:pos="9962"/>
-        </w:tabs>
-        <w:rPr>
-          <w:rFonts w:asciiTheme="minorHAnsi" w:eastAsiaTheme="minorEastAsia" w:hAnsiTheme="minorHAnsi" w:cstheme="minorBidi"/>
-          <w:noProof/>
-          <w:kern w:val="2"/>
-          <w14:ligatures w14:val="standardContextual"/>
-        </w:rPr>
-      </w:pPr>
-      <w:hyperlink w:anchor="_Toc242400536" w:history="1">
-        <w:r>
-          <w:rPr>
-            <w:rStyle w:val="Hipervnculo"/>
-            <w:noProof/>
-          </w:rPr>
-          <w:t>8.3 Mediciones sobre el ejecutable</w:t>
-        </w:r>
-        <w:r>
-          <w:rPr>
-            <w:noProof/>
-            <w:webHidden/>
-          </w:rPr>
-          <w:tab/>
-        </w:r>
-        <w:r>
-          <w:rPr>
-            <w:noProof/>
-            <w:webHidden/>
-          </w:rPr>
-          <w:fldChar w:fldCharType="begin"/>
-        </w:r>
-        <w:r>
-          <w:rPr>
-            <w:noProof/>
-            <w:webHidden/>
-          </w:rPr>
-          <w:instrText xml:space="preserve"> PAGEREF _Toc242400536 \h </w:instrText>
+          <w:instrText xml:space="preserve"> PAGEREF _Toc242441361 \h </w:instrText>
         </w:r>
         <w:r>
           <w:rPr>
@@ -3137,6 +3066,77 @@
     </w:p>
     <w:p>
       <w:pPr>
+        <w:pStyle w:val="TDC2"/>
+        <w:tabs>
+          <w:tab w:val="right" w:leader="dot" w:pos="9962"/>
+        </w:tabs>
+        <w:rPr>
+          <w:rFonts w:asciiTheme="minorHAnsi" w:eastAsiaTheme="minorEastAsia" w:hAnsiTheme="minorHAnsi" w:cstheme="minorBidi"/>
+          <w:noProof/>
+          <w:kern w:val="2"/>
+          <w14:ligatures w14:val="standardContextual"/>
+        </w:rPr>
+      </w:pPr>
+      <w:hyperlink w:anchor="_Toc242441362" w:history="1">
+        <w:r>
+          <w:rPr>
+            <w:rStyle w:val="Hipervnculo"/>
+            <w:noProof/>
+          </w:rPr>
+          <w:t>8.3 Mediciones sobre el ejecutable</w:t>
+        </w:r>
+        <w:r>
+          <w:rPr>
+            <w:noProof/>
+            <w:webHidden/>
+          </w:rPr>
+          <w:tab/>
+        </w:r>
+        <w:r>
+          <w:rPr>
+            <w:noProof/>
+            <w:webHidden/>
+          </w:rPr>
+          <w:fldChar w:fldCharType="begin"/>
+        </w:r>
+        <w:r>
+          <w:rPr>
+            <w:noProof/>
+            <w:webHidden/>
+          </w:rPr>
+          <w:instrText xml:space="preserve"> PAGEREF _Toc242441362 \h </w:instrText>
+        </w:r>
+        <w:r>
+          <w:rPr>
+            <w:noProof/>
+            <w:webHidden/>
+          </w:rPr>
+        </w:r>
+        <w:r>
+          <w:rPr>
+            <w:noProof/>
+            <w:webHidden/>
+          </w:rPr>
+          <w:fldChar w:fldCharType="separate"/>
+        </w:r>
+        <w:r>
+          <w:rPr>
+            <w:noProof/>
+            <w:webHidden/>
+          </w:rPr>
+          <w:t>84</w:t>
+        </w:r>
+        <w:r>
+          <w:rPr>
+            <w:noProof/>
+            <w:webHidden/>
+          </w:rPr>
+          <w:fldChar w:fldCharType="end"/>
+        </w:r>
+      </w:hyperlink>
+    </w:p>
+    <w:p>
+      <w:pPr>
         <w:pStyle w:val="TDC1"/>
         <w:tabs>
           <w:tab w:val="right" w:leader="dot" w:pos="9962"/>
@@ -3148,7 +3148,7 @@
           <w14:ligatures w14:val="standardContextual"/>
         </w:rPr>
       </w:pPr>
-      <w:hyperlink w:anchor="_Toc242400537" w:history="1">
+      <w:hyperlink w:anchor="_Toc242441363" w:history="1">
         <w:r>
           <w:rPr>
             <w:rStyle w:val="Hipervnculo"/>
@@ -3175,7 +3175,7 @@
             <w:noProof/>
             <w:webHidden/>
           </w:rPr>
-          <w:instrText xml:space="preserve"> PAGEREF _Toc242400537 \h </w:instrText>
+          <w:instrText xml:space="preserve"> PAGEREF _Toc242441363 \h </w:instrText>
         </w:r>
         <w:r>
           <w:rPr>
@@ -3195,7 +3195,7 @@
             <w:noProof/>
             <w:webHidden/>
           </w:rPr>
-          <w:t>86</w:t>
+          <w:t>87</w:t>
         </w:r>
         <w:r>
           <w:rPr>
@@ -3219,7 +3219,7 @@
           <w14:ligatures w14:val="standardContextual"/>
         </w:rPr>
       </w:pPr>
-      <w:hyperlink w:anchor="_Toc242400538" w:history="1">
+      <w:hyperlink w:anchor="_Toc242441364" w:history="1">
         <w:r>
           <w:rPr>
             <w:rStyle w:val="Hipervnculo"/>
@@ -3246,7 +3246,7 @@
             <w:noProof/>
             <w:webHidden/>
           </w:rPr>
-          <w:instrText xml:space="preserve"> PAGEREF _Toc242400538 \h </w:instrText>
+          <w:instrText xml:space="preserve"> PAGEREF _Toc242441364 \h </w:instrText>
         </w:r>
         <w:r>
           <w:rPr>
@@ -3266,7 +3266,7 @@
             <w:noProof/>
             <w:webHidden/>
           </w:rPr>
-          <w:t>86</w:t>
+          <w:t>87</w:t>
         </w:r>
         <w:r>
           <w:rPr>
@@ -3290,7 +3290,7 @@
           <w14:ligatures w14:val="standardContextual"/>
         </w:rPr>
       </w:pPr>
-      <w:hyperlink w:anchor="_Toc242400539" w:history="1">
+      <w:hyperlink w:anchor="_Toc242441365" w:history="1">
         <w:r>
           <w:rPr>
             <w:rStyle w:val="Hipervnculo"/>
@@ -3317,7 +3317,7 @@
             <w:noProof/>
             <w:webHidden/>
           </w:rPr>
-          <w:instrText xml:space="preserve"> PAGEREF _Toc242400539 \h </w:instrText>
+          <w:instrText xml:space="preserve"> PAGEREF _Toc242441365 \h </w:instrText>
         </w:r>
         <w:r>
           <w:rPr>
@@ -3337,7 +3337,7 @@
             <w:noProof/>
             <w:webHidden/>
           </w:rPr>
-          <w:t>89</w:t>
+          <w:t>90</w:t>
         </w:r>
         <w:r>
           <w:rPr>
@@ -3361,7 +3361,7 @@
           <w14:ligatures w14:val="standardContextual"/>
         </w:rPr>
       </w:pPr>
-      <w:hyperlink w:anchor="_Toc242400540" w:history="1">
+      <w:hyperlink w:anchor="_Toc242441366" w:history="1">
         <w:r>
           <w:rPr>
             <w:rStyle w:val="Hipervnculo"/>
@@ -3388,78 +3388,7 @@
             <w:noProof/>
             <w:webHidden/>
           </w:rPr>
-          <w:instrText xml:space="preserve"> PAGEREF _Toc242400540 \h </w:instrText>
-        </w:r>
-        <w:r>
-          <w:rPr>
-            <w:noProof/>
-            <w:webHidden/>
-          </w:rPr>
-        </w:r>
-        <w:r>
-          <w:rPr>
-            <w:noProof/>
-            <w:webHidden/>
-          </w:rPr>
-          <w:fldChar w:fldCharType="separate"/>
-        </w:r>
-        <w:r>
-          <w:rPr>
-            <w:noProof/>
-            <w:webHidden/>
-          </w:rPr>
-          <w:t>92</w:t>
-        </w:r>
-        <w:r>
-          <w:rPr>
-            <w:noProof/>
-            <w:webHidden/>
-          </w:rPr>
-          <w:fldChar w:fldCharType="end"/>
-        </w:r>
-      </w:hyperlink>
-    </w:p>
-    <w:p>
-      <w:pPr>
-        <w:pStyle w:val="TDC2"/>
-        <w:tabs>
-          <w:tab w:val="right" w:leader="dot" w:pos="9962"/>
-        </w:tabs>
-        <w:rPr>
-          <w:rFonts w:asciiTheme="minorHAnsi" w:eastAsiaTheme="minorEastAsia" w:hAnsiTheme="minorHAnsi" w:cstheme="minorBidi"/>
-          <w:noProof/>
-          <w:kern w:val="2"/>
-          <w14:ligatures w14:val="standardContextual"/>
-        </w:rPr>
-      </w:pPr>
-      <w:hyperlink w:anchor="_Toc242400541" w:history="1">
-        <w:r>
-          <w:rPr>
-            <w:rStyle w:val="Hipervnculo"/>
-            <w:noProof/>
-          </w:rPr>
-          <w:t>9.4 Trazabilidad de requerimientos a pruebas</w:t>
-        </w:r>
-        <w:r>
-          <w:rPr>
-            <w:noProof/>
-            <w:webHidden/>
-          </w:rPr>
-          <w:tab/>
-        </w:r>
-        <w:r>
-          <w:rPr>
-            <w:noProof/>
-            <w:webHidden/>
-          </w:rPr>
-          <w:fldChar w:fldCharType="begin"/>
-        </w:r>
-        <w:r>
-          <w:rPr>
-            <w:noProof/>
-            <w:webHidden/>
-          </w:rPr>
-          <w:instrText xml:space="preserve"> PAGEREF _Toc242400541 \h </w:instrText>
+          <w:instrText xml:space="preserve"> PAGEREF _Toc242441366 \h </w:instrText>
         </w:r>
         <w:r>
           <w:rPr>
@@ -3503,13 +3432,13 @@
           <w14:ligatures w14:val="standardContextual"/>
         </w:rPr>
       </w:pPr>
-      <w:hyperlink w:anchor="_Toc242400542" w:history="1">
+      <w:hyperlink w:anchor="_Toc242441367" w:history="1">
         <w:r>
           <w:rPr>
             <w:rStyle w:val="Hipervnculo"/>
             <w:noProof/>
           </w:rPr>
-          <w:t>9.5 Verificación sobre el ejecutable</w:t>
+          <w:t>9.4 Trazabilidad de requerimientos a pruebas</w:t>
         </w:r>
         <w:r>
           <w:rPr>
@@ -3530,7 +3459,7 @@
             <w:noProof/>
             <w:webHidden/>
           </w:rPr>
-          <w:instrText xml:space="preserve"> PAGEREF _Toc242400542 \h </w:instrText>
+          <w:instrText xml:space="preserve"> PAGEREF _Toc242441367 \h </w:instrText>
         </w:r>
         <w:r>
           <w:rPr>
@@ -3563,6 +3492,77 @@
     </w:p>
     <w:p>
       <w:pPr>
+        <w:pStyle w:val="TDC2"/>
+        <w:tabs>
+          <w:tab w:val="right" w:leader="dot" w:pos="9962"/>
+        </w:tabs>
+        <w:rPr>
+          <w:rFonts w:asciiTheme="minorHAnsi" w:eastAsiaTheme="minorEastAsia" w:hAnsiTheme="minorHAnsi" w:cstheme="minorBidi"/>
+          <w:noProof/>
+          <w:kern w:val="2"/>
+          <w14:ligatures w14:val="standardContextual"/>
+        </w:rPr>
+      </w:pPr>
+      <w:hyperlink w:anchor="_Toc242441368" w:history="1">
+        <w:r>
+          <w:rPr>
+            <w:rStyle w:val="Hipervnculo"/>
+            <w:noProof/>
+          </w:rPr>
+          <w:t>9.5 Verificación sobre el ejecutable</w:t>
+        </w:r>
+        <w:r>
+          <w:rPr>
+            <w:noProof/>
+            <w:webHidden/>
+          </w:rPr>
+          <w:tab/>
+        </w:r>
+        <w:r>
+          <w:rPr>
+            <w:noProof/>
+            <w:webHidden/>
+          </w:rPr>
+          <w:fldChar w:fldCharType="begin"/>
+        </w:r>
+        <w:r>
+          <w:rPr>
+            <w:noProof/>
+            <w:webHidden/>
+          </w:rPr>
+          <w:instrText xml:space="preserve"> PAGEREF _Toc242441368 \h </w:instrText>
+        </w:r>
+        <w:r>
+          <w:rPr>
+            <w:noProof/>
+            <w:webHidden/>
+          </w:rPr>
+        </w:r>
+        <w:r>
+          <w:rPr>
+            <w:noProof/>
+            <w:webHidden/>
+          </w:rPr>
+          <w:fldChar w:fldCharType="separate"/>
+        </w:r>
+        <w:r>
+          <w:rPr>
+            <w:noProof/>
+            <w:webHidden/>
+          </w:rPr>
+          <w:t>95</w:t>
+        </w:r>
+        <w:r>
+          <w:rPr>
+            <w:noProof/>
+            <w:webHidden/>
+          </w:rPr>
+          <w:fldChar w:fldCharType="end"/>
+        </w:r>
+      </w:hyperlink>
+    </w:p>
+    <w:p>
+      <w:pPr>
         <w:pStyle w:val="TDC1"/>
         <w:tabs>
           <w:tab w:val="right" w:leader="dot" w:pos="9962"/>
@@ -3574,7 +3574,7 @@
           <w14:ligatures w14:val="standardContextual"/>
         </w:rPr>
       </w:pPr>
-      <w:hyperlink w:anchor="_Toc242400543" w:history="1">
+      <w:hyperlink w:anchor="_Toc242441369" w:history="1">
         <w:r>
           <w:rPr>
             <w:rStyle w:val="Hipervnculo"/>
@@ -3601,220 +3601,7 @@
             <w:noProof/>
             <w:webHidden/>
           </w:rPr>
-          <w:instrText xml:space="preserve"> PAGEREF _Toc242400543 \h </w:instrText>
-        </w:r>
-        <w:r>
-          <w:rPr>
-            <w:noProof/>
-            <w:webHidden/>
-          </w:rPr>
-        </w:r>
-        <w:r>
-          <w:rPr>
-            <w:noProof/>
-            <w:webHidden/>
-          </w:rPr>
-          <w:fldChar w:fldCharType="separate"/>
-        </w:r>
-        <w:r>
-          <w:rPr>
-            <w:noProof/>
-            <w:webHidden/>
-          </w:rPr>
-          <w:t>99</w:t>
-        </w:r>
-        <w:r>
-          <w:rPr>
-            <w:noProof/>
-            <w:webHidden/>
-          </w:rPr>
-          <w:fldChar w:fldCharType="end"/>
-        </w:r>
-      </w:hyperlink>
-    </w:p>
-    <w:p>
-      <w:pPr>
-        <w:pStyle w:val="TDC2"/>
-        <w:tabs>
-          <w:tab w:val="right" w:leader="dot" w:pos="9962"/>
-        </w:tabs>
-        <w:rPr>
-          <w:rFonts w:asciiTheme="minorHAnsi" w:eastAsiaTheme="minorEastAsia" w:hAnsiTheme="minorHAnsi" w:cstheme="minorBidi"/>
-          <w:noProof/>
-          <w:kern w:val="2"/>
-          <w14:ligatures w14:val="standardContextual"/>
-        </w:rPr>
-      </w:pPr>
-      <w:hyperlink w:anchor="_Toc242400544" w:history="1">
-        <w:r>
-          <w:rPr>
-            <w:rStyle w:val="Hipervnculo"/>
-            <w:noProof/>
-          </w:rPr>
-          <w:t>10.1 Consistencia documental y puntos abiertos</w:t>
-        </w:r>
-        <w:r>
-          <w:rPr>
-            <w:noProof/>
-            <w:webHidden/>
-          </w:rPr>
-          <w:tab/>
-        </w:r>
-        <w:r>
-          <w:rPr>
-            <w:noProof/>
-            <w:webHidden/>
-          </w:rPr>
-          <w:fldChar w:fldCharType="begin"/>
-        </w:r>
-        <w:r>
-          <w:rPr>
-            <w:noProof/>
-            <w:webHidden/>
-          </w:rPr>
-          <w:instrText xml:space="preserve"> PAGEREF _Toc242400544 \h </w:instrText>
-        </w:r>
-        <w:r>
-          <w:rPr>
-            <w:noProof/>
-            <w:webHidden/>
-          </w:rPr>
-        </w:r>
-        <w:r>
-          <w:rPr>
-            <w:noProof/>
-            <w:webHidden/>
-          </w:rPr>
-          <w:fldChar w:fldCharType="separate"/>
-        </w:r>
-        <w:r>
-          <w:rPr>
-            <w:noProof/>
-            <w:webHidden/>
-          </w:rPr>
-          <w:t>99</w:t>
-        </w:r>
-        <w:r>
-          <w:rPr>
-            <w:noProof/>
-            <w:webHidden/>
-          </w:rPr>
-          <w:fldChar w:fldCharType="end"/>
-        </w:r>
-      </w:hyperlink>
-    </w:p>
-    <w:p>
-      <w:pPr>
-        <w:pStyle w:val="TDC2"/>
-        <w:tabs>
-          <w:tab w:val="right" w:leader="dot" w:pos="9962"/>
-        </w:tabs>
-        <w:rPr>
-          <w:rFonts w:asciiTheme="minorHAnsi" w:eastAsiaTheme="minorEastAsia" w:hAnsiTheme="minorHAnsi" w:cstheme="minorBidi"/>
-          <w:noProof/>
-          <w:kern w:val="2"/>
-          <w14:ligatures w14:val="standardContextual"/>
-        </w:rPr>
-      </w:pPr>
-      <w:hyperlink w:anchor="_Toc242400545" w:history="1">
-        <w:r>
-          <w:rPr>
-            <w:rStyle w:val="Hipervnculo"/>
-            <w:noProof/>
-          </w:rPr>
-          <w:t>10.2 Verificaciones que dependen de otro equipo</w:t>
-        </w:r>
-        <w:r>
-          <w:rPr>
-            <w:noProof/>
-            <w:webHidden/>
-          </w:rPr>
-          <w:tab/>
-        </w:r>
-        <w:r>
-          <w:rPr>
-            <w:noProof/>
-            <w:webHidden/>
-          </w:rPr>
-          <w:fldChar w:fldCharType="begin"/>
-        </w:r>
-        <w:r>
-          <w:rPr>
-            <w:noProof/>
-            <w:webHidden/>
-          </w:rPr>
-          <w:instrText xml:space="preserve"> PAGEREF _Toc242400545 \h </w:instrText>
-        </w:r>
-        <w:r>
-          <w:rPr>
-            <w:noProof/>
-            <w:webHidden/>
-          </w:rPr>
-        </w:r>
-        <w:r>
-          <w:rPr>
-            <w:noProof/>
-            <w:webHidden/>
-          </w:rPr>
-          <w:fldChar w:fldCharType="separate"/>
-        </w:r>
-        <w:r>
-          <w:rPr>
-            <w:noProof/>
-            <w:webHidden/>
-          </w:rPr>
-          <w:t>100</w:t>
-        </w:r>
-        <w:r>
-          <w:rPr>
-            <w:noProof/>
-            <w:webHidden/>
-          </w:rPr>
-          <w:fldChar w:fldCharType="end"/>
-        </w:r>
-      </w:hyperlink>
-    </w:p>
-    <w:p>
-      <w:pPr>
-        <w:pStyle w:val="TDC2"/>
-        <w:tabs>
-          <w:tab w:val="right" w:leader="dot" w:pos="9962"/>
-        </w:tabs>
-        <w:rPr>
-          <w:rFonts w:asciiTheme="minorHAnsi" w:eastAsiaTheme="minorEastAsia" w:hAnsiTheme="minorHAnsi" w:cstheme="minorBidi"/>
-          <w:noProof/>
-          <w:kern w:val="2"/>
-          <w14:ligatures w14:val="standardContextual"/>
-        </w:rPr>
-      </w:pPr>
-      <w:hyperlink w:anchor="_Toc242400546" w:history="1">
-        <w:r>
-          <w:rPr>
-            <w:rStyle w:val="Hipervnculo"/>
-            <w:noProof/>
-          </w:rPr>
-          <w:t>10.3 Sonido y arte por incorporar</w:t>
-        </w:r>
-        <w:r>
-          <w:rPr>
-            <w:noProof/>
-            <w:webHidden/>
-          </w:rPr>
-          <w:tab/>
-        </w:r>
-        <w:r>
-          <w:rPr>
-            <w:noProof/>
-            <w:webHidden/>
-          </w:rPr>
-          <w:fldChar w:fldCharType="begin"/>
-        </w:r>
-        <w:r>
-          <w:rPr>
-            <w:noProof/>
-            <w:webHidden/>
-          </w:rPr>
-          <w:instrText xml:space="preserve"> PAGEREF _Toc242400546 \h </w:instrText>
+          <w:instrText xml:space="preserve"> PAGEREF _Toc242441369 \h </w:instrText>
         </w:r>
         <w:r>
           <w:rPr>
@@ -3858,13 +3645,13 @@
           <w14:ligatures w14:val="standardContextual"/>
         </w:rPr>
       </w:pPr>
-      <w:hyperlink w:anchor="_Toc242400547" w:history="1">
+      <w:hyperlink w:anchor="_Toc242441370" w:history="1">
         <w:r>
           <w:rPr>
             <w:rStyle w:val="Hipervnculo"/>
             <w:noProof/>
           </w:rPr>
-          <w:t>10.4 Deuda técnica menor conocida</w:t>
+          <w:t>10.1 Consistencia documental y puntos abiertos</w:t>
         </w:r>
         <w:r>
           <w:rPr>
@@ -3885,7 +3672,149 @@
             <w:noProof/>
             <w:webHidden/>
           </w:rPr>
-          <w:instrText xml:space="preserve"> PAGEREF _Toc242400547 \h </w:instrText>
+          <w:instrText xml:space="preserve"> PAGEREF _Toc242441370 \h </w:instrText>
+        </w:r>
+        <w:r>
+          <w:rPr>
+            <w:noProof/>
+            <w:webHidden/>
+          </w:rPr>
+        </w:r>
+        <w:r>
+          <w:rPr>
+            <w:noProof/>
+            <w:webHidden/>
+          </w:rPr>
+          <w:fldChar w:fldCharType="separate"/>
+        </w:r>
+        <w:r>
+          <w:rPr>
+            <w:noProof/>
+            <w:webHidden/>
+          </w:rPr>
+          <w:t>101</w:t>
+        </w:r>
+        <w:r>
+          <w:rPr>
+            <w:noProof/>
+            <w:webHidden/>
+          </w:rPr>
+          <w:fldChar w:fldCharType="end"/>
+        </w:r>
+      </w:hyperlink>
+    </w:p>
+    <w:p>
+      <w:pPr>
+        <w:pStyle w:val="TDC2"/>
+        <w:tabs>
+          <w:tab w:val="right" w:leader="dot" w:pos="9962"/>
+        </w:tabs>
+        <w:rPr>
+          <w:rFonts w:asciiTheme="minorHAnsi" w:eastAsiaTheme="minorEastAsia" w:hAnsiTheme="minorHAnsi" w:cstheme="minorBidi"/>
+          <w:noProof/>
+          <w:kern w:val="2"/>
+          <w14:ligatures w14:val="standardContextual"/>
+        </w:rPr>
+      </w:pPr>
+      <w:hyperlink w:anchor="_Toc242441371" w:history="1">
+        <w:r>
+          <w:rPr>
+            <w:rStyle w:val="Hipervnculo"/>
+            <w:noProof/>
+          </w:rPr>
+          <w:t>10.2 Verificaciones que dependen de otro equipo</w:t>
+        </w:r>
+        <w:r>
+          <w:rPr>
+            <w:noProof/>
+            <w:webHidden/>
+          </w:rPr>
+          <w:tab/>
+        </w:r>
+        <w:r>
+          <w:rPr>
+            <w:noProof/>
+            <w:webHidden/>
+          </w:rPr>
+          <w:fldChar w:fldCharType="begin"/>
+        </w:r>
+        <w:r>
+          <w:rPr>
+            <w:noProof/>
+            <w:webHidden/>
+          </w:rPr>
+          <w:instrText xml:space="preserve"> PAGEREF _Toc242441371 \h </w:instrText>
+        </w:r>
+        <w:r>
+          <w:rPr>
+            <w:noProof/>
+            <w:webHidden/>
+          </w:rPr>
+        </w:r>
+        <w:r>
+          <w:rPr>
+            <w:noProof/>
+            <w:webHidden/>
+          </w:rPr>
+          <w:fldChar w:fldCharType="separate"/>
+        </w:r>
+        <w:r>
+          <w:rPr>
+            <w:noProof/>
+            <w:webHidden/>
+          </w:rPr>
+          <w:t>102</w:t>
+        </w:r>
+        <w:r>
+          <w:rPr>
+            <w:noProof/>
+            <w:webHidden/>
+          </w:rPr>
+          <w:fldChar w:fldCharType="end"/>
+        </w:r>
+      </w:hyperlink>
+    </w:p>
+    <w:p>
+      <w:pPr>
+        <w:pStyle w:val="TDC2"/>
+        <w:tabs>
+          <w:tab w:val="right" w:leader="dot" w:pos="9962"/>
+        </w:tabs>
+        <w:rPr>
+          <w:rFonts w:asciiTheme="minorHAnsi" w:eastAsiaTheme="minorEastAsia" w:hAnsiTheme="minorHAnsi" w:cstheme="minorBidi"/>
+          <w:noProof/>
+          <w:kern w:val="2"/>
+          <w14:ligatures w14:val="standardContextual"/>
+        </w:rPr>
+      </w:pPr>
+      <w:hyperlink w:anchor="_Toc242441372" w:history="1">
+        <w:r>
+          <w:rPr>
+            <w:rStyle w:val="Hipervnculo"/>
+            <w:noProof/>
+          </w:rPr>
+          <w:t>10.3 Sonido y arte por incorporar</w:t>
+        </w:r>
+        <w:r>
+          <w:rPr>
+            <w:noProof/>
+            <w:webHidden/>
+          </w:rPr>
+          <w:tab/>
+        </w:r>
+        <w:r>
+          <w:rPr>
+            <w:noProof/>
+            <w:webHidden/>
+          </w:rPr>
+          <w:fldChar w:fldCharType="begin"/>
+        </w:r>
+        <w:r>
+          <w:rPr>
+            <w:noProof/>
+            <w:webHidden/>
+          </w:rPr>
+          <w:instrText xml:space="preserve"> PAGEREF _Toc242441372 \h </w:instrText>
         </w:r>
         <w:r>
           <w:rPr>
@@ -3929,7 +3858,78 @@
           <w14:ligatures w14:val="standardContextual"/>
         </w:rPr>
       </w:pPr>
-      <w:hyperlink w:anchor="_Toc242400548" w:history="1">
+      <w:hyperlink w:anchor="_Toc242441373" w:history="1">
+        <w:r>
+          <w:rPr>
+            <w:rStyle w:val="Hipervnculo"/>
+            <w:noProof/>
+          </w:rPr>
+          <w:t>10.4 Deuda técnica menor conocida</w:t>
+        </w:r>
+        <w:r>
+          <w:rPr>
+            <w:noProof/>
+            <w:webHidden/>
+          </w:rPr>
+          <w:tab/>
+        </w:r>
+        <w:r>
+          <w:rPr>
+            <w:noProof/>
+            <w:webHidden/>
+          </w:rPr>
+          <w:fldChar w:fldCharType="begin"/>
+        </w:r>
+        <w:r>
+          <w:rPr>
+            <w:noProof/>
+            <w:webHidden/>
+          </w:rPr>
+          <w:instrText xml:space="preserve"> PAGEREF _Toc242441373 \h </w:instrText>
+        </w:r>
+        <w:r>
+          <w:rPr>
+            <w:noProof/>
+            <w:webHidden/>
+          </w:rPr>
+        </w:r>
+        <w:r>
+          <w:rPr>
+            <w:noProof/>
+            <w:webHidden/>
+          </w:rPr>
+          <w:fldChar w:fldCharType="separate"/>
+        </w:r>
+        <w:r>
+          <w:rPr>
+            <w:noProof/>
+            <w:webHidden/>
+          </w:rPr>
+          <w:t>105</w:t>
+        </w:r>
+        <w:r>
+          <w:rPr>
+            <w:noProof/>
+            <w:webHidden/>
+          </w:rPr>
+          <w:fldChar w:fldCharType="end"/>
+        </w:r>
+      </w:hyperlink>
+    </w:p>
+    <w:p>
+      <w:pPr>
+        <w:pStyle w:val="TDC2"/>
+        <w:tabs>
+          <w:tab w:val="right" w:leader="dot" w:pos="9962"/>
+        </w:tabs>
+        <w:rPr>
+          <w:rFonts w:asciiTheme="minorHAnsi" w:eastAsiaTheme="minorEastAsia" w:hAnsiTheme="minorHAnsi" w:cstheme="minorBidi"/>
+          <w:noProof/>
+          <w:kern w:val="2"/>
+          <w14:ligatures w14:val="standardContextual"/>
+        </w:rPr>
+      </w:pPr>
+      <w:hyperlink w:anchor="_Toc242441374" w:history="1">
         <w:r>
           <w:rPr>
             <w:rStyle w:val="Hipervnculo"/>
@@ -3956,7 +3956,7 @@
             <w:noProof/>
             <w:webHidden/>
           </w:rPr>
-          <w:instrText xml:space="preserve"> PAGEREF _Toc242400548 \h </w:instrText>
+          <w:instrText xml:space="preserve"> PAGEREF _Toc242441374 \h </w:instrText>
         </w:r>
         <w:r>
           <w:rPr>
@@ -3976,7 +3976,7 @@
             <w:noProof/>
             <w:webHidden/>
           </w:rPr>
-          <w:t>106</w:t>
+          <w:t>109</w:t>
         </w:r>
         <w:r>
           <w:rPr>
@@ -4000,7 +4000,7 @@
           <w14:ligatures w14:val="standardContextual"/>
         </w:rPr>
       </w:pPr>
-      <w:hyperlink w:anchor="_Toc242400549" w:history="1">
+      <w:hyperlink w:anchor="_Toc242441375" w:history="1">
         <w:r>
           <w:rPr>
             <w:rStyle w:val="Hipervnculo"/>
@@ -4027,78 +4027,7 @@
             <w:noProof/>
             <w:webHidden/>
           </w:rPr>
-          <w:instrText xml:space="preserve"> PAGEREF _Toc242400549 \h </w:instrText>
-        </w:r>
-        <w:r>
-          <w:rPr>
-            <w:noProof/>
-            <w:webHidden/>
-          </w:rPr>
-        </w:r>
-        <w:r>
-          <w:rPr>
-            <w:noProof/>
-            <w:webHidden/>
-          </w:rPr>
-          <w:fldChar w:fldCharType="separate"/>
-        </w:r>
-        <w:r>
-          <w:rPr>
-            <w:noProof/>
-            <w:webHidden/>
-          </w:rPr>
-          <w:t>108</w:t>
-        </w:r>
-        <w:r>
-          <w:rPr>
-            <w:noProof/>
-            <w:webHidden/>
-          </w:rPr>
-          <w:fldChar w:fldCharType="end"/>
-        </w:r>
-      </w:hyperlink>
-    </w:p>
-    <w:p>
-      <w:pPr>
-        <w:pStyle w:val="TDC1"/>
-        <w:tabs>
-          <w:tab w:val="right" w:leader="dot" w:pos="9962"/>
-        </w:tabs>
-        <w:rPr>
-          <w:rFonts w:asciiTheme="minorHAnsi" w:eastAsiaTheme="minorEastAsia" w:hAnsiTheme="minorHAnsi" w:cstheme="minorBidi"/>
-          <w:noProof/>
-          <w:kern w:val="2"/>
-          <w14:ligatures w14:val="standardContextual"/>
-        </w:rPr>
-      </w:pPr>
-      <w:hyperlink w:anchor="_Toc242400550" w:history="1">
-        <w:r>
-          <w:rPr>
-            <w:rStyle w:val="Hipervnculo"/>
-            <w:noProof/>
-          </w:rPr>
-          <w:t>12. CONTROL DE CAMBIOS</w:t>
-        </w:r>
-        <w:r>
-          <w:rPr>
-            <w:noProof/>
-            <w:webHidden/>
-          </w:rPr>
-          <w:tab/>
-        </w:r>
-        <w:r>
-          <w:rPr>
-            <w:noProof/>
-            <w:webHidden/>
-          </w:rPr>
-          <w:fldChar w:fldCharType="begin"/>
-        </w:r>
-        <w:r>
-          <w:rPr>
-            <w:noProof/>
-            <w:webHidden/>
-          </w:rPr>
-          <w:instrText xml:space="preserve"> PAGEREF _Toc242400550 \h </w:instrText>
+          <w:instrText xml:space="preserve"> PAGEREF _Toc242441375 \h </w:instrText>
         </w:r>
         <w:r>
           <w:rPr>
@@ -4130,6 +4059,77 @@
       </w:hyperlink>
     </w:p>
     <w:p>
+      <w:pPr>
+        <w:pStyle w:val="TDC1"/>
+        <w:tabs>
+          <w:tab w:val="right" w:leader="dot" w:pos="9962"/>
+        </w:tabs>
+        <w:rPr>
+          <w:rFonts w:asciiTheme="minorHAnsi" w:eastAsiaTheme="minorEastAsia" w:hAnsiTheme="minorHAnsi" w:cstheme="minorBidi"/>
+          <w:noProof/>
+          <w:kern w:val="2"/>
+          <w14:ligatures w14:val="standardContextual"/>
+        </w:rPr>
+      </w:pPr>
+      <w:hyperlink w:anchor="_Toc242441376" w:history="1">
+        <w:r>
+          <w:rPr>
+            <w:rStyle w:val="Hipervnculo"/>
+            <w:noProof/>
+          </w:rPr>
+          <w:t>12. CONTROL DE CAMBIOS</w:t>
+        </w:r>
+        <w:r>
+          <w:rPr>
+            <w:noProof/>
+            <w:webHidden/>
+          </w:rPr>
+          <w:tab/>
+        </w:r>
+        <w:r>
+          <w:rPr>
+            <w:noProof/>
+            <w:webHidden/>
+          </w:rPr>
+          <w:fldChar w:fldCharType="begin"/>
+        </w:r>
+        <w:r>
+          <w:rPr>
+            <w:noProof/>
+            <w:webHidden/>
+          </w:rPr>
+          <w:instrText xml:space="preserve"> PAGEREF _Toc242441376 \h </w:instrText>
+        </w:r>
+        <w:r>
+          <w:rPr>
+            <w:noProof/>
+            <w:webHidden/>
+          </w:rPr>
+        </w:r>
+        <w:r>
+          <w:rPr>
+            <w:noProof/>
+            <w:webHidden/>
+          </w:rPr>
+          <w:fldChar w:fldCharType="separate"/>
+        </w:r>
+        <w:r>
+          <w:rPr>
+            <w:noProof/>
+            <w:webHidden/>
+          </w:rPr>
+          <w:t>114</w:t>
+        </w:r>
+        <w:r>
+          <w:rPr>
+            <w:noProof/>
+            <w:webHidden/>
+          </w:rPr>
+          <w:fldChar w:fldCharType="end"/>
+        </w:r>
+      </w:hyperlink>
+    </w:p>
+    <w:p>
       <w:r>
         <w:fldChar w:fldCharType="end"/>
       </w:r>
@@ -4143,7 +4143,7 @@
       <w:pPr>
         <w:pStyle w:val="Ttulo1"/>
       </w:pPr>
-      <w:bookmarkStart w:id="0" w:name="_Toc242400493"/>
+      <w:bookmarkStart w:id="0" w:name="_Toc242441319"/>
       <w:r>
         <w:lastRenderedPageBreak/>
         <w:t>1. OBJETIVO, ALCANCE Y CRITERIOS DE CUMPLIMIENTO</w:t>
@@ -4204,7 +4204,7 @@
       <w:pPr>
         <w:pStyle w:val="Ttulo2"/>
       </w:pPr>
-      <w:bookmarkStart w:id="1" w:name="_Toc242400494"/>
+      <w:bookmarkStart w:id="1" w:name="_Toc242441320"/>
       <w:r>
         <w:t>1.1 El objetivo específico 3</w:t>
       </w:r>
@@ -4257,7 +4257,7 @@
       <w:pPr>
         <w:pStyle w:val="Ttulo2"/>
       </w:pPr>
-      <w:bookmarkStart w:id="2" w:name="_Toc242400495"/>
+      <w:bookmarkStart w:id="2" w:name="_Toc242441321"/>
       <w:r>
         <w:lastRenderedPageBreak/>
         <w:t>1.2 Alcance del prototipo entregado</w:t>
@@ -4804,11 +4804,11 @@
         </w:numPr>
       </w:pPr>
       <w:r>
-        <w:t xml:space="preserve">Siete personajes animados: Papá, Mamá, la Niña, el Niño y las tres formas de Algoritm, que deja a su paso una estela de puntos de luz. Intervienen en las dieciocho secuencias narrativas y en las cinco escenas jugables (apartado 7.2 y Anexo F). Del 05 al 06/10/2026, ya fuera del corte, los siete prefabs ganaron codos, rodillas, cabeza, ojos y boca como nodos (la familia, además, cuello). Papá, Mamá, la Niña y el Niño </w:t>
+        <w:t xml:space="preserve">Siete personajes animados: Papá, Mamá, la Niña, el Niño y las tres formas de Algoritm, que deja a su paso una estela de puntos de luz. Intervienen en las dieciocho secuencias narrativas y en las cinco escenas jugables (apartado 7.2 y Anexo F). Del 05 al 06/10/2026, ya fuera del corte, los siete prefabs ganaron codos, rodillas, cabeza, ojos y boca como nodos (la familia, además, cuello). Papá, Mamá, la Niña y el Niño tienen ya su arte final frontal y su cara neutra (INC-131 a INC-133). El 09/10/2026 la </w:t>
       </w:r>
       <w:r>
         <w:lastRenderedPageBreak/>
-        <w:t>tienen ya su arte final frontal y su cara neutra, y las capas de Algoritm siguen apagadas hasta que llegue el suyo (INC-131 a INC-133; Anexo F).</w:t>
+        <w:t>familia ganó además un cuerpo de perfil para cuando se mueve y Algoritm pasó a su diseño final de siete piezas por forma (llama, disco de madera y gota), con la cara provisional hasta que el artista entregue la suya (INC-134 a INC-136; Anexo F, apartado 2.13).</w:t>
       </w:r>
     </w:p>
     <w:p>
@@ -4955,18 +4955,21 @@
         <w:pStyle w:val="PrimerprrafoOE3"/>
       </w:pPr>
       <w:r>
-        <w:t xml:space="preserve">El registro de inconsistencias quedó cerrado: los hallazgos INC-01 a INC-130 (revisión 16, del 01/10/2026) se resolvieron con la regla adoptada el 29/09/2026, y los documentos radicados se corrigieron para describir el prototipo tal como funciona (apartados 2.5 y 10.1). Después del corte, las revisiones 17 y 18 (05/10/2026) y 19 (06/10/2026) añadieron INC-131, </w:t>
+        <w:t xml:space="preserve">El registro de inconsistencias quedó cerrado: los hallazgos INC-01 a INC-130 (revisión 16, del 01/10/2026) se resolvieron con la regla adoptada el 29/09/2026, y los documentos </w:t>
       </w:r>
       <w:r>
         <w:lastRenderedPageBreak/>
-        <w:t>INC-132 e INC-133, tres decisiones de Santiago Benavides Rey sobre el arte final, el orden de dibujo de los brazos y el del antebrazo de los personajes; ninguna modifica un documento radicado.</w:t>
+        <w:t>radicados se corrigieron para describir el prototipo tal como funciona (apartados 2.5 y 10.1). Después del corte, las revisiones 17 y 18 (05/10/2026) y 19 (06/10/2026) añadieron INC-131, INC-132 e INC-133, tres decisiones de Santiago Benavides Rey sobre el arte final, el orden de dibujo de los brazos y el del antebrazo de los personajes; ninguna modifica un documento radicado. La revisión 21 (09/10/2026) añadió INC-134, INC-135 e INC-136, decisiones de Santiago sobre la vista de perfil, el parpadeo y el dis</w:t>
+      </w:r>
+      <w:r>
+        <w:t>eño final de Algoritm; la última deja por editar, con su autorización, el guion y el trabajo de grado, que aún describen la franja y la llama recoloreada.</w:t>
       </w:r>
     </w:p>
     <w:p>
       <w:pPr>
         <w:pStyle w:val="Ttulo2"/>
       </w:pPr>
-      <w:bookmarkStart w:id="3" w:name="_Toc242400496"/>
+      <w:bookmarkStart w:id="3" w:name="_Toc242441322"/>
       <w:r>
         <w:t>1.3 Indicadores del objetivo y su cumplimiento</w:t>
       </w:r>
@@ -5351,6 +5354,7 @@
         </w:numPr>
       </w:pPr>
       <w:r>
+        <w:lastRenderedPageBreak/>
         <w:t>La resolución de retos lógicos, presente en todas las mecánicas.</w:t>
       </w:r>
     </w:p>
@@ -5367,14 +5371,10 @@
         <w:pStyle w:val="TextoOE3"/>
       </w:pPr>
       <w:r>
-        <w:t xml:space="preserve">Sobre el Golden Path, RNF-13 pide que la ruta principal de cada nivel se complete sin bloqueos, cierres inesperados ni estados irrecuperables, y OE1 lo verifica con dos recorridos </w:t>
-      </w:r>
-      <w:r>
-        <w:lastRenderedPageBreak/>
-        <w:t>completos por nivel sin incidencias bloqueantes. El prototipo lo comprueba en dos planos. Sobre el ejecutable, la ruta principal del juego entero se recorrió tres veces de principio a fin de forma automatizada. Las dos primeras se hicieron sobre el primer candidato del ejecutable, con un perfil nuevo a 1920 × 1080 en 87 min y a pantalla completa en 33 min; la tercera, sobre el ejecutable del corte, con un perfil nuevo a pantalla completa, en 16 min. Ninguna tuvo incidencias bloqueantes, y con ellas el crite</w:t>
-      </w:r>
-      <w:r>
-        <w:t>rio de RNF-13 se cumple en los tres niveles, el Nivel 1 incluido. Los dos defectos no bloqueantes del laberinto que vieron las dos primeras están corregidos en el ejecutable del corte: la fila arrastrada de «Tu secuencia» se aparta de la lista hasta soltarla, y la lista se desplaza sola hasta el bloque en curso (apartado 9.5).</w:t>
+        <w:t>Sobre el Golden Path, RNF-13 pide que la ruta principal de cada nivel se complete sin bloqueos, cierres inesperados ni estados irrecuperables, y OE1 lo verifica con dos recorridos completos por nivel sin incidencias bloqueantes. El prototipo lo comprueba en dos planos. Sobre el ejecutable, la ruta principal del juego entero se recorrió tres veces de principio a fin de forma automatizada. Las dos primeras se hicieron sobre el primer candidato del ejecutable, con un perfil nuevo a 1920 × 1080 en 87 min y a pa</w:t>
+      </w:r>
+      <w:r>
+        <w:t>ntalla completa en 33 min; la tercera, sobre el ejecutable del corte, con un perfil nuevo a pantalla completa, en 16 min. Ninguna tuvo incidencias bloqueantes, y con ellas el criterio de RNF-13 se cumple en los tres niveles, el Nivel 1 incluido. Los dos defectos no bloqueantes del laberinto que vieron las dos primeras están corregidos en el ejecutable del corte: la fila arrastrada de «Tu secuencia» se aparta de la lista hasta soltarla, y la lista se desplaza sola hasta el bloque en curso (apartado 9.5).</w:t>
       </w:r>
     </w:p>
     <w:p>
@@ -5403,7 +5403,7 @@
       <w:pPr>
         <w:pStyle w:val="Ttulo2"/>
       </w:pPr>
-      <w:bookmarkStart w:id="4" w:name="_Toc242400497"/>
+      <w:bookmarkStart w:id="4" w:name="_Toc242441323"/>
       <w:r>
         <w:t>1.4 Entregables del cronograma</w:t>
       </w:r>
@@ -5608,6 +5608,7 @@
               <w:rPr>
                 <w:sz w:val="18"/>
               </w:rPr>
+              <w:lastRenderedPageBreak/>
               <w:t>Build inicial</w:t>
             </w:r>
           </w:p>
@@ -5803,7 +5804,6 @@
               <w:rPr>
                 <w:sz w:val="18"/>
               </w:rPr>
-              <w:lastRenderedPageBreak/>
               <w:t>Interfaz integrada</w:t>
             </w:r>
           </w:p>
@@ -5921,7 +5921,7 @@
       <w:pPr>
         <w:pStyle w:val="Ttulo2"/>
       </w:pPr>
-      <w:bookmarkStart w:id="5" w:name="_Toc242400498"/>
+      <w:bookmarkStart w:id="5" w:name="_Toc242441324"/>
       <w:r>
         <w:t>1.5 Organización del documento y anexos</w:t>
       </w:r>
@@ -6038,6 +6038,7 @@
         </w:numPr>
       </w:pPr>
       <w:r>
+        <w:lastRenderedPageBreak/>
         <w:t>El capítulo 9 presenta la estrategia de pruebas, verificación del Golden Path, resultado de la suite completa del 01/10/2026, trazabilidad de requerimientos a pruebas y verificaciones sobre el ejecutable.</w:t>
       </w:r>
     </w:p>
@@ -6082,7 +6083,6 @@
         <w:pStyle w:val="PrimerprrafoOE3"/>
       </w:pPr>
       <w:r>
-        <w:lastRenderedPageBreak/>
         <w:t>Los anexos reúnen la evidencia de detalle y se entregan como documentos independientes, uno por anexo, junto a este documento principal. Cada uno indica en su primera página el entregable al que pertenece, y la Tabla 1.4 da el nombre de su archivo. El Anexo A se genera a partir del código de pruebas del corte. Los anexos B a G se redactaron al estado final del prototipo, uno por incremento o carril, a partir de los documentos de resultados de cada uno; el repositorio conserva esos documentos como registro h</w:t>
       </w:r>
       <w:r>
@@ -6527,7 +6527,14 @@
               <w:rPr>
                 <w:sz w:val="18"/>
               </w:rPr>
-              <w:t>Slice 3: Nivel 3 «El Río» y cierre del juego</w:t>
+              <w:t xml:space="preserve">Slice 3: Nivel 3 «El Río» y </w:t>
+            </w:r>
+            <w:r>
+              <w:rPr>
+                <w:sz w:val="18"/>
+              </w:rPr>
+              <w:lastRenderedPageBreak/>
+              <w:t>cierre del juego</w:t>
             </w:r>
           </w:p>
         </w:tc>
@@ -6548,7 +6555,15 @@
               <w:rPr>
                 <w:sz w:val="18"/>
               </w:rPr>
-              <w:t>Recolección, ensamblaje con prueba anticipada, depuración, cruce, escena final y créditos</w:t>
+              <w:lastRenderedPageBreak/>
+              <w:t xml:space="preserve">Recolección, ensamblaje con prueba anticipada, </w:t>
+            </w:r>
+            <w:r>
+              <w:rPr>
+                <w:sz w:val="18"/>
+              </w:rPr>
+              <w:lastRenderedPageBreak/>
+              <w:t>depuración, cruce, escena final y créditos</w:t>
             </w:r>
           </w:p>
         </w:tc>
@@ -6569,6 +6584,7 @@
               <w:rPr>
                 <w:sz w:val="18"/>
               </w:rPr>
+              <w:lastRenderedPageBreak/>
               <w:t>Solucion_OE3_Anexo_D_Slice_3.docx</w:t>
             </w:r>
           </w:p>
@@ -6634,14 +6650,7 @@
               <w:rPr>
                 <w:sz w:val="18"/>
               </w:rPr>
-              <w:t xml:space="preserve">Entornos, objetos, efectos e interfaz; reglas de importación; las piezas de </w:t>
-            </w:r>
-            <w:r>
-              <w:rPr>
-                <w:sz w:val="18"/>
-              </w:rPr>
-              <w:lastRenderedPageBreak/>
-              <w:t>sonido y dónde suenan</w:t>
+              <w:t>Entornos, objetos, efectos e interfaz; reglas de importación; las piezas de sonido y dónde suenan</w:t>
             </w:r>
           </w:p>
         </w:tc>
@@ -6662,7 +6671,6 @@
               <w:rPr>
                 <w:sz w:val="18"/>
               </w:rPr>
-              <w:lastRenderedPageBreak/>
               <w:t>Solucion_OE3_Anexo_E_Arte_y_sonido.docx</w:t>
             </w:r>
           </w:p>
@@ -6850,7 +6858,7 @@
       <w:pPr>
         <w:pStyle w:val="Ttulo1"/>
       </w:pPr>
-      <w:bookmarkStart w:id="6" w:name="_Toc242400499"/>
+      <w:bookmarkStart w:id="6" w:name="_Toc242441325"/>
       <w:r>
         <w:lastRenderedPageBreak/>
         <w:t>2. METODOLOGÍA DEL DESARROLLO</w:t>
@@ -6869,7 +6877,7 @@
       <w:pPr>
         <w:pStyle w:val="Ttulo2"/>
       </w:pPr>
-      <w:bookmarkStart w:id="7" w:name="_Toc242400500"/>
+      <w:bookmarkStart w:id="7" w:name="_Toc242441326"/>
       <w:r>
         <w:t>2.1 Árcade y Kanban en la fase de desarrollo</w:t>
       </w:r>
@@ -7491,7 +7499,7 @@
       <w:pPr>
         <w:pStyle w:val="Ttulo2"/>
       </w:pPr>
-      <w:bookmarkStart w:id="8" w:name="_Toc242400501"/>
+      <w:bookmarkStart w:id="8" w:name="_Toc242441327"/>
       <w:r>
         <w:t>2.2 Planificación por slices y carriles</w:t>
       </w:r>
@@ -8821,7 +8829,7 @@
       <w:pPr>
         <w:pStyle w:val="Ttulo2"/>
       </w:pPr>
-      <w:bookmarkStart w:id="9" w:name="_Toc242400502"/>
+      <w:bookmarkStart w:id="9" w:name="_Toc242441328"/>
       <w:r>
         <w:t>2.3 Seguimiento con actas (D01–D10)</w:t>
       </w:r>
@@ -9903,7 +9911,7 @@
       <w:pPr>
         <w:pStyle w:val="Ttulo2"/>
       </w:pPr>
-      <w:bookmarkStart w:id="10" w:name="_Toc242400503"/>
+      <w:bookmarkStart w:id="10" w:name="_Toc242441329"/>
       <w:r>
         <w:t>2.4 Entorno y herramientas de desarrollo</w:t>
       </w:r>
@@ -11321,7 +11329,7 @@
       <w:pPr>
         <w:pStyle w:val="Ttulo2"/>
       </w:pPr>
-      <w:bookmarkStart w:id="11" w:name="_Toc242400504"/>
+      <w:bookmarkStart w:id="11" w:name="_Toc242441330"/>
       <w:r>
         <w:t>2.5 Prácticas de ingeniería</w:t>
       </w:r>
@@ -11386,7 +11394,7 @@
         <w:t>uevos (INC-55 a INC-114); la revisión 15 (30/09) hizo lo mismo con INC-115 a INC-117, y la revisión 16 (01/10), con INC-118 a INC-130, que recogen las correcciones del acta D10 y la del peso del paquete de entrega. Al corte están cerrados INC-01 a INC-130. Después del corte, las revisiones 17 y 18 (05/10) y 19 (06/10) cerraron INC-131, INC-132 e INC-133, decisiones de Santiago Benavides Rey sobre el arte final de los personajes y el orden de dibujo de sus brazos y antebrazos, y con ellas el registro llega a</w:t>
       </w:r>
       <w:r>
-        <w:t xml:space="preserve"> INC-133. Los radicados se corrigieron por automatización de Word, con autorización expresa y con una fila fechada en el control de cambios de cada documento. Modificar un RF, un RNF o un criterio de aceptación sigue exigiendo consulta previa.</w:t>
+        <w:t xml:space="preserve"> INC-133. La revisión 21 (09/10/2026) añadió INC-134, INC-135 e INC-136, sobre el perfil de la familia, su parpadeo y el diseño final de Algoritm. Los radicados se corrigieron por automatización de Word, con autorización expresa y con una fila fechada en el control de cambios de cada documento. Modificar un RF, un RNF o un criterio de aceptación sigue exigiendo consulta previa.</w:t>
       </w:r>
     </w:p>
     <w:p>
@@ -11531,7 +11539,7 @@
       <w:pPr>
         <w:pStyle w:val="Ttulo1"/>
       </w:pPr>
-      <w:bookmarkStart w:id="12" w:name="_Toc242400505"/>
+      <w:bookmarkStart w:id="12" w:name="_Toc242441331"/>
       <w:r>
         <w:lastRenderedPageBreak/>
         <w:t>3. ARQUITECTURA E IMPLEMENTACIÓN BASE</w:t>
@@ -11560,7 +11568,7 @@
       <w:pPr>
         <w:pStyle w:val="Ttulo2"/>
       </w:pPr>
-      <w:bookmarkStart w:id="13" w:name="_Toc242400506"/>
+      <w:bookmarkStart w:id="13" w:name="_Toc242441332"/>
       <w:r>
         <w:t>3.1 Arquitectura implementada frente a la diseñada</w:t>
       </w:r>
@@ -11781,7 +11789,13 @@
               <w:rPr>
                 <w:sz w:val="18"/>
               </w:rPr>
-              <w:t xml:space="preserve"> singleton con la FSM dentro</w:t>
+              <w:t xml:space="preserve"> </w:t>
+            </w:r>
+            <w:r>
+              <w:rPr>
+                <w:sz w:val="18"/>
+              </w:rPr>
+              <w:t>singleton con la FSM dentro</w:t>
             </w:r>
           </w:p>
         </w:tc>
@@ -12299,13 +12313,7 @@
               <w:rPr>
                 <w:sz w:val="18"/>
               </w:rPr>
-              <w:t xml:space="preserve"> </w:t>
-            </w:r>
-            <w:r>
-              <w:rPr>
-                <w:sz w:val="18"/>
-              </w:rPr>
-              <w:t>con enemigos</w:t>
+              <w:t xml:space="preserve"> con enemigos</w:t>
             </w:r>
           </w:p>
         </w:tc>
@@ -12678,7 +12686,7 @@
       <w:pPr>
         <w:pStyle w:val="Ttulo2"/>
       </w:pPr>
-      <w:bookmarkStart w:id="14" w:name="_Toc242400507"/>
+      <w:bookmarkStart w:id="14" w:name="_Toc242441333"/>
       <w:r>
         <w:t>3.2 Módulos y dependencias</w:t>
       </w:r>
@@ -13472,7 +13480,10 @@
         <w:t>Game.Core</w:t>
       </w:r>
       <w:r>
-        <w:t xml:space="preserve"> no referencia ningún otro módulo del juego. La prueba </w:t>
+        <w:t xml:space="preserve"> </w:t>
+      </w:r>
+      <w:r>
+        <w:t xml:space="preserve">no referencia ningún otro módulo del juego. La prueba </w:t>
       </w:r>
       <w:r>
         <w:rPr>
@@ -13588,10 +13599,7 @@
         <w:t>Game.Levels.River</w:t>
       </w:r>
       <w:r>
-        <w:t xml:space="preserve"> </w:t>
-      </w:r>
-      <w:r>
-        <w:t xml:space="preserve">no referencia el Input System a propósito, porque las flechas del Nivel 3 son botones en pantalla que responden al clic sostenido, y una prueba de arquitectura impide que algún assembly use la clase </w:t>
+        <w:t xml:space="preserve"> no referencia el Input System a propósito, porque las flechas del Nivel 3 son botones en pantalla que responden al clic sostenido, y una prueba de arquitectura impide que algún assembly use la clase </w:t>
       </w:r>
       <w:r>
         <w:rPr>
@@ -13681,7 +13689,7 @@
       <w:pPr>
         <w:pStyle w:val="Ttulo2"/>
       </w:pPr>
-      <w:bookmarkStart w:id="15" w:name="_Toc242400508"/>
+      <w:bookmarkStart w:id="15" w:name="_Toc242441334"/>
       <w:r>
         <w:t>3.3 Flujo de estados y escenas</w:t>
       </w:r>
@@ -14973,13 +14981,7 @@
               <w:rPr>
                 <w:sz w:val="18"/>
               </w:rPr>
-              <w:t xml:space="preserve"> </w:t>
-            </w:r>
-            <w:r>
-              <w:rPr>
-                <w:sz w:val="18"/>
-              </w:rPr>
-              <w:t>(N3, fases 1 a 3)</w:t>
+              <w:t xml:space="preserve"> (N3, fases 1 a 3)</w:t>
             </w:r>
           </w:p>
         </w:tc>
@@ -15123,7 +15125,10 @@
         <w:t>Level3_River</w:t>
       </w:r>
       <w:r>
-        <w:t>. La recolección, que no se guarda como fase, precede en la misma escena a la fase 1 (la base), y si el estudiante retoma el nivel en la fase 2 o la 3, la escena abre directamente en el ensamblaje (apartado 4.4).</w:t>
+        <w:t>. La recolección, que no se guarda como fase, precede en la misma escena a la fase 1 (la base), y si el estudiante retoma el nivel en la fase 2 o la 3, la escena abre directamente en el en</w:t>
+      </w:r>
+      <w:r>
+        <w:t>samblaje (apartado 4.4).</w:t>
       </w:r>
     </w:p>
     <w:p>
@@ -16018,7 +16023,7 @@
       <w:pPr>
         <w:pStyle w:val="Ttulo2"/>
       </w:pPr>
-      <w:bookmarkStart w:id="16" w:name="_Toc242400509"/>
+      <w:bookmarkStart w:id="16" w:name="_Toc242441335"/>
       <w:r>
         <w:t>3.4 Contenido parametrizable</w:t>
       </w:r>
@@ -16949,7 +16954,7 @@
           <w:noProof/>
         </w:rPr>
         <w:drawing>
-          <wp:inline distT="0" distB="0" distL="0" distR="0" wp14:anchorId="68147C69" wp14:editId="74F5C160">
+          <wp:inline distT="0" distB="0" distL="0" distR="0" wp14:anchorId="745E0846" wp14:editId="56706B53">
             <wp:extent cx="5759999" cy="3239999"/>
             <wp:effectExtent l="0" t="0" r="0" b="0"/>
             <wp:docPr id="10" name="Picture" descr="Figura 3.1. La escena Narrative reproduciendo la secuencia N1_AparicionGuia (escena 1.1 del guion): Algoritm, en su forma de fuego, se presenta a la familia en la cueva a oscuras, con la luz concentrada a su alrededor. La ilustración, la capa de oscuridad del Nivel 1, la posición y la animación de los personajes y la línea de diálogo («¡Hola, familia! No tengan miedo. Me llamo Algoritm, y vine a acompañarlos.») se leen del asset; el cuadro de diálogo muestra el retrato y el nombre de quien habla junto al botón «Continuar». La misma escena de Unity reproduce las dieciocho secuencias del juego."/>
@@ -17036,7 +17041,7 @@
       <w:pPr>
         <w:pStyle w:val="Ttulo2"/>
       </w:pPr>
-      <w:bookmarkStart w:id="17" w:name="_Toc242400510"/>
+      <w:bookmarkStart w:id="17" w:name="_Toc242441336"/>
       <w:r>
         <w:t>3.5 Persistencia de perfiles y privacidad</w:t>
       </w:r>
@@ -17728,7 +17733,7 @@
       <w:pPr>
         <w:pStyle w:val="Ttulo2"/>
       </w:pPr>
-      <w:bookmarkStart w:id="18" w:name="_Toc242400511"/>
+      <w:bookmarkStart w:id="18" w:name="_Toc242441337"/>
       <w:r>
         <w:t>3.6 Distribución portable</w:t>
       </w:r>
@@ -18124,7 +18129,7 @@
       <w:pPr>
         <w:pStyle w:val="Ttulo1"/>
       </w:pPr>
-      <w:bookmarkStart w:id="19" w:name="_Toc242400512"/>
+      <w:bookmarkStart w:id="19" w:name="_Toc242441338"/>
       <w:r>
         <w:lastRenderedPageBreak/>
         <w:t>4. NIVELES Y DESAFÍOS PROGRESIVOS</w:t>
@@ -18214,7 +18219,7 @@
       <w:pPr>
         <w:pStyle w:val="Ttulo2"/>
       </w:pPr>
-      <w:bookmarkStart w:id="20" w:name="_Toc242400513"/>
+      <w:bookmarkStart w:id="20" w:name="_Toc242441339"/>
       <w:r>
         <w:t>4.1 Progresión del pensamiento computacional entre niveles</w:t>
       </w:r>
@@ -18559,7 +18564,7 @@
       <w:pPr>
         <w:pStyle w:val="Ttulo2"/>
       </w:pPr>
-      <w:bookmarkStart w:id="21" w:name="_Toc242400514"/>
+      <w:bookmarkStart w:id="21" w:name="_Toc242441340"/>
       <w:r>
         <w:t>4.2 Nivel 1 — La Oscuridad</w:t>
       </w:r>
@@ -19785,7 +19790,7 @@
           <w:noProof/>
         </w:rPr>
         <w:drawing>
-          <wp:inline distT="0" distB="0" distL="0" distR="0" wp14:anchorId="13087C09" wp14:editId="478B17FF">
+          <wp:inline distT="0" distB="0" distL="0" distR="0" wp14:anchorId="31D23FC5" wp14:editId="69E542A1">
             <wp:extent cx="5759999" cy="3239999"/>
             <wp:effectExtent l="0" t="0" r="0" b="0"/>
             <wp:docPr id="13" name="Picture" descr="Figura 4.1. Inicio de la fase jugable del Nivel 1: las hojas, el sílex y el pedernal están regados por la cueva vista desde arriba, con Papá a un lado del círculo de luz central y el resto de la familia al otro; la tablilla superior pide «Reúne todas las hojas y las dos piedras en el centro de la pantalla.» y el botón de ayuda, arriba a la izquierda, lleva la figura de fuego de Algoritm."/>
@@ -19882,7 +19887,7 @@
           <w:noProof/>
         </w:rPr>
         <w:drawing>
-          <wp:inline distT="0" distB="0" distL="0" distR="0" wp14:anchorId="3E246A5A" wp14:editId="1610DAEF">
+          <wp:inline distT="0" distB="0" distL="0" distR="0" wp14:anchorId="1B3A0111" wp14:editId="1B47B634">
             <wp:extent cx="5759999" cy="3239999"/>
             <wp:effectExtent l="0" t="0" r="0" b="0"/>
             <wp:docPr id="16" name="Picture" descr="Figura 4.2. Interfaz de encendido del Nivel 1 tras el primer golpe efectivo, antes de la convergencia: los deslizantes de fuerza (vertical, de «Suave» a «Fuerte») y de cercanía (horizontal, de «Lejos» a «Cerca») representan la hipótesis, las piedras se ven sobre el montón de hojas y la tablilla describe lo ocurrido («Una chispa cae dentro de las hojas. Brilla un instante y se apaga.»). «Golpear» pone a prueba la hipótesis y «Soplar» sigue atenuado y con candado, un doble indicador que no depende solo del color."/>
@@ -20063,7 +20068,7 @@
         </w:rPr>
         <w:lastRenderedPageBreak/>
         <w:drawing>
-          <wp:inline distT="0" distB="0" distL="0" distR="0" wp14:anchorId="1FABCD4E" wp14:editId="1CEFF1F2">
+          <wp:inline distT="0" distB="0" distL="0" distR="0" wp14:anchorId="2925B83E" wp14:editId="2719E3B7">
             <wp:extent cx="5759999" cy="3239999"/>
             <wp:effectExtent l="0" t="0" r="0" b="0"/>
             <wp:docPr id="19" name="Picture" descr="Figura 4.3. Cierre reflexivo del Nivel 1 (N1_NacimientoDelFuego): Algoritm, en su forma de fuego, sobre las brasas de la hoguera recién encendida, de la que sube humo, nombra la iteración ante la familia reunida («Eso tiene nombre: se llama iterar. Probar, mirar el resultado y ajustar.»)."/>
@@ -21108,7 +21113,7 @@
       <w:pPr>
         <w:pStyle w:val="Ttulo2"/>
       </w:pPr>
-      <w:bookmarkStart w:id="22" w:name="_Toc242400515"/>
+      <w:bookmarkStart w:id="22" w:name="_Toc242441341"/>
       <w:r>
         <w:t>4.3 Nivel 2 — La Rueda</w:t>
       </w:r>
@@ -23305,7 +23310,7 @@
         </w:rPr>
         <w:lastRenderedPageBreak/>
         <w:drawing>
-          <wp:inline distT="0" distB="0" distL="0" distR="0" wp14:anchorId="3C2184C4" wp14:editId="6CEF215A">
+          <wp:inline distT="0" distB="0" distL="0" distR="0" wp14:anchorId="27419802" wp14:editId="1A7144DE">
             <wp:extent cx="5759999" cy="3239999"/>
             <wp:effectExtent l="0" t="0" r="0" b="0"/>
             <wp:docPr id="22" name="Picture" descr="Figura 4.4. Fase 1 del Nivel 2 tras seleccionar una piedra: el mensaje describe por qué no sirve («Esta piedra tiene esquinas. Cuando la empujas, se traba.»), con icono de alerta además de color; la piedra sigue en su sitio, el acopio conserva el tronco ya reunido («Troncos redondos: 1 de 5») y la Niña, junto a la caja, anima. Abajo a la derecha, el botón de ayuda con Algoritm en su forma de rueda."/>
@@ -23399,7 +23404,7 @@
         </w:rPr>
         <w:lastRenderedPageBreak/>
         <w:drawing>
-          <wp:inline distT="0" distB="0" distL="0" distR="0" wp14:anchorId="2CDF64D8" wp14:editId="112C82B8">
+          <wp:inline distT="0" distB="0" distL="0" distR="0" wp14:anchorId="066BBEB6" wp14:editId="6E7FF939">
             <wp:extent cx="5759999" cy="3239999"/>
             <wp:effectExtent l="0" t="0" r="0" b="0"/>
             <wp:docPr id="25" name="Picture" descr="Figura 4.5. Escena narrativa 2.2 («El patrón»): la caja llena que dejó la fase del bosque, con el mismo tamaño que tenía allí, junto a los troncos alineados, y Algoritm, en su forma de rueda, nombrando el patrón que el estudiante acaba de usar en la fase 1 («Acabas de encontrar un patrón.»)."/>
@@ -24190,7 +24195,7 @@
           <w:noProof/>
         </w:rPr>
         <w:drawing>
-          <wp:inline distT="0" distB="0" distL="0" distR="0" wp14:anchorId="739F94EC" wp14:editId="4C2117E5">
+          <wp:inline distT="0" distB="0" distL="0" distR="0" wp14:anchorId="3E88E6E2" wp14:editId="250E4A97">
             <wp:extent cx="5759999" cy="3239999"/>
             <wp:effectExtent l="0" t="0" r="0" b="0"/>
             <wp:docPr id="28" name="Picture" descr="Figura 4.6. Fase 2 del Nivel 2 tras intentar colocar la tabla antes del eje: la tabla vuelve a su sitio en la fila de piezas, el mensaje indica qué falta («La tabla no tiene sobre qué apoyarse todavía.») y la rueda ya perforada se conserva; «Mecanizar» aparece atenuado, con el candado y el rótulo «Aún no», porque no hay tronco resaltado."/>
@@ -24677,7 +24682,7 @@
           <w:noProof/>
         </w:rPr>
         <w:drawing>
-          <wp:inline distT="0" distB="0" distL="0" distR="0" wp14:anchorId="2C9E9744" wp14:editId="5B1DD4D5">
+          <wp:inline distT="0" distB="0" distL="0" distR="0" wp14:anchorId="30503835" wp14:editId="10890952">
             <wp:extent cx="5759999" cy="3239999"/>
             <wp:effectExtent l="0" t="0" r="0" b="0"/>
             <wp:docPr id="31" name="Picture" descr="Figura 4.7. Fase 3 del Nivel 2: el laberinto en vista superior con su cuadrícula y sin tinte, dentro de un marco redondeado de 8 px sobre el fondo ámbar; la carretilla en la salida, con la Niña a su lado, y el resto de la familia en el refugio del extremo opuesto. A la derecha, la tarjeta «Tu secuencia», con la zona de soltar en marfil sombra, la lista desplazada con sus bloques comprimidos al rótulo y los botones de flecha, y el cajón «Bloques» abierto con «Avanzar», «Girar» y «Retroceder», cada uno con su silueta. Arriba, la tablilla con la instrucción de la fase. Captura del Editor del 08/10/2026."/>
@@ -24783,7 +24788,7 @@
       <w:pPr>
         <w:pStyle w:val="Ttulo2"/>
       </w:pPr>
-      <w:bookmarkStart w:id="23" w:name="_Toc242400516"/>
+      <w:bookmarkStart w:id="23" w:name="_Toc242441342"/>
       <w:r>
         <w:t>4.4 Nivel 3 — El Río</w:t>
       </w:r>
@@ -25257,7 +25262,7 @@
         </w:rPr>
         <w:lastRenderedPageBreak/>
         <w:drawing>
-          <wp:inline distT="0" distB="0" distL="0" distR="0" wp14:anchorId="227AD402" wp14:editId="5D242864">
+          <wp:inline distT="0" distB="0" distL="0" distR="0" wp14:anchorId="74374DE0" wp14:editId="08B38855">
             <wp:extent cx="5759999" cy="3239999"/>
             <wp:effectExtent l="0" t="0" r="0" b="0"/>
             <wp:docPr id="34" name="Picture" descr="Figura 4.8. Recolección en el Nivel 3: la orilla encuadrada a ×1,4, con la familia y los materiales (cinco troncos, las sogas, la tela y el mástil) a la escala de las narrativas. Arriba, la lista de cuatro tareas, todas pendientes, y la tablilla con la consigna («Recorre la orilla y recoge lo que la balsa necesita. La lista te dice qué falta.»); abajo, el inventario de cuatro casillas y la cruceta de dirección; en el centro, el anillo de la zona de construcción, y a la derecha, el río al pie de la cascada."/>
@@ -25424,7 +25429,7 @@
         </w:rPr>
         <w:lastRenderedPageBreak/>
         <w:drawing>
-          <wp:inline distT="0" distB="0" distL="0" distR="0" wp14:anchorId="4F2E7219" wp14:editId="43DC06E4">
+          <wp:inline distT="0" distB="0" distL="0" distR="0" wp14:anchorId="6A81E564" wp14:editId="144A163B">
             <wp:extent cx="5759999" cy="3239999"/>
             <wp:effectExtent l="0" t="0" r="0" b="0"/>
             <wp:docPr id="37" name="Picture" descr="Figura 4.9. Fase de base rechazada: el mástil se había colocado en uno de los espacios de los troncos. Al pulsar «Listo», ese espacio queda señalado con color e icono de alerta, el mástil vuelve a su casilla del inventario, los cuatro troncos bien puestos permanecen y el mensaje dice «Algo de esta parte no encaja. Mira lo marcado: ¿esa pieza va ahí?»; debajo de la balsa, «Listo» y «Probar balsa» aparecen uno junto al otro, y la lista tiene marcadas las dos tareas de recolección."/>
@@ -25553,7 +25558,7 @@
           <w:noProof/>
         </w:rPr>
         <w:drawing>
-          <wp:inline distT="0" distB="0" distL="0" distR="0" wp14:anchorId="6B01428D" wp14:editId="2A630061">
+          <wp:inline distT="0" distB="0" distL="0" distR="0" wp14:anchorId="7943944C" wp14:editId="309D10A9">
             <wp:extent cx="5759999" cy="3239999"/>
             <wp:effectExtent l="0" t="0" r="0" b="0"/>
             <wp:docPr id="40" name="Picture" descr="Figura 4.10. Prueba de la balsa fallida con el mástil y la vela intercambiados: la base y el amarre, ya aprobados, siguen en su sitio; los dos espacios aparecen señalados con color e icono de alerta, las dos piezas volvieron al inventario y el mensaje indica qué revisar («La balsa se volteó. Mira el espacio marcado: ¿qué debería ir ahí?»). Debajo queda solo «Probar balsa», y la lista conserva marcadas las tres primeras tareas."/>
@@ -25639,7 +25644,7 @@
           <w:noProof/>
         </w:rPr>
         <w:drawing>
-          <wp:inline distT="0" distB="0" distL="0" distR="0" wp14:anchorId="3312451B" wp14:editId="5EF1FBAB">
+          <wp:inline distT="0" distB="0" distL="0" distR="0" wp14:anchorId="1494F059" wp14:editId="30D54EB7">
             <wp:extent cx="5759999" cy="3239999"/>
             <wp:effectExtent l="0" t="0" r="0" b="0"/>
             <wp:docPr id="43" name="Picture" descr="Figura 4.11. Escena 3.2, que solo aparece tras el primer fallo de la balsa terminada: la balsa hundida por un costado junto a la orilla, la familia en el agua y Algoritm, en su forma de gota, nombrando la depuración con una pregunta en lugar de dar la respuesta («No pasa nada. Esto se llama depurar. No hay que hacer todo otra vez: hay que encontrar la parte que falló. ¿Qué salió mal?»)."/>
@@ -25710,7 +25715,7 @@
       <w:pPr>
         <w:pStyle w:val="Ttulo2"/>
       </w:pPr>
-      <w:bookmarkStart w:id="24" w:name="_Toc242400517"/>
+      <w:bookmarkStart w:id="24" w:name="_Toc242441343"/>
       <w:r>
         <w:t>4.5 Escenas narrativas y puentes</w:t>
       </w:r>
@@ -28026,7 +28031,7 @@
       <w:pPr>
         <w:pStyle w:val="Ttulo2"/>
       </w:pPr>
-      <w:bookmarkStart w:id="25" w:name="_Toc242400518"/>
+      <w:bookmarkStart w:id="25" w:name="_Toc242441344"/>
       <w:r>
         <w:t>4.6 Síntesis de la progresión de dificultad</w:t>
       </w:r>
@@ -28810,7 +28815,7 @@
       <w:pPr>
         <w:pStyle w:val="Ttulo1"/>
       </w:pPr>
-      <w:bookmarkStart w:id="26" w:name="_Toc242400519"/>
+      <w:bookmarkStart w:id="26" w:name="_Toc242441345"/>
       <w:r>
         <w:lastRenderedPageBreak/>
         <w:t>5. MECÁNICAS IMPLEMENTADAS</w:t>
@@ -28832,7 +28837,7 @@
       <w:pPr>
         <w:pStyle w:val="Ttulo2"/>
       </w:pPr>
-      <w:bookmarkStart w:id="27" w:name="_Toc242400520"/>
+      <w:bookmarkStart w:id="27" w:name="_Toc242441346"/>
       <w:r>
         <w:t>5.1 Mecánicas planeadas y mecánicas implementadas</w:t>
       </w:r>
@@ -30570,7 +30575,7 @@
       <w:pPr>
         <w:pStyle w:val="Ttulo2"/>
       </w:pPr>
-      <w:bookmarkStart w:id="28" w:name="_Toc242400521"/>
+      <w:bookmarkStart w:id="28" w:name="_Toc242441347"/>
       <w:r>
         <w:t>5.2 Formas de interacción y control</w:t>
       </w:r>
@@ -31191,7 +31196,7 @@
       <w:pPr>
         <w:pStyle w:val="Ttulo2"/>
       </w:pPr>
-      <w:bookmarkStart w:id="29" w:name="_Toc242400522"/>
+      <w:bookmarkStart w:id="29" w:name="_Toc242441348"/>
       <w:r>
         <w:t>5.3 Ajustes al diseño durante el desarrollo</w:t>
       </w:r>
@@ -31238,10 +31243,10 @@
         <w:tblLook w:val="0020" w:firstRow="1" w:lastRow="0" w:firstColumn="0" w:lastColumn="0" w:noHBand="0" w:noVBand="0"/>
       </w:tblPr>
       <w:tblGrid>
-        <w:gridCol w:w="2475"/>
-        <w:gridCol w:w="1229"/>
-        <w:gridCol w:w="3391"/>
-        <w:gridCol w:w="2867"/>
+        <w:gridCol w:w="2497"/>
+        <w:gridCol w:w="1320"/>
+        <w:gridCol w:w="3342"/>
+        <w:gridCol w:w="2803"/>
       </w:tblGrid>
       <w:tr>
         <w:trPr>
@@ -31249,7 +31254,7 @@
         </w:trPr>
         <w:tc>
           <w:tcPr>
-            <w:tcW w:w="1242" w:type="pct"/>
+            <w:tcW w:w="1253" w:type="pct"/>
             <w:shd w:val="clear" w:color="auto" w:fill="D9D9D9"/>
           </w:tcPr>
           <w:p>
@@ -31272,7 +31277,7 @@
         </w:tc>
         <w:tc>
           <w:tcPr>
-            <w:tcW w:w="617" w:type="pct"/>
+            <w:tcW w:w="662" w:type="pct"/>
             <w:shd w:val="clear" w:color="auto" w:fill="D9D9D9"/>
           </w:tcPr>
           <w:p>
@@ -31295,7 +31300,7 @@
         </w:tc>
         <w:tc>
           <w:tcPr>
-            <w:tcW w:w="1702" w:type="pct"/>
+            <w:tcW w:w="1677" w:type="pct"/>
             <w:shd w:val="clear" w:color="auto" w:fill="D9D9D9"/>
           </w:tcPr>
           <w:p>
@@ -31318,7 +31323,7 @@
         </w:tc>
         <w:tc>
           <w:tcPr>
-            <w:tcW w:w="1439" w:type="pct"/>
+            <w:tcW w:w="1407" w:type="pct"/>
             <w:shd w:val="clear" w:color="auto" w:fill="D9D9D9"/>
           </w:tcPr>
           <w:p>
@@ -31343,7 +31348,7 @@
       <w:tr>
         <w:tc>
           <w:tcPr>
-            <w:tcW w:w="1242" w:type="pct"/>
+            <w:tcW w:w="1253" w:type="pct"/>
             <w:shd w:val="clear" w:color="auto" w:fill="auto"/>
           </w:tcPr>
           <w:p>
@@ -31371,7 +31376,7 @@
         </w:tc>
         <w:tc>
           <w:tcPr>
-            <w:tcW w:w="617" w:type="pct"/>
+            <w:tcW w:w="662" w:type="pct"/>
             <w:shd w:val="clear" w:color="auto" w:fill="auto"/>
           </w:tcPr>
           <w:p>
@@ -31393,7 +31398,7 @@
         </w:tc>
         <w:tc>
           <w:tcPr>
-            <w:tcW w:w="1702" w:type="pct"/>
+            <w:tcW w:w="1677" w:type="pct"/>
             <w:shd w:val="clear" w:color="auto" w:fill="auto"/>
           </w:tcPr>
           <w:p>
@@ -31414,7 +31419,7 @@
         </w:tc>
         <w:tc>
           <w:tcPr>
-            <w:tcW w:w="1439" w:type="pct"/>
+            <w:tcW w:w="1407" w:type="pct"/>
             <w:shd w:val="clear" w:color="auto" w:fill="auto"/>
           </w:tcPr>
           <w:p>
@@ -31437,7 +31442,7 @@
       <w:tr>
         <w:tc>
           <w:tcPr>
-            <w:tcW w:w="1242" w:type="pct"/>
+            <w:tcW w:w="1253" w:type="pct"/>
             <w:shd w:val="clear" w:color="auto" w:fill="auto"/>
           </w:tcPr>
           <w:p>
@@ -31458,7 +31463,7 @@
         </w:tc>
         <w:tc>
           <w:tcPr>
-            <w:tcW w:w="617" w:type="pct"/>
+            <w:tcW w:w="662" w:type="pct"/>
             <w:shd w:val="clear" w:color="auto" w:fill="auto"/>
           </w:tcPr>
           <w:p>
@@ -31479,7 +31484,7 @@
         </w:tc>
         <w:tc>
           <w:tcPr>
-            <w:tcW w:w="1702" w:type="pct"/>
+            <w:tcW w:w="1677" w:type="pct"/>
             <w:shd w:val="clear" w:color="auto" w:fill="auto"/>
           </w:tcPr>
           <w:p>
@@ -31500,7 +31505,7 @@
         </w:tc>
         <w:tc>
           <w:tcPr>
-            <w:tcW w:w="1439" w:type="pct"/>
+            <w:tcW w:w="1407" w:type="pct"/>
             <w:shd w:val="clear" w:color="auto" w:fill="auto"/>
           </w:tcPr>
           <w:p>
@@ -31523,7 +31528,7 @@
       <w:tr>
         <w:tc>
           <w:tcPr>
-            <w:tcW w:w="1242" w:type="pct"/>
+            <w:tcW w:w="1253" w:type="pct"/>
             <w:shd w:val="clear" w:color="auto" w:fill="auto"/>
           </w:tcPr>
           <w:p>
@@ -31544,7 +31549,7 @@
         </w:tc>
         <w:tc>
           <w:tcPr>
-            <w:tcW w:w="617" w:type="pct"/>
+            <w:tcW w:w="662" w:type="pct"/>
             <w:shd w:val="clear" w:color="auto" w:fill="auto"/>
           </w:tcPr>
           <w:p>
@@ -31565,7 +31570,7 @@
         </w:tc>
         <w:tc>
           <w:tcPr>
-            <w:tcW w:w="1702" w:type="pct"/>
+            <w:tcW w:w="1677" w:type="pct"/>
             <w:shd w:val="clear" w:color="auto" w:fill="auto"/>
           </w:tcPr>
           <w:p>
@@ -31586,7 +31591,7 @@
         </w:tc>
         <w:tc>
           <w:tcPr>
-            <w:tcW w:w="1439" w:type="pct"/>
+            <w:tcW w:w="1407" w:type="pct"/>
             <w:shd w:val="clear" w:color="auto" w:fill="auto"/>
           </w:tcPr>
           <w:p>
@@ -31609,7 +31614,7 @@
       <w:tr>
         <w:tc>
           <w:tcPr>
-            <w:tcW w:w="1242" w:type="pct"/>
+            <w:tcW w:w="1253" w:type="pct"/>
             <w:shd w:val="clear" w:color="auto" w:fill="auto"/>
           </w:tcPr>
           <w:p>
@@ -31630,7 +31635,7 @@
         </w:tc>
         <w:tc>
           <w:tcPr>
-            <w:tcW w:w="617" w:type="pct"/>
+            <w:tcW w:w="662" w:type="pct"/>
             <w:shd w:val="clear" w:color="auto" w:fill="auto"/>
           </w:tcPr>
           <w:p>
@@ -31651,7 +31656,7 @@
         </w:tc>
         <w:tc>
           <w:tcPr>
-            <w:tcW w:w="1702" w:type="pct"/>
+            <w:tcW w:w="1677" w:type="pct"/>
             <w:shd w:val="clear" w:color="auto" w:fill="auto"/>
           </w:tcPr>
           <w:p>
@@ -31672,7 +31677,7 @@
         </w:tc>
         <w:tc>
           <w:tcPr>
-            <w:tcW w:w="1439" w:type="pct"/>
+            <w:tcW w:w="1407" w:type="pct"/>
             <w:shd w:val="clear" w:color="auto" w:fill="auto"/>
           </w:tcPr>
           <w:p>
@@ -31695,7 +31700,7 @@
       <w:tr>
         <w:tc>
           <w:tcPr>
-            <w:tcW w:w="1242" w:type="pct"/>
+            <w:tcW w:w="1253" w:type="pct"/>
             <w:shd w:val="clear" w:color="auto" w:fill="auto"/>
           </w:tcPr>
           <w:p>
@@ -31716,7 +31721,7 @@
         </w:tc>
         <w:tc>
           <w:tcPr>
-            <w:tcW w:w="617" w:type="pct"/>
+            <w:tcW w:w="662" w:type="pct"/>
             <w:shd w:val="clear" w:color="auto" w:fill="auto"/>
           </w:tcPr>
           <w:p>
@@ -31737,7 +31742,7 @@
         </w:tc>
         <w:tc>
           <w:tcPr>
-            <w:tcW w:w="1702" w:type="pct"/>
+            <w:tcW w:w="1677" w:type="pct"/>
             <w:shd w:val="clear" w:color="auto" w:fill="auto"/>
           </w:tcPr>
           <w:p>
@@ -31758,7 +31763,7 @@
         </w:tc>
         <w:tc>
           <w:tcPr>
-            <w:tcW w:w="1439" w:type="pct"/>
+            <w:tcW w:w="1407" w:type="pct"/>
             <w:shd w:val="clear" w:color="auto" w:fill="auto"/>
           </w:tcPr>
           <w:p>
@@ -31781,7 +31786,7 @@
       <w:tr>
         <w:tc>
           <w:tcPr>
-            <w:tcW w:w="1242" w:type="pct"/>
+            <w:tcW w:w="1253" w:type="pct"/>
             <w:shd w:val="clear" w:color="auto" w:fill="auto"/>
           </w:tcPr>
           <w:p>
@@ -31802,7 +31807,7 @@
         </w:tc>
         <w:tc>
           <w:tcPr>
-            <w:tcW w:w="617" w:type="pct"/>
+            <w:tcW w:w="662" w:type="pct"/>
             <w:shd w:val="clear" w:color="auto" w:fill="auto"/>
           </w:tcPr>
           <w:p>
@@ -31823,7 +31828,7 @@
         </w:tc>
         <w:tc>
           <w:tcPr>
-            <w:tcW w:w="1702" w:type="pct"/>
+            <w:tcW w:w="1677" w:type="pct"/>
             <w:shd w:val="clear" w:color="auto" w:fill="auto"/>
           </w:tcPr>
           <w:p>
@@ -31844,7 +31849,7 @@
         </w:tc>
         <w:tc>
           <w:tcPr>
-            <w:tcW w:w="1439" w:type="pct"/>
+            <w:tcW w:w="1407" w:type="pct"/>
             <w:shd w:val="clear" w:color="auto" w:fill="auto"/>
           </w:tcPr>
           <w:p>
@@ -31867,7 +31872,7 @@
       <w:tr>
         <w:tc>
           <w:tcPr>
-            <w:tcW w:w="1242" w:type="pct"/>
+            <w:tcW w:w="1253" w:type="pct"/>
             <w:shd w:val="clear" w:color="auto" w:fill="auto"/>
           </w:tcPr>
           <w:p>
@@ -31888,7 +31893,7 @@
         </w:tc>
         <w:tc>
           <w:tcPr>
-            <w:tcW w:w="617" w:type="pct"/>
+            <w:tcW w:w="662" w:type="pct"/>
             <w:shd w:val="clear" w:color="auto" w:fill="auto"/>
           </w:tcPr>
           <w:p>
@@ -31909,7 +31914,7 @@
         </w:tc>
         <w:tc>
           <w:tcPr>
-            <w:tcW w:w="1702" w:type="pct"/>
+            <w:tcW w:w="1677" w:type="pct"/>
             <w:shd w:val="clear" w:color="auto" w:fill="auto"/>
           </w:tcPr>
           <w:p>
@@ -31930,7 +31935,7 @@
         </w:tc>
         <w:tc>
           <w:tcPr>
-            <w:tcW w:w="1439" w:type="pct"/>
+            <w:tcW w:w="1407" w:type="pct"/>
             <w:shd w:val="clear" w:color="auto" w:fill="auto"/>
           </w:tcPr>
           <w:p>
@@ -31953,7 +31958,7 @@
       <w:tr>
         <w:tc>
           <w:tcPr>
-            <w:tcW w:w="1242" w:type="pct"/>
+            <w:tcW w:w="1253" w:type="pct"/>
             <w:shd w:val="clear" w:color="auto" w:fill="auto"/>
           </w:tcPr>
           <w:p>
@@ -31974,7 +31979,7 @@
         </w:tc>
         <w:tc>
           <w:tcPr>
-            <w:tcW w:w="617" w:type="pct"/>
+            <w:tcW w:w="662" w:type="pct"/>
             <w:shd w:val="clear" w:color="auto" w:fill="auto"/>
           </w:tcPr>
           <w:p>
@@ -31995,7 +32000,7 @@
         </w:tc>
         <w:tc>
           <w:tcPr>
-            <w:tcW w:w="1702" w:type="pct"/>
+            <w:tcW w:w="1677" w:type="pct"/>
             <w:shd w:val="clear" w:color="auto" w:fill="auto"/>
           </w:tcPr>
           <w:p>
@@ -32016,7 +32021,7 @@
         </w:tc>
         <w:tc>
           <w:tcPr>
-            <w:tcW w:w="1439" w:type="pct"/>
+            <w:tcW w:w="1407" w:type="pct"/>
             <w:shd w:val="clear" w:color="auto" w:fill="auto"/>
           </w:tcPr>
           <w:p>
@@ -32039,7 +32044,7 @@
       <w:tr>
         <w:tc>
           <w:tcPr>
-            <w:tcW w:w="1242" w:type="pct"/>
+            <w:tcW w:w="1253" w:type="pct"/>
             <w:shd w:val="clear" w:color="auto" w:fill="auto"/>
           </w:tcPr>
           <w:p>
@@ -32060,7 +32065,7 @@
         </w:tc>
         <w:tc>
           <w:tcPr>
-            <w:tcW w:w="617" w:type="pct"/>
+            <w:tcW w:w="662" w:type="pct"/>
             <w:shd w:val="clear" w:color="auto" w:fill="auto"/>
           </w:tcPr>
           <w:p>
@@ -32081,7 +32086,7 @@
         </w:tc>
         <w:tc>
           <w:tcPr>
-            <w:tcW w:w="1702" w:type="pct"/>
+            <w:tcW w:w="1677" w:type="pct"/>
             <w:shd w:val="clear" w:color="auto" w:fill="auto"/>
           </w:tcPr>
           <w:p>
@@ -32102,7 +32107,7 @@
         </w:tc>
         <w:tc>
           <w:tcPr>
-            <w:tcW w:w="1439" w:type="pct"/>
+            <w:tcW w:w="1407" w:type="pct"/>
             <w:shd w:val="clear" w:color="auto" w:fill="auto"/>
           </w:tcPr>
           <w:p>
@@ -32125,7 +32130,7 @@
       <w:tr>
         <w:tc>
           <w:tcPr>
-            <w:tcW w:w="1242" w:type="pct"/>
+            <w:tcW w:w="1253" w:type="pct"/>
             <w:shd w:val="clear" w:color="auto" w:fill="auto"/>
           </w:tcPr>
           <w:p>
@@ -32146,7 +32151,7 @@
         </w:tc>
         <w:tc>
           <w:tcPr>
-            <w:tcW w:w="617" w:type="pct"/>
+            <w:tcW w:w="662" w:type="pct"/>
             <w:shd w:val="clear" w:color="auto" w:fill="auto"/>
           </w:tcPr>
           <w:p>
@@ -32167,7 +32172,7 @@
         </w:tc>
         <w:tc>
           <w:tcPr>
-            <w:tcW w:w="1702" w:type="pct"/>
+            <w:tcW w:w="1677" w:type="pct"/>
             <w:shd w:val="clear" w:color="auto" w:fill="auto"/>
           </w:tcPr>
           <w:p>
@@ -32188,7 +32193,7 @@
         </w:tc>
         <w:tc>
           <w:tcPr>
-            <w:tcW w:w="1439" w:type="pct"/>
+            <w:tcW w:w="1407" w:type="pct"/>
             <w:shd w:val="clear" w:color="auto" w:fill="auto"/>
           </w:tcPr>
           <w:p>
@@ -32211,7 +32216,7 @@
       <w:tr>
         <w:tc>
           <w:tcPr>
-            <w:tcW w:w="1242" w:type="pct"/>
+            <w:tcW w:w="1253" w:type="pct"/>
             <w:shd w:val="clear" w:color="auto" w:fill="auto"/>
           </w:tcPr>
           <w:p>
@@ -32232,7 +32237,7 @@
         </w:tc>
         <w:tc>
           <w:tcPr>
-            <w:tcW w:w="617" w:type="pct"/>
+            <w:tcW w:w="662" w:type="pct"/>
             <w:shd w:val="clear" w:color="auto" w:fill="auto"/>
           </w:tcPr>
           <w:p>
@@ -32253,7 +32258,7 @@
         </w:tc>
         <w:tc>
           <w:tcPr>
-            <w:tcW w:w="1702" w:type="pct"/>
+            <w:tcW w:w="1677" w:type="pct"/>
             <w:shd w:val="clear" w:color="auto" w:fill="auto"/>
           </w:tcPr>
           <w:p>
@@ -32274,7 +32279,7 @@
         </w:tc>
         <w:tc>
           <w:tcPr>
-            <w:tcW w:w="1439" w:type="pct"/>
+            <w:tcW w:w="1407" w:type="pct"/>
             <w:shd w:val="clear" w:color="auto" w:fill="auto"/>
           </w:tcPr>
           <w:p>
@@ -32297,7 +32302,7 @@
       <w:tr>
         <w:tc>
           <w:tcPr>
-            <w:tcW w:w="1242" w:type="pct"/>
+            <w:tcW w:w="1253" w:type="pct"/>
             <w:shd w:val="clear" w:color="auto" w:fill="auto"/>
           </w:tcPr>
           <w:p>
@@ -32325,7 +32330,7 @@
         </w:tc>
         <w:tc>
           <w:tcPr>
-            <w:tcW w:w="617" w:type="pct"/>
+            <w:tcW w:w="662" w:type="pct"/>
             <w:shd w:val="clear" w:color="auto" w:fill="auto"/>
           </w:tcPr>
           <w:p>
@@ -32347,7 +32352,7 @@
         </w:tc>
         <w:tc>
           <w:tcPr>
-            <w:tcW w:w="1702" w:type="pct"/>
+            <w:tcW w:w="1677" w:type="pct"/>
             <w:shd w:val="clear" w:color="auto" w:fill="auto"/>
           </w:tcPr>
           <w:p>
@@ -32368,7 +32373,7 @@
         </w:tc>
         <w:tc>
           <w:tcPr>
-            <w:tcW w:w="1439" w:type="pct"/>
+            <w:tcW w:w="1407" w:type="pct"/>
             <w:shd w:val="clear" w:color="auto" w:fill="auto"/>
           </w:tcPr>
           <w:p>
@@ -32391,7 +32396,7 @@
       <w:tr>
         <w:tc>
           <w:tcPr>
-            <w:tcW w:w="1242" w:type="pct"/>
+            <w:tcW w:w="1253" w:type="pct"/>
             <w:shd w:val="clear" w:color="auto" w:fill="auto"/>
           </w:tcPr>
           <w:p>
@@ -32412,7 +32417,7 @@
         </w:tc>
         <w:tc>
           <w:tcPr>
-            <w:tcW w:w="617" w:type="pct"/>
+            <w:tcW w:w="662" w:type="pct"/>
             <w:shd w:val="clear" w:color="auto" w:fill="auto"/>
           </w:tcPr>
           <w:p>
@@ -32433,7 +32438,7 @@
         </w:tc>
         <w:tc>
           <w:tcPr>
-            <w:tcW w:w="1702" w:type="pct"/>
+            <w:tcW w:w="1677" w:type="pct"/>
             <w:shd w:val="clear" w:color="auto" w:fill="auto"/>
           </w:tcPr>
           <w:p>
@@ -32454,7 +32459,7 @@
         </w:tc>
         <w:tc>
           <w:tcPr>
-            <w:tcW w:w="1439" w:type="pct"/>
+            <w:tcW w:w="1407" w:type="pct"/>
             <w:shd w:val="clear" w:color="auto" w:fill="auto"/>
           </w:tcPr>
           <w:p>
@@ -32477,7 +32482,7 @@
       <w:tr>
         <w:tc>
           <w:tcPr>
-            <w:tcW w:w="1242" w:type="pct"/>
+            <w:tcW w:w="1253" w:type="pct"/>
             <w:shd w:val="clear" w:color="auto" w:fill="auto"/>
           </w:tcPr>
           <w:p>
@@ -32498,7 +32503,7 @@
         </w:tc>
         <w:tc>
           <w:tcPr>
-            <w:tcW w:w="617" w:type="pct"/>
+            <w:tcW w:w="662" w:type="pct"/>
             <w:shd w:val="clear" w:color="auto" w:fill="auto"/>
           </w:tcPr>
           <w:p>
@@ -32519,7 +32524,7 @@
         </w:tc>
         <w:tc>
           <w:tcPr>
-            <w:tcW w:w="1702" w:type="pct"/>
+            <w:tcW w:w="1677" w:type="pct"/>
             <w:shd w:val="clear" w:color="auto" w:fill="auto"/>
           </w:tcPr>
           <w:p>
@@ -32540,7 +32545,7 @@
         </w:tc>
         <w:tc>
           <w:tcPr>
-            <w:tcW w:w="1439" w:type="pct"/>
+            <w:tcW w:w="1407" w:type="pct"/>
             <w:shd w:val="clear" w:color="auto" w:fill="auto"/>
           </w:tcPr>
           <w:p>
@@ -32563,7 +32568,7 @@
       <w:tr>
         <w:tc>
           <w:tcPr>
-            <w:tcW w:w="1242" w:type="pct"/>
+            <w:tcW w:w="1253" w:type="pct"/>
             <w:shd w:val="clear" w:color="auto" w:fill="auto"/>
           </w:tcPr>
           <w:p>
@@ -32584,7 +32589,7 @@
         </w:tc>
         <w:tc>
           <w:tcPr>
-            <w:tcW w:w="617" w:type="pct"/>
+            <w:tcW w:w="662" w:type="pct"/>
             <w:shd w:val="clear" w:color="auto" w:fill="auto"/>
           </w:tcPr>
           <w:p>
@@ -32605,7 +32610,7 @@
         </w:tc>
         <w:tc>
           <w:tcPr>
-            <w:tcW w:w="1702" w:type="pct"/>
+            <w:tcW w:w="1677" w:type="pct"/>
             <w:shd w:val="clear" w:color="auto" w:fill="auto"/>
           </w:tcPr>
           <w:p>
@@ -32626,7 +32631,7 @@
         </w:tc>
         <w:tc>
           <w:tcPr>
-            <w:tcW w:w="1439" w:type="pct"/>
+            <w:tcW w:w="1407" w:type="pct"/>
             <w:shd w:val="clear" w:color="auto" w:fill="auto"/>
           </w:tcPr>
           <w:p>
@@ -32649,7 +32654,7 @@
       <w:tr>
         <w:tc>
           <w:tcPr>
-            <w:tcW w:w="1242" w:type="pct"/>
+            <w:tcW w:w="1253" w:type="pct"/>
             <w:shd w:val="clear" w:color="auto" w:fill="auto"/>
           </w:tcPr>
           <w:p>
@@ -32670,7 +32675,7 @@
         </w:tc>
         <w:tc>
           <w:tcPr>
-            <w:tcW w:w="617" w:type="pct"/>
+            <w:tcW w:w="662" w:type="pct"/>
             <w:shd w:val="clear" w:color="auto" w:fill="auto"/>
           </w:tcPr>
           <w:p>
@@ -32691,7 +32696,7 @@
         </w:tc>
         <w:tc>
           <w:tcPr>
-            <w:tcW w:w="1702" w:type="pct"/>
+            <w:tcW w:w="1677" w:type="pct"/>
             <w:shd w:val="clear" w:color="auto" w:fill="auto"/>
           </w:tcPr>
           <w:p>
@@ -32712,7 +32717,7 @@
         </w:tc>
         <w:tc>
           <w:tcPr>
-            <w:tcW w:w="1439" w:type="pct"/>
+            <w:tcW w:w="1407" w:type="pct"/>
             <w:shd w:val="clear" w:color="auto" w:fill="auto"/>
           </w:tcPr>
           <w:p>
@@ -32735,7 +32740,7 @@
       <w:tr>
         <w:tc>
           <w:tcPr>
-            <w:tcW w:w="1242" w:type="pct"/>
+            <w:tcW w:w="1253" w:type="pct"/>
             <w:shd w:val="clear" w:color="auto" w:fill="auto"/>
           </w:tcPr>
           <w:p>
@@ -32756,7 +32761,7 @@
         </w:tc>
         <w:tc>
           <w:tcPr>
-            <w:tcW w:w="617" w:type="pct"/>
+            <w:tcW w:w="662" w:type="pct"/>
             <w:shd w:val="clear" w:color="auto" w:fill="auto"/>
           </w:tcPr>
           <w:p>
@@ -32777,7 +32782,7 @@
         </w:tc>
         <w:tc>
           <w:tcPr>
-            <w:tcW w:w="1702" w:type="pct"/>
+            <w:tcW w:w="1677" w:type="pct"/>
             <w:shd w:val="clear" w:color="auto" w:fill="auto"/>
           </w:tcPr>
           <w:p>
@@ -32798,7 +32803,7 @@
         </w:tc>
         <w:tc>
           <w:tcPr>
-            <w:tcW w:w="1439" w:type="pct"/>
+            <w:tcW w:w="1407" w:type="pct"/>
             <w:shd w:val="clear" w:color="auto" w:fill="auto"/>
           </w:tcPr>
           <w:p>
@@ -32821,7 +32826,7 @@
       <w:tr>
         <w:tc>
           <w:tcPr>
-            <w:tcW w:w="1242" w:type="pct"/>
+            <w:tcW w:w="1253" w:type="pct"/>
             <w:shd w:val="clear" w:color="auto" w:fill="auto"/>
           </w:tcPr>
           <w:p>
@@ -32842,7 +32847,7 @@
         </w:tc>
         <w:tc>
           <w:tcPr>
-            <w:tcW w:w="617" w:type="pct"/>
+            <w:tcW w:w="662" w:type="pct"/>
             <w:shd w:val="clear" w:color="auto" w:fill="auto"/>
           </w:tcPr>
           <w:p>
@@ -32863,7 +32868,7 @@
         </w:tc>
         <w:tc>
           <w:tcPr>
-            <w:tcW w:w="1702" w:type="pct"/>
+            <w:tcW w:w="1677" w:type="pct"/>
             <w:shd w:val="clear" w:color="auto" w:fill="auto"/>
           </w:tcPr>
           <w:p>
@@ -32884,7 +32889,7 @@
         </w:tc>
         <w:tc>
           <w:tcPr>
-            <w:tcW w:w="1439" w:type="pct"/>
+            <w:tcW w:w="1407" w:type="pct"/>
             <w:shd w:val="clear" w:color="auto" w:fill="auto"/>
           </w:tcPr>
           <w:p>
@@ -32907,7 +32912,7 @@
       <w:tr>
         <w:tc>
           <w:tcPr>
-            <w:tcW w:w="1242" w:type="pct"/>
+            <w:tcW w:w="1253" w:type="pct"/>
             <w:shd w:val="clear" w:color="auto" w:fill="auto"/>
           </w:tcPr>
           <w:p>
@@ -32928,7 +32933,7 @@
         </w:tc>
         <w:tc>
           <w:tcPr>
-            <w:tcW w:w="617" w:type="pct"/>
+            <w:tcW w:w="662" w:type="pct"/>
             <w:shd w:val="clear" w:color="auto" w:fill="auto"/>
           </w:tcPr>
           <w:p>
@@ -32949,7 +32954,7 @@
         </w:tc>
         <w:tc>
           <w:tcPr>
-            <w:tcW w:w="1702" w:type="pct"/>
+            <w:tcW w:w="1677" w:type="pct"/>
             <w:shd w:val="clear" w:color="auto" w:fill="auto"/>
           </w:tcPr>
           <w:p>
@@ -32970,7 +32975,7 @@
         </w:tc>
         <w:tc>
           <w:tcPr>
-            <w:tcW w:w="1439" w:type="pct"/>
+            <w:tcW w:w="1407" w:type="pct"/>
             <w:shd w:val="clear" w:color="auto" w:fill="auto"/>
           </w:tcPr>
           <w:p>
@@ -32993,7 +32998,7 @@
       <w:tr>
         <w:tc>
           <w:tcPr>
-            <w:tcW w:w="1242" w:type="pct"/>
+            <w:tcW w:w="1253" w:type="pct"/>
             <w:shd w:val="clear" w:color="auto" w:fill="auto"/>
           </w:tcPr>
           <w:p>
@@ -33014,7 +33019,7 @@
         </w:tc>
         <w:tc>
           <w:tcPr>
-            <w:tcW w:w="617" w:type="pct"/>
+            <w:tcW w:w="662" w:type="pct"/>
             <w:shd w:val="clear" w:color="auto" w:fill="auto"/>
           </w:tcPr>
           <w:p>
@@ -33035,7 +33040,7 @@
         </w:tc>
         <w:tc>
           <w:tcPr>
-            <w:tcW w:w="1702" w:type="pct"/>
+            <w:tcW w:w="1677" w:type="pct"/>
             <w:shd w:val="clear" w:color="auto" w:fill="auto"/>
           </w:tcPr>
           <w:p>
@@ -33056,7 +33061,7 @@
         </w:tc>
         <w:tc>
           <w:tcPr>
-            <w:tcW w:w="1439" w:type="pct"/>
+            <w:tcW w:w="1407" w:type="pct"/>
             <w:shd w:val="clear" w:color="auto" w:fill="auto"/>
           </w:tcPr>
           <w:p>
@@ -33079,77 +33084,85 @@
       <w:tr>
         <w:tc>
           <w:tcPr>
-            <w:tcW w:w="1242" w:type="pct"/>
-            <w:shd w:val="clear" w:color="auto" w:fill="auto"/>
-          </w:tcPr>
-          <w:p>
-            <w:pPr>
-              <w:pStyle w:val="CompactoOE3"/>
-              <w:spacing w:after="0"/>
-              <w:rPr>
-                <w:sz w:val="18"/>
-              </w:rPr>
-            </w:pPr>
-            <w:r>
-              <w:rPr>
-                <w:sz w:val="18"/>
-              </w:rPr>
-              <w:t>Posterior al corte: el arte final de los personajes trae seis expresiones y extremidades en dos tramos</w:t>
-            </w:r>
-          </w:p>
-        </w:tc>
-        <w:tc>
-          <w:tcPr>
-            <w:tcW w:w="617" w:type="pct"/>
-            <w:shd w:val="clear" w:color="auto" w:fill="auto"/>
-          </w:tcPr>
-          <w:p>
-            <w:pPr>
-              <w:pStyle w:val="CompactoOE3"/>
-              <w:spacing w:after="0"/>
-              <w:rPr>
-                <w:sz w:val="18"/>
-              </w:rPr>
-            </w:pPr>
-            <w:r>
-              <w:rPr>
-                <w:sz w:val="18"/>
-              </w:rPr>
+            <w:tcW w:w="1253" w:type="pct"/>
+            <w:shd w:val="clear" w:color="auto" w:fill="auto"/>
+          </w:tcPr>
+          <w:p>
+            <w:pPr>
+              <w:pStyle w:val="CompactoOE3"/>
+              <w:spacing w:after="0"/>
+              <w:rPr>
+                <w:sz w:val="18"/>
+              </w:rPr>
+            </w:pPr>
+            <w:r>
+              <w:rPr>
+                <w:sz w:val="18"/>
+              </w:rPr>
+              <w:t xml:space="preserve">Posterior al corte: el arte final de los personajes trae seis expresiones y </w:t>
+            </w:r>
+            <w:r>
+              <w:rPr>
+                <w:sz w:val="18"/>
+              </w:rPr>
+              <w:lastRenderedPageBreak/>
+              <w:t>extremidades en dos tramos</w:t>
+            </w:r>
+          </w:p>
+        </w:tc>
+        <w:tc>
+          <w:tcPr>
+            <w:tcW w:w="662" w:type="pct"/>
+            <w:shd w:val="clear" w:color="auto" w:fill="auto"/>
+          </w:tcPr>
+          <w:p>
+            <w:pPr>
+              <w:pStyle w:val="CompactoOE3"/>
+              <w:spacing w:after="0"/>
+              <w:rPr>
+                <w:sz w:val="18"/>
+              </w:rPr>
+            </w:pPr>
+            <w:r>
+              <w:rPr>
+                <w:sz w:val="18"/>
+              </w:rPr>
+              <w:lastRenderedPageBreak/>
               <w:t>INC-131 (05/10)</w:t>
             </w:r>
           </w:p>
         </w:tc>
         <w:tc>
           <w:tcPr>
-            <w:tcW w:w="1702" w:type="pct"/>
-            <w:shd w:val="clear" w:color="auto" w:fill="auto"/>
-          </w:tcPr>
-          <w:p>
-            <w:pPr>
-              <w:pStyle w:val="CompactoOE3"/>
-              <w:spacing w:after="0"/>
-              <w:rPr>
-                <w:sz w:val="18"/>
-              </w:rPr>
-            </w:pPr>
-            <w:r>
-              <w:rPr>
-                <w:sz w:val="18"/>
-              </w:rPr>
-              <w:t xml:space="preserve">Decisión de Santiago Benavides Rey que levanta INC-108 (una sola cara) y la regla de una sola imagen por forma de Algoritm, para el arte final; el 08/10 la levantó </w:t>
+            <w:tcW w:w="1677" w:type="pct"/>
+            <w:shd w:val="clear" w:color="auto" w:fill="auto"/>
+          </w:tcPr>
+          <w:p>
+            <w:pPr>
+              <w:pStyle w:val="CompactoOE3"/>
+              <w:spacing w:after="0"/>
+              <w:rPr>
+                <w:sz w:val="18"/>
+              </w:rPr>
+            </w:pPr>
+            <w:r>
+              <w:rPr>
+                <w:sz w:val="18"/>
+              </w:rPr>
+              <w:t xml:space="preserve">Decisión de Santiago Benavides Rey que levanta INC-108 (una sola cara) y la regla de una sola imagen por forma de Algoritm, para el </w:t>
             </w:r>
             <w:r>
               <w:rPr>
                 <w:sz w:val="18"/>
               </w:rPr>
               <w:lastRenderedPageBreak/>
-              <w:t>también para el arte provisional de Algoritm</w:t>
-            </w:r>
-          </w:p>
-        </w:tc>
-        <w:tc>
-          <w:tcPr>
-            <w:tcW w:w="1439" w:type="pct"/>
+              <w:t>arte final; el 08/10 la levantó también para el arte provisional de Algoritm</w:t>
+            </w:r>
+          </w:p>
+        </w:tc>
+        <w:tc>
+          <w:tcPr>
+            <w:tcW w:w="1407" w:type="pct"/>
             <w:shd w:val="clear" w:color="auto" w:fill="auto"/>
           </w:tcPr>
           <w:p>
@@ -33165,14 +33178,14 @@
                 <w:sz w:val="18"/>
               </w:rPr>
               <w:lastRenderedPageBreak/>
-              <w:t xml:space="preserve">Recogido en dirección de arte, Interfaces e índice de sprites (05/10); la familia tiene arte final desde el 06/10 y Algoritm se dibuja por partes, con arte </w:t>
+              <w:t xml:space="preserve">Recogido en dirección de arte, Interfaces e índice de sprites (05/10); la familia tiene arte final desde el 06/10 </w:t>
             </w:r>
             <w:r>
               <w:rPr>
                 <w:sz w:val="18"/>
               </w:rPr>
               <w:lastRenderedPageBreak/>
-              <w:t>provisional, desde el 08/10</w:t>
+              <w:t>y Algoritm se dibuja por partes, con arte provisional, desde el 08/10</w:t>
             </w:r>
           </w:p>
         </w:tc>
@@ -33180,7 +33193,7 @@
       <w:tr>
         <w:tc>
           <w:tcPr>
-            <w:tcW w:w="1242" w:type="pct"/>
+            <w:tcW w:w="1253" w:type="pct"/>
             <w:shd w:val="clear" w:color="auto" w:fill="auto"/>
           </w:tcPr>
           <w:p>
@@ -33202,7 +33215,7 @@
         </w:tc>
         <w:tc>
           <w:tcPr>
-            <w:tcW w:w="617" w:type="pct"/>
+            <w:tcW w:w="662" w:type="pct"/>
             <w:shd w:val="clear" w:color="auto" w:fill="auto"/>
           </w:tcPr>
           <w:p>
@@ -33223,28 +33236,28 @@
         </w:tc>
         <w:tc>
           <w:tcPr>
-            <w:tcW w:w="1702" w:type="pct"/>
-            <w:shd w:val="clear" w:color="auto" w:fill="auto"/>
-          </w:tcPr>
-          <w:p>
-            <w:pPr>
-              <w:pStyle w:val="CompactoOE3"/>
-              <w:spacing w:after="0"/>
-              <w:rPr>
-                <w:sz w:val="18"/>
-              </w:rPr>
-            </w:pPr>
-            <w:r>
-              <w:rPr>
-                <w:sz w:val="18"/>
-              </w:rPr>
-              <w:t>Con el orden de dibujo anterior los brazos quedaban ocultos tras la cabeza y el cuerpo; en Algoritm las manos van sobre la cara</w:t>
-            </w:r>
-          </w:p>
-        </w:tc>
-        <w:tc>
-          <w:tcPr>
-            <w:tcW w:w="1439" w:type="pct"/>
+            <w:tcW w:w="1677" w:type="pct"/>
+            <w:shd w:val="clear" w:color="auto" w:fill="auto"/>
+          </w:tcPr>
+          <w:p>
+            <w:pPr>
+              <w:pStyle w:val="CompactoOE3"/>
+              <w:spacing w:after="0"/>
+              <w:rPr>
+                <w:sz w:val="18"/>
+              </w:rPr>
+            </w:pPr>
+            <w:r>
+              <w:rPr>
+                <w:sz w:val="18"/>
+              </w:rPr>
+              <w:t>Con el orden de dibujo anterior los brazos quedaban ocultos tras la cabeza y el cuerpo; en Algoritm las manos iban sobre la cara (hasta INC-147, 09/10: sus brazos van detrás de todo el cuerpo)</w:t>
+            </w:r>
+          </w:p>
+        </w:tc>
+        <w:tc>
+          <w:tcPr>
+            <w:tcW w:w="1407" w:type="pct"/>
             <w:shd w:val="clear" w:color="auto" w:fill="auto"/>
           </w:tcPr>
           <w:p>
@@ -33280,7 +33293,7 @@
       <w:tr>
         <w:tc>
           <w:tcPr>
-            <w:tcW w:w="1242" w:type="pct"/>
+            <w:tcW w:w="1253" w:type="pct"/>
             <w:shd w:val="clear" w:color="auto" w:fill="auto"/>
           </w:tcPr>
           <w:p>
@@ -33301,7 +33314,7 @@
         </w:tc>
         <w:tc>
           <w:tcPr>
-            <w:tcW w:w="617" w:type="pct"/>
+            <w:tcW w:w="662" w:type="pct"/>
             <w:shd w:val="clear" w:color="auto" w:fill="auto"/>
           </w:tcPr>
           <w:p>
@@ -33322,7 +33335,7 @@
         </w:tc>
         <w:tc>
           <w:tcPr>
-            <w:tcW w:w="1702" w:type="pct"/>
+            <w:tcW w:w="1677" w:type="pct"/>
             <w:shd w:val="clear" w:color="auto" w:fill="auto"/>
           </w:tcPr>
           <w:p>
@@ -33343,7 +33356,7 @@
         </w:tc>
         <w:tc>
           <w:tcPr>
-            <w:tcW w:w="1439" w:type="pct"/>
+            <w:tcW w:w="1407" w:type="pct"/>
             <w:shd w:val="clear" w:color="auto" w:fill="auto"/>
           </w:tcPr>
           <w:p>
@@ -33385,6 +33398,92 @@
                 <w:sz w:val="18"/>
               </w:rPr>
               <w:t>); el húmero sigue detrás del torso y Papá lleva la cabeza delante de él</w:t>
+            </w:r>
+          </w:p>
+        </w:tc>
+      </w:tr>
+      <w:tr>
+        <w:tc>
+          <w:tcPr>
+            <w:tcW w:w="1253" w:type="pct"/>
+            <w:shd w:val="clear" w:color="auto" w:fill="auto"/>
+          </w:tcPr>
+          <w:p>
+            <w:pPr>
+              <w:pStyle w:val="CompactoOE3"/>
+              <w:spacing w:after="0"/>
+              <w:rPr>
+                <w:sz w:val="18"/>
+              </w:rPr>
+            </w:pPr>
+            <w:r>
+              <w:rPr>
+                <w:sz w:val="18"/>
+              </w:rPr>
+              <w:t>Posterior al corte: la familia se ve de perfil al moverse; el parpadeo es de dos cuadros; el diseño nuevo de Algoritm es el oficial</w:t>
+            </w:r>
+          </w:p>
+        </w:tc>
+        <w:tc>
+          <w:tcPr>
+            <w:tcW w:w="662" w:type="pct"/>
+            <w:shd w:val="clear" w:color="auto" w:fill="auto"/>
+          </w:tcPr>
+          <w:p>
+            <w:pPr>
+              <w:pStyle w:val="CompactoOE3"/>
+              <w:spacing w:after="0"/>
+              <w:rPr>
+                <w:sz w:val="18"/>
+              </w:rPr>
+            </w:pPr>
+            <w:r>
+              <w:rPr>
+                <w:sz w:val="18"/>
+              </w:rPr>
+              <w:t>INC-134, INC-135 e INC-136 (09/10)</w:t>
+            </w:r>
+          </w:p>
+        </w:tc>
+        <w:tc>
+          <w:tcPr>
+            <w:tcW w:w="1677" w:type="pct"/>
+            <w:shd w:val="clear" w:color="auto" w:fill="auto"/>
+          </w:tcPr>
+          <w:p>
+            <w:pPr>
+              <w:pStyle w:val="CompactoOE3"/>
+              <w:spacing w:after="0"/>
+              <w:rPr>
+                <w:sz w:val="18"/>
+              </w:rPr>
+            </w:pPr>
+            <w:r>
+              <w:rPr>
+                <w:sz w:val="18"/>
+              </w:rPr>
+              <w:t>Decisiones de Santiago Benavides Rey con la llegada del arte de perfil y del Algoritm nuevo: la dirección de arte pedía un ciclo único que se voltea, un parpadeo de tres cuadros y una llama con franja de cinco bandas</w:t>
+            </w:r>
+          </w:p>
+        </w:tc>
+        <w:tc>
+          <w:tcPr>
+            <w:tcW w:w="1407" w:type="pct"/>
+            <w:shd w:val="clear" w:color="auto" w:fill="auto"/>
+          </w:tcPr>
+          <w:p>
+            <w:pPr>
+              <w:pStyle w:val="CompactoOE3"/>
+              <w:spacing w:after="0"/>
+              <w:rPr>
+                <w:sz w:val="18"/>
+              </w:rPr>
+            </w:pPr>
+            <w:r>
+              <w:rPr>
+                <w:sz w:val="18"/>
+              </w:rPr>
+              <w:t>Recogido en dirección de arte, interfaces e índice de sprites (09/10); el guion y el trabajo de grado radicados aún describen el Algoritm anterior y esperan la autorización de Santiago</w:t>
             </w:r>
           </w:p>
         </w:tc>
@@ -33406,7 +33505,11 @@
         <w:pStyle w:val="TextoOE3"/>
       </w:pPr>
       <w:r>
-        <w:t>El acta D07 (19/09/2026) precisó la puesta en escena del Nivel 3. El ensamblaje ocurre sobre el río, para que el estudiante vea de dónde salió cada material. El mástil está entre los troncos como trampa deliberada de la base, de modo que el error tenga una causa localizable, y se detecta al validar la base con «Listo» o con la prueba anticipada. La escena 3.2 narra el fallo sin reiniciar el ensamblaje (Anexo D, apartado 3).</w:t>
+        <w:t xml:space="preserve">El acta D07 (19/09/2026) precisó la puesta en escena del Nivel 3. El ensamblaje ocurre sobre el río, para que el estudiante vea de dónde salió cada material. El mástil está entre los troncos como trampa deliberada de la base, de modo que el error tenga una causa </w:t>
+      </w:r>
+      <w:r>
+        <w:lastRenderedPageBreak/>
+        <w:t>localizable, y se detecta al validar la base con «Listo» o con la prueba anticipada. La escena 3.2 narra el fallo sin reiniciar el ensamblaje (Anexo D, apartado 3).</w:t>
       </w:r>
     </w:p>
     <w:p>
@@ -33418,7 +33521,7 @@
       <w:pPr>
         <w:pStyle w:val="Ttulo1"/>
       </w:pPr>
-      <w:bookmarkStart w:id="30" w:name="_Toc242400523"/>
+      <w:bookmarkStart w:id="30" w:name="_Toc242441349"/>
       <w:r>
         <w:lastRenderedPageBreak/>
         <w:t>6. ANDAMIAJE PEDAGÓGICO, RETROALIMENTACIÓN Y REGISTRO</w:t>
@@ -33449,7 +33552,7 @@
       <w:pPr>
         <w:pStyle w:val="Ttulo2"/>
       </w:pPr>
-      <w:bookmarkStart w:id="31" w:name="_Toc242400524"/>
+      <w:bookmarkStart w:id="31" w:name="_Toc242441350"/>
       <w:r>
         <w:t>6.1 El guía Algoritm y las pistas</w:t>
       </w:r>
@@ -33463,7 +33566,7 @@
         <w:t>El guía se llama Algoritm, decisión del 02/09/2026 que cerró el punto PG-02 (INC-44), y cambia de forma en cada nivel porque su cuerpo es el material del descubrimiento (INC-45): es una llama con extremidades en el Nivel 1, y la misma figura recoloreada en madera y en agua en los Niveles 2 y 3 (INC-52; véase el apartado 7.2). Aparece animado en las narrativas, deja al caminar una estela de puntos de luz y ocupa, con la forma de su nivel, el botón de ayuda de las cinco escenas jugables (Anexo F, apartados 2.</w:t>
       </w:r>
       <w:r>
-        <w:t xml:space="preserve">3 y 2.4). Después del corte, el 05 y el 06/10/2026, su rig pasó a tener brazos, piernas, codos y rodillas en dos tramos, y ojos y boca sobre el cuerpo, sin cuello (INC-131). Sus brazos van delante del cuerpo y sus manos sobre la cara (INC-132). Desde el 08/10/2026 brazos y piernas se mueven por separado, porque su arte provisional se recortó en nueve piezas por forma, y saluda en los créditos con el gesto </w:t>
+        <w:t xml:space="preserve">3 y 2.4). Después del corte, el 05 y el 06/10/2026, su rig pasó a tener brazos, piernas, codos y rodillas en dos tramos, y ojos y boca sobre el cuerpo, sin cuello (INC-131). Sus brazos iban delante del cuerpo, con las manos sobre la cara (INC-132), y desde el 09/10/2026 van detrás de todo el cuerpo (INC-147). Desde el 08/10/2026 brazos y piernas se mueven por separado, porque su arte provisional se recortó en nueve piezas por forma, y saluda en los créditos con el gesto </w:t>
       </w:r>
       <w:r>
         <w:rPr>
@@ -33472,10 +33575,10 @@
         <w:t>Wave</w:t>
       </w:r>
       <w:r>
-        <w:t>; los ojos y la boca siguen apagados hasta que llegue el arte final de sus tres formas (Anexo F, ap</w:t>
-      </w:r>
-      <w:r>
-        <w:t>artado 2.12).</w:t>
+        <w:t xml:space="preserve"> (Anexo F, apartado 2.12). El 09/</w:t>
+      </w:r>
+      <w:r>
+        <w:t>10/2026 su diseño final sustituyó ese corte (INC-136): ya no es una sola llama recoloreada sino tres siluetas, llama, disco de madera y gota, con una pantaloneta de cuadros en lugar de la franja, dibujadas en siete piezas por forma y con la pierna entera; su cara es provisional, sin parpadeo ni habla, hasta que el artista entregue la suya (Anexo F, apartado 2.13).</w:t>
       </w:r>
     </w:p>
     <w:p>
@@ -33524,6 +33627,7 @@
         </w:numPr>
       </w:pPr>
       <w:r>
+        <w:lastRenderedPageBreak/>
         <w:t>La pista llega sola al tercer intento fallido consecutivo en una misma tarea, con un umbral fijo; orienta con una pregunta y nunca nombra la respuesta. Un acierto o el cambio de tarea reinician la cuenta.</w:t>
       </w:r>
     </w:p>
@@ -33532,11 +33636,10 @@
         <w:pStyle w:val="PrimerprrafoOE3"/>
       </w:pPr>
       <w:r>
-        <w:t xml:space="preserve">La política es por fase, porque el Nivel 2 tiene tres tareas distintas, y las pistas de ese nivel figuran en el guion desde el 29/09/2026 (INC-64). En el primer momento del Nivel 1, «Pista» </w:t>
-      </w:r>
-      <w:r>
-        <w:lastRenderedPageBreak/>
-        <w:t>dibuja además el círculo de reunión. En la recolección del Nivel 3 recoger no falla, así que solo opera la ayuda a demanda; en el ensamblaje cuentan para la pista la fase rechazada y la prueba de la balsa fallida, también la anticipada (INC-122). El botón de ayuda del Nivel 1 pulsa de forma continua y los de los Niveles 2 y 3 no pulsan, como recoge la dirección de arte. La Tabla 6.1 reúne las tareas del guía con un ejemplo de pista.</w:t>
+        <w:t xml:space="preserve">La política es por fase, porque el Nivel 2 tiene tres tareas distintas, y las pistas de ese nivel figuran en el guion desde el 29/09/2026 (INC-64). En el primer momento del Nivel 1, «Pista» dibuja además el círculo de reunión. En la recolección del Nivel 3 recoger no falla, así que solo opera la ayuda a demanda; en el ensamblaje cuentan para la pista la fase rechazada y la prueba de la balsa fallida, también la anticipada (INC-122). El botón de ayuda del Nivel 1 pulsa de forma continua y los de los Niveles </w:t>
+      </w:r>
+      <w:r>
+        <w:t>2 y 3 no pulsan, como recoge la dirección de arte. La Tabla 6.1 reúne las tareas del guía con un ejemplo de pista.</w:t>
       </w:r>
     </w:p>
     <w:p>
@@ -33879,7 +33982,7 @@
       <w:pPr>
         <w:pStyle w:val="Ttulo2"/>
       </w:pPr>
-      <w:bookmarkStart w:id="32" w:name="_Toc242400525"/>
+      <w:bookmarkStart w:id="32" w:name="_Toc242441351"/>
       <w:r>
         <w:t>6.2 Retroalimentación sin derrota ni puntajes</w:t>
       </w:r>
@@ -34149,6 +34252,7 @@
               <w:rPr>
                 <w:sz w:val="18"/>
               </w:rPr>
+              <w:lastRenderedPageBreak/>
               <w:t>Lo aprobado no se pierde</w:t>
             </w:r>
           </w:p>
@@ -34279,7 +34383,6 @@
               <w:rPr>
                 <w:sz w:val="18"/>
               </w:rPr>
-              <w:lastRenderedPageBreak/>
               <w:t>Ni sonido ni gesto de fallo</w:t>
             </w:r>
           </w:p>
@@ -34472,7 +34575,11 @@
         <w:t>LevelSummary_CP03_NoExisteClaseDePuntajeEnElProyecto</w:t>
       </w:r>
       <w:r>
-        <w:t>) ni miembro de puntaje en el perfil. Tres pruebas comprueban por reflexión que los indicadores de ningún nivel llegan a la interfaz del estudiante, y un barrido recorre diez tipos de contenido en busca de cifras en los textos que el estudiante ve (Anexo G, apartado 2.2). Los números que sí aparecen en pantalla no miden desempeño: el contador de avance que exige RF-24 en el bosque («Troncos redondos: n de 5») o la cuenta de casillas que el estudiante asign</w:t>
+        <w:t xml:space="preserve">) ni miembro de puntaje en el perfil. Tres pruebas comprueban por reflexión que los indicadores de ningún nivel llegan a la interfaz del </w:t>
+      </w:r>
+      <w:r>
+        <w:lastRenderedPageBreak/>
+        <w:t>estudiante, y un barrido recorre diez tipos de contenido en busca de cifras en los textos que el estudiante ve (Anexo G, apartado 2.2). Los números que sí aparecen en pantalla no miden desempeño: el contador de avance que exige RF-24 en el bosque («Troncos redondos: n de 5») o la cuenta de casillas que el estudiante asign</w:t>
       </w:r>
       <w:r>
         <w:t>a a un bloque del laberinto.</w:t>
@@ -34482,9 +34589,8 @@
       <w:pPr>
         <w:pStyle w:val="Ttulo2"/>
       </w:pPr>
-      <w:bookmarkStart w:id="33" w:name="_Toc242400526"/>
-      <w:r>
-        <w:lastRenderedPageBreak/>
+      <w:bookmarkStart w:id="33" w:name="_Toc242441352"/>
+      <w:r>
         <w:t>6.3 Cierre reflexivo de cada nivel</w:t>
       </w:r>
       <w:bookmarkEnd w:id="33"/>
@@ -34513,7 +34619,10 @@
         <w:t>Tabla 6.3.</w:t>
       </w:r>
       <w:r>
-        <w:t xml:space="preserve"> Habilidad nombrada al cerrar cada nivel.</w:t>
+        <w:t xml:space="preserve"> </w:t>
+      </w:r>
+      <w:r>
+        <w:t>Habilidad nombrada al cerrar cada nivel.</w:t>
       </w:r>
     </w:p>
     <w:tbl>
@@ -34916,7 +35025,11 @@
         <w:t>LevelSummary_CP07_ElCierreReflexivoNoEsOmitibleLaPrimeraVez</w:t>
       </w:r>
       <w:r>
-        <w:t>). Como la lista cerrada de datos persistidos (RNF-09) no incluye las escenas vistas, un cierre reflexivo cuenta como visto cuando el nivel siguiente ya está alcanzado; por eso el flujo muestra primero el cierre y después desbloquea. Desde el 29/09/2026 el recorrido automatizado del Nivel 2 exige llegar a la escena 2.5 con el Nivel 3 todavía bloqueado y sin «Omitir», y ese día se corrigió un doble clic que, al salir de un cierre ya visto, saltaba el</w:t>
+        <w:t xml:space="preserve">). Como la lista cerrada de datos persistidos (RNF-09) no incluye las escenas vistas, un cierre reflexivo cuenta como visto cuando el nivel siguiente ya está alcanzado; por eso el flujo muestra primero el cierre y después desbloquea. Desde el 29/09/2026 el recorrido automatizado del Nivel 2 exige llegar a la escena 2.5 con el Nivel 3 todavía bloqueado y sin «Omitir», y ese día se corrigió un </w:t>
+      </w:r>
+      <w:r>
+        <w:lastRenderedPageBreak/>
+        <w:t>doble clic que, al salir de un cierre ya visto, saltaba el</w:t>
       </w:r>
       <w:r>
         <w:t xml:space="preserve"> resumen (</w:t>
@@ -34936,7 +35049,6 @@
         <w:pStyle w:val="TextoOE3"/>
       </w:pPr>
       <w:r>
-        <w:lastRenderedPageBreak/>
         <w:t>Al mostrarse, el resumen confirma la fase del Nivel 1, desbloquea el nivel siguiente y guarda el perfil (INC-74). «Continuar» y «Volver al menú de niveles» llevan al menú de niveles en los Niveles 1 y 2, y en el Nivel 3 a la escena final y de ahí a los créditos (INC-73, INC-39).</w:t>
       </w:r>
     </w:p>
@@ -34944,7 +35056,7 @@
       <w:pPr>
         <w:pStyle w:val="Ttulo2"/>
       </w:pPr>
-      <w:bookmarkStart w:id="34" w:name="_Toc242400527"/>
+      <w:bookmarkStart w:id="34" w:name="_Toc242441353"/>
       <w:r>
         <w:t>6.4 Progreso, indicadores de desempeño e informe docente</w:t>
       </w:r>
@@ -35291,6 +35403,7 @@
               <w:rPr>
                 <w:sz w:val="18"/>
               </w:rPr>
+              <w:lastRenderedPageBreak/>
               <w:t>Pasos utilizados</w:t>
             </w:r>
           </w:p>
@@ -35377,7 +35490,6 @@
               <w:rPr>
                 <w:sz w:val="18"/>
               </w:rPr>
-              <w:lastRenderedPageBreak/>
               <w:t>Tiempo de resolución</w:t>
             </w:r>
           </w:p>
@@ -35512,6 +35624,7 @@
         <w:pStyle w:val="TextoOE3"/>
       </w:pPr>
       <w:r>
+        <w:lastRenderedPageBreak/>
         <w:t>Con RF-46 y RF-47, implementados el 24/09/2026, el prototipo cubre los 47 requerimientos funcionales del proyecto (Anexo G, apartado 1).</w:t>
       </w:r>
     </w:p>
@@ -35524,7 +35637,7 @@
       <w:pPr>
         <w:pStyle w:val="Ttulo1"/>
       </w:pPr>
-      <w:bookmarkStart w:id="35" w:name="_Toc242400528"/>
+      <w:bookmarkStart w:id="35" w:name="_Toc242441354"/>
       <w:r>
         <w:lastRenderedPageBreak/>
         <w:t>7. INTERFAZ, ESCENARIOS Y ELEMENTOS AUDIOVISUALES</w:t>
@@ -35546,7 +35659,7 @@
       <w:pPr>
         <w:pStyle w:val="Ttulo2"/>
       </w:pPr>
-      <w:bookmarkStart w:id="36" w:name="_Toc242400529"/>
+      <w:bookmarkStart w:id="36" w:name="_Toc242441355"/>
       <w:r>
         <w:t>7.1 Pantallas del flujo</w:t>
       </w:r>
@@ -36607,7 +36720,7 @@
           <w:noProof/>
         </w:rPr>
         <w:drawing>
-          <wp:inline distT="0" distB="0" distL="0" distR="0" wp14:anchorId="0450A751" wp14:editId="252F79E3">
+          <wp:inline distT="0" distB="0" distL="0" distR="0" wp14:anchorId="023987CB" wp14:editId="741B2AE5">
             <wp:extent cx="5759999" cy="3239999"/>
             <wp:effectExtent l="0" t="0" r="0" b="0"/>
             <wp:docPr id="46" name="Picture" descr="Figura 7.1. Pantalla de inicio: el título «Algoritmia» en blanco con reborde carbón, encima de la tablilla marfil con el lema «Piensa el orden, enciende el fuego»; debajo, el botón primario «Jugar», «Créditos» y «Salir» en una fila y «Progreso del equipo» en la siguiente. A la derecha, la mitad izquierda del bosque del Nivel 2 con Papá, Mamá, la Niña, el Niño y Algoritm en su forma de fuego, en reposo. Los textos usan Baloo 2 y Nunito. Captura del Editor del 08/10/2026."/>
@@ -36726,7 +36839,7 @@
         </w:rPr>
         <w:lastRenderedPageBreak/>
         <w:drawing>
-          <wp:inline distT="0" distB="0" distL="0" distR="0" wp14:anchorId="2963BA6E" wp14:editId="71F3D3F1">
+          <wp:inline distT="0" distB="0" distL="0" distR="0" wp14:anchorId="51497D37" wp14:editId="0B5598A6">
             <wp:extent cx="5759999" cy="3239999"/>
             <wp:effectExtent l="0" t="0" r="0" b="0"/>
             <wp:docPr id="49" name="Picture" descr="Figura 7.2. Menú de niveles con sus tres estados: el Nivel 1 completado, con el visto abajo a la izquierda de la imagen y el rótulo «Completado» entre la imagen y el botón; el Nivel 2 disponible, sin insignia, y el Nivel 3 bloqueado, con el botón oscurecido, el candado y el rótulo «Bloqueado» (RF-03, RNF-19). Cada tarjeta muestra la ilustración de su nivel: la cueva, el bosque y el río. Captura del Editor del 08/10/2026."/>
@@ -36889,7 +37002,7 @@
       <w:pPr>
         <w:pStyle w:val="Ttulo2"/>
       </w:pPr>
-      <w:bookmarkStart w:id="37" w:name="_Toc242400530"/>
+      <w:bookmarkStart w:id="37" w:name="_Toc242441356"/>
       <w:r>
         <w:t>7.2 Escenarios, personajes y animación</w:t>
       </w:r>
@@ -36948,7 +37061,10 @@
         <w:t>Tabla 7.2.</w:t>
       </w:r>
       <w:r>
-        <w:t xml:space="preserve"> Ilustraciones de entorno por nivel y tratamiento de la luz.</w:t>
+        <w:t xml:space="preserve"> </w:t>
+      </w:r>
+      <w:r>
+        <w:t>Ilustraciones de entorno por nivel y tratamiento de la luz.</w:t>
       </w:r>
     </w:p>
     <w:tbl>
@@ -37406,7 +37522,10 @@
         <w:t>hombro en el borde del torso, con los gestos junto a la cabeza que pueden cubrir la cara; esa tanda levanta INC-108 solo para</w:t>
       </w:r>
       <w:r>
-        <w:t xml:space="preserve"> el arte final, y las capturas de este capítulo son del corte, salvo las Figuras 7.1 y 7.2, del Editor del 08/10/2026 (Anexo F, apartados 2.6 a 2.11). Ese día, por decisión de Santiago Benavides Rey, el húmero de Papá subió y su antebrazo bajó para que el primero no asome por el codo, y Algoritm pasó a dibujarse en nueve piezas recortadas de su arte provisional, de modo que mueve brazos y piernas en todas sus escenas (Anexo F, apartado 2.12).</w:t>
+        <w:t xml:space="preserve"> el arte final, y las capturas de este capítulo son del corte, salvo las Figuras 7.1 y 7.2, del Editor del 08/10/2026 (Anexo F, apartados 2.6 a 2.11). Ese día, por decisión de Santiago Benavides Rey, el húmero de Papá subió y su antebrazo bajó para que el primero no asome por el codo, y Algoritm pasó a dibujarse en nueve piezas recortadas de su arte provisional, de modo que mueve brazos y piernas en todas sus escenas (Anexo F, apartado 2.12). El 09/10/2026 la familia ganó un cuerpo de perfil que se muestra </w:t>
+      </w:r>
+      <w:r>
+        <w:t>al caminar, correr, cargar, empujar, recoger, arrodillarse y soplar, hacia donde se mueve el personaje, y Algoritm pasó a su diseño final de siete piezas por forma, con la cara provisional (INC-134 a INC-136, Anexo F, apartado 2.13); ninguna captura de este capítulo lo muestra.</w:t>
       </w:r>
     </w:p>
     <w:p>
@@ -37429,7 +37548,7 @@
           <w:noProof/>
         </w:rPr>
         <w:drawing>
-          <wp:inline distT="0" distB="0" distL="0" distR="0" wp14:anchorId="3216B76B" wp14:editId="2C8748E2">
+          <wp:inline distT="0" distB="0" distL="0" distR="0" wp14:anchorId="6DCDE0D5" wp14:editId="0E3744FE">
             <wp:extent cx="5759999" cy="3239999"/>
             <wp:effectExtent l="0" t="0" r="0" b="0"/>
             <wp:docPr id="52" name="Picture" descr="Figura 7.3. Escena final del juego: la familia, ya en el poblado al atardecer, entre las chozas, con Algoritm en su forma de gota en el aire, sobre Papá y Mamá; a la derecha del Niño arden las fogatas, de las que sube humo. El cuadro de diálogo muestra el retrato y el nombre de Algoritm, que dice «En el bosque miraste muchas cosas y encontraste lo que tenían en común.» (recorte de la captura a pantalla completa)."/>
@@ -37484,7 +37603,11 @@
         <w:pStyle w:val="PrimerprrafoOE3"/>
       </w:pPr>
       <w:r>
-        <w:t>La fogata central de la escena final está a la derecha del Niño desde el 01/10/2026, sin cambiar ningún encuadre, para que en ninguna de las siete líneas la llama ni el humo salgan detrás de la cabeza de un personaje (</w:t>
+        <w:t xml:space="preserve">La fogata central de la escena final está a la derecha del Niño desde el 01/10/2026, sin cambiar ningún encuadre, para que en ninguna de las siete líneas la llama ni el humo salgan </w:t>
+      </w:r>
+      <w:r>
+        <w:lastRenderedPageBreak/>
+        <w:t>detrás de la cabeza de un personaje (</w:t>
       </w:r>
       <w:r>
         <w:rPr>
@@ -37501,11 +37624,7 @@
         <w:pStyle w:val="TextoOE3"/>
       </w:pPr>
       <w:r>
-        <w:t xml:space="preserve">El fuego se anima por cuadros, con una llama frontal en las narrativas y una cenital en la mecánica del Nivel 1, y la animación guarda un fotograma por dibujo distinto y no por archivo entregado: los 249 archivos del fuego del Nivel 1 se reducen a 34 dibujos (véase el apartado </w:t>
-      </w:r>
-      <w:r>
-        <w:lastRenderedPageBreak/>
-        <w:t>8.2). El humo sale en bucle detrás de cada llama de las narrativas (</w:t>
+        <w:t>El fuego se anima por cuadros, con una llama frontal en las narrativas y una cenital en la mecánica del Nivel 1, y la animación guarda un fotograma por dibujo distinto y no por archivo entregado: los 249 archivos del fuego del Nivel 1 se reducen a 34 dibujos (véase el apartado 8.2). El humo sale en bucle detrás de cada llama de las narrativas (</w:t>
       </w:r>
       <w:r>
         <w:rPr>
@@ -37538,23 +37657,20 @@
         <w:rPr>
           <w:rStyle w:val="CdigoenlneaOE3"/>
         </w:rPr>
-        <w:t>F</w:t>
-      </w:r>
-      <w:r>
-        <w:rPr>
-          <w:rStyle w:val="CdigoenlneaOE3"/>
-        </w:rPr>
-        <w:t>ireGlow</w:t>
-      </w:r>
-      <w:r>
-        <w:t>), en las nueve llamas de las narrativas y en la llama cenital de la cueva. Los troncos del Nivel 2 ruedan en el motor, dibujados como cilindros en tres cuartos a partir de una sola textura, con lo que el acta D10 dio por cumplida la tarjeta D09-1 (Anexo E, apartado 2.1). Lo que el carril de arte incorpore después de este corte se trata en el apartado 10.3.</w:t>
+        <w:t>FireGlow</w:t>
+      </w:r>
+      <w:r>
+        <w:t>), en las nueve llamas de las narrativas y en la llama cenita</w:t>
+      </w:r>
+      <w:r>
+        <w:t>l de la cueva. Los troncos del Nivel 2 ruedan en el motor, dibujados como cilindros en tres cuartos a partir de una sola textura, con lo que el acta D10 dio por cumplida la tarjeta D09-1 (Anexo E, apartado 2.1). Lo que el carril de arte incorpore después de este corte se trata en el apartado 10.3.</w:t>
       </w:r>
     </w:p>
     <w:p>
       <w:pPr>
         <w:pStyle w:val="Ttulo2"/>
       </w:pPr>
-      <w:bookmarkStart w:id="38" w:name="_Toc242400531"/>
+      <w:bookmarkStart w:id="38" w:name="_Toc242441357"/>
       <w:r>
         <w:t>7.3 Sonido</w:t>
       </w:r>
@@ -37832,6 +37948,7 @@
               <w:rPr>
                 <w:sz w:val="18"/>
               </w:rPr>
+              <w:lastRenderedPageBreak/>
               <w:t>2</w:t>
             </w:r>
           </w:p>
@@ -37981,14 +38098,7 @@
               <w:rPr>
                 <w:sz w:val="18"/>
               </w:rPr>
-              <w:t xml:space="preserve">Material recogido, martillazo por pieza, tres martillazos al aprobar una fase; </w:t>
-            </w:r>
-            <w:r>
-              <w:rPr>
-                <w:sz w:val="18"/>
-              </w:rPr>
-              <w:lastRenderedPageBreak/>
-              <w:t>salpicadura al hundirse la balsa (01/10/2026)</w:t>
+              <w:t>Material recogido, martillazo por pieza, tres martillazos al aprobar una fase; salpicadura al hundirse la balsa (01/10/2026)</w:t>
             </w:r>
           </w:p>
         </w:tc>
@@ -38011,7 +38121,6 @@
               <w:rPr>
                 <w:sz w:val="18"/>
               </w:rPr>
-              <w:lastRenderedPageBreak/>
               <w:t>Escena final</w:t>
             </w:r>
           </w:p>
@@ -38146,7 +38255,7 @@
       <w:pPr>
         <w:pStyle w:val="Ttulo2"/>
       </w:pPr>
-      <w:bookmarkStart w:id="39" w:name="_Toc242400532"/>
+      <w:bookmarkStart w:id="39" w:name="_Toc242441358"/>
       <w:r>
         <w:t>7.4 Accesibilidad</w:t>
       </w:r>
@@ -38491,6 +38600,7 @@
               <w:rPr>
                 <w:sz w:val="18"/>
               </w:rPr>
+              <w:lastRenderedPageBreak/>
               <w:t>Sin destellos</w:t>
             </w:r>
           </w:p>
@@ -38663,7 +38773,6 @@
               <w:rPr>
                 <w:sz w:val="18"/>
               </w:rPr>
-              <w:lastRenderedPageBreak/>
               <w:t>Solo clic</w:t>
             </w:r>
           </w:p>
@@ -38783,7 +38892,7 @@
           <w:noProof/>
         </w:rPr>
         <w:drawing>
-          <wp:inline distT="0" distB="0" distL="0" distR="0" wp14:anchorId="5D03C4BD" wp14:editId="749F812A">
+          <wp:inline distT="0" distB="0" distL="0" distR="0" wp14:anchorId="795E7041" wp14:editId="37055F5B">
             <wp:extent cx="5759999" cy="3239999"/>
             <wp:effectExtent l="0" t="0" r="0" b="0"/>
             <wp:docPr id="55" name="Picture" descr="Figura 7.4. Orilla del Nivel 3 en escala de grises, con los materiales ya reunidos: sin color, las dos tareas hechas se distinguen de las pendientes por el visto dentro del círculo, y el mensaje («Ya tienes todos los materiales. Ve a la zona marcada junto al agua.») lleva su propio icono. Abajo a la derecha, la cruceta de botones de dirección en pantalla que sustituye al teclado (RNF-02, INC-01)."/>
@@ -38838,6 +38947,7 @@
         <w:pStyle w:val="PrimerprrafoOE3"/>
       </w:pPr>
       <w:r>
+        <w:lastRenderedPageBreak/>
         <w:t xml:space="preserve">En el contraste (RNF-20), el par carbón sobre marfil alcanza unos 13,5:1. Tres pruebas calculan el contraste en la escena cargada y exigen al menos 4,5:1: </w:t>
       </w:r>
       <w:r>
@@ -38853,107 +38963,110 @@
         <w:rPr>
           <w:rStyle w:val="CdigoenlneaOE3"/>
         </w:rPr>
+        <w:t>WheelLevel_RNF20_ContrasteSuficienteEnLasTresEscenas</w:t>
+      </w:r>
+      <w:r>
+        <w:t xml:space="preserve">, que desde el 30/09/2026 exige además que cada texto se mida sobre su propio marco y no directamente sobre la ilustración, y </w:t>
+      </w:r>
+      <w:r>
+        <w:rPr>
+          <w:rStyle w:val="CdigoenlneaOE3"/>
+        </w:rPr>
+        <w:t>RiverLevel_RNF20_ContrasteSuficienteSobreElEscenarioClaro</w:t>
+      </w:r>
+      <w:r>
+        <w:t>, con «Probar balsa» incluido. La pantalla de inicio se revisa por captura (Figura 7.1), y la comprobación por programa midió, sobre el ejecutable del corte, 13,5:1 en el título y los</w:t>
+      </w:r>
+      <w:r>
+        <w:t xml:space="preserve"> botones secundarios, 7,1:1 en «Jugar» y 6,2:1 en el lema. Desde el 08/10/2026 el título es blanco con reborde carbón de 4 px, y blanco sobre el ocre del fondo da solo 1,69:1: lo que lo hace legible es el reborde, que contra el ocre da 9,03:1 y contra el blanco, 15,23:1 (cálculo del 08/10/2026, aún sin repetir con la herramienta del OE4). Todas las regiones de texto e iconos medidas en las capturas superan el mínimo; la más baja, 5,6:1, es el icono de alerta de la balsa.</w:t>
+      </w:r>
+    </w:p>
+    <w:p>
+      <w:pPr>
+        <w:pStyle w:val="TextoOE3"/>
+      </w:pPr>
+      <w:r>
+        <w:t>Contra los destellos (RNF-21), la luz de la cueva sube un escalón por golpe efectivo, sin retroceder, y alcanza la iluminación completa en un solo barrido al nacer el fuego. El rayo de la chispa hace un único barrido, sin volver (</w:t>
+      </w:r>
+      <w:r>
+        <w:rPr>
+          <w:rStyle w:val="CdigoenlneaOE3"/>
+        </w:rPr>
+        <w:t>FirePanel_RNF21_ElRayoDeLaChispaHaceUnSoloBarridoSinVolver</w:t>
+      </w:r>
+      <w:r>
+        <w:t xml:space="preserve">), y un segundo «Soplar» ya no relanza el encendido. Las pruebas de los niveles 2 y 3 siguen cuadro a cuadro sus animaciones, del acercamiento del bosque al hundimiento de la balsa, y exigen que nada se apague y encienda y que ningún cuadro salte más de un umbral; </w:t>
+      </w:r>
+      <w:r>
+        <w:rPr>
+          <w:rStyle w:val="CdigoenlneaOE3"/>
+        </w:rPr>
+        <w:t>NarrativeScene_RNF21_LaBalsaCruzaSinSaltosNiParpadeos</w:t>
+      </w:r>
+      <w:r>
+        <w:t xml:space="preserve"> hace lo mismo con el cruce de la escena 3.3, y </w:t>
+      </w:r>
+      <w:r>
+        <w:rPr>
+          <w:rStyle w:val="CdigoenlneaOE3"/>
+        </w:rPr>
+        <w:t>NarrativeScene_RNF21_ElHaloDeLaFogataPulsaLentoYSinDestellos</w:t>
+      </w:r>
+      <w:r>
+        <w:t xml:space="preserve"> exige que el halo de las fo</w:t>
+      </w:r>
+      <w:r>
+        <w:t>gatas solo cambie de escala. La comprobación por programa midió en las tres animaciones por cuadros del Nivel 1 un máximo de un destello por segundo, lejos del límite de tres.</w:t>
+      </w:r>
+    </w:p>
+    <w:p>
+      <w:pPr>
+        <w:pStyle w:val="TextoOE3"/>
+      </w:pPr>
+      <w:r>
+        <w:t>Sobre la carga cognitiva (CP-08), cada fase presenta una sola tarea activa (RNF-03) y el cuadro de diálogo no supera el cuarto inferior de la pantalla (</w:t>
+      </w:r>
+      <w:r>
+        <w:rPr>
+          <w:rStyle w:val="CdigoenlneaOE3"/>
+        </w:rPr>
+        <w:t>NarrativeScene_RNF03_ElCuadroDeDialogoNoSuperaElCuartoDeLaPantalla</w:t>
+      </w:r>
+      <w:r>
+        <w:t>). Cuatro barridos comprueban que narrativas, pistas, resúmenes y mensajes del bosque no tengan oraciones de más de veinte palabras (RNF-01), y desde el 30/09/2026 el texto de los créditos sigue la misma regla (</w:t>
+      </w:r>
+      <w:r>
+        <w:rPr>
+          <w:rStyle w:val="CdigoenlneaOE3"/>
+        </w:rPr>
+        <w:t>CreditsContent_RNF01_NingunaOracionSupera20Palabras</w:t>
+      </w:r>
+      <w:r>
+        <w:t>). Ninguna prueba cita CP-08 en su nombre: el límite de dos líneas por instrucción es una regla de redacción de la especificación técnica, sin prueba propia.</w:t>
+      </w:r>
+    </w:p>
+    <w:p>
+      <w:pPr>
+        <w:pStyle w:val="TextoOE3"/>
+      </w:pPr>
+      <w:r>
+        <w:t xml:space="preserve">Para el control solo con clic (RNF-02), </w:t>
+      </w:r>
+      <w:r>
+        <w:rPr>
+          <w:rStyle w:val="CdigoenlneaOE3"/>
+        </w:rPr>
+        <w:t>Controls_RNF02_LasCincoEscenasJugablesSoloAceptanClicYClicSostenido</w:t>
+      </w:r>
+      <w:r>
+        <w:t xml:space="preserve"> carga las cinco escenas jugables y comprueba que usen el mapa de controles del juego, que toda vinculación sea un clic del puntero y que no haya listas desplazables por arrastre. Otras pruebas prohíben la clase de entrada heredada del motor y cualquier vinculación de teclado en el Nivel 3. Por eso Mamá se mueve con botones de dirección en pantalla accionados con clic sostenido (Figura 7.4). Fuera de las escenas jugables, los documentos prev</w:t>
+      </w:r>
+      <w:r>
+        <w:t xml:space="preserve">én desde el 29/09/2026 dos casos: escribir el nombre al crear un perfil, única entrada de teclado que admiten CT-06 y RNF-02, y </w:t>
+      </w:r>
+      <w:r>
         <w:lastRenderedPageBreak/>
-        <w:t>WheelLevel_RNF20_ContrasteSuficienteEnLasTresEscenas</w:t>
-      </w:r>
-      <w:r>
-        <w:t xml:space="preserve">, que desde el 30/09/2026 exige además que cada texto se mida sobre su propio marco y no directamente sobre la ilustración, y </w:t>
-      </w:r>
-      <w:r>
-        <w:rPr>
-          <w:rStyle w:val="CdigoenlneaOE3"/>
-        </w:rPr>
-        <w:t>RiverLevel_RNF20_ContrasteSuficienteSobreElEscenarioClaro</w:t>
-      </w:r>
-      <w:r>
-        <w:t>, con «Probar balsa» incluido. La pantalla de inicio se revisa por captura (Figura 7.1), y la comprobación por programa midió, sobre el ejecutable del corte, 13,5:1 en el título y los</w:t>
-      </w:r>
-      <w:r>
-        <w:t xml:space="preserve"> botones secundarios, 7,1:1 en «Jugar» y 6,2:1 en el lema. Desde el 08/10/2026 el título es blanco con reborde carbón de 4 px, y blanco sobre el ocre del fondo da solo 1,69:1: lo que lo hace legible es el reborde, que contra el ocre da 9,03:1 y contra el blanco, 15,23:1 (cálculo del 08/10/2026, aún sin repetir con la herramienta del OE4). Todas las regiones de texto e iconos medidas en las capturas superan el mínimo; la más baja, 5,6:1, es el icono de alerta de la balsa.</w:t>
-      </w:r>
-    </w:p>
-    <w:p>
-      <w:pPr>
-        <w:pStyle w:val="TextoOE3"/>
-      </w:pPr>
-      <w:r>
-        <w:t>Contra los destellos (RNF-21), la luz de la cueva sube un escalón por golpe efectivo, sin retroceder, y alcanza la iluminación completa en un solo barrido al nacer el fuego. El rayo de la chispa hace un único barrido, sin volver (</w:t>
-      </w:r>
-      <w:r>
-        <w:rPr>
-          <w:rStyle w:val="CdigoenlneaOE3"/>
-        </w:rPr>
-        <w:t>FirePanel_RNF21_ElRayoDeLaChispaHaceUnSoloBarridoSinVolver</w:t>
-      </w:r>
-      <w:r>
-        <w:t xml:space="preserve">), y un segundo «Soplar» ya no relanza el encendido. Las pruebas de los niveles 2 y 3 siguen cuadro a cuadro sus animaciones, del acercamiento del bosque al hundimiento de la balsa, y exigen que nada se apague y encienda y que ningún cuadro salte más de un umbral; </w:t>
-      </w:r>
-      <w:r>
-        <w:rPr>
-          <w:rStyle w:val="CdigoenlneaOE3"/>
-        </w:rPr>
-        <w:t>NarrativeScene_RNF21_LaBalsaCruzaSinSaltosNiParpadeos</w:t>
-      </w:r>
-      <w:r>
-        <w:t xml:space="preserve"> hace lo mismo con el cruce de la escena 3.3, y </w:t>
-      </w:r>
-      <w:r>
-        <w:rPr>
-          <w:rStyle w:val="CdigoenlneaOE3"/>
-        </w:rPr>
-        <w:t>NarrativeScene_RNF21_ElHaloDeLaFogataPulsaLentoYSinDestellos</w:t>
-      </w:r>
-      <w:r>
-        <w:t xml:space="preserve"> exige que el halo de las fo</w:t>
-      </w:r>
-      <w:r>
-        <w:t>gatas solo cambie de escala. La comprobación por programa midió en las tres animaciones por cuadros del Nivel 1 un máximo de un destello por segundo, lejos del límite de tres.</w:t>
-      </w:r>
-    </w:p>
-    <w:p>
-      <w:pPr>
-        <w:pStyle w:val="TextoOE3"/>
-      </w:pPr>
-      <w:r>
-        <w:t>Sobre la carga cognitiva (CP-08), cada fase presenta una sola tarea activa (RNF-03) y el cuadro de diálogo no supera el cuarto inferior de la pantalla (</w:t>
-      </w:r>
-      <w:r>
-        <w:rPr>
-          <w:rStyle w:val="CdigoenlneaOE3"/>
-        </w:rPr>
-        <w:t>NarrativeScene_RNF03_ElCuadroDeDialogoNoSuperaElCuartoDeLaPantalla</w:t>
-      </w:r>
-      <w:r>
-        <w:t>). Cuatro barridos comprueban que narrativas, pistas, resúmenes y mensajes del bosque no tengan oraciones de más de veinte palabras (RNF-01), y desde el 30/09/2026 el texto de los créditos sigue la misma regla (</w:t>
-      </w:r>
-      <w:r>
-        <w:rPr>
-          <w:rStyle w:val="CdigoenlneaOE3"/>
-        </w:rPr>
-        <w:t>CreditsContent_RNF01_NingunaOracionSupera20Palabras</w:t>
-      </w:r>
-      <w:r>
-        <w:t>). Ninguna prueba cita CP-08 en su nombre: el límite de dos líneas por instrucción es una regla de redacción de la especificación técnica, sin prueba propia.</w:t>
-      </w:r>
-    </w:p>
-    <w:p>
-      <w:pPr>
-        <w:pStyle w:val="TextoOE3"/>
-      </w:pPr>
-      <w:r>
-        <w:t xml:space="preserve">Para el control solo con clic (RNF-02), </w:t>
-      </w:r>
-      <w:r>
-        <w:rPr>
-          <w:rStyle w:val="CdigoenlneaOE3"/>
-        </w:rPr>
-        <w:t>Controls_RNF02_LasCincoEscenasJugablesSoloAceptanClicYClicSostenido</w:t>
-      </w:r>
-      <w:r>
-        <w:t xml:space="preserve"> carga las cinco escenas jugables y comprueba que usen el mapa de controles del juego, que toda vinculación sea un clic del puntero y que no haya listas desplazables por arrastre. Otras pruebas prohíben la clase de entrada heredada del motor y cualquier vinculación de teclado en el Nivel 3. Por eso Mamá se mueve con botones de dirección en pantalla accionados con clic sostenido (Figura 7.4). Fuera de las escenas jugables, los documentos prev</w:t>
-      </w:r>
-      <w:r>
-        <w:t>én desde el 29/09/2026 dos casos: escribir el nombre al crear un perfil, única entrada de teclado que admiten CT-06 y RNF-02, y las listas de los créditos y del informe docente, que se recorren con su barra (INC-80; véase el apartado 5.2).</w:t>
+        <w:t>las listas de los créditos y del informe docente, que se recorren con su barra (INC-80; véase el apartado 5.2).</w:t>
       </w:r>
     </w:p>
     <w:p>
@@ -38965,7 +39078,7 @@
       <w:pPr>
         <w:pStyle w:val="Ttulo1"/>
       </w:pPr>
-      <w:bookmarkStart w:id="40" w:name="_Toc242400533"/>
+      <w:bookmarkStart w:id="40" w:name="_Toc242441359"/>
       <w:r>
         <w:lastRenderedPageBreak/>
         <w:t>8. RENDIMIENTO Y OPTIMIZACIÓN</w:t>
@@ -38997,7 +39110,7 @@
       <w:pPr>
         <w:pStyle w:val="Ttulo2"/>
       </w:pPr>
-      <w:bookmarkStart w:id="41" w:name="_Toc242400534"/>
+      <w:bookmarkStart w:id="41" w:name="_Toc242441360"/>
       <w:r>
         <w:t>8.1 Presupuestos de rendimiento y mediciones</w:t>
       </w:r>
@@ -39250,13 +39363,7 @@
               <w:rPr>
                 <w:sz w:val="18"/>
               </w:rPr>
-              <w:t xml:space="preserve"> </w:t>
-            </w:r>
-            <w:r>
-              <w:rPr>
-                <w:sz w:val="18"/>
-              </w:rPr>
-              <w:t>tras crear un perfil nuevo); las doce escenas en la Tabla 8.3</w:t>
+              <w:t xml:space="preserve"> tras crear un perfil nuevo); las doce escenas en la Tabla 8.3</w:t>
             </w:r>
           </w:p>
         </w:tc>
@@ -41275,7 +41382,10 @@
         <w:t>Datos/</w:t>
       </w:r>
       <w:r>
-        <w:t xml:space="preserve">, que el juego crea en la primera ejecución, y la de información de depuración </w:t>
+        <w:t>, que el juego crea en la primera ejecución, y la de información de</w:t>
+      </w:r>
+      <w:r>
+        <w:t xml:space="preserve"> depuración </w:t>
       </w:r>
       <w:r>
         <w:rPr>
@@ -41302,7 +41412,7 @@
       <w:pPr>
         <w:pStyle w:val="Ttulo2"/>
       </w:pPr>
-      <w:bookmarkStart w:id="42" w:name="_Toc242400535"/>
+      <w:bookmarkStart w:id="42" w:name="_Toc242441361"/>
       <w:r>
         <w:t>8.2 Optimizaciones aplicadas</w:t>
       </w:r>
@@ -41525,7 +41635,7 @@
       <w:pPr>
         <w:pStyle w:val="Ttulo2"/>
       </w:pPr>
-      <w:bookmarkStart w:id="43" w:name="_Toc242400536"/>
+      <w:bookmarkStart w:id="43" w:name="_Toc242441362"/>
       <w:r>
         <w:t>8.3 Mediciones sobre el ejecutable</w:t>
       </w:r>
@@ -41724,7 +41834,10 @@
         <w:t>Narrative</w:t>
       </w:r>
       <w:r>
-        <w:t xml:space="preserve"> tarda unos 0,7 s cuando llega del menú, de una mecánica o de un resumen, y 0,035 s entre dos narrativas encadenadas; su peor carga, 0,78 s, fue al abrir </w:t>
+        <w:t xml:space="preserve"> </w:t>
+      </w:r>
+      <w:r>
+        <w:t xml:space="preserve">tarda unos 0,7 s cuando llega del menú, de una mecánica o de un resumen, y 0,035 s entre dos narrativas encadenadas; su peor carga, 0,78 s, fue al abrir </w:t>
       </w:r>
       <w:r>
         <w:rPr>
@@ -41742,10 +41855,7 @@
         <w:t>Boot</w:t>
       </w:r>
       <w:r>
-        <w:t xml:space="preserve"> es la escen</w:t>
-      </w:r>
-      <w:r>
-        <w:t xml:space="preserve">a con que arranca el reproductor y la que aloja a </w:t>
+        <w:t xml:space="preserve"> es la escena con que arranca el reproductor y la que aloja a </w:t>
       </w:r>
       <w:r>
         <w:rPr>
@@ -41760,7 +41870,13 @@
         <w:rPr>
           <w:rStyle w:val="CdigoenlneaOE3"/>
         </w:rPr>
-        <w:t>MainMenu</w:t>
+        <w:t>MainMen</w:t>
+      </w:r>
+      <w:r>
+        <w:rPr>
+          <w:rStyle w:val="CdigoenlneaOE3"/>
+        </w:rPr>
+        <w:t>u</w:t>
       </w:r>
       <w:r>
         <w:t>: sobre el primer candidato fue de 2,62 s y 2,60 s en los dos primeros recorridos y de 3,23 s en la copia portable. Es una cota superior del arranque hasta la pantalla de inicio, porque incluye la espera de una ventana estable y el arranque del muestreador.</w:t>
@@ -43317,7 +43433,7 @@
       <w:pPr>
         <w:pStyle w:val="Ttulo1"/>
       </w:pPr>
-      <w:bookmarkStart w:id="44" w:name="_Toc242400537"/>
+      <w:bookmarkStart w:id="44" w:name="_Toc242441363"/>
       <w:r>
         <w:lastRenderedPageBreak/>
         <w:t>9. VERIFICACIÓN DEL PROTOTIPO</w:t>
@@ -43339,7 +43455,7 @@
       <w:pPr>
         <w:pStyle w:val="Ttulo2"/>
       </w:pPr>
-      <w:bookmarkStart w:id="45" w:name="_Toc242400538"/>
+      <w:bookmarkStart w:id="45" w:name="_Toc242441364"/>
       <w:r>
         <w:t>9.1 Estrategia de pruebas</w:t>
       </w:r>
@@ -47155,7 +47271,7 @@
       <w:pPr>
         <w:pStyle w:val="Ttulo2"/>
       </w:pPr>
-      <w:bookmarkStart w:id="46" w:name="_Toc242400539"/>
+      <w:bookmarkStart w:id="46" w:name="_Toc242441365"/>
       <w:r>
         <w:t>9.2 Golden Path</w:t>
       </w:r>
@@ -47390,7 +47506,10 @@
         <w:t>GameEnding_INC39_RecorreLevelSummaryNarrativeCreditsYMainMenu</w:t>
       </w:r>
       <w:r>
-        <w:t xml:space="preserve"> comprueba que tras el cruce vienen el resumen del Nivel 3, la escena final, los créditos y el menú principal, en ese orden, y </w:t>
+        <w:t xml:space="preserve"> </w:t>
+      </w:r>
+      <w:r>
+        <w:t xml:space="preserve">comprueba que tras el cruce vienen el resumen del Nivel 3, la escena final, los créditos y el menú principal, en ese orden, y </w:t>
       </w:r>
       <w:r>
         <w:rPr>
@@ -47420,10 +47539,7 @@
         <w:t>RiverLevel_RNF14_CierreForzadoTrasCadaFaseConfirmadaRetomaDondeIba</w:t>
       </w:r>
       <w:r>
-        <w:t xml:space="preserve"> </w:t>
-      </w:r>
-      <w:r>
-        <w:t>confirma y guarda desde el código la base, o la base y el amarre, simula el cierre del juego, lo arranca de nuevo desde la escena de arranque y comprueba que el nivel retoma en la fase pendiente.</w:t>
+        <w:t xml:space="preserve"> confirma y guarda desde el código la base, o la base y el amarre, simula el cierre del juego, lo arranca de nuevo desde la escena de arranque y comprueba que el nivel retoma en la fase pendiente.</w:t>
       </w:r>
     </w:p>
     <w:p>
@@ -47494,7 +47610,7 @@
       <w:pPr>
         <w:pStyle w:val="Ttulo2"/>
       </w:pPr>
-      <w:bookmarkStart w:id="47" w:name="_Toc242400540"/>
+      <w:bookmarkStart w:id="47" w:name="_Toc242441366"/>
       <w:r>
         <w:t>9.3 Resultado de la suite completa (01/10/2026)</w:t>
       </w:r>
@@ -48191,10 +48307,7 @@
         <w:t>123785e</w:t>
       </w:r>
       <w:r>
-        <w:t xml:space="preserve"> </w:t>
-      </w:r>
-      <w:r>
-        <w:t xml:space="preserve">que corrige un choque entre los dos. La lanzó </w:t>
+        <w:t xml:space="preserve"> que corrige un choque entre los dos. La lanzó </w:t>
       </w:r>
       <w:r>
         <w:rPr>
@@ -48221,10 +48334,7 @@
         <w:t>CharacterRig_INC134_LaFamiliaTieneCuerpoDePerfilConArte</w:t>
       </w:r>
       <w:r>
-        <w:t xml:space="preserve"> en los cuatro miembros de la familia, una prueba que el carril de perfil escr</w:t>
-      </w:r>
-      <w:r>
-        <w:t xml:space="preserve">ibió antes que su arte y que seguirá en rojo hasta que </w:t>
+        <w:t xml:space="preserve"> en los cuatro miembros de la familia, una prueba que el carril de perfil escribió antes que su arte y que seguirá en rojo hasta que </w:t>
       </w:r>
       <w:r>
         <w:lastRenderedPageBreak/>
@@ -48255,17 +48365,20 @@
         <w:t>Wave</w:t>
       </w:r>
       <w:r>
-        <w:t xml:space="preserve"> hizo crecer a 23 la lista de acciones que una prueba del carril de perfil fijaba en 22, y se resolvió dejando el saludo de frente, como lo de</w:t>
-      </w:r>
-      <w:r>
-        <w:t>volvía el código por omisión. La prueba de memoria del Nivel 3 pasó con el Editor recién abierto. Las cifras de peso, de memoria y de carga del ejecutable que siguen en este capítulo y en los apartados 8.1 y 8.3 son las del ejecutable del corte, compilado el 01/10/2026: la ronda del 8 de octubre no compiló un candidato nuevo.</w:t>
+        <w:t xml:space="preserve"> hizo cre</w:t>
+      </w:r>
+      <w:r>
+        <w:t xml:space="preserve">cer a 23 la lista de acciones que una prueba del carril de perfil fijaba en 22, y se resolvió dejando el saludo de frente, como lo devolvía el código por omisión. La prueba de memoria del Nivel 3 pasó con el Editor recién abierto. Las cifras de peso, de memoria y de carga del ejecutable que siguen en este capítulo y en los apartados 8.1 y 8.3 son las del ejecutable del corte, compilado el 01/10/2026: la ronda del 8 de octubre no compiló un candidato nuevo. El 09/10/2026 se compilaron además dos builds solo </w:t>
+      </w:r>
+      <w:r>
+        <w:t>para medir el peso del paquete, sin candidato ni pruebas sobre ellos (499,3 MB y, con INC-146, 420,6 MB; Anexo F, apartado 2.13), y las tablas de esos apartados no cambian.</w:t>
       </w:r>
     </w:p>
     <w:p>
       <w:pPr>
         <w:pStyle w:val="Ttulo2"/>
       </w:pPr>
-      <w:bookmarkStart w:id="48" w:name="_Toc242400541"/>
+      <w:bookmarkStart w:id="48" w:name="_Toc242441367"/>
       <w:r>
         <w:t>9.4 Trazabilidad de requerimientos a pruebas</w:t>
       </w:r>
@@ -49226,21 +49339,18 @@
         <w:pStyle w:val="PrimerprrafoOE3"/>
       </w:pPr>
       <w:r>
-        <w:t xml:space="preserve">La matriz cuenta solo las pruebas que citan el RF en su nombre, así que subestima la cobertura real. Con una sola prueba que lleva su identificador quedan RF-21 y RF-27. Los recorridos del apartado 9.2 ejercitan esos requerimientos sin nombrarlos, porque atraviesan el encendido del fuego, el taller y el ensamblaje de la balsa de principio a fin. En sentido inverso, varias pruebas nombran requerimientos cuya redacción cambió durante el desarrollo: las de la mecánica del Nivel 1 citan RF-15 y RF-16 (INC-47), </w:t>
-      </w:r>
-      <w:r>
-        <w:t xml:space="preserve">las del taller citan RF-27 y RF-29 (INC-54) y las del rodado citan RF-26 (INC-50). Desde el 29/09/2026 OE1 </w:t>
+        <w:t xml:space="preserve">La matriz cuenta solo las pruebas que citan el RF en su nombre, así que subestima la cobertura real. Con una sola prueba que lleva su identificador quedan RF-21 y RF-27. Los recorridos del apartado 9.2 ejercitan esos requerimientos sin nombrarlos, porque atraviesan el encendido del fuego, el taller y el ensamblaje de la balsa de principio a fin. En sentido inverso, varias pruebas nombran requerimientos cuya redacción cambió durante el </w:t>
       </w:r>
       <w:r>
         <w:lastRenderedPageBreak/>
-        <w:t>describe en esos cinco requerimientos lo implementado (RF-15 se llama hoy «Controles de fuerza y cercanía como hipótesis»), así que la matriz traza al requerimiento vigente. Esta matriz es el punto de partida de la matriz de trazabilidad que el cronograma asigna al objetivo específico 4.</w:t>
+        <w:t>desarrollo: las de la mecánica del Nivel 1 citan RF-15 y RF-16 (INC-47), las del taller citan RF-27 y RF-29 (INC-54) y las del rodado citan RF-26 (INC-50). Desde el 29/09/2026 OE1 describe en esos cinco requerimientos lo implementado (RF-15 se llama hoy «Controles de fuerza y cercanía como hipótesis»), así que la matriz traza al requerimiento vigente. Esta matriz es el punto de partida de la matriz de trazabilidad que el cronograma asigna al objetivo específico 4.</w:t>
       </w:r>
     </w:p>
     <w:p>
       <w:pPr>
         <w:pStyle w:val="Ttulo2"/>
       </w:pPr>
-      <w:bookmarkStart w:id="49" w:name="_Toc242400542"/>
+      <w:bookmarkStart w:id="49" w:name="_Toc242441368"/>
       <w:r>
         <w:t>9.5 Verificación sobre el ejecutable</w:t>
       </w:r>
@@ -49700,14 +49810,8 @@
               <w:rPr>
                 <w:sz w:val="18"/>
               </w:rPr>
-              <w:t xml:space="preserve">Cierres forzados en el instante del </w:t>
-            </w:r>
-            <w:r>
-              <w:rPr>
-                <w:sz w:val="18"/>
-              </w:rPr>
               <w:lastRenderedPageBreak/>
-              <w:t>guardado (ejecutable del corte)</w:t>
+              <w:t>Cierres forzados en el instante del guardado (ejecutable del corte)</w:t>
             </w:r>
           </w:p>
         </w:tc>
@@ -49728,7 +49832,6 @@
               <w:rPr>
                 <w:sz w:val="18"/>
               </w:rPr>
-              <w:lastRenderedPageBreak/>
               <w:t>RNF-14</w:t>
             </w:r>
           </w:p>
@@ -49750,14 +49853,7 @@
               <w:rPr>
                 <w:sz w:val="18"/>
               </w:rPr>
-              <w:t xml:space="preserve">Entre la escritura del temporal y el reemplazo, el perfil anterior quedó intacto y la fase se retomó; justo </w:t>
-            </w:r>
-            <w:r>
-              <w:rPr>
-                <w:sz w:val="18"/>
-              </w:rPr>
-              <w:lastRenderedPageBreak/>
-              <w:t>después del reemplazo, quedó el perfil nuevo completo; ningún perfil truncado</w:t>
+              <w:t>Entre la escritura del temporal y el reemplazo, el perfil anterior quedó intacto y la fase se retomó; justo después del reemplazo, quedó el perfil nuevo completo; ningún perfil truncado</w:t>
             </w:r>
           </w:p>
         </w:tc>
@@ -49780,7 +49876,6 @@
               <w:rPr>
                 <w:sz w:val="18"/>
               </w:rPr>
-              <w:lastRenderedPageBreak/>
               <w:t>Perfil con el archivo truncado (ejecutable del corte)</w:t>
             </w:r>
           </w:p>
@@ -50392,6 +50487,7 @@
               <w:rPr>
                 <w:sz w:val="18"/>
               </w:rPr>
+              <w:lastRenderedPageBreak/>
               <w:t>Tráfico de red</w:t>
             </w:r>
           </w:p>
@@ -50434,14 +50530,7 @@
               <w:rPr>
                 <w:sz w:val="18"/>
               </w:rPr>
-              <w:t xml:space="preserve">Se cumple con el ejecutable del corte: no se observó ninguna conexión en 1 312 muestras de 2 s, en siete lanzamientos, con el arranque de cada uno sin </w:t>
-            </w:r>
-            <w:r>
-              <w:rPr>
-                <w:sz w:val="18"/>
-              </w:rPr>
-              <w:lastRenderedPageBreak/>
-              <w:t>muestrear; el primer candidato abría en cada uno tres conexiones TCP con Google Cloud en el puerto 443</w:t>
+              <w:t>Se cumple con el ejecutable del corte: no se observó ninguna conexión en 1 312 muestras de 2 s, en siete lanzamientos, con el arranque de cada uno sin muestrear; el primer candidato abría en cada uno tres conexiones TCP con Google Cloud en el puerto 443</w:t>
             </w:r>
           </w:p>
         </w:tc>
@@ -50464,7 +50553,6 @@
               <w:rPr>
                 <w:sz w:val="18"/>
               </w:rPr>
-              <w:lastRenderedPageBreak/>
               <w:t>Exclusión sin el Nivel 2 (copia del árbol del primer candidato)</w:t>
             </w:r>
           </w:p>
@@ -50740,11 +50828,11 @@
         <w:t>La prueba de exclusión de RNF-16 se hizo, además de en la suite, retirando físicamente un nivel en copias temporales del proyecto con el árbol del primer candidato, sin tocar el original: primero el Nivel 2 y después el Nivel 1. En cada copia se borraron el código del nivel, sus pruebas y el módulo de pruebas de contenido, el único que referencia los tres niveles, y sus escenas salieron de la configuración de compilación; el proyecto compiló sin errores y las suites corrieron por lotes, con la vista de jueg</w:t>
       </w:r>
       <w:r>
-        <w:t xml:space="preserve">o a 640 × 480. Los casos que fallaron son de tres clases, y ninguno señala una dependencia entre niveles. Cinco son estructurales y se repiten en los dos sentidos: las cuatro pruebas de arquitectura de RNF-15 y RNF-16 leen del disco las definiciones de los assemblies y esperan encontrar los tres niveles, y la de trazabilidad de CT-10 echa en falta las pruebas que nombraban los RF del nivel borrado; en </w:t>
+        <w:t xml:space="preserve">o a 640 × 480. Los casos que fallaron son de tres clases, y ninguno señala una dependencia entre niveles. Cinco son estructurales y se </w:t>
       </w:r>
       <w:r>
         <w:lastRenderedPageBreak/>
-        <w:t>un árbol al que le falta un nivel, su fallo es el resultado esperado. Otros son transversales y piden por s</w:t>
+        <w:t>repiten en los dos sentidos: las cuatro pruebas de arquitectura de RNF-15 y RNF-16 leen del disco las definiciones de los assemblies y esperan encontrar los tres niveles, y la de trazabilidad de CT-10 echa en falta las pruebas que nombraban los RF del nivel borrado; en un árbol al que le falta un nivel, su fallo es el resultado esperado. Otros son transversales y piden por s</w:t>
       </w:r>
       <w:r>
         <w:t xml:space="preserve">u nombre una escena retirada: seis sin el Nivel 2 y ocho sin el Nivel 1; entre estas últimas, cuatro del menú de pausa y dos del resumen de fin de nivel, que abren </w:t>
@@ -50797,7 +50885,7 @@
         <w:pStyle w:val="TextoOE3"/>
       </w:pPr>
       <w:r>
-        <w:t xml:space="preserve">Entre el 05 y el 06/10/2026, ya fuera del corte, la rama </w:t>
+        <w:t xml:space="preserve">Entre el 05 y el 09/10/2026, ya fuera del corte, la rama </w:t>
       </w:r>
       <w:r>
         <w:rPr>
@@ -50806,7 +50894,16 @@
         <w:t>feat/personajes-animados</w:t>
       </w:r>
       <w:r>
-        <w:t xml:space="preserve"> registró seis rondas de pruebas en los mensajes de sus commits. Ninguna toca las Tablas 9.1 a 9.5, que siguen siendo las del 01/10/2026: son corridas en el Editor sobre prefabs, clips y código de </w:t>
+        <w:t xml:space="preserve"> registró diez rondas de pruebas, en los mensajes de sus commits y en </w:t>
+      </w:r>
+      <w:r>
+        <w:rPr>
+          <w:rStyle w:val="CdigoenlneaOE3"/>
+        </w:rPr>
+        <w:t>Personajes-Resultados.md</w:t>
+      </w:r>
+      <w:r>
+        <w:t xml:space="preserve">. Ninguna toca las Tablas 9.1 a 9.5, que siguen siendo las del 01/10/2026: son corridas en el Editor sobre prefabs, clips y código de </w:t>
       </w:r>
       <w:r>
         <w:rPr>
@@ -50848,11 +50945,11 @@
         <w:tblLook w:val="0020" w:firstRow="1" w:lastRow="0" w:firstColumn="0" w:lastColumn="0" w:noHBand="0" w:noVBand="0"/>
       </w:tblPr>
       <w:tblGrid>
-        <w:gridCol w:w="1005"/>
-        <w:gridCol w:w="1611"/>
-        <w:gridCol w:w="2407"/>
-        <w:gridCol w:w="1538"/>
-        <w:gridCol w:w="3401"/>
+        <w:gridCol w:w="715"/>
+        <w:gridCol w:w="1215"/>
+        <w:gridCol w:w="1786"/>
+        <w:gridCol w:w="1286"/>
+        <w:gridCol w:w="4960"/>
       </w:tblGrid>
       <w:tr>
         <w:trPr>
@@ -50860,7 +50957,7 @@
         </w:trPr>
         <w:tc>
           <w:tcPr>
-            <w:tcW w:w="504" w:type="pct"/>
+            <w:tcW w:w="390" w:type="pct"/>
             <w:shd w:val="clear" w:color="auto" w:fill="D9D9D9"/>
           </w:tcPr>
           <w:p>
@@ -50883,7 +50980,7 @@
         </w:tc>
         <w:tc>
           <w:tcPr>
-            <w:tcW w:w="808" w:type="pct"/>
+            <w:tcW w:w="606" w:type="pct"/>
             <w:shd w:val="clear" w:color="auto" w:fill="D9D9D9"/>
           </w:tcPr>
           <w:p>
@@ -50906,7 +51003,7 @@
         </w:tc>
         <w:tc>
           <w:tcPr>
-            <w:tcW w:w="1208" w:type="pct"/>
+            <w:tcW w:w="889" w:type="pct"/>
             <w:shd w:val="clear" w:color="auto" w:fill="D9D9D9"/>
           </w:tcPr>
           <w:p>
@@ -50930,7 +51027,7 @@
         </w:tc>
         <w:tc>
           <w:tcPr>
-            <w:tcW w:w="772" w:type="pct"/>
+            <w:tcW w:w="641" w:type="pct"/>
             <w:shd w:val="clear" w:color="auto" w:fill="D9D9D9"/>
           </w:tcPr>
           <w:p>
@@ -50953,7 +51050,7 @@
         </w:tc>
         <w:tc>
           <w:tcPr>
-            <w:tcW w:w="1707" w:type="pct"/>
+            <w:tcW w:w="2474" w:type="pct"/>
             <w:shd w:val="clear" w:color="auto" w:fill="D9D9D9"/>
           </w:tcPr>
           <w:p>
@@ -50978,7 +51075,7 @@
       <w:tr>
         <w:tc>
           <w:tcPr>
-            <w:tcW w:w="504" w:type="pct"/>
+            <w:tcW w:w="390" w:type="pct"/>
             <w:shd w:val="clear" w:color="auto" w:fill="auto"/>
           </w:tcPr>
           <w:p>
@@ -51000,7 +51097,7 @@
         </w:tc>
         <w:tc>
           <w:tcPr>
-            <w:tcW w:w="808" w:type="pct"/>
+            <w:tcW w:w="606" w:type="pct"/>
             <w:shd w:val="clear" w:color="auto" w:fill="auto"/>
           </w:tcPr>
           <w:p>
@@ -51021,7 +51118,7 @@
         </w:tc>
         <w:tc>
           <w:tcPr>
-            <w:tcW w:w="1208" w:type="pct"/>
+            <w:tcW w:w="889" w:type="pct"/>
             <w:shd w:val="clear" w:color="auto" w:fill="auto"/>
           </w:tcPr>
           <w:p>
@@ -51042,7 +51139,7 @@
         </w:tc>
         <w:tc>
           <w:tcPr>
-            <w:tcW w:w="772" w:type="pct"/>
+            <w:tcW w:w="641" w:type="pct"/>
             <w:shd w:val="clear" w:color="auto" w:fill="auto"/>
           </w:tcPr>
           <w:p>
@@ -51063,7 +51160,7 @@
         </w:tc>
         <w:tc>
           <w:tcPr>
-            <w:tcW w:w="1707" w:type="pct"/>
+            <w:tcW w:w="2474" w:type="pct"/>
             <w:shd w:val="clear" w:color="auto" w:fill="auto"/>
           </w:tcPr>
           <w:p>
@@ -51099,7 +51196,7 @@
       <w:tr>
         <w:tc>
           <w:tcPr>
-            <w:tcW w:w="504" w:type="pct"/>
+            <w:tcW w:w="390" w:type="pct"/>
             <w:shd w:val="clear" w:color="auto" w:fill="auto"/>
           </w:tcPr>
           <w:p>
@@ -51115,13 +51212,14 @@
                 <w:rStyle w:val="CdigoenlneaOE3"/>
                 <w:sz w:val="18"/>
               </w:rPr>
+              <w:lastRenderedPageBreak/>
               <w:t>5ce0797</w:t>
             </w:r>
           </w:p>
         </w:tc>
         <w:tc>
           <w:tcPr>
-            <w:tcW w:w="808" w:type="pct"/>
+            <w:tcW w:w="606" w:type="pct"/>
             <w:shd w:val="clear" w:color="auto" w:fill="auto"/>
           </w:tcPr>
           <w:p>
@@ -51142,7 +51240,7 @@
         </w:tc>
         <w:tc>
           <w:tcPr>
-            <w:tcW w:w="1208" w:type="pct"/>
+            <w:tcW w:w="889" w:type="pct"/>
             <w:shd w:val="clear" w:color="auto" w:fill="auto"/>
           </w:tcPr>
           <w:p>
@@ -51163,7 +51261,7 @@
         </w:tc>
         <w:tc>
           <w:tcPr>
-            <w:tcW w:w="772" w:type="pct"/>
+            <w:tcW w:w="641" w:type="pct"/>
             <w:shd w:val="clear" w:color="auto" w:fill="auto"/>
           </w:tcPr>
           <w:p>
@@ -51184,7 +51282,7 @@
         </w:tc>
         <w:tc>
           <w:tcPr>
-            <w:tcW w:w="1707" w:type="pct"/>
+            <w:tcW w:w="2474" w:type="pct"/>
             <w:shd w:val="clear" w:color="auto" w:fill="auto"/>
           </w:tcPr>
           <w:p>
@@ -51227,7 +51325,7 @@
       <w:tr>
         <w:tc>
           <w:tcPr>
-            <w:tcW w:w="504" w:type="pct"/>
+            <w:tcW w:w="390" w:type="pct"/>
             <w:shd w:val="clear" w:color="auto" w:fill="auto"/>
           </w:tcPr>
           <w:p>
@@ -51249,35 +51347,317 @@
         </w:tc>
         <w:tc>
           <w:tcPr>
-            <w:tcW w:w="808" w:type="pct"/>
-            <w:shd w:val="clear" w:color="auto" w:fill="auto"/>
-          </w:tcPr>
-          <w:p>
-            <w:pPr>
-              <w:pStyle w:val="CompactoOE3"/>
-              <w:spacing w:after="0"/>
-              <w:rPr>
-                <w:sz w:val="18"/>
-              </w:rPr>
-            </w:pPr>
-            <w:r>
-              <w:rPr>
-                <w:sz w:val="18"/>
-              </w:rPr>
-              <w:t xml:space="preserve">Familia con los brazos detrás del </w:t>
+            <w:tcW w:w="606" w:type="pct"/>
+            <w:shd w:val="clear" w:color="auto" w:fill="auto"/>
+          </w:tcPr>
+          <w:p>
+            <w:pPr>
+              <w:pStyle w:val="CompactoOE3"/>
+              <w:spacing w:after="0"/>
+              <w:rPr>
+                <w:sz w:val="18"/>
+              </w:rPr>
+            </w:pPr>
+            <w:r>
+              <w:rPr>
+                <w:sz w:val="18"/>
+              </w:rPr>
+              <w:t>Familia con los brazos detrás del torso y delante de la cabeza (INC-132); 4 prefabs y 77 clips</w:t>
+            </w:r>
+          </w:p>
+        </w:tc>
+        <w:tc>
+          <w:tcPr>
+            <w:tcW w:w="889" w:type="pct"/>
+            <w:shd w:val="clear" w:color="auto" w:fill="auto"/>
+          </w:tcPr>
+          <w:p>
+            <w:pPr>
+              <w:pStyle w:val="CompactoOE3"/>
+              <w:spacing w:after="0"/>
+              <w:rPr>
+                <w:sz w:val="18"/>
+              </w:rPr>
+            </w:pPr>
+            <w:r>
+              <w:rPr>
+                <w:sz w:val="18"/>
+              </w:rPr>
+              <w:t>215 de 215</w:t>
+            </w:r>
+          </w:p>
+        </w:tc>
+        <w:tc>
+          <w:tcPr>
+            <w:tcW w:w="641" w:type="pct"/>
+            <w:shd w:val="clear" w:color="auto" w:fill="auto"/>
+          </w:tcPr>
+          <w:p>
+            <w:pPr>
+              <w:pStyle w:val="CompactoOE3"/>
+              <w:spacing w:after="0"/>
+              <w:rPr>
+                <w:sz w:val="18"/>
+              </w:rPr>
+            </w:pPr>
+            <w:r>
+              <w:rPr>
+                <w:sz w:val="18"/>
+              </w:rPr>
+              <w:t>940 de 942, en un solo Editor: 1 omitida preexistente y 1 fallo</w:t>
+            </w:r>
+          </w:p>
+        </w:tc>
+        <w:tc>
+          <w:tcPr>
+            <w:tcW w:w="2474" w:type="pct"/>
+            <w:shd w:val="clear" w:color="auto" w:fill="auto"/>
+          </w:tcPr>
+          <w:p>
+            <w:pPr>
+              <w:pStyle w:val="CompactoOE3"/>
+              <w:spacing w:after="0"/>
+              <w:rPr>
+                <w:sz w:val="18"/>
+              </w:rPr>
+            </w:pPr>
+            <w:r>
+              <w:rPr>
+                <w:sz w:val="18"/>
+              </w:rPr>
+              <w:t xml:space="preserve">Falla </w:t>
+            </w:r>
+            <w:r>
+              <w:rPr>
+                <w:rStyle w:val="CdigoenlneaOE3"/>
+                <w:sz w:val="18"/>
+              </w:rPr>
+              <w:t>RiverLevel_RNF05</w:t>
+            </w:r>
+            <w:r>
+              <w:rPr>
+                <w:sz w:val="18"/>
+              </w:rPr>
+              <w:t xml:space="preserve">: 2 199 MB con el Editor abierto un día entero; 1 533 MB reservados y 1 072 asignados con el Editor recién abierto; </w:t>
+            </w:r>
+            <w:r>
+              <w:rPr>
+                <w:rStyle w:val="CdigoenlneaOE3"/>
+                <w:sz w:val="18"/>
+              </w:rPr>
+              <w:t>Game.Levels.River.PlayMode.Tests</w:t>
+            </w:r>
+            <w:r>
+              <w:rPr>
+                <w:sz w:val="18"/>
+              </w:rPr>
+              <w:t xml:space="preserve"> 57 de 57</w:t>
+            </w:r>
+          </w:p>
+        </w:tc>
+      </w:tr>
+      <w:tr>
+        <w:tc>
+          <w:tcPr>
+            <w:tcW w:w="390" w:type="pct"/>
+            <w:shd w:val="clear" w:color="auto" w:fill="auto"/>
+          </w:tcPr>
+          <w:p>
+            <w:pPr>
+              <w:pStyle w:val="CompactoOE3"/>
+              <w:spacing w:after="0"/>
+              <w:rPr>
+                <w:sz w:val="18"/>
+              </w:rPr>
+            </w:pPr>
+            <w:r>
+              <w:rPr>
+                <w:rStyle w:val="CdigoenlneaOE3"/>
+                <w:sz w:val="18"/>
+              </w:rPr>
+              <w:t>8cdd4c5</w:t>
+            </w:r>
+          </w:p>
+        </w:tc>
+        <w:tc>
+          <w:tcPr>
+            <w:tcW w:w="606" w:type="pct"/>
+            <w:shd w:val="clear" w:color="auto" w:fill="auto"/>
+          </w:tcPr>
+          <w:p>
+            <w:pPr>
+              <w:pStyle w:val="CompactoOE3"/>
+              <w:spacing w:after="0"/>
+              <w:rPr>
+                <w:sz w:val="18"/>
+              </w:rPr>
+            </w:pPr>
+            <w:r>
+              <w:rPr>
+                <w:sz w:val="18"/>
+              </w:rPr>
+              <w:t xml:space="preserve">Brazos delante al golpear y manos de Algoritm sobre la cara; 3 prefabs de Algoritm, 4 clips y el </w:t>
+            </w:r>
+            <w:r>
+              <w:rPr>
+                <w:rStyle w:val="CdigoenlneaOE3"/>
+                <w:sz w:val="18"/>
+              </w:rPr>
+              <w:t>.meta</w:t>
+            </w:r>
+            <w:r>
+              <w:rPr>
+                <w:sz w:val="18"/>
+              </w:rPr>
+              <w:t xml:space="preserve"> de </w:t>
+            </w:r>
+            <w:r>
+              <w:rPr>
+                <w:rStyle w:val="CdigoenlneaOE3"/>
+                <w:sz w:val="18"/>
+              </w:rPr>
+              <w:t>ArmLayering.cs</w:t>
+            </w:r>
+          </w:p>
+        </w:tc>
+        <w:tc>
+          <w:tcPr>
+            <w:tcW w:w="889" w:type="pct"/>
+            <w:shd w:val="clear" w:color="auto" w:fill="auto"/>
+          </w:tcPr>
+          <w:p>
+            <w:pPr>
+              <w:pStyle w:val="CompactoOE3"/>
+              <w:spacing w:after="0"/>
+              <w:rPr>
+                <w:sz w:val="18"/>
+              </w:rPr>
+            </w:pPr>
+            <w:r>
+              <w:rPr>
+                <w:sz w:val="18"/>
+              </w:rPr>
+              <w:t>234 de 234</w:t>
+            </w:r>
+          </w:p>
+        </w:tc>
+        <w:tc>
+          <w:tcPr>
+            <w:tcW w:w="641" w:type="pct"/>
+            <w:shd w:val="clear" w:color="auto" w:fill="auto"/>
+          </w:tcPr>
+          <w:p>
+            <w:pPr>
+              <w:pStyle w:val="CompactoOE3"/>
+              <w:spacing w:after="0"/>
+              <w:rPr>
+                <w:sz w:val="18"/>
+              </w:rPr>
+            </w:pPr>
+            <w:r>
+              <w:rPr>
+                <w:sz w:val="18"/>
+              </w:rPr>
+              <w:t>960 de 961, en un solo Editor: 1 omitida y 0 fallos</w:t>
+            </w:r>
+          </w:p>
+        </w:tc>
+        <w:tc>
+          <w:tcPr>
+            <w:tcW w:w="2474" w:type="pct"/>
+            <w:shd w:val="clear" w:color="auto" w:fill="auto"/>
+          </w:tcPr>
+          <w:p>
+            <w:pPr>
+              <w:pStyle w:val="CompactoOE3"/>
+              <w:spacing w:after="0"/>
+              <w:rPr>
+                <w:sz w:val="18"/>
+              </w:rPr>
+            </w:pPr>
+            <w:r>
+              <w:rPr>
+                <w:rStyle w:val="CdigoenlneaOE3"/>
+                <w:sz w:val="18"/>
+              </w:rPr>
+              <w:t>ForestScene_RF22</w:t>
+            </w:r>
+            <w:r>
+              <w:rPr>
+                <w:sz w:val="18"/>
+              </w:rPr>
+              <w:t xml:space="preserve"> y </w:t>
+            </w:r>
+            <w:r>
+              <w:rPr>
+                <w:rStyle w:val="CdigoenlneaOE3"/>
+                <w:sz w:val="18"/>
+              </w:rPr>
+              <w:t>RiverLevel_RNF05</w:t>
+            </w:r>
+            <w:r>
+              <w:rPr>
+                <w:sz w:val="18"/>
+              </w:rPr>
+              <w:t xml:space="preserve"> en verde</w:t>
+            </w:r>
+          </w:p>
+        </w:tc>
+      </w:tr>
+      <w:tr>
+        <w:tc>
+          <w:tcPr>
+            <w:tcW w:w="390" w:type="pct"/>
+            <w:shd w:val="clear" w:color="auto" w:fill="auto"/>
+          </w:tcPr>
+          <w:p>
+            <w:pPr>
+              <w:pStyle w:val="CompactoOE3"/>
+              <w:spacing w:after="0"/>
+              <w:rPr>
+                <w:sz w:val="18"/>
+              </w:rPr>
+            </w:pPr>
+            <w:r>
+              <w:rPr>
+                <w:rStyle w:val="CdigoenlneaOE3"/>
+                <w:sz w:val="18"/>
+              </w:rPr>
+              <w:t>433603f</w:t>
+            </w:r>
+          </w:p>
+        </w:tc>
+        <w:tc>
+          <w:tcPr>
+            <w:tcW w:w="606" w:type="pct"/>
+            <w:shd w:val="clear" w:color="auto" w:fill="auto"/>
+          </w:tcPr>
+          <w:p>
+            <w:pPr>
+              <w:pStyle w:val="CompactoOE3"/>
+              <w:spacing w:after="0"/>
+              <w:rPr>
+                <w:sz w:val="18"/>
+              </w:rPr>
+            </w:pPr>
+            <w:r>
+              <w:rPr>
+                <w:sz w:val="18"/>
+              </w:rPr>
+              <w:t xml:space="preserve">Prefabs de la </w:t>
             </w:r>
             <w:r>
               <w:rPr>
                 <w:sz w:val="18"/>
               </w:rPr>
               <w:lastRenderedPageBreak/>
-              <w:t>torso y delante de la cabeza (INC-132); 4 prefabs y 77 clips</w:t>
-            </w:r>
-          </w:p>
-        </w:tc>
-        <w:tc>
-          <w:tcPr>
-            <w:tcW w:w="1208" w:type="pct"/>
+              <w:t>familia con arte final frontal, caras por registro y antebrazos delante del torso (INC-133); 14 sprites en Papá, Mamá y la Niña y 11 en el Niño, 93 clips reescritos</w:t>
+            </w:r>
+          </w:p>
+        </w:tc>
+        <w:tc>
+          <w:tcPr>
+            <w:tcW w:w="889" w:type="pct"/>
             <w:shd w:val="clear" w:color="auto" w:fill="auto"/>
           </w:tcPr>
           <w:p>
@@ -51293,41 +51673,41 @@
                 <w:sz w:val="18"/>
               </w:rPr>
               <w:lastRenderedPageBreak/>
-              <w:t>215 de 215</w:t>
-            </w:r>
-          </w:p>
-        </w:tc>
-        <w:tc>
-          <w:tcPr>
-            <w:tcW w:w="772" w:type="pct"/>
-            <w:shd w:val="clear" w:color="auto" w:fill="auto"/>
-          </w:tcPr>
-          <w:p>
-            <w:pPr>
-              <w:pStyle w:val="CompactoOE3"/>
-              <w:spacing w:after="0"/>
-              <w:rPr>
-                <w:sz w:val="18"/>
-              </w:rPr>
-            </w:pPr>
-            <w:r>
-              <w:rPr>
-                <w:sz w:val="18"/>
-              </w:rPr>
-              <w:t xml:space="preserve">940 de 942, en un solo Editor: 1 </w:t>
+              <w:t>278 de 278</w:t>
+            </w:r>
+          </w:p>
+        </w:tc>
+        <w:tc>
+          <w:tcPr>
+            <w:tcW w:w="641" w:type="pct"/>
+            <w:shd w:val="clear" w:color="auto" w:fill="auto"/>
+          </w:tcPr>
+          <w:p>
+            <w:pPr>
+              <w:pStyle w:val="CompactoOE3"/>
+              <w:spacing w:after="0"/>
+              <w:rPr>
+                <w:sz w:val="18"/>
+              </w:rPr>
+            </w:pPr>
+            <w:r>
+              <w:rPr>
+                <w:sz w:val="18"/>
+              </w:rPr>
+              <w:t xml:space="preserve">EditMode: 627 </w:t>
             </w:r>
             <w:r>
               <w:rPr>
                 <w:sz w:val="18"/>
               </w:rPr>
               <w:lastRenderedPageBreak/>
-              <w:t>omitida preexistente y 1 fallo</w:t>
-            </w:r>
-          </w:p>
-        </w:tc>
-        <w:tc>
-          <w:tcPr>
-            <w:tcW w:w="1707" w:type="pct"/>
+              <w:t>pasan, 1 omitida, 0 fallos; PlayMode: 376 de 377</w:t>
+            </w:r>
+          </w:p>
+        </w:tc>
+        <w:tc>
+          <w:tcPr>
+            <w:tcW w:w="2474" w:type="pct"/>
             <w:shd w:val="clear" w:color="auto" w:fill="auto"/>
           </w:tcPr>
           <w:p>
@@ -51356,27 +51736,27 @@
               <w:rPr>
                 <w:sz w:val="18"/>
               </w:rPr>
-              <w:t xml:space="preserve">: 2 199 MB con el Editor abierto un día entero; 1 533 MB </w:t>
+              <w:t xml:space="preserve"> con 2 161 MB en un Editor de larga duración; las pruebas del </w:t>
             </w:r>
             <w:r>
               <w:rPr>
                 <w:sz w:val="18"/>
               </w:rPr>
               <w:lastRenderedPageBreak/>
-              <w:t xml:space="preserve">reservados y 1 072 asignados con el Editor recién abierto; </w:t>
+              <w:t xml:space="preserve">antebrazo y el ancla pasan 14 de 14 y </w:t>
             </w:r>
             <w:r>
               <w:rPr>
                 <w:rStyle w:val="CdigoenlneaOE3"/>
                 <w:sz w:val="18"/>
               </w:rPr>
-              <w:t>Game.Levels.River.PlayMode.Tests</w:t>
-            </w:r>
-            <w:r>
-              <w:rPr>
-                <w:sz w:val="18"/>
-              </w:rPr>
-              <w:t xml:space="preserve"> 57 de 57</w:t>
+              <w:t>CharacterCapture</w:t>
+            </w:r>
+            <w:r>
+              <w:rPr>
+                <w:sz w:val="18"/>
+              </w:rPr>
+              <w:t xml:space="preserve"> 5 de 5</w:t>
             </w:r>
           </w:p>
         </w:tc>
@@ -51384,7 +51764,7 @@
       <w:tr>
         <w:tc>
           <w:tcPr>
-            <w:tcW w:w="504" w:type="pct"/>
+            <w:tcW w:w="390" w:type="pct"/>
             <w:shd w:val="clear" w:color="auto" w:fill="auto"/>
           </w:tcPr>
           <w:p>
@@ -51401,131 +51781,130 @@
                 <w:sz w:val="18"/>
               </w:rPr>
               <w:lastRenderedPageBreak/>
-              <w:t>8cdd4c5</w:t>
-            </w:r>
-          </w:p>
-        </w:tc>
-        <w:tc>
-          <w:tcPr>
-            <w:tcW w:w="808" w:type="pct"/>
-            <w:shd w:val="clear" w:color="auto" w:fill="auto"/>
-          </w:tcPr>
-          <w:p>
-            <w:pPr>
-              <w:pStyle w:val="CompactoOE3"/>
-              <w:spacing w:after="0"/>
-              <w:rPr>
-                <w:sz w:val="18"/>
-              </w:rPr>
-            </w:pPr>
-            <w:r>
-              <w:rPr>
-                <w:sz w:val="18"/>
-              </w:rPr>
-              <w:t xml:space="preserve">Brazos delante al golpear y manos de Algoritm sobre la cara; 3 prefabs de Algoritm, 4 clips y el </w:t>
+              <w:t>28337c0</w:t>
+            </w:r>
+          </w:p>
+        </w:tc>
+        <w:tc>
+          <w:tcPr>
+            <w:tcW w:w="606" w:type="pct"/>
+            <w:shd w:val="clear" w:color="auto" w:fill="auto"/>
+          </w:tcPr>
+          <w:p>
+            <w:pPr>
+              <w:pStyle w:val="CompactoOE3"/>
+              <w:spacing w:after="0"/>
+              <w:rPr>
+                <w:sz w:val="18"/>
+              </w:rPr>
+            </w:pPr>
+            <w:r>
+              <w:rPr>
+                <w:sz w:val="18"/>
+              </w:rPr>
+              <w:t>Pivote del hombro y gestos sobre la cara (decisiones del 06/10/2026); 11 sprites por prefab de la familia, 93 clips reescritos</w:t>
+            </w:r>
+          </w:p>
+        </w:tc>
+        <w:tc>
+          <w:tcPr>
+            <w:tcW w:w="889" w:type="pct"/>
+            <w:shd w:val="clear" w:color="auto" w:fill="auto"/>
+          </w:tcPr>
+          <w:p>
+            <w:pPr>
+              <w:pStyle w:val="CompactoOE3"/>
+              <w:spacing w:after="0"/>
+              <w:rPr>
+                <w:sz w:val="18"/>
+              </w:rPr>
+            </w:pPr>
+            <w:r>
+              <w:rPr>
+                <w:sz w:val="18"/>
+              </w:rPr>
+              <w:t>278 de 278</w:t>
+            </w:r>
+          </w:p>
+        </w:tc>
+        <w:tc>
+          <w:tcPr>
+            <w:tcW w:w="641" w:type="pct"/>
+            <w:shd w:val="clear" w:color="auto" w:fill="auto"/>
+          </w:tcPr>
+          <w:p>
+            <w:pPr>
+              <w:pStyle w:val="CompactoOE3"/>
+              <w:spacing w:after="0"/>
+              <w:rPr>
+                <w:sz w:val="18"/>
+              </w:rPr>
+            </w:pPr>
+            <w:r>
+              <w:rPr>
+                <w:sz w:val="18"/>
+              </w:rPr>
+              <w:t>EditMode: 627 pasan, 1 omitida, 0 fallos; PlayMode: 376 de 377</w:t>
+            </w:r>
+          </w:p>
+        </w:tc>
+        <w:tc>
+          <w:tcPr>
+            <w:tcW w:w="2474" w:type="pct"/>
+            <w:shd w:val="clear" w:color="auto" w:fill="auto"/>
+          </w:tcPr>
+          <w:p>
+            <w:pPr>
+              <w:pStyle w:val="CompactoOE3"/>
+              <w:spacing w:after="0"/>
+              <w:rPr>
+                <w:sz w:val="18"/>
+              </w:rPr>
+            </w:pPr>
+            <w:r>
+              <w:rPr>
+                <w:sz w:val="18"/>
+              </w:rPr>
+              <w:t xml:space="preserve">Falla </w:t>
             </w:r>
             <w:r>
               <w:rPr>
                 <w:rStyle w:val="CdigoenlneaOE3"/>
                 <w:sz w:val="18"/>
               </w:rPr>
-              <w:t>.meta</w:t>
-            </w:r>
-            <w:r>
-              <w:rPr>
-                <w:sz w:val="18"/>
-              </w:rPr>
-              <w:t xml:space="preserve"> de </w:t>
+              <w:t>RiverLevel_RNF05</w:t>
+            </w:r>
+            <w:r>
+              <w:rPr>
+                <w:sz w:val="18"/>
+              </w:rPr>
+              <w:t xml:space="preserve"> con 2 353 MB en un Editor de larga duración; </w:t>
             </w:r>
             <w:r>
               <w:rPr>
                 <w:rStyle w:val="CdigoenlneaOE3"/>
                 <w:sz w:val="18"/>
               </w:rPr>
-              <w:t>ArmLayering.cs</w:t>
-            </w:r>
-          </w:p>
-        </w:tc>
-        <w:tc>
-          <w:tcPr>
-            <w:tcW w:w="1208" w:type="pct"/>
-            <w:shd w:val="clear" w:color="auto" w:fill="auto"/>
-          </w:tcPr>
-          <w:p>
-            <w:pPr>
-              <w:pStyle w:val="CompactoOE3"/>
-              <w:spacing w:after="0"/>
-              <w:rPr>
-                <w:sz w:val="18"/>
-              </w:rPr>
-            </w:pPr>
-            <w:r>
-              <w:rPr>
-                <w:sz w:val="18"/>
-              </w:rPr>
-              <w:t>234 de 234</w:t>
-            </w:r>
-          </w:p>
-        </w:tc>
-        <w:tc>
-          <w:tcPr>
-            <w:tcW w:w="772" w:type="pct"/>
-            <w:shd w:val="clear" w:color="auto" w:fill="auto"/>
-          </w:tcPr>
-          <w:p>
-            <w:pPr>
-              <w:pStyle w:val="CompactoOE3"/>
-              <w:spacing w:after="0"/>
-              <w:rPr>
-                <w:sz w:val="18"/>
-              </w:rPr>
-            </w:pPr>
-            <w:r>
-              <w:rPr>
-                <w:sz w:val="18"/>
-              </w:rPr>
-              <w:t>960 de 961, en un solo Editor: 1 omitida y 0 fallos</w:t>
-            </w:r>
-          </w:p>
-        </w:tc>
-        <w:tc>
-          <w:tcPr>
-            <w:tcW w:w="1707" w:type="pct"/>
-            <w:shd w:val="clear" w:color="auto" w:fill="auto"/>
-          </w:tcPr>
-          <w:p>
-            <w:pPr>
-              <w:pStyle w:val="CompactoOE3"/>
-              <w:spacing w:after="0"/>
-              <w:rPr>
-                <w:sz w:val="18"/>
-              </w:rPr>
-            </w:pPr>
+              <w:t>CharacterRigLimb</w:t>
+            </w:r>
+            <w:r>
+              <w:rPr>
+                <w:sz w:val="18"/>
+              </w:rPr>
+              <w:t xml:space="preserve"> 14 de 14 y </w:t>
+            </w:r>
             <w:r>
               <w:rPr>
                 <w:rStyle w:val="CdigoenlneaOE3"/>
                 <w:sz w:val="18"/>
               </w:rPr>
-              <w:t>ForestScene_RF22</w:t>
-            </w:r>
-            <w:r>
-              <w:rPr>
-                <w:sz w:val="18"/>
-              </w:rPr>
-              <w:t xml:space="preserve"> y </w:t>
-            </w:r>
-            <w:r>
-              <w:rPr>
-                <w:rStyle w:val="CdigoenlneaOE3"/>
-                <w:sz w:val="18"/>
-              </w:rPr>
-              <w:t>RiverLevel_RNF05</w:t>
-            </w:r>
-            <w:r>
-              <w:rPr>
-                <w:sz w:val="18"/>
-              </w:rPr>
-              <w:t xml:space="preserve"> en verde</w:t>
+              <w:t>CharacterCapture</w:t>
+            </w:r>
+            <w:r>
+              <w:rPr>
+                <w:sz w:val="18"/>
+              </w:rPr>
+              <w:t xml:space="preserve"> 5 de 5</w:t>
             </w:r>
           </w:p>
         </w:tc>
@@ -51533,7 +51912,7 @@
       <w:tr>
         <w:tc>
           <w:tcPr>
-            <w:tcW w:w="504" w:type="pct"/>
+            <w:tcW w:w="390" w:type="pct"/>
             <w:shd w:val="clear" w:color="auto" w:fill="auto"/>
           </w:tcPr>
           <w:p>
@@ -51549,117 +51928,144 @@
                 <w:rStyle w:val="CdigoenlneaOE3"/>
                 <w:sz w:val="18"/>
               </w:rPr>
-              <w:t>433603f</w:t>
-            </w:r>
-          </w:p>
-        </w:tc>
-        <w:tc>
-          <w:tcPr>
-            <w:tcW w:w="808" w:type="pct"/>
-            <w:shd w:val="clear" w:color="auto" w:fill="auto"/>
-          </w:tcPr>
-          <w:p>
-            <w:pPr>
-              <w:pStyle w:val="CompactoOE3"/>
-              <w:spacing w:after="0"/>
-              <w:rPr>
-                <w:sz w:val="18"/>
-              </w:rPr>
-            </w:pPr>
-            <w:r>
-              <w:rPr>
-                <w:sz w:val="18"/>
-              </w:rPr>
-              <w:t>Prefabs de la familia con arte final frontal, caras por registro y antebrazos delante del torso (INC-133); 14 sprites en Papá, Mamá y la Niña y 11 en el Niño, 93 clips reescritos</w:t>
-            </w:r>
-          </w:p>
-        </w:tc>
-        <w:tc>
-          <w:tcPr>
-            <w:tcW w:w="1208" w:type="pct"/>
-            <w:shd w:val="clear" w:color="auto" w:fill="auto"/>
-          </w:tcPr>
-          <w:p>
-            <w:pPr>
-              <w:pStyle w:val="CompactoOE3"/>
-              <w:spacing w:after="0"/>
-              <w:rPr>
-                <w:sz w:val="18"/>
-              </w:rPr>
-            </w:pPr>
-            <w:r>
-              <w:rPr>
-                <w:sz w:val="18"/>
-              </w:rPr>
-              <w:t>278 de 278</w:t>
-            </w:r>
-          </w:p>
-        </w:tc>
-        <w:tc>
-          <w:tcPr>
-            <w:tcW w:w="772" w:type="pct"/>
-            <w:shd w:val="clear" w:color="auto" w:fill="auto"/>
-          </w:tcPr>
-          <w:p>
-            <w:pPr>
-              <w:pStyle w:val="CompactoOE3"/>
-              <w:spacing w:after="0"/>
-              <w:rPr>
-                <w:sz w:val="18"/>
-              </w:rPr>
-            </w:pPr>
-            <w:r>
-              <w:rPr>
-                <w:sz w:val="18"/>
-              </w:rPr>
-              <w:t>EditMode: 627 pasan, 1 omitida, 0 fallos; PlayMode: 376 de 377</w:t>
-            </w:r>
-          </w:p>
-        </w:tc>
-        <w:tc>
-          <w:tcPr>
-            <w:tcW w:w="1707" w:type="pct"/>
-            <w:shd w:val="clear" w:color="auto" w:fill="auto"/>
-          </w:tcPr>
-          <w:p>
-            <w:pPr>
-              <w:pStyle w:val="CompactoOE3"/>
-              <w:spacing w:after="0"/>
-              <w:rPr>
-                <w:sz w:val="18"/>
-              </w:rPr>
-            </w:pPr>
-            <w:r>
-              <w:rPr>
-                <w:sz w:val="18"/>
-              </w:rPr>
-              <w:t xml:space="preserve">Falla </w:t>
+              <w:lastRenderedPageBreak/>
+              <w:t>123785e</w:t>
+            </w:r>
+          </w:p>
+        </w:tc>
+        <w:tc>
+          <w:tcPr>
+            <w:tcW w:w="606" w:type="pct"/>
+            <w:shd w:val="clear" w:color="auto" w:fill="auto"/>
+          </w:tcPr>
+          <w:p>
+            <w:pPr>
+              <w:pStyle w:val="CompactoOE3"/>
+              <w:spacing w:after="0"/>
+              <w:rPr>
+                <w:sz w:val="18"/>
+              </w:rPr>
+            </w:pPr>
+            <w:r>
+              <w:rPr>
+                <w:sz w:val="18"/>
+              </w:rPr>
+              <w:t xml:space="preserve">Ronda de ajustes de diseño del 08/10/2026 sobre </w:t>
             </w:r>
             <w:r>
               <w:rPr>
                 <w:rStyle w:val="CdigoenlneaOE3"/>
                 <w:sz w:val="18"/>
               </w:rPr>
+              <w:t>eb9be13</w:t>
+            </w:r>
+            <w:r>
+              <w:rPr>
+                <w:sz w:val="18"/>
+              </w:rPr>
+              <w:t xml:space="preserve"> (merge con el carril de perfil); </w:t>
+            </w:r>
+            <w:r>
+              <w:rPr>
+                <w:rStyle w:val="CdigoenlneaOE3"/>
+                <w:sz w:val="18"/>
+              </w:rPr>
+              <w:t>Wave</w:t>
+            </w:r>
+            <w:r>
+              <w:rPr>
+                <w:sz w:val="18"/>
+              </w:rPr>
+              <w:t xml:space="preserve"> entra en la tabla de vistas de INC-134</w:t>
+            </w:r>
+          </w:p>
+        </w:tc>
+        <w:tc>
+          <w:tcPr>
+            <w:tcW w:w="889" w:type="pct"/>
+            <w:shd w:val="clear" w:color="auto" w:fill="auto"/>
+          </w:tcPr>
+          <w:p>
+            <w:pPr>
+              <w:pStyle w:val="CompactoOE3"/>
+              <w:spacing w:after="0"/>
+              <w:rPr>
+                <w:sz w:val="18"/>
+              </w:rPr>
+            </w:pPr>
+            <w:r>
+              <w:rPr>
+                <w:sz w:val="18"/>
+              </w:rPr>
+              <w:t>Sin desglose por módulo</w:t>
+            </w:r>
+          </w:p>
+        </w:tc>
+        <w:tc>
+          <w:tcPr>
+            <w:tcW w:w="641" w:type="pct"/>
+            <w:shd w:val="clear" w:color="auto" w:fill="auto"/>
+          </w:tcPr>
+          <w:p>
+            <w:pPr>
+              <w:pStyle w:val="CompactoOE3"/>
+              <w:spacing w:after="0"/>
+              <w:rPr>
+                <w:sz w:val="18"/>
+              </w:rPr>
+            </w:pPr>
+            <w:r>
+              <w:rPr>
+                <w:sz w:val="18"/>
+              </w:rPr>
+              <w:t>EditMode: 706 de 711 (1 omitida y 4 rojas esperadas, 09/10/2026); PlayMode: 416 de 417 (1 inconclusiva)</w:t>
+            </w:r>
+          </w:p>
+        </w:tc>
+        <w:tc>
+          <w:tcPr>
+            <w:tcW w:w="2474" w:type="pct"/>
+            <w:shd w:val="clear" w:color="auto" w:fill="auto"/>
+          </w:tcPr>
+          <w:p>
+            <w:pPr>
+              <w:pStyle w:val="CompactoOE3"/>
+              <w:spacing w:after="0"/>
+              <w:rPr>
+                <w:sz w:val="18"/>
+              </w:rPr>
+            </w:pPr>
+            <w:r>
+              <w:rPr>
+                <w:sz w:val="18"/>
+              </w:rPr>
+              <w:t xml:space="preserve">Corrida completa en dos Editores, 24,4 min; las 4 rojas son </w:t>
+            </w:r>
+            <w:r>
+              <w:rPr>
+                <w:rStyle w:val="CdigoenlneaOE3"/>
+                <w:sz w:val="18"/>
+              </w:rPr>
+              <w:t>CharacterRig_INC134_*</w:t>
+            </w:r>
+            <w:r>
+              <w:rPr>
+                <w:sz w:val="18"/>
+              </w:rPr>
+              <w:t xml:space="preserve"> a la espera del arte de perfil; </w:t>
+            </w:r>
+            <w:r>
+              <w:rPr>
+                <w:rStyle w:val="CdigoenlneaOE3"/>
+                <w:sz w:val="18"/>
+              </w:rPr>
               <w:t>RiverLevel_RNF05</w:t>
             </w:r>
             <w:r>
               <w:rPr>
                 <w:sz w:val="18"/>
               </w:rPr>
-              <w:t xml:space="preserve"> con 2 161 MB en un Editor de larga duración; las pruebas del antebrazo y el ancla pasan 14 de 14 y </w:t>
-            </w:r>
-            <w:r>
-              <w:rPr>
-                <w:rStyle w:val="CdigoenlneaOE3"/>
-                <w:sz w:val="18"/>
-              </w:rPr>
-              <w:t>CharacterCapture</w:t>
-            </w:r>
-            <w:r>
-              <w:rPr>
-                <w:sz w:val="18"/>
-              </w:rPr>
-              <w:t xml:space="preserve"> 5 de 5</w:t>
+              <w:t xml:space="preserve"> pasó</w:t>
             </w:r>
           </w:p>
         </w:tc>
@@ -51667,7 +52073,7 @@
       <w:tr>
         <w:tc>
           <w:tcPr>
-            <w:tcW w:w="504" w:type="pct"/>
+            <w:tcW w:w="390" w:type="pct"/>
             <w:shd w:val="clear" w:color="auto" w:fill="auto"/>
           </w:tcPr>
           <w:p>
@@ -51683,146 +52089,117 @@
                 <w:rStyle w:val="CdigoenlneaOE3"/>
                 <w:sz w:val="18"/>
               </w:rPr>
-              <w:t>28337c0</w:t>
-            </w:r>
-          </w:p>
-        </w:tc>
-        <w:tc>
-          <w:tcPr>
-            <w:tcW w:w="808" w:type="pct"/>
-            <w:shd w:val="clear" w:color="auto" w:fill="auto"/>
-          </w:tcPr>
-          <w:p>
-            <w:pPr>
-              <w:pStyle w:val="CompactoOE3"/>
-              <w:spacing w:after="0"/>
-              <w:rPr>
-                <w:sz w:val="18"/>
-              </w:rPr>
-            </w:pPr>
-            <w:r>
-              <w:rPr>
-                <w:sz w:val="18"/>
-              </w:rPr>
-              <w:t xml:space="preserve">Pivote del hombro y gestos sobre la cara (decisiones </w:t>
-            </w:r>
-            <w:r>
-              <w:rPr>
-                <w:sz w:val="18"/>
-              </w:rPr>
-              <w:lastRenderedPageBreak/>
-              <w:t>del 06/10/2026); 11 sprites por prefab de la familia, 93 clips reescritos</w:t>
-            </w:r>
-          </w:p>
-        </w:tc>
-        <w:tc>
-          <w:tcPr>
-            <w:tcW w:w="1208" w:type="pct"/>
-            <w:shd w:val="clear" w:color="auto" w:fill="auto"/>
-          </w:tcPr>
-          <w:p>
-            <w:pPr>
-              <w:pStyle w:val="CompactoOE3"/>
-              <w:spacing w:after="0"/>
-              <w:rPr>
-                <w:sz w:val="18"/>
-              </w:rPr>
-            </w:pPr>
-            <w:r>
-              <w:rPr>
-                <w:sz w:val="18"/>
-              </w:rPr>
-              <w:lastRenderedPageBreak/>
-              <w:t>278 de 278</w:t>
-            </w:r>
-          </w:p>
-        </w:tc>
-        <w:tc>
-          <w:tcPr>
-            <w:tcW w:w="772" w:type="pct"/>
-            <w:shd w:val="clear" w:color="auto" w:fill="auto"/>
-          </w:tcPr>
-          <w:p>
-            <w:pPr>
-              <w:pStyle w:val="CompactoOE3"/>
-              <w:spacing w:after="0"/>
-              <w:rPr>
-                <w:sz w:val="18"/>
-              </w:rPr>
-            </w:pPr>
-            <w:r>
-              <w:rPr>
-                <w:sz w:val="18"/>
-              </w:rPr>
-              <w:t xml:space="preserve">EditMode: 627 pasan, 1 omitida, 0 fallos; </w:t>
-            </w:r>
-            <w:r>
-              <w:rPr>
-                <w:sz w:val="18"/>
-              </w:rPr>
-              <w:lastRenderedPageBreak/>
-              <w:t>PlayMode: 376 de 377</w:t>
-            </w:r>
-          </w:p>
-        </w:tc>
-        <w:tc>
-          <w:tcPr>
-            <w:tcW w:w="1707" w:type="pct"/>
-            <w:shd w:val="clear" w:color="auto" w:fill="auto"/>
-          </w:tcPr>
-          <w:p>
-            <w:pPr>
-              <w:pStyle w:val="CompactoOE3"/>
-              <w:spacing w:after="0"/>
-              <w:rPr>
-                <w:sz w:val="18"/>
-              </w:rPr>
-            </w:pPr>
-            <w:r>
-              <w:rPr>
-                <w:sz w:val="18"/>
-              </w:rPr>
-              <w:lastRenderedPageBreak/>
-              <w:t xml:space="preserve">Falla </w:t>
+              <w:t>9966bcb</w:t>
+            </w:r>
+          </w:p>
+        </w:tc>
+        <w:tc>
+          <w:tcPr>
+            <w:tcW w:w="606" w:type="pct"/>
+            <w:shd w:val="clear" w:color="auto" w:fill="auto"/>
+          </w:tcPr>
+          <w:p>
+            <w:pPr>
+              <w:pStyle w:val="CompactoOE3"/>
+              <w:spacing w:after="0"/>
+              <w:rPr>
+                <w:sz w:val="18"/>
+              </w:rPr>
+            </w:pPr>
+            <w:r>
+              <w:rPr>
+                <w:sz w:val="18"/>
+              </w:rPr>
+              <w:t xml:space="preserve">Ronda 1 del Editor del carril de perfil (INC-134, 09/10/2026): </w:t>
             </w:r>
             <w:r>
               <w:rPr>
                 <w:rStyle w:val="CdigoenlneaOE3"/>
                 <w:sz w:val="18"/>
               </w:rPr>
-              <w:t>RiverLevel_RNF05</w:t>
-            </w:r>
-            <w:r>
-              <w:rPr>
-                <w:sz w:val="18"/>
-              </w:rPr>
-              <w:t xml:space="preserve"> con 2 353 MB en un Editor de larga duración; </w:t>
+              <w:t>Lienzo/Perfil</w:t>
+            </w:r>
+            <w:r>
+              <w:rPr>
+                <w:sz w:val="18"/>
+              </w:rPr>
+              <w:t xml:space="preserve"> en los cuatro prefabs de la familia y 84 clips reescritos</w:t>
+            </w:r>
+          </w:p>
+        </w:tc>
+        <w:tc>
+          <w:tcPr>
+            <w:tcW w:w="889" w:type="pct"/>
+            <w:shd w:val="clear" w:color="auto" w:fill="auto"/>
+          </w:tcPr>
+          <w:p>
+            <w:pPr>
+              <w:pStyle w:val="CompactoOE3"/>
+              <w:spacing w:after="0"/>
+              <w:rPr>
+                <w:sz w:val="18"/>
+              </w:rPr>
+            </w:pPr>
+            <w:r>
+              <w:rPr>
+                <w:sz w:val="18"/>
+              </w:rPr>
+              <w:t>351 de 351</w:t>
+            </w:r>
+          </w:p>
+        </w:tc>
+        <w:tc>
+          <w:tcPr>
+            <w:tcW w:w="641" w:type="pct"/>
+            <w:shd w:val="clear" w:color="auto" w:fill="auto"/>
+          </w:tcPr>
+          <w:p>
+            <w:pPr>
+              <w:pStyle w:val="CompactoOE3"/>
+              <w:spacing w:after="0"/>
+              <w:rPr>
+                <w:sz w:val="18"/>
+              </w:rPr>
+            </w:pPr>
+            <w:r>
+              <w:rPr>
+                <w:sz w:val="18"/>
+              </w:rPr>
+              <w:t xml:space="preserve">Sin corrida completa; </w:t>
             </w:r>
             <w:r>
               <w:rPr>
                 <w:rStyle w:val="CdigoenlneaOE3"/>
                 <w:sz w:val="18"/>
               </w:rPr>
-              <w:t>CharacterRigLimb</w:t>
-            </w:r>
-            <w:r>
-              <w:rPr>
-                <w:sz w:val="18"/>
-              </w:rPr>
-              <w:t xml:space="preserve"> 14 de 14 y </w:t>
-            </w:r>
-            <w:r>
-              <w:rPr>
-                <w:rStyle w:val="CdigoenlneaOE3"/>
-                <w:sz w:val="18"/>
-              </w:rPr>
-              <w:t>CharacterCapture</w:t>
-            </w:r>
-            <w:r>
-              <w:rPr>
-                <w:sz w:val="18"/>
-              </w:rPr>
-              <w:t xml:space="preserve"> 5 de 5</w:t>
+              <w:t>NarrativeScene_</w:t>
+            </w:r>
+            <w:r>
+              <w:rPr>
+                <w:sz w:val="18"/>
+              </w:rPr>
+              <w:t xml:space="preserve"> en PlayMode: 107 de 107</w:t>
+            </w:r>
+          </w:p>
+        </w:tc>
+        <w:tc>
+          <w:tcPr>
+            <w:tcW w:w="2474" w:type="pct"/>
+            <w:shd w:val="clear" w:color="auto" w:fill="auto"/>
+          </w:tcPr>
+          <w:p>
+            <w:pPr>
+              <w:pStyle w:val="CompactoOE3"/>
+              <w:spacing w:after="0"/>
+              <w:rPr>
+                <w:sz w:val="18"/>
+              </w:rPr>
+            </w:pPr>
+            <w:r>
+              <w:rPr>
+                <w:sz w:val="18"/>
+              </w:rPr>
+              <w:t>Ningún identificador de los prefabs se perdió ni cambió</w:t>
             </w:r>
           </w:p>
         </w:tc>
@@ -51830,7 +52207,7 @@
       <w:tr>
         <w:tc>
           <w:tcPr>
-            <w:tcW w:w="504" w:type="pct"/>
+            <w:tcW w:w="390" w:type="pct"/>
             <w:shd w:val="clear" w:color="auto" w:fill="auto"/>
           </w:tcPr>
           <w:p>
@@ -51846,143 +52223,329 @@
                 <w:rStyle w:val="CdigoenlneaOE3"/>
                 <w:sz w:val="18"/>
               </w:rPr>
-              <w:t>123785e</w:t>
-            </w:r>
-          </w:p>
-        </w:tc>
-        <w:tc>
-          <w:tcPr>
-            <w:tcW w:w="808" w:type="pct"/>
-            <w:shd w:val="clear" w:color="auto" w:fill="auto"/>
-          </w:tcPr>
-          <w:p>
-            <w:pPr>
-              <w:pStyle w:val="CompactoOE3"/>
-              <w:spacing w:after="0"/>
-              <w:rPr>
-                <w:sz w:val="18"/>
-              </w:rPr>
-            </w:pPr>
-            <w:r>
-              <w:rPr>
-                <w:sz w:val="18"/>
-              </w:rPr>
-              <w:t xml:space="preserve">Ronda de ajustes de diseño del 08/10/2026 sobre </w:t>
+              <w:t>64f3dd1</w:t>
+            </w:r>
+          </w:p>
+        </w:tc>
+        <w:tc>
+          <w:tcPr>
+            <w:tcW w:w="606" w:type="pct"/>
+            <w:shd w:val="clear" w:color="auto" w:fill="auto"/>
+          </w:tcPr>
+          <w:p>
+            <w:pPr>
+              <w:pStyle w:val="CompactoOE3"/>
+              <w:spacing w:after="0"/>
+              <w:rPr>
+                <w:sz w:val="18"/>
+              </w:rPr>
+            </w:pPr>
+            <w:r>
+              <w:rPr>
+                <w:sz w:val="18"/>
+              </w:rPr>
+              <w:t xml:space="preserve">Ronda 2 del </w:t>
+            </w:r>
+            <w:r>
+              <w:rPr>
+                <w:sz w:val="18"/>
+              </w:rPr>
+              <w:lastRenderedPageBreak/>
+              <w:t>Editor (09/10/2026): piernas detrás del torso en el perfil y Algoritm final con cara provisional (INC-134, INC-136)</w:t>
+            </w:r>
+          </w:p>
+        </w:tc>
+        <w:tc>
+          <w:tcPr>
+            <w:tcW w:w="889" w:type="pct"/>
+            <w:shd w:val="clear" w:color="auto" w:fill="auto"/>
+          </w:tcPr>
+          <w:p>
+            <w:pPr>
+              <w:pStyle w:val="CompactoOE3"/>
+              <w:spacing w:after="0"/>
+              <w:rPr>
+                <w:sz w:val="18"/>
+              </w:rPr>
+            </w:pPr>
+            <w:r>
+              <w:rPr>
+                <w:sz w:val="18"/>
+              </w:rPr>
+              <w:lastRenderedPageBreak/>
+              <w:t>348 de 351</w:t>
+            </w:r>
+          </w:p>
+        </w:tc>
+        <w:tc>
+          <w:tcPr>
+            <w:tcW w:w="641" w:type="pct"/>
+            <w:shd w:val="clear" w:color="auto" w:fill="auto"/>
+          </w:tcPr>
+          <w:p>
+            <w:pPr>
+              <w:pStyle w:val="CompactoOE3"/>
+              <w:spacing w:after="0"/>
+              <w:rPr>
+                <w:sz w:val="18"/>
+              </w:rPr>
+            </w:pPr>
+            <w:r>
+              <w:rPr>
+                <w:sz w:val="18"/>
+              </w:rPr>
+              <w:t xml:space="preserve">Sin corrida </w:t>
+            </w:r>
+            <w:r>
+              <w:rPr>
+                <w:sz w:val="18"/>
+              </w:rPr>
+              <w:lastRenderedPageBreak/>
+              <w:t xml:space="preserve">completa; PlayMode por grupos: </w:t>
             </w:r>
             <w:r>
               <w:rPr>
                 <w:rStyle w:val="CdigoenlneaOE3"/>
                 <w:sz w:val="18"/>
               </w:rPr>
-              <w:t>eb9be13</w:t>
-            </w:r>
-            <w:r>
-              <w:rPr>
-                <w:sz w:val="18"/>
-              </w:rPr>
-              <w:t xml:space="preserve"> (merge con el carril de perfil); </w:t>
+              <w:t>NarrativeScene_</w:t>
+            </w:r>
+            <w:r>
+              <w:rPr>
+                <w:sz w:val="18"/>
+              </w:rPr>
+              <w:t xml:space="preserve"> 107 de 107, </w:t>
             </w:r>
             <w:r>
               <w:rPr>
                 <w:rStyle w:val="CdigoenlneaOE3"/>
                 <w:sz w:val="18"/>
               </w:rPr>
-              <w:t>Wave</w:t>
-            </w:r>
-            <w:r>
-              <w:rPr>
-                <w:sz w:val="18"/>
-              </w:rPr>
-              <w:t xml:space="preserve"> entra en la tabla de vistas de INC-134</w:t>
-            </w:r>
-          </w:p>
-        </w:tc>
-        <w:tc>
-          <w:tcPr>
-            <w:tcW w:w="1208" w:type="pct"/>
-            <w:shd w:val="clear" w:color="auto" w:fill="auto"/>
-          </w:tcPr>
-          <w:p>
-            <w:pPr>
-              <w:pStyle w:val="CompactoOE3"/>
-              <w:spacing w:after="0"/>
-              <w:rPr>
-                <w:sz w:val="18"/>
-              </w:rPr>
-            </w:pPr>
-            <w:r>
-              <w:rPr>
-                <w:sz w:val="18"/>
-              </w:rPr>
-              <w:t>Sin desglose por módulo</w:t>
-            </w:r>
-          </w:p>
-        </w:tc>
-        <w:tc>
-          <w:tcPr>
-            <w:tcW w:w="772" w:type="pct"/>
-            <w:shd w:val="clear" w:color="auto" w:fill="auto"/>
-          </w:tcPr>
-          <w:p>
-            <w:pPr>
-              <w:pStyle w:val="CompactoOE3"/>
-              <w:spacing w:after="0"/>
-              <w:rPr>
-                <w:sz w:val="18"/>
-              </w:rPr>
-            </w:pPr>
-            <w:r>
-              <w:rPr>
-                <w:sz w:val="18"/>
-              </w:rPr>
-              <w:t>EditMode: 706 de 711 (1 omitida y 4 rojas esperadas, 09/10/2026); PlayMode: 416 de 417 (1 inconclusiva)</w:t>
-            </w:r>
-          </w:p>
-        </w:tc>
-        <w:tc>
-          <w:tcPr>
-            <w:tcW w:w="1707" w:type="pct"/>
-            <w:shd w:val="clear" w:color="auto" w:fill="auto"/>
-          </w:tcPr>
-          <w:p>
-            <w:pPr>
-              <w:pStyle w:val="CompactoOE3"/>
-              <w:spacing w:after="0"/>
-              <w:rPr>
-                <w:sz w:val="18"/>
-              </w:rPr>
-            </w:pPr>
-            <w:r>
-              <w:rPr>
-                <w:sz w:val="18"/>
-              </w:rPr>
-              <w:t xml:space="preserve">Corrida completa en dos Editores, 24,4 min; las 4 rojas son </w:t>
+              <w:t>RiverScene_</w:t>
+            </w:r>
+            <w:r>
+              <w:rPr>
+                <w:sz w:val="18"/>
+              </w:rPr>
+              <w:t xml:space="preserve"> 23 de 23, </w:t>
             </w:r>
             <w:r>
               <w:rPr>
                 <w:rStyle w:val="CdigoenlneaOE3"/>
                 <w:sz w:val="18"/>
               </w:rPr>
-              <w:t>CharacterRig_INC134_*</w:t>
-            </w:r>
-            <w:r>
-              <w:rPr>
-                <w:sz w:val="18"/>
-              </w:rPr>
-              <w:t xml:space="preserve"> a la espera del arte de perfil; </w:t>
+              <w:t>Fire</w:t>
+            </w:r>
+            <w:r>
+              <w:rPr>
+                <w:sz w:val="18"/>
+              </w:rPr>
+              <w:t xml:space="preserve"> 76 de 76, </w:t>
             </w:r>
             <w:r>
               <w:rPr>
                 <w:rStyle w:val="CdigoenlneaOE3"/>
                 <w:sz w:val="18"/>
               </w:rPr>
-              <w:t>RiverLevel_RNF05</w:t>
-            </w:r>
-            <w:r>
-              <w:rPr>
-                <w:sz w:val="18"/>
-              </w:rPr>
-              <w:t xml:space="preserve"> pasó</w:t>
+              <w:t>Forest</w:t>
+            </w:r>
+            <w:r>
+              <w:rPr>
+                <w:sz w:val="18"/>
+              </w:rPr>
+              <w:t xml:space="preserve"> 40 de 40, </w:t>
+            </w:r>
+            <w:r>
+              <w:rPr>
+                <w:rStyle w:val="CdigoenlneaOE3"/>
+                <w:sz w:val="18"/>
+              </w:rPr>
+              <w:t>Credits</w:t>
+            </w:r>
+            <w:r>
+              <w:rPr>
+                <w:sz w:val="18"/>
+              </w:rPr>
+              <w:t xml:space="preserve"> 6 de 6, </w:t>
+            </w:r>
+            <w:r>
+              <w:rPr>
+                <w:rStyle w:val="CdigoenlneaOE3"/>
+                <w:sz w:val="18"/>
+              </w:rPr>
+              <w:t>MainMenu</w:t>
+            </w:r>
+            <w:r>
+              <w:rPr>
+                <w:sz w:val="18"/>
+              </w:rPr>
+              <w:t xml:space="preserve"> 19 de 19</w:t>
+            </w:r>
+          </w:p>
+        </w:tc>
+        <w:tc>
+          <w:tcPr>
+            <w:tcW w:w="2474" w:type="pct"/>
+            <w:shd w:val="clear" w:color="auto" w:fill="auto"/>
+          </w:tcPr>
+          <w:p>
+            <w:pPr>
+              <w:pStyle w:val="CompactoOE3"/>
+              <w:spacing w:after="0"/>
+              <w:rPr>
+                <w:sz w:val="18"/>
+              </w:rPr>
+            </w:pPr>
+            <w:r>
+              <w:rPr>
+                <w:sz w:val="18"/>
+              </w:rPr>
+              <w:lastRenderedPageBreak/>
+              <w:t xml:space="preserve">Ningún identificador de los prefabs se perdió ni cambió; las 3 rojas son </w:t>
+            </w:r>
+            <w:r>
+              <w:rPr>
+                <w:rStyle w:val="CdigoenlneaOE3"/>
+                <w:sz w:val="18"/>
+              </w:rPr>
+              <w:lastRenderedPageBreak/>
+              <w:t>CharacterRig_DA131_AlgoritmSeDibujaPorPartesYSuSpriteEnteroSeApaga</w:t>
+            </w:r>
+            <w:r>
+              <w:rPr>
+                <w:sz w:val="18"/>
+              </w:rPr>
+              <w:t>, una por forma</w:t>
+            </w:r>
+          </w:p>
+        </w:tc>
+      </w:tr>
+      <w:tr>
+        <w:tc>
+          <w:tcPr>
+            <w:tcW w:w="390" w:type="pct"/>
+            <w:shd w:val="clear" w:color="auto" w:fill="auto"/>
+          </w:tcPr>
+          <w:p>
+            <w:pPr>
+              <w:pStyle w:val="CompactoOE3"/>
+              <w:spacing w:after="0"/>
+              <w:rPr>
+                <w:sz w:val="18"/>
+              </w:rPr>
+            </w:pPr>
+            <w:r>
+              <w:rPr>
+                <w:rStyle w:val="CdigoenlneaOE3"/>
+                <w:sz w:val="18"/>
+              </w:rPr>
+              <w:lastRenderedPageBreak/>
+              <w:t>b4aed0e</w:t>
+            </w:r>
+          </w:p>
+        </w:tc>
+        <w:tc>
+          <w:tcPr>
+            <w:tcW w:w="606" w:type="pct"/>
+            <w:shd w:val="clear" w:color="auto" w:fill="auto"/>
+          </w:tcPr>
+          <w:p>
+            <w:pPr>
+              <w:pStyle w:val="CompactoOE3"/>
+              <w:spacing w:after="0"/>
+              <w:rPr>
+                <w:sz w:val="18"/>
+              </w:rPr>
+            </w:pPr>
+            <w:r>
+              <w:rPr>
+                <w:sz w:val="18"/>
+              </w:rPr>
+              <w:t xml:space="preserve">Detección de referencias rotas en el YAML del prefab (INC-136); lo generado entró en </w:t>
+            </w:r>
+            <w:r>
+              <w:rPr>
+                <w:rStyle w:val="CdigoenlneaOE3"/>
+                <w:sz w:val="18"/>
+              </w:rPr>
+              <w:t>f20b271</w:t>
+            </w:r>
+          </w:p>
+        </w:tc>
+        <w:tc>
+          <w:tcPr>
+            <w:tcW w:w="889" w:type="pct"/>
+            <w:shd w:val="clear" w:color="auto" w:fill="auto"/>
+          </w:tcPr>
+          <w:p>
+            <w:pPr>
+              <w:pStyle w:val="CompactoOE3"/>
+              <w:spacing w:after="0"/>
+              <w:rPr>
+                <w:sz w:val="18"/>
+              </w:rPr>
+            </w:pPr>
+            <w:r>
+              <w:rPr>
+                <w:sz w:val="18"/>
+              </w:rPr>
+              <w:t>351 de 351</w:t>
+            </w:r>
+          </w:p>
+        </w:tc>
+        <w:tc>
+          <w:tcPr>
+            <w:tcW w:w="641" w:type="pct"/>
+            <w:shd w:val="clear" w:color="auto" w:fill="auto"/>
+          </w:tcPr>
+          <w:p>
+            <w:pPr>
+              <w:pStyle w:val="CompactoOE3"/>
+              <w:spacing w:after="0"/>
+              <w:rPr>
+                <w:sz w:val="18"/>
+              </w:rPr>
+            </w:pPr>
+            <w:r>
+              <w:rPr>
+                <w:sz w:val="18"/>
+              </w:rPr>
+              <w:t>EditMode: 710 pasan, 1 omitida, 0 fallos; PlayMode: 417 de 417</w:t>
+            </w:r>
+          </w:p>
+        </w:tc>
+        <w:tc>
+          <w:tcPr>
+            <w:tcW w:w="2474" w:type="pct"/>
+            <w:shd w:val="clear" w:color="auto" w:fill="auto"/>
+          </w:tcPr>
+          <w:p>
+            <w:pPr>
+              <w:pStyle w:val="CompactoOE3"/>
+              <w:spacing w:after="0"/>
+              <w:rPr>
+                <w:sz w:val="18"/>
+              </w:rPr>
+            </w:pPr>
+            <w:r>
+              <w:rPr>
+                <w:rStyle w:val="CdigoenlneaOE3"/>
+                <w:sz w:val="18"/>
+              </w:rPr>
+              <w:t>suite2.ps1</w:t>
+            </w:r>
+            <w:r>
+              <w:rPr>
+                <w:sz w:val="18"/>
+              </w:rPr>
+              <w:t xml:space="preserve"> en 23,9 min, cobertura de 1 128 de 1 128; los siete prefabs, byte a byte iguales al repetir </w:t>
+            </w:r>
+            <w:r>
+              <w:rPr>
+                <w:rStyle w:val="CdigoenlneaOE3"/>
+                <w:sz w:val="18"/>
+              </w:rPr>
+              <w:t>sprites</w:t>
             </w:r>
           </w:p>
         </w:tc>
@@ -52002,7 +52565,7 @@
         <w:t>Personajes-Resultados.md</w:t>
       </w:r>
       <w:r>
-        <w:t xml:space="preserve"> (anexo C, apartados C.9 a C.11), y quien quiera reproducirlas debe volver a correr la suite. En las rondas de </w:t>
+        <w:t xml:space="preserve"> (anexo C, apartados C.9 a C.11 y C.13), y quien quiera reproducirlas debe volver a correr la suite. En las rondas de </w:t>
       </w:r>
       <w:r>
         <w:rPr>
@@ -52062,13 +52625,13 @@
         <w:rPr>
           <w:rStyle w:val="CdigoenlneaOE3"/>
         </w:rPr>
-        <w:t>ForestScene_RF2</w:t>
+        <w:t>ForestSc</w:t>
       </w:r>
       <w:r>
         <w:rPr>
           <w:rStyle w:val="CdigoenlneaOE3"/>
         </w:rPr>
-        <w:t>2</w:t>
+        <w:t>ene_RF22</w:t>
       </w:r>
       <w:r>
         <w:t xml:space="preserve"> falla cuando el ratón real del Editor cae sobre el tronco que rueda, y queda como tarea aparte del carril del Nivel 2; </w:t>
@@ -52084,6 +52647,51 @@
       </w:r>
     </w:p>
     <w:p>
+      <w:pPr>
+        <w:pStyle w:val="TextoOE3"/>
+      </w:pPr>
+      <w:r>
+        <w:lastRenderedPageBreak/>
+        <w:t xml:space="preserve">Al cierre del 09/10/2026, por el peso del paquete (RNF-06), cinco props del Nivel 1 pasaron a importarse a 256 px (INC-146, </w:t>
+      </w:r>
+      <w:r>
+        <w:rPr>
+          <w:rStyle w:val="CdigoenlneaOE3"/>
+        </w:rPr>
+        <w:t>83fd986</w:t>
+      </w:r>
+      <w:r>
+        <w:t xml:space="preserve">, y su reimport, </w:t>
+      </w:r>
+      <w:r>
+        <w:rPr>
+          <w:rStyle w:val="CdigoenlneaOE3"/>
+        </w:rPr>
+        <w:t>4062ae3</w:t>
+      </w:r>
+      <w:r>
+        <w:t xml:space="preserve">). Su comprobación fue de alcance corto: las pruebas </w:t>
+      </w:r>
+      <w:r>
+        <w:rPr>
+          <w:rStyle w:val="CdigoenlneaOE3"/>
+        </w:rPr>
+        <w:t>ArtImport_</w:t>
+      </w:r>
+      <w:r>
+        <w:t xml:space="preserve"> pasaron 4 de 4 y las de PlayMode del grupo </w:t>
+      </w:r>
+      <w:r>
+        <w:rPr>
+          <w:rStyle w:val="CdigoenlneaOE3"/>
+        </w:rPr>
+        <w:t>Fire</w:t>
+      </w:r>
+      <w:r>
+        <w:t>, 76 de 76, y las capturas de la mecánica de la cueva y de dos secuencias del Nivel 1 no mostraron diferencia apreciable. No hubo corrida completa de la suite, y los builds de medida de ese día (499,3 MB antes y 420,6 MB después) no son un candidato: la carga y la memoria no se midieron en ellos.</w:t>
+      </w:r>
+    </w:p>
+    <w:p>
       <w:r>
         <w:br w:type="page"/>
       </w:r>
@@ -52092,7 +52700,7 @@
       <w:pPr>
         <w:pStyle w:val="Ttulo1"/>
       </w:pPr>
-      <w:bookmarkStart w:id="50" w:name="_Toc242400543"/>
+      <w:bookmarkStart w:id="50" w:name="_Toc242441369"/>
       <w:r>
         <w:lastRenderedPageBreak/>
         <w:t>10. LIMITACIONES Y TRABAJO PENDIENTE</w:t>
@@ -52114,7 +52722,7 @@
       <w:pPr>
         <w:pStyle w:val="Ttulo2"/>
       </w:pPr>
-      <w:bookmarkStart w:id="51" w:name="_Toc242400544"/>
+      <w:bookmarkStart w:id="51" w:name="_Toc242441370"/>
       <w:r>
         <w:t>10.1 Consistencia documental y puntos abiertos</w:t>
       </w:r>
@@ -52932,7 +53540,7 @@
       <w:pPr>
         <w:pStyle w:val="Ttulo2"/>
       </w:pPr>
-      <w:bookmarkStart w:id="52" w:name="_Toc242400545"/>
+      <w:bookmarkStart w:id="52" w:name="_Toc242441371"/>
       <w:r>
         <w:t>10.2 Verificaciones que dependen de otro equipo</w:t>
       </w:r>
@@ -53058,7 +53666,7 @@
       <w:pPr>
         <w:pStyle w:val="Ttulo2"/>
       </w:pPr>
-      <w:bookmarkStart w:id="53" w:name="_Toc242400546"/>
+      <w:bookmarkStart w:id="53" w:name="_Toc242441372"/>
       <w:r>
         <w:t>10.3 Sonido y arte por incorporar</w:t>
       </w:r>
@@ -53266,34 +53874,10 @@
         </w:numPr>
       </w:pPr>
       <w:r>
-        <w:t>Falta el arte final de las tres formas de Algoritm. Desde el 08/10/2026 su arte provisional se dibuja en nueve piezas por forma, con los ojos y la boca apagados porque la cara va pintada en el torso, y quedan dos defectos menores para el arte final: en los fundidos (</w:t>
-      </w:r>
-      <w:r>
-        <w:rPr>
-          <w:rStyle w:val="CdigoenlneaOE3"/>
-        </w:rPr>
-        <w:t>Appear</w:t>
-      </w:r>
-      <w:r>
-        <w:t xml:space="preserve">, </w:t>
-      </w:r>
-      <w:r>
-        <w:rPr>
-          <w:rStyle w:val="CdigoenlneaOE3"/>
-        </w:rPr>
-        <w:t>Vanish</w:t>
-      </w:r>
-      <w:r>
-        <w:t xml:space="preserve">, </w:t>
-      </w:r>
-      <w:r>
-        <w:rPr>
-          <w:rStyle w:val="CdigoenlneaOE3"/>
-        </w:rPr>
-        <w:t>Hidden</w:t>
-      </w:r>
-      <w:r>
-        <w:t>) las rótulas se ven más oscuras unos 0,3 s, porque el alfa multiplica cada pieza por separado, y el hombro girado deja un talón claro de unos 12 px. Papá, Mamá, la Niña y el Niño tienen desde el 06/10/2026 sus piezas finales frontales y la expresión neutra colocada por registro (</w:t>
+        <w:t>Falta la cara del diseño final de Algoritm. Desde el 09/10/2026 se dibuja en siete piezas por forma, con la pierna entera y sin rodilla (INC-136), pero lleva los ojos y la boca del sprite anterior, sin parpadeo ni habla, hasta que el artista entregue los suyos; sin cara, el disco de madera del Nivel 2 puede leerse como un objeto. Los dos defectos menores del corte provisional, las rótulas más oscuras unos 0,3 s en los fundidos y el talón claro de unos 12 px en el hombro girado, se esperaba que desapareciera</w:t>
+      </w:r>
+      <w:r>
+        <w:t>n sin la rodilla; en las capturas de la ronda 2 del Editor (09/10/2026) los anillos ya no se ven, y el talón del hombro no se ve en reposo y sigue sin comprobarse. Papá, Mamá, la Niña y el Niño tienen desde el 06/10/2026 sus piezas finales frontales y la expresión neutra colocada por registro (</w:t>
       </w:r>
       <w:r>
         <w:rPr>
@@ -53314,7 +53898,7 @@
         </w:numPr>
       </w:pPr>
       <w:r>
-        <w:t>Las demás expresiones y las bocas del habla de la familia no se han incorporado: cada personaje muestra hoy ojos neutros y boca cerrada, y la cara de reserva cubre las otras emociones.</w:t>
+        <w:t>Las demás expresiones y las bocas del habla de la familia no se han incorporado: cada personaje muestra hoy ojos neutros y boca cerrada, y la cara de reserva cubre las otras emociones. El frente de la familia tampoco parpadea: la entrega trae los ojos cerrados solo de perfil (INC-135), y los de frente están pedidos al artista.</w:t>
       </w:r>
     </w:p>
     <w:p>
@@ -53365,12 +53949,34 @@
         </w:numPr>
       </w:pPr>
       <w:r>
-        <w:t xml:space="preserve">Los perfiles de los personajes, el retrato animado del cuadro de diálogo y las emociones de las narrativas siguen sin ejecutar: </w:t>
+        <w:t xml:space="preserve">El perfil de la familia dejó de ser un pendiente el 09/10/2026 (INC-134, Anexo F, apartado 2.13), y su ronda 2 del Editor, con la suite completa y las capturas en </w:t>
       </w:r>
       <w:r>
         <w:rPr>
           <w:rStyle w:val="CdigoenlneaOE3"/>
         </w:rPr>
+        <w:t>claudeDocs/tasks/Personajes/capturas/2026-10-09/</w:t>
+      </w:r>
+      <w:r>
+        <w:t>, se hizo ese mismo día (</w:t>
+      </w:r>
+      <w:r>
+        <w:rPr>
+          <w:rStyle w:val="CdigoenlneaOE3"/>
+        </w:rPr>
+        <w:t>f20b271</w:t>
+      </w:r>
+      <w:r>
+        <w:t xml:space="preserve">); el peso del arte nuevo se midió en un ejecutable ese día, 499,3 MB y, con INC-146, </w:t>
+      </w:r>
+      <w:r>
+        <w:lastRenderedPageBreak/>
+        <w:t xml:space="preserve">420,6 MB (Anexo F, apartado 2.13), y la medida de la carga y de la memoria sigue pendiente. El retrato animado del cuadro de diálogo y las emociones de las narrativas siguen sin ejecutar: </w:t>
+      </w:r>
+      <w:r>
+        <w:rPr>
+          <w:rStyle w:val="CdigoenlneaOE3"/>
+        </w:rPr>
         <w:t>SetsEmotion</w:t>
       </w:r>
       <w:r>
@@ -53383,10 +53989,7 @@
         <w:t>false</w:t>
       </w:r>
       <w:r>
-        <w:t xml:space="preserve"> </w:t>
-      </w:r>
-      <w:r>
-        <w:t>y los 18 assets narrativos no declaran ninguna emoción (Anexo F).</w:t>
+        <w:t xml:space="preserve"> y los 18 assets narrativos no declaran ninguna emoción (Anexo F).</w:t>
       </w:r>
     </w:p>
     <w:p>
@@ -53407,14 +54010,23 @@
         <w:t>claudeDocs/tasks/Personajes/capturas/2026-10-06/</w:t>
       </w:r>
       <w:r>
-        <w:t>. El peso y la memoria del arte nuevo no se han medido en un ejecutable (apartado 8.1).</w:t>
+        <w:t xml:space="preserve">, y la del perfil y del Algoritm final el 09/10/2026, en </w:t>
+      </w:r>
+      <w:r>
+        <w:rPr>
+          <w:rStyle w:val="CdigoenlneaOE3"/>
+        </w:rPr>
+        <w:t>2026-10-09/</w:t>
+      </w:r>
+      <w:r>
+        <w:t>. El peso del arte nuevo se midió el 09/10/2026 en un ejecutable que no es candidato, 499,3 MB y, con los cinco props del Nivel 1 a 256 px (INC-146), 420,6 MB, frente al tope de 500 MB; la carga y la memoria no se han medido en un ejecutable (apartado 8.1 para las del corte).</w:t>
       </w:r>
     </w:p>
     <w:p>
       <w:pPr>
         <w:pStyle w:val="Ttulo2"/>
       </w:pPr>
-      <w:bookmarkStart w:id="54" w:name="_Toc242400547"/>
+      <w:bookmarkStart w:id="54" w:name="_Toc242441373"/>
       <w:r>
         <w:t>10.4 Deuda técnica menor conocida</w:t>
       </w:r>
@@ -53425,7 +54037,6 @@
         <w:pStyle w:val="PrimerprrafoOE3"/>
       </w:pPr>
       <w:r>
-        <w:lastRenderedPageBreak/>
         <w:t>Los documentos de resultados de los incrementos, en sus notas del 01/10/2026, y los resultados de la evaluación del OE4 registran los puntos siguientes. Ninguno afecta la ruta principal del juego, y ninguno se corrige en este corte, porque el ejecutable del corte es el verificado; cada uno lleva su arreglo propuesto:</w:t>
       </w:r>
     </w:p>
@@ -53549,7 +54160,10 @@
         <w:t>&lt;perfil&gt;.json.tmp</w:t>
       </w:r>
       <w:r>
-        <w:t xml:space="preserve"> se lee bien, el juego lo ponga en su sitio, con su prueba vista primero en rojo.</w:t>
+        <w:t xml:space="preserve"> </w:t>
+      </w:r>
+      <w:r>
+        <w:t>se lee bien, el juego lo ponga en su sitio, con su prueba vista primero en rojo.</w:t>
       </w:r>
     </w:p>
     <w:p>
@@ -53561,10 +54175,14 @@
         </w:numPr>
       </w:pPr>
       <w:r>
-        <w:t>En el laberinto, bajar un bloque una sola posición, soltándolo en la mitad de abajo del que subió a su sitio, no hace nada, y hay que soltarlo más abajo; se corrige reconociendo el clic sin mover por la distancia recorrida y no por el hueco de origen. Un doble clic en la papelera retira dos bloques, porque la papelera de la fila siguiente queda bajo el cursor; es aceptable porque editar no cuesta (CP-02), y si se quiere se evita ignorando un segundo clic que llegue antes de unos 0,3 s. Tras una ejecución fa</w:t>
-      </w:r>
-      <w:r>
-        <w:t>llida la lista queda en la posición que deja ver el bloque donde se detuvo, que ya no es la de antes de ejecutar, así que su papelera cambia de sitio y un primer clic hecho de memoria cae fuera, sin efecto; se corrige volviendo a la posición anterior a «Ejecutar» cuando ese bloque cabe en ella. Los dos últimos puntos los comprueba Santiago Benavides Rey con la mano (guion H13).</w:t>
+        <w:t xml:space="preserve">En el laberinto, bajar un bloque una sola posición, soltándolo en la mitad de abajo del que subió a su sitio, no hace nada, y hay que soltarlo más abajo; se corrige reconociendo el clic sin mover por la distancia recorrida y no por el hueco de origen. </w:t>
+      </w:r>
+      <w:r>
+        <w:lastRenderedPageBreak/>
+        <w:t>Un doble clic en la papelera retira dos bloques, porque la papelera de la fila siguiente queda bajo el cursor; es aceptable porque editar no cuesta (CP-02), y si se quiere se evita ignorando un segundo clic que llegue antes de unos 0,3 s. Tras una ejecución fallida la lista queda en la posición que deja ver el bloque donde se detuvo, que ya no es la de antes de ejecutar, así que su papelera cambia de sitio y un primer clic hecho de memoria cae fuera, sin efecto; se corrige volviendo a la posición anterior a</w:t>
+      </w:r>
+      <w:r>
+        <w:t xml:space="preserve"> «Ejecutar» cuando ese bloque cabe en ella. Los dos últimos puntos los comprueba Santiago Benavides Rey con la mano (guion H13).</w:t>
       </w:r>
     </w:p>
     <w:p>
@@ -53576,11 +54194,10 @@
         </w:numPr>
       </w:pPr>
       <w:r>
-        <w:t xml:space="preserve">En el panel de perfiles y el guardado, el aviso del perfil ilegible sale en la columna «Perfil nuevo» y sigue ahí después de borrar ese perfil; corresponde mostrarlo junto a los perfiles guardados y limpiarlo al borrarlo o al elegir otro. La flecha de página que no lleva a ninguna parte se oculta, mientras que las del laberinto se apagan; basta </w:t>
-      </w:r>
-      <w:r>
-        <w:lastRenderedPageBreak/>
-        <w:t>dejarla visible y sin respuesta. Un temporal huérfano que otro proceso tenga abierto puede hacer fallar un guardado o un borrado, un caso muy improbable que se resuelve reintentando unas pocas veces. Ningún llamador del guardado captura un fallo de disco, un riesgo anterior a las correcciones del corte; se resuelve capturándolo en un solo sitio y mostrando un aviso sin culpa, como el del perfil ilegible.</w:t>
+        <w:t>En el panel de perfiles y el guardado, el aviso del perfil ilegible sale en la columna «Perfil nuevo» y sigue ahí después de borrar ese perfil; corresponde mostrarlo junto a los perfiles guardados y limpiarlo al borrarlo o al elegir otro. La flecha de página que no lleva a ninguna parte se oculta, mientras que las del laberinto se apagan; basta dejarla visible y sin respuesta. Un temporal huérfano que otro proceso tenga abierto puede hacer fallar un guardado o un borrado, un caso muy improbable que se resue</w:t>
+      </w:r>
+      <w:r>
+        <w:t>lve reintentando unas pocas veces. Ningún llamador del guardado captura un fallo de disco, un riesgo anterior a las correcciones del corte; se resuelve capturándolo en un solo sitio y mostrando un aviso sin culpa, como el del perfil ilegible.</w:t>
       </w:r>
     </w:p>
     <w:p>
@@ -53685,7 +54302,11 @@
         </w:numPr>
       </w:pPr>
       <w:r>
-        <w:t xml:space="preserve">Las pruebas de disposición que dependen de la vista de juego fallan cuando la suite corre por línea de comandos, porque esa vista se abre a 640 × 480, y pasan con el Editor abierto a 1920 × 1080; en la corrida por lotes que acompañó a </w:t>
+        <w:t xml:space="preserve">Las pruebas de disposición que dependen de la vista de juego fallan cuando la suite corre por línea de comandos, porque esa vista se abre a 640 × 480, y pasan con el </w:t>
+      </w:r>
+      <w:r>
+        <w:lastRenderedPageBreak/>
+        <w:t xml:space="preserve">Editor abierto a 1920 × 1080; en la corrida por lotes que acompañó a </w:t>
       </w:r>
       <w:r>
         <w:rPr>
@@ -53736,7 +54357,6 @@
         </w:numPr>
       </w:pPr>
       <w:r>
-        <w:lastRenderedPageBreak/>
         <w:t>La escena 3.3 en el camino sin fallos queda así: con la balsa bien armada a la primera el juego salta la escena 3.2, como manda el guion, pero la 3.3 abre con «La familia sube a la balsa corregida» y Algoritm la cierra hablando de algo que falló y se arregló. Es el texto radicado del guion. Se corrige con una variante de la 3.3 para ese camino, elegida por la misma regla que decide la 3.2 (</w:t>
       </w:r>
       <w:r>
@@ -53851,6 +54471,7 @@
         </w:numPr>
       </w:pPr>
       <w:r>
+        <w:lastRenderedPageBreak/>
         <w:t xml:space="preserve">Hay nombres, comentarios y recursos sin uso: </w:t>
       </w:r>
       <w:r>
@@ -53914,10 +54535,7 @@
         <w:t>Single</w:t>
       </w:r>
       <w:r>
-        <w:t xml:space="preserve"> </w:t>
-      </w:r>
-      <w:r>
-        <w:t>desde el motor o se retiran. El reproductor lleva dos bibliotecas que añade un paquete del Editor (</w:t>
+        <w:t xml:space="preserve"> desde el motor o se retiran. El reproductor lleva dos bibliotecas que añade un paquete del Editor (</w:t>
       </w:r>
       <w:r>
         <w:rPr>
@@ -53935,7 +54553,10 @@
         <w:t>Unity.AI.Tracing</w:t>
       </w:r>
       <w:r>
-        <w:t>); no se observó que abran conexiones (apartado 8.3), y excluirlas exige tocar el manifiesto, así que queda para cuando se revise la decisión D3.</w:t>
+        <w:t>); no se observó qu</w:t>
+      </w:r>
+      <w:r>
+        <w:t>e abran conexiones (apartado 8.3), y excluirlas exige tocar el manifiesto, así que queda para cuando se revise la decisión D3.</w:t>
       </w:r>
     </w:p>
     <w:p>
@@ -53968,7 +54589,6 @@
         </w:numPr>
       </w:pPr>
       <w:r>
-        <w:lastRenderedPageBreak/>
         <w:t>La asociación de commits a tarjetas (CT-11) se cumple en parte (apartado 2.5).</w:t>
       </w:r>
     </w:p>
@@ -53976,7 +54596,7 @@
       <w:pPr>
         <w:pStyle w:val="Ttulo2"/>
       </w:pPr>
-      <w:bookmarkStart w:id="55" w:name="_Toc242400548"/>
+      <w:bookmarkStart w:id="55" w:name="_Toc242441374"/>
       <w:r>
         <w:t>10.5 Lo que pasa al objetivo específico 4</w:t>
       </w:r>
@@ -54055,6 +54675,7 @@
         </w:numPr>
       </w:pPr>
       <w:r>
+        <w:lastRenderedPageBreak/>
         <w:t>El recorrido completo cronometrado, de 20 a 40 minutos (guion H8); los tres recorridos automatizados sobre el ejecutable solo pueden establecer que transcurren sin incidencias.</w:t>
       </w:r>
     </w:p>
@@ -54087,11 +54708,7 @@
         <w:pStyle w:val="PrimerprrafoOE3"/>
       </w:pPr>
       <w:r>
-        <w:t xml:space="preserve">La consulta del docente no lleva protección de acceso, porque ningún requerimiento la pide (acta D10). Los indicadores del objetivo específico 4, el 90 % de eficacia en las pruebas </w:t>
-      </w:r>
-      <w:r>
-        <w:lastRenderedPageBreak/>
-        <w:t>funcionales y la implementación de todos los requerimientos de prioridad alta, se medirán sobre el ejecutable del corte, el segundo candidato, que es el que se entrega. Las ocho casillas que siguen abiertas en los tableros se marcan cuando Santiago Benavides Rey entregue esos resultados y no pasan a trabajos futuros.</w:t>
+        <w:t>La consulta del docente no lleva protección de acceso, porque ningún requerimiento la pide (acta D10). Los indicadores del objetivo específico 4, el 90 % de eficacia en las pruebas funcionales y la implementación de todos los requerimientos de prioridad alta, se medirán sobre el ejecutable del corte, el segundo candidato, que es el que se entrega. Las ocho casillas que siguen abiertas en los tableros se marcan cuando Santiago Benavides Rey entregue esos resultados y no pasan a trabajos futuros.</w:t>
       </w:r>
     </w:p>
     <w:p>
@@ -54103,7 +54720,7 @@
       <w:pPr>
         <w:pStyle w:val="Ttulo1"/>
       </w:pPr>
-      <w:bookmarkStart w:id="56" w:name="_Toc242400549"/>
+      <w:bookmarkStart w:id="56" w:name="_Toc242441375"/>
       <w:r>
         <w:lastRenderedPageBreak/>
         <w:t>11. CONCLUSIONES</w:t>
@@ -54147,13 +54764,10 @@
         <w:t>Golden Path</w:t>
       </w:r>
       <w:r>
-        <w:t xml:space="preserve"> </w:t>
-      </w:r>
-      <w:r>
-        <w:t>sin bloqueos en los tres niveles. En el Editor, las pruebas que recorren la ruta principal por tramos cubren los tres niveles y pasaron en las corridas completas del 01/10/2026; los Niveles 2 y 3 tienen cada uno dos recorridos desde la escena de arranque, y el del Nivel 3 incluye el camino con error: la balsa que se hunde, la escena 3.2 y la corrección (apartado 9.2). Sobre el ejecutable, el arnés recorrió el juego entero tres veces, como lo haría un estudiante: dos sobre el primer candidato, en 87 y 33 min</w:t>
-      </w:r>
-      <w:r>
-        <w:t>utos, y una sobre el ejecutable del corte, en 16, todas sin incidencias bloqueantes (apartado 9.5). Esos recorridos alcanzan también al Nivel 1, que en el Editor solo tenía tramos, de modo que el criterio de RNF-13 se cumple en los tres niveles. La duración de un recorrido con cronómetro, entre 20 y 40 minutos según OE1, la mide Santiago Benavides Rey en la evaluación del objetivo específico 4.</w:t>
+        <w:t xml:space="preserve"> sin bloqueos en los tres niveles. En el Editor, las pruebas que recorren la ruta principal por tramos cubren los tres niveles y pasaron en las corridas completas del 01/10/2026; los Niveles 2 y 3 tienen cada uno dos recorridos desde la escena de arranque, y el del Nivel 3 incluye el camino con error: la balsa que se hunde, la escena 3.2 y la corrección (apartado 9.2). Sobre el ejecutable, el arnés recorrió el juego entero tres veces, como lo haría un estudiante: dos sobre el primer candidato, en</w:t>
+      </w:r>
+      <w:r>
+        <w:t xml:space="preserve"> 87 y 33 minutos, y una sobre el ejecutable del corte, en 16, todas sin incidencias bloqueantes (apartado 9.5). Esos recorridos alcanzan también al Nivel 1, que en el Editor solo tenía tramos, de modo que el criterio de RNF-13 se cumple en los tres niveles. La duración de un recorrido con cronómetro, entre 20 y 40 minutos según OE1, la mide Santiago Benavides Rey en la evaluación del objetivo específico 4.</w:t>
       </w:r>
     </w:p>
     <w:p>
@@ -54243,7 +54857,7 @@
       <w:pPr>
         <w:pStyle w:val="Ttulo1"/>
       </w:pPr>
-      <w:bookmarkStart w:id="57" w:name="_Toc242400550"/>
+      <w:bookmarkStart w:id="57" w:name="_Toc242441376"/>
       <w:r>
         <w:lastRenderedPageBreak/>
         <w:t>12. CONTROL DE CAMBIOS</w:t>
@@ -54280,9 +54894,9 @@
         <w:tblLook w:val="0020" w:firstRow="1" w:lastRow="0" w:firstColumn="0" w:lastColumn="0" w:noHBand="0" w:noVBand="0"/>
       </w:tblPr>
       <w:tblGrid>
-        <w:gridCol w:w="1417"/>
-        <w:gridCol w:w="6563"/>
-        <w:gridCol w:w="1982"/>
+        <w:gridCol w:w="1416"/>
+        <w:gridCol w:w="6862"/>
+        <w:gridCol w:w="1684"/>
       </w:tblGrid>
       <w:tr>
         <w:trPr>
@@ -54313,7 +54927,7 @@
         </w:tc>
         <w:tc>
           <w:tcPr>
-            <w:tcW w:w="3294" w:type="pct"/>
+            <w:tcW w:w="3444" w:type="pct"/>
             <w:shd w:val="clear" w:color="auto" w:fill="D9D9D9"/>
           </w:tcPr>
           <w:p>
@@ -54336,7 +54950,7 @@
         </w:tc>
         <w:tc>
           <w:tcPr>
-            <w:tcW w:w="995" w:type="pct"/>
+            <w:tcW w:w="845" w:type="pct"/>
             <w:shd w:val="clear" w:color="auto" w:fill="D9D9D9"/>
           </w:tcPr>
           <w:p>
@@ -54382,7 +54996,7 @@
         </w:tc>
         <w:tc>
           <w:tcPr>
-            <w:tcW w:w="3294" w:type="pct"/>
+            <w:tcW w:w="3444" w:type="pct"/>
             <w:shd w:val="clear" w:color="auto" w:fill="auto"/>
           </w:tcPr>
           <w:p>
@@ -54403,7 +55017,7 @@
         </w:tc>
         <w:tc>
           <w:tcPr>
-            <w:tcW w:w="995" w:type="pct"/>
+            <w:tcW w:w="845" w:type="pct"/>
             <w:shd w:val="clear" w:color="auto" w:fill="auto"/>
           </w:tcPr>
           <w:p>
@@ -54447,7 +55061,7 @@
         </w:tc>
         <w:tc>
           <w:tcPr>
-            <w:tcW w:w="3294" w:type="pct"/>
+            <w:tcW w:w="3444" w:type="pct"/>
             <w:shd w:val="clear" w:color="auto" w:fill="auto"/>
           </w:tcPr>
           <w:p>
@@ -54468,7 +55082,7 @@
         </w:tc>
         <w:tc>
           <w:tcPr>
-            <w:tcW w:w="995" w:type="pct"/>
+            <w:tcW w:w="845" w:type="pct"/>
             <w:shd w:val="clear" w:color="auto" w:fill="auto"/>
           </w:tcPr>
           <w:p>
@@ -54512,7 +55126,7 @@
         </w:tc>
         <w:tc>
           <w:tcPr>
-            <w:tcW w:w="3294" w:type="pct"/>
+            <w:tcW w:w="3444" w:type="pct"/>
             <w:shd w:val="clear" w:color="auto" w:fill="auto"/>
           </w:tcPr>
           <w:p>
@@ -54540,7 +55154,7 @@
         </w:tc>
         <w:tc>
           <w:tcPr>
-            <w:tcW w:w="995" w:type="pct"/>
+            <w:tcW w:w="845" w:type="pct"/>
             <w:shd w:val="clear" w:color="auto" w:fill="auto"/>
           </w:tcPr>
           <w:p>
@@ -54584,7 +55198,7 @@
         </w:tc>
         <w:tc>
           <w:tcPr>
-            <w:tcW w:w="3294" w:type="pct"/>
+            <w:tcW w:w="3444" w:type="pct"/>
             <w:shd w:val="clear" w:color="auto" w:fill="auto"/>
           </w:tcPr>
           <w:p>
@@ -54618,7 +55232,7 @@
         </w:tc>
         <w:tc>
           <w:tcPr>
-            <w:tcW w:w="995" w:type="pct"/>
+            <w:tcW w:w="845" w:type="pct"/>
             <w:shd w:val="clear" w:color="auto" w:fill="auto"/>
           </w:tcPr>
           <w:p>
@@ -54662,7 +55276,7 @@
         </w:tc>
         <w:tc>
           <w:tcPr>
-            <w:tcW w:w="3294" w:type="pct"/>
+            <w:tcW w:w="3444" w:type="pct"/>
             <w:shd w:val="clear" w:color="auto" w:fill="auto"/>
           </w:tcPr>
           <w:p>
@@ -54683,7 +55297,7 @@
         </w:tc>
         <w:tc>
           <w:tcPr>
-            <w:tcW w:w="995" w:type="pct"/>
+            <w:tcW w:w="845" w:type="pct"/>
             <w:shd w:val="clear" w:color="auto" w:fill="auto"/>
           </w:tcPr>
           <w:p>
@@ -54727,7 +55341,7 @@
         </w:tc>
         <w:tc>
           <w:tcPr>
-            <w:tcW w:w="3294" w:type="pct"/>
+            <w:tcW w:w="3444" w:type="pct"/>
             <w:shd w:val="clear" w:color="auto" w:fill="auto"/>
           </w:tcPr>
           <w:p>
@@ -54754,7 +55368,7 @@
         </w:tc>
         <w:tc>
           <w:tcPr>
-            <w:tcW w:w="995" w:type="pct"/>
+            <w:tcW w:w="845" w:type="pct"/>
             <w:shd w:val="clear" w:color="auto" w:fill="auto"/>
           </w:tcPr>
           <w:p>
@@ -54798,29 +55412,29 @@
         </w:tc>
         <w:tc>
           <w:tcPr>
-            <w:tcW w:w="3294" w:type="pct"/>
-            <w:shd w:val="clear" w:color="auto" w:fill="auto"/>
-          </w:tcPr>
-          <w:p>
-            <w:pPr>
-              <w:pStyle w:val="CompactoOE3"/>
-              <w:spacing w:after="0"/>
-              <w:rPr>
-                <w:sz w:val="18"/>
-              </w:rPr>
-            </w:pPr>
-            <w:r>
-              <w:rPr>
-                <w:sz w:val="18"/>
-              </w:rPr>
-              <w:t xml:space="preserve">Trabajo posterior al corte del 01/10/2026, sin modificar las Tablas 1.2, 2.2, 4.12, 8.1, 8.2, 8.3 ni 9.1 a 9.5 ni el Anexo A: rig articulado, caras, orden de dibujo de los brazos (INC-131 e INC-132, revisiones 17 y 18) y arte final del Niño, con </w:t>
+            <w:tcW w:w="3444" w:type="pct"/>
+            <w:shd w:val="clear" w:color="auto" w:fill="auto"/>
+          </w:tcPr>
+          <w:p>
+            <w:pPr>
+              <w:pStyle w:val="CompactoOE3"/>
+              <w:spacing w:after="0"/>
+              <w:rPr>
+                <w:sz w:val="18"/>
+              </w:rPr>
+            </w:pPr>
+            <w:r>
+              <w:rPr>
+                <w:sz w:val="18"/>
+              </w:rPr>
+              <w:t xml:space="preserve">Trabajo posterior al corte del 01/10/2026, sin modificar las Tablas 1.2, 2.2, 4.12, 8.1, 8.2, 8.3 ni 9.1 a 9.5 ni el Anexo A: </w:t>
             </w:r>
             <w:r>
               <w:rPr>
                 <w:sz w:val="18"/>
               </w:rPr>
               <w:lastRenderedPageBreak/>
-              <w:t xml:space="preserve">corridas del 05 y el 06/10 (Tabla 9.6); </w:t>
+              <w:t xml:space="preserve">rig articulado, caras, orden de dibujo de los brazos (INC-131 e INC-132, revisiones 17 y 18) y arte final del Niño, con corridas del 05 y el 06/10 (Tabla 9.6); </w:t>
             </w:r>
             <w:r>
               <w:rPr>
@@ -54872,7 +55486,7 @@
         </w:tc>
         <w:tc>
           <w:tcPr>
-            <w:tcW w:w="995" w:type="pct"/>
+            <w:tcW w:w="845" w:type="pct"/>
             <w:shd w:val="clear" w:color="auto" w:fill="auto"/>
           </w:tcPr>
           <w:p>
@@ -54888,7 +55502,14 @@
                 <w:sz w:val="18"/>
               </w:rPr>
               <w:lastRenderedPageBreak/>
-              <w:t>Santiago Benavides Rey / Santiago Valdiri García</w:t>
+              <w:t xml:space="preserve">Santiago Benavides </w:t>
+            </w:r>
+            <w:r>
+              <w:rPr>
+                <w:sz w:val="18"/>
+              </w:rPr>
+              <w:lastRenderedPageBreak/>
+              <w:t>Rey / Santiago Valdiri García</w:t>
             </w:r>
           </w:p>
         </w:tc>
@@ -54911,13 +55532,14 @@
               <w:rPr>
                 <w:sz w:val="18"/>
               </w:rPr>
+              <w:lastRenderedPageBreak/>
               <w:t>06/10/2026</w:t>
             </w:r>
           </w:p>
         </w:tc>
         <w:tc>
           <w:tcPr>
-            <w:tcW w:w="3294" w:type="pct"/>
+            <w:tcW w:w="3444" w:type="pct"/>
             <w:shd w:val="clear" w:color="auto" w:fill="auto"/>
           </w:tcPr>
           <w:p>
@@ -54951,7 +55573,7 @@
         </w:tc>
         <w:tc>
           <w:tcPr>
-            <w:tcW w:w="995" w:type="pct"/>
+            <w:tcW w:w="845" w:type="pct"/>
             <w:shd w:val="clear" w:color="auto" w:fill="auto"/>
           </w:tcPr>
           <w:p>
@@ -54995,7 +55617,7 @@
         </w:tc>
         <w:tc>
           <w:tcPr>
-            <w:tcW w:w="3294" w:type="pct"/>
+            <w:tcW w:w="3444" w:type="pct"/>
             <w:shd w:val="clear" w:color="auto" w:fill="auto"/>
           </w:tcPr>
           <w:p>
@@ -55068,7 +55690,7 @@
         </w:tc>
         <w:tc>
           <w:tcPr>
-            <w:tcW w:w="995" w:type="pct"/>
+            <w:tcW w:w="845" w:type="pct"/>
             <w:shd w:val="clear" w:color="auto" w:fill="auto"/>
           </w:tcPr>
           <w:p>
@@ -55112,7 +55734,7 @@
         </w:tc>
         <w:tc>
           <w:tcPr>
-            <w:tcW w:w="3294" w:type="pct"/>
+            <w:tcW w:w="3444" w:type="pct"/>
             <w:shd w:val="clear" w:color="auto" w:fill="auto"/>
           </w:tcPr>
           <w:p>
@@ -55211,7 +55833,391 @@
         </w:tc>
         <w:tc>
           <w:tcPr>
-            <w:tcW w:w="995" w:type="pct"/>
+            <w:tcW w:w="845" w:type="pct"/>
+            <w:shd w:val="clear" w:color="auto" w:fill="auto"/>
+          </w:tcPr>
+          <w:p>
+            <w:pPr>
+              <w:pStyle w:val="CompactoOE3"/>
+              <w:spacing w:after="0"/>
+              <w:rPr>
+                <w:sz w:val="18"/>
+              </w:rPr>
+            </w:pPr>
+            <w:r>
+              <w:rPr>
+                <w:sz w:val="18"/>
+              </w:rPr>
+              <w:t>Santiago Benavides Rey</w:t>
+            </w:r>
+          </w:p>
+        </w:tc>
+      </w:tr>
+      <w:tr>
+        <w:tc>
+          <w:tcPr>
+            <w:tcW w:w="711" w:type="pct"/>
+            <w:shd w:val="clear" w:color="auto" w:fill="auto"/>
+          </w:tcPr>
+          <w:p>
+            <w:pPr>
+              <w:pStyle w:val="CompactoOE3"/>
+              <w:spacing w:after="0"/>
+              <w:rPr>
+                <w:sz w:val="18"/>
+              </w:rPr>
+            </w:pPr>
+            <w:r>
+              <w:rPr>
+                <w:sz w:val="18"/>
+              </w:rPr>
+              <w:t>09/10/2026</w:t>
+            </w:r>
+          </w:p>
+        </w:tc>
+        <w:tc>
+          <w:tcPr>
+            <w:tcW w:w="3444" w:type="pct"/>
+            <w:shd w:val="clear" w:color="auto" w:fill="auto"/>
+          </w:tcPr>
+          <w:p>
+            <w:pPr>
+              <w:pStyle w:val="CompactoOE3"/>
+              <w:spacing w:after="0"/>
+              <w:rPr>
+                <w:sz w:val="18"/>
+              </w:rPr>
+            </w:pPr>
+            <w:r>
+              <w:rPr>
+                <w:sz w:val="18"/>
+              </w:rPr>
+              <w:t xml:space="preserve">Perfil de la familia al moverse, parpadeo de dos cuadros y diseño final de Algoritm (INC-134 a INC-136, revisión 21; </w:t>
+            </w:r>
+            <w:r>
+              <w:rPr>
+                <w:rStyle w:val="CdigoenlneaOE3"/>
+                <w:sz w:val="18"/>
+              </w:rPr>
+              <w:t>910c0f0</w:t>
+            </w:r>
+            <w:r>
+              <w:rPr>
+                <w:sz w:val="18"/>
+              </w:rPr>
+              <w:t xml:space="preserve"> a </w:t>
+            </w:r>
+            <w:r>
+              <w:rPr>
+                <w:rStyle w:val="CdigoenlneaOE3"/>
+                <w:sz w:val="18"/>
+              </w:rPr>
+              <w:t>2cd8a75</w:t>
+            </w:r>
+            <w:r>
+              <w:rPr>
+                <w:sz w:val="18"/>
+              </w:rPr>
+              <w:t xml:space="preserve">, con la ronda 1 del Editor de </w:t>
+            </w:r>
+            <w:r>
+              <w:rPr>
+                <w:rStyle w:val="CdigoenlneaOE3"/>
+                <w:sz w:val="18"/>
+              </w:rPr>
+              <w:t>9966bcb</w:t>
+            </w:r>
+            <w:r>
+              <w:rPr>
+                <w:sz w:val="18"/>
+              </w:rPr>
+              <w:t xml:space="preserve"> y la ronda 2 de </w:t>
+            </w:r>
+            <w:r>
+              <w:rPr>
+                <w:rStyle w:val="CdigoenlneaOE3"/>
+                <w:sz w:val="18"/>
+              </w:rPr>
+              <w:t>f20b271</w:t>
+            </w:r>
+            <w:r>
+              <w:rPr>
+                <w:sz w:val="18"/>
+              </w:rPr>
+              <w:t xml:space="preserve">, </w:t>
+            </w:r>
+            <w:r>
+              <w:rPr>
+                <w:rStyle w:val="CdigoenlneaOE3"/>
+                <w:sz w:val="18"/>
+              </w:rPr>
+              <w:t>b4aed0e</w:t>
+            </w:r>
+            <w:r>
+              <w:rPr>
+                <w:sz w:val="18"/>
+              </w:rPr>
+              <w:t xml:space="preserve"> y </w:t>
+            </w:r>
+            <w:r>
+              <w:rPr>
+                <w:rStyle w:val="CdigoenlneaOE3"/>
+                <w:sz w:val="18"/>
+              </w:rPr>
+              <w:t>0212469</w:t>
+            </w:r>
+            <w:r>
+              <w:rPr>
+                <w:sz w:val="18"/>
+              </w:rPr>
+              <w:t xml:space="preserve">): apartado 2.13 y Tablas F.14 y F.15 del Anexo F, con las filas nuevas de las Tablas F.5, F.6, F.8, F.12 y F.13; referencias al perfil y al Algoritm anterior al día en los capítulos 1, 2, 5, 7, 9 y 10; ronda 2 del Editor hecha, con la suite completa y 144 capturas en </w:t>
+            </w:r>
+            <w:r>
+              <w:rPr>
+                <w:rStyle w:val="CdigoenlneaOE3"/>
+                <w:sz w:val="18"/>
+              </w:rPr>
+              <w:t>claudeDocs/tasks/Personajes/capturas/2026-10-09/</w:t>
+            </w:r>
+            <w:r>
+              <w:rPr>
+                <w:sz w:val="18"/>
+              </w:rPr>
+              <w:t xml:space="preserve">; medida de RNF-06 en un ejecutable hecha el mismo día, 499,3 MB y </w:t>
+            </w:r>
+            <w:r>
+              <w:rPr>
+                <w:sz w:val="18"/>
+              </w:rPr>
+              <w:lastRenderedPageBreak/>
+              <w:t>420,6 MB tras la decisión de S</w:t>
+            </w:r>
+            <w:r>
+              <w:rPr>
+                <w:sz w:val="18"/>
+              </w:rPr>
+              <w:t xml:space="preserve">antiago de dejar cinco props del Nivel 1 a 256 px (INC-146, revisión 22; </w:t>
+            </w:r>
+            <w:r>
+              <w:rPr>
+                <w:rStyle w:val="CdigoenlneaOE3"/>
+                <w:sz w:val="18"/>
+              </w:rPr>
+              <w:t>83fd986</w:t>
+            </w:r>
+            <w:r>
+              <w:rPr>
+                <w:sz w:val="18"/>
+              </w:rPr>
+              <w:t xml:space="preserve"> y </w:t>
+            </w:r>
+            <w:r>
+              <w:rPr>
+                <w:rStyle w:val="CdigoenlneaOE3"/>
+                <w:sz w:val="18"/>
+              </w:rPr>
+              <w:t>4062ae3</w:t>
+            </w:r>
+            <w:r>
+              <w:rPr>
+                <w:sz w:val="18"/>
+              </w:rPr>
+              <w:t>), con la carga y la memoria aún sin medir y ningún candidato nuevo; Anexo E (apartados 2.2 y 2.4, Tablas E.4, E.5 y E.8) y fila de INC-146 en la Tabla F.5 del Anexo F, al día con la segunda excepción de importación; sin figuras nuevas y sin modificar las Tablas 1.2, 2.2, 4.12, 8.1, 8.2, 8.3 ni 9.1 a 9.5 ni el Anexo A</w:t>
+            </w:r>
+          </w:p>
+        </w:tc>
+        <w:tc>
+          <w:tcPr>
+            <w:tcW w:w="845" w:type="pct"/>
+            <w:shd w:val="clear" w:color="auto" w:fill="auto"/>
+          </w:tcPr>
+          <w:p>
+            <w:pPr>
+              <w:pStyle w:val="CompactoOE3"/>
+              <w:spacing w:after="0"/>
+              <w:rPr>
+                <w:sz w:val="18"/>
+              </w:rPr>
+            </w:pPr>
+            <w:r>
+              <w:rPr>
+                <w:sz w:val="18"/>
+              </w:rPr>
+              <w:lastRenderedPageBreak/>
+              <w:t>Santiago Benavides Rey</w:t>
+            </w:r>
+          </w:p>
+        </w:tc>
+      </w:tr>
+      <w:tr>
+        <w:tc>
+          <w:tcPr>
+            <w:tcW w:w="711" w:type="pct"/>
+            <w:shd w:val="clear" w:color="auto" w:fill="auto"/>
+          </w:tcPr>
+          <w:p>
+            <w:pPr>
+              <w:pStyle w:val="CompactoOE3"/>
+              <w:spacing w:after="0"/>
+              <w:rPr>
+                <w:sz w:val="18"/>
+              </w:rPr>
+            </w:pPr>
+            <w:r>
+              <w:rPr>
+                <w:sz w:val="18"/>
+              </w:rPr>
+              <w:t>09/10/2026</w:t>
+            </w:r>
+          </w:p>
+        </w:tc>
+        <w:tc>
+          <w:tcPr>
+            <w:tcW w:w="3444" w:type="pct"/>
+            <w:shd w:val="clear" w:color="auto" w:fill="auto"/>
+          </w:tcPr>
+          <w:p>
+            <w:pPr>
+              <w:pStyle w:val="CompactoOE3"/>
+              <w:spacing w:after="0"/>
+              <w:rPr>
+                <w:sz w:val="18"/>
+              </w:rPr>
+            </w:pPr>
+            <w:r>
+              <w:rPr>
+                <w:sz w:val="18"/>
+              </w:rPr>
+              <w:t xml:space="preserve">Brazos de Algoritm detrás de todo el cuerpo (INC-147, revisión 23; </w:t>
+            </w:r>
+            <w:r>
+              <w:rPr>
+                <w:rStyle w:val="CdigoenlneaOE3"/>
+                <w:sz w:val="18"/>
+              </w:rPr>
+              <w:t>a44ca96</w:t>
+            </w:r>
+            <w:r>
+              <w:rPr>
+                <w:sz w:val="18"/>
+              </w:rPr>
+              <w:t xml:space="preserve"> y </w:t>
+            </w:r>
+            <w:r>
+              <w:rPr>
+                <w:rStyle w:val="CdigoenlneaOE3"/>
+                <w:sz w:val="18"/>
+              </w:rPr>
+              <w:t>ca62b9a</w:t>
+            </w:r>
+            <w:r>
+              <w:rPr>
+                <w:sz w:val="18"/>
+              </w:rPr>
+              <w:t xml:space="preserve">): orden de dibujo del guía invertido respecto de INC-132, tres excepciones de la forma de rueda en </w:t>
+            </w:r>
+            <w:r>
+              <w:rPr>
+                <w:rStyle w:val="CdigoenlneaOE3"/>
+                <w:sz w:val="18"/>
+              </w:rPr>
+              <w:t>pose_preview.py</w:t>
+            </w:r>
+            <w:r>
+              <w:rPr>
+                <w:sz w:val="18"/>
+              </w:rPr>
+              <w:t xml:space="preserve"> y dos pruebas renombradas; apartado 2.13 y Tablas F.5, F.6, F.10 y F.13 del Anexo F, con la Figura F.2 rehecha (el arte actual, Algoritm con el diseño final y los brazos detrás del cuerpo); la ronda del Editor del modo </w:t>
+            </w:r>
+            <w:r>
+              <w:rPr>
+                <w:rStyle w:val="CdigoenlneaOE3"/>
+                <w:sz w:val="18"/>
+              </w:rPr>
+              <w:t>orden</w:t>
+            </w:r>
+            <w:r>
+              <w:rPr>
+                <w:sz w:val="18"/>
+              </w:rPr>
+              <w:t xml:space="preserve"> sobre los tres prefabs de Algoritm se hizo el mismo día (</w:t>
+            </w:r>
+            <w:r>
+              <w:rPr>
+                <w:rStyle w:val="CdigoenlneaOE3"/>
+                <w:sz w:val="18"/>
+              </w:rPr>
+              <w:t>ca62b9a</w:t>
+            </w:r>
+            <w:r>
+              <w:rPr>
+                <w:sz w:val="18"/>
+              </w:rPr>
+              <w:t xml:space="preserve">: solo cambia el orden de </w:t>
+            </w:r>
+            <w:r>
+              <w:rPr>
+                <w:rStyle w:val="CdigoenlneaOE3"/>
+                <w:sz w:val="18"/>
+              </w:rPr>
+              <w:t>Tronco</w:t>
+            </w:r>
+            <w:r>
+              <w:rPr>
+                <w:sz w:val="18"/>
+              </w:rPr>
+              <w:t xml:space="preserve">, </w:t>
+            </w:r>
+            <w:r>
+              <w:rPr>
+                <w:rStyle w:val="CdigoenlneaOE3"/>
+                <w:sz w:val="18"/>
+              </w:rPr>
+              <w:t>Game.Scaffolding.Tests</w:t>
+            </w:r>
+            <w:r>
+              <w:rPr>
+                <w:sz w:val="18"/>
+              </w:rPr>
+              <w:t xml:space="preserve"> 351 de 351, con su fila en la Tab</w:t>
+            </w:r>
+            <w:r>
+              <w:rPr>
+                <w:sz w:val="18"/>
+              </w:rPr>
+              <w:t xml:space="preserve">la F.13); el apartado 2.13 recoge también la corrección de </w:t>
+            </w:r>
+            <w:r>
+              <w:rPr>
+                <w:rStyle w:val="CdigoenlneaOE3"/>
+                <w:sz w:val="18"/>
+              </w:rPr>
+              <w:t>pose_preview.py</w:t>
+            </w:r>
+            <w:r>
+              <w:rPr>
+                <w:sz w:val="18"/>
+              </w:rPr>
+              <w:t xml:space="preserve"> (</w:t>
+            </w:r>
+            <w:r>
+              <w:rPr>
+                <w:rStyle w:val="CdigoenlneaOE3"/>
+                <w:sz w:val="18"/>
+              </w:rPr>
+              <w:t>0220b74</w:t>
+            </w:r>
+            <w:r>
+              <w:rPr>
+                <w:sz w:val="18"/>
+              </w:rPr>
+              <w:t>); sin figuras nuevas aparte de esa y sin modificar las Tablas 1.2, 2.2, 4.12, 8.1, 8.2, 8.3 ni 9.1 a 9.5 ni el Anexo A</w:t>
+            </w:r>
+          </w:p>
+        </w:tc>
+        <w:tc>
+          <w:tcPr>
+            <w:tcW w:w="845" w:type="pct"/>
             <w:shd w:val="clear" w:color="auto" w:fill="auto"/>
           </w:tcPr>
           <w:p>
@@ -55431,7 +56437,7 @@
   <w:abstractNum w:abstractNumId="0" w15:restartNumberingAfterBreak="0">
     <w:nsid w:val="0000A990"/>
     <w:multiLevelType w:val="multilevel"/>
-    <w:tmpl w:val="1822493E"/>
+    <w:tmpl w:val="D94AA4A4"/>
     <w:lvl w:ilvl="0">
       <w:numFmt w:val="bullet"/>
       <w:lvlText w:val=" "/>
@@ -55508,7 +56514,7 @@
   <w:abstractNum w:abstractNumId="1" w15:restartNumberingAfterBreak="0">
     <w:nsid w:val="0000A991"/>
     <w:multiLevelType w:val="multilevel"/>
-    <w:tmpl w:val="1D409C8C"/>
+    <w:tmpl w:val="AD0AE408"/>
     <w:lvl w:ilvl="0">
       <w:numFmt w:val="bullet"/>
       <w:lvlText w:val=""/>
@@ -55808,64 +56814,64 @@
       </w:pPr>
     </w:lvl>
   </w:abstractNum>
-  <w:num w:numId="1" w16cid:durableId="965281046">
+  <w:num w:numId="1" w16cid:durableId="1999765795">
     <w:abstractNumId w:val="2"/>
   </w:num>
-  <w:num w:numId="2" w16cid:durableId="841506311">
+  <w:num w:numId="2" w16cid:durableId="1030648034">
     <w:abstractNumId w:val="3"/>
     <w:lvlOverride w:ilvl="0">
       <w:startOverride w:val="1"/>
     </w:lvlOverride>
   </w:num>
-  <w:num w:numId="3" w16cid:durableId="1468008071">
+  <w:num w:numId="3" w16cid:durableId="1967733102">
     <w:abstractNumId w:val="0"/>
   </w:num>
-  <w:num w:numId="4" w16cid:durableId="973170754">
+  <w:num w:numId="4" w16cid:durableId="92629002">
     <w:abstractNumId w:val="1"/>
   </w:num>
-  <w:num w:numId="5" w16cid:durableId="1042824868">
+  <w:num w:numId="5" w16cid:durableId="2055503622">
     <w:abstractNumId w:val="1"/>
   </w:num>
-  <w:num w:numId="6" w16cid:durableId="428358050">
+  <w:num w:numId="6" w16cid:durableId="159472119">
     <w:abstractNumId w:val="1"/>
   </w:num>
-  <w:num w:numId="7" w16cid:durableId="1165248566">
+  <w:num w:numId="7" w16cid:durableId="851838933">
     <w:abstractNumId w:val="1"/>
   </w:num>
-  <w:num w:numId="8" w16cid:durableId="1597905584">
+  <w:num w:numId="8" w16cid:durableId="373702607">
     <w:abstractNumId w:val="1"/>
   </w:num>
-  <w:num w:numId="9" w16cid:durableId="432630582">
+  <w:num w:numId="9" w16cid:durableId="913589355">
     <w:abstractNumId w:val="1"/>
   </w:num>
-  <w:num w:numId="10" w16cid:durableId="726681244">
+  <w:num w:numId="10" w16cid:durableId="2042516388">
     <w:abstractNumId w:val="1"/>
   </w:num>
-  <w:num w:numId="11" w16cid:durableId="1021787368">
+  <w:num w:numId="11" w16cid:durableId="788008746">
     <w:abstractNumId w:val="1"/>
   </w:num>
-  <w:num w:numId="12" w16cid:durableId="1893543388">
+  <w:num w:numId="12" w16cid:durableId="374354380">
     <w:abstractNumId w:val="1"/>
   </w:num>
-  <w:num w:numId="13" w16cid:durableId="407307516">
+  <w:num w:numId="13" w16cid:durableId="2130515479">
     <w:abstractNumId w:val="1"/>
   </w:num>
-  <w:num w:numId="14" w16cid:durableId="376585732">
+  <w:num w:numId="14" w16cid:durableId="1589197485">
     <w:abstractNumId w:val="1"/>
   </w:num>
-  <w:num w:numId="15" w16cid:durableId="1449929463">
+  <w:num w:numId="15" w16cid:durableId="1697923849">
     <w:abstractNumId w:val="1"/>
   </w:num>
-  <w:num w:numId="16" w16cid:durableId="1890262388">
+  <w:num w:numId="16" w16cid:durableId="1686638307">
     <w:abstractNumId w:val="1"/>
   </w:num>
-  <w:num w:numId="17" w16cid:durableId="1561214038">
+  <w:num w:numId="17" w16cid:durableId="437339674">
     <w:abstractNumId w:val="1"/>
   </w:num>
-  <w:num w:numId="18" w16cid:durableId="1685084927">
+  <w:num w:numId="18" w16cid:durableId="2030597657">
     <w:abstractNumId w:val="1"/>
   </w:num>
-  <w:num w:numId="19" w16cid:durableId="1848447070">
+  <w:num w:numId="19" w16cid:durableId="109250215">
     <w:abstractNumId w:val="1"/>
   </w:num>
 </w:numbering>
@@ -56671,7 +57677,7 @@
     <w:link w:val="EncabezadoCar"/>
     <w:uiPriority w:val="99"/>
     <w:unhideWhenUsed/>
-    <w:rsid w:val="00F26319"/>
+    <w:rsid w:val="002A212A"/>
     <w:pPr>
       <w:tabs>
         <w:tab w:val="center" w:pos="4419"/>
@@ -56685,7 +57691,7 @@
     <w:basedOn w:val="Fuentedeprrafopredeter"/>
     <w:link w:val="Encabezado"/>
     <w:uiPriority w:val="99"/>
-    <w:rsid w:val="00F26319"/>
+    <w:rsid w:val="002A212A"/>
   </w:style>
   <w:style w:type="paragraph" w:styleId="Piedepgina">
     <w:name w:val="footer"/>
@@ -56693,7 +57699,7 @@
     <w:link w:val="PiedepginaCar"/>
     <w:uiPriority w:val="99"/>
     <w:unhideWhenUsed/>
-    <w:rsid w:val="00F26319"/>
+    <w:rsid w:val="002A212A"/>
     <w:pPr>
       <w:tabs>
         <w:tab w:val="center" w:pos="4419"/>
@@ -56707,7 +57713,7 @@
     <w:basedOn w:val="Fuentedeprrafopredeter"/>
     <w:link w:val="Piedepgina"/>
     <w:uiPriority w:val="99"/>
-    <w:rsid w:val="00F26319"/>
+    <w:rsid w:val="002A212A"/>
   </w:style>
   <w:style w:type="character" w:styleId="Nmerodepgina">
     <w:name w:val="page number"/>
@@ -56715,7 +57721,7 @@
     <w:uiPriority w:val="99"/>
     <w:semiHidden/>
     <w:unhideWhenUsed/>
-    <w:rsid w:val="00F26319"/>
+    <w:rsid w:val="002A212A"/>
   </w:style>
 </w:styles>
 </file>

--- a/docs/Solucion_OE3_Prototipo_funcional.docx
+++ b/docs/Solucion_OE3_Prototipo_funcional.docx
@@ -24,7 +24,7 @@
       <w:r>
         <w:fldChar w:fldCharType="separate"/>
       </w:r>
-      <w:hyperlink w:anchor="_Toc242441319" w:history="1">
+      <w:hyperlink w:anchor="_Toc242544827" w:history="1">
         <w:r>
           <w:rPr>
             <w:rStyle w:val="Hipervnculo"/>
@@ -51,7 +51,7 @@
             <w:noProof/>
             <w:webHidden/>
           </w:rPr>
-          <w:instrText xml:space="preserve"> PAGEREF _Toc242441319 \h </w:instrText>
+          <w:instrText xml:space="preserve"> PAGEREF _Toc242544827 \h </w:instrText>
         </w:r>
         <w:r>
           <w:rPr>
@@ -95,7 +95,7 @@
           <w14:ligatures w14:val="standardContextual"/>
         </w:rPr>
       </w:pPr>
-      <w:hyperlink w:anchor="_Toc242441320" w:history="1">
+      <w:hyperlink w:anchor="_Toc242544828" w:history="1">
         <w:r>
           <w:rPr>
             <w:rStyle w:val="Hipervnculo"/>
@@ -122,7 +122,7 @@
             <w:noProof/>
             <w:webHidden/>
           </w:rPr>
-          <w:instrText xml:space="preserve"> PAGEREF _Toc242441320 \h </w:instrText>
+          <w:instrText xml:space="preserve"> PAGEREF _Toc242544828 \h </w:instrText>
         </w:r>
         <w:r>
           <w:rPr>
@@ -166,7 +166,7 @@
           <w14:ligatures w14:val="standardContextual"/>
         </w:rPr>
       </w:pPr>
-      <w:hyperlink w:anchor="_Toc242441321" w:history="1">
+      <w:hyperlink w:anchor="_Toc242544829" w:history="1">
         <w:r>
           <w:rPr>
             <w:rStyle w:val="Hipervnculo"/>
@@ -193,7 +193,7 @@
             <w:noProof/>
             <w:webHidden/>
           </w:rPr>
-          <w:instrText xml:space="preserve"> PAGEREF _Toc242441321 \h </w:instrText>
+          <w:instrText xml:space="preserve"> PAGEREF _Toc242544829 \h </w:instrText>
         </w:r>
         <w:r>
           <w:rPr>
@@ -237,7 +237,7 @@
           <w14:ligatures w14:val="standardContextual"/>
         </w:rPr>
       </w:pPr>
-      <w:hyperlink w:anchor="_Toc242441322" w:history="1">
+      <w:hyperlink w:anchor="_Toc242544830" w:history="1">
         <w:r>
           <w:rPr>
             <w:rStyle w:val="Hipervnculo"/>
@@ -264,7 +264,7 @@
             <w:noProof/>
             <w:webHidden/>
           </w:rPr>
-          <w:instrText xml:space="preserve"> PAGEREF _Toc242441322 \h </w:instrText>
+          <w:instrText xml:space="preserve"> PAGEREF _Toc242544830 \h </w:instrText>
         </w:r>
         <w:r>
           <w:rPr>
@@ -308,7 +308,7 @@
           <w14:ligatures w14:val="standardContextual"/>
         </w:rPr>
       </w:pPr>
-      <w:hyperlink w:anchor="_Toc242441323" w:history="1">
+      <w:hyperlink w:anchor="_Toc242544831" w:history="1">
         <w:r>
           <w:rPr>
             <w:rStyle w:val="Hipervnculo"/>
@@ -335,7 +335,7 @@
             <w:noProof/>
             <w:webHidden/>
           </w:rPr>
-          <w:instrText xml:space="preserve"> PAGEREF _Toc242441323 \h </w:instrText>
+          <w:instrText xml:space="preserve"> PAGEREF _Toc242544831 \h </w:instrText>
         </w:r>
         <w:r>
           <w:rPr>
@@ -379,7 +379,7 @@
           <w14:ligatures w14:val="standardContextual"/>
         </w:rPr>
       </w:pPr>
-      <w:hyperlink w:anchor="_Toc242441324" w:history="1">
+      <w:hyperlink w:anchor="_Toc242544832" w:history="1">
         <w:r>
           <w:rPr>
             <w:rStyle w:val="Hipervnculo"/>
@@ -406,7 +406,7 @@
             <w:noProof/>
             <w:webHidden/>
           </w:rPr>
-          <w:instrText xml:space="preserve"> PAGEREF _Toc242441324 \h </w:instrText>
+          <w:instrText xml:space="preserve"> PAGEREF _Toc242544832 \h </w:instrText>
         </w:r>
         <w:r>
           <w:rPr>
@@ -426,7 +426,7 @@
             <w:noProof/>
             <w:webHidden/>
           </w:rPr>
-          <w:t>7</w:t>
+          <w:t>8</w:t>
         </w:r>
         <w:r>
           <w:rPr>
@@ -450,7 +450,7 @@
           <w14:ligatures w14:val="standardContextual"/>
         </w:rPr>
       </w:pPr>
-      <w:hyperlink w:anchor="_Toc242441325" w:history="1">
+      <w:hyperlink w:anchor="_Toc242544833" w:history="1">
         <w:r>
           <w:rPr>
             <w:rStyle w:val="Hipervnculo"/>
@@ -477,7 +477,7 @@
             <w:noProof/>
             <w:webHidden/>
           </w:rPr>
-          <w:instrText xml:space="preserve"> PAGEREF _Toc242441325 \h </w:instrText>
+          <w:instrText xml:space="preserve"> PAGEREF _Toc242544833 \h </w:instrText>
         </w:r>
         <w:r>
           <w:rPr>
@@ -521,7 +521,7 @@
           <w14:ligatures w14:val="standardContextual"/>
         </w:rPr>
       </w:pPr>
-      <w:hyperlink w:anchor="_Toc242441326" w:history="1">
+      <w:hyperlink w:anchor="_Toc242544834" w:history="1">
         <w:r>
           <w:rPr>
             <w:rStyle w:val="Hipervnculo"/>
@@ -548,7 +548,7 @@
             <w:noProof/>
             <w:webHidden/>
           </w:rPr>
-          <w:instrText xml:space="preserve"> PAGEREF _Toc242441326 \h </w:instrText>
+          <w:instrText xml:space="preserve"> PAGEREF _Toc242544834 \h </w:instrText>
         </w:r>
         <w:r>
           <w:rPr>
@@ -592,7 +592,7 @@
           <w14:ligatures w14:val="standardContextual"/>
         </w:rPr>
       </w:pPr>
-      <w:hyperlink w:anchor="_Toc242441327" w:history="1">
+      <w:hyperlink w:anchor="_Toc242544835" w:history="1">
         <w:r>
           <w:rPr>
             <w:rStyle w:val="Hipervnculo"/>
@@ -619,7 +619,7 @@
             <w:noProof/>
             <w:webHidden/>
           </w:rPr>
-          <w:instrText xml:space="preserve"> PAGEREF _Toc242441327 \h </w:instrText>
+          <w:instrText xml:space="preserve"> PAGEREF _Toc242544835 \h </w:instrText>
         </w:r>
         <w:r>
           <w:rPr>
@@ -663,7 +663,7 @@
           <w14:ligatures w14:val="standardContextual"/>
         </w:rPr>
       </w:pPr>
-      <w:hyperlink w:anchor="_Toc242441328" w:history="1">
+      <w:hyperlink w:anchor="_Toc242544836" w:history="1">
         <w:r>
           <w:rPr>
             <w:rStyle w:val="Hipervnculo"/>
@@ -690,7 +690,7 @@
             <w:noProof/>
             <w:webHidden/>
           </w:rPr>
-          <w:instrText xml:space="preserve"> PAGEREF _Toc242441328 \h </w:instrText>
+          <w:instrText xml:space="preserve"> PAGEREF _Toc242544836 \h </w:instrText>
         </w:r>
         <w:r>
           <w:rPr>
@@ -734,7 +734,7 @@
           <w14:ligatures w14:val="standardContextual"/>
         </w:rPr>
       </w:pPr>
-      <w:hyperlink w:anchor="_Toc242441329" w:history="1">
+      <w:hyperlink w:anchor="_Toc242544837" w:history="1">
         <w:r>
           <w:rPr>
             <w:rStyle w:val="Hipervnculo"/>
@@ -761,7 +761,7 @@
             <w:noProof/>
             <w:webHidden/>
           </w:rPr>
-          <w:instrText xml:space="preserve"> PAGEREF _Toc242441329 \h </w:instrText>
+          <w:instrText xml:space="preserve"> PAGEREF _Toc242544837 \h </w:instrText>
         </w:r>
         <w:r>
           <w:rPr>
@@ -805,7 +805,7 @@
           <w14:ligatures w14:val="standardContextual"/>
         </w:rPr>
       </w:pPr>
-      <w:hyperlink w:anchor="_Toc242441330" w:history="1">
+      <w:hyperlink w:anchor="_Toc242544838" w:history="1">
         <w:r>
           <w:rPr>
             <w:rStyle w:val="Hipervnculo"/>
@@ -832,7 +832,7 @@
             <w:noProof/>
             <w:webHidden/>
           </w:rPr>
-          <w:instrText xml:space="preserve"> PAGEREF _Toc242441330 \h </w:instrText>
+          <w:instrText xml:space="preserve"> PAGEREF _Toc242544838 \h </w:instrText>
         </w:r>
         <w:r>
           <w:rPr>
@@ -876,7 +876,7 @@
           <w14:ligatures w14:val="standardContextual"/>
         </w:rPr>
       </w:pPr>
-      <w:hyperlink w:anchor="_Toc242441331" w:history="1">
+      <w:hyperlink w:anchor="_Toc242544839" w:history="1">
         <w:r>
           <w:rPr>
             <w:rStyle w:val="Hipervnculo"/>
@@ -903,7 +903,7 @@
             <w:noProof/>
             <w:webHidden/>
           </w:rPr>
-          <w:instrText xml:space="preserve"> PAGEREF _Toc242441331 \h </w:instrText>
+          <w:instrText xml:space="preserve"> PAGEREF _Toc242544839 \h </w:instrText>
         </w:r>
         <w:r>
           <w:rPr>
@@ -947,7 +947,7 @@
           <w14:ligatures w14:val="standardContextual"/>
         </w:rPr>
       </w:pPr>
-      <w:hyperlink w:anchor="_Toc242441332" w:history="1">
+      <w:hyperlink w:anchor="_Toc242544840" w:history="1">
         <w:r>
           <w:rPr>
             <w:rStyle w:val="Hipervnculo"/>
@@ -974,7 +974,7 @@
             <w:noProof/>
             <w:webHidden/>
           </w:rPr>
-          <w:instrText xml:space="preserve"> PAGEREF _Toc242441332 \h </w:instrText>
+          <w:instrText xml:space="preserve"> PAGEREF _Toc242544840 \h </w:instrText>
         </w:r>
         <w:r>
           <w:rPr>
@@ -1018,7 +1018,7 @@
           <w14:ligatures w14:val="standardContextual"/>
         </w:rPr>
       </w:pPr>
-      <w:hyperlink w:anchor="_Toc242441333" w:history="1">
+      <w:hyperlink w:anchor="_Toc242544841" w:history="1">
         <w:r>
           <w:rPr>
             <w:rStyle w:val="Hipervnculo"/>
@@ -1045,7 +1045,7 @@
             <w:noProof/>
             <w:webHidden/>
           </w:rPr>
-          <w:instrText xml:space="preserve"> PAGEREF _Toc242441333 \h </w:instrText>
+          <w:instrText xml:space="preserve"> PAGEREF _Toc242544841 \h </w:instrText>
         </w:r>
         <w:r>
           <w:rPr>
@@ -1089,7 +1089,7 @@
           <w14:ligatures w14:val="standardContextual"/>
         </w:rPr>
       </w:pPr>
-      <w:hyperlink w:anchor="_Toc242441334" w:history="1">
+      <w:hyperlink w:anchor="_Toc242544842" w:history="1">
         <w:r>
           <w:rPr>
             <w:rStyle w:val="Hipervnculo"/>
@@ -1116,7 +1116,7 @@
             <w:noProof/>
             <w:webHidden/>
           </w:rPr>
-          <w:instrText xml:space="preserve"> PAGEREF _Toc242441334 \h </w:instrText>
+          <w:instrText xml:space="preserve"> PAGEREF _Toc242544842 \h </w:instrText>
         </w:r>
         <w:r>
           <w:rPr>
@@ -1160,7 +1160,7 @@
           <w14:ligatures w14:val="standardContextual"/>
         </w:rPr>
       </w:pPr>
-      <w:hyperlink w:anchor="_Toc242441335" w:history="1">
+      <w:hyperlink w:anchor="_Toc242544843" w:history="1">
         <w:r>
           <w:rPr>
             <w:rStyle w:val="Hipervnculo"/>
@@ -1187,7 +1187,7 @@
             <w:noProof/>
             <w:webHidden/>
           </w:rPr>
-          <w:instrText xml:space="preserve"> PAGEREF _Toc242441335 \h </w:instrText>
+          <w:instrText xml:space="preserve"> PAGEREF _Toc242544843 \h </w:instrText>
         </w:r>
         <w:r>
           <w:rPr>
@@ -1231,7 +1231,7 @@
           <w14:ligatures w14:val="standardContextual"/>
         </w:rPr>
       </w:pPr>
-      <w:hyperlink w:anchor="_Toc242441336" w:history="1">
+      <w:hyperlink w:anchor="_Toc242544844" w:history="1">
         <w:r>
           <w:rPr>
             <w:rStyle w:val="Hipervnculo"/>
@@ -1258,7 +1258,7 @@
             <w:noProof/>
             <w:webHidden/>
           </w:rPr>
-          <w:instrText xml:space="preserve"> PAGEREF _Toc242441336 \h </w:instrText>
+          <w:instrText xml:space="preserve"> PAGEREF _Toc242544844 \h </w:instrText>
         </w:r>
         <w:r>
           <w:rPr>
@@ -1302,7 +1302,7 @@
           <w14:ligatures w14:val="standardContextual"/>
         </w:rPr>
       </w:pPr>
-      <w:hyperlink w:anchor="_Toc242441337" w:history="1">
+      <w:hyperlink w:anchor="_Toc242544845" w:history="1">
         <w:r>
           <w:rPr>
             <w:rStyle w:val="Hipervnculo"/>
@@ -1329,7 +1329,7 @@
             <w:noProof/>
             <w:webHidden/>
           </w:rPr>
-          <w:instrText xml:space="preserve"> PAGEREF _Toc242441337 \h </w:instrText>
+          <w:instrText xml:space="preserve"> PAGEREF _Toc242544845 \h </w:instrText>
         </w:r>
         <w:r>
           <w:rPr>
@@ -1373,7 +1373,7 @@
           <w14:ligatures w14:val="standardContextual"/>
         </w:rPr>
       </w:pPr>
-      <w:hyperlink w:anchor="_Toc242441338" w:history="1">
+      <w:hyperlink w:anchor="_Toc242544846" w:history="1">
         <w:r>
           <w:rPr>
             <w:rStyle w:val="Hipervnculo"/>
@@ -1400,7 +1400,7 @@
             <w:noProof/>
             <w:webHidden/>
           </w:rPr>
-          <w:instrText xml:space="preserve"> PAGEREF _Toc242441338 \h </w:instrText>
+          <w:instrText xml:space="preserve"> PAGEREF _Toc242544846 \h </w:instrText>
         </w:r>
         <w:r>
           <w:rPr>
@@ -1444,7 +1444,7 @@
           <w14:ligatures w14:val="standardContextual"/>
         </w:rPr>
       </w:pPr>
-      <w:hyperlink w:anchor="_Toc242441339" w:history="1">
+      <w:hyperlink w:anchor="_Toc242544847" w:history="1">
         <w:r>
           <w:rPr>
             <w:rStyle w:val="Hipervnculo"/>
@@ -1471,7 +1471,7 @@
             <w:noProof/>
             <w:webHidden/>
           </w:rPr>
-          <w:instrText xml:space="preserve"> PAGEREF _Toc242441339 \h </w:instrText>
+          <w:instrText xml:space="preserve"> PAGEREF _Toc242544847 \h </w:instrText>
         </w:r>
         <w:r>
           <w:rPr>
@@ -1515,7 +1515,7 @@
           <w14:ligatures w14:val="standardContextual"/>
         </w:rPr>
       </w:pPr>
-      <w:hyperlink w:anchor="_Toc242441340" w:history="1">
+      <w:hyperlink w:anchor="_Toc242544848" w:history="1">
         <w:r>
           <w:rPr>
             <w:rStyle w:val="Hipervnculo"/>
@@ -1542,7 +1542,7 @@
             <w:noProof/>
             <w:webHidden/>
           </w:rPr>
-          <w:instrText xml:space="preserve"> PAGEREF _Toc242441340 \h </w:instrText>
+          <w:instrText xml:space="preserve"> PAGEREF _Toc242544848 \h </w:instrText>
         </w:r>
         <w:r>
           <w:rPr>
@@ -1586,7 +1586,7 @@
           <w14:ligatures w14:val="standardContextual"/>
         </w:rPr>
       </w:pPr>
-      <w:hyperlink w:anchor="_Toc242441341" w:history="1">
+      <w:hyperlink w:anchor="_Toc242544849" w:history="1">
         <w:r>
           <w:rPr>
             <w:rStyle w:val="Hipervnculo"/>
@@ -1613,7 +1613,7 @@
             <w:noProof/>
             <w:webHidden/>
           </w:rPr>
-          <w:instrText xml:space="preserve"> PAGEREF _Toc242441341 \h </w:instrText>
+          <w:instrText xml:space="preserve"> PAGEREF _Toc242544849 \h </w:instrText>
         </w:r>
         <w:r>
           <w:rPr>
@@ -1657,7 +1657,7 @@
           <w14:ligatures w14:val="standardContextual"/>
         </w:rPr>
       </w:pPr>
-      <w:hyperlink w:anchor="_Toc242441342" w:history="1">
+      <w:hyperlink w:anchor="_Toc242544850" w:history="1">
         <w:r>
           <w:rPr>
             <w:rStyle w:val="Hipervnculo"/>
@@ -1684,7 +1684,7 @@
             <w:noProof/>
             <w:webHidden/>
           </w:rPr>
-          <w:instrText xml:space="preserve"> PAGEREF _Toc242441342 \h </w:instrText>
+          <w:instrText xml:space="preserve"> PAGEREF _Toc242544850 \h </w:instrText>
         </w:r>
         <w:r>
           <w:rPr>
@@ -1728,7 +1728,7 @@
           <w14:ligatures w14:val="standardContextual"/>
         </w:rPr>
       </w:pPr>
-      <w:hyperlink w:anchor="_Toc242441343" w:history="1">
+      <w:hyperlink w:anchor="_Toc242544851" w:history="1">
         <w:r>
           <w:rPr>
             <w:rStyle w:val="Hipervnculo"/>
@@ -1755,7 +1755,7 @@
             <w:noProof/>
             <w:webHidden/>
           </w:rPr>
-          <w:instrText xml:space="preserve"> PAGEREF _Toc242441343 \h </w:instrText>
+          <w:instrText xml:space="preserve"> PAGEREF _Toc242544851 \h </w:instrText>
         </w:r>
         <w:r>
           <w:rPr>
@@ -1799,7 +1799,7 @@
           <w14:ligatures w14:val="standardContextual"/>
         </w:rPr>
       </w:pPr>
-      <w:hyperlink w:anchor="_Toc242441344" w:history="1">
+      <w:hyperlink w:anchor="_Toc242544852" w:history="1">
         <w:r>
           <w:rPr>
             <w:rStyle w:val="Hipervnculo"/>
@@ -1826,7 +1826,7 @@
             <w:noProof/>
             <w:webHidden/>
           </w:rPr>
-          <w:instrText xml:space="preserve"> PAGEREF _Toc242441344 \h </w:instrText>
+          <w:instrText xml:space="preserve"> PAGEREF _Toc242544852 \h </w:instrText>
         </w:r>
         <w:r>
           <w:rPr>
@@ -1870,7 +1870,7 @@
           <w14:ligatures w14:val="standardContextual"/>
         </w:rPr>
       </w:pPr>
-      <w:hyperlink w:anchor="_Toc242441345" w:history="1">
+      <w:hyperlink w:anchor="_Toc242544853" w:history="1">
         <w:r>
           <w:rPr>
             <w:rStyle w:val="Hipervnculo"/>
@@ -1897,7 +1897,7 @@
             <w:noProof/>
             <w:webHidden/>
           </w:rPr>
-          <w:instrText xml:space="preserve"> PAGEREF _Toc242441345 \h </w:instrText>
+          <w:instrText xml:space="preserve"> PAGEREF _Toc242544853 \h </w:instrText>
         </w:r>
         <w:r>
           <w:rPr>
@@ -1941,7 +1941,7 @@
           <w14:ligatures w14:val="standardContextual"/>
         </w:rPr>
       </w:pPr>
-      <w:hyperlink w:anchor="_Toc242441346" w:history="1">
+      <w:hyperlink w:anchor="_Toc242544854" w:history="1">
         <w:r>
           <w:rPr>
             <w:rStyle w:val="Hipervnculo"/>
@@ -1968,7 +1968,7 @@
             <w:noProof/>
             <w:webHidden/>
           </w:rPr>
-          <w:instrText xml:space="preserve"> PAGEREF _Toc242441346 \h </w:instrText>
+          <w:instrText xml:space="preserve"> PAGEREF _Toc242544854 \h </w:instrText>
         </w:r>
         <w:r>
           <w:rPr>
@@ -2012,7 +2012,7 @@
           <w14:ligatures w14:val="standardContextual"/>
         </w:rPr>
       </w:pPr>
-      <w:hyperlink w:anchor="_Toc242441347" w:history="1">
+      <w:hyperlink w:anchor="_Toc242544855" w:history="1">
         <w:r>
           <w:rPr>
             <w:rStyle w:val="Hipervnculo"/>
@@ -2039,7 +2039,7 @@
             <w:noProof/>
             <w:webHidden/>
           </w:rPr>
-          <w:instrText xml:space="preserve"> PAGEREF _Toc242441347 \h </w:instrText>
+          <w:instrText xml:space="preserve"> PAGEREF _Toc242544855 \h </w:instrText>
         </w:r>
         <w:r>
           <w:rPr>
@@ -2083,7 +2083,7 @@
           <w14:ligatures w14:val="standardContextual"/>
         </w:rPr>
       </w:pPr>
-      <w:hyperlink w:anchor="_Toc242441348" w:history="1">
+      <w:hyperlink w:anchor="_Toc242544856" w:history="1">
         <w:r>
           <w:rPr>
             <w:rStyle w:val="Hipervnculo"/>
@@ -2110,7 +2110,7 @@
             <w:noProof/>
             <w:webHidden/>
           </w:rPr>
-          <w:instrText xml:space="preserve"> PAGEREF _Toc242441348 \h </w:instrText>
+          <w:instrText xml:space="preserve"> PAGEREF _Toc242544856 \h </w:instrText>
         </w:r>
         <w:r>
           <w:rPr>
@@ -2154,7 +2154,7 @@
           <w14:ligatures w14:val="standardContextual"/>
         </w:rPr>
       </w:pPr>
-      <w:hyperlink w:anchor="_Toc242441349" w:history="1">
+      <w:hyperlink w:anchor="_Toc242544857" w:history="1">
         <w:r>
           <w:rPr>
             <w:rStyle w:val="Hipervnculo"/>
@@ -2181,7 +2181,7 @@
             <w:noProof/>
             <w:webHidden/>
           </w:rPr>
-          <w:instrText xml:space="preserve"> PAGEREF _Toc242441349 \h </w:instrText>
+          <w:instrText xml:space="preserve"> PAGEREF _Toc242544857 \h </w:instrText>
         </w:r>
         <w:r>
           <w:rPr>
@@ -2225,7 +2225,7 @@
           <w14:ligatures w14:val="standardContextual"/>
         </w:rPr>
       </w:pPr>
-      <w:hyperlink w:anchor="_Toc242441350" w:history="1">
+      <w:hyperlink w:anchor="_Toc242544858" w:history="1">
         <w:r>
           <w:rPr>
             <w:rStyle w:val="Hipervnculo"/>
@@ -2252,7 +2252,7 @@
             <w:noProof/>
             <w:webHidden/>
           </w:rPr>
-          <w:instrText xml:space="preserve"> PAGEREF _Toc242441350 \h </w:instrText>
+          <w:instrText xml:space="preserve"> PAGEREF _Toc242544858 \h </w:instrText>
         </w:r>
         <w:r>
           <w:rPr>
@@ -2296,7 +2296,7 @@
           <w14:ligatures w14:val="standardContextual"/>
         </w:rPr>
       </w:pPr>
-      <w:hyperlink w:anchor="_Toc242441351" w:history="1">
+      <w:hyperlink w:anchor="_Toc242544859" w:history="1">
         <w:r>
           <w:rPr>
             <w:rStyle w:val="Hipervnculo"/>
@@ -2323,7 +2323,7 @@
             <w:noProof/>
             <w:webHidden/>
           </w:rPr>
-          <w:instrText xml:space="preserve"> PAGEREF _Toc242441351 \h </w:instrText>
+          <w:instrText xml:space="preserve"> PAGEREF _Toc242544859 \h </w:instrText>
         </w:r>
         <w:r>
           <w:rPr>
@@ -2367,7 +2367,7 @@
           <w14:ligatures w14:val="standardContextual"/>
         </w:rPr>
       </w:pPr>
-      <w:hyperlink w:anchor="_Toc242441352" w:history="1">
+      <w:hyperlink w:anchor="_Toc242544860" w:history="1">
         <w:r>
           <w:rPr>
             <w:rStyle w:val="Hipervnculo"/>
@@ -2394,7 +2394,7 @@
             <w:noProof/>
             <w:webHidden/>
           </w:rPr>
-          <w:instrText xml:space="preserve"> PAGEREF _Toc242441352 \h </w:instrText>
+          <w:instrText xml:space="preserve"> PAGEREF _Toc242544860 \h </w:instrText>
         </w:r>
         <w:r>
           <w:rPr>
@@ -2438,7 +2438,7 @@
           <w14:ligatures w14:val="standardContextual"/>
         </w:rPr>
       </w:pPr>
-      <w:hyperlink w:anchor="_Toc242441353" w:history="1">
+      <w:hyperlink w:anchor="_Toc242544861" w:history="1">
         <w:r>
           <w:rPr>
             <w:rStyle w:val="Hipervnculo"/>
@@ -2465,7 +2465,7 @@
             <w:noProof/>
             <w:webHidden/>
           </w:rPr>
-          <w:instrText xml:space="preserve"> PAGEREF _Toc242441353 \h </w:instrText>
+          <w:instrText xml:space="preserve"> PAGEREF _Toc242544861 \h </w:instrText>
         </w:r>
         <w:r>
           <w:rPr>
@@ -2509,7 +2509,7 @@
           <w14:ligatures w14:val="standardContextual"/>
         </w:rPr>
       </w:pPr>
-      <w:hyperlink w:anchor="_Toc242441354" w:history="1">
+      <w:hyperlink w:anchor="_Toc242544862" w:history="1">
         <w:r>
           <w:rPr>
             <w:rStyle w:val="Hipervnculo"/>
@@ -2536,7 +2536,7 @@
             <w:noProof/>
             <w:webHidden/>
           </w:rPr>
-          <w:instrText xml:space="preserve"> PAGEREF _Toc242441354 \h </w:instrText>
+          <w:instrText xml:space="preserve"> PAGEREF _Toc242544862 \h </w:instrText>
         </w:r>
         <w:r>
           <w:rPr>
@@ -2580,7 +2580,7 @@
           <w14:ligatures w14:val="standardContextual"/>
         </w:rPr>
       </w:pPr>
-      <w:hyperlink w:anchor="_Toc242441355" w:history="1">
+      <w:hyperlink w:anchor="_Toc242544863" w:history="1">
         <w:r>
           <w:rPr>
             <w:rStyle w:val="Hipervnculo"/>
@@ -2607,7 +2607,7 @@
             <w:noProof/>
             <w:webHidden/>
           </w:rPr>
-          <w:instrText xml:space="preserve"> PAGEREF _Toc242441355 \h </w:instrText>
+          <w:instrText xml:space="preserve"> PAGEREF _Toc242544863 \h </w:instrText>
         </w:r>
         <w:r>
           <w:rPr>
@@ -2651,7 +2651,7 @@
           <w14:ligatures w14:val="standardContextual"/>
         </w:rPr>
       </w:pPr>
-      <w:hyperlink w:anchor="_Toc242441356" w:history="1">
+      <w:hyperlink w:anchor="_Toc242544864" w:history="1">
         <w:r>
           <w:rPr>
             <w:rStyle w:val="Hipervnculo"/>
@@ -2678,7 +2678,7 @@
             <w:noProof/>
             <w:webHidden/>
           </w:rPr>
-          <w:instrText xml:space="preserve"> PAGEREF _Toc242441356 \h </w:instrText>
+          <w:instrText xml:space="preserve"> PAGEREF _Toc242544864 \h </w:instrText>
         </w:r>
         <w:r>
           <w:rPr>
@@ -2722,7 +2722,7 @@
           <w14:ligatures w14:val="standardContextual"/>
         </w:rPr>
       </w:pPr>
-      <w:hyperlink w:anchor="_Toc242441357" w:history="1">
+      <w:hyperlink w:anchor="_Toc242544865" w:history="1">
         <w:r>
           <w:rPr>
             <w:rStyle w:val="Hipervnculo"/>
@@ -2749,7 +2749,7 @@
             <w:noProof/>
             <w:webHidden/>
           </w:rPr>
-          <w:instrText xml:space="preserve"> PAGEREF _Toc242441357 \h </w:instrText>
+          <w:instrText xml:space="preserve"> PAGEREF _Toc242544865 \h </w:instrText>
         </w:r>
         <w:r>
           <w:rPr>
@@ -2793,7 +2793,7 @@
           <w14:ligatures w14:val="standardContextual"/>
         </w:rPr>
       </w:pPr>
-      <w:hyperlink w:anchor="_Toc242441358" w:history="1">
+      <w:hyperlink w:anchor="_Toc242544866" w:history="1">
         <w:r>
           <w:rPr>
             <w:rStyle w:val="Hipervnculo"/>
@@ -2820,7 +2820,7 @@
             <w:noProof/>
             <w:webHidden/>
           </w:rPr>
-          <w:instrText xml:space="preserve"> PAGEREF _Toc242441358 \h </w:instrText>
+          <w:instrText xml:space="preserve"> PAGEREF _Toc242544866 \h </w:instrText>
         </w:r>
         <w:r>
           <w:rPr>
@@ -2864,7 +2864,7 @@
           <w14:ligatures w14:val="standardContextual"/>
         </w:rPr>
       </w:pPr>
-      <w:hyperlink w:anchor="_Toc242441359" w:history="1">
+      <w:hyperlink w:anchor="_Toc242544867" w:history="1">
         <w:r>
           <w:rPr>
             <w:rStyle w:val="Hipervnculo"/>
@@ -2891,7 +2891,7 @@
             <w:noProof/>
             <w:webHidden/>
           </w:rPr>
-          <w:instrText xml:space="preserve"> PAGEREF _Toc242441359 \h </w:instrText>
+          <w:instrText xml:space="preserve"> PAGEREF _Toc242544867 \h </w:instrText>
         </w:r>
         <w:r>
           <w:rPr>
@@ -2935,7 +2935,7 @@
           <w14:ligatures w14:val="standardContextual"/>
         </w:rPr>
       </w:pPr>
-      <w:hyperlink w:anchor="_Toc242441360" w:history="1">
+      <w:hyperlink w:anchor="_Toc242544868" w:history="1">
         <w:r>
           <w:rPr>
             <w:rStyle w:val="Hipervnculo"/>
@@ -2962,7 +2962,7 @@
             <w:noProof/>
             <w:webHidden/>
           </w:rPr>
-          <w:instrText xml:space="preserve"> PAGEREF _Toc242441360 \h </w:instrText>
+          <w:instrText xml:space="preserve"> PAGEREF _Toc242544868 \h </w:instrText>
         </w:r>
         <w:r>
           <w:rPr>
@@ -3006,7 +3006,7 @@
           <w14:ligatures w14:val="standardContextual"/>
         </w:rPr>
       </w:pPr>
-      <w:hyperlink w:anchor="_Toc242441361" w:history="1">
+      <w:hyperlink w:anchor="_Toc242544869" w:history="1">
         <w:r>
           <w:rPr>
             <w:rStyle w:val="Hipervnculo"/>
@@ -3033,7 +3033,7 @@
             <w:noProof/>
             <w:webHidden/>
           </w:rPr>
-          <w:instrText xml:space="preserve"> PAGEREF _Toc242441361 \h </w:instrText>
+          <w:instrText xml:space="preserve"> PAGEREF _Toc242544869 \h </w:instrText>
         </w:r>
         <w:r>
           <w:rPr>
@@ -3077,7 +3077,7 @@
           <w14:ligatures w14:val="standardContextual"/>
         </w:rPr>
       </w:pPr>
-      <w:hyperlink w:anchor="_Toc242441362" w:history="1">
+      <w:hyperlink w:anchor="_Toc242544870" w:history="1">
         <w:r>
           <w:rPr>
             <w:rStyle w:val="Hipervnculo"/>
@@ -3104,7 +3104,7 @@
             <w:noProof/>
             <w:webHidden/>
           </w:rPr>
-          <w:instrText xml:space="preserve"> PAGEREF _Toc242441362 \h </w:instrText>
+          <w:instrText xml:space="preserve"> PAGEREF _Toc242544870 \h </w:instrText>
         </w:r>
         <w:r>
           <w:rPr>
@@ -3148,7 +3148,7 @@
           <w14:ligatures w14:val="standardContextual"/>
         </w:rPr>
       </w:pPr>
-      <w:hyperlink w:anchor="_Toc242441363" w:history="1">
+      <w:hyperlink w:anchor="_Toc242544871" w:history="1">
         <w:r>
           <w:rPr>
             <w:rStyle w:val="Hipervnculo"/>
@@ -3175,7 +3175,7 @@
             <w:noProof/>
             <w:webHidden/>
           </w:rPr>
-          <w:instrText xml:space="preserve"> PAGEREF _Toc242441363 \h </w:instrText>
+          <w:instrText xml:space="preserve"> PAGEREF _Toc242544871 \h </w:instrText>
         </w:r>
         <w:r>
           <w:rPr>
@@ -3219,7 +3219,7 @@
           <w14:ligatures w14:val="standardContextual"/>
         </w:rPr>
       </w:pPr>
-      <w:hyperlink w:anchor="_Toc242441364" w:history="1">
+      <w:hyperlink w:anchor="_Toc242544872" w:history="1">
         <w:r>
           <w:rPr>
             <w:rStyle w:val="Hipervnculo"/>
@@ -3246,7 +3246,7 @@
             <w:noProof/>
             <w:webHidden/>
           </w:rPr>
-          <w:instrText xml:space="preserve"> PAGEREF _Toc242441364 \h </w:instrText>
+          <w:instrText xml:space="preserve"> PAGEREF _Toc242544872 \h </w:instrText>
         </w:r>
         <w:r>
           <w:rPr>
@@ -3290,7 +3290,7 @@
           <w14:ligatures w14:val="standardContextual"/>
         </w:rPr>
       </w:pPr>
-      <w:hyperlink w:anchor="_Toc242441365" w:history="1">
+      <w:hyperlink w:anchor="_Toc242544873" w:history="1">
         <w:r>
           <w:rPr>
             <w:rStyle w:val="Hipervnculo"/>
@@ -3317,7 +3317,7 @@
             <w:noProof/>
             <w:webHidden/>
           </w:rPr>
-          <w:instrText xml:space="preserve"> PAGEREF _Toc242441365 \h </w:instrText>
+          <w:instrText xml:space="preserve"> PAGEREF _Toc242544873 \h </w:instrText>
         </w:r>
         <w:r>
           <w:rPr>
@@ -3361,7 +3361,7 @@
           <w14:ligatures w14:val="standardContextual"/>
         </w:rPr>
       </w:pPr>
-      <w:hyperlink w:anchor="_Toc242441366" w:history="1">
+      <w:hyperlink w:anchor="_Toc242544874" w:history="1">
         <w:r>
           <w:rPr>
             <w:rStyle w:val="Hipervnculo"/>
@@ -3388,7 +3388,7 @@
             <w:noProof/>
             <w:webHidden/>
           </w:rPr>
-          <w:instrText xml:space="preserve"> PAGEREF _Toc242441366 \h </w:instrText>
+          <w:instrText xml:space="preserve"> PAGEREF _Toc242544874 \h </w:instrText>
         </w:r>
         <w:r>
           <w:rPr>
@@ -3432,7 +3432,7 @@
           <w14:ligatures w14:val="standardContextual"/>
         </w:rPr>
       </w:pPr>
-      <w:hyperlink w:anchor="_Toc242441367" w:history="1">
+      <w:hyperlink w:anchor="_Toc242544875" w:history="1">
         <w:r>
           <w:rPr>
             <w:rStyle w:val="Hipervnculo"/>
@@ -3459,7 +3459,7 @@
             <w:noProof/>
             <w:webHidden/>
           </w:rPr>
-          <w:instrText xml:space="preserve"> PAGEREF _Toc242441367 \h </w:instrText>
+          <w:instrText xml:space="preserve"> PAGEREF _Toc242544875 \h </w:instrText>
         </w:r>
         <w:r>
           <w:rPr>
@@ -3503,7 +3503,7 @@
           <w14:ligatures w14:val="standardContextual"/>
         </w:rPr>
       </w:pPr>
-      <w:hyperlink w:anchor="_Toc242441368" w:history="1">
+      <w:hyperlink w:anchor="_Toc242544876" w:history="1">
         <w:r>
           <w:rPr>
             <w:rStyle w:val="Hipervnculo"/>
@@ -3530,7 +3530,7 @@
             <w:noProof/>
             <w:webHidden/>
           </w:rPr>
-          <w:instrText xml:space="preserve"> PAGEREF _Toc242441368 \h </w:instrText>
+          <w:instrText xml:space="preserve"> PAGEREF _Toc242544876 \h </w:instrText>
         </w:r>
         <w:r>
           <w:rPr>
@@ -3574,7 +3574,7 @@
           <w14:ligatures w14:val="standardContextual"/>
         </w:rPr>
       </w:pPr>
-      <w:hyperlink w:anchor="_Toc242441369" w:history="1">
+      <w:hyperlink w:anchor="_Toc242544877" w:history="1">
         <w:r>
           <w:rPr>
             <w:rStyle w:val="Hipervnculo"/>
@@ -3601,149 +3601,7 @@
             <w:noProof/>
             <w:webHidden/>
           </w:rPr>
-          <w:instrText xml:space="preserve"> PAGEREF _Toc242441369 \h </w:instrText>
-        </w:r>
-        <w:r>
-          <w:rPr>
-            <w:noProof/>
-            <w:webHidden/>
-          </w:rPr>
-        </w:r>
-        <w:r>
-          <w:rPr>
-            <w:noProof/>
-            <w:webHidden/>
-          </w:rPr>
-          <w:fldChar w:fldCharType="separate"/>
-        </w:r>
-        <w:r>
-          <w:rPr>
-            <w:noProof/>
-            <w:webHidden/>
-          </w:rPr>
-          <w:t>101</w:t>
-        </w:r>
-        <w:r>
-          <w:rPr>
-            <w:noProof/>
-            <w:webHidden/>
-          </w:rPr>
-          <w:fldChar w:fldCharType="end"/>
-        </w:r>
-      </w:hyperlink>
-    </w:p>
-    <w:p>
-      <w:pPr>
-        <w:pStyle w:val="TDC2"/>
-        <w:tabs>
-          <w:tab w:val="right" w:leader="dot" w:pos="9962"/>
-        </w:tabs>
-        <w:rPr>
-          <w:rFonts w:asciiTheme="minorHAnsi" w:eastAsiaTheme="minorEastAsia" w:hAnsiTheme="minorHAnsi" w:cstheme="minorBidi"/>
-          <w:noProof/>
-          <w:kern w:val="2"/>
-          <w14:ligatures w14:val="standardContextual"/>
-        </w:rPr>
-      </w:pPr>
-      <w:hyperlink w:anchor="_Toc242441370" w:history="1">
-        <w:r>
-          <w:rPr>
-            <w:rStyle w:val="Hipervnculo"/>
-            <w:noProof/>
-          </w:rPr>
-          <w:t>10.1 Consistencia documental y puntos abiertos</w:t>
-        </w:r>
-        <w:r>
-          <w:rPr>
-            <w:noProof/>
-            <w:webHidden/>
-          </w:rPr>
-          <w:tab/>
-        </w:r>
-        <w:r>
-          <w:rPr>
-            <w:noProof/>
-            <w:webHidden/>
-          </w:rPr>
-          <w:fldChar w:fldCharType="begin"/>
-        </w:r>
-        <w:r>
-          <w:rPr>
-            <w:noProof/>
-            <w:webHidden/>
-          </w:rPr>
-          <w:instrText xml:space="preserve"> PAGEREF _Toc242441370 \h </w:instrText>
-        </w:r>
-        <w:r>
-          <w:rPr>
-            <w:noProof/>
-            <w:webHidden/>
-          </w:rPr>
-        </w:r>
-        <w:r>
-          <w:rPr>
-            <w:noProof/>
-            <w:webHidden/>
-          </w:rPr>
-          <w:fldChar w:fldCharType="separate"/>
-        </w:r>
-        <w:r>
-          <w:rPr>
-            <w:noProof/>
-            <w:webHidden/>
-          </w:rPr>
-          <w:t>101</w:t>
-        </w:r>
-        <w:r>
-          <w:rPr>
-            <w:noProof/>
-            <w:webHidden/>
-          </w:rPr>
-          <w:fldChar w:fldCharType="end"/>
-        </w:r>
-      </w:hyperlink>
-    </w:p>
-    <w:p>
-      <w:pPr>
-        <w:pStyle w:val="TDC2"/>
-        <w:tabs>
-          <w:tab w:val="right" w:leader="dot" w:pos="9962"/>
-        </w:tabs>
-        <w:rPr>
-          <w:rFonts w:asciiTheme="minorHAnsi" w:eastAsiaTheme="minorEastAsia" w:hAnsiTheme="minorHAnsi" w:cstheme="minorBidi"/>
-          <w:noProof/>
-          <w:kern w:val="2"/>
-          <w14:ligatures w14:val="standardContextual"/>
-        </w:rPr>
-      </w:pPr>
-      <w:hyperlink w:anchor="_Toc242441371" w:history="1">
-        <w:r>
-          <w:rPr>
-            <w:rStyle w:val="Hipervnculo"/>
-            <w:noProof/>
-          </w:rPr>
-          <w:t>10.2 Verificaciones que dependen de otro equipo</w:t>
-        </w:r>
-        <w:r>
-          <w:rPr>
-            <w:noProof/>
-            <w:webHidden/>
-          </w:rPr>
-          <w:tab/>
-        </w:r>
-        <w:r>
-          <w:rPr>
-            <w:noProof/>
-            <w:webHidden/>
-          </w:rPr>
-          <w:fldChar w:fldCharType="begin"/>
-        </w:r>
-        <w:r>
-          <w:rPr>
-            <w:noProof/>
-            <w:webHidden/>
-          </w:rPr>
-          <w:instrText xml:space="preserve"> PAGEREF _Toc242441371 \h </w:instrText>
+          <w:instrText xml:space="preserve"> PAGEREF _Toc242544877 \h </w:instrText>
         </w:r>
         <w:r>
           <w:rPr>
@@ -3787,13 +3645,13 @@
           <w14:ligatures w14:val="standardContextual"/>
         </w:rPr>
       </w:pPr>
-      <w:hyperlink w:anchor="_Toc242441372" w:history="1">
+      <w:hyperlink w:anchor="_Toc242544878" w:history="1">
         <w:r>
           <w:rPr>
             <w:rStyle w:val="Hipervnculo"/>
             <w:noProof/>
           </w:rPr>
-          <w:t>10.3 Sonido y arte por incorporar</w:t>
+          <w:t>10.1 Consistencia documental y puntos abiertos</w:t>
         </w:r>
         <w:r>
           <w:rPr>
@@ -3814,7 +3672,78 @@
             <w:noProof/>
             <w:webHidden/>
           </w:rPr>
-          <w:instrText xml:space="preserve"> PAGEREF _Toc242441372 \h </w:instrText>
+          <w:instrText xml:space="preserve"> PAGEREF _Toc242544878 \h </w:instrText>
+        </w:r>
+        <w:r>
+          <w:rPr>
+            <w:noProof/>
+            <w:webHidden/>
+          </w:rPr>
+        </w:r>
+        <w:r>
+          <w:rPr>
+            <w:noProof/>
+            <w:webHidden/>
+          </w:rPr>
+          <w:fldChar w:fldCharType="separate"/>
+        </w:r>
+        <w:r>
+          <w:rPr>
+            <w:noProof/>
+            <w:webHidden/>
+          </w:rPr>
+          <w:t>102</w:t>
+        </w:r>
+        <w:r>
+          <w:rPr>
+            <w:noProof/>
+            <w:webHidden/>
+          </w:rPr>
+          <w:fldChar w:fldCharType="end"/>
+        </w:r>
+      </w:hyperlink>
+    </w:p>
+    <w:p>
+      <w:pPr>
+        <w:pStyle w:val="TDC2"/>
+        <w:tabs>
+          <w:tab w:val="right" w:leader="dot" w:pos="9962"/>
+        </w:tabs>
+        <w:rPr>
+          <w:rFonts w:asciiTheme="minorHAnsi" w:eastAsiaTheme="minorEastAsia" w:hAnsiTheme="minorHAnsi" w:cstheme="minorBidi"/>
+          <w:noProof/>
+          <w:kern w:val="2"/>
+          <w14:ligatures w14:val="standardContextual"/>
+        </w:rPr>
+      </w:pPr>
+      <w:hyperlink w:anchor="_Toc242544879" w:history="1">
+        <w:r>
+          <w:rPr>
+            <w:rStyle w:val="Hipervnculo"/>
+            <w:noProof/>
+          </w:rPr>
+          <w:t>10.2 Verificaciones que dependen de otro equipo</w:t>
+        </w:r>
+        <w:r>
+          <w:rPr>
+            <w:noProof/>
+            <w:webHidden/>
+          </w:rPr>
+          <w:tab/>
+        </w:r>
+        <w:r>
+          <w:rPr>
+            <w:noProof/>
+            <w:webHidden/>
+          </w:rPr>
+          <w:fldChar w:fldCharType="begin"/>
+        </w:r>
+        <w:r>
+          <w:rPr>
+            <w:noProof/>
+            <w:webHidden/>
+          </w:rPr>
+          <w:instrText xml:space="preserve"> PAGEREF _Toc242544879 \h </w:instrText>
         </w:r>
         <w:r>
           <w:rPr>
@@ -3858,7 +3787,78 @@
           <w14:ligatures w14:val="standardContextual"/>
         </w:rPr>
       </w:pPr>
-      <w:hyperlink w:anchor="_Toc242441373" w:history="1">
+      <w:hyperlink w:anchor="_Toc242544880" w:history="1">
+        <w:r>
+          <w:rPr>
+            <w:rStyle w:val="Hipervnculo"/>
+            <w:noProof/>
+          </w:rPr>
+          <w:t>10.3 Sonido y arte por incorporar</w:t>
+        </w:r>
+        <w:r>
+          <w:rPr>
+            <w:noProof/>
+            <w:webHidden/>
+          </w:rPr>
+          <w:tab/>
+        </w:r>
+        <w:r>
+          <w:rPr>
+            <w:noProof/>
+            <w:webHidden/>
+          </w:rPr>
+          <w:fldChar w:fldCharType="begin"/>
+        </w:r>
+        <w:r>
+          <w:rPr>
+            <w:noProof/>
+            <w:webHidden/>
+          </w:rPr>
+          <w:instrText xml:space="preserve"> PAGEREF _Toc242544880 \h </w:instrText>
+        </w:r>
+        <w:r>
+          <w:rPr>
+            <w:noProof/>
+            <w:webHidden/>
+          </w:rPr>
+        </w:r>
+        <w:r>
+          <w:rPr>
+            <w:noProof/>
+            <w:webHidden/>
+          </w:rPr>
+          <w:fldChar w:fldCharType="separate"/>
+        </w:r>
+        <w:r>
+          <w:rPr>
+            <w:noProof/>
+            <w:webHidden/>
+          </w:rPr>
+          <w:t>104</w:t>
+        </w:r>
+        <w:r>
+          <w:rPr>
+            <w:noProof/>
+            <w:webHidden/>
+          </w:rPr>
+          <w:fldChar w:fldCharType="end"/>
+        </w:r>
+      </w:hyperlink>
+    </w:p>
+    <w:p>
+      <w:pPr>
+        <w:pStyle w:val="TDC2"/>
+        <w:tabs>
+          <w:tab w:val="right" w:leader="dot" w:pos="9962"/>
+        </w:tabs>
+        <w:rPr>
+          <w:rFonts w:asciiTheme="minorHAnsi" w:eastAsiaTheme="minorEastAsia" w:hAnsiTheme="minorHAnsi" w:cstheme="minorBidi"/>
+          <w:noProof/>
+          <w:kern w:val="2"/>
+          <w14:ligatures w14:val="standardContextual"/>
+        </w:rPr>
+      </w:pPr>
+      <w:hyperlink w:anchor="_Toc242544881" w:history="1">
         <w:r>
           <w:rPr>
             <w:rStyle w:val="Hipervnculo"/>
@@ -3885,7 +3885,7 @@
             <w:noProof/>
             <w:webHidden/>
           </w:rPr>
-          <w:instrText xml:space="preserve"> PAGEREF _Toc242441373 \h </w:instrText>
+          <w:instrText xml:space="preserve"> PAGEREF _Toc242544881 \h </w:instrText>
         </w:r>
         <w:r>
           <w:rPr>
@@ -3905,7 +3905,7 @@
             <w:noProof/>
             <w:webHidden/>
           </w:rPr>
-          <w:t>105</w:t>
+          <w:t>107</w:t>
         </w:r>
         <w:r>
           <w:rPr>
@@ -3929,7 +3929,7 @@
           <w14:ligatures w14:val="standardContextual"/>
         </w:rPr>
       </w:pPr>
-      <w:hyperlink w:anchor="_Toc242441374" w:history="1">
+      <w:hyperlink w:anchor="_Toc242544882" w:history="1">
         <w:r>
           <w:rPr>
             <w:rStyle w:val="Hipervnculo"/>
@@ -3956,7 +3956,7 @@
             <w:noProof/>
             <w:webHidden/>
           </w:rPr>
-          <w:instrText xml:space="preserve"> PAGEREF _Toc242441374 \h </w:instrText>
+          <w:instrText xml:space="preserve"> PAGEREF _Toc242544882 \h </w:instrText>
         </w:r>
         <w:r>
           <w:rPr>
@@ -3976,7 +3976,7 @@
             <w:noProof/>
             <w:webHidden/>
           </w:rPr>
-          <w:t>109</w:t>
+          <w:t>110</w:t>
         </w:r>
         <w:r>
           <w:rPr>
@@ -4000,7 +4000,7 @@
           <w14:ligatures w14:val="standardContextual"/>
         </w:rPr>
       </w:pPr>
-      <w:hyperlink w:anchor="_Toc242441375" w:history="1">
+      <w:hyperlink w:anchor="_Toc242544883" w:history="1">
         <w:r>
           <w:rPr>
             <w:rStyle w:val="Hipervnculo"/>
@@ -4027,7 +4027,7 @@
             <w:noProof/>
             <w:webHidden/>
           </w:rPr>
-          <w:instrText xml:space="preserve"> PAGEREF _Toc242441375 \h </w:instrText>
+          <w:instrText xml:space="preserve"> PAGEREF _Toc242544883 \h </w:instrText>
         </w:r>
         <w:r>
           <w:rPr>
@@ -4047,7 +4047,7 @@
             <w:noProof/>
             <w:webHidden/>
           </w:rPr>
-          <w:t>111</w:t>
+          <w:t>112</w:t>
         </w:r>
         <w:r>
           <w:rPr>
@@ -4071,7 +4071,7 @@
           <w14:ligatures w14:val="standardContextual"/>
         </w:rPr>
       </w:pPr>
-      <w:hyperlink w:anchor="_Toc242441376" w:history="1">
+      <w:hyperlink w:anchor="_Toc242544884" w:history="1">
         <w:r>
           <w:rPr>
             <w:rStyle w:val="Hipervnculo"/>
@@ -4098,7 +4098,7 @@
             <w:noProof/>
             <w:webHidden/>
           </w:rPr>
-          <w:instrText xml:space="preserve"> PAGEREF _Toc242441376 \h </w:instrText>
+          <w:instrText xml:space="preserve"> PAGEREF _Toc242544884 \h </w:instrText>
         </w:r>
         <w:r>
           <w:rPr>
@@ -4118,7 +4118,7 @@
             <w:noProof/>
             <w:webHidden/>
           </w:rPr>
-          <w:t>114</w:t>
+          <w:t>115</w:t>
         </w:r>
         <w:r>
           <w:rPr>
@@ -4143,7 +4143,7 @@
       <w:pPr>
         <w:pStyle w:val="Ttulo1"/>
       </w:pPr>
-      <w:bookmarkStart w:id="0" w:name="_Toc242441319"/>
+      <w:bookmarkStart w:id="0" w:name="_Toc242544827"/>
       <w:r>
         <w:lastRenderedPageBreak/>
         <w:t>1. OBJETIVO, ALCANCE Y CRITERIOS DE CUMPLIMIENTO</w:t>
@@ -4204,7 +4204,7 @@
       <w:pPr>
         <w:pStyle w:val="Ttulo2"/>
       </w:pPr>
-      <w:bookmarkStart w:id="1" w:name="_Toc242441320"/>
+      <w:bookmarkStart w:id="1" w:name="_Toc242544828"/>
       <w:r>
         <w:t>1.1 El objetivo específico 3</w:t>
       </w:r>
@@ -4257,7 +4257,7 @@
       <w:pPr>
         <w:pStyle w:val="Ttulo2"/>
       </w:pPr>
-      <w:bookmarkStart w:id="2" w:name="_Toc242441321"/>
+      <w:bookmarkStart w:id="2" w:name="_Toc242544829"/>
       <w:r>
         <w:lastRenderedPageBreak/>
         <w:t>1.2 Alcance del prototipo entregado</w:t>
@@ -4808,7 +4808,10 @@
       </w:r>
       <w:r>
         <w:lastRenderedPageBreak/>
-        <w:t>familia ganó además un cuerpo de perfil para cuando se mueve y Algoritm pasó a su diseño final de siete piezas por forma (llama, disco de madera y gota), con la cara provisional hasta que el artista entregue la suya (INC-134 a INC-136; Anexo F, apartado 2.13).</w:t>
+        <w:t>familia ganó además un cuerpo de perfil para cuando se mueve y Algoritm pasó a su diseño final de siete piezas por forma (llama, disco de madera y gota), con la cara provisional (INC-134 a INC-136; Anexo F, apartado 2.13). El 10/10/2026 llegó la cara final de Algoritm y los ojos cerrados de frente de la familia, que parpadea de frente; cada línea de las dieciocho secuencias se dice con la expresión del guion y el retrato del cuadro de diálogo es una cara animada que parpadea y mueve la boca (INC-148 a INC-1</w:t>
+      </w:r>
+      <w:r>
+        <w:t>50; Anexo F, apartado 2.14).</w:t>
       </w:r>
     </w:p>
     <w:p>
@@ -4947,6 +4950,7 @@
         </w:numPr>
       </w:pPr>
       <w:r>
+        <w:lastRenderedPageBreak/>
         <w:t>La evaluación funcional formal del prototipo, que corresponde a OE4.</w:t>
       </w:r>
     </w:p>
@@ -4955,21 +4959,20 @@
         <w:pStyle w:val="PrimerprrafoOE3"/>
       </w:pPr>
       <w:r>
-        <w:t xml:space="preserve">El registro de inconsistencias quedó cerrado: los hallazgos INC-01 a INC-130 (revisión 16, del 01/10/2026) se resolvieron con la regla adoptada el 29/09/2026, y los documentos </w:t>
-      </w:r>
-      <w:r>
-        <w:lastRenderedPageBreak/>
-        <w:t>radicados se corrigieron para describir el prototipo tal como funciona (apartados 2.5 y 10.1). Después del corte, las revisiones 17 y 18 (05/10/2026) y 19 (06/10/2026) añadieron INC-131, INC-132 e INC-133, tres decisiones de Santiago Benavides Rey sobre el arte final, el orden de dibujo de los brazos y el del antebrazo de los personajes; ninguna modifica un documento radicado. La revisión 21 (09/10/2026) añadió INC-134, INC-135 e INC-136, decisiones de Santiago sobre la vista de perfil, el parpadeo y el dis</w:t>
-      </w:r>
-      <w:r>
-        <w:t>eño final de Algoritm; la última deja por editar, con su autorización, el guion y el trabajo de grado, que aún describen la franja y la llama recoloreada.</w:t>
+        <w:t>El registro de inconsistencias quedó cerrado: los hallazgos INC-01 a INC-130 (revisión 16, del 01/10/2026) se resolvieron con la regla adoptada el 29/09/2026, y los documentos radicados se corrigieron para describir el prototipo tal como funciona (apartados 2.5 y 10.1). Después del corte, las revisiones 17 y 18 (05/10/2026) y 19 (06/10/2026) añadieron INC-131, INC-132 e INC-133, tres decisiones de Santiago Benavides Rey sobre el arte final, el orden de dibujo de los brazos y el del antebrazo de los personaj</w:t>
+      </w:r>
+      <w:r>
+        <w:t>es; ninguna modifica un documento radicado. La revisión 21 (09/10/2026) añadió INC-134, INC-135 e INC-136, decisiones de Santiago sobre la vista de perfil, el parpadeo y el diseño final de Algoritm; la última deja por editar, con su autorización, el guion y el trabajo de grado, que aún describen la franja y la llama recoloreada. La revisión 24 (10/10/2026) añadió INC-148, INC-149 e INC-150: la expresión del guion en cada línea con la tarjeta del diálogo animada, las caras y los retratos a 256 px y el efecto</w:t>
+      </w:r>
+      <w:r>
+        <w:t xml:space="preserve"> espejo junto a la fogata.</w:t>
       </w:r>
     </w:p>
     <w:p>
       <w:pPr>
         <w:pStyle w:val="Ttulo2"/>
       </w:pPr>
-      <w:bookmarkStart w:id="3" w:name="_Toc242441322"/>
+      <w:bookmarkStart w:id="3" w:name="_Toc242544830"/>
       <w:r>
         <w:t>1.3 Indicadores del objetivo y su cumplimiento</w:t>
       </w:r>
@@ -5318,6 +5321,7 @@
         <w:pStyle w:val="TextoOE3"/>
       </w:pPr>
       <w:r>
+        <w:lastRenderedPageBreak/>
         <w:t>La meta del indicador se supera en más del doble. Las siete mecánicas reúnen las tres formas de interacción que el indicador da como ejemplo:</w:t>
       </w:r>
     </w:p>
@@ -5354,7 +5358,6 @@
         </w:numPr>
       </w:pPr>
       <w:r>
-        <w:lastRenderedPageBreak/>
         <w:t>La resolución de retos lógicos, presente en todas las mecánicas.</w:t>
       </w:r>
     </w:p>
@@ -5403,7 +5406,7 @@
       <w:pPr>
         <w:pStyle w:val="Ttulo2"/>
       </w:pPr>
-      <w:bookmarkStart w:id="4" w:name="_Toc242441323"/>
+      <w:bookmarkStart w:id="4" w:name="_Toc242544831"/>
       <w:r>
         <w:t>1.4 Entregables del cronograma</w:t>
       </w:r>
@@ -5474,6 +5477,7 @@
                 <w:b/>
                 <w:sz w:val="18"/>
               </w:rPr>
+              <w:lastRenderedPageBreak/>
               <w:t>Entregable del cronograma</w:t>
             </w:r>
           </w:p>
@@ -5608,7 +5612,6 @@
               <w:rPr>
                 <w:sz w:val="18"/>
               </w:rPr>
-              <w:lastRenderedPageBreak/>
               <w:t>Build inicial</w:t>
             </w:r>
           </w:p>
@@ -5921,7 +5924,7 @@
       <w:pPr>
         <w:pStyle w:val="Ttulo2"/>
       </w:pPr>
-      <w:bookmarkStart w:id="5" w:name="_Toc242441324"/>
+      <w:bookmarkStart w:id="5" w:name="_Toc242544832"/>
       <w:r>
         <w:t>1.5 Organización del documento y anexos</w:t>
       </w:r>
@@ -6858,7 +6861,7 @@
       <w:pPr>
         <w:pStyle w:val="Ttulo1"/>
       </w:pPr>
-      <w:bookmarkStart w:id="6" w:name="_Toc242441325"/>
+      <w:bookmarkStart w:id="6" w:name="_Toc242544833"/>
       <w:r>
         <w:lastRenderedPageBreak/>
         <w:t>2. METODOLOGÍA DEL DESARROLLO</w:t>
@@ -6877,7 +6880,7 @@
       <w:pPr>
         <w:pStyle w:val="Ttulo2"/>
       </w:pPr>
-      <w:bookmarkStart w:id="7" w:name="_Toc242441326"/>
+      <w:bookmarkStart w:id="7" w:name="_Toc242544834"/>
       <w:r>
         <w:t>2.1 Árcade y Kanban en la fase de desarrollo</w:t>
       </w:r>
@@ -7499,7 +7502,7 @@
       <w:pPr>
         <w:pStyle w:val="Ttulo2"/>
       </w:pPr>
-      <w:bookmarkStart w:id="8" w:name="_Toc242441327"/>
+      <w:bookmarkStart w:id="8" w:name="_Toc242544835"/>
       <w:r>
         <w:t>2.2 Planificación por slices y carriles</w:t>
       </w:r>
@@ -8829,7 +8832,7 @@
       <w:pPr>
         <w:pStyle w:val="Ttulo2"/>
       </w:pPr>
-      <w:bookmarkStart w:id="9" w:name="_Toc242441328"/>
+      <w:bookmarkStart w:id="9" w:name="_Toc242544836"/>
       <w:r>
         <w:t>2.3 Seguimiento con actas (D01–D10)</w:t>
       </w:r>
@@ -9911,7 +9914,7 @@
       <w:pPr>
         <w:pStyle w:val="Ttulo2"/>
       </w:pPr>
-      <w:bookmarkStart w:id="10" w:name="_Toc242441329"/>
+      <w:bookmarkStart w:id="10" w:name="_Toc242544837"/>
       <w:r>
         <w:t>2.4 Entorno y herramientas de desarrollo</w:t>
       </w:r>
@@ -11329,7 +11332,7 @@
       <w:pPr>
         <w:pStyle w:val="Ttulo2"/>
       </w:pPr>
-      <w:bookmarkStart w:id="11" w:name="_Toc242441330"/>
+      <w:bookmarkStart w:id="11" w:name="_Toc242544838"/>
       <w:r>
         <w:t>2.5 Prácticas de ingeniería</w:t>
       </w:r>
@@ -11394,7 +11397,10 @@
         <w:t>uevos (INC-55 a INC-114); la revisión 15 (30/09) hizo lo mismo con INC-115 a INC-117, y la revisión 16 (01/10), con INC-118 a INC-130, que recogen las correcciones del acta D10 y la del peso del paquete de entrega. Al corte están cerrados INC-01 a INC-130. Después del corte, las revisiones 17 y 18 (05/10) y 19 (06/10) cerraron INC-131, INC-132 e INC-133, decisiones de Santiago Benavides Rey sobre el arte final de los personajes y el orden de dibujo de sus brazos y antebrazos, y con ellas el registro llega a</w:t>
       </w:r>
       <w:r>
-        <w:t xml:space="preserve"> INC-133. La revisión 21 (09/10/2026) añadió INC-134, INC-135 e INC-136, sobre el perfil de la familia, su parpadeo y el diseño final de Algoritm. Los radicados se corrigieron por automatización de Word, con autorización expresa y con una fila fechada en el control de cambios de cada documento. Modificar un RF, un RNF o un criterio de aceptación sigue exigiendo consulta previa.</w:t>
+        <w:t xml:space="preserve"> INC-133. La revisión 21 (09/10/2026) añadió INC-134, INC-135 e INC-136, sobre el perfil de la familia, su parpadeo y el diseño final de Algoritm, y la revisión 24 (10/10/2026), INC-148, INC-149 e INC-150, sobre la expresión del guion en cada línea y la tarjeta animada del diálogo, las caras y los retratos a 256 px y el efecto espejo junto a la fogata. Los radicados se corrigieron por automatización de Word, con autorización expresa y con una fila fechada en el control de cambios de cada documento. Modifica</w:t>
+      </w:r>
+      <w:r>
+        <w:t>r un RF, un RNF o un criterio de aceptación sigue exigiendo consulta previa.</w:t>
       </w:r>
     </w:p>
     <w:p>
@@ -11520,14 +11526,11 @@
         <w:pStyle w:val="TextoOE3"/>
       </w:pPr>
       <w:r>
-        <w:t>Cada fase o incremento tiene un documento de resultados que registra qué se construyó, con qué se verificó y qué quedó abierto en su momento; el de las fases 5 y 6 del Slice 1 se escribió a posteriori, el 25 de septiembre. Esos documentos no se reescriben. Cuando una afirmación deja de ser cierta se le añade una nota fechada, y los afectados por cambios posteriores llevan un anexo con lo que cambió después de su cierre, verificado contra el código; el último, del 01/10/2026, recoge las correcciones del acta</w:t>
-      </w:r>
-      <w:r>
-        <w:t xml:space="preserve"> D10. Los anexos B a G de </w:t>
+        <w:t xml:space="preserve">Cada fase o incremento tiene un documento de resultados que registra qué se construyó, con qué se verificó y qué quedó abierto en su momento; el de las fases 5 y 6 del Slice 1 se escribió a posteriori, el 25 de septiembre. Esos documentos no se reescriben. Cuando una afirmación deja de ser cierta se le añade una nota fechada, y los afectados por cambios </w:t>
       </w:r>
       <w:r>
         <w:lastRenderedPageBreak/>
-        <w:t>este entregable parten de ellos, pero se redactaron aparte y describen el prototipo en su estado final (acta D10).</w:t>
+        <w:t>posteriores llevan un anexo con lo que cambió después de su cierre, verificado contra el código; el último, del 01/10/2026, recoge las correcciones del acta D10. Los anexos B a G de este entregable parten de ellos, pero se redactaron aparte y describen el prototipo en su estado final (acta D10).</w:t>
       </w:r>
     </w:p>
     <w:p>
@@ -11539,7 +11542,7 @@
       <w:pPr>
         <w:pStyle w:val="Ttulo1"/>
       </w:pPr>
-      <w:bookmarkStart w:id="12" w:name="_Toc242441331"/>
+      <w:bookmarkStart w:id="12" w:name="_Toc242544839"/>
       <w:r>
         <w:lastRenderedPageBreak/>
         <w:t>3. ARQUITECTURA E IMPLEMENTACIÓN BASE</w:t>
@@ -11568,7 +11571,7 @@
       <w:pPr>
         <w:pStyle w:val="Ttulo2"/>
       </w:pPr>
-      <w:bookmarkStart w:id="13" w:name="_Toc242441332"/>
+      <w:bookmarkStart w:id="13" w:name="_Toc242544840"/>
       <w:r>
         <w:t>3.1 Arquitectura implementada frente a la diseñada</w:t>
       </w:r>
@@ -11789,13 +11792,7 @@
               <w:rPr>
                 <w:sz w:val="18"/>
               </w:rPr>
-              <w:t xml:space="preserve"> </w:t>
-            </w:r>
-            <w:r>
-              <w:rPr>
-                <w:sz w:val="18"/>
-              </w:rPr>
-              <w:t>singleton con la FSM dentro</w:t>
+              <w:t xml:space="preserve"> singleton con la FSM dentro</w:t>
             </w:r>
           </w:p>
         </w:tc>
@@ -12686,7 +12683,7 @@
       <w:pPr>
         <w:pStyle w:val="Ttulo2"/>
       </w:pPr>
-      <w:bookmarkStart w:id="14" w:name="_Toc242441333"/>
+      <w:bookmarkStart w:id="14" w:name="_Toc242544841"/>
       <w:r>
         <w:t>3.2 Módulos y dependencias</w:t>
       </w:r>
@@ -13689,7 +13686,7 @@
       <w:pPr>
         <w:pStyle w:val="Ttulo2"/>
       </w:pPr>
-      <w:bookmarkStart w:id="15" w:name="_Toc242441334"/>
+      <w:bookmarkStart w:id="15" w:name="_Toc242544842"/>
       <w:r>
         <w:t>3.3 Flujo de estados y escenas</w:t>
       </w:r>
@@ -16023,7 +16020,7 @@
       <w:pPr>
         <w:pStyle w:val="Ttulo2"/>
       </w:pPr>
-      <w:bookmarkStart w:id="16" w:name="_Toc242441335"/>
+      <w:bookmarkStart w:id="16" w:name="_Toc242544843"/>
       <w:r>
         <w:t>3.4 Contenido parametrizable</w:t>
       </w:r>
@@ -16954,7 +16951,7 @@
           <w:noProof/>
         </w:rPr>
         <w:drawing>
-          <wp:inline distT="0" distB="0" distL="0" distR="0" wp14:anchorId="745E0846" wp14:editId="56706B53">
+          <wp:inline distT="0" distB="0" distL="0" distR="0" wp14:anchorId="757AA478" wp14:editId="7D04824E">
             <wp:extent cx="5759999" cy="3239999"/>
             <wp:effectExtent l="0" t="0" r="0" b="0"/>
             <wp:docPr id="10" name="Picture" descr="Figura 3.1. La escena Narrative reproduciendo la secuencia N1_AparicionGuia (escena 1.1 del guion): Algoritm, en su forma de fuego, se presenta a la familia en la cueva a oscuras, con la luz concentrada a su alrededor. La ilustración, la capa de oscuridad del Nivel 1, la posición y la animación de los personajes y la línea de diálogo («¡Hola, familia! No tengan miedo. Me llamo Algoritm, y vine a acompañarlos.») se leen del asset; el cuadro de diálogo muestra el retrato y el nombre de quien habla junto al botón «Continuar». La misma escena de Unity reproduce las dieciocho secuencias del juego."/>
@@ -17041,7 +17038,7 @@
       <w:pPr>
         <w:pStyle w:val="Ttulo2"/>
       </w:pPr>
-      <w:bookmarkStart w:id="17" w:name="_Toc242441336"/>
+      <w:bookmarkStart w:id="17" w:name="_Toc242544844"/>
       <w:r>
         <w:t>3.5 Persistencia de perfiles y privacidad</w:t>
       </w:r>
@@ -17733,7 +17730,7 @@
       <w:pPr>
         <w:pStyle w:val="Ttulo2"/>
       </w:pPr>
-      <w:bookmarkStart w:id="18" w:name="_Toc242441337"/>
+      <w:bookmarkStart w:id="18" w:name="_Toc242544845"/>
       <w:r>
         <w:t>3.6 Distribución portable</w:t>
       </w:r>
@@ -18129,7 +18126,7 @@
       <w:pPr>
         <w:pStyle w:val="Ttulo1"/>
       </w:pPr>
-      <w:bookmarkStart w:id="19" w:name="_Toc242441338"/>
+      <w:bookmarkStart w:id="19" w:name="_Toc242544846"/>
       <w:r>
         <w:lastRenderedPageBreak/>
         <w:t>4. NIVELES Y DESAFÍOS PROGRESIVOS</w:t>
@@ -18219,7 +18216,7 @@
       <w:pPr>
         <w:pStyle w:val="Ttulo2"/>
       </w:pPr>
-      <w:bookmarkStart w:id="20" w:name="_Toc242441339"/>
+      <w:bookmarkStart w:id="20" w:name="_Toc242544847"/>
       <w:r>
         <w:t>4.1 Progresión del pensamiento computacional entre niveles</w:t>
       </w:r>
@@ -18564,7 +18561,7 @@
       <w:pPr>
         <w:pStyle w:val="Ttulo2"/>
       </w:pPr>
-      <w:bookmarkStart w:id="21" w:name="_Toc242441340"/>
+      <w:bookmarkStart w:id="21" w:name="_Toc242544848"/>
       <w:r>
         <w:t>4.2 Nivel 1 — La Oscuridad</w:t>
       </w:r>
@@ -19790,7 +19787,7 @@
           <w:noProof/>
         </w:rPr>
         <w:drawing>
-          <wp:inline distT="0" distB="0" distL="0" distR="0" wp14:anchorId="31D23FC5" wp14:editId="69E542A1">
+          <wp:inline distT="0" distB="0" distL="0" distR="0" wp14:anchorId="3107EE23" wp14:editId="18477BAD">
             <wp:extent cx="5759999" cy="3239999"/>
             <wp:effectExtent l="0" t="0" r="0" b="0"/>
             <wp:docPr id="13" name="Picture" descr="Figura 4.1. Inicio de la fase jugable del Nivel 1: las hojas, el sílex y el pedernal están regados por la cueva vista desde arriba, con Papá a un lado del círculo de luz central y el resto de la familia al otro; la tablilla superior pide «Reúne todas las hojas y las dos piedras en el centro de la pantalla.» y el botón de ayuda, arriba a la izquierda, lleva la figura de fuego de Algoritm."/>
@@ -19887,7 +19884,7 @@
           <w:noProof/>
         </w:rPr>
         <w:drawing>
-          <wp:inline distT="0" distB="0" distL="0" distR="0" wp14:anchorId="1B3A0111" wp14:editId="1B47B634">
+          <wp:inline distT="0" distB="0" distL="0" distR="0" wp14:anchorId="09604FDA" wp14:editId="4EE413EB">
             <wp:extent cx="5759999" cy="3239999"/>
             <wp:effectExtent l="0" t="0" r="0" b="0"/>
             <wp:docPr id="16" name="Picture" descr="Figura 4.2. Interfaz de encendido del Nivel 1 tras el primer golpe efectivo, antes de la convergencia: los deslizantes de fuerza (vertical, de «Suave» a «Fuerte») y de cercanía (horizontal, de «Lejos» a «Cerca») representan la hipótesis, las piedras se ven sobre el montón de hojas y la tablilla describe lo ocurrido («Una chispa cae dentro de las hojas. Brilla un instante y se apaga.»). «Golpear» pone a prueba la hipótesis y «Soplar» sigue atenuado y con candado, un doble indicador que no depende solo del color."/>
@@ -20068,7 +20065,7 @@
         </w:rPr>
         <w:lastRenderedPageBreak/>
         <w:drawing>
-          <wp:inline distT="0" distB="0" distL="0" distR="0" wp14:anchorId="2925B83E" wp14:editId="2719E3B7">
+          <wp:inline distT="0" distB="0" distL="0" distR="0" wp14:anchorId="1EDD0147" wp14:editId="1F86D1A5">
             <wp:extent cx="5759999" cy="3239999"/>
             <wp:effectExtent l="0" t="0" r="0" b="0"/>
             <wp:docPr id="19" name="Picture" descr="Figura 4.3. Cierre reflexivo del Nivel 1 (N1_NacimientoDelFuego): Algoritm, en su forma de fuego, sobre las brasas de la hoguera recién encendida, de la que sube humo, nombra la iteración ante la familia reunida («Eso tiene nombre: se llama iterar. Probar, mirar el resultado y ajustar.»)."/>
@@ -21113,7 +21110,7 @@
       <w:pPr>
         <w:pStyle w:val="Ttulo2"/>
       </w:pPr>
-      <w:bookmarkStart w:id="22" w:name="_Toc242441341"/>
+      <w:bookmarkStart w:id="22" w:name="_Toc242544849"/>
       <w:r>
         <w:t>4.3 Nivel 2 — La Rueda</w:t>
       </w:r>
@@ -23310,7 +23307,7 @@
         </w:rPr>
         <w:lastRenderedPageBreak/>
         <w:drawing>
-          <wp:inline distT="0" distB="0" distL="0" distR="0" wp14:anchorId="27419802" wp14:editId="1A7144DE">
+          <wp:inline distT="0" distB="0" distL="0" distR="0" wp14:anchorId="12255A0C" wp14:editId="3DFC2D31">
             <wp:extent cx="5759999" cy="3239999"/>
             <wp:effectExtent l="0" t="0" r="0" b="0"/>
             <wp:docPr id="22" name="Picture" descr="Figura 4.4. Fase 1 del Nivel 2 tras seleccionar una piedra: el mensaje describe por qué no sirve («Esta piedra tiene esquinas. Cuando la empujas, se traba.»), con icono de alerta además de color; la piedra sigue en su sitio, el acopio conserva el tronco ya reunido («Troncos redondos: 1 de 5») y la Niña, junto a la caja, anima. Abajo a la derecha, el botón de ayuda con Algoritm en su forma de rueda."/>
@@ -23404,7 +23401,7 @@
         </w:rPr>
         <w:lastRenderedPageBreak/>
         <w:drawing>
-          <wp:inline distT="0" distB="0" distL="0" distR="0" wp14:anchorId="066BBEB6" wp14:editId="6E7FF939">
+          <wp:inline distT="0" distB="0" distL="0" distR="0" wp14:anchorId="0E5E7870" wp14:editId="593F06AD">
             <wp:extent cx="5759999" cy="3239999"/>
             <wp:effectExtent l="0" t="0" r="0" b="0"/>
             <wp:docPr id="25" name="Picture" descr="Figura 4.5. Escena narrativa 2.2 («El patrón»): la caja llena que dejó la fase del bosque, con el mismo tamaño que tenía allí, junto a los troncos alineados, y Algoritm, en su forma de rueda, nombrando el patrón que el estudiante acaba de usar en la fase 1 («Acabas de encontrar un patrón.»)."/>
@@ -24195,7 +24192,7 @@
           <w:noProof/>
         </w:rPr>
         <w:drawing>
-          <wp:inline distT="0" distB="0" distL="0" distR="0" wp14:anchorId="3E88E6E2" wp14:editId="250E4A97">
+          <wp:inline distT="0" distB="0" distL="0" distR="0" wp14:anchorId="61EFF835" wp14:editId="4E11EF88">
             <wp:extent cx="5759999" cy="3239999"/>
             <wp:effectExtent l="0" t="0" r="0" b="0"/>
             <wp:docPr id="28" name="Picture" descr="Figura 4.6. Fase 2 del Nivel 2 tras intentar colocar la tabla antes del eje: la tabla vuelve a su sitio en la fila de piezas, el mensaje indica qué falta («La tabla no tiene sobre qué apoyarse todavía.») y la rueda ya perforada se conserva; «Mecanizar» aparece atenuado, con el candado y el rótulo «Aún no», porque no hay tronco resaltado."/>
@@ -24682,7 +24679,7 @@
           <w:noProof/>
         </w:rPr>
         <w:drawing>
-          <wp:inline distT="0" distB="0" distL="0" distR="0" wp14:anchorId="30503835" wp14:editId="10890952">
+          <wp:inline distT="0" distB="0" distL="0" distR="0" wp14:anchorId="211F0BED" wp14:editId="3F193C91">
             <wp:extent cx="5759999" cy="3239999"/>
             <wp:effectExtent l="0" t="0" r="0" b="0"/>
             <wp:docPr id="31" name="Picture" descr="Figura 4.7. Fase 3 del Nivel 2: el laberinto en vista superior con su cuadrícula y sin tinte, dentro de un marco redondeado de 8 px sobre el fondo ámbar; la carretilla en la salida, con la Niña a su lado, y el resto de la familia en el refugio del extremo opuesto. A la derecha, la tarjeta «Tu secuencia», con la zona de soltar en marfil sombra, la lista desplazada con sus bloques comprimidos al rótulo y los botones de flecha, y el cajón «Bloques» abierto con «Avanzar», «Girar» y «Retroceder», cada uno con su silueta. Arriba, la tablilla con la instrucción de la fase. Captura del Editor del 08/10/2026."/>
@@ -24788,7 +24785,7 @@
       <w:pPr>
         <w:pStyle w:val="Ttulo2"/>
       </w:pPr>
-      <w:bookmarkStart w:id="23" w:name="_Toc242441342"/>
+      <w:bookmarkStart w:id="23" w:name="_Toc242544850"/>
       <w:r>
         <w:t>4.4 Nivel 3 — El Río</w:t>
       </w:r>
@@ -25262,7 +25259,7 @@
         </w:rPr>
         <w:lastRenderedPageBreak/>
         <w:drawing>
-          <wp:inline distT="0" distB="0" distL="0" distR="0" wp14:anchorId="74374DE0" wp14:editId="08B38855">
+          <wp:inline distT="0" distB="0" distL="0" distR="0" wp14:anchorId="46356CBA" wp14:editId="0A99048C">
             <wp:extent cx="5759999" cy="3239999"/>
             <wp:effectExtent l="0" t="0" r="0" b="0"/>
             <wp:docPr id="34" name="Picture" descr="Figura 4.8. Recolección en el Nivel 3: la orilla encuadrada a ×1,4, con la familia y los materiales (cinco troncos, las sogas, la tela y el mástil) a la escala de las narrativas. Arriba, la lista de cuatro tareas, todas pendientes, y la tablilla con la consigna («Recorre la orilla y recoge lo que la balsa necesita. La lista te dice qué falta.»); abajo, el inventario de cuatro casillas y la cruceta de dirección; en el centro, el anillo de la zona de construcción, y a la derecha, el río al pie de la cascada."/>
@@ -25429,7 +25426,7 @@
         </w:rPr>
         <w:lastRenderedPageBreak/>
         <w:drawing>
-          <wp:inline distT="0" distB="0" distL="0" distR="0" wp14:anchorId="6A81E564" wp14:editId="144A163B">
+          <wp:inline distT="0" distB="0" distL="0" distR="0" wp14:anchorId="2B5034B2" wp14:editId="3F024F3B">
             <wp:extent cx="5759999" cy="3239999"/>
             <wp:effectExtent l="0" t="0" r="0" b="0"/>
             <wp:docPr id="37" name="Picture" descr="Figura 4.9. Fase de base rechazada: el mástil se había colocado en uno de los espacios de los troncos. Al pulsar «Listo», ese espacio queda señalado con color e icono de alerta, el mástil vuelve a su casilla del inventario, los cuatro troncos bien puestos permanecen y el mensaje dice «Algo de esta parte no encaja. Mira lo marcado: ¿esa pieza va ahí?»; debajo de la balsa, «Listo» y «Probar balsa» aparecen uno junto al otro, y la lista tiene marcadas las dos tareas de recolección."/>
@@ -25558,7 +25555,7 @@
           <w:noProof/>
         </w:rPr>
         <w:drawing>
-          <wp:inline distT="0" distB="0" distL="0" distR="0" wp14:anchorId="7943944C" wp14:editId="309D10A9">
+          <wp:inline distT="0" distB="0" distL="0" distR="0" wp14:anchorId="56A6579C" wp14:editId="467BD8F5">
             <wp:extent cx="5759999" cy="3239999"/>
             <wp:effectExtent l="0" t="0" r="0" b="0"/>
             <wp:docPr id="40" name="Picture" descr="Figura 4.10. Prueba de la balsa fallida con el mástil y la vela intercambiados: la base y el amarre, ya aprobados, siguen en su sitio; los dos espacios aparecen señalados con color e icono de alerta, las dos piezas volvieron al inventario y el mensaje indica qué revisar («La balsa se volteó. Mira el espacio marcado: ¿qué debería ir ahí?»). Debajo queda solo «Probar balsa», y la lista conserva marcadas las tres primeras tareas."/>
@@ -25644,7 +25641,7 @@
           <w:noProof/>
         </w:rPr>
         <w:drawing>
-          <wp:inline distT="0" distB="0" distL="0" distR="0" wp14:anchorId="1494F059" wp14:editId="30D54EB7">
+          <wp:inline distT="0" distB="0" distL="0" distR="0" wp14:anchorId="183F0E51" wp14:editId="4614EEB3">
             <wp:extent cx="5759999" cy="3239999"/>
             <wp:effectExtent l="0" t="0" r="0" b="0"/>
             <wp:docPr id="43" name="Picture" descr="Figura 4.11. Escena 3.2, que solo aparece tras el primer fallo de la balsa terminada: la balsa hundida por un costado junto a la orilla, la familia en el agua y Algoritm, en su forma de gota, nombrando la depuración con una pregunta en lugar de dar la respuesta («No pasa nada. Esto se llama depurar. No hay que hacer todo otra vez: hay que encontrar la parte que falló. ¿Qué salió mal?»)."/>
@@ -25715,7 +25712,7 @@
       <w:pPr>
         <w:pStyle w:val="Ttulo2"/>
       </w:pPr>
-      <w:bookmarkStart w:id="24" w:name="_Toc242441343"/>
+      <w:bookmarkStart w:id="24" w:name="_Toc242544851"/>
       <w:r>
         <w:t>4.5 Escenas narrativas y puentes</w:t>
       </w:r>
@@ -28031,7 +28028,7 @@
       <w:pPr>
         <w:pStyle w:val="Ttulo2"/>
       </w:pPr>
-      <w:bookmarkStart w:id="25" w:name="_Toc242441344"/>
+      <w:bookmarkStart w:id="25" w:name="_Toc242544852"/>
       <w:r>
         <w:t>4.6 Síntesis de la progresión de dificultad</w:t>
       </w:r>
@@ -28815,7 +28812,7 @@
       <w:pPr>
         <w:pStyle w:val="Ttulo1"/>
       </w:pPr>
-      <w:bookmarkStart w:id="26" w:name="_Toc242441345"/>
+      <w:bookmarkStart w:id="26" w:name="_Toc242544853"/>
       <w:r>
         <w:lastRenderedPageBreak/>
         <w:t>5. MECÁNICAS IMPLEMENTADAS</w:t>
@@ -28837,7 +28834,7 @@
       <w:pPr>
         <w:pStyle w:val="Ttulo2"/>
       </w:pPr>
-      <w:bookmarkStart w:id="27" w:name="_Toc242441346"/>
+      <w:bookmarkStart w:id="27" w:name="_Toc242544854"/>
       <w:r>
         <w:t>5.1 Mecánicas planeadas y mecánicas implementadas</w:t>
       </w:r>
@@ -30575,7 +30572,7 @@
       <w:pPr>
         <w:pStyle w:val="Ttulo2"/>
       </w:pPr>
-      <w:bookmarkStart w:id="28" w:name="_Toc242441347"/>
+      <w:bookmarkStart w:id="28" w:name="_Toc242544855"/>
       <w:r>
         <w:t>5.2 Formas de interacción y control</w:t>
       </w:r>
@@ -31196,7 +31193,7 @@
       <w:pPr>
         <w:pStyle w:val="Ttulo2"/>
       </w:pPr>
-      <w:bookmarkStart w:id="29" w:name="_Toc242441348"/>
+      <w:bookmarkStart w:id="29" w:name="_Toc242544856"/>
       <w:r>
         <w:t>5.3 Ajustes al diseño durante el desarrollo</w:t>
       </w:r>
@@ -31243,10 +31240,10 @@
         <w:tblLook w:val="0020" w:firstRow="1" w:lastRow="0" w:firstColumn="0" w:lastColumn="0" w:noHBand="0" w:noVBand="0"/>
       </w:tblPr>
       <w:tblGrid>
-        <w:gridCol w:w="2497"/>
-        <w:gridCol w:w="1320"/>
-        <w:gridCol w:w="3342"/>
-        <w:gridCol w:w="2803"/>
+        <w:gridCol w:w="2605"/>
+        <w:gridCol w:w="1268"/>
+        <w:gridCol w:w="3142"/>
+        <w:gridCol w:w="2947"/>
       </w:tblGrid>
       <w:tr>
         <w:trPr>
@@ -31254,7 +31251,7 @@
         </w:trPr>
         <w:tc>
           <w:tcPr>
-            <w:tcW w:w="1253" w:type="pct"/>
+            <w:tcW w:w="1307" w:type="pct"/>
             <w:shd w:val="clear" w:color="auto" w:fill="D9D9D9"/>
           </w:tcPr>
           <w:p>
@@ -31277,7 +31274,7 @@
         </w:tc>
         <w:tc>
           <w:tcPr>
-            <w:tcW w:w="662" w:type="pct"/>
+            <w:tcW w:w="636" w:type="pct"/>
             <w:shd w:val="clear" w:color="auto" w:fill="D9D9D9"/>
           </w:tcPr>
           <w:p>
@@ -31300,7 +31297,7 @@
         </w:tc>
         <w:tc>
           <w:tcPr>
-            <w:tcW w:w="1677" w:type="pct"/>
+            <w:tcW w:w="1577" w:type="pct"/>
             <w:shd w:val="clear" w:color="auto" w:fill="D9D9D9"/>
           </w:tcPr>
           <w:p>
@@ -31323,7 +31320,7 @@
         </w:tc>
         <w:tc>
           <w:tcPr>
-            <w:tcW w:w="1407" w:type="pct"/>
+            <w:tcW w:w="1479" w:type="pct"/>
             <w:shd w:val="clear" w:color="auto" w:fill="D9D9D9"/>
           </w:tcPr>
           <w:p>
@@ -31348,57 +31345,49 @@
       <w:tr>
         <w:tc>
           <w:tcPr>
-            <w:tcW w:w="1253" w:type="pct"/>
-            <w:shd w:val="clear" w:color="auto" w:fill="auto"/>
-          </w:tcPr>
-          <w:p>
-            <w:pPr>
-              <w:pStyle w:val="CompactoOE3"/>
-              <w:spacing w:after="0"/>
-              <w:rPr>
-                <w:sz w:val="18"/>
-              </w:rPr>
-            </w:pPr>
-            <w:r>
-              <w:rPr>
-                <w:sz w:val="18"/>
-              </w:rPr>
-              <w:t xml:space="preserve">N1: el deslizante de posición pasa a reunir y encender </w:t>
-            </w:r>
-            <w:r>
-              <w:rPr>
-                <w:sz w:val="18"/>
-              </w:rPr>
-              <w:lastRenderedPageBreak/>
-              <w:t>con fuerza y cercanía</w:t>
-            </w:r>
-          </w:p>
-        </w:tc>
-        <w:tc>
-          <w:tcPr>
-            <w:tcW w:w="662" w:type="pct"/>
-            <w:shd w:val="clear" w:color="auto" w:fill="auto"/>
-          </w:tcPr>
-          <w:p>
-            <w:pPr>
-              <w:pStyle w:val="CompactoOE3"/>
-              <w:spacing w:after="0"/>
-              <w:rPr>
-                <w:sz w:val="18"/>
-              </w:rPr>
-            </w:pPr>
-            <w:r>
-              <w:rPr>
-                <w:sz w:val="18"/>
-              </w:rPr>
-              <w:lastRenderedPageBreak/>
+            <w:tcW w:w="1307" w:type="pct"/>
+            <w:shd w:val="clear" w:color="auto" w:fill="auto"/>
+          </w:tcPr>
+          <w:p>
+            <w:pPr>
+              <w:pStyle w:val="CompactoOE3"/>
+              <w:spacing w:after="0"/>
+              <w:rPr>
+                <w:sz w:val="18"/>
+              </w:rPr>
+            </w:pPr>
+            <w:r>
+              <w:rPr>
+                <w:sz w:val="18"/>
+              </w:rPr>
+              <w:t>N1: el deslizante de posición pasa a reunir y encender con fuerza y cercanía</w:t>
+            </w:r>
+          </w:p>
+        </w:tc>
+        <w:tc>
+          <w:tcPr>
+            <w:tcW w:w="636" w:type="pct"/>
+            <w:shd w:val="clear" w:color="auto" w:fill="auto"/>
+          </w:tcPr>
+          <w:p>
+            <w:pPr>
+              <w:pStyle w:val="CompactoOE3"/>
+              <w:spacing w:after="0"/>
+              <w:rPr>
+                <w:sz w:val="18"/>
+              </w:rPr>
+            </w:pPr>
+            <w:r>
+              <w:rPr>
+                <w:sz w:val="18"/>
+              </w:rPr>
               <w:t>INC-47 (12 y 15/09)</w:t>
             </w:r>
           </w:p>
         </w:tc>
         <w:tc>
           <w:tcPr>
-            <w:tcW w:w="1677" w:type="pct"/>
+            <w:tcW w:w="1577" w:type="pct"/>
             <w:shd w:val="clear" w:color="auto" w:fill="auto"/>
           </w:tcPr>
           <w:p>
@@ -31419,7 +31408,7 @@
         </w:tc>
         <w:tc>
           <w:tcPr>
-            <w:tcW w:w="1407" w:type="pct"/>
+            <w:tcW w:w="1479" w:type="pct"/>
             <w:shd w:val="clear" w:color="auto" w:fill="auto"/>
           </w:tcPr>
           <w:p>
@@ -31442,28 +31431,29 @@
       <w:tr>
         <w:tc>
           <w:tcPr>
-            <w:tcW w:w="1253" w:type="pct"/>
-            <w:shd w:val="clear" w:color="auto" w:fill="auto"/>
-          </w:tcPr>
-          <w:p>
-            <w:pPr>
-              <w:pStyle w:val="CompactoOE3"/>
-              <w:spacing w:after="0"/>
-              <w:rPr>
-                <w:sz w:val="18"/>
-              </w:rPr>
-            </w:pPr>
-            <w:r>
-              <w:rPr>
-                <w:sz w:val="18"/>
-              </w:rPr>
+            <w:tcW w:w="1307" w:type="pct"/>
+            <w:shd w:val="clear" w:color="auto" w:fill="auto"/>
+          </w:tcPr>
+          <w:p>
+            <w:pPr>
+              <w:pStyle w:val="CompactoOE3"/>
+              <w:spacing w:after="0"/>
+              <w:rPr>
+                <w:sz w:val="18"/>
+              </w:rPr>
+            </w:pPr>
+            <w:r>
+              <w:rPr>
+                <w:sz w:val="18"/>
+              </w:rPr>
+              <w:lastRenderedPageBreak/>
               <w:t>N2, fase 1: «Empujar» confirma y sale a la escena 2.2, que anima el rodado</w:t>
             </w:r>
           </w:p>
         </w:tc>
         <w:tc>
           <w:tcPr>
-            <w:tcW w:w="662" w:type="pct"/>
+            <w:tcW w:w="636" w:type="pct"/>
             <w:shd w:val="clear" w:color="auto" w:fill="auto"/>
           </w:tcPr>
           <w:p>
@@ -31484,7 +31474,7 @@
         </w:tc>
         <w:tc>
           <w:tcPr>
-            <w:tcW w:w="1677" w:type="pct"/>
+            <w:tcW w:w="1577" w:type="pct"/>
             <w:shd w:val="clear" w:color="auto" w:fill="auto"/>
           </w:tcPr>
           <w:p>
@@ -31505,7 +31495,7 @@
         </w:tc>
         <w:tc>
           <w:tcPr>
-            <w:tcW w:w="1407" w:type="pct"/>
+            <w:tcW w:w="1479" w:type="pct"/>
             <w:shd w:val="clear" w:color="auto" w:fill="auto"/>
           </w:tcPr>
           <w:p>
@@ -31528,7 +31518,7 @@
       <w:tr>
         <w:tc>
           <w:tcPr>
-            <w:tcW w:w="1253" w:type="pct"/>
+            <w:tcW w:w="1307" w:type="pct"/>
             <w:shd w:val="clear" w:color="auto" w:fill="auto"/>
           </w:tcPr>
           <w:p>
@@ -31549,7 +31539,7 @@
         </w:tc>
         <w:tc>
           <w:tcPr>
-            <w:tcW w:w="662" w:type="pct"/>
+            <w:tcW w:w="636" w:type="pct"/>
             <w:shd w:val="clear" w:color="auto" w:fill="auto"/>
           </w:tcPr>
           <w:p>
@@ -31570,7 +31560,7 @@
         </w:tc>
         <w:tc>
           <w:tcPr>
-            <w:tcW w:w="1677" w:type="pct"/>
+            <w:tcW w:w="1577" w:type="pct"/>
             <w:shd w:val="clear" w:color="auto" w:fill="auto"/>
           </w:tcPr>
           <w:p>
@@ -31591,7 +31581,7 @@
         </w:tc>
         <w:tc>
           <w:tcPr>
-            <w:tcW w:w="1407" w:type="pct"/>
+            <w:tcW w:w="1479" w:type="pct"/>
             <w:shd w:val="clear" w:color="auto" w:fill="auto"/>
           </w:tcPr>
           <w:p>
@@ -31614,7 +31604,7 @@
       <w:tr>
         <w:tc>
           <w:tcPr>
-            <w:tcW w:w="1253" w:type="pct"/>
+            <w:tcW w:w="1307" w:type="pct"/>
             <w:shd w:val="clear" w:color="auto" w:fill="auto"/>
           </w:tcPr>
           <w:p>
@@ -31635,7 +31625,7 @@
         </w:tc>
         <w:tc>
           <w:tcPr>
-            <w:tcW w:w="662" w:type="pct"/>
+            <w:tcW w:w="636" w:type="pct"/>
             <w:shd w:val="clear" w:color="auto" w:fill="auto"/>
           </w:tcPr>
           <w:p>
@@ -31656,7 +31646,7 @@
         </w:tc>
         <w:tc>
           <w:tcPr>
-            <w:tcW w:w="1677" w:type="pct"/>
+            <w:tcW w:w="1577" w:type="pct"/>
             <w:shd w:val="clear" w:color="auto" w:fill="auto"/>
           </w:tcPr>
           <w:p>
@@ -31677,7 +31667,7 @@
         </w:tc>
         <w:tc>
           <w:tcPr>
-            <w:tcW w:w="1407" w:type="pct"/>
+            <w:tcW w:w="1479" w:type="pct"/>
             <w:shd w:val="clear" w:color="auto" w:fill="auto"/>
           </w:tcPr>
           <w:p>
@@ -31700,7 +31690,7 @@
       <w:tr>
         <w:tc>
           <w:tcPr>
-            <w:tcW w:w="1253" w:type="pct"/>
+            <w:tcW w:w="1307" w:type="pct"/>
             <w:shd w:val="clear" w:color="auto" w:fill="auto"/>
           </w:tcPr>
           <w:p>
@@ -31721,7 +31711,7 @@
         </w:tc>
         <w:tc>
           <w:tcPr>
-            <w:tcW w:w="662" w:type="pct"/>
+            <w:tcW w:w="636" w:type="pct"/>
             <w:shd w:val="clear" w:color="auto" w:fill="auto"/>
           </w:tcPr>
           <w:p>
@@ -31742,7 +31732,7 @@
         </w:tc>
         <w:tc>
           <w:tcPr>
-            <w:tcW w:w="1677" w:type="pct"/>
+            <w:tcW w:w="1577" w:type="pct"/>
             <w:shd w:val="clear" w:color="auto" w:fill="auto"/>
           </w:tcPr>
           <w:p>
@@ -31763,7 +31753,7 @@
         </w:tc>
         <w:tc>
           <w:tcPr>
-            <w:tcW w:w="1407" w:type="pct"/>
+            <w:tcW w:w="1479" w:type="pct"/>
             <w:shd w:val="clear" w:color="auto" w:fill="auto"/>
           </w:tcPr>
           <w:p>
@@ -31786,7 +31776,7 @@
       <w:tr>
         <w:tc>
           <w:tcPr>
-            <w:tcW w:w="1253" w:type="pct"/>
+            <w:tcW w:w="1307" w:type="pct"/>
             <w:shd w:val="clear" w:color="auto" w:fill="auto"/>
           </w:tcPr>
           <w:p>
@@ -31807,7 +31797,7 @@
         </w:tc>
         <w:tc>
           <w:tcPr>
-            <w:tcW w:w="662" w:type="pct"/>
+            <w:tcW w:w="636" w:type="pct"/>
             <w:shd w:val="clear" w:color="auto" w:fill="auto"/>
           </w:tcPr>
           <w:p>
@@ -31828,7 +31818,7 @@
         </w:tc>
         <w:tc>
           <w:tcPr>
-            <w:tcW w:w="1677" w:type="pct"/>
+            <w:tcW w:w="1577" w:type="pct"/>
             <w:shd w:val="clear" w:color="auto" w:fill="auto"/>
           </w:tcPr>
           <w:p>
@@ -31849,7 +31839,7 @@
         </w:tc>
         <w:tc>
           <w:tcPr>
-            <w:tcW w:w="1407" w:type="pct"/>
+            <w:tcW w:w="1479" w:type="pct"/>
             <w:shd w:val="clear" w:color="auto" w:fill="auto"/>
           </w:tcPr>
           <w:p>
@@ -31872,7 +31862,7 @@
       <w:tr>
         <w:tc>
           <w:tcPr>
-            <w:tcW w:w="1253" w:type="pct"/>
+            <w:tcW w:w="1307" w:type="pct"/>
             <w:shd w:val="clear" w:color="auto" w:fill="auto"/>
           </w:tcPr>
           <w:p>
@@ -31893,7 +31883,7 @@
         </w:tc>
         <w:tc>
           <w:tcPr>
-            <w:tcW w:w="662" w:type="pct"/>
+            <w:tcW w:w="636" w:type="pct"/>
             <w:shd w:val="clear" w:color="auto" w:fill="auto"/>
           </w:tcPr>
           <w:p>
@@ -31914,7 +31904,7 @@
         </w:tc>
         <w:tc>
           <w:tcPr>
-            <w:tcW w:w="1677" w:type="pct"/>
+            <w:tcW w:w="1577" w:type="pct"/>
             <w:shd w:val="clear" w:color="auto" w:fill="auto"/>
           </w:tcPr>
           <w:p>
@@ -31935,7 +31925,7 @@
         </w:tc>
         <w:tc>
           <w:tcPr>
-            <w:tcW w:w="1407" w:type="pct"/>
+            <w:tcW w:w="1479" w:type="pct"/>
             <w:shd w:val="clear" w:color="auto" w:fill="auto"/>
           </w:tcPr>
           <w:p>
@@ -31958,7 +31948,7 @@
       <w:tr>
         <w:tc>
           <w:tcPr>
-            <w:tcW w:w="1253" w:type="pct"/>
+            <w:tcW w:w="1307" w:type="pct"/>
             <w:shd w:val="clear" w:color="auto" w:fill="auto"/>
           </w:tcPr>
           <w:p>
@@ -31979,7 +31969,7 @@
         </w:tc>
         <w:tc>
           <w:tcPr>
-            <w:tcW w:w="662" w:type="pct"/>
+            <w:tcW w:w="636" w:type="pct"/>
             <w:shd w:val="clear" w:color="auto" w:fill="auto"/>
           </w:tcPr>
           <w:p>
@@ -32000,7 +31990,7 @@
         </w:tc>
         <w:tc>
           <w:tcPr>
-            <w:tcW w:w="1677" w:type="pct"/>
+            <w:tcW w:w="1577" w:type="pct"/>
             <w:shd w:val="clear" w:color="auto" w:fill="auto"/>
           </w:tcPr>
           <w:p>
@@ -32021,7 +32011,7 @@
         </w:tc>
         <w:tc>
           <w:tcPr>
-            <w:tcW w:w="1407" w:type="pct"/>
+            <w:tcW w:w="1479" w:type="pct"/>
             <w:shd w:val="clear" w:color="auto" w:fill="auto"/>
           </w:tcPr>
           <w:p>
@@ -32044,7 +32034,7 @@
       <w:tr>
         <w:tc>
           <w:tcPr>
-            <w:tcW w:w="1253" w:type="pct"/>
+            <w:tcW w:w="1307" w:type="pct"/>
             <w:shd w:val="clear" w:color="auto" w:fill="auto"/>
           </w:tcPr>
           <w:p>
@@ -32065,7 +32055,7 @@
         </w:tc>
         <w:tc>
           <w:tcPr>
-            <w:tcW w:w="662" w:type="pct"/>
+            <w:tcW w:w="636" w:type="pct"/>
             <w:shd w:val="clear" w:color="auto" w:fill="auto"/>
           </w:tcPr>
           <w:p>
@@ -32086,7 +32076,7 @@
         </w:tc>
         <w:tc>
           <w:tcPr>
-            <w:tcW w:w="1677" w:type="pct"/>
+            <w:tcW w:w="1577" w:type="pct"/>
             <w:shd w:val="clear" w:color="auto" w:fill="auto"/>
           </w:tcPr>
           <w:p>
@@ -32107,7 +32097,7 @@
         </w:tc>
         <w:tc>
           <w:tcPr>
-            <w:tcW w:w="1407" w:type="pct"/>
+            <w:tcW w:w="1479" w:type="pct"/>
             <w:shd w:val="clear" w:color="auto" w:fill="auto"/>
           </w:tcPr>
           <w:p>
@@ -32130,7 +32120,7 @@
       <w:tr>
         <w:tc>
           <w:tcPr>
-            <w:tcW w:w="1253" w:type="pct"/>
+            <w:tcW w:w="1307" w:type="pct"/>
             <w:shd w:val="clear" w:color="auto" w:fill="auto"/>
           </w:tcPr>
           <w:p>
@@ -32151,7 +32141,7 @@
         </w:tc>
         <w:tc>
           <w:tcPr>
-            <w:tcW w:w="662" w:type="pct"/>
+            <w:tcW w:w="636" w:type="pct"/>
             <w:shd w:val="clear" w:color="auto" w:fill="auto"/>
           </w:tcPr>
           <w:p>
@@ -32172,7 +32162,7 @@
         </w:tc>
         <w:tc>
           <w:tcPr>
-            <w:tcW w:w="1677" w:type="pct"/>
+            <w:tcW w:w="1577" w:type="pct"/>
             <w:shd w:val="clear" w:color="auto" w:fill="auto"/>
           </w:tcPr>
           <w:p>
@@ -32193,7 +32183,7 @@
         </w:tc>
         <w:tc>
           <w:tcPr>
-            <w:tcW w:w="1407" w:type="pct"/>
+            <w:tcW w:w="1479" w:type="pct"/>
             <w:shd w:val="clear" w:color="auto" w:fill="auto"/>
           </w:tcPr>
           <w:p>
@@ -32216,7 +32206,7 @@
       <w:tr>
         <w:tc>
           <w:tcPr>
-            <w:tcW w:w="1253" w:type="pct"/>
+            <w:tcW w:w="1307" w:type="pct"/>
             <w:shd w:val="clear" w:color="auto" w:fill="auto"/>
           </w:tcPr>
           <w:p>
@@ -32237,7 +32227,7 @@
         </w:tc>
         <w:tc>
           <w:tcPr>
-            <w:tcW w:w="662" w:type="pct"/>
+            <w:tcW w:w="636" w:type="pct"/>
             <w:shd w:val="clear" w:color="auto" w:fill="auto"/>
           </w:tcPr>
           <w:p>
@@ -32258,7 +32248,7 @@
         </w:tc>
         <w:tc>
           <w:tcPr>
-            <w:tcW w:w="1677" w:type="pct"/>
+            <w:tcW w:w="1577" w:type="pct"/>
             <w:shd w:val="clear" w:color="auto" w:fill="auto"/>
           </w:tcPr>
           <w:p>
@@ -32279,7 +32269,7 @@
         </w:tc>
         <w:tc>
           <w:tcPr>
-            <w:tcW w:w="1407" w:type="pct"/>
+            <w:tcW w:w="1479" w:type="pct"/>
             <w:shd w:val="clear" w:color="auto" w:fill="auto"/>
           </w:tcPr>
           <w:p>
@@ -32302,57 +32292,49 @@
       <w:tr>
         <w:tc>
           <w:tcPr>
-            <w:tcW w:w="1253" w:type="pct"/>
-            <w:shd w:val="clear" w:color="auto" w:fill="auto"/>
-          </w:tcPr>
-          <w:p>
-            <w:pPr>
-              <w:pStyle w:val="CompactoOE3"/>
-              <w:spacing w:after="0"/>
-              <w:rPr>
-                <w:sz w:val="18"/>
-              </w:rPr>
-            </w:pPr>
-            <w:r>
-              <w:rPr>
-                <w:sz w:val="18"/>
-              </w:rPr>
-              <w:t xml:space="preserve">N3: «Reiniciar» vuelve a la fase </w:t>
-            </w:r>
-            <w:r>
-              <w:rPr>
-                <w:sz w:val="18"/>
-              </w:rPr>
-              <w:lastRenderedPageBreak/>
-              <w:t>activa también con el nivel completo</w:t>
-            </w:r>
-          </w:p>
-        </w:tc>
-        <w:tc>
-          <w:tcPr>
-            <w:tcW w:w="662" w:type="pct"/>
-            <w:shd w:val="clear" w:color="auto" w:fill="auto"/>
-          </w:tcPr>
-          <w:p>
-            <w:pPr>
-              <w:pStyle w:val="CompactoOE3"/>
-              <w:spacing w:after="0"/>
-              <w:rPr>
-                <w:sz w:val="18"/>
-              </w:rPr>
-            </w:pPr>
-            <w:r>
-              <w:rPr>
-                <w:sz w:val="18"/>
-              </w:rPr>
-              <w:lastRenderedPageBreak/>
+            <w:tcW w:w="1307" w:type="pct"/>
+            <w:shd w:val="clear" w:color="auto" w:fill="auto"/>
+          </w:tcPr>
+          <w:p>
+            <w:pPr>
+              <w:pStyle w:val="CompactoOE3"/>
+              <w:spacing w:after="0"/>
+              <w:rPr>
+                <w:sz w:val="18"/>
+              </w:rPr>
+            </w:pPr>
+            <w:r>
+              <w:rPr>
+                <w:sz w:val="18"/>
+              </w:rPr>
+              <w:t>N3: «Reiniciar» vuelve a la fase activa también con el nivel completo</w:t>
+            </w:r>
+          </w:p>
+        </w:tc>
+        <w:tc>
+          <w:tcPr>
+            <w:tcW w:w="636" w:type="pct"/>
+            <w:shd w:val="clear" w:color="auto" w:fill="auto"/>
+          </w:tcPr>
+          <w:p>
+            <w:pPr>
+              <w:pStyle w:val="CompactoOE3"/>
+              <w:spacing w:after="0"/>
+              <w:rPr>
+                <w:sz w:val="18"/>
+              </w:rPr>
+            </w:pPr>
+            <w:r>
+              <w:rPr>
+                <w:sz w:val="18"/>
+              </w:rPr>
               <w:t>INC-117 (30/09)</w:t>
             </w:r>
           </w:p>
         </w:tc>
         <w:tc>
           <w:tcPr>
-            <w:tcW w:w="1677" w:type="pct"/>
+            <w:tcW w:w="1577" w:type="pct"/>
             <w:shd w:val="clear" w:color="auto" w:fill="auto"/>
           </w:tcPr>
           <w:p>
@@ -32373,7 +32355,7 @@
         </w:tc>
         <w:tc>
           <w:tcPr>
-            <w:tcW w:w="1407" w:type="pct"/>
+            <w:tcW w:w="1479" w:type="pct"/>
             <w:shd w:val="clear" w:color="auto" w:fill="auto"/>
           </w:tcPr>
           <w:p>
@@ -32396,28 +32378,29 @@
       <w:tr>
         <w:tc>
           <w:tcPr>
-            <w:tcW w:w="1253" w:type="pct"/>
-            <w:shd w:val="clear" w:color="auto" w:fill="auto"/>
-          </w:tcPr>
-          <w:p>
-            <w:pPr>
-              <w:pStyle w:val="CompactoOE3"/>
-              <w:spacing w:after="0"/>
-              <w:rPr>
-                <w:sz w:val="18"/>
-              </w:rPr>
-            </w:pPr>
-            <w:r>
-              <w:rPr>
-                <w:sz w:val="18"/>
-              </w:rPr>
+            <w:tcW w:w="1307" w:type="pct"/>
+            <w:shd w:val="clear" w:color="auto" w:fill="auto"/>
+          </w:tcPr>
+          <w:p>
+            <w:pPr>
+              <w:pStyle w:val="CompactoOE3"/>
+              <w:spacing w:after="0"/>
+              <w:rPr>
+                <w:sz w:val="18"/>
+              </w:rPr>
+            </w:pPr>
+            <w:r>
+              <w:rPr>
+                <w:sz w:val="18"/>
+              </w:rPr>
+              <w:lastRenderedPageBreak/>
               <w:t>N3: plano de la mecánica más abierto, a la escala de las narrativas</w:t>
             </w:r>
           </w:p>
         </w:tc>
         <w:tc>
           <w:tcPr>
-            <w:tcW w:w="662" w:type="pct"/>
+            <w:tcW w:w="636" w:type="pct"/>
             <w:shd w:val="clear" w:color="auto" w:fill="auto"/>
           </w:tcPr>
           <w:p>
@@ -32438,7 +32421,7 @@
         </w:tc>
         <w:tc>
           <w:tcPr>
-            <w:tcW w:w="1677" w:type="pct"/>
+            <w:tcW w:w="1577" w:type="pct"/>
             <w:shd w:val="clear" w:color="auto" w:fill="auto"/>
           </w:tcPr>
           <w:p>
@@ -32459,7 +32442,7 @@
         </w:tc>
         <w:tc>
           <w:tcPr>
-            <w:tcW w:w="1407" w:type="pct"/>
+            <w:tcW w:w="1479" w:type="pct"/>
             <w:shd w:val="clear" w:color="auto" w:fill="auto"/>
           </w:tcPr>
           <w:p>
@@ -32482,7 +32465,7 @@
       <w:tr>
         <w:tc>
           <w:tcPr>
-            <w:tcW w:w="1253" w:type="pct"/>
+            <w:tcW w:w="1307" w:type="pct"/>
             <w:shd w:val="clear" w:color="auto" w:fill="auto"/>
           </w:tcPr>
           <w:p>
@@ -32503,7 +32486,7 @@
         </w:tc>
         <w:tc>
           <w:tcPr>
-            <w:tcW w:w="662" w:type="pct"/>
+            <w:tcW w:w="636" w:type="pct"/>
             <w:shd w:val="clear" w:color="auto" w:fill="auto"/>
           </w:tcPr>
           <w:p>
@@ -32524,7 +32507,7 @@
         </w:tc>
         <w:tc>
           <w:tcPr>
-            <w:tcW w:w="1677" w:type="pct"/>
+            <w:tcW w:w="1577" w:type="pct"/>
             <w:shd w:val="clear" w:color="auto" w:fill="auto"/>
           </w:tcPr>
           <w:p>
@@ -32545,7 +32528,7 @@
         </w:tc>
         <w:tc>
           <w:tcPr>
-            <w:tcW w:w="1407" w:type="pct"/>
+            <w:tcW w:w="1479" w:type="pct"/>
             <w:shd w:val="clear" w:color="auto" w:fill="auto"/>
           </w:tcPr>
           <w:p>
@@ -32568,7 +32551,7 @@
       <w:tr>
         <w:tc>
           <w:tcPr>
-            <w:tcW w:w="1253" w:type="pct"/>
+            <w:tcW w:w="1307" w:type="pct"/>
             <w:shd w:val="clear" w:color="auto" w:fill="auto"/>
           </w:tcPr>
           <w:p>
@@ -32589,7 +32572,7 @@
         </w:tc>
         <w:tc>
           <w:tcPr>
-            <w:tcW w:w="662" w:type="pct"/>
+            <w:tcW w:w="636" w:type="pct"/>
             <w:shd w:val="clear" w:color="auto" w:fill="auto"/>
           </w:tcPr>
           <w:p>
@@ -32610,7 +32593,7 @@
         </w:tc>
         <w:tc>
           <w:tcPr>
-            <w:tcW w:w="1677" w:type="pct"/>
+            <w:tcW w:w="1577" w:type="pct"/>
             <w:shd w:val="clear" w:color="auto" w:fill="auto"/>
           </w:tcPr>
           <w:p>
@@ -32631,7 +32614,7 @@
         </w:tc>
         <w:tc>
           <w:tcPr>
-            <w:tcW w:w="1407" w:type="pct"/>
+            <w:tcW w:w="1479" w:type="pct"/>
             <w:shd w:val="clear" w:color="auto" w:fill="auto"/>
           </w:tcPr>
           <w:p>
@@ -32654,7 +32637,7 @@
       <w:tr>
         <w:tc>
           <w:tcPr>
-            <w:tcW w:w="1253" w:type="pct"/>
+            <w:tcW w:w="1307" w:type="pct"/>
             <w:shd w:val="clear" w:color="auto" w:fill="auto"/>
           </w:tcPr>
           <w:p>
@@ -32675,7 +32658,7 @@
         </w:tc>
         <w:tc>
           <w:tcPr>
-            <w:tcW w:w="662" w:type="pct"/>
+            <w:tcW w:w="636" w:type="pct"/>
             <w:shd w:val="clear" w:color="auto" w:fill="auto"/>
           </w:tcPr>
           <w:p>
@@ -32696,7 +32679,7 @@
         </w:tc>
         <w:tc>
           <w:tcPr>
-            <w:tcW w:w="1677" w:type="pct"/>
+            <w:tcW w:w="1577" w:type="pct"/>
             <w:shd w:val="clear" w:color="auto" w:fill="auto"/>
           </w:tcPr>
           <w:p>
@@ -32717,7 +32700,7 @@
         </w:tc>
         <w:tc>
           <w:tcPr>
-            <w:tcW w:w="1407" w:type="pct"/>
+            <w:tcW w:w="1479" w:type="pct"/>
             <w:shd w:val="clear" w:color="auto" w:fill="auto"/>
           </w:tcPr>
           <w:p>
@@ -32740,7 +32723,7 @@
       <w:tr>
         <w:tc>
           <w:tcPr>
-            <w:tcW w:w="1253" w:type="pct"/>
+            <w:tcW w:w="1307" w:type="pct"/>
             <w:shd w:val="clear" w:color="auto" w:fill="auto"/>
           </w:tcPr>
           <w:p>
@@ -32761,7 +32744,7 @@
         </w:tc>
         <w:tc>
           <w:tcPr>
-            <w:tcW w:w="662" w:type="pct"/>
+            <w:tcW w:w="636" w:type="pct"/>
             <w:shd w:val="clear" w:color="auto" w:fill="auto"/>
           </w:tcPr>
           <w:p>
@@ -32782,7 +32765,7 @@
         </w:tc>
         <w:tc>
           <w:tcPr>
-            <w:tcW w:w="1677" w:type="pct"/>
+            <w:tcW w:w="1577" w:type="pct"/>
             <w:shd w:val="clear" w:color="auto" w:fill="auto"/>
           </w:tcPr>
           <w:p>
@@ -32803,7 +32786,7 @@
         </w:tc>
         <w:tc>
           <w:tcPr>
-            <w:tcW w:w="1407" w:type="pct"/>
+            <w:tcW w:w="1479" w:type="pct"/>
             <w:shd w:val="clear" w:color="auto" w:fill="auto"/>
           </w:tcPr>
           <w:p>
@@ -32826,7 +32809,7 @@
       <w:tr>
         <w:tc>
           <w:tcPr>
-            <w:tcW w:w="1253" w:type="pct"/>
+            <w:tcW w:w="1307" w:type="pct"/>
             <w:shd w:val="clear" w:color="auto" w:fill="auto"/>
           </w:tcPr>
           <w:p>
@@ -32847,7 +32830,7 @@
         </w:tc>
         <w:tc>
           <w:tcPr>
-            <w:tcW w:w="662" w:type="pct"/>
+            <w:tcW w:w="636" w:type="pct"/>
             <w:shd w:val="clear" w:color="auto" w:fill="auto"/>
           </w:tcPr>
           <w:p>
@@ -32868,7 +32851,7 @@
         </w:tc>
         <w:tc>
           <w:tcPr>
-            <w:tcW w:w="1677" w:type="pct"/>
+            <w:tcW w:w="1577" w:type="pct"/>
             <w:shd w:val="clear" w:color="auto" w:fill="auto"/>
           </w:tcPr>
           <w:p>
@@ -32889,7 +32872,7 @@
         </w:tc>
         <w:tc>
           <w:tcPr>
-            <w:tcW w:w="1407" w:type="pct"/>
+            <w:tcW w:w="1479" w:type="pct"/>
             <w:shd w:val="clear" w:color="auto" w:fill="auto"/>
           </w:tcPr>
           <w:p>
@@ -32912,7 +32895,7 @@
       <w:tr>
         <w:tc>
           <w:tcPr>
-            <w:tcW w:w="1253" w:type="pct"/>
+            <w:tcW w:w="1307" w:type="pct"/>
             <w:shd w:val="clear" w:color="auto" w:fill="auto"/>
           </w:tcPr>
           <w:p>
@@ -32933,7 +32916,7 @@
         </w:tc>
         <w:tc>
           <w:tcPr>
-            <w:tcW w:w="662" w:type="pct"/>
+            <w:tcW w:w="636" w:type="pct"/>
             <w:shd w:val="clear" w:color="auto" w:fill="auto"/>
           </w:tcPr>
           <w:p>
@@ -32954,7 +32937,7 @@
         </w:tc>
         <w:tc>
           <w:tcPr>
-            <w:tcW w:w="1677" w:type="pct"/>
+            <w:tcW w:w="1577" w:type="pct"/>
             <w:shd w:val="clear" w:color="auto" w:fill="auto"/>
           </w:tcPr>
           <w:p>
@@ -32975,7 +32958,7 @@
         </w:tc>
         <w:tc>
           <w:tcPr>
-            <w:tcW w:w="1407" w:type="pct"/>
+            <w:tcW w:w="1479" w:type="pct"/>
             <w:shd w:val="clear" w:color="auto" w:fill="auto"/>
           </w:tcPr>
           <w:p>
@@ -32998,7 +32981,7 @@
       <w:tr>
         <w:tc>
           <w:tcPr>
-            <w:tcW w:w="1253" w:type="pct"/>
+            <w:tcW w:w="1307" w:type="pct"/>
             <w:shd w:val="clear" w:color="auto" w:fill="auto"/>
           </w:tcPr>
           <w:p>
@@ -33019,7 +33002,7 @@
         </w:tc>
         <w:tc>
           <w:tcPr>
-            <w:tcW w:w="662" w:type="pct"/>
+            <w:tcW w:w="636" w:type="pct"/>
             <w:shd w:val="clear" w:color="auto" w:fill="auto"/>
           </w:tcPr>
           <w:p>
@@ -33040,7 +33023,7 @@
         </w:tc>
         <w:tc>
           <w:tcPr>
-            <w:tcW w:w="1677" w:type="pct"/>
+            <w:tcW w:w="1577" w:type="pct"/>
             <w:shd w:val="clear" w:color="auto" w:fill="auto"/>
           </w:tcPr>
           <w:p>
@@ -33061,7 +33044,7 @@
         </w:tc>
         <w:tc>
           <w:tcPr>
-            <w:tcW w:w="1407" w:type="pct"/>
+            <w:tcW w:w="1479" w:type="pct"/>
             <w:shd w:val="clear" w:color="auto" w:fill="auto"/>
           </w:tcPr>
           <w:p>
@@ -33084,35 +33067,77 @@
       <w:tr>
         <w:tc>
           <w:tcPr>
-            <w:tcW w:w="1253" w:type="pct"/>
-            <w:shd w:val="clear" w:color="auto" w:fill="auto"/>
-          </w:tcPr>
-          <w:p>
-            <w:pPr>
-              <w:pStyle w:val="CompactoOE3"/>
-              <w:spacing w:after="0"/>
-              <w:rPr>
-                <w:sz w:val="18"/>
-              </w:rPr>
-            </w:pPr>
-            <w:r>
-              <w:rPr>
-                <w:sz w:val="18"/>
-              </w:rPr>
-              <w:t xml:space="preserve">Posterior al corte: el arte final de los personajes trae seis expresiones y </w:t>
+            <w:tcW w:w="1307" w:type="pct"/>
+            <w:shd w:val="clear" w:color="auto" w:fill="auto"/>
+          </w:tcPr>
+          <w:p>
+            <w:pPr>
+              <w:pStyle w:val="CompactoOE3"/>
+              <w:spacing w:after="0"/>
+              <w:rPr>
+                <w:sz w:val="18"/>
+              </w:rPr>
+            </w:pPr>
+            <w:r>
+              <w:rPr>
+                <w:sz w:val="18"/>
+              </w:rPr>
+              <w:t>Posterior al corte: el arte final de los personajes trae seis expresiones y extremidades en dos tramos</w:t>
+            </w:r>
+          </w:p>
+        </w:tc>
+        <w:tc>
+          <w:tcPr>
+            <w:tcW w:w="636" w:type="pct"/>
+            <w:shd w:val="clear" w:color="auto" w:fill="auto"/>
+          </w:tcPr>
+          <w:p>
+            <w:pPr>
+              <w:pStyle w:val="CompactoOE3"/>
+              <w:spacing w:after="0"/>
+              <w:rPr>
+                <w:sz w:val="18"/>
+              </w:rPr>
+            </w:pPr>
+            <w:r>
+              <w:rPr>
+                <w:sz w:val="18"/>
+              </w:rPr>
+              <w:t>INC-131 (05/10)</w:t>
+            </w:r>
+          </w:p>
+        </w:tc>
+        <w:tc>
+          <w:tcPr>
+            <w:tcW w:w="1577" w:type="pct"/>
+            <w:shd w:val="clear" w:color="auto" w:fill="auto"/>
+          </w:tcPr>
+          <w:p>
+            <w:pPr>
+              <w:pStyle w:val="CompactoOE3"/>
+              <w:spacing w:after="0"/>
+              <w:rPr>
+                <w:sz w:val="18"/>
+              </w:rPr>
+            </w:pPr>
+            <w:r>
+              <w:rPr>
+                <w:sz w:val="18"/>
+              </w:rPr>
+              <w:t xml:space="preserve">Decisión de Santiago Benavides Rey que levanta INC-108 (una sola cara) y la regla de una sola imagen por forma de Algoritm, para el arte final; el 08/10 la levantó también </w:t>
             </w:r>
             <w:r>
               <w:rPr>
                 <w:sz w:val="18"/>
               </w:rPr>
               <w:lastRenderedPageBreak/>
-              <w:t>extremidades en dos tramos</w:t>
-            </w:r>
-          </w:p>
-        </w:tc>
-        <w:tc>
-          <w:tcPr>
-            <w:tcW w:w="662" w:type="pct"/>
+              <w:t>para el arte provisional de Algoritm</w:t>
+            </w:r>
+          </w:p>
+        </w:tc>
+        <w:tc>
+          <w:tcPr>
+            <w:tcW w:w="1479" w:type="pct"/>
             <w:shd w:val="clear" w:color="auto" w:fill="auto"/>
           </w:tcPr>
           <w:p>
@@ -33128,64 +33153,7 @@
                 <w:sz w:val="18"/>
               </w:rPr>
               <w:lastRenderedPageBreak/>
-              <w:t>INC-131 (05/10)</w:t>
-            </w:r>
-          </w:p>
-        </w:tc>
-        <w:tc>
-          <w:tcPr>
-            <w:tcW w:w="1677" w:type="pct"/>
-            <w:shd w:val="clear" w:color="auto" w:fill="auto"/>
-          </w:tcPr>
-          <w:p>
-            <w:pPr>
-              <w:pStyle w:val="CompactoOE3"/>
-              <w:spacing w:after="0"/>
-              <w:rPr>
-                <w:sz w:val="18"/>
-              </w:rPr>
-            </w:pPr>
-            <w:r>
-              <w:rPr>
-                <w:sz w:val="18"/>
-              </w:rPr>
-              <w:t xml:space="preserve">Decisión de Santiago Benavides Rey que levanta INC-108 (una sola cara) y la regla de una sola imagen por forma de Algoritm, para el </w:t>
-            </w:r>
-            <w:r>
-              <w:rPr>
-                <w:sz w:val="18"/>
-              </w:rPr>
-              <w:lastRenderedPageBreak/>
-              <w:t>arte final; el 08/10 la levantó también para el arte provisional de Algoritm</w:t>
-            </w:r>
-          </w:p>
-        </w:tc>
-        <w:tc>
-          <w:tcPr>
-            <w:tcW w:w="1407" w:type="pct"/>
-            <w:shd w:val="clear" w:color="auto" w:fill="auto"/>
-          </w:tcPr>
-          <w:p>
-            <w:pPr>
-              <w:pStyle w:val="CompactoOE3"/>
-              <w:spacing w:after="0"/>
-              <w:rPr>
-                <w:sz w:val="18"/>
-              </w:rPr>
-            </w:pPr>
-            <w:r>
-              <w:rPr>
-                <w:sz w:val="18"/>
-              </w:rPr>
-              <w:lastRenderedPageBreak/>
-              <w:t xml:space="preserve">Recogido en dirección de arte, Interfaces e índice de sprites (05/10); la familia tiene arte final desde el 06/10 </w:t>
-            </w:r>
-            <w:r>
-              <w:rPr>
-                <w:sz w:val="18"/>
-              </w:rPr>
-              <w:lastRenderedPageBreak/>
-              <w:t>y Algoritm se dibuja por partes, con arte provisional, desde el 08/10</w:t>
+              <w:t>Recogido en dirección de arte, Interfaces e índice de sprites (05/10); la familia tiene arte final desde el 06/10 y Algoritm se dibuja por partes, con arte provisional, desde el 08/10</w:t>
             </w:r>
           </w:p>
         </w:tc>
@@ -33193,29 +33161,28 @@
       <w:tr>
         <w:tc>
           <w:tcPr>
-            <w:tcW w:w="1253" w:type="pct"/>
-            <w:shd w:val="clear" w:color="auto" w:fill="auto"/>
-          </w:tcPr>
-          <w:p>
-            <w:pPr>
-              <w:pStyle w:val="CompactoOE3"/>
-              <w:spacing w:after="0"/>
-              <w:rPr>
-                <w:sz w:val="18"/>
-              </w:rPr>
-            </w:pPr>
-            <w:r>
-              <w:rPr>
-                <w:sz w:val="18"/>
-              </w:rPr>
-              <w:lastRenderedPageBreak/>
+            <w:tcW w:w="1307" w:type="pct"/>
+            <w:shd w:val="clear" w:color="auto" w:fill="auto"/>
+          </w:tcPr>
+          <w:p>
+            <w:pPr>
+              <w:pStyle w:val="CompactoOE3"/>
+              <w:spacing w:after="0"/>
+              <w:rPr>
+                <w:sz w:val="18"/>
+              </w:rPr>
+            </w:pPr>
+            <w:r>
+              <w:rPr>
+                <w:sz w:val="18"/>
+              </w:rPr>
               <w:t>Posterior al corte: los brazos van detrás del torso y delante de la cabeza en la familia, y delante del torso al golpear</w:t>
             </w:r>
           </w:p>
         </w:tc>
         <w:tc>
           <w:tcPr>
-            <w:tcW w:w="662" w:type="pct"/>
+            <w:tcW w:w="636" w:type="pct"/>
             <w:shd w:val="clear" w:color="auto" w:fill="auto"/>
           </w:tcPr>
           <w:p>
@@ -33236,7 +33203,7 @@
         </w:tc>
         <w:tc>
           <w:tcPr>
-            <w:tcW w:w="1677" w:type="pct"/>
+            <w:tcW w:w="1577" w:type="pct"/>
             <w:shd w:val="clear" w:color="auto" w:fill="auto"/>
           </w:tcPr>
           <w:p>
@@ -33257,7 +33224,7 @@
         </w:tc>
         <w:tc>
           <w:tcPr>
-            <w:tcW w:w="1407" w:type="pct"/>
+            <w:tcW w:w="1479" w:type="pct"/>
             <w:shd w:val="clear" w:color="auto" w:fill="auto"/>
           </w:tcPr>
           <w:p>
@@ -33293,7 +33260,7 @@
       <w:tr>
         <w:tc>
           <w:tcPr>
-            <w:tcW w:w="1253" w:type="pct"/>
+            <w:tcW w:w="1307" w:type="pct"/>
             <w:shd w:val="clear" w:color="auto" w:fill="auto"/>
           </w:tcPr>
           <w:p>
@@ -33314,7 +33281,7 @@
         </w:tc>
         <w:tc>
           <w:tcPr>
-            <w:tcW w:w="662" w:type="pct"/>
+            <w:tcW w:w="636" w:type="pct"/>
             <w:shd w:val="clear" w:color="auto" w:fill="auto"/>
           </w:tcPr>
           <w:p>
@@ -33335,7 +33302,7 @@
         </w:tc>
         <w:tc>
           <w:tcPr>
-            <w:tcW w:w="1677" w:type="pct"/>
+            <w:tcW w:w="1577" w:type="pct"/>
             <w:shd w:val="clear" w:color="auto" w:fill="auto"/>
           </w:tcPr>
           <w:p>
@@ -33356,7 +33323,7 @@
         </w:tc>
         <w:tc>
           <w:tcPr>
-            <w:tcW w:w="1407" w:type="pct"/>
+            <w:tcW w:w="1479" w:type="pct"/>
             <w:shd w:val="clear" w:color="auto" w:fill="auto"/>
           </w:tcPr>
           <w:p>
@@ -33405,7 +33372,7 @@
       <w:tr>
         <w:tc>
           <w:tcPr>
-            <w:tcW w:w="1253" w:type="pct"/>
+            <w:tcW w:w="1307" w:type="pct"/>
             <w:shd w:val="clear" w:color="auto" w:fill="auto"/>
           </w:tcPr>
           <w:p>
@@ -33426,7 +33393,7 @@
         </w:tc>
         <w:tc>
           <w:tcPr>
-            <w:tcW w:w="662" w:type="pct"/>
+            <w:tcW w:w="636" w:type="pct"/>
             <w:shd w:val="clear" w:color="auto" w:fill="auto"/>
           </w:tcPr>
           <w:p>
@@ -33447,7 +33414,7 @@
         </w:tc>
         <w:tc>
           <w:tcPr>
-            <w:tcW w:w="1677" w:type="pct"/>
+            <w:tcW w:w="1577" w:type="pct"/>
             <w:shd w:val="clear" w:color="auto" w:fill="auto"/>
           </w:tcPr>
           <w:p>
@@ -33468,7 +33435,7 @@
         </w:tc>
         <w:tc>
           <w:tcPr>
-            <w:tcW w:w="1407" w:type="pct"/>
+            <w:tcW w:w="1479" w:type="pct"/>
             <w:shd w:val="clear" w:color="auto" w:fill="auto"/>
           </w:tcPr>
           <w:p>
@@ -33484,6 +33451,92 @@
                 <w:sz w:val="18"/>
               </w:rPr>
               <w:t>Recogido en dirección de arte, interfaces e índice de sprites (09/10); el guion y el trabajo de grado radicados aún describen el Algoritm anterior y esperan la autorización de Santiago</w:t>
+            </w:r>
+          </w:p>
+        </w:tc>
+      </w:tr>
+      <w:tr>
+        <w:tc>
+          <w:tcPr>
+            <w:tcW w:w="1307" w:type="pct"/>
+            <w:shd w:val="clear" w:color="auto" w:fill="auto"/>
+          </w:tcPr>
+          <w:p>
+            <w:pPr>
+              <w:pStyle w:val="CompactoOE3"/>
+              <w:spacing w:after="0"/>
+              <w:rPr>
+                <w:sz w:val="18"/>
+              </w:rPr>
+            </w:pPr>
+            <w:r>
+              <w:rPr>
+                <w:sz w:val="18"/>
+              </w:rPr>
+              <w:t>Posterior al corte: cada línea se dice con la expresión del guion; la tarjeta del diálogo es una cara animada; las caras y los retratos entran a 256 px; quien trabaja junto al fuego lo mira</w:t>
+            </w:r>
+          </w:p>
+        </w:tc>
+        <w:tc>
+          <w:tcPr>
+            <w:tcW w:w="636" w:type="pct"/>
+            <w:shd w:val="clear" w:color="auto" w:fill="auto"/>
+          </w:tcPr>
+          <w:p>
+            <w:pPr>
+              <w:pStyle w:val="CompactoOE3"/>
+              <w:spacing w:after="0"/>
+              <w:rPr>
+                <w:sz w:val="18"/>
+              </w:rPr>
+            </w:pPr>
+            <w:r>
+              <w:rPr>
+                <w:sz w:val="18"/>
+              </w:rPr>
+              <w:t>INC-148, INC-149 e INC-150 (10/10)</w:t>
+            </w:r>
+          </w:p>
+        </w:tc>
+        <w:tc>
+          <w:tcPr>
+            <w:tcW w:w="1577" w:type="pct"/>
+            <w:shd w:val="clear" w:color="auto" w:fill="auto"/>
+          </w:tcPr>
+          <w:p>
+            <w:pPr>
+              <w:pStyle w:val="CompactoOE3"/>
+              <w:spacing w:after="0"/>
+              <w:rPr>
+                <w:sz w:val="18"/>
+              </w:rPr>
+            </w:pPr>
+            <w:r>
+              <w:rPr>
+                <w:sz w:val="18"/>
+              </w:rPr>
+              <w:t>Decisiones de Santiago Benavides Rey con la entrega de expresiones de la colaboradora: la dirección de arte describía un retrato neutro fijo y una cara provisional de Algoritm; Papá, Mamá y la Niña daban la espalda a la fogata en dos secuencias</w:t>
+            </w:r>
+          </w:p>
+        </w:tc>
+        <w:tc>
+          <w:tcPr>
+            <w:tcW w:w="1479" w:type="pct"/>
+            <w:shd w:val="clear" w:color="auto" w:fill="auto"/>
+          </w:tcPr>
+          <w:p>
+            <w:pPr>
+              <w:pStyle w:val="CompactoOE3"/>
+              <w:spacing w:after="0"/>
+              <w:rPr>
+                <w:sz w:val="18"/>
+              </w:rPr>
+            </w:pPr>
+            <w:r>
+              <w:rPr>
+                <w:sz w:val="18"/>
+              </w:rPr>
+              <w:t>Recogido en dirección de arte, interfaces e índice de sprites (10/10); corregido el juego, con la expresión de cada línea y el rumbo de los pasos como datos de las dieciocho secuencias; el guion y el trabajo de grado radicados esperan la autorización de Santiago</w:t>
             </w:r>
           </w:p>
         </w:tc>
@@ -33494,10 +33547,11 @@
         <w:pStyle w:val="PrimerprrafoOE3"/>
       </w:pPr>
       <w:r>
-        <w:t>La mecánica de cada nivel se describe en el capítulo 4. En el Nivel 1, la cercanía se juzga antes que la fuerza, porque sin choque no hay chispa (Anexo B, apartados 2.5 y 3). En el taller, la cuerda soltada antes de la caja se rechaza con «La cuerda todavía no tiene nada que sujetar.», que dice qué falta sin dictar el paso, y el mazo convive con el botón «Mecanizar» que exige RF-28 (Anexo C, apartado 2.3). Los bloques del laberinto conservan la lectura relativa a la orientación de la carretilla que fijó INC</w:t>
-      </w:r>
-      <w:r>
-        <w:t>-33 (Anexo C, apartado 2.4). En el Nivel 3, la prueba anticipada cuenta como intento y suma a la pista, pero no aprueba la fase, porque solo «Listo» consolida, ni dispara la escena 3.2, reservada al primer fallo de la fase de mástil y vela (véase el apartado 4.4.2; Anexo D, apartado 2.3).</w:t>
+        <w:t xml:space="preserve">La mecánica de cada nivel se describe en el capítulo 4. En el Nivel 1, la cercanía se juzga antes que la fuerza, porque sin choque no hay chispa (Anexo B, apartados 2.5 y 3). En el taller, la cuerda soltada antes de la caja se rechaza con «La cuerda todavía no tiene nada que sujetar.», que dice qué falta sin dictar el paso, y el mazo convive con el botón </w:t>
+      </w:r>
+      <w:r>
+        <w:lastRenderedPageBreak/>
+        <w:t>«Mecanizar» que exige RF-28 (Anexo C, apartado 2.3). Los bloques del laberinto conservan la lectura relativa a la orientación de la carretilla que fijó INC-33 (Anexo C, apartado 2.4). En el Nivel 3, la prueba anticipada cuenta como intento y suma a la pista, pero no aprueba la fase, porque solo «Listo» consolida, ni dispara la escena 3.2, reservada al primer fallo de la fase de mástil y vela (véase el apartado 4.4.2; Anexo D, apartado 2.3).</w:t>
       </w:r>
     </w:p>
     <w:p>
@@ -33505,11 +33559,7 @@
         <w:pStyle w:val="TextoOE3"/>
       </w:pPr>
       <w:r>
-        <w:t xml:space="preserve">El acta D07 (19/09/2026) precisó la puesta en escena del Nivel 3. El ensamblaje ocurre sobre el río, para que el estudiante vea de dónde salió cada material. El mástil está entre los troncos como trampa deliberada de la base, de modo que el error tenga una causa </w:t>
-      </w:r>
-      <w:r>
-        <w:lastRenderedPageBreak/>
-        <w:t>localizable, y se detecta al validar la base con «Listo» o con la prueba anticipada. La escena 3.2 narra el fallo sin reiniciar el ensamblaje (Anexo D, apartado 3).</w:t>
+        <w:t>El acta D07 (19/09/2026) precisó la puesta en escena del Nivel 3. El ensamblaje ocurre sobre el río, para que el estudiante vea de dónde salió cada material. El mástil está entre los troncos como trampa deliberada de la base, de modo que el error tenga una causa localizable, y se detecta al validar la base con «Listo» o con la prueba anticipada. La escena 3.2 narra el fallo sin reiniciar el ensamblaje (Anexo D, apartado 3).</w:t>
       </w:r>
     </w:p>
     <w:p>
@@ -33521,7 +33571,7 @@
       <w:pPr>
         <w:pStyle w:val="Ttulo1"/>
       </w:pPr>
-      <w:bookmarkStart w:id="30" w:name="_Toc242441349"/>
+      <w:bookmarkStart w:id="30" w:name="_Toc242544857"/>
       <w:r>
         <w:lastRenderedPageBreak/>
         <w:t>6. ANDAMIAJE PEDAGÓGICO, RETROALIMENTACIÓN Y REGISTRO</w:t>
@@ -33552,7 +33602,7 @@
       <w:pPr>
         <w:pStyle w:val="Ttulo2"/>
       </w:pPr>
-      <w:bookmarkStart w:id="31" w:name="_Toc242441350"/>
+      <w:bookmarkStart w:id="31" w:name="_Toc242544858"/>
       <w:r>
         <w:t>6.1 El guía Algoritm y las pistas</w:t>
       </w:r>
@@ -33578,7 +33628,7 @@
         <w:t xml:space="preserve"> (Anexo F, apartado 2.12). El 09/</w:t>
       </w:r>
       <w:r>
-        <w:t>10/2026 su diseño final sustituyó ese corte (INC-136): ya no es una sola llama recoloreada sino tres siluetas, llama, disco de madera y gota, con una pantaloneta de cuadros en lugar de la franja, dibujadas en siete piezas por forma y con la pierna entera; su cara es provisional, sin parpadeo ni habla, hasta que el artista entregue la suya (Anexo F, apartado 2.13).</w:t>
+        <w:t>10/2026 su diseño final sustituyó ese corte (INC-136): ya no es una sola llama recoloreada sino tres siluetas, llama, disco de madera y gota, con una pantaloneta de cuadros en lugar de la franja, dibujadas en siete piezas por forma y con la pierna entera; su cara fue provisional, sin parpadeo ni habla, hasta el 10/10/2026, cuando llegó la cara final, una sola para las tres formas, con la que parpadea, mueve la boca y cambia de expresión según el guion (INC-148; Anexo F, apartados 2.13 y 2.14).</w:t>
       </w:r>
     </w:p>
     <w:p>
@@ -33982,7 +34032,7 @@
       <w:pPr>
         <w:pStyle w:val="Ttulo2"/>
       </w:pPr>
-      <w:bookmarkStart w:id="32" w:name="_Toc242441351"/>
+      <w:bookmarkStart w:id="32" w:name="_Toc242544859"/>
       <w:r>
         <w:t>6.2 Retroalimentación sin derrota ni puntajes</w:t>
       </w:r>
@@ -34589,7 +34639,7 @@
       <w:pPr>
         <w:pStyle w:val="Ttulo2"/>
       </w:pPr>
-      <w:bookmarkStart w:id="33" w:name="_Toc242441352"/>
+      <w:bookmarkStart w:id="33" w:name="_Toc242544860"/>
       <w:r>
         <w:t>6.3 Cierre reflexivo de cada nivel</w:t>
       </w:r>
@@ -34619,10 +34669,7 @@
         <w:t>Tabla 6.3.</w:t>
       </w:r>
       <w:r>
-        <w:t xml:space="preserve"> </w:t>
-      </w:r>
-      <w:r>
-        <w:t>Habilidad nombrada al cerrar cada nivel.</w:t>
+        <w:t xml:space="preserve"> Habilidad nombrada al cerrar cada nivel.</w:t>
       </w:r>
     </w:p>
     <w:tbl>
@@ -35056,7 +35103,7 @@
       <w:pPr>
         <w:pStyle w:val="Ttulo2"/>
       </w:pPr>
-      <w:bookmarkStart w:id="34" w:name="_Toc242441353"/>
+      <w:bookmarkStart w:id="34" w:name="_Toc242544861"/>
       <w:r>
         <w:t>6.4 Progreso, indicadores de desempeño e informe docente</w:t>
       </w:r>
@@ -35637,7 +35684,7 @@
       <w:pPr>
         <w:pStyle w:val="Ttulo1"/>
       </w:pPr>
-      <w:bookmarkStart w:id="35" w:name="_Toc242441354"/>
+      <w:bookmarkStart w:id="35" w:name="_Toc242544862"/>
       <w:r>
         <w:lastRenderedPageBreak/>
         <w:t>7. INTERFAZ, ESCENARIOS Y ELEMENTOS AUDIOVISUALES</w:t>
@@ -35659,7 +35706,7 @@
       <w:pPr>
         <w:pStyle w:val="Ttulo2"/>
       </w:pPr>
-      <w:bookmarkStart w:id="36" w:name="_Toc242441355"/>
+      <w:bookmarkStart w:id="36" w:name="_Toc242544863"/>
       <w:r>
         <w:t>7.1 Pantallas del flujo</w:t>
       </w:r>
@@ -36720,7 +36767,7 @@
           <w:noProof/>
         </w:rPr>
         <w:drawing>
-          <wp:inline distT="0" distB="0" distL="0" distR="0" wp14:anchorId="023987CB" wp14:editId="741B2AE5">
+          <wp:inline distT="0" distB="0" distL="0" distR="0" wp14:anchorId="2C16287D" wp14:editId="691C069E">
             <wp:extent cx="5759999" cy="3239999"/>
             <wp:effectExtent l="0" t="0" r="0" b="0"/>
             <wp:docPr id="46" name="Picture" descr="Figura 7.1. Pantalla de inicio: el título «Algoritmia» en blanco con reborde carbón, encima de la tablilla marfil con el lema «Piensa el orden, enciende el fuego»; debajo, el botón primario «Jugar», «Créditos» y «Salir» en una fila y «Progreso del equipo» en la siguiente. A la derecha, la mitad izquierda del bosque del Nivel 2 con Papá, Mamá, la Niña, el Niño y Algoritm en su forma de fuego, en reposo. Los textos usan Baloo 2 y Nunito. Captura del Editor del 08/10/2026."/>
@@ -36839,7 +36886,7 @@
         </w:rPr>
         <w:lastRenderedPageBreak/>
         <w:drawing>
-          <wp:inline distT="0" distB="0" distL="0" distR="0" wp14:anchorId="51497D37" wp14:editId="0B5598A6">
+          <wp:inline distT="0" distB="0" distL="0" distR="0" wp14:anchorId="7336D8FA" wp14:editId="1A2ED925">
             <wp:extent cx="5759999" cy="3239999"/>
             <wp:effectExtent l="0" t="0" r="0" b="0"/>
             <wp:docPr id="49" name="Picture" descr="Figura 7.2. Menú de niveles con sus tres estados: el Nivel 1 completado, con el visto abajo a la izquierda de la imagen y el rótulo «Completado» entre la imagen y el botón; el Nivel 2 disponible, sin insignia, y el Nivel 3 bloqueado, con el botón oscurecido, el candado y el rótulo «Bloqueado» (RF-03, RNF-19). Cada tarjeta muestra la ilustración de su nivel: la cueva, el bosque y el río. Captura del Editor del 08/10/2026."/>
@@ -37002,7 +37049,7 @@
       <w:pPr>
         <w:pStyle w:val="Ttulo2"/>
       </w:pPr>
-      <w:bookmarkStart w:id="37" w:name="_Toc242441356"/>
+      <w:bookmarkStart w:id="37" w:name="_Toc242544864"/>
       <w:r>
         <w:t>7.2 Escenarios, personajes y animación</w:t>
       </w:r>
@@ -37061,10 +37108,7 @@
         <w:t>Tabla 7.2.</w:t>
       </w:r>
       <w:r>
-        <w:t xml:space="preserve"> </w:t>
-      </w:r>
-      <w:r>
-        <w:t>Ilustraciones de entorno por nivel y tratamiento de la luz.</w:t>
+        <w:t xml:space="preserve"> Ilustraciones de entorno por nivel y tratamiento de la luz.</w:t>
       </w:r>
     </w:p>
     <w:tbl>
@@ -37503,10 +37547,10 @@
         <w:t>CharacterRig_CP02_NingunClipEsDeDerrotaCaidaNiSalto</w:t>
       </w:r>
       <w:r>
-        <w:t>). Desde el 30/09/2026 la familia lleva una sombra de contacto bajo los pies (INC-109) y Algoritm, una estela de puntos de luz que lo sigue al caminar y se borra al detenerse (INC-52), añadidas sin reconstruir los prefabs. Las partes de los personajes no reciben clics, de modo que nunca le quitan el clic a un objeto del reto. En la narrativa, el retrato del cuadro de diálogo es el de quien dice la línea (Figura 7.3). Después del corte, del 02 al 06/10/2026,</w:t>
-      </w:r>
-      <w:r>
-        <w:t xml:space="preserve"> la rama </w:t>
+        <w:t>). Desde el 30/09/2026 la familia lleva una sombra de contacto bajo los pies (INC-109) y Algoritm, una estela de puntos de luz que lo sigue al caminar y se borra al detenerse (INC-52), añadidas sin reconstruir los prefabs. Las partes de los personajes no reciben clics, de modo que nunca le quitan el clic a un objeto del reto. En la narrativa, el retrato del cuadro de diálogo es el de quien dice la línea (Figura 7.3); desde el 10/10/2026 es una cara animada,</w:t>
+      </w:r>
+      <w:r>
+        <w:t xml:space="preserve"> no una imagen fija (INC-148, abajo). Después del corte, del 02 al 06/10/2026, la rama </w:t>
       </w:r>
       <w:r>
         <w:rPr>
@@ -37515,17 +37559,62 @@
         <w:t>feat/personajes-animados</w:t>
       </w:r>
       <w:r>
-        <w:t xml:space="preserve">, sin fusionar a la rama principal, añadió a los siete prefabs codos, rodillas, ojos y boca (cuello y cabeza, solo la familia), seis expresiones con parpadeo y habla (INC-131), el arte final frontal de la familia con la expresión neutra de los cuatro, un orden de dibujo de los brazos (INC-132) y el antebrazo delante del torso (INC-133) y el pivote del </w:t>
+        <w:t xml:space="preserve">, sin fusionar a la rama principal, añadió a los siete prefabs codos, rodillas, ojos y boca (cuello y cabeza, solo la familia), seis expresiones con parpadeo y habla (INC-131), el arte final frontal de la familia con la expresión neutra de los cuatro, un orden de dibujo de los brazos </w:t>
       </w:r>
       <w:r>
         <w:lastRenderedPageBreak/>
-        <w:t>hombro en el borde del torso, con los gestos junto a la cabeza que pueden cubrir la cara; esa tanda levanta INC-108 solo para</w:t>
-      </w:r>
-      <w:r>
-        <w:t xml:space="preserve"> el arte final, y las capturas de este capítulo son del corte, salvo las Figuras 7.1 y 7.2, del Editor del 08/10/2026 (Anexo F, apartados 2.6 a 2.11). Ese día, por decisión de Santiago Benavides Rey, el húmero de Papá subió y su antebrazo bajó para que el primero no asome por el codo, y Algoritm pasó a dibujarse en nueve piezas recortadas de su arte provisional, de modo que mueve brazos y piernas en todas sus escenas (Anexo F, apartado 2.12). El 09/10/2026 la familia ganó un cuerpo de perfil que se muestra </w:t>
-      </w:r>
-      <w:r>
-        <w:t>al caminar, correr, cargar, empujar, recoger, arrodillarse y soplar, hacia donde se mueve el personaje, y Algoritm pasó a su diseño final de siete piezas por forma, con la cara provisional (INC-134 a INC-136, Anexo F, apartado 2.13); ninguna captura de este capítulo lo muestra.</w:t>
+        <w:t>(INC-132) y el antebrazo delante del torso (INC-133) y el pivote del hombro en el borde del torso, con los gestos ju</w:t>
+      </w:r>
+      <w:r>
+        <w:t>nto a la cabeza que pueden cubrir la cara; esa tanda levanta INC-108 solo para el arte final, y las capturas de este capítulo son del corte, salvo las Figuras 7.1 y 7.2, del Editor del 08/10/2026 (Anexo F, apartados 2.6 a 2.11). Ese día, por decisión de Santiago Benavides Rey, el húmero de Papá subió y su antebrazo bajó para que el primero no asome por el codo, y Algoritm pasó a dibujarse en nueve piezas recortadas de su arte provisional, de modo que mueve brazos y piernas en todas sus escenas (Anexo F, apa</w:t>
+      </w:r>
+      <w:r>
+        <w:t>rtado 2.12). El 09/10/2026 la familia ganó un cuerpo de perfil que se muestra al caminar, correr, cargar, empujar, recoger, arrodillarse y soplar, hacia donde se mueve el personaje, y Algoritm pasó a su diseño final de siete piezas por forma, con la cara provisional (INC-134 a INC-136, Anexo F, apartado 2.13); ninguna captura de este capítulo lo muestra. El 10/10/2026 llegaron las expresiones de frente (INC-148, Anexo F, apartado 2.14): el retrato del cuadro de diálogo pasó a ser una base de cabeza y hombro</w:t>
+      </w:r>
+      <w:r>
+        <w:t xml:space="preserve">s sin cara, con los ojos y la boca de quien habla encima, que muestra la expresión que el guion fija en esa línea, parpadea y mueve la boca mientras la línea está en pantalla, y cae al retrato fijo si a un personaje le falta la base o la cara; el frente de la familia parpadea y Algoritm tiene su cara final. Faltan la alegría y el sueño, de modo que </w:t>
+      </w:r>
+      <w:r>
+        <w:rPr>
+          <w:rStyle w:val="CdigoenlneaOE3"/>
+        </w:rPr>
+        <w:t>Happy</w:t>
+      </w:r>
+      <w:r>
+        <w:t xml:space="preserve"> se ve con la cara neutra y </w:t>
+      </w:r>
+      <w:r>
+        <w:rPr>
+          <w:rStyle w:val="CdigoenlneaOE3"/>
+        </w:rPr>
+        <w:t>Sleeping</w:t>
+      </w:r>
+      <w:r>
+        <w:t xml:space="preserve"> con los ojos cerrados. Las caras y los retratos entran a 256 px (INC-149), y Papá, Mamá y la Niña miran la fogata de </w:t>
+      </w:r>
+      <w:r>
+        <w:rPr>
+          <w:rStyle w:val="CdigoenlneaOE3"/>
+        </w:rPr>
+        <w:t>N1</w:t>
+      </w:r>
+      <w:r>
+        <w:rPr>
+          <w:rStyle w:val="CdigoenlneaOE3"/>
+        </w:rPr>
+        <w:t>_NacimientoDelFuego</w:t>
+      </w:r>
+      <w:r>
+        <w:t xml:space="preserve"> y de </w:t>
+      </w:r>
+      <w:r>
+        <w:rPr>
+          <w:rStyle w:val="CdigoenlneaOE3"/>
+        </w:rPr>
+        <w:t>N2_Escena25_Cierre</w:t>
+      </w:r>
+      <w:r>
+        <w:t xml:space="preserve"> en lugar de darle la espalda (INC-150). Tampoco hay captura de este capítulo con la tarjeta animada.</w:t>
       </w:r>
     </w:p>
     <w:p>
@@ -37547,8 +37636,9 @@
         <w:rPr>
           <w:noProof/>
         </w:rPr>
+        <w:lastRenderedPageBreak/>
         <w:drawing>
-          <wp:inline distT="0" distB="0" distL="0" distR="0" wp14:anchorId="6DCDE0D5" wp14:editId="0E3744FE">
+          <wp:inline distT="0" distB="0" distL="0" distR="0" wp14:anchorId="124D30B1" wp14:editId="3651BE62">
             <wp:extent cx="5759999" cy="3239999"/>
             <wp:effectExtent l="0" t="0" r="0" b="0"/>
             <wp:docPr id="52" name="Picture" descr="Figura 7.3. Escena final del juego: la familia, ya en el poblado al atardecer, entre las chozas, con Algoritm en su forma de gota en el aire, sobre Papá y Mamá; a la derecha del Niño arden las fogatas, de las que sube humo. El cuadro de diálogo muestra el retrato y el nombre de Algoritm, que dice «En el bosque miraste muchas cosas y encontraste lo que tenían en común.» (recorte de la captura a pantalla completa)."/>
@@ -37603,85 +37693,85 @@
         <w:pStyle w:val="PrimerprrafoOE3"/>
       </w:pPr>
       <w:r>
-        <w:t xml:space="preserve">La fogata central de la escena final está a la derecha del Niño desde el 01/10/2026, sin cambiar ningún encuadre, para que en ninguna de las siete líneas la llama ni el humo salgan </w:t>
+        <w:t>La fogata central de la escena final está a la derecha del Niño desde el 01/10/2026, sin cambiar ningún encuadre, para que en ninguna de las siete líneas la llama ni el humo salgan detrás de la cabeza de un personaje (</w:t>
+      </w:r>
+      <w:r>
+        <w:rPr>
+          <w:rStyle w:val="CdigoenlneaOE3"/>
+        </w:rPr>
+        <w:t>NarrativeSequence_OBS13_NingunaLlamaDeLaEscenaFinalSaleDeTrasLaCabezaDeLaFamilia</w:t>
+      </w:r>
+      <w:r>
+        <w:t>).</w:t>
+      </w:r>
+    </w:p>
+    <w:p>
+      <w:pPr>
+        <w:pStyle w:val="TextoOE3"/>
+      </w:pPr>
+      <w:r>
+        <w:t>El fuego se anima por cuadros, con una llama frontal en las narrativas y una cenital en la mecánica del Nivel 1, y la animación guarda un fotograma por dibujo distinto y no por archivo entregado: los 249 archivos del fuego del Nivel 1 se reducen a 34 dibujos (véase el apartado 8.2). El humo sale en bucle detrás de cada llama de las narrativas (</w:t>
+      </w:r>
+      <w:r>
+        <w:rPr>
+          <w:rStyle w:val="CdigoenlneaOE3"/>
+        </w:rPr>
+        <w:t>NarrativeSequence_RF05_CadaLlamaEchaHumoPorDetrasYPorEncima</w:t>
+      </w:r>
+      <w:r>
+        <w:t xml:space="preserve">), y en la mecánica nace como un hilo en el punto del golpe y, al soplar, sube a la corona de la llama (INC-47). La chispa no tiene sprite: el motor la dibuja como un solo rayo </w:t>
+      </w:r>
+      <w:r>
+        <w:rPr>
+          <w:rStyle w:val="CdigoenlneaOE3"/>
+        </w:rPr>
+        <w:t>#FFE9A8</w:t>
+      </w:r>
+      <w:r>
+        <w:t xml:space="preserve"> que nace en el punto del golpe (INC-119). Desde el 08/10/2026 cada fogata encendida lleva un halo </w:t>
+      </w:r>
+      <w:r>
+        <w:rPr>
+          <w:rStyle w:val="CdigoenlneaOE3"/>
+        </w:rPr>
+        <w:t>#F0A84E</w:t>
+      </w:r>
+      <w:r>
+        <w:t xml:space="preserve"> al 20 % que respira entre 0,95 y 1,05 de su escala en ciclos de 2 s y no cambia de opacidad (</w:t>
+      </w:r>
+      <w:r>
+        <w:rPr>
+          <w:rStyle w:val="CdigoenlneaOE3"/>
+        </w:rPr>
+        <w:t>FireGlow</w:t>
+      </w:r>
+      <w:r>
+        <w:t>), en las nueve llamas de las narrativas y en la llama cenita</w:t>
+      </w:r>
+      <w:r>
+        <w:t>l de la cueva. Los troncos del Nivel 2 ruedan en el motor, dibujados como cilindros en tres cuartos a partir de una sola textura, con lo que el acta D10 dio por cumplida la tarjeta D09-1 (Anexo E, apartado 2.1). Lo que el carril de arte incorpore después de este corte se trata en el apartado 10.3.</w:t>
+      </w:r>
+    </w:p>
+    <w:p>
+      <w:pPr>
+        <w:pStyle w:val="Ttulo2"/>
+      </w:pPr>
+      <w:bookmarkStart w:id="38" w:name="_Toc242544865"/>
+      <w:r>
+        <w:t>7.3 Sonido</w:t>
+      </w:r>
+      <w:bookmarkEnd w:id="38"/>
+    </w:p>
+    <w:p>
+      <w:pPr>
+        <w:pStyle w:val="PrimerprrafoOE3"/>
+      </w:pPr>
+      <w:r>
+        <w:t xml:space="preserve">La dirección de sonido define el juego como «materia golpeada por manos humanas»: piedra, madera y agua. Dos de sus pilares tienen consecuencia pedagógica directa. No </w:t>
       </w:r>
       <w:r>
         <w:lastRenderedPageBreak/>
-        <w:t>detrás de la cabeza de un personaje (</w:t>
-      </w:r>
-      <w:r>
-        <w:rPr>
-          <w:rStyle w:val="CdigoenlneaOE3"/>
-        </w:rPr>
-        <w:t>NarrativeSequence_OBS13_NingunaLlamaDeLaEscenaFinalSaleDeTrasLaCabezaDeLaFamilia</w:t>
-      </w:r>
-      <w:r>
-        <w:t>).</w:t>
-      </w:r>
-    </w:p>
-    <w:p>
-      <w:pPr>
-        <w:pStyle w:val="TextoOE3"/>
-      </w:pPr>
-      <w:r>
-        <w:t>El fuego se anima por cuadros, con una llama frontal en las narrativas y una cenital en la mecánica del Nivel 1, y la animación guarda un fotograma por dibujo distinto y no por archivo entregado: los 249 archivos del fuego del Nivel 1 se reducen a 34 dibujos (véase el apartado 8.2). El humo sale en bucle detrás de cada llama de las narrativas (</w:t>
-      </w:r>
-      <w:r>
-        <w:rPr>
-          <w:rStyle w:val="CdigoenlneaOE3"/>
-        </w:rPr>
-        <w:t>NarrativeSequence_RF05_CadaLlamaEchaHumoPorDetrasYPorEncima</w:t>
-      </w:r>
-      <w:r>
-        <w:t xml:space="preserve">), y en la mecánica nace como un hilo en el punto del golpe y, al soplar, sube a la corona de la llama (INC-47). La chispa no tiene sprite: el motor la dibuja como un solo rayo </w:t>
-      </w:r>
-      <w:r>
-        <w:rPr>
-          <w:rStyle w:val="CdigoenlneaOE3"/>
-        </w:rPr>
-        <w:t>#FFE9A8</w:t>
-      </w:r>
-      <w:r>
-        <w:t xml:space="preserve"> que nace en el punto del golpe (INC-119). Desde el 08/10/2026 cada fogata encendida lleva un halo </w:t>
-      </w:r>
-      <w:r>
-        <w:rPr>
-          <w:rStyle w:val="CdigoenlneaOE3"/>
-        </w:rPr>
-        <w:t>#F0A84E</w:t>
-      </w:r>
-      <w:r>
-        <w:t xml:space="preserve"> al 20 % que respira entre 0,95 y 1,05 de su escala en ciclos de 2 s y no cambia de opacidad (</w:t>
-      </w:r>
-      <w:r>
-        <w:rPr>
-          <w:rStyle w:val="CdigoenlneaOE3"/>
-        </w:rPr>
-        <w:t>FireGlow</w:t>
-      </w:r>
-      <w:r>
-        <w:t>), en las nueve llamas de las narrativas y en la llama cenita</w:t>
-      </w:r>
-      <w:r>
-        <w:t>l de la cueva. Los troncos del Nivel 2 ruedan en el motor, dibujados como cilindros en tres cuartos a partir de una sola textura, con lo que el acta D10 dio por cumplida la tarjeta D09-1 (Anexo E, apartado 2.1). Lo que el carril de arte incorpore después de este corte se trata en el apartado 10.3.</w:t>
-      </w:r>
-    </w:p>
-    <w:p>
-      <w:pPr>
-        <w:pStyle w:val="Ttulo2"/>
-      </w:pPr>
-      <w:bookmarkStart w:id="38" w:name="_Toc242441357"/>
-      <w:r>
-        <w:t>7.3 Sonido</w:t>
-      </w:r>
-      <w:bookmarkEnd w:id="38"/>
-    </w:p>
-    <w:p>
-      <w:pPr>
-        <w:pStyle w:val="PrimerprrafoOE3"/>
-      </w:pPr>
-      <w:r>
-        <w:t>La dirección de sonido define el juego como «materia golpeada por manos humanas»: piedra, madera y agua. Dos de sus pilares tienen consecuencia pedagógica directa. No existe sonido de fallo, porque un intento sin éxito suena descriptivo y nunca punitivo (CP-02). Y el audio nunca es el único canal, espejo de RNF-19: un aula con los parlantes apagados debe poder terminar el juego sin perder información.</w:t>
+        <w:t>existe sonido de fallo, porque un intento sin éxito suena descriptivo y nunca punitivo (CP-02). Y el audio nunca es el único canal, espejo de RNF-19: un aula con los parlantes apagados debe poder terminar el juego sin perder información.</w:t>
       </w:r>
     </w:p>
     <w:p>
@@ -37948,7 +38038,6 @@
               <w:rPr>
                 <w:sz w:val="18"/>
               </w:rPr>
-              <w:lastRenderedPageBreak/>
               <w:t>2</w:t>
             </w:r>
           </w:p>
@@ -38239,7 +38328,11 @@
         <w:t>AssemblyPanel_RF42_LaBalsaQueSeHundeSuenaUnaSalpicaduraYNadaMas</w:t>
       </w:r>
       <w:r>
-        <w:t xml:space="preserve">). Es la pieza que estaba en disco sin referenciar, renombrada desde el motor con su identificador. La escena final suena al bosque de día con el crepitar de las fogatas en una segunda capa, el par con que abre el puente I (INC-125; </w:t>
+        <w:t xml:space="preserve">). Es la pieza que estaba en disco sin referenciar, renombrada desde el motor con su </w:t>
+      </w:r>
+      <w:r>
+        <w:lastRenderedPageBreak/>
+        <w:t xml:space="preserve">identificador. La escena final suena al bosque de día con el crepitar de las fogatas en una segunda capa, el par con que abre el puente I (INC-125; </w:t>
       </w:r>
       <w:r>
         <w:rPr>
@@ -38255,7 +38348,7 @@
       <w:pPr>
         <w:pStyle w:val="Ttulo2"/>
       </w:pPr>
-      <w:bookmarkStart w:id="39" w:name="_Toc242441358"/>
+      <w:bookmarkStart w:id="39" w:name="_Toc242544866"/>
       <w:r>
         <w:t>7.4 Accesibilidad</w:t>
       </w:r>
@@ -38600,7 +38693,6 @@
               <w:rPr>
                 <w:sz w:val="18"/>
               </w:rPr>
-              <w:lastRenderedPageBreak/>
               <w:t>Sin destellos</w:t>
             </w:r>
           </w:p>
@@ -38891,8 +38983,9 @@
         <w:rPr>
           <w:noProof/>
         </w:rPr>
+        <w:lastRenderedPageBreak/>
         <w:drawing>
-          <wp:inline distT="0" distB="0" distL="0" distR="0" wp14:anchorId="795E7041" wp14:editId="37055F5B">
+          <wp:inline distT="0" distB="0" distL="0" distR="0" wp14:anchorId="79018566" wp14:editId="4A67850D">
             <wp:extent cx="5759999" cy="3239999"/>
             <wp:effectExtent l="0" t="0" r="0" b="0"/>
             <wp:docPr id="55" name="Picture" descr="Figura 7.4. Orilla del Nivel 3 en escala de grises, con los materiales ya reunidos: sin color, las dos tareas hechas se distinguen de las pendientes por el visto dentro del círculo, y el mensaje («Ya tienes todos los materiales. Ve a la zona marcada junto al agua.») lleva su propio icono. Abajo a la derecha, la cruceta de botones de dirección en pantalla que sustituye al teclado (RNF-02, INC-01)."/>
@@ -38947,126 +39040,125 @@
         <w:pStyle w:val="PrimerprrafoOE3"/>
       </w:pPr>
       <w:r>
+        <w:t xml:space="preserve">En el contraste (RNF-20), el par carbón sobre marfil alcanza unos 13,5:1. Tres pruebas calculan el contraste en la escena cargada y exigen al menos 4,5:1: </w:t>
+      </w:r>
+      <w:r>
+        <w:rPr>
+          <w:rStyle w:val="CdigoenlneaOE3"/>
+        </w:rPr>
+        <w:t>FirePanel_RNF20_ContrasteSuficienteEnElEstadoMasOscuro</w:t>
+      </w:r>
+      <w:r>
+        <w:t xml:space="preserve">, con la cueva en su estado más oscuro; </w:t>
+      </w:r>
+      <w:r>
+        <w:rPr>
+          <w:rStyle w:val="CdigoenlneaOE3"/>
+        </w:rPr>
+        <w:t>WheelLevel_RNF20_ContrasteSuficienteEnLasTresEscenas</w:t>
+      </w:r>
+      <w:r>
+        <w:t xml:space="preserve">, que desde el 30/09/2026 exige además que cada texto se mida sobre su propio marco y no directamente sobre la ilustración, y </w:t>
+      </w:r>
+      <w:r>
+        <w:rPr>
+          <w:rStyle w:val="CdigoenlneaOE3"/>
+        </w:rPr>
+        <w:t>RiverLevel_RNF20_ContrasteSuficienteSobreElEscenarioClaro</w:t>
+      </w:r>
+      <w:r>
+        <w:t>, con «Probar balsa» incluido. La pantalla de inicio se revisa por captura (Figura 7.1), y la comprobación por programa midió, sobre el ejecutable del corte, 13,5:1 en el título y los</w:t>
+      </w:r>
+      <w:r>
+        <w:t xml:space="preserve"> botones secundarios, 7,1:1 en «Jugar» y 6,2:1 en el lema. Desde el 08/10/2026 el título es blanco con reborde carbón de 4 px, y blanco sobre el ocre del fondo da solo 1,69:1: lo que lo hace legible es el reborde, que contra el ocre da 9,03:1 y contra el blanco, 15,23:1 (cálculo del 08/10/2026, aún sin repetir con la herramienta del OE4). Todas las regiones de texto e iconos medidas en las capturas superan el mínimo; la más baja, 5,6:1, es el icono de alerta de la balsa.</w:t>
+      </w:r>
+    </w:p>
+    <w:p>
+      <w:pPr>
+        <w:pStyle w:val="TextoOE3"/>
+      </w:pPr>
+      <w:r>
+        <w:t>Contra los destellos (RNF-21), la luz de la cueva sube un escalón por golpe efectivo, sin retroceder, y alcanza la iluminación completa en un solo barrido al nacer el fuego. El rayo de la chispa hace un único barrido, sin volver (</w:t>
+      </w:r>
+      <w:r>
+        <w:rPr>
+          <w:rStyle w:val="CdigoenlneaOE3"/>
+        </w:rPr>
+        <w:t>FirePanel_RNF21_ElRayoDeLaChispaHaceUnSoloBarridoSinVolver</w:t>
+      </w:r>
+      <w:r>
+        <w:t xml:space="preserve">), y un segundo «Soplar» ya no relanza el encendido. Las pruebas de los niveles 2 y 3 siguen cuadro a cuadro sus animaciones, del acercamiento del bosque al hundimiento de la balsa, y exigen que nada se apague y encienda y que ningún cuadro salte más de un umbral; </w:t>
+      </w:r>
+      <w:r>
+        <w:rPr>
+          <w:rStyle w:val="CdigoenlneaOE3"/>
+        </w:rPr>
+        <w:t>NarrativeScene_RNF21_LaBalsaCruzaSinSaltosNiParpadeos</w:t>
+      </w:r>
+      <w:r>
+        <w:t xml:space="preserve"> hace lo mismo con el cruce de la escena 3.3, y </w:t>
+      </w:r>
+      <w:r>
+        <w:rPr>
+          <w:rStyle w:val="CdigoenlneaOE3"/>
+        </w:rPr>
+        <w:t>NarrativeScene_RNF21_ElHaloDeLaFogataPulsaLentoYSinDestellos</w:t>
+      </w:r>
+      <w:r>
+        <w:t xml:space="preserve"> exige que el halo de las </w:t>
+      </w:r>
+      <w:r>
         <w:lastRenderedPageBreak/>
-        <w:t xml:space="preserve">En el contraste (RNF-20), el par carbón sobre marfil alcanza unos 13,5:1. Tres pruebas calculan el contraste en la escena cargada y exigen al menos 4,5:1: </w:t>
+        <w:t>fo</w:t>
+      </w:r>
+      <w:r>
+        <w:t>gatas solo cambie de escala. La comprobación por programa midió en las tres animaciones por cuadros del Nivel 1 un máximo de un destello por segundo, lejos del límite de tres.</w:t>
+      </w:r>
+    </w:p>
+    <w:p>
+      <w:pPr>
+        <w:pStyle w:val="TextoOE3"/>
+      </w:pPr>
+      <w:r>
+        <w:t>Sobre la carga cognitiva (CP-08), cada fase presenta una sola tarea activa (RNF-03) y el cuadro de diálogo no supera el cuarto inferior de la pantalla (</w:t>
       </w:r>
       <w:r>
         <w:rPr>
           <w:rStyle w:val="CdigoenlneaOE3"/>
         </w:rPr>
-        <w:t>FirePanel_RNF20_ContrasteSuficienteEnElEstadoMasOscuro</w:t>
-      </w:r>
-      <w:r>
-        <w:t xml:space="preserve">, con la cueva en su estado más oscuro; </w:t>
+        <w:t>NarrativeScene_RNF03_ElCuadroDeDialogoNoSuperaElCuartoDeLaPantalla</w:t>
+      </w:r>
+      <w:r>
+        <w:t>). Cuatro barridos comprueban que narrativas, pistas, resúmenes y mensajes del bosque no tengan oraciones de más de veinte palabras (RNF-01), y desde el 30/09/2026 el texto de los créditos sigue la misma regla (</w:t>
       </w:r>
       <w:r>
         <w:rPr>
           <w:rStyle w:val="CdigoenlneaOE3"/>
         </w:rPr>
-        <w:t>WheelLevel_RNF20_ContrasteSuficienteEnLasTresEscenas</w:t>
-      </w:r>
-      <w:r>
-        <w:t xml:space="preserve">, que desde el 30/09/2026 exige además que cada texto se mida sobre su propio marco y no directamente sobre la ilustración, y </w:t>
+        <w:t>CreditsContent_RNF01_NingunaOracionSupera20Palabras</w:t>
+      </w:r>
+      <w:r>
+        <w:t>). Ninguna prueba cita CP-08 en su nombre: el límite de dos líneas por instrucción es una regla de redacción de la especificación técnica, sin prueba propia.</w:t>
+      </w:r>
+    </w:p>
+    <w:p>
+      <w:pPr>
+        <w:pStyle w:val="TextoOE3"/>
+      </w:pPr>
+      <w:r>
+        <w:t xml:space="preserve">Para el control solo con clic (RNF-02), </w:t>
       </w:r>
       <w:r>
         <w:rPr>
           <w:rStyle w:val="CdigoenlneaOE3"/>
         </w:rPr>
-        <w:t>RiverLevel_RNF20_ContrasteSuficienteSobreElEscenarioClaro</w:t>
-      </w:r>
-      <w:r>
-        <w:t>, con «Probar balsa» incluido. La pantalla de inicio se revisa por captura (Figura 7.1), y la comprobación por programa midió, sobre el ejecutable del corte, 13,5:1 en el título y los</w:t>
-      </w:r>
-      <w:r>
-        <w:t xml:space="preserve"> botones secundarios, 7,1:1 en «Jugar» y 6,2:1 en el lema. Desde el 08/10/2026 el título es blanco con reborde carbón de 4 px, y blanco sobre el ocre del fondo da solo 1,69:1: lo que lo hace legible es el reborde, que contra el ocre da 9,03:1 y contra el blanco, 15,23:1 (cálculo del 08/10/2026, aún sin repetir con la herramienta del OE4). Todas las regiones de texto e iconos medidas en las capturas superan el mínimo; la más baja, 5,6:1, es el icono de alerta de la balsa.</w:t>
-      </w:r>
-    </w:p>
-    <w:p>
-      <w:pPr>
-        <w:pStyle w:val="TextoOE3"/>
-      </w:pPr>
-      <w:r>
-        <w:t>Contra los destellos (RNF-21), la luz de la cueva sube un escalón por golpe efectivo, sin retroceder, y alcanza la iluminación completa en un solo barrido al nacer el fuego. El rayo de la chispa hace un único barrido, sin volver (</w:t>
-      </w:r>
-      <w:r>
-        <w:rPr>
-          <w:rStyle w:val="CdigoenlneaOE3"/>
-        </w:rPr>
-        <w:t>FirePanel_RNF21_ElRayoDeLaChispaHaceUnSoloBarridoSinVolver</w:t>
-      </w:r>
-      <w:r>
-        <w:t xml:space="preserve">), y un segundo «Soplar» ya no relanza el encendido. Las pruebas de los niveles 2 y 3 siguen cuadro a cuadro sus animaciones, del acercamiento del bosque al hundimiento de la balsa, y exigen que nada se apague y encienda y que ningún cuadro salte más de un umbral; </w:t>
-      </w:r>
-      <w:r>
-        <w:rPr>
-          <w:rStyle w:val="CdigoenlneaOE3"/>
-        </w:rPr>
-        <w:t>NarrativeScene_RNF21_LaBalsaCruzaSinSaltosNiParpadeos</w:t>
-      </w:r>
-      <w:r>
-        <w:t xml:space="preserve"> hace lo mismo con el cruce de la escena 3.3, y </w:t>
-      </w:r>
-      <w:r>
-        <w:rPr>
-          <w:rStyle w:val="CdigoenlneaOE3"/>
-        </w:rPr>
-        <w:t>NarrativeScene_RNF21_ElHaloDeLaFogataPulsaLentoYSinDestellos</w:t>
-      </w:r>
-      <w:r>
-        <w:t xml:space="preserve"> exige que el halo de las fo</w:t>
-      </w:r>
-      <w:r>
-        <w:t>gatas solo cambie de escala. La comprobación por programa midió en las tres animaciones por cuadros del Nivel 1 un máximo de un destello por segundo, lejos del límite de tres.</w:t>
-      </w:r>
-    </w:p>
-    <w:p>
-      <w:pPr>
-        <w:pStyle w:val="TextoOE3"/>
-      </w:pPr>
-      <w:r>
-        <w:t>Sobre la carga cognitiva (CP-08), cada fase presenta una sola tarea activa (RNF-03) y el cuadro de diálogo no supera el cuarto inferior de la pantalla (</w:t>
-      </w:r>
-      <w:r>
-        <w:rPr>
-          <w:rStyle w:val="CdigoenlneaOE3"/>
-        </w:rPr>
-        <w:t>NarrativeScene_RNF03_ElCuadroDeDialogoNoSuperaElCuartoDeLaPantalla</w:t>
-      </w:r>
-      <w:r>
-        <w:t>). Cuatro barridos comprueban que narrativas, pistas, resúmenes y mensajes del bosque no tengan oraciones de más de veinte palabras (RNF-01), y desde el 30/09/2026 el texto de los créditos sigue la misma regla (</w:t>
-      </w:r>
-      <w:r>
-        <w:rPr>
-          <w:rStyle w:val="CdigoenlneaOE3"/>
-        </w:rPr>
-        <w:t>CreditsContent_RNF01_NingunaOracionSupera20Palabras</w:t>
-      </w:r>
-      <w:r>
-        <w:t>). Ninguna prueba cita CP-08 en su nombre: el límite de dos líneas por instrucción es una regla de redacción de la especificación técnica, sin prueba propia.</w:t>
-      </w:r>
-    </w:p>
-    <w:p>
-      <w:pPr>
-        <w:pStyle w:val="TextoOE3"/>
-      </w:pPr>
-      <w:r>
-        <w:t xml:space="preserve">Para el control solo con clic (RNF-02), </w:t>
-      </w:r>
-      <w:r>
-        <w:rPr>
-          <w:rStyle w:val="CdigoenlneaOE3"/>
-        </w:rPr>
         <w:t>Controls_RNF02_LasCincoEscenasJugablesSoloAceptanClicYClicSostenido</w:t>
       </w:r>
       <w:r>
         <w:t xml:space="preserve"> carga las cinco escenas jugables y comprueba que usen el mapa de controles del juego, que toda vinculación sea un clic del puntero y que no haya listas desplazables por arrastre. Otras pruebas prohíben la clase de entrada heredada del motor y cualquier vinculación de teclado en el Nivel 3. Por eso Mamá se mueve con botones de dirección en pantalla accionados con clic sostenido (Figura 7.4). Fuera de las escenas jugables, los documentos prev</w:t>
       </w:r>
       <w:r>
-        <w:t xml:space="preserve">én desde el 29/09/2026 dos casos: escribir el nombre al crear un perfil, única entrada de teclado que admiten CT-06 y RNF-02, y </w:t>
-      </w:r>
-      <w:r>
-        <w:lastRenderedPageBreak/>
-        <w:t>las listas de los créditos y del informe docente, que se recorren con su barra (INC-80; véase el apartado 5.2).</w:t>
+        <w:t>én desde el 29/09/2026 dos casos: escribir el nombre al crear un perfil, única entrada de teclado que admiten CT-06 y RNF-02, y las listas de los créditos y del informe docente, que se recorren con su barra (INC-80; véase el apartado 5.2).</w:t>
       </w:r>
     </w:p>
     <w:p>
@@ -39078,7 +39170,7 @@
       <w:pPr>
         <w:pStyle w:val="Ttulo1"/>
       </w:pPr>
-      <w:bookmarkStart w:id="40" w:name="_Toc242441359"/>
+      <w:bookmarkStart w:id="40" w:name="_Toc242544867"/>
       <w:r>
         <w:lastRenderedPageBreak/>
         <w:t>8. RENDIMIENTO Y OPTIMIZACIÓN</w:t>
@@ -39110,7 +39202,7 @@
       <w:pPr>
         <w:pStyle w:val="Ttulo2"/>
       </w:pPr>
-      <w:bookmarkStart w:id="41" w:name="_Toc242441360"/>
+      <w:bookmarkStart w:id="41" w:name="_Toc242544868"/>
       <w:r>
         <w:t>8.1 Presupuestos de rendimiento y mediciones</w:t>
       </w:r>
@@ -41246,7 +41338,10 @@
         <w:t>N1_Apertura</w:t>
       </w:r>
       <w:r>
-        <w:t xml:space="preserve"> tras crear un perfil nuevo, con 0,78 s.</w:t>
+        <w:t xml:space="preserve"> </w:t>
+      </w:r>
+      <w:r>
+        <w:t>tras crear un perfil nuevo, con 0,78 s.</w:t>
       </w:r>
     </w:p>
     <w:p>
@@ -41412,7 +41507,7 @@
       <w:pPr>
         <w:pStyle w:val="Ttulo2"/>
       </w:pPr>
-      <w:bookmarkStart w:id="42" w:name="_Toc242441361"/>
+      <w:bookmarkStart w:id="42" w:name="_Toc242544869"/>
       <w:r>
         <w:t>8.2 Optimizaciones aplicadas</w:t>
       </w:r>
@@ -41635,7 +41730,7 @@
       <w:pPr>
         <w:pStyle w:val="Ttulo2"/>
       </w:pPr>
-      <w:bookmarkStart w:id="43" w:name="_Toc242441362"/>
+      <w:bookmarkStart w:id="43" w:name="_Toc242544870"/>
       <w:r>
         <w:t>8.3 Mediciones sobre el ejecutable</w:t>
       </w:r>
@@ -41754,34 +41849,31 @@
         <w:rPr>
           <w:rStyle w:val="CdigoenlneaOE3"/>
         </w:rPr>
-        <w:t>Asse</w:t>
+        <w:t>Assets</w:t>
+      </w:r>
+      <w:r>
+        <w:t xml:space="preserve"> una prueba, la de la paginación de perfiles, que pasa a contar páginas de tres perfiles como el juego, un comentario de un script del Editor y el índice de sprites (</w:t>
       </w:r>
       <w:r>
         <w:rPr>
           <w:rStyle w:val="CdigoenlneaOE3"/>
         </w:rPr>
-        <w:t>ts</w:t>
-      </w:r>
-      <w:r>
-        <w:t xml:space="preserve"> una prueba, la de la paginación de perfiles, que pasa a contar páginas de tres perfiles como el juego, un comentario de un script del Editor y el índice de sprites (</w:t>
+        <w:t>Assets/Game/Art/Inventario.md</w:t>
+      </w:r>
+      <w:r>
+        <w:t xml:space="preserve">), que es un documento; ninguno entra en el ejecutable, y lo que lo identifica es la huella del contenido de su carpeta, que no cambió. Incluye las doce escenas de la configuración de compilación, con </w:t>
       </w:r>
       <w:r>
         <w:rPr>
           <w:rStyle w:val="CdigoenlneaOE3"/>
         </w:rPr>
-        <w:t>Assets/Game/Art/Inventario.md</w:t>
-      </w:r>
-      <w:r>
-        <w:t xml:space="preserve">), que es un documento; ninguno entra en el ejecutable, y lo que lo identifica es la huella del contenido de su carpeta, que no cambió. Incluye las doce escenas de la configuración de compilación, con </w:t>
-      </w:r>
-      <w:r>
-        <w:rPr>
-          <w:rStyle w:val="CdigoenlneaOE3"/>
-        </w:rPr>
         <w:t>Boot</w:t>
       </w:r>
       <w:r>
-        <w:t xml:space="preserve"> en primer lugar (Tabla 3.3).</w:t>
+        <w:t xml:space="preserve"> e</w:t>
+      </w:r>
+      <w:r>
+        <w:t>n primer lugar (Tabla 3.3).</w:t>
       </w:r>
     </w:p>
     <w:p>
@@ -41834,10 +41926,7 @@
         <w:t>Narrative</w:t>
       </w:r>
       <w:r>
-        <w:t xml:space="preserve"> </w:t>
-      </w:r>
-      <w:r>
-        <w:t xml:space="preserve">tarda unos 0,7 s cuando llega del menú, de una mecánica o de un resumen, y 0,035 s entre dos narrativas encadenadas; su peor carga, 0,78 s, fue al abrir </w:t>
+        <w:t xml:space="preserve"> tarda unos 0,7 s cuando llega del menú, de una mecánica o de un resumen, y 0,035 s entre dos narrativas encadenadas; su peor carga, 0,78 s, fue al abrir </w:t>
       </w:r>
       <w:r>
         <w:rPr>
@@ -41855,7 +41944,10 @@
         <w:t>Boot</w:t>
       </w:r>
       <w:r>
-        <w:t xml:space="preserve"> es la escena con que arranca el reproductor y la que aloja a </w:t>
+        <w:t xml:space="preserve"> es la escen</w:t>
+      </w:r>
+      <w:r>
+        <w:t xml:space="preserve">a con que arranca el reproductor y la que aloja a </w:t>
       </w:r>
       <w:r>
         <w:rPr>
@@ -41870,16 +41962,13 @@
         <w:rPr>
           <w:rStyle w:val="CdigoenlneaOE3"/>
         </w:rPr>
-        <w:t>MainMen</w:t>
-      </w:r>
-      <w:r>
-        <w:rPr>
-          <w:rStyle w:val="CdigoenlneaOE3"/>
-        </w:rPr>
-        <w:t>u</w:t>
-      </w:r>
-      <w:r>
-        <w:t>: sobre el primer candidato fue de 2,62 s y 2,60 s en los dos primeros recorridos y de 3,23 s en la copia portable. Es una cota superior del arranque hasta la pantalla de inicio, porque incluye la espera de una ventana estable y el arranque del muestreador.</w:t>
+        <w:t>MainMenu</w:t>
+      </w:r>
+      <w:r>
+        <w:t>: sobre el primer candidato fue de 2,62 s y 2,60 s en los dos primeros recorridos y de 3,23 s en la copia portable. Es una cota superior del arranque hasta la pantalla de inicio, porque incluye la espera de u</w:t>
+      </w:r>
+      <w:r>
+        <w:t>na ventana estable y el arranque del muestreador.</w:t>
       </w:r>
     </w:p>
     <w:p>
@@ -43433,7 +43522,7 @@
       <w:pPr>
         <w:pStyle w:val="Ttulo1"/>
       </w:pPr>
-      <w:bookmarkStart w:id="44" w:name="_Toc242441363"/>
+      <w:bookmarkStart w:id="44" w:name="_Toc242544871"/>
       <w:r>
         <w:lastRenderedPageBreak/>
         <w:t>9. VERIFICACIÓN DEL PROTOTIPO</w:t>
@@ -43455,7 +43544,7 @@
       <w:pPr>
         <w:pStyle w:val="Ttulo2"/>
       </w:pPr>
-      <w:bookmarkStart w:id="45" w:name="_Toc242441364"/>
+      <w:bookmarkStart w:id="45" w:name="_Toc242544872"/>
       <w:r>
         <w:t>9.1 Estrategia de pruebas</w:t>
       </w:r>
@@ -43525,7 +43614,10 @@
         <w:t>Game.Architecture.Tests</w:t>
       </w:r>
       <w:r>
-        <w:t xml:space="preserve"> no referencia ningún módulo del juego: lee del disco las definiciones de los assemblies (</w:t>
+        <w:t xml:space="preserve"> </w:t>
+      </w:r>
+      <w:r>
+        <w:t>no referencia ningún módulo del juego: lee del disco las definiciones de los assemblies (</w:t>
       </w:r>
       <w:r>
         <w:rPr>
@@ -43538,10 +43630,10 @@
       </w:r>
       <w:r>
         <w:lastRenderedPageBreak/>
-        <w:t xml:space="preserve">entre módulos respeten sus reglas, entre ellas que ningún nivel referencie a otro (RNF-16). Verifica también la ausencia de la clase de entrada heredada (RNF-02), las reglas de importación y de nombres del arte (RNF-23) y del audio (RNF-06), la </w:t>
-      </w:r>
-      <w:r>
-        <w:t xml:space="preserve">configuración del ejecutable (identidad, analítica, pantalla de presentación y Alt+Intro; apartado 3.6) y la regla de trazabilidad (CT-10). </w:t>
+        <w:t>entre módulos respeten sus reglas, entre ellas que ningún nivel referencie a otro (RNF-16). Verifica también la ausencia de la clase de entrada heredada (RNF-02), las reglas de importación y de nombres del arte (RNF-23) y del audio (RNF-06), la configuración del ejecut</w:t>
+      </w:r>
+      <w:r>
+        <w:t xml:space="preserve">able (identidad, analítica, pantalla de presentación y Alt+Intro; apartado 3.6) y la regla de trazabilidad (CT-10). </w:t>
       </w:r>
       <w:r>
         <w:rPr>
@@ -43550,10 +43642,10 @@
         <w:t>Game.Content.Tests</w:t>
       </w:r>
       <w:r>
-        <w:t xml:space="preserve"> es el único que ve los tres niveles a la vez, porque recorre todo el contenido que lee el estudiante en busca de cifras de desempeño (CP-03). En el corte la suite suma 17 módulos de prueba, 100 clases, 721 métodos y 846 casos en la corrida final, 847 en el árbol del corte tras la prueba de paginación (Tabla 9.1). Los métodos se cuentan sobre el código</w:t>
-      </w:r>
-      <w:r>
-        <w:t>; los casos, que resultan de expandir los métodos parametrizados, son los que ejecutó el corredor en la corrida final.</w:t>
+        <w:t xml:space="preserve"> es el único que ve los tres niveles a la vez, porque recorre todo el contenido que lee el estudiante en busca de cifras de desempeño (CP-03). En el corte la suite suma 17 módulos de prueba, 100 clases, 721 métodos y 846 casos en la corrida final, 847 en el árbol del corte tras la prueba de paginación (Tabla 9.1). Los métodos se cuentan sobre el código; los casos, que resulta</w:t>
+      </w:r>
+      <w:r>
+        <w:t>n de expandir los métodos parametrizados, son los que ejecutó el corredor en la corrida final.</w:t>
       </w:r>
     </w:p>
     <w:p>
@@ -47271,7 +47363,7 @@
       <w:pPr>
         <w:pStyle w:val="Ttulo2"/>
       </w:pPr>
-      <w:bookmarkStart w:id="46" w:name="_Toc242441365"/>
+      <w:bookmarkStart w:id="46" w:name="_Toc242544873"/>
       <w:r>
         <w:t>9.2 Golden Path</w:t>
       </w:r>
@@ -47433,7 +47525,10 @@
         <w:t>WheelLevel_RNF13_RecorreElNivel2CompletoHastaElMenuConNivel3Desbloqueado</w:t>
       </w:r>
       <w:r>
-        <w:t xml:space="preserve"> parte de la escena de arranque y recorre el puente narrativo, el bosque, el taller, el laberinto y el cierre hasta el menú con el Nivel 3 desbloqueado. Desde el 29/09/2026 exige además que, al llegar a la escena 2.5, el Nivel 3 siga bloqueado y no se ofrezca «Omitir», para que el cierre reflexivo se lea entero la primera vez (CP-07, RF-12).</w:t>
+        <w:t xml:space="preserve"> </w:t>
+      </w:r>
+      <w:r>
+        <w:t>parte de la escena de arranque y recorre el puente narrativo, el bosque, el taller, el laberinto y el cierre hasta el menú con el Nivel 3 desbloqueado. Desde el 29/09/2026 exige además que, al llegar a la escena 2.5, el Nivel 3 siga bloqueado y no se ofrezca «Omitir», para que el cierre reflexivo se lea entero la primera vez (CP-07, RF-12).</w:t>
       </w:r>
     </w:p>
     <w:p>
@@ -47506,10 +47601,7 @@
         <w:t>GameEnding_INC39_RecorreLevelSummaryNarrativeCreditsYMainMenu</w:t>
       </w:r>
       <w:r>
-        <w:t xml:space="preserve"> </w:t>
-      </w:r>
-      <w:r>
-        <w:t xml:space="preserve">comprueba que tras el cruce vienen el resumen del Nivel 3, la escena final, los créditos y el menú principal, en ese orden, y </w:t>
+        <w:t xml:space="preserve"> comprueba que tras el cruce vienen el resumen del Nivel 3, la escena final, los créditos y el menú principal, en ese orden, y </w:t>
       </w:r>
       <w:r>
         <w:rPr>
@@ -47610,7 +47702,7 @@
       <w:pPr>
         <w:pStyle w:val="Ttulo2"/>
       </w:pPr>
-      <w:bookmarkStart w:id="47" w:name="_Toc242441366"/>
+      <w:bookmarkStart w:id="47" w:name="_Toc242544874"/>
       <w:r>
         <w:t>9.3 Resultado de la suite completa (01/10/2026)</w:t>
       </w:r>
@@ -48378,7 +48470,7 @@
       <w:pPr>
         <w:pStyle w:val="Ttulo2"/>
       </w:pPr>
-      <w:bookmarkStart w:id="48" w:name="_Toc242441367"/>
+      <w:bookmarkStart w:id="48" w:name="_Toc242544875"/>
       <w:r>
         <w:t>9.4 Trazabilidad de requerimientos a pruebas</w:t>
       </w:r>
@@ -49350,7 +49442,7 @@
       <w:pPr>
         <w:pStyle w:val="Ttulo2"/>
       </w:pPr>
-      <w:bookmarkStart w:id="49" w:name="_Toc242441368"/>
+      <w:bookmarkStart w:id="49" w:name="_Toc242544876"/>
       <w:r>
         <w:t>9.5 Verificación sobre el ejecutable</w:t>
       </w:r>
@@ -50885,7 +50977,7 @@
         <w:pStyle w:val="TextoOE3"/>
       </w:pPr>
       <w:r>
-        <w:t xml:space="preserve">Entre el 05 y el 09/10/2026, ya fuera del corte, la rama </w:t>
+        <w:t xml:space="preserve">Entre el 05 y el 10/10/2026, ya fuera del corte, la rama </w:t>
       </w:r>
       <w:r>
         <w:rPr>
@@ -50894,7 +50986,7 @@
         <w:t>feat/personajes-animados</w:t>
       </w:r>
       <w:r>
-        <w:t xml:space="preserve"> registró diez rondas de pruebas, en los mensajes de sus commits y en </w:t>
+        <w:t xml:space="preserve"> registró once rondas de pruebas, en los mensajes de sus commits y en </w:t>
       </w:r>
       <w:r>
         <w:rPr>
@@ -51304,13 +51396,7 @@
               <w:rPr>
                 <w:sz w:val="18"/>
               </w:rPr>
-              <w:t xml:space="preserve"> </w:t>
-            </w:r>
-            <w:r>
-              <w:rPr>
-                <w:sz w:val="18"/>
-              </w:rPr>
-              <w:t xml:space="preserve">pasó; la regla de orden que esta ronda aplicó la sustituyó la de </w:t>
+              <w:t xml:space="preserve"> pasó; la regla de orden que esta ronda aplicó la sustituyó la de </w:t>
             </w:r>
             <w:r>
               <w:rPr>
@@ -51878,7 +51964,13 @@
               <w:rPr>
                 <w:sz w:val="18"/>
               </w:rPr>
-              <w:t xml:space="preserve"> con 2 353 MB en un Editor de larga duración; </w:t>
+              <w:t xml:space="preserve"> </w:t>
+            </w:r>
+            <w:r>
+              <w:rPr>
+                <w:sz w:val="18"/>
+              </w:rPr>
+              <w:t xml:space="preserve">con 2 353 MB en un Editor de larga duración; </w:t>
             </w:r>
             <w:r>
               <w:rPr>
@@ -52550,6 +52642,245 @@
           </w:p>
         </w:tc>
       </w:tr>
+      <w:tr>
+        <w:tc>
+          <w:tcPr>
+            <w:tcW w:w="390" w:type="pct"/>
+            <w:shd w:val="clear" w:color="auto" w:fill="auto"/>
+          </w:tcPr>
+          <w:p>
+            <w:pPr>
+              <w:pStyle w:val="CompactoOE3"/>
+              <w:spacing w:after="0"/>
+              <w:rPr>
+                <w:sz w:val="18"/>
+              </w:rPr>
+            </w:pPr>
+            <w:r>
+              <w:rPr>
+                <w:rStyle w:val="CdigoenlneaOE3"/>
+                <w:sz w:val="18"/>
+              </w:rPr>
+              <w:t>23d7e8c</w:t>
+            </w:r>
+          </w:p>
+        </w:tc>
+        <w:tc>
+          <w:tcPr>
+            <w:tcW w:w="606" w:type="pct"/>
+            <w:shd w:val="clear" w:color="auto" w:fill="auto"/>
+          </w:tcPr>
+          <w:p>
+            <w:pPr>
+              <w:pStyle w:val="CompactoOE3"/>
+              <w:spacing w:after="0"/>
+              <w:rPr>
+                <w:sz w:val="18"/>
+              </w:rPr>
+            </w:pPr>
+            <w:r>
+              <w:rPr>
+                <w:sz w:val="18"/>
+              </w:rPr>
+              <w:t xml:space="preserve">Expresiones según el guion, tarjeta del diálogo animada, caras y retratos </w:t>
+            </w:r>
+            <w:r>
+              <w:rPr>
+                <w:sz w:val="18"/>
+              </w:rPr>
+              <w:lastRenderedPageBreak/>
+              <w:t xml:space="preserve">a 256 px y efecto espejo en la fogata (INC-148 a INC-150, 10/10/2026): modos </w:t>
+            </w:r>
+            <w:r>
+              <w:rPr>
+                <w:rStyle w:val="CdigoenlneaOE3"/>
+                <w:sz w:val="18"/>
+              </w:rPr>
+              <w:t>estado</w:t>
+            </w:r>
+            <w:r>
+              <w:rPr>
+                <w:sz w:val="18"/>
+              </w:rPr>
+              <w:t xml:space="preserve">, </w:t>
+            </w:r>
+            <w:r>
+              <w:rPr>
+                <w:rStyle w:val="CdigoenlneaOE3"/>
+                <w:sz w:val="18"/>
+              </w:rPr>
+              <w:t>sprites</w:t>
+            </w:r>
+            <w:r>
+              <w:rPr>
+                <w:sz w:val="18"/>
+              </w:rPr>
+              <w:t xml:space="preserve">, </w:t>
+            </w:r>
+            <w:r>
+              <w:rPr>
+                <w:rStyle w:val="CdigoenlneaOE3"/>
+                <w:sz w:val="18"/>
+              </w:rPr>
+              <w:t>retrato</w:t>
+            </w:r>
+            <w:r>
+              <w:rPr>
+                <w:sz w:val="18"/>
+              </w:rPr>
+              <w:t xml:space="preserve">, </w:t>
+            </w:r>
+            <w:r>
+              <w:rPr>
+                <w:rStyle w:val="CdigoenlneaOE3"/>
+                <w:sz w:val="18"/>
+              </w:rPr>
+              <w:t>clips</w:t>
+            </w:r>
+            <w:r>
+              <w:rPr>
+                <w:sz w:val="18"/>
+              </w:rPr>
+              <w:t xml:space="preserve"> y </w:t>
+            </w:r>
+            <w:r>
+              <w:rPr>
+                <w:rStyle w:val="CdigoenlneaOE3"/>
+                <w:sz w:val="18"/>
+              </w:rPr>
+              <w:t>estado</w:t>
+            </w:r>
+            <w:r>
+              <w:rPr>
+                <w:sz w:val="18"/>
+              </w:rPr>
+              <w:t xml:space="preserve"> sobre los siete prefabs</w:t>
+            </w:r>
+          </w:p>
+        </w:tc>
+        <w:tc>
+          <w:tcPr>
+            <w:tcW w:w="889" w:type="pct"/>
+            <w:shd w:val="clear" w:color="auto" w:fill="auto"/>
+          </w:tcPr>
+          <w:p>
+            <w:pPr>
+              <w:pStyle w:val="CompactoOE3"/>
+              <w:spacing w:after="0"/>
+              <w:rPr>
+                <w:sz w:val="18"/>
+              </w:rPr>
+            </w:pPr>
+            <w:r>
+              <w:rPr>
+                <w:sz w:val="18"/>
+              </w:rPr>
+              <w:lastRenderedPageBreak/>
+              <w:t>387 de 387</w:t>
+            </w:r>
+          </w:p>
+        </w:tc>
+        <w:tc>
+          <w:tcPr>
+            <w:tcW w:w="641" w:type="pct"/>
+            <w:shd w:val="clear" w:color="auto" w:fill="auto"/>
+          </w:tcPr>
+          <w:p>
+            <w:pPr>
+              <w:pStyle w:val="CompactoOE3"/>
+              <w:spacing w:after="0"/>
+              <w:rPr>
+                <w:sz w:val="18"/>
+              </w:rPr>
+            </w:pPr>
+            <w:r>
+              <w:rPr>
+                <w:sz w:val="18"/>
+              </w:rPr>
+              <w:t>EditMode: 748 de 749 (1 omitida, 0 fallos); PlayMode: 417 de 418</w:t>
+            </w:r>
+          </w:p>
+        </w:tc>
+        <w:tc>
+          <w:tcPr>
+            <w:tcW w:w="2474" w:type="pct"/>
+            <w:shd w:val="clear" w:color="auto" w:fill="auto"/>
+          </w:tcPr>
+          <w:p>
+            <w:pPr>
+              <w:pStyle w:val="CompactoOE3"/>
+              <w:spacing w:after="0"/>
+              <w:rPr>
+                <w:sz w:val="18"/>
+              </w:rPr>
+            </w:pPr>
+            <w:r>
+              <w:rPr>
+                <w:sz w:val="18"/>
+              </w:rPr>
+              <w:t xml:space="preserve">Ronda del Editor en la sesión local de Santiago Benavides Rey (sobre </w:t>
+            </w:r>
+            <w:r>
+              <w:rPr>
+                <w:rStyle w:val="CdigoenlneaOE3"/>
+                <w:sz w:val="18"/>
+              </w:rPr>
+              <w:t>cc938e9</w:t>
+            </w:r>
+            <w:r>
+              <w:rPr>
+                <w:sz w:val="18"/>
+              </w:rPr>
+              <w:t xml:space="preserve"> y </w:t>
+            </w:r>
+            <w:r>
+              <w:rPr>
+                <w:rStyle w:val="CdigoenlneaOE3"/>
+                <w:sz w:val="18"/>
+              </w:rPr>
+              <w:t>292b108</w:t>
+            </w:r>
+            <w:r>
+              <w:rPr>
+                <w:sz w:val="18"/>
+              </w:rPr>
+              <w:t xml:space="preserve">); los siete prefabs, sin un bloque añadido ni perdido; </w:t>
+            </w:r>
+            <w:r>
+              <w:rPr>
+                <w:rStyle w:val="CdigoenlneaOE3"/>
+                <w:sz w:val="18"/>
+              </w:rPr>
+              <w:t>suite2.ps1</w:t>
+            </w:r>
+            <w:r>
+              <w:rPr>
+                <w:sz w:val="18"/>
+              </w:rPr>
+              <w:t xml:space="preserve"> </w:t>
+            </w:r>
+            <w:r>
+              <w:rPr>
+                <w:sz w:val="18"/>
+              </w:rPr>
+              <w:t xml:space="preserve">en 25,9 min; la prueba que falla, </w:t>
+            </w:r>
+            <w:r>
+              <w:rPr>
+                <w:rStyle w:val="CdigoenlneaOE3"/>
+                <w:sz w:val="18"/>
+              </w:rPr>
+              <w:t>RiverLevel_RNF21_NingunaAnimacionDelNivel3TieneDestellos</w:t>
+            </w:r>
+            <w:r>
+              <w:rPr>
+                <w:sz w:val="18"/>
+              </w:rPr>
+              <w:t>, midió 0,056 frente al tope de 0,05 mientras los dos Editores competían por la CPU y sola pasa (1 de 1); ni su código ni su animación cambiaron</w:t>
+            </w:r>
+          </w:p>
+        </w:tc>
+      </w:tr>
     </w:tbl>
     <w:p>
       <w:pPr>
@@ -52651,44 +52982,160 @@
         <w:pStyle w:val="TextoOE3"/>
       </w:pPr>
       <w:r>
+        <w:t xml:space="preserve">Al cierre del 09/10/2026, por el peso del paquete (RNF-06), cinco props del Nivel 1 pasaron a importarse a 256 px (INC-146, </w:t>
+      </w:r>
+      <w:r>
+        <w:rPr>
+          <w:rStyle w:val="CdigoenlneaOE3"/>
+        </w:rPr>
+        <w:t>83fd986</w:t>
+      </w:r>
+      <w:r>
+        <w:t xml:space="preserve">, y su reimport, </w:t>
+      </w:r>
+      <w:r>
+        <w:rPr>
+          <w:rStyle w:val="CdigoenlneaOE3"/>
+        </w:rPr>
+        <w:t>4062ae3</w:t>
+      </w:r>
+      <w:r>
+        <w:t xml:space="preserve">). Su comprobación fue de alcance corto: las pruebas </w:t>
+      </w:r>
+      <w:r>
+        <w:rPr>
+          <w:rStyle w:val="CdigoenlneaOE3"/>
+        </w:rPr>
+        <w:t>ArtImport_</w:t>
+      </w:r>
+      <w:r>
+        <w:t xml:space="preserve"> pasaron 4 de 4 y las de PlayMode del grupo </w:t>
+      </w:r>
+      <w:r>
+        <w:rPr>
+          <w:rStyle w:val="CdigoenlneaOE3"/>
+        </w:rPr>
+        <w:t>Fire</w:t>
+      </w:r>
+      <w:r>
+        <w:t>, 76 de 76, y las capturas de la mecánica de la cueva y de dos secuencias del Nivel 1 no mostraron diferencia apreciable. No hubo corrida completa de la suite, y los builds de medida de ese día (499,3 MB antes y 420,6 MB después) no son un candidato: la carga y la memoria no se midieron en ellos.</w:t>
+      </w:r>
+    </w:p>
+    <w:p>
+      <w:pPr>
+        <w:pStyle w:val="TextoOE3"/>
+      </w:pPr>
+      <w:r>
+        <w:t>El 10/10/2026, con la entrega de expresiones de la colaboradora, la rama sumó las pruebas de INC-148 a INC-150 (Anexo F, Tabla F.6; Anexo E, Tabla E.5), todas escritas antes de que existiera el arte en los prefabs. En EditMode, la cara y el habla (</w:t>
+      </w:r>
+      <w:r>
+        <w:rPr>
+          <w:rStyle w:val="CdigoenlneaOE3"/>
+        </w:rPr>
+        <w:t>CharacterFaceSet_INC148_DormidoSinSusOjosUsaLosCerradosDelParpadeo</w:t>
+      </w:r>
+      <w:r>
+        <w:t xml:space="preserve">, </w:t>
+      </w:r>
+      <w:r>
+        <w:rPr>
+          <w:rStyle w:val="CdigoenlneaOE3"/>
+        </w:rPr>
         <w:lastRenderedPageBreak/>
-        <w:t xml:space="preserve">Al cierre del 09/10/2026, por el peso del paquete (RNF-06), cinco props del Nivel 1 pasaron a importarse a 256 px (INC-146, </w:t>
+        <w:t>MouthFlap_INC148_ConSoloLaBocaAbiertaAlternaAbiertaYCerrada</w:t>
+      </w:r>
+      <w:r>
+        <w:t>), la decisión de la tarjeta (</w:t>
       </w:r>
       <w:r>
         <w:rPr>
           <w:rStyle w:val="CdigoenlneaOE3"/>
         </w:rPr>
-        <w:t>83fd986</w:t>
-      </w:r>
-      <w:r>
-        <w:t xml:space="preserve">, y su reimport, </w:t>
+        <w:t>PortraitLook_INC148_*</w:t>
+      </w:r>
+      <w:r>
+        <w:t>), la expresión de la línea (</w:t>
       </w:r>
       <w:r>
         <w:rPr>
           <w:rStyle w:val="CdigoenlneaOE3"/>
         </w:rPr>
-        <w:t>4062ae3</w:t>
-      </w:r>
-      <w:r>
-        <w:t xml:space="preserve">). Su comprobación fue de alcance corto: las pruebas </w:t>
+        <w:t>ActorTimeline_INC148_LaEmocionDelRetratoEsLaDelGuionYSiNoLaDeSuAccion</w:t>
+      </w:r>
+      <w:r>
+        <w:t>), los siete prefabs (</w:t>
       </w:r>
       <w:r>
         <w:rPr>
           <w:rStyle w:val="CdigoenlneaOE3"/>
         </w:rPr>
-        <w:t>ArtImport_</w:t>
-      </w:r>
-      <w:r>
-        <w:t xml:space="preserve"> pasaron 4 de 4 y las de PlayMode del grupo </w:t>
+        <w:t>CharacterRig_INC148_CadaPersonajeTieneRetratoAnimadoConLaCaraDentro</w:t>
+      </w:r>
+      <w:r>
+        <w:t>, que pasa desde que la ronda del Editor escribió los campos nuevos), cinco pruebas de datos de las dieciocho secuencias (</w:t>
       </w:r>
       <w:r>
         <w:rPr>
           <w:rStyle w:val="CdigoenlneaOE3"/>
         </w:rPr>
-        <w:t>Fire</w:t>
-      </w:r>
-      <w:r>
-        <w:t>, 76 de 76, y las capturas de la mecánica de la cueva y de dos secuencias del Nivel 1 no mostraron diferencia apreciable. No hubo corrida completa de la suite, y los builds de medida de ese día (499,3 MB antes y 420,6 MB después) no son un candidato: la carga y la memoria no se midieron en ellos.</w:t>
+        <w:t>NarrativeSequence_INC148_</w:t>
+      </w:r>
+      <w:r>
+        <w:rPr>
+          <w:rStyle w:val="CdigoenlneaOE3"/>
+        </w:rPr>
+        <w:t>*</w:t>
+      </w:r>
+      <w:r>
+        <w:t>, con casos anclados al texto del guion), el efecto espejo (</w:t>
+      </w:r>
+      <w:r>
+        <w:rPr>
+          <w:rStyle w:val="CdigoenlneaOE3"/>
+        </w:rPr>
+        <w:t>NarrativeSequence_INC150_QuienTrabajaJuntoAlFuegoLoMira</w:t>
+      </w:r>
+      <w:r>
+        <w:t>, que antes de la corrección fallaba en 17 instancias de línea) y la importación a 256 px (</w:t>
+      </w:r>
+      <w:r>
+        <w:rPr>
+          <w:rStyle w:val="CdigoenlneaOE3"/>
+        </w:rPr>
+        <w:t>ArtImport_RNF06_LasCarasYLosRetratosDeLosPersonajesSeImportanA256SinComprimir</w:t>
+      </w:r>
+      <w:r>
+        <w:t xml:space="preserve">). En PlayMode, </w:t>
+      </w:r>
+      <w:r>
+        <w:rPr>
+          <w:rStyle w:val="CdigoenlneaOE3"/>
+        </w:rPr>
+        <w:t>NarrativeScene_INC148_ElRetratoTieneLaCaraLaEmocionYLaBocaDeQuienHabla</w:t>
+      </w:r>
+      <w:r>
+        <w:t>. La ronda del Editor (</w:t>
+      </w:r>
+      <w:r>
+        <w:rPr>
+          <w:rStyle w:val="CdigoenlneaOE3"/>
+        </w:rPr>
+        <w:t>23d7e8c</w:t>
+      </w:r>
+      <w:r>
+        <w:t>) y la suite completa dieron 748 de 749 pruebas de EditMode, con una omitida, y 417 de 418 de PlayMode; la que f</w:t>
+      </w:r>
+      <w:r>
+        <w:t xml:space="preserve">alla depende del tiempo de cuadro y no es una regresión (Tabla 9.6). Ninguna corrida del 10/10/2026 se hizo sobre un ejecutable candidato, así que las Tablas 9.1 a 9.5 no cambian. El peso del arte nuevo sí se midió sobre un build de </w:t>
+      </w:r>
+      <w:r>
+        <w:rPr>
+          <w:rStyle w:val="CdigoenlneaOE3"/>
+        </w:rPr>
+        <w:t>8602c79</w:t>
+      </w:r>
+      <w:r>
+        <w:t>, 426,6 MB frente al tope de 500 MB de RNF-06; la carga y la memoria se miden en el próximo candidato del OE4.</w:t>
       </w:r>
     </w:p>
     <w:p>
@@ -52700,7 +53147,7 @@
       <w:pPr>
         <w:pStyle w:val="Ttulo1"/>
       </w:pPr>
-      <w:bookmarkStart w:id="50" w:name="_Toc242441369"/>
+      <w:bookmarkStart w:id="50" w:name="_Toc242544877"/>
       <w:r>
         <w:lastRenderedPageBreak/>
         <w:t>10. LIMITACIONES Y TRABAJO PENDIENTE</w:t>
@@ -52722,7 +53169,7 @@
       <w:pPr>
         <w:pStyle w:val="Ttulo2"/>
       </w:pPr>
-      <w:bookmarkStart w:id="51" w:name="_Toc242441370"/>
+      <w:bookmarkStart w:id="51" w:name="_Toc242544878"/>
       <w:r>
         <w:t>10.1 Consistencia documental y puntos abiertos</w:t>
       </w:r>
@@ -52775,7 +53222,10 @@
         <w:t>Tabla 10.1.</w:t>
       </w:r>
       <w:r>
-        <w:t xml:space="preserve"> Puntos abiertos al corte y quién los cierra.</w:t>
+        <w:t xml:space="preserve"> </w:t>
+      </w:r>
+      <w:r>
+        <w:t>Puntos abiertos al corte y quién los cierra.</w:t>
       </w:r>
     </w:p>
     <w:tbl>
@@ -53494,7 +53944,7 @@
               <w:rPr>
                 <w:sz w:val="18"/>
               </w:rPr>
-              <w:t>Arte final de las tres formas de Algoritm; demás expresiones y bocas del habla; perfiles, retrato animado y emociones de las narrativas</w:t>
+              <w:t>La alegría y el sueño de los cinco personajes y una neutra nueva de la Niña y del Niño</w:t>
             </w:r>
           </w:p>
         </w:tc>
@@ -53515,7 +53965,7 @@
               <w:rPr>
                 <w:sz w:val="18"/>
               </w:rPr>
-              <w:t>Santiago Benavides Rey</w:t>
+              <w:t>Sofía Valentina Giraldo Segovia, por pedido de Santiago Benavides Rey</w:t>
             </w:r>
           </w:p>
         </w:tc>
@@ -53526,21 +53976,21 @@
         <w:pStyle w:val="PrimerprrafoOE3"/>
       </w:pPr>
       <w:r>
-        <w:t xml:space="preserve">Los trece guiones de la hoja de verificaciones manuales del OE4, H1 a H13, traen cada uno precondición, pasos, qué observar y la plantilla de resultados que se devuelve. Los que cita la Tabla 10.1 cierran casillas de los tableros. Los otros siete son comprobaciones de vista, de oído y de mano sin casilla propia: la revisión independiente de las correcciones del Nivel 3 </w:t>
+        <w:t xml:space="preserve">Los trece guiones de la hoja de verificaciones manuales del OE4, H1 a H13, traen cada uno precondición, pasos, qué observar y la plantilla de resultados que se devuelve. Los que cita la Tabla 10.1 cierran casillas de los tableros. Los otros siete son comprobaciones de vista, de oído y de mano sin casilla propia: la revisión independiente de las correcciones del Nivel 3 pidió escuchar la escena final y el hundimiento (H6 y H7, apartado 10.3), mirar el cruce 3.3 </w:t>
       </w:r>
       <w:r>
         <w:lastRenderedPageBreak/>
-        <w:t>pidió escuchar la escena final y el hundimiento (H6 y H7, apartado 10.3), mirar el cruce 3.3 leído deprisa (H9), jugar la recolección con el plano abierto (H10) y probar la balsa con la base completa y bien puesta (H11); el H12 marca, pieza por pieza, lo que debe sonar en cada nivel (casos PF-SON-01 a PF-SON-03), y el H13 comprueba con la mano lo que el arnés no ve: si se pierde el primer clic tras cargar una escena sin mover el puntero, como pasó en una sesión del arnés, y las observaciones del laberinto y</w:t>
-      </w:r>
-      <w:r>
-        <w:t xml:space="preserve"> del informe docente del apartado 10.4. Las seis primeras filas de la tabla corresponden a las ocho casillas que siguen abiertas en los tableros de los cuatro incrementos: PG-05 ocupa tres, dos en el del Nivel 2 y una en el del Nivel 3, y cada una de las otras cinco filas, una. Por decisión del acta D10 (30/09/2026) esas casillas se marcan cuando Santiago Benavides Rey entregue los resultados y no pasan a trabajos futuros.</w:t>
+        <w:t>leído deprisa (H9), jugar la recolección con el plano abierto (H10) y probar la balsa con la base completa y bien puesta (H11); el H12 marca, pieza por pieza, lo que debe sonar en cada nivel (casos PF-SON-01 a PF-SON-03), y el H13 comprueba con la mano lo que el arnés no ve: si se pierde el primer clic tras cargar una escena sin mover el puntero, como pasó en una sesión del arnés, y las observaciones del laberinto y del informe docente del apartado 10.4. Las seis primeras filas de la tabla corresponden a la</w:t>
+      </w:r>
+      <w:r>
+        <w:t>s ocho casillas que siguen abiertas en los tableros de los cuatro incrementos: PG-05 ocupa tres, dos en el del Nivel 2 y una en el del Nivel 3, y cada una de las otras cinco filas, una. Por decisión del acta D10 (30/09/2026) esas casillas se marcan cuando Santiago Benavides Rey entregue los resultados y no pasan a trabajos futuros.</w:t>
       </w:r>
     </w:p>
     <w:p>
       <w:pPr>
         <w:pStyle w:val="Ttulo2"/>
       </w:pPr>
-      <w:bookmarkStart w:id="52" w:name="_Toc242441371"/>
+      <w:bookmarkStart w:id="52" w:name="_Toc242544879"/>
       <w:r>
         <w:t>10.2 Verificaciones que dependen de otro equipo</w:t>
       </w:r>
@@ -53643,20 +54093,20 @@
         <w:t>PlayerSettingsTest</w:t>
       </w:r>
       <w:r>
-        <w:t xml:space="preserve">. Como la compilación toma los ajustes que el Editor </w:t>
+        <w:t xml:space="preserve">. Como la compilación toma los ajustes que el Editor tiene en memoria, desde el ejecutable del corte </w:t>
+      </w:r>
+      <w:r>
+        <w:rPr>
+          <w:rStyle w:val="CdigoenlneaOE3"/>
+        </w:rPr>
+        <w:t>UnityServicesOff</w:t>
+      </w:r>
+      <w:r>
+        <w:t xml:space="preserve"> apaga los servicios de Unity </w:t>
       </w:r>
       <w:r>
         <w:lastRenderedPageBreak/>
-        <w:t xml:space="preserve">tiene en memoria, desde el ejecutable del corte </w:t>
-      </w:r>
-      <w:r>
-        <w:rPr>
-          <w:rStyle w:val="CdigoenlneaOE3"/>
-        </w:rPr>
-        <w:t>UnityServicesOff</w:t>
-      </w:r>
-      <w:r>
-        <w:t xml:space="preserve"> apaga los servicios de Unity antes de compilar y hace fallar la compilación si el juego compilado nombra sus servidores (apartado 3.6). Por la decisión D3 el manifiesto conserva los paquetes del Editor. Qué bibliotecas suyas viajan en la carpeta entregable lo detallan los apartados 8.1 y 10.4, y el registro de red de las sesiones (apartado 8.3) es la evidencia sobre el tráf</w:t>
+        <w:t>antes de compilar y hace fallar la compilación si el juego compilado nombra sus servidores (apartado 3.6). Por la decisión D3 el manifiesto conserva los paquetes del Editor. Qué bibliotecas suyas viajan en la carpeta entregable lo detallan los apartados 8.1 y 10.4, y el registro de red de las sesiones (apartado 8.3) es la evidencia sobre el tráf</w:t>
       </w:r>
       <w:r>
         <w:t>ico que generan.</w:t>
@@ -53666,7 +54116,7 @@
       <w:pPr>
         <w:pStyle w:val="Ttulo2"/>
       </w:pPr>
-      <w:bookmarkStart w:id="53" w:name="_Toc242441372"/>
+      <w:bookmarkStart w:id="53" w:name="_Toc242544880"/>
       <w:r>
         <w:t>10.3 Sonido y arte por incorporar</w:t>
       </w:r>
@@ -53827,21 +54277,18 @@
         <w:t>amb_n1_cueva_fuego</w:t>
       </w:r>
       <w:r>
-        <w:t xml:space="preserve"> suena a fogata al aire libre en la escena final y no a cueva (guion H6), y si el hundimiento suena descriptivo y no punitivo, también cuando dos pruebas seguidas encadenan dos salpicaduras (guion H7). Durante el recorrido cronometrado marca además, pieza por pieza, si cada una de las 18 que se usan suena en su momento y si los fallos que la dirección de sonido quiere en silencio siguen mudos (guion H12). La segunda pasada </w:t>
-      </w:r>
+        <w:t xml:space="preserve"> suena a fogata al aire libre en la escena final y no a cueva (guion H6), y si el hundimiento suena descriptivo y no punitivo, también cuando dos pruebas seguidas encadenan dos salpicaduras (guion H7). Durante el recorrido cronometrado marca además, pieza por pieza, si cada una de las 18 que se usan suena en su momento y si los fallos que la dirección de sonido quiere en silencio siguen mudos (guion H12). La segunda pasada sobre el ejecutable del corte se hizo con el sonido silenciado, así</w:t>
+      </w:r>
+      <w:r>
+        <w:t xml:space="preserve"> que esa escucha no está adelantada.</w:t>
+      </w:r>
+    </w:p>
+    <w:p>
+      <w:pPr>
+        <w:pStyle w:val="PrimerprrafoOE3"/>
+      </w:pPr>
       <w:r>
         <w:lastRenderedPageBreak/>
-        <w:t>sobre el ejecutable del corte se hizo con el sonido silenciado, así</w:t>
-      </w:r>
-      <w:r>
-        <w:t xml:space="preserve"> que esa escucha no está adelantada.</w:t>
-      </w:r>
-    </w:p>
-    <w:p>
-      <w:pPr>
-        <w:pStyle w:val="PrimerprrafoOE3"/>
-      </w:pPr>
-      <w:r>
         <w:t xml:space="preserve">En el arte, </w:t>
       </w:r>
       <w:r>
@@ -53874,10 +54321,19 @@
         </w:numPr>
       </w:pPr>
       <w:r>
-        <w:t>Falta la cara del diseño final de Algoritm. Desde el 09/10/2026 se dibuja en siete piezas por forma, con la pierna entera y sin rodilla (INC-136), pero lleva los ojos y la boca del sprite anterior, sin parpadeo ni habla, hasta que el artista entregue los suyos; sin cara, el disco de madera del Nivel 2 puede leerse como un objeto. Los dos defectos menores del corte provisional, las rótulas más oscuras unos 0,3 s en los fundidos y el talón claro de unos 12 px en el hombro girado, se esperaba que desapareciera</w:t>
-      </w:r>
-      <w:r>
-        <w:t>n sin la rodilla; en las capturas de la ronda 2 del Editor (09/10/2026) los anillos ya no se ven, y el talón del hombro no se ve en reposo y sigue sin comprobarse. Papá, Mamá, la Niña y el Niño tienen desde el 06/10/2026 sus piezas finales frontales y la expresión neutra colocada por registro (</w:t>
+        <w:t xml:space="preserve">Del arte final faltan la alegría y el sueño de los cinco personajes. La entrega del 10/10/2026 trajo la neutra, la concentración, la preocupación, la sorpresa, una boca de hablar y los ojos cerrados de frente, y la cara final de Algoritm, compartida por sus tres formas (INC-148, Anexo F, apartado 2.14); los dos pendientes que figuraban aquí, la cara de Algoritm y los ojos cerrados de frente de la familia, quedaron cerrados ese día. Mientras la alegría no llegue, los momentos alegres se marcan </w:t>
+      </w:r>
+      <w:r>
+        <w:rPr>
+          <w:rStyle w:val="CdigoenlneaOE3"/>
+        </w:rPr>
+        <w:t>Happy</w:t>
+      </w:r>
+      <w:r>
+        <w:t xml:space="preserve"> en los datos y se ven con la cara neutra, y el sueño se ve con los ojos cerrados. Con una sola boca de hablar, la boca alterna abierta y cerrada; si llegan las bocas E y U, el ciclo vuelve a ser A, E, U y cerrada sin tocar código. La neutra de frente de la Niña tiene el iris naranja y un rubor que sus otras cinco expresiones no tienen, y las cejas del Niño difieren un poco: conviene pedir una neutra nueva de los dos. Los dos defectos menores del corte provisional de Algoritm, las rótulas más oscuras u</w:t>
+      </w:r>
+      <w:r>
+        <w:t>nos 0,3 s en los fundidos y el talón claro de unos 12 px en el hombro girado, se esperaba que desaparecieran sin la rodilla; en las capturas de la ronda 2 del Editor (09/10/2026) los anillos ya no se ven, y el talón del hombro no se ve en reposo y sigue sin comprobarse. Papá, Mamá, la Niña y el Niño tienen desde el 06/10/2026 sus piezas finales frontales y la expresión neutra colocada por registro (</w:t>
       </w:r>
       <w:r>
         <w:rPr>
@@ -53898,7 +54354,16 @@
         </w:numPr>
       </w:pPr>
       <w:r>
-        <w:t>Las demás expresiones y las bocas del habla de la familia no se han incorporado: cada personaje muestra hoy ojos neutros y boca cerrada, y la cara de reserva cubre las otras emociones. El frente de la familia tampoco parpadea: la entrega trae los ojos cerrados solo de perfil (INC-135), y los de frente están pedidos al artista.</w:t>
+        <w:t xml:space="preserve">El guion y el trabajo de grado radicados siguen describiendo el diseño anterior de Algoritm, un retrato neutro fijo en el cuadro de diálogo y la cara provisional del guía. No se editan sin la autorización de Santiago Benavides Rey; los pares de texto viejo y nuevo están preparados en </w:t>
+      </w:r>
+      <w:r>
+        <w:rPr>
+          <w:rStyle w:val="CdigoenlneaOE3"/>
+        </w:rPr>
+        <w:t>claudeDocs/entregables/tools/pares/</w:t>
+      </w:r>
+      <w:r>
+        <w:t>.</w:t>
       </w:r>
     </w:p>
     <w:p>
@@ -53949,6 +54414,7 @@
         </w:numPr>
       </w:pPr>
       <w:r>
+        <w:lastRenderedPageBreak/>
         <w:t xml:space="preserve">El perfil de la familia dejó de ser un pendiente el 09/10/2026 (INC-134, Anexo F, apartado 2.13), y su ronda 2 del Editor, con la suite completa y las capturas en </w:t>
       </w:r>
       <w:r>
@@ -53967,29 +54433,28 @@
         <w:t>f20b271</w:t>
       </w:r>
       <w:r>
-        <w:t xml:space="preserve">); el peso del arte nuevo se midió en un ejecutable ese día, 499,3 MB y, con INC-146, </w:t>
-      </w:r>
-      <w:r>
-        <w:lastRenderedPageBreak/>
-        <w:t xml:space="preserve">420,6 MB (Anexo F, apartado 2.13), y la medida de la carga y de la memoria sigue pendiente. El retrato animado del cuadro de diálogo y las emociones de las narrativas siguen sin ejecutar: </w:t>
+        <w:t>); el peso del arte nuevo se midió en un ejecutable ese día, 499,3 MB y, con INC-146, 420,6 MB (Anexo F, apartado 2.13), y la medida de la carga y de la memoria sigue pendiente. El retrato animado del cuadro de diálogo y las emociones de las narrativas se ejecutaron el 10/10/2026 (INC-148): cada línea de los 18 assets narrativos lleva la expresión del guion, y la ronda del Editor de esa entrega (</w:t>
       </w:r>
       <w:r>
         <w:rPr>
           <w:rStyle w:val="CdigoenlneaOE3"/>
         </w:rPr>
-        <w:t>SetsEmotion</w:t>
-      </w:r>
-      <w:r>
-        <w:t xml:space="preserve"> vale </w:t>
+        <w:t>23d7e8c</w:t>
+      </w:r>
+      <w:r>
+        <w:t xml:space="preserve">) consta en la Tabla 9.6. </w:t>
+      </w:r>
+      <w:r>
+        <w:t xml:space="preserve">El peso del arte nuevo se volvió a medir ese día en un build de </w:t>
       </w:r>
       <w:r>
         <w:rPr>
           <w:rStyle w:val="CdigoenlneaOE3"/>
         </w:rPr>
-        <w:t>false</w:t>
-      </w:r>
-      <w:r>
-        <w:t xml:space="preserve"> y los 18 assets narrativos no declaran ninguna emoción (Anexo F).</w:t>
+        <w:t>8602c79</w:t>
+      </w:r>
+      <w:r>
+        <w:t>, 426,6 MB, con 73,4 MB de margen frente al tope de 500 MB de RNF-06.</w:t>
       </w:r>
     </w:p>
     <w:p>
@@ -54026,7 +54491,7 @@
       <w:pPr>
         <w:pStyle w:val="Ttulo2"/>
       </w:pPr>
-      <w:bookmarkStart w:id="54" w:name="_Toc242441373"/>
+      <w:bookmarkStart w:id="54" w:name="_Toc242544881"/>
       <w:r>
         <w:t>10.4 Deuda técnica menor conocida</w:t>
       </w:r>
@@ -54142,7 +54607,11 @@
         <w:t>, también tras borrar (RNF-11). Ninguno de los dos cierres for</w:t>
       </w:r>
       <w:r>
-        <w:t xml:space="preserve">zados del instante del guardado alcanzó esa ventana: uno se hizo entre la escritura del temporal y el reemplazo, y el otro justo después del reemplazo (apartado 9.5). El arreglo mínimo es que, al listar o cargar los perfiles, si falta </w:t>
+        <w:t xml:space="preserve">zados del instante del guardado alcanzó esa ventana: uno se hizo entre la escritura del temporal y el reemplazo, y el otro justo después del reemplazo (apartado 9.5). El </w:t>
+      </w:r>
+      <w:r>
+        <w:lastRenderedPageBreak/>
+        <w:t xml:space="preserve">arreglo mínimo es que, al listar o cargar los perfiles, si falta </w:t>
       </w:r>
       <w:r>
         <w:rPr>
@@ -54160,10 +54629,7 @@
         <w:t>&lt;perfil&gt;.json.tmp</w:t>
       </w:r>
       <w:r>
-        <w:t xml:space="preserve"> </w:t>
-      </w:r>
-      <w:r>
-        <w:t>se lee bien, el juego lo ponga en su sitio, con su prueba vista primero en rojo.</w:t>
+        <w:t xml:space="preserve"> se lee bien, el juego lo ponga en su sitio, con su prueba vista primero en rojo.</w:t>
       </w:r>
     </w:p>
     <w:p>
@@ -54175,14 +54641,10 @@
         </w:numPr>
       </w:pPr>
       <w:r>
-        <w:t xml:space="preserve">En el laberinto, bajar un bloque una sola posición, soltándolo en la mitad de abajo del que subió a su sitio, no hace nada, y hay que soltarlo más abajo; se corrige reconociendo el clic sin mover por la distancia recorrida y no por el hueco de origen. </w:t>
-      </w:r>
-      <w:r>
-        <w:lastRenderedPageBreak/>
-        <w:t>Un doble clic en la papelera retira dos bloques, porque la papelera de la fila siguiente queda bajo el cursor; es aceptable porque editar no cuesta (CP-02), y si se quiere se evita ignorando un segundo clic que llegue antes de unos 0,3 s. Tras una ejecución fallida la lista queda en la posición que deja ver el bloque donde se detuvo, que ya no es la de antes de ejecutar, así que su papelera cambia de sitio y un primer clic hecho de memoria cae fuera, sin efecto; se corrige volviendo a la posición anterior a</w:t>
-      </w:r>
-      <w:r>
-        <w:t xml:space="preserve"> «Ejecutar» cuando ese bloque cabe en ella. Los dos últimos puntos los comprueba Santiago Benavides Rey con la mano (guion H13).</w:t>
+        <w:t>En el laberinto, bajar un bloque una sola posición, soltándolo en la mitad de abajo del que subió a su sitio, no hace nada, y hay que soltarlo más abajo; se corrige reconociendo el clic sin mover por la distancia recorrida y no por el hueco de origen. Un doble clic en la papelera retira dos bloques, porque la papelera de la fila siguiente queda bajo el cursor; es aceptable porque editar no cuesta (CP-02), y si se quiere se evita ignorando un segundo clic que llegue antes de unos 0,3 s. Tras una ejecución fa</w:t>
+      </w:r>
+      <w:r>
+        <w:t>llida la lista queda en la posición que deja ver el bloque donde se detuvo, que ya no es la de antes de ejecutar, así que su papelera cambia de sitio y un primer clic hecho de memoria cae fuera, sin efecto; se corrige volviendo a la posición anterior a «Ejecutar» cuando ese bloque cabe en ella. Los dos últimos puntos los comprueba Santiago Benavides Rey con la mano (guion H13).</w:t>
       </w:r>
     </w:p>
     <w:p>
@@ -54278,6 +54740,7 @@
         <w:rPr>
           <w:rStyle w:val="CdigoenlneaOE3"/>
         </w:rPr>
+        <w:lastRenderedPageBreak/>
         <w:t>ForestScene_RF22</w:t>
       </w:r>
       <w:r>
@@ -54302,11 +54765,7 @@
         </w:numPr>
       </w:pPr>
       <w:r>
-        <w:t xml:space="preserve">Las pruebas de disposición que dependen de la vista de juego fallan cuando la suite corre por línea de comandos, porque esa vista se abre a 640 × 480, y pasan con el </w:t>
-      </w:r>
-      <w:r>
-        <w:lastRenderedPageBreak/>
-        <w:t xml:space="preserve">Editor abierto a 1920 × 1080; en la corrida por lotes que acompañó a </w:t>
+        <w:t xml:space="preserve">Las pruebas de disposición que dependen de la vista de juego fallan cuando la suite corre por línea de comandos, porque esa vista se abre a 640 × 480, y pasan con el Editor abierto a 1920 × 1080; en la corrida por lotes que acompañó a </w:t>
       </w:r>
       <w:r>
         <w:rPr>
@@ -54420,10 +54879,11 @@
         </w:numPr>
       </w:pPr>
       <w:r>
-        <w:t>En el Nivel 1, «Pista» y la pausa siguen activas durante el encendido, y «Pista» repite entonces la instrucción de soplar. Al soplar, los rótulos «Fuerza del golpe», «Fuerte» y «Suave» no se atenúan con los deslizantes, porque no dependen de ellos; se atenúan poniéndolos bajo el mismo grupo de media opacidad. Un rayo efectivo casi horizontal, en el borde de su abanico de direcciones, se dibuja sobre el sílex antes de llegar a las hojas; se corrige estrechando el abanico o dibujando el rayo bajo las piedras.</w:t>
-      </w:r>
-      <w:r>
-        <w:t xml:space="preserve"> A 16:9 quedan unos 15 píxeles entre la llama y el humo de la corona, que se calibran con </w:t>
+        <w:t xml:space="preserve">En el Nivel 1, «Pista» y la pausa siguen activas durante el encendido, y «Pista» repite entonces la instrucción de soplar. Al soplar, los rótulos «Fuerza del golpe», «Fuerte» y «Suave» no se atenúan con los deslizantes, porque no dependen de ellos; se atenúan poniéndolos bajo el mismo grupo de media opacidad. Un rayo efectivo casi horizontal, en el borde de su abanico de direcciones, se dibuja sobre el sílex antes de llegar a las </w:t>
+      </w:r>
+      <w:r>
+        <w:lastRenderedPageBreak/>
+        <w:t xml:space="preserve">hojas; se corrige estrechando el abanico o dibujando el rayo bajo las piedras. A 16:9 quedan unos 15 píxeles entre la llama y el humo de la corona, que se calibran con </w:t>
       </w:r>
       <w:r>
         <w:rPr>
@@ -54471,7 +54931,6 @@
         </w:numPr>
       </w:pPr>
       <w:r>
-        <w:lastRenderedPageBreak/>
         <w:t xml:space="preserve">Hay nombres, comentarios y recursos sin uso: </w:t>
       </w:r>
       <w:r>
@@ -54596,7 +55055,7 @@
       <w:pPr>
         <w:pStyle w:val="Ttulo2"/>
       </w:pPr>
-      <w:bookmarkStart w:id="55" w:name="_Toc242441374"/>
+      <w:bookmarkStart w:id="55" w:name="_Toc242544882"/>
       <w:r>
         <w:t>10.5 Lo que pasa al objetivo específico 4</w:t>
       </w:r>
@@ -54639,7 +55098,11 @@
         <w:t xml:space="preserve">Las dos primeras pasadas de ese catálogo, la segunda sobre el ejecutable del corte, dejan 103 casos con veredicto: 89 superados, 13 a medio ejecutar, 1 que no se pudo ejecutar y ninguno fallido, porque los que fallaron en el primer candidato se repitieron sobre el del corte y pasaron. Los 24 restantes siguen sin ejecutar: seis de verificación manual (el segundo equipo, la red apagada, el equipo sin tarjeta gráfica dedicada y el sonido de cada nivel), nueve comprobaciones sobre el código, el contenido y los </w:t>
       </w:r>
       <w:r>
-        <w:t>documentos, y nueve de pantallas y mensajes que ninguna de las dos pasadas cubrió (el reinicio y la vuelta al menú desde la pausa, la omisión de la escena 3.2 al repetir, los rótulos de las pantallas de flujo, el formulario de perfil, el menú de niveles, la inmediatez de los mensajes y la luz por escalones del Nivel 1). El recorrido cronometrado completa uno de los 13 a medio ejecutar. Quedan para esa fase:</w:t>
+        <w:t xml:space="preserve">documentos, y nueve de pantallas y mensajes que ninguna de las dos pasadas cubrió (el reinicio y la vuelta al menú desde la pausa, la omisión de la escena 3.2 al repetir, los rótulos de las pantallas de flujo, el formulario de perfil, el menú de niveles, la inmediatez de los mensajes y la luz por escalones del Nivel </w:t>
+      </w:r>
+      <w:r>
+        <w:lastRenderedPageBreak/>
+        <w:t>1). El recorrido cronometrado completa uno de los 13 a medio ejecutar. Quedan para esa fase:</w:t>
       </w:r>
     </w:p>
     <w:p>
@@ -54675,7 +55138,6 @@
         </w:numPr>
       </w:pPr>
       <w:r>
-        <w:lastRenderedPageBreak/>
         <w:t>El recorrido completo cronometrado, de 20 a 40 minutos (guion H8); los tres recorridos automatizados sobre el ejecutable solo pueden establecer que transcurren sin incidencias.</w:t>
       </w:r>
     </w:p>
@@ -54720,7 +55182,7 @@
       <w:pPr>
         <w:pStyle w:val="Ttulo1"/>
       </w:pPr>
-      <w:bookmarkStart w:id="56" w:name="_Toc242441375"/>
+      <w:bookmarkStart w:id="56" w:name="_Toc242544883"/>
       <w:r>
         <w:lastRenderedPageBreak/>
         <w:t>11. CONCLUSIONES</w:t>
@@ -54825,10 +55287,10 @@
       </w:r>
       <w:r>
         <w:lastRenderedPageBreak/>
-        <w:t>seis expresiones, extremidades en dos tramos y el orden de dibujo de brazos y antebrazos; el juego ya lo aplica en los siete prefabs, la familia tiene sus piezas finales y su cara neutra, y Algoritm conserva el arte provisional, recortado desde el 08/10/2026 en nueve piezas por forma (apartado 10.3). La arquitectura conservó la combinación de máquina de estados, gestor de</w:t>
-      </w:r>
-      <w:r>
-        <w:t xml:space="preserve"> escenas y capas de OE2, con la lógica en C# plano que se prueba sin escenas, las narrativas leídas de un asset en lugar de cinemáticas y los perfiles guardados junto al ejecutable, para que portable signifique también sin residuos (apartado 3.1).</w:t>
+        <w:t>seis expresiones, extremidades en dos tramos y el orden de dibujo de brazos y antebrazos; el juego ya lo aplica en los siete prefabs, la familia tiene sus piezas finales y su cara neutra, y Algoritm tiene desde el 09/10/2026 su diseño final de siete piezas por forma (INC-136) y, desde el 10/10/2026, su cara final; ese día cada línea de las dieciocho secuencias pasó a deci</w:t>
+      </w:r>
+      <w:r>
+        <w:t>rse con la expresión del guion y el retrato del cuadro de diálogo, a ser una cara animada (INC-148 a INC-150; apartado 10.3). La arquitectura conservó la combinación de máquina de estados, gestor de escenas y capas de OE2, con la lógica en C# plano que se prueba sin escenas, las narrativas leídas de un asset en lugar de cinemáticas y los perfiles guardados junto al ejecutable, para que portable signifique también sin residuos (apartado 3.1).</w:t>
       </w:r>
     </w:p>
     <w:p>
@@ -54857,7 +55319,7 @@
       <w:pPr>
         <w:pStyle w:val="Ttulo1"/>
       </w:pPr>
-      <w:bookmarkStart w:id="57" w:name="_Toc242441376"/>
+      <w:bookmarkStart w:id="57" w:name="_Toc242544884"/>
       <w:r>
         <w:lastRenderedPageBreak/>
         <w:t>12. CONTROL DE CAMBIOS</w:t>
@@ -56212,6 +56674,194 @@
                 <w:sz w:val="18"/>
               </w:rPr>
               <w:t>); sin figuras nuevas aparte de esa y sin modificar las Tablas 1.2, 2.2, 4.12, 8.1, 8.2, 8.3 ni 9.1 a 9.5 ni el Anexo A</w:t>
+            </w:r>
+          </w:p>
+        </w:tc>
+        <w:tc>
+          <w:tcPr>
+            <w:tcW w:w="845" w:type="pct"/>
+            <w:shd w:val="clear" w:color="auto" w:fill="auto"/>
+          </w:tcPr>
+          <w:p>
+            <w:pPr>
+              <w:pStyle w:val="CompactoOE3"/>
+              <w:spacing w:after="0"/>
+              <w:rPr>
+                <w:sz w:val="18"/>
+              </w:rPr>
+            </w:pPr>
+            <w:r>
+              <w:rPr>
+                <w:sz w:val="18"/>
+              </w:rPr>
+              <w:t>Santiago Benavides Rey</w:t>
+            </w:r>
+          </w:p>
+        </w:tc>
+      </w:tr>
+      <w:tr>
+        <w:tc>
+          <w:tcPr>
+            <w:tcW w:w="711" w:type="pct"/>
+            <w:shd w:val="clear" w:color="auto" w:fill="auto"/>
+          </w:tcPr>
+          <w:p>
+            <w:pPr>
+              <w:pStyle w:val="CompactoOE3"/>
+              <w:spacing w:after="0"/>
+              <w:rPr>
+                <w:sz w:val="18"/>
+              </w:rPr>
+            </w:pPr>
+            <w:r>
+              <w:rPr>
+                <w:sz w:val="18"/>
+              </w:rPr>
+              <w:t>10/10/2026</w:t>
+            </w:r>
+          </w:p>
+        </w:tc>
+        <w:tc>
+          <w:tcPr>
+            <w:tcW w:w="3444" w:type="pct"/>
+            <w:shd w:val="clear" w:color="auto" w:fill="auto"/>
+          </w:tcPr>
+          <w:p>
+            <w:pPr>
+              <w:pStyle w:val="CompactoOE3"/>
+              <w:spacing w:after="0"/>
+              <w:rPr>
+                <w:sz w:val="18"/>
+              </w:rPr>
+            </w:pPr>
+            <w:r>
+              <w:rPr>
+                <w:sz w:val="18"/>
+              </w:rPr>
+              <w:t xml:space="preserve">Expresiones según el guion, tarjeta del diálogo animada, caras y retratos a 256 px y efecto espejo junto a la fogata (INC-148 a INC-150, revisión 24; </w:t>
+            </w:r>
+            <w:r>
+              <w:rPr>
+                <w:rStyle w:val="CdigoenlneaOE3"/>
+                <w:sz w:val="18"/>
+              </w:rPr>
+              <w:t>636467a</w:t>
+            </w:r>
+            <w:r>
+              <w:rPr>
+                <w:sz w:val="18"/>
+              </w:rPr>
+              <w:t xml:space="preserve">, </w:t>
+            </w:r>
+            <w:r>
+              <w:rPr>
+                <w:rStyle w:val="CdigoenlneaOE3"/>
+                <w:sz w:val="18"/>
+              </w:rPr>
+              <w:t>b163afd</w:t>
+            </w:r>
+            <w:r>
+              <w:rPr>
+                <w:sz w:val="18"/>
+              </w:rPr>
+              <w:t xml:space="preserve">, </w:t>
+            </w:r>
+            <w:r>
+              <w:rPr>
+                <w:rStyle w:val="CdigoenlneaOE3"/>
+                <w:sz w:val="18"/>
+              </w:rPr>
+              <w:t>ce92c0f</w:t>
+            </w:r>
+            <w:r>
+              <w:rPr>
+                <w:sz w:val="18"/>
+              </w:rPr>
+              <w:t xml:space="preserve">, </w:t>
+            </w:r>
+            <w:r>
+              <w:rPr>
+                <w:rStyle w:val="CdigoenlneaOE3"/>
+                <w:sz w:val="18"/>
+              </w:rPr>
+              <w:t>146f4f3</w:t>
+            </w:r>
+            <w:r>
+              <w:rPr>
+                <w:sz w:val="18"/>
+              </w:rPr>
+              <w:t xml:space="preserve"> y </w:t>
+            </w:r>
+            <w:r>
+              <w:rPr>
+                <w:rStyle w:val="CdigoenlneaOE3"/>
+                <w:sz w:val="18"/>
+              </w:rPr>
+              <w:t>cc938e9</w:t>
+            </w:r>
+            <w:r>
+              <w:rPr>
+                <w:sz w:val="18"/>
+              </w:rPr>
+              <w:t xml:space="preserve">; ronda del Editor en </w:t>
+            </w:r>
+            <w:r>
+              <w:rPr>
+                <w:rStyle w:val="CdigoenlneaOE3"/>
+                <w:sz w:val="18"/>
+              </w:rPr>
+              <w:t>23d7e8c</w:t>
+            </w:r>
+            <w:r>
+              <w:rPr>
+                <w:sz w:val="18"/>
+              </w:rPr>
+              <w:t xml:space="preserve">, con </w:t>
+            </w:r>
+            <w:r>
+              <w:rPr>
+                <w:rStyle w:val="CdigoenlneaOE3"/>
+                <w:sz w:val="18"/>
+              </w:rPr>
+              <w:t>292b108</w:t>
+            </w:r>
+            <w:r>
+              <w:rPr>
+                <w:sz w:val="18"/>
+              </w:rPr>
+              <w:t xml:space="preserve"> y </w:t>
+            </w:r>
+            <w:r>
+              <w:rPr>
+                <w:rStyle w:val="CdigoenlneaOE3"/>
+                <w:sz w:val="18"/>
+              </w:rPr>
+              <w:t>8602c79</w:t>
+            </w:r>
+            <w:r>
+              <w:rPr>
+                <w:sz w:val="18"/>
+              </w:rPr>
+              <w:t xml:space="preserve">): apartado 2.14 y Tabla F.16 del Anexo F, con filas nuevas en las Tablas F.5, F.6, F.8 y F.13; Anexo E (apartado 2.4 y Tablas E.4 y E.5) al día con la tercera excepción de importación; referencias a la cara de Algoritm, a los ojos cerrados de frente y al retrato fijo al día en los capítulos 1, 2, 5, 7, 9, 10 y 11; ronda del Editor en la fila </w:t>
+            </w:r>
+            <w:r>
+              <w:rPr>
+                <w:rStyle w:val="CdigoenlneaOE3"/>
+                <w:sz w:val="18"/>
+              </w:rPr>
+              <w:t>23d7e8c</w:t>
+            </w:r>
+            <w:r>
+              <w:rPr>
+                <w:sz w:val="18"/>
+              </w:rPr>
+              <w:t xml:space="preserve"> de la Tabla 9.6 (748 de 749 pruebas de EditMode y 417 de 418 de</w:t>
+            </w:r>
+            <w:r>
+              <w:rPr>
+                <w:sz w:val="18"/>
+              </w:rPr>
+              <w:t xml:space="preserve"> PlayMode) y build de 426,6 MB; sin figuras nuevas y sin modificar las Tablas 1.2, 2.2, 4.12, 8.1, 8.2, 8.3 ni 9.1 a 9.5 ni el Anexo A</w:t>
             </w:r>
           </w:p>
         </w:tc>
@@ -56437,7 +57087,7 @@
   <w:abstractNum w:abstractNumId="0" w15:restartNumberingAfterBreak="0">
     <w:nsid w:val="0000A990"/>
     <w:multiLevelType w:val="multilevel"/>
-    <w:tmpl w:val="D94AA4A4"/>
+    <w:tmpl w:val="2702ED1A"/>
     <w:lvl w:ilvl="0">
       <w:numFmt w:val="bullet"/>
       <w:lvlText w:val=" "/>
@@ -56514,7 +57164,7 @@
   <w:abstractNum w:abstractNumId="1" w15:restartNumberingAfterBreak="0">
     <w:nsid w:val="0000A991"/>
     <w:multiLevelType w:val="multilevel"/>
-    <w:tmpl w:val="AD0AE408"/>
+    <w:tmpl w:val="CBC4A514"/>
     <w:lvl w:ilvl="0">
       <w:numFmt w:val="bullet"/>
       <w:lvlText w:val=""/>
@@ -56814,64 +57464,64 @@
       </w:pPr>
     </w:lvl>
   </w:abstractNum>
-  <w:num w:numId="1" w16cid:durableId="1999765795">
+  <w:num w:numId="1" w16cid:durableId="1780491363">
     <w:abstractNumId w:val="2"/>
   </w:num>
-  <w:num w:numId="2" w16cid:durableId="1030648034">
+  <w:num w:numId="2" w16cid:durableId="404301378">
     <w:abstractNumId w:val="3"/>
     <w:lvlOverride w:ilvl="0">
       <w:startOverride w:val="1"/>
     </w:lvlOverride>
   </w:num>
-  <w:num w:numId="3" w16cid:durableId="1967733102">
+  <w:num w:numId="3" w16cid:durableId="1953856390">
     <w:abstractNumId w:val="0"/>
   </w:num>
-  <w:num w:numId="4" w16cid:durableId="92629002">
+  <w:num w:numId="4" w16cid:durableId="2090808070">
     <w:abstractNumId w:val="1"/>
   </w:num>
-  <w:num w:numId="5" w16cid:durableId="2055503622">
+  <w:num w:numId="5" w16cid:durableId="60174444">
     <w:abstractNumId w:val="1"/>
   </w:num>
-  <w:num w:numId="6" w16cid:durableId="159472119">
+  <w:num w:numId="6" w16cid:durableId="1155687418">
     <w:abstractNumId w:val="1"/>
   </w:num>
-  <w:num w:numId="7" w16cid:durableId="851838933">
+  <w:num w:numId="7" w16cid:durableId="1238519510">
     <w:abstractNumId w:val="1"/>
   </w:num>
-  <w:num w:numId="8" w16cid:durableId="373702607">
+  <w:num w:numId="8" w16cid:durableId="28916140">
     <w:abstractNumId w:val="1"/>
   </w:num>
-  <w:num w:numId="9" w16cid:durableId="913589355">
+  <w:num w:numId="9" w16cid:durableId="1111977666">
     <w:abstractNumId w:val="1"/>
   </w:num>
-  <w:num w:numId="10" w16cid:durableId="2042516388">
+  <w:num w:numId="10" w16cid:durableId="1965308868">
     <w:abstractNumId w:val="1"/>
   </w:num>
-  <w:num w:numId="11" w16cid:durableId="788008746">
+  <w:num w:numId="11" w16cid:durableId="1300725561">
     <w:abstractNumId w:val="1"/>
   </w:num>
-  <w:num w:numId="12" w16cid:durableId="374354380">
+  <w:num w:numId="12" w16cid:durableId="1123421657">
     <w:abstractNumId w:val="1"/>
   </w:num>
-  <w:num w:numId="13" w16cid:durableId="2130515479">
+  <w:num w:numId="13" w16cid:durableId="1992714471">
     <w:abstractNumId w:val="1"/>
   </w:num>
-  <w:num w:numId="14" w16cid:durableId="1589197485">
+  <w:num w:numId="14" w16cid:durableId="1523741695">
     <w:abstractNumId w:val="1"/>
   </w:num>
-  <w:num w:numId="15" w16cid:durableId="1697923849">
+  <w:num w:numId="15" w16cid:durableId="116720602">
     <w:abstractNumId w:val="1"/>
   </w:num>
-  <w:num w:numId="16" w16cid:durableId="1686638307">
+  <w:num w:numId="16" w16cid:durableId="1540320791">
     <w:abstractNumId w:val="1"/>
   </w:num>
-  <w:num w:numId="17" w16cid:durableId="437339674">
+  <w:num w:numId="17" w16cid:durableId="239801349">
     <w:abstractNumId w:val="1"/>
   </w:num>
-  <w:num w:numId="18" w16cid:durableId="2030597657">
+  <w:num w:numId="18" w16cid:durableId="1036854431">
     <w:abstractNumId w:val="1"/>
   </w:num>
-  <w:num w:numId="19" w16cid:durableId="109250215">
+  <w:num w:numId="19" w16cid:durableId="1200776633">
     <w:abstractNumId w:val="1"/>
   </w:num>
 </w:numbering>
@@ -57677,7 +58327,7 @@
     <w:link w:val="EncabezadoCar"/>
     <w:uiPriority w:val="99"/>
     <w:unhideWhenUsed/>
-    <w:rsid w:val="002A212A"/>
+    <w:rsid w:val="00CC6AC4"/>
     <w:pPr>
       <w:tabs>
         <w:tab w:val="center" w:pos="4419"/>
@@ -57691,7 +58341,7 @@
     <w:basedOn w:val="Fuentedeprrafopredeter"/>
     <w:link w:val="Encabezado"/>
     <w:uiPriority w:val="99"/>
-    <w:rsid w:val="002A212A"/>
+    <w:rsid w:val="00CC6AC4"/>
   </w:style>
   <w:style w:type="paragraph" w:styleId="Piedepgina">
     <w:name w:val="footer"/>
@@ -57699,7 +58349,7 @@
     <w:link w:val="PiedepginaCar"/>
     <w:uiPriority w:val="99"/>
     <w:unhideWhenUsed/>
-    <w:rsid w:val="002A212A"/>
+    <w:rsid w:val="00CC6AC4"/>
     <w:pPr>
       <w:tabs>
         <w:tab w:val="center" w:pos="4419"/>
@@ -57713,7 +58363,7 @@
     <w:basedOn w:val="Fuentedeprrafopredeter"/>
     <w:link w:val="Piedepgina"/>
     <w:uiPriority w:val="99"/>
-    <w:rsid w:val="002A212A"/>
+    <w:rsid w:val="00CC6AC4"/>
   </w:style>
   <w:style w:type="character" w:styleId="Nmerodepgina">
     <w:name w:val="page number"/>
@@ -57721,7 +58371,7 @@
     <w:uiPriority w:val="99"/>
     <w:semiHidden/>
     <w:unhideWhenUsed/>
-    <w:rsid w:val="002A212A"/>
+    <w:rsid w:val="00CC6AC4"/>
   </w:style>
 </w:styles>
 </file>

--- a/docs/Solucion_OE3_Prototipo_funcional.docx
+++ b/docs/Solucion_OE3_Prototipo_funcional.docx
@@ -24,7 +24,7 @@
       <w:r>
         <w:fldChar w:fldCharType="separate"/>
       </w:r>
-      <w:hyperlink w:anchor="_Toc242826960" w:history="1">
+      <w:hyperlink w:anchor="_Toc242887145" w:history="1">
         <w:r>
           <w:rPr>
             <w:rStyle w:val="Hipervnculo"/>
@@ -51,7 +51,7 @@
             <w:noProof/>
             <w:webHidden/>
           </w:rPr>
-          <w:instrText xml:space="preserve"> PAGEREF _Toc242826960 \h </w:instrText>
+          <w:instrText xml:space="preserve"> PAGEREF _Toc242887145 \h </w:instrText>
         </w:r>
         <w:r>
           <w:rPr>
@@ -95,7 +95,7 @@
           <w14:ligatures w14:val="standardContextual"/>
         </w:rPr>
       </w:pPr>
-      <w:hyperlink w:anchor="_Toc242826961" w:history="1">
+      <w:hyperlink w:anchor="_Toc242887146" w:history="1">
         <w:r>
           <w:rPr>
             <w:rStyle w:val="Hipervnculo"/>
@@ -122,7 +122,7 @@
             <w:noProof/>
             <w:webHidden/>
           </w:rPr>
-          <w:instrText xml:space="preserve"> PAGEREF _Toc242826961 \h </w:instrText>
+          <w:instrText xml:space="preserve"> PAGEREF _Toc242887146 \h </w:instrText>
         </w:r>
         <w:r>
           <w:rPr>
@@ -166,7 +166,7 @@
           <w14:ligatures w14:val="standardContextual"/>
         </w:rPr>
       </w:pPr>
-      <w:hyperlink w:anchor="_Toc242826962" w:history="1">
+      <w:hyperlink w:anchor="_Toc242887147" w:history="1">
         <w:r>
           <w:rPr>
             <w:rStyle w:val="Hipervnculo"/>
@@ -193,7 +193,7 @@
             <w:noProof/>
             <w:webHidden/>
           </w:rPr>
-          <w:instrText xml:space="preserve"> PAGEREF _Toc242826962 \h </w:instrText>
+          <w:instrText xml:space="preserve"> PAGEREF _Toc242887147 \h </w:instrText>
         </w:r>
         <w:r>
           <w:rPr>
@@ -237,7 +237,7 @@
           <w14:ligatures w14:val="standardContextual"/>
         </w:rPr>
       </w:pPr>
-      <w:hyperlink w:anchor="_Toc242826963" w:history="1">
+      <w:hyperlink w:anchor="_Toc242887148" w:history="1">
         <w:r>
           <w:rPr>
             <w:rStyle w:val="Hipervnculo"/>
@@ -264,7 +264,7 @@
             <w:noProof/>
             <w:webHidden/>
           </w:rPr>
-          <w:instrText xml:space="preserve"> PAGEREF _Toc242826963 \h </w:instrText>
+          <w:instrText xml:space="preserve"> PAGEREF _Toc242887148 \h </w:instrText>
         </w:r>
         <w:r>
           <w:rPr>
@@ -308,7 +308,7 @@
           <w14:ligatures w14:val="standardContextual"/>
         </w:rPr>
       </w:pPr>
-      <w:hyperlink w:anchor="_Toc242826964" w:history="1">
+      <w:hyperlink w:anchor="_Toc242887149" w:history="1">
         <w:r>
           <w:rPr>
             <w:rStyle w:val="Hipervnculo"/>
@@ -335,7 +335,7 @@
             <w:noProof/>
             <w:webHidden/>
           </w:rPr>
-          <w:instrText xml:space="preserve"> PAGEREF _Toc242826964 \h </w:instrText>
+          <w:instrText xml:space="preserve"> PAGEREF _Toc242887149 \h </w:instrText>
         </w:r>
         <w:r>
           <w:rPr>
@@ -379,7 +379,7 @@
           <w14:ligatures w14:val="standardContextual"/>
         </w:rPr>
       </w:pPr>
-      <w:hyperlink w:anchor="_Toc242826965" w:history="1">
+      <w:hyperlink w:anchor="_Toc242887150" w:history="1">
         <w:r>
           <w:rPr>
             <w:rStyle w:val="Hipervnculo"/>
@@ -406,7 +406,7 @@
             <w:noProof/>
             <w:webHidden/>
           </w:rPr>
-          <w:instrText xml:space="preserve"> PAGEREF _Toc242826965 \h </w:instrText>
+          <w:instrText xml:space="preserve"> PAGEREF _Toc242887150 \h </w:instrText>
         </w:r>
         <w:r>
           <w:rPr>
@@ -450,7 +450,7 @@
           <w14:ligatures w14:val="standardContextual"/>
         </w:rPr>
       </w:pPr>
-      <w:hyperlink w:anchor="_Toc242826966" w:history="1">
+      <w:hyperlink w:anchor="_Toc242887151" w:history="1">
         <w:r>
           <w:rPr>
             <w:rStyle w:val="Hipervnculo"/>
@@ -477,7 +477,7 @@
             <w:noProof/>
             <w:webHidden/>
           </w:rPr>
-          <w:instrText xml:space="preserve"> PAGEREF _Toc242826966 \h </w:instrText>
+          <w:instrText xml:space="preserve"> PAGEREF _Toc242887151 \h </w:instrText>
         </w:r>
         <w:r>
           <w:rPr>
@@ -521,7 +521,7 @@
           <w14:ligatures w14:val="standardContextual"/>
         </w:rPr>
       </w:pPr>
-      <w:hyperlink w:anchor="_Toc242826967" w:history="1">
+      <w:hyperlink w:anchor="_Toc242887152" w:history="1">
         <w:r>
           <w:rPr>
             <w:rStyle w:val="Hipervnculo"/>
@@ -548,7 +548,7 @@
             <w:noProof/>
             <w:webHidden/>
           </w:rPr>
-          <w:instrText xml:space="preserve"> PAGEREF _Toc242826967 \h </w:instrText>
+          <w:instrText xml:space="preserve"> PAGEREF _Toc242887152 \h </w:instrText>
         </w:r>
         <w:r>
           <w:rPr>
@@ -592,7 +592,7 @@
           <w14:ligatures w14:val="standardContextual"/>
         </w:rPr>
       </w:pPr>
-      <w:hyperlink w:anchor="_Toc242826968" w:history="1">
+      <w:hyperlink w:anchor="_Toc242887153" w:history="1">
         <w:r>
           <w:rPr>
             <w:rStyle w:val="Hipervnculo"/>
@@ -619,7 +619,7 @@
             <w:noProof/>
             <w:webHidden/>
           </w:rPr>
-          <w:instrText xml:space="preserve"> PAGEREF _Toc242826968 \h </w:instrText>
+          <w:instrText xml:space="preserve"> PAGEREF _Toc242887153 \h </w:instrText>
         </w:r>
         <w:r>
           <w:rPr>
@@ -663,7 +663,7 @@
           <w14:ligatures w14:val="standardContextual"/>
         </w:rPr>
       </w:pPr>
-      <w:hyperlink w:anchor="_Toc242826969" w:history="1">
+      <w:hyperlink w:anchor="_Toc242887154" w:history="1">
         <w:r>
           <w:rPr>
             <w:rStyle w:val="Hipervnculo"/>
@@ -690,7 +690,7 @@
             <w:noProof/>
             <w:webHidden/>
           </w:rPr>
-          <w:instrText xml:space="preserve"> PAGEREF _Toc242826969 \h </w:instrText>
+          <w:instrText xml:space="preserve"> PAGEREF _Toc242887154 \h </w:instrText>
         </w:r>
         <w:r>
           <w:rPr>
@@ -734,7 +734,7 @@
           <w14:ligatures w14:val="standardContextual"/>
         </w:rPr>
       </w:pPr>
-      <w:hyperlink w:anchor="_Toc242826970" w:history="1">
+      <w:hyperlink w:anchor="_Toc242887155" w:history="1">
         <w:r>
           <w:rPr>
             <w:rStyle w:val="Hipervnculo"/>
@@ -761,7 +761,7 @@
             <w:noProof/>
             <w:webHidden/>
           </w:rPr>
-          <w:instrText xml:space="preserve"> PAGEREF _Toc242826970 \h </w:instrText>
+          <w:instrText xml:space="preserve"> PAGEREF _Toc242887155 \h </w:instrText>
         </w:r>
         <w:r>
           <w:rPr>
@@ -805,7 +805,7 @@
           <w14:ligatures w14:val="standardContextual"/>
         </w:rPr>
       </w:pPr>
-      <w:hyperlink w:anchor="_Toc242826971" w:history="1">
+      <w:hyperlink w:anchor="_Toc242887156" w:history="1">
         <w:r>
           <w:rPr>
             <w:rStyle w:val="Hipervnculo"/>
@@ -832,7 +832,7 @@
             <w:noProof/>
             <w:webHidden/>
           </w:rPr>
-          <w:instrText xml:space="preserve"> PAGEREF _Toc242826971 \h </w:instrText>
+          <w:instrText xml:space="preserve"> PAGEREF _Toc242887156 \h </w:instrText>
         </w:r>
         <w:r>
           <w:rPr>
@@ -876,7 +876,7 @@
           <w14:ligatures w14:val="standardContextual"/>
         </w:rPr>
       </w:pPr>
-      <w:hyperlink w:anchor="_Toc242826972" w:history="1">
+      <w:hyperlink w:anchor="_Toc242887157" w:history="1">
         <w:r>
           <w:rPr>
             <w:rStyle w:val="Hipervnculo"/>
@@ -903,7 +903,7 @@
             <w:noProof/>
             <w:webHidden/>
           </w:rPr>
-          <w:instrText xml:space="preserve"> PAGEREF _Toc242826972 \h </w:instrText>
+          <w:instrText xml:space="preserve"> PAGEREF _Toc242887157 \h </w:instrText>
         </w:r>
         <w:r>
           <w:rPr>
@@ -947,7 +947,7 @@
           <w14:ligatures w14:val="standardContextual"/>
         </w:rPr>
       </w:pPr>
-      <w:hyperlink w:anchor="_Toc242826973" w:history="1">
+      <w:hyperlink w:anchor="_Toc242887158" w:history="1">
         <w:r>
           <w:rPr>
             <w:rStyle w:val="Hipervnculo"/>
@@ -974,7 +974,7 @@
             <w:noProof/>
             <w:webHidden/>
           </w:rPr>
-          <w:instrText xml:space="preserve"> PAGEREF _Toc242826973 \h </w:instrText>
+          <w:instrText xml:space="preserve"> PAGEREF _Toc242887158 \h </w:instrText>
         </w:r>
         <w:r>
           <w:rPr>
@@ -1018,7 +1018,7 @@
           <w14:ligatures w14:val="standardContextual"/>
         </w:rPr>
       </w:pPr>
-      <w:hyperlink w:anchor="_Toc242826974" w:history="1">
+      <w:hyperlink w:anchor="_Toc242887159" w:history="1">
         <w:r>
           <w:rPr>
             <w:rStyle w:val="Hipervnculo"/>
@@ -1045,7 +1045,7 @@
             <w:noProof/>
             <w:webHidden/>
           </w:rPr>
-          <w:instrText xml:space="preserve"> PAGEREF _Toc242826974 \h </w:instrText>
+          <w:instrText xml:space="preserve"> PAGEREF _Toc242887159 \h </w:instrText>
         </w:r>
         <w:r>
           <w:rPr>
@@ -1089,7 +1089,7 @@
           <w14:ligatures w14:val="standardContextual"/>
         </w:rPr>
       </w:pPr>
-      <w:hyperlink w:anchor="_Toc242826975" w:history="1">
+      <w:hyperlink w:anchor="_Toc242887160" w:history="1">
         <w:r>
           <w:rPr>
             <w:rStyle w:val="Hipervnculo"/>
@@ -1116,7 +1116,7 @@
             <w:noProof/>
             <w:webHidden/>
           </w:rPr>
-          <w:instrText xml:space="preserve"> PAGEREF _Toc242826975 \h </w:instrText>
+          <w:instrText xml:space="preserve"> PAGEREF _Toc242887160 \h </w:instrText>
         </w:r>
         <w:r>
           <w:rPr>
@@ -1160,7 +1160,7 @@
           <w14:ligatures w14:val="standardContextual"/>
         </w:rPr>
       </w:pPr>
-      <w:hyperlink w:anchor="_Toc242826976" w:history="1">
+      <w:hyperlink w:anchor="_Toc242887161" w:history="1">
         <w:r>
           <w:rPr>
             <w:rStyle w:val="Hipervnculo"/>
@@ -1187,7 +1187,7 @@
             <w:noProof/>
             <w:webHidden/>
           </w:rPr>
-          <w:instrText xml:space="preserve"> PAGEREF _Toc242826976 \h </w:instrText>
+          <w:instrText xml:space="preserve"> PAGEREF _Toc242887161 \h </w:instrText>
         </w:r>
         <w:r>
           <w:rPr>
@@ -1231,7 +1231,7 @@
           <w14:ligatures w14:val="standardContextual"/>
         </w:rPr>
       </w:pPr>
-      <w:hyperlink w:anchor="_Toc242826977" w:history="1">
+      <w:hyperlink w:anchor="_Toc242887162" w:history="1">
         <w:r>
           <w:rPr>
             <w:rStyle w:val="Hipervnculo"/>
@@ -1258,7 +1258,7 @@
             <w:noProof/>
             <w:webHidden/>
           </w:rPr>
-          <w:instrText xml:space="preserve"> PAGEREF _Toc242826977 \h </w:instrText>
+          <w:instrText xml:space="preserve"> PAGEREF _Toc242887162 \h </w:instrText>
         </w:r>
         <w:r>
           <w:rPr>
@@ -1302,7 +1302,7 @@
           <w14:ligatures w14:val="standardContextual"/>
         </w:rPr>
       </w:pPr>
-      <w:hyperlink w:anchor="_Toc242826978" w:history="1">
+      <w:hyperlink w:anchor="_Toc242887163" w:history="1">
         <w:r>
           <w:rPr>
             <w:rStyle w:val="Hipervnculo"/>
@@ -1329,7 +1329,7 @@
             <w:noProof/>
             <w:webHidden/>
           </w:rPr>
-          <w:instrText xml:space="preserve"> PAGEREF _Toc242826978 \h </w:instrText>
+          <w:instrText xml:space="preserve"> PAGEREF _Toc242887163 \h </w:instrText>
         </w:r>
         <w:r>
           <w:rPr>
@@ -1373,7 +1373,7 @@
           <w14:ligatures w14:val="standardContextual"/>
         </w:rPr>
       </w:pPr>
-      <w:hyperlink w:anchor="_Toc242826979" w:history="1">
+      <w:hyperlink w:anchor="_Toc242887164" w:history="1">
         <w:r>
           <w:rPr>
             <w:rStyle w:val="Hipervnculo"/>
@@ -1400,7 +1400,7 @@
             <w:noProof/>
             <w:webHidden/>
           </w:rPr>
-          <w:instrText xml:space="preserve"> PAGEREF _Toc242826979 \h </w:instrText>
+          <w:instrText xml:space="preserve"> PAGEREF _Toc242887164 \h </w:instrText>
         </w:r>
         <w:r>
           <w:rPr>
@@ -1444,7 +1444,7 @@
           <w14:ligatures w14:val="standardContextual"/>
         </w:rPr>
       </w:pPr>
-      <w:hyperlink w:anchor="_Toc242826980" w:history="1">
+      <w:hyperlink w:anchor="_Toc242887165" w:history="1">
         <w:r>
           <w:rPr>
             <w:rStyle w:val="Hipervnculo"/>
@@ -1471,7 +1471,7 @@
             <w:noProof/>
             <w:webHidden/>
           </w:rPr>
-          <w:instrText xml:space="preserve"> PAGEREF _Toc242826980 \h </w:instrText>
+          <w:instrText xml:space="preserve"> PAGEREF _Toc242887165 \h </w:instrText>
         </w:r>
         <w:r>
           <w:rPr>
@@ -1515,7 +1515,7 @@
           <w14:ligatures w14:val="standardContextual"/>
         </w:rPr>
       </w:pPr>
-      <w:hyperlink w:anchor="_Toc242826981" w:history="1">
+      <w:hyperlink w:anchor="_Toc242887166" w:history="1">
         <w:r>
           <w:rPr>
             <w:rStyle w:val="Hipervnculo"/>
@@ -1542,7 +1542,7 @@
             <w:noProof/>
             <w:webHidden/>
           </w:rPr>
-          <w:instrText xml:space="preserve"> PAGEREF _Toc242826981 \h </w:instrText>
+          <w:instrText xml:space="preserve"> PAGEREF _Toc242887166 \h </w:instrText>
         </w:r>
         <w:r>
           <w:rPr>
@@ -1586,7 +1586,7 @@
           <w14:ligatures w14:val="standardContextual"/>
         </w:rPr>
       </w:pPr>
-      <w:hyperlink w:anchor="_Toc242826982" w:history="1">
+      <w:hyperlink w:anchor="_Toc242887167" w:history="1">
         <w:r>
           <w:rPr>
             <w:rStyle w:val="Hipervnculo"/>
@@ -1613,7 +1613,7 @@
             <w:noProof/>
             <w:webHidden/>
           </w:rPr>
-          <w:instrText xml:space="preserve"> PAGEREF _Toc242826982 \h </w:instrText>
+          <w:instrText xml:space="preserve"> PAGEREF _Toc242887167 \h </w:instrText>
         </w:r>
         <w:r>
           <w:rPr>
@@ -1657,7 +1657,7 @@
           <w14:ligatures w14:val="standardContextual"/>
         </w:rPr>
       </w:pPr>
-      <w:hyperlink w:anchor="_Toc242826983" w:history="1">
+      <w:hyperlink w:anchor="_Toc242887168" w:history="1">
         <w:r>
           <w:rPr>
             <w:rStyle w:val="Hipervnculo"/>
@@ -1684,7 +1684,7 @@
             <w:noProof/>
             <w:webHidden/>
           </w:rPr>
-          <w:instrText xml:space="preserve"> PAGEREF _Toc242826983 \h </w:instrText>
+          <w:instrText xml:space="preserve"> PAGEREF _Toc242887168 \h </w:instrText>
         </w:r>
         <w:r>
           <w:rPr>
@@ -1728,7 +1728,7 @@
           <w14:ligatures w14:val="standardContextual"/>
         </w:rPr>
       </w:pPr>
-      <w:hyperlink w:anchor="_Toc242826984" w:history="1">
+      <w:hyperlink w:anchor="_Toc242887169" w:history="1">
         <w:r>
           <w:rPr>
             <w:rStyle w:val="Hipervnculo"/>
@@ -1755,7 +1755,7 @@
             <w:noProof/>
             <w:webHidden/>
           </w:rPr>
-          <w:instrText xml:space="preserve"> PAGEREF _Toc242826984 \h </w:instrText>
+          <w:instrText xml:space="preserve"> PAGEREF _Toc242887169 \h </w:instrText>
         </w:r>
         <w:r>
           <w:rPr>
@@ -1799,7 +1799,7 @@
           <w14:ligatures w14:val="standardContextual"/>
         </w:rPr>
       </w:pPr>
-      <w:hyperlink w:anchor="_Toc242826985" w:history="1">
+      <w:hyperlink w:anchor="_Toc242887170" w:history="1">
         <w:r>
           <w:rPr>
             <w:rStyle w:val="Hipervnculo"/>
@@ -1826,7 +1826,7 @@
             <w:noProof/>
             <w:webHidden/>
           </w:rPr>
-          <w:instrText xml:space="preserve"> PAGEREF _Toc242826985 \h </w:instrText>
+          <w:instrText xml:space="preserve"> PAGEREF _Toc242887170 \h </w:instrText>
         </w:r>
         <w:r>
           <w:rPr>
@@ -1870,7 +1870,7 @@
           <w14:ligatures w14:val="standardContextual"/>
         </w:rPr>
       </w:pPr>
-      <w:hyperlink w:anchor="_Toc242826986" w:history="1">
+      <w:hyperlink w:anchor="_Toc242887171" w:history="1">
         <w:r>
           <w:rPr>
             <w:rStyle w:val="Hipervnculo"/>
@@ -1897,7 +1897,7 @@
             <w:noProof/>
             <w:webHidden/>
           </w:rPr>
-          <w:instrText xml:space="preserve"> PAGEREF _Toc242826986 \h </w:instrText>
+          <w:instrText xml:space="preserve"> PAGEREF _Toc242887171 \h </w:instrText>
         </w:r>
         <w:r>
           <w:rPr>
@@ -1941,7 +1941,7 @@
           <w14:ligatures w14:val="standardContextual"/>
         </w:rPr>
       </w:pPr>
-      <w:hyperlink w:anchor="_Toc242826987" w:history="1">
+      <w:hyperlink w:anchor="_Toc242887172" w:history="1">
         <w:r>
           <w:rPr>
             <w:rStyle w:val="Hipervnculo"/>
@@ -1968,7 +1968,7 @@
             <w:noProof/>
             <w:webHidden/>
           </w:rPr>
-          <w:instrText xml:space="preserve"> PAGEREF _Toc242826987 \h </w:instrText>
+          <w:instrText xml:space="preserve"> PAGEREF _Toc242887172 \h </w:instrText>
         </w:r>
         <w:r>
           <w:rPr>
@@ -2012,7 +2012,7 @@
           <w14:ligatures w14:val="standardContextual"/>
         </w:rPr>
       </w:pPr>
-      <w:hyperlink w:anchor="_Toc242826988" w:history="1">
+      <w:hyperlink w:anchor="_Toc242887173" w:history="1">
         <w:r>
           <w:rPr>
             <w:rStyle w:val="Hipervnculo"/>
@@ -2039,7 +2039,7 @@
             <w:noProof/>
             <w:webHidden/>
           </w:rPr>
-          <w:instrText xml:space="preserve"> PAGEREF _Toc242826988 \h </w:instrText>
+          <w:instrText xml:space="preserve"> PAGEREF _Toc242887173 \h </w:instrText>
         </w:r>
         <w:r>
           <w:rPr>
@@ -2083,7 +2083,7 @@
           <w14:ligatures w14:val="standardContextual"/>
         </w:rPr>
       </w:pPr>
-      <w:hyperlink w:anchor="_Toc242826989" w:history="1">
+      <w:hyperlink w:anchor="_Toc242887174" w:history="1">
         <w:r>
           <w:rPr>
             <w:rStyle w:val="Hipervnculo"/>
@@ -2110,7 +2110,7 @@
             <w:noProof/>
             <w:webHidden/>
           </w:rPr>
-          <w:instrText xml:space="preserve"> PAGEREF _Toc242826989 \h </w:instrText>
+          <w:instrText xml:space="preserve"> PAGEREF _Toc242887174 \h </w:instrText>
         </w:r>
         <w:r>
           <w:rPr>
@@ -2154,7 +2154,7 @@
           <w14:ligatures w14:val="standardContextual"/>
         </w:rPr>
       </w:pPr>
-      <w:hyperlink w:anchor="_Toc242826990" w:history="1">
+      <w:hyperlink w:anchor="_Toc242887175" w:history="1">
         <w:r>
           <w:rPr>
             <w:rStyle w:val="Hipervnculo"/>
@@ -2181,7 +2181,7 @@
             <w:noProof/>
             <w:webHidden/>
           </w:rPr>
-          <w:instrText xml:space="preserve"> PAGEREF _Toc242826990 \h </w:instrText>
+          <w:instrText xml:space="preserve"> PAGEREF _Toc242887175 \h </w:instrText>
         </w:r>
         <w:r>
           <w:rPr>
@@ -2225,7 +2225,7 @@
           <w14:ligatures w14:val="standardContextual"/>
         </w:rPr>
       </w:pPr>
-      <w:hyperlink w:anchor="_Toc242826991" w:history="1">
+      <w:hyperlink w:anchor="_Toc242887176" w:history="1">
         <w:r>
           <w:rPr>
             <w:rStyle w:val="Hipervnculo"/>
@@ -2252,7 +2252,7 @@
             <w:noProof/>
             <w:webHidden/>
           </w:rPr>
-          <w:instrText xml:space="preserve"> PAGEREF _Toc242826991 \h </w:instrText>
+          <w:instrText xml:space="preserve"> PAGEREF _Toc242887176 \h </w:instrText>
         </w:r>
         <w:r>
           <w:rPr>
@@ -2296,7 +2296,7 @@
           <w14:ligatures w14:val="standardContextual"/>
         </w:rPr>
       </w:pPr>
-      <w:hyperlink w:anchor="_Toc242826992" w:history="1">
+      <w:hyperlink w:anchor="_Toc242887177" w:history="1">
         <w:r>
           <w:rPr>
             <w:rStyle w:val="Hipervnculo"/>
@@ -2323,7 +2323,7 @@
             <w:noProof/>
             <w:webHidden/>
           </w:rPr>
-          <w:instrText xml:space="preserve"> PAGEREF _Toc242826992 \h </w:instrText>
+          <w:instrText xml:space="preserve"> PAGEREF _Toc242887177 \h </w:instrText>
         </w:r>
         <w:r>
           <w:rPr>
@@ -2367,7 +2367,7 @@
           <w14:ligatures w14:val="standardContextual"/>
         </w:rPr>
       </w:pPr>
-      <w:hyperlink w:anchor="_Toc242826993" w:history="1">
+      <w:hyperlink w:anchor="_Toc242887178" w:history="1">
         <w:r>
           <w:rPr>
             <w:rStyle w:val="Hipervnculo"/>
@@ -2394,7 +2394,7 @@
             <w:noProof/>
             <w:webHidden/>
           </w:rPr>
-          <w:instrText xml:space="preserve"> PAGEREF _Toc242826993 \h </w:instrText>
+          <w:instrText xml:space="preserve"> PAGEREF _Toc242887178 \h </w:instrText>
         </w:r>
         <w:r>
           <w:rPr>
@@ -2438,7 +2438,7 @@
           <w14:ligatures w14:val="standardContextual"/>
         </w:rPr>
       </w:pPr>
-      <w:hyperlink w:anchor="_Toc242826994" w:history="1">
+      <w:hyperlink w:anchor="_Toc242887179" w:history="1">
         <w:r>
           <w:rPr>
             <w:rStyle w:val="Hipervnculo"/>
@@ -2465,7 +2465,7 @@
             <w:noProof/>
             <w:webHidden/>
           </w:rPr>
-          <w:instrText xml:space="preserve"> PAGEREF _Toc242826994 \h </w:instrText>
+          <w:instrText xml:space="preserve"> PAGEREF _Toc242887179 \h </w:instrText>
         </w:r>
         <w:r>
           <w:rPr>
@@ -2509,7 +2509,7 @@
           <w14:ligatures w14:val="standardContextual"/>
         </w:rPr>
       </w:pPr>
-      <w:hyperlink w:anchor="_Toc242826995" w:history="1">
+      <w:hyperlink w:anchor="_Toc242887180" w:history="1">
         <w:r>
           <w:rPr>
             <w:rStyle w:val="Hipervnculo"/>
@@ -2536,7 +2536,7 @@
             <w:noProof/>
             <w:webHidden/>
           </w:rPr>
-          <w:instrText xml:space="preserve"> PAGEREF _Toc242826995 \h </w:instrText>
+          <w:instrText xml:space="preserve"> PAGEREF _Toc242887180 \h </w:instrText>
         </w:r>
         <w:r>
           <w:rPr>
@@ -2580,7 +2580,7 @@
           <w14:ligatures w14:val="standardContextual"/>
         </w:rPr>
       </w:pPr>
-      <w:hyperlink w:anchor="_Toc242826996" w:history="1">
+      <w:hyperlink w:anchor="_Toc242887181" w:history="1">
         <w:r>
           <w:rPr>
             <w:rStyle w:val="Hipervnculo"/>
@@ -2607,7 +2607,7 @@
             <w:noProof/>
             <w:webHidden/>
           </w:rPr>
-          <w:instrText xml:space="preserve"> PAGEREF _Toc242826996 \h </w:instrText>
+          <w:instrText xml:space="preserve"> PAGEREF _Toc242887181 \h </w:instrText>
         </w:r>
         <w:r>
           <w:rPr>
@@ -2651,7 +2651,7 @@
           <w14:ligatures w14:val="standardContextual"/>
         </w:rPr>
       </w:pPr>
-      <w:hyperlink w:anchor="_Toc242826997" w:history="1">
+      <w:hyperlink w:anchor="_Toc242887182" w:history="1">
         <w:r>
           <w:rPr>
             <w:rStyle w:val="Hipervnculo"/>
@@ -2678,7 +2678,7 @@
             <w:noProof/>
             <w:webHidden/>
           </w:rPr>
-          <w:instrText xml:space="preserve"> PAGEREF _Toc242826997 \h </w:instrText>
+          <w:instrText xml:space="preserve"> PAGEREF _Toc242887182 \h </w:instrText>
         </w:r>
         <w:r>
           <w:rPr>
@@ -2722,7 +2722,7 @@
           <w14:ligatures w14:val="standardContextual"/>
         </w:rPr>
       </w:pPr>
-      <w:hyperlink w:anchor="_Toc242826998" w:history="1">
+      <w:hyperlink w:anchor="_Toc242887183" w:history="1">
         <w:r>
           <w:rPr>
             <w:rStyle w:val="Hipervnculo"/>
@@ -2749,7 +2749,7 @@
             <w:noProof/>
             <w:webHidden/>
           </w:rPr>
-          <w:instrText xml:space="preserve"> PAGEREF _Toc242826998 \h </w:instrText>
+          <w:instrText xml:space="preserve"> PAGEREF _Toc242887183 \h </w:instrText>
         </w:r>
         <w:r>
           <w:rPr>
@@ -2793,7 +2793,7 @@
           <w14:ligatures w14:val="standardContextual"/>
         </w:rPr>
       </w:pPr>
-      <w:hyperlink w:anchor="_Toc242826999" w:history="1">
+      <w:hyperlink w:anchor="_Toc242887184" w:history="1">
         <w:r>
           <w:rPr>
             <w:rStyle w:val="Hipervnculo"/>
@@ -2820,7 +2820,7 @@
             <w:noProof/>
             <w:webHidden/>
           </w:rPr>
-          <w:instrText xml:space="preserve"> PAGEREF _Toc242826999 \h </w:instrText>
+          <w:instrText xml:space="preserve"> PAGEREF _Toc242887184 \h </w:instrText>
         </w:r>
         <w:r>
           <w:rPr>
@@ -2864,7 +2864,7 @@
           <w14:ligatures w14:val="standardContextual"/>
         </w:rPr>
       </w:pPr>
-      <w:hyperlink w:anchor="_Toc242827000" w:history="1">
+      <w:hyperlink w:anchor="_Toc242887185" w:history="1">
         <w:r>
           <w:rPr>
             <w:rStyle w:val="Hipervnculo"/>
@@ -2891,7 +2891,7 @@
             <w:noProof/>
             <w:webHidden/>
           </w:rPr>
-          <w:instrText xml:space="preserve"> PAGEREF _Toc242827000 \h </w:instrText>
+          <w:instrText xml:space="preserve"> PAGEREF _Toc242887185 \h </w:instrText>
         </w:r>
         <w:r>
           <w:rPr>
@@ -2935,7 +2935,7 @@
           <w14:ligatures w14:val="standardContextual"/>
         </w:rPr>
       </w:pPr>
-      <w:hyperlink w:anchor="_Toc242827001" w:history="1">
+      <w:hyperlink w:anchor="_Toc242887186" w:history="1">
         <w:r>
           <w:rPr>
             <w:rStyle w:val="Hipervnculo"/>
@@ -2962,7 +2962,7 @@
             <w:noProof/>
             <w:webHidden/>
           </w:rPr>
-          <w:instrText xml:space="preserve"> PAGEREF _Toc242827001 \h </w:instrText>
+          <w:instrText xml:space="preserve"> PAGEREF _Toc242887186 \h </w:instrText>
         </w:r>
         <w:r>
           <w:rPr>
@@ -3006,7 +3006,7 @@
           <w14:ligatures w14:val="standardContextual"/>
         </w:rPr>
       </w:pPr>
-      <w:hyperlink w:anchor="_Toc242827002" w:history="1">
+      <w:hyperlink w:anchor="_Toc242887187" w:history="1">
         <w:r>
           <w:rPr>
             <w:rStyle w:val="Hipervnculo"/>
@@ -3033,7 +3033,7 @@
             <w:noProof/>
             <w:webHidden/>
           </w:rPr>
-          <w:instrText xml:space="preserve"> PAGEREF _Toc242827002 \h </w:instrText>
+          <w:instrText xml:space="preserve"> PAGEREF _Toc242887187 \h </w:instrText>
         </w:r>
         <w:r>
           <w:rPr>
@@ -3077,7 +3077,7 @@
           <w14:ligatures w14:val="standardContextual"/>
         </w:rPr>
       </w:pPr>
-      <w:hyperlink w:anchor="_Toc242827003" w:history="1">
+      <w:hyperlink w:anchor="_Toc242887188" w:history="1">
         <w:r>
           <w:rPr>
             <w:rStyle w:val="Hipervnculo"/>
@@ -3104,7 +3104,7 @@
             <w:noProof/>
             <w:webHidden/>
           </w:rPr>
-          <w:instrText xml:space="preserve"> PAGEREF _Toc242827003 \h </w:instrText>
+          <w:instrText xml:space="preserve"> PAGEREF _Toc242887188 \h </w:instrText>
         </w:r>
         <w:r>
           <w:rPr>
@@ -3148,7 +3148,7 @@
           <w14:ligatures w14:val="standardContextual"/>
         </w:rPr>
       </w:pPr>
-      <w:hyperlink w:anchor="_Toc242827004" w:history="1">
+      <w:hyperlink w:anchor="_Toc242887189" w:history="1">
         <w:r>
           <w:rPr>
             <w:rStyle w:val="Hipervnculo"/>
@@ -3175,7 +3175,7 @@
             <w:noProof/>
             <w:webHidden/>
           </w:rPr>
-          <w:instrText xml:space="preserve"> PAGEREF _Toc242827004 \h </w:instrText>
+          <w:instrText xml:space="preserve"> PAGEREF _Toc242887189 \h </w:instrText>
         </w:r>
         <w:r>
           <w:rPr>
@@ -3219,7 +3219,7 @@
           <w14:ligatures w14:val="standardContextual"/>
         </w:rPr>
       </w:pPr>
-      <w:hyperlink w:anchor="_Toc242827005" w:history="1">
+      <w:hyperlink w:anchor="_Toc242887190" w:history="1">
         <w:r>
           <w:rPr>
             <w:rStyle w:val="Hipervnculo"/>
@@ -3246,7 +3246,7 @@
             <w:noProof/>
             <w:webHidden/>
           </w:rPr>
-          <w:instrText xml:space="preserve"> PAGEREF _Toc242827005 \h </w:instrText>
+          <w:instrText xml:space="preserve"> PAGEREF _Toc242887190 \h </w:instrText>
         </w:r>
         <w:r>
           <w:rPr>
@@ -3290,7 +3290,7 @@
           <w14:ligatures w14:val="standardContextual"/>
         </w:rPr>
       </w:pPr>
-      <w:hyperlink w:anchor="_Toc242827006" w:history="1">
+      <w:hyperlink w:anchor="_Toc242887191" w:history="1">
         <w:r>
           <w:rPr>
             <w:rStyle w:val="Hipervnculo"/>
@@ -3317,7 +3317,7 @@
             <w:noProof/>
             <w:webHidden/>
           </w:rPr>
-          <w:instrText xml:space="preserve"> PAGEREF _Toc242827006 \h </w:instrText>
+          <w:instrText xml:space="preserve"> PAGEREF _Toc242887191 \h </w:instrText>
         </w:r>
         <w:r>
           <w:rPr>
@@ -3361,7 +3361,7 @@
           <w14:ligatures w14:val="standardContextual"/>
         </w:rPr>
       </w:pPr>
-      <w:hyperlink w:anchor="_Toc242827007" w:history="1">
+      <w:hyperlink w:anchor="_Toc242887192" w:history="1">
         <w:r>
           <w:rPr>
             <w:rStyle w:val="Hipervnculo"/>
@@ -3388,7 +3388,7 @@
             <w:noProof/>
             <w:webHidden/>
           </w:rPr>
-          <w:instrText xml:space="preserve"> PAGEREF _Toc242827007 \h </w:instrText>
+          <w:instrText xml:space="preserve"> PAGEREF _Toc242887192 \h </w:instrText>
         </w:r>
         <w:r>
           <w:rPr>
@@ -3432,7 +3432,7 @@
           <w14:ligatures w14:val="standardContextual"/>
         </w:rPr>
       </w:pPr>
-      <w:hyperlink w:anchor="_Toc242827008" w:history="1">
+      <w:hyperlink w:anchor="_Toc242887193" w:history="1">
         <w:r>
           <w:rPr>
             <w:rStyle w:val="Hipervnculo"/>
@@ -3459,7 +3459,7 @@
             <w:noProof/>
             <w:webHidden/>
           </w:rPr>
-          <w:instrText xml:space="preserve"> PAGEREF _Toc242827008 \h </w:instrText>
+          <w:instrText xml:space="preserve"> PAGEREF _Toc242887193 \h </w:instrText>
         </w:r>
         <w:r>
           <w:rPr>
@@ -3503,7 +3503,7 @@
           <w14:ligatures w14:val="standardContextual"/>
         </w:rPr>
       </w:pPr>
-      <w:hyperlink w:anchor="_Toc242827009" w:history="1">
+      <w:hyperlink w:anchor="_Toc242887194" w:history="1">
         <w:r>
           <w:rPr>
             <w:rStyle w:val="Hipervnculo"/>
@@ -3530,7 +3530,7 @@
             <w:noProof/>
             <w:webHidden/>
           </w:rPr>
-          <w:instrText xml:space="preserve"> PAGEREF _Toc242827009 \h </w:instrText>
+          <w:instrText xml:space="preserve"> PAGEREF _Toc242887194 \h </w:instrText>
         </w:r>
         <w:r>
           <w:rPr>
@@ -3574,7 +3574,7 @@
           <w14:ligatures w14:val="standardContextual"/>
         </w:rPr>
       </w:pPr>
-      <w:hyperlink w:anchor="_Toc242827010" w:history="1">
+      <w:hyperlink w:anchor="_Toc242887195" w:history="1">
         <w:r>
           <w:rPr>
             <w:rStyle w:val="Hipervnculo"/>
@@ -3601,7 +3601,7 @@
             <w:noProof/>
             <w:webHidden/>
           </w:rPr>
-          <w:instrText xml:space="preserve"> PAGEREF _Toc242827010 \h </w:instrText>
+          <w:instrText xml:space="preserve"> PAGEREF _Toc242887195 \h </w:instrText>
         </w:r>
         <w:r>
           <w:rPr>
@@ -3645,7 +3645,7 @@
           <w14:ligatures w14:val="standardContextual"/>
         </w:rPr>
       </w:pPr>
-      <w:hyperlink w:anchor="_Toc242827011" w:history="1">
+      <w:hyperlink w:anchor="_Toc242887196" w:history="1">
         <w:r>
           <w:rPr>
             <w:rStyle w:val="Hipervnculo"/>
@@ -3672,7 +3672,7 @@
             <w:noProof/>
             <w:webHidden/>
           </w:rPr>
-          <w:instrText xml:space="preserve"> PAGEREF _Toc242827011 \h </w:instrText>
+          <w:instrText xml:space="preserve"> PAGEREF _Toc242887196 \h </w:instrText>
         </w:r>
         <w:r>
           <w:rPr>
@@ -3716,7 +3716,7 @@
           <w14:ligatures w14:val="standardContextual"/>
         </w:rPr>
       </w:pPr>
-      <w:hyperlink w:anchor="_Toc242827012" w:history="1">
+      <w:hyperlink w:anchor="_Toc242887197" w:history="1">
         <w:r>
           <w:rPr>
             <w:rStyle w:val="Hipervnculo"/>
@@ -3743,7 +3743,7 @@
             <w:noProof/>
             <w:webHidden/>
           </w:rPr>
-          <w:instrText xml:space="preserve"> PAGEREF _Toc242827012 \h </w:instrText>
+          <w:instrText xml:space="preserve"> PAGEREF _Toc242887197 \h </w:instrText>
         </w:r>
         <w:r>
           <w:rPr>
@@ -3787,7 +3787,7 @@
           <w14:ligatures w14:val="standardContextual"/>
         </w:rPr>
       </w:pPr>
-      <w:hyperlink w:anchor="_Toc242827013" w:history="1">
+      <w:hyperlink w:anchor="_Toc242887198" w:history="1">
         <w:r>
           <w:rPr>
             <w:rStyle w:val="Hipervnculo"/>
@@ -3814,7 +3814,7 @@
             <w:noProof/>
             <w:webHidden/>
           </w:rPr>
-          <w:instrText xml:space="preserve"> PAGEREF _Toc242827013 \h </w:instrText>
+          <w:instrText xml:space="preserve"> PAGEREF _Toc242887198 \h </w:instrText>
         </w:r>
         <w:r>
           <w:rPr>
@@ -3858,7 +3858,7 @@
           <w14:ligatures w14:val="standardContextual"/>
         </w:rPr>
       </w:pPr>
-      <w:hyperlink w:anchor="_Toc242827014" w:history="1">
+      <w:hyperlink w:anchor="_Toc242887199" w:history="1">
         <w:r>
           <w:rPr>
             <w:rStyle w:val="Hipervnculo"/>
@@ -3885,7 +3885,7 @@
             <w:noProof/>
             <w:webHidden/>
           </w:rPr>
-          <w:instrText xml:space="preserve"> PAGEREF _Toc242827014 \h </w:instrText>
+          <w:instrText xml:space="preserve"> PAGEREF _Toc242887199 \h </w:instrText>
         </w:r>
         <w:r>
           <w:rPr>
@@ -3929,7 +3929,7 @@
           <w14:ligatures w14:val="standardContextual"/>
         </w:rPr>
       </w:pPr>
-      <w:hyperlink w:anchor="_Toc242827015" w:history="1">
+      <w:hyperlink w:anchor="_Toc242887200" w:history="1">
         <w:r>
           <w:rPr>
             <w:rStyle w:val="Hipervnculo"/>
@@ -3956,7 +3956,7 @@
             <w:noProof/>
             <w:webHidden/>
           </w:rPr>
-          <w:instrText xml:space="preserve"> PAGEREF _Toc242827015 \h </w:instrText>
+          <w:instrText xml:space="preserve"> PAGEREF _Toc242887200 \h </w:instrText>
         </w:r>
         <w:r>
           <w:rPr>
@@ -4000,7 +4000,7 @@
           <w14:ligatures w14:val="standardContextual"/>
         </w:rPr>
       </w:pPr>
-      <w:hyperlink w:anchor="_Toc242827016" w:history="1">
+      <w:hyperlink w:anchor="_Toc242887201" w:history="1">
         <w:r>
           <w:rPr>
             <w:rStyle w:val="Hipervnculo"/>
@@ -4027,7 +4027,7 @@
             <w:noProof/>
             <w:webHidden/>
           </w:rPr>
-          <w:instrText xml:space="preserve"> PAGEREF _Toc242827016 \h </w:instrText>
+          <w:instrText xml:space="preserve"> PAGEREF _Toc242887201 \h </w:instrText>
         </w:r>
         <w:r>
           <w:rPr>
@@ -4071,7 +4071,7 @@
           <w14:ligatures w14:val="standardContextual"/>
         </w:rPr>
       </w:pPr>
-      <w:hyperlink w:anchor="_Toc242827017" w:history="1">
+      <w:hyperlink w:anchor="_Toc242887202" w:history="1">
         <w:r>
           <w:rPr>
             <w:rStyle w:val="Hipervnculo"/>
@@ -4098,7 +4098,7 @@
             <w:noProof/>
             <w:webHidden/>
           </w:rPr>
-          <w:instrText xml:space="preserve"> PAGEREF _Toc242827017 \h </w:instrText>
+          <w:instrText xml:space="preserve"> PAGEREF _Toc242887202 \h </w:instrText>
         </w:r>
         <w:r>
           <w:rPr>
@@ -4143,7 +4143,7 @@
       <w:pPr>
         <w:pStyle w:val="Ttulo1"/>
       </w:pPr>
-      <w:bookmarkStart w:id="0" w:name="_Toc242826960"/>
+      <w:bookmarkStart w:id="0" w:name="_Toc242887145"/>
       <w:r>
         <w:lastRenderedPageBreak/>
         <w:t>1. OBJETIVO, ALCANCE Y CRITERIOS DE CUMPLIMIENTO</w:t>
@@ -4204,7 +4204,7 @@
       <w:pPr>
         <w:pStyle w:val="Ttulo2"/>
       </w:pPr>
-      <w:bookmarkStart w:id="1" w:name="_Toc242826961"/>
+      <w:bookmarkStart w:id="1" w:name="_Toc242887146"/>
       <w:r>
         <w:t>1.1 El objetivo específico 3</w:t>
       </w:r>
@@ -4257,7 +4257,7 @@
       <w:pPr>
         <w:pStyle w:val="Ttulo2"/>
       </w:pPr>
-      <w:bookmarkStart w:id="2" w:name="_Toc242826962"/>
+      <w:bookmarkStart w:id="2" w:name="_Toc242887147"/>
       <w:r>
         <w:lastRenderedPageBreak/>
         <w:t>1.2 Alcance del prototipo entregado</w:t>
@@ -4965,17 +4965,17 @@
         <w:t>es; ninguna modifica un documento radicado. La revisión 21 (09/10/2026) añadió INC-134, INC-135 e INC-136, decisiones de Santiago sobre la vista de perfil, el parpadeo y el diseño final de Algoritm; la última deja por editar, con su autorización, el guion y el trabajo de grado, que aún describen la franja y la llama recoloreada. La revisión 24 (10/10/2026) añadió INC-148, INC-149 e INC-150: la expresión del guion en cada línea con la tarjeta del diálogo animada, las caras y los retratos a 256 px y el efecto</w:t>
       </w:r>
       <w:r>
-        <w:t xml:space="preserve"> espejo junto a la fogata. La revisión 25 (13/10/2026) añadió INC-151: el grupo de la evaluación con estudiantes es de grado quinto, por la autorización del colegio, y este documento dice «quinto» donde nombra el grado; los radicados del OE1 y del OE2 conservan «cuarto» hasta que haya autorización expresa para editarlos. La revisión 26 (13/10/2026) añadió INC-152 a INC-160, nueve hallazgos de la sesión con cuatro estudiantes de grado quinto: la luz del Nivel 1, la caminata de la familia en la escena 1.1, el</w:t>
-      </w:r>
-      <w:r>
-        <w:t xml:space="preserve"> abrazo y el sueño de perfil, los troncos del bosque, las flechas de «Girar», el vocabulario, el aviso del botón de ayuda, la pausa de cinco botones y el botón «Atrás» del diálogo (Anexo G, apartado 2.6).</w:t>
+        <w:t xml:space="preserve"> espejo junto a la fogata. La revisión 25 (13/10/2026) añadió INC-151: el grupo de la evaluación con estudiantes es de grado quinto, por la autorización del colegio, y este documento dice «quinto» donde nombra el grado; los radicados del OE1 y del OE2, las historias de usuario y la arquitectura dicen también «quinto» desde el 13/10/2026, cada uno con su fila en el control de cambios. La revisión 26 (13/10/2026) añadió INC-152 a INC-160, nueve hallazgos de la sesión con cuatro estudiantes de grado quinto: la</w:t>
+      </w:r>
+      <w:r>
+        <w:t xml:space="preserve"> luz del Nivel 1, la caminata de la familia en la escena 1.1, el abrazo y el sueño de perfil, los troncos del bosque, las flechas de «Girar», el vocabulario, el aviso del botón de ayuda, la pausa de cinco botones y el botón «Atrás» del diálogo (Anexo G, apartado 2.6).</w:t>
       </w:r>
     </w:p>
     <w:p>
       <w:pPr>
         <w:pStyle w:val="Ttulo2"/>
       </w:pPr>
-      <w:bookmarkStart w:id="3" w:name="_Toc242826963"/>
+      <w:bookmarkStart w:id="3" w:name="_Toc242887148"/>
       <w:r>
         <w:t>1.3 Indicadores del objetivo y su cumplimiento</w:t>
       </w:r>
@@ -5413,7 +5413,7 @@
       <w:pPr>
         <w:pStyle w:val="Ttulo2"/>
       </w:pPr>
-      <w:bookmarkStart w:id="4" w:name="_Toc242826964"/>
+      <w:bookmarkStart w:id="4" w:name="_Toc242887149"/>
       <w:r>
         <w:t>1.4 Entregables del cronograma</w:t>
       </w:r>
@@ -5930,7 +5930,7 @@
       <w:pPr>
         <w:pStyle w:val="Ttulo2"/>
       </w:pPr>
-      <w:bookmarkStart w:id="5" w:name="_Toc242826965"/>
+      <w:bookmarkStart w:id="5" w:name="_Toc242887150"/>
       <w:r>
         <w:t>1.5 Organización del documento y anexos</w:t>
       </w:r>
@@ -6875,7 +6875,7 @@
       <w:pPr>
         <w:pStyle w:val="Ttulo1"/>
       </w:pPr>
-      <w:bookmarkStart w:id="6" w:name="_Toc242826966"/>
+      <w:bookmarkStart w:id="6" w:name="_Toc242887151"/>
       <w:r>
         <w:lastRenderedPageBreak/>
         <w:t>2. METODOLOGÍA DEL DESARROLLO</w:t>
@@ -6894,7 +6894,7 @@
       <w:pPr>
         <w:pStyle w:val="Ttulo2"/>
       </w:pPr>
-      <w:bookmarkStart w:id="7" w:name="_Toc242826967"/>
+      <w:bookmarkStart w:id="7" w:name="_Toc242887152"/>
       <w:r>
         <w:t>2.1 Árcade y Kanban en la fase de desarrollo</w:t>
       </w:r>
@@ -7516,7 +7516,7 @@
       <w:pPr>
         <w:pStyle w:val="Ttulo2"/>
       </w:pPr>
-      <w:bookmarkStart w:id="8" w:name="_Toc242826968"/>
+      <w:bookmarkStart w:id="8" w:name="_Toc242887153"/>
       <w:r>
         <w:t>2.2 Planificación por slices y carriles</w:t>
       </w:r>
@@ -8846,7 +8846,7 @@
       <w:pPr>
         <w:pStyle w:val="Ttulo2"/>
       </w:pPr>
-      <w:bookmarkStart w:id="9" w:name="_Toc242826969"/>
+      <w:bookmarkStart w:id="9" w:name="_Toc242887154"/>
       <w:r>
         <w:t>2.3 Seguimiento con actas (D01–D10)</w:t>
       </w:r>
@@ -9928,7 +9928,7 @@
       <w:pPr>
         <w:pStyle w:val="Ttulo2"/>
       </w:pPr>
-      <w:bookmarkStart w:id="10" w:name="_Toc242826970"/>
+      <w:bookmarkStart w:id="10" w:name="_Toc242887155"/>
       <w:r>
         <w:t>2.4 Entorno y herramientas de desarrollo</w:t>
       </w:r>
@@ -11346,7 +11346,7 @@
       <w:pPr>
         <w:pStyle w:val="Ttulo2"/>
       </w:pPr>
-      <w:bookmarkStart w:id="11" w:name="_Toc242826971"/>
+      <w:bookmarkStart w:id="11" w:name="_Toc242887156"/>
       <w:r>
         <w:t>2.5 Prácticas de ingeniería</w:t>
       </w:r>
@@ -11556,7 +11556,7 @@
       <w:pPr>
         <w:pStyle w:val="Ttulo1"/>
       </w:pPr>
-      <w:bookmarkStart w:id="12" w:name="_Toc242826972"/>
+      <w:bookmarkStart w:id="12" w:name="_Toc242887157"/>
       <w:r>
         <w:lastRenderedPageBreak/>
         <w:t>3. ARQUITECTURA E IMPLEMENTACIÓN BASE</w:t>
@@ -11585,7 +11585,7 @@
       <w:pPr>
         <w:pStyle w:val="Ttulo2"/>
       </w:pPr>
-      <w:bookmarkStart w:id="13" w:name="_Toc242826973"/>
+      <w:bookmarkStart w:id="13" w:name="_Toc242887158"/>
       <w:r>
         <w:t>3.1 Arquitectura implementada frente a la diseñada</w:t>
       </w:r>
@@ -12697,7 +12697,7 @@
       <w:pPr>
         <w:pStyle w:val="Ttulo2"/>
       </w:pPr>
-      <w:bookmarkStart w:id="14" w:name="_Toc242826974"/>
+      <w:bookmarkStart w:id="14" w:name="_Toc242887159"/>
       <w:r>
         <w:t>3.2 Módulos y dependencias</w:t>
       </w:r>
@@ -13700,7 +13700,7 @@
       <w:pPr>
         <w:pStyle w:val="Ttulo2"/>
       </w:pPr>
-      <w:bookmarkStart w:id="15" w:name="_Toc242826975"/>
+      <w:bookmarkStart w:id="15" w:name="_Toc242887160"/>
       <w:r>
         <w:t>3.3 Flujo de estados y escenas</w:t>
       </w:r>
@@ -16037,7 +16037,7 @@
       <w:pPr>
         <w:pStyle w:val="Ttulo2"/>
       </w:pPr>
-      <w:bookmarkStart w:id="16" w:name="_Toc242826976"/>
+      <w:bookmarkStart w:id="16" w:name="_Toc242887161"/>
       <w:r>
         <w:t>3.4 Contenido parametrizable</w:t>
       </w:r>
@@ -16972,10 +16972,10 @@
         </w:rPr>
         <w:lastRenderedPageBreak/>
         <w:drawing>
-          <wp:inline distT="0" distB="0" distL="0" distR="0" wp14:anchorId="608967D6" wp14:editId="126155D6">
+          <wp:inline distT="0" distB="0" distL="0" distR="0" wp14:anchorId="379A6EFF" wp14:editId="3AA0FB50">
             <wp:extent cx="5759999" cy="3239999"/>
             <wp:effectExtent l="0" t="0" r="0" b="0"/>
-            <wp:docPr id="10" name="Picture" descr="Figura 3.1. La escena Narrative reproduciendo la secuencia N1_AparicionGuia (escena 1.1 del guion): Algoritm, en su forma de fuego, se presenta a la familia en la cueva a oscuras, con la luz concentrada a su alrededor. La ilustración, la capa de oscuridad del Nivel 1, la posición y la animación de los personajes y la línea de diálogo («¡Hola, familia! No tengan miedo. Me llamo Algoritm, y vine a acompañarlos.») se leen del asset; el cuadro de diálogo muestra el retrato y el nombre de quien habla junto al botón «Continuar». La misma escena de Unity reproduce las dieciocho secuencias del juego."/>
+            <wp:docPr id="10" name="Picture" descr="Figura 3.1. La escena Narrative reproduciendo la secuencia N1_AparicionGuia (escena 1.1 del guion): Algoritm, en su forma de fuego, se presenta a la familia en la cueva a oscuras, con la luz concentrada a su alrededor. La ilustración, la capa de oscuridad del Nivel 1, la posición y la animación de los personajes y la línea de diálogo («¡Hola, familia! No tengan miedo. Me llamo Algoritm, y vine a acompañarlos.») se leen del asset; el cuadro de diálogo muestra el retrato y el nombre de quien habla junto a los botones «Atrás» y «Continuar». La misma escena de Unity reproduce las dieciocho secuencias del juego."/>
             <wp:cNvGraphicFramePr/>
             <a:graphic xmlns:a="http://schemas.openxmlformats.org/drawingml/2006/main">
               <a:graphicData uri="http://schemas.openxmlformats.org/drawingml/2006/picture">
@@ -17037,10 +17037,10 @@
         <w:t>N1_AparicionGuia</w:t>
       </w:r>
       <w:r>
-        <w:t xml:space="preserve"> (escena 1.1 del guion): Algoritm, en su forma de fuego, se presenta a la familia en la cueva a oscuras, con la luz concentrada a su alrededor. La ilustración, la capa de oscuridad del Nivel 1, la posición y la animación de los personajes y la línea de diálogo («¡Hola, familia! No tengan miedo. Me llamo Algoritm, y vine a acompañarlos.») se leen del asset; el cuadro de diálogo muestra el retrato y el nombre de quien habla junto al botón «Continuar». La mi</w:t>
-      </w:r>
-      <w:r>
-        <w:t>sma escena de Unity reproduce las dieciocho secuencias del juego.</w:t>
+        <w:t xml:space="preserve"> (escena 1.1 del guion): Algoritm, en su forma de fuego, se presenta a la familia en la cueva a oscuras, con la luz concentrada a su alrededor. La ilustración, la capa de oscuridad del Nivel 1, la posición y la animación de los personajes y la línea de diálogo («¡Hola, familia! No tengan miedo. Me llamo Algoritm, y vine a acompañarlos.») se leen del asset; el cuadro de diálogo muestra el retrato y el nombre de quien habla junto a los botones «Atrás» y «Co</w:t>
+      </w:r>
+      <w:r>
+        <w:t>ntinuar». La misma escena de Unity reproduce las dieciocho secuencias del juego.</w:t>
       </w:r>
     </w:p>
     <w:p>
@@ -17055,7 +17055,7 @@
       <w:pPr>
         <w:pStyle w:val="Ttulo2"/>
       </w:pPr>
-      <w:bookmarkStart w:id="17" w:name="_Toc242826977"/>
+      <w:bookmarkStart w:id="17" w:name="_Toc242887162"/>
       <w:r>
         <w:t>3.5 Persistencia de perfiles y privacidad</w:t>
       </w:r>
@@ -17744,7 +17744,7 @@
       <w:pPr>
         <w:pStyle w:val="Ttulo2"/>
       </w:pPr>
-      <w:bookmarkStart w:id="18" w:name="_Toc242826978"/>
+      <w:bookmarkStart w:id="18" w:name="_Toc242887163"/>
       <w:r>
         <w:t>3.6 Distribución portable</w:t>
       </w:r>
@@ -18144,7 +18144,7 @@
       <w:pPr>
         <w:pStyle w:val="Ttulo1"/>
       </w:pPr>
-      <w:bookmarkStart w:id="19" w:name="_Toc242826979"/>
+      <w:bookmarkStart w:id="19" w:name="_Toc242887164"/>
       <w:r>
         <w:lastRenderedPageBreak/>
         <w:t>4. NIVELES Y DESAFÍOS PROGRESIVOS</w:t>
@@ -18234,7 +18234,7 @@
       <w:pPr>
         <w:pStyle w:val="Ttulo2"/>
       </w:pPr>
-      <w:bookmarkStart w:id="20" w:name="_Toc242826980"/>
+      <w:bookmarkStart w:id="20" w:name="_Toc242887165"/>
       <w:r>
         <w:t>4.1 Progresión del pensamiento computacional entre niveles</w:t>
       </w:r>
@@ -18579,7 +18579,7 @@
       <w:pPr>
         <w:pStyle w:val="Ttulo2"/>
       </w:pPr>
-      <w:bookmarkStart w:id="21" w:name="_Toc242826981"/>
+      <w:bookmarkStart w:id="21" w:name="_Toc242887166"/>
       <w:r>
         <w:t>4.2 Nivel 1 — La Oscuridad</w:t>
       </w:r>
@@ -19805,7 +19805,7 @@
           <w:noProof/>
         </w:rPr>
         <w:drawing>
-          <wp:inline distT="0" distB="0" distL="0" distR="0" wp14:anchorId="3B26A518" wp14:editId="549865F4">
+          <wp:inline distT="0" distB="0" distL="0" distR="0" wp14:anchorId="4CD5FB43" wp14:editId="481512F4">
             <wp:extent cx="5759999" cy="3239999"/>
             <wp:effectExtent l="0" t="0" r="0" b="0"/>
             <wp:docPr id="13" name="Picture" descr="Figura 4.1. Inicio de la fase jugable del Nivel 1: las hojas, el sílex y el pedernal están regados por la cueva vista desde arriba, con Papá a un lado del círculo de luz central y el resto de la familia al otro; la tablilla superior pide «Reúne todas las hojas y las dos piedras en el centro de la pantalla.» y el botón de ayuda, arriba a la izquierda, lleva la figura de fuego de Algoritm."/>
@@ -19902,7 +19902,7 @@
           <w:noProof/>
         </w:rPr>
         <w:drawing>
-          <wp:inline distT="0" distB="0" distL="0" distR="0" wp14:anchorId="758C327B" wp14:editId="1E7987A8">
+          <wp:inline distT="0" distB="0" distL="0" distR="0" wp14:anchorId="6B84FDC5" wp14:editId="68085451">
             <wp:extent cx="5759999" cy="3239999"/>
             <wp:effectExtent l="0" t="0" r="0" b="0"/>
             <wp:docPr id="16" name="Picture" descr="Figura 4.2. Interfaz de encendido del Nivel 1 tras el primer golpe efectivo, antes de la convergencia: los deslizantes de fuerza (vertical, de «Suave» a «Fuerte») y de cercanía (horizontal, de «Lejos» a «Cerca») representan la hipótesis, las piedras se ven sobre el montón de hojas y la tablilla describe lo ocurrido («Una chispa cae dentro de las hojas. Brilla un instante y se apaga.»). «Golpear» pone a prueba la hipótesis y «Soplar» sigue atenuado y con candado, un doble indicador que no depende solo del color."/>
@@ -20101,7 +20101,7 @@
         </w:rPr>
         <w:lastRenderedPageBreak/>
         <w:drawing>
-          <wp:inline distT="0" distB="0" distL="0" distR="0" wp14:anchorId="3755EBF5" wp14:editId="7649EB1F">
+          <wp:inline distT="0" distB="0" distL="0" distR="0" wp14:anchorId="22979B0B" wp14:editId="2D23B2E3">
             <wp:extent cx="5759999" cy="3239999"/>
             <wp:effectExtent l="0" t="0" r="0" b="0"/>
             <wp:docPr id="19" name="Picture" descr="Figura 4.3. Cierre reflexivo del Nivel 1 (N1_NacimientoDelFuego): Algoritm, en su forma de fuego, sobre las brasas de la hoguera recién encendida, de la que sube humo, nombra la iteración ante la familia reunida («Eso tiene nombre: se llama iterar. Probar, mirar el resultado y ajustar.»)."/>
@@ -21146,7 +21146,7 @@
       <w:pPr>
         <w:pStyle w:val="Ttulo2"/>
       </w:pPr>
-      <w:bookmarkStart w:id="22" w:name="_Toc242826982"/>
+      <w:bookmarkStart w:id="22" w:name="_Toc242887167"/>
       <w:r>
         <w:t>4.3 Nivel 2 — La Rueda</w:t>
       </w:r>
@@ -23403,7 +23403,7 @@
           <w:noProof/>
         </w:rPr>
         <w:drawing>
-          <wp:inline distT="0" distB="0" distL="0" distR="0" wp14:anchorId="0CCDEB4B" wp14:editId="52C8466E">
+          <wp:inline distT="0" distB="0" distL="0" distR="0" wp14:anchorId="4D9289A7" wp14:editId="09B7A7AF">
             <wp:extent cx="5759999" cy="3239999"/>
             <wp:effectExtent l="0" t="0" r="0" b="0"/>
             <wp:docPr id="22" name="Picture" descr="Figura 4.4. Fase 1 del Nivel 2 tras seleccionar una piedra: el mensaje describe por qué no sirve («Esta piedra tiene esquinas. Cuando la empujas, se traba.»), con icono de alerta además de color; la piedra sigue en su sitio, el acopio conserva el tronco ya reunido («Troncos redondos: 1 de 5») y la Niña, junto a la caja, anima. Abajo a la derecha, el botón de ayuda con Algoritm en su forma de rueda."/>
@@ -23500,7 +23500,7 @@
           <w:noProof/>
         </w:rPr>
         <w:drawing>
-          <wp:inline distT="0" distB="0" distL="0" distR="0" wp14:anchorId="6842CDEA" wp14:editId="65E26FAF">
+          <wp:inline distT="0" distB="0" distL="0" distR="0" wp14:anchorId="65A89A25" wp14:editId="102E78C7">
             <wp:extent cx="5759999" cy="3239999"/>
             <wp:effectExtent l="0" t="0" r="0" b="0"/>
             <wp:docPr id="25" name="Picture" descr="Figura 4.5. Escena narrativa 2.2 («El patrón»): la caja llena que dejó la fase del bosque, con el mismo tamaño que tenía allí, junto a los troncos alineados, y Algoritm, en su forma de rueda, nombrando el patrón que el estudiante acaba de usar en la fase 1 («Acabas de encontrar un patrón.»)."/>
@@ -24291,7 +24291,7 @@
           <w:noProof/>
         </w:rPr>
         <w:drawing>
-          <wp:inline distT="0" distB="0" distL="0" distR="0" wp14:anchorId="3AE37912" wp14:editId="43A881FA">
+          <wp:inline distT="0" distB="0" distL="0" distR="0" wp14:anchorId="61DC1D05" wp14:editId="54522188">
             <wp:extent cx="5759999" cy="3239999"/>
             <wp:effectExtent l="0" t="0" r="0" b="0"/>
             <wp:docPr id="28" name="Picture" descr="Figura 4.6. Fase 2 del Nivel 2 tras intentar colocar la tabla antes del eje: la tabla vuelve a su sitio en la fila de piezas, el mensaje indica qué falta («La tabla no tiene sobre qué apoyarse todavía.») y la rueda ya perforada se conserva; «Mecanizar» aparece atenuado, con el candado y el rótulo «Aún no», porque no hay tronco resaltado."/>
@@ -24826,10 +24826,10 @@
           <w:noProof/>
         </w:rPr>
         <w:drawing>
-          <wp:inline distT="0" distB="0" distL="0" distR="0" wp14:anchorId="328F36E0" wp14:editId="3B390E29">
+          <wp:inline distT="0" distB="0" distL="0" distR="0" wp14:anchorId="6DDD3AA4" wp14:editId="5B1F966B">
             <wp:extent cx="5759999" cy="3239999"/>
             <wp:effectExtent l="0" t="0" r="0" b="0"/>
-            <wp:docPr id="31" name="Picture" descr="Figura 4.7. Fase 3 del Nivel 2: el laberinto en vista superior con su cuadrícula y sin tinte, dentro de un marco redondeado de 8 px sobre el fondo ámbar; la carretilla en la salida, con la Niña a su lado, y el resto de la familia en el refugio del extremo opuesto. A la derecha, la tarjeta «Tu secuencia», con la zona de soltar en marfil sombra, la lista desplazada con sus bloques comprimidos al rótulo y los botones de flecha, y el cajón «Bloques» abierto con «Avanzar», «Girar» y «Retroceder», cada uno con su silueta. Arriba, la tablilla con la instrucción de la fase. Captura del Editor del 08/10/2026."/>
+            <wp:docPr id="31" name="Picture" descr="Figura 4.7. Fase 3 del Nivel 2: el laberinto en vista superior con su cuadrícula y sin tinte, dentro de un marco redondeado de 8 px sobre el fondo ámbar; la carretilla en la salida, con la Niña a su lado, y el resto de la familia en el refugio del extremo opuesto. A la derecha, la tarjeta «Tu secuencia», con la zona de soltar en marfil sombra, la lista desplazada con sus bloques comprimidos al rótulo y los botones de flecha, y el cajón «Bloques» abierto con «Avanzar», «Girar» y «Retroceder», cada uno con su silueta. Arriba, la tablilla con la instrucción de la fase. Captura del ejecutable rc5 del 14/10/2026."/>
             <wp:cNvGraphicFramePr/>
             <a:graphic xmlns:a="http://schemas.openxmlformats.org/drawingml/2006/main">
               <a:graphicData uri="http://schemas.openxmlformats.org/drawingml/2006/picture">
@@ -24876,7 +24876,7 @@
         <w:t>Figura 4.7. Fase 3 del Nivel 2: el laberinto en vista superior con su cuadrícula y sin tinte, dentro de un marco redondeado de 8 px sobre el fondo ámbar; la carretilla en la salida, con la Niña a su lado, y el resto de la familia en el refugio del extremo opuesto. A la derecha, la tarjeta «Tu secuencia», con la zona de soltar en marfil sombra, la lista desplazada con sus bloques comprimidos al rótulo y los botones de flecha, y el cajón «Bloques» abierto con «Avanzar», «Girar» y «Retroceder», cada uno con su</w:t>
       </w:r>
       <w:r>
-        <w:t xml:space="preserve"> silueta. Arriba, la tablilla con la instrucción de la fase. Captura del Editor del 08/10/2026.</w:t>
+        <w:t xml:space="preserve"> silueta. Arriba, la tablilla con la instrucción de la fase. Captura del ejecutable rc5 del 14/10/2026.</w:t>
       </w:r>
     </w:p>
     <w:p>
@@ -24929,7 +24929,7 @@
       <w:pPr>
         <w:pStyle w:val="Ttulo2"/>
       </w:pPr>
-      <w:bookmarkStart w:id="23" w:name="_Toc242826983"/>
+      <w:bookmarkStart w:id="23" w:name="_Toc242887168"/>
       <w:r>
         <w:t>4.4 Nivel 3 — El Río</w:t>
       </w:r>
@@ -25406,7 +25406,7 @@
           <w:noProof/>
         </w:rPr>
         <w:drawing>
-          <wp:inline distT="0" distB="0" distL="0" distR="0" wp14:anchorId="16E10C1F" wp14:editId="529AB0D7">
+          <wp:inline distT="0" distB="0" distL="0" distR="0" wp14:anchorId="65DA75FD" wp14:editId="08ED5310">
             <wp:extent cx="5759999" cy="3239999"/>
             <wp:effectExtent l="0" t="0" r="0" b="0"/>
             <wp:docPr id="34" name="Picture" descr="Figura 4.8. Recolección en el Nivel 3: la orilla encuadrada a ×1,4, con la familia y los materiales (cinco troncos, las sogas, la tela y el mástil) a la escala de las narrativas. Arriba, la lista de cuatro tareas, todas pendientes, y la tablilla con la consigna («Recorre la orilla y recoge lo que la balsa necesita. La lista te dice qué falta.»); abajo, el inventario de cuatro casillas y la cruceta de dirección; en el centro, el anillo de la zona de construcción, y a la derecha, el río al pie de la cascada."/>
@@ -25573,7 +25573,7 @@
         </w:rPr>
         <w:lastRenderedPageBreak/>
         <w:drawing>
-          <wp:inline distT="0" distB="0" distL="0" distR="0" wp14:anchorId="137F0F0F" wp14:editId="0C717BF5">
+          <wp:inline distT="0" distB="0" distL="0" distR="0" wp14:anchorId="139852B9" wp14:editId="55AA48BD">
             <wp:extent cx="5759999" cy="3239999"/>
             <wp:effectExtent l="0" t="0" r="0" b="0"/>
             <wp:docPr id="37" name="Picture" descr="Figura 4.9. Fase de base rechazada: el mástil se había colocado en uno de los espacios de los troncos. Al pulsar «Listo», ese espacio queda señalado con color e icono de alerta, el mástil vuelve a su casilla del inventario, los cuatro troncos bien puestos permanecen y el mensaje dice «Algo de esta parte no encaja. Mira lo marcado: ¿esa pieza va ahí?»; debajo de la balsa, «Listo» y «Probar balsa» aparecen uno junto al otro, y la lista tiene marcadas las dos tareas de recolección."/>
@@ -25702,7 +25702,7 @@
           <w:noProof/>
         </w:rPr>
         <w:drawing>
-          <wp:inline distT="0" distB="0" distL="0" distR="0" wp14:anchorId="78AD20BF" wp14:editId="24CE28D0">
+          <wp:inline distT="0" distB="0" distL="0" distR="0" wp14:anchorId="00B56A15" wp14:editId="4AB35EED">
             <wp:extent cx="5759999" cy="3239999"/>
             <wp:effectExtent l="0" t="0" r="0" b="0"/>
             <wp:docPr id="40" name="Picture" descr="Figura 4.10. Prueba de la balsa fallida con el mástil y la vela intercambiados: la base y el amarre, ya aprobados, siguen en su sitio; los dos espacios aparecen señalados con color e icono de alerta, las dos piezas volvieron al inventario y el mensaje indica qué revisar («La balsa se volteó. Mira el espacio marcado: ¿qué debería ir ahí?»). Debajo queda solo «Probar balsa», y la lista conserva marcadas las tres primeras tareas."/>
@@ -25788,7 +25788,7 @@
           <w:noProof/>
         </w:rPr>
         <w:drawing>
-          <wp:inline distT="0" distB="0" distL="0" distR="0" wp14:anchorId="14007CEC" wp14:editId="71C5168A">
+          <wp:inline distT="0" distB="0" distL="0" distR="0" wp14:anchorId="5E4D85E2" wp14:editId="5F1627F6">
             <wp:extent cx="5759999" cy="3239999"/>
             <wp:effectExtent l="0" t="0" r="0" b="0"/>
             <wp:docPr id="43" name="Picture" descr="Figura 4.11. Escena 3.2, que solo aparece tras el primer fallo de la balsa terminada: la balsa hundida por un costado junto a la orilla, la familia en el agua y Algoritm, en su forma de gota, nombrando la depuración con una pregunta en lugar de dar la respuesta («No pasa nada. Esto se llama depurar. No hay que hacer todo otra vez: hay que encontrar la parte que falló. ¿Qué salió mal?»)."/>
@@ -25859,7 +25859,7 @@
       <w:pPr>
         <w:pStyle w:val="Ttulo2"/>
       </w:pPr>
-      <w:bookmarkStart w:id="24" w:name="_Toc242826984"/>
+      <w:bookmarkStart w:id="24" w:name="_Toc242887169"/>
       <w:r>
         <w:t>4.5 Escenas narrativas y puentes</w:t>
       </w:r>
@@ -28175,7 +28175,7 @@
       <w:pPr>
         <w:pStyle w:val="Ttulo2"/>
       </w:pPr>
-      <w:bookmarkStart w:id="25" w:name="_Toc242826985"/>
+      <w:bookmarkStart w:id="25" w:name="_Toc242887170"/>
       <w:r>
         <w:t>4.6 Síntesis de la progresión de dificultad</w:t>
       </w:r>
@@ -28959,7 +28959,7 @@
       <w:pPr>
         <w:pStyle w:val="Ttulo1"/>
       </w:pPr>
-      <w:bookmarkStart w:id="26" w:name="_Toc242826986"/>
+      <w:bookmarkStart w:id="26" w:name="_Toc242887171"/>
       <w:r>
         <w:lastRenderedPageBreak/>
         <w:t>5. MECÁNICAS IMPLEMENTADAS</w:t>
@@ -28981,7 +28981,7 @@
       <w:pPr>
         <w:pStyle w:val="Ttulo2"/>
       </w:pPr>
-      <w:bookmarkStart w:id="27" w:name="_Toc242826987"/>
+      <w:bookmarkStart w:id="27" w:name="_Toc242887172"/>
       <w:r>
         <w:t>5.1 Mecánicas planeadas y mecánicas implementadas</w:t>
       </w:r>
@@ -30719,7 +30719,7 @@
       <w:pPr>
         <w:pStyle w:val="Ttulo2"/>
       </w:pPr>
-      <w:bookmarkStart w:id="28" w:name="_Toc242826988"/>
+      <w:bookmarkStart w:id="28" w:name="_Toc242887173"/>
       <w:r>
         <w:t>5.2 Formas de interacción y control</w:t>
       </w:r>
@@ -31340,7 +31340,7 @@
       <w:pPr>
         <w:pStyle w:val="Ttulo2"/>
       </w:pPr>
-      <w:bookmarkStart w:id="29" w:name="_Toc242826989"/>
+      <w:bookmarkStart w:id="29" w:name="_Toc242887174"/>
       <w:r>
         <w:t>5.3 Ajustes al diseño durante el desarrollo</w:t>
       </w:r>
@@ -34548,7 +34548,7 @@
       <w:pPr>
         <w:pStyle w:val="Ttulo1"/>
       </w:pPr>
-      <w:bookmarkStart w:id="30" w:name="_Toc242826990"/>
+      <w:bookmarkStart w:id="30" w:name="_Toc242887175"/>
       <w:r>
         <w:lastRenderedPageBreak/>
         <w:t>6. ANDAMIAJE PEDAGÓGICO, RETROALIMENTACIÓN Y REGISTRO</w:t>
@@ -34579,7 +34579,7 @@
       <w:pPr>
         <w:pStyle w:val="Ttulo2"/>
       </w:pPr>
-      <w:bookmarkStart w:id="31" w:name="_Toc242826991"/>
+      <w:bookmarkStart w:id="31" w:name="_Toc242887176"/>
       <w:r>
         <w:t>6.1 El guía Algoritm y las pistas</w:t>
       </w:r>
@@ -34590,10 +34590,10 @@
         <w:pStyle w:val="PrimerprrafoOE3"/>
       </w:pPr>
       <w:r>
-        <w:t>El guía se llama Algoritm, decisión del 02/09/2026 que cerró el punto PG-02 (INC-44), y cambia de forma en cada nivel porque su cuerpo es el material del descubrimiento (INC-45): es una llama con extremidades en el Nivel 1, y la misma figura recoloreada en madera y en agua en los Niveles 2 y 3 (INC-52; véase el apartado 7.2). Aparece animado en las narrativas, deja al caminar una estela de puntos de luz y ocupa, con la forma de su nivel, el botón de ayuda de las cinco escenas jugables (Anexo F, apartados 2.</w:t>
-      </w:r>
-      <w:r>
-        <w:t xml:space="preserve">3 y 2.4). Después del corte, el 05 y el 06/10/2026, su rig pasó a tener brazos, piernas, codos y rodillas en dos tramos, y ojos y boca sobre el cuerpo, sin cuello (INC-131). Sus brazos iban delante del cuerpo, con las manos sobre la cara (INC-132), y desde el 09/10/2026 van detrás de todo el cuerpo (INC-147). Desde el 08/10/2026 brazos y piernas se mueven por separado, porque su arte provisional se recortó en nueve piezas por forma, y saluda en los créditos con el gesto </w:t>
+        <w:t>El guía se llama Algoritm, decisión del 02/09/2026 que cerró el punto PG-02 (INC-44), y cambia de forma en cada nivel porque su cuerpo es el material del descubrimiento (INC-45): es una llama en el Nivel 1, un disco de madera en el 2 y una gota en el 3, con pantaloneta de cuadros (INC-45, INC-136; véase el apartado 7.2). Aparece animado en las narrativas, deja al caminar una estela de puntos de luz y ocupa, con la forma de su nivel, el botón de ayuda de las cinco escenas jugables (Anexo F, apartados 2.3 y 2</w:t>
+      </w:r>
+      <w:r>
+        <w:t xml:space="preserve">.4). Después del corte, el 05 y el 06/10/2026, su rig pasó a tener brazos, piernas, codos y rodillas en dos tramos, y ojos y boca sobre el cuerpo, sin cuello (INC-131). Sus brazos iban delante del cuerpo, con las manos sobre la cara (INC-132), y desde el 09/10/2026 van detrás de todo el cuerpo (INC-147). Desde el 08/10/2026 brazos y piernas se mueven por separado, porque su arte provisional se recortó en nueve piezas por forma, y saluda en los créditos con el gesto </w:t>
       </w:r>
       <w:r>
         <w:rPr>
@@ -34602,10 +34602,10 @@
         <w:t>Wave</w:t>
       </w:r>
       <w:r>
-        <w:t xml:space="preserve"> (Anexo F, apartado 2.12). El 09/</w:t>
-      </w:r>
-      <w:r>
-        <w:t>10/2026 su diseño final sustituyó ese corte (INC-136): ya no es una sola llama recoloreada sino tres siluetas, llama, disco de madera y gota, con una pantaloneta de cuadros en lugar de la franja, dibujadas en siete piezas por forma y con la pierna entera; su cara fue provisional, sin parpadeo ni habla, hasta el 10/10/2026, cuando llegó la cara final, una sola para las tres formas, con la que parpadea, mueve la boca y cambia de expresión según el guion (INC-148; Anexo F, apartados 2.13 y 2.14).</w:t>
+        <w:t xml:space="preserve"> (Anexo F, apartado 2.12). El 09/10/20</w:t>
+      </w:r>
+      <w:r>
+        <w:t>26 su diseño final sustituyó ese corte (INC-136): son tres siluetas, llama, disco de madera y gota, con una pantaloneta de cuadros en lugar de la franja, dibujadas en siete piezas por forma y con la pierna entera; su cara fue provisional, sin parpadeo ni habla, hasta el 10/10/2026, cuando llegó la cara final, una sola para las tres formas, con la que parpadea, mueve la boca y cambia de expresión según el guion (INC-148; Anexo F, apartados 2.13 y 2.14).</w:t>
       </w:r>
     </w:p>
     <w:p>
@@ -35009,7 +35009,7 @@
       <w:pPr>
         <w:pStyle w:val="Ttulo2"/>
       </w:pPr>
-      <w:bookmarkStart w:id="32" w:name="_Toc242826992"/>
+      <w:bookmarkStart w:id="32" w:name="_Toc242887177"/>
       <w:r>
         <w:t>6.2 Retroalimentación sin derrota ni puntajes</w:t>
       </w:r>
@@ -35616,7 +35616,7 @@
       <w:pPr>
         <w:pStyle w:val="Ttulo2"/>
       </w:pPr>
-      <w:bookmarkStart w:id="33" w:name="_Toc242826993"/>
+      <w:bookmarkStart w:id="33" w:name="_Toc242887178"/>
       <w:r>
         <w:t>6.3 Cierre reflexivo de cada nivel</w:t>
       </w:r>
@@ -35627,10 +35627,40 @@
         <w:pStyle w:val="PrimerprrafoOE3"/>
       </w:pPr>
       <w:r>
-        <w:t>CP-07 y RF-12 piden que, al cerrar cada nivel, el guía nombre la habilidad de pensamiento computacional ejercitada y la relacione con lo que el jugador hizo. El prototipo lo hace en dos momentos: la escena narrativa de cierre, en la que Algoritm la nombra en diálogo, y el resumen de fin de nivel (mockups 13 y 13b). El resumen es una tablilla con el título, el hallazgo del nivel, dos frases que relatan lo que hizo el estudiante y la habilidad nombrada en un recuadro verde. Las dos frases se eligen entre vari</w:t>
-      </w:r>
-      <w:r>
-        <w:t>antes fijas según haya habido intentos sin avance y errores corregidos, sumados sobre todas las fases del nivel, sin que la suma produzca ninguna cifra visible (Anexo C, apartado 2.5). La Tabla 6.3 recoge lo que se nombra al cerrar cada nivel.</w:t>
+        <w:t>CP-07 y RF-12 piden que, al cerrar cada nivel, el guía nombre la habilidad de pensamiento computacional ejercitada y la relacione con lo que el jugador hizo. El prototipo lo hace en dos momentos: la escena narrativa de cierre, en la que Algoritm la nombra en diálogo, y el resumen de fin de nivel (mockups 13 y 13b). El resumen es una tablilla con el título, el hallazgo del nivel, dos frases que relatan lo que hizo el estudiante y la habilidad nombrada en un recuadro verde. El avatar de la tablilla es Algorit</w:t>
+      </w:r>
+      <w:r>
+        <w:t xml:space="preserve">m en la forma del nivel terminado, llama, disco de madera o gota, con su cara animada: el prefab del guía llena el hueco </w:t>
+      </w:r>
+      <w:r>
+        <w:rPr>
+          <w:rStyle w:val="CdigoenlneaOE3"/>
+        </w:rPr>
+        <w:t>Avatar</w:t>
+      </w:r>
+      <w:r>
+        <w:t xml:space="preserve">, que declara el asset de mensajes de cada nivel (DEF-RC3-01, </w:t>
+      </w:r>
+      <w:r>
+        <w:rPr>
+          <w:rStyle w:val="CdigoenlneaOE3"/>
+        </w:rPr>
+        <w:t>86a9898</w:t>
+      </w:r>
+      <w:r>
+        <w:t xml:space="preserve">). La tarjeta cabe en los 1080 px de alto a 1920 × 1080 en los tres niveles, porque el espaciado entre bloques bajó de 48 a 32 px y el texto de la habilidad se ensanchó de 710 a 900 px, de modo que la del Nivel 3 ocupa dos líneas (DEF-RC4-01, </w:t>
+      </w:r>
+      <w:r>
+        <w:rPr>
+          <w:rStyle w:val="CdigoenlneaOE3"/>
+        </w:rPr>
+        <w:t>ca6fd91</w:t>
+      </w:r>
+      <w:r>
+        <w:t>; medida en el Editor, 927 a 989 px). Las dos frases se eligen ent</w:t>
+      </w:r>
+      <w:r>
+        <w:t>re variantes fijas según haya habido intentos sin avance y errores corregidos, sumados sobre todas las fases del nivel, sin que la suma produzca ninguna cifra visible (Anexo C, apartado 2.5). La Tabla 6.3 recoge lo que se nombra al cerrar cada nivel.</w:t>
       </w:r>
     </w:p>
     <w:p>
@@ -36040,6 +36070,7 @@
         <w:pStyle w:val="TextoOE3"/>
       </w:pPr>
       <w:r>
+        <w:lastRenderedPageBreak/>
         <w:t>El cierre reflexivo no puede omitirse la primera vez (</w:t>
       </w:r>
       <w:r>
@@ -36049,11 +36080,7 @@
         <w:t>LevelSummary_CP07_ElCierreReflexivoNoEsOmitibleLaPrimeraVez</w:t>
       </w:r>
       <w:r>
-        <w:t xml:space="preserve">). Como la lista cerrada de datos persistidos (RNF-09) no incluye las escenas vistas, un cierre reflexivo cuenta como visto cuando el nivel siguiente ya está alcanzado; por eso el flujo muestra primero el cierre y después desbloquea. Desde el 29/09/2026 el recorrido automatizado del Nivel 2 exige llegar a la escena 2.5 con el Nivel 3 todavía bloqueado y sin «Omitir», y ese día se corrigió un </w:t>
-      </w:r>
-      <w:r>
-        <w:lastRenderedPageBreak/>
-        <w:t>doble clic que, al salir de un cierre ya visto, saltaba el</w:t>
+        <w:t>). Como la lista cerrada de datos persistidos (RNF-09) no incluye las escenas vistas, un cierre reflexivo cuenta como visto cuando el nivel siguiente ya está alcanzado; por eso el flujo muestra primero el cierre y después desbloquea. Desde el 29/09/2026 el recorrido automatizado del Nivel 2 exige llegar a la escena 2.5 con el Nivel 3 todavía bloqueado y sin «Omitir», y ese día se corrigió un doble clic que, al salir de un cierre ya visto, saltaba el</w:t>
       </w:r>
       <w:r>
         <w:t xml:space="preserve"> resumen (</w:t>
@@ -36080,7 +36107,7 @@
       <w:pPr>
         <w:pStyle w:val="Ttulo2"/>
       </w:pPr>
-      <w:bookmarkStart w:id="34" w:name="_Toc242826994"/>
+      <w:bookmarkStart w:id="34" w:name="_Toc242887179"/>
       <w:r>
         <w:t>6.4 Progreso, indicadores de desempeño e informe docente</w:t>
       </w:r>
@@ -36341,6 +36368,7 @@
               <w:rPr>
                 <w:sz w:val="18"/>
               </w:rPr>
+              <w:lastRenderedPageBreak/>
               <w:t>Errores corregidos</w:t>
             </w:r>
           </w:p>
@@ -36427,7 +36455,6 @@
               <w:rPr>
                 <w:sz w:val="18"/>
               </w:rPr>
-              <w:lastRenderedPageBreak/>
               <w:t>Pasos utilizados</w:t>
             </w:r>
           </w:p>
@@ -36640,7 +36667,11 @@
         <w:t>SaveStore.Delete</w:t>
       </w:r>
       <w:r>
-        <w:t>), que elimina el perfil en las dos rutas de almacenamiento y existía, probada, desde el Slice 1. Los textos de los dos diálogos viven en datos desde el 30/09/2026 (INC-104). Las pruebas cubren las dos rutas y la preservación de los demás perfiles (Anexo G, apartado 2.4); el borrado sobre el ejecutable se presenta en el apartado 9.5.</w:t>
+        <w:t xml:space="preserve">), que elimina el </w:t>
+      </w:r>
+      <w:r>
+        <w:lastRenderedPageBreak/>
+        <w:t>perfil en las dos rutas de almacenamiento y existía, probada, desde el Slice 1. Los textos de los dos diálogos viven en datos desde el 30/09/2026 (INC-104). Las pruebas cubren las dos rutas y la preservación de los demás perfiles (Anexo G, apartado 2.4); el borrado sobre el ejecutable se presenta en el apartado 9.5.</w:t>
       </w:r>
     </w:p>
     <w:p>
@@ -36648,7 +36679,6 @@
         <w:pStyle w:val="TextoOE3"/>
       </w:pPr>
       <w:r>
-        <w:lastRenderedPageBreak/>
         <w:t>Con RF-46 y RF-47, implementados el 24/09/2026, el prototipo cubre los 47 requerimientos funcionales del proyecto (Anexo G, apartado 1).</w:t>
       </w:r>
     </w:p>
@@ -36661,7 +36691,7 @@
       <w:pPr>
         <w:pStyle w:val="Ttulo1"/>
       </w:pPr>
-      <w:bookmarkStart w:id="35" w:name="_Toc242826995"/>
+      <w:bookmarkStart w:id="35" w:name="_Toc242887180"/>
       <w:r>
         <w:lastRenderedPageBreak/>
         <w:t>7. INTERFAZ, ESCENARIOS Y ELEMENTOS AUDIOVISUALES</w:t>
@@ -36683,7 +36713,7 @@
       <w:pPr>
         <w:pStyle w:val="Ttulo2"/>
       </w:pPr>
-      <w:bookmarkStart w:id="36" w:name="_Toc242826996"/>
+      <w:bookmarkStart w:id="36" w:name="_Toc242887181"/>
       <w:r>
         <w:t>7.1 Pantallas del flujo</w:t>
       </w:r>
@@ -37744,10 +37774,10 @@
           <w:noProof/>
         </w:rPr>
         <w:drawing>
-          <wp:inline distT="0" distB="0" distL="0" distR="0" wp14:anchorId="30FE9DCD" wp14:editId="32F88A14">
+          <wp:inline distT="0" distB="0" distL="0" distR="0" wp14:anchorId="7007E1AE" wp14:editId="7969BDD4">
             <wp:extent cx="5759999" cy="3239999"/>
             <wp:effectExtent l="0" t="0" r="0" b="0"/>
-            <wp:docPr id="46" name="Picture" descr="Figura 7.1. Pantalla de inicio: el título «Algoritmia» en blanco con reborde carbón, encima de la tablilla marfil con el lema «Piensa el orden, enciende el fuego»; debajo, el botón primario «Jugar», «Créditos» y «Salir» en una fila y «Progreso del equipo» en la siguiente. A la derecha, la mitad izquierda del bosque del Nivel 2 con Papá, Mamá, la Niña, el Niño y Algoritm en su forma de fuego, en reposo. Los textos usan Baloo 2 y Nunito. Captura del Editor del 08/10/2026."/>
+            <wp:docPr id="46" name="Picture" descr="Figura 7.1. Pantalla de inicio: el título «Algoritmia» en blanco con reborde carbón, encima de la tablilla marfil con el lema «Piensa el orden, enciende el fuego»; debajo, el botón primario «Jugar», «Créditos» y «Salir» en una fila y «Progreso del equipo» en la siguiente. A la derecha, la mitad izquierda del bosque del Nivel 2 con Papá, Mamá, la Niña, el Niño y Algoritm en su forma de fuego, en reposo. Los textos usan Baloo 2 y Nunito. Captura del ejecutable rc5 del 14/10/2026."/>
             <wp:cNvGraphicFramePr/>
             <a:graphic xmlns:a="http://schemas.openxmlformats.org/drawingml/2006/main">
               <a:graphicData uri="http://schemas.openxmlformats.org/drawingml/2006/picture">
@@ -37791,7 +37821,7 @@
         <w:pStyle w:val="LeyendadefiguraOE3"/>
       </w:pPr>
       <w:r>
-        <w:t>Figura 7.1. Pantalla de inicio: el título «Algoritmia» en blanco con reborde carbón, encima de la tablilla marfil con el lema «Piensa el orden, enciende el fuego»; debajo, el botón primario «Jugar», «Créditos» y «Salir» en una fila y «Progreso del equipo» en la siguiente. A la derecha, la mitad izquierda del bosque del Nivel 2 con Papá, Mamá, la Niña, el Niño y Algoritm en su forma de fuego, en reposo. Los textos usan Baloo 2 y Nunito. Captura del Editor del 08/10/2026.</w:t>
+        <w:t>Figura 7.1. Pantalla de inicio: el título «Algoritmia» en blanco con reborde carbón, encima de la tablilla marfil con el lema «Piensa el orden, enciende el fuego»; debajo, el botón primario «Jugar», «Créditos» y «Salir» en una fila y «Progreso del equipo» en la siguiente. A la derecha, la mitad izquierda del bosque del Nivel 2 con Papá, Mamá, la Niña, el Niño y Algoritm en su forma de fuego, en reposo. Los textos usan Baloo 2 y Nunito. Captura del ejecutable rc5 del 14/10/2026.</w:t>
       </w:r>
     </w:p>
     <w:p>
@@ -37863,10 +37893,10 @@
         </w:rPr>
         <w:lastRenderedPageBreak/>
         <w:drawing>
-          <wp:inline distT="0" distB="0" distL="0" distR="0" wp14:anchorId="03D5FB7C" wp14:editId="431D6BD5">
+          <wp:inline distT="0" distB="0" distL="0" distR="0" wp14:anchorId="68A46453" wp14:editId="05A9BD2A">
             <wp:extent cx="5759999" cy="3239999"/>
             <wp:effectExtent l="0" t="0" r="0" b="0"/>
-            <wp:docPr id="49" name="Picture" descr="Figura 7.2. Menú de niveles con sus tres estados: el Nivel 1 completado, con el visto abajo a la izquierda de la imagen y el rótulo «Completado» entre la imagen y el botón; el Nivel 2 disponible, sin insignia, y el Nivel 3 bloqueado, con el botón oscurecido, el candado y el rótulo «Bloqueado» (RF-03, RNF-19). Cada tarjeta muestra la ilustración de su nivel: la cueva, el bosque y el río. Captura del Editor del 08/10/2026."/>
+            <wp:docPr id="49" name="Picture" descr="Figura 7.2. Menú de niveles con sus tres estados: el Nivel 1 completado, con el visto abajo a la izquierda de la imagen y el rótulo «Completado» entre la imagen y el botón; el Nivel 2 disponible, sin insignia, y el Nivel 3 bloqueado, con el botón oscurecido, el candado y el rótulo «Bloqueado» (RF-03, RNF-19). Cada tarjeta muestra la ilustración de su nivel: la cueva, el bosque y el río. Captura del ejecutable rc5 del 14/10/2026."/>
             <wp:cNvGraphicFramePr/>
             <a:graphic xmlns:a="http://schemas.openxmlformats.org/drawingml/2006/main">
               <a:graphicData uri="http://schemas.openxmlformats.org/drawingml/2006/picture">
@@ -37910,7 +37940,7 @@
         <w:pStyle w:val="LeyendadefiguraOE3"/>
       </w:pPr>
       <w:r>
-        <w:t>Figura 7.2. Menú de niveles con sus tres estados: el Nivel 1 completado, con el visto abajo a la izquierda de la imagen y el rótulo «Completado» entre la imagen y el botón; el Nivel 2 disponible, sin insignia, y el Nivel 3 bloqueado, con el botón oscurecido, el candado y el rótulo «Bloqueado» (RF-03, RNF-19). Cada tarjeta muestra la ilustración de su nivel: la cueva, el bosque y el río. Captura del Editor del 08/10/2026.</w:t>
+        <w:t>Figura 7.2. Menú de niveles con sus tres estados: el Nivel 1 completado, con el visto abajo a la izquierda de la imagen y el rótulo «Completado» entre la imagen y el botón; el Nivel 2 disponible, sin insignia, y el Nivel 3 bloqueado, con el botón oscurecido, el candado y el rótulo «Bloqueado» (RF-03, RNF-19). Cada tarjeta muestra la ilustración de su nivel: la cueva, el bosque y el río. Captura del ejecutable rc5 del 14/10/2026.</w:t>
       </w:r>
     </w:p>
     <w:p>
@@ -37951,10 +37981,7 @@
         <w:t>NarrativeScene_RNF01_TodasLasLineasDeLasDieciochoNarrativasCabenEnSuCuadro</w:t>
       </w:r>
       <w:r>
-        <w:t xml:space="preserve"> recorre las 139 líneas, y la más alta mide 131 px en una caja de 137 px. Por decisión del acta D05 (13/09/2026), todo objeto que el texto nombra se ve entero y por encima del cuadro de diálog</w:t>
-      </w:r>
-      <w:r>
-        <w:t xml:space="preserve">o en la parada de cámara en que se lo nombra, lo que comprueba parada por parada </w:t>
+        <w:t xml:space="preserve"> recorre las 139 líneas, y la más alta mide 131 px en una caja de 137 px. Por decisión del acta D05 (13/09/2026), todo objeto que el texto nombra se ve entero y por encima del cuadro de diálogo en la parada de cámara en que se lo nombra, lo que comprueba parada por parada </w:t>
       </w:r>
       <w:r>
         <w:rPr>
@@ -37963,7 +37990,10 @@
         <w:t>NarrativeSequence_RNF03_LosObjetosNoQuedanBajoElCuadroDeDialogo</w:t>
       </w:r>
       <w:r>
-        <w:t xml:space="preserve">; cuando objeto y encuadre no concuerdan se mueve el objeto. La única excepción es la parada L3 del cruce de la escena 3.3, que el acta D10 autorizó a retocar para que la balsa navegue bajo la espuma de la </w:t>
+        <w:t>; cuando objeto y encuadre no concuerdan se mueve el objeto. La única excepción es la parada L3 del cr</w:t>
+      </w:r>
+      <w:r>
+        <w:t xml:space="preserve">uce de la escena 3.3, que el acta D10 autorizó a retocar para que la balsa navegue bajo la espuma de la </w:t>
       </w:r>
       <w:r>
         <w:lastRenderedPageBreak/>
@@ -37976,10 +38006,7 @@
         <w:t>NarrativeProp.CameraFollows</w:t>
       </w:r>
       <w:r>
-        <w:t>; Anexo F, apartado 2.2). «Omitir» solo aparece si el nivel ya se termin</w:t>
-      </w:r>
-      <w:r>
-        <w:t>ó antes y salta la escena en curso (INC-69); el cierre reflexivo nunca se omite la primera vez (RF-06, CP-07), y el del Nivel 3 tampoco al repetirlo (INC-51; Anexo B, apartado 2.3).</w:t>
+        <w:t>; Anexo F, apartado 2.2). «Omitir» solo aparece si el nivel ya se terminó antes y salta la escena en curso (INC-69); el cierre reflexivo nunca se omite la primera vez (RF-06, CP-07), y el del Nivel 3 tampoco al repetirlo (INC-51; Anexo B, apartado 2.3).</w:t>
       </w:r>
     </w:p>
     <w:p>
@@ -38068,7 +38095,7 @@
       <w:pPr>
         <w:pStyle w:val="Ttulo2"/>
       </w:pPr>
-      <w:bookmarkStart w:id="37" w:name="_Toc242826997"/>
+      <w:bookmarkStart w:id="37" w:name="_Toc242887182"/>
       <w:r>
         <w:t>7.2 Escenarios, personajes y animación</w:t>
       </w:r>
@@ -38675,10 +38702,10 @@
         <w:pStyle w:val="TextoOE3"/>
       </w:pPr>
       <w:r>
-        <w:t>Algoritm es una llama con extremidades en el Nivel 1, y en los Niveles 2 y 3 la misma figura recoloreada en madera y en agua (INC-45, INC-52); el botón de pista de cada mecánica es un círculo con el Algoritm del nivel. En la orilla del Nivel 3, la familia y los materiales tienen desde el 01/10/2026 la escala con que los muestran las narrativas del mismo río, y lo que está más abajo se dibuja delante (INC-118; véase el apartado 4.4.1). En el cruce de la escena 3.3, los viajeros terminan sus pasos aunque el e</w:t>
-      </w:r>
-      <w:r>
-        <w:t>studiante avance el texto, así que ninguno salta de sitio (Anexo F, apartados 2.2 y 2.5).</w:t>
+        <w:t>Algoritm es una llama en el Nivel 1, un disco de madera en el 2 y una gota en el 3, con pantaloneta de cuadros (INC-45, INC-136); el botón de pista de cada mecánica es un círculo con el Algoritm del nivel. En la orilla del Nivel 3, la familia y los materiales tienen desde el 01/10/2026 la escala con que los muestran las narrativas del mismo río, y lo que está más abajo se dibuja delante (INC-118; véase el apartado 4.4.1). En el cruce de la escena 3.3, los viajeros terminan sus pasos aunque el estudiante ava</w:t>
+      </w:r>
+      <w:r>
+        <w:t>nce el texto, así que ninguno salta de sitio (Anexo F, apartados 2.2 y 2.5).</w:t>
       </w:r>
     </w:p>
     <w:p>
@@ -38690,7 +38717,7 @@
           <w:noProof/>
         </w:rPr>
         <w:drawing>
-          <wp:inline distT="0" distB="0" distL="0" distR="0" wp14:anchorId="5ABEB586" wp14:editId="6146CC24">
+          <wp:inline distT="0" distB="0" distL="0" distR="0" wp14:anchorId="5BCAB525" wp14:editId="0A9431D3">
             <wp:extent cx="5759999" cy="3239999"/>
             <wp:effectExtent l="0" t="0" r="0" b="0"/>
             <wp:docPr id="52" name="Picture" descr="Figura 7.3. Escena final del juego: la familia, ya en el poblado al atardecer, entre las chozas, con Algoritm en su forma de gota en el aire, sobre Papá y Mamá; a la derecha del Niño arden las fogatas, de las que sube humo. El cuadro de diálogo muestra el retrato y el nombre de Algoritm, que dice «En el bosque miraste muchas cosas y encontraste lo que tenían en común.» (recorte de la captura a pantalla completa)."/>
@@ -38812,7 +38839,7 @@
       <w:pPr>
         <w:pStyle w:val="Ttulo2"/>
       </w:pPr>
-      <w:bookmarkStart w:id="38" w:name="_Toc242826998"/>
+      <w:bookmarkStart w:id="38" w:name="_Toc242887183"/>
       <w:r>
         <w:t>7.3 Sonido</w:t>
       </w:r>
@@ -39397,7 +39424,7 @@
       <w:pPr>
         <w:pStyle w:val="Ttulo2"/>
       </w:pPr>
-      <w:bookmarkStart w:id="39" w:name="_Toc242826999"/>
+      <w:bookmarkStart w:id="39" w:name="_Toc242887184"/>
       <w:r>
         <w:t>7.4 Accesibilidad</w:t>
       </w:r>
@@ -39433,7 +39460,10 @@
         <w:t>Tabla 7.4.</w:t>
       </w:r>
       <w:r>
-        <w:t xml:space="preserve"> Criterios de accesibilidad, solución aplicada y verificación.</w:t>
+        <w:t xml:space="preserve"> </w:t>
+      </w:r>
+      <w:r>
+        <w:t>Criterios de accesibilidad, solución aplicada y verificación.</w:t>
       </w:r>
     </w:p>
     <w:tbl>
@@ -40034,7 +40064,7 @@
           <w:noProof/>
         </w:rPr>
         <w:drawing>
-          <wp:inline distT="0" distB="0" distL="0" distR="0" wp14:anchorId="74126195" wp14:editId="00368F8A">
+          <wp:inline distT="0" distB="0" distL="0" distR="0" wp14:anchorId="724815E9" wp14:editId="527D7691">
             <wp:extent cx="5759999" cy="3239999"/>
             <wp:effectExtent l="0" t="0" r="0" b="0"/>
             <wp:docPr id="55" name="Picture" descr="Figura 7.4. Orilla del Nivel 3 en escala de grises, con los materiales ya reunidos: sin color, las dos tareas hechas se distinguen de las pendientes por el visto dentro del círculo, y el mensaje («Ya tienes todos los materiales. Ve a la zona marcada junto al agua.») lleva su propio icono. Abajo a la derecha, la cruceta de botones de dirección en pantalla que sustituye al teclado (RNF-02, INC-01)."/>
@@ -40219,7 +40249,7 @@
       <w:pPr>
         <w:pStyle w:val="Ttulo1"/>
       </w:pPr>
-      <w:bookmarkStart w:id="40" w:name="_Toc242827000"/>
+      <w:bookmarkStart w:id="40" w:name="_Toc242887185"/>
       <w:r>
         <w:lastRenderedPageBreak/>
         <w:t>8. RENDIMIENTO Y OPTIMIZACIÓN</w:t>
@@ -40241,17 +40271,17 @@
         <w:t>prototipo optimizado</w:t>
       </w:r>
       <w:r>
-        <w:t xml:space="preserve">. OE1 fija tres presupuestos de rendimiento, que acotan el tiempo de carga, la memoria y el tamaño del paquete (RNF-04 a RNF-06), y una restricción técnica de hardware: el juego debe correr en los equipos de la institución sin necesitar una tarjeta gráfica dedicada (CT-02). Para cada presupuesto OE1 indica cómo se comprueba, y el contrato de desarrollo del proyecto añade que esas cifras se obtienen midiendo y no por estimación. El capítulo presenta las mediciones tomadas sobre el ejecutable de doce escenas </w:t>
-      </w:r>
-      <w:r>
-        <w:t>en el equipo de desarrollo (un AMD Ryzen 5 7600X de seis núcleos, 32 GB de RAM, una NVIDIA GeForce RTX 5070 Ti de 16 GB y Windows 11 Home de 64 bits, versión 10.0.26200, con un monitor de 1920 × 1080), las que se registraron durante el desarrollo como antecedente y las optimizaciones que explican el resultado. La ejecución en un segundo equipo y en uno sin tarjeta gráfica dedicada forma parte de la evaluación del objetivo específico 4 (apartado 10.2).</w:t>
+        <w:t>. OE1 fija tres presupuestos de rendimiento, que acotan el tiempo de carga, la memoria y el tamaño del paquete (RNF-04 a RNF-06), y una restricción técnica de hardware: el juego debe correr en los equipos de la institución sin necesitar una tarjeta gráfica dedicada (CT-02). Para cada presupuesto OE1 indica cómo se comprueba, y el contrato de desarrollo del proyecto añade que esas cifras se obtienen midiendo y no por estimación. El capítulo presenta las mediciones tomadas sobre el ejecuta</w:t>
+      </w:r>
+      <w:r>
+        <w:t>ble de doce escenas en el equipo de desarrollo (un AMD Ryzen 5 7600X de seis núcleos, 32 GB de RAM, una NVIDIA GeForce RTX 5070 Ti de 16 GB y Windows 11 Home de 64 bits, versión 10.0.26200, con un monitor de 1920 × 1080), las que se registraron durante el desarrollo como antecedente y las optimizaciones que explican el resultado. La ejecución en un segundo equipo y en uno sin tarjeta gráfica dedicada forma parte de la evaluación del objetivo específico 4 (apartado 10.2).</w:t>
       </w:r>
     </w:p>
     <w:p>
       <w:pPr>
         <w:pStyle w:val="Ttulo2"/>
       </w:pPr>
-      <w:bookmarkStart w:id="41" w:name="_Toc242827001"/>
+      <w:bookmarkStart w:id="41" w:name="_Toc242887186"/>
       <w:r>
         <w:t>8.1 Presupuestos de rendimiento y mediciones</w:t>
       </w:r>
@@ -40504,13 +40534,7 @@
               <w:rPr>
                 <w:sz w:val="18"/>
               </w:rPr>
-              <w:t xml:space="preserve"> </w:t>
-            </w:r>
-            <w:r>
-              <w:rPr>
-                <w:sz w:val="18"/>
-              </w:rPr>
-              <w:t>tras crear un perfil nuevo); las doce escenas en la Tabla 8.3</w:t>
+              <w:t xml:space="preserve"> tras crear un perfil nuevo); las doce escenas en la Tabla 8.3</w:t>
             </w:r>
           </w:p>
         </w:tc>
@@ -42559,7 +42583,7 @@
       <w:pPr>
         <w:pStyle w:val="Ttulo2"/>
       </w:pPr>
-      <w:bookmarkStart w:id="42" w:name="_Toc242827002"/>
+      <w:bookmarkStart w:id="42" w:name="_Toc242887187"/>
       <w:r>
         <w:t>8.2 Optimizaciones aplicadas</w:t>
       </w:r>
@@ -42751,7 +42775,10 @@
         <w:t>Multiple</w:t>
       </w:r>
       <w:r>
-        <w:t xml:space="preserve"> que trae el importador de fábrica la carga de la imagen como sprite devuelve un valor nulo. Desde el 01/10/2026 la dirección de arte describe esa misma regla (INC-128), con una excepción registrada: doce imágenes del Nivel 2 llegaron en </w:t>
+        <w:t xml:space="preserve"> </w:t>
+      </w:r>
+      <w:r>
+        <w:t xml:space="preserve">que trae el importador de fábrica la carga de la imagen como sprite devuelve un valor nulo. Desde el 01/10/2026 la dirección de arte describe esa misma regla (INC-128), con una excepción registrada: doce imágenes del Nivel 2 llegaron en </w:t>
       </w:r>
       <w:r>
         <w:rPr>
@@ -42760,13 +42787,10 @@
         <w:t>Multiple</w:t>
       </w:r>
       <w:r>
-        <w:t xml:space="preserve"> </w:t>
-      </w:r>
-      <w:r>
-        <w:t>con un solo sprite y conservan ese modo, porque diez de ellas las referencian escenas y assets por ese sprite interno y cambiarlo rompería las referencias. El tope de 4 096 píxeles tiene también una sola excepción, decidida el mismo día para que el paquete cupiera en 500 MB (INC-130): los cuadros del fuego y del humo del Nivel 1 entran a 1 024 píxeles como máximo y siguen sin comprimir. En pantalla el fuego no pasa de unos 650 píxeles y el humo de 300, y la comparación de capturas ampliadas de antes y de de</w:t>
-      </w:r>
-      <w:r>
-        <w:t xml:space="preserve">spués no mostró pérdida visible; la carpeta de esas animaciones pasó de 533 MB a 145,7 MB en el paquete. Lo vigila </w:t>
+        <w:t xml:space="preserve"> con un solo sprite y conservan ese modo, porque diez de ellas las referencian escenas y assets por ese sprite interno y cambiarlo rompería las referencias. El tope de 4 096 píxeles tiene también una sola excepción, decidida el mismo día para que el paquete cupiera e</w:t>
+      </w:r>
+      <w:r>
+        <w:t xml:space="preserve">n 500 MB (INC-130): los cuadros del fuego y del humo del Nivel 1 entran a 1 024 píxeles como máximo y siguen sin comprimir. En pantalla el fuego no pasa de unos 650 píxeles y el humo de 300, y la comparación de capturas ampliadas de antes y de después no mostró pérdida visible; la carpeta de esas animaciones pasó de 533 MB a 145,7 MB en el paquete. Lo vigila </w:t>
       </w:r>
       <w:r>
         <w:rPr>
@@ -42775,14 +42799,17 @@
         <w:t>ArtImport_RNF06_LosCuadrosDelFuegoYElHumoSeImportanAMil24SinComprimir</w:t>
       </w:r>
       <w:r>
-        <w:t>. El efecto de esa regla sobre los dos presupuestos se mide en el ejecutable (apartado 8.3).</w:t>
+        <w:t>. El efecto de esa regla sobre los dos presupuestos se mide en el ejecutable (apar</w:t>
+      </w:r>
+      <w:r>
+        <w:t>tado 8.3).</w:t>
       </w:r>
     </w:p>
     <w:p>
       <w:pPr>
         <w:pStyle w:val="Ttulo2"/>
       </w:pPr>
-      <w:bookmarkStart w:id="43" w:name="_Toc242827003"/>
+      <w:bookmarkStart w:id="43" w:name="_Toc242887188"/>
       <w:r>
         <w:t>8.3 Mediciones sobre el ejecutable</w:t>
       </w:r>
@@ -44525,16 +44552,19 @@
         <w:t>N1_NacimientoDelFuego</w:t>
       </w:r>
       <w:r>
-        <w:t xml:space="preserve"> </w:t>
-      </w:r>
-      <w:r>
-        <w:t xml:space="preserve">en ese mismo recorrido y, frente a 2 048 MiB, deja un 45 % de margen. En las otras tres sesiones los máximos fueron parecidos: entre 412 y 418 MiB de memoria de trabajo y entre 1 093 y 1 116 MiB de privada. Sobre el primer candidato habían sido de 457 MB de trabajo, en </w:t>
+        <w:t xml:space="preserve"> en ese mismo recorrido y, frente a 2 048 MiB, deja un 45 % de margen. En las otras tres sesiones los máximos fueron parecidos: entre 412 y 418 MiB de memoria de trabajo y entre 1 093 y 1 116 MiB de privada. Sobre el primer candidato habían sido de 457 MB de trabajo, en </w:t>
       </w:r>
       <w:r>
         <w:rPr>
           <w:rStyle w:val="CdigoenlneaOE3"/>
         </w:rPr>
-        <w:t>Level3_River</w:t>
+        <w:t>Le</w:t>
+      </w:r>
+      <w:r>
+        <w:rPr>
+          <w:rStyle w:val="CdigoenlneaOE3"/>
+        </w:rPr>
+        <w:t>vel3_River</w:t>
       </w:r>
       <w:r>
         <w:t xml:space="preserve"> antes del cruce, y de 1 195 MB de privada, al abrir </w:t>
@@ -44546,10 +44576,7 @@
         <w:t>N3_PuenteII</w:t>
       </w:r>
       <w:r>
-        <w:t>. La de trabajo depende de lo que Windows mantiene residente: en el primer recorrido bajó a unos 210 MB después del laberinto sin que el juego cambiara de comportamie</w:t>
-      </w:r>
-      <w:r>
-        <w:t>nto. El paquete ocupa 479,0 MB, con el reparto que da el apartado 8.1.</w:t>
+        <w:t>. La de trabajo depende de lo que Windows mantiene residente: en el primer recorrido bajó a unos 210 MB después del laberinto sin que el juego cambiara de comportamiento. El paquete ocupa 479,0 MB, con el reparto que da el apartado 8.1.</w:t>
       </w:r>
     </w:p>
     <w:p>
@@ -44636,7 +44663,32 @@
         <w:t>-rc4.md</w:t>
       </w:r>
       <w:r>
-        <w:t>). Son una o dos cargas por escena y un solo equipo; las demás cifras de este capítulo siguen siendo las del ejecutable del corte.</w:t>
+        <w:t xml:space="preserve">). Son una o dos cargas por escena y un solo equipo; las demás cifras de este capítulo siguen siendo las del ejecutable del corte. El 14/10/2026 se compiló rc5 desde </w:t>
+      </w:r>
+      <w:r>
+        <w:rPr>
+          <w:rStyle w:val="CdigoenlneaOE3"/>
+        </w:rPr>
+        <w:t>ca6fd91</w:t>
+      </w:r>
+      <w:r>
+        <w:t>, con el avatar del resumen de nivel y la tarjeta que cabe en 1080 px (DEF-RC3-01, DEF-RC4-01); pesó 426,9 MB, con 73,1 MB de margen frente a los 500 MB de RNF-06 (</w:t>
+      </w:r>
+      <w:r>
+        <w:rPr>
+          <w:rStyle w:val="CdigoenlneaOE3"/>
+        </w:rPr>
+        <w:t>claudeDocs/tasks/OE4/evidencias/build-rc5.md</w:t>
+      </w:r>
+      <w:r>
+        <w:t xml:space="preserve">). Ese ejecutable </w:t>
+      </w:r>
+      <w:r>
+        <w:lastRenderedPageBreak/>
+        <w:t>no se ha ejecutado ni medido, ni se corrió la suite sobre él: las medidas de carga y de memoria de este ap</w:t>
+      </w:r>
+      <w:r>
+        <w:t>artado son las de rc4.</w:t>
       </w:r>
     </w:p>
     <w:p>
@@ -44648,7 +44700,7 @@
       <w:pPr>
         <w:pStyle w:val="Ttulo1"/>
       </w:pPr>
-      <w:bookmarkStart w:id="44" w:name="_Toc242827004"/>
+      <w:bookmarkStart w:id="44" w:name="_Toc242887189"/>
       <w:r>
         <w:lastRenderedPageBreak/>
         <w:t>9. VERIFICACIÓN DEL PROTOTIPO</w:t>
@@ -44670,7 +44722,7 @@
       <w:pPr>
         <w:pStyle w:val="Ttulo2"/>
       </w:pPr>
-      <w:bookmarkStart w:id="45" w:name="_Toc242827005"/>
+      <w:bookmarkStart w:id="45" w:name="_Toc242887190"/>
       <w:r>
         <w:t>9.1 Estrategia de pruebas</w:t>
       </w:r>
@@ -48486,7 +48538,7 @@
       <w:pPr>
         <w:pStyle w:val="Ttulo2"/>
       </w:pPr>
-      <w:bookmarkStart w:id="46" w:name="_Toc242827006"/>
+      <w:bookmarkStart w:id="46" w:name="_Toc242887191"/>
       <w:r>
         <w:t>9.2 Golden Path</w:t>
       </w:r>
@@ -48822,7 +48874,7 @@
       <w:pPr>
         <w:pStyle w:val="Ttulo2"/>
       </w:pPr>
-      <w:bookmarkStart w:id="47" w:name="_Toc242827007"/>
+      <w:bookmarkStart w:id="47" w:name="_Toc242887192"/>
       <w:r>
         <w:t>9.3 Resultado de la suite completa (01/10/2026)</w:t>
       </w:r>
@@ -48895,7 +48947,10 @@
         <w:t>Tabla 9.3.</w:t>
       </w:r>
       <w:r>
-        <w:t xml:space="preserve"> Resultado de la corrida completa del 01/10/2026 sobre el árbol de trabajo del corte (Anexo G).</w:t>
+        <w:t xml:space="preserve"> </w:t>
+      </w:r>
+      <w:r>
+        <w:t>Resultado de la corrida completa del 01/10/2026 sobre el árbol de trabajo del corte (Anexo G).</w:t>
       </w:r>
     </w:p>
     <w:tbl>
@@ -49590,7 +49645,7 @@
       <w:pPr>
         <w:pStyle w:val="Ttulo2"/>
       </w:pPr>
-      <w:bookmarkStart w:id="48" w:name="_Toc242827008"/>
+      <w:bookmarkStart w:id="48" w:name="_Toc242887193"/>
       <w:r>
         <w:t>9.4 Trazabilidad de requerimientos a pruebas</w:t>
       </w:r>
@@ -49643,7 +49698,10 @@
         <w:t>Tabla 9.4.</w:t>
       </w:r>
       <w:r>
-        <w:t xml:space="preserve"> Pruebas que nombran un RF, por módulo funcional de OE1 (Anexo A, 09/10/2026).</w:t>
+        <w:t xml:space="preserve"> </w:t>
+      </w:r>
+      <w:r>
+        <w:t>Pruebas que nombran un RF, por módulo funcional de OE1 (Anexo A, 09/10/2026).</w:t>
       </w:r>
     </w:p>
     <w:tbl>
@@ -50562,7 +50620,7 @@
       <w:pPr>
         <w:pStyle w:val="Ttulo2"/>
       </w:pPr>
-      <w:bookmarkStart w:id="49" w:name="_Toc242827009"/>
+      <w:bookmarkStart w:id="49" w:name="_Toc242887194"/>
       <w:r>
         <w:t>9.5 Verificación sobre el ejecutable</w:t>
       </w:r>
@@ -50621,10 +50679,10 @@
         <w:t>Datos/</w:t>
       </w:r>
       <w:r>
-        <w:t xml:space="preserve"> perfiles semilla preparados con el formato del guardado: uno recién creado, otros que entran directamente al bosque, al taller, al laberinto, a la orilla del Nivel 3 o a cada fase posterior de la balsa, uno con las siete fases confirmadas y uno con el archivo truncado. Las capturas, los registros </w:t>
-      </w:r>
-      <w:r>
-        <w:t xml:space="preserve">del reproductor y las muestras de memoria y de red quedan en </w:t>
+        <w:t xml:space="preserve"> </w:t>
+      </w:r>
+      <w:r>
+        <w:t xml:space="preserve">perfiles semilla preparados con el formato del guardado: uno recién creado, otros que entran directamente al bosque, al taller, al laberinto, a la orilla del Nivel 3 o a cada fase posterior de la balsa, uno con las siete fases confirmadas y uno con el archivo truncado. Las capturas, los registros del reproductor y las muestras de memoria y de red quedan en </w:t>
       </w:r>
       <w:r>
         <w:rPr>
@@ -50633,7 +50691,10 @@
         <w:t>claudeDocs/tasks/OE4/evidencias/</w:t>
       </w:r>
       <w:r>
-        <w:t>. En la segunda pasada el sonido del juego estuvo silenciado, así que ninguna de sus verificaciones juzga lo que se oye. La Tabla 9.5 resume cada verificación e indica sobre qué ejecutable se obtuvo.</w:t>
+        <w:t xml:space="preserve">. En la segunda pasada el sonido del juego estuvo silenciado, así que ninguna de sus verificaciones juzga lo que se oye. </w:t>
+      </w:r>
+      <w:r>
+        <w:t>La Tabla 9.5 resume cada verificación e indica sobre qué ejecutable se obtuvo.</w:t>
       </w:r>
     </w:p>
     <w:p>
@@ -51663,7 +51724,13 @@
               <w:rPr>
                 <w:sz w:val="18"/>
               </w:rPr>
-              <w:t xml:space="preserve"> en una ruta con espacio arrancó sin instalar nada ni elevar privilegios y creó </w:t>
+              <w:t xml:space="preserve"> </w:t>
+            </w:r>
+            <w:r>
+              <w:rPr>
+                <w:sz w:val="18"/>
+              </w:rPr>
+              <w:t xml:space="preserve">en una ruta con espacio arrancó sin instalar nada ni elevar privilegios y creó </w:t>
             </w:r>
             <w:r>
               <w:rPr>
@@ -52531,13 +52598,7 @@
               <w:rPr>
                 <w:sz w:val="18"/>
               </w:rPr>
-              <w:t xml:space="preserve"> </w:t>
-            </w:r>
-            <w:r>
-              <w:rPr>
-                <w:sz w:val="18"/>
-              </w:rPr>
-              <w:t xml:space="preserve">pasó; la regla de orden que esta ronda aplicó la sustituyó la de </w:t>
+              <w:t xml:space="preserve"> pasó; la regla de orden que esta ronda aplicó la sustituyó la de </w:t>
             </w:r>
             <w:r>
               <w:rPr>
@@ -53558,7 +53619,13 @@
               <w:rPr>
                 <w:sz w:val="18"/>
               </w:rPr>
-              <w:t xml:space="preserve"> 40 de 40, </w:t>
+              <w:t xml:space="preserve"> </w:t>
+            </w:r>
+            <w:r>
+              <w:rPr>
+                <w:sz w:val="18"/>
+              </w:rPr>
+              <w:t xml:space="preserve">40 de 40, </w:t>
             </w:r>
             <w:r>
               <w:rPr>
@@ -54376,10 +54443,7 @@
         <w:t>suite2.ps1</w:t>
       </w:r>
       <w:r>
-        <w:t xml:space="preserve"> </w:t>
-      </w:r>
-      <w:r>
-        <w:t xml:space="preserve">murió dos veces por memoria al abrir el segundo Editor, de modo que la suite completa se corrió en un solo Editor con </w:t>
+        <w:t xml:space="preserve"> murió dos veces por memoria al abrir el segundo Editor, de modo que la suite completa se corrió en un solo Editor con </w:t>
       </w:r>
       <w:r>
         <w:rPr>
@@ -54412,7 +54476,13 @@
         <w:rPr>
           <w:rStyle w:val="CdigoenlneaOE3"/>
         </w:rPr>
-        <w:t>ForestScene_RF22</w:t>
+        <w:t>ForestSc</w:t>
+      </w:r>
+      <w:r>
+        <w:rPr>
+          <w:rStyle w:val="CdigoenlneaOE3"/>
+        </w:rPr>
+        <w:t>ene_RF22</w:t>
       </w:r>
       <w:r>
         <w:t xml:space="preserve"> falla cuando el ratón real del Editor cae sobre el tronco que rueda, y queda como tarea aparte del carril del Nivel 2; </w:t>
@@ -54424,10 +54494,7 @@
         <w:t>RiverLevel_RNF05</w:t>
       </w:r>
       <w:r>
-        <w:t xml:space="preserve"> falla por la memoria que ac</w:t>
-      </w:r>
-      <w:r>
-        <w:t>umula un Editor abierto muchas horas (apartado 8.1), y pasa con el Editor recién abierto.</w:t>
+        <w:t xml:space="preserve"> falla por la memoria que acumula un Editor abierto muchas horas (apartado 8.1), y pasa con el Editor recién abierto.</w:t>
       </w:r>
     </w:p>
     <w:p>
@@ -54704,7 +54771,7 @@
       <w:pPr>
         <w:pStyle w:val="Ttulo1"/>
       </w:pPr>
-      <w:bookmarkStart w:id="50" w:name="_Toc242827010"/>
+      <w:bookmarkStart w:id="50" w:name="_Toc242887195"/>
       <w:r>
         <w:lastRenderedPageBreak/>
         <w:t>10. LIMITACIONES Y TRABAJO PENDIENTE</w:t>
@@ -54726,7 +54793,7 @@
       <w:pPr>
         <w:pStyle w:val="Ttulo2"/>
       </w:pPr>
-      <w:bookmarkStart w:id="51" w:name="_Toc242827011"/>
+      <w:bookmarkStart w:id="51" w:name="_Toc242887196"/>
       <w:r>
         <w:t>10.1 Consistencia documental y puntos abiertos</w:t>
       </w:r>
@@ -55573,7 +55640,7 @@
         <w:t>PF-RF07-*</w:t>
       </w:r>
       <w:r>
-        <w:t xml:space="preserve"> del OE4, que describen el menú de rc3. Los radicados del OE1 y del OE2 dicen «cuarto» hasta que haya autorización para editarlos (INC-151).</w:t>
+        <w:t xml:space="preserve"> del OE4, que describen el menú de rc3.</w:t>
       </w:r>
     </w:p>
     <w:p>
@@ -55594,7 +55661,7 @@
       <w:pPr>
         <w:pStyle w:val="Ttulo2"/>
       </w:pPr>
-      <w:bookmarkStart w:id="52" w:name="_Toc242827012"/>
+      <w:bookmarkStart w:id="52" w:name="_Toc242887197"/>
       <w:r>
         <w:t>10.2 Verificaciones que dependen de otro equipo</w:t>
       </w:r>
@@ -55656,11 +55723,7 @@
         <w:t xml:space="preserve">, con una </w:t>
       </w:r>
       <w:r>
-        <w:t xml:space="preserve">cuenta estándar, y en la misma </w:t>
-      </w:r>
-      <w:r>
-        <w:lastRenderedPageBreak/>
-        <w:t>sesión toma las cargas y la memoria de la columna del segundo equipo (Anexo G, apartado 4.3).</w:t>
+        <w:t>cuenta estándar, y en la misma sesión toma las cargas y la memoria de la columna del segundo equipo (Anexo G, apartado 4.3).</w:t>
       </w:r>
     </w:p>
     <w:p>
@@ -55672,6 +55735,7 @@
         </w:numPr>
       </w:pPr>
       <w:r>
+        <w:lastRenderedPageBreak/>
         <w:t>Sobre el funcionamiento sin conexión a internet (RNF-08), el tráfico de red del proceso se observó en el equipo de desarrollo para RNF-10, que pide no transmitir datos a terceros: con el ejecutable del corte no se observó ninguna conexión en siete lanzamientos, y RNF-10 se cumple (apartado 8.3). RNF-08 pide otra cosa, que el juego funcione entero con el adaptador de red deshabilitado, y se comprueba con el guion H4.</w:t>
       </w:r>
     </w:p>
@@ -55720,7 +55784,7 @@
       <w:pPr>
         <w:pStyle w:val="Ttulo2"/>
       </w:pPr>
-      <w:bookmarkStart w:id="53" w:name="_Toc242827013"/>
+      <w:bookmarkStart w:id="53" w:name="_Toc242887198"/>
       <w:r>
         <w:t>10.3 Sonido y arte por incorporar</w:t>
       </w:r>
@@ -55776,10 +55840,7 @@
         <w:t>amb_n2_noche_intemperie</w:t>
       </w:r>
       <w:r>
-        <w:t xml:space="preserve"> </w:t>
-      </w:r>
-      <w:r>
-        <w:t>está en disco sin que la use ninguna escena.</w:t>
+        <w:t xml:space="preserve"> está en disco sin que la use ninguna escena.</w:t>
       </w:r>
     </w:p>
     <w:p>
@@ -55812,13 +55873,13 @@
         </w:numPr>
       </w:pPr>
       <w:r>
+        <w:t xml:space="preserve">La dirección de sonido pide un segundo con el ambiente al mínimo antes de la última frase de Algoritm (su silencio S3). Desde que la escena final suena (INC-125) ese silencio ya no ocurre por omisión, y aplicarlo exige un corte con duración en </w:t>
+      </w:r>
+      <w:r>
+        <w:rPr>
+          <w:rStyle w:val="CdigoenlneaOE3"/>
+        </w:rPr>
         <w:lastRenderedPageBreak/>
-        <w:t xml:space="preserve">La dirección de sonido pide un segundo con el ambiente al mínimo antes de la última frase de Algoritm (su silencio S3). Desde que la escena final suena (INC-125) ese silencio ya no ocurre por omisión, y aplicarlo exige un corte con duración en </w:t>
-      </w:r>
-      <w:r>
-        <w:rPr>
-          <w:rStyle w:val="CdigoenlneaOE3"/>
-        </w:rPr>
         <w:t>AudioManager</w:t>
       </w:r>
       <w:r>
@@ -55937,14 +55998,14 @@
         <w:t>Happy</w:t>
       </w:r>
       <w:r>
-        <w:t xml:space="preserve"> en los datos y se ven con la cara neutra, y el sueño se ve con los ojos cerrados. Con una sola boca de hablar, la boca alterna abierta y cerrada; si llegan las bocas E y U, el ciclo vuelve a ser A, E, U y cerrada sin tocar código. La neutra de frente de la Niña tiene el iris naranja y un rubor que sus otras cinco expresiones no tienen, y las cejas del Niño difieren un </w:t>
+        <w:t xml:space="preserve"> en los datos y se ven con la cara neutra, y el sueño se ve con los ojos cerrados. Con una sola boca de hablar, la boca alterna abierta y cerrada; si llegan las bocas E y U, el ciclo vuelve a ser A, E, U y cerrada sin tocar código. La neutra de frente de la Niña tiene el iris naranja y un rubor que sus otras cinco expresiones no tienen, y las cejas del Niño difieren un poco: conviene pedir una neutra nueva de los dos. Los dos defectos menores del corte provisional de Algoritm, las rótulas más oscuras u</w:t>
+      </w:r>
+      <w:r>
+        <w:t xml:space="preserve">nos 0,3 s en los fundidos y el talón claro de unos 12 px en el hombro girado, se esperaba que desaparecieran sin la </w:t>
       </w:r>
       <w:r>
         <w:lastRenderedPageBreak/>
-        <w:t>poco: conviene pedir una neutra nueva de los dos. Los dos defectos menores del corte provisional de Algoritm, las rótulas más oscuras u</w:t>
-      </w:r>
-      <w:r>
-        <w:t>nos 0,3 s en los fundidos y el talón claro de unos 12 px en el hombro girado, se esperaba que desaparecieran sin la rodilla; en las capturas de la ronda 2 del Editor (09/10/2026) los anillos ya no se ven, y el talón del hombro no se ve en reposo y sigue sin comprobarse. Papá, Mamá, la Niña y el Niño tienen desde el 06/10/2026 sus piezas finales frontales y la expresión neutra colocada por registro (</w:t>
+        <w:t>rodilla; en las capturas de la ronda 2 del Editor (09/10/2026) los anillos ya no se ven, y el talón del hombro no se ve en reposo y sigue sin comprobarse. Papá, Mamá, la Niña y el Niño tienen desde el 06/10/2026 sus piezas finales frontales y la expresión neutra colocada por registro (</w:t>
       </w:r>
       <w:r>
         <w:rPr>
@@ -56101,7 +56162,7 @@
       <w:pPr>
         <w:pStyle w:val="Ttulo2"/>
       </w:pPr>
-      <w:bookmarkStart w:id="54" w:name="_Toc242827014"/>
+      <w:bookmarkStart w:id="54" w:name="_Toc242887199"/>
       <w:r>
         <w:t>10.4 Deuda técnica menor conocida</w:t>
       </w:r>
@@ -56124,17 +56185,20 @@
         </w:numPr>
       </w:pPr>
       <w:r>
+        <w:t xml:space="preserve">El residuo del motor en el registro (DEF-RC2-01, menor) es este: aunque sus servicios estén apagados, el reproductor escribe en su clave del registro tres identificadores </w:t>
+      </w:r>
+      <w:r>
+        <w:rPr>
+          <w:rStyle w:val="CdigoenlneaOE3"/>
+        </w:rPr>
+        <w:t>unity_connect.*</w:t>
+      </w:r>
+      <w:r>
+        <w:t xml:space="preserve">, uno de ellos de instalación, y un contador y un identificador de sesión. </w:t>
+      </w:r>
+      <w:r>
         <w:lastRenderedPageBreak/>
-        <w:t xml:space="preserve">El residuo del motor en el registro (DEF-RC2-01, menor) es este: aunque sus servicios estén apagados, el reproductor escribe en su clave del registro tres identificadores </w:t>
-      </w:r>
-      <w:r>
-        <w:rPr>
-          <w:rStyle w:val="CdigoenlneaOE3"/>
-        </w:rPr>
-        <w:t>unity_connect.*</w:t>
-      </w:r>
-      <w:r>
-        <w:t xml:space="preserve">, uno de ellos de instalación, y un contador y un identificador de sesión. No se observó que salgan del equipo, no son datos del estudiante y para la entrega se documentan como residuo del motor, junto a </w:t>
+        <w:t xml:space="preserve">No se observó que salgan del equipo, no son datos del estudiante y para la entrega se documentan como residuo del motor, junto a </w:t>
       </w:r>
       <w:r>
         <w:rPr>
@@ -56278,11 +56342,11 @@
         </w:numPr>
       </w:pPr>
       <w:r>
+        <w:t xml:space="preserve">En el informe docente, con ocho perfiles, la octava fila de su lista sale con el borde inferior recortado, aunque se ve y se elige (guion H13); se corrige con un alto de lista que sea un número entero de filas. En la cabecera, el icono de «Errores corregidos» y </w:t>
+      </w:r>
+      <w:r>
         <w:lastRenderedPageBreak/>
-        <w:t>En el informe docente, con ocho perfiles, la octava fila de su lista sale con el borde inferior recortado, aunque se ve y se elige (guion H13); se corrige con un alto de lista que sea un número entero de filas. En la cabecera, el icono de «Errores corregidos» y «Tiempo de resolución», que parten en dos líneas, se dibuja sobre la primera palabra, y se corrige con los iconos definitivos puestos a la izquierda del rótulo. El encabezado del perfil trae en la escena el texto de muestra «Perfil de Ana», que el ju</w:t>
-      </w:r>
-      <w:r>
-        <w:t xml:space="preserve">ego sustituye al abrir y conviene dejar vacío. Las dos listas del informe y el texto de los créditos se desplazan con un </w:t>
+        <w:t xml:space="preserve">«Tiempo de resolución», que parten en dos líneas, se dibuja sobre la primera palabra, y se corrige con los iconos definitivos puestos a la izquierda del rótulo. El encabezado del perfil trae en la escena el texto de muestra «Perfil de Ana», que el juego sustituye al abrir y conviene dejar vacío. Las dos listas del informe y el texto de los créditos se desplazan con un </w:t>
       </w:r>
       <w:r>
         <w:rPr>
@@ -56291,7 +56355,10 @@
         <w:t>ScrollRect</w:t>
       </w:r>
       <w:r>
-        <w:t xml:space="preserve"> de uGUI, la excepción decidida el 29/09/2026 para las pantallas sin arrastrar y soltar, cuya barra se maneja con clic y clic sostenido (INC-80; apartado 5.2).</w:t>
+        <w:t xml:space="preserve"> de uGUI, la excepción decidida el 29/09/2026 para las pantallas sin arrastrar y soltar, cuya barra se maneja con clic y clic soste</w:t>
+      </w:r>
+      <w:r>
+        <w:t>nido (INC-80; apartado 5.2).</w:t>
       </w:r>
     </w:p>
     <w:p>
@@ -56321,7 +56388,10 @@
         <w:t>117287c</w:t>
       </w:r>
       <w:r>
-        <w:t xml:space="preserve">), 2 199 MB con el Editor abierto un día entero, con fallo, y 1 533 MB recién abierto. La memoria que verifica RNF-05 es la del ejecutable (apartado 8.1). Por eso conviene reiniciar el Editor antes de la suite completa, y en las rondas del 05 y el 06/10 </w:t>
+        <w:t>), 2 199 MB con el Editor abierto un día entero, con fallo, y 1 533 MB recién abierto. La memoria que verifica RNF-05 es la del ejecutable (apartado 8.1). Por eso conviene reiniciar el Editor antes de la suite completa, y en las rond</w:t>
+      </w:r>
+      <w:r>
+        <w:t xml:space="preserve">as del 05 y el 06/10 </w:t>
       </w:r>
       <w:r>
         <w:rPr>
@@ -56330,10 +56400,7 @@
         <w:t>suite2.ps1</w:t>
       </w:r>
       <w:r>
-        <w:t xml:space="preserve"> murió por memoria al abrir el</w:t>
-      </w:r>
-      <w:r>
-        <w:t xml:space="preserve"> segundo Editor (apartado 9.5).</w:t>
+        <w:t xml:space="preserve"> murió por memoria al abrir el segundo Editor (apartado 9.5).</w:t>
       </w:r>
     </w:p>
     <w:p>
@@ -56423,11 +56490,7 @@
         </w:numPr>
       </w:pPr>
       <w:r>
-        <w:t xml:space="preserve">La escena 3.3 en el camino sin fallos queda así: con la balsa bien armada a la primera el juego salta la escena 3.2, como manda el guion, pero la 3.3 abre con «La familia sube a la balsa corregida» y Algoritm la cierra hablando de algo que falló y se arregló. Es el texto radicado del guion. Se corrige con una variante de la 3.3 para ese camino, </w:t>
-      </w:r>
-      <w:r>
-        <w:lastRenderedPageBreak/>
-        <w:t>elegida por la misma regla que decide la 3.2 (</w:t>
+        <w:t>La escena 3.3 en el camino sin fallos queda así: con la balsa bien armada a la primera el juego salta la escena 3.2, como manda el guion, pero la 3.3 abre con «La familia sube a la balsa corregida» y Algoritm la cierra hablando de algo que falló y se arregló. Es el texto radicado del guion. Se corrige con una variante de la 3.3 para ese camino, elegida por la misma regla que decide la 3.2 (</w:t>
       </w:r>
       <w:r>
         <w:rPr>
@@ -56448,6 +56511,7 @@
         </w:numPr>
       </w:pPr>
       <w:r>
+        <w:lastRenderedPageBreak/>
         <w:t>En el cruce de la escena 3.3 la balsa salía por el borde derecho del encuadre de apertura. Desde el 08/10/2026 la cámara la acompaña (</w:t>
       </w:r>
       <w:r>
@@ -56665,7 +56729,7 @@
       <w:pPr>
         <w:pStyle w:val="Ttulo2"/>
       </w:pPr>
-      <w:bookmarkStart w:id="55" w:name="_Toc242827015"/>
+      <w:bookmarkStart w:id="55" w:name="_Toc242887200"/>
       <w:r>
         <w:t>10.5 Lo que pasa al objetivo específico 4</w:t>
       </w:r>
@@ -56676,26 +56740,29 @@
         <w:pStyle w:val="PrimerprrafoOE3"/>
       </w:pPr>
       <w:r>
+        <w:t>El objetivo específico 4 evalúa el prototipo mediante pruebas funcionales basadas en los requerimientos. Su plan de pruebas existe desde el 29/09/2026 (</w:t>
+      </w:r>
+      <w:r>
+        <w:rPr>
+          <w:rStyle w:val="CdigoenlneaOE3"/>
+        </w:rPr>
+        <w:t>d105838</w:t>
+      </w:r>
+      <w:r>
+        <w:t xml:space="preserve">): fija la versión que se prueba, quién ejecuta cada caso y con qué herramienta, y trae un catálogo de casos </w:t>
+      </w:r>
+      <w:r>
+        <w:rPr>
+          <w:rStyle w:val="CdigoenlneaOE3"/>
+        </w:rPr>
+        <w:t>PF-*</w:t>
+      </w:r>
+      <w:r>
+        <w:t xml:space="preserve"> y un tablero de las tareas T01 a T28 con seis puntos de control. Este objetivo le entrega la </w:t>
+      </w:r>
+      <w:r>
         <w:lastRenderedPageBreak/>
-        <w:t>El objetivo específico 4 evalúa el prototipo mediante pruebas funcionales basadas en los requerimientos. Su plan de pruebas existe desde el 29/09/2026 (</w:t>
-      </w:r>
-      <w:r>
-        <w:rPr>
-          <w:rStyle w:val="CdigoenlneaOE3"/>
-        </w:rPr>
-        <w:t>d105838</w:t>
-      </w:r>
-      <w:r>
-        <w:t xml:space="preserve">): fija la versión que se prueba, quién ejecuta cada caso y con qué herramienta, y trae un catálogo de casos </w:t>
-      </w:r>
-      <w:r>
-        <w:rPr>
-          <w:rStyle w:val="CdigoenlneaOE3"/>
-        </w:rPr>
-        <w:t>PF-*</w:t>
-      </w:r>
-      <w:r>
-        <w:t xml:space="preserve"> y un tablero de las tareas T01 a T28 con seis puntos de control. Este objetivo le entrega la suite automatizada que nombra los 47 RF, la matriz del Anexo A derivada de ella, el ejecutable medido con su arnés y sus perfiles semilla, la hoja de verificaciones manuales (guiones H1 a H13) y el formato de consentimiento informado de los acudientes y de asentimiento del estudiante que exige RNF</w:t>
+        <w:t>suite automatizada que nombra los 47 RF, la matriz del Anexo A derivada de ella, el ejecutable medido con su arnés y sus perfiles semilla, la hoja de verificaciones manuales (guiones H1 a H13) y el formato de consentimiento informado de los acudientes y de asentimiento del estudiante que exige RNF</w:t>
       </w:r>
       <w:r>
         <w:t>-12, redactado conforme a la Ley 1581 de 2012 y al Decreto 1377 de 2013. Ese formato va en blanco como anexo del trabajo de grado; los firmados los recoge Santiago Benavides Rey antes de la sesión con estudiantes.</w:t>
@@ -56777,11 +56844,7 @@
         <w:pStyle w:val="PrimerprrafoOE3"/>
       </w:pPr>
       <w:r>
-        <w:t xml:space="preserve">La consulta del docente no lleva protección de acceso, porque ningún requerimiento la pide (acta D10). Los indicadores del objetivo específico 4, el 90 % de eficacia en las pruebas funcionales y la implementación de todos los requerimientos de prioridad alta, se medirán sobre el ejecutable del corte, el segundo candidato, que es el que se entrega. Las ocho </w:t>
-      </w:r>
-      <w:r>
-        <w:lastRenderedPageBreak/>
-        <w:t>casillas que siguen abiertas en los tableros se marcan cuando Santiago Benavides Rey entregue esos resultados y no pasan a trabajos futuros.</w:t>
+        <w:t>La consulta del docente no lleva protección de acceso, porque ningún requerimiento la pide (acta D10). Los indicadores del objetivo específico 4, el 90 % de eficacia en las pruebas funcionales y la implementación de todos los requerimientos de prioridad alta, se medirán sobre el ejecutable del corte, el segundo candidato, que es el que se entrega. Las ocho casillas que siguen abiertas en los tableros se marcan cuando Santiago Benavides Rey entregue esos resultados y no pasan a trabajos futuros.</w:t>
       </w:r>
     </w:p>
     <w:p>
@@ -56793,7 +56856,7 @@
       <w:pPr>
         <w:pStyle w:val="Ttulo1"/>
       </w:pPr>
-      <w:bookmarkStart w:id="56" w:name="_Toc242827016"/>
+      <w:bookmarkStart w:id="56" w:name="_Toc242887201"/>
       <w:r>
         <w:lastRenderedPageBreak/>
         <w:t>11. CONCLUSIONES</w:t>
@@ -56930,7 +56993,7 @@
       <w:pPr>
         <w:pStyle w:val="Ttulo1"/>
       </w:pPr>
-      <w:bookmarkStart w:id="57" w:name="_Toc242827017"/>
+      <w:bookmarkStart w:id="57" w:name="_Toc242887202"/>
       <w:r>
         <w:lastRenderedPageBreak/>
         <w:t>12. CONTROL DE CAMBIOS</w:t>
@@ -57640,7 +57703,13 @@
               <w:rPr>
                 <w:sz w:val="18"/>
               </w:rPr>
-              <w:t xml:space="preserve"> (Tabla 9.6); apartado 2.10 y Tabla F.13 del Anexo F; pendientes de personajes del apartado 10.3 al día; sin modificar las Tablas 1.2, 2.2, 4.12, 8.1, 8.2, 8.3 ni 9.1 a 9.5 ni el Anexo A</w:t>
+              <w:t xml:space="preserve"> </w:t>
+            </w:r>
+            <w:r>
+              <w:rPr>
+                <w:sz w:val="18"/>
+              </w:rPr>
+              <w:t>(Tabla 9.6); apartado 2.10 y Tabla F.13 del Anexo F; pendientes de personajes del apartado 10.3 al día; sin modificar las Tablas 1.2, 2.2, 4.12, 8.1, 8.2, 8.3 ni 9.1 a 9.5 ni el Anexo A</w:t>
             </w:r>
           </w:p>
         </w:tc>
@@ -57744,13 +57813,7 @@
               <w:rPr>
                 <w:sz w:val="18"/>
               </w:rPr>
-              <w:t xml:space="preserve"> </w:t>
-            </w:r>
-            <w:r>
-              <w:rPr>
-                <w:sz w:val="18"/>
-              </w:rPr>
-              <w:t xml:space="preserve">(Tabla 9.6); apartado 2.11 y Tabla F.13 del Anexo F, Figuras F.1 a F.3 regeneradas sobre el árbol de </w:t>
+              <w:t xml:space="preserve"> (Tabla 9.6); apartado 2.11 y Tabla F.13 del Anexo F, Figuras F.1 a F.3 regeneradas sobre el árbol de </w:t>
             </w:r>
             <w:r>
               <w:rPr>
@@ -58472,13 +58535,13 @@
               <w:rPr>
                 <w:sz w:val="18"/>
               </w:rPr>
-              <w:t xml:space="preserve"> de la Tabla 9.6 (748 de 749 pruebas de EditMode y 417 de 418 de</w:t>
-            </w:r>
-            <w:r>
-              <w:rPr>
-                <w:sz w:val="18"/>
-              </w:rPr>
-              <w:t xml:space="preserve"> PlayMode) y build de 426,6 MB; sin figuras nuevas y sin modificar las Tablas 1.2, 2.2, 4.12, 8.1, 8.2, 8.3 ni 9.1 a 9.5 ni el Anexo A</w:t>
+              <w:t xml:space="preserve"> de la Tabla 9.6 (748 de 749 pruebas de EditMode y 417 de 418 de PlayMode) y build de 426,6 MB; sin figuras nuevas y sin modificar las Tablas 1.2, 2.2, 4.12, 8.</w:t>
+            </w:r>
+            <w:r>
+              <w:rPr>
+                <w:sz w:val="18"/>
+              </w:rPr>
+              <w:t>1, 8.2, 8.3 ni 9.1 a 9.5 ni el Anexo A</w:t>
             </w:r>
           </w:p>
         </w:tc>
@@ -58714,6 +58777,110 @@
                 <w:sz w:val="18"/>
               </w:rPr>
               <w:t xml:space="preserve"> (DEF-RC3-05, -09, -10 y -11 del OE4 corregidos en código y retoques de narrativa de INC-154): peso (426,9 MB), carga de escena (0,403 s) y memoria (1 083,3 MiB) medidos en el ejecutable, en el apartado 8.3; suite completa de 792 de 793 y 435 de 435 en el apartado 9.3 y filas nuevas en las Tablas 9.6, F.13 y G.6; sin modificar las Tablas 1.2, 2.2, 4.12, 8.1, 8.2, 8.3 ni 9.1 a 9.5 ni el Anexo A</w:t>
+            </w:r>
+          </w:p>
+        </w:tc>
+        <w:tc>
+          <w:tcPr>
+            <w:tcW w:w="845" w:type="pct"/>
+            <w:shd w:val="clear" w:color="auto" w:fill="auto"/>
+          </w:tcPr>
+          <w:p>
+            <w:pPr>
+              <w:pStyle w:val="CompactoOE3"/>
+              <w:spacing w:after="0"/>
+              <w:rPr>
+                <w:sz w:val="18"/>
+              </w:rPr>
+            </w:pPr>
+            <w:r>
+              <w:rPr>
+                <w:sz w:val="18"/>
+              </w:rPr>
+              <w:t>Santiago Benavides Rey</w:t>
+            </w:r>
+          </w:p>
+        </w:tc>
+      </w:tr>
+      <w:tr>
+        <w:tc>
+          <w:tcPr>
+            <w:tcW w:w="711" w:type="pct"/>
+            <w:shd w:val="clear" w:color="auto" w:fill="auto"/>
+          </w:tcPr>
+          <w:p>
+            <w:pPr>
+              <w:pStyle w:val="CompactoOE3"/>
+              <w:spacing w:after="0"/>
+              <w:rPr>
+                <w:sz w:val="18"/>
+              </w:rPr>
+            </w:pPr>
+            <w:r>
+              <w:rPr>
+                <w:sz w:val="18"/>
+              </w:rPr>
+              <w:t>14/10/2026</w:t>
+            </w:r>
+          </w:p>
+        </w:tc>
+        <w:tc>
+          <w:tcPr>
+            <w:tcW w:w="3444" w:type="pct"/>
+            <w:shd w:val="clear" w:color="auto" w:fill="auto"/>
+          </w:tcPr>
+          <w:p>
+            <w:pPr>
+              <w:pStyle w:val="CompactoOE3"/>
+              <w:spacing w:after="0"/>
+              <w:rPr>
+                <w:sz w:val="18"/>
+              </w:rPr>
+            </w:pPr>
+            <w:r>
+              <w:rPr>
+                <w:sz w:val="18"/>
+              </w:rPr>
+              <w:t xml:space="preserve">Avatar del resumen de nivel (DEF-RC3-01, </w:t>
+            </w:r>
+            <w:r>
+              <w:rPr>
+                <w:rStyle w:val="CdigoenlneaOE3"/>
+                <w:sz w:val="18"/>
+              </w:rPr>
+              <w:t>86a9898</w:t>
+            </w:r>
+            <w:r>
+              <w:rPr>
+                <w:sz w:val="18"/>
+              </w:rPr>
+              <w:t xml:space="preserve">) y tarjeta del resumen dentro de 1080 px (DEF-RC4-01, </w:t>
+            </w:r>
+            <w:r>
+              <w:rPr>
+                <w:rStyle w:val="CdigoenlneaOE3"/>
+                <w:sz w:val="18"/>
+              </w:rPr>
+              <w:t>ca6fd91</w:t>
+            </w:r>
+            <w:r>
+              <w:rPr>
+                <w:sz w:val="18"/>
+              </w:rPr>
+              <w:t xml:space="preserve">) en el apartado 6.3; Algoritm descrito con su diseño final (llama, disco de madera y gota) en los apartados 6.1 y 7.2 y en el Anexo E; rc5 compilado desde </w:t>
+            </w:r>
+            <w:r>
+              <w:rPr>
+                <w:rStyle w:val="CdigoenlneaOE3"/>
+                <w:sz w:val="18"/>
+              </w:rPr>
+              <w:t>ca6fd91</w:t>
+            </w:r>
+            <w:r>
+              <w:rPr>
+                <w:sz w:val="18"/>
+              </w:rPr>
+              <w:t xml:space="preserve"> (426,9 MB), sin pasada de casos ni medidas de carga y memoria, en el apartado 8.3; sin modificar las Tablas 1.2, 2.2, 4.12, 8.1, 8.2, 8.3 ni 9.1 a 9.6 ni el Anexo A</w:t>
             </w:r>
           </w:p>
         </w:tc>
@@ -58939,7 +59106,7 @@
   <w:abstractNum w:abstractNumId="0" w15:restartNumberingAfterBreak="0">
     <w:nsid w:val="0000A990"/>
     <w:multiLevelType w:val="multilevel"/>
-    <w:tmpl w:val="ABEAE26A"/>
+    <w:tmpl w:val="93D2485E"/>
     <w:lvl w:ilvl="0">
       <w:numFmt w:val="bullet"/>
       <w:lvlText w:val=" "/>
@@ -59016,7 +59183,7 @@
   <w:abstractNum w:abstractNumId="1" w15:restartNumberingAfterBreak="0">
     <w:nsid w:val="0000A991"/>
     <w:multiLevelType w:val="multilevel"/>
-    <w:tmpl w:val="CB225C6A"/>
+    <w:tmpl w:val="7FFC655C"/>
     <w:lvl w:ilvl="0">
       <w:numFmt w:val="bullet"/>
       <w:lvlText w:val=""/>
@@ -59316,64 +59483,64 @@
       </w:pPr>
     </w:lvl>
   </w:abstractNum>
-  <w:num w:numId="1" w16cid:durableId="132452367">
+  <w:num w:numId="1" w16cid:durableId="1210458186">
     <w:abstractNumId w:val="2"/>
   </w:num>
-  <w:num w:numId="2" w16cid:durableId="1347562026">
+  <w:num w:numId="2" w16cid:durableId="561447857">
     <w:abstractNumId w:val="3"/>
     <w:lvlOverride w:ilvl="0">
       <w:startOverride w:val="1"/>
     </w:lvlOverride>
   </w:num>
-  <w:num w:numId="3" w16cid:durableId="1866674289">
+  <w:num w:numId="3" w16cid:durableId="552469221">
     <w:abstractNumId w:val="0"/>
   </w:num>
-  <w:num w:numId="4" w16cid:durableId="1073431645">
+  <w:num w:numId="4" w16cid:durableId="701053576">
     <w:abstractNumId w:val="1"/>
   </w:num>
-  <w:num w:numId="5" w16cid:durableId="446700228">
+  <w:num w:numId="5" w16cid:durableId="1022899730">
     <w:abstractNumId w:val="1"/>
   </w:num>
-  <w:num w:numId="6" w16cid:durableId="957876850">
+  <w:num w:numId="6" w16cid:durableId="1095129910">
     <w:abstractNumId w:val="1"/>
   </w:num>
-  <w:num w:numId="7" w16cid:durableId="1401904776">
+  <w:num w:numId="7" w16cid:durableId="1138298502">
     <w:abstractNumId w:val="1"/>
   </w:num>
-  <w:num w:numId="8" w16cid:durableId="1450781176">
+  <w:num w:numId="8" w16cid:durableId="1729453589">
     <w:abstractNumId w:val="1"/>
   </w:num>
-  <w:num w:numId="9" w16cid:durableId="242758755">
+  <w:num w:numId="9" w16cid:durableId="1119714909">
     <w:abstractNumId w:val="1"/>
   </w:num>
-  <w:num w:numId="10" w16cid:durableId="1482769637">
+  <w:num w:numId="10" w16cid:durableId="623929186">
     <w:abstractNumId w:val="1"/>
   </w:num>
-  <w:num w:numId="11" w16cid:durableId="1223563904">
+  <w:num w:numId="11" w16cid:durableId="1434860576">
     <w:abstractNumId w:val="1"/>
   </w:num>
-  <w:num w:numId="12" w16cid:durableId="1799757921">
+  <w:num w:numId="12" w16cid:durableId="2030257260">
     <w:abstractNumId w:val="1"/>
   </w:num>
-  <w:num w:numId="13" w16cid:durableId="787359971">
+  <w:num w:numId="13" w16cid:durableId="1669552838">
     <w:abstractNumId w:val="1"/>
   </w:num>
-  <w:num w:numId="14" w16cid:durableId="455874955">
+  <w:num w:numId="14" w16cid:durableId="957296870">
     <w:abstractNumId w:val="1"/>
   </w:num>
-  <w:num w:numId="15" w16cid:durableId="562180404">
+  <w:num w:numId="15" w16cid:durableId="185952184">
     <w:abstractNumId w:val="1"/>
   </w:num>
-  <w:num w:numId="16" w16cid:durableId="1221744944">
+  <w:num w:numId="16" w16cid:durableId="1384450526">
     <w:abstractNumId w:val="1"/>
   </w:num>
-  <w:num w:numId="17" w16cid:durableId="398019985">
+  <w:num w:numId="17" w16cid:durableId="1060906947">
     <w:abstractNumId w:val="1"/>
   </w:num>
-  <w:num w:numId="18" w16cid:durableId="2125464647">
+  <w:num w:numId="18" w16cid:durableId="1526360988">
     <w:abstractNumId w:val="1"/>
   </w:num>
-  <w:num w:numId="19" w16cid:durableId="1629582900">
+  <w:num w:numId="19" w16cid:durableId="1222402424">
     <w:abstractNumId w:val="1"/>
   </w:num>
 </w:numbering>
@@ -60179,7 +60346,7 @@
     <w:link w:val="EncabezadoCar"/>
     <w:uiPriority w:val="99"/>
     <w:unhideWhenUsed/>
-    <w:rsid w:val="00172583"/>
+    <w:rsid w:val="00447BF3"/>
     <w:pPr>
       <w:tabs>
         <w:tab w:val="center" w:pos="4419"/>
@@ -60193,7 +60360,7 @@
     <w:basedOn w:val="Fuentedeprrafopredeter"/>
     <w:link w:val="Encabezado"/>
     <w:uiPriority w:val="99"/>
-    <w:rsid w:val="00172583"/>
+    <w:rsid w:val="00447BF3"/>
   </w:style>
   <w:style w:type="paragraph" w:styleId="Piedepgina">
     <w:name w:val="footer"/>
@@ -60201,7 +60368,7 @@
     <w:link w:val="PiedepginaCar"/>
     <w:uiPriority w:val="99"/>
     <w:unhideWhenUsed/>
-    <w:rsid w:val="00172583"/>
+    <w:rsid w:val="00447BF3"/>
     <w:pPr>
       <w:tabs>
         <w:tab w:val="center" w:pos="4419"/>
@@ -60215,7 +60382,7 @@
     <w:basedOn w:val="Fuentedeprrafopredeter"/>
     <w:link w:val="Piedepgina"/>
     <w:uiPriority w:val="99"/>
-    <w:rsid w:val="00172583"/>
+    <w:rsid w:val="00447BF3"/>
   </w:style>
   <w:style w:type="character" w:styleId="Nmerodepgina">
     <w:name w:val="page number"/>
@@ -60223,7 +60390,7 @@
     <w:uiPriority w:val="99"/>
     <w:semiHidden/>
     <w:unhideWhenUsed/>
-    <w:rsid w:val="00172583"/>
+    <w:rsid w:val="00447BF3"/>
   </w:style>
 </w:styles>
 </file>

--- a/docs/Solucion_OE3_Prototipo_funcional.docx
+++ b/docs/Solucion_OE3_Prototipo_funcional.docx
@@ -1,4138 +1,2557 @@
 
 <file path=word/document.xml><?xml version="1.0" encoding="utf-8"?>
-<w:document xmlns:wpc="http://schemas.microsoft.com/office/word/2010/wordprocessingCanvas" xmlns:cx="http://schemas.microsoft.com/office/drawing/2014/chartex" xmlns:cx1="http://schemas.microsoft.com/office/drawing/2015/9/8/chartex" xmlns:cx2="http://schemas.microsoft.com/office/drawing/2015/10/21/chartex" xmlns:cx3="http://schemas.microsoft.com/office/drawing/2016/5/9/chartex" xmlns:cx4="http://schemas.microsoft.com/office/drawing/2016/5/10/chartex" xmlns:cx5="http://schemas.microsoft.com/office/drawing/2016/5/11/chartex" xmlns:cx6="http://schemas.microsoft.com/office/drawing/2016/5/12/chartex" xmlns:cx7="http://schemas.microsoft.com/office/drawing/2016/5/13/chartex" xmlns:cx8="http://schemas.microsoft.com/office/drawing/2016/5/14/chartex" xmlns:mc="http://schemas.openxmlformats.org/markup-compatibility/2006" xmlns:aink="http://schemas.microsoft.com/office/drawing/2016/ink" xmlns:am3d="http://schemas.microsoft.com/office/drawing/2017/model3d" xmlns:o="urn:schemas-microsoft-com:office:office" xmlns:oel="http://schemas.microsoft.com/office/2019/extlst" xmlns:r="http://schemas.openxmlformats.org/officeDocument/2006/relationships" xmlns:m="http://schemas.openxmlformats.org/officeDocument/2006/math" xmlns:v="urn:schemas-microsoft-com:vml" xmlns:wp14="http://schemas.microsoft.com/office/word/2010/wordprocessingDrawing" xmlns:wp="http://schemas.openxmlformats.org/drawingml/2006/wordprocessingDrawing" xmlns:w10="urn:schemas-microsoft-com:office:word" xmlns:w="http://schemas.openxmlformats.org/wordprocessingml/2006/main" xmlns:w14="http://schemas.microsoft.com/office/word/2010/wordml" xmlns:w15="http://schemas.microsoft.com/office/word/2012/wordml" xmlns:w16cex="http://schemas.microsoft.com/office/word/2018/wordml/cex" xmlns:w16cid="http://schemas.microsoft.com/office/word/2016/wordml/cid" xmlns:w16="http://schemas.microsoft.com/office/word/2018/wordml" xmlns:w16sdtdh="http://schemas.microsoft.com/office/word/2020/wordml/sdtdatahash" xmlns:w16se="http://schemas.microsoft.com/office/word/2015/wordml/symex" xmlns:wpg="http://schemas.microsoft.com/office/word/2010/wordprocessingGroup" xmlns:wpi="http://schemas.microsoft.com/office/word/2010/wordprocessingInk" xmlns:wne="http://schemas.microsoft.com/office/word/2006/wordml" xmlns:wps="http://schemas.microsoft.com/office/word/2010/wordprocessingShape" mc:Ignorable="w14 w15 w16se w16cid w16 w16cex w16sdtdh wp14">
+<w:document xmlns:wpc="http://schemas.microsoft.com/office/word/2010/wordprocessingCanvas" xmlns:cx="http://schemas.microsoft.com/office/drawing/2014/chartex" xmlns:cx1="http://schemas.microsoft.com/office/drawing/2015/9/8/chartex" xmlns:cx2="http://schemas.microsoft.com/office/drawing/2015/10/21/chartex" xmlns:cx3="http://schemas.microsoft.com/office/drawing/2016/5/9/chartex" xmlns:cx4="http://schemas.microsoft.com/office/drawing/2016/5/10/chartex" xmlns:cx5="http://schemas.microsoft.com/office/drawing/2016/5/11/chartex" xmlns:cx6="http://schemas.microsoft.com/office/drawing/2016/5/12/chartex" xmlns:cx7="http://schemas.microsoft.com/office/drawing/2016/5/13/chartex" xmlns:cx8="http://schemas.microsoft.com/office/drawing/2016/5/14/chartex" xmlns:mc="http://schemas.openxmlformats.org/markup-compatibility/2006" xmlns:aink="http://schemas.microsoft.com/office/drawing/2016/ink" xmlns:am3d="http://schemas.microsoft.com/office/drawing/2017/model3d" xmlns:o="urn:schemas-microsoft-com:office:office" xmlns:oel="http://schemas.microsoft.com/office/2019/extlst" xmlns:r="http://schemas.openxmlformats.org/officeDocument/2006/relationships" xmlns:m="http://schemas.openxmlformats.org/officeDocument/2006/math" xmlns:v="urn:schemas-microsoft-com:vml" xmlns:wp14="http://schemas.microsoft.com/office/word/2010/wordprocessingDrawing" xmlns:wp="http://schemas.openxmlformats.org/drawingml/2006/wordprocessingDrawing" xmlns:w10="urn:schemas-microsoft-com:office:word" xmlns:w="http://schemas.openxmlformats.org/wordprocessingml/2006/main" xmlns:w14="http://schemas.microsoft.com/office/word/2010/wordml" xmlns:w15="http://schemas.microsoft.com/office/word/2012/wordml" xmlns:w16cex="http://schemas.microsoft.com/office/word/2018/wordml/cex" xmlns:w16cid="http://schemas.microsoft.com/office/word/2016/wordml/cid" xmlns:w16="http://schemas.microsoft.com/office/word/2018/wordml" xmlns:w16sdtdh="http://schemas.microsoft.com/office/word/2020/wordml/sdtdatahash" xmlns:w16se="http://schemas.microsoft.com/office/word/2015/wordml/symex" xmlns:wpg="http://schemas.microsoft.com/office/word/2010/wordprocessingGroup" xmlns:wpi="http://schemas.microsoft.com/office/word/2010/wordprocessingInk" xmlns:wne="http://schemas.microsoft.com/office/word/2006/wordml" xmlns:wps="http://schemas.microsoft.com/office/word/2010/wordprocessingShape" xmlns:a="http://schemas.openxmlformats.org/drawingml/2006/main" xmlns:pic="http://schemas.openxmlformats.org/drawingml/2006/picture" mc:Ignorable="w14 w15 w16se w16cid w16 w16cex w16sdtdh wp14">
   <w:body>
     <w:p>
       <w:pPr>
         <w:pStyle w:val="TDC1"/>
         <w:tabs>
-          <w:tab w:val="right" w:leader="dot" w:pos="9962"/>
+          <w:tab w:val="right" w:leader="dot" w:pos="9960"/>
         </w:tabs>
-        <w:rPr>
-          <w:rFonts w:asciiTheme="minorHAnsi" w:eastAsiaTheme="minorEastAsia" w:hAnsiTheme="minorHAnsi" w:cstheme="minorBidi"/>
-          <w:noProof/>
-          <w:kern w:val="2"/>
-          <w14:ligatures w14:val="standardContextual"/>
-        </w:rPr>
       </w:pPr>
       <w:r>
         <w:fldChar w:fldCharType="begin"/>
       </w:r>
       <w:r>
-        <w:instrText xml:space="preserve"> TOC \o "1-2" \h \z \u </w:instrText>
+        <w:instrText xml:space="preserve">TOC \o "1-2" \z \u \h</w:instrText>
       </w:r>
       <w:r>
         <w:fldChar w:fldCharType="separate"/>
       </w:r>
-      <w:hyperlink w:anchor="_Toc242887145" w:history="1">
-        <w:r>
-          <w:rPr>
-            <w:rStyle w:val="Hipervnculo"/>
-            <w:noProof/>
-          </w:rPr>
-          <w:t>1. OBJETIVO, ALCANCE Y CRITERIOS DE CUMPLIMIENTO</w:t>
-        </w:r>
-        <w:r>
-          <w:rPr>
-            <w:noProof/>
-            <w:webHidden/>
-          </w:rPr>
-          <w:tab/>
-        </w:r>
-        <w:r>
-          <w:rPr>
-            <w:noProof/>
-            <w:webHidden/>
-          </w:rPr>
-          <w:fldChar w:fldCharType="begin"/>
-        </w:r>
-        <w:r>
-          <w:rPr>
-            <w:noProof/>
-            <w:webHidden/>
-          </w:rPr>
-          <w:instrText xml:space="preserve"> PAGEREF _Toc242887145 \h </w:instrText>
-        </w:r>
-        <w:r>
-          <w:rPr>
-            <w:noProof/>
-            <w:webHidden/>
-          </w:rPr>
-        </w:r>
-        <w:r>
-          <w:rPr>
-            <w:noProof/>
-            <w:webHidden/>
-          </w:rPr>
-          <w:fldChar w:fldCharType="separate"/>
-        </w:r>
-        <w:r>
-          <w:rPr>
-            <w:noProof/>
-            <w:webHidden/>
-          </w:rPr>
-          <w:t>3</w:t>
-        </w:r>
-        <w:r>
-          <w:rPr>
-            <w:noProof/>
-            <w:webHidden/>
-          </w:rPr>
-          <w:fldChar w:fldCharType="end"/>
-        </w:r>
-      </w:hyperlink>
+      <w:r>
+        <w:fldChar w:fldCharType="begin"/>
+      </w:r>
+      <w:r>
+        <w:instrText xml:space="preserve">HYPERLINK  \l  "_Toc159520304" </w:instrText>
+      </w:r>
+      <w:r>
+        <w:fldChar w:fldCharType="separate"/>
+      </w:r>
+      <w:r>
+        <w:rPr/>
+        <w:t>1. OBJETIVO, ALCANCE Y CRITERIOS DE CUMPLIMIENTO</w:t>
+      </w:r>
+      <w:r>
+        <w:tab/>
+      </w:r>
+      <w:r>
+        <w:fldChar w:fldCharType="begin"/>
+      </w:r>
+      <w:r>
+        <w:instrText xml:space="preserve">PAGEREF _Toc159520304 \h</w:instrText>
+      </w:r>
+      <w:r>
+        <w:fldChar w:fldCharType="separate"/>
+      </w:r>
+      <w:r>
+        <w:rPr/>
+        <w:t>1</w:t>
+      </w:r>
+      <w:r>
+        <w:fldChar w:fldCharType="end"/>
+      </w:r>
+      <w:r>
+        <w:fldChar w:fldCharType="end"/>
+      </w:r>
     </w:p>
     <w:p>
       <w:pPr>
         <w:pStyle w:val="TDC2"/>
         <w:tabs>
-          <w:tab w:val="right" w:leader="dot" w:pos="9962"/>
+          <w:tab w:val="right" w:leader="dot" w:pos="9960"/>
         </w:tabs>
-        <w:rPr>
-          <w:rFonts w:asciiTheme="minorHAnsi" w:eastAsiaTheme="minorEastAsia" w:hAnsiTheme="minorHAnsi" w:cstheme="minorBidi"/>
-          <w:noProof/>
-          <w:kern w:val="2"/>
-          <w14:ligatures w14:val="standardContextual"/>
-        </w:rPr>
-      </w:pPr>
-      <w:hyperlink w:anchor="_Toc242887146" w:history="1">
-        <w:r>
-          <w:rPr>
-            <w:rStyle w:val="Hipervnculo"/>
-            <w:noProof/>
-          </w:rPr>
-          <w:t>1.1 El objetivo específico 3</w:t>
-        </w:r>
-        <w:r>
-          <w:rPr>
-            <w:noProof/>
-            <w:webHidden/>
-          </w:rPr>
-          <w:tab/>
-        </w:r>
-        <w:r>
-          <w:rPr>
-            <w:noProof/>
-            <w:webHidden/>
-          </w:rPr>
-          <w:fldChar w:fldCharType="begin"/>
-        </w:r>
-        <w:r>
-          <w:rPr>
-            <w:noProof/>
-            <w:webHidden/>
-          </w:rPr>
-          <w:instrText xml:space="preserve"> PAGEREF _Toc242887146 \h </w:instrText>
-        </w:r>
-        <w:r>
-          <w:rPr>
-            <w:noProof/>
-            <w:webHidden/>
-          </w:rPr>
-        </w:r>
-        <w:r>
-          <w:rPr>
-            <w:noProof/>
-            <w:webHidden/>
-          </w:rPr>
-          <w:fldChar w:fldCharType="separate"/>
-        </w:r>
-        <w:r>
-          <w:rPr>
-            <w:noProof/>
-            <w:webHidden/>
-          </w:rPr>
-          <w:t>3</w:t>
-        </w:r>
-        <w:r>
-          <w:rPr>
-            <w:noProof/>
-            <w:webHidden/>
-          </w:rPr>
-          <w:fldChar w:fldCharType="end"/>
-        </w:r>
-      </w:hyperlink>
+      </w:pPr>
+      <w:r>
+        <w:fldChar w:fldCharType="begin"/>
+      </w:r>
+      <w:r>
+        <w:instrText xml:space="preserve">HYPERLINK  \l  "_Toc1711298399" </w:instrText>
+      </w:r>
+      <w:r>
+        <w:fldChar w:fldCharType="separate"/>
+      </w:r>
+      <w:r>
+        <w:rPr/>
+        <w:t>1.1 El objetivo específico 3</w:t>
+      </w:r>
+      <w:r>
+        <w:tab/>
+      </w:r>
+      <w:r>
+        <w:fldChar w:fldCharType="begin"/>
+      </w:r>
+      <w:r>
+        <w:instrText xml:space="preserve">PAGEREF _Toc1711298399 \h</w:instrText>
+      </w:r>
+      <w:r>
+        <w:fldChar w:fldCharType="separate"/>
+      </w:r>
+      <w:r>
+        <w:rPr/>
+        <w:t>2</w:t>
+      </w:r>
+      <w:r>
+        <w:fldChar w:fldCharType="end"/>
+      </w:r>
+      <w:r>
+        <w:fldChar w:fldCharType="end"/>
+      </w:r>
     </w:p>
     <w:p>
       <w:pPr>
         <w:pStyle w:val="TDC2"/>
         <w:tabs>
-          <w:tab w:val="right" w:leader="dot" w:pos="9962"/>
+          <w:tab w:val="right" w:leader="dot" w:pos="9960"/>
         </w:tabs>
-        <w:rPr>
-          <w:rFonts w:asciiTheme="minorHAnsi" w:eastAsiaTheme="minorEastAsia" w:hAnsiTheme="minorHAnsi" w:cstheme="minorBidi"/>
-          <w:noProof/>
-          <w:kern w:val="2"/>
-          <w14:ligatures w14:val="standardContextual"/>
-        </w:rPr>
-      </w:pPr>
-      <w:hyperlink w:anchor="_Toc242887147" w:history="1">
-        <w:r>
-          <w:rPr>
-            <w:rStyle w:val="Hipervnculo"/>
-            <w:noProof/>
-          </w:rPr>
-          <w:t>1.2 Alcance del prototipo entregado</w:t>
-        </w:r>
-        <w:r>
-          <w:rPr>
-            <w:noProof/>
-            <w:webHidden/>
-          </w:rPr>
-          <w:tab/>
-        </w:r>
-        <w:r>
-          <w:rPr>
-            <w:noProof/>
-            <w:webHidden/>
-          </w:rPr>
-          <w:fldChar w:fldCharType="begin"/>
-        </w:r>
-        <w:r>
-          <w:rPr>
-            <w:noProof/>
-            <w:webHidden/>
-          </w:rPr>
-          <w:instrText xml:space="preserve"> PAGEREF _Toc242887147 \h </w:instrText>
-        </w:r>
-        <w:r>
-          <w:rPr>
-            <w:noProof/>
-            <w:webHidden/>
-          </w:rPr>
-        </w:r>
-        <w:r>
-          <w:rPr>
-            <w:noProof/>
-            <w:webHidden/>
-          </w:rPr>
-          <w:fldChar w:fldCharType="separate"/>
-        </w:r>
-        <w:r>
-          <w:rPr>
-            <w:noProof/>
-            <w:webHidden/>
-          </w:rPr>
-          <w:t>4</w:t>
-        </w:r>
-        <w:r>
-          <w:rPr>
-            <w:noProof/>
-            <w:webHidden/>
-          </w:rPr>
-          <w:fldChar w:fldCharType="end"/>
-        </w:r>
-      </w:hyperlink>
+      </w:pPr>
+      <w:r>
+        <w:fldChar w:fldCharType="begin"/>
+      </w:r>
+      <w:r>
+        <w:instrText xml:space="preserve">HYPERLINK  \l  "_Toc267426228" </w:instrText>
+      </w:r>
+      <w:r>
+        <w:fldChar w:fldCharType="separate"/>
+      </w:r>
+      <w:r>
+        <w:rPr/>
+        <w:t>1.2 Alcance del prototipo entregado</w:t>
+      </w:r>
+      <w:r>
+        <w:tab/>
+      </w:r>
+      <w:r>
+        <w:fldChar w:fldCharType="begin"/>
+      </w:r>
+      <w:r>
+        <w:instrText xml:space="preserve">PAGEREF _Toc267426228 \h</w:instrText>
+      </w:r>
+      <w:r>
+        <w:fldChar w:fldCharType="separate"/>
+      </w:r>
+      <w:r>
+        <w:rPr/>
+        <w:t>2</w:t>
+      </w:r>
+      <w:r>
+        <w:fldChar w:fldCharType="end"/>
+      </w:r>
+      <w:r>
+        <w:fldChar w:fldCharType="end"/>
+      </w:r>
     </w:p>
     <w:p>
       <w:pPr>
         <w:pStyle w:val="TDC2"/>
         <w:tabs>
-          <w:tab w:val="right" w:leader="dot" w:pos="9962"/>
+          <w:tab w:val="right" w:leader="dot" w:pos="9960"/>
         </w:tabs>
-        <w:rPr>
-          <w:rFonts w:asciiTheme="minorHAnsi" w:eastAsiaTheme="minorEastAsia" w:hAnsiTheme="minorHAnsi" w:cstheme="minorBidi"/>
-          <w:noProof/>
-          <w:kern w:val="2"/>
-          <w14:ligatures w14:val="standardContextual"/>
-        </w:rPr>
-      </w:pPr>
-      <w:hyperlink w:anchor="_Toc242887148" w:history="1">
-        <w:r>
-          <w:rPr>
-            <w:rStyle w:val="Hipervnculo"/>
-            <w:noProof/>
-          </w:rPr>
-          <w:t>1.3 Indicadores del objetivo y su cumplimiento</w:t>
-        </w:r>
-        <w:r>
-          <w:rPr>
-            <w:noProof/>
-            <w:webHidden/>
-          </w:rPr>
-          <w:tab/>
-        </w:r>
-        <w:r>
-          <w:rPr>
-            <w:noProof/>
-            <w:webHidden/>
-          </w:rPr>
-          <w:fldChar w:fldCharType="begin"/>
-        </w:r>
-        <w:r>
-          <w:rPr>
-            <w:noProof/>
-            <w:webHidden/>
-          </w:rPr>
-          <w:instrText xml:space="preserve"> PAGEREF _Toc242887148 \h </w:instrText>
-        </w:r>
-        <w:r>
-          <w:rPr>
-            <w:noProof/>
-            <w:webHidden/>
-          </w:rPr>
-        </w:r>
-        <w:r>
-          <w:rPr>
-            <w:noProof/>
-            <w:webHidden/>
-          </w:rPr>
-          <w:fldChar w:fldCharType="separate"/>
-        </w:r>
-        <w:r>
-          <w:rPr>
-            <w:noProof/>
-            <w:webHidden/>
-          </w:rPr>
-          <w:t>6</w:t>
-        </w:r>
-        <w:r>
-          <w:rPr>
-            <w:noProof/>
-            <w:webHidden/>
-          </w:rPr>
-          <w:fldChar w:fldCharType="end"/>
-        </w:r>
-      </w:hyperlink>
+      </w:pPr>
+      <w:r>
+        <w:fldChar w:fldCharType="begin"/>
+      </w:r>
+      <w:r>
+        <w:instrText xml:space="preserve">HYPERLINK  \l  "_Toc321579702" </w:instrText>
+      </w:r>
+      <w:r>
+        <w:fldChar w:fldCharType="separate"/>
+      </w:r>
+      <w:r>
+        <w:rPr/>
+        <w:t>1.3 Indicadores del objetivo y su cumplimiento</w:t>
+      </w:r>
+      <w:r>
+        <w:tab/>
+      </w:r>
+      <w:r>
+        <w:fldChar w:fldCharType="begin"/>
+      </w:r>
+      <w:r>
+        <w:instrText xml:space="preserve">PAGEREF _Toc321579702 \h</w:instrText>
+      </w:r>
+      <w:r>
+        <w:fldChar w:fldCharType="separate"/>
+      </w:r>
+      <w:r>
+        <w:rPr/>
+        <w:t>5</w:t>
+      </w:r>
+      <w:r>
+        <w:fldChar w:fldCharType="end"/>
+      </w:r>
+      <w:r>
+        <w:fldChar w:fldCharType="end"/>
+      </w:r>
     </w:p>
     <w:p>
       <w:pPr>
         <w:pStyle w:val="TDC2"/>
         <w:tabs>
-          <w:tab w:val="right" w:leader="dot" w:pos="9962"/>
+          <w:tab w:val="right" w:leader="dot" w:pos="9960"/>
         </w:tabs>
-        <w:rPr>
-          <w:rFonts w:asciiTheme="minorHAnsi" w:eastAsiaTheme="minorEastAsia" w:hAnsiTheme="minorHAnsi" w:cstheme="minorBidi"/>
-          <w:noProof/>
-          <w:kern w:val="2"/>
-          <w14:ligatures w14:val="standardContextual"/>
-        </w:rPr>
-      </w:pPr>
-      <w:hyperlink w:anchor="_Toc242887149" w:history="1">
-        <w:r>
-          <w:rPr>
-            <w:rStyle w:val="Hipervnculo"/>
-            <w:noProof/>
-          </w:rPr>
-          <w:t>1.4 Entregables del cronograma</w:t>
-        </w:r>
-        <w:r>
-          <w:rPr>
-            <w:noProof/>
-            <w:webHidden/>
-          </w:rPr>
-          <w:tab/>
-        </w:r>
-        <w:r>
-          <w:rPr>
-            <w:noProof/>
-            <w:webHidden/>
-          </w:rPr>
-          <w:fldChar w:fldCharType="begin"/>
-        </w:r>
-        <w:r>
-          <w:rPr>
-            <w:noProof/>
-            <w:webHidden/>
-          </w:rPr>
-          <w:instrText xml:space="preserve"> PAGEREF _Toc242887149 \h </w:instrText>
-        </w:r>
-        <w:r>
-          <w:rPr>
-            <w:noProof/>
-            <w:webHidden/>
-          </w:rPr>
-        </w:r>
-        <w:r>
-          <w:rPr>
-            <w:noProof/>
-            <w:webHidden/>
-          </w:rPr>
-          <w:fldChar w:fldCharType="separate"/>
-        </w:r>
-        <w:r>
-          <w:rPr>
-            <w:noProof/>
-            <w:webHidden/>
-          </w:rPr>
-          <w:t>7</w:t>
-        </w:r>
-        <w:r>
-          <w:rPr>
-            <w:noProof/>
-            <w:webHidden/>
-          </w:rPr>
-          <w:fldChar w:fldCharType="end"/>
-        </w:r>
-      </w:hyperlink>
+      </w:pPr>
+      <w:r>
+        <w:fldChar w:fldCharType="begin"/>
+      </w:r>
+      <w:r>
+        <w:instrText xml:space="preserve">HYPERLINK  \l  "_Toc1624554024" </w:instrText>
+      </w:r>
+      <w:r>
+        <w:fldChar w:fldCharType="separate"/>
+      </w:r>
+      <w:r>
+        <w:rPr/>
+        <w:t>1.4 Entregables del cronograma</w:t>
+      </w:r>
+      <w:r>
+        <w:tab/>
+      </w:r>
+      <w:r>
+        <w:fldChar w:fldCharType="begin"/>
+      </w:r>
+      <w:r>
+        <w:instrText xml:space="preserve">PAGEREF _Toc1624554024 \h</w:instrText>
+      </w:r>
+      <w:r>
+        <w:fldChar w:fldCharType="separate"/>
+      </w:r>
+      <w:r>
+        <w:rPr/>
+        <w:t>6</w:t>
+      </w:r>
+      <w:r>
+        <w:fldChar w:fldCharType="end"/>
+      </w:r>
+      <w:r>
+        <w:fldChar w:fldCharType="end"/>
+      </w:r>
     </w:p>
     <w:p>
       <w:pPr>
         <w:pStyle w:val="TDC2"/>
         <w:tabs>
-          <w:tab w:val="right" w:leader="dot" w:pos="9962"/>
+          <w:tab w:val="right" w:leader="dot" w:pos="9960"/>
         </w:tabs>
-        <w:rPr>
-          <w:rFonts w:asciiTheme="minorHAnsi" w:eastAsiaTheme="minorEastAsia" w:hAnsiTheme="minorHAnsi" w:cstheme="minorBidi"/>
-          <w:noProof/>
-          <w:kern w:val="2"/>
-          <w14:ligatures w14:val="standardContextual"/>
-        </w:rPr>
-      </w:pPr>
-      <w:hyperlink w:anchor="_Toc242887150" w:history="1">
-        <w:r>
-          <w:rPr>
-            <w:rStyle w:val="Hipervnculo"/>
-            <w:noProof/>
-          </w:rPr>
-          <w:t>1.5 Organización del documento y anexos</w:t>
-        </w:r>
-        <w:r>
-          <w:rPr>
-            <w:noProof/>
-            <w:webHidden/>
-          </w:rPr>
-          <w:tab/>
-        </w:r>
-        <w:r>
-          <w:rPr>
-            <w:noProof/>
-            <w:webHidden/>
-          </w:rPr>
-          <w:fldChar w:fldCharType="begin"/>
-        </w:r>
-        <w:r>
-          <w:rPr>
-            <w:noProof/>
-            <w:webHidden/>
-          </w:rPr>
-          <w:instrText xml:space="preserve"> PAGEREF _Toc242887150 \h </w:instrText>
-        </w:r>
-        <w:r>
-          <w:rPr>
-            <w:noProof/>
-            <w:webHidden/>
-          </w:rPr>
-        </w:r>
-        <w:r>
-          <w:rPr>
-            <w:noProof/>
-            <w:webHidden/>
-          </w:rPr>
-          <w:fldChar w:fldCharType="separate"/>
-        </w:r>
-        <w:r>
-          <w:rPr>
-            <w:noProof/>
-            <w:webHidden/>
-          </w:rPr>
-          <w:t>8</w:t>
-        </w:r>
-        <w:r>
-          <w:rPr>
-            <w:noProof/>
-            <w:webHidden/>
-          </w:rPr>
-          <w:fldChar w:fldCharType="end"/>
-        </w:r>
-      </w:hyperlink>
+      </w:pPr>
+      <w:r>
+        <w:fldChar w:fldCharType="begin"/>
+      </w:r>
+      <w:r>
+        <w:instrText xml:space="preserve">HYPERLINK  \l  "_Toc1037479103" </w:instrText>
+      </w:r>
+      <w:r>
+        <w:fldChar w:fldCharType="separate"/>
+      </w:r>
+      <w:r>
+        <w:rPr/>
+        <w:t>1.5 Organización del documento y anexos</w:t>
+      </w:r>
+      <w:r>
+        <w:tab/>
+      </w:r>
+      <w:r>
+        <w:fldChar w:fldCharType="begin"/>
+      </w:r>
+      <w:r>
+        <w:instrText xml:space="preserve">PAGEREF _Toc1037479103 \h</w:instrText>
+      </w:r>
+      <w:r>
+        <w:fldChar w:fldCharType="separate"/>
+      </w:r>
+      <w:r>
+        <w:rPr/>
+        <w:t>7</w:t>
+      </w:r>
+      <w:r>
+        <w:fldChar w:fldCharType="end"/>
+      </w:r>
+      <w:r>
+        <w:fldChar w:fldCharType="end"/>
+      </w:r>
     </w:p>
     <w:p>
       <w:pPr>
         <w:pStyle w:val="TDC1"/>
         <w:tabs>
-          <w:tab w:val="right" w:leader="dot" w:pos="9962"/>
+          <w:tab w:val="right" w:leader="dot" w:pos="9960"/>
         </w:tabs>
-        <w:rPr>
-          <w:rFonts w:asciiTheme="minorHAnsi" w:eastAsiaTheme="minorEastAsia" w:hAnsiTheme="minorHAnsi" w:cstheme="minorBidi"/>
-          <w:noProof/>
-          <w:kern w:val="2"/>
-          <w14:ligatures w14:val="standardContextual"/>
-        </w:rPr>
-      </w:pPr>
-      <w:hyperlink w:anchor="_Toc242887151" w:history="1">
-        <w:r>
-          <w:rPr>
-            <w:rStyle w:val="Hipervnculo"/>
-            <w:noProof/>
-          </w:rPr>
-          <w:t>2. METODOLOGÍA DEL DESARROLLO</w:t>
-        </w:r>
-        <w:r>
-          <w:rPr>
-            <w:noProof/>
-            <w:webHidden/>
-          </w:rPr>
-          <w:tab/>
-        </w:r>
-        <w:r>
-          <w:rPr>
-            <w:noProof/>
-            <w:webHidden/>
-          </w:rPr>
-          <w:fldChar w:fldCharType="begin"/>
-        </w:r>
-        <w:r>
-          <w:rPr>
-            <w:noProof/>
-            <w:webHidden/>
-          </w:rPr>
-          <w:instrText xml:space="preserve"> PAGEREF _Toc242887151 \h </w:instrText>
-        </w:r>
-        <w:r>
-          <w:rPr>
-            <w:noProof/>
-            <w:webHidden/>
-          </w:rPr>
-        </w:r>
-        <w:r>
-          <w:rPr>
-            <w:noProof/>
-            <w:webHidden/>
-          </w:rPr>
-          <w:fldChar w:fldCharType="separate"/>
-        </w:r>
-        <w:r>
-          <w:rPr>
-            <w:noProof/>
-            <w:webHidden/>
-          </w:rPr>
-          <w:t>11</w:t>
-        </w:r>
-        <w:r>
-          <w:rPr>
-            <w:noProof/>
-            <w:webHidden/>
-          </w:rPr>
-          <w:fldChar w:fldCharType="end"/>
-        </w:r>
-      </w:hyperlink>
+      </w:pPr>
+      <w:r>
+        <w:fldChar w:fldCharType="begin"/>
+      </w:r>
+      <w:r>
+        <w:instrText xml:space="preserve">HYPERLINK  \l  "_Toc1824334609" </w:instrText>
+      </w:r>
+      <w:r>
+        <w:fldChar w:fldCharType="separate"/>
+      </w:r>
+      <w:r>
+        <w:rPr/>
+        <w:t>2. METODOLOGÍA DEL DESARROLLO</w:t>
+      </w:r>
+      <w:r>
+        <w:tab/>
+      </w:r>
+      <w:r>
+        <w:fldChar w:fldCharType="begin"/>
+      </w:r>
+      <w:r>
+        <w:instrText xml:space="preserve">PAGEREF _Toc1824334609 \h</w:instrText>
+      </w:r>
+      <w:r>
+        <w:fldChar w:fldCharType="separate"/>
+      </w:r>
+      <w:r>
+        <w:rPr/>
+        <w:t>9</w:t>
+      </w:r>
+      <w:r>
+        <w:fldChar w:fldCharType="end"/>
+      </w:r>
+      <w:r>
+        <w:fldChar w:fldCharType="end"/>
+      </w:r>
     </w:p>
     <w:p>
       <w:pPr>
         <w:pStyle w:val="TDC2"/>
         <w:tabs>
-          <w:tab w:val="right" w:leader="dot" w:pos="9962"/>
+          <w:tab w:val="right" w:leader="dot" w:pos="9960"/>
         </w:tabs>
-        <w:rPr>
-          <w:rFonts w:asciiTheme="minorHAnsi" w:eastAsiaTheme="minorEastAsia" w:hAnsiTheme="minorHAnsi" w:cstheme="minorBidi"/>
-          <w:noProof/>
-          <w:kern w:val="2"/>
-          <w14:ligatures w14:val="standardContextual"/>
-        </w:rPr>
-      </w:pPr>
-      <w:hyperlink w:anchor="_Toc242887152" w:history="1">
-        <w:r>
-          <w:rPr>
-            <w:rStyle w:val="Hipervnculo"/>
-            <w:noProof/>
-          </w:rPr>
-          <w:t>2.1 Árcade y Kanban en la fase de desarrollo</w:t>
-        </w:r>
-        <w:r>
-          <w:rPr>
-            <w:noProof/>
-            <w:webHidden/>
-          </w:rPr>
-          <w:tab/>
-        </w:r>
-        <w:r>
-          <w:rPr>
-            <w:noProof/>
-            <w:webHidden/>
-          </w:rPr>
-          <w:fldChar w:fldCharType="begin"/>
-        </w:r>
-        <w:r>
-          <w:rPr>
-            <w:noProof/>
-            <w:webHidden/>
-          </w:rPr>
-          <w:instrText xml:space="preserve"> PAGEREF _Toc242887152 \h </w:instrText>
-        </w:r>
-        <w:r>
-          <w:rPr>
-            <w:noProof/>
-            <w:webHidden/>
-          </w:rPr>
-        </w:r>
-        <w:r>
-          <w:rPr>
-            <w:noProof/>
-            <w:webHidden/>
-          </w:rPr>
-          <w:fldChar w:fldCharType="separate"/>
-        </w:r>
-        <w:r>
-          <w:rPr>
-            <w:noProof/>
-            <w:webHidden/>
-          </w:rPr>
-          <w:t>11</w:t>
-        </w:r>
-        <w:r>
-          <w:rPr>
-            <w:noProof/>
-            <w:webHidden/>
-          </w:rPr>
-          <w:fldChar w:fldCharType="end"/>
-        </w:r>
-      </w:hyperlink>
+      </w:pPr>
+      <w:r>
+        <w:fldChar w:fldCharType="begin"/>
+      </w:r>
+      <w:r>
+        <w:instrText xml:space="preserve">HYPERLINK  \l  "_Toc244355378" </w:instrText>
+      </w:r>
+      <w:r>
+        <w:fldChar w:fldCharType="separate"/>
+      </w:r>
+      <w:r>
+        <w:rPr/>
+        <w:t>2.1 Árcade y Kanban en la fase de desarrollo</w:t>
+      </w:r>
+      <w:r>
+        <w:tab/>
+      </w:r>
+      <w:r>
+        <w:fldChar w:fldCharType="begin"/>
+      </w:r>
+      <w:r>
+        <w:instrText xml:space="preserve">PAGEREF _Toc244355378 \h</w:instrText>
+      </w:r>
+      <w:r>
+        <w:fldChar w:fldCharType="separate"/>
+      </w:r>
+      <w:r>
+        <w:rPr/>
+        <w:t>10</w:t>
+      </w:r>
+      <w:r>
+        <w:fldChar w:fldCharType="end"/>
+      </w:r>
+      <w:r>
+        <w:fldChar w:fldCharType="end"/>
+      </w:r>
     </w:p>
     <w:p>
       <w:pPr>
         <w:pStyle w:val="TDC2"/>
         <w:tabs>
-          <w:tab w:val="right" w:leader="dot" w:pos="9962"/>
+          <w:tab w:val="right" w:leader="dot" w:pos="9960"/>
         </w:tabs>
-        <w:rPr>
-          <w:rFonts w:asciiTheme="minorHAnsi" w:eastAsiaTheme="minorEastAsia" w:hAnsiTheme="minorHAnsi" w:cstheme="minorBidi"/>
-          <w:noProof/>
-          <w:kern w:val="2"/>
-          <w14:ligatures w14:val="standardContextual"/>
-        </w:rPr>
-      </w:pPr>
-      <w:hyperlink w:anchor="_Toc242887153" w:history="1">
-        <w:r>
-          <w:rPr>
-            <w:rStyle w:val="Hipervnculo"/>
-            <w:noProof/>
-          </w:rPr>
-          <w:t>2.2 Planificación por slices y carriles</w:t>
-        </w:r>
-        <w:r>
-          <w:rPr>
-            <w:noProof/>
-            <w:webHidden/>
-          </w:rPr>
-          <w:tab/>
-        </w:r>
-        <w:r>
-          <w:rPr>
-            <w:noProof/>
-            <w:webHidden/>
-          </w:rPr>
-          <w:fldChar w:fldCharType="begin"/>
-        </w:r>
-        <w:r>
-          <w:rPr>
-            <w:noProof/>
-            <w:webHidden/>
-          </w:rPr>
-          <w:instrText xml:space="preserve"> PAGEREF _Toc242887153 \h </w:instrText>
-        </w:r>
-        <w:r>
-          <w:rPr>
-            <w:noProof/>
-            <w:webHidden/>
-          </w:rPr>
-        </w:r>
-        <w:r>
-          <w:rPr>
-            <w:noProof/>
-            <w:webHidden/>
-          </w:rPr>
-          <w:fldChar w:fldCharType="separate"/>
-        </w:r>
-        <w:r>
-          <w:rPr>
-            <w:noProof/>
-            <w:webHidden/>
-          </w:rPr>
-          <w:t>12</w:t>
-        </w:r>
-        <w:r>
-          <w:rPr>
-            <w:noProof/>
-            <w:webHidden/>
-          </w:rPr>
-          <w:fldChar w:fldCharType="end"/>
-        </w:r>
-      </w:hyperlink>
+      </w:pPr>
+      <w:r>
+        <w:fldChar w:fldCharType="begin"/>
+      </w:r>
+      <w:r>
+        <w:instrText xml:space="preserve">HYPERLINK  \l  "_Toc1886021263" </w:instrText>
+      </w:r>
+      <w:r>
+        <w:fldChar w:fldCharType="separate"/>
+      </w:r>
+      <w:r>
+        <w:rPr/>
+        <w:t>2.2 Planificación por slices y carriles</w:t>
+      </w:r>
+      <w:r>
+        <w:tab/>
+      </w:r>
+      <w:r>
+        <w:fldChar w:fldCharType="begin"/>
+      </w:r>
+      <w:r>
+        <w:instrText xml:space="preserve">PAGEREF _Toc1886021263 \h</w:instrText>
+      </w:r>
+      <w:r>
+        <w:fldChar w:fldCharType="separate"/>
+      </w:r>
+      <w:r>
+        <w:rPr/>
+        <w:t>11</w:t>
+      </w:r>
+      <w:r>
+        <w:fldChar w:fldCharType="end"/>
+      </w:r>
+      <w:r>
+        <w:fldChar w:fldCharType="end"/>
+      </w:r>
     </w:p>
     <w:p>
       <w:pPr>
         <w:pStyle w:val="TDC2"/>
         <w:tabs>
-          <w:tab w:val="right" w:leader="dot" w:pos="9962"/>
+          <w:tab w:val="right" w:leader="dot" w:pos="9960"/>
         </w:tabs>
-        <w:rPr>
-          <w:rFonts w:asciiTheme="minorHAnsi" w:eastAsiaTheme="minorEastAsia" w:hAnsiTheme="minorHAnsi" w:cstheme="minorBidi"/>
-          <w:noProof/>
-          <w:kern w:val="2"/>
-          <w14:ligatures w14:val="standardContextual"/>
-        </w:rPr>
-      </w:pPr>
-      <w:hyperlink w:anchor="_Toc242887154" w:history="1">
-        <w:r>
-          <w:rPr>
-            <w:rStyle w:val="Hipervnculo"/>
-            <w:noProof/>
-          </w:rPr>
-          <w:t>2.3 Seguimiento con actas (D01–D10)</w:t>
-        </w:r>
-        <w:r>
-          <w:rPr>
-            <w:noProof/>
-            <w:webHidden/>
-          </w:rPr>
-          <w:tab/>
-        </w:r>
-        <w:r>
-          <w:rPr>
-            <w:noProof/>
-            <w:webHidden/>
-          </w:rPr>
-          <w:fldChar w:fldCharType="begin"/>
-        </w:r>
-        <w:r>
-          <w:rPr>
-            <w:noProof/>
-            <w:webHidden/>
-          </w:rPr>
-          <w:instrText xml:space="preserve"> PAGEREF _Toc242887154 \h </w:instrText>
-        </w:r>
-        <w:r>
-          <w:rPr>
-            <w:noProof/>
-            <w:webHidden/>
-          </w:rPr>
-        </w:r>
-        <w:r>
-          <w:rPr>
-            <w:noProof/>
-            <w:webHidden/>
-          </w:rPr>
-          <w:fldChar w:fldCharType="separate"/>
-        </w:r>
-        <w:r>
-          <w:rPr>
-            <w:noProof/>
-            <w:webHidden/>
-          </w:rPr>
-          <w:t>14</w:t>
-        </w:r>
-        <w:r>
-          <w:rPr>
-            <w:noProof/>
-            <w:webHidden/>
-          </w:rPr>
-          <w:fldChar w:fldCharType="end"/>
-        </w:r>
-      </w:hyperlink>
+      </w:pPr>
+      <w:r>
+        <w:fldChar w:fldCharType="begin"/>
+      </w:r>
+      <w:r>
+        <w:instrText xml:space="preserve">HYPERLINK  \l  "_Toc824350293" </w:instrText>
+      </w:r>
+      <w:r>
+        <w:fldChar w:fldCharType="separate"/>
+      </w:r>
+      <w:r>
+        <w:rPr/>
+        <w:t>2.3 Seguimiento con actas (D01–D10)</w:t>
+      </w:r>
+      <w:r>
+        <w:tab/>
+      </w:r>
+      <w:r>
+        <w:fldChar w:fldCharType="begin"/>
+      </w:r>
+      <w:r>
+        <w:instrText xml:space="preserve">PAGEREF _Toc824350293 \h</w:instrText>
+      </w:r>
+      <w:r>
+        <w:fldChar w:fldCharType="separate"/>
+      </w:r>
+      <w:r>
+        <w:rPr/>
+        <w:t>13</w:t>
+      </w:r>
+      <w:r>
+        <w:fldChar w:fldCharType="end"/>
+      </w:r>
+      <w:r>
+        <w:fldChar w:fldCharType="end"/>
+      </w:r>
     </w:p>
     <w:p>
       <w:pPr>
         <w:pStyle w:val="TDC2"/>
         <w:tabs>
-          <w:tab w:val="right" w:leader="dot" w:pos="9962"/>
+          <w:tab w:val="right" w:leader="dot" w:pos="9960"/>
         </w:tabs>
-        <w:rPr>
-          <w:rFonts w:asciiTheme="minorHAnsi" w:eastAsiaTheme="minorEastAsia" w:hAnsiTheme="minorHAnsi" w:cstheme="minorBidi"/>
-          <w:noProof/>
-          <w:kern w:val="2"/>
-          <w14:ligatures w14:val="standardContextual"/>
-        </w:rPr>
-      </w:pPr>
-      <w:hyperlink w:anchor="_Toc242887155" w:history="1">
-        <w:r>
-          <w:rPr>
-            <w:rStyle w:val="Hipervnculo"/>
-            <w:noProof/>
-          </w:rPr>
-          <w:t>2.4 Entorno y herramientas de desarrollo</w:t>
-        </w:r>
-        <w:r>
-          <w:rPr>
-            <w:noProof/>
-            <w:webHidden/>
-          </w:rPr>
-          <w:tab/>
-        </w:r>
-        <w:r>
-          <w:rPr>
-            <w:noProof/>
-            <w:webHidden/>
-          </w:rPr>
-          <w:fldChar w:fldCharType="begin"/>
-        </w:r>
-        <w:r>
-          <w:rPr>
-            <w:noProof/>
-            <w:webHidden/>
-          </w:rPr>
-          <w:instrText xml:space="preserve"> PAGEREF _Toc242887155 \h </w:instrText>
-        </w:r>
-        <w:r>
-          <w:rPr>
-            <w:noProof/>
-            <w:webHidden/>
-          </w:rPr>
-        </w:r>
-        <w:r>
-          <w:rPr>
-            <w:noProof/>
-            <w:webHidden/>
-          </w:rPr>
-          <w:fldChar w:fldCharType="separate"/>
-        </w:r>
-        <w:r>
-          <w:rPr>
-            <w:noProof/>
-            <w:webHidden/>
-          </w:rPr>
-          <w:t>16</w:t>
-        </w:r>
-        <w:r>
-          <w:rPr>
-            <w:noProof/>
-            <w:webHidden/>
-          </w:rPr>
-          <w:fldChar w:fldCharType="end"/>
-        </w:r>
-      </w:hyperlink>
+      </w:pPr>
+      <w:r>
+        <w:fldChar w:fldCharType="begin"/>
+      </w:r>
+      <w:r>
+        <w:instrText xml:space="preserve">HYPERLINK  \l  "_Toc1563102236" </w:instrText>
+      </w:r>
+      <w:r>
+        <w:fldChar w:fldCharType="separate"/>
+      </w:r>
+      <w:r>
+        <w:rPr/>
+        <w:t>2.4 Entorno y herramientas de desarrollo</w:t>
+      </w:r>
+      <w:r>
+        <w:tab/>
+      </w:r>
+      <w:r>
+        <w:fldChar w:fldCharType="begin"/>
+      </w:r>
+      <w:r>
+        <w:instrText xml:space="preserve">PAGEREF _Toc1563102236 \h</w:instrText>
+      </w:r>
+      <w:r>
+        <w:fldChar w:fldCharType="separate"/>
+      </w:r>
+      <w:r>
+        <w:rPr/>
+        <w:t>15</w:t>
+      </w:r>
+      <w:r>
+        <w:fldChar w:fldCharType="end"/>
+      </w:r>
+      <w:r>
+        <w:fldChar w:fldCharType="end"/>
+      </w:r>
     </w:p>
     <w:p>
       <w:pPr>
         <w:pStyle w:val="TDC2"/>
         <w:tabs>
-          <w:tab w:val="right" w:leader="dot" w:pos="9962"/>
+          <w:tab w:val="right" w:leader="dot" w:pos="9960"/>
         </w:tabs>
-        <w:rPr>
-          <w:rFonts w:asciiTheme="minorHAnsi" w:eastAsiaTheme="minorEastAsia" w:hAnsiTheme="minorHAnsi" w:cstheme="minorBidi"/>
-          <w:noProof/>
-          <w:kern w:val="2"/>
-          <w14:ligatures w14:val="standardContextual"/>
-        </w:rPr>
-      </w:pPr>
-      <w:hyperlink w:anchor="_Toc242887156" w:history="1">
-        <w:r>
-          <w:rPr>
-            <w:rStyle w:val="Hipervnculo"/>
-            <w:noProof/>
-          </w:rPr>
-          <w:t>2.5 Prácticas de ingeniería</w:t>
-        </w:r>
-        <w:r>
-          <w:rPr>
-            <w:noProof/>
-            <w:webHidden/>
-          </w:rPr>
-          <w:tab/>
-        </w:r>
-        <w:r>
-          <w:rPr>
-            <w:noProof/>
-            <w:webHidden/>
-          </w:rPr>
-          <w:fldChar w:fldCharType="begin"/>
-        </w:r>
-        <w:r>
-          <w:rPr>
-            <w:noProof/>
-            <w:webHidden/>
-          </w:rPr>
-          <w:instrText xml:space="preserve"> PAGEREF _Toc242887156 \h </w:instrText>
-        </w:r>
-        <w:r>
-          <w:rPr>
-            <w:noProof/>
-            <w:webHidden/>
-          </w:rPr>
-        </w:r>
-        <w:r>
-          <w:rPr>
-            <w:noProof/>
-            <w:webHidden/>
-          </w:rPr>
-          <w:fldChar w:fldCharType="separate"/>
-        </w:r>
-        <w:r>
-          <w:rPr>
-            <w:noProof/>
-            <w:webHidden/>
-          </w:rPr>
-          <w:t>18</w:t>
-        </w:r>
-        <w:r>
-          <w:rPr>
-            <w:noProof/>
-            <w:webHidden/>
-          </w:rPr>
-          <w:fldChar w:fldCharType="end"/>
-        </w:r>
-      </w:hyperlink>
+      </w:pPr>
+      <w:r>
+        <w:fldChar w:fldCharType="begin"/>
+      </w:r>
+      <w:r>
+        <w:instrText xml:space="preserve">HYPERLINK  \l  "_Toc87210456" </w:instrText>
+      </w:r>
+      <w:r>
+        <w:fldChar w:fldCharType="separate"/>
+      </w:r>
+      <w:r>
+        <w:rPr/>
+        <w:t>2.5 Prácticas de ingeniería</w:t>
+      </w:r>
+      <w:r>
+        <w:tab/>
+      </w:r>
+      <w:r>
+        <w:fldChar w:fldCharType="begin"/>
+      </w:r>
+      <w:r>
+        <w:instrText xml:space="preserve">PAGEREF _Toc87210456 \h</w:instrText>
+      </w:r>
+      <w:r>
+        <w:fldChar w:fldCharType="separate"/>
+      </w:r>
+      <w:r>
+        <w:rPr/>
+        <w:t>17</w:t>
+      </w:r>
+      <w:r>
+        <w:fldChar w:fldCharType="end"/>
+      </w:r>
+      <w:r>
+        <w:fldChar w:fldCharType="end"/>
+      </w:r>
     </w:p>
     <w:p>
       <w:pPr>
         <w:pStyle w:val="TDC1"/>
         <w:tabs>
-          <w:tab w:val="right" w:leader="dot" w:pos="9962"/>
+          <w:tab w:val="right" w:leader="dot" w:pos="9960"/>
         </w:tabs>
-        <w:rPr>
-          <w:rFonts w:asciiTheme="minorHAnsi" w:eastAsiaTheme="minorEastAsia" w:hAnsiTheme="minorHAnsi" w:cstheme="minorBidi"/>
-          <w:noProof/>
-          <w:kern w:val="2"/>
-          <w14:ligatures w14:val="standardContextual"/>
-        </w:rPr>
-      </w:pPr>
-      <w:hyperlink w:anchor="_Toc242887157" w:history="1">
-        <w:r>
-          <w:rPr>
-            <w:rStyle w:val="Hipervnculo"/>
-            <w:noProof/>
-          </w:rPr>
-          <w:t>3. ARQUITECTURA E IMPLEMENTACIÓN BASE</w:t>
-        </w:r>
-        <w:r>
-          <w:rPr>
-            <w:noProof/>
-            <w:webHidden/>
-          </w:rPr>
-          <w:tab/>
-        </w:r>
-        <w:r>
-          <w:rPr>
-            <w:noProof/>
-            <w:webHidden/>
-          </w:rPr>
-          <w:fldChar w:fldCharType="begin"/>
-        </w:r>
-        <w:r>
-          <w:rPr>
-            <w:noProof/>
-            <w:webHidden/>
-          </w:rPr>
-          <w:instrText xml:space="preserve"> PAGEREF _Toc242887157 \h </w:instrText>
-        </w:r>
-        <w:r>
-          <w:rPr>
-            <w:noProof/>
-            <w:webHidden/>
-          </w:rPr>
-        </w:r>
-        <w:r>
-          <w:rPr>
-            <w:noProof/>
-            <w:webHidden/>
-          </w:rPr>
-          <w:fldChar w:fldCharType="separate"/>
-        </w:r>
-        <w:r>
-          <w:rPr>
-            <w:noProof/>
-            <w:webHidden/>
-          </w:rPr>
-          <w:t>20</w:t>
-        </w:r>
-        <w:r>
-          <w:rPr>
-            <w:noProof/>
-            <w:webHidden/>
-          </w:rPr>
-          <w:fldChar w:fldCharType="end"/>
-        </w:r>
-      </w:hyperlink>
+      </w:pPr>
+      <w:r>
+        <w:fldChar w:fldCharType="begin"/>
+      </w:r>
+      <w:r>
+        <w:instrText xml:space="preserve">HYPERLINK  \l  "_Toc1513583902" </w:instrText>
+      </w:r>
+      <w:r>
+        <w:fldChar w:fldCharType="separate"/>
+      </w:r>
+      <w:r>
+        <w:rPr/>
+        <w:t>3. ARQUITECTURA E IMPLEMENTACIÓN BASE</w:t>
+      </w:r>
+      <w:r>
+        <w:tab/>
+      </w:r>
+      <w:r>
+        <w:fldChar w:fldCharType="begin"/>
+      </w:r>
+      <w:r>
+        <w:instrText xml:space="preserve">PAGEREF _Toc1513583902 \h</w:instrText>
+      </w:r>
+      <w:r>
+        <w:fldChar w:fldCharType="separate"/>
+      </w:r>
+      <w:r>
+        <w:rPr/>
+        <w:t>18</w:t>
+      </w:r>
+      <w:r>
+        <w:fldChar w:fldCharType="end"/>
+      </w:r>
+      <w:r>
+        <w:fldChar w:fldCharType="end"/>
+      </w:r>
     </w:p>
     <w:p>
       <w:pPr>
         <w:pStyle w:val="TDC2"/>
         <w:tabs>
-          <w:tab w:val="right" w:leader="dot" w:pos="9962"/>
+          <w:tab w:val="right" w:leader="dot" w:pos="9960"/>
         </w:tabs>
-        <w:rPr>
-          <w:rFonts w:asciiTheme="minorHAnsi" w:eastAsiaTheme="minorEastAsia" w:hAnsiTheme="minorHAnsi" w:cstheme="minorBidi"/>
-          <w:noProof/>
-          <w:kern w:val="2"/>
-          <w14:ligatures w14:val="standardContextual"/>
-        </w:rPr>
-      </w:pPr>
-      <w:hyperlink w:anchor="_Toc242887158" w:history="1">
-        <w:r>
-          <w:rPr>
-            <w:rStyle w:val="Hipervnculo"/>
-            <w:noProof/>
-          </w:rPr>
-          <w:t>3.1 Arquitectura implementada frente a la diseñada</w:t>
-        </w:r>
-        <w:r>
-          <w:rPr>
-            <w:noProof/>
-            <w:webHidden/>
-          </w:rPr>
-          <w:tab/>
-        </w:r>
-        <w:r>
-          <w:rPr>
-            <w:noProof/>
-            <w:webHidden/>
-          </w:rPr>
-          <w:fldChar w:fldCharType="begin"/>
-        </w:r>
-        <w:r>
-          <w:rPr>
-            <w:noProof/>
-            <w:webHidden/>
-          </w:rPr>
-          <w:instrText xml:space="preserve"> PAGEREF _Toc242887158 \h </w:instrText>
-        </w:r>
-        <w:r>
-          <w:rPr>
-            <w:noProof/>
-            <w:webHidden/>
-          </w:rPr>
-        </w:r>
-        <w:r>
-          <w:rPr>
-            <w:noProof/>
-            <w:webHidden/>
-          </w:rPr>
-          <w:fldChar w:fldCharType="separate"/>
-        </w:r>
-        <w:r>
-          <w:rPr>
-            <w:noProof/>
-            <w:webHidden/>
-          </w:rPr>
-          <w:t>20</w:t>
-        </w:r>
-        <w:r>
-          <w:rPr>
-            <w:noProof/>
-            <w:webHidden/>
-          </w:rPr>
-          <w:fldChar w:fldCharType="end"/>
-        </w:r>
-      </w:hyperlink>
+      </w:pPr>
+      <w:r>
+        <w:fldChar w:fldCharType="begin"/>
+      </w:r>
+      <w:r>
+        <w:instrText xml:space="preserve">HYPERLINK  \l  "_Toc81100518" </w:instrText>
+      </w:r>
+      <w:r>
+        <w:fldChar w:fldCharType="separate"/>
+      </w:r>
+      <w:r>
+        <w:rPr/>
+        <w:t>3.1 Arquitectura implementada frente a la diseñada</w:t>
+      </w:r>
+      <w:r>
+        <w:tab/>
+      </w:r>
+      <w:r>
+        <w:fldChar w:fldCharType="begin"/>
+      </w:r>
+      <w:r>
+        <w:instrText xml:space="preserve">PAGEREF _Toc81100518 \h</w:instrText>
+      </w:r>
+      <w:r>
+        <w:fldChar w:fldCharType="separate"/>
+      </w:r>
+      <w:r>
+        <w:rPr/>
+        <w:t>19</w:t>
+      </w:r>
+      <w:r>
+        <w:fldChar w:fldCharType="end"/>
+      </w:r>
+      <w:r>
+        <w:fldChar w:fldCharType="end"/>
+      </w:r>
     </w:p>
     <w:p>
       <w:pPr>
         <w:pStyle w:val="TDC2"/>
         <w:tabs>
-          <w:tab w:val="right" w:leader="dot" w:pos="9962"/>
+          <w:tab w:val="right" w:leader="dot" w:pos="9960"/>
         </w:tabs>
-        <w:rPr>
-          <w:rFonts w:asciiTheme="minorHAnsi" w:eastAsiaTheme="minorEastAsia" w:hAnsiTheme="minorHAnsi" w:cstheme="minorBidi"/>
-          <w:noProof/>
-          <w:kern w:val="2"/>
-          <w14:ligatures w14:val="standardContextual"/>
-        </w:rPr>
-      </w:pPr>
-      <w:hyperlink w:anchor="_Toc242887159" w:history="1">
-        <w:r>
-          <w:rPr>
-            <w:rStyle w:val="Hipervnculo"/>
-            <w:noProof/>
-          </w:rPr>
-          <w:t>3.2 Módulos y dependencias</w:t>
-        </w:r>
-        <w:r>
-          <w:rPr>
-            <w:noProof/>
-            <w:webHidden/>
-          </w:rPr>
-          <w:tab/>
-        </w:r>
-        <w:r>
-          <w:rPr>
-            <w:noProof/>
-            <w:webHidden/>
-          </w:rPr>
-          <w:fldChar w:fldCharType="begin"/>
-        </w:r>
-        <w:r>
-          <w:rPr>
-            <w:noProof/>
-            <w:webHidden/>
-          </w:rPr>
-          <w:instrText xml:space="preserve"> PAGEREF _Toc242887159 \h </w:instrText>
-        </w:r>
-        <w:r>
-          <w:rPr>
-            <w:noProof/>
-            <w:webHidden/>
-          </w:rPr>
-        </w:r>
-        <w:r>
-          <w:rPr>
-            <w:noProof/>
-            <w:webHidden/>
-          </w:rPr>
-          <w:fldChar w:fldCharType="separate"/>
-        </w:r>
-        <w:r>
-          <w:rPr>
-            <w:noProof/>
-            <w:webHidden/>
-          </w:rPr>
-          <w:t>21</w:t>
-        </w:r>
-        <w:r>
-          <w:rPr>
-            <w:noProof/>
-            <w:webHidden/>
-          </w:rPr>
-          <w:fldChar w:fldCharType="end"/>
-        </w:r>
-      </w:hyperlink>
+      </w:pPr>
+      <w:r>
+        <w:fldChar w:fldCharType="begin"/>
+      </w:r>
+      <w:r>
+        <w:instrText xml:space="preserve">HYPERLINK  \l  "_Toc1293858515" </w:instrText>
+      </w:r>
+      <w:r>
+        <w:fldChar w:fldCharType="separate"/>
+      </w:r>
+      <w:r>
+        <w:rPr/>
+        <w:t>3.2 Módulos y dependencias</w:t>
+      </w:r>
+      <w:r>
+        <w:tab/>
+      </w:r>
+      <w:r>
+        <w:fldChar w:fldCharType="begin"/>
+      </w:r>
+      <w:r>
+        <w:instrText xml:space="preserve">PAGEREF _Toc1293858515 \h</w:instrText>
+      </w:r>
+      <w:r>
+        <w:fldChar w:fldCharType="separate"/>
+      </w:r>
+      <w:r>
+        <w:rPr/>
+        <w:t>20</w:t>
+      </w:r>
+      <w:r>
+        <w:fldChar w:fldCharType="end"/>
+      </w:r>
+      <w:r>
+        <w:fldChar w:fldCharType="end"/>
+      </w:r>
     </w:p>
     <w:p>
       <w:pPr>
         <w:pStyle w:val="TDC2"/>
         <w:tabs>
-          <w:tab w:val="right" w:leader="dot" w:pos="9962"/>
+          <w:tab w:val="right" w:leader="dot" w:pos="9960"/>
         </w:tabs>
-        <w:rPr>
-          <w:rFonts w:asciiTheme="minorHAnsi" w:eastAsiaTheme="minorEastAsia" w:hAnsiTheme="minorHAnsi" w:cstheme="minorBidi"/>
-          <w:noProof/>
-          <w:kern w:val="2"/>
-          <w14:ligatures w14:val="standardContextual"/>
-        </w:rPr>
-      </w:pPr>
-      <w:hyperlink w:anchor="_Toc242887160" w:history="1">
-        <w:r>
-          <w:rPr>
-            <w:rStyle w:val="Hipervnculo"/>
-            <w:noProof/>
-          </w:rPr>
-          <w:t>3.3 Flujo de estados y escenas</w:t>
-        </w:r>
-        <w:r>
-          <w:rPr>
-            <w:noProof/>
-            <w:webHidden/>
-          </w:rPr>
-          <w:tab/>
-        </w:r>
-        <w:r>
-          <w:rPr>
-            <w:noProof/>
-            <w:webHidden/>
-          </w:rPr>
-          <w:fldChar w:fldCharType="begin"/>
-        </w:r>
-        <w:r>
-          <w:rPr>
-            <w:noProof/>
-            <w:webHidden/>
-          </w:rPr>
-          <w:instrText xml:space="preserve"> PAGEREF _Toc242887160 \h </w:instrText>
-        </w:r>
-        <w:r>
-          <w:rPr>
-            <w:noProof/>
-            <w:webHidden/>
-          </w:rPr>
-        </w:r>
-        <w:r>
-          <w:rPr>
-            <w:noProof/>
-            <w:webHidden/>
-          </w:rPr>
-          <w:fldChar w:fldCharType="separate"/>
-        </w:r>
-        <w:r>
-          <w:rPr>
-            <w:noProof/>
-            <w:webHidden/>
-          </w:rPr>
-          <w:t>22</w:t>
-        </w:r>
-        <w:r>
-          <w:rPr>
-            <w:noProof/>
-            <w:webHidden/>
-          </w:rPr>
-          <w:fldChar w:fldCharType="end"/>
-        </w:r>
-      </w:hyperlink>
+      </w:pPr>
+      <w:r>
+        <w:fldChar w:fldCharType="begin"/>
+      </w:r>
+      <w:r>
+        <w:instrText xml:space="preserve">HYPERLINK  \l  "_Toc1094422608" </w:instrText>
+      </w:r>
+      <w:r>
+        <w:fldChar w:fldCharType="separate"/>
+      </w:r>
+      <w:r>
+        <w:rPr/>
+        <w:t>3.3 Flujo de estados y escenas</w:t>
+      </w:r>
+      <w:r>
+        <w:tab/>
+      </w:r>
+      <w:r>
+        <w:fldChar w:fldCharType="begin"/>
+      </w:r>
+      <w:r>
+        <w:instrText xml:space="preserve">PAGEREF _Toc1094422608 \h</w:instrText>
+      </w:r>
+      <w:r>
+        <w:fldChar w:fldCharType="separate"/>
+      </w:r>
+      <w:r>
+        <w:rPr/>
+        <w:t>21</w:t>
+      </w:r>
+      <w:r>
+        <w:fldChar w:fldCharType="end"/>
+      </w:r>
+      <w:r>
+        <w:fldChar w:fldCharType="end"/>
+      </w:r>
     </w:p>
     <w:p>
       <w:pPr>
         <w:pStyle w:val="TDC2"/>
         <w:tabs>
-          <w:tab w:val="right" w:leader="dot" w:pos="9962"/>
+          <w:tab w:val="right" w:leader="dot" w:pos="9960"/>
         </w:tabs>
-        <w:rPr>
-          <w:rFonts w:asciiTheme="minorHAnsi" w:eastAsiaTheme="minorEastAsia" w:hAnsiTheme="minorHAnsi" w:cstheme="minorBidi"/>
-          <w:noProof/>
-          <w:kern w:val="2"/>
-          <w14:ligatures w14:val="standardContextual"/>
-        </w:rPr>
-      </w:pPr>
-      <w:hyperlink w:anchor="_Toc242887161" w:history="1">
-        <w:r>
-          <w:rPr>
-            <w:rStyle w:val="Hipervnculo"/>
-            <w:noProof/>
-          </w:rPr>
-          <w:t>3.4 Contenido parametrizable</w:t>
-        </w:r>
-        <w:r>
-          <w:rPr>
-            <w:noProof/>
-            <w:webHidden/>
-          </w:rPr>
-          <w:tab/>
-        </w:r>
-        <w:r>
-          <w:rPr>
-            <w:noProof/>
-            <w:webHidden/>
-          </w:rPr>
-          <w:fldChar w:fldCharType="begin"/>
-        </w:r>
-        <w:r>
-          <w:rPr>
-            <w:noProof/>
-            <w:webHidden/>
-          </w:rPr>
-          <w:instrText xml:space="preserve"> PAGEREF _Toc242887161 \h </w:instrText>
-        </w:r>
-        <w:r>
-          <w:rPr>
-            <w:noProof/>
-            <w:webHidden/>
-          </w:rPr>
-        </w:r>
-        <w:r>
-          <w:rPr>
-            <w:noProof/>
-            <w:webHidden/>
-          </w:rPr>
-          <w:fldChar w:fldCharType="separate"/>
-        </w:r>
-        <w:r>
-          <w:rPr>
-            <w:noProof/>
-            <w:webHidden/>
-          </w:rPr>
-          <w:t>24</w:t>
-        </w:r>
-        <w:r>
-          <w:rPr>
-            <w:noProof/>
-            <w:webHidden/>
-          </w:rPr>
-          <w:fldChar w:fldCharType="end"/>
-        </w:r>
-      </w:hyperlink>
+      </w:pPr>
+      <w:r>
+        <w:fldChar w:fldCharType="begin"/>
+      </w:r>
+      <w:r>
+        <w:instrText xml:space="preserve">HYPERLINK  \l  "_Toc985684870" </w:instrText>
+      </w:r>
+      <w:r>
+        <w:fldChar w:fldCharType="separate"/>
+      </w:r>
+      <w:r>
+        <w:rPr/>
+        <w:t>3.4 Contenido parametrizable</w:t>
+      </w:r>
+      <w:r>
+        <w:tab/>
+      </w:r>
+      <w:r>
+        <w:fldChar w:fldCharType="begin"/>
+      </w:r>
+      <w:r>
+        <w:instrText xml:space="preserve">PAGEREF _Toc985684870 \h</w:instrText>
+      </w:r>
+      <w:r>
+        <w:fldChar w:fldCharType="separate"/>
+      </w:r>
+      <w:r>
+        <w:rPr/>
+        <w:t>23</w:t>
+      </w:r>
+      <w:r>
+        <w:fldChar w:fldCharType="end"/>
+      </w:r>
+      <w:r>
+        <w:fldChar w:fldCharType="end"/>
+      </w:r>
     </w:p>
     <w:p>
       <w:pPr>
         <w:pStyle w:val="TDC2"/>
         <w:tabs>
-          <w:tab w:val="right" w:leader="dot" w:pos="9962"/>
+          <w:tab w:val="right" w:leader="dot" w:pos="9960"/>
         </w:tabs>
-        <w:rPr>
-          <w:rFonts w:asciiTheme="minorHAnsi" w:eastAsiaTheme="minorEastAsia" w:hAnsiTheme="minorHAnsi" w:cstheme="minorBidi"/>
-          <w:noProof/>
-          <w:kern w:val="2"/>
-          <w14:ligatures w14:val="standardContextual"/>
-        </w:rPr>
-      </w:pPr>
-      <w:hyperlink w:anchor="_Toc242887162" w:history="1">
-        <w:r>
-          <w:rPr>
-            <w:rStyle w:val="Hipervnculo"/>
-            <w:noProof/>
-          </w:rPr>
-          <w:t>3.5 Persistencia de perfiles y privacidad</w:t>
-        </w:r>
-        <w:r>
-          <w:rPr>
-            <w:noProof/>
-            <w:webHidden/>
-          </w:rPr>
-          <w:tab/>
-        </w:r>
-        <w:r>
-          <w:rPr>
-            <w:noProof/>
-            <w:webHidden/>
-          </w:rPr>
-          <w:fldChar w:fldCharType="begin"/>
-        </w:r>
-        <w:r>
-          <w:rPr>
-            <w:noProof/>
-            <w:webHidden/>
-          </w:rPr>
-          <w:instrText xml:space="preserve"> PAGEREF _Toc242887162 \h </w:instrText>
-        </w:r>
-        <w:r>
-          <w:rPr>
-            <w:noProof/>
-            <w:webHidden/>
-          </w:rPr>
-        </w:r>
-        <w:r>
-          <w:rPr>
-            <w:noProof/>
-            <w:webHidden/>
-          </w:rPr>
-          <w:fldChar w:fldCharType="separate"/>
-        </w:r>
-        <w:r>
-          <w:rPr>
-            <w:noProof/>
-            <w:webHidden/>
-          </w:rPr>
-          <w:t>26</w:t>
-        </w:r>
-        <w:r>
-          <w:rPr>
-            <w:noProof/>
-            <w:webHidden/>
-          </w:rPr>
-          <w:fldChar w:fldCharType="end"/>
-        </w:r>
-      </w:hyperlink>
+      </w:pPr>
+      <w:r>
+        <w:fldChar w:fldCharType="begin"/>
+      </w:r>
+      <w:r>
+        <w:instrText xml:space="preserve">HYPERLINK  \l  "_Toc1307706470" </w:instrText>
+      </w:r>
+      <w:r>
+        <w:fldChar w:fldCharType="separate"/>
+      </w:r>
+      <w:r>
+        <w:rPr/>
+        <w:t>3.5 Persistencia de perfiles y privacidad</w:t>
+      </w:r>
+      <w:r>
+        <w:tab/>
+      </w:r>
+      <w:r>
+        <w:fldChar w:fldCharType="begin"/>
+      </w:r>
+      <w:r>
+        <w:instrText xml:space="preserve">PAGEREF _Toc1307706470 \h</w:instrText>
+      </w:r>
+      <w:r>
+        <w:fldChar w:fldCharType="separate"/>
+      </w:r>
+      <w:r>
+        <w:rPr/>
+        <w:t>25</w:t>
+      </w:r>
+      <w:r>
+        <w:fldChar w:fldCharType="end"/>
+      </w:r>
+      <w:r>
+        <w:fldChar w:fldCharType="end"/>
+      </w:r>
     </w:p>
     <w:p>
       <w:pPr>
         <w:pStyle w:val="TDC2"/>
         <w:tabs>
-          <w:tab w:val="right" w:leader="dot" w:pos="9962"/>
+          <w:tab w:val="right" w:leader="dot" w:pos="9960"/>
         </w:tabs>
-        <w:rPr>
-          <w:rFonts w:asciiTheme="minorHAnsi" w:eastAsiaTheme="minorEastAsia" w:hAnsiTheme="minorHAnsi" w:cstheme="minorBidi"/>
-          <w:noProof/>
-          <w:kern w:val="2"/>
-          <w14:ligatures w14:val="standardContextual"/>
-        </w:rPr>
-      </w:pPr>
-      <w:hyperlink w:anchor="_Toc242887163" w:history="1">
-        <w:r>
-          <w:rPr>
-            <w:rStyle w:val="Hipervnculo"/>
-            <w:noProof/>
-          </w:rPr>
-          <w:t>3.6 Distribución portable</w:t>
-        </w:r>
-        <w:r>
-          <w:rPr>
-            <w:noProof/>
-            <w:webHidden/>
-          </w:rPr>
-          <w:tab/>
-        </w:r>
-        <w:r>
-          <w:rPr>
-            <w:noProof/>
-            <w:webHidden/>
-          </w:rPr>
-          <w:fldChar w:fldCharType="begin"/>
-        </w:r>
-        <w:r>
-          <w:rPr>
-            <w:noProof/>
-            <w:webHidden/>
-          </w:rPr>
-          <w:instrText xml:space="preserve"> PAGEREF _Toc242887163 \h </w:instrText>
-        </w:r>
-        <w:r>
-          <w:rPr>
-            <w:noProof/>
-            <w:webHidden/>
-          </w:rPr>
-        </w:r>
-        <w:r>
-          <w:rPr>
-            <w:noProof/>
-            <w:webHidden/>
-          </w:rPr>
-          <w:fldChar w:fldCharType="separate"/>
-        </w:r>
-        <w:r>
-          <w:rPr>
-            <w:noProof/>
-            <w:webHidden/>
-          </w:rPr>
-          <w:t>27</w:t>
-        </w:r>
-        <w:r>
-          <w:rPr>
-            <w:noProof/>
-            <w:webHidden/>
-          </w:rPr>
-          <w:fldChar w:fldCharType="end"/>
-        </w:r>
-      </w:hyperlink>
+      </w:pPr>
+      <w:r>
+        <w:fldChar w:fldCharType="begin"/>
+      </w:r>
+      <w:r>
+        <w:instrText xml:space="preserve">HYPERLINK  \l  "_Toc96717699" </w:instrText>
+      </w:r>
+      <w:r>
+        <w:fldChar w:fldCharType="separate"/>
+      </w:r>
+      <w:r>
+        <w:rPr/>
+        <w:t>3.6 Distribución portable</w:t>
+      </w:r>
+      <w:r>
+        <w:tab/>
+      </w:r>
+      <w:r>
+        <w:fldChar w:fldCharType="begin"/>
+      </w:r>
+      <w:r>
+        <w:instrText xml:space="preserve">PAGEREF _Toc96717699 \h</w:instrText>
+      </w:r>
+      <w:r>
+        <w:fldChar w:fldCharType="separate"/>
+      </w:r>
+      <w:r>
+        <w:rPr/>
+        <w:t>26</w:t>
+      </w:r>
+      <w:r>
+        <w:fldChar w:fldCharType="end"/>
+      </w:r>
+      <w:r>
+        <w:fldChar w:fldCharType="end"/>
+      </w:r>
     </w:p>
     <w:p>
       <w:pPr>
         <w:pStyle w:val="TDC1"/>
         <w:tabs>
-          <w:tab w:val="right" w:leader="dot" w:pos="9962"/>
+          <w:tab w:val="right" w:leader="dot" w:pos="9960"/>
         </w:tabs>
-        <w:rPr>
-          <w:rFonts w:asciiTheme="minorHAnsi" w:eastAsiaTheme="minorEastAsia" w:hAnsiTheme="minorHAnsi" w:cstheme="minorBidi"/>
-          <w:noProof/>
-          <w:kern w:val="2"/>
-          <w14:ligatures w14:val="standardContextual"/>
-        </w:rPr>
-      </w:pPr>
-      <w:hyperlink w:anchor="_Toc242887164" w:history="1">
-        <w:r>
-          <w:rPr>
-            <w:rStyle w:val="Hipervnculo"/>
-            <w:noProof/>
-          </w:rPr>
-          <w:t>4. NIVELES Y DESAFÍOS PROGRESIVOS</w:t>
-        </w:r>
-        <w:r>
-          <w:rPr>
-            <w:noProof/>
-            <w:webHidden/>
-          </w:rPr>
-          <w:tab/>
-        </w:r>
-        <w:r>
-          <w:rPr>
-            <w:noProof/>
-            <w:webHidden/>
-          </w:rPr>
-          <w:fldChar w:fldCharType="begin"/>
-        </w:r>
-        <w:r>
-          <w:rPr>
-            <w:noProof/>
-            <w:webHidden/>
-          </w:rPr>
-          <w:instrText xml:space="preserve"> PAGEREF _Toc242887164 \h </w:instrText>
-        </w:r>
-        <w:r>
-          <w:rPr>
-            <w:noProof/>
-            <w:webHidden/>
-          </w:rPr>
-        </w:r>
-        <w:r>
-          <w:rPr>
-            <w:noProof/>
-            <w:webHidden/>
-          </w:rPr>
-          <w:fldChar w:fldCharType="separate"/>
-        </w:r>
-        <w:r>
-          <w:rPr>
-            <w:noProof/>
-            <w:webHidden/>
-          </w:rPr>
-          <w:t>30</w:t>
-        </w:r>
-        <w:r>
-          <w:rPr>
-            <w:noProof/>
-            <w:webHidden/>
-          </w:rPr>
-          <w:fldChar w:fldCharType="end"/>
-        </w:r>
-      </w:hyperlink>
+      </w:pPr>
+      <w:r>
+        <w:fldChar w:fldCharType="begin"/>
+      </w:r>
+      <w:r>
+        <w:instrText xml:space="preserve">HYPERLINK  \l  "_Toc1159690955" </w:instrText>
+      </w:r>
+      <w:r>
+        <w:fldChar w:fldCharType="separate"/>
+      </w:r>
+      <w:r>
+        <w:rPr/>
+        <w:t>4. NIVELES Y DESAFÍOS PROGRESIVOS</w:t>
+      </w:r>
+      <w:r>
+        <w:tab/>
+      </w:r>
+      <w:r>
+        <w:fldChar w:fldCharType="begin"/>
+      </w:r>
+      <w:r>
+        <w:instrText xml:space="preserve">PAGEREF _Toc1159690955 \h</w:instrText>
+      </w:r>
+      <w:r>
+        <w:fldChar w:fldCharType="separate"/>
+      </w:r>
+      <w:r>
+        <w:rPr/>
+        <w:t>28</w:t>
+      </w:r>
+      <w:r>
+        <w:fldChar w:fldCharType="end"/>
+      </w:r>
+      <w:r>
+        <w:fldChar w:fldCharType="end"/>
+      </w:r>
     </w:p>
     <w:p>
       <w:pPr>
         <w:pStyle w:val="TDC2"/>
         <w:tabs>
-          <w:tab w:val="right" w:leader="dot" w:pos="9962"/>
+          <w:tab w:val="right" w:leader="dot" w:pos="9960"/>
         </w:tabs>
-        <w:rPr>
-          <w:rFonts w:asciiTheme="minorHAnsi" w:eastAsiaTheme="minorEastAsia" w:hAnsiTheme="minorHAnsi" w:cstheme="minorBidi"/>
-          <w:noProof/>
-          <w:kern w:val="2"/>
-          <w14:ligatures w14:val="standardContextual"/>
-        </w:rPr>
-      </w:pPr>
-      <w:hyperlink w:anchor="_Toc242887165" w:history="1">
-        <w:r>
-          <w:rPr>
-            <w:rStyle w:val="Hipervnculo"/>
-            <w:noProof/>
-          </w:rPr>
-          <w:t>4.1 Progresión del pensamiento computacional entre niveles</w:t>
-        </w:r>
-        <w:r>
-          <w:rPr>
-            <w:noProof/>
-            <w:webHidden/>
-          </w:rPr>
-          <w:tab/>
-        </w:r>
-        <w:r>
-          <w:rPr>
-            <w:noProof/>
-            <w:webHidden/>
-          </w:rPr>
-          <w:fldChar w:fldCharType="begin"/>
-        </w:r>
-        <w:r>
-          <w:rPr>
-            <w:noProof/>
-            <w:webHidden/>
-          </w:rPr>
-          <w:instrText xml:space="preserve"> PAGEREF _Toc242887165 \h </w:instrText>
-        </w:r>
-        <w:r>
-          <w:rPr>
-            <w:noProof/>
-            <w:webHidden/>
-          </w:rPr>
-        </w:r>
-        <w:r>
-          <w:rPr>
-            <w:noProof/>
-            <w:webHidden/>
-          </w:rPr>
-          <w:fldChar w:fldCharType="separate"/>
-        </w:r>
-        <w:r>
-          <w:rPr>
-            <w:noProof/>
-            <w:webHidden/>
-          </w:rPr>
-          <w:t>30</w:t>
-        </w:r>
-        <w:r>
-          <w:rPr>
-            <w:noProof/>
-            <w:webHidden/>
-          </w:rPr>
-          <w:fldChar w:fldCharType="end"/>
-        </w:r>
-      </w:hyperlink>
+      </w:pPr>
+      <w:r>
+        <w:fldChar w:fldCharType="begin"/>
+      </w:r>
+      <w:r>
+        <w:instrText xml:space="preserve">HYPERLINK  \l  "_Toc1648428377" </w:instrText>
+      </w:r>
+      <w:r>
+        <w:fldChar w:fldCharType="separate"/>
+      </w:r>
+      <w:r>
+        <w:rPr/>
+        <w:t>4.1 Progresión del pensamiento computacional entre niveles</w:t>
+      </w:r>
+      <w:r>
+        <w:tab/>
+      </w:r>
+      <w:r>
+        <w:fldChar w:fldCharType="begin"/>
+      </w:r>
+      <w:r>
+        <w:instrText xml:space="preserve">PAGEREF _Toc1648428377 \h</w:instrText>
+      </w:r>
+      <w:r>
+        <w:fldChar w:fldCharType="separate"/>
+      </w:r>
+      <w:r>
+        <w:rPr/>
+        <w:t>29</w:t>
+      </w:r>
+      <w:r>
+        <w:fldChar w:fldCharType="end"/>
+      </w:r>
+      <w:r>
+        <w:fldChar w:fldCharType="end"/>
+      </w:r>
     </w:p>
     <w:p>
       <w:pPr>
         <w:pStyle w:val="TDC2"/>
         <w:tabs>
-          <w:tab w:val="right" w:leader="dot" w:pos="9962"/>
+          <w:tab w:val="right" w:leader="dot" w:pos="9960"/>
         </w:tabs>
-        <w:rPr>
-          <w:rFonts w:asciiTheme="minorHAnsi" w:eastAsiaTheme="minorEastAsia" w:hAnsiTheme="minorHAnsi" w:cstheme="minorBidi"/>
-          <w:noProof/>
-          <w:kern w:val="2"/>
-          <w14:ligatures w14:val="standardContextual"/>
-        </w:rPr>
-      </w:pPr>
-      <w:hyperlink w:anchor="_Toc242887166" w:history="1">
-        <w:r>
-          <w:rPr>
-            <w:rStyle w:val="Hipervnculo"/>
-            <w:noProof/>
-          </w:rPr>
-          <w:t>4.2 Nivel 1 — La Oscuridad</w:t>
-        </w:r>
-        <w:r>
-          <w:rPr>
-            <w:noProof/>
-            <w:webHidden/>
-          </w:rPr>
-          <w:tab/>
-        </w:r>
-        <w:r>
-          <w:rPr>
-            <w:noProof/>
-            <w:webHidden/>
-          </w:rPr>
-          <w:fldChar w:fldCharType="begin"/>
-        </w:r>
-        <w:r>
-          <w:rPr>
-            <w:noProof/>
-            <w:webHidden/>
-          </w:rPr>
-          <w:instrText xml:space="preserve"> PAGEREF _Toc242887166 \h </w:instrText>
-        </w:r>
-        <w:r>
-          <w:rPr>
-            <w:noProof/>
-            <w:webHidden/>
-          </w:rPr>
-        </w:r>
-        <w:r>
-          <w:rPr>
-            <w:noProof/>
-            <w:webHidden/>
-          </w:rPr>
-          <w:fldChar w:fldCharType="separate"/>
-        </w:r>
-        <w:r>
-          <w:rPr>
-            <w:noProof/>
-            <w:webHidden/>
-          </w:rPr>
-          <w:t>31</w:t>
-        </w:r>
-        <w:r>
-          <w:rPr>
-            <w:noProof/>
-            <w:webHidden/>
-          </w:rPr>
-          <w:fldChar w:fldCharType="end"/>
-        </w:r>
-      </w:hyperlink>
+      </w:pPr>
+      <w:r>
+        <w:fldChar w:fldCharType="begin"/>
+      </w:r>
+      <w:r>
+        <w:instrText xml:space="preserve">HYPERLINK  \l  "_Toc1904482951" </w:instrText>
+      </w:r>
+      <w:r>
+        <w:fldChar w:fldCharType="separate"/>
+      </w:r>
+      <w:r>
+        <w:rPr/>
+        <w:t>4.2 Nivel 1 — La Oscuridad</w:t>
+      </w:r>
+      <w:r>
+        <w:tab/>
+      </w:r>
+      <w:r>
+        <w:fldChar w:fldCharType="begin"/>
+      </w:r>
+      <w:r>
+        <w:instrText xml:space="preserve">PAGEREF _Toc1904482951 \h</w:instrText>
+      </w:r>
+      <w:r>
+        <w:fldChar w:fldCharType="separate"/>
+      </w:r>
+      <w:r>
+        <w:rPr/>
+        <w:t>30</w:t>
+      </w:r>
+      <w:r>
+        <w:fldChar w:fldCharType="end"/>
+      </w:r>
+      <w:r>
+        <w:fldChar w:fldCharType="end"/>
+      </w:r>
     </w:p>
     <w:p>
       <w:pPr>
         <w:pStyle w:val="TDC2"/>
         <w:tabs>
-          <w:tab w:val="right" w:leader="dot" w:pos="9962"/>
+          <w:tab w:val="right" w:leader="dot" w:pos="9960"/>
         </w:tabs>
-        <w:rPr>
-          <w:rFonts w:asciiTheme="minorHAnsi" w:eastAsiaTheme="minorEastAsia" w:hAnsiTheme="minorHAnsi" w:cstheme="minorBidi"/>
-          <w:noProof/>
-          <w:kern w:val="2"/>
-          <w14:ligatures w14:val="standardContextual"/>
-        </w:rPr>
-      </w:pPr>
-      <w:hyperlink w:anchor="_Toc242887167" w:history="1">
-        <w:r>
-          <w:rPr>
-            <w:rStyle w:val="Hipervnculo"/>
-            <w:noProof/>
-          </w:rPr>
-          <w:t>4.3 Nivel 2 — La Rueda</w:t>
-        </w:r>
-        <w:r>
-          <w:rPr>
-            <w:noProof/>
-            <w:webHidden/>
-          </w:rPr>
-          <w:tab/>
-        </w:r>
-        <w:r>
-          <w:rPr>
-            <w:noProof/>
-            <w:webHidden/>
-          </w:rPr>
-          <w:fldChar w:fldCharType="begin"/>
-        </w:r>
-        <w:r>
-          <w:rPr>
-            <w:noProof/>
-            <w:webHidden/>
-          </w:rPr>
-          <w:instrText xml:space="preserve"> PAGEREF _Toc242887167 \h </w:instrText>
-        </w:r>
-        <w:r>
-          <w:rPr>
-            <w:noProof/>
-            <w:webHidden/>
-          </w:rPr>
-        </w:r>
-        <w:r>
-          <w:rPr>
-            <w:noProof/>
-            <w:webHidden/>
-          </w:rPr>
-          <w:fldChar w:fldCharType="separate"/>
-        </w:r>
-        <w:r>
-          <w:rPr>
-            <w:noProof/>
-            <w:webHidden/>
-          </w:rPr>
-          <w:t>39</w:t>
-        </w:r>
-        <w:r>
-          <w:rPr>
-            <w:noProof/>
-            <w:webHidden/>
-          </w:rPr>
-          <w:fldChar w:fldCharType="end"/>
-        </w:r>
-      </w:hyperlink>
+      </w:pPr>
+      <w:r>
+        <w:fldChar w:fldCharType="begin"/>
+      </w:r>
+      <w:r>
+        <w:instrText xml:space="preserve">HYPERLINK  \l  "_Toc525755303" </w:instrText>
+      </w:r>
+      <w:r>
+        <w:fldChar w:fldCharType="separate"/>
+      </w:r>
+      <w:r>
+        <w:rPr/>
+        <w:t>4.3 Nivel 2 — La Rueda</w:t>
+      </w:r>
+      <w:r>
+        <w:tab/>
+      </w:r>
+      <w:r>
+        <w:fldChar w:fldCharType="begin"/>
+      </w:r>
+      <w:r>
+        <w:instrText xml:space="preserve">PAGEREF _Toc525755303 \h</w:instrText>
+      </w:r>
+      <w:r>
+        <w:fldChar w:fldCharType="separate"/>
+      </w:r>
+      <w:r>
+        <w:rPr/>
+        <w:t>38</w:t>
+      </w:r>
+      <w:r>
+        <w:fldChar w:fldCharType="end"/>
+      </w:r>
+      <w:r>
+        <w:fldChar w:fldCharType="end"/>
+      </w:r>
     </w:p>
     <w:p>
       <w:pPr>
         <w:pStyle w:val="TDC2"/>
         <w:tabs>
-          <w:tab w:val="right" w:leader="dot" w:pos="9962"/>
+          <w:tab w:val="right" w:leader="dot" w:pos="9960"/>
         </w:tabs>
-        <w:rPr>
-          <w:rFonts w:asciiTheme="minorHAnsi" w:eastAsiaTheme="minorEastAsia" w:hAnsiTheme="minorHAnsi" w:cstheme="minorBidi"/>
-          <w:noProof/>
-          <w:kern w:val="2"/>
-          <w14:ligatures w14:val="standardContextual"/>
-        </w:rPr>
-      </w:pPr>
-      <w:hyperlink w:anchor="_Toc242887168" w:history="1">
-        <w:r>
-          <w:rPr>
-            <w:rStyle w:val="Hipervnculo"/>
-            <w:noProof/>
-          </w:rPr>
-          <w:t>4.4 Nivel 3 — El Río</w:t>
-        </w:r>
-        <w:r>
-          <w:rPr>
-            <w:noProof/>
-            <w:webHidden/>
-          </w:rPr>
-          <w:tab/>
-        </w:r>
-        <w:r>
-          <w:rPr>
-            <w:noProof/>
-            <w:webHidden/>
-          </w:rPr>
-          <w:fldChar w:fldCharType="begin"/>
-        </w:r>
-        <w:r>
-          <w:rPr>
-            <w:noProof/>
-            <w:webHidden/>
-          </w:rPr>
-          <w:instrText xml:space="preserve"> PAGEREF _Toc242887168 \h </w:instrText>
-        </w:r>
-        <w:r>
-          <w:rPr>
-            <w:noProof/>
-            <w:webHidden/>
-          </w:rPr>
-        </w:r>
-        <w:r>
-          <w:rPr>
-            <w:noProof/>
-            <w:webHidden/>
-          </w:rPr>
-          <w:fldChar w:fldCharType="separate"/>
-        </w:r>
-        <w:r>
-          <w:rPr>
-            <w:noProof/>
-            <w:webHidden/>
-          </w:rPr>
-          <w:t>48</w:t>
-        </w:r>
-        <w:r>
-          <w:rPr>
-            <w:noProof/>
-            <w:webHidden/>
-          </w:rPr>
-          <w:fldChar w:fldCharType="end"/>
-        </w:r>
-      </w:hyperlink>
+      </w:pPr>
+      <w:r>
+        <w:fldChar w:fldCharType="begin"/>
+      </w:r>
+      <w:r>
+        <w:instrText xml:space="preserve">HYPERLINK  \l  "_Toc1534666907" </w:instrText>
+      </w:r>
+      <w:r>
+        <w:fldChar w:fldCharType="separate"/>
+      </w:r>
+      <w:r>
+        <w:rPr/>
+        <w:t>4.4 Nivel 3 — El Río</w:t>
+      </w:r>
+      <w:r>
+        <w:tab/>
+      </w:r>
+      <w:r>
+        <w:fldChar w:fldCharType="begin"/>
+      </w:r>
+      <w:r>
+        <w:instrText xml:space="preserve">PAGEREF _Toc1534666907 \h</w:instrText>
+      </w:r>
+      <w:r>
+        <w:fldChar w:fldCharType="separate"/>
+      </w:r>
+      <w:r>
+        <w:rPr/>
+        <w:t>47</w:t>
+      </w:r>
+      <w:r>
+        <w:fldChar w:fldCharType="end"/>
+      </w:r>
+      <w:r>
+        <w:fldChar w:fldCharType="end"/>
+      </w:r>
     </w:p>
     <w:p>
       <w:pPr>
         <w:pStyle w:val="TDC2"/>
         <w:tabs>
-          <w:tab w:val="right" w:leader="dot" w:pos="9962"/>
+          <w:tab w:val="right" w:leader="dot" w:pos="9960"/>
         </w:tabs>
-        <w:rPr>
-          <w:rFonts w:asciiTheme="minorHAnsi" w:eastAsiaTheme="minorEastAsia" w:hAnsiTheme="minorHAnsi" w:cstheme="minorBidi"/>
-          <w:noProof/>
-          <w:kern w:val="2"/>
-          <w14:ligatures w14:val="standardContextual"/>
-        </w:rPr>
-      </w:pPr>
-      <w:hyperlink w:anchor="_Toc242887169" w:history="1">
-        <w:r>
-          <w:rPr>
-            <w:rStyle w:val="Hipervnculo"/>
-            <w:noProof/>
-          </w:rPr>
-          <w:t>4.5 Escenas narrativas y puentes</w:t>
-        </w:r>
-        <w:r>
-          <w:rPr>
-            <w:noProof/>
-            <w:webHidden/>
-          </w:rPr>
-          <w:tab/>
-        </w:r>
-        <w:r>
-          <w:rPr>
-            <w:noProof/>
-            <w:webHidden/>
-          </w:rPr>
-          <w:fldChar w:fldCharType="begin"/>
-        </w:r>
-        <w:r>
-          <w:rPr>
-            <w:noProof/>
-            <w:webHidden/>
-          </w:rPr>
-          <w:instrText xml:space="preserve"> PAGEREF _Toc242887169 \h </w:instrText>
-        </w:r>
-        <w:r>
-          <w:rPr>
-            <w:noProof/>
-            <w:webHidden/>
-          </w:rPr>
-        </w:r>
-        <w:r>
-          <w:rPr>
-            <w:noProof/>
-            <w:webHidden/>
-          </w:rPr>
-          <w:fldChar w:fldCharType="separate"/>
-        </w:r>
-        <w:r>
-          <w:rPr>
-            <w:noProof/>
-            <w:webHidden/>
-          </w:rPr>
-          <w:t>54</w:t>
-        </w:r>
-        <w:r>
-          <w:rPr>
-            <w:noProof/>
-            <w:webHidden/>
-          </w:rPr>
-          <w:fldChar w:fldCharType="end"/>
-        </w:r>
-      </w:hyperlink>
+      </w:pPr>
+      <w:r>
+        <w:fldChar w:fldCharType="begin"/>
+      </w:r>
+      <w:r>
+        <w:instrText xml:space="preserve">HYPERLINK  \l  "_Toc2026144281" </w:instrText>
+      </w:r>
+      <w:r>
+        <w:fldChar w:fldCharType="separate"/>
+      </w:r>
+      <w:r>
+        <w:rPr/>
+        <w:t>4.5 Escenas narrativas y puentes</w:t>
+      </w:r>
+      <w:r>
+        <w:tab/>
+      </w:r>
+      <w:r>
+        <w:fldChar w:fldCharType="begin"/>
+      </w:r>
+      <w:r>
+        <w:instrText xml:space="preserve">PAGEREF _Toc2026144281 \h</w:instrText>
+      </w:r>
+      <w:r>
+        <w:fldChar w:fldCharType="separate"/>
+      </w:r>
+      <w:r>
+        <w:rPr/>
+        <w:t>53</w:t>
+      </w:r>
+      <w:r>
+        <w:fldChar w:fldCharType="end"/>
+      </w:r>
+      <w:r>
+        <w:fldChar w:fldCharType="end"/>
+      </w:r>
     </w:p>
     <w:p>
       <w:pPr>
         <w:pStyle w:val="TDC2"/>
         <w:tabs>
-          <w:tab w:val="right" w:leader="dot" w:pos="9962"/>
+          <w:tab w:val="right" w:leader="dot" w:pos="9960"/>
         </w:tabs>
-        <w:rPr>
-          <w:rFonts w:asciiTheme="minorHAnsi" w:eastAsiaTheme="minorEastAsia" w:hAnsiTheme="minorHAnsi" w:cstheme="minorBidi"/>
-          <w:noProof/>
-          <w:kern w:val="2"/>
-          <w14:ligatures w14:val="standardContextual"/>
-        </w:rPr>
-      </w:pPr>
-      <w:hyperlink w:anchor="_Toc242887170" w:history="1">
-        <w:r>
-          <w:rPr>
-            <w:rStyle w:val="Hipervnculo"/>
-            <w:noProof/>
-          </w:rPr>
-          <w:t>4.6 Síntesis de la progresión de dificultad</w:t>
-        </w:r>
-        <w:r>
-          <w:rPr>
-            <w:noProof/>
-            <w:webHidden/>
-          </w:rPr>
-          <w:tab/>
-        </w:r>
-        <w:r>
-          <w:rPr>
-            <w:noProof/>
-            <w:webHidden/>
-          </w:rPr>
-          <w:fldChar w:fldCharType="begin"/>
-        </w:r>
-        <w:r>
-          <w:rPr>
-            <w:noProof/>
-            <w:webHidden/>
-          </w:rPr>
-          <w:instrText xml:space="preserve"> PAGEREF _Toc242887170 \h </w:instrText>
-        </w:r>
-        <w:r>
-          <w:rPr>
-            <w:noProof/>
-            <w:webHidden/>
-          </w:rPr>
-        </w:r>
-        <w:r>
-          <w:rPr>
-            <w:noProof/>
-            <w:webHidden/>
-          </w:rPr>
-          <w:fldChar w:fldCharType="separate"/>
-        </w:r>
-        <w:r>
-          <w:rPr>
-            <w:noProof/>
-            <w:webHidden/>
-          </w:rPr>
-          <w:t>56</w:t>
-        </w:r>
-        <w:r>
-          <w:rPr>
-            <w:noProof/>
-            <w:webHidden/>
-          </w:rPr>
-          <w:fldChar w:fldCharType="end"/>
-        </w:r>
-      </w:hyperlink>
+      </w:pPr>
+      <w:r>
+        <w:fldChar w:fldCharType="begin"/>
+      </w:r>
+      <w:r>
+        <w:instrText xml:space="preserve">HYPERLINK  \l  "_Toc75354900" </w:instrText>
+      </w:r>
+      <w:r>
+        <w:fldChar w:fldCharType="separate"/>
+      </w:r>
+      <w:r>
+        <w:rPr/>
+        <w:t>4.6 Síntesis de la progresión de dificultad</w:t>
+      </w:r>
+      <w:r>
+        <w:tab/>
+      </w:r>
+      <w:r>
+        <w:fldChar w:fldCharType="begin"/>
+      </w:r>
+      <w:r>
+        <w:instrText xml:space="preserve">PAGEREF _Toc75354900 \h</w:instrText>
+      </w:r>
+      <w:r>
+        <w:fldChar w:fldCharType="separate"/>
+      </w:r>
+      <w:r>
+        <w:rPr/>
+        <w:t>55</w:t>
+      </w:r>
+      <w:r>
+        <w:fldChar w:fldCharType="end"/>
+      </w:r>
+      <w:r>
+        <w:fldChar w:fldCharType="end"/>
+      </w:r>
     </w:p>
     <w:p>
       <w:pPr>
         <w:pStyle w:val="TDC1"/>
         <w:tabs>
-          <w:tab w:val="right" w:leader="dot" w:pos="9962"/>
+          <w:tab w:val="right" w:leader="dot" w:pos="9960"/>
         </w:tabs>
-        <w:rPr>
-          <w:rFonts w:asciiTheme="minorHAnsi" w:eastAsiaTheme="minorEastAsia" w:hAnsiTheme="minorHAnsi" w:cstheme="minorBidi"/>
-          <w:noProof/>
-          <w:kern w:val="2"/>
-          <w14:ligatures w14:val="standardContextual"/>
-        </w:rPr>
-      </w:pPr>
-      <w:hyperlink w:anchor="_Toc242887171" w:history="1">
-        <w:r>
-          <w:rPr>
-            <w:rStyle w:val="Hipervnculo"/>
-            <w:noProof/>
-          </w:rPr>
-          <w:t>5. MECÁNICAS IMPLEMENTADAS</w:t>
-        </w:r>
-        <w:r>
-          <w:rPr>
-            <w:noProof/>
-            <w:webHidden/>
-          </w:rPr>
-          <w:tab/>
-        </w:r>
-        <w:r>
-          <w:rPr>
-            <w:noProof/>
-            <w:webHidden/>
-          </w:rPr>
-          <w:fldChar w:fldCharType="begin"/>
-        </w:r>
-        <w:r>
-          <w:rPr>
-            <w:noProof/>
-            <w:webHidden/>
-          </w:rPr>
-          <w:instrText xml:space="preserve"> PAGEREF _Toc242887171 \h </w:instrText>
-        </w:r>
-        <w:r>
-          <w:rPr>
-            <w:noProof/>
-            <w:webHidden/>
-          </w:rPr>
-        </w:r>
-        <w:r>
-          <w:rPr>
-            <w:noProof/>
-            <w:webHidden/>
-          </w:rPr>
-          <w:fldChar w:fldCharType="separate"/>
-        </w:r>
-        <w:r>
-          <w:rPr>
-            <w:noProof/>
-            <w:webHidden/>
-          </w:rPr>
-          <w:t>58</w:t>
-        </w:r>
-        <w:r>
-          <w:rPr>
-            <w:noProof/>
-            <w:webHidden/>
-          </w:rPr>
-          <w:fldChar w:fldCharType="end"/>
-        </w:r>
-      </w:hyperlink>
+      </w:pPr>
+      <w:r>
+        <w:fldChar w:fldCharType="begin"/>
+      </w:r>
+      <w:r>
+        <w:instrText xml:space="preserve">HYPERLINK  \l  "_Toc1646401651" </w:instrText>
+      </w:r>
+      <w:r>
+        <w:fldChar w:fldCharType="separate"/>
+      </w:r>
+      <w:r>
+        <w:rPr/>
+        <w:t>5. MECÁNICAS IMPLEMENTADAS</w:t>
+      </w:r>
+      <w:r>
+        <w:tab/>
+      </w:r>
+      <w:r>
+        <w:fldChar w:fldCharType="begin"/>
+      </w:r>
+      <w:r>
+        <w:instrText xml:space="preserve">PAGEREF _Toc1646401651 \h</w:instrText>
+      </w:r>
+      <w:r>
+        <w:fldChar w:fldCharType="separate"/>
+      </w:r>
+      <w:r>
+        <w:rPr/>
+        <w:t>56</w:t>
+      </w:r>
+      <w:r>
+        <w:fldChar w:fldCharType="end"/>
+      </w:r>
+      <w:r>
+        <w:fldChar w:fldCharType="end"/>
+      </w:r>
     </w:p>
     <w:p>
       <w:pPr>
         <w:pStyle w:val="TDC2"/>
         <w:tabs>
-          <w:tab w:val="right" w:leader="dot" w:pos="9962"/>
+          <w:tab w:val="right" w:leader="dot" w:pos="9960"/>
         </w:tabs>
-        <w:rPr>
-          <w:rFonts w:asciiTheme="minorHAnsi" w:eastAsiaTheme="minorEastAsia" w:hAnsiTheme="minorHAnsi" w:cstheme="minorBidi"/>
-          <w:noProof/>
-          <w:kern w:val="2"/>
-          <w14:ligatures w14:val="standardContextual"/>
-        </w:rPr>
-      </w:pPr>
-      <w:hyperlink w:anchor="_Toc242887172" w:history="1">
-        <w:r>
-          <w:rPr>
-            <w:rStyle w:val="Hipervnculo"/>
-            <w:noProof/>
-          </w:rPr>
-          <w:t>5.1 Mecánicas planeadas y mecánicas implementadas</w:t>
-        </w:r>
-        <w:r>
-          <w:rPr>
-            <w:noProof/>
-            <w:webHidden/>
-          </w:rPr>
-          <w:tab/>
-        </w:r>
-        <w:r>
-          <w:rPr>
-            <w:noProof/>
-            <w:webHidden/>
-          </w:rPr>
-          <w:fldChar w:fldCharType="begin"/>
-        </w:r>
-        <w:r>
-          <w:rPr>
-            <w:noProof/>
-            <w:webHidden/>
-          </w:rPr>
-          <w:instrText xml:space="preserve"> PAGEREF _Toc242887172 \h </w:instrText>
-        </w:r>
-        <w:r>
-          <w:rPr>
-            <w:noProof/>
-            <w:webHidden/>
-          </w:rPr>
-        </w:r>
-        <w:r>
-          <w:rPr>
-            <w:noProof/>
-            <w:webHidden/>
-          </w:rPr>
-          <w:fldChar w:fldCharType="separate"/>
-        </w:r>
-        <w:r>
-          <w:rPr>
-            <w:noProof/>
-            <w:webHidden/>
-          </w:rPr>
-          <w:t>58</w:t>
-        </w:r>
-        <w:r>
-          <w:rPr>
-            <w:noProof/>
-            <w:webHidden/>
-          </w:rPr>
-          <w:fldChar w:fldCharType="end"/>
-        </w:r>
-      </w:hyperlink>
+      </w:pPr>
+      <w:r>
+        <w:fldChar w:fldCharType="begin"/>
+      </w:r>
+      <w:r>
+        <w:instrText xml:space="preserve">HYPERLINK  \l  "_Toc2034917209" </w:instrText>
+      </w:r>
+      <w:r>
+        <w:fldChar w:fldCharType="separate"/>
+      </w:r>
+      <w:r>
+        <w:rPr/>
+        <w:t>5.1 Mecánicas planeadas y mecánicas implementadas</w:t>
+      </w:r>
+      <w:r>
+        <w:tab/>
+      </w:r>
+      <w:r>
+        <w:fldChar w:fldCharType="begin"/>
+      </w:r>
+      <w:r>
+        <w:instrText xml:space="preserve">PAGEREF _Toc2034917209 \h</w:instrText>
+      </w:r>
+      <w:r>
+        <w:fldChar w:fldCharType="separate"/>
+      </w:r>
+      <w:r>
+        <w:rPr/>
+        <w:t>57</w:t>
+      </w:r>
+      <w:r>
+        <w:fldChar w:fldCharType="end"/>
+      </w:r>
+      <w:r>
+        <w:fldChar w:fldCharType="end"/>
+      </w:r>
     </w:p>
     <w:p>
       <w:pPr>
         <w:pStyle w:val="TDC2"/>
         <w:tabs>
-          <w:tab w:val="right" w:leader="dot" w:pos="9962"/>
+          <w:tab w:val="right" w:leader="dot" w:pos="9960"/>
         </w:tabs>
-        <w:rPr>
-          <w:rFonts w:asciiTheme="minorHAnsi" w:eastAsiaTheme="minorEastAsia" w:hAnsiTheme="minorHAnsi" w:cstheme="minorBidi"/>
-          <w:noProof/>
-          <w:kern w:val="2"/>
-          <w14:ligatures w14:val="standardContextual"/>
-        </w:rPr>
-      </w:pPr>
-      <w:hyperlink w:anchor="_Toc242887173" w:history="1">
-        <w:r>
-          <w:rPr>
-            <w:rStyle w:val="Hipervnculo"/>
-            <w:noProof/>
-          </w:rPr>
-          <w:t>5.2 Formas de interacción y control</w:t>
-        </w:r>
-        <w:r>
-          <w:rPr>
-            <w:noProof/>
-            <w:webHidden/>
-          </w:rPr>
-          <w:tab/>
-        </w:r>
-        <w:r>
-          <w:rPr>
-            <w:noProof/>
-            <w:webHidden/>
-          </w:rPr>
-          <w:fldChar w:fldCharType="begin"/>
-        </w:r>
-        <w:r>
-          <w:rPr>
-            <w:noProof/>
-            <w:webHidden/>
-          </w:rPr>
-          <w:instrText xml:space="preserve"> PAGEREF _Toc242887173 \h </w:instrText>
-        </w:r>
-        <w:r>
-          <w:rPr>
-            <w:noProof/>
-            <w:webHidden/>
-          </w:rPr>
-        </w:r>
-        <w:r>
-          <w:rPr>
-            <w:noProof/>
-            <w:webHidden/>
-          </w:rPr>
-          <w:fldChar w:fldCharType="separate"/>
-        </w:r>
-        <w:r>
-          <w:rPr>
-            <w:noProof/>
-            <w:webHidden/>
-          </w:rPr>
-          <w:t>59</w:t>
-        </w:r>
-        <w:r>
-          <w:rPr>
-            <w:noProof/>
-            <w:webHidden/>
-          </w:rPr>
-          <w:fldChar w:fldCharType="end"/>
-        </w:r>
-      </w:hyperlink>
+      </w:pPr>
+      <w:r>
+        <w:fldChar w:fldCharType="begin"/>
+      </w:r>
+      <w:r>
+        <w:instrText xml:space="preserve">HYPERLINK  \l  "_Toc1116476180" </w:instrText>
+      </w:r>
+      <w:r>
+        <w:fldChar w:fldCharType="separate"/>
+      </w:r>
+      <w:r>
+        <w:rPr/>
+        <w:t>5.2 Formas de interacción y control</w:t>
+      </w:r>
+      <w:r>
+        <w:tab/>
+      </w:r>
+      <w:r>
+        <w:fldChar w:fldCharType="begin"/>
+      </w:r>
+      <w:r>
+        <w:instrText xml:space="preserve">PAGEREF _Toc1116476180 \h</w:instrText>
+      </w:r>
+      <w:r>
+        <w:fldChar w:fldCharType="separate"/>
+      </w:r>
+      <w:r>
+        <w:rPr/>
+        <w:t>58</w:t>
+      </w:r>
+      <w:r>
+        <w:fldChar w:fldCharType="end"/>
+      </w:r>
+      <w:r>
+        <w:fldChar w:fldCharType="end"/>
+      </w:r>
     </w:p>
     <w:p>
       <w:pPr>
         <w:pStyle w:val="TDC2"/>
         <w:tabs>
-          <w:tab w:val="right" w:leader="dot" w:pos="9962"/>
+          <w:tab w:val="right" w:leader="dot" w:pos="9960"/>
         </w:tabs>
-        <w:rPr>
-          <w:rFonts w:asciiTheme="minorHAnsi" w:eastAsiaTheme="minorEastAsia" w:hAnsiTheme="minorHAnsi" w:cstheme="minorBidi"/>
-          <w:noProof/>
-          <w:kern w:val="2"/>
-          <w14:ligatures w14:val="standardContextual"/>
-        </w:rPr>
-      </w:pPr>
-      <w:hyperlink w:anchor="_Toc242887174" w:history="1">
-        <w:r>
-          <w:rPr>
-            <w:rStyle w:val="Hipervnculo"/>
-            <w:noProof/>
-          </w:rPr>
-          <w:t>5.3 Ajustes al diseño durante el desarrollo</w:t>
-        </w:r>
-        <w:r>
-          <w:rPr>
-            <w:noProof/>
-            <w:webHidden/>
-          </w:rPr>
-          <w:tab/>
-        </w:r>
-        <w:r>
-          <w:rPr>
-            <w:noProof/>
-            <w:webHidden/>
-          </w:rPr>
-          <w:fldChar w:fldCharType="begin"/>
-        </w:r>
-        <w:r>
-          <w:rPr>
-            <w:noProof/>
-            <w:webHidden/>
-          </w:rPr>
-          <w:instrText xml:space="preserve"> PAGEREF _Toc242887174 \h </w:instrText>
-        </w:r>
-        <w:r>
-          <w:rPr>
-            <w:noProof/>
-            <w:webHidden/>
-          </w:rPr>
-        </w:r>
-        <w:r>
-          <w:rPr>
-            <w:noProof/>
-            <w:webHidden/>
-          </w:rPr>
-          <w:fldChar w:fldCharType="separate"/>
-        </w:r>
-        <w:r>
-          <w:rPr>
-            <w:noProof/>
-            <w:webHidden/>
-          </w:rPr>
-          <w:t>60</w:t>
-        </w:r>
-        <w:r>
-          <w:rPr>
-            <w:noProof/>
-            <w:webHidden/>
-          </w:rPr>
-          <w:fldChar w:fldCharType="end"/>
-        </w:r>
-      </w:hyperlink>
+      </w:pPr>
+      <w:r>
+        <w:fldChar w:fldCharType="begin"/>
+      </w:r>
+      <w:r>
+        <w:instrText xml:space="preserve">HYPERLINK  \l  "_Toc1979723593" </w:instrText>
+      </w:r>
+      <w:r>
+        <w:fldChar w:fldCharType="separate"/>
+      </w:r>
+      <w:r>
+        <w:rPr/>
+        <w:t>5.3 Ajustes al diseño durante el desarrollo</w:t>
+      </w:r>
+      <w:r>
+        <w:tab/>
+      </w:r>
+      <w:r>
+        <w:fldChar w:fldCharType="begin"/>
+      </w:r>
+      <w:r>
+        <w:instrText xml:space="preserve">PAGEREF _Toc1979723593 \h</w:instrText>
+      </w:r>
+      <w:r>
+        <w:fldChar w:fldCharType="separate"/>
+      </w:r>
+      <w:r>
+        <w:rPr/>
+        <w:t>59</w:t>
+      </w:r>
+      <w:r>
+        <w:fldChar w:fldCharType="end"/>
+      </w:r>
+      <w:r>
+        <w:fldChar w:fldCharType="end"/>
+      </w:r>
     </w:p>
     <w:p>
       <w:pPr>
         <w:pStyle w:val="TDC1"/>
         <w:tabs>
-          <w:tab w:val="right" w:leader="dot" w:pos="9962"/>
+          <w:tab w:val="right" w:leader="dot" w:pos="9960"/>
         </w:tabs>
-        <w:rPr>
-          <w:rFonts w:asciiTheme="minorHAnsi" w:eastAsiaTheme="minorEastAsia" w:hAnsiTheme="minorHAnsi" w:cstheme="minorBidi"/>
-          <w:noProof/>
-          <w:kern w:val="2"/>
-          <w14:ligatures w14:val="standardContextual"/>
-        </w:rPr>
-      </w:pPr>
-      <w:hyperlink w:anchor="_Toc242887175" w:history="1">
-        <w:r>
-          <w:rPr>
-            <w:rStyle w:val="Hipervnculo"/>
-            <w:noProof/>
-          </w:rPr>
-          <w:t>6. ANDAMIAJE PEDAGÓGICO, RETROALIMENTACIÓN Y REGISTRO</w:t>
-        </w:r>
-        <w:r>
-          <w:rPr>
-            <w:noProof/>
-            <w:webHidden/>
-          </w:rPr>
-          <w:tab/>
-        </w:r>
-        <w:r>
-          <w:rPr>
-            <w:noProof/>
-            <w:webHidden/>
-          </w:rPr>
-          <w:fldChar w:fldCharType="begin"/>
-        </w:r>
-        <w:r>
-          <w:rPr>
-            <w:noProof/>
-            <w:webHidden/>
-          </w:rPr>
-          <w:instrText xml:space="preserve"> PAGEREF _Toc242887175 \h </w:instrText>
-        </w:r>
-        <w:r>
-          <w:rPr>
-            <w:noProof/>
-            <w:webHidden/>
-          </w:rPr>
-        </w:r>
-        <w:r>
-          <w:rPr>
-            <w:noProof/>
-            <w:webHidden/>
-          </w:rPr>
-          <w:fldChar w:fldCharType="separate"/>
-        </w:r>
-        <w:r>
-          <w:rPr>
-            <w:noProof/>
-            <w:webHidden/>
-          </w:rPr>
-          <w:t>65</w:t>
-        </w:r>
-        <w:r>
-          <w:rPr>
-            <w:noProof/>
-            <w:webHidden/>
-          </w:rPr>
-          <w:fldChar w:fldCharType="end"/>
-        </w:r>
-      </w:hyperlink>
+      </w:pPr>
+      <w:r>
+        <w:fldChar w:fldCharType="begin"/>
+      </w:r>
+      <w:r>
+        <w:instrText xml:space="preserve">HYPERLINK  \l  "_Toc1189181606" </w:instrText>
+      </w:r>
+      <w:r>
+        <w:fldChar w:fldCharType="separate"/>
+      </w:r>
+      <w:r>
+        <w:rPr/>
+        <w:t>6. ANDAMIAJE PEDAGÓGICO, RETROALIMENTACIÓN Y REGISTRO</w:t>
+      </w:r>
+      <w:r>
+        <w:tab/>
+      </w:r>
+      <w:r>
+        <w:fldChar w:fldCharType="begin"/>
+      </w:r>
+      <w:r>
+        <w:instrText xml:space="preserve">PAGEREF _Toc1189181606 \h</w:instrText>
+      </w:r>
+      <w:r>
+        <w:fldChar w:fldCharType="separate"/>
+      </w:r>
+      <w:r>
+        <w:rPr/>
+        <w:t>63</w:t>
+      </w:r>
+      <w:r>
+        <w:fldChar w:fldCharType="end"/>
+      </w:r>
+      <w:r>
+        <w:fldChar w:fldCharType="end"/>
+      </w:r>
     </w:p>
     <w:p>
       <w:pPr>
         <w:pStyle w:val="TDC2"/>
         <w:tabs>
-          <w:tab w:val="right" w:leader="dot" w:pos="9962"/>
+          <w:tab w:val="right" w:leader="dot" w:pos="9960"/>
         </w:tabs>
-        <w:rPr>
-          <w:rFonts w:asciiTheme="minorHAnsi" w:eastAsiaTheme="minorEastAsia" w:hAnsiTheme="minorHAnsi" w:cstheme="minorBidi"/>
-          <w:noProof/>
-          <w:kern w:val="2"/>
-          <w14:ligatures w14:val="standardContextual"/>
-        </w:rPr>
-      </w:pPr>
-      <w:hyperlink w:anchor="_Toc242887176" w:history="1">
-        <w:r>
-          <w:rPr>
-            <w:rStyle w:val="Hipervnculo"/>
-            <w:noProof/>
-          </w:rPr>
-          <w:t>6.1 El guía Algoritm y las pistas</w:t>
-        </w:r>
-        <w:r>
-          <w:rPr>
-            <w:noProof/>
-            <w:webHidden/>
-          </w:rPr>
-          <w:tab/>
-        </w:r>
-        <w:r>
-          <w:rPr>
-            <w:noProof/>
-            <w:webHidden/>
-          </w:rPr>
-          <w:fldChar w:fldCharType="begin"/>
-        </w:r>
-        <w:r>
-          <w:rPr>
-            <w:noProof/>
-            <w:webHidden/>
-          </w:rPr>
-          <w:instrText xml:space="preserve"> PAGEREF _Toc242887176 \h </w:instrText>
-        </w:r>
-        <w:r>
-          <w:rPr>
-            <w:noProof/>
-            <w:webHidden/>
-          </w:rPr>
-        </w:r>
-        <w:r>
-          <w:rPr>
-            <w:noProof/>
-            <w:webHidden/>
-          </w:rPr>
-          <w:fldChar w:fldCharType="separate"/>
-        </w:r>
-        <w:r>
-          <w:rPr>
-            <w:noProof/>
-            <w:webHidden/>
-          </w:rPr>
-          <w:t>65</w:t>
-        </w:r>
-        <w:r>
-          <w:rPr>
-            <w:noProof/>
-            <w:webHidden/>
-          </w:rPr>
-          <w:fldChar w:fldCharType="end"/>
-        </w:r>
-      </w:hyperlink>
+      </w:pPr>
+      <w:r>
+        <w:fldChar w:fldCharType="begin"/>
+      </w:r>
+      <w:r>
+        <w:instrText xml:space="preserve">HYPERLINK  \l  "_Toc1458493734" </w:instrText>
+      </w:r>
+      <w:r>
+        <w:fldChar w:fldCharType="separate"/>
+      </w:r>
+      <w:r>
+        <w:rPr/>
+        <w:t>6.1 El guía Algoritm y las pistas</w:t>
+      </w:r>
+      <w:r>
+        <w:tab/>
+      </w:r>
+      <w:r>
+        <w:fldChar w:fldCharType="begin"/>
+      </w:r>
+      <w:r>
+        <w:instrText xml:space="preserve">PAGEREF _Toc1458493734 \h</w:instrText>
+      </w:r>
+      <w:r>
+        <w:fldChar w:fldCharType="separate"/>
+      </w:r>
+      <w:r>
+        <w:rPr/>
+        <w:t>64</w:t>
+      </w:r>
+      <w:r>
+        <w:fldChar w:fldCharType="end"/>
+      </w:r>
+      <w:r>
+        <w:fldChar w:fldCharType="end"/>
+      </w:r>
     </w:p>
     <w:p>
       <w:pPr>
         <w:pStyle w:val="TDC2"/>
         <w:tabs>
-          <w:tab w:val="right" w:leader="dot" w:pos="9962"/>
+          <w:tab w:val="right" w:leader="dot" w:pos="9960"/>
         </w:tabs>
-        <w:rPr>
-          <w:rFonts w:asciiTheme="minorHAnsi" w:eastAsiaTheme="minorEastAsia" w:hAnsiTheme="minorHAnsi" w:cstheme="minorBidi"/>
-          <w:noProof/>
-          <w:kern w:val="2"/>
-          <w14:ligatures w14:val="standardContextual"/>
-        </w:rPr>
-      </w:pPr>
-      <w:hyperlink w:anchor="_Toc242887177" w:history="1">
-        <w:r>
-          <w:rPr>
-            <w:rStyle w:val="Hipervnculo"/>
-            <w:noProof/>
-          </w:rPr>
-          <w:t>6.2 Retroalimentación sin derrota ni puntajes</w:t>
-        </w:r>
-        <w:r>
-          <w:rPr>
-            <w:noProof/>
-            <w:webHidden/>
-          </w:rPr>
-          <w:tab/>
-        </w:r>
-        <w:r>
-          <w:rPr>
-            <w:noProof/>
-            <w:webHidden/>
-          </w:rPr>
-          <w:fldChar w:fldCharType="begin"/>
-        </w:r>
-        <w:r>
-          <w:rPr>
-            <w:noProof/>
-            <w:webHidden/>
-          </w:rPr>
-          <w:instrText xml:space="preserve"> PAGEREF _Toc242887177 \h </w:instrText>
-        </w:r>
-        <w:r>
-          <w:rPr>
-            <w:noProof/>
-            <w:webHidden/>
-          </w:rPr>
-        </w:r>
-        <w:r>
-          <w:rPr>
-            <w:noProof/>
-            <w:webHidden/>
-          </w:rPr>
-          <w:fldChar w:fldCharType="separate"/>
-        </w:r>
-        <w:r>
-          <w:rPr>
-            <w:noProof/>
-            <w:webHidden/>
-          </w:rPr>
-          <w:t>66</w:t>
-        </w:r>
-        <w:r>
-          <w:rPr>
-            <w:noProof/>
-            <w:webHidden/>
-          </w:rPr>
-          <w:fldChar w:fldCharType="end"/>
-        </w:r>
-      </w:hyperlink>
+      </w:pPr>
+      <w:r>
+        <w:fldChar w:fldCharType="begin"/>
+      </w:r>
+      <w:r>
+        <w:instrText xml:space="preserve">HYPERLINK  \l  "_Toc2107227726" </w:instrText>
+      </w:r>
+      <w:r>
+        <w:fldChar w:fldCharType="separate"/>
+      </w:r>
+      <w:r>
+        <w:rPr/>
+        <w:t>6.2 Retroalimentación sin derrota ni puntajes</w:t>
+      </w:r>
+      <w:r>
+        <w:tab/>
+      </w:r>
+      <w:r>
+        <w:fldChar w:fldCharType="begin"/>
+      </w:r>
+      <w:r>
+        <w:instrText xml:space="preserve">PAGEREF _Toc2107227726 \h</w:instrText>
+      </w:r>
+      <w:r>
+        <w:fldChar w:fldCharType="separate"/>
+      </w:r>
+      <w:r>
+        <w:rPr/>
+        <w:t>65</w:t>
+      </w:r>
+      <w:r>
+        <w:fldChar w:fldCharType="end"/>
+      </w:r>
+      <w:r>
+        <w:fldChar w:fldCharType="end"/>
+      </w:r>
     </w:p>
     <w:p>
       <w:pPr>
         <w:pStyle w:val="TDC2"/>
         <w:tabs>
-          <w:tab w:val="right" w:leader="dot" w:pos="9962"/>
+          <w:tab w:val="right" w:leader="dot" w:pos="9960"/>
         </w:tabs>
-        <w:rPr>
-          <w:rFonts w:asciiTheme="minorHAnsi" w:eastAsiaTheme="minorEastAsia" w:hAnsiTheme="minorHAnsi" w:cstheme="minorBidi"/>
-          <w:noProof/>
-          <w:kern w:val="2"/>
-          <w14:ligatures w14:val="standardContextual"/>
-        </w:rPr>
-      </w:pPr>
-      <w:hyperlink w:anchor="_Toc242887178" w:history="1">
-        <w:r>
-          <w:rPr>
-            <w:rStyle w:val="Hipervnculo"/>
-            <w:noProof/>
-          </w:rPr>
-          <w:t>6.3 Cierre reflexivo de cada nivel</w:t>
-        </w:r>
-        <w:r>
-          <w:rPr>
-            <w:noProof/>
-            <w:webHidden/>
-          </w:rPr>
-          <w:tab/>
-        </w:r>
-        <w:r>
-          <w:rPr>
-            <w:noProof/>
-            <w:webHidden/>
-          </w:rPr>
-          <w:fldChar w:fldCharType="begin"/>
-        </w:r>
-        <w:r>
-          <w:rPr>
-            <w:noProof/>
-            <w:webHidden/>
-          </w:rPr>
-          <w:instrText xml:space="preserve"> PAGEREF _Toc242887178 \h </w:instrText>
-        </w:r>
-        <w:r>
-          <w:rPr>
-            <w:noProof/>
-            <w:webHidden/>
-          </w:rPr>
-        </w:r>
-        <w:r>
-          <w:rPr>
-            <w:noProof/>
-            <w:webHidden/>
-          </w:rPr>
-          <w:fldChar w:fldCharType="separate"/>
-        </w:r>
-        <w:r>
-          <w:rPr>
-            <w:noProof/>
-            <w:webHidden/>
-          </w:rPr>
-          <w:t>67</w:t>
-        </w:r>
-        <w:r>
-          <w:rPr>
-            <w:noProof/>
-            <w:webHidden/>
-          </w:rPr>
-          <w:fldChar w:fldCharType="end"/>
-        </w:r>
-      </w:hyperlink>
+      </w:pPr>
+      <w:r>
+        <w:fldChar w:fldCharType="begin"/>
+      </w:r>
+      <w:r>
+        <w:instrText xml:space="preserve">HYPERLINK  \l  "_Toc90854340" </w:instrText>
+      </w:r>
+      <w:r>
+        <w:fldChar w:fldCharType="separate"/>
+      </w:r>
+      <w:r>
+        <w:rPr/>
+        <w:t>6.3 Cierre reflexivo de cada nivel</w:t>
+      </w:r>
+      <w:r>
+        <w:tab/>
+      </w:r>
+      <w:r>
+        <w:fldChar w:fldCharType="begin"/>
+      </w:r>
+      <w:r>
+        <w:instrText xml:space="preserve">PAGEREF _Toc90854340 \h</w:instrText>
+      </w:r>
+      <w:r>
+        <w:fldChar w:fldCharType="separate"/>
+      </w:r>
+      <w:r>
+        <w:rPr/>
+        <w:t>66</w:t>
+      </w:r>
+      <w:r>
+        <w:fldChar w:fldCharType="end"/>
+      </w:r>
+      <w:r>
+        <w:fldChar w:fldCharType="end"/>
+      </w:r>
     </w:p>
     <w:p>
       <w:pPr>
         <w:pStyle w:val="TDC2"/>
         <w:tabs>
-          <w:tab w:val="right" w:leader="dot" w:pos="9962"/>
+          <w:tab w:val="right" w:leader="dot" w:pos="9960"/>
         </w:tabs>
-        <w:rPr>
-          <w:rFonts w:asciiTheme="minorHAnsi" w:eastAsiaTheme="minorEastAsia" w:hAnsiTheme="minorHAnsi" w:cstheme="minorBidi"/>
-          <w:noProof/>
-          <w:kern w:val="2"/>
-          <w14:ligatures w14:val="standardContextual"/>
-        </w:rPr>
-      </w:pPr>
-      <w:hyperlink w:anchor="_Toc242887179" w:history="1">
-        <w:r>
-          <w:rPr>
-            <w:rStyle w:val="Hipervnculo"/>
-            <w:noProof/>
-          </w:rPr>
-          <w:t>6.4 Progreso, indicadores de desempeño e informe docente</w:t>
-        </w:r>
-        <w:r>
-          <w:rPr>
-            <w:noProof/>
-            <w:webHidden/>
-          </w:rPr>
-          <w:tab/>
-        </w:r>
-        <w:r>
-          <w:rPr>
-            <w:noProof/>
-            <w:webHidden/>
-          </w:rPr>
-          <w:fldChar w:fldCharType="begin"/>
-        </w:r>
-        <w:r>
-          <w:rPr>
-            <w:noProof/>
-            <w:webHidden/>
-          </w:rPr>
-          <w:instrText xml:space="preserve"> PAGEREF _Toc242887179 \h </w:instrText>
-        </w:r>
-        <w:r>
-          <w:rPr>
-            <w:noProof/>
-            <w:webHidden/>
-          </w:rPr>
-        </w:r>
-        <w:r>
-          <w:rPr>
-            <w:noProof/>
-            <w:webHidden/>
-          </w:rPr>
-          <w:fldChar w:fldCharType="separate"/>
-        </w:r>
-        <w:r>
-          <w:rPr>
-            <w:noProof/>
-            <w:webHidden/>
-          </w:rPr>
-          <w:t>68</w:t>
-        </w:r>
-        <w:r>
-          <w:rPr>
-            <w:noProof/>
-            <w:webHidden/>
-          </w:rPr>
-          <w:fldChar w:fldCharType="end"/>
-        </w:r>
-      </w:hyperlink>
+      </w:pPr>
+      <w:r>
+        <w:fldChar w:fldCharType="begin"/>
+      </w:r>
+      <w:r>
+        <w:instrText xml:space="preserve">HYPERLINK  \l  "_Toc1026733118" </w:instrText>
+      </w:r>
+      <w:r>
+        <w:fldChar w:fldCharType="separate"/>
+      </w:r>
+      <w:r>
+        <w:rPr/>
+        <w:t>6.4 Progreso, indicadores de desempeño e informe docente</w:t>
+      </w:r>
+      <w:r>
+        <w:tab/>
+      </w:r>
+      <w:r>
+        <w:fldChar w:fldCharType="begin"/>
+      </w:r>
+      <w:r>
+        <w:instrText xml:space="preserve">PAGEREF _Toc1026733118 \h</w:instrText>
+      </w:r>
+      <w:r>
+        <w:fldChar w:fldCharType="separate"/>
+      </w:r>
+      <w:r>
+        <w:rPr/>
+        <w:t>67</w:t>
+      </w:r>
+      <w:r>
+        <w:fldChar w:fldCharType="end"/>
+      </w:r>
+      <w:r>
+        <w:fldChar w:fldCharType="end"/>
+      </w:r>
     </w:p>
     <w:p>
       <w:pPr>
         <w:pStyle w:val="TDC1"/>
         <w:tabs>
-          <w:tab w:val="right" w:leader="dot" w:pos="9962"/>
+          <w:tab w:val="right" w:leader="dot" w:pos="9960"/>
         </w:tabs>
-        <w:rPr>
-          <w:rFonts w:asciiTheme="minorHAnsi" w:eastAsiaTheme="minorEastAsia" w:hAnsiTheme="minorHAnsi" w:cstheme="minorBidi"/>
-          <w:noProof/>
-          <w:kern w:val="2"/>
-          <w14:ligatures w14:val="standardContextual"/>
-        </w:rPr>
-      </w:pPr>
-      <w:hyperlink w:anchor="_Toc242887180" w:history="1">
-        <w:r>
-          <w:rPr>
-            <w:rStyle w:val="Hipervnculo"/>
-            <w:noProof/>
-          </w:rPr>
-          <w:t>7. INTERFAZ, ESCENARIOS Y ELEMENTOS AUDIOVISUALES</w:t>
-        </w:r>
-        <w:r>
-          <w:rPr>
-            <w:noProof/>
-            <w:webHidden/>
-          </w:rPr>
-          <w:tab/>
-        </w:r>
-        <w:r>
-          <w:rPr>
-            <w:noProof/>
-            <w:webHidden/>
-          </w:rPr>
-          <w:fldChar w:fldCharType="begin"/>
-        </w:r>
-        <w:r>
-          <w:rPr>
-            <w:noProof/>
-            <w:webHidden/>
-          </w:rPr>
-          <w:instrText xml:space="preserve"> PAGEREF _Toc242887180 \h </w:instrText>
-        </w:r>
-        <w:r>
-          <w:rPr>
-            <w:noProof/>
-            <w:webHidden/>
-          </w:rPr>
-        </w:r>
-        <w:r>
-          <w:rPr>
-            <w:noProof/>
-            <w:webHidden/>
-          </w:rPr>
-          <w:fldChar w:fldCharType="separate"/>
-        </w:r>
-        <w:r>
-          <w:rPr>
-            <w:noProof/>
-            <w:webHidden/>
-          </w:rPr>
-          <w:t>71</w:t>
-        </w:r>
-        <w:r>
-          <w:rPr>
-            <w:noProof/>
-            <w:webHidden/>
-          </w:rPr>
-          <w:fldChar w:fldCharType="end"/>
-        </w:r>
-      </w:hyperlink>
+      </w:pPr>
+      <w:r>
+        <w:fldChar w:fldCharType="begin"/>
+      </w:r>
+      <w:r>
+        <w:instrText xml:space="preserve">HYPERLINK  \l  "_Toc1128074623" </w:instrText>
+      </w:r>
+      <w:r>
+        <w:fldChar w:fldCharType="separate"/>
+      </w:r>
+      <w:r>
+        <w:rPr/>
+        <w:t>7. INTERFAZ, ESCENARIOS Y ELEMENTOS AUDIOVISUALES</w:t>
+      </w:r>
+      <w:r>
+        <w:tab/>
+      </w:r>
+      <w:r>
+        <w:fldChar w:fldCharType="begin"/>
+      </w:r>
+      <w:r>
+        <w:instrText xml:space="preserve">PAGEREF _Toc1128074623 \h</w:instrText>
+      </w:r>
+      <w:r>
+        <w:fldChar w:fldCharType="separate"/>
+      </w:r>
+      <w:r>
+        <w:rPr/>
+        <w:t>69</w:t>
+      </w:r>
+      <w:r>
+        <w:fldChar w:fldCharType="end"/>
+      </w:r>
+      <w:r>
+        <w:fldChar w:fldCharType="end"/>
+      </w:r>
     </w:p>
     <w:p>
       <w:pPr>
         <w:pStyle w:val="TDC2"/>
         <w:tabs>
-          <w:tab w:val="right" w:leader="dot" w:pos="9962"/>
+          <w:tab w:val="right" w:leader="dot" w:pos="9960"/>
         </w:tabs>
-        <w:rPr>
-          <w:rFonts w:asciiTheme="minorHAnsi" w:eastAsiaTheme="minorEastAsia" w:hAnsiTheme="minorHAnsi" w:cstheme="minorBidi"/>
-          <w:noProof/>
-          <w:kern w:val="2"/>
-          <w14:ligatures w14:val="standardContextual"/>
-        </w:rPr>
-      </w:pPr>
-      <w:hyperlink w:anchor="_Toc242887181" w:history="1">
-        <w:r>
-          <w:rPr>
-            <w:rStyle w:val="Hipervnculo"/>
-            <w:noProof/>
-          </w:rPr>
-          <w:t>7.1 Pantallas del flujo</w:t>
-        </w:r>
-        <w:r>
-          <w:rPr>
-            <w:noProof/>
-            <w:webHidden/>
-          </w:rPr>
-          <w:tab/>
-        </w:r>
-        <w:r>
-          <w:rPr>
-            <w:noProof/>
-            <w:webHidden/>
-          </w:rPr>
-          <w:fldChar w:fldCharType="begin"/>
-        </w:r>
-        <w:r>
-          <w:rPr>
-            <w:noProof/>
-            <w:webHidden/>
-          </w:rPr>
-          <w:instrText xml:space="preserve"> PAGEREF _Toc242887181 \h </w:instrText>
-        </w:r>
-        <w:r>
-          <w:rPr>
-            <w:noProof/>
-            <w:webHidden/>
-          </w:rPr>
-        </w:r>
-        <w:r>
-          <w:rPr>
-            <w:noProof/>
-            <w:webHidden/>
-          </w:rPr>
-          <w:fldChar w:fldCharType="separate"/>
-        </w:r>
-        <w:r>
-          <w:rPr>
-            <w:noProof/>
-            <w:webHidden/>
-          </w:rPr>
-          <w:t>71</w:t>
-        </w:r>
-        <w:r>
-          <w:rPr>
-            <w:noProof/>
-            <w:webHidden/>
-          </w:rPr>
-          <w:fldChar w:fldCharType="end"/>
-        </w:r>
-      </w:hyperlink>
+      </w:pPr>
+      <w:r>
+        <w:fldChar w:fldCharType="begin"/>
+      </w:r>
+      <w:r>
+        <w:instrText xml:space="preserve">HYPERLINK  \l  "_Toc1555666078" </w:instrText>
+      </w:r>
+      <w:r>
+        <w:fldChar w:fldCharType="separate"/>
+      </w:r>
+      <w:r>
+        <w:rPr/>
+        <w:t>7.1 Pantallas del flujo</w:t>
+      </w:r>
+      <w:r>
+        <w:tab/>
+      </w:r>
+      <w:r>
+        <w:fldChar w:fldCharType="begin"/>
+      </w:r>
+      <w:r>
+        <w:instrText xml:space="preserve">PAGEREF _Toc1555666078 \h</w:instrText>
+      </w:r>
+      <w:r>
+        <w:fldChar w:fldCharType="separate"/>
+      </w:r>
+      <w:r>
+        <w:rPr/>
+        <w:t>70</w:t>
+      </w:r>
+      <w:r>
+        <w:fldChar w:fldCharType="end"/>
+      </w:r>
+      <w:r>
+        <w:fldChar w:fldCharType="end"/>
+      </w:r>
     </w:p>
     <w:p>
       <w:pPr>
         <w:pStyle w:val="TDC2"/>
         <w:tabs>
-          <w:tab w:val="right" w:leader="dot" w:pos="9962"/>
+          <w:tab w:val="right" w:leader="dot" w:pos="9960"/>
         </w:tabs>
-        <w:rPr>
-          <w:rFonts w:asciiTheme="minorHAnsi" w:eastAsiaTheme="minorEastAsia" w:hAnsiTheme="minorHAnsi" w:cstheme="minorBidi"/>
-          <w:noProof/>
-          <w:kern w:val="2"/>
-          <w14:ligatures w14:val="standardContextual"/>
-        </w:rPr>
-      </w:pPr>
-      <w:hyperlink w:anchor="_Toc242887182" w:history="1">
-        <w:r>
-          <w:rPr>
-            <w:rStyle w:val="Hipervnculo"/>
-            <w:noProof/>
-          </w:rPr>
-          <w:t>7.2 Escenarios, personajes y animación</w:t>
-        </w:r>
-        <w:r>
-          <w:rPr>
-            <w:noProof/>
-            <w:webHidden/>
-          </w:rPr>
-          <w:tab/>
-        </w:r>
-        <w:r>
-          <w:rPr>
-            <w:noProof/>
-            <w:webHidden/>
-          </w:rPr>
-          <w:fldChar w:fldCharType="begin"/>
-        </w:r>
-        <w:r>
-          <w:rPr>
-            <w:noProof/>
-            <w:webHidden/>
-          </w:rPr>
-          <w:instrText xml:space="preserve"> PAGEREF _Toc242887182 \h </w:instrText>
-        </w:r>
-        <w:r>
-          <w:rPr>
-            <w:noProof/>
-            <w:webHidden/>
-          </w:rPr>
-        </w:r>
-        <w:r>
-          <w:rPr>
-            <w:noProof/>
-            <w:webHidden/>
-          </w:rPr>
-          <w:fldChar w:fldCharType="separate"/>
-        </w:r>
-        <w:r>
-          <w:rPr>
-            <w:noProof/>
-            <w:webHidden/>
-          </w:rPr>
-          <w:t>75</w:t>
-        </w:r>
-        <w:r>
-          <w:rPr>
-            <w:noProof/>
-            <w:webHidden/>
-          </w:rPr>
-          <w:fldChar w:fldCharType="end"/>
-        </w:r>
-      </w:hyperlink>
+      </w:pPr>
+      <w:r>
+        <w:fldChar w:fldCharType="begin"/>
+      </w:r>
+      <w:r>
+        <w:instrText xml:space="preserve">HYPERLINK  \l  "_Toc197770995" </w:instrText>
+      </w:r>
+      <w:r>
+        <w:fldChar w:fldCharType="separate"/>
+      </w:r>
+      <w:r>
+        <w:rPr/>
+        <w:t>7.2 Escenarios, personajes y animación</w:t>
+      </w:r>
+      <w:r>
+        <w:tab/>
+      </w:r>
+      <w:r>
+        <w:fldChar w:fldCharType="begin"/>
+      </w:r>
+      <w:r>
+        <w:instrText xml:space="preserve">PAGEREF _Toc197770995 \h</w:instrText>
+      </w:r>
+      <w:r>
+        <w:fldChar w:fldCharType="separate"/>
+      </w:r>
+      <w:r>
+        <w:rPr/>
+        <w:t>74</w:t>
+      </w:r>
+      <w:r>
+        <w:fldChar w:fldCharType="end"/>
+      </w:r>
+      <w:r>
+        <w:fldChar w:fldCharType="end"/>
+      </w:r>
     </w:p>
     <w:p>
       <w:pPr>
         <w:pStyle w:val="TDC2"/>
         <w:tabs>
-          <w:tab w:val="right" w:leader="dot" w:pos="9962"/>
+          <w:tab w:val="right" w:leader="dot" w:pos="9960"/>
         </w:tabs>
-        <w:rPr>
-          <w:rFonts w:asciiTheme="minorHAnsi" w:eastAsiaTheme="minorEastAsia" w:hAnsiTheme="minorHAnsi" w:cstheme="minorBidi"/>
-          <w:noProof/>
-          <w:kern w:val="2"/>
-          <w14:ligatures w14:val="standardContextual"/>
-        </w:rPr>
-      </w:pPr>
-      <w:hyperlink w:anchor="_Toc242887183" w:history="1">
-        <w:r>
-          <w:rPr>
-            <w:rStyle w:val="Hipervnculo"/>
-            <w:noProof/>
-          </w:rPr>
-          <w:t>7.3 Sonido</w:t>
-        </w:r>
-        <w:r>
-          <w:rPr>
-            <w:noProof/>
-            <w:webHidden/>
-          </w:rPr>
-          <w:tab/>
-        </w:r>
-        <w:r>
-          <w:rPr>
-            <w:noProof/>
-            <w:webHidden/>
-          </w:rPr>
-          <w:fldChar w:fldCharType="begin"/>
-        </w:r>
-        <w:r>
-          <w:rPr>
-            <w:noProof/>
-            <w:webHidden/>
-          </w:rPr>
-          <w:instrText xml:space="preserve"> PAGEREF _Toc242887183 \h </w:instrText>
-        </w:r>
-        <w:r>
-          <w:rPr>
-            <w:noProof/>
-            <w:webHidden/>
-          </w:rPr>
-        </w:r>
-        <w:r>
-          <w:rPr>
-            <w:noProof/>
-            <w:webHidden/>
-          </w:rPr>
-          <w:fldChar w:fldCharType="separate"/>
-        </w:r>
-        <w:r>
-          <w:rPr>
-            <w:noProof/>
-            <w:webHidden/>
-          </w:rPr>
-          <w:t>79</w:t>
-        </w:r>
-        <w:r>
-          <w:rPr>
-            <w:noProof/>
-            <w:webHidden/>
-          </w:rPr>
-          <w:fldChar w:fldCharType="end"/>
-        </w:r>
-      </w:hyperlink>
+      </w:pPr>
+      <w:r>
+        <w:fldChar w:fldCharType="begin"/>
+      </w:r>
+      <w:r>
+        <w:instrText xml:space="preserve">HYPERLINK  \l  "_Toc1399393801" </w:instrText>
+      </w:r>
+      <w:r>
+        <w:fldChar w:fldCharType="separate"/>
+      </w:r>
+      <w:r>
+        <w:rPr/>
+        <w:t>7.3 Sonido</w:t>
+      </w:r>
+      <w:r>
+        <w:tab/>
+      </w:r>
+      <w:r>
+        <w:fldChar w:fldCharType="begin"/>
+      </w:r>
+      <w:r>
+        <w:instrText xml:space="preserve">PAGEREF _Toc1399393801 \h</w:instrText>
+      </w:r>
+      <w:r>
+        <w:fldChar w:fldCharType="separate"/>
+      </w:r>
+      <w:r>
+        <w:rPr/>
+        <w:t>78</w:t>
+      </w:r>
+      <w:r>
+        <w:fldChar w:fldCharType="end"/>
+      </w:r>
+      <w:r>
+        <w:fldChar w:fldCharType="end"/>
+      </w:r>
     </w:p>
     <w:p>
       <w:pPr>
         <w:pStyle w:val="TDC2"/>
         <w:tabs>
-          <w:tab w:val="right" w:leader="dot" w:pos="9962"/>
+          <w:tab w:val="right" w:leader="dot" w:pos="9960"/>
         </w:tabs>
-        <w:rPr>
-          <w:rFonts w:asciiTheme="minorHAnsi" w:eastAsiaTheme="minorEastAsia" w:hAnsiTheme="minorHAnsi" w:cstheme="minorBidi"/>
-          <w:noProof/>
-          <w:kern w:val="2"/>
-          <w14:ligatures w14:val="standardContextual"/>
-        </w:rPr>
-      </w:pPr>
-      <w:hyperlink w:anchor="_Toc242887184" w:history="1">
-        <w:r>
-          <w:rPr>
-            <w:rStyle w:val="Hipervnculo"/>
-            <w:noProof/>
-          </w:rPr>
-          <w:t>7.4 Accesibilidad</w:t>
-        </w:r>
-        <w:r>
-          <w:rPr>
-            <w:noProof/>
-            <w:webHidden/>
-          </w:rPr>
-          <w:tab/>
-        </w:r>
-        <w:r>
-          <w:rPr>
-            <w:noProof/>
-            <w:webHidden/>
-          </w:rPr>
-          <w:fldChar w:fldCharType="begin"/>
-        </w:r>
-        <w:r>
-          <w:rPr>
-            <w:noProof/>
-            <w:webHidden/>
-          </w:rPr>
-          <w:instrText xml:space="preserve"> PAGEREF _Toc242887184 \h </w:instrText>
-        </w:r>
-        <w:r>
-          <w:rPr>
-            <w:noProof/>
-            <w:webHidden/>
-          </w:rPr>
-        </w:r>
-        <w:r>
-          <w:rPr>
-            <w:noProof/>
-            <w:webHidden/>
-          </w:rPr>
-          <w:fldChar w:fldCharType="separate"/>
-        </w:r>
-        <w:r>
-          <w:rPr>
-            <w:noProof/>
-            <w:webHidden/>
-          </w:rPr>
-          <w:t>80</w:t>
-        </w:r>
-        <w:r>
-          <w:rPr>
-            <w:noProof/>
-            <w:webHidden/>
-          </w:rPr>
-          <w:fldChar w:fldCharType="end"/>
-        </w:r>
-      </w:hyperlink>
+      </w:pPr>
+      <w:r>
+        <w:fldChar w:fldCharType="begin"/>
+      </w:r>
+      <w:r>
+        <w:instrText xml:space="preserve">HYPERLINK  \l  "_Toc1734757143" </w:instrText>
+      </w:r>
+      <w:r>
+        <w:fldChar w:fldCharType="separate"/>
+      </w:r>
+      <w:r>
+        <w:rPr/>
+        <w:t>7.4 Accesibilidad</w:t>
+      </w:r>
+      <w:r>
+        <w:tab/>
+      </w:r>
+      <w:r>
+        <w:fldChar w:fldCharType="begin"/>
+      </w:r>
+      <w:r>
+        <w:instrText xml:space="preserve">PAGEREF _Toc1734757143 \h</w:instrText>
+      </w:r>
+      <w:r>
+        <w:fldChar w:fldCharType="separate"/>
+      </w:r>
+      <w:r>
+        <w:rPr/>
+        <w:t>79</w:t>
+      </w:r>
+      <w:r>
+        <w:fldChar w:fldCharType="end"/>
+      </w:r>
+      <w:r>
+        <w:fldChar w:fldCharType="end"/>
+      </w:r>
     </w:p>
     <w:p>
       <w:pPr>
         <w:pStyle w:val="TDC1"/>
         <w:tabs>
-          <w:tab w:val="right" w:leader="dot" w:pos="9962"/>
+          <w:tab w:val="right" w:leader="dot" w:pos="9960"/>
         </w:tabs>
-        <w:rPr>
-          <w:rFonts w:asciiTheme="minorHAnsi" w:eastAsiaTheme="minorEastAsia" w:hAnsiTheme="minorHAnsi" w:cstheme="minorBidi"/>
-          <w:noProof/>
-          <w:kern w:val="2"/>
-          <w14:ligatures w14:val="standardContextual"/>
-        </w:rPr>
-      </w:pPr>
-      <w:hyperlink w:anchor="_Toc242887185" w:history="1">
-        <w:r>
-          <w:rPr>
-            <w:rStyle w:val="Hipervnculo"/>
-            <w:noProof/>
-          </w:rPr>
-          <w:t>8. RENDIMIENTO Y OPTIMIZACIÓN</w:t>
-        </w:r>
-        <w:r>
-          <w:rPr>
-            <w:noProof/>
-            <w:webHidden/>
-          </w:rPr>
-          <w:tab/>
-        </w:r>
-        <w:r>
-          <w:rPr>
-            <w:noProof/>
-            <w:webHidden/>
-          </w:rPr>
-          <w:fldChar w:fldCharType="begin"/>
-        </w:r>
-        <w:r>
-          <w:rPr>
-            <w:noProof/>
-            <w:webHidden/>
-          </w:rPr>
-          <w:instrText xml:space="preserve"> PAGEREF _Toc242887185 \h </w:instrText>
-        </w:r>
-        <w:r>
-          <w:rPr>
-            <w:noProof/>
-            <w:webHidden/>
-          </w:rPr>
-        </w:r>
-        <w:r>
-          <w:rPr>
-            <w:noProof/>
-            <w:webHidden/>
-          </w:rPr>
-          <w:fldChar w:fldCharType="separate"/>
-        </w:r>
-        <w:r>
-          <w:rPr>
-            <w:noProof/>
-            <w:webHidden/>
-          </w:rPr>
-          <w:t>83</w:t>
-        </w:r>
-        <w:r>
-          <w:rPr>
-            <w:noProof/>
-            <w:webHidden/>
-          </w:rPr>
-          <w:fldChar w:fldCharType="end"/>
-        </w:r>
-      </w:hyperlink>
+      </w:pPr>
+      <w:r>
+        <w:fldChar w:fldCharType="begin"/>
+      </w:r>
+      <w:r>
+        <w:instrText xml:space="preserve">HYPERLINK  \l  "_Toc1257534754" </w:instrText>
+      </w:r>
+      <w:r>
+        <w:fldChar w:fldCharType="separate"/>
+      </w:r>
+      <w:r>
+        <w:rPr/>
+        <w:t>8. RENDIMIENTO Y OPTIMIZACIÓN</w:t>
+      </w:r>
+      <w:r>
+        <w:tab/>
+      </w:r>
+      <w:r>
+        <w:fldChar w:fldCharType="begin"/>
+      </w:r>
+      <w:r>
+        <w:instrText xml:space="preserve">PAGEREF _Toc1257534754 \h</w:instrText>
+      </w:r>
+      <w:r>
+        <w:fldChar w:fldCharType="separate"/>
+      </w:r>
+      <w:r>
+        <w:rPr/>
+        <w:t>81</w:t>
+      </w:r>
+      <w:r>
+        <w:fldChar w:fldCharType="end"/>
+      </w:r>
+      <w:r>
+        <w:fldChar w:fldCharType="end"/>
+      </w:r>
     </w:p>
     <w:p>
       <w:pPr>
         <w:pStyle w:val="TDC2"/>
         <w:tabs>
-          <w:tab w:val="right" w:leader="dot" w:pos="9962"/>
+          <w:tab w:val="right" w:leader="dot" w:pos="9960"/>
         </w:tabs>
-        <w:rPr>
-          <w:rFonts w:asciiTheme="minorHAnsi" w:eastAsiaTheme="minorEastAsia" w:hAnsiTheme="minorHAnsi" w:cstheme="minorBidi"/>
-          <w:noProof/>
-          <w:kern w:val="2"/>
-          <w14:ligatures w14:val="standardContextual"/>
-        </w:rPr>
-      </w:pPr>
-      <w:hyperlink w:anchor="_Toc242887186" w:history="1">
-        <w:r>
-          <w:rPr>
-            <w:rStyle w:val="Hipervnculo"/>
-            <w:noProof/>
-          </w:rPr>
-          <w:t>8.1 Presupuestos de rendimiento y mediciones</w:t>
-        </w:r>
-        <w:r>
-          <w:rPr>
-            <w:noProof/>
-            <w:webHidden/>
-          </w:rPr>
-          <w:tab/>
-        </w:r>
-        <w:r>
-          <w:rPr>
-            <w:noProof/>
-            <w:webHidden/>
-          </w:rPr>
-          <w:fldChar w:fldCharType="begin"/>
-        </w:r>
-        <w:r>
-          <w:rPr>
-            <w:noProof/>
-            <w:webHidden/>
-          </w:rPr>
-          <w:instrText xml:space="preserve"> PAGEREF _Toc242887186 \h </w:instrText>
-        </w:r>
-        <w:r>
-          <w:rPr>
-            <w:noProof/>
-            <w:webHidden/>
-          </w:rPr>
-        </w:r>
-        <w:r>
-          <w:rPr>
-            <w:noProof/>
-            <w:webHidden/>
-          </w:rPr>
-          <w:fldChar w:fldCharType="separate"/>
-        </w:r>
-        <w:r>
-          <w:rPr>
-            <w:noProof/>
-            <w:webHidden/>
-          </w:rPr>
-          <w:t>83</w:t>
-        </w:r>
-        <w:r>
-          <w:rPr>
-            <w:noProof/>
-            <w:webHidden/>
-          </w:rPr>
-          <w:fldChar w:fldCharType="end"/>
-        </w:r>
-      </w:hyperlink>
+      </w:pPr>
+      <w:r>
+        <w:fldChar w:fldCharType="begin"/>
+      </w:r>
+      <w:r>
+        <w:instrText xml:space="preserve">HYPERLINK  \l  "_Toc2098931377" </w:instrText>
+      </w:r>
+      <w:r>
+        <w:fldChar w:fldCharType="separate"/>
+      </w:r>
+      <w:r>
+        <w:rPr/>
+        <w:t>8.1 Presupuestos de rendimiento y mediciones</w:t>
+      </w:r>
+      <w:r>
+        <w:tab/>
+      </w:r>
+      <w:r>
+        <w:fldChar w:fldCharType="begin"/>
+      </w:r>
+      <w:r>
+        <w:instrText xml:space="preserve">PAGEREF _Toc2098931377 \h</w:instrText>
+      </w:r>
+      <w:r>
+        <w:fldChar w:fldCharType="separate"/>
+      </w:r>
+      <w:r>
+        <w:rPr/>
+        <w:t>82</w:t>
+      </w:r>
+      <w:r>
+        <w:fldChar w:fldCharType="end"/>
+      </w:r>
+      <w:r>
+        <w:fldChar w:fldCharType="end"/>
+      </w:r>
     </w:p>
     <w:p>
       <w:pPr>
         <w:pStyle w:val="TDC2"/>
         <w:tabs>
-          <w:tab w:val="right" w:leader="dot" w:pos="9962"/>
+          <w:tab w:val="right" w:leader="dot" w:pos="9960"/>
         </w:tabs>
-        <w:rPr>
-          <w:rFonts w:asciiTheme="minorHAnsi" w:eastAsiaTheme="minorEastAsia" w:hAnsiTheme="minorHAnsi" w:cstheme="minorBidi"/>
-          <w:noProof/>
-          <w:kern w:val="2"/>
-          <w14:ligatures w14:val="standardContextual"/>
-        </w:rPr>
-      </w:pPr>
-      <w:hyperlink w:anchor="_Toc242887187" w:history="1">
-        <w:r>
-          <w:rPr>
-            <w:rStyle w:val="Hipervnculo"/>
-            <w:noProof/>
-          </w:rPr>
-          <w:t>8.2 Optimizaciones aplicadas</w:t>
-        </w:r>
-        <w:r>
-          <w:rPr>
-            <w:noProof/>
-            <w:webHidden/>
-          </w:rPr>
-          <w:tab/>
-        </w:r>
-        <w:r>
-          <w:rPr>
-            <w:noProof/>
-            <w:webHidden/>
-          </w:rPr>
-          <w:fldChar w:fldCharType="begin"/>
-        </w:r>
-        <w:r>
-          <w:rPr>
-            <w:noProof/>
-            <w:webHidden/>
-          </w:rPr>
-          <w:instrText xml:space="preserve"> PAGEREF _Toc242887187 \h </w:instrText>
-        </w:r>
-        <w:r>
-          <w:rPr>
-            <w:noProof/>
-            <w:webHidden/>
-          </w:rPr>
-        </w:r>
-        <w:r>
-          <w:rPr>
-            <w:noProof/>
-            <w:webHidden/>
-          </w:rPr>
-          <w:fldChar w:fldCharType="separate"/>
-        </w:r>
-        <w:r>
-          <w:rPr>
-            <w:noProof/>
-            <w:webHidden/>
-          </w:rPr>
-          <w:t>86</w:t>
-        </w:r>
-        <w:r>
-          <w:rPr>
-            <w:noProof/>
-            <w:webHidden/>
-          </w:rPr>
-          <w:fldChar w:fldCharType="end"/>
-        </w:r>
-      </w:hyperlink>
+      </w:pPr>
+      <w:r>
+        <w:fldChar w:fldCharType="begin"/>
+      </w:r>
+      <w:r>
+        <w:instrText xml:space="preserve">HYPERLINK  \l  "_Toc1920711058" </w:instrText>
+      </w:r>
+      <w:r>
+        <w:fldChar w:fldCharType="separate"/>
+      </w:r>
+      <w:r>
+        <w:rPr/>
+        <w:t>8.2 Optimizaciones aplicadas</w:t>
+      </w:r>
+      <w:r>
+        <w:tab/>
+      </w:r>
+      <w:r>
+        <w:fldChar w:fldCharType="begin"/>
+      </w:r>
+      <w:r>
+        <w:instrText xml:space="preserve">PAGEREF _Toc1920711058 \h</w:instrText>
+      </w:r>
+      <w:r>
+        <w:fldChar w:fldCharType="separate"/>
+      </w:r>
+      <w:r>
+        <w:rPr/>
+        <w:t>85</w:t>
+      </w:r>
+      <w:r>
+        <w:fldChar w:fldCharType="end"/>
+      </w:r>
+      <w:r>
+        <w:fldChar w:fldCharType="end"/>
+      </w:r>
     </w:p>
     <w:p>
       <w:pPr>
         <w:pStyle w:val="TDC2"/>
         <w:tabs>
-          <w:tab w:val="right" w:leader="dot" w:pos="9962"/>
+          <w:tab w:val="right" w:leader="dot" w:pos="9960"/>
         </w:tabs>
-        <w:rPr>
-          <w:rFonts w:asciiTheme="minorHAnsi" w:eastAsiaTheme="minorEastAsia" w:hAnsiTheme="minorHAnsi" w:cstheme="minorBidi"/>
-          <w:noProof/>
-          <w:kern w:val="2"/>
-          <w14:ligatures w14:val="standardContextual"/>
-        </w:rPr>
-      </w:pPr>
-      <w:hyperlink w:anchor="_Toc242887188" w:history="1">
-        <w:r>
-          <w:rPr>
-            <w:rStyle w:val="Hipervnculo"/>
-            <w:noProof/>
-          </w:rPr>
-          <w:t>8.3 Mediciones sobre el ejecutable</w:t>
-        </w:r>
-        <w:r>
-          <w:rPr>
-            <w:noProof/>
-            <w:webHidden/>
-          </w:rPr>
-          <w:tab/>
-        </w:r>
-        <w:r>
-          <w:rPr>
-            <w:noProof/>
-            <w:webHidden/>
-          </w:rPr>
-          <w:fldChar w:fldCharType="begin"/>
-        </w:r>
-        <w:r>
-          <w:rPr>
-            <w:noProof/>
-            <w:webHidden/>
-          </w:rPr>
-          <w:instrText xml:space="preserve"> PAGEREF _Toc242887188 \h </w:instrText>
-        </w:r>
-        <w:r>
-          <w:rPr>
-            <w:noProof/>
-            <w:webHidden/>
-          </w:rPr>
-        </w:r>
-        <w:r>
-          <w:rPr>
-            <w:noProof/>
-            <w:webHidden/>
-          </w:rPr>
-          <w:fldChar w:fldCharType="separate"/>
-        </w:r>
-        <w:r>
-          <w:rPr>
-            <w:noProof/>
-            <w:webHidden/>
-          </w:rPr>
-          <w:t>87</w:t>
-        </w:r>
-        <w:r>
-          <w:rPr>
-            <w:noProof/>
-            <w:webHidden/>
-          </w:rPr>
-          <w:fldChar w:fldCharType="end"/>
-        </w:r>
-      </w:hyperlink>
+      </w:pPr>
+      <w:r>
+        <w:fldChar w:fldCharType="begin"/>
+      </w:r>
+      <w:r>
+        <w:instrText xml:space="preserve">HYPERLINK  \l  "_Toc929939377" </w:instrText>
+      </w:r>
+      <w:r>
+        <w:fldChar w:fldCharType="separate"/>
+      </w:r>
+      <w:r>
+        <w:rPr/>
+        <w:t>8.3 Mediciones sobre el ejecutable</w:t>
+      </w:r>
+      <w:r>
+        <w:tab/>
+      </w:r>
+      <w:r>
+        <w:fldChar w:fldCharType="begin"/>
+      </w:r>
+      <w:r>
+        <w:instrText xml:space="preserve">PAGEREF _Toc929939377 \h</w:instrText>
+      </w:r>
+      <w:r>
+        <w:fldChar w:fldCharType="separate"/>
+      </w:r>
+      <w:r>
+        <w:rPr/>
+        <w:t>86</w:t>
+      </w:r>
+      <w:r>
+        <w:fldChar w:fldCharType="end"/>
+      </w:r>
+      <w:r>
+        <w:fldChar w:fldCharType="end"/>
+      </w:r>
     </w:p>
     <w:p>
       <w:pPr>
         <w:pStyle w:val="TDC1"/>
         <w:tabs>
-          <w:tab w:val="right" w:leader="dot" w:pos="9962"/>
+          <w:tab w:val="right" w:leader="dot" w:pos="9960"/>
         </w:tabs>
-        <w:rPr>
-          <w:rFonts w:asciiTheme="minorHAnsi" w:eastAsiaTheme="minorEastAsia" w:hAnsiTheme="minorHAnsi" w:cstheme="minorBidi"/>
-          <w:noProof/>
-          <w:kern w:val="2"/>
-          <w14:ligatures w14:val="standardContextual"/>
-        </w:rPr>
-      </w:pPr>
-      <w:hyperlink w:anchor="_Toc242887189" w:history="1">
-        <w:r>
-          <w:rPr>
-            <w:rStyle w:val="Hipervnculo"/>
-            <w:noProof/>
-          </w:rPr>
-          <w:t>9. VERIFICACIÓN DEL PROTOTIPO</w:t>
-        </w:r>
-        <w:r>
-          <w:rPr>
-            <w:noProof/>
-            <w:webHidden/>
-          </w:rPr>
-          <w:tab/>
-        </w:r>
-        <w:r>
-          <w:rPr>
-            <w:noProof/>
-            <w:webHidden/>
-          </w:rPr>
-          <w:fldChar w:fldCharType="begin"/>
-        </w:r>
-        <w:r>
-          <w:rPr>
-            <w:noProof/>
-            <w:webHidden/>
-          </w:rPr>
-          <w:instrText xml:space="preserve"> PAGEREF _Toc242887189 \h </w:instrText>
-        </w:r>
-        <w:r>
-          <w:rPr>
-            <w:noProof/>
-            <w:webHidden/>
-          </w:rPr>
-        </w:r>
-        <w:r>
-          <w:rPr>
-            <w:noProof/>
-            <w:webHidden/>
-          </w:rPr>
-          <w:fldChar w:fldCharType="separate"/>
-        </w:r>
-        <w:r>
-          <w:rPr>
-            <w:noProof/>
-            <w:webHidden/>
-          </w:rPr>
-          <w:t>91</w:t>
-        </w:r>
-        <w:r>
-          <w:rPr>
-            <w:noProof/>
-            <w:webHidden/>
-          </w:rPr>
-          <w:fldChar w:fldCharType="end"/>
-        </w:r>
-      </w:hyperlink>
+      </w:pPr>
+      <w:r>
+        <w:fldChar w:fldCharType="begin"/>
+      </w:r>
+      <w:r>
+        <w:instrText xml:space="preserve">HYPERLINK  \l  "_Toc556285154" </w:instrText>
+      </w:r>
+      <w:r>
+        <w:fldChar w:fldCharType="separate"/>
+      </w:r>
+      <w:r>
+        <w:rPr/>
+        <w:t>9. VERIFICACIÓN DEL PROTOTIPO</w:t>
+      </w:r>
+      <w:r>
+        <w:tab/>
+      </w:r>
+      <w:r>
+        <w:fldChar w:fldCharType="begin"/>
+      </w:r>
+      <w:r>
+        <w:instrText xml:space="preserve">PAGEREF _Toc556285154 \h</w:instrText>
+      </w:r>
+      <w:r>
+        <w:fldChar w:fldCharType="separate"/>
+      </w:r>
+      <w:r>
+        <w:rPr/>
+        <w:t>89</w:t>
+      </w:r>
+      <w:r>
+        <w:fldChar w:fldCharType="end"/>
+      </w:r>
+      <w:r>
+        <w:fldChar w:fldCharType="end"/>
+      </w:r>
     </w:p>
     <w:p>
       <w:pPr>
         <w:pStyle w:val="TDC2"/>
         <w:tabs>
-          <w:tab w:val="right" w:leader="dot" w:pos="9962"/>
+          <w:tab w:val="right" w:leader="dot" w:pos="9960"/>
         </w:tabs>
-        <w:rPr>
-          <w:rFonts w:asciiTheme="minorHAnsi" w:eastAsiaTheme="minorEastAsia" w:hAnsiTheme="minorHAnsi" w:cstheme="minorBidi"/>
-          <w:noProof/>
-          <w:kern w:val="2"/>
-          <w14:ligatures w14:val="standardContextual"/>
-        </w:rPr>
-      </w:pPr>
-      <w:hyperlink w:anchor="_Toc242887190" w:history="1">
-        <w:r>
-          <w:rPr>
-            <w:rStyle w:val="Hipervnculo"/>
-            <w:noProof/>
-          </w:rPr>
-          <w:t>9.1 Estrategia de pruebas</w:t>
-        </w:r>
-        <w:r>
-          <w:rPr>
-            <w:noProof/>
-            <w:webHidden/>
-          </w:rPr>
-          <w:tab/>
-        </w:r>
-        <w:r>
-          <w:rPr>
-            <w:noProof/>
-            <w:webHidden/>
-          </w:rPr>
-          <w:fldChar w:fldCharType="begin"/>
-        </w:r>
-        <w:r>
-          <w:rPr>
-            <w:noProof/>
-            <w:webHidden/>
-          </w:rPr>
-          <w:instrText xml:space="preserve"> PAGEREF _Toc242887190 \h </w:instrText>
-        </w:r>
-        <w:r>
-          <w:rPr>
-            <w:noProof/>
-            <w:webHidden/>
-          </w:rPr>
-        </w:r>
-        <w:r>
-          <w:rPr>
-            <w:noProof/>
-            <w:webHidden/>
-          </w:rPr>
-          <w:fldChar w:fldCharType="separate"/>
-        </w:r>
-        <w:r>
-          <w:rPr>
-            <w:noProof/>
-            <w:webHidden/>
-          </w:rPr>
-          <w:t>91</w:t>
-        </w:r>
-        <w:r>
-          <w:rPr>
-            <w:noProof/>
-            <w:webHidden/>
-          </w:rPr>
-          <w:fldChar w:fldCharType="end"/>
-        </w:r>
-      </w:hyperlink>
+      </w:pPr>
+      <w:r>
+        <w:fldChar w:fldCharType="begin"/>
+      </w:r>
+      <w:r>
+        <w:instrText xml:space="preserve">HYPERLINK  \l  "_Toc365180821" </w:instrText>
+      </w:r>
+      <w:r>
+        <w:fldChar w:fldCharType="separate"/>
+      </w:r>
+      <w:r>
+        <w:rPr/>
+        <w:t>9.1 Estrategia de pruebas</w:t>
+      </w:r>
+      <w:r>
+        <w:tab/>
+      </w:r>
+      <w:r>
+        <w:fldChar w:fldCharType="begin"/>
+      </w:r>
+      <w:r>
+        <w:instrText xml:space="preserve">PAGEREF _Toc365180821 \h</w:instrText>
+      </w:r>
+      <w:r>
+        <w:fldChar w:fldCharType="separate"/>
+      </w:r>
+      <w:r>
+        <w:rPr/>
+        <w:t>90</w:t>
+      </w:r>
+      <w:r>
+        <w:fldChar w:fldCharType="end"/>
+      </w:r>
+      <w:r>
+        <w:fldChar w:fldCharType="end"/>
+      </w:r>
     </w:p>
     <w:p>
       <w:pPr>
         <w:pStyle w:val="TDC2"/>
         <w:tabs>
-          <w:tab w:val="right" w:leader="dot" w:pos="9962"/>
+          <w:tab w:val="right" w:leader="dot" w:pos="9960"/>
         </w:tabs>
-        <w:rPr>
-          <w:rFonts w:asciiTheme="minorHAnsi" w:eastAsiaTheme="minorEastAsia" w:hAnsiTheme="minorHAnsi" w:cstheme="minorBidi"/>
-          <w:noProof/>
-          <w:kern w:val="2"/>
-          <w14:ligatures w14:val="standardContextual"/>
-        </w:rPr>
-      </w:pPr>
-      <w:hyperlink w:anchor="_Toc242887191" w:history="1">
-        <w:r>
-          <w:rPr>
-            <w:rStyle w:val="Hipervnculo"/>
-            <w:noProof/>
-          </w:rPr>
-          <w:t>9.2 Golden Path</w:t>
-        </w:r>
-        <w:r>
-          <w:rPr>
-            <w:noProof/>
-            <w:webHidden/>
-          </w:rPr>
-          <w:tab/>
-        </w:r>
-        <w:r>
-          <w:rPr>
-            <w:noProof/>
-            <w:webHidden/>
-          </w:rPr>
-          <w:fldChar w:fldCharType="begin"/>
-        </w:r>
-        <w:r>
-          <w:rPr>
-            <w:noProof/>
-            <w:webHidden/>
-          </w:rPr>
-          <w:instrText xml:space="preserve"> PAGEREF _Toc242887191 \h </w:instrText>
-        </w:r>
-        <w:r>
-          <w:rPr>
-            <w:noProof/>
-            <w:webHidden/>
-          </w:rPr>
-        </w:r>
-        <w:r>
-          <w:rPr>
-            <w:noProof/>
-            <w:webHidden/>
-          </w:rPr>
-          <w:fldChar w:fldCharType="separate"/>
-        </w:r>
-        <w:r>
-          <w:rPr>
-            <w:noProof/>
-            <w:webHidden/>
-          </w:rPr>
-          <w:t>94</w:t>
-        </w:r>
-        <w:r>
-          <w:rPr>
-            <w:noProof/>
-            <w:webHidden/>
-          </w:rPr>
-          <w:fldChar w:fldCharType="end"/>
-        </w:r>
-      </w:hyperlink>
+      </w:pPr>
+      <w:r>
+        <w:fldChar w:fldCharType="begin"/>
+      </w:r>
+      <w:r>
+        <w:instrText xml:space="preserve">HYPERLINK  \l  "_Toc367389566" </w:instrText>
+      </w:r>
+      <w:r>
+        <w:fldChar w:fldCharType="separate"/>
+      </w:r>
+      <w:r>
+        <w:rPr/>
+        <w:t>9.2 Golden Path</w:t>
+      </w:r>
+      <w:r>
+        <w:tab/>
+      </w:r>
+      <w:r>
+        <w:fldChar w:fldCharType="begin"/>
+      </w:r>
+      <w:r>
+        <w:instrText xml:space="preserve">PAGEREF _Toc367389566 \h</w:instrText>
+      </w:r>
+      <w:r>
+        <w:fldChar w:fldCharType="separate"/>
+      </w:r>
+      <w:r>
+        <w:rPr/>
+        <w:t>93</w:t>
+      </w:r>
+      <w:r>
+        <w:fldChar w:fldCharType="end"/>
+      </w:r>
+      <w:r>
+        <w:fldChar w:fldCharType="end"/>
+      </w:r>
     </w:p>
     <w:p>
       <w:pPr>
         <w:pStyle w:val="TDC2"/>
         <w:tabs>
-          <w:tab w:val="right" w:leader="dot" w:pos="9962"/>
+          <w:tab w:val="right" w:leader="dot" w:pos="9960"/>
         </w:tabs>
-        <w:rPr>
-          <w:rFonts w:asciiTheme="minorHAnsi" w:eastAsiaTheme="minorEastAsia" w:hAnsiTheme="minorHAnsi" w:cstheme="minorBidi"/>
-          <w:noProof/>
-          <w:kern w:val="2"/>
-          <w14:ligatures w14:val="standardContextual"/>
-        </w:rPr>
-      </w:pPr>
-      <w:hyperlink w:anchor="_Toc242887192" w:history="1">
-        <w:r>
-          <w:rPr>
-            <w:rStyle w:val="Hipervnculo"/>
-            <w:noProof/>
-          </w:rPr>
-          <w:t>9.3 Resultado de la suite completa (01/10/2026)</w:t>
-        </w:r>
-        <w:r>
-          <w:rPr>
-            <w:noProof/>
-            <w:webHidden/>
-          </w:rPr>
-          <w:tab/>
-        </w:r>
-        <w:r>
-          <w:rPr>
-            <w:noProof/>
-            <w:webHidden/>
-          </w:rPr>
-          <w:fldChar w:fldCharType="begin"/>
-        </w:r>
-        <w:r>
-          <w:rPr>
-            <w:noProof/>
-            <w:webHidden/>
-          </w:rPr>
-          <w:instrText xml:space="preserve"> PAGEREF _Toc242887192 \h </w:instrText>
-        </w:r>
-        <w:r>
-          <w:rPr>
-            <w:noProof/>
-            <w:webHidden/>
-          </w:rPr>
-        </w:r>
-        <w:r>
-          <w:rPr>
-            <w:noProof/>
-            <w:webHidden/>
-          </w:rPr>
-          <w:fldChar w:fldCharType="separate"/>
-        </w:r>
-        <w:r>
-          <w:rPr>
-            <w:noProof/>
-            <w:webHidden/>
-          </w:rPr>
-          <w:t>97</w:t>
-        </w:r>
-        <w:r>
-          <w:rPr>
-            <w:noProof/>
-            <w:webHidden/>
-          </w:rPr>
-          <w:fldChar w:fldCharType="end"/>
-        </w:r>
-      </w:hyperlink>
+      </w:pPr>
+      <w:r>
+        <w:fldChar w:fldCharType="begin"/>
+      </w:r>
+      <w:r>
+        <w:instrText xml:space="preserve">HYPERLINK  \l  "_Toc2069466034" </w:instrText>
+      </w:r>
+      <w:r>
+        <w:fldChar w:fldCharType="separate"/>
+      </w:r>
+      <w:r>
+        <w:rPr/>
+        <w:t>9.3 Resultado de la suite completa (01/10/2026)</w:t>
+      </w:r>
+      <w:r>
+        <w:tab/>
+      </w:r>
+      <w:r>
+        <w:fldChar w:fldCharType="begin"/>
+      </w:r>
+      <w:r>
+        <w:instrText xml:space="preserve">PAGEREF _Toc2069466034 \h</w:instrText>
+      </w:r>
+      <w:r>
+        <w:fldChar w:fldCharType="separate"/>
+      </w:r>
+      <w:r>
+        <w:rPr/>
+        <w:t>95</w:t>
+      </w:r>
+      <w:r>
+        <w:fldChar w:fldCharType="end"/>
+      </w:r>
+      <w:r>
+        <w:fldChar w:fldCharType="end"/>
+      </w:r>
     </w:p>
     <w:p>
       <w:pPr>
         <w:pStyle w:val="TDC2"/>
         <w:tabs>
-          <w:tab w:val="right" w:leader="dot" w:pos="9962"/>
+          <w:tab w:val="right" w:leader="dot" w:pos="9960"/>
         </w:tabs>
-        <w:rPr>
-          <w:rFonts w:asciiTheme="minorHAnsi" w:eastAsiaTheme="minorEastAsia" w:hAnsiTheme="minorHAnsi" w:cstheme="minorBidi"/>
-          <w:noProof/>
-          <w:kern w:val="2"/>
-          <w14:ligatures w14:val="standardContextual"/>
-        </w:rPr>
-      </w:pPr>
-      <w:hyperlink w:anchor="_Toc242887193" w:history="1">
-        <w:r>
-          <w:rPr>
-            <w:rStyle w:val="Hipervnculo"/>
-            <w:noProof/>
-          </w:rPr>
-          <w:t>9.4 Trazabilidad de requerimientos a pruebas</w:t>
-        </w:r>
-        <w:r>
-          <w:rPr>
-            <w:noProof/>
-            <w:webHidden/>
-          </w:rPr>
-          <w:tab/>
-        </w:r>
-        <w:r>
-          <w:rPr>
-            <w:noProof/>
-            <w:webHidden/>
-          </w:rPr>
-          <w:fldChar w:fldCharType="begin"/>
-        </w:r>
-        <w:r>
-          <w:rPr>
-            <w:noProof/>
-            <w:webHidden/>
-          </w:rPr>
-          <w:instrText xml:space="preserve"> PAGEREF _Toc242887193 \h </w:instrText>
-        </w:r>
-        <w:r>
-          <w:rPr>
-            <w:noProof/>
-            <w:webHidden/>
-          </w:rPr>
-        </w:r>
-        <w:r>
-          <w:rPr>
-            <w:noProof/>
-            <w:webHidden/>
-          </w:rPr>
-          <w:fldChar w:fldCharType="separate"/>
-        </w:r>
-        <w:r>
-          <w:rPr>
-            <w:noProof/>
-            <w:webHidden/>
-          </w:rPr>
-          <w:t>98</w:t>
-        </w:r>
-        <w:r>
-          <w:rPr>
-            <w:noProof/>
-            <w:webHidden/>
-          </w:rPr>
-          <w:fldChar w:fldCharType="end"/>
-        </w:r>
-      </w:hyperlink>
+      </w:pPr>
+      <w:r>
+        <w:fldChar w:fldCharType="begin"/>
+      </w:r>
+      <w:r>
+        <w:instrText xml:space="preserve">HYPERLINK  \l  "_Toc1468222249" </w:instrText>
+      </w:r>
+      <w:r>
+        <w:fldChar w:fldCharType="separate"/>
+      </w:r>
+      <w:r>
+        <w:rPr/>
+        <w:t>9.4 Trazabilidad de requerimientos a pruebas</w:t>
+      </w:r>
+      <w:r>
+        <w:tab/>
+      </w:r>
+      <w:r>
+        <w:fldChar w:fldCharType="begin"/>
+      </w:r>
+      <w:r>
+        <w:instrText xml:space="preserve">PAGEREF _Toc1468222249 \h</w:instrText>
+      </w:r>
+      <w:r>
+        <w:fldChar w:fldCharType="separate"/>
+      </w:r>
+      <w:r>
+        <w:rPr/>
+        <w:t>97</w:t>
+      </w:r>
+      <w:r>
+        <w:fldChar w:fldCharType="end"/>
+      </w:r>
+      <w:r>
+        <w:fldChar w:fldCharType="end"/>
+      </w:r>
     </w:p>
     <w:p>
       <w:pPr>
         <w:pStyle w:val="TDC2"/>
         <w:tabs>
-          <w:tab w:val="right" w:leader="dot" w:pos="9962"/>
+          <w:tab w:val="right" w:leader="dot" w:pos="9960"/>
         </w:tabs>
-        <w:rPr>
-          <w:rFonts w:asciiTheme="minorHAnsi" w:eastAsiaTheme="minorEastAsia" w:hAnsiTheme="minorHAnsi" w:cstheme="minorBidi"/>
-          <w:noProof/>
-          <w:kern w:val="2"/>
-          <w14:ligatures w14:val="standardContextual"/>
-        </w:rPr>
-      </w:pPr>
-      <w:hyperlink w:anchor="_Toc242887194" w:history="1">
-        <w:r>
-          <w:rPr>
-            <w:rStyle w:val="Hipervnculo"/>
-            <w:noProof/>
-          </w:rPr>
-          <w:t>9.5 Verificación sobre el ejecutable</w:t>
-        </w:r>
-        <w:r>
-          <w:rPr>
-            <w:noProof/>
-            <w:webHidden/>
-          </w:rPr>
-          <w:tab/>
-        </w:r>
-        <w:r>
-          <w:rPr>
-            <w:noProof/>
-            <w:webHidden/>
-          </w:rPr>
-          <w:fldChar w:fldCharType="begin"/>
-        </w:r>
-        <w:r>
-          <w:rPr>
-            <w:noProof/>
-            <w:webHidden/>
-          </w:rPr>
-          <w:instrText xml:space="preserve"> PAGEREF _Toc242887194 \h </w:instrText>
-        </w:r>
-        <w:r>
-          <w:rPr>
-            <w:noProof/>
-            <w:webHidden/>
-          </w:rPr>
-        </w:r>
-        <w:r>
-          <w:rPr>
-            <w:noProof/>
-            <w:webHidden/>
-          </w:rPr>
-          <w:fldChar w:fldCharType="separate"/>
-        </w:r>
-        <w:r>
-          <w:rPr>
-            <w:noProof/>
-            <w:webHidden/>
-          </w:rPr>
-          <w:t>99</w:t>
-        </w:r>
-        <w:r>
-          <w:rPr>
-            <w:noProof/>
-            <w:webHidden/>
-          </w:rPr>
-          <w:fldChar w:fldCharType="end"/>
-        </w:r>
-      </w:hyperlink>
+      </w:pPr>
+      <w:r>
+        <w:fldChar w:fldCharType="begin"/>
+      </w:r>
+      <w:r>
+        <w:instrText xml:space="preserve">HYPERLINK  \l  "_Toc1208031240" </w:instrText>
+      </w:r>
+      <w:r>
+        <w:fldChar w:fldCharType="separate"/>
+      </w:r>
+      <w:r>
+        <w:rPr/>
+        <w:t>9.5 Verificación sobre el ejecutable</w:t>
+      </w:r>
+      <w:r>
+        <w:tab/>
+      </w:r>
+      <w:r>
+        <w:fldChar w:fldCharType="begin"/>
+      </w:r>
+      <w:r>
+        <w:instrText xml:space="preserve">PAGEREF _Toc1208031240 \h</w:instrText>
+      </w:r>
+      <w:r>
+        <w:fldChar w:fldCharType="separate"/>
+      </w:r>
+      <w:r>
+        <w:rPr/>
+        <w:t>98</w:t>
+      </w:r>
+      <w:r>
+        <w:fldChar w:fldCharType="end"/>
+      </w:r>
+      <w:r>
+        <w:fldChar w:fldCharType="end"/>
+      </w:r>
     </w:p>
     <w:p>
       <w:pPr>
         <w:pStyle w:val="TDC1"/>
         <w:tabs>
-          <w:tab w:val="right" w:leader="dot" w:pos="9962"/>
+          <w:tab w:val="right" w:leader="dot" w:pos="9960"/>
         </w:tabs>
-        <w:rPr>
-          <w:rFonts w:asciiTheme="minorHAnsi" w:eastAsiaTheme="minorEastAsia" w:hAnsiTheme="minorHAnsi" w:cstheme="minorBidi"/>
-          <w:noProof/>
-          <w:kern w:val="2"/>
-          <w14:ligatures w14:val="standardContextual"/>
-        </w:rPr>
-      </w:pPr>
-      <w:hyperlink w:anchor="_Toc242887195" w:history="1">
-        <w:r>
-          <w:rPr>
-            <w:rStyle w:val="Hipervnculo"/>
-            <w:noProof/>
-          </w:rPr>
-          <w:t>10. LIMITACIONES Y TRABAJO PENDIENTE</w:t>
-        </w:r>
-        <w:r>
-          <w:rPr>
-            <w:noProof/>
-            <w:webHidden/>
-          </w:rPr>
-          <w:tab/>
-        </w:r>
-        <w:r>
-          <w:rPr>
-            <w:noProof/>
-            <w:webHidden/>
-          </w:rPr>
-          <w:fldChar w:fldCharType="begin"/>
-        </w:r>
-        <w:r>
-          <w:rPr>
-            <w:noProof/>
-            <w:webHidden/>
-          </w:rPr>
-          <w:instrText xml:space="preserve"> PAGEREF _Toc242887195 \h </w:instrText>
-        </w:r>
-        <w:r>
-          <w:rPr>
-            <w:noProof/>
-            <w:webHidden/>
-          </w:rPr>
-        </w:r>
-        <w:r>
-          <w:rPr>
-            <w:noProof/>
-            <w:webHidden/>
-          </w:rPr>
-          <w:fldChar w:fldCharType="separate"/>
-        </w:r>
-        <w:r>
-          <w:rPr>
-            <w:noProof/>
-            <w:webHidden/>
-          </w:rPr>
-          <w:t>107</w:t>
-        </w:r>
-        <w:r>
-          <w:rPr>
-            <w:noProof/>
-            <w:webHidden/>
-          </w:rPr>
-          <w:fldChar w:fldCharType="end"/>
-        </w:r>
-      </w:hyperlink>
+      </w:pPr>
+      <w:r>
+        <w:fldChar w:fldCharType="begin"/>
+      </w:r>
+      <w:r>
+        <w:instrText xml:space="preserve">HYPERLINK  \l  "_Toc1632288441" </w:instrText>
+      </w:r>
+      <w:r>
+        <w:fldChar w:fldCharType="separate"/>
+      </w:r>
+      <w:r>
+        <w:rPr/>
+        <w:t>10. LIMITACIONES Y TRABAJO PENDIENTE</w:t>
+      </w:r>
+      <w:r>
+        <w:tab/>
+      </w:r>
+      <w:r>
+        <w:fldChar w:fldCharType="begin"/>
+      </w:r>
+      <w:r>
+        <w:instrText xml:space="preserve">PAGEREF _Toc1632288441 \h</w:instrText>
+      </w:r>
+      <w:r>
+        <w:fldChar w:fldCharType="separate"/>
+      </w:r>
+      <w:r>
+        <w:rPr/>
+        <w:t>105</w:t>
+      </w:r>
+      <w:r>
+        <w:fldChar w:fldCharType="end"/>
+      </w:r>
+      <w:r>
+        <w:fldChar w:fldCharType="end"/>
+      </w:r>
     </w:p>
     <w:p>
       <w:pPr>
         <w:pStyle w:val="TDC2"/>
         <w:tabs>
-          <w:tab w:val="right" w:leader="dot" w:pos="9962"/>
+          <w:tab w:val="right" w:leader="dot" w:pos="9960"/>
         </w:tabs>
-        <w:rPr>
-          <w:rFonts w:asciiTheme="minorHAnsi" w:eastAsiaTheme="minorEastAsia" w:hAnsiTheme="minorHAnsi" w:cstheme="minorBidi"/>
-          <w:noProof/>
-          <w:kern w:val="2"/>
-          <w14:ligatures w14:val="standardContextual"/>
-        </w:rPr>
-      </w:pPr>
-      <w:hyperlink w:anchor="_Toc242887196" w:history="1">
-        <w:r>
-          <w:rPr>
-            <w:rStyle w:val="Hipervnculo"/>
-            <w:noProof/>
-          </w:rPr>
-          <w:t>10.1 Consistencia documental y puntos abiertos</w:t>
-        </w:r>
-        <w:r>
-          <w:rPr>
-            <w:noProof/>
-            <w:webHidden/>
-          </w:rPr>
-          <w:tab/>
-        </w:r>
-        <w:r>
-          <w:rPr>
-            <w:noProof/>
-            <w:webHidden/>
-          </w:rPr>
-          <w:fldChar w:fldCharType="begin"/>
-        </w:r>
-        <w:r>
-          <w:rPr>
-            <w:noProof/>
-            <w:webHidden/>
-          </w:rPr>
-          <w:instrText xml:space="preserve"> PAGEREF _Toc242887196 \h </w:instrText>
-        </w:r>
-        <w:r>
-          <w:rPr>
-            <w:noProof/>
-            <w:webHidden/>
-          </w:rPr>
-        </w:r>
-        <w:r>
-          <w:rPr>
-            <w:noProof/>
-            <w:webHidden/>
-          </w:rPr>
-          <w:fldChar w:fldCharType="separate"/>
-        </w:r>
-        <w:r>
-          <w:rPr>
-            <w:noProof/>
-            <w:webHidden/>
-          </w:rPr>
-          <w:t>107</w:t>
-        </w:r>
-        <w:r>
-          <w:rPr>
-            <w:noProof/>
-            <w:webHidden/>
-          </w:rPr>
-          <w:fldChar w:fldCharType="end"/>
-        </w:r>
-      </w:hyperlink>
+      </w:pPr>
+      <w:r>
+        <w:fldChar w:fldCharType="begin"/>
+      </w:r>
+      <w:r>
+        <w:instrText xml:space="preserve">HYPERLINK  \l  "_Toc2047560473" </w:instrText>
+      </w:r>
+      <w:r>
+        <w:fldChar w:fldCharType="separate"/>
+      </w:r>
+      <w:r>
+        <w:rPr/>
+        <w:t>10.1 Consistencia documental y puntos abiertos</w:t>
+      </w:r>
+      <w:r>
+        <w:tab/>
+      </w:r>
+      <w:r>
+        <w:fldChar w:fldCharType="begin"/>
+      </w:r>
+      <w:r>
+        <w:instrText xml:space="preserve">PAGEREF _Toc2047560473 \h</w:instrText>
+      </w:r>
+      <w:r>
+        <w:fldChar w:fldCharType="separate"/>
+      </w:r>
+      <w:r>
+        <w:rPr/>
+        <w:t>106</w:t>
+      </w:r>
+      <w:r>
+        <w:fldChar w:fldCharType="end"/>
+      </w:r>
+      <w:r>
+        <w:fldChar w:fldCharType="end"/>
+      </w:r>
     </w:p>
     <w:p>
       <w:pPr>
         <w:pStyle w:val="TDC2"/>
         <w:tabs>
-          <w:tab w:val="right" w:leader="dot" w:pos="9962"/>
+          <w:tab w:val="right" w:leader="dot" w:pos="9960"/>
         </w:tabs>
-        <w:rPr>
-          <w:rFonts w:asciiTheme="minorHAnsi" w:eastAsiaTheme="minorEastAsia" w:hAnsiTheme="minorHAnsi" w:cstheme="minorBidi"/>
-          <w:noProof/>
-          <w:kern w:val="2"/>
-          <w14:ligatures w14:val="standardContextual"/>
-        </w:rPr>
-      </w:pPr>
-      <w:hyperlink w:anchor="_Toc242887197" w:history="1">
-        <w:r>
-          <w:rPr>
-            <w:rStyle w:val="Hipervnculo"/>
-            <w:noProof/>
-          </w:rPr>
-          <w:t>10.2 Verificaciones que dependen de otro equipo</w:t>
-        </w:r>
-        <w:r>
-          <w:rPr>
-            <w:noProof/>
-            <w:webHidden/>
-          </w:rPr>
-          <w:tab/>
-        </w:r>
-        <w:r>
-          <w:rPr>
-            <w:noProof/>
-            <w:webHidden/>
-          </w:rPr>
-          <w:fldChar w:fldCharType="begin"/>
-        </w:r>
-        <w:r>
-          <w:rPr>
-            <w:noProof/>
-            <w:webHidden/>
-          </w:rPr>
-          <w:instrText xml:space="preserve"> PAGEREF _Toc242887197 \h </w:instrText>
-        </w:r>
-        <w:r>
-          <w:rPr>
-            <w:noProof/>
-            <w:webHidden/>
-          </w:rPr>
-        </w:r>
-        <w:r>
-          <w:rPr>
-            <w:noProof/>
-            <w:webHidden/>
-          </w:rPr>
-          <w:fldChar w:fldCharType="separate"/>
-        </w:r>
-        <w:r>
-          <w:rPr>
-            <w:noProof/>
-            <w:webHidden/>
-          </w:rPr>
-          <w:t>109</w:t>
-        </w:r>
-        <w:r>
-          <w:rPr>
-            <w:noProof/>
-            <w:webHidden/>
-          </w:rPr>
-          <w:fldChar w:fldCharType="end"/>
-        </w:r>
-      </w:hyperlink>
+      </w:pPr>
+      <w:r>
+        <w:fldChar w:fldCharType="begin"/>
+      </w:r>
+      <w:r>
+        <w:instrText xml:space="preserve">HYPERLINK  \l  "_Toc1789413321" </w:instrText>
+      </w:r>
+      <w:r>
+        <w:fldChar w:fldCharType="separate"/>
+      </w:r>
+      <w:r>
+        <w:rPr/>
+        <w:t>10.2 Verificaciones que dependen de otro equipo</w:t>
+      </w:r>
+      <w:r>
+        <w:tab/>
+      </w:r>
+      <w:r>
+        <w:fldChar w:fldCharType="begin"/>
+      </w:r>
+      <w:r>
+        <w:instrText xml:space="preserve">PAGEREF _Toc1789413321 \h</w:instrText>
+      </w:r>
+      <w:r>
+        <w:fldChar w:fldCharType="separate"/>
+      </w:r>
+      <w:r>
+        <w:rPr/>
+        <w:t>108</w:t>
+      </w:r>
+      <w:r>
+        <w:fldChar w:fldCharType="end"/>
+      </w:r>
+      <w:r>
+        <w:fldChar w:fldCharType="end"/>
+      </w:r>
     </w:p>
     <w:p>
       <w:pPr>
         <w:pStyle w:val="TDC2"/>
         <w:tabs>
-          <w:tab w:val="right" w:leader="dot" w:pos="9962"/>
+          <w:tab w:val="right" w:leader="dot" w:pos="9960"/>
         </w:tabs>
-        <w:rPr>
-          <w:rFonts w:asciiTheme="minorHAnsi" w:eastAsiaTheme="minorEastAsia" w:hAnsiTheme="minorHAnsi" w:cstheme="minorBidi"/>
-          <w:noProof/>
-          <w:kern w:val="2"/>
-          <w14:ligatures w14:val="standardContextual"/>
-        </w:rPr>
-      </w:pPr>
-      <w:hyperlink w:anchor="_Toc242887198" w:history="1">
-        <w:r>
-          <w:rPr>
-            <w:rStyle w:val="Hipervnculo"/>
-            <w:noProof/>
-          </w:rPr>
-          <w:t>10.3 Sonido y arte por incorporar</w:t>
-        </w:r>
-        <w:r>
-          <w:rPr>
-            <w:noProof/>
-            <w:webHidden/>
-          </w:rPr>
-          <w:tab/>
-        </w:r>
-        <w:r>
-          <w:rPr>
-            <w:noProof/>
-            <w:webHidden/>
-          </w:rPr>
-          <w:fldChar w:fldCharType="begin"/>
-        </w:r>
-        <w:r>
-          <w:rPr>
-            <w:noProof/>
-            <w:webHidden/>
-          </w:rPr>
-          <w:instrText xml:space="preserve"> PAGEREF _Toc242887198 \h </w:instrText>
-        </w:r>
-        <w:r>
-          <w:rPr>
-            <w:noProof/>
-            <w:webHidden/>
-          </w:rPr>
-        </w:r>
-        <w:r>
-          <w:rPr>
-            <w:noProof/>
-            <w:webHidden/>
-          </w:rPr>
-          <w:fldChar w:fldCharType="separate"/>
-        </w:r>
-        <w:r>
-          <w:rPr>
-            <w:noProof/>
-            <w:webHidden/>
-          </w:rPr>
-          <w:t>110</w:t>
-        </w:r>
-        <w:r>
-          <w:rPr>
-            <w:noProof/>
-            <w:webHidden/>
-          </w:rPr>
-          <w:fldChar w:fldCharType="end"/>
-        </w:r>
-      </w:hyperlink>
+      </w:pPr>
+      <w:r>
+        <w:fldChar w:fldCharType="begin"/>
+      </w:r>
+      <w:r>
+        <w:instrText xml:space="preserve">HYPERLINK  \l  "_Toc934424319" </w:instrText>
+      </w:r>
+      <w:r>
+        <w:fldChar w:fldCharType="separate"/>
+      </w:r>
+      <w:r>
+        <w:rPr/>
+        <w:t>10.3 Sonido y arte por incorporar</w:t>
+      </w:r>
+      <w:r>
+        <w:tab/>
+      </w:r>
+      <w:r>
+        <w:fldChar w:fldCharType="begin"/>
+      </w:r>
+      <w:r>
+        <w:instrText xml:space="preserve">PAGEREF _Toc934424319 \h</w:instrText>
+      </w:r>
+      <w:r>
+        <w:fldChar w:fldCharType="separate"/>
+      </w:r>
+      <w:r>
+        <w:rPr/>
+        <w:t>108</w:t>
+      </w:r>
+      <w:r>
+        <w:fldChar w:fldCharType="end"/>
+      </w:r>
+      <w:r>
+        <w:fldChar w:fldCharType="end"/>
+      </w:r>
     </w:p>
     <w:p>
       <w:pPr>
         <w:pStyle w:val="TDC2"/>
         <w:tabs>
-          <w:tab w:val="right" w:leader="dot" w:pos="9962"/>
+          <w:tab w:val="right" w:leader="dot" w:pos="9960"/>
         </w:tabs>
-        <w:rPr>
-          <w:rFonts w:asciiTheme="minorHAnsi" w:eastAsiaTheme="minorEastAsia" w:hAnsiTheme="minorHAnsi" w:cstheme="minorBidi"/>
-          <w:noProof/>
-          <w:kern w:val="2"/>
-          <w14:ligatures w14:val="standardContextual"/>
-        </w:rPr>
-      </w:pPr>
-      <w:hyperlink w:anchor="_Toc242887199" w:history="1">
-        <w:r>
-          <w:rPr>
-            <w:rStyle w:val="Hipervnculo"/>
-            <w:noProof/>
-          </w:rPr>
-          <w:t>10.4 Deuda técnica menor conocida</w:t>
-        </w:r>
-        <w:r>
-          <w:rPr>
-            <w:noProof/>
-            <w:webHidden/>
-          </w:rPr>
-          <w:tab/>
-        </w:r>
-        <w:r>
-          <w:rPr>
-            <w:noProof/>
-            <w:webHidden/>
-          </w:rPr>
-          <w:fldChar w:fldCharType="begin"/>
-        </w:r>
-        <w:r>
-          <w:rPr>
-            <w:noProof/>
-            <w:webHidden/>
-          </w:rPr>
-          <w:instrText xml:space="preserve"> PAGEREF _Toc242887199 \h </w:instrText>
-        </w:r>
-        <w:r>
-          <w:rPr>
-            <w:noProof/>
-            <w:webHidden/>
-          </w:rPr>
-        </w:r>
-        <w:r>
-          <w:rPr>
-            <w:noProof/>
-            <w:webHidden/>
-          </w:rPr>
-          <w:fldChar w:fldCharType="separate"/>
-        </w:r>
-        <w:r>
-          <w:rPr>
-            <w:noProof/>
-            <w:webHidden/>
-          </w:rPr>
-          <w:t>112</w:t>
-        </w:r>
-        <w:r>
-          <w:rPr>
-            <w:noProof/>
-            <w:webHidden/>
-          </w:rPr>
-          <w:fldChar w:fldCharType="end"/>
-        </w:r>
-      </w:hyperlink>
+      </w:pPr>
+      <w:r>
+        <w:fldChar w:fldCharType="begin"/>
+      </w:r>
+      <w:r>
+        <w:instrText xml:space="preserve">HYPERLINK  \l  "_Toc744077432" </w:instrText>
+      </w:r>
+      <w:r>
+        <w:fldChar w:fldCharType="separate"/>
+      </w:r>
+      <w:r>
+        <w:rPr/>
+        <w:t>10.4 Deuda técnica menor conocida</w:t>
+      </w:r>
+      <w:r>
+        <w:tab/>
+      </w:r>
+      <w:r>
+        <w:fldChar w:fldCharType="begin"/>
+      </w:r>
+      <w:r>
+        <w:instrText xml:space="preserve">PAGEREF _Toc744077432 \h</w:instrText>
+      </w:r>
+      <w:r>
+        <w:fldChar w:fldCharType="separate"/>
+      </w:r>
+      <w:r>
+        <w:rPr/>
+        <w:t>111</w:t>
+      </w:r>
+      <w:r>
+        <w:fldChar w:fldCharType="end"/>
+      </w:r>
+      <w:r>
+        <w:fldChar w:fldCharType="end"/>
+      </w:r>
     </w:p>
     <w:p>
       <w:pPr>
         <w:pStyle w:val="TDC2"/>
         <w:tabs>
-          <w:tab w:val="right" w:leader="dot" w:pos="9962"/>
+          <w:tab w:val="right" w:leader="dot" w:pos="9960"/>
         </w:tabs>
-        <w:rPr>
-          <w:rFonts w:asciiTheme="minorHAnsi" w:eastAsiaTheme="minorEastAsia" w:hAnsiTheme="minorHAnsi" w:cstheme="minorBidi"/>
-          <w:noProof/>
-          <w:kern w:val="2"/>
-          <w14:ligatures w14:val="standardContextual"/>
-        </w:rPr>
-      </w:pPr>
-      <w:hyperlink w:anchor="_Toc242887200" w:history="1">
-        <w:r>
-          <w:rPr>
-            <w:rStyle w:val="Hipervnculo"/>
-            <w:noProof/>
-          </w:rPr>
-          <w:t>10.5 Lo que pasa al objetivo específico 4</w:t>
-        </w:r>
-        <w:r>
-          <w:rPr>
-            <w:noProof/>
-            <w:webHidden/>
-          </w:rPr>
-          <w:tab/>
-        </w:r>
-        <w:r>
-          <w:rPr>
-            <w:noProof/>
-            <w:webHidden/>
-          </w:rPr>
-          <w:fldChar w:fldCharType="begin"/>
-        </w:r>
-        <w:r>
-          <w:rPr>
-            <w:noProof/>
-            <w:webHidden/>
-          </w:rPr>
-          <w:instrText xml:space="preserve"> PAGEREF _Toc242887200 \h </w:instrText>
-        </w:r>
-        <w:r>
-          <w:rPr>
-            <w:noProof/>
-            <w:webHidden/>
-          </w:rPr>
-        </w:r>
-        <w:r>
-          <w:rPr>
-            <w:noProof/>
-            <w:webHidden/>
-          </w:rPr>
-          <w:fldChar w:fldCharType="separate"/>
-        </w:r>
-        <w:r>
-          <w:rPr>
-            <w:noProof/>
-            <w:webHidden/>
-          </w:rPr>
-          <w:t>115</w:t>
-        </w:r>
-        <w:r>
-          <w:rPr>
-            <w:noProof/>
-            <w:webHidden/>
-          </w:rPr>
-          <w:fldChar w:fldCharType="end"/>
-        </w:r>
-      </w:hyperlink>
+      </w:pPr>
+      <w:r>
+        <w:fldChar w:fldCharType="begin"/>
+      </w:r>
+      <w:r>
+        <w:instrText xml:space="preserve">HYPERLINK  \l  "_Toc107127928" </w:instrText>
+      </w:r>
+      <w:r>
+        <w:fldChar w:fldCharType="separate"/>
+      </w:r>
+      <w:r>
+        <w:rPr/>
+        <w:t>10.5 Lo que pasa al objetivo específico 4</w:t>
+      </w:r>
+      <w:r>
+        <w:tab/>
+      </w:r>
+      <w:r>
+        <w:fldChar w:fldCharType="begin"/>
+      </w:r>
+      <w:r>
+        <w:instrText xml:space="preserve">PAGEREF _Toc107127928 \h</w:instrText>
+      </w:r>
+      <w:r>
+        <w:fldChar w:fldCharType="separate"/>
+      </w:r>
+      <w:r>
+        <w:rPr/>
+        <w:t>114</w:t>
+      </w:r>
+      <w:r>
+        <w:fldChar w:fldCharType="end"/>
+      </w:r>
+      <w:r>
+        <w:fldChar w:fldCharType="end"/>
+      </w:r>
     </w:p>
     <w:p>
       <w:pPr>
         <w:pStyle w:val="TDC1"/>
         <w:tabs>
-          <w:tab w:val="right" w:leader="dot" w:pos="9962"/>
+          <w:tab w:val="right" w:leader="dot" w:pos="9960"/>
         </w:tabs>
-        <w:rPr>
-          <w:rFonts w:asciiTheme="minorHAnsi" w:eastAsiaTheme="minorEastAsia" w:hAnsiTheme="minorHAnsi" w:cstheme="minorBidi"/>
-          <w:noProof/>
-          <w:kern w:val="2"/>
-          <w14:ligatures w14:val="standardContextual"/>
-        </w:rPr>
-      </w:pPr>
-      <w:hyperlink w:anchor="_Toc242887201" w:history="1">
-        <w:r>
-          <w:rPr>
-            <w:rStyle w:val="Hipervnculo"/>
-            <w:noProof/>
-          </w:rPr>
-          <w:t>11. CONCLUSIONES</w:t>
-        </w:r>
-        <w:r>
-          <w:rPr>
-            <w:noProof/>
-            <w:webHidden/>
-          </w:rPr>
-          <w:tab/>
-        </w:r>
-        <w:r>
-          <w:rPr>
-            <w:noProof/>
-            <w:webHidden/>
-          </w:rPr>
-          <w:fldChar w:fldCharType="begin"/>
-        </w:r>
-        <w:r>
-          <w:rPr>
-            <w:noProof/>
-            <w:webHidden/>
-          </w:rPr>
-          <w:instrText xml:space="preserve"> PAGEREF _Toc242887201 \h </w:instrText>
-        </w:r>
-        <w:r>
-          <w:rPr>
-            <w:noProof/>
-            <w:webHidden/>
-          </w:rPr>
-        </w:r>
-        <w:r>
-          <w:rPr>
-            <w:noProof/>
-            <w:webHidden/>
-          </w:rPr>
-          <w:fldChar w:fldCharType="separate"/>
-        </w:r>
-        <w:r>
-          <w:rPr>
-            <w:noProof/>
-            <w:webHidden/>
-          </w:rPr>
-          <w:t>117</w:t>
-        </w:r>
-        <w:r>
-          <w:rPr>
-            <w:noProof/>
-            <w:webHidden/>
-          </w:rPr>
-          <w:fldChar w:fldCharType="end"/>
-        </w:r>
-      </w:hyperlink>
+      </w:pPr>
+      <w:r>
+        <w:fldChar w:fldCharType="begin"/>
+      </w:r>
+      <w:r>
+        <w:instrText xml:space="preserve">HYPERLINK  \l  "_Toc2023529460" </w:instrText>
+      </w:r>
+      <w:r>
+        <w:fldChar w:fldCharType="separate"/>
+      </w:r>
+      <w:r>
+        <w:rPr/>
+        <w:t>11. CONCLUSIONES</w:t>
+      </w:r>
+      <w:r>
+        <w:tab/>
+      </w:r>
+      <w:r>
+        <w:fldChar w:fldCharType="begin"/>
+      </w:r>
+      <w:r>
+        <w:instrText xml:space="preserve">PAGEREF _Toc2023529460 \h</w:instrText>
+      </w:r>
+      <w:r>
+        <w:fldChar w:fldCharType="separate"/>
+      </w:r>
+      <w:r>
+        <w:rPr/>
+        <w:t>115</w:t>
+      </w:r>
+      <w:r>
+        <w:fldChar w:fldCharType="end"/>
+      </w:r>
+      <w:r>
+        <w:fldChar w:fldCharType="end"/>
+      </w:r>
     </w:p>
     <w:p>
       <w:pPr>
         <w:pStyle w:val="TDC1"/>
         <w:tabs>
-          <w:tab w:val="right" w:leader="dot" w:pos="9962"/>
+          <w:tab w:val="right" w:leader="dot" w:pos="9960"/>
         </w:tabs>
-        <w:rPr>
-          <w:rFonts w:asciiTheme="minorHAnsi" w:eastAsiaTheme="minorEastAsia" w:hAnsiTheme="minorHAnsi" w:cstheme="minorBidi"/>
-          <w:noProof/>
-          <w:kern w:val="2"/>
-          <w14:ligatures w14:val="standardContextual"/>
-        </w:rPr>
-      </w:pPr>
-      <w:hyperlink w:anchor="_Toc242887202" w:history="1">
-        <w:r>
-          <w:rPr>
-            <w:rStyle w:val="Hipervnculo"/>
-            <w:noProof/>
-          </w:rPr>
-          <w:t>12. CONTROL DE CAMBIOS</w:t>
-        </w:r>
-        <w:r>
-          <w:rPr>
-            <w:noProof/>
-            <w:webHidden/>
-          </w:rPr>
-          <w:tab/>
-        </w:r>
-        <w:r>
-          <w:rPr>
-            <w:noProof/>
-            <w:webHidden/>
-          </w:rPr>
-          <w:fldChar w:fldCharType="begin"/>
-        </w:r>
-        <w:r>
-          <w:rPr>
-            <w:noProof/>
-            <w:webHidden/>
-          </w:rPr>
-          <w:instrText xml:space="preserve"> PAGEREF _Toc242887202 \h </w:instrText>
-        </w:r>
-        <w:r>
-          <w:rPr>
-            <w:noProof/>
-            <w:webHidden/>
-          </w:rPr>
-        </w:r>
-        <w:r>
-          <w:rPr>
-            <w:noProof/>
-            <w:webHidden/>
-          </w:rPr>
-          <w:fldChar w:fldCharType="separate"/>
-        </w:r>
-        <w:r>
-          <w:rPr>
-            <w:noProof/>
-            <w:webHidden/>
-          </w:rPr>
-          <w:t>120</w:t>
-        </w:r>
-        <w:r>
-          <w:rPr>
-            <w:noProof/>
-            <w:webHidden/>
-          </w:rPr>
-          <w:fldChar w:fldCharType="end"/>
-        </w:r>
-      </w:hyperlink>
-    </w:p>
-    <w:p>
+      </w:pPr>
+      <w:r>
+        <w:fldChar w:fldCharType="begin"/>
+      </w:r>
+      <w:r>
+        <w:instrText xml:space="preserve">HYPERLINK  \l  "_Toc1912666119" </w:instrText>
+      </w:r>
+      <w:r>
+        <w:fldChar w:fldCharType="separate"/>
+      </w:r>
+      <w:r>
+        <w:rPr/>
+        <w:t>12. CONTROL DE CAMBIOS</w:t>
+      </w:r>
+      <w:r>
+        <w:tab/>
+      </w:r>
+      <w:r>
+        <w:fldChar w:fldCharType="begin"/>
+      </w:r>
+      <w:r>
+        <w:instrText xml:space="preserve">PAGEREF _Toc1912666119 \h</w:instrText>
+      </w:r>
+      <w:r>
+        <w:fldChar w:fldCharType="separate"/>
+      </w:r>
+      <w:r>
+        <w:rPr/>
+        <w:t>118</w:t>
+      </w:r>
       <w:r>
         <w:fldChar w:fldCharType="end"/>
       </w:r>
+      <w:r>
+        <w:fldChar w:fldCharType="end"/>
+      </w:r>
+    </w:p>
+    <w:p>
+      <w:pPr>
+        <w:pStyle w:val="TDC1"/>
+        <w:tabs>
+          <w:tab w:val="right" w:leader="dot" w:pos="9960"/>
+        </w:tabs>
+      </w:pPr>
+      <w:r>
+        <w:fldChar w:fldCharType="begin"/>
+      </w:r>
+      <w:r>
+        <w:instrText xml:space="preserve">HYPERLINK  \l  "_Toc2142163960" </w:instrText>
+      </w:r>
+      <w:r>
+        <w:fldChar w:fldCharType="separate"/>
+      </w:r>
+      <w:r>
+        <w:rPr/>
+        <w:t>13. ANEXOS</w:t>
+      </w:r>
+      <w:r>
+        <w:tab/>
+      </w:r>
+      <w:r>
+        <w:fldChar w:fldCharType="begin"/>
+      </w:r>
+      <w:r>
+        <w:instrText xml:space="preserve">PAGEREF _Toc2142163960 \h</w:instrText>
+      </w:r>
+      <w:r>
+        <w:fldChar w:fldCharType="separate"/>
+      </w:r>
+      <w:r>
+        <w:rPr/>
+        <w:t>121</w:t>
+      </w:r>
+      <w:r>
+        <w:fldChar w:fldCharType="end"/>
+      </w:r>
+      <w:r>
+        <w:fldChar w:fldCharType="end"/>
+      </w:r>
+    </w:p>
+    <w:p>
+      <w:r>
+        <w:fldChar w:fldCharType="end"/>
+      </w:r>
     </w:p>
     <w:p>
       <w:r>
@@ -4143,12 +2562,12 @@
       <w:pPr>
         <w:pStyle w:val="Ttulo1"/>
       </w:pPr>
-      <w:bookmarkStart w:id="0" w:name="_Toc242887145"/>
-      <w:r>
-        <w:lastRenderedPageBreak/>
+      <w:bookmarkStart w:name="_Toc159520304" w:id="1468190953"/>
+      <w:r>
+        <w:rPr/>
         <w:t>1. OBJETIVO, ALCANCE Y CRITERIOS DE CUMPLIMIENTO</w:t>
       </w:r>
-      <w:bookmarkEnd w:id="0"/>
+      <w:bookmarkEnd w:id="1468190953"/>
     </w:p>
     <w:p>
       <w:pPr>
@@ -4204,11 +2623,12 @@
       <w:pPr>
         <w:pStyle w:val="Ttulo2"/>
       </w:pPr>
-      <w:bookmarkStart w:id="1" w:name="_Toc242887146"/>
-      <w:r>
+      <w:bookmarkStart w:name="_Toc1711298399" w:id="1779743381"/>
+      <w:r>
+        <w:rPr/>
         <w:t>1.1 El objetivo específico 3</w:t>
       </w:r>
-      <w:bookmarkEnd w:id="1"/>
+      <w:bookmarkEnd w:id="1779743381"/>
     </w:p>
     <w:p>
       <w:pPr>
@@ -4257,12 +2677,12 @@
       <w:pPr>
         <w:pStyle w:val="Ttulo2"/>
       </w:pPr>
-      <w:bookmarkStart w:id="2" w:name="_Toc242887147"/>
-      <w:r>
-        <w:lastRenderedPageBreak/>
+      <w:bookmarkStart w:name="_Toc267426228" w:id="2062499441"/>
+      <w:r>
+        <w:rPr/>
         <w:t>1.2 Alcance del prototipo entregado</w:t>
       </w:r>
-      <w:bookmarkEnd w:id="2"/>
+      <w:bookmarkEnd w:id="2062499441"/>
     </w:p>
     <w:p>
       <w:pPr>
@@ -4295,12 +2715,12 @@
       <w:tblPr>
         <w:tblW w:w="5000" w:type="pct"/>
         <w:tblBorders>
-          <w:top w:val="single" w:sz="4" w:space="0" w:color="auto"/>
-          <w:left w:val="single" w:sz="4" w:space="0" w:color="auto"/>
-          <w:bottom w:val="single" w:sz="4" w:space="0" w:color="auto"/>
-          <w:right w:val="single" w:sz="4" w:space="0" w:color="auto"/>
-          <w:insideH w:val="single" w:sz="4" w:space="0" w:color="auto"/>
-          <w:insideV w:val="single" w:sz="4" w:space="0" w:color="auto"/>
+          <w:top w:val="single" w:color="auto" w:sz="4" w:space="0"/>
+          <w:left w:val="single" w:color="auto" w:sz="4" w:space="0"/>
+          <w:bottom w:val="single" w:color="auto" w:sz="4" w:space="0"/>
+          <w:right w:val="single" w:color="auto" w:sz="4" w:space="0"/>
+          <w:insideH w:val="single" w:color="auto" w:sz="4" w:space="0"/>
+          <w:insideV w:val="single" w:color="auto" w:sz="4" w:space="0"/>
         </w:tblBorders>
         <w:tblLook w:val="0020" w:firstRow="1" w:lastRow="0" w:firstColumn="0" w:lastColumn="0" w:noHBand="0" w:noVBand="0"/>
       </w:tblPr>
@@ -4975,11 +3395,12 @@
       <w:pPr>
         <w:pStyle w:val="Ttulo2"/>
       </w:pPr>
-      <w:bookmarkStart w:id="3" w:name="_Toc242887148"/>
-      <w:r>
+      <w:bookmarkStart w:name="_Toc321579702" w:id="1360070162"/>
+      <w:r>
+        <w:rPr/>
         <w:t>1.3 Indicadores del objetivo y su cumplimiento</w:t>
       </w:r>
-      <w:bookmarkEnd w:id="3"/>
+      <w:bookmarkEnd w:id="1360070162"/>
     </w:p>
     <w:p>
       <w:pPr>
@@ -5009,12 +3430,12 @@
       <w:tblPr>
         <w:tblW w:w="5000" w:type="pct"/>
         <w:tblBorders>
-          <w:top w:val="single" w:sz="4" w:space="0" w:color="auto"/>
-          <w:left w:val="single" w:sz="4" w:space="0" w:color="auto"/>
-          <w:bottom w:val="single" w:sz="4" w:space="0" w:color="auto"/>
-          <w:right w:val="single" w:sz="4" w:space="0" w:color="auto"/>
-          <w:insideH w:val="single" w:sz="4" w:space="0" w:color="auto"/>
-          <w:insideV w:val="single" w:sz="4" w:space="0" w:color="auto"/>
+          <w:top w:val="single" w:color="auto" w:sz="4" w:space="0"/>
+          <w:left w:val="single" w:color="auto" w:sz="4" w:space="0"/>
+          <w:bottom w:val="single" w:color="auto" w:sz="4" w:space="0"/>
+          <w:right w:val="single" w:color="auto" w:sz="4" w:space="0"/>
+          <w:insideH w:val="single" w:color="auto" w:sz="4" w:space="0"/>
+          <w:insideV w:val="single" w:color="auto" w:sz="4" w:space="0"/>
         </w:tblBorders>
         <w:tblLook w:val="0020" w:firstRow="1" w:lastRow="0" w:firstColumn="0" w:lastColumn="0" w:noHBand="0" w:noVBand="0"/>
       </w:tblPr>
@@ -5413,11 +3834,12 @@
       <w:pPr>
         <w:pStyle w:val="Ttulo2"/>
       </w:pPr>
-      <w:bookmarkStart w:id="4" w:name="_Toc242887149"/>
-      <w:r>
+      <w:bookmarkStart w:name="_Toc1624554024" w:id="1157239134"/>
+      <w:r>
+        <w:rPr/>
         <w:t>1.4 Entregables del cronograma</w:t>
       </w:r>
-      <w:bookmarkEnd w:id="4"/>
+      <w:bookmarkEnd w:id="1157239134"/>
     </w:p>
     <w:p>
       <w:pPr>
@@ -5447,12 +3869,12 @@
       <w:tblPr>
         <w:tblW w:w="5000" w:type="pct"/>
         <w:tblBorders>
-          <w:top w:val="single" w:sz="4" w:space="0" w:color="auto"/>
-          <w:left w:val="single" w:sz="4" w:space="0" w:color="auto"/>
-          <w:bottom w:val="single" w:sz="4" w:space="0" w:color="auto"/>
-          <w:right w:val="single" w:sz="4" w:space="0" w:color="auto"/>
-          <w:insideH w:val="single" w:sz="4" w:space="0" w:color="auto"/>
-          <w:insideV w:val="single" w:sz="4" w:space="0" w:color="auto"/>
+          <w:top w:val="single" w:color="auto" w:sz="4" w:space="0"/>
+          <w:left w:val="single" w:color="auto" w:sz="4" w:space="0"/>
+          <w:bottom w:val="single" w:color="auto" w:sz="4" w:space="0"/>
+          <w:right w:val="single" w:color="auto" w:sz="4" w:space="0"/>
+          <w:insideH w:val="single" w:color="auto" w:sz="4" w:space="0"/>
+          <w:insideV w:val="single" w:color="auto" w:sz="4" w:space="0"/>
         </w:tblBorders>
         <w:tblLook w:val="0020" w:firstRow="1" w:lastRow="0" w:firstColumn="0" w:lastColumn="0" w:noHBand="0" w:noVBand="0"/>
       </w:tblPr>
@@ -5930,11 +4352,12 @@
       <w:pPr>
         <w:pStyle w:val="Ttulo2"/>
       </w:pPr>
-      <w:bookmarkStart w:id="5" w:name="_Toc242887150"/>
-      <w:r>
+      <w:bookmarkStart w:name="_Toc1037479103" w:id="1240159547"/>
+      <w:r>
+        <w:rPr/>
         <w:t>1.5 Organización del documento y anexos</w:t>
       </w:r>
-      <w:bookmarkEnd w:id="5"/>
+      <w:bookmarkEnd w:id="1240159547"/>
     </w:p>
     <w:p>
       <w:pPr>
@@ -6127,12 +4550,12 @@
       <w:tblPr>
         <w:tblW w:w="5000" w:type="pct"/>
         <w:tblBorders>
-          <w:top w:val="single" w:sz="4" w:space="0" w:color="auto"/>
-          <w:left w:val="single" w:sz="4" w:space="0" w:color="auto"/>
-          <w:bottom w:val="single" w:sz="4" w:space="0" w:color="auto"/>
-          <w:right w:val="single" w:sz="4" w:space="0" w:color="auto"/>
-          <w:insideH w:val="single" w:sz="4" w:space="0" w:color="auto"/>
-          <w:insideV w:val="single" w:sz="4" w:space="0" w:color="auto"/>
+          <w:top w:val="single" w:color="auto" w:sz="4" w:space="0"/>
+          <w:left w:val="single" w:color="auto" w:sz="4" w:space="0"/>
+          <w:bottom w:val="single" w:color="auto" w:sz="4" w:space="0"/>
+          <w:right w:val="single" w:color="auto" w:sz="4" w:space="0"/>
+          <w:insideH w:val="single" w:color="auto" w:sz="4" w:space="0"/>
+          <w:insideV w:val="single" w:color="auto" w:sz="4" w:space="0"/>
         </w:tblBorders>
         <w:tblLook w:val="0020" w:firstRow="1" w:lastRow="0" w:firstColumn="0" w:lastColumn="0" w:noHBand="0" w:noVBand="0"/>
       </w:tblPr>
@@ -6875,12 +5298,12 @@
       <w:pPr>
         <w:pStyle w:val="Ttulo1"/>
       </w:pPr>
-      <w:bookmarkStart w:id="6" w:name="_Toc242887151"/>
-      <w:r>
-        <w:lastRenderedPageBreak/>
+      <w:bookmarkStart w:name="_Toc1824334609" w:id="66187601"/>
+      <w:r>
+        <w:rPr/>
         <w:t>2. METODOLOGÍA DEL DESARROLLO</w:t>
       </w:r>
-      <w:bookmarkEnd w:id="6"/>
+      <w:bookmarkEnd w:id="66187601"/>
     </w:p>
     <w:p>
       <w:pPr>
@@ -6894,11 +5317,12 @@
       <w:pPr>
         <w:pStyle w:val="Ttulo2"/>
       </w:pPr>
-      <w:bookmarkStart w:id="7" w:name="_Toc242887152"/>
-      <w:r>
+      <w:bookmarkStart w:name="_Toc244355378" w:id="1649165223"/>
+      <w:r>
+        <w:rPr/>
         <w:t>2.1 Árcade y Kanban en la fase de desarrollo</w:t>
       </w:r>
-      <w:bookmarkEnd w:id="7"/>
+      <w:bookmarkEnd w:id="1649165223"/>
     </w:p>
     <w:p>
       <w:pPr>
@@ -6968,12 +5392,12 @@
       <w:tblPr>
         <w:tblW w:w="5000" w:type="pct"/>
         <w:tblBorders>
-          <w:top w:val="single" w:sz="4" w:space="0" w:color="auto"/>
-          <w:left w:val="single" w:sz="4" w:space="0" w:color="auto"/>
-          <w:bottom w:val="single" w:sz="4" w:space="0" w:color="auto"/>
-          <w:right w:val="single" w:sz="4" w:space="0" w:color="auto"/>
-          <w:insideH w:val="single" w:sz="4" w:space="0" w:color="auto"/>
-          <w:insideV w:val="single" w:sz="4" w:space="0" w:color="auto"/>
+          <w:top w:val="single" w:color="auto" w:sz="4" w:space="0"/>
+          <w:left w:val="single" w:color="auto" w:sz="4" w:space="0"/>
+          <w:bottom w:val="single" w:color="auto" w:sz="4" w:space="0"/>
+          <w:right w:val="single" w:color="auto" w:sz="4" w:space="0"/>
+          <w:insideH w:val="single" w:color="auto" w:sz="4" w:space="0"/>
+          <w:insideV w:val="single" w:color="auto" w:sz="4" w:space="0"/>
         </w:tblBorders>
         <w:tblLook w:val="0020" w:firstRow="1" w:lastRow="0" w:firstColumn="0" w:lastColumn="0" w:noHBand="0" w:noVBand="0"/>
       </w:tblPr>
@@ -7516,11 +5940,12 @@
       <w:pPr>
         <w:pStyle w:val="Ttulo2"/>
       </w:pPr>
-      <w:bookmarkStart w:id="8" w:name="_Toc242887153"/>
-      <w:r>
+      <w:bookmarkStart w:name="_Toc1886021263" w:id="1503438408"/>
+      <w:r>
+        <w:rPr/>
         <w:t>2.2 Planificación por slices y carriles</w:t>
       </w:r>
-      <w:bookmarkEnd w:id="8"/>
+      <w:bookmarkEnd w:id="1503438408"/>
     </w:p>
     <w:p>
       <w:pPr>
@@ -7582,12 +6007,12 @@
       <w:tblPr>
         <w:tblW w:w="5000" w:type="pct"/>
         <w:tblBorders>
-          <w:top w:val="single" w:sz="4" w:space="0" w:color="auto"/>
-          <w:left w:val="single" w:sz="4" w:space="0" w:color="auto"/>
-          <w:bottom w:val="single" w:sz="4" w:space="0" w:color="auto"/>
-          <w:right w:val="single" w:sz="4" w:space="0" w:color="auto"/>
-          <w:insideH w:val="single" w:sz="4" w:space="0" w:color="auto"/>
-          <w:insideV w:val="single" w:sz="4" w:space="0" w:color="auto"/>
+          <w:top w:val="single" w:color="auto" w:sz="4" w:space="0"/>
+          <w:left w:val="single" w:color="auto" w:sz="4" w:space="0"/>
+          <w:bottom w:val="single" w:color="auto" w:sz="4" w:space="0"/>
+          <w:right w:val="single" w:color="auto" w:sz="4" w:space="0"/>
+          <w:insideH w:val="single" w:color="auto" w:sz="4" w:space="0"/>
+          <w:insideV w:val="single" w:color="auto" w:sz="4" w:space="0"/>
         </w:tblBorders>
         <w:tblLook w:val="0020" w:firstRow="1" w:lastRow="0" w:firstColumn="0" w:lastColumn="0" w:noHBand="0" w:noVBand="0"/>
       </w:tblPr>
@@ -8210,12 +6635,12 @@
       <w:tblPr>
         <w:tblW w:w="5000" w:type="pct"/>
         <w:tblBorders>
-          <w:top w:val="single" w:sz="4" w:space="0" w:color="auto"/>
-          <w:left w:val="single" w:sz="4" w:space="0" w:color="auto"/>
-          <w:bottom w:val="single" w:sz="4" w:space="0" w:color="auto"/>
-          <w:right w:val="single" w:sz="4" w:space="0" w:color="auto"/>
-          <w:insideH w:val="single" w:sz="4" w:space="0" w:color="auto"/>
-          <w:insideV w:val="single" w:sz="4" w:space="0" w:color="auto"/>
+          <w:top w:val="single" w:color="auto" w:sz="4" w:space="0"/>
+          <w:left w:val="single" w:color="auto" w:sz="4" w:space="0"/>
+          <w:bottom w:val="single" w:color="auto" w:sz="4" w:space="0"/>
+          <w:right w:val="single" w:color="auto" w:sz="4" w:space="0"/>
+          <w:insideH w:val="single" w:color="auto" w:sz="4" w:space="0"/>
+          <w:insideV w:val="single" w:color="auto" w:sz="4" w:space="0"/>
         </w:tblBorders>
         <w:tblLook w:val="0020" w:firstRow="1" w:lastRow="0" w:firstColumn="0" w:lastColumn="0" w:noHBand="0" w:noVBand="0"/>
       </w:tblPr>
@@ -8846,11 +7271,12 @@
       <w:pPr>
         <w:pStyle w:val="Ttulo2"/>
       </w:pPr>
-      <w:bookmarkStart w:id="9" w:name="_Toc242887154"/>
-      <w:r>
+      <w:bookmarkStart w:name="_Toc824350293" w:id="330556435"/>
+      <w:r>
+        <w:rPr/>
         <w:t>2.3 Seguimiento con actas (D01–D10)</w:t>
       </w:r>
-      <w:bookmarkEnd w:id="9"/>
+      <w:bookmarkEnd w:id="330556435"/>
     </w:p>
     <w:p>
       <w:pPr>
@@ -8902,12 +7328,12 @@
       <w:tblPr>
         <w:tblW w:w="5000" w:type="pct"/>
         <w:tblBorders>
-          <w:top w:val="single" w:sz="4" w:space="0" w:color="auto"/>
-          <w:left w:val="single" w:sz="4" w:space="0" w:color="auto"/>
-          <w:bottom w:val="single" w:sz="4" w:space="0" w:color="auto"/>
-          <w:right w:val="single" w:sz="4" w:space="0" w:color="auto"/>
-          <w:insideH w:val="single" w:sz="4" w:space="0" w:color="auto"/>
-          <w:insideV w:val="single" w:sz="4" w:space="0" w:color="auto"/>
+          <w:top w:val="single" w:color="auto" w:sz="4" w:space="0"/>
+          <w:left w:val="single" w:color="auto" w:sz="4" w:space="0"/>
+          <w:bottom w:val="single" w:color="auto" w:sz="4" w:space="0"/>
+          <w:right w:val="single" w:color="auto" w:sz="4" w:space="0"/>
+          <w:insideH w:val="single" w:color="auto" w:sz="4" w:space="0"/>
+          <w:insideV w:val="single" w:color="auto" w:sz="4" w:space="0"/>
         </w:tblBorders>
         <w:tblLook w:val="0020" w:firstRow="1" w:lastRow="0" w:firstColumn="0" w:lastColumn="0" w:noHBand="0" w:noVBand="0"/>
       </w:tblPr>
@@ -9928,11 +8354,12 @@
       <w:pPr>
         <w:pStyle w:val="Ttulo2"/>
       </w:pPr>
-      <w:bookmarkStart w:id="10" w:name="_Toc242887155"/>
-      <w:r>
+      <w:bookmarkStart w:name="_Toc1563102236" w:id="1344485939"/>
+      <w:r>
+        <w:rPr/>
         <w:t>2.4 Entorno y herramientas de desarrollo</w:t>
       </w:r>
-      <w:bookmarkEnd w:id="10"/>
+      <w:bookmarkEnd w:id="1344485939"/>
     </w:p>
     <w:p>
       <w:pPr>
@@ -9962,12 +8389,12 @@
       <w:tblPr>
         <w:tblW w:w="5000" w:type="pct"/>
         <w:tblBorders>
-          <w:top w:val="single" w:sz="4" w:space="0" w:color="auto"/>
-          <w:left w:val="single" w:sz="4" w:space="0" w:color="auto"/>
-          <w:bottom w:val="single" w:sz="4" w:space="0" w:color="auto"/>
-          <w:right w:val="single" w:sz="4" w:space="0" w:color="auto"/>
-          <w:insideH w:val="single" w:sz="4" w:space="0" w:color="auto"/>
-          <w:insideV w:val="single" w:sz="4" w:space="0" w:color="auto"/>
+          <w:top w:val="single" w:color="auto" w:sz="4" w:space="0"/>
+          <w:left w:val="single" w:color="auto" w:sz="4" w:space="0"/>
+          <w:bottom w:val="single" w:color="auto" w:sz="4" w:space="0"/>
+          <w:right w:val="single" w:color="auto" w:sz="4" w:space="0"/>
+          <w:insideH w:val="single" w:color="auto" w:sz="4" w:space="0"/>
+          <w:insideV w:val="single" w:color="auto" w:sz="4" w:space="0"/>
         </w:tblBorders>
         <w:tblLook w:val="0020" w:firstRow="1" w:lastRow="0" w:firstColumn="0" w:lastColumn="0" w:noHBand="0" w:noVBand="0"/>
       </w:tblPr>
@@ -11346,11 +9773,12 @@
       <w:pPr>
         <w:pStyle w:val="Ttulo2"/>
       </w:pPr>
-      <w:bookmarkStart w:id="11" w:name="_Toc242887156"/>
-      <w:r>
+      <w:bookmarkStart w:name="_Toc87210456" w:id="1303647626"/>
+      <w:r>
+        <w:rPr/>
         <w:t>2.5 Prácticas de ingeniería</w:t>
       </w:r>
-      <w:bookmarkEnd w:id="11"/>
+      <w:bookmarkEnd w:id="1303647626"/>
     </w:p>
     <w:p>
       <w:pPr>
@@ -11556,12 +9984,12 @@
       <w:pPr>
         <w:pStyle w:val="Ttulo1"/>
       </w:pPr>
-      <w:bookmarkStart w:id="12" w:name="_Toc242887157"/>
-      <w:r>
-        <w:lastRenderedPageBreak/>
+      <w:bookmarkStart w:name="_Toc1513583902" w:id="1332882912"/>
+      <w:r>
+        <w:rPr/>
         <w:t>3. ARQUITECTURA E IMPLEMENTACIÓN BASE</w:t>
       </w:r>
-      <w:bookmarkEnd w:id="12"/>
+      <w:bookmarkEnd w:id="1332882912"/>
     </w:p>
     <w:p>
       <w:pPr>
@@ -11585,11 +10013,12 @@
       <w:pPr>
         <w:pStyle w:val="Ttulo2"/>
       </w:pPr>
-      <w:bookmarkStart w:id="13" w:name="_Toc242887158"/>
-      <w:r>
+      <w:bookmarkStart w:name="_Toc81100518" w:id="925420516"/>
+      <w:r>
+        <w:rPr/>
         <w:t>3.1 Arquitectura implementada frente a la diseñada</w:t>
       </w:r>
-      <w:bookmarkEnd w:id="13"/>
+      <w:bookmarkEnd w:id="925420516"/>
     </w:p>
     <w:p>
       <w:pPr>
@@ -11648,12 +10077,12 @@
       <w:tblPr>
         <w:tblW w:w="5000" w:type="pct"/>
         <w:tblBorders>
-          <w:top w:val="single" w:sz="4" w:space="0" w:color="auto"/>
-          <w:left w:val="single" w:sz="4" w:space="0" w:color="auto"/>
-          <w:bottom w:val="single" w:sz="4" w:space="0" w:color="auto"/>
-          <w:right w:val="single" w:sz="4" w:space="0" w:color="auto"/>
-          <w:insideH w:val="single" w:sz="4" w:space="0" w:color="auto"/>
-          <w:insideV w:val="single" w:sz="4" w:space="0" w:color="auto"/>
+          <w:top w:val="single" w:color="auto" w:sz="4" w:space="0"/>
+          <w:left w:val="single" w:color="auto" w:sz="4" w:space="0"/>
+          <w:bottom w:val="single" w:color="auto" w:sz="4" w:space="0"/>
+          <w:right w:val="single" w:color="auto" w:sz="4" w:space="0"/>
+          <w:insideH w:val="single" w:color="auto" w:sz="4" w:space="0"/>
+          <w:insideV w:val="single" w:color="auto" w:sz="4" w:space="0"/>
         </w:tblBorders>
         <w:tblLook w:val="0020" w:firstRow="1" w:lastRow="0" w:firstColumn="0" w:lastColumn="0" w:noHBand="0" w:noVBand="0"/>
       </w:tblPr>
@@ -12697,11 +11126,12 @@
       <w:pPr>
         <w:pStyle w:val="Ttulo2"/>
       </w:pPr>
-      <w:bookmarkStart w:id="14" w:name="_Toc242887159"/>
-      <w:r>
+      <w:bookmarkStart w:name="_Toc1293858515" w:id="131684645"/>
+      <w:r>
+        <w:rPr/>
         <w:t>3.2 Módulos y dependencias</w:t>
       </w:r>
-      <w:bookmarkEnd w:id="14"/>
+      <w:bookmarkEnd w:id="131684645"/>
     </w:p>
     <w:p>
       <w:pPr>
@@ -12750,12 +11180,12 @@
       <w:tblPr>
         <w:tblW w:w="5000" w:type="pct"/>
         <w:tblBorders>
-          <w:top w:val="single" w:sz="4" w:space="0" w:color="auto"/>
-          <w:left w:val="single" w:sz="4" w:space="0" w:color="auto"/>
-          <w:bottom w:val="single" w:sz="4" w:space="0" w:color="auto"/>
-          <w:right w:val="single" w:sz="4" w:space="0" w:color="auto"/>
-          <w:insideH w:val="single" w:sz="4" w:space="0" w:color="auto"/>
-          <w:insideV w:val="single" w:sz="4" w:space="0" w:color="auto"/>
+          <w:top w:val="single" w:color="auto" w:sz="4" w:space="0"/>
+          <w:left w:val="single" w:color="auto" w:sz="4" w:space="0"/>
+          <w:bottom w:val="single" w:color="auto" w:sz="4" w:space="0"/>
+          <w:right w:val="single" w:color="auto" w:sz="4" w:space="0"/>
+          <w:insideH w:val="single" w:color="auto" w:sz="4" w:space="0"/>
+          <w:insideV w:val="single" w:color="auto" w:sz="4" w:space="0"/>
         </w:tblBorders>
         <w:tblLook w:val="0020" w:firstRow="1" w:lastRow="0" w:firstColumn="0" w:lastColumn="0" w:noHBand="0" w:noVBand="0"/>
       </w:tblPr>
@@ -13700,11 +12130,12 @@
       <w:pPr>
         <w:pStyle w:val="Ttulo2"/>
       </w:pPr>
-      <w:bookmarkStart w:id="15" w:name="_Toc242887160"/>
-      <w:r>
+      <w:bookmarkStart w:name="_Toc1094422608" w:id="603780186"/>
+      <w:r>
+        <w:rPr/>
         <w:t>3.3 Flujo de estados y escenas</w:t>
       </w:r>
-      <w:bookmarkEnd w:id="15"/>
+      <w:bookmarkEnd w:id="603780186"/>
     </w:p>
     <w:p>
       <w:pPr>
@@ -13894,12 +12325,12 @@
       <w:tblPr>
         <w:tblW w:w="5000" w:type="pct"/>
         <w:tblBorders>
-          <w:top w:val="single" w:sz="4" w:space="0" w:color="auto"/>
-          <w:left w:val="single" w:sz="4" w:space="0" w:color="auto"/>
-          <w:bottom w:val="single" w:sz="4" w:space="0" w:color="auto"/>
-          <w:right w:val="single" w:sz="4" w:space="0" w:color="auto"/>
-          <w:insideH w:val="single" w:sz="4" w:space="0" w:color="auto"/>
-          <w:insideV w:val="single" w:sz="4" w:space="0" w:color="auto"/>
+          <w:top w:val="single" w:color="auto" w:sz="4" w:space="0"/>
+          <w:left w:val="single" w:color="auto" w:sz="4" w:space="0"/>
+          <w:bottom w:val="single" w:color="auto" w:sz="4" w:space="0"/>
+          <w:right w:val="single" w:color="auto" w:sz="4" w:space="0"/>
+          <w:insideH w:val="single" w:color="auto" w:sz="4" w:space="0"/>
+          <w:insideV w:val="single" w:color="auto" w:sz="4" w:space="0"/>
         </w:tblBorders>
         <w:tblLook w:val="0020" w:firstRow="1" w:lastRow="0" w:firstColumn="0" w:lastColumn="0" w:noHBand="0" w:noVBand="0"/>
       </w:tblPr>
@@ -15179,12 +13610,12 @@
       <w:tblPr>
         <w:tblW w:w="5000" w:type="pct"/>
         <w:tblBorders>
-          <w:top w:val="single" w:sz="4" w:space="0" w:color="auto"/>
-          <w:left w:val="single" w:sz="4" w:space="0" w:color="auto"/>
-          <w:bottom w:val="single" w:sz="4" w:space="0" w:color="auto"/>
-          <w:right w:val="single" w:sz="4" w:space="0" w:color="auto"/>
-          <w:insideH w:val="single" w:sz="4" w:space="0" w:color="auto"/>
-          <w:insideV w:val="single" w:sz="4" w:space="0" w:color="auto"/>
+          <w:top w:val="single" w:color="auto" w:sz="4" w:space="0"/>
+          <w:left w:val="single" w:color="auto" w:sz="4" w:space="0"/>
+          <w:bottom w:val="single" w:color="auto" w:sz="4" w:space="0"/>
+          <w:right w:val="single" w:color="auto" w:sz="4" w:space="0"/>
+          <w:insideH w:val="single" w:color="auto" w:sz="4" w:space="0"/>
+          <w:insideV w:val="single" w:color="auto" w:sz="4" w:space="0"/>
         </w:tblBorders>
         <w:tblLook w:val="0020" w:firstRow="1" w:lastRow="0" w:firstColumn="0" w:lastColumn="0" w:noHBand="0" w:noVBand="0"/>
       </w:tblPr>
@@ -16037,11 +14468,12 @@
       <w:pPr>
         <w:pStyle w:val="Ttulo2"/>
       </w:pPr>
-      <w:bookmarkStart w:id="16" w:name="_Toc242887161"/>
-      <w:r>
+      <w:bookmarkStart w:name="_Toc985684870" w:id="1136514536"/>
+      <w:r>
+        <w:rPr/>
         <w:t>3.4 Contenido parametrizable</w:t>
       </w:r>
-      <w:bookmarkEnd w:id="16"/>
+      <w:bookmarkEnd w:id="1136514536"/>
     </w:p>
     <w:p>
       <w:pPr>
@@ -16126,12 +14558,12 @@
       <w:tblPr>
         <w:tblW w:w="5000" w:type="pct"/>
         <w:tblBorders>
-          <w:top w:val="single" w:sz="4" w:space="0" w:color="auto"/>
-          <w:left w:val="single" w:sz="4" w:space="0" w:color="auto"/>
-          <w:bottom w:val="single" w:sz="4" w:space="0" w:color="auto"/>
-          <w:right w:val="single" w:sz="4" w:space="0" w:color="auto"/>
-          <w:insideH w:val="single" w:sz="4" w:space="0" w:color="auto"/>
-          <w:insideV w:val="single" w:sz="4" w:space="0" w:color="auto"/>
+          <w:top w:val="single" w:color="auto" w:sz="4" w:space="0"/>
+          <w:left w:val="single" w:color="auto" w:sz="4" w:space="0"/>
+          <w:bottom w:val="single" w:color="auto" w:sz="4" w:space="0"/>
+          <w:right w:val="single" w:color="auto" w:sz="4" w:space="0"/>
+          <w:insideH w:val="single" w:color="auto" w:sz="4" w:space="0"/>
+          <w:insideV w:val="single" w:color="auto" w:sz="4" w:space="0"/>
         </w:tblBorders>
         <w:tblLook w:val="0020" w:firstRow="1" w:lastRow="0" w:firstColumn="0" w:lastColumn="0" w:noHBand="0" w:noVBand="0"/>
       </w:tblPr>
@@ -17055,11 +15487,12 @@
       <w:pPr>
         <w:pStyle w:val="Ttulo2"/>
       </w:pPr>
-      <w:bookmarkStart w:id="17" w:name="_Toc242887162"/>
-      <w:r>
+      <w:bookmarkStart w:name="_Toc1307706470" w:id="2120194577"/>
+      <w:r>
+        <w:rPr/>
         <w:t>3.5 Persistencia de perfiles y privacidad</w:t>
       </w:r>
-      <w:bookmarkEnd w:id="17"/>
+      <w:bookmarkEnd w:id="2120194577"/>
     </w:p>
     <w:p>
       <w:pPr>
@@ -17175,12 +15608,12 @@
       <w:tblPr>
         <w:tblW w:w="5000" w:type="pct"/>
         <w:tblBorders>
-          <w:top w:val="single" w:sz="4" w:space="0" w:color="auto"/>
-          <w:left w:val="single" w:sz="4" w:space="0" w:color="auto"/>
-          <w:bottom w:val="single" w:sz="4" w:space="0" w:color="auto"/>
-          <w:right w:val="single" w:sz="4" w:space="0" w:color="auto"/>
-          <w:insideH w:val="single" w:sz="4" w:space="0" w:color="auto"/>
-          <w:insideV w:val="single" w:sz="4" w:space="0" w:color="auto"/>
+          <w:top w:val="single" w:color="auto" w:sz="4" w:space="0"/>
+          <w:left w:val="single" w:color="auto" w:sz="4" w:space="0"/>
+          <w:bottom w:val="single" w:color="auto" w:sz="4" w:space="0"/>
+          <w:right w:val="single" w:color="auto" w:sz="4" w:space="0"/>
+          <w:insideH w:val="single" w:color="auto" w:sz="4" w:space="0"/>
+          <w:insideV w:val="single" w:color="auto" w:sz="4" w:space="0"/>
         </w:tblBorders>
         <w:tblLook w:val="0020" w:firstRow="1" w:lastRow="0" w:firstColumn="0" w:lastColumn="0" w:noHBand="0" w:noVBand="0"/>
       </w:tblPr>
@@ -17744,11 +16177,12 @@
       <w:pPr>
         <w:pStyle w:val="Ttulo2"/>
       </w:pPr>
-      <w:bookmarkStart w:id="18" w:name="_Toc242887163"/>
-      <w:r>
+      <w:bookmarkStart w:name="_Toc96717699" w:id="73827293"/>
+      <w:r>
+        <w:rPr/>
         <w:t>3.6 Distribución portable</w:t>
       </w:r>
-      <w:bookmarkEnd w:id="18"/>
+      <w:bookmarkEnd w:id="73827293"/>
     </w:p>
     <w:p>
       <w:pPr>
@@ -18144,12 +16578,12 @@
       <w:pPr>
         <w:pStyle w:val="Ttulo1"/>
       </w:pPr>
-      <w:bookmarkStart w:id="19" w:name="_Toc242887164"/>
-      <w:r>
-        <w:lastRenderedPageBreak/>
+      <w:bookmarkStart w:name="_Toc1159690955" w:id="1324059737"/>
+      <w:r>
+        <w:rPr/>
         <w:t>4. NIVELES Y DESAFÍOS PROGRESIVOS</w:t>
       </w:r>
-      <w:bookmarkEnd w:id="19"/>
+      <w:bookmarkEnd w:id="1324059737"/>
     </w:p>
     <w:p>
       <w:pPr>
@@ -18234,11 +16668,12 @@
       <w:pPr>
         <w:pStyle w:val="Ttulo2"/>
       </w:pPr>
-      <w:bookmarkStart w:id="20" w:name="_Toc242887165"/>
-      <w:r>
+      <w:bookmarkStart w:name="_Toc1648428377" w:id="2144256454"/>
+      <w:r>
+        <w:rPr/>
         <w:t>4.1 Progresión del pensamiento computacional entre niveles</w:t>
       </w:r>
-      <w:bookmarkEnd w:id="20"/>
+      <w:bookmarkEnd w:id="2144256454"/>
     </w:p>
     <w:p>
       <w:pPr>
@@ -18271,12 +16706,12 @@
       <w:tblPr>
         <w:tblW w:w="5000" w:type="pct"/>
         <w:tblBorders>
-          <w:top w:val="single" w:sz="4" w:space="0" w:color="auto"/>
-          <w:left w:val="single" w:sz="4" w:space="0" w:color="auto"/>
-          <w:bottom w:val="single" w:sz="4" w:space="0" w:color="auto"/>
-          <w:right w:val="single" w:sz="4" w:space="0" w:color="auto"/>
-          <w:insideH w:val="single" w:sz="4" w:space="0" w:color="auto"/>
-          <w:insideV w:val="single" w:sz="4" w:space="0" w:color="auto"/>
+          <w:top w:val="single" w:color="auto" w:sz="4" w:space="0"/>
+          <w:left w:val="single" w:color="auto" w:sz="4" w:space="0"/>
+          <w:bottom w:val="single" w:color="auto" w:sz="4" w:space="0"/>
+          <w:right w:val="single" w:color="auto" w:sz="4" w:space="0"/>
+          <w:insideH w:val="single" w:color="auto" w:sz="4" w:space="0"/>
+          <w:insideV w:val="single" w:color="auto" w:sz="4" w:space="0"/>
         </w:tblBorders>
         <w:tblLook w:val="0020" w:firstRow="1" w:lastRow="0" w:firstColumn="0" w:lastColumn="0" w:noHBand="0" w:noVBand="0"/>
       </w:tblPr>
@@ -18579,11 +17014,12 @@
       <w:pPr>
         <w:pStyle w:val="Ttulo2"/>
       </w:pPr>
-      <w:bookmarkStart w:id="21" w:name="_Toc242887166"/>
-      <w:r>
+      <w:bookmarkStart w:name="_Toc1904482951" w:id="1284937341"/>
+      <w:r>
+        <w:rPr/>
         <w:t>4.2 Nivel 1 — La Oscuridad</w:t>
       </w:r>
-      <w:bookmarkEnd w:id="21"/>
+      <w:bookmarkEnd w:id="1284937341"/>
     </w:p>
     <w:p>
       <w:pPr>
@@ -18632,12 +17068,12 @@
       <w:tblPr>
         <w:tblW w:w="5000" w:type="pct"/>
         <w:tblBorders>
-          <w:top w:val="single" w:sz="4" w:space="0" w:color="auto"/>
-          <w:left w:val="single" w:sz="4" w:space="0" w:color="auto"/>
-          <w:bottom w:val="single" w:sz="4" w:space="0" w:color="auto"/>
-          <w:right w:val="single" w:sz="4" w:space="0" w:color="auto"/>
-          <w:insideH w:val="single" w:sz="4" w:space="0" w:color="auto"/>
-          <w:insideV w:val="single" w:sz="4" w:space="0" w:color="auto"/>
+          <w:top w:val="single" w:color="auto" w:sz="4" w:space="0"/>
+          <w:left w:val="single" w:color="auto" w:sz="4" w:space="0"/>
+          <w:bottom w:val="single" w:color="auto" w:sz="4" w:space="0"/>
+          <w:right w:val="single" w:color="auto" w:sz="4" w:space="0"/>
+          <w:insideH w:val="single" w:color="auto" w:sz="4" w:space="0"/>
+          <w:insideV w:val="single" w:color="auto" w:sz="4" w:space="0"/>
         </w:tblBorders>
         <w:tblLook w:val="0020" w:firstRow="1" w:lastRow="0" w:firstColumn="0" w:lastColumn="0" w:noHBand="0" w:noVBand="0"/>
       </w:tblPr>
@@ -19191,12 +17627,12 @@
       <w:tblPr>
         <w:tblW w:w="5000" w:type="pct"/>
         <w:tblBorders>
-          <w:top w:val="single" w:sz="4" w:space="0" w:color="auto"/>
-          <w:left w:val="single" w:sz="4" w:space="0" w:color="auto"/>
-          <w:bottom w:val="single" w:sz="4" w:space="0" w:color="auto"/>
-          <w:right w:val="single" w:sz="4" w:space="0" w:color="auto"/>
-          <w:insideH w:val="single" w:sz="4" w:space="0" w:color="auto"/>
-          <w:insideV w:val="single" w:sz="4" w:space="0" w:color="auto"/>
+          <w:top w:val="single" w:color="auto" w:sz="4" w:space="0"/>
+          <w:left w:val="single" w:color="auto" w:sz="4" w:space="0"/>
+          <w:bottom w:val="single" w:color="auto" w:sz="4" w:space="0"/>
+          <w:right w:val="single" w:color="auto" w:sz="4" w:space="0"/>
+          <w:insideH w:val="single" w:color="auto" w:sz="4" w:space="0"/>
+          <w:insideV w:val="single" w:color="auto" w:sz="4" w:space="0"/>
         </w:tblBorders>
         <w:tblLook w:val="0020" w:firstRow="1" w:lastRow="0" w:firstColumn="0" w:lastColumn="0" w:noHBand="0" w:noVBand="0"/>
       </w:tblPr>
@@ -20208,12 +18644,12 @@
       <w:tblPr>
         <w:tblW w:w="5000" w:type="pct"/>
         <w:tblBorders>
-          <w:top w:val="single" w:sz="4" w:space="0" w:color="auto"/>
-          <w:left w:val="single" w:sz="4" w:space="0" w:color="auto"/>
-          <w:bottom w:val="single" w:sz="4" w:space="0" w:color="auto"/>
-          <w:right w:val="single" w:sz="4" w:space="0" w:color="auto"/>
-          <w:insideH w:val="single" w:sz="4" w:space="0" w:color="auto"/>
-          <w:insideV w:val="single" w:sz="4" w:space="0" w:color="auto"/>
+          <w:top w:val="single" w:color="auto" w:sz="4" w:space="0"/>
+          <w:left w:val="single" w:color="auto" w:sz="4" w:space="0"/>
+          <w:bottom w:val="single" w:color="auto" w:sz="4" w:space="0"/>
+          <w:right w:val="single" w:color="auto" w:sz="4" w:space="0"/>
+          <w:insideH w:val="single" w:color="auto" w:sz="4" w:space="0"/>
+          <w:insideV w:val="single" w:color="auto" w:sz="4" w:space="0"/>
         </w:tblBorders>
         <w:tblLook w:val="0020" w:firstRow="1" w:lastRow="0" w:firstColumn="0" w:lastColumn="0" w:noHBand="0" w:noVBand="0"/>
       </w:tblPr>
@@ -21146,11 +19582,12 @@
       <w:pPr>
         <w:pStyle w:val="Ttulo2"/>
       </w:pPr>
-      <w:bookmarkStart w:id="22" w:name="_Toc242887167"/>
-      <w:r>
+      <w:bookmarkStart w:name="_Toc525755303" w:id="376551041"/>
+      <w:r>
+        <w:rPr/>
         <w:t>4.3 Nivel 2 — La Rueda</w:t>
       </w:r>
-      <w:bookmarkEnd w:id="22"/>
+      <w:bookmarkEnd w:id="376551041"/>
     </w:p>
     <w:p>
       <w:pPr>
@@ -21187,12 +19624,12 @@
       <w:tblPr>
         <w:tblW w:w="5000" w:type="pct"/>
         <w:tblBorders>
-          <w:top w:val="single" w:sz="4" w:space="0" w:color="auto"/>
-          <w:left w:val="single" w:sz="4" w:space="0" w:color="auto"/>
-          <w:bottom w:val="single" w:sz="4" w:space="0" w:color="auto"/>
-          <w:right w:val="single" w:sz="4" w:space="0" w:color="auto"/>
-          <w:insideH w:val="single" w:sz="4" w:space="0" w:color="auto"/>
-          <w:insideV w:val="single" w:sz="4" w:space="0" w:color="auto"/>
+          <w:top w:val="single" w:color="auto" w:sz="4" w:space="0"/>
+          <w:left w:val="single" w:color="auto" w:sz="4" w:space="0"/>
+          <w:bottom w:val="single" w:color="auto" w:sz="4" w:space="0"/>
+          <w:right w:val="single" w:color="auto" w:sz="4" w:space="0"/>
+          <w:insideH w:val="single" w:color="auto" w:sz="4" w:space="0"/>
+          <w:insideV w:val="single" w:color="auto" w:sz="4" w:space="0"/>
         </w:tblBorders>
         <w:tblLook w:val="0020" w:firstRow="1" w:lastRow="0" w:firstColumn="0" w:lastColumn="0" w:noHBand="0" w:noVBand="0"/>
       </w:tblPr>
@@ -21768,12 +20205,12 @@
       <w:tblPr>
         <w:tblW w:w="5000" w:type="pct"/>
         <w:tblBorders>
-          <w:top w:val="single" w:sz="4" w:space="0" w:color="auto"/>
-          <w:left w:val="single" w:sz="4" w:space="0" w:color="auto"/>
-          <w:bottom w:val="single" w:sz="4" w:space="0" w:color="auto"/>
-          <w:right w:val="single" w:sz="4" w:space="0" w:color="auto"/>
-          <w:insideH w:val="single" w:sz="4" w:space="0" w:color="auto"/>
-          <w:insideV w:val="single" w:sz="4" w:space="0" w:color="auto"/>
+          <w:top w:val="single" w:color="auto" w:sz="4" w:space="0"/>
+          <w:left w:val="single" w:color="auto" w:sz="4" w:space="0"/>
+          <w:bottom w:val="single" w:color="auto" w:sz="4" w:space="0"/>
+          <w:right w:val="single" w:color="auto" w:sz="4" w:space="0"/>
+          <w:insideH w:val="single" w:color="auto" w:sz="4" w:space="0"/>
+          <w:insideV w:val="single" w:color="auto" w:sz="4" w:space="0"/>
         </w:tblBorders>
         <w:tblLook w:val="0020" w:firstRow="1" w:lastRow="0" w:firstColumn="0" w:lastColumn="0" w:noHBand="0" w:noVBand="0"/>
       </w:tblPr>
@@ -22922,12 +21359,12 @@
       <w:tblPr>
         <w:tblW w:w="5000" w:type="pct"/>
         <w:tblBorders>
-          <w:top w:val="single" w:sz="4" w:space="0" w:color="auto"/>
-          <w:left w:val="single" w:sz="4" w:space="0" w:color="auto"/>
-          <w:bottom w:val="single" w:sz="4" w:space="0" w:color="auto"/>
-          <w:right w:val="single" w:sz="4" w:space="0" w:color="auto"/>
-          <w:insideH w:val="single" w:sz="4" w:space="0" w:color="auto"/>
-          <w:insideV w:val="single" w:sz="4" w:space="0" w:color="auto"/>
+          <w:top w:val="single" w:color="auto" w:sz="4" w:space="0"/>
+          <w:left w:val="single" w:color="auto" w:sz="4" w:space="0"/>
+          <w:bottom w:val="single" w:color="auto" w:sz="4" w:space="0"/>
+          <w:right w:val="single" w:color="auto" w:sz="4" w:space="0"/>
+          <w:insideH w:val="single" w:color="auto" w:sz="4" w:space="0"/>
+          <w:insideV w:val="single" w:color="auto" w:sz="4" w:space="0"/>
         </w:tblBorders>
         <w:tblLook w:val="0020" w:firstRow="1" w:lastRow="0" w:firstColumn="0" w:lastColumn="0" w:noHBand="0" w:noVBand="0"/>
       </w:tblPr>
@@ -23630,12 +22067,12 @@
       <w:tblPr>
         <w:tblW w:w="5000" w:type="pct"/>
         <w:tblBorders>
-          <w:top w:val="single" w:sz="4" w:space="0" w:color="auto"/>
-          <w:left w:val="single" w:sz="4" w:space="0" w:color="auto"/>
-          <w:bottom w:val="single" w:sz="4" w:space="0" w:color="auto"/>
-          <w:right w:val="single" w:sz="4" w:space="0" w:color="auto"/>
-          <w:insideH w:val="single" w:sz="4" w:space="0" w:color="auto"/>
-          <w:insideV w:val="single" w:sz="4" w:space="0" w:color="auto"/>
+          <w:top w:val="single" w:color="auto" w:sz="4" w:space="0"/>
+          <w:left w:val="single" w:color="auto" w:sz="4" w:space="0"/>
+          <w:bottom w:val="single" w:color="auto" w:sz="4" w:space="0"/>
+          <w:right w:val="single" w:color="auto" w:sz="4" w:space="0"/>
+          <w:insideH w:val="single" w:color="auto" w:sz="4" w:space="0"/>
+          <w:insideV w:val="single" w:color="auto" w:sz="4" w:space="0"/>
         </w:tblBorders>
         <w:tblLook w:val="0020" w:firstRow="1" w:lastRow="0" w:firstColumn="0" w:lastColumn="0" w:noHBand="0" w:noVBand="0"/>
       </w:tblPr>
@@ -24509,12 +22946,12 @@
       <w:tblPr>
         <w:tblW w:w="5000" w:type="pct"/>
         <w:tblBorders>
-          <w:top w:val="single" w:sz="4" w:space="0" w:color="auto"/>
-          <w:left w:val="single" w:sz="4" w:space="0" w:color="auto"/>
-          <w:bottom w:val="single" w:sz="4" w:space="0" w:color="auto"/>
-          <w:right w:val="single" w:sz="4" w:space="0" w:color="auto"/>
-          <w:insideH w:val="single" w:sz="4" w:space="0" w:color="auto"/>
-          <w:insideV w:val="single" w:sz="4" w:space="0" w:color="auto"/>
+          <w:top w:val="single" w:color="auto" w:sz="4" w:space="0"/>
+          <w:left w:val="single" w:color="auto" w:sz="4" w:space="0"/>
+          <w:bottom w:val="single" w:color="auto" w:sz="4" w:space="0"/>
+          <w:right w:val="single" w:color="auto" w:sz="4" w:space="0"/>
+          <w:insideH w:val="single" w:color="auto" w:sz="4" w:space="0"/>
+          <w:insideV w:val="single" w:color="auto" w:sz="4" w:space="0"/>
         </w:tblBorders>
         <w:tblLook w:val="0020" w:firstRow="1" w:lastRow="0" w:firstColumn="0" w:lastColumn="0" w:noHBand="0" w:noVBand="0"/>
       </w:tblPr>
@@ -24929,11 +23366,12 @@
       <w:pPr>
         <w:pStyle w:val="Ttulo2"/>
       </w:pPr>
-      <w:bookmarkStart w:id="23" w:name="_Toc242887168"/>
-      <w:r>
+      <w:bookmarkStart w:name="_Toc1534666907" w:id="94294559"/>
+      <w:r>
+        <w:rPr/>
         <w:t>4.4 Nivel 3 — El Río</w:t>
       </w:r>
-      <w:bookmarkEnd w:id="23"/>
+      <w:bookmarkEnd w:id="94294559"/>
     </w:p>
     <w:p>
       <w:pPr>
@@ -24995,12 +23433,12 @@
       <w:tblPr>
         <w:tblW w:w="5000" w:type="pct"/>
         <w:tblBorders>
-          <w:top w:val="single" w:sz="4" w:space="0" w:color="auto"/>
-          <w:left w:val="single" w:sz="4" w:space="0" w:color="auto"/>
-          <w:bottom w:val="single" w:sz="4" w:space="0" w:color="auto"/>
-          <w:right w:val="single" w:sz="4" w:space="0" w:color="auto"/>
-          <w:insideH w:val="single" w:sz="4" w:space="0" w:color="auto"/>
-          <w:insideV w:val="single" w:sz="4" w:space="0" w:color="auto"/>
+          <w:top w:val="single" w:color="auto" w:sz="4" w:space="0"/>
+          <w:left w:val="single" w:color="auto" w:sz="4" w:space="0"/>
+          <w:bottom w:val="single" w:color="auto" w:sz="4" w:space="0"/>
+          <w:right w:val="single" w:color="auto" w:sz="4" w:space="0"/>
+          <w:insideH w:val="single" w:color="auto" w:sz="4" w:space="0"/>
+          <w:insideV w:val="single" w:color="auto" w:sz="4" w:space="0"/>
         </w:tblBorders>
         <w:tblLook w:val="0020" w:firstRow="1" w:lastRow="0" w:firstColumn="0" w:lastColumn="0" w:noHBand="0" w:noVBand="0"/>
       </w:tblPr>
@@ -25859,11 +24297,12 @@
       <w:pPr>
         <w:pStyle w:val="Ttulo2"/>
       </w:pPr>
-      <w:bookmarkStart w:id="24" w:name="_Toc242887169"/>
-      <w:r>
+      <w:bookmarkStart w:name="_Toc2026144281" w:id="2046639747"/>
+      <w:r>
+        <w:rPr/>
         <w:t>4.5 Escenas narrativas y puentes</w:t>
       </w:r>
-      <w:bookmarkEnd w:id="24"/>
+      <w:bookmarkEnd w:id="2046639747"/>
     </w:p>
     <w:p>
       <w:pPr>
@@ -25918,12 +24357,12 @@
       <w:tblPr>
         <w:tblW w:w="5000" w:type="pct"/>
         <w:tblBorders>
-          <w:top w:val="single" w:sz="4" w:space="0" w:color="auto"/>
-          <w:left w:val="single" w:sz="4" w:space="0" w:color="auto"/>
-          <w:bottom w:val="single" w:sz="4" w:space="0" w:color="auto"/>
-          <w:right w:val="single" w:sz="4" w:space="0" w:color="auto"/>
-          <w:insideH w:val="single" w:sz="4" w:space="0" w:color="auto"/>
-          <w:insideV w:val="single" w:sz="4" w:space="0" w:color="auto"/>
+          <w:top w:val="single" w:color="auto" w:sz="4" w:space="0"/>
+          <w:left w:val="single" w:color="auto" w:sz="4" w:space="0"/>
+          <w:bottom w:val="single" w:color="auto" w:sz="4" w:space="0"/>
+          <w:right w:val="single" w:color="auto" w:sz="4" w:space="0"/>
+          <w:insideH w:val="single" w:color="auto" w:sz="4" w:space="0"/>
+          <w:insideV w:val="single" w:color="auto" w:sz="4" w:space="0"/>
         </w:tblBorders>
         <w:tblLook w:val="0020" w:firstRow="1" w:lastRow="0" w:firstColumn="0" w:lastColumn="0" w:noHBand="0" w:noVBand="0"/>
       </w:tblPr>
@@ -28175,11 +26614,12 @@
       <w:pPr>
         <w:pStyle w:val="Ttulo2"/>
       </w:pPr>
-      <w:bookmarkStart w:id="25" w:name="_Toc242887170"/>
-      <w:r>
+      <w:bookmarkStart w:name="_Toc75354900" w:id="1338678357"/>
+      <w:r>
+        <w:rPr/>
         <w:t>4.6 Síntesis de la progresión de dificultad</w:t>
       </w:r>
-      <w:bookmarkEnd w:id="25"/>
+      <w:bookmarkEnd w:id="1338678357"/>
     </w:p>
     <w:p>
       <w:pPr>
@@ -28209,12 +26649,12 @@
       <w:tblPr>
         <w:tblW w:w="5000" w:type="pct"/>
         <w:tblBorders>
-          <w:top w:val="single" w:sz="4" w:space="0" w:color="auto"/>
-          <w:left w:val="single" w:sz="4" w:space="0" w:color="auto"/>
-          <w:bottom w:val="single" w:sz="4" w:space="0" w:color="auto"/>
-          <w:right w:val="single" w:sz="4" w:space="0" w:color="auto"/>
-          <w:insideH w:val="single" w:sz="4" w:space="0" w:color="auto"/>
-          <w:insideV w:val="single" w:sz="4" w:space="0" w:color="auto"/>
+          <w:top w:val="single" w:color="auto" w:sz="4" w:space="0"/>
+          <w:left w:val="single" w:color="auto" w:sz="4" w:space="0"/>
+          <w:bottom w:val="single" w:color="auto" w:sz="4" w:space="0"/>
+          <w:right w:val="single" w:color="auto" w:sz="4" w:space="0"/>
+          <w:insideH w:val="single" w:color="auto" w:sz="4" w:space="0"/>
+          <w:insideV w:val="single" w:color="auto" w:sz="4" w:space="0"/>
         </w:tblBorders>
         <w:tblLook w:val="0020" w:firstRow="1" w:lastRow="0" w:firstColumn="0" w:lastColumn="0" w:noHBand="0" w:noVBand="0"/>
       </w:tblPr>
@@ -28959,12 +27399,12 @@
       <w:pPr>
         <w:pStyle w:val="Ttulo1"/>
       </w:pPr>
-      <w:bookmarkStart w:id="26" w:name="_Toc242887171"/>
-      <w:r>
-        <w:lastRenderedPageBreak/>
+      <w:bookmarkStart w:name="_Toc1646401651" w:id="602666886"/>
+      <w:r>
+        <w:rPr/>
         <w:t>5. MECÁNICAS IMPLEMENTADAS</w:t>
       </w:r>
-      <w:bookmarkEnd w:id="26"/>
+      <w:bookmarkEnd w:id="602666886"/>
     </w:p>
     <w:p>
       <w:pPr>
@@ -28981,11 +27421,12 @@
       <w:pPr>
         <w:pStyle w:val="Ttulo2"/>
       </w:pPr>
-      <w:bookmarkStart w:id="27" w:name="_Toc242887172"/>
-      <w:r>
+      <w:bookmarkStart w:name="_Toc2034917209" w:id="412832729"/>
+      <w:r>
+        <w:rPr/>
         <w:t>5.1 Mecánicas planeadas y mecánicas implementadas</w:t>
       </w:r>
-      <w:bookmarkEnd w:id="27"/>
+      <w:bookmarkEnd w:id="412832729"/>
     </w:p>
     <w:p>
       <w:pPr>
@@ -29015,12 +27456,12 @@
       <w:tblPr>
         <w:tblW w:w="5000" w:type="pct"/>
         <w:tblBorders>
-          <w:top w:val="single" w:sz="4" w:space="0" w:color="auto"/>
-          <w:left w:val="single" w:sz="4" w:space="0" w:color="auto"/>
-          <w:bottom w:val="single" w:sz="4" w:space="0" w:color="auto"/>
-          <w:right w:val="single" w:sz="4" w:space="0" w:color="auto"/>
-          <w:insideH w:val="single" w:sz="4" w:space="0" w:color="auto"/>
-          <w:insideV w:val="single" w:sz="4" w:space="0" w:color="auto"/>
+          <w:top w:val="single" w:color="auto" w:sz="4" w:space="0"/>
+          <w:left w:val="single" w:color="auto" w:sz="4" w:space="0"/>
+          <w:bottom w:val="single" w:color="auto" w:sz="4" w:space="0"/>
+          <w:right w:val="single" w:color="auto" w:sz="4" w:space="0"/>
+          <w:insideH w:val="single" w:color="auto" w:sz="4" w:space="0"/>
+          <w:insideV w:val="single" w:color="auto" w:sz="4" w:space="0"/>
         </w:tblBorders>
         <w:tblLook w:val="0020" w:firstRow="1" w:lastRow="0" w:firstColumn="0" w:lastColumn="0" w:noHBand="0" w:noVBand="0"/>
       </w:tblPr>
@@ -30224,12 +28665,12 @@
       <w:tblPr>
         <w:tblW w:w="5000" w:type="pct"/>
         <w:tblBorders>
-          <w:top w:val="single" w:sz="4" w:space="0" w:color="auto"/>
-          <w:left w:val="single" w:sz="4" w:space="0" w:color="auto"/>
-          <w:bottom w:val="single" w:sz="4" w:space="0" w:color="auto"/>
-          <w:right w:val="single" w:sz="4" w:space="0" w:color="auto"/>
-          <w:insideH w:val="single" w:sz="4" w:space="0" w:color="auto"/>
-          <w:insideV w:val="single" w:sz="4" w:space="0" w:color="auto"/>
+          <w:top w:val="single" w:color="auto" w:sz="4" w:space="0"/>
+          <w:left w:val="single" w:color="auto" w:sz="4" w:space="0"/>
+          <w:bottom w:val="single" w:color="auto" w:sz="4" w:space="0"/>
+          <w:right w:val="single" w:color="auto" w:sz="4" w:space="0"/>
+          <w:insideH w:val="single" w:color="auto" w:sz="4" w:space="0"/>
+          <w:insideV w:val="single" w:color="auto" w:sz="4" w:space="0"/>
         </w:tblBorders>
         <w:tblLook w:val="0020" w:firstRow="1" w:lastRow="0" w:firstColumn="0" w:lastColumn="0" w:noHBand="0" w:noVBand="0"/>
       </w:tblPr>
@@ -30719,11 +29160,12 @@
       <w:pPr>
         <w:pStyle w:val="Ttulo2"/>
       </w:pPr>
-      <w:bookmarkStart w:id="28" w:name="_Toc242887173"/>
-      <w:r>
+      <w:bookmarkStart w:name="_Toc1116476180" w:id="1050891094"/>
+      <w:r>
+        <w:rPr/>
         <w:t>5.2 Formas de interacción y control</w:t>
       </w:r>
-      <w:bookmarkEnd w:id="28"/>
+      <w:bookmarkEnd w:id="1050891094"/>
     </w:p>
     <w:p>
       <w:pPr>
@@ -30753,12 +29195,12 @@
       <w:tblPr>
         <w:tblW w:w="5000" w:type="pct"/>
         <w:tblBorders>
-          <w:top w:val="single" w:sz="4" w:space="0" w:color="auto"/>
-          <w:left w:val="single" w:sz="4" w:space="0" w:color="auto"/>
-          <w:bottom w:val="single" w:sz="4" w:space="0" w:color="auto"/>
-          <w:right w:val="single" w:sz="4" w:space="0" w:color="auto"/>
-          <w:insideH w:val="single" w:sz="4" w:space="0" w:color="auto"/>
-          <w:insideV w:val="single" w:sz="4" w:space="0" w:color="auto"/>
+          <w:top w:val="single" w:color="auto" w:sz="4" w:space="0"/>
+          <w:left w:val="single" w:color="auto" w:sz="4" w:space="0"/>
+          <w:bottom w:val="single" w:color="auto" w:sz="4" w:space="0"/>
+          <w:right w:val="single" w:color="auto" w:sz="4" w:space="0"/>
+          <w:insideH w:val="single" w:color="auto" w:sz="4" w:space="0"/>
+          <w:insideV w:val="single" w:color="auto" w:sz="4" w:space="0"/>
         </w:tblBorders>
         <w:tblLook w:val="0020" w:firstRow="1" w:lastRow="0" w:firstColumn="0" w:lastColumn="0" w:noHBand="0" w:noVBand="0"/>
       </w:tblPr>
@@ -31340,11 +29782,12 @@
       <w:pPr>
         <w:pStyle w:val="Ttulo2"/>
       </w:pPr>
-      <w:bookmarkStart w:id="29" w:name="_Toc242887174"/>
-      <w:r>
+      <w:bookmarkStart w:name="_Toc1979723593" w:id="543161364"/>
+      <w:r>
+        <w:rPr/>
         <w:t>5.3 Ajustes al diseño durante el desarrollo</w:t>
       </w:r>
-      <w:bookmarkEnd w:id="29"/>
+      <w:bookmarkEnd w:id="543161364"/>
     </w:p>
     <w:p>
       <w:pPr>
@@ -31377,12 +29820,12 @@
       <w:tblPr>
         <w:tblW w:w="5000" w:type="pct"/>
         <w:tblBorders>
-          <w:top w:val="single" w:sz="4" w:space="0" w:color="auto"/>
-          <w:left w:val="single" w:sz="4" w:space="0" w:color="auto"/>
-          <w:bottom w:val="single" w:sz="4" w:space="0" w:color="auto"/>
-          <w:right w:val="single" w:sz="4" w:space="0" w:color="auto"/>
-          <w:insideH w:val="single" w:sz="4" w:space="0" w:color="auto"/>
-          <w:insideV w:val="single" w:sz="4" w:space="0" w:color="auto"/>
+          <w:top w:val="single" w:color="auto" w:sz="4" w:space="0"/>
+          <w:left w:val="single" w:color="auto" w:sz="4" w:space="0"/>
+          <w:bottom w:val="single" w:color="auto" w:sz="4" w:space="0"/>
+          <w:right w:val="single" w:color="auto" w:sz="4" w:space="0"/>
+          <w:insideH w:val="single" w:color="auto" w:sz="4" w:space="0"/>
+          <w:insideV w:val="single" w:color="auto" w:sz="4" w:space="0"/>
         </w:tblBorders>
         <w:tblLook w:val="0020" w:firstRow="1" w:lastRow="0" w:firstColumn="0" w:lastColumn="0" w:noHBand="0" w:noVBand="0"/>
       </w:tblPr>
@@ -34548,12 +32991,12 @@
       <w:pPr>
         <w:pStyle w:val="Ttulo1"/>
       </w:pPr>
-      <w:bookmarkStart w:id="30" w:name="_Toc242887175"/>
-      <w:r>
-        <w:lastRenderedPageBreak/>
+      <w:bookmarkStart w:name="_Toc1189181606" w:id="185463816"/>
+      <w:r>
+        <w:rPr/>
         <w:t>6. ANDAMIAJE PEDAGÓGICO, RETROALIMENTACIÓN Y REGISTRO</w:t>
       </w:r>
-      <w:bookmarkEnd w:id="30"/>
+      <w:bookmarkEnd w:id="185463816"/>
     </w:p>
     <w:p>
       <w:pPr>
@@ -34579,11 +33022,12 @@
       <w:pPr>
         <w:pStyle w:val="Ttulo2"/>
       </w:pPr>
-      <w:bookmarkStart w:id="31" w:name="_Toc242887176"/>
-      <w:r>
+      <w:bookmarkStart w:name="_Toc1458493734" w:id="1205848204"/>
+      <w:r>
+        <w:rPr/>
         <w:t>6.1 El guía Algoritm y las pistas</w:t>
       </w:r>
-      <w:bookmarkEnd w:id="31"/>
+      <w:bookmarkEnd w:id="1205848204"/>
     </w:p>
     <w:p>
       <w:pPr>
@@ -34689,12 +33133,12 @@
       <w:tblPr>
         <w:tblW w:w="5000" w:type="pct"/>
         <w:tblBorders>
-          <w:top w:val="single" w:sz="4" w:space="0" w:color="auto"/>
-          <w:left w:val="single" w:sz="4" w:space="0" w:color="auto"/>
-          <w:bottom w:val="single" w:sz="4" w:space="0" w:color="auto"/>
-          <w:right w:val="single" w:sz="4" w:space="0" w:color="auto"/>
-          <w:insideH w:val="single" w:sz="4" w:space="0" w:color="auto"/>
-          <w:insideV w:val="single" w:sz="4" w:space="0" w:color="auto"/>
+          <w:top w:val="single" w:color="auto" w:sz="4" w:space="0"/>
+          <w:left w:val="single" w:color="auto" w:sz="4" w:space="0"/>
+          <w:bottom w:val="single" w:color="auto" w:sz="4" w:space="0"/>
+          <w:right w:val="single" w:color="auto" w:sz="4" w:space="0"/>
+          <w:insideH w:val="single" w:color="auto" w:sz="4" w:space="0"/>
+          <w:insideV w:val="single" w:color="auto" w:sz="4" w:space="0"/>
         </w:tblBorders>
         <w:tblLook w:val="0020" w:firstRow="1" w:lastRow="0" w:firstColumn="0" w:lastColumn="0" w:noHBand="0" w:noVBand="0"/>
       </w:tblPr>
@@ -35009,11 +33453,12 @@
       <w:pPr>
         <w:pStyle w:val="Ttulo2"/>
       </w:pPr>
-      <w:bookmarkStart w:id="32" w:name="_Toc242887177"/>
-      <w:r>
+      <w:bookmarkStart w:name="_Toc2107227726" w:id="1805356721"/>
+      <w:r>
+        <w:rPr/>
         <w:t>6.2 Retroalimentación sin derrota ni puntajes</w:t>
       </w:r>
-      <w:bookmarkEnd w:id="32"/>
+      <w:bookmarkEnd w:id="1805356721"/>
     </w:p>
     <w:p>
       <w:pPr>
@@ -35043,12 +33488,12 @@
       <w:tblPr>
         <w:tblW w:w="5000" w:type="pct"/>
         <w:tblBorders>
-          <w:top w:val="single" w:sz="4" w:space="0" w:color="auto"/>
-          <w:left w:val="single" w:sz="4" w:space="0" w:color="auto"/>
-          <w:bottom w:val="single" w:sz="4" w:space="0" w:color="auto"/>
-          <w:right w:val="single" w:sz="4" w:space="0" w:color="auto"/>
-          <w:insideH w:val="single" w:sz="4" w:space="0" w:color="auto"/>
-          <w:insideV w:val="single" w:sz="4" w:space="0" w:color="auto"/>
+          <w:top w:val="single" w:color="auto" w:sz="4" w:space="0"/>
+          <w:left w:val="single" w:color="auto" w:sz="4" w:space="0"/>
+          <w:bottom w:val="single" w:color="auto" w:sz="4" w:space="0"/>
+          <w:right w:val="single" w:color="auto" w:sz="4" w:space="0"/>
+          <w:insideH w:val="single" w:color="auto" w:sz="4" w:space="0"/>
+          <w:insideV w:val="single" w:color="auto" w:sz="4" w:space="0"/>
         </w:tblBorders>
         <w:tblLook w:val="0020" w:firstRow="1" w:lastRow="0" w:firstColumn="0" w:lastColumn="0" w:noHBand="0" w:noVBand="0"/>
       </w:tblPr>
@@ -35616,11 +34061,12 @@
       <w:pPr>
         <w:pStyle w:val="Ttulo2"/>
       </w:pPr>
-      <w:bookmarkStart w:id="33" w:name="_Toc242887178"/>
-      <w:r>
+      <w:bookmarkStart w:name="_Toc90854340" w:id="1890429654"/>
+      <w:r>
+        <w:rPr/>
         <w:t>6.3 Cierre reflexivo de cada nivel</w:t>
       </w:r>
-      <w:bookmarkEnd w:id="33"/>
+      <w:bookmarkEnd w:id="1890429654"/>
     </w:p>
     <w:p>
       <w:pPr>
@@ -35683,12 +34129,12 @@
       <w:tblPr>
         <w:tblW w:w="5000" w:type="pct"/>
         <w:tblBorders>
-          <w:top w:val="single" w:sz="4" w:space="0" w:color="auto"/>
-          <w:left w:val="single" w:sz="4" w:space="0" w:color="auto"/>
-          <w:bottom w:val="single" w:sz="4" w:space="0" w:color="auto"/>
-          <w:right w:val="single" w:sz="4" w:space="0" w:color="auto"/>
-          <w:insideH w:val="single" w:sz="4" w:space="0" w:color="auto"/>
-          <w:insideV w:val="single" w:sz="4" w:space="0" w:color="auto"/>
+          <w:top w:val="single" w:color="auto" w:sz="4" w:space="0"/>
+          <w:left w:val="single" w:color="auto" w:sz="4" w:space="0"/>
+          <w:bottom w:val="single" w:color="auto" w:sz="4" w:space="0"/>
+          <w:right w:val="single" w:color="auto" w:sz="4" w:space="0"/>
+          <w:insideH w:val="single" w:color="auto" w:sz="4" w:space="0"/>
+          <w:insideV w:val="single" w:color="auto" w:sz="4" w:space="0"/>
         </w:tblBorders>
         <w:tblLook w:val="0020" w:firstRow="1" w:lastRow="0" w:firstColumn="0" w:lastColumn="0" w:noHBand="0" w:noVBand="0"/>
       </w:tblPr>
@@ -36107,11 +34553,12 @@
       <w:pPr>
         <w:pStyle w:val="Ttulo2"/>
       </w:pPr>
-      <w:bookmarkStart w:id="34" w:name="_Toc242887179"/>
-      <w:r>
+      <w:bookmarkStart w:name="_Toc1026733118" w:id="1607126009"/>
+      <w:r>
+        <w:rPr/>
         <w:t>6.4 Progreso, indicadores de desempeño e informe docente</w:t>
       </w:r>
-      <w:bookmarkEnd w:id="34"/>
+      <w:bookmarkEnd w:id="1607126009"/>
     </w:p>
     <w:p>
       <w:pPr>
@@ -36152,12 +34599,12 @@
       <w:tblPr>
         <w:tblW w:w="5000" w:type="pct"/>
         <w:tblBorders>
-          <w:top w:val="single" w:sz="4" w:space="0" w:color="auto"/>
-          <w:left w:val="single" w:sz="4" w:space="0" w:color="auto"/>
-          <w:bottom w:val="single" w:sz="4" w:space="0" w:color="auto"/>
-          <w:right w:val="single" w:sz="4" w:space="0" w:color="auto"/>
-          <w:insideH w:val="single" w:sz="4" w:space="0" w:color="auto"/>
-          <w:insideV w:val="single" w:sz="4" w:space="0" w:color="auto"/>
+          <w:top w:val="single" w:color="auto" w:sz="4" w:space="0"/>
+          <w:left w:val="single" w:color="auto" w:sz="4" w:space="0"/>
+          <w:bottom w:val="single" w:color="auto" w:sz="4" w:space="0"/>
+          <w:right w:val="single" w:color="auto" w:sz="4" w:space="0"/>
+          <w:insideH w:val="single" w:color="auto" w:sz="4" w:space="0"/>
+          <w:insideV w:val="single" w:color="auto" w:sz="4" w:space="0"/>
         </w:tblBorders>
         <w:tblLook w:val="0020" w:firstRow="1" w:lastRow="0" w:firstColumn="0" w:lastColumn="0" w:noHBand="0" w:noVBand="0"/>
       </w:tblPr>
@@ -36691,12 +35138,12 @@
       <w:pPr>
         <w:pStyle w:val="Ttulo1"/>
       </w:pPr>
-      <w:bookmarkStart w:id="35" w:name="_Toc242887180"/>
-      <w:r>
-        <w:lastRenderedPageBreak/>
+      <w:bookmarkStart w:name="_Toc1128074623" w:id="1603468950"/>
+      <w:r>
+        <w:rPr/>
         <w:t>7. INTERFAZ, ESCENARIOS Y ELEMENTOS AUDIOVISUALES</w:t>
       </w:r>
-      <w:bookmarkEnd w:id="35"/>
+      <w:bookmarkEnd w:id="1603468950"/>
     </w:p>
     <w:p>
       <w:pPr>
@@ -36713,11 +35160,12 @@
       <w:pPr>
         <w:pStyle w:val="Ttulo2"/>
       </w:pPr>
-      <w:bookmarkStart w:id="36" w:name="_Toc242887181"/>
-      <w:r>
+      <w:bookmarkStart w:name="_Toc1555666078" w:id="928991656"/>
+      <w:r>
+        <w:rPr/>
         <w:t>7.1 Pantallas del flujo</w:t>
       </w:r>
-      <w:bookmarkEnd w:id="36"/>
+      <w:bookmarkEnd w:id="928991656"/>
     </w:p>
     <w:p>
       <w:pPr>
@@ -36806,12 +35254,12 @@
       <w:tblPr>
         <w:tblW w:w="5000" w:type="pct"/>
         <w:tblBorders>
-          <w:top w:val="single" w:sz="4" w:space="0" w:color="auto"/>
-          <w:left w:val="single" w:sz="4" w:space="0" w:color="auto"/>
-          <w:bottom w:val="single" w:sz="4" w:space="0" w:color="auto"/>
-          <w:right w:val="single" w:sz="4" w:space="0" w:color="auto"/>
-          <w:insideH w:val="single" w:sz="4" w:space="0" w:color="auto"/>
-          <w:insideV w:val="single" w:sz="4" w:space="0" w:color="auto"/>
+          <w:top w:val="single" w:color="auto" w:sz="4" w:space="0"/>
+          <w:left w:val="single" w:color="auto" w:sz="4" w:space="0"/>
+          <w:bottom w:val="single" w:color="auto" w:sz="4" w:space="0"/>
+          <w:right w:val="single" w:color="auto" w:sz="4" w:space="0"/>
+          <w:insideH w:val="single" w:color="auto" w:sz="4" w:space="0"/>
+          <w:insideV w:val="single" w:color="auto" w:sz="4" w:space="0"/>
         </w:tblBorders>
         <w:tblLook w:val="0020" w:firstRow="1" w:lastRow="0" w:firstColumn="0" w:lastColumn="0" w:noHBand="0" w:noVBand="0"/>
       </w:tblPr>
@@ -38095,11 +36543,12 @@
       <w:pPr>
         <w:pStyle w:val="Ttulo2"/>
       </w:pPr>
-      <w:bookmarkStart w:id="37" w:name="_Toc242887182"/>
-      <w:r>
+      <w:bookmarkStart w:name="_Toc197770995" w:id="1751306607"/>
+      <w:r>
+        <w:rPr/>
         <w:t>7.2 Escenarios, personajes y animación</w:t>
       </w:r>
-      <w:bookmarkEnd w:id="37"/>
+      <w:bookmarkEnd w:id="1751306607"/>
     </w:p>
     <w:p>
       <w:pPr>
@@ -38165,12 +36614,12 @@
       <w:tblPr>
         <w:tblW w:w="5000" w:type="pct"/>
         <w:tblBorders>
-          <w:top w:val="single" w:sz="4" w:space="0" w:color="auto"/>
-          <w:left w:val="single" w:sz="4" w:space="0" w:color="auto"/>
-          <w:bottom w:val="single" w:sz="4" w:space="0" w:color="auto"/>
-          <w:right w:val="single" w:sz="4" w:space="0" w:color="auto"/>
-          <w:insideH w:val="single" w:sz="4" w:space="0" w:color="auto"/>
-          <w:insideV w:val="single" w:sz="4" w:space="0" w:color="auto"/>
+          <w:top w:val="single" w:color="auto" w:sz="4" w:space="0"/>
+          <w:left w:val="single" w:color="auto" w:sz="4" w:space="0"/>
+          <w:bottom w:val="single" w:color="auto" w:sz="4" w:space="0"/>
+          <w:right w:val="single" w:color="auto" w:sz="4" w:space="0"/>
+          <w:insideH w:val="single" w:color="auto" w:sz="4" w:space="0"/>
+          <w:insideV w:val="single" w:color="auto" w:sz="4" w:space="0"/>
         </w:tblBorders>
         <w:tblLook w:val="0020" w:firstRow="1" w:lastRow="0" w:firstColumn="0" w:lastColumn="0" w:noHBand="0" w:noVBand="0"/>
       </w:tblPr>
@@ -38839,11 +37288,12 @@
       <w:pPr>
         <w:pStyle w:val="Ttulo2"/>
       </w:pPr>
-      <w:bookmarkStart w:id="38" w:name="_Toc242887183"/>
-      <w:r>
+      <w:bookmarkStart w:name="_Toc1399393801" w:id="1047798826"/>
+      <w:r>
+        <w:rPr/>
         <w:t>7.3 Sonido</w:t>
       </w:r>
-      <w:bookmarkEnd w:id="38"/>
+      <w:bookmarkEnd w:id="1047798826"/>
     </w:p>
     <w:p>
       <w:pPr>
@@ -38901,12 +37351,12 @@
       <w:tblPr>
         <w:tblW w:w="5000" w:type="pct"/>
         <w:tblBorders>
-          <w:top w:val="single" w:sz="4" w:space="0" w:color="auto"/>
-          <w:left w:val="single" w:sz="4" w:space="0" w:color="auto"/>
-          <w:bottom w:val="single" w:sz="4" w:space="0" w:color="auto"/>
-          <w:right w:val="single" w:sz="4" w:space="0" w:color="auto"/>
-          <w:insideH w:val="single" w:sz="4" w:space="0" w:color="auto"/>
-          <w:insideV w:val="single" w:sz="4" w:space="0" w:color="auto"/>
+          <w:top w:val="single" w:color="auto" w:sz="4" w:space="0"/>
+          <w:left w:val="single" w:color="auto" w:sz="4" w:space="0"/>
+          <w:bottom w:val="single" w:color="auto" w:sz="4" w:space="0"/>
+          <w:right w:val="single" w:color="auto" w:sz="4" w:space="0"/>
+          <w:insideH w:val="single" w:color="auto" w:sz="4" w:space="0"/>
+          <w:insideV w:val="single" w:color="auto" w:sz="4" w:space="0"/>
         </w:tblBorders>
         <w:tblLook w:val="0020" w:firstRow="1" w:lastRow="0" w:firstColumn="0" w:lastColumn="0" w:noHBand="0" w:noVBand="0"/>
       </w:tblPr>
@@ -39424,11 +37874,12 @@
       <w:pPr>
         <w:pStyle w:val="Ttulo2"/>
       </w:pPr>
-      <w:bookmarkStart w:id="39" w:name="_Toc242887184"/>
-      <w:r>
+      <w:bookmarkStart w:name="_Toc1734757143" w:id="1038686117"/>
+      <w:r>
+        <w:rPr/>
         <w:t>7.4 Accesibilidad</w:t>
       </w:r>
-      <w:bookmarkEnd w:id="39"/>
+      <w:bookmarkEnd w:id="1038686117"/>
     </w:p>
     <w:p>
       <w:pPr>
@@ -39470,12 +37921,12 @@
       <w:tblPr>
         <w:tblW w:w="5000" w:type="pct"/>
         <w:tblBorders>
-          <w:top w:val="single" w:sz="4" w:space="0" w:color="auto"/>
-          <w:left w:val="single" w:sz="4" w:space="0" w:color="auto"/>
-          <w:bottom w:val="single" w:sz="4" w:space="0" w:color="auto"/>
-          <w:right w:val="single" w:sz="4" w:space="0" w:color="auto"/>
-          <w:insideH w:val="single" w:sz="4" w:space="0" w:color="auto"/>
-          <w:insideV w:val="single" w:sz="4" w:space="0" w:color="auto"/>
+          <w:top w:val="single" w:color="auto" w:sz="4" w:space="0"/>
+          <w:left w:val="single" w:color="auto" w:sz="4" w:space="0"/>
+          <w:bottom w:val="single" w:color="auto" w:sz="4" w:space="0"/>
+          <w:right w:val="single" w:color="auto" w:sz="4" w:space="0"/>
+          <w:insideH w:val="single" w:color="auto" w:sz="4" w:space="0"/>
+          <w:insideV w:val="single" w:color="auto" w:sz="4" w:space="0"/>
         </w:tblBorders>
         <w:tblLook w:val="0020" w:firstRow="1" w:lastRow="0" w:firstColumn="0" w:lastColumn="0" w:noHBand="0" w:noVBand="0"/>
       </w:tblPr>
@@ -40249,12 +38700,12 @@
       <w:pPr>
         <w:pStyle w:val="Ttulo1"/>
       </w:pPr>
-      <w:bookmarkStart w:id="40" w:name="_Toc242887185"/>
-      <w:r>
-        <w:lastRenderedPageBreak/>
+      <w:bookmarkStart w:name="_Toc1257534754" w:id="449870877"/>
+      <w:r>
+        <w:rPr/>
         <w:t>8. RENDIMIENTO Y OPTIMIZACIÓN</w:t>
       </w:r>
-      <w:bookmarkEnd w:id="40"/>
+      <w:bookmarkEnd w:id="449870877"/>
     </w:p>
     <w:p>
       <w:pPr>
@@ -40281,11 +38732,12 @@
       <w:pPr>
         <w:pStyle w:val="Ttulo2"/>
       </w:pPr>
-      <w:bookmarkStart w:id="41" w:name="_Toc242887186"/>
-      <w:r>
+      <w:bookmarkStart w:name="_Toc2098931377" w:id="1478319955"/>
+      <w:r>
+        <w:rPr/>
         <w:t>8.1 Presupuestos de rendimiento y mediciones</w:t>
       </w:r>
-      <w:bookmarkEnd w:id="41"/>
+      <w:bookmarkEnd w:id="1478319955"/>
     </w:p>
     <w:p>
       <w:pPr>
@@ -40315,12 +38767,12 @@
       <w:tblPr>
         <w:tblW w:w="5000" w:type="pct"/>
         <w:tblBorders>
-          <w:top w:val="single" w:sz="4" w:space="0" w:color="auto"/>
-          <w:left w:val="single" w:sz="4" w:space="0" w:color="auto"/>
-          <w:bottom w:val="single" w:sz="4" w:space="0" w:color="auto"/>
-          <w:right w:val="single" w:sz="4" w:space="0" w:color="auto"/>
-          <w:insideH w:val="single" w:sz="4" w:space="0" w:color="auto"/>
-          <w:insideV w:val="single" w:sz="4" w:space="0" w:color="auto"/>
+          <w:top w:val="single" w:color="auto" w:sz="4" w:space="0"/>
+          <w:left w:val="single" w:color="auto" w:sz="4" w:space="0"/>
+          <w:bottom w:val="single" w:color="auto" w:sz="4" w:space="0"/>
+          <w:right w:val="single" w:color="auto" w:sz="4" w:space="0"/>
+          <w:insideH w:val="single" w:color="auto" w:sz="4" w:space="0"/>
+          <w:insideV w:val="single" w:color="auto" w:sz="4" w:space="0"/>
         </w:tblBorders>
         <w:tblLook w:val="0020" w:firstRow="1" w:lastRow="0" w:firstColumn="0" w:lastColumn="0" w:noHBand="0" w:noVBand="0"/>
       </w:tblPr>
@@ -40826,12 +39278,12 @@
       <w:tblPr>
         <w:tblW w:w="5000" w:type="pct"/>
         <w:tblBorders>
-          <w:top w:val="single" w:sz="4" w:space="0" w:color="auto"/>
-          <w:left w:val="single" w:sz="4" w:space="0" w:color="auto"/>
-          <w:bottom w:val="single" w:sz="4" w:space="0" w:color="auto"/>
-          <w:right w:val="single" w:sz="4" w:space="0" w:color="auto"/>
-          <w:insideH w:val="single" w:sz="4" w:space="0" w:color="auto"/>
-          <w:insideV w:val="single" w:sz="4" w:space="0" w:color="auto"/>
+          <w:top w:val="single" w:color="auto" w:sz="4" w:space="0"/>
+          <w:left w:val="single" w:color="auto" w:sz="4" w:space="0"/>
+          <w:bottom w:val="single" w:color="auto" w:sz="4" w:space="0"/>
+          <w:right w:val="single" w:color="auto" w:sz="4" w:space="0"/>
+          <w:insideH w:val="single" w:color="auto" w:sz="4" w:space="0"/>
+          <w:insideV w:val="single" w:color="auto" w:sz="4" w:space="0"/>
         </w:tblBorders>
         <w:tblLook w:val="0020" w:firstRow="1" w:lastRow="0" w:firstColumn="0" w:lastColumn="0" w:noHBand="0" w:noVBand="0"/>
       </w:tblPr>
@@ -42583,11 +41035,12 @@
       <w:pPr>
         <w:pStyle w:val="Ttulo2"/>
       </w:pPr>
-      <w:bookmarkStart w:id="42" w:name="_Toc242887187"/>
-      <w:r>
+      <w:bookmarkStart w:name="_Toc1920711058" w:id="1285778195"/>
+      <w:r>
+        <w:rPr/>
         <w:t>8.2 Optimizaciones aplicadas</w:t>
       </w:r>
-      <w:bookmarkEnd w:id="42"/>
+      <w:bookmarkEnd w:id="1285778195"/>
     </w:p>
     <w:p>
       <w:pPr>
@@ -42809,11 +41262,12 @@
       <w:pPr>
         <w:pStyle w:val="Ttulo2"/>
       </w:pPr>
-      <w:bookmarkStart w:id="43" w:name="_Toc242887188"/>
-      <w:r>
+      <w:bookmarkStart w:name="_Toc929939377" w:id="1882683803"/>
+      <w:r>
+        <w:rPr/>
         <w:t>8.3 Mediciones sobre el ejecutable</w:t>
       </w:r>
-      <w:bookmarkEnd w:id="43"/>
+      <w:bookmarkEnd w:id="1882683803"/>
     </w:p>
     <w:p>
       <w:pPr>
@@ -43073,12 +41527,12 @@
       <w:tblPr>
         <w:tblW w:w="5000" w:type="pct"/>
         <w:tblBorders>
-          <w:top w:val="single" w:sz="4" w:space="0" w:color="auto"/>
-          <w:left w:val="single" w:sz="4" w:space="0" w:color="auto"/>
-          <w:bottom w:val="single" w:sz="4" w:space="0" w:color="auto"/>
-          <w:right w:val="single" w:sz="4" w:space="0" w:color="auto"/>
-          <w:insideH w:val="single" w:sz="4" w:space="0" w:color="auto"/>
-          <w:insideV w:val="single" w:sz="4" w:space="0" w:color="auto"/>
+          <w:top w:val="single" w:color="auto" w:sz="4" w:space="0"/>
+          <w:left w:val="single" w:color="auto" w:sz="4" w:space="0"/>
+          <w:bottom w:val="single" w:color="auto" w:sz="4" w:space="0"/>
+          <w:right w:val="single" w:color="auto" w:sz="4" w:space="0"/>
+          <w:insideH w:val="single" w:color="auto" w:sz="4" w:space="0"/>
+          <w:insideV w:val="single" w:color="auto" w:sz="4" w:space="0"/>
         </w:tblBorders>
         <w:tblLook w:val="0020" w:firstRow="1" w:lastRow="0" w:firstColumn="0" w:lastColumn="0" w:noHBand="0" w:noVBand="0"/>
       </w:tblPr>
@@ -44700,12 +43154,12 @@
       <w:pPr>
         <w:pStyle w:val="Ttulo1"/>
       </w:pPr>
-      <w:bookmarkStart w:id="44" w:name="_Toc242887189"/>
-      <w:r>
-        <w:lastRenderedPageBreak/>
+      <w:bookmarkStart w:name="_Toc556285154" w:id="642736130"/>
+      <w:r>
+        <w:rPr/>
         <w:t>9. VERIFICACIÓN DEL PROTOTIPO</w:t>
       </w:r>
-      <w:bookmarkEnd w:id="44"/>
+      <w:bookmarkEnd w:id="642736130"/>
     </w:p>
     <w:p>
       <w:pPr>
@@ -44722,11 +43176,12 @@
       <w:pPr>
         <w:pStyle w:val="Ttulo2"/>
       </w:pPr>
-      <w:bookmarkStart w:id="45" w:name="_Toc242887190"/>
-      <w:r>
+      <w:bookmarkStart w:name="_Toc365180821" w:id="1915211099"/>
+      <w:r>
+        <w:rPr/>
         <w:t>9.1 Estrategia de pruebas</w:t>
       </w:r>
-      <w:bookmarkEnd w:id="45"/>
+      <w:bookmarkEnd w:id="1915211099"/>
     </w:p>
     <w:p>
       <w:pPr>
@@ -44843,12 +43298,12 @@
       <w:tblPr>
         <w:tblW w:w="5000" w:type="pct"/>
         <w:tblBorders>
-          <w:top w:val="single" w:sz="4" w:space="0" w:color="auto"/>
-          <w:left w:val="single" w:sz="4" w:space="0" w:color="auto"/>
-          <w:bottom w:val="single" w:sz="4" w:space="0" w:color="auto"/>
-          <w:right w:val="single" w:sz="4" w:space="0" w:color="auto"/>
-          <w:insideH w:val="single" w:sz="4" w:space="0" w:color="auto"/>
-          <w:insideV w:val="single" w:sz="4" w:space="0" w:color="auto"/>
+          <w:top w:val="single" w:color="auto" w:sz="4" w:space="0"/>
+          <w:left w:val="single" w:color="auto" w:sz="4" w:space="0"/>
+          <w:bottom w:val="single" w:color="auto" w:sz="4" w:space="0"/>
+          <w:right w:val="single" w:color="auto" w:sz="4" w:space="0"/>
+          <w:insideH w:val="single" w:color="auto" w:sz="4" w:space="0"/>
+          <w:insideV w:val="single" w:color="auto" w:sz="4" w:space="0"/>
         </w:tblBorders>
         <w:tblLook w:val="0020" w:firstRow="1" w:lastRow="0" w:firstColumn="0" w:lastColumn="0" w:noHBand="0" w:noVBand="0"/>
       </w:tblPr>
@@ -46729,12 +45184,12 @@
       <w:tblPr>
         <w:tblW w:w="5000" w:type="pct"/>
         <w:tblBorders>
-          <w:top w:val="single" w:sz="4" w:space="0" w:color="auto"/>
-          <w:left w:val="single" w:sz="4" w:space="0" w:color="auto"/>
-          <w:bottom w:val="single" w:sz="4" w:space="0" w:color="auto"/>
-          <w:right w:val="single" w:sz="4" w:space="0" w:color="auto"/>
-          <w:insideH w:val="single" w:sz="4" w:space="0" w:color="auto"/>
-          <w:insideV w:val="single" w:sz="4" w:space="0" w:color="auto"/>
+          <w:top w:val="single" w:color="auto" w:sz="4" w:space="0"/>
+          <w:left w:val="single" w:color="auto" w:sz="4" w:space="0"/>
+          <w:bottom w:val="single" w:color="auto" w:sz="4" w:space="0"/>
+          <w:right w:val="single" w:color="auto" w:sz="4" w:space="0"/>
+          <w:insideH w:val="single" w:color="auto" w:sz="4" w:space="0"/>
+          <w:insideV w:val="single" w:color="auto" w:sz="4" w:space="0"/>
         </w:tblBorders>
         <w:tblLook w:val="0020" w:firstRow="1" w:lastRow="0" w:firstColumn="0" w:lastColumn="0" w:noHBand="0" w:noVBand="0"/>
       </w:tblPr>
@@ -48538,11 +46993,12 @@
       <w:pPr>
         <w:pStyle w:val="Ttulo2"/>
       </w:pPr>
-      <w:bookmarkStart w:id="46" w:name="_Toc242887191"/>
-      <w:r>
+      <w:bookmarkStart w:name="_Toc367389566" w:id="1319282081"/>
+      <w:r>
+        <w:rPr/>
         <w:t>9.2 Golden Path</w:t>
       </w:r>
-      <w:bookmarkEnd w:id="46"/>
+      <w:bookmarkEnd w:id="1319282081"/>
     </w:p>
     <w:p>
       <w:pPr>
@@ -48874,11 +47330,12 @@
       <w:pPr>
         <w:pStyle w:val="Ttulo2"/>
       </w:pPr>
-      <w:bookmarkStart w:id="47" w:name="_Toc242887192"/>
-      <w:r>
+      <w:bookmarkStart w:name="_Toc2069466034" w:id="1010264801"/>
+      <w:r>
+        <w:rPr/>
         <w:t>9.3 Resultado de la suite completa (01/10/2026)</w:t>
       </w:r>
-      <w:bookmarkEnd w:id="47"/>
+      <w:bookmarkEnd w:id="1010264801"/>
     </w:p>
     <w:p>
       <w:pPr>
@@ -48957,12 +47414,12 @@
       <w:tblPr>
         <w:tblW w:w="5000" w:type="pct"/>
         <w:tblBorders>
-          <w:top w:val="single" w:sz="4" w:space="0" w:color="auto"/>
-          <w:left w:val="single" w:sz="4" w:space="0" w:color="auto"/>
-          <w:bottom w:val="single" w:sz="4" w:space="0" w:color="auto"/>
-          <w:right w:val="single" w:sz="4" w:space="0" w:color="auto"/>
-          <w:insideH w:val="single" w:sz="4" w:space="0" w:color="auto"/>
-          <w:insideV w:val="single" w:sz="4" w:space="0" w:color="auto"/>
+          <w:top w:val="single" w:color="auto" w:sz="4" w:space="0"/>
+          <w:left w:val="single" w:color="auto" w:sz="4" w:space="0"/>
+          <w:bottom w:val="single" w:color="auto" w:sz="4" w:space="0"/>
+          <w:right w:val="single" w:color="auto" w:sz="4" w:space="0"/>
+          <w:insideH w:val="single" w:color="auto" w:sz="4" w:space="0"/>
+          <w:insideV w:val="single" w:color="auto" w:sz="4" w:space="0"/>
         </w:tblBorders>
         <w:tblLook w:val="0020" w:firstRow="1" w:lastRow="0" w:firstColumn="0" w:lastColumn="0" w:noHBand="0" w:noVBand="0"/>
       </w:tblPr>
@@ -49645,11 +48102,12 @@
       <w:pPr>
         <w:pStyle w:val="Ttulo2"/>
       </w:pPr>
-      <w:bookmarkStart w:id="48" w:name="_Toc242887193"/>
-      <w:r>
+      <w:bookmarkStart w:name="_Toc1468222249" w:id="200694254"/>
+      <w:r>
+        <w:rPr/>
         <w:t>9.4 Trazabilidad de requerimientos a pruebas</w:t>
       </w:r>
-      <w:bookmarkEnd w:id="48"/>
+      <w:bookmarkEnd w:id="200694254"/>
     </w:p>
     <w:p>
       <w:pPr>
@@ -49708,12 +48166,12 @@
       <w:tblPr>
         <w:tblW w:w="5000" w:type="pct"/>
         <w:tblBorders>
-          <w:top w:val="single" w:sz="4" w:space="0" w:color="auto"/>
-          <w:left w:val="single" w:sz="4" w:space="0" w:color="auto"/>
-          <w:bottom w:val="single" w:sz="4" w:space="0" w:color="auto"/>
-          <w:right w:val="single" w:sz="4" w:space="0" w:color="auto"/>
-          <w:insideH w:val="single" w:sz="4" w:space="0" w:color="auto"/>
-          <w:insideV w:val="single" w:sz="4" w:space="0" w:color="auto"/>
+          <w:top w:val="single" w:color="auto" w:sz="4" w:space="0"/>
+          <w:left w:val="single" w:color="auto" w:sz="4" w:space="0"/>
+          <w:bottom w:val="single" w:color="auto" w:sz="4" w:space="0"/>
+          <w:right w:val="single" w:color="auto" w:sz="4" w:space="0"/>
+          <w:insideH w:val="single" w:color="auto" w:sz="4" w:space="0"/>
+          <w:insideV w:val="single" w:color="auto" w:sz="4" w:space="0"/>
         </w:tblBorders>
         <w:tblLook w:val="0020" w:firstRow="1" w:lastRow="0" w:firstColumn="0" w:lastColumn="0" w:noHBand="0" w:noVBand="0"/>
       </w:tblPr>
@@ -50620,11 +49078,12 @@
       <w:pPr>
         <w:pStyle w:val="Ttulo2"/>
       </w:pPr>
-      <w:bookmarkStart w:id="49" w:name="_Toc242887194"/>
-      <w:r>
+      <w:bookmarkStart w:name="_Toc1208031240" w:id="891185768"/>
+      <w:r>
+        <w:rPr/>
         <w:t>9.5 Verificación sobre el ejecutable</w:t>
       </w:r>
-      <w:bookmarkEnd w:id="49"/>
+      <w:bookmarkEnd w:id="891185768"/>
     </w:p>
     <w:p>
       <w:pPr>
@@ -50717,12 +49176,12 @@
       <w:tblPr>
         <w:tblW w:w="5000" w:type="pct"/>
         <w:tblBorders>
-          <w:top w:val="single" w:sz="4" w:space="0" w:color="auto"/>
-          <w:left w:val="single" w:sz="4" w:space="0" w:color="auto"/>
-          <w:bottom w:val="single" w:sz="4" w:space="0" w:color="auto"/>
-          <w:right w:val="single" w:sz="4" w:space="0" w:color="auto"/>
-          <w:insideH w:val="single" w:sz="4" w:space="0" w:color="auto"/>
-          <w:insideV w:val="single" w:sz="4" w:space="0" w:color="auto"/>
+          <w:top w:val="single" w:color="auto" w:sz="4" w:space="0"/>
+          <w:left w:val="single" w:color="auto" w:sz="4" w:space="0"/>
+          <w:bottom w:val="single" w:color="auto" w:sz="4" w:space="0"/>
+          <w:right w:val="single" w:color="auto" w:sz="4" w:space="0"/>
+          <w:insideH w:val="single" w:color="auto" w:sz="4" w:space="0"/>
+          <w:insideV w:val="single" w:color="auto" w:sz="4" w:space="0"/>
         </w:tblBorders>
         <w:tblLook w:val="0020" w:firstRow="1" w:lastRow="0" w:firstColumn="0" w:lastColumn="0" w:noHBand="0" w:noVBand="0"/>
       </w:tblPr>
@@ -52214,12 +50673,12 @@
       <w:tblPr>
         <w:tblW w:w="5000" w:type="pct"/>
         <w:tblBorders>
-          <w:top w:val="single" w:sz="4" w:space="0" w:color="auto"/>
-          <w:left w:val="single" w:sz="4" w:space="0" w:color="auto"/>
-          <w:bottom w:val="single" w:sz="4" w:space="0" w:color="auto"/>
-          <w:right w:val="single" w:sz="4" w:space="0" w:color="auto"/>
-          <w:insideH w:val="single" w:sz="4" w:space="0" w:color="auto"/>
-          <w:insideV w:val="single" w:sz="4" w:space="0" w:color="auto"/>
+          <w:top w:val="single" w:color="auto" w:sz="4" w:space="0"/>
+          <w:left w:val="single" w:color="auto" w:sz="4" w:space="0"/>
+          <w:bottom w:val="single" w:color="auto" w:sz="4" w:space="0"/>
+          <w:right w:val="single" w:color="auto" w:sz="4" w:space="0"/>
+          <w:insideH w:val="single" w:color="auto" w:sz="4" w:space="0"/>
+          <w:insideV w:val="single" w:color="auto" w:sz="4" w:space="0"/>
         </w:tblBorders>
         <w:tblLook w:val="0020" w:firstRow="1" w:lastRow="0" w:firstColumn="0" w:lastColumn="0" w:noHBand="0" w:noVBand="0"/>
       </w:tblPr>
@@ -54771,12 +53230,12 @@
       <w:pPr>
         <w:pStyle w:val="Ttulo1"/>
       </w:pPr>
-      <w:bookmarkStart w:id="50" w:name="_Toc242887195"/>
-      <w:r>
-        <w:lastRenderedPageBreak/>
+      <w:bookmarkStart w:name="_Toc1632288441" w:id="941222771"/>
+      <w:r>
+        <w:rPr/>
         <w:t>10. LIMITACIONES Y TRABAJO PENDIENTE</w:t>
       </w:r>
-      <w:bookmarkEnd w:id="50"/>
+      <w:bookmarkEnd w:id="941222771"/>
     </w:p>
     <w:p>
       <w:pPr>
@@ -54793,11 +53252,12 @@
       <w:pPr>
         <w:pStyle w:val="Ttulo2"/>
       </w:pPr>
-      <w:bookmarkStart w:id="51" w:name="_Toc242887196"/>
-      <w:r>
+      <w:bookmarkStart w:name="_Toc2047560473" w:id="2020153171"/>
+      <w:r>
+        <w:rPr/>
         <w:t>10.1 Consistencia documental y puntos abiertos</w:t>
       </w:r>
-      <w:bookmarkEnd w:id="51"/>
+      <w:bookmarkEnd w:id="2020153171"/>
     </w:p>
     <w:p>
       <w:pPr>
@@ -54853,12 +53313,12 @@
       <w:tblPr>
         <w:tblW w:w="5000" w:type="pct"/>
         <w:tblBorders>
-          <w:top w:val="single" w:sz="4" w:space="0" w:color="auto"/>
-          <w:left w:val="single" w:sz="4" w:space="0" w:color="auto"/>
-          <w:bottom w:val="single" w:sz="4" w:space="0" w:color="auto"/>
-          <w:right w:val="single" w:sz="4" w:space="0" w:color="auto"/>
-          <w:insideH w:val="single" w:sz="4" w:space="0" w:color="auto"/>
-          <w:insideV w:val="single" w:sz="4" w:space="0" w:color="auto"/>
+          <w:top w:val="single" w:color="auto" w:sz="4" w:space="0"/>
+          <w:left w:val="single" w:color="auto" w:sz="4" w:space="0"/>
+          <w:bottom w:val="single" w:color="auto" w:sz="4" w:space="0"/>
+          <w:right w:val="single" w:color="auto" w:sz="4" w:space="0"/>
+          <w:insideH w:val="single" w:color="auto" w:sz="4" w:space="0"/>
+          <w:insideV w:val="single" w:color="auto" w:sz="4" w:space="0"/>
         </w:tblBorders>
         <w:tblLook w:val="0020" w:firstRow="1" w:lastRow="0" w:firstColumn="0" w:lastColumn="0" w:noHBand="0" w:noVBand="0"/>
       </w:tblPr>
@@ -55661,11 +54121,12 @@
       <w:pPr>
         <w:pStyle w:val="Ttulo2"/>
       </w:pPr>
-      <w:bookmarkStart w:id="52" w:name="_Toc242887197"/>
-      <w:r>
+      <w:bookmarkStart w:name="_Toc1789413321" w:id="1461173497"/>
+      <w:r>
+        <w:rPr/>
         <w:t>10.2 Verificaciones que dependen de otro equipo</w:t>
       </w:r>
-      <w:bookmarkEnd w:id="52"/>
+      <w:bookmarkEnd w:id="1461173497"/>
     </w:p>
     <w:p>
       <w:pPr>
@@ -55784,11 +54245,12 @@
       <w:pPr>
         <w:pStyle w:val="Ttulo2"/>
       </w:pPr>
-      <w:bookmarkStart w:id="53" w:name="_Toc242887198"/>
-      <w:r>
+      <w:bookmarkStart w:name="_Toc934424319" w:id="1691849522"/>
+      <w:r>
+        <w:rPr/>
         <w:t>10.3 Sonido y arte por incorporar</w:t>
       </w:r>
-      <w:bookmarkEnd w:id="53"/>
+      <w:bookmarkEnd w:id="1691849522"/>
     </w:p>
     <w:p>
       <w:pPr>
@@ -56162,11 +54624,12 @@
       <w:pPr>
         <w:pStyle w:val="Ttulo2"/>
       </w:pPr>
-      <w:bookmarkStart w:id="54" w:name="_Toc242887199"/>
-      <w:r>
+      <w:bookmarkStart w:name="_Toc744077432" w:id="1721202898"/>
+      <w:r>
+        <w:rPr/>
         <w:t>10.4 Deuda técnica menor conocida</w:t>
       </w:r>
-      <w:bookmarkEnd w:id="54"/>
+      <w:bookmarkEnd w:id="1721202898"/>
     </w:p>
     <w:p>
       <w:pPr>
@@ -56729,11 +55192,12 @@
       <w:pPr>
         <w:pStyle w:val="Ttulo2"/>
       </w:pPr>
-      <w:bookmarkStart w:id="55" w:name="_Toc242887200"/>
-      <w:r>
+      <w:bookmarkStart w:name="_Toc107127928" w:id="930572476"/>
+      <w:r>
+        <w:rPr/>
         <w:t>10.5 Lo que pasa al objetivo específico 4</w:t>
       </w:r>
-      <w:bookmarkEnd w:id="55"/>
+      <w:bookmarkEnd w:id="930572476"/>
     </w:p>
     <w:p>
       <w:pPr>
@@ -56856,12 +55320,12 @@
       <w:pPr>
         <w:pStyle w:val="Ttulo1"/>
       </w:pPr>
-      <w:bookmarkStart w:id="56" w:name="_Toc242887201"/>
-      <w:r>
-        <w:lastRenderedPageBreak/>
+      <w:bookmarkStart w:name="_Toc2023529460" w:id="1683043536"/>
+      <w:r>
+        <w:rPr/>
         <w:t>11. CONCLUSIONES</w:t>
       </w:r>
-      <w:bookmarkEnd w:id="56"/>
+      <w:bookmarkEnd w:id="1683043536"/>
     </w:p>
     <w:p>
       <w:pPr>
@@ -56993,12 +55457,12 @@
       <w:pPr>
         <w:pStyle w:val="Ttulo1"/>
       </w:pPr>
-      <w:bookmarkStart w:id="57" w:name="_Toc242887202"/>
-      <w:r>
-        <w:lastRenderedPageBreak/>
+      <w:bookmarkStart w:name="_Toc1912666119" w:id="96642943"/>
+      <w:r>
+        <w:rPr/>
         <w:t>12. CONTROL DE CAMBIOS</w:t>
       </w:r>
-      <w:bookmarkEnd w:id="57"/>
+      <w:bookmarkEnd w:id="96642943"/>
     </w:p>
     <w:p>
       <w:pPr>
@@ -57020,12 +55484,12 @@
       <w:tblPr>
         <w:tblW w:w="5000" w:type="pct"/>
         <w:tblBorders>
-          <w:top w:val="single" w:sz="4" w:space="0" w:color="auto"/>
-          <w:left w:val="single" w:sz="4" w:space="0" w:color="auto"/>
-          <w:bottom w:val="single" w:sz="4" w:space="0" w:color="auto"/>
-          <w:right w:val="single" w:sz="4" w:space="0" w:color="auto"/>
-          <w:insideH w:val="single" w:sz="4" w:space="0" w:color="auto"/>
-          <w:insideV w:val="single" w:sz="4" w:space="0" w:color="auto"/>
+          <w:top w:val="single" w:color="auto" w:sz="4" w:space="0"/>
+          <w:left w:val="single" w:color="auto" w:sz="4" w:space="0"/>
+          <w:bottom w:val="single" w:color="auto" w:sz="4" w:space="0"/>
+          <w:right w:val="single" w:color="auto" w:sz="4" w:space="0"/>
+          <w:insideH w:val="single" w:color="auto" w:sz="4" w:space="0"/>
+          <w:insideV w:val="single" w:color="auto" w:sz="4" w:space="0"/>
         </w:tblBorders>
         <w:tblLook w:val="0020" w:firstRow="1" w:lastRow="0" w:firstColumn="0" w:lastColumn="0" w:noHBand="0" w:noVBand="0"/>
       </w:tblPr>
@@ -58908,6 +57372,117 @@
       </w:tr>
     </w:tbl>
     <w:p/>
+    <w:p>
+      <w:pPr>
+        <w:pStyle w:val="Ttulo1"/>
+      </w:pPr>
+      <w:bookmarkStart w:name="_Toc2142163960" w:id="962086633"/>
+      <w:r>
+        <w:rPr/>
+        <w:t xml:space="preserve">13. </w:t>
+      </w:r>
+      <w:r>
+        <w:rPr/>
+        <w:t>ANEXOS</w:t>
+      </w:r>
+      <w:bookmarkEnd w:id="962086633"/>
+    </w:p>
+    <w:p>
+      <w:pPr>
+        <w:pStyle w:val="Normal"/>
+      </w:pPr>
+      <w:hyperlink r:id="R7b0e28f2c8774fa9">
+        <w:r>
+          <w:rPr>
+            <w:rStyle w:val="Hipervnculo"/>
+          </w:rPr>
+          <w:t>Anexo A. Matriz de trazabilidad</w:t>
+        </w:r>
+      </w:hyperlink>
+    </w:p>
+    <w:p>
+      <w:pPr>
+        <w:pStyle w:val="Normal"/>
+      </w:pPr>
+      <w:hyperlink r:id="R3c85ca9cd50e4f53">
+        <w:r>
+          <w:rPr>
+            <w:rStyle w:val="Hipervnculo"/>
+          </w:rPr>
+          <w:t>Anexo B. Slice 1.</w:t>
+        </w:r>
+      </w:hyperlink>
+    </w:p>
+    <w:p>
+      <w:pPr>
+        <w:pStyle w:val="Normal"/>
+      </w:pPr>
+      <w:hyperlink r:id="R6e782bce31074ace">
+        <w:r>
+          <w:rPr>
+            <w:rStyle w:val="Hipervnculo"/>
+          </w:rPr>
+          <w:t>Anexo C. Slice 2.</w:t>
+        </w:r>
+      </w:hyperlink>
+    </w:p>
+    <w:p>
+      <w:pPr>
+        <w:pStyle w:val="Normal"/>
+      </w:pPr>
+      <w:hyperlink r:id="Rad58d45ac25e4dbe">
+        <w:r>
+          <w:rPr>
+            <w:rStyle w:val="Hipervnculo"/>
+          </w:rPr>
+          <w:t>Anexo D. Slice 3.</w:t>
+        </w:r>
+      </w:hyperlink>
+    </w:p>
+    <w:p>
+      <w:pPr>
+        <w:pStyle w:val="Normal"/>
+      </w:pPr>
+      <w:hyperlink r:id="Raa459fd00251416f">
+        <w:r>
+          <w:rPr>
+            <w:rStyle w:val="Hipervnculo"/>
+          </w:rPr>
+          <w:t>Anexo E. Arte y sonido.</w:t>
+        </w:r>
+      </w:hyperlink>
+    </w:p>
+    <w:p>
+      <w:pPr>
+        <w:pStyle w:val="Normal"/>
+      </w:pPr>
+      <w:hyperlink r:id="Rf0cba55c9df942d8">
+        <w:r>
+          <w:rPr>
+            <w:rStyle w:val="Hipervnculo"/>
+          </w:rPr>
+          <w:t>Anexo F. Personajes.</w:t>
+        </w:r>
+      </w:hyperlink>
+    </w:p>
+    <w:p>
+      <w:pPr>
+        <w:pStyle w:val="Normal"/>
+      </w:pPr>
+      <w:hyperlink r:id="R46467f66f1bc45b1">
+        <w:r>
+          <w:rPr>
+            <w:rStyle w:val="Hipervnculo"/>
+          </w:rPr>
+          <w:t>Anexo G. Slice 4.</w:t>
+        </w:r>
+      </w:hyperlink>
+    </w:p>
+    <w:p>
+      <w:pPr>
+        <w:pStyle w:val="Normal"/>
+      </w:pPr>
+    </w:p>
     <w:sectPr>
       <w:headerReference w:type="even" r:id="rId23"/>
       <w:headerReference w:type="default" r:id="rId24"/>
@@ -58915,7 +57490,7 @@
       <w:footerReference w:type="default" r:id="rId26"/>
       <w:headerReference w:type="first" r:id="rId27"/>
       <w:footerReference w:type="first" r:id="rId28"/>
-      <w:pgSz w:w="12240" w:h="15840"/>
+      <w:pgSz w:w="12240" w:h="15840" w:orient="portrait"/>
       <w:pgMar w:top="1134" w:right="1134" w:bottom="1134" w:left="1134" w:header="708" w:footer="708" w:gutter="0"/>
       <w:cols w:space="720"/>
       <w:docGrid w:linePitch="360"/>
@@ -58954,7 +57529,7 @@
   <w:p>
     <w:pPr>
       <w:pStyle w:val="Piedepgina"/>
-      <w:framePr w:wrap="around" w:vAnchor="text" w:hAnchor="margin" w:xAlign="center" w:y="1"/>
+      <w:framePr w:wrap="around" w:hAnchor="margin" w:vAnchor="text" w:xAlign="center" w:y="1"/>
       <w:rPr>
         <w:rStyle w:val="Nmerodepgina"/>
       </w:rPr>
@@ -58991,7 +57566,7 @@
   <w:p>
     <w:pPr>
       <w:pStyle w:val="Piedepgina"/>
-      <w:framePr w:wrap="around" w:vAnchor="text" w:hAnchor="margin" w:xAlign="center" w:y="1"/>
+      <w:framePr w:wrap="around" w:hAnchor="margin" w:vAnchor="text" w:xAlign="center" w:y="1"/>
       <w:rPr>
         <w:rStyle w:val="Nmerodepgina"/>
       </w:rPr>
@@ -59192,7 +57767,7 @@
         <w:ind w:left="720" w:hanging="360"/>
       </w:pPr>
       <w:rPr>
-        <w:rFonts w:ascii="Symbol" w:hAnsi="Symbol" w:cs="Symbol" w:hint="default"/>
+        <w:rFonts w:hint="default" w:ascii="Symbol" w:hAnsi="Symbol" w:cs="Symbol"/>
       </w:rPr>
     </w:lvl>
     <w:lvl w:ilvl="1">
@@ -59203,7 +57778,7 @@
         <w:ind w:left="1440" w:hanging="360"/>
       </w:pPr>
       <w:rPr>
-        <w:rFonts w:ascii="Courier New" w:hAnsi="Courier New" w:cs="Courier New" w:hint="default"/>
+        <w:rFonts w:hint="default" w:ascii="Courier New" w:hAnsi="Courier New" w:cs="Courier New"/>
       </w:rPr>
     </w:lvl>
     <w:lvl w:ilvl="2">
@@ -59214,7 +57789,7 @@
         <w:ind w:left="2160" w:hanging="360"/>
       </w:pPr>
       <w:rPr>
-        <w:rFonts w:ascii="Wingdings" w:hAnsi="Wingdings" w:cs="Wingdings" w:hint="default"/>
+        <w:rFonts w:hint="default" w:ascii="Wingdings" w:hAnsi="Wingdings" w:cs="Wingdings"/>
       </w:rPr>
     </w:lvl>
     <w:lvl w:ilvl="3">
@@ -59225,7 +57800,7 @@
         <w:ind w:left="2880" w:hanging="360"/>
       </w:pPr>
       <w:rPr>
-        <w:rFonts w:ascii="Symbol" w:hAnsi="Symbol" w:cs="Symbol" w:hint="default"/>
+        <w:rFonts w:hint="default" w:ascii="Symbol" w:hAnsi="Symbol" w:cs="Symbol"/>
       </w:rPr>
     </w:lvl>
     <w:lvl w:ilvl="4">
@@ -59236,7 +57811,7 @@
         <w:ind w:left="3600" w:hanging="360"/>
       </w:pPr>
       <w:rPr>
-        <w:rFonts w:ascii="Courier New" w:hAnsi="Courier New" w:cs="Courier New" w:hint="default"/>
+        <w:rFonts w:hint="default" w:ascii="Courier New" w:hAnsi="Courier New" w:cs="Courier New"/>
       </w:rPr>
     </w:lvl>
     <w:lvl w:ilvl="5">
@@ -59247,7 +57822,7 @@
         <w:ind w:left="4320" w:hanging="360"/>
       </w:pPr>
       <w:rPr>
-        <w:rFonts w:ascii="Wingdings" w:hAnsi="Wingdings" w:cs="Wingdings" w:hint="default"/>
+        <w:rFonts w:hint="default" w:ascii="Wingdings" w:hAnsi="Wingdings" w:cs="Wingdings"/>
       </w:rPr>
     </w:lvl>
     <w:lvl w:ilvl="6">
@@ -59258,7 +57833,7 @@
         <w:ind w:left="5040" w:hanging="360"/>
       </w:pPr>
       <w:rPr>
-        <w:rFonts w:ascii="Symbol" w:hAnsi="Symbol" w:cs="Symbol" w:hint="default"/>
+        <w:rFonts w:hint="default" w:ascii="Symbol" w:hAnsi="Symbol" w:cs="Symbol"/>
       </w:rPr>
     </w:lvl>
     <w:lvl w:ilvl="7">
@@ -59269,7 +57844,7 @@
         <w:ind w:left="5760" w:hanging="360"/>
       </w:pPr>
       <w:rPr>
-        <w:rFonts w:ascii="Courier New" w:hAnsi="Courier New" w:cs="Courier New" w:hint="default"/>
+        <w:rFonts w:hint="default" w:ascii="Courier New" w:hAnsi="Courier New" w:cs="Courier New"/>
       </w:rPr>
     </w:lvl>
     <w:lvl w:ilvl="8">
@@ -59280,7 +57855,7 @@
         <w:ind w:left="6480" w:hanging="360"/>
       </w:pPr>
       <w:rPr>
-        <w:rFonts w:ascii="Wingdings" w:hAnsi="Wingdings" w:cs="Wingdings" w:hint="default"/>
+        <w:rFonts w:hint="default" w:ascii="Wingdings" w:hAnsi="Wingdings" w:cs="Wingdings"/>
       </w:rPr>
     </w:lvl>
   </w:abstractNum>
@@ -59297,7 +57872,7 @@
         <w:ind w:left="720" w:hanging="360"/>
       </w:pPr>
       <w:rPr>
-        <w:rFonts w:ascii="Symbol" w:hAnsi="Symbol" w:hint="default"/>
+        <w:rFonts w:hint="default" w:ascii="Symbol" w:hAnsi="Symbol"/>
       </w:rPr>
     </w:lvl>
     <w:lvl w:ilvl="1" w:tplc="4C5E2ACA">
@@ -59309,7 +57884,7 @@
         <w:ind w:left="1440" w:hanging="360"/>
       </w:pPr>
       <w:rPr>
-        <w:rFonts w:ascii="Courier New" w:hAnsi="Courier New" w:hint="default"/>
+        <w:rFonts w:hint="default" w:ascii="Courier New" w:hAnsi="Courier New"/>
       </w:rPr>
     </w:lvl>
     <w:lvl w:ilvl="2" w:tplc="F3C42FE4">
@@ -59321,7 +57896,7 @@
         <w:ind w:left="2160" w:hanging="360"/>
       </w:pPr>
       <w:rPr>
-        <w:rFonts w:ascii="Wingdings" w:hAnsi="Wingdings" w:hint="default"/>
+        <w:rFonts w:hint="default" w:ascii="Wingdings" w:hAnsi="Wingdings"/>
       </w:rPr>
     </w:lvl>
     <w:lvl w:ilvl="3" w:tplc="CB8AED84">
@@ -59333,7 +57908,7 @@
         <w:ind w:left="2880" w:hanging="360"/>
       </w:pPr>
       <w:rPr>
-        <w:rFonts w:ascii="Symbol" w:hAnsi="Symbol" w:hint="default"/>
+        <w:rFonts w:hint="default" w:ascii="Symbol" w:hAnsi="Symbol"/>
       </w:rPr>
     </w:lvl>
     <w:lvl w:ilvl="4" w:tplc="A74CB636">
@@ -59345,7 +57920,7 @@
         <w:ind w:left="3600" w:hanging="360"/>
       </w:pPr>
       <w:rPr>
-        <w:rFonts w:ascii="Courier New" w:hAnsi="Courier New" w:hint="default"/>
+        <w:rFonts w:hint="default" w:ascii="Courier New" w:hAnsi="Courier New"/>
       </w:rPr>
     </w:lvl>
     <w:lvl w:ilvl="5" w:tplc="B9127302">
@@ -59357,7 +57932,7 @@
         <w:ind w:left="4320" w:hanging="360"/>
       </w:pPr>
       <w:rPr>
-        <w:rFonts w:ascii="Wingdings" w:hAnsi="Wingdings" w:hint="default"/>
+        <w:rFonts w:hint="default" w:ascii="Wingdings" w:hAnsi="Wingdings"/>
       </w:rPr>
     </w:lvl>
     <w:lvl w:ilvl="6" w:tplc="826E1D10">
@@ -59369,7 +57944,7 @@
         <w:ind w:left="5040" w:hanging="360"/>
       </w:pPr>
       <w:rPr>
-        <w:rFonts w:ascii="Symbol" w:hAnsi="Symbol" w:hint="default"/>
+        <w:rFonts w:hint="default" w:ascii="Symbol" w:hAnsi="Symbol"/>
       </w:rPr>
     </w:lvl>
     <w:lvl w:ilvl="7" w:tplc="4F10ACA8">
@@ -59381,7 +57956,7 @@
         <w:ind w:left="5760" w:hanging="360"/>
       </w:pPr>
       <w:rPr>
-        <w:rFonts w:ascii="Courier New" w:hAnsi="Courier New" w:hint="default"/>
+        <w:rFonts w:hint="default" w:ascii="Courier New" w:hAnsi="Courier New"/>
       </w:rPr>
     </w:lvl>
     <w:lvl w:ilvl="8" w:tplc="49548B9E">
@@ -59393,7 +57968,7 @@
         <w:ind w:left="6480" w:hanging="360"/>
       </w:pPr>
       <w:rPr>
-        <w:rFonts w:ascii="Wingdings" w:hAnsi="Wingdings" w:hint="default"/>
+        <w:rFonts w:hint="default" w:ascii="Wingdings" w:hAnsi="Wingdings"/>
       </w:rPr>
     </w:lvl>
   </w:abstractNum>
@@ -59551,7 +58126,7 @@
   <w:docDefaults>
     <w:rPrDefault>
       <w:rPr>
-        <w:rFonts w:ascii="Arial" w:eastAsia="Arial" w:hAnsi="Arial" w:cs="Arial"/>
+        <w:rFonts w:ascii="Arial" w:hAnsi="Arial" w:eastAsia="Arial" w:cs="Arial"/>
         <w:sz w:val="24"/>
         <w:szCs w:val="24"/>
         <w:lang w:val="es-CO" w:eastAsia="es-CO" w:bidi="ar-SA"/>
@@ -59566,14 +58141,14 @@
   <w:latentStyles w:defLockedState="0" w:defUIPriority="99" w:defSemiHidden="0" w:defUnhideWhenUsed="0" w:defQFormat="0" w:count="376">
     <w:lsdException w:name="Normal" w:uiPriority="0" w:qFormat="1"/>
     <w:lsdException w:name="heading 1" w:uiPriority="9" w:qFormat="1"/>
-    <w:lsdException w:name="heading 2" w:semiHidden="1" w:uiPriority="9" w:unhideWhenUsed="1" w:qFormat="1"/>
-    <w:lsdException w:name="heading 3" w:semiHidden="1" w:uiPriority="9" w:unhideWhenUsed="1" w:qFormat="1"/>
-    <w:lsdException w:name="heading 4" w:semiHidden="1" w:uiPriority="9" w:unhideWhenUsed="1" w:qFormat="1"/>
-    <w:lsdException w:name="heading 5" w:semiHidden="1" w:uiPriority="9" w:unhideWhenUsed="1" w:qFormat="1"/>
-    <w:lsdException w:name="heading 6" w:semiHidden="1" w:uiPriority="9" w:unhideWhenUsed="1" w:qFormat="1"/>
-    <w:lsdException w:name="heading 7" w:semiHidden="1" w:uiPriority="9" w:unhideWhenUsed="1" w:qFormat="1"/>
-    <w:lsdException w:name="heading 8" w:semiHidden="1" w:uiPriority="9" w:unhideWhenUsed="1" w:qFormat="1"/>
-    <w:lsdException w:name="heading 9" w:semiHidden="1" w:uiPriority="9" w:unhideWhenUsed="1" w:qFormat="1"/>
+    <w:lsdException w:name="heading 2" w:uiPriority="9" w:semiHidden="1" w:unhideWhenUsed="1" w:qFormat="1"/>
+    <w:lsdException w:name="heading 3" w:uiPriority="9" w:semiHidden="1" w:unhideWhenUsed="1" w:qFormat="1"/>
+    <w:lsdException w:name="heading 4" w:uiPriority="9" w:semiHidden="1" w:unhideWhenUsed="1" w:qFormat="1"/>
+    <w:lsdException w:name="heading 5" w:uiPriority="9" w:semiHidden="1" w:unhideWhenUsed="1" w:qFormat="1"/>
+    <w:lsdException w:name="heading 6" w:uiPriority="9" w:semiHidden="1" w:unhideWhenUsed="1" w:qFormat="1"/>
+    <w:lsdException w:name="heading 7" w:uiPriority="9" w:semiHidden="1" w:unhideWhenUsed="1" w:qFormat="1"/>
+    <w:lsdException w:name="heading 8" w:uiPriority="9" w:semiHidden="1" w:unhideWhenUsed="1" w:qFormat="1"/>
+    <w:lsdException w:name="heading 9" w:uiPriority="9" w:semiHidden="1" w:unhideWhenUsed="1" w:qFormat="1"/>
     <w:lsdException w:name="index 1" w:semiHidden="1" w:unhideWhenUsed="1"/>
     <w:lsdException w:name="index 2" w:semiHidden="1" w:unhideWhenUsed="1"/>
     <w:lsdException w:name="index 3" w:semiHidden="1" w:unhideWhenUsed="1"/>
@@ -59583,22 +58158,22 @@
     <w:lsdException w:name="index 7" w:semiHidden="1" w:unhideWhenUsed="1"/>
     <w:lsdException w:name="index 8" w:semiHidden="1" w:unhideWhenUsed="1"/>
     <w:lsdException w:name="index 9" w:semiHidden="1" w:unhideWhenUsed="1"/>
-    <w:lsdException w:name="toc 1" w:semiHidden="1" w:uiPriority="39" w:unhideWhenUsed="1"/>
-    <w:lsdException w:name="toc 2" w:semiHidden="1" w:uiPriority="39" w:unhideWhenUsed="1"/>
-    <w:lsdException w:name="toc 3" w:semiHidden="1" w:uiPriority="39" w:unhideWhenUsed="1"/>
-    <w:lsdException w:name="toc 4" w:semiHidden="1" w:uiPriority="39" w:unhideWhenUsed="1"/>
-    <w:lsdException w:name="toc 5" w:semiHidden="1" w:uiPriority="39" w:unhideWhenUsed="1"/>
-    <w:lsdException w:name="toc 6" w:semiHidden="1" w:uiPriority="39" w:unhideWhenUsed="1"/>
-    <w:lsdException w:name="toc 7" w:semiHidden="1" w:uiPriority="39" w:unhideWhenUsed="1"/>
-    <w:lsdException w:name="toc 8" w:semiHidden="1" w:uiPriority="39" w:unhideWhenUsed="1"/>
-    <w:lsdException w:name="toc 9" w:semiHidden="1" w:uiPriority="39" w:unhideWhenUsed="1"/>
+    <w:lsdException w:name="toc 1" w:uiPriority="39" w:semiHidden="1" w:unhideWhenUsed="1"/>
+    <w:lsdException w:name="toc 2" w:uiPriority="39" w:semiHidden="1" w:unhideWhenUsed="1"/>
+    <w:lsdException w:name="toc 3" w:uiPriority="39" w:semiHidden="1" w:unhideWhenUsed="1"/>
+    <w:lsdException w:name="toc 4" w:uiPriority="39" w:semiHidden="1" w:unhideWhenUsed="1"/>
+    <w:lsdException w:name="toc 5" w:uiPriority="39" w:semiHidden="1" w:unhideWhenUsed="1"/>
+    <w:lsdException w:name="toc 6" w:uiPriority="39" w:semiHidden="1" w:unhideWhenUsed="1"/>
+    <w:lsdException w:name="toc 7" w:uiPriority="39" w:semiHidden="1" w:unhideWhenUsed="1"/>
+    <w:lsdException w:name="toc 8" w:uiPriority="39" w:semiHidden="1" w:unhideWhenUsed="1"/>
+    <w:lsdException w:name="toc 9" w:uiPriority="39" w:semiHidden="1" w:unhideWhenUsed="1"/>
     <w:lsdException w:name="Normal Indent" w:semiHidden="1" w:unhideWhenUsed="1"/>
     <w:lsdException w:name="footnote text" w:semiHidden="1" w:unhideWhenUsed="1"/>
     <w:lsdException w:name="annotation text" w:semiHidden="1" w:unhideWhenUsed="1"/>
     <w:lsdException w:name="header" w:semiHidden="1" w:unhideWhenUsed="1"/>
     <w:lsdException w:name="footer" w:semiHidden="1" w:unhideWhenUsed="1"/>
     <w:lsdException w:name="index heading" w:semiHidden="1" w:unhideWhenUsed="1"/>
-    <w:lsdException w:name="caption" w:semiHidden="1" w:uiPriority="35" w:unhideWhenUsed="1" w:qFormat="1"/>
+    <w:lsdException w:name="caption" w:uiPriority="35" w:semiHidden="1" w:unhideWhenUsed="1" w:qFormat="1"/>
     <w:lsdException w:name="table of figures" w:semiHidden="1" w:unhideWhenUsed="1"/>
     <w:lsdException w:name="envelope address" w:semiHidden="1" w:unhideWhenUsed="1"/>
     <w:lsdException w:name="envelope return" w:semiHidden="1" w:unhideWhenUsed="1"/>
@@ -59629,7 +58204,7 @@
     <w:lsdException w:name="Title" w:uiPriority="10" w:qFormat="1"/>
     <w:lsdException w:name="Closing" w:semiHidden="1" w:unhideWhenUsed="1"/>
     <w:lsdException w:name="Signature" w:semiHidden="1" w:unhideWhenUsed="1"/>
-    <w:lsdException w:name="Default Paragraph Font" w:semiHidden="1" w:uiPriority="1" w:unhideWhenUsed="1"/>
+    <w:lsdException w:name="Default Paragraph Font" w:uiPriority="1" w:semiHidden="1" w:unhideWhenUsed="1"/>
     <w:lsdException w:name="Body Text" w:semiHidden="1" w:unhideWhenUsed="1"/>
     <w:lsdException w:name="Body Text Indent" w:semiHidden="1" w:unhideWhenUsed="1"/>
     <w:lsdException w:name="List Continue" w:semiHidden="1" w:unhideWhenUsed="1"/>
@@ -59829,8 +58404,8 @@
     <w:lsdException w:name="Subtle Reference" w:uiPriority="31" w:qFormat="1"/>
     <w:lsdException w:name="Intense Reference" w:uiPriority="32" w:qFormat="1"/>
     <w:lsdException w:name="Book Title" w:uiPriority="33" w:qFormat="1"/>
-    <w:lsdException w:name="Bibliography" w:semiHidden="1" w:uiPriority="37" w:unhideWhenUsed="1"/>
-    <w:lsdException w:name="TOC Heading" w:semiHidden="1" w:uiPriority="39" w:unhideWhenUsed="1" w:qFormat="1"/>
+    <w:lsdException w:name="Bibliography" w:uiPriority="37" w:semiHidden="1" w:unhideWhenUsed="1"/>
+    <w:lsdException w:name="TOC Heading" w:uiPriority="39" w:semiHidden="1" w:unhideWhenUsed="1" w:qFormat="1"/>
     <w:lsdException w:name="Plain Table 1" w:uiPriority="41"/>
     <w:lsdException w:name="Plain Table 2" w:uiPriority="42"/>
     <w:lsdException w:name="Plain Table 3" w:uiPriority="43"/>
@@ -59941,7 +58516,7 @@
     <w:lsdException w:name="Unresolved Mention" w:semiHidden="1" w:unhideWhenUsed="1"/>
     <w:lsdException w:name="Smart Link" w:semiHidden="1" w:unhideWhenUsed="1"/>
   </w:latentStyles>
-  <w:style w:type="paragraph" w:default="1" w:styleId="Normal">
+  <w:style w:type="paragraph" w:styleId="Normal" w:default="1">
     <w:name w:val="Normal"/>
     <w:qFormat/>
   </w:style>
@@ -60043,13 +58618,13 @@
       <w:color w:val="1F4D78"/>
     </w:rPr>
   </w:style>
-  <w:style w:type="character" w:default="1" w:styleId="Fuentedeprrafopredeter">
+  <w:style w:type="character" w:styleId="Fuentedeprrafopredeter" w:default="1">
     <w:name w:val="Default Paragraph Font"/>
     <w:uiPriority w:val="1"/>
     <w:semiHidden/>
     <w:unhideWhenUsed/>
   </w:style>
-  <w:style w:type="table" w:default="1" w:styleId="Tablanormal">
+  <w:style w:type="table" w:styleId="Tablanormal" w:default="1">
     <w:name w:val="Normal Table"/>
     <w:uiPriority w:val="99"/>
     <w:semiHidden/>
@@ -60064,7 +58639,7 @@
       </w:tblCellMar>
     </w:tblPr>
   </w:style>
-  <w:style w:type="numbering" w:default="1" w:styleId="Sinlista">
+  <w:style w:type="numbering" w:styleId="Sinlista" w:default="1">
     <w:name w:val="No List"/>
     <w:uiPriority w:val="99"/>
     <w:semiHidden/>
@@ -60081,7 +58656,7 @@
       <w:szCs w:val="56"/>
     </w:rPr>
   </w:style>
-  <w:style w:type="paragraph" w:customStyle="1" w:styleId="Textoennegrita1">
+  <w:style w:type="paragraph" w:styleId="Textoennegrita1" w:customStyle="1">
     <w:name w:val="Texto en negrita1"/>
     <w:basedOn w:val="Normal"/>
     <w:next w:val="Normal"/>
@@ -60129,7 +58704,7 @@
       <w:szCs w:val="20"/>
     </w:rPr>
   </w:style>
-  <w:style w:type="character" w:customStyle="1" w:styleId="TextonotapieCar">
+  <w:style w:type="character" w:styleId="TextonotapieCar" w:customStyle="1">
     <w:name w:val="Texto nota pie Car"/>
     <w:link w:val="Textonotapie"/>
     <w:uiPriority w:val="99"/>
@@ -60164,7 +58739,7 @@
       <w:szCs w:val="20"/>
     </w:rPr>
   </w:style>
-  <w:style w:type="character" w:customStyle="1" w:styleId="TextonotaalfinalCar">
+  <w:style w:type="character" w:styleId="TextonotaalfinalCar" w:customStyle="1">
     <w:name w:val="Texto nota al final Car"/>
     <w:link w:val="Textonotaalfinal"/>
     <w:uiPriority w:val="99"/>
@@ -60185,12 +58760,12 @@
     </w:pPr>
     <w:tblPr>
       <w:tblBorders>
-        <w:top w:val="single" w:sz="4" w:space="0" w:color="000000" w:themeColor="text1"/>
-        <w:left w:val="single" w:sz="4" w:space="0" w:color="000000" w:themeColor="text1"/>
-        <w:bottom w:val="single" w:sz="4" w:space="0" w:color="000000" w:themeColor="text1"/>
-        <w:right w:val="single" w:sz="4" w:space="0" w:color="000000" w:themeColor="text1"/>
-        <w:insideH w:val="single" w:sz="4" w:space="0" w:color="000000" w:themeColor="text1"/>
-        <w:insideV w:val="single" w:sz="4" w:space="0" w:color="000000" w:themeColor="text1"/>
+        <w:top w:val="single" w:color="000000" w:themeColor="text1" w:sz="4" w:space="0"/>
+        <w:left w:val="single" w:color="000000" w:themeColor="text1" w:sz="4" w:space="0"/>
+        <w:bottom w:val="single" w:color="000000" w:themeColor="text1" w:sz="4" w:space="0"/>
+        <w:right w:val="single" w:color="000000" w:themeColor="text1" w:sz="4" w:space="0"/>
+        <w:insideH w:val="single" w:color="000000" w:themeColor="text1" w:sz="4" w:space="0"/>
+        <w:insideV w:val="single" w:color="000000" w:themeColor="text1" w:sz="4" w:space="0"/>
       </w:tblBorders>
     </w:tblPr>
   </w:style>
@@ -60217,7 +58792,7 @@
       <w:ind w:left="220"/>
     </w:pPr>
   </w:style>
-  <w:style w:type="paragraph" w:customStyle="1" w:styleId="Titulo4">
+  <w:style w:type="paragraph" w:styleId="Titulo4" w:customStyle="1">
     <w:name w:val="Titulo 4"/>
     <w:basedOn w:val="Normal"/>
     <w:link w:val="Titulo4Char"/>
@@ -60236,12 +58811,12 @@
       <w:lang w:val="en-US"/>
     </w:rPr>
   </w:style>
-  <w:style w:type="character" w:customStyle="1" w:styleId="Titulo4Char">
+  <w:style w:type="character" w:styleId="Titulo4Char" w:customStyle="1">
     <w:name w:val="Titulo 4 Char"/>
     <w:link w:val="Titulo4"/>
     <w:rsid w:val="5B4C2C37"/>
     <w:rPr>
-      <w:rFonts w:ascii="Arial" w:eastAsia="Arial" w:hAnsi="Arial" w:cs="Arial"/>
+      <w:rFonts w:ascii="Arial" w:hAnsi="Arial" w:eastAsia="Arial" w:cs="Arial"/>
       <w:b/>
       <w:bCs/>
       <w:i/>
@@ -60266,7 +58841,7 @@
       <w:ind w:left="440"/>
     </w:pPr>
   </w:style>
-  <w:style w:type="paragraph" w:customStyle="1" w:styleId="TextoOE3">
+  <w:style w:type="paragraph" w:styleId="TextoOE3" w:customStyle="1">
     <w:name w:val="Texto OE3"/>
     <w:basedOn w:val="Normal"/>
     <w:qFormat/>
@@ -60274,12 +58849,12 @@
       <w:spacing w:after="120"/>
     </w:pPr>
   </w:style>
-  <w:style w:type="paragraph" w:customStyle="1" w:styleId="PrimerprrafoOE3">
+  <w:style w:type="paragraph" w:styleId="PrimerprrafoOE3" w:customStyle="1">
     <w:name w:val="Primer párrafo OE3"/>
     <w:basedOn w:val="TextoOE3"/>
     <w:qFormat/>
   </w:style>
-  <w:style w:type="paragraph" w:customStyle="1" w:styleId="CompactoOE3">
+  <w:style w:type="paragraph" w:styleId="CompactoOE3" w:customStyle="1">
     <w:name w:val="Compacto OE3"/>
     <w:basedOn w:val="TextoOE3"/>
     <w:qFormat/>
@@ -60287,7 +58862,7 @@
       <w:spacing w:after="40"/>
     </w:pPr>
   </w:style>
-  <w:style w:type="paragraph" w:customStyle="1" w:styleId="CitaOE3">
+  <w:style w:type="paragraph" w:styleId="CitaOE3" w:customStyle="1">
     <w:name w:val="Cita OE3"/>
     <w:basedOn w:val="TextoOE3"/>
     <w:qFormat/>
@@ -60298,7 +58873,7 @@
       <w:i/>
     </w:rPr>
   </w:style>
-  <w:style w:type="paragraph" w:customStyle="1" w:styleId="FiguraOE3">
+  <w:style w:type="paragraph" w:styleId="FiguraOE3" w:customStyle="1">
     <w:name w:val="Figura OE3"/>
     <w:basedOn w:val="TextoOE3"/>
     <w:qFormat/>
@@ -60308,7 +58883,7 @@
       <w:jc w:val="center"/>
     </w:pPr>
   </w:style>
-  <w:style w:type="paragraph" w:customStyle="1" w:styleId="LeyendadefiguraOE3">
+  <w:style w:type="paragraph" w:styleId="LeyendadefiguraOE3" w:customStyle="1">
     <w:name w:val="Leyenda de figura OE3"/>
     <w:basedOn w:val="TextoOE3"/>
     <w:qFormat/>
@@ -60321,7 +58896,7 @@
       <w:sz w:val="20"/>
     </w:rPr>
   </w:style>
-  <w:style w:type="paragraph" w:customStyle="1" w:styleId="CdigoOE3">
+  <w:style w:type="paragraph" w:styleId="CdigoOE3" w:customStyle="1">
     <w:name w:val="Código OE3"/>
     <w:basedOn w:val="Normal"/>
     <w:pPr>
@@ -60333,7 +58908,7 @@
       <w:sz w:val="18"/>
     </w:rPr>
   </w:style>
-  <w:style w:type="character" w:customStyle="1" w:styleId="CdigoenlneaOE3">
+  <w:style w:type="character" w:styleId="CdigoenlneaOE3" w:customStyle="1">
     <w:name w:val="Código en línea OE3"/>
     <w:rPr>
       <w:rFonts w:ascii="Consolas" w:hAnsi="Consolas"/>
@@ -60355,7 +58930,7 @@
       <w:spacing w:line="240" w:lineRule="auto"/>
     </w:pPr>
   </w:style>
-  <w:style w:type="character" w:customStyle="1" w:styleId="EncabezadoCar">
+  <w:style w:type="character" w:styleId="EncabezadoCar" w:customStyle="1">
     <w:name w:val="Encabezado Car"/>
     <w:basedOn w:val="Fuentedeprrafopredeter"/>
     <w:link w:val="Encabezado"/>
@@ -60377,7 +58952,7 @@
       <w:spacing w:line="240" w:lineRule="auto"/>
     </w:pPr>
   </w:style>
-  <w:style w:type="character" w:customStyle="1" w:styleId="PiedepginaCar">
+  <w:style w:type="character" w:styleId="PiedepginaCar" w:customStyle="1">
     <w:name w:val="Pie de página Car"/>
     <w:basedOn w:val="Fuentedeprrafopredeter"/>
     <w:link w:val="Piedepgina"/>
@@ -60396,7 +58971,7 @@
 </file>
 
 <file path=word/theme/theme1.xml><?xml version="1.0" encoding="utf-8"?>
-<a:theme xmlns:a="http://schemas.openxmlformats.org/drawingml/2006/main" name="Tema de Office">
+<a:theme xmlns:a="http://schemas.openxmlformats.org/drawingml/2006/main" xmlns:thm15="http://schemas.microsoft.com/office/thememl/2012/main" name="Tema de Office">
   <a:themeElements>
     <a:clrScheme name="Office">
       <a:dk1>
